--- a/基于嵌入式系统的任务调度算法研究.docx
+++ b/基于嵌入式系统的任务调度算法研究.docx
@@ -66,7 +66,7 @@
           <v:shape id="_x0000_i1025" type="#_x0000_t75" style="width:303.5pt;height:78pt" o:ole="">
             <v:imagedata r:id="rId8" o:title="" gain="69719f" blacklevel="1966f" grayscale="t" bilevel="t"/>
           </v:shape>
-          <o:OLEObject Type="Embed" ProgID="图像.文件" ShapeID="_x0000_i1025" DrawAspect="Content" ObjectID="_1850569897" r:id="rId9"/>
+          <o:OLEObject Type="Embed" ProgID="图像.文件" ShapeID="_x0000_i1025" DrawAspect="Content" ObjectID="_1851071276" r:id="rId9"/>
         </w:object>
       </w:r>
     </w:p>
@@ -4783,17 +4783,11 @@
     <w:p>
       <w:pPr>
         <w:pStyle w:val="a5"/>
-        <w:rPr>
-          <w:rFonts w:hint="eastAsia"/>
-        </w:rPr>
       </w:pPr>
     </w:p>
     <w:p>
       <w:pPr>
         <w:pStyle w:val="a5"/>
-        <w:rPr>
-          <w:rFonts w:hint="eastAsia"/>
-        </w:rPr>
       </w:pPr>
     </w:p>
     <w:p>
@@ -4813,9 +4807,6 @@
     <w:p>
       <w:pPr>
         <w:pStyle w:val="1"/>
-        <w:rPr>
-          <w:rFonts w:hint="eastAsia"/>
-        </w:rPr>
       </w:pPr>
       <w:bookmarkStart w:id="10" w:name="_Toc385762749"/>
       <w:bookmarkStart w:id="11" w:name="_Toc385763023"/>
@@ -9738,6 +9729,104 @@
     </w:p>
     <w:p>
       <w:pPr>
+        <w:numPr>
+          <w:ilvl w:val="0"/>
+          <w:numId w:val="15"/>
+        </w:numPr>
+        <w:ind w:firstLineChars="0"/>
+      </w:pPr>
+      <w:r>
+        <w:rPr>
+          <w:rFonts w:hint="eastAsia"/>
+        </w:rPr>
+        <w:t>适合作为嵌入式系统和</w:t>
+      </w:r>
+      <w:r>
+        <w:rPr>
+          <w:rFonts w:hint="eastAsia"/>
+        </w:rPr>
+        <w:t>实时操作系统。</w:t>
+      </w:r>
+      <w:r>
+        <w:rPr>
+          <w:rFonts w:hint="eastAsia"/>
+        </w:rPr>
+        <w:t>总代码约</w:t>
+      </w:r>
+      <w:r>
+        <w:rPr>
+          <w:rFonts w:hint="eastAsia"/>
+        </w:rPr>
+        <w:t>3</w:t>
+      </w:r>
+      <w:r>
+        <w:rPr>
+          <w:rFonts w:hint="eastAsia"/>
+        </w:rPr>
+        <w:t>万行</w:t>
+      </w:r>
+      <w:r>
+        <w:rPr>
+          <w:rFonts w:hint="eastAsia"/>
+        </w:rPr>
+        <w:t>。</w:t>
+      </w:r>
+      <w:r>
+        <w:rPr>
+          <w:rFonts w:hint="eastAsia"/>
+        </w:rPr>
+        <w:t>可执行程序只有</w:t>
+      </w:r>
+      <w:r>
+        <w:t>2</w:t>
+      </w:r>
+      <w:r>
+        <w:rPr>
+          <w:rFonts w:hint="eastAsia"/>
+        </w:rPr>
+        <w:t>个核心文件，</w:t>
+      </w:r>
+      <w:r>
+        <w:rPr>
+          <w:rFonts w:hint="eastAsia"/>
+        </w:rPr>
+        <w:t>总大小不超过</w:t>
+      </w:r>
+      <w:r>
+        <w:rPr>
+          <w:rFonts w:hint="eastAsia"/>
+        </w:rPr>
+        <w:t>1M</w:t>
+      </w:r>
+      <w:r>
+        <w:rPr>
+          <w:rFonts w:hint="eastAsia"/>
+        </w:rPr>
+        <w:t>。内核简洁，核心代码只有几千行。</w:t>
+      </w:r>
+      <w:r>
+        <w:rPr>
+          <w:rFonts w:hint="eastAsia"/>
+        </w:rPr>
+        <w:t>支持</w:t>
+      </w:r>
+      <w:proofErr w:type="gramStart"/>
+      <w:r>
+        <w:rPr>
+          <w:rFonts w:hint="eastAsia"/>
+        </w:rPr>
+        <w:t>实时进程</w:t>
+      </w:r>
+      <w:proofErr w:type="gramEnd"/>
+      <w:r>
+        <w:rPr>
+          <w:rFonts w:hint="eastAsia"/>
+        </w:rPr>
+        <w:t>创建，支持任务时间截至机制。</w:t>
+      </w:r>
+    </w:p>
+    <w:p>
+      <w:pPr>
         <w:ind w:firstLineChars="0" w:firstLine="0"/>
       </w:pPr>
     </w:p>
@@ -10106,6 +10195,7 @@
         <w:rPr>
           <w:rFonts w:hint="eastAsia"/>
         </w:rPr>
+        <w:lastRenderedPageBreak/>
         <w:t xml:space="preserve">2.1.1  </w:t>
       </w:r>
       <w:bookmarkEnd w:id="22"/>
@@ -10131,7 +10221,6 @@
         <w:ind w:firstLine="480"/>
       </w:pPr>
       <w:r>
-        <w:lastRenderedPageBreak/>
         <w:t>X86</w:t>
       </w:r>
       <w:r>
@@ -11232,7 +11321,14 @@
         <w:rPr>
           <w:rFonts w:hint="eastAsia"/>
         </w:rPr>
-        <w:t>结构体，除此之外，还有运行时间、优先级、休眠时间、时间片、显示缓冲区基地址、堆表、</w:t>
+        <w:t>结构体，除此之</w:t>
+      </w:r>
+      <w:r>
+        <w:rPr>
+          <w:rFonts w:hint="eastAsia"/>
+        </w:rPr>
+        <w:lastRenderedPageBreak/>
+        <w:t>外，还有运行时间、优先级、休眠时间、时间片、显示缓冲区基地址、堆表、</w:t>
       </w:r>
       <w:proofErr w:type="spellStart"/>
       <w:r>
@@ -11348,7 +11444,6 @@
           <w:sz w:val="21"/>
           <w:szCs w:val="21"/>
         </w:rPr>
-        <w:lastRenderedPageBreak/>
         <w:t>typedef</w:t>
       </w:r>
       <w:proofErr w:type="spellEnd"/>
@@ -13341,6 +13436,7 @@
           <w:sz w:val="21"/>
           <w:szCs w:val="21"/>
         </w:rPr>
+        <w:lastRenderedPageBreak/>
         <w:t> </w:t>
       </w:r>
       <w:r>
@@ -15513,521 +15609,790 @@
         <w:rPr>
           <w:rFonts w:hint="eastAsia"/>
         </w:rPr>
+        <w:t>2</w:t>
+      </w:r>
+      <w:r>
+        <w:rPr>
+          <w:rFonts w:hint="eastAsia"/>
+        </w:rPr>
+        <w:t>.</w:t>
+      </w:r>
+      <w:r>
+        <w:t>2</w:t>
+      </w:r>
+      <w:r>
+        <w:rPr>
+          <w:rFonts w:hint="eastAsia"/>
+        </w:rPr>
+        <w:t xml:space="preserve">.1  </w:t>
+      </w:r>
+      <w:r>
+        <w:rPr>
+          <w:rFonts w:hint="eastAsia"/>
+        </w:rPr>
+        <w:t>任务调度原理</w:t>
+      </w:r>
+    </w:p>
+    <w:p>
+      <w:pPr>
+        <w:ind w:firstLine="480"/>
+      </w:pPr>
+      <w:r>
+        <w:rPr>
+          <w:rFonts w:hint="eastAsia"/>
+        </w:rPr>
+        <w:t>任务调度由时钟中断程序完成。时钟中断的周期一般为几毫秒到几十毫秒，每一个周期为一个时间片，这个时间片减去调度时间，就是线程的运行时间。</w:t>
+      </w:r>
+    </w:p>
+    <w:p>
+      <w:pPr>
+        <w:ind w:firstLine="480"/>
+      </w:pPr>
+    </w:p>
+    <w:p>
+      <w:pPr>
+        <w:ind w:firstLine="480"/>
+      </w:pPr>
+      <w:r>
+        <w:rPr>
+          <w:rFonts w:hint="eastAsia"/>
+        </w:rPr>
+        <w:t>任务调度有</w:t>
+      </w:r>
+      <w:r>
+        <w:rPr>
+          <w:rFonts w:hint="eastAsia"/>
+        </w:rPr>
+        <w:t>2</w:t>
+      </w:r>
+      <w:r>
+        <w:rPr>
+          <w:rFonts w:hint="eastAsia"/>
+        </w:rPr>
+        <w:t>种实现方式，</w:t>
+      </w:r>
+      <w:r>
+        <w:rPr>
+          <w:rFonts w:hint="eastAsia"/>
+        </w:rPr>
+        <w:t>但是每个</w:t>
+      </w:r>
+      <w:proofErr w:type="spellStart"/>
+      <w:r>
+        <w:rPr>
+          <w:rFonts w:hint="eastAsia"/>
+        </w:rPr>
+        <w:t>cpu</w:t>
+      </w:r>
+      <w:proofErr w:type="spellEnd"/>
+      <w:r>
+        <w:rPr>
+          <w:rFonts w:hint="eastAsia"/>
+        </w:rPr>
+        <w:t>都至少要有一个</w:t>
+      </w:r>
+      <w:r>
+        <w:rPr>
+          <w:rFonts w:hint="eastAsia"/>
+        </w:rPr>
+        <w:t>TSS</w:t>
+      </w:r>
+      <w:r>
+        <w:rPr>
+          <w:rFonts w:hint="eastAsia"/>
+        </w:rPr>
+        <w:t>。</w:t>
+      </w:r>
+    </w:p>
+    <w:p>
+      <w:pPr>
+        <w:ind w:firstLine="480"/>
+      </w:pPr>
+      <w:r>
+        <w:rPr>
+          <w:rFonts w:hint="eastAsia"/>
+        </w:rPr>
+        <w:t>第一种调度机制下，时钟中断单独使用一个</w:t>
+      </w:r>
+      <w:r>
+        <w:rPr>
+          <w:rFonts w:hint="eastAsia"/>
+        </w:rPr>
+        <w:t>TSS</w:t>
+      </w:r>
+      <w:r>
+        <w:rPr>
+          <w:rFonts w:hint="eastAsia"/>
+        </w:rPr>
+        <w:t>，而所有任务共用同一个</w:t>
+      </w:r>
+      <w:r>
+        <w:rPr>
+          <w:rFonts w:hint="eastAsia"/>
+        </w:rPr>
+        <w:t>TSS</w:t>
+      </w:r>
+      <w:r>
+        <w:rPr>
+          <w:rFonts w:hint="eastAsia"/>
+        </w:rPr>
+        <w:t>。每当中断发生制，硬件机制会自动保存所有的运行状态寄存器到</w:t>
+      </w:r>
+      <w:r>
+        <w:rPr>
+          <w:rFonts w:hint="eastAsia"/>
+        </w:rPr>
+        <w:t>TSS</w:t>
+      </w:r>
+      <w:r>
+        <w:rPr>
+          <w:rFonts w:hint="eastAsia"/>
+        </w:rPr>
+        <w:t>中，中断处理程序根据调度算法找到要运行的下一个程序、将换出线程的状态寄存器保存到内存中、并将</w:t>
+      </w:r>
+      <w:proofErr w:type="gramStart"/>
+      <w:r>
+        <w:rPr>
+          <w:rFonts w:hint="eastAsia"/>
+        </w:rPr>
+        <w:t>待运行</w:t>
+      </w:r>
+      <w:proofErr w:type="gramEnd"/>
+      <w:r>
+        <w:rPr>
+          <w:rFonts w:hint="eastAsia"/>
+        </w:rPr>
+        <w:t>程序的状态寄存器复制到</w:t>
+      </w:r>
+      <w:r>
+        <w:rPr>
+          <w:rFonts w:hint="eastAsia"/>
+        </w:rPr>
+        <w:t>TSS</w:t>
+      </w:r>
+      <w:r>
+        <w:rPr>
+          <w:rFonts w:hint="eastAsia"/>
+        </w:rPr>
+        <w:t>中，中断处理程序返回，硬件机制自动发生</w:t>
+      </w:r>
+      <w:r>
+        <w:rPr>
+          <w:rFonts w:hint="eastAsia"/>
+        </w:rPr>
+        <w:t>TSS</w:t>
+      </w:r>
+      <w:r>
+        <w:rPr>
+          <w:rFonts w:hint="eastAsia"/>
+        </w:rPr>
+        <w:t>切换，新的线程被加载运行。</w:t>
+      </w:r>
+    </w:p>
+    <w:p>
+      <w:pPr>
+        <w:ind w:firstLine="480"/>
+      </w:pPr>
+      <w:r>
+        <w:rPr>
+          <w:rFonts w:hint="eastAsia"/>
+        </w:rPr>
+        <w:t>第二种调度机制下，</w:t>
+      </w:r>
+      <w:r>
+        <w:rPr>
+          <w:rFonts w:hint="eastAsia"/>
+        </w:rPr>
+        <w:t>中断处理程序负责将换出程序的状态寄存器保存到内存中，根据调度算法找打下一个程序的状态寄存器并加载到</w:t>
+      </w:r>
+      <w:r>
+        <w:rPr>
+          <w:rFonts w:hint="eastAsia"/>
+        </w:rPr>
+        <w:t>TSS</w:t>
+      </w:r>
+      <w:r>
+        <w:rPr>
+          <w:rFonts w:hint="eastAsia"/>
+        </w:rPr>
+        <w:t>中，构造返回地址参数并返回。</w:t>
+      </w:r>
+      <w:r>
+        <w:rPr>
+          <w:rFonts w:hint="eastAsia"/>
+        </w:rPr>
+        <w:t>时钟中断发生时，中断处理程序首先保存当前的通用寄存器、段寄存器、</w:t>
+      </w:r>
+      <w:proofErr w:type="spellStart"/>
+      <w:r>
+        <w:rPr>
+          <w:rFonts w:hint="eastAsia"/>
+        </w:rPr>
+        <w:t>E</w:t>
+      </w:r>
+      <w:r>
+        <w:t>flags</w:t>
+      </w:r>
+      <w:proofErr w:type="spellEnd"/>
+      <w:r>
+        <w:rPr>
+          <w:rFonts w:hint="eastAsia"/>
+        </w:rPr>
+        <w:t>、调试寄存器、</w:t>
+      </w:r>
+      <w:r>
+        <w:rPr>
+          <w:rFonts w:hint="eastAsia"/>
+        </w:rPr>
+        <w:t>cr</w:t>
+      </w:r>
+      <w:r>
+        <w:t>3</w:t>
+      </w:r>
+      <w:r>
+        <w:rPr>
+          <w:rFonts w:hint="eastAsia"/>
+        </w:rPr>
+        <w:t>等寄存器，如果是虚拟</w:t>
+      </w:r>
+      <w:r>
+        <w:rPr>
+          <w:rFonts w:hint="eastAsia"/>
+        </w:rPr>
+        <w:t>x</w:t>
+      </w:r>
+      <w:r>
+        <w:t>86</w:t>
+      </w:r>
+      <w:r>
+        <w:rPr>
+          <w:rFonts w:hint="eastAsia"/>
+        </w:rPr>
+        <w:t>模式还需要保存位于</w:t>
+      </w:r>
+      <w:proofErr w:type="gramStart"/>
+      <w:r>
+        <w:rPr>
+          <w:rFonts w:hint="eastAsia"/>
+        </w:rPr>
+        <w:t>栈</w:t>
+      </w:r>
+      <w:proofErr w:type="gramEnd"/>
+      <w:r>
+        <w:rPr>
+          <w:rFonts w:hint="eastAsia"/>
+        </w:rPr>
+        <w:t>上的</w:t>
+      </w:r>
+      <w:r>
+        <w:rPr>
+          <w:rFonts w:hint="eastAsia"/>
+        </w:rPr>
+        <w:t>DS</w:t>
+      </w:r>
+      <w:r>
+        <w:rPr>
+          <w:rFonts w:hint="eastAsia"/>
+        </w:rPr>
+        <w:t>、</w:t>
+      </w:r>
+      <w:r>
+        <w:rPr>
+          <w:rFonts w:hint="eastAsia"/>
+        </w:rPr>
+        <w:t>ES</w:t>
+      </w:r>
+      <w:r>
+        <w:rPr>
+          <w:rFonts w:hint="eastAsia"/>
+        </w:rPr>
+        <w:t>、</w:t>
+      </w:r>
+      <w:r>
+        <w:rPr>
+          <w:rFonts w:hint="eastAsia"/>
+        </w:rPr>
+        <w:t>FS</w:t>
+      </w:r>
+      <w:r>
+        <w:rPr>
+          <w:rFonts w:hint="eastAsia"/>
+        </w:rPr>
+        <w:t>、</w:t>
+      </w:r>
+      <w:r>
+        <w:rPr>
+          <w:rFonts w:hint="eastAsia"/>
+        </w:rPr>
+        <w:t>GS</w:t>
+      </w:r>
+      <w:r>
+        <w:rPr>
+          <w:rFonts w:hint="eastAsia"/>
+        </w:rPr>
+        <w:t>，接着根据调度算法得到下一个要调度运行的线程，并将线程的通用寄存器、段寄存器、</w:t>
+      </w:r>
+      <w:proofErr w:type="spellStart"/>
+      <w:r>
+        <w:rPr>
+          <w:rFonts w:hint="eastAsia"/>
+        </w:rPr>
+        <w:t>E</w:t>
+      </w:r>
+      <w:r>
+        <w:t>flags</w:t>
+      </w:r>
+      <w:proofErr w:type="spellEnd"/>
+      <w:r>
+        <w:rPr>
+          <w:rFonts w:hint="eastAsia"/>
+        </w:rPr>
+        <w:t>、调试寄存器、</w:t>
+      </w:r>
+      <w:r>
+        <w:rPr>
+          <w:rFonts w:hint="eastAsia"/>
+        </w:rPr>
+        <w:t>cr</w:t>
+      </w:r>
+      <w:r>
+        <w:t>3</w:t>
+      </w:r>
+      <w:r>
+        <w:rPr>
+          <w:rFonts w:hint="eastAsia"/>
+        </w:rPr>
+        <w:t>等寄存器加载后，并将</w:t>
+      </w:r>
+      <w:proofErr w:type="spellStart"/>
+      <w:r>
+        <w:rPr>
+          <w:rFonts w:hint="eastAsia"/>
+        </w:rPr>
+        <w:t>cs</w:t>
+      </w:r>
+      <w:proofErr w:type="spellEnd"/>
+      <w:r>
+        <w:rPr>
+          <w:rFonts w:hint="eastAsia"/>
+        </w:rPr>
+        <w:t>和</w:t>
+      </w:r>
+      <w:r>
+        <w:rPr>
+          <w:rFonts w:hint="eastAsia"/>
+        </w:rPr>
+        <w:t>EIP</w:t>
+      </w:r>
+      <w:r>
+        <w:rPr>
+          <w:rFonts w:hint="eastAsia"/>
+        </w:rPr>
+        <w:t>填充到</w:t>
+      </w:r>
+      <w:proofErr w:type="gramStart"/>
+      <w:r>
+        <w:rPr>
+          <w:rFonts w:hint="eastAsia"/>
+        </w:rPr>
+        <w:t>栈</w:t>
+      </w:r>
+      <w:proofErr w:type="gramEnd"/>
+      <w:r>
+        <w:rPr>
+          <w:rFonts w:hint="eastAsia"/>
+        </w:rPr>
+        <w:t>上的返回地址并执行</w:t>
+      </w:r>
+      <w:proofErr w:type="spellStart"/>
+      <w:r>
+        <w:rPr>
+          <w:rFonts w:hint="eastAsia"/>
+        </w:rPr>
+        <w:t>iret</w:t>
+      </w:r>
+      <w:proofErr w:type="spellEnd"/>
+      <w:r>
+        <w:rPr>
+          <w:rFonts w:hint="eastAsia"/>
+        </w:rPr>
+        <w:t>指令返回，此时便进入目标线程代码中执行。</w:t>
+      </w:r>
+    </w:p>
+    <w:p>
+      <w:pPr>
+        <w:ind w:firstLine="480"/>
+      </w:pPr>
+    </w:p>
+    <w:p>
+      <w:pPr>
+        <w:ind w:firstLine="480"/>
+      </w:pPr>
+      <w:r>
+        <w:rPr>
+          <w:rFonts w:hint="eastAsia"/>
+        </w:rPr>
+        <w:t>本文兼容这两种调度方式。</w:t>
+      </w:r>
+    </w:p>
+    <w:p>
+      <w:pPr>
+        <w:ind w:firstLine="480"/>
+      </w:pPr>
+    </w:p>
+    <w:p>
+      <w:pPr>
+        <w:ind w:firstLine="480"/>
+      </w:pPr>
+    </w:p>
+    <w:p>
+      <w:pPr>
+        <w:pStyle w:val="32"/>
+      </w:pPr>
+      <w:r>
+        <w:rPr>
+          <w:rFonts w:hint="eastAsia"/>
+        </w:rPr>
+        <w:t>2</w:t>
+      </w:r>
+      <w:r>
+        <w:rPr>
+          <w:rFonts w:hint="eastAsia"/>
+        </w:rPr>
+        <w:t>.</w:t>
+      </w:r>
+      <w:r>
+        <w:t>2</w:t>
+      </w:r>
+      <w:r>
+        <w:rPr>
+          <w:rFonts w:hint="eastAsia"/>
+        </w:rPr>
+        <w:t>.</w:t>
+      </w:r>
+      <w:r>
+        <w:t>2</w:t>
+      </w:r>
+      <w:r>
+        <w:rPr>
+          <w:rFonts w:hint="eastAsia"/>
+        </w:rPr>
+        <w:t xml:space="preserve">  </w:t>
+      </w:r>
+      <w:r>
+        <w:rPr>
+          <w:rFonts w:hint="eastAsia"/>
+        </w:rPr>
+        <w:fldChar w:fldCharType="begin"/>
+      </w:r>
+      <w:r>
+        <w:rPr>
+          <w:rFonts w:hint="eastAsia"/>
+        </w:rPr>
+        <w:instrText xml:space="preserve"> MACROBUTTON NoMacro 3</w:instrText>
+      </w:r>
+      <w:r>
+        <w:rPr>
+          <w:rFonts w:hint="eastAsia"/>
+        </w:rPr>
+        <w:instrText>级标题</w:instrText>
+      </w:r>
+      <w:r>
+        <w:rPr>
+          <w:rFonts w:hint="eastAsia"/>
+        </w:rPr>
+        <w:instrText xml:space="preserve"> </w:instrText>
+      </w:r>
+      <w:r>
+        <w:rPr>
+          <w:rFonts w:hint="eastAsia"/>
+        </w:rPr>
+        <w:fldChar w:fldCharType="end"/>
+      </w:r>
+      <w:r>
+        <w:rPr>
+          <w:rFonts w:hint="eastAsia"/>
+        </w:rPr>
+        <w:t>初始化</w:t>
+      </w:r>
+    </w:p>
+    <w:p>
+      <w:pPr>
+        <w:ind w:firstLine="480"/>
+      </w:pPr>
+      <w:r>
+        <w:rPr>
+          <w:rFonts w:hint="eastAsia"/>
+        </w:rPr>
+        <w:t>Local</w:t>
+      </w:r>
+      <w:r>
+        <w:t xml:space="preserve"> </w:t>
+      </w:r>
+      <w:r>
+        <w:rPr>
+          <w:rFonts w:hint="eastAsia"/>
+        </w:rPr>
+        <w:t>API</w:t>
+      </w:r>
+      <w:r>
+        <w:t>C</w:t>
+      </w:r>
+      <w:r>
+        <w:t xml:space="preserve"> </w:t>
+      </w:r>
+      <w:r>
+        <w:rPr>
+          <w:rFonts w:hint="eastAsia"/>
+        </w:rPr>
+        <w:t>timer</w:t>
+      </w:r>
+      <w:r>
+        <w:rPr>
+          <w:rFonts w:hint="eastAsia"/>
+        </w:rPr>
+        <w:t>的频率跟主频相同，由于各个</w:t>
+      </w:r>
+      <w:proofErr w:type="spellStart"/>
+      <w:r>
+        <w:rPr>
+          <w:rFonts w:hint="eastAsia"/>
+        </w:rPr>
+        <w:t>cpu</w:t>
+      </w:r>
+      <w:proofErr w:type="spellEnd"/>
+      <w:r>
+        <w:rPr>
+          <w:rFonts w:hint="eastAsia"/>
+        </w:rPr>
+        <w:t>的频率差异，为了时间片稳定，需要使用</w:t>
+      </w:r>
+      <w:r>
+        <w:rPr>
+          <w:rFonts w:hint="eastAsia"/>
+        </w:rPr>
+        <w:t>8</w:t>
+      </w:r>
+      <w:r>
+        <w:t>254</w:t>
+      </w:r>
+      <w:r>
+        <w:rPr>
+          <w:rFonts w:hint="eastAsia"/>
+        </w:rPr>
+        <w:t>芯片校准。</w:t>
+      </w:r>
+      <w:r>
+        <w:rPr>
+          <w:rFonts w:hint="eastAsia"/>
+        </w:rPr>
+        <w:t>8</w:t>
+      </w:r>
+      <w:r>
+        <w:t>254</w:t>
+      </w:r>
+      <w:r>
+        <w:rPr>
+          <w:rFonts w:hint="eastAsia"/>
+        </w:rPr>
+        <w:t>芯片的</w:t>
+      </w:r>
+      <w:r>
+        <w:rPr>
+          <w:rFonts w:hint="eastAsia"/>
+        </w:rPr>
+        <w:t>基准频率固定为</w:t>
+      </w:r>
+      <w:r>
+        <w:t>1193181.6</w:t>
+      </w:r>
+      <w:r>
+        <w:rPr>
+          <w:rFonts w:hint="eastAsia"/>
+        </w:rPr>
+        <w:t>Hz</w:t>
+      </w:r>
+      <w:r>
+        <w:rPr>
+          <w:rFonts w:hint="eastAsia"/>
+        </w:rPr>
+        <w:t>，如果</w:t>
+      </w:r>
+      <w:r>
+        <w:rPr>
+          <w:rFonts w:hint="eastAsia"/>
+        </w:rPr>
+        <w:t>时间定</w:t>
+      </w:r>
+      <w:r>
+        <w:rPr>
+          <w:rFonts w:hint="eastAsia"/>
+        </w:rPr>
+        <w:t>为</w:t>
+      </w:r>
+      <w:r>
+        <w:rPr>
+          <w:rFonts w:hint="eastAsia"/>
+        </w:rPr>
+        <w:t>1</w:t>
+      </w:r>
+      <w:r>
+        <w:t>0</w:t>
+      </w:r>
+      <w:r>
+        <w:rPr>
+          <w:rFonts w:hint="eastAsia"/>
+        </w:rPr>
+        <w:t>m</w:t>
+      </w:r>
+      <w:r>
+        <w:t>s</w:t>
+      </w:r>
+      <w:r>
+        <w:rPr>
+          <w:rFonts w:hint="eastAsia"/>
+        </w:rPr>
+        <w:t>，可以将</w:t>
+      </w:r>
+      <w:r>
+        <w:rPr>
+          <w:rFonts w:hint="eastAsia"/>
+        </w:rPr>
+        <w:t>8</w:t>
+      </w:r>
+      <w:r>
+        <w:t>254</w:t>
+      </w:r>
+      <w:r>
+        <w:rPr>
+          <w:rFonts w:hint="eastAsia"/>
+        </w:rPr>
+        <w:t>芯片的计数值设置为</w:t>
+      </w:r>
+      <w:r>
+        <w:rPr>
+          <w:rFonts w:hint="eastAsia"/>
+        </w:rPr>
+        <w:t>1</w:t>
+      </w:r>
+      <w:r>
+        <w:t>1932</w:t>
+      </w:r>
+      <w:r>
+        <w:rPr>
+          <w:rFonts w:hint="eastAsia"/>
+        </w:rPr>
+        <w:t>，然后</w:t>
+      </w:r>
+      <w:r>
+        <w:rPr>
+          <w:rFonts w:hint="eastAsia"/>
+        </w:rPr>
+        <w:t>读取</w:t>
+      </w:r>
+      <w:r>
+        <w:rPr>
+          <w:rFonts w:hint="eastAsia"/>
+        </w:rPr>
+        <w:t>8</w:t>
+      </w:r>
+      <w:r>
+        <w:t>254</w:t>
+      </w:r>
+      <w:r>
+        <w:rPr>
+          <w:rFonts w:hint="eastAsia"/>
+        </w:rPr>
+        <w:t>计数值</w:t>
+      </w:r>
+      <w:r>
+        <w:rPr>
+          <w:rFonts w:hint="eastAsia"/>
+        </w:rPr>
+        <w:t>并写入</w:t>
+      </w:r>
+      <w:r>
+        <w:rPr>
+          <w:rFonts w:hint="eastAsia"/>
+        </w:rPr>
+        <w:t>初始计数寄存器</w:t>
+      </w:r>
+      <w:r>
+        <w:rPr>
+          <w:rFonts w:hint="eastAsia"/>
+        </w:rPr>
+        <w:t>。</w:t>
+      </w:r>
+    </w:p>
+    <w:p>
+      <w:pPr>
+        <w:ind w:firstLine="480"/>
+        <w:rPr>
+          <w:rFonts w:hint="eastAsia"/>
+        </w:rPr>
+      </w:pPr>
+      <w:r>
+        <w:rPr>
+          <w:rFonts w:hint="eastAsia"/>
+        </w:rPr>
+        <w:t>除此之外，</w:t>
+      </w:r>
+      <w:r>
+        <w:rPr>
+          <w:rFonts w:hint="eastAsia"/>
+        </w:rPr>
+        <w:t>由于</w:t>
+      </w:r>
+      <w:proofErr w:type="spellStart"/>
+      <w:r>
+        <w:rPr>
+          <w:rFonts w:hint="eastAsia"/>
+        </w:rPr>
+        <w:t>apic</w:t>
+      </w:r>
+      <w:proofErr w:type="spellEnd"/>
+      <w:r>
+        <w:t xml:space="preserve"> timer</w:t>
+      </w:r>
+      <w:r>
+        <w:rPr>
+          <w:rFonts w:hint="eastAsia"/>
+        </w:rPr>
+        <w:t>事关进程调度的精准度</w:t>
+      </w:r>
+      <w:bookmarkStart w:id="28" w:name="_GoBack"/>
+      <w:bookmarkEnd w:id="28"/>
+      <w:r>
+        <w:rPr>
+          <w:rFonts w:hint="eastAsia"/>
+        </w:rPr>
+        <w:t>，</w:t>
+      </w:r>
+      <w:r>
+        <w:rPr>
+          <w:rFonts w:hint="eastAsia"/>
+        </w:rPr>
+        <w:t>还可以使用</w:t>
+      </w:r>
+      <w:r>
+        <w:rPr>
+          <w:rFonts w:hint="eastAsia"/>
+        </w:rPr>
+        <w:t>CMOS</w:t>
+      </w:r>
+      <w:r>
+        <w:rPr>
+          <w:rFonts w:hint="eastAsia"/>
+        </w:rPr>
+        <w:t>芯片的</w:t>
+      </w:r>
+      <w:r>
+        <w:rPr>
+          <w:rFonts w:hint="eastAsia"/>
+        </w:rPr>
         <w:lastRenderedPageBreak/>
-        <w:t>2</w:t>
-      </w:r>
-      <w:r>
-        <w:rPr>
-          <w:rFonts w:hint="eastAsia"/>
-        </w:rPr>
-        <w:t>.</w:t>
-      </w:r>
-      <w:r>
-        <w:t>2</w:t>
-      </w:r>
-      <w:r>
-        <w:rPr>
-          <w:rFonts w:hint="eastAsia"/>
-        </w:rPr>
-        <w:t xml:space="preserve">.1  </w:t>
-      </w:r>
-      <w:r>
-        <w:rPr>
-          <w:rFonts w:hint="eastAsia"/>
-        </w:rPr>
-        <w:t>任务调度原理</w:t>
-      </w:r>
-    </w:p>
-    <w:p>
-      <w:pPr>
-        <w:ind w:firstLine="480"/>
-      </w:pPr>
-      <w:r>
-        <w:rPr>
-          <w:rFonts w:hint="eastAsia"/>
-        </w:rPr>
-        <w:t>任务调度由时钟中断程序完成。时钟中断的周期一般为几毫秒到几十毫秒，每一个周期为一个时间片，这个时间片减去调度时间，就是线程的运行时间。</w:t>
-      </w:r>
-    </w:p>
-    <w:p>
-      <w:pPr>
-        <w:ind w:firstLine="480"/>
-      </w:pPr>
-    </w:p>
-    <w:p>
-      <w:pPr>
-        <w:ind w:firstLine="480"/>
-      </w:pPr>
-      <w:r>
-        <w:rPr>
-          <w:rFonts w:hint="eastAsia"/>
-        </w:rPr>
-        <w:t>任务调度有</w:t>
-      </w:r>
-      <w:r>
-        <w:rPr>
-          <w:rFonts w:hint="eastAsia"/>
-        </w:rPr>
-        <w:t>2</w:t>
-      </w:r>
-      <w:r>
-        <w:rPr>
-          <w:rFonts w:hint="eastAsia"/>
-        </w:rPr>
-        <w:t>种实现方式，</w:t>
-      </w:r>
-      <w:r>
-        <w:rPr>
-          <w:rFonts w:hint="eastAsia"/>
-        </w:rPr>
-        <w:t>但是每个</w:t>
-      </w:r>
-      <w:proofErr w:type="spellStart"/>
-      <w:r>
-        <w:rPr>
-          <w:rFonts w:hint="eastAsia"/>
-        </w:rPr>
-        <w:t>cpu</w:t>
-      </w:r>
-      <w:proofErr w:type="spellEnd"/>
-      <w:r>
-        <w:rPr>
-          <w:rFonts w:hint="eastAsia"/>
-        </w:rPr>
-        <w:t>都至少要有一个</w:t>
-      </w:r>
-      <w:r>
-        <w:rPr>
-          <w:rFonts w:hint="eastAsia"/>
-        </w:rPr>
-        <w:t>TSS</w:t>
-      </w:r>
-      <w:r>
-        <w:rPr>
-          <w:rFonts w:hint="eastAsia"/>
-        </w:rPr>
-        <w:t>。</w:t>
-      </w:r>
-    </w:p>
-    <w:p>
-      <w:pPr>
-        <w:ind w:firstLine="480"/>
-      </w:pPr>
-      <w:r>
-        <w:rPr>
-          <w:rFonts w:hint="eastAsia"/>
-        </w:rPr>
-        <w:t>第一种调度机制下，时钟中断单独使用一个</w:t>
-      </w:r>
-      <w:r>
-        <w:rPr>
-          <w:rFonts w:hint="eastAsia"/>
-        </w:rPr>
-        <w:t>TSS</w:t>
-      </w:r>
-      <w:r>
-        <w:rPr>
-          <w:rFonts w:hint="eastAsia"/>
-        </w:rPr>
-        <w:t>，而所有任务共用同一个</w:t>
-      </w:r>
-      <w:r>
-        <w:rPr>
-          <w:rFonts w:hint="eastAsia"/>
-        </w:rPr>
-        <w:t>TSS</w:t>
-      </w:r>
-      <w:r>
-        <w:rPr>
-          <w:rFonts w:hint="eastAsia"/>
-        </w:rPr>
-        <w:t>。每当中断发生制，硬件机制会自动保存所有的运行状态寄存器到</w:t>
-      </w:r>
-      <w:r>
-        <w:rPr>
-          <w:rFonts w:hint="eastAsia"/>
-        </w:rPr>
-        <w:t>TSS</w:t>
-      </w:r>
-      <w:r>
-        <w:rPr>
-          <w:rFonts w:hint="eastAsia"/>
-        </w:rPr>
-        <w:t>中，中断处理程序根据调度算法找到要运行的下一个程序、将换出线程的状态寄存器保存到内存中、并将</w:t>
-      </w:r>
-      <w:proofErr w:type="gramStart"/>
-      <w:r>
-        <w:rPr>
-          <w:rFonts w:hint="eastAsia"/>
-        </w:rPr>
-        <w:t>待运行</w:t>
-      </w:r>
-      <w:proofErr w:type="gramEnd"/>
-      <w:r>
-        <w:rPr>
-          <w:rFonts w:hint="eastAsia"/>
-        </w:rPr>
-        <w:t>程序的状态寄存器复制到</w:t>
-      </w:r>
-      <w:r>
-        <w:rPr>
-          <w:rFonts w:hint="eastAsia"/>
-        </w:rPr>
-        <w:t>TSS</w:t>
-      </w:r>
-      <w:r>
-        <w:rPr>
-          <w:rFonts w:hint="eastAsia"/>
-        </w:rPr>
-        <w:t>中，中断处理程序返回，硬件机制自动发生</w:t>
-      </w:r>
-      <w:r>
-        <w:rPr>
-          <w:rFonts w:hint="eastAsia"/>
-        </w:rPr>
-        <w:t>TSS</w:t>
-      </w:r>
-      <w:r>
-        <w:rPr>
-          <w:rFonts w:hint="eastAsia"/>
-        </w:rPr>
-        <w:t>切换，新的线程被加载运行。</w:t>
-      </w:r>
-    </w:p>
-    <w:p>
-      <w:pPr>
-        <w:ind w:firstLine="480"/>
-      </w:pPr>
-      <w:r>
-        <w:rPr>
-          <w:rFonts w:hint="eastAsia"/>
-        </w:rPr>
-        <w:t>第二种调度机制下，</w:t>
-      </w:r>
-      <w:r>
-        <w:rPr>
-          <w:rFonts w:hint="eastAsia"/>
-        </w:rPr>
-        <w:t>中断处理程序负责将换出程序的状态寄存器保存到内存中，根据调度算法找打下一个程序的状态寄存器并加载到</w:t>
-      </w:r>
-      <w:r>
-        <w:rPr>
-          <w:rFonts w:hint="eastAsia"/>
-        </w:rPr>
-        <w:t>TSS</w:t>
-      </w:r>
-      <w:r>
-        <w:rPr>
-          <w:rFonts w:hint="eastAsia"/>
-        </w:rPr>
-        <w:t>中，构造返回地址参数并返回。</w:t>
-      </w:r>
-      <w:r>
-        <w:rPr>
-          <w:rFonts w:hint="eastAsia"/>
-        </w:rPr>
-        <w:t>时钟中断发生时，中断处理程序首先保存当前的通用寄存器、段寄存器、</w:t>
-      </w:r>
-      <w:proofErr w:type="spellStart"/>
-      <w:r>
-        <w:rPr>
-          <w:rFonts w:hint="eastAsia"/>
-        </w:rPr>
-        <w:t>E</w:t>
-      </w:r>
-      <w:r>
-        <w:t>flags</w:t>
-      </w:r>
-      <w:proofErr w:type="spellEnd"/>
-      <w:r>
-        <w:rPr>
-          <w:rFonts w:hint="eastAsia"/>
-        </w:rPr>
-        <w:t>、调试寄存器、</w:t>
-      </w:r>
-      <w:r>
-        <w:rPr>
-          <w:rFonts w:hint="eastAsia"/>
-        </w:rPr>
-        <w:t>cr</w:t>
-      </w:r>
-      <w:r>
-        <w:t>3</w:t>
-      </w:r>
-      <w:r>
-        <w:rPr>
-          <w:rFonts w:hint="eastAsia"/>
-        </w:rPr>
-        <w:t>等寄存器，如果是虚拟</w:t>
-      </w:r>
-      <w:r>
-        <w:rPr>
-          <w:rFonts w:hint="eastAsia"/>
-        </w:rPr>
-        <w:t>x</w:t>
-      </w:r>
-      <w:r>
-        <w:t>86</w:t>
-      </w:r>
-      <w:r>
-        <w:rPr>
-          <w:rFonts w:hint="eastAsia"/>
-        </w:rPr>
-        <w:t>模式还需要保存位于</w:t>
-      </w:r>
-      <w:proofErr w:type="gramStart"/>
-      <w:r>
-        <w:rPr>
-          <w:rFonts w:hint="eastAsia"/>
-        </w:rPr>
-        <w:t>栈</w:t>
-      </w:r>
-      <w:proofErr w:type="gramEnd"/>
-      <w:r>
-        <w:rPr>
-          <w:rFonts w:hint="eastAsia"/>
-        </w:rPr>
-        <w:t>上的</w:t>
-      </w:r>
-      <w:r>
-        <w:rPr>
-          <w:rFonts w:hint="eastAsia"/>
-        </w:rPr>
-        <w:t>DS</w:t>
-      </w:r>
-      <w:r>
-        <w:rPr>
-          <w:rFonts w:hint="eastAsia"/>
-        </w:rPr>
-        <w:t>、</w:t>
-      </w:r>
-      <w:r>
-        <w:rPr>
-          <w:rFonts w:hint="eastAsia"/>
-        </w:rPr>
-        <w:t>ES</w:t>
-      </w:r>
-      <w:r>
-        <w:rPr>
-          <w:rFonts w:hint="eastAsia"/>
-        </w:rPr>
-        <w:t>、</w:t>
-      </w:r>
-      <w:r>
-        <w:rPr>
-          <w:rFonts w:hint="eastAsia"/>
-        </w:rPr>
-        <w:t>FS</w:t>
-      </w:r>
-      <w:r>
-        <w:rPr>
-          <w:rFonts w:hint="eastAsia"/>
-        </w:rPr>
-        <w:t>、</w:t>
-      </w:r>
-      <w:r>
-        <w:rPr>
-          <w:rFonts w:hint="eastAsia"/>
-        </w:rPr>
-        <w:t>GS</w:t>
-      </w:r>
-      <w:r>
-        <w:rPr>
-          <w:rFonts w:hint="eastAsia"/>
-        </w:rPr>
-        <w:t>，接着根据调度算法得到下一个要调度运行的线程，并将线程的通用寄存器、段寄存器、</w:t>
-      </w:r>
-      <w:proofErr w:type="spellStart"/>
-      <w:r>
-        <w:rPr>
-          <w:rFonts w:hint="eastAsia"/>
-        </w:rPr>
-        <w:t>E</w:t>
-      </w:r>
-      <w:r>
-        <w:t>flags</w:t>
-      </w:r>
-      <w:proofErr w:type="spellEnd"/>
-      <w:r>
-        <w:rPr>
-          <w:rFonts w:hint="eastAsia"/>
-        </w:rPr>
-        <w:t>、调试寄存器、</w:t>
-      </w:r>
-      <w:r>
-        <w:rPr>
-          <w:rFonts w:hint="eastAsia"/>
-        </w:rPr>
-        <w:t>cr</w:t>
-      </w:r>
-      <w:r>
-        <w:t>3</w:t>
-      </w:r>
-      <w:r>
-        <w:rPr>
-          <w:rFonts w:hint="eastAsia"/>
-        </w:rPr>
-        <w:t>等寄存器加载后，并将</w:t>
-      </w:r>
-      <w:proofErr w:type="spellStart"/>
-      <w:r>
-        <w:rPr>
-          <w:rFonts w:hint="eastAsia"/>
-        </w:rPr>
-        <w:t>cs</w:t>
-      </w:r>
-      <w:proofErr w:type="spellEnd"/>
-      <w:r>
-        <w:rPr>
-          <w:rFonts w:hint="eastAsia"/>
-        </w:rPr>
-        <w:t>和</w:t>
-      </w:r>
-      <w:r>
-        <w:rPr>
-          <w:rFonts w:hint="eastAsia"/>
-        </w:rPr>
-        <w:t>EIP</w:t>
-      </w:r>
-      <w:r>
-        <w:rPr>
-          <w:rFonts w:hint="eastAsia"/>
-        </w:rPr>
-        <w:t>填充到</w:t>
-      </w:r>
-      <w:proofErr w:type="gramStart"/>
-      <w:r>
-        <w:rPr>
-          <w:rFonts w:hint="eastAsia"/>
-        </w:rPr>
-        <w:t>栈</w:t>
-      </w:r>
-      <w:proofErr w:type="gramEnd"/>
-      <w:r>
-        <w:rPr>
-          <w:rFonts w:hint="eastAsia"/>
-        </w:rPr>
-        <w:t>上的返回地址并执行</w:t>
-      </w:r>
-      <w:proofErr w:type="spellStart"/>
-      <w:r>
-        <w:rPr>
-          <w:rFonts w:hint="eastAsia"/>
-        </w:rPr>
-        <w:t>iret</w:t>
-      </w:r>
-      <w:proofErr w:type="spellEnd"/>
-      <w:r>
-        <w:rPr>
-          <w:rFonts w:hint="eastAsia"/>
-        </w:rPr>
-        <w:t>指令返回，此时便进入目标线程代码中执行。</w:t>
-      </w:r>
-    </w:p>
-    <w:p>
-      <w:pPr>
-        <w:ind w:firstLine="480"/>
-      </w:pPr>
-    </w:p>
-    <w:p>
-      <w:pPr>
-        <w:ind w:firstLine="480"/>
-      </w:pPr>
-      <w:r>
-        <w:rPr>
-          <w:rFonts w:hint="eastAsia"/>
-        </w:rPr>
-        <w:t>本文兼容这两种调度方式。</w:t>
-      </w:r>
-    </w:p>
-    <w:p>
-      <w:pPr>
-        <w:ind w:firstLine="480"/>
-      </w:pPr>
-    </w:p>
-    <w:p>
-      <w:pPr>
-        <w:ind w:firstLine="480"/>
-      </w:pPr>
-    </w:p>
-    <w:p>
-      <w:pPr>
-        <w:pStyle w:val="32"/>
-      </w:pPr>
-      <w:r>
-        <w:rPr>
-          <w:rFonts w:hint="eastAsia"/>
-        </w:rPr>
-        <w:t>2</w:t>
-      </w:r>
-      <w:r>
-        <w:rPr>
-          <w:rFonts w:hint="eastAsia"/>
-        </w:rPr>
-        <w:t>.</w:t>
-      </w:r>
-      <w:r>
-        <w:t>2</w:t>
-      </w:r>
-      <w:r>
-        <w:rPr>
-          <w:rFonts w:hint="eastAsia"/>
-        </w:rPr>
-        <w:t>.</w:t>
-      </w:r>
-      <w:r>
-        <w:t>2</w:t>
-      </w:r>
-      <w:r>
-        <w:rPr>
-          <w:rFonts w:hint="eastAsia"/>
-        </w:rPr>
-        <w:t xml:space="preserve">  </w:t>
-      </w:r>
-      <w:r>
-        <w:rPr>
-          <w:rFonts w:hint="eastAsia"/>
-        </w:rPr>
-        <w:fldChar w:fldCharType="begin"/>
-      </w:r>
-      <w:r>
-        <w:rPr>
-          <w:rFonts w:hint="eastAsia"/>
-        </w:rPr>
-        <w:instrText xml:space="preserve"> MACROBUTTON NoMacro 3</w:instrText>
-      </w:r>
-      <w:r>
-        <w:rPr>
-          <w:rFonts w:hint="eastAsia"/>
-        </w:rPr>
-        <w:instrText>级标题</w:instrText>
-      </w:r>
-      <w:r>
-        <w:rPr>
-          <w:rFonts w:hint="eastAsia"/>
-        </w:rPr>
-        <w:instrText xml:space="preserve"> </w:instrText>
-      </w:r>
-      <w:r>
-        <w:rPr>
-          <w:rFonts w:hint="eastAsia"/>
-        </w:rPr>
-        <w:fldChar w:fldCharType="end"/>
-      </w:r>
-      <w:r>
-        <w:rPr>
-          <w:rFonts w:hint="eastAsia"/>
-        </w:rPr>
-        <w:t>初始化</w:t>
-      </w:r>
-    </w:p>
-    <w:p>
-      <w:pPr>
-        <w:ind w:firstLine="480"/>
-        <w:rPr>
-          <w:rFonts w:hint="eastAsia"/>
-        </w:rPr>
-      </w:pPr>
+        <w:t>定时机制，调整</w:t>
+      </w:r>
       <w:r>
         <w:rPr>
           <w:rFonts w:hint="eastAsia"/>
@@ -16035,19 +16400,7 @@
         <w:t>Local</w:t>
       </w:r>
       <w:r>
-        <w:t xml:space="preserve"> </w:t>
-      </w:r>
-      <w:r>
-        <w:rPr>
-          <w:rFonts w:hint="eastAsia"/>
-        </w:rPr>
-        <w:t>API</w:t>
-      </w:r>
-      <w:r>
-        <w:t>C</w:t>
-      </w:r>
-      <w:r>
-        <w:t xml:space="preserve"> </w:t>
+        <w:t xml:space="preserve"> APIC </w:t>
       </w:r>
       <w:r>
         <w:rPr>
@@ -16059,177 +16412,7 @@
         <w:rPr>
           <w:rFonts w:hint="eastAsia"/>
         </w:rPr>
-        <w:t>的频率跟主频相同，由于各个</w:t>
-      </w:r>
-      <w:proofErr w:type="spellStart"/>
-      <w:r>
-        <w:rPr>
-          <w:rFonts w:hint="eastAsia"/>
-        </w:rPr>
-        <w:t>cpu</w:t>
-      </w:r>
-      <w:proofErr w:type="spellEnd"/>
-      <w:r>
-        <w:rPr>
-          <w:rFonts w:hint="eastAsia"/>
-        </w:rPr>
-        <w:t>的频率差异，为了时间片稳定，需要使用</w:t>
-      </w:r>
-      <w:r>
-        <w:rPr>
-          <w:rFonts w:hint="eastAsia"/>
-        </w:rPr>
-        <w:t>8</w:t>
-      </w:r>
-      <w:r>
-        <w:t>254</w:t>
-      </w:r>
-      <w:r>
-        <w:rPr>
-          <w:rFonts w:hint="eastAsia"/>
-        </w:rPr>
-        <w:t>芯片校准。</w:t>
-      </w:r>
-      <w:r>
-        <w:rPr>
-          <w:rFonts w:hint="eastAsia"/>
-        </w:rPr>
-        <w:t>8</w:t>
-      </w:r>
-      <w:r>
-        <w:t>254</w:t>
-      </w:r>
-      <w:r>
-        <w:rPr>
-          <w:rFonts w:hint="eastAsia"/>
-        </w:rPr>
-        <w:t>芯片的</w:t>
-      </w:r>
-      <w:r>
-        <w:rPr>
-          <w:rFonts w:hint="eastAsia"/>
-        </w:rPr>
-        <w:t>基准频率固定为</w:t>
-      </w:r>
-      <w:r>
-        <w:t>1193181.6</w:t>
-      </w:r>
-      <w:r>
-        <w:rPr>
-          <w:rFonts w:hint="eastAsia"/>
-        </w:rPr>
-        <w:t>Hz</w:t>
-      </w:r>
-      <w:r>
-        <w:rPr>
-          <w:rFonts w:hint="eastAsia"/>
-        </w:rPr>
-        <w:t>，如果</w:t>
-      </w:r>
-      <w:r>
-        <w:rPr>
-          <w:rFonts w:hint="eastAsia"/>
-        </w:rPr>
-        <w:t>时间定</w:t>
-      </w:r>
-      <w:r>
-        <w:rPr>
-          <w:rFonts w:hint="eastAsia"/>
-        </w:rPr>
-        <w:t>为</w:t>
-      </w:r>
-      <w:r>
-        <w:rPr>
-          <w:rFonts w:hint="eastAsia"/>
-        </w:rPr>
-        <w:t>1</w:t>
-      </w:r>
-      <w:r>
-        <w:t>0</w:t>
-      </w:r>
-      <w:r>
-        <w:rPr>
-          <w:rFonts w:hint="eastAsia"/>
-        </w:rPr>
-        <w:t>m</w:t>
-      </w:r>
-      <w:r>
-        <w:t>s</w:t>
-      </w:r>
-      <w:r>
-        <w:rPr>
-          <w:rFonts w:hint="eastAsia"/>
-        </w:rPr>
-        <w:t>，可以将</w:t>
-      </w:r>
-      <w:r>
-        <w:rPr>
-          <w:rFonts w:hint="eastAsia"/>
-        </w:rPr>
-        <w:t>8</w:t>
-      </w:r>
-      <w:r>
-        <w:t>254</w:t>
-      </w:r>
-      <w:r>
-        <w:rPr>
-          <w:rFonts w:hint="eastAsia"/>
-        </w:rPr>
-        <w:t>芯片的计数值设置为</w:t>
-      </w:r>
-      <w:r>
-        <w:rPr>
-          <w:rFonts w:hint="eastAsia"/>
-        </w:rPr>
-        <w:t>1</w:t>
-      </w:r>
-      <w:r>
-        <w:t>1932</w:t>
-      </w:r>
-      <w:r>
-        <w:rPr>
-          <w:rFonts w:hint="eastAsia"/>
-        </w:rPr>
-        <w:t>，然后</w:t>
-      </w:r>
-      <w:r>
-        <w:rPr>
-          <w:rFonts w:hint="eastAsia"/>
-        </w:rPr>
-        <w:t>读取</w:t>
-      </w:r>
-      <w:r>
-        <w:rPr>
-          <w:rFonts w:hint="eastAsia"/>
-        </w:rPr>
-        <w:t>8</w:t>
-      </w:r>
-      <w:r>
-        <w:t>254</w:t>
-      </w:r>
-      <w:r>
-        <w:rPr>
-          <w:rFonts w:hint="eastAsia"/>
-        </w:rPr>
-        <w:t>计数值</w:t>
-      </w:r>
-      <w:r>
-        <w:rPr>
-          <w:rFonts w:hint="eastAsia"/>
-        </w:rPr>
-        <w:t>并写入</w:t>
-      </w:r>
-      <w:r>
-        <w:rPr>
-          <w:rFonts w:hint="eastAsia"/>
-        </w:rPr>
-        <w:t>初始计数寄存器</w:t>
-      </w:r>
-      <w:r>
-        <w:rPr>
-          <w:rFonts w:hint="eastAsia"/>
-        </w:rPr>
-        <w:t>。</w:t>
+        <w:t>的定时精准度。</w:t>
       </w:r>
     </w:p>
     <w:p>
@@ -17772,7 +17955,6 @@
         <w:rPr>
           <w:rFonts w:hint="eastAsia"/>
         </w:rPr>
-        <w:lastRenderedPageBreak/>
         <w:t>2</w:t>
       </w:r>
       <w:r>
@@ -18901,7 +19083,6 @@
         <w:rPr>
           <w:rFonts w:hint="eastAsia"/>
         </w:rPr>
-        <w:lastRenderedPageBreak/>
         <w:t>2.</w:t>
       </w:r>
       <w:r>
@@ -19294,6 +19475,7 @@
         <w:rPr>
           <w:rFonts w:hint="eastAsia"/>
         </w:rPr>
+        <w:lastRenderedPageBreak/>
         <w:t>优先级主要包括线程利用率、时间片大小、是否是窗口程序、调整优先级、用户优先级、静态优先级等。</w:t>
       </w:r>
       <w:r>
@@ -19498,14 +19680,7 @@
         <w:rPr>
           <w:rFonts w:hint="eastAsia"/>
         </w:rPr>
-        <w:t>时钟中断每次发生，读取当</w:t>
-      </w:r>
-      <w:r>
-        <w:rPr>
-          <w:rFonts w:hint="eastAsia"/>
-        </w:rPr>
-        <w:lastRenderedPageBreak/>
-        <w:t>前指令周期数</w:t>
+        <w:t>时钟中断每次发生，读取当前指令周期数</w:t>
       </w:r>
       <m:oMath>
         <m:sSub>
@@ -20179,9 +20354,6 @@
     <w:p>
       <w:pPr>
         <w:ind w:firstLine="480"/>
-        <w:rPr>
-          <w:rFonts w:hint="eastAsia"/>
-        </w:rPr>
       </w:pPr>
     </w:p>
     <w:p>
@@ -20653,9 +20825,6 @@
     <w:p>
       <w:pPr>
         <w:ind w:firstLine="480"/>
-        <w:rPr>
-          <w:rFonts w:hint="eastAsia"/>
-        </w:rPr>
       </w:pPr>
     </w:p>
     <w:p>
@@ -20666,6 +20835,7 @@
         <w:rPr>
           <w:rFonts w:hint="eastAsia"/>
         </w:rPr>
+        <w:lastRenderedPageBreak/>
         <w:t>（</w:t>
       </w:r>
       <w:r>
@@ -20684,7 +20854,7 @@
         <w:rPr>
           <w:rFonts w:hint="eastAsia"/>
         </w:rPr>
-        <w:t>窗口程序</w:t>
+        <w:t>调整优先级</w:t>
       </w:r>
     </w:p>
     <w:p>
@@ -20695,23 +20865,141 @@
         <w:rPr>
           <w:rFonts w:hint="eastAsia"/>
         </w:rPr>
+        <w:t>调整优先级包含如下几个要素：</w:t>
+      </w:r>
+    </w:p>
+    <w:p>
+      <w:pPr>
+        <w:pStyle w:val="afa"/>
+        <w:numPr>
+          <w:ilvl w:val="1"/>
+          <w:numId w:val="13"/>
+        </w:numPr>
+        <w:ind w:firstLineChars="0"/>
+      </w:pPr>
+      <w:r>
+        <w:rPr>
+          <w:rFonts w:hint="eastAsia"/>
+        </w:rPr>
+        <w:t>是否窗口程序。</w:t>
+      </w:r>
+      <w:r>
+        <w:rPr>
+          <w:rFonts w:hint="eastAsia"/>
+        </w:rPr>
         <w:t>窗口程序优先级较高，非窗口程序优先级低。</w:t>
       </w:r>
     </w:p>
     <w:p>
       <w:pPr>
+        <w:pStyle w:val="afa"/>
+        <w:numPr>
+          <w:ilvl w:val="1"/>
+          <w:numId w:val="13"/>
+        </w:numPr>
+        <w:ind w:firstLineChars="0"/>
+      </w:pPr>
+      <w:r>
+        <w:rPr>
+          <w:rFonts w:hint="eastAsia"/>
+        </w:rPr>
+        <w:t>键盘点击、鼠标操作。如果有键盘点击，优先级加</w:t>
+      </w:r>
+      <w:r>
+        <w:rPr>
+          <w:rFonts w:hint="eastAsia"/>
+        </w:rPr>
+        <w:t>1</w:t>
+      </w:r>
+      <w:r>
+        <w:rPr>
+          <w:rFonts w:hint="eastAsia"/>
+        </w:rPr>
+        <w:t>，有鼠标操作，优先级加</w:t>
+      </w:r>
+      <w:r>
+        <w:rPr>
+          <w:rFonts w:hint="eastAsia"/>
+        </w:rPr>
+        <w:t>2</w:t>
+      </w:r>
+    </w:p>
+    <w:p>
+      <w:pPr>
+        <w:pStyle w:val="afa"/>
+        <w:numPr>
+          <w:ilvl w:val="1"/>
+          <w:numId w:val="13"/>
+        </w:numPr>
+        <w:ind w:firstLineChars="0"/>
+      </w:pPr>
+      <w:r>
+        <w:rPr>
+          <w:rFonts w:hint="eastAsia"/>
+        </w:rPr>
+        <w:t>文件读写。文件读写优先级加</w:t>
+      </w:r>
+      <w:r>
+        <w:rPr>
+          <w:rFonts w:hint="eastAsia"/>
+        </w:rPr>
+        <w:t>4</w:t>
+      </w:r>
+      <w:r>
+        <w:rPr>
+          <w:rFonts w:hint="eastAsia"/>
+        </w:rPr>
+        <w:t>。</w:t>
+      </w:r>
+    </w:p>
+    <w:p>
+      <w:pPr>
+        <w:pStyle w:val="afa"/>
+        <w:numPr>
+          <w:ilvl w:val="1"/>
+          <w:numId w:val="13"/>
+        </w:numPr>
+        <w:ind w:firstLineChars="0"/>
+      </w:pPr>
+      <w:r>
+        <w:rPr>
+          <w:rFonts w:hint="eastAsia"/>
+        </w:rPr>
+        <w:t>其他外设操作。优先级加</w:t>
+      </w:r>
+      <w:r>
+        <w:rPr>
+          <w:rFonts w:hint="eastAsia"/>
+        </w:rPr>
+        <w:t>1</w:t>
+      </w:r>
+      <w:r>
+        <w:t>-4</w:t>
+      </w:r>
+      <w:r>
+        <w:rPr>
+          <w:rFonts w:hint="eastAsia"/>
+        </w:rPr>
+        <w:t>不等。</w:t>
+      </w:r>
+    </w:p>
+    <w:p>
+      <w:pPr>
+        <w:pStyle w:val="afa"/>
+        <w:ind w:left="1440" w:firstLineChars="0" w:firstLine="0"/>
+        <w:rPr>
+          <w:rFonts w:hint="eastAsia"/>
+        </w:rPr>
+      </w:pPr>
+    </w:p>
+    <w:p>
+      <w:pPr>
         <w:ind w:firstLine="480"/>
-        <w:rPr>
-          <w:rFonts w:hint="eastAsia"/>
-        </w:rPr>
       </w:pPr>
     </w:p>
     <w:p>
       <w:pPr>
         <w:ind w:left="480" w:firstLineChars="0" w:firstLine="0"/>
-        <w:rPr>
-          <w:rFonts w:hint="eastAsia"/>
-        </w:rPr>
       </w:pPr>
       <w:r>
         <w:rPr>
@@ -20847,7 +21135,6 @@
         <w:rPr>
           <w:rFonts w:hint="eastAsia"/>
         </w:rPr>
-        <w:lastRenderedPageBreak/>
         <w:t>动态优先级是为了补偿低优先级程序永远不被执行、调度完成后未被调度程序的优先级加</w:t>
       </w:r>
       <w:r>
@@ -21034,9 +21321,6 @@
     <w:p>
       <w:pPr>
         <w:ind w:firstLine="480"/>
-        <w:rPr>
-          <w:rFonts w:hint="eastAsia"/>
-        </w:rPr>
       </w:pPr>
     </w:p>
     <w:p>
@@ -21053,9 +21337,6 @@
     <w:p>
       <w:pPr>
         <w:ind w:firstLine="480"/>
-        <w:rPr>
-          <w:rFonts w:hint="eastAsia"/>
-        </w:rPr>
       </w:pPr>
       <w:r>
         <w:rPr>
@@ -21086,16 +21367,7 @@
           <w:rPr>
             <w:rFonts w:ascii="Cambria Math" w:hAnsi="Cambria Math"/>
           </w:rPr>
-          <m:t>core=rate ×</m:t>
-        </m:r>
-        <m:r>
-          <m:rPr>
-            <m:sty m:val="p"/>
-          </m:rPr>
-          <w:rPr>
-            <w:rFonts w:ascii="Cambria Math" w:hAnsi="Cambria Math"/>
-          </w:rPr>
-          <m:t>16</m:t>
+          <m:t>core=rate ×16</m:t>
         </m:r>
       </m:oMath>
       <w:r>
@@ -21266,6 +21538,7 @@
         <w:rPr>
           <w:rFonts w:hint="eastAsia"/>
         </w:rPr>
+        <w:lastRenderedPageBreak/>
         <w:t>用户程序</w:t>
       </w:r>
       <w:r>
@@ -21308,33 +21581,12 @@
     <w:p>
       <w:pPr>
         <w:ind w:firstLine="480"/>
-        <w:rPr>
-          <w:rFonts w:hint="eastAsia"/>
-        </w:rPr>
-      </w:pPr>
-      <w:r>
-        <w:rPr>
-          <w:rFonts w:hint="eastAsia"/>
-        </w:rPr>
-        <w:t>动态优先级的比重是最高的。</w:t>
-      </w:r>
-      <w:r>
-        <w:rPr>
-          <w:rFonts w:hint="eastAsia"/>
-        </w:rPr>
-        <w:t>每次调度后、未被调度执行的线程的</w:t>
-      </w:r>
-      <w:r>
-        <w:rPr>
-          <w:rFonts w:hint="eastAsia"/>
-        </w:rPr>
-        <w:t>动态优先级会</w:t>
-      </w:r>
-      <w:r>
-        <w:rPr>
-          <w:rFonts w:hint="eastAsia"/>
-        </w:rPr>
-        <w:t>加</w:t>
+      </w:pPr>
+      <w:r>
+        <w:rPr>
+          <w:rFonts w:hint="eastAsia"/>
+        </w:rPr>
+        <w:t>动态优先级的比重是最高的。每次调度后、未被调度执行的线程的动态优先级会加</w:t>
       </w:r>
       <w:r>
         <w:rPr>
@@ -21362,15 +21614,10 @@
         </w:rPr>
         <w:t>优先级程序永远不会被执行。</w:t>
       </w:r>
-      <w:bookmarkStart w:id="28" w:name="_GoBack"/>
-      <w:bookmarkEnd w:id="28"/>
     </w:p>
     <w:p>
       <w:pPr>
         <w:ind w:firstLine="480"/>
-        <w:rPr>
-          <w:rFonts w:hint="eastAsia"/>
-        </w:rPr>
       </w:pPr>
       <w:r>
         <w:rPr>
@@ -21669,9 +21916,6 @@
     <w:p>
       <w:pPr>
         <w:ind w:firstLine="480"/>
-        <w:rPr>
-          <w:rFonts w:hint="eastAsia"/>
-        </w:rPr>
       </w:pPr>
       <w:r>
         <w:rPr>
@@ -21757,9 +22001,6 @@
     <w:p>
       <w:pPr>
         <w:ind w:firstLine="480"/>
-        <w:rPr>
-          <w:rFonts w:hint="eastAsia"/>
-        </w:rPr>
       </w:pPr>
       <w:r>
         <w:rPr>
@@ -21821,9 +22062,6 @@
     <w:p>
       <w:pPr>
         <w:ind w:firstLine="480"/>
-        <w:rPr>
-          <w:rFonts w:hint="eastAsia"/>
-        </w:rPr>
       </w:pPr>
       <w:r>
         <w:rPr>
@@ -21888,9 +22126,6 @@
     <w:p>
       <w:pPr>
         <w:ind w:firstLine="480"/>
-        <w:rPr>
-          <w:rFonts w:hint="eastAsia"/>
-        </w:rPr>
       </w:pPr>
       <w:r>
         <w:rPr>
@@ -21913,9 +22148,6 @@
           <w:numId w:val="20"/>
         </w:numPr>
         <w:ind w:firstLineChars="0"/>
-        <w:rPr>
-          <w:rFonts w:hint="eastAsia"/>
-        </w:rPr>
       </w:pPr>
       <w:r>
         <w:rPr>
@@ -21938,9 +22170,6 @@
           <w:numId w:val="20"/>
         </w:numPr>
         <w:ind w:firstLineChars="0"/>
-        <w:rPr>
-          <w:rFonts w:hint="eastAsia"/>
-        </w:rPr>
       </w:pPr>
       <w:r>
         <w:rPr>
@@ -21963,9 +22192,6 @@
           <w:numId w:val="20"/>
         </w:numPr>
         <w:ind w:firstLineChars="0"/>
-        <w:rPr>
-          <w:rFonts w:hint="eastAsia"/>
-        </w:rPr>
       </w:pPr>
       <w:r>
         <w:rPr>
@@ -22012,9 +22238,6 @@
           <w:numId w:val="20"/>
         </w:numPr>
         <w:ind w:firstLineChars="0"/>
-        <w:rPr>
-          <w:rFonts w:hint="eastAsia"/>
-        </w:rPr>
       </w:pPr>
       <w:r>
         <w:rPr>
@@ -22037,9 +22260,6 @@
     <w:p>
       <w:pPr>
         <w:ind w:firstLine="480"/>
-        <w:rPr>
-          <w:rFonts w:hint="eastAsia"/>
-        </w:rPr>
       </w:pPr>
       <w:r>
         <w:rPr>
@@ -22065,9 +22285,6 @@
           <w:numId w:val="21"/>
         </w:numPr>
         <w:ind w:firstLineChars="0"/>
-        <w:rPr>
-          <w:rFonts w:hint="eastAsia"/>
-        </w:rPr>
       </w:pPr>
       <w:r>
         <w:rPr>
@@ -22139,9 +22356,6 @@
     <w:p>
       <w:pPr>
         <w:ind w:firstLine="480"/>
-        <w:rPr>
-          <w:rFonts w:hint="eastAsia"/>
-        </w:rPr>
       </w:pPr>
       <w:r>
         <w:rPr>
@@ -22158,9 +22372,6 @@
           <w:numId w:val="22"/>
         </w:numPr>
         <w:ind w:firstLineChars="0"/>
-        <w:rPr>
-          <w:rFonts w:hint="eastAsia"/>
-        </w:rPr>
       </w:pPr>
       <w:r>
         <w:rPr>
@@ -22275,9 +22486,6 @@
     <w:p>
       <w:pPr>
         <w:ind w:firstLineChars="83" w:firstLine="199"/>
-        <w:rPr>
-          <w:rFonts w:hint="eastAsia"/>
-        </w:rPr>
         <w:sectPr>
           <w:headerReference w:type="default" r:id="rId22"/>
           <w:pgSz w:w="11907" w:h="16840" w:code="9"/>
@@ -22291,9 +22499,6 @@
     <w:p>
       <w:pPr>
         <w:ind w:firstLineChars="0" w:firstLine="0"/>
-        <w:rPr>
-          <w:rFonts w:hint="eastAsia"/>
-        </w:rPr>
       </w:pPr>
     </w:p>
     <w:p>
@@ -22434,9 +22639,6 @@
     <w:p>
       <w:pPr>
         <w:ind w:firstLineChars="0" w:firstLine="0"/>
-        <w:rPr>
-          <w:rFonts w:hint="eastAsia"/>
-        </w:rPr>
         <w:sectPr>
           <w:pgSz w:w="11907" w:h="16840" w:code="9"/>
           <w:pgMar w:top="1701" w:right="1418" w:bottom="1418" w:left="1418" w:header="907" w:footer="851" w:gutter="567"/>
@@ -22449,9 +22651,6 @@
     <w:p>
       <w:pPr>
         <w:pStyle w:val="22"/>
-        <w:rPr>
-          <w:rFonts w:hint="eastAsia"/>
-        </w:rPr>
       </w:pPr>
       <w:r>
         <w:lastRenderedPageBreak/>
@@ -22528,9 +22727,6 @@
     <w:p>
       <w:pPr>
         <w:ind w:firstLine="480"/>
-        <w:rPr>
-          <w:rFonts w:hint="eastAsia"/>
-        </w:rPr>
       </w:pPr>
     </w:p>
     <w:p>
@@ -22541,9 +22737,6 @@
     <w:p>
       <w:pPr>
         <w:pStyle w:val="22"/>
-        <w:rPr>
-          <w:rFonts w:hint="eastAsia"/>
-        </w:rPr>
       </w:pPr>
       <w:r>
         <w:t>4</w:t>
@@ -22619,9 +22812,6 @@
     <w:p>
       <w:pPr>
         <w:ind w:firstLine="480"/>
-        <w:rPr>
-          <w:rFonts w:hint="eastAsia"/>
-        </w:rPr>
       </w:pPr>
     </w:p>
     <w:p>
@@ -26690,7 +26880,7 @@
         <w:rStyle w:val="a6"/>
         <w:noProof/>
       </w:rPr>
-      <w:t>27</w:t>
+      <w:t>17</w:t>
     </w:r>
     <w:r>
       <w:rPr>
@@ -26723,7 +26913,7 @@
       <w:rPr>
         <w:noProof/>
       </w:rPr>
-      <w:t>29</w:t>
+      <w:t>30</w:t>
     </w:r>
     <w:r>
       <w:fldChar w:fldCharType="end"/>
@@ -27152,7 +27342,7 @@
         <w:noProof/>
         <w:u w:val="none"/>
       </w:rPr>
-      <w:t>独创性声明</w:t>
+      <w:t>学位论文数据集</w:t>
     </w:r>
     <w:r>
       <w:rPr>
@@ -31575,7 +31765,7 @@
 </file>
 
 <file path=customXml/itemProps1.xml><?xml version="1.0" encoding="utf-8"?>
-<ds:datastoreItem xmlns:ds="http://schemas.openxmlformats.org/officeDocument/2006/customXml" ds:itemID="{7C724321-D664-489B-A73C-9F3EEC927E89}">
+<ds:datastoreItem xmlns:ds="http://schemas.openxmlformats.org/officeDocument/2006/customXml" ds:itemID="{C7CCD1D2-EF9E-4159-A650-C66A104BC459}">
   <ds:schemaRefs>
     <ds:schemaRef ds:uri="http://schemas.openxmlformats.org/officeDocument/2006/bibliography"/>
   </ds:schemaRefs>

--- a/基于嵌入式系统的任务调度算法研究.docx
+++ b/基于嵌入式系统的任务调度算法研究.docx
@@ -1,6 +1,6 @@
 
 <file path=word/document.xml><?xml version="1.0" encoding="utf-8"?>
-<w:document xmlns:wpc="http://schemas.microsoft.com/office/word/2010/wordprocessingCanvas" xmlns:cx="http://schemas.microsoft.com/office/drawing/2014/chartex" xmlns:mc="http://schemas.openxmlformats.org/markup-compatibility/2006" xmlns:o="urn:schemas-microsoft-com:office:office" xmlns:r="http://schemas.openxmlformats.org/officeDocument/2006/relationships" xmlns:m="http://schemas.openxmlformats.org/officeDocument/2006/math" xmlns:v="urn:schemas-microsoft-com:vml" xmlns:wp14="http://schemas.microsoft.com/office/word/2010/wordprocessingDrawing" xmlns:wp="http://schemas.openxmlformats.org/drawingml/2006/wordprocessingDrawing" xmlns:w10="urn:schemas-microsoft-com:office:word" xmlns:w="http://schemas.openxmlformats.org/wordprocessingml/2006/main" xmlns:w14="http://schemas.microsoft.com/office/word/2010/wordml" xmlns:w15="http://schemas.microsoft.com/office/word/2012/wordml" xmlns:w16se="http://schemas.microsoft.com/office/word/2015/wordml/symex" xmlns:wpg="http://schemas.microsoft.com/office/word/2010/wordprocessingGroup" xmlns:wpi="http://schemas.microsoft.com/office/word/2010/wordprocessingInk" xmlns:wne="http://schemas.microsoft.com/office/word/2006/wordml" xmlns:wps="http://schemas.microsoft.com/office/word/2010/wordprocessingShape" mc:Ignorable="w14 w15 w16se wp14">
+<w:document xmlns:wpc="http://schemas.microsoft.com/office/word/2010/wordprocessingCanvas" xmlns:cx="http://schemas.microsoft.com/office/drawing/2014/chartex" xmlns:cx1="http://schemas.microsoft.com/office/drawing/2015/9/8/chartex" xmlns:cx2="http://schemas.microsoft.com/office/drawing/2015/10/21/chartex" xmlns:cx3="http://schemas.microsoft.com/office/drawing/2016/5/9/chartex" xmlns:cx4="http://schemas.microsoft.com/office/drawing/2016/5/10/chartex" xmlns:cx5="http://schemas.microsoft.com/office/drawing/2016/5/11/chartex" xmlns:cx6="http://schemas.microsoft.com/office/drawing/2016/5/12/chartex" xmlns:cx7="http://schemas.microsoft.com/office/drawing/2016/5/13/chartex" xmlns:cx8="http://schemas.microsoft.com/office/drawing/2016/5/14/chartex" xmlns:mc="http://schemas.openxmlformats.org/markup-compatibility/2006" xmlns:aink="http://schemas.microsoft.com/office/drawing/2016/ink" xmlns:am3d="http://schemas.microsoft.com/office/drawing/2017/model3d" xmlns:o="urn:schemas-microsoft-com:office:office" xmlns:oel="http://schemas.microsoft.com/office/2019/extlst" xmlns:r="http://schemas.openxmlformats.org/officeDocument/2006/relationships" xmlns:m="http://schemas.openxmlformats.org/officeDocument/2006/math" xmlns:v="urn:schemas-microsoft-com:vml" xmlns:wp14="http://schemas.microsoft.com/office/word/2010/wordprocessingDrawing" xmlns:wp="http://schemas.openxmlformats.org/drawingml/2006/wordprocessingDrawing" xmlns:w10="urn:schemas-microsoft-com:office:word" xmlns:w="http://schemas.openxmlformats.org/wordprocessingml/2006/main" xmlns:w14="http://schemas.microsoft.com/office/word/2010/wordml" xmlns:w15="http://schemas.microsoft.com/office/word/2012/wordml" xmlns:w16cex="http://schemas.microsoft.com/office/word/2018/wordml/cex" xmlns:w16cid="http://schemas.microsoft.com/office/word/2016/wordml/cid" xmlns:w16="http://schemas.microsoft.com/office/word/2018/wordml" xmlns:w16du="http://schemas.microsoft.com/office/word/2023/wordml/word16du" xmlns:w16sdtdh="http://schemas.microsoft.com/office/word/2020/wordml/sdtdatahash" xmlns:w16sdtfl="http://schemas.microsoft.com/office/word/2024/wordml/sdtformatlock" xmlns:w16se="http://schemas.microsoft.com/office/word/2015/wordml/symex" xmlns:wpg="http://schemas.microsoft.com/office/word/2010/wordprocessingGroup" xmlns:wpi="http://schemas.microsoft.com/office/word/2010/wordprocessingInk" xmlns:wne="http://schemas.microsoft.com/office/word/2006/wordml" xmlns:wps="http://schemas.microsoft.com/office/word/2010/wordprocessingShape" mc:Ignorable="w14 w15 w16se w16cid w16 w16cex w16sdtdh w16sdtfl w16du wp14">
   <w:body>
     <w:p>
       <w:pPr>
@@ -36,14 +36,14 @@
         <w:ind w:firstLineChars="0" w:firstLine="0"/>
         <w:jc w:val="center"/>
         <w:rPr>
+          <w:rFonts w:ascii="宋体" w:hAnsi="宋体" w:hint="eastAsia"/>
+        </w:rPr>
+      </w:pPr>
+      <w:r>
+        <w:rPr>
           <w:rFonts w:ascii="宋体" w:hAnsi="宋体"/>
         </w:rPr>
-      </w:pPr>
-      <w:r>
-        <w:rPr>
-          <w:rFonts w:ascii="宋体" w:hAnsi="宋体"/>
-        </w:rPr>
-        <w:object w:dxaOrig="5895" w:dyaOrig="1620">
+        <w:object w:dxaOrig="5895" w:dyaOrig="1620" w14:anchorId="5A427861">
           <v:shapetype id="_x0000_t75" coordsize="21600,21600" o:spt="75" o:preferrelative="t" path="m@4@5l@4@11@9@11@9@5xe" filled="f" stroked="f">
             <v:stroke joinstyle="miter"/>
             <v:formulas>
@@ -63,10 +63,10 @@
             <v:path o:extrusionok="f" gradientshapeok="t" o:connecttype="rect"/>
             <o:lock v:ext="edit" aspectratio="t"/>
           </v:shapetype>
-          <v:shape id="_x0000_i1025" type="#_x0000_t75" style="width:303.5pt;height:78pt" o:ole="">
+          <v:shape id="_x0000_i1025" type="#_x0000_t75" style="width:303.6pt;height:78pt" o:ole="">
             <v:imagedata r:id="rId8" o:title="" gain="69719f" blacklevel="1966f" grayscale="t" bilevel="t"/>
           </v:shape>
-          <o:OLEObject Type="Embed" ProgID="图像.文件" ShapeID="_x0000_i1025" DrawAspect="Content" ObjectID="_1851071276" r:id="rId9"/>
+          <o:OLEObject Type="Embed" ProgID="图像.文件" ShapeID="_x0000_i1025" DrawAspect="Content" ObjectID="_1851883281" r:id="rId9"/>
         </w:object>
       </w:r>
     </w:p>
@@ -131,13 +131,22 @@
         <w:spacing w:line="240" w:lineRule="auto"/>
         <w:ind w:firstLineChars="0" w:firstLine="0"/>
         <w:jc w:val="center"/>
+        <w:rPr>
+          <w:rStyle w:val="-0"/>
+          <w:rFonts w:ascii="宋体" w:hAnsi="宋体" w:hint="eastAsia"/>
+          <w:sz w:val="30"/>
+          <w:szCs w:val="30"/>
+        </w:rPr>
+      </w:pPr>
+      <w:r>
         <w:rPr>
           <w:rStyle w:val="-0"/>
           <w:rFonts w:ascii="宋体" w:hAnsi="宋体"/>
           <w:sz w:val="30"/>
           <w:szCs w:val="30"/>
         </w:rPr>
-      </w:pPr>
+        <w:fldChar w:fldCharType="begin"/>
+      </w:r>
       <w:r>
         <w:rPr>
           <w:rStyle w:val="-0"/>
@@ -145,7 +154,16 @@
           <w:sz w:val="30"/>
           <w:szCs w:val="30"/>
         </w:rPr>
-        <w:fldChar w:fldCharType="begin"/>
+        <w:instrText xml:space="preserve"> </w:instrText>
+      </w:r>
+      <w:r>
+        <w:rPr>
+          <w:rStyle w:val="-0"/>
+          <w:rFonts w:ascii="宋体" w:hAnsi="宋体" w:hint="eastAsia"/>
+          <w:sz w:val="30"/>
+          <w:szCs w:val="30"/>
+        </w:rPr>
+        <w:instrText>MACROBUTTON NoMacro 论文题目</w:instrText>
       </w:r>
       <w:r>
         <w:rPr>
@@ -154,26 +172,21 @@
           <w:sz w:val="30"/>
           <w:szCs w:val="30"/>
         </w:rPr>
-        <w:instrText xml:space="preserve"> </w:instrText>
-      </w:r>
-      <w:r>
+        <w:fldChar w:fldCharType="end"/>
+      </w:r>
+    </w:p>
+    <w:p>
+      <w:pPr>
+        <w:spacing w:line="240" w:lineRule="auto"/>
+        <w:ind w:firstLineChars="0" w:firstLine="0"/>
+        <w:jc w:val="center"/>
         <w:rPr>
           <w:rStyle w:val="-0"/>
           <w:rFonts w:ascii="宋体" w:hAnsi="宋体" w:hint="eastAsia"/>
           <w:sz w:val="30"/>
           <w:szCs w:val="30"/>
         </w:rPr>
-        <w:instrText>MACROBUTTON NoMacro 论文题目</w:instrText>
-      </w:r>
-      <w:r>
-        <w:rPr>
-          <w:rStyle w:val="-0"/>
-          <w:rFonts w:ascii="宋体" w:hAnsi="宋体"/>
-          <w:sz w:val="30"/>
-          <w:szCs w:val="30"/>
-        </w:rPr>
-        <w:fldChar w:fldCharType="end"/>
-      </w:r>
+      </w:pPr>
     </w:p>
     <w:p>
       <w:pPr>
@@ -182,11 +195,17 @@
         <w:jc w:val="center"/>
         <w:rPr>
           <w:rStyle w:val="-0"/>
-          <w:rFonts w:ascii="宋体" w:hAnsi="宋体"/>
-          <w:sz w:val="30"/>
-          <w:szCs w:val="30"/>
-        </w:rPr>
-      </w:pPr>
+          <w:b/>
+        </w:rPr>
+      </w:pPr>
+      <w:r>
+        <w:rPr>
+          <w:rStyle w:val="-0"/>
+          <w:rFonts w:hint="eastAsia"/>
+          <w:b/>
+        </w:rPr>
+        <w:t>基于嵌入式系统的任务调度算法研究</w:t>
+      </w:r>
     </w:p>
     <w:p>
       <w:pPr>
@@ -198,14 +217,6 @@
           <w:b/>
         </w:rPr>
       </w:pPr>
-      <w:r>
-        <w:rPr>
-          <w:rStyle w:val="-0"/>
-          <w:rFonts w:hint="eastAsia"/>
-          <w:b/>
-        </w:rPr>
-        <w:t>基于嵌入式系统的任务调度算法研究</w:t>
-      </w:r>
     </w:p>
     <w:p>
       <w:pPr>
@@ -213,10 +224,43 @@
         <w:ind w:firstLineChars="0" w:firstLine="0"/>
         <w:jc w:val="center"/>
         <w:rPr>
-          <w:rStyle w:val="-0"/>
-          <w:b/>
-        </w:rPr>
-      </w:pPr>
+          <w:rStyle w:val="-1"/>
+          <w:sz w:val="30"/>
+          <w:szCs w:val="30"/>
+        </w:rPr>
+      </w:pPr>
+      <w:r>
+        <w:rPr>
+          <w:rStyle w:val="-1"/>
+          <w:sz w:val="30"/>
+          <w:szCs w:val="30"/>
+        </w:rPr>
+        <w:fldChar w:fldCharType="begin"/>
+      </w:r>
+      <w:r>
+        <w:rPr>
+          <w:rStyle w:val="-1"/>
+          <w:sz w:val="30"/>
+          <w:szCs w:val="30"/>
+        </w:rPr>
+        <w:instrText xml:space="preserve"> MACROBUTTON NoMacro </w:instrText>
+      </w:r>
+      <w:r>
+        <w:rPr>
+          <w:rStyle w:val="-1"/>
+          <w:sz w:val="30"/>
+          <w:szCs w:val="30"/>
+        </w:rPr>
+        <w:instrText>论文英文题目</w:instrText>
+      </w:r>
+      <w:r>
+        <w:rPr>
+          <w:rStyle w:val="-1"/>
+          <w:sz w:val="30"/>
+          <w:szCs w:val="30"/>
+        </w:rPr>
+        <w:fldChar w:fldCharType="end"/>
+      </w:r>
     </w:p>
     <w:p>
       <w:pPr>
@@ -229,38 +273,6 @@
           <w:szCs w:val="30"/>
         </w:rPr>
       </w:pPr>
-      <w:r>
-        <w:rPr>
-          <w:rStyle w:val="-1"/>
-          <w:sz w:val="30"/>
-          <w:szCs w:val="30"/>
-        </w:rPr>
-        <w:fldChar w:fldCharType="begin"/>
-      </w:r>
-      <w:r>
-        <w:rPr>
-          <w:rStyle w:val="-1"/>
-          <w:sz w:val="30"/>
-          <w:szCs w:val="30"/>
-        </w:rPr>
-        <w:instrText xml:space="preserve"> MACROBUTTON NoMacro </w:instrText>
-      </w:r>
-      <w:r>
-        <w:rPr>
-          <w:rStyle w:val="-1"/>
-          <w:sz w:val="30"/>
-          <w:szCs w:val="30"/>
-        </w:rPr>
-        <w:instrText>论文英文题目</w:instrText>
-      </w:r>
-      <w:r>
-        <w:rPr>
-          <w:rStyle w:val="-1"/>
-          <w:sz w:val="30"/>
-          <w:szCs w:val="30"/>
-        </w:rPr>
-        <w:fldChar w:fldCharType="end"/>
-      </w:r>
     </w:p>
     <w:p>
       <w:pPr>
@@ -269,10 +281,14 @@
         <w:jc w:val="center"/>
         <w:rPr>
           <w:rStyle w:val="-1"/>
-          <w:sz w:val="30"/>
-          <w:szCs w:val="30"/>
-        </w:rPr>
-      </w:pPr>
+        </w:rPr>
+      </w:pPr>
+      <w:r>
+        <w:rPr>
+          <w:rStyle w:val="-1"/>
+        </w:rPr>
+        <w:t>Research on Task Scheduling Algorithms for Embedded Systems</w:t>
+      </w:r>
     </w:p>
     <w:p>
       <w:pPr>
@@ -283,12 +299,6 @@
           <w:rStyle w:val="-1"/>
         </w:rPr>
       </w:pPr>
-      <w:r>
-        <w:rPr>
-          <w:rStyle w:val="-1"/>
-        </w:rPr>
-        <w:t>Research on Task Scheduling Algorithms for Embedded Systems</w:t>
-      </w:r>
     </w:p>
     <w:p>
       <w:pPr>
@@ -336,18 +346,8 @@
         <w:ind w:firstLineChars="0" w:firstLine="0"/>
         <w:jc w:val="center"/>
         <w:rPr>
-          <w:rStyle w:val="-1"/>
-        </w:rPr>
-      </w:pPr>
-    </w:p>
-    <w:p>
-      <w:pPr>
-        <w:spacing w:line="240" w:lineRule="auto"/>
-        <w:ind w:firstLineChars="0" w:firstLine="0"/>
-        <w:jc w:val="center"/>
-        <w:rPr>
           <w:rStyle w:val="-2"/>
-          <w:rFonts w:ascii="宋体" w:hAnsi="宋体"/>
+          <w:rFonts w:ascii="宋体" w:hAnsi="宋体" w:hint="eastAsia"/>
           <w:szCs w:val="28"/>
         </w:rPr>
       </w:pPr>
@@ -384,7 +384,7 @@
         <w:jc w:val="center"/>
         <w:rPr>
           <w:rStyle w:val="30"/>
-          <w:rFonts w:ascii="宋体" w:hAnsi="宋体"/>
+          <w:rFonts w:ascii="宋体" w:hAnsi="宋体" w:hint="eastAsia"/>
           <w:sz w:val="28"/>
           <w:szCs w:val="28"/>
         </w:rPr>
@@ -475,7 +475,7 @@
         <w:jc w:val="center"/>
         <w:rPr>
           <w:rStyle w:val="-5"/>
-          <w:rFonts w:ascii="宋体" w:hAnsi="宋体"/>
+          <w:rFonts w:ascii="宋体" w:hAnsi="宋体" w:hint="eastAsia"/>
         </w:rPr>
       </w:pPr>
       <w:r>
@@ -516,7 +516,7 @@
       <w:r>
         <w:rPr>
           <w:rStyle w:val="-5"/>
-          <w:rFonts w:ascii="宋体" w:hAnsi="宋体"/>
+          <w:rFonts w:ascii="宋体" w:hAnsi="宋体" w:hint="eastAsia"/>
           <w:noProof/>
         </w:rPr>
         <w:t>2026年9月</w:t>
@@ -819,7 +819,7 @@
         <w:jc w:val="left"/>
         <w:rPr>
           <w:rStyle w:val="-7"/>
-          <w:rFonts w:ascii="宋体" w:hAnsi="宋体"/>
+          <w:rFonts w:ascii="宋体" w:hAnsi="宋体" w:hint="eastAsia"/>
         </w:rPr>
       </w:pPr>
       <w:bookmarkStart w:id="1" w:name="题名页"/>
@@ -863,7 +863,6 @@
           <w:rStyle w:val="5"/>
           <w:rFonts w:ascii="宋体" w:hAnsi="宋体" w:hint="eastAsia"/>
         </w:rPr>
-        <w:lastRenderedPageBreak/>
         <w:t xml:space="preserve">                          </w:t>
       </w:r>
       <w:r>
@@ -1010,6 +1009,7 @@
         <w:jc w:val="center"/>
         <w:rPr>
           <w:rStyle w:val="-a"/>
+          <w:rFonts w:hint="eastAsia"/>
         </w:rPr>
       </w:pPr>
       <w:r>
@@ -1038,6 +1038,7 @@
         <w:jc w:val="center"/>
         <w:rPr>
           <w:rStyle w:val="-a"/>
+          <w:rFonts w:hint="eastAsia"/>
         </w:rPr>
       </w:pPr>
     </w:p>
@@ -1067,6 +1068,7 @@
         <w:jc w:val="center"/>
         <w:rPr>
           <w:rStyle w:val="-a"/>
+          <w:rFonts w:hint="eastAsia"/>
         </w:rPr>
       </w:pPr>
     </w:p>
@@ -1075,6 +1077,7 @@
         <w:ind w:firstLine="600"/>
         <w:rPr>
           <w:rStyle w:val="-a"/>
+          <w:rFonts w:hint="eastAsia"/>
         </w:rPr>
       </w:pPr>
     </w:p>
@@ -1240,7 +1243,7 @@
         <w:ind w:firstLine="560"/>
         <w:rPr>
           <w:rStyle w:val="-c"/>
-          <w:rFonts w:ascii="宋体" w:hAnsi="宋体"/>
+          <w:rFonts w:ascii="宋体" w:hAnsi="宋体" w:hint="eastAsia"/>
           <w:szCs w:val="28"/>
         </w:rPr>
       </w:pPr>
@@ -1252,7 +1255,7 @@
         <w:jc w:val="left"/>
         <w:rPr>
           <w:rStyle w:val="-f4"/>
-          <w:rFonts w:ascii="宋体" w:hAnsi="宋体"/>
+          <w:rFonts w:ascii="宋体" w:hAnsi="宋体" w:hint="eastAsia"/>
           <w:szCs w:val="28"/>
         </w:rPr>
       </w:pPr>
@@ -1301,7 +1304,7 @@
         <w:ind w:firstLine="560"/>
         <w:rPr>
           <w:rStyle w:val="-e"/>
-          <w:rFonts w:ascii="宋体" w:hAnsi="宋体"/>
+          <w:rFonts w:ascii="宋体" w:hAnsi="宋体" w:hint="eastAsia"/>
           <w:szCs w:val="28"/>
         </w:rPr>
       </w:pPr>
@@ -1313,7 +1316,7 @@
         <w:jc w:val="left"/>
         <w:rPr>
           <w:rStyle w:val="-f0"/>
-          <w:rFonts w:ascii="宋体" w:hAnsi="宋体"/>
+          <w:rFonts w:ascii="宋体" w:hAnsi="宋体" w:hint="eastAsia"/>
           <w:szCs w:val="28"/>
         </w:rPr>
       </w:pPr>
@@ -1388,7 +1391,7 @@
         <w:ind w:firstLineChars="0" w:firstLine="0"/>
         <w:jc w:val="left"/>
         <w:rPr>
-          <w:rFonts w:ascii="宋体" w:hAnsi="宋体"/>
+          <w:rFonts w:ascii="宋体" w:hAnsi="宋体" w:hint="eastAsia"/>
         </w:rPr>
       </w:pPr>
     </w:p>
@@ -1398,7 +1401,7 @@
         <w:ind w:firstLineChars="0" w:firstLine="0"/>
         <w:jc w:val="left"/>
         <w:rPr>
-          <w:rFonts w:ascii="宋体" w:hAnsi="宋体"/>
+          <w:rFonts w:ascii="宋体" w:hAnsi="宋体" w:hint="eastAsia"/>
           <w:sz w:val="28"/>
           <w:szCs w:val="28"/>
         </w:rPr>
@@ -1522,7 +1525,7 @@
         <w:jc w:val="center"/>
         <w:rPr>
           <w:rStyle w:val="-f1"/>
-          <w:rFonts w:ascii="宋体" w:hAnsi="宋体"/>
+          <w:rFonts w:ascii="宋体" w:hAnsi="宋体" w:hint="eastAsia"/>
         </w:rPr>
       </w:pPr>
       <w:r>
@@ -1563,7 +1566,7 @@
       <w:r>
         <w:rPr>
           <w:rStyle w:val="-f1"/>
-          <w:rFonts w:ascii="宋体" w:hAnsi="宋体"/>
+          <w:rFonts w:ascii="宋体" w:hAnsi="宋体" w:hint="eastAsia"/>
           <w:noProof/>
         </w:rPr>
         <w:t>2026年9月</w:t>
@@ -1593,13 +1596,13 @@
       <w:pPr>
         <w:ind w:firstLineChars="0" w:firstLine="420"/>
         <w:rPr>
-          <w:rFonts w:ascii="宋体" w:hAnsi="宋体"/>
-        </w:rPr>
-      </w:pPr>
-      <w:r>
-        <w:rPr>
           <w:rFonts w:ascii="宋体" w:hAnsi="宋体" w:hint="eastAsia"/>
         </w:rPr>
+      </w:pPr>
+      <w:r>
+        <w:rPr>
+          <w:rFonts w:ascii="宋体" w:hAnsi="宋体" w:hint="eastAsia"/>
+        </w:rPr>
         <w:t>首先感谢我的导师尹传环，在研究生三年对我学术和论文上的指导。从开学到毕业给了我默默的关系和帮助。</w:t>
       </w:r>
     </w:p>
@@ -1607,13 +1610,13 @@
       <w:pPr>
         <w:ind w:left="420" w:firstLineChars="0" w:firstLine="0"/>
         <w:rPr>
-          <w:rFonts w:ascii="宋体" w:hAnsi="宋体"/>
-        </w:rPr>
-      </w:pPr>
-      <w:r>
-        <w:rPr>
           <w:rFonts w:ascii="宋体" w:hAnsi="宋体" w:hint="eastAsia"/>
         </w:rPr>
+      </w:pPr>
+      <w:r>
+        <w:rPr>
+          <w:rFonts w:ascii="宋体" w:hAnsi="宋体" w:hint="eastAsia"/>
+        </w:rPr>
         <w:t>其次感谢我的妻子，是她承担了很多家务让我有时间做自己喜欢的研究工作。最后谢谢我的孩子，他们让我重新体验了童年。</w:t>
       </w:r>
     </w:p>
@@ -1621,7 +1624,7 @@
       <w:pPr>
         <w:ind w:firstLineChars="0" w:firstLine="0"/>
         <w:rPr>
-          <w:rFonts w:ascii="宋体" w:hAnsi="宋体"/>
+          <w:rFonts w:ascii="宋体" w:hAnsi="宋体" w:hint="eastAsia"/>
         </w:rPr>
       </w:pPr>
     </w:p>
@@ -1748,7 +1751,6 @@
         </w:rPr>
         <w:t>内核</w:t>
       </w:r>
-      <w:proofErr w:type="spellStart"/>
       <w:r>
         <w:rPr>
           <w:rFonts w:ascii="Segoe UI" w:hAnsi="Segoe UI" w:cs="Segoe UI" w:hint="eastAsia"/>
@@ -1757,7 +1759,6 @@
         </w:rPr>
         <w:t>liunuxos</w:t>
       </w:r>
-      <w:proofErr w:type="spellEnd"/>
       <w:r>
         <w:rPr>
           <w:rFonts w:ascii="Segoe UI" w:hAnsi="Segoe UI" w:cs="Segoe UI" w:hint="eastAsia"/>
@@ -2020,7 +2021,7 @@
     </w:p>
     <w:p>
       <w:pPr>
-        <w:pStyle w:val="13"/>
+        <w:pStyle w:val="TOC1"/>
         <w:tabs>
           <w:tab w:val="right" w:leader="dot" w:pos="8494"/>
         </w:tabs>
@@ -2163,7 +2164,7 @@
     </w:p>
     <w:p>
       <w:pPr>
-        <w:pStyle w:val="13"/>
+        <w:pStyle w:val="TOC1"/>
         <w:tabs>
           <w:tab w:val="right" w:leader="dot" w:pos="8494"/>
         </w:tabs>
@@ -2279,7 +2280,7 @@
     </w:p>
     <w:p>
       <w:pPr>
-        <w:pStyle w:val="13"/>
+        <w:pStyle w:val="TOC1"/>
         <w:tabs>
           <w:tab w:val="right" w:leader="dot" w:pos="8494"/>
         </w:tabs>
@@ -2397,7 +2398,7 @@
     </w:p>
     <w:p>
       <w:pPr>
-        <w:pStyle w:val="13"/>
+        <w:pStyle w:val="TOC1"/>
         <w:tabs>
           <w:tab w:val="right" w:leader="dot" w:pos="8494"/>
         </w:tabs>
@@ -2520,7 +2521,7 @@
     </w:p>
     <w:p>
       <w:pPr>
-        <w:pStyle w:val="13"/>
+        <w:pStyle w:val="TOC1"/>
         <w:tabs>
           <w:tab w:val="right" w:leader="dot" w:pos="8494"/>
         </w:tabs>
@@ -2695,7 +2696,7 @@
     </w:p>
     <w:p>
       <w:pPr>
-        <w:pStyle w:val="23"/>
+        <w:pStyle w:val="TOC2"/>
         <w:tabs>
           <w:tab w:val="right" w:leader="dot" w:pos="8494"/>
         </w:tabs>
@@ -2855,7 +2856,7 @@
     </w:p>
     <w:p>
       <w:pPr>
-        <w:pStyle w:val="33"/>
+        <w:pStyle w:val="TOC3"/>
         <w:tabs>
           <w:tab w:val="right" w:leader="dot" w:pos="8494"/>
         </w:tabs>
@@ -3029,7 +3030,7 @@
     </w:p>
     <w:p>
       <w:pPr>
-        <w:pStyle w:val="13"/>
+        <w:pStyle w:val="TOC1"/>
         <w:tabs>
           <w:tab w:val="right" w:leader="dot" w:pos="8494"/>
         </w:tabs>
@@ -3204,7 +3205,7 @@
     </w:p>
     <w:p>
       <w:pPr>
-        <w:pStyle w:val="23"/>
+        <w:pStyle w:val="TOC2"/>
         <w:tabs>
           <w:tab w:val="right" w:leader="dot" w:pos="8494"/>
         </w:tabs>
@@ -3364,7 +3365,7 @@
     </w:p>
     <w:p>
       <w:pPr>
-        <w:pStyle w:val="33"/>
+        <w:pStyle w:val="TOC3"/>
         <w:tabs>
           <w:tab w:val="right" w:leader="dot" w:pos="8494"/>
         </w:tabs>
@@ -3538,7 +3539,7 @@
     </w:p>
     <w:p>
       <w:pPr>
-        <w:pStyle w:val="13"/>
+        <w:pStyle w:val="TOC1"/>
         <w:tabs>
           <w:tab w:val="right" w:leader="dot" w:pos="8494"/>
         </w:tabs>
@@ -3713,7 +3714,7 @@
     </w:p>
     <w:p>
       <w:pPr>
-        <w:pStyle w:val="23"/>
+        <w:pStyle w:val="TOC2"/>
         <w:tabs>
           <w:tab w:val="right" w:leader="dot" w:pos="8494"/>
         </w:tabs>
@@ -3825,7 +3826,7 @@
     </w:p>
     <w:p>
       <w:pPr>
-        <w:pStyle w:val="33"/>
+        <w:pStyle w:val="TOC3"/>
         <w:tabs>
           <w:tab w:val="right" w:leader="dot" w:pos="8494"/>
         </w:tabs>
@@ -3947,7 +3948,7 @@
     </w:p>
     <w:p>
       <w:pPr>
-        <w:pStyle w:val="13"/>
+        <w:pStyle w:val="TOC1"/>
         <w:tabs>
           <w:tab w:val="right" w:leader="dot" w:pos="8494"/>
         </w:tabs>
@@ -4070,7 +4071,7 @@
     </w:p>
     <w:p>
       <w:pPr>
-        <w:pStyle w:val="13"/>
+        <w:pStyle w:val="TOC1"/>
         <w:tabs>
           <w:tab w:val="right" w:leader="dot" w:pos="8494"/>
         </w:tabs>
@@ -4180,7 +4181,7 @@
     </w:p>
     <w:p>
       <w:pPr>
-        <w:pStyle w:val="13"/>
+        <w:pStyle w:val="TOC1"/>
         <w:tabs>
           <w:tab w:val="right" w:leader="dot" w:pos="8494"/>
         </w:tabs>
@@ -4303,7 +4304,7 @@
     </w:p>
     <w:p>
       <w:pPr>
-        <w:pStyle w:val="13"/>
+        <w:pStyle w:val="TOC1"/>
         <w:tabs>
           <w:tab w:val="right" w:leader="dot" w:pos="8494"/>
         </w:tabs>
@@ -4413,7 +4414,7 @@
     </w:p>
     <w:p>
       <w:pPr>
-        <w:pStyle w:val="13"/>
+        <w:pStyle w:val="TOC1"/>
         <w:tabs>
           <w:tab w:val="right" w:leader="dot" w:pos="8494"/>
         </w:tabs>
@@ -4549,7 +4550,7 @@
     </w:p>
     <w:p>
       <w:pPr>
-        <w:pStyle w:val="13"/>
+        <w:pStyle w:val="TOC1"/>
         <w:tabs>
           <w:tab w:val="right" w:leader="dot" w:pos="8494"/>
         </w:tabs>
@@ -4659,7 +4660,7 @@
     </w:p>
     <w:p>
       <w:pPr>
-        <w:pStyle w:val="13"/>
+        <w:pStyle w:val="TOC1"/>
         <w:tabs>
           <w:tab w:val="right" w:leader="dot" w:pos="8494"/>
         </w:tabs>
@@ -4770,29 +4771,6 @@
     <w:p>
       <w:pPr>
         <w:pStyle w:val="a5"/>
-      </w:pPr>
-      <w:r>
-        <w:fldChar w:fldCharType="end"/>
-      </w:r>
-    </w:p>
-    <w:p>
-      <w:pPr>
-        <w:pStyle w:val="a5"/>
-      </w:pPr>
-    </w:p>
-    <w:p>
-      <w:pPr>
-        <w:pStyle w:val="a5"/>
-      </w:pPr>
-    </w:p>
-    <w:p>
-      <w:pPr>
-        <w:pStyle w:val="a5"/>
-      </w:pPr>
-    </w:p>
-    <w:p>
-      <w:pPr>
-        <w:pStyle w:val="a5"/>
         <w:sectPr>
           <w:headerReference w:type="default" r:id="rId18"/>
           <w:pgSz w:w="11907" w:h="16840" w:code="9"/>
@@ -4803,10 +4781,49 @@
           <w:docGrid w:type="lines" w:linePitch="312"/>
         </w:sectPr>
       </w:pPr>
-    </w:p>
-    <w:p>
-      <w:pPr>
-        <w:pStyle w:val="1"/>
+      <w:r>
+        <w:fldChar w:fldCharType="end"/>
+      </w:r>
+    </w:p>
+    <w:p>
+      <w:pPr>
+        <w:pStyle w:val="a5"/>
+      </w:pPr>
+    </w:p>
+    <w:p>
+      <w:pPr>
+        <w:pStyle w:val="a5"/>
+      </w:pPr>
+    </w:p>
+    <w:p>
+      <w:pPr>
+        <w:pStyle w:val="a5"/>
+      </w:pPr>
+    </w:p>
+    <w:p>
+      <w:pPr>
+        <w:pStyle w:val="a5"/>
+      </w:pPr>
+    </w:p>
+    <w:p>
+      <w:pPr>
+        <w:pStyle w:val="a5"/>
+        <w:rPr>
+          <w:rFonts w:hint="eastAsia"/>
+        </w:rPr>
+        <w:sectPr>
+          <w:pgSz w:w="11907" w:h="16840" w:code="9"/>
+          <w:pgMar w:top="1701" w:right="1418" w:bottom="1418" w:left="1418" w:header="907" w:footer="851" w:gutter="567"/>
+          <w:paperSrc w:first="31096" w:other="31096"/>
+          <w:pgNumType w:fmt="lowerRoman"/>
+          <w:cols w:space="720"/>
+          <w:docGrid w:type="lines" w:linePitch="312"/>
+        </w:sectPr>
+      </w:pPr>
+    </w:p>
+    <w:p>
+      <w:pPr>
+        <w:pStyle w:val="a4"/>
       </w:pPr>
       <w:bookmarkStart w:id="10" w:name="_Toc385762749"/>
       <w:bookmarkStart w:id="11" w:name="_Toc385763023"/>
@@ -4815,7 +4832,19 @@
       <w:bookmarkStart w:id="14" w:name="_Toc385763153"/>
       <w:bookmarkStart w:id="15" w:name="_Toc385763192"/>
       <w:r>
+        <w:rPr>
+          <w:rFonts w:hint="eastAsia"/>
+        </w:rPr>
         <w:lastRenderedPageBreak/>
+        <w:t>一级标题</w:t>
+      </w:r>
+      <w:r>
+        <w:rPr>
+          <w:rFonts w:hint="eastAsia"/>
+        </w:rPr>
+        <w:t xml:space="preserve">  </w:t>
+      </w:r>
+      <w:r>
         <w:t>引言</w:t>
       </w:r>
       <w:bookmarkEnd w:id="10"/>
@@ -4860,21 +4889,7 @@
         <w:rPr>
           <w:rFonts w:hint="eastAsia"/>
         </w:rPr>
-        <w:t>抢占</w:t>
-      </w:r>
-      <w:proofErr w:type="gramStart"/>
-      <w:r>
-        <w:rPr>
-          <w:rFonts w:hint="eastAsia"/>
-        </w:rPr>
-        <w:t>式任务</w:t>
-      </w:r>
-      <w:proofErr w:type="gramEnd"/>
-      <w:r>
-        <w:rPr>
-          <w:rFonts w:hint="eastAsia"/>
-        </w:rPr>
-        <w:t>调度</w:t>
+        <w:t>抢占式任务调度</w:t>
       </w:r>
       <w:r>
         <w:rPr>
@@ -4970,13 +4985,13 @@
       <w:pPr>
         <w:ind w:firstLine="480"/>
         <w:rPr>
-          <w:rFonts w:ascii="宋体" w:hAnsi="宋体"/>
-        </w:rPr>
-      </w:pPr>
-      <w:r>
-        <w:rPr>
           <w:rFonts w:ascii="宋体" w:hAnsi="宋体" w:hint="eastAsia"/>
         </w:rPr>
+      </w:pPr>
+      <w:r>
+        <w:rPr>
+          <w:rFonts w:ascii="宋体" w:hAnsi="宋体" w:hint="eastAsia"/>
+        </w:rPr>
         <w:t>任务调度作为操作系统的核心功能，长期以来受到学术界和工业界的广泛关注。</w:t>
       </w:r>
     </w:p>
@@ -4984,13 +4999,13 @@
       <w:pPr>
         <w:ind w:firstLine="480"/>
         <w:rPr>
-          <w:rFonts w:ascii="宋体" w:hAnsi="宋体"/>
-        </w:rPr>
-      </w:pPr>
-      <w:r>
-        <w:rPr>
           <w:rFonts w:ascii="宋体" w:hAnsi="宋体" w:hint="eastAsia"/>
         </w:rPr>
+      </w:pPr>
+      <w:r>
+        <w:rPr>
+          <w:rFonts w:ascii="宋体" w:hAnsi="宋体" w:hint="eastAsia"/>
+        </w:rPr>
         <w:t>（1）传统任务调度算法</w:t>
       </w:r>
     </w:p>
@@ -4998,7 +5013,7 @@
       <w:pPr>
         <w:ind w:firstLine="480"/>
         <w:rPr>
-          <w:rFonts w:ascii="宋体" w:hAnsi="宋体"/>
+          <w:rFonts w:ascii="宋体" w:hAnsi="宋体" w:hint="eastAsia"/>
         </w:rPr>
       </w:pPr>
     </w:p>
@@ -5006,43 +5021,29 @@
       <w:pPr>
         <w:ind w:firstLine="480"/>
         <w:rPr>
-          <w:rFonts w:ascii="宋体" w:hAnsi="宋体"/>
-        </w:rPr>
-      </w:pPr>
-      <w:r>
-        <w:rPr>
           <w:rFonts w:ascii="宋体" w:hAnsi="宋体" w:hint="eastAsia"/>
         </w:rPr>
-        <w:t>经典实时调度理论由Liu和</w:t>
-      </w:r>
-      <w:proofErr w:type="spellStart"/>
+      </w:pPr>
       <w:r>
         <w:rPr>
           <w:rFonts w:ascii="宋体" w:hAnsi="宋体" w:hint="eastAsia"/>
         </w:rPr>
-        <w:t>Layland</w:t>
-      </w:r>
-      <w:proofErr w:type="spellEnd"/>
-      <w:r>
+        <w:t>经典实时调度理论由Liu和Layland于1973年奠定，他们提出了周期性任务模型，并证明了RM和EDF算法在单处理器固定优先级和动态优先级调度中的最优性[1]。此后，大量研究围绕多核平台的调度优化展开。Brandenburg（2011）系统分析了全局调度与分区调度在多核处理器上的性能差异[2]。然而，上述方法普遍依赖于任务集的先验知识（如最坏执行时间），在实际系统负载波动剧烈时，其调度性能会出现明显下降。</w:t>
+      </w:r>
+    </w:p>
+    <w:p>
+      <w:pPr>
+        <w:ind w:firstLine="480"/>
         <w:rPr>
           <w:rFonts w:ascii="宋体" w:hAnsi="宋体" w:hint="eastAsia"/>
         </w:rPr>
-        <w:t>于1973年奠定，他们提出了周期性任务模型，并证明了RM和EDF算法在单处理器固定优先级和动态优先级调度中的最优性[1]。此后，大量研究围绕多核平台的调度优化展开。Brandenburg（2011）系统分析了全局调度与分区调度在多核处理器上的性能差异[2]。然而，上述方法普遍依赖于任务集的先验知识（如最坏执行时间），在实际系统负载波动剧烈时，其调度性能会出现明显下降。</w:t>
-      </w:r>
+      </w:pPr>
     </w:p>
     <w:p>
       <w:pPr>
         <w:ind w:firstLine="480"/>
         <w:rPr>
-          <w:rFonts w:ascii="宋体" w:hAnsi="宋体"/>
-        </w:rPr>
-      </w:pPr>
-    </w:p>
-    <w:p>
-      <w:pPr>
-        <w:ind w:firstLine="480"/>
-        <w:rPr>
-          <w:rFonts w:ascii="宋体" w:hAnsi="宋体"/>
+          <w:rFonts w:ascii="宋体" w:hAnsi="宋体" w:hint="eastAsia"/>
         </w:rPr>
       </w:pPr>
       <w:r>
@@ -5057,7 +5058,7 @@
       <w:pPr>
         <w:ind w:firstLine="480"/>
         <w:rPr>
-          <w:rFonts w:ascii="宋体" w:hAnsi="宋体"/>
+          <w:rFonts w:ascii="宋体" w:hAnsi="宋体" w:hint="eastAsia"/>
         </w:rPr>
       </w:pPr>
     </w:p>
@@ -5065,150 +5066,80 @@
       <w:pPr>
         <w:ind w:firstLine="480"/>
         <w:rPr>
-          <w:rFonts w:ascii="宋体" w:hAnsi="宋体"/>
-        </w:rPr>
-      </w:pPr>
-      <w:r>
-        <w:rPr>
           <w:rFonts w:ascii="宋体" w:hAnsi="宋体" w:hint="eastAsia"/>
         </w:rPr>
-        <w:t>为了克服传统方法的局限性，研究者开始尝试将机器学习技术应用于任务调度领域。早期工作主要采用强化学习方法，通过与环境交互学习最优调度策略。例如，Li等（2019）提出了一种基于深度Q网络的实时调度框架，在合成任务集上取得了优于传统EDF的调度效果[3]。此外，监督学习也被用于预测任务的执行时间或剩余执行时间，为调度决策提供依据。Huang等（2023）提出了一种基于LSTM的任务执行时间预测模型，并将其与RM</w:t>
-      </w:r>
-      <w:proofErr w:type="gramStart"/>
+      </w:pPr>
       <w:r>
         <w:rPr>
           <w:rFonts w:ascii="宋体" w:hAnsi="宋体" w:hint="eastAsia"/>
         </w:rPr>
-        <w:t>调度器</w:t>
-      </w:r>
-      <w:proofErr w:type="gramEnd"/>
-      <w:r>
+        <w:t>为了克服传统方法的局限性，研究者开始尝试将机器学习技术应用于任务调度领域。早期工作主要采用强化学习方法，通过与环境交互学习最优调度策略。例如，Li等（2019）提出了一种基于深度Q网络的实时调度框架，在合成任务集上取得了优于传统EDF的调度效果[3]。此外，监督学习也被用于预测任务的执行时间或剩余执行时间，为调度决策提供依据。Huang等（2023）提出了一种基于LSTM的任务执行时间预测模型，并将其与RM调度器结合，有效降低了任务截止时间的错失率[4]。</w:t>
+      </w:r>
+    </w:p>
+    <w:p>
+      <w:pPr>
+        <w:ind w:firstLine="480"/>
         <w:rPr>
           <w:rFonts w:ascii="宋体" w:hAnsi="宋体" w:hint="eastAsia"/>
         </w:rPr>
-        <w:t>结合，有效降低了任务截止时间的错失率[4]。</w:t>
-      </w:r>
+      </w:pPr>
     </w:p>
     <w:p>
       <w:pPr>
         <w:ind w:firstLine="480"/>
         <w:rPr>
-          <w:rFonts w:ascii="宋体" w:hAnsi="宋体"/>
-        </w:rPr>
-      </w:pPr>
+          <w:rFonts w:ascii="宋体" w:hAnsi="宋体" w:hint="eastAsia"/>
+        </w:rPr>
+      </w:pPr>
+      <w:r>
+        <w:rPr>
+          <w:rFonts w:ascii="宋体" w:hAnsi="宋体" w:hint="eastAsia"/>
+        </w:rPr>
+        <w:t>国内学者在该方向也开展了大量研究。辛林萱（2022）研究了云服务中基于深度学习的任务调度方法[5]；覃杨名（2022）针对云计算环境下的多目标任务调度问题，提出了一种考虑任务紧急度的优化算法[6]。</w:t>
+      </w:r>
     </w:p>
     <w:p>
       <w:pPr>
         <w:ind w:firstLine="480"/>
         <w:rPr>
-          <w:rFonts w:ascii="宋体" w:hAnsi="宋体"/>
-        </w:rPr>
-      </w:pPr>
-      <w:r>
-        <w:rPr>
           <w:rFonts w:ascii="宋体" w:hAnsi="宋体" w:hint="eastAsia"/>
         </w:rPr>
-        <w:t>国内学者在该方向也开展了大量研究。辛林萱（2022）研究了</w:t>
-      </w:r>
-      <w:proofErr w:type="gramStart"/>
-      <w:r>
+      </w:pPr>
+    </w:p>
+    <w:p>
+      <w:pPr>
+        <w:ind w:firstLine="480"/>
         <w:rPr>
           <w:rFonts w:ascii="宋体" w:hAnsi="宋体" w:hint="eastAsia"/>
         </w:rPr>
-        <w:t>云服务</w:t>
-      </w:r>
-      <w:proofErr w:type="gramEnd"/>
+      </w:pPr>
       <w:r>
         <w:rPr>
           <w:rFonts w:ascii="宋体" w:hAnsi="宋体" w:hint="eastAsia"/>
         </w:rPr>
-        <w:t>中基于深度学习的任务调度方法[5]；覃杨名（2022）针对</w:t>
-      </w:r>
-      <w:proofErr w:type="gramStart"/>
-      <w:r>
+        <w:t>（3）现有研究的不足</w:t>
+      </w:r>
+    </w:p>
+    <w:p>
+      <w:pPr>
+        <w:ind w:firstLine="480"/>
         <w:rPr>
           <w:rFonts w:ascii="宋体" w:hAnsi="宋体" w:hint="eastAsia"/>
         </w:rPr>
-        <w:t>云计算</w:t>
-      </w:r>
-      <w:proofErr w:type="gramEnd"/>
-      <w:r>
+      </w:pPr>
+    </w:p>
+    <w:p>
+      <w:pPr>
+        <w:ind w:firstLine="480"/>
         <w:rPr>
           <w:rFonts w:ascii="宋体" w:hAnsi="宋体" w:hint="eastAsia"/>
         </w:rPr>
-        <w:t>环境下的多目标任务调度问题，提出了一种考虑任务紧急度的优化算法[6]。</w:t>
-      </w:r>
-    </w:p>
-    <w:p>
-      <w:pPr>
-        <w:ind w:firstLine="480"/>
-        <w:rPr>
-          <w:rFonts w:ascii="宋体" w:hAnsi="宋体"/>
-        </w:rPr>
-      </w:pPr>
-    </w:p>
-    <w:p>
-      <w:pPr>
-        <w:ind w:firstLine="480"/>
-        <w:rPr>
-          <w:rFonts w:ascii="宋体" w:hAnsi="宋体"/>
-        </w:rPr>
       </w:pPr>
       <w:r>
         <w:rPr>
           <w:rFonts w:ascii="宋体" w:hAnsi="宋体" w:hint="eastAsia"/>
         </w:rPr>
-        <w:t>（3）现有研究的不足</w:t>
-      </w:r>
-    </w:p>
-    <w:p>
-      <w:pPr>
-        <w:ind w:firstLine="480"/>
-        <w:rPr>
-          <w:rFonts w:ascii="宋体" w:hAnsi="宋体"/>
-        </w:rPr>
-      </w:pPr>
-    </w:p>
-    <w:p>
-      <w:pPr>
-        <w:ind w:firstLine="480"/>
-        <w:rPr>
-          <w:rFonts w:ascii="宋体" w:hAnsi="宋体"/>
-        </w:rPr>
-      </w:pPr>
-      <w:r>
-        <w:rPr>
-          <w:rFonts w:ascii="宋体" w:hAnsi="宋体" w:hint="eastAsia"/>
-        </w:rPr>
-        <w:t>尽管上述研究取得了积极进展，但仍存在以下问题亟待解决：（1）多数基于学习的调度方法仅在仿真环境中验证，缺乏在真实操作系统内核中的实现与评估；（2）现有方法在处理混合</w:t>
-      </w:r>
-      <w:proofErr w:type="gramStart"/>
-      <w:r>
-        <w:rPr>
-          <w:rFonts w:ascii="宋体" w:hAnsi="宋体" w:hint="eastAsia"/>
-        </w:rPr>
-        <w:t>关键级任务</w:t>
-      </w:r>
-      <w:proofErr w:type="gramEnd"/>
-      <w:r>
-        <w:rPr>
-          <w:rFonts w:ascii="宋体" w:hAnsi="宋体" w:hint="eastAsia"/>
-        </w:rPr>
-        <w:t>时，对安全关键任务的保障能力尚不充分；（3）深度学习模型的推理开销与调度决策的实时性需求之间存在矛盾，如何在有限的时间窗口内完成预测与</w:t>
-      </w:r>
-      <w:proofErr w:type="gramStart"/>
-      <w:r>
-        <w:rPr>
-          <w:rFonts w:ascii="宋体" w:hAnsi="宋体" w:hint="eastAsia"/>
-        </w:rPr>
-        <w:t>决策仍</w:t>
-      </w:r>
-      <w:proofErr w:type="gramEnd"/>
-      <w:r>
-        <w:rPr>
-          <w:rFonts w:ascii="宋体" w:hAnsi="宋体" w:hint="eastAsia"/>
-        </w:rPr>
-        <w:t>有待优化。</w:t>
+        <w:t>尽管上述研究取得了积极进展，但仍存在以下问题亟待解决：（1）多数基于学习的调度方法仅在仿真环境中验证，缺乏在真实操作系统内核中的实现与评估；（2）现有方法在处理混合关键级任务时，对安全关键任务的保障能力尚不充分；（3）深度学习模型的推理开销与调度决策的实时性需求之间存在矛盾，如何在有限的时间窗口内完成预测与决策仍有待优化。</w:t>
       </w:r>
     </w:p>
     <w:p>
@@ -5230,89 +5161,87 @@
       <w:pPr>
         <w:ind w:firstLine="480"/>
         <w:rPr>
+          <w:rFonts w:ascii="宋体" w:hAnsi="宋体" w:hint="eastAsia"/>
+        </w:rPr>
+      </w:pPr>
+      <w:r>
+        <w:rPr>
+          <w:rFonts w:ascii="宋体" w:hAnsi="宋体" w:hint="eastAsia"/>
+        </w:rPr>
+        <w:t>针对上述问题，本文聚焦于基于深度学习的任务预测与优先级抢占式调度的融合方法，具体研究内容包括：</w:t>
+      </w:r>
+    </w:p>
+    <w:p>
+      <w:pPr>
+        <w:ind w:firstLine="480"/>
+        <w:rPr>
+          <w:rFonts w:ascii="宋体" w:hAnsi="宋体" w:hint="eastAsia"/>
+        </w:rPr>
+      </w:pPr>
+    </w:p>
+    <w:p>
+      <w:pPr>
+        <w:ind w:firstLine="480"/>
+        <w:rPr>
+          <w:rFonts w:ascii="宋体" w:hAnsi="宋体" w:hint="eastAsia"/>
+        </w:rPr>
+      </w:pPr>
+      <w:r>
+        <w:rPr>
+          <w:rFonts w:ascii="宋体" w:hAnsi="宋体" w:hint="eastAsia"/>
+        </w:rPr>
+        <w:t>任务行为预测模型的设计与实现：利用深度学习模型对任务的未来执行行为进行预测，包括任务到达模式、执行时间变化趋势以及系统负载特征。</w:t>
+      </w:r>
+    </w:p>
+    <w:p>
+      <w:pPr>
+        <w:ind w:firstLine="480"/>
+        <w:rPr>
+          <w:rFonts w:ascii="宋体" w:hAnsi="宋体" w:hint="eastAsia"/>
+        </w:rPr>
+      </w:pPr>
+    </w:p>
+    <w:p>
+      <w:pPr>
+        <w:ind w:firstLine="480"/>
+        <w:rPr>
+          <w:rFonts w:ascii="宋体" w:hAnsi="宋体" w:hint="eastAsia"/>
+        </w:rPr>
+      </w:pPr>
+      <w:r>
+        <w:rPr>
+          <w:rFonts w:ascii="宋体" w:hAnsi="宋体" w:hint="eastAsia"/>
+        </w:rPr>
+        <w:t>调度算法的融合与改进：将预测结果作为优先级动态调整的依据，改进传统基于优先级的抢占式调度方法，使系统能够在任务到达前预先做出资源分配决策。</w:t>
+      </w:r>
+    </w:p>
+    <w:p>
+      <w:pPr>
+        <w:ind w:firstLine="480"/>
+        <w:rPr>
+          <w:rFonts w:ascii="宋体" w:hAnsi="宋体" w:hint="eastAsia"/>
+        </w:rPr>
+      </w:pPr>
+    </w:p>
+    <w:p>
+      <w:pPr>
+        <w:ind w:firstLine="480"/>
+        <w:rPr>
+          <w:rFonts w:ascii="宋体" w:hAnsi="宋体" w:hint="eastAsia"/>
+        </w:rPr>
+      </w:pPr>
+      <w:r>
+        <w:rPr>
+          <w:rFonts w:ascii="宋体" w:hAnsi="宋体" w:hint="eastAsia"/>
+        </w:rPr>
+        <w:t>实验验证与性能评估：在</w:t>
+      </w:r>
+      <w:r>
+        <w:rPr>
           <w:rFonts w:ascii="宋体" w:hAnsi="宋体"/>
         </w:rPr>
-      </w:pPr>
-      <w:r>
-        <w:rPr>
-          <w:rFonts w:ascii="宋体" w:hAnsi="宋体" w:hint="eastAsia"/>
-        </w:rPr>
-        <w:t>针对上述问题，本文聚焦于基于深度学习的任务预测与优先级抢占式调度的融合方法，具体研究内容包括：</w:t>
-      </w:r>
-    </w:p>
-    <w:p>
-      <w:pPr>
-        <w:ind w:firstLine="480"/>
-        <w:rPr>
-          <w:rFonts w:ascii="宋体" w:hAnsi="宋体"/>
-        </w:rPr>
-      </w:pPr>
-    </w:p>
-    <w:p>
-      <w:pPr>
-        <w:ind w:firstLine="480"/>
-        <w:rPr>
-          <w:rFonts w:ascii="宋体" w:hAnsi="宋体"/>
-        </w:rPr>
-      </w:pPr>
-      <w:r>
-        <w:rPr>
-          <w:rFonts w:ascii="宋体" w:hAnsi="宋体" w:hint="eastAsia"/>
-        </w:rPr>
-        <w:t>任务行为预测模型的设计与实现：利用深度学习模型对任务的未来执行行为进行预测，包括任务到达模式、执行时间变化趋势以及系统负载特征。</w:t>
-      </w:r>
-    </w:p>
-    <w:p>
-      <w:pPr>
-        <w:ind w:firstLine="480"/>
-        <w:rPr>
-          <w:rFonts w:ascii="宋体" w:hAnsi="宋体"/>
-        </w:rPr>
-      </w:pPr>
-    </w:p>
-    <w:p>
-      <w:pPr>
-        <w:ind w:firstLine="480"/>
-        <w:rPr>
-          <w:rFonts w:ascii="宋体" w:hAnsi="宋体"/>
-        </w:rPr>
-      </w:pPr>
-      <w:r>
-        <w:rPr>
-          <w:rFonts w:ascii="宋体" w:hAnsi="宋体" w:hint="eastAsia"/>
-        </w:rPr>
-        <w:t>调度算法的融合与改进：将预测结果作为优先级动态调整的依据，改进传统基于优先级的抢占式调度方法，使系统能够在任务到达前预先做出资源分配决策。</w:t>
-      </w:r>
-    </w:p>
-    <w:p>
-      <w:pPr>
-        <w:ind w:firstLine="480"/>
-        <w:rPr>
-          <w:rFonts w:ascii="宋体" w:hAnsi="宋体"/>
-        </w:rPr>
-      </w:pPr>
-    </w:p>
-    <w:p>
-      <w:pPr>
-        <w:ind w:firstLine="480"/>
-        <w:rPr>
-          <w:rFonts w:ascii="宋体" w:hAnsi="宋体"/>
-        </w:rPr>
-      </w:pPr>
-      <w:r>
-        <w:rPr>
-          <w:rFonts w:ascii="宋体" w:hAnsi="宋体" w:hint="eastAsia"/>
-        </w:rPr>
-        <w:t>实验验证与性能评估：在</w:t>
-      </w:r>
-      <w:proofErr w:type="spellStart"/>
-      <w:r>
-        <w:rPr>
-          <w:rFonts w:ascii="宋体" w:hAnsi="宋体"/>
-        </w:rPr>
         <w:t>Liunuxos</w:t>
       </w:r>
-      <w:proofErr w:type="spellEnd"/>
       <w:r>
         <w:rPr>
           <w:rFonts w:ascii="宋体" w:hAnsi="宋体" w:hint="eastAsia"/>
@@ -5346,95 +5275,110 @@
       <w:pPr>
         <w:ind w:firstLine="480"/>
         <w:rPr>
+          <w:rFonts w:ascii="宋体" w:hAnsi="宋体" w:hint="eastAsia"/>
+        </w:rPr>
+      </w:pPr>
+      <w:r>
+        <w:rPr>
+          <w:rFonts w:ascii="宋体" w:hAnsi="宋体" w:hint="eastAsia"/>
+        </w:rPr>
+        <w:t>本文的工作分为5章。</w:t>
+      </w:r>
+    </w:p>
+    <w:p>
+      <w:pPr>
+        <w:ind w:firstLine="480"/>
+        <w:rPr>
+          <w:rFonts w:ascii="宋体" w:hAnsi="宋体" w:hint="eastAsia"/>
+        </w:rPr>
+      </w:pPr>
+      <w:r>
+        <w:rPr>
+          <w:rFonts w:ascii="宋体" w:hAnsi="宋体" w:hint="eastAsia"/>
+        </w:rPr>
+        <w:t>第</w:t>
+      </w:r>
+      <w:r>
+        <w:rPr>
           <w:rFonts w:ascii="宋体" w:hAnsi="宋体"/>
         </w:rPr>
-      </w:pPr>
+        <w:t>2</w:t>
+      </w:r>
       <w:r>
         <w:rPr>
           <w:rFonts w:ascii="宋体" w:hAnsi="宋体" w:hint="eastAsia"/>
         </w:rPr>
-        <w:t>本文的工作分为5章。</w:t>
+        <w:t>章介绍任务调度实现过程。</w:t>
       </w:r>
     </w:p>
     <w:p>
       <w:pPr>
         <w:ind w:firstLine="480"/>
         <w:rPr>
+          <w:rFonts w:ascii="宋体" w:hAnsi="宋体" w:hint="eastAsia"/>
+        </w:rPr>
+      </w:pPr>
+      <w:r>
+        <w:rPr>
+          <w:rFonts w:ascii="宋体" w:hAnsi="宋体" w:hint="eastAsia"/>
+        </w:rPr>
+        <w:t>第3章介绍任务调度算法。</w:t>
+      </w:r>
+    </w:p>
+    <w:p>
+      <w:pPr>
+        <w:ind w:firstLine="480"/>
+        <w:rPr>
+          <w:rFonts w:ascii="宋体" w:hAnsi="宋体" w:hint="eastAsia"/>
+        </w:rPr>
+      </w:pPr>
+      <w:r>
+        <w:rPr>
+          <w:rFonts w:ascii="宋体" w:hAnsi="宋体" w:hint="eastAsia"/>
+        </w:rPr>
+        <w:t>第</w:t>
+      </w:r>
+      <w:r>
+        <w:rPr>
           <w:rFonts w:ascii="宋体" w:hAnsi="宋体"/>
         </w:rPr>
-      </w:pPr>
+        <w:t>4</w:t>
+      </w:r>
       <w:r>
         <w:rPr>
           <w:rFonts w:ascii="宋体" w:hAnsi="宋体" w:hint="eastAsia"/>
         </w:rPr>
-        <w:t>第</w:t>
-      </w:r>
-      <w:r>
-        <w:rPr>
-          <w:rFonts w:ascii="宋体" w:hAnsi="宋体"/>
-        </w:rPr>
-        <w:t>2</w:t>
-      </w:r>
+        <w:t>章节介绍在深度学习基础上对任务调度算法的改进。</w:t>
+      </w:r>
+    </w:p>
+    <w:p>
+      <w:pPr>
+        <w:ind w:firstLine="480"/>
+      </w:pPr>
       <w:r>
         <w:rPr>
           <w:rFonts w:ascii="宋体" w:hAnsi="宋体" w:hint="eastAsia"/>
         </w:rPr>
-        <w:t>章介绍任务调度实现过程。</w:t>
+        <w:t>第5章</w:t>
+      </w:r>
+      <w:r>
+        <w:t>概括总结了本文主要工作，并阐述了下一步研究方向。主要介绍了本文工作要解决的问题，并总结了本文的工作内容及主要成果，阐述本文工作仍存在的不足，同时展望未来可行的研究方向</w:t>
       </w:r>
     </w:p>
     <w:p>
       <w:pPr>
         <w:ind w:firstLine="480"/>
-        <w:rPr>
-          <w:rFonts w:ascii="宋体" w:hAnsi="宋体"/>
-        </w:rPr>
-      </w:pPr>
-      <w:r>
-        <w:rPr>
-          <w:rFonts w:ascii="宋体" w:hAnsi="宋体" w:hint="eastAsia"/>
-        </w:rPr>
-        <w:t>第3章介绍任务调度算法。</w:t>
-      </w:r>
+      </w:pPr>
     </w:p>
     <w:p>
       <w:pPr>
         <w:ind w:firstLine="480"/>
-        <w:rPr>
-          <w:rFonts w:ascii="宋体" w:hAnsi="宋体"/>
-        </w:rPr>
-      </w:pPr>
-      <w:r>
-        <w:rPr>
-          <w:rFonts w:ascii="宋体" w:hAnsi="宋体" w:hint="eastAsia"/>
-        </w:rPr>
-        <w:t>第</w:t>
-      </w:r>
-      <w:r>
-        <w:rPr>
-          <w:rFonts w:ascii="宋体" w:hAnsi="宋体"/>
-        </w:rPr>
-        <w:t>4</w:t>
-      </w:r>
-      <w:r>
-        <w:rPr>
-          <w:rFonts w:ascii="宋体" w:hAnsi="宋体" w:hint="eastAsia"/>
-        </w:rPr>
-        <w:t>章节介绍在深度学习基础上对任务调度算法的改进。</w:t>
-      </w:r>
+      </w:pPr>
     </w:p>
     <w:p>
       <w:pPr>
         <w:ind w:firstLine="480"/>
       </w:pPr>
-      <w:r>
-        <w:rPr>
-          <w:rFonts w:ascii="宋体" w:hAnsi="宋体" w:hint="eastAsia"/>
-        </w:rPr>
-        <w:t>第5章</w:t>
-      </w:r>
-      <w:r>
-        <w:t>概括总结了本文主要工作，并阐述了下一步研究方向。主要介绍了本文工作要解决的问题，并总结了本文的工作内容及主要成果，阐述本文工作仍存在的不足，同时展望未来可行的研究方向</w:t>
-      </w:r>
     </w:p>
     <w:p>
       <w:pPr>
@@ -5538,30 +5482,12 @@
     </w:p>
     <w:p>
       <w:pPr>
-        <w:ind w:firstLine="480"/>
-      </w:pPr>
-    </w:p>
-    <w:p>
-      <w:pPr>
-        <w:ind w:firstLine="480"/>
-      </w:pPr>
-    </w:p>
-    <w:p>
-      <w:pPr>
-        <w:ind w:firstLine="480"/>
-      </w:pPr>
-    </w:p>
-    <w:p>
-      <w:pPr>
-        <w:spacing w:before="480" w:after="360" w:line="240" w:lineRule="auto"/>
-        <w:ind w:firstLineChars="0" w:firstLine="0"/>
-        <w:jc w:val="center"/>
-        <w:outlineLvl w:val="0"/>
-        <w:rPr>
-          <w:rFonts w:eastAsia="黑体"/>
-          <w:sz w:val="32"/>
-          <w:szCs w:val="32"/>
-        </w:rPr>
+        <w:pStyle w:val="a4"/>
+        <w:tabs>
+          <w:tab w:val="center" w:pos="4252"/>
+          <w:tab w:val="left" w:pos="7032"/>
+        </w:tabs>
+        <w:jc w:val="left"/>
       </w:pPr>
       <w:bookmarkStart w:id="16" w:name="_Toc385762750"/>
       <w:bookmarkStart w:id="17" w:name="_Toc385763025"/>
@@ -5570,37 +5496,26 @@
       <w:bookmarkStart w:id="20" w:name="_Toc385763155"/>
       <w:bookmarkStart w:id="21" w:name="_Toc385763194"/>
       <w:r>
-        <w:rPr>
-          <w:rFonts w:eastAsia="黑体"/>
-          <w:sz w:val="32"/>
-          <w:szCs w:val="32"/>
-        </w:rPr>
         <w:lastRenderedPageBreak/>
+        <w:tab/>
+      </w:r>
+      <w:r>
         <w:t>2</w:t>
       </w:r>
       <w:r>
         <w:rPr>
-          <w:rFonts w:eastAsia="黑体" w:hint="eastAsia"/>
-          <w:sz w:val="32"/>
-          <w:szCs w:val="32"/>
-        </w:rPr>
-        <w:t xml:space="preserve"> </w:t>
-      </w:r>
-      <w:r>
-        <w:rPr>
-          <w:rFonts w:eastAsia="黑体" w:hint="eastAsia"/>
-          <w:sz w:val="32"/>
-          <w:szCs w:val="32"/>
-        </w:rPr>
-        <w:t xml:space="preserve"> </w:t>
-      </w:r>
-      <w:r>
-        <w:rPr>
-          <w:rFonts w:eastAsia="黑体" w:hint="eastAsia"/>
-          <w:sz w:val="32"/>
-          <w:szCs w:val="32"/>
+          <w:rFonts w:hint="eastAsia"/>
+        </w:rPr>
+        <w:t xml:space="preserve">  </w:t>
+      </w:r>
+      <w:r>
+        <w:rPr>
+          <w:rFonts w:hint="eastAsia"/>
         </w:rPr>
         <w:t>技术背景</w:t>
+      </w:r>
+      <w:r>
+        <w:tab/>
       </w:r>
     </w:p>
     <w:p>
@@ -5619,7 +5534,6 @@
       <w:bookmarkEnd w:id="19"/>
       <w:bookmarkEnd w:id="20"/>
       <w:bookmarkEnd w:id="21"/>
-      <w:proofErr w:type="spellStart"/>
       <w:r>
         <w:rPr>
           <w:rFonts w:hint="eastAsia"/>
@@ -5629,7 +5543,6 @@
       <w:r>
         <w:t>OS</w:t>
       </w:r>
-      <w:proofErr w:type="spellEnd"/>
       <w:r>
         <w:rPr>
           <w:rFonts w:hint="eastAsia"/>
@@ -5671,7 +5584,6 @@
         </w:rPr>
         <w:t>位操作系统内核</w:t>
       </w:r>
-      <w:proofErr w:type="spellStart"/>
       <w:r>
         <w:t>L</w:t>
       </w:r>
@@ -5690,14 +5602,12 @@
         </w:rPr>
         <w:t>s</w:t>
       </w:r>
-      <w:proofErr w:type="spellEnd"/>
       <w:r>
         <w:rPr>
           <w:rFonts w:hint="eastAsia"/>
         </w:rPr>
         <w:t>。</w:t>
       </w:r>
-      <w:proofErr w:type="spellStart"/>
       <w:r>
         <w:t>L</w:t>
       </w:r>
@@ -5710,7 +5620,6 @@
       <w:r>
         <w:t>nuxos</w:t>
       </w:r>
-      <w:proofErr w:type="spellEnd"/>
       <w:r>
         <w:rPr>
           <w:rFonts w:hint="eastAsia"/>
@@ -5735,14 +5644,12 @@
         </w:rPr>
         <w:t>基于</w:t>
       </w:r>
-      <w:proofErr w:type="spellStart"/>
       <w:r>
         <w:rPr>
           <w:rFonts w:hint="eastAsia"/>
         </w:rPr>
         <w:t>masm</w:t>
       </w:r>
-      <w:proofErr w:type="spellEnd"/>
       <w:r>
         <w:rPr>
           <w:rFonts w:hint="eastAsia"/>
@@ -5949,11 +5856,9 @@
         </w:rPr>
         <w:t>c/</w:t>
       </w:r>
-      <w:proofErr w:type="spellStart"/>
       <w:r>
         <w:t>c++</w:t>
       </w:r>
-      <w:proofErr w:type="spellEnd"/>
       <w:r>
         <w:rPr>
           <w:rFonts w:hint="eastAsia"/>
@@ -6010,32 +5915,14 @@
         </w:rPr>
         <w:t>位项目源码：</w:t>
       </w:r>
-      <w:r>
-        <w:fldChar w:fldCharType="begin"/>
-      </w:r>
-      <w:r>
-        <w:instrText xml:space="preserve"> HYPERLINK "https://github.com/satadriver/LiunuxOS" </w:instrText>
-      </w:r>
-      <w:r>
-        <w:fldChar w:fldCharType="separate"/>
-      </w:r>
-      <w:proofErr w:type="gramStart"/>
-      <w:r>
-        <w:rPr>
-          <w:rStyle w:val="af"/>
-        </w:rPr>
-        <w:t>satadriver/LiunuxOS</w:t>
-      </w:r>
-      <w:proofErr w:type="gramEnd"/>
-      <w:r>
-        <w:rPr>
-          <w:rStyle w:val="af"/>
-        </w:rPr>
-        <w:t>: linuxos_new</w:t>
-      </w:r>
-      <w:r>
-        <w:fldChar w:fldCharType="end"/>
-      </w:r>
+      <w:hyperlink r:id="rId19" w:history="1">
+        <w:r>
+          <w:rPr>
+            <w:rStyle w:val="af"/>
+          </w:rPr>
+          <w:t>satadriver/LiunuxOS: linuxos_new</w:t>
+        </w:r>
+      </w:hyperlink>
     </w:p>
     <w:p>
       <w:pPr>
@@ -6062,43 +5949,23 @@
         </w:rPr>
         <w:t>c/</w:t>
       </w:r>
-      <w:proofErr w:type="spellStart"/>
       <w:r>
         <w:t>c++</w:t>
       </w:r>
-      <w:proofErr w:type="spellEnd"/>
       <w:r>
         <w:rPr>
           <w:rFonts w:hint="eastAsia"/>
         </w:rPr>
         <w:t>源码：</w:t>
       </w:r>
-      <w:r>
-        <w:fldChar w:fldCharType="begin"/>
-      </w:r>
-      <w:r>
-        <w:instrText xml:space="preserve"> HYPERLINK "https://github.com/satadriver/LiunuxOS_C" </w:instrText>
-      </w:r>
-      <w:r>
-        <w:fldChar w:fldCharType="separate"/>
-      </w:r>
-      <w:proofErr w:type="gramStart"/>
-      <w:r>
-        <w:rPr>
-          <w:rStyle w:val="af"/>
-        </w:rPr>
-        <w:t>satadriver/LiunuxOS_C</w:t>
-      </w:r>
-      <w:proofErr w:type="gramEnd"/>
-      <w:r>
-        <w:rPr>
-          <w:rStyle w:val="af"/>
-        </w:rPr>
-        <w:t>: liunuxos_c_new</w:t>
-      </w:r>
-      <w:r>
-        <w:fldChar w:fldCharType="end"/>
-      </w:r>
+      <w:hyperlink r:id="rId20" w:history="1">
+        <w:r>
+          <w:rPr>
+            <w:rStyle w:val="af"/>
+          </w:rPr>
+          <w:t>satadriver/LiunuxOS_C: liunuxos_c_new</w:t>
+        </w:r>
+      </w:hyperlink>
     </w:p>
     <w:p>
       <w:pPr>
@@ -6163,7 +6030,6 @@
         <w:tc>
           <w:tcPr>
             <w:tcW w:w="1066" w:type="pct"/>
-            <w:shd w:val="clear" w:color="auto" w:fill="auto"/>
           </w:tcPr>
           <w:p>
             <w:pPr>
@@ -6180,7 +6046,6 @@
         <w:tc>
           <w:tcPr>
             <w:tcW w:w="1065" w:type="pct"/>
-            <w:shd w:val="clear" w:color="auto" w:fill="auto"/>
           </w:tcPr>
           <w:p>
             <w:pPr>
@@ -6197,7 +6062,6 @@
         <w:tc>
           <w:tcPr>
             <w:tcW w:w="2869" w:type="pct"/>
-            <w:shd w:val="clear" w:color="auto" w:fill="auto"/>
           </w:tcPr>
           <w:p>
             <w:pPr>
@@ -6216,7 +6080,6 @@
         <w:tc>
           <w:tcPr>
             <w:tcW w:w="1066" w:type="pct"/>
-            <w:shd w:val="clear" w:color="auto" w:fill="auto"/>
           </w:tcPr>
           <w:p>
             <w:pPr>
@@ -6236,7 +6099,6 @@
         <w:tc>
           <w:tcPr>
             <w:tcW w:w="1065" w:type="pct"/>
-            <w:shd w:val="clear" w:color="auto" w:fill="auto"/>
           </w:tcPr>
           <w:p>
             <w:pPr>
@@ -6280,7 +6142,6 @@
         <w:tc>
           <w:tcPr>
             <w:tcW w:w="2869" w:type="pct"/>
-            <w:shd w:val="clear" w:color="auto" w:fill="auto"/>
           </w:tcPr>
           <w:p>
             <w:pPr>
@@ -6314,7 +6175,6 @@
         <w:tc>
           <w:tcPr>
             <w:tcW w:w="1066" w:type="pct"/>
-            <w:shd w:val="clear" w:color="auto" w:fill="auto"/>
           </w:tcPr>
           <w:p>
             <w:pPr>
@@ -6337,7 +6197,6 @@
         <w:tc>
           <w:tcPr>
             <w:tcW w:w="1065" w:type="pct"/>
-            <w:shd w:val="clear" w:color="auto" w:fill="auto"/>
           </w:tcPr>
           <w:p>
             <w:pPr>
@@ -6348,7 +6207,6 @@
         <w:tc>
           <w:tcPr>
             <w:tcW w:w="2869" w:type="pct"/>
-            <w:shd w:val="clear" w:color="auto" w:fill="auto"/>
           </w:tcPr>
           <w:p>
             <w:pPr>
@@ -6382,7 +6240,6 @@
         <w:tc>
           <w:tcPr>
             <w:tcW w:w="1066" w:type="pct"/>
-            <w:shd w:val="clear" w:color="auto" w:fill="auto"/>
           </w:tcPr>
           <w:p>
             <w:pPr>
@@ -6405,7 +6262,6 @@
         <w:tc>
           <w:tcPr>
             <w:tcW w:w="1065" w:type="pct"/>
-            <w:shd w:val="clear" w:color="auto" w:fill="auto"/>
           </w:tcPr>
           <w:p>
             <w:pPr>
@@ -6416,7 +6272,6 @@
         <w:tc>
           <w:tcPr>
             <w:tcW w:w="2869" w:type="pct"/>
-            <w:shd w:val="clear" w:color="auto" w:fill="auto"/>
           </w:tcPr>
           <w:p>
             <w:pPr>
@@ -6495,7 +6350,6 @@
         <w:tc>
           <w:tcPr>
             <w:tcW w:w="1066" w:type="pct"/>
-            <w:shd w:val="clear" w:color="auto" w:fill="auto"/>
           </w:tcPr>
           <w:p>
             <w:pPr>
@@ -6509,7 +6363,6 @@
         <w:tc>
           <w:tcPr>
             <w:tcW w:w="1065" w:type="pct"/>
-            <w:shd w:val="clear" w:color="auto" w:fill="auto"/>
           </w:tcPr>
           <w:p>
             <w:pPr>
@@ -6520,7 +6373,6 @@
         <w:tc>
           <w:tcPr>
             <w:tcW w:w="2869" w:type="pct"/>
-            <w:shd w:val="clear" w:color="auto" w:fill="auto"/>
           </w:tcPr>
           <w:p>
             <w:pPr>
@@ -6643,7 +6495,6 @@
               </w:rPr>
               <w:t>、创建</w:t>
             </w:r>
-            <w:proofErr w:type="spellStart"/>
             <w:r>
               <w:rPr>
                 <w:rFonts w:hint="eastAsia"/>
@@ -6653,7 +6504,6 @@
             <w:r>
               <w:t>ror</w:t>
             </w:r>
-            <w:proofErr w:type="spellEnd"/>
             <w:r>
               <w:rPr>
                 <w:rFonts w:hint="eastAsia"/>
@@ -6667,7 +6517,6 @@
         <w:tc>
           <w:tcPr>
             <w:tcW w:w="1066" w:type="pct"/>
-            <w:shd w:val="clear" w:color="auto" w:fill="auto"/>
           </w:tcPr>
           <w:p>
             <w:pPr>
@@ -6681,7 +6530,6 @@
         <w:tc>
           <w:tcPr>
             <w:tcW w:w="1065" w:type="pct"/>
-            <w:shd w:val="clear" w:color="auto" w:fill="auto"/>
           </w:tcPr>
           <w:p>
             <w:pPr>
@@ -6692,7 +6540,6 @@
         <w:tc>
           <w:tcPr>
             <w:tcW w:w="2869" w:type="pct"/>
-            <w:shd w:val="clear" w:color="auto" w:fill="auto"/>
           </w:tcPr>
           <w:p>
             <w:pPr>
@@ -6723,24 +6570,20 @@
         <w:tc>
           <w:tcPr>
             <w:tcW w:w="1066" w:type="pct"/>
-            <w:shd w:val="clear" w:color="auto" w:fill="auto"/>
           </w:tcPr>
           <w:p>
             <w:pPr>
               <w:ind w:firstLineChars="0" w:firstLine="0"/>
             </w:pPr>
-            <w:proofErr w:type="spellStart"/>
             <w:r>
               <w:lastRenderedPageBreak/>
               <w:t>Font.db</w:t>
             </w:r>
-            <w:proofErr w:type="spellEnd"/>
           </w:p>
         </w:tc>
         <w:tc>
           <w:tcPr>
             <w:tcW w:w="1065" w:type="pct"/>
-            <w:shd w:val="clear" w:color="auto" w:fill="auto"/>
           </w:tcPr>
           <w:p>
             <w:pPr>
@@ -6751,17 +6594,14 @@
         <w:tc>
           <w:tcPr>
             <w:tcW w:w="2869" w:type="pct"/>
-            <w:shd w:val="clear" w:color="auto" w:fill="auto"/>
           </w:tcPr>
           <w:p>
             <w:pPr>
               <w:ind w:firstLineChars="0" w:firstLine="0"/>
             </w:pPr>
-            <w:proofErr w:type="spellStart"/>
             <w:r>
               <w:t>Ascii</w:t>
             </w:r>
-            <w:proofErr w:type="spellEnd"/>
             <w:r>
               <w:rPr>
                 <w:rFonts w:hint="eastAsia"/>
@@ -6919,7 +6759,6 @@
           <w:szCs w:val="21"/>
         </w:rPr>
       </w:pPr>
-      <w:proofErr w:type="spellStart"/>
       <w:r>
         <w:rPr>
           <w:rFonts w:ascii="Consolas" w:hAnsi="Consolas" w:cs="宋体"/>
@@ -6930,7 +6769,6 @@
         </w:rPr>
         <w:t>typedef</w:t>
       </w:r>
-      <w:proofErr w:type="spellEnd"/>
       <w:r>
         <w:rPr>
           <w:rFonts w:ascii="Consolas" w:hAnsi="Consolas" w:cs="宋体"/>
@@ -6941,7 +6779,6 @@
         </w:rPr>
         <w:t> </w:t>
       </w:r>
-      <w:proofErr w:type="spellStart"/>
       <w:r>
         <w:rPr>
           <w:rFonts w:ascii="Consolas" w:hAnsi="Consolas" w:cs="宋体"/>
@@ -6952,7 +6789,6 @@
         </w:rPr>
         <w:t>struct</w:t>
       </w:r>
-      <w:proofErr w:type="spellEnd"/>
       <w:r>
         <w:rPr>
           <w:rFonts w:ascii="Consolas" w:hAnsi="Consolas" w:cs="宋体"/>
@@ -7032,7 +6868,6 @@
         </w:rPr>
         <w:t> </w:t>
       </w:r>
-      <w:proofErr w:type="spellStart"/>
       <w:r>
         <w:rPr>
           <w:rFonts w:ascii="Consolas" w:hAnsi="Consolas" w:cs="宋体"/>
@@ -7043,7 +6878,6 @@
         </w:rPr>
         <w:t>int</w:t>
       </w:r>
-      <w:proofErr w:type="spellEnd"/>
       <w:r>
         <w:rPr>
           <w:rFonts w:ascii="Consolas" w:hAnsi="Consolas" w:cs="宋体"/>
@@ -7143,29 +6977,7 @@
           <w:sz w:val="21"/>
           <w:szCs w:val="21"/>
         </w:rPr>
-        <w:t> </w:t>
-      </w:r>
-      <w:proofErr w:type="spellStart"/>
-      <w:r>
-        <w:rPr>
-          <w:rFonts w:ascii="Consolas" w:hAnsi="Consolas" w:cs="宋体"/>
-          <w:color w:val="5C5C5C"/>
-          <w:kern w:val="0"/>
-          <w:sz w:val="21"/>
-          <w:szCs w:val="21"/>
-        </w:rPr>
-        <w:t>loaderSecCnt</w:t>
-      </w:r>
-      <w:proofErr w:type="spellEnd"/>
-      <w:r>
-        <w:rPr>
-          <w:rFonts w:ascii="Consolas" w:hAnsi="Consolas" w:cs="宋体"/>
-          <w:color w:val="5C5C5C"/>
-          <w:kern w:val="0"/>
-          <w:sz w:val="21"/>
-          <w:szCs w:val="21"/>
-        </w:rPr>
-        <w:t>; </w:t>
+        <w:t> loaderSecCnt; </w:t>
       </w:r>
       <w:r>
         <w:rPr>
@@ -7237,7 +7049,6 @@
         </w:rPr>
         <w:t> </w:t>
       </w:r>
-      <w:proofErr w:type="spellStart"/>
       <w:r>
         <w:rPr>
           <w:rFonts w:ascii="Consolas" w:hAnsi="Consolas" w:cs="宋体"/>
@@ -7248,7 +7059,6 @@
         </w:rPr>
         <w:t>int</w:t>
       </w:r>
-      <w:proofErr w:type="spellEnd"/>
       <w:r>
         <w:rPr>
           <w:rFonts w:ascii="Consolas" w:hAnsi="Consolas" w:cs="宋体"/>
@@ -7257,29 +7067,7 @@
           <w:sz w:val="21"/>
           <w:szCs w:val="21"/>
         </w:rPr>
-        <w:t> </w:t>
-      </w:r>
-      <w:proofErr w:type="spellStart"/>
-      <w:r>
-        <w:rPr>
-          <w:rFonts w:ascii="Consolas" w:hAnsi="Consolas" w:cs="宋体"/>
-          <w:color w:val="5C5C5C"/>
-          <w:kern w:val="0"/>
-          <w:sz w:val="21"/>
-          <w:szCs w:val="21"/>
-        </w:rPr>
-        <w:t>loaderSecOff</w:t>
-      </w:r>
-      <w:proofErr w:type="spellEnd"/>
-      <w:r>
-        <w:rPr>
-          <w:rFonts w:ascii="Consolas" w:hAnsi="Consolas" w:cs="宋体"/>
-          <w:color w:val="5C5C5C"/>
-          <w:kern w:val="0"/>
-          <w:sz w:val="21"/>
-          <w:szCs w:val="21"/>
-        </w:rPr>
-        <w:t>; </w:t>
+        <w:t> loaderSecOff; </w:t>
       </w:r>
       <w:r>
         <w:rPr>
@@ -7370,29 +7158,7 @@
           <w:sz w:val="21"/>
           <w:szCs w:val="21"/>
         </w:rPr>
-        <w:t> </w:t>
-      </w:r>
-      <w:proofErr w:type="spellStart"/>
-      <w:r>
-        <w:rPr>
-          <w:rFonts w:ascii="Consolas" w:hAnsi="Consolas" w:cs="宋体"/>
-          <w:color w:val="5C5C5C"/>
-          <w:kern w:val="0"/>
-          <w:sz w:val="21"/>
-          <w:szCs w:val="21"/>
-        </w:rPr>
-        <w:t>kernelSecCnt</w:t>
-      </w:r>
-      <w:proofErr w:type="spellEnd"/>
-      <w:r>
-        <w:rPr>
-          <w:rFonts w:ascii="Consolas" w:hAnsi="Consolas" w:cs="宋体"/>
-          <w:color w:val="5C5C5C"/>
-          <w:kern w:val="0"/>
-          <w:sz w:val="21"/>
-          <w:szCs w:val="21"/>
-        </w:rPr>
-        <w:t>; </w:t>
+        <w:t> kernelSecCnt; </w:t>
       </w:r>
       <w:r>
         <w:rPr>
@@ -7464,7 +7230,6 @@
         </w:rPr>
         <w:t> </w:t>
       </w:r>
-      <w:proofErr w:type="spellStart"/>
       <w:r>
         <w:rPr>
           <w:rFonts w:ascii="Consolas" w:hAnsi="Consolas" w:cs="宋体"/>
@@ -7475,7 +7240,6 @@
         </w:rPr>
         <w:t>int</w:t>
       </w:r>
-      <w:proofErr w:type="spellEnd"/>
       <w:r>
         <w:rPr>
           <w:rFonts w:ascii="Consolas" w:hAnsi="Consolas" w:cs="宋体"/>
@@ -7484,29 +7248,7 @@
           <w:sz w:val="21"/>
           <w:szCs w:val="21"/>
         </w:rPr>
-        <w:t> </w:t>
-      </w:r>
-      <w:proofErr w:type="spellStart"/>
-      <w:r>
-        <w:rPr>
-          <w:rFonts w:ascii="Consolas" w:hAnsi="Consolas" w:cs="宋体"/>
-          <w:color w:val="5C5C5C"/>
-          <w:kern w:val="0"/>
-          <w:sz w:val="21"/>
-          <w:szCs w:val="21"/>
-        </w:rPr>
-        <w:t>kernelSecOff</w:t>
-      </w:r>
-      <w:proofErr w:type="spellEnd"/>
-      <w:r>
-        <w:rPr>
-          <w:rFonts w:ascii="Consolas" w:hAnsi="Consolas" w:cs="宋体"/>
-          <w:color w:val="5C5C5C"/>
-          <w:kern w:val="0"/>
-          <w:sz w:val="21"/>
-          <w:szCs w:val="21"/>
-        </w:rPr>
-        <w:t>; </w:t>
+        <w:t> kernelSecOff; </w:t>
       </w:r>
       <w:r>
         <w:rPr>
@@ -7579,7 +7321,6 @@
         </w:rPr>
         <w:t> </w:t>
       </w:r>
-      <w:proofErr w:type="spellStart"/>
       <w:r>
         <w:rPr>
           <w:rFonts w:ascii="Consolas" w:hAnsi="Consolas" w:cs="宋体"/>
@@ -7590,7 +7331,6 @@
         </w:rPr>
         <w:t>int</w:t>
       </w:r>
-      <w:proofErr w:type="spellEnd"/>
       <w:r>
         <w:rPr>
           <w:rFonts w:ascii="Consolas" w:hAnsi="Consolas" w:cs="宋体"/>
@@ -7599,29 +7339,7 @@
           <w:sz w:val="21"/>
           <w:szCs w:val="21"/>
         </w:rPr>
-        <w:t> </w:t>
-      </w:r>
-      <w:proofErr w:type="spellStart"/>
-      <w:r>
-        <w:rPr>
-          <w:rFonts w:ascii="Consolas" w:hAnsi="Consolas" w:cs="宋体"/>
-          <w:color w:val="5C5C5C"/>
-          <w:kern w:val="0"/>
-          <w:sz w:val="21"/>
-          <w:szCs w:val="21"/>
-        </w:rPr>
-        <w:t>mbrSecOff</w:t>
-      </w:r>
-      <w:proofErr w:type="spellEnd"/>
-      <w:r>
-        <w:rPr>
-          <w:rFonts w:ascii="Consolas" w:hAnsi="Consolas" w:cs="宋体"/>
-          <w:color w:val="5C5C5C"/>
-          <w:kern w:val="0"/>
-          <w:sz w:val="21"/>
-          <w:szCs w:val="21"/>
-        </w:rPr>
-        <w:t>;  </w:t>
+        <w:t> mbrSecOff;  </w:t>
       </w:r>
       <w:r>
         <w:rPr>
@@ -7693,7 +7411,6 @@
         </w:rPr>
         <w:t> </w:t>
       </w:r>
-      <w:proofErr w:type="spellStart"/>
       <w:r>
         <w:rPr>
           <w:rFonts w:ascii="Consolas" w:hAnsi="Consolas" w:cs="宋体"/>
@@ -7704,7 +7421,6 @@
         </w:rPr>
         <w:t>int</w:t>
       </w:r>
-      <w:proofErr w:type="spellEnd"/>
       <w:r>
         <w:rPr>
           <w:rFonts w:ascii="Consolas" w:hAnsi="Consolas" w:cs="宋体"/>
@@ -7804,29 +7520,7 @@
           <w:sz w:val="21"/>
           <w:szCs w:val="21"/>
         </w:rPr>
-        <w:t> </w:t>
-      </w:r>
-      <w:proofErr w:type="spellStart"/>
-      <w:r>
-        <w:rPr>
-          <w:rFonts w:ascii="Consolas" w:hAnsi="Consolas" w:cs="宋体"/>
-          <w:color w:val="5C5C5C"/>
-          <w:kern w:val="0"/>
-          <w:sz w:val="21"/>
-          <w:szCs w:val="21"/>
-        </w:rPr>
-        <w:t>fontSecCnt</w:t>
-      </w:r>
-      <w:proofErr w:type="spellEnd"/>
-      <w:r>
-        <w:rPr>
-          <w:rFonts w:ascii="Consolas" w:hAnsi="Consolas" w:cs="宋体"/>
-          <w:color w:val="5C5C5C"/>
-          <w:kern w:val="0"/>
-          <w:sz w:val="21"/>
-          <w:szCs w:val="21"/>
-        </w:rPr>
-        <w:t>; </w:t>
+        <w:t> fontSecCnt; </w:t>
       </w:r>
       <w:r>
         <w:rPr>
@@ -7898,7 +7592,6 @@
         </w:rPr>
         <w:t> </w:t>
       </w:r>
-      <w:proofErr w:type="spellStart"/>
       <w:r>
         <w:rPr>
           <w:rFonts w:ascii="Consolas" w:hAnsi="Consolas" w:cs="宋体"/>
@@ -7909,7 +7602,6 @@
         </w:rPr>
         <w:t>int</w:t>
       </w:r>
-      <w:proofErr w:type="spellEnd"/>
       <w:r>
         <w:rPr>
           <w:rFonts w:ascii="Consolas" w:hAnsi="Consolas" w:cs="宋体"/>
@@ -7918,29 +7610,7 @@
           <w:sz w:val="21"/>
           <w:szCs w:val="21"/>
         </w:rPr>
-        <w:t> </w:t>
-      </w:r>
-      <w:proofErr w:type="spellStart"/>
-      <w:r>
-        <w:rPr>
-          <w:rFonts w:ascii="Consolas" w:hAnsi="Consolas" w:cs="宋体"/>
-          <w:color w:val="5C5C5C"/>
-          <w:kern w:val="0"/>
-          <w:sz w:val="21"/>
-          <w:szCs w:val="21"/>
-        </w:rPr>
-        <w:t>fontSecOff</w:t>
-      </w:r>
-      <w:proofErr w:type="spellEnd"/>
-      <w:r>
-        <w:rPr>
-          <w:rFonts w:ascii="Consolas" w:hAnsi="Consolas" w:cs="宋体"/>
-          <w:color w:val="5C5C5C"/>
-          <w:kern w:val="0"/>
-          <w:sz w:val="21"/>
-          <w:szCs w:val="21"/>
-        </w:rPr>
-        <w:t>;  </w:t>
+        <w:t> fontSecOff;  </w:t>
       </w:r>
       <w:r>
         <w:rPr>
@@ -8031,29 +7701,7 @@
           <w:sz w:val="21"/>
           <w:szCs w:val="21"/>
         </w:rPr>
-        <w:t> </w:t>
-      </w:r>
-      <w:proofErr w:type="spellStart"/>
-      <w:r>
-        <w:rPr>
-          <w:rFonts w:ascii="Consolas" w:hAnsi="Consolas" w:cs="宋体"/>
-          <w:color w:val="5C5C5C"/>
-          <w:kern w:val="0"/>
-          <w:sz w:val="21"/>
-          <w:szCs w:val="21"/>
-        </w:rPr>
-        <w:t>kerdllSecCnt</w:t>
-      </w:r>
-      <w:proofErr w:type="spellEnd"/>
-      <w:r>
-        <w:rPr>
-          <w:rFonts w:ascii="Consolas" w:hAnsi="Consolas" w:cs="宋体"/>
-          <w:color w:val="5C5C5C"/>
-          <w:kern w:val="0"/>
-          <w:sz w:val="21"/>
-          <w:szCs w:val="21"/>
-        </w:rPr>
-        <w:t>; </w:t>
+        <w:t> kerdllSecCnt; </w:t>
       </w:r>
       <w:r>
         <w:rPr>
@@ -8125,7 +7773,6 @@
         </w:rPr>
         <w:t> </w:t>
       </w:r>
-      <w:proofErr w:type="spellStart"/>
       <w:r>
         <w:rPr>
           <w:rFonts w:ascii="Consolas" w:hAnsi="Consolas" w:cs="宋体"/>
@@ -8136,7 +7783,6 @@
         </w:rPr>
         <w:t>int</w:t>
       </w:r>
-      <w:proofErr w:type="spellEnd"/>
       <w:r>
         <w:rPr>
           <w:rFonts w:ascii="Consolas" w:hAnsi="Consolas" w:cs="宋体"/>
@@ -8145,29 +7791,7 @@
           <w:sz w:val="21"/>
           <w:szCs w:val="21"/>
         </w:rPr>
-        <w:t> </w:t>
-      </w:r>
-      <w:proofErr w:type="spellStart"/>
-      <w:r>
-        <w:rPr>
-          <w:rFonts w:ascii="Consolas" w:hAnsi="Consolas" w:cs="宋体"/>
-          <w:color w:val="5C5C5C"/>
-          <w:kern w:val="0"/>
-          <w:sz w:val="21"/>
-          <w:szCs w:val="21"/>
-        </w:rPr>
-        <w:t>kerdllSecOff</w:t>
-      </w:r>
-      <w:proofErr w:type="spellEnd"/>
-      <w:r>
-        <w:rPr>
-          <w:rFonts w:ascii="Consolas" w:hAnsi="Consolas" w:cs="宋体"/>
-          <w:color w:val="5C5C5C"/>
-          <w:kern w:val="0"/>
-          <w:sz w:val="21"/>
-          <w:szCs w:val="21"/>
-        </w:rPr>
-        <w:t>; </w:t>
+        <w:t> kerdllSecOff; </w:t>
       </w:r>
       <w:r>
         <w:rPr>
@@ -8258,29 +7882,7 @@
           <w:sz w:val="21"/>
           <w:szCs w:val="21"/>
         </w:rPr>
-        <w:t> </w:t>
-      </w:r>
-      <w:proofErr w:type="spellStart"/>
-      <w:r>
-        <w:rPr>
-          <w:rFonts w:ascii="Consolas" w:hAnsi="Consolas" w:cs="宋体"/>
-          <w:color w:val="5C5C5C"/>
-          <w:kern w:val="0"/>
-          <w:sz w:val="21"/>
-          <w:szCs w:val="21"/>
-        </w:rPr>
-        <w:t>maindllSecCnt</w:t>
-      </w:r>
-      <w:proofErr w:type="spellEnd"/>
-      <w:r>
-        <w:rPr>
-          <w:rFonts w:ascii="Consolas" w:hAnsi="Consolas" w:cs="宋体"/>
-          <w:color w:val="5C5C5C"/>
-          <w:kern w:val="0"/>
-          <w:sz w:val="21"/>
-          <w:szCs w:val="21"/>
-        </w:rPr>
-        <w:t>; </w:t>
+        <w:t> maindllSecCnt; </w:t>
       </w:r>
       <w:r>
         <w:rPr>
@@ -8352,7 +7954,6 @@
         </w:rPr>
         <w:t> </w:t>
       </w:r>
-      <w:proofErr w:type="spellStart"/>
       <w:r>
         <w:rPr>
           <w:rFonts w:ascii="Consolas" w:hAnsi="Consolas" w:cs="宋体"/>
@@ -8363,7 +7964,6 @@
         </w:rPr>
         <w:t>int</w:t>
       </w:r>
-      <w:proofErr w:type="spellEnd"/>
       <w:r>
         <w:rPr>
           <w:rFonts w:ascii="Consolas" w:hAnsi="Consolas" w:cs="宋体"/>
@@ -8372,29 +7972,7 @@
           <w:sz w:val="21"/>
           <w:szCs w:val="21"/>
         </w:rPr>
-        <w:t> </w:t>
-      </w:r>
-      <w:proofErr w:type="spellStart"/>
-      <w:r>
-        <w:rPr>
-          <w:rFonts w:ascii="Consolas" w:hAnsi="Consolas" w:cs="宋体"/>
-          <w:color w:val="5C5C5C"/>
-          <w:kern w:val="0"/>
-          <w:sz w:val="21"/>
-          <w:szCs w:val="21"/>
-        </w:rPr>
-        <w:t>maindllSecOff</w:t>
-      </w:r>
-      <w:proofErr w:type="spellEnd"/>
-      <w:r>
-        <w:rPr>
-          <w:rFonts w:ascii="Consolas" w:hAnsi="Consolas" w:cs="宋体"/>
-          <w:color w:val="5C5C5C"/>
-          <w:kern w:val="0"/>
-          <w:sz w:val="21"/>
-          <w:szCs w:val="21"/>
-        </w:rPr>
-        <w:t>;  </w:t>
+        <w:t> maindllSecOff;  </w:t>
       </w:r>
       <w:r>
         <w:rPr>
@@ -8631,14 +8209,12 @@
         </w:rPr>
         <w:t>通过汇编调用</w:t>
       </w:r>
-      <w:proofErr w:type="spellStart"/>
       <w:r>
         <w:rPr>
           <w:rFonts w:hint="eastAsia"/>
         </w:rPr>
         <w:t>int</w:t>
       </w:r>
-      <w:proofErr w:type="spellEnd"/>
       <w:r>
         <w:t xml:space="preserve"> 13H</w:t>
       </w:r>
@@ -9230,14 +8806,12 @@
         </w:rPr>
         <w:t>中还包括图形接口、</w:t>
       </w:r>
-      <w:proofErr w:type="spellStart"/>
       <w:r>
         <w:rPr>
           <w:rFonts w:hint="eastAsia"/>
         </w:rPr>
         <w:t>libc</w:t>
       </w:r>
-      <w:proofErr w:type="spellEnd"/>
       <w:r>
         <w:rPr>
           <w:rFonts w:hint="eastAsia"/>
@@ -9282,14 +8856,12 @@
       <w:pPr>
         <w:ind w:firstLineChars="0" w:firstLine="0"/>
       </w:pPr>
-      <w:proofErr w:type="spellStart"/>
       <w:r>
         <w:rPr>
           <w:rFonts w:hint="eastAsia"/>
         </w:rPr>
         <w:t>LiunuxOS</w:t>
       </w:r>
-      <w:proofErr w:type="spellEnd"/>
       <w:r>
         <w:rPr>
           <w:rFonts w:hint="eastAsia"/>
@@ -9315,16 +8887,8 @@
         <w:rPr>
           <w:rFonts w:hint="eastAsia"/>
         </w:rPr>
-        <w:t>多</w:t>
-      </w:r>
-      <w:proofErr w:type="gramStart"/>
-      <w:r>
-        <w:rPr>
-          <w:rFonts w:hint="eastAsia"/>
-        </w:rPr>
-        <w:t>核下进程</w:t>
-      </w:r>
-      <w:proofErr w:type="gramEnd"/>
+        <w:t>多核下进程</w:t>
+      </w:r>
       <w:r>
         <w:rPr>
           <w:rFonts w:hint="eastAsia"/>
@@ -9358,14 +8922,12 @@
         </w:rPr>
         <w:t>个</w:t>
       </w:r>
-      <w:proofErr w:type="spellStart"/>
       <w:r>
         <w:rPr>
           <w:rFonts w:hint="eastAsia"/>
         </w:rPr>
         <w:t>cpu</w:t>
       </w:r>
-      <w:proofErr w:type="spellEnd"/>
       <w:r>
         <w:rPr>
           <w:rFonts w:hint="eastAsia"/>
@@ -9378,14 +8940,12 @@
         </w:rPr>
         <w:t>，每个</w:t>
       </w:r>
-      <w:proofErr w:type="spellStart"/>
       <w:r>
         <w:rPr>
           <w:rFonts w:hint="eastAsia"/>
         </w:rPr>
         <w:t>cpu</w:t>
       </w:r>
-      <w:proofErr w:type="spellEnd"/>
       <w:r>
         <w:rPr>
           <w:rFonts w:hint="eastAsia"/>
@@ -9446,19 +9006,11 @@
       <w:r>
         <w:t>0</w:t>
       </w:r>
-      <w:proofErr w:type="gramStart"/>
-      <w:r>
-        <w:rPr>
-          <w:rFonts w:hint="eastAsia"/>
-        </w:rPr>
-        <w:t>内核进程下</w:t>
-      </w:r>
-      <w:proofErr w:type="gramEnd"/>
-      <w:r>
-        <w:rPr>
-          <w:rFonts w:hint="eastAsia"/>
-        </w:rPr>
-        <w:t>页表地址和物理地址一一对应，</w:t>
+      <w:r>
+        <w:rPr>
+          <w:rFonts w:hint="eastAsia"/>
+        </w:rPr>
+        <w:t>内核进程下页表地址和物理地址一一对应，</w:t>
       </w:r>
       <w:r>
         <w:rPr>
@@ -9712,14 +9264,12 @@
         </w:numPr>
         <w:ind w:firstLineChars="0"/>
       </w:pPr>
-      <w:proofErr w:type="spellStart"/>
       <w:r>
         <w:rPr>
           <w:rFonts w:hint="eastAsia"/>
         </w:rPr>
         <w:t>libc</w:t>
       </w:r>
-      <w:proofErr w:type="spellEnd"/>
       <w:r>
         <w:rPr>
           <w:rFonts w:hint="eastAsia"/>
@@ -9763,13 +9313,7 @@
         <w:rPr>
           <w:rFonts w:hint="eastAsia"/>
         </w:rPr>
-        <w:t>万行</w:t>
-      </w:r>
-      <w:r>
-        <w:rPr>
-          <w:rFonts w:hint="eastAsia"/>
-        </w:rPr>
-        <w:t>。</w:t>
+        <w:t>万行。</w:t>
       </w:r>
       <w:r>
         <w:rPr>
@@ -9808,21 +9352,7 @@
         <w:rPr>
           <w:rFonts w:hint="eastAsia"/>
         </w:rPr>
-        <w:t>支持</w:t>
-      </w:r>
-      <w:proofErr w:type="gramStart"/>
-      <w:r>
-        <w:rPr>
-          <w:rFonts w:hint="eastAsia"/>
-        </w:rPr>
-        <w:t>实时进程</w:t>
-      </w:r>
-      <w:proofErr w:type="gramEnd"/>
-      <w:r>
-        <w:rPr>
-          <w:rFonts w:hint="eastAsia"/>
-        </w:rPr>
-        <w:t>创建，支持任务时间截至机制。</w:t>
+        <w:t>支持实时进程创建，支持任务时间截至机制。</w:t>
       </w:r>
     </w:p>
     <w:p>
@@ -9834,7 +9364,6 @@
       <w:pPr>
         <w:ind w:firstLineChars="0" w:firstLine="0"/>
       </w:pPr>
-      <w:proofErr w:type="spellStart"/>
       <w:r>
         <w:t>L</w:t>
       </w:r>
@@ -9847,7 +9376,6 @@
       <w:r>
         <w:t>s</w:t>
       </w:r>
-      <w:proofErr w:type="spellEnd"/>
       <w:r>
         <w:rPr>
           <w:rFonts w:hint="eastAsia"/>
@@ -10042,21 +9570,7 @@
         <w:rPr>
           <w:rFonts w:hint="eastAsia"/>
         </w:rPr>
-        <w:t>兼容性强。经</w:t>
-      </w:r>
-      <w:proofErr w:type="gramStart"/>
-      <w:r>
-        <w:rPr>
-          <w:rFonts w:hint="eastAsia"/>
-        </w:rPr>
-        <w:t>物理机</w:t>
-      </w:r>
-      <w:proofErr w:type="gramEnd"/>
-      <w:r>
-        <w:rPr>
-          <w:rFonts w:hint="eastAsia"/>
-        </w:rPr>
-        <w:t>验证。在</w:t>
+        <w:t>兼容性强。经物理机验证。在</w:t>
       </w:r>
       <w:r>
         <w:rPr>
@@ -10094,14 +9608,12 @@
         </w:rPr>
         <w:t>、</w:t>
       </w:r>
-      <w:proofErr w:type="spellStart"/>
       <w:r>
         <w:rPr>
           <w:rFonts w:hint="eastAsia"/>
         </w:rPr>
         <w:t>ubuntu</w:t>
       </w:r>
-      <w:proofErr w:type="spellEnd"/>
       <w:r>
         <w:rPr>
           <w:rFonts w:hint="eastAsia"/>
@@ -10268,14 +9780,12 @@
         </w:rPr>
         <w:t>、</w:t>
       </w:r>
-      <w:proofErr w:type="spellStart"/>
       <w:r>
         <w:rPr>
           <w:rFonts w:hint="eastAsia"/>
         </w:rPr>
         <w:t>apic</w:t>
       </w:r>
-      <w:proofErr w:type="spellEnd"/>
       <w:r>
         <w:t xml:space="preserve"> timer</w:t>
       </w:r>
@@ -10354,7 +9864,6 @@
         </w:rPr>
         <w:t>，</w:t>
       </w:r>
-      <w:proofErr w:type="spellStart"/>
       <w:r>
         <w:rPr>
           <w:rFonts w:hint="eastAsia"/>
@@ -10362,11 +9871,7 @@
         <w:t>a</w:t>
       </w:r>
       <w:r>
-        <w:t>pic</w:t>
-      </w:r>
-      <w:proofErr w:type="spellEnd"/>
-      <w:r>
-        <w:t xml:space="preserve"> timer</w:t>
+        <w:t>pic timer</w:t>
       </w:r>
       <w:r>
         <w:rPr>
@@ -10458,28 +9963,24 @@
         </w:rPr>
         <w:t>，高于任何其他的外部设备中断。</w:t>
       </w:r>
-      <w:proofErr w:type="spellStart"/>
       <w:r>
         <w:rPr>
           <w:rFonts w:hint="eastAsia"/>
         </w:rPr>
         <w:t>apic</w:t>
       </w:r>
-      <w:proofErr w:type="spellEnd"/>
       <w:r>
         <w:rPr>
           <w:rFonts w:hint="eastAsia"/>
         </w:rPr>
         <w:t>时钟中断属于</w:t>
       </w:r>
-      <w:proofErr w:type="spellStart"/>
       <w:r>
         <w:rPr>
           <w:rFonts w:hint="eastAsia"/>
         </w:rPr>
         <w:t>cpu</w:t>
       </w:r>
-      <w:proofErr w:type="spellEnd"/>
       <w:r>
         <w:rPr>
           <w:rFonts w:hint="eastAsia"/>
@@ -10501,11 +10002,9 @@
         </w:rPr>
         <w:t>兼容性。</w:t>
       </w:r>
-      <w:proofErr w:type="spellStart"/>
       <w:r>
         <w:t>Hpet</w:t>
       </w:r>
-      <w:proofErr w:type="spellEnd"/>
       <w:r>
         <w:rPr>
           <w:rFonts w:hint="eastAsia"/>
@@ -10575,14 +10074,12 @@
         </w:rPr>
         <w:t>芯片只有一个，无法同时驱动多个</w:t>
       </w:r>
-      <w:proofErr w:type="spellStart"/>
       <w:r>
         <w:rPr>
           <w:rFonts w:hint="eastAsia"/>
         </w:rPr>
         <w:t>cpu</w:t>
       </w:r>
-      <w:proofErr w:type="spellEnd"/>
       <w:r>
         <w:rPr>
           <w:rFonts w:hint="eastAsia"/>
@@ -10613,21 +10110,7 @@
         <w:rPr>
           <w:rFonts w:hint="eastAsia"/>
         </w:rPr>
-        <w:t>芯片适用于</w:t>
-      </w:r>
-      <w:proofErr w:type="gramStart"/>
-      <w:r>
-        <w:rPr>
-          <w:rFonts w:hint="eastAsia"/>
-        </w:rPr>
-        <w:t>单核下的</w:t>
-      </w:r>
-      <w:proofErr w:type="gramEnd"/>
-      <w:r>
-        <w:rPr>
-          <w:rFonts w:hint="eastAsia"/>
-        </w:rPr>
-        <w:t>任务切换</w:t>
+        <w:t>芯片适用于单核下的任务切换</w:t>
       </w:r>
       <w:r>
         <w:rPr>
@@ -10635,14 +10118,12 @@
         </w:rPr>
         <w:t>源，而</w:t>
       </w:r>
-      <w:proofErr w:type="spellStart"/>
       <w:r>
         <w:rPr>
           <w:rFonts w:hint="eastAsia"/>
         </w:rPr>
         <w:t>apic</w:t>
       </w:r>
-      <w:proofErr w:type="spellEnd"/>
       <w:r>
         <w:t xml:space="preserve"> timer</w:t>
       </w:r>
@@ -10662,21 +10143,7 @@
         <w:rPr>
           <w:rFonts w:hint="eastAsia"/>
         </w:rPr>
-        <w:t>也适合</w:t>
-      </w:r>
-      <w:proofErr w:type="gramStart"/>
-      <w:r>
-        <w:rPr>
-          <w:rFonts w:hint="eastAsia"/>
-        </w:rPr>
-        <w:t>多核下的</w:t>
-      </w:r>
-      <w:proofErr w:type="gramEnd"/>
-      <w:r>
-        <w:rPr>
-          <w:rFonts w:hint="eastAsia"/>
-        </w:rPr>
-        <w:t>任务切换源。</w:t>
+        <w:t>也适合多核下的任务切换源。</w:t>
       </w:r>
     </w:p>
     <w:p>
@@ -11086,14 +10553,12 @@
         </w:rPr>
         <w:t>实现，但是每个</w:t>
       </w:r>
-      <w:proofErr w:type="spellStart"/>
       <w:r>
         <w:rPr>
           <w:rFonts w:hint="eastAsia"/>
         </w:rPr>
         <w:t>cpu</w:t>
       </w:r>
-      <w:proofErr w:type="spellEnd"/>
       <w:r>
         <w:rPr>
           <w:rFonts w:hint="eastAsia"/>
@@ -11112,14 +10577,12 @@
         </w:rPr>
         <w:t>结构、并使用指令</w:t>
       </w:r>
-      <w:proofErr w:type="spellStart"/>
       <w:r>
         <w:rPr>
           <w:rFonts w:hint="eastAsia"/>
         </w:rPr>
         <w:t>ldr</w:t>
       </w:r>
-      <w:proofErr w:type="spellEnd"/>
       <w:r>
         <w:rPr>
           <w:rFonts w:hint="eastAsia"/>
@@ -11141,21 +10604,7 @@
         <w:rPr>
           <w:rFonts w:hint="eastAsia"/>
         </w:rPr>
-        <w:t>结构中</w:t>
-      </w:r>
-      <w:proofErr w:type="gramStart"/>
-      <w:r>
-        <w:rPr>
-          <w:rFonts w:hint="eastAsia"/>
-        </w:rPr>
-        <w:t>最</w:t>
-      </w:r>
-      <w:proofErr w:type="gramEnd"/>
-      <w:r>
-        <w:rPr>
-          <w:rFonts w:hint="eastAsia"/>
-        </w:rPr>
-        <w:t>关键是</w:t>
+        <w:t>结构中最关键是</w:t>
       </w:r>
       <w:r>
         <w:rPr>
@@ -11185,21 +10634,7 @@
         <w:rPr>
           <w:rFonts w:hint="eastAsia"/>
         </w:rPr>
-        <w:t>时，</w:t>
-      </w:r>
-      <w:proofErr w:type="gramStart"/>
-      <w:r>
-        <w:rPr>
-          <w:rFonts w:hint="eastAsia"/>
-        </w:rPr>
-        <w:t>栈</w:t>
-      </w:r>
-      <w:proofErr w:type="gramEnd"/>
-      <w:r>
-        <w:rPr>
-          <w:rFonts w:hint="eastAsia"/>
-        </w:rPr>
-        <w:t>会自动切换为</w:t>
+        <w:t>时，栈会自动切换为</w:t>
       </w:r>
       <w:r>
         <w:rPr>
@@ -11330,42 +10765,36 @@
         <w:lastRenderedPageBreak/>
         <w:t>外，还有运行时间、优先级、休眠时间、时间片、显示缓冲区基地址、堆表、</w:t>
       </w:r>
-      <w:proofErr w:type="spellStart"/>
       <w:r>
         <w:rPr>
           <w:rFonts w:hint="eastAsia"/>
         </w:rPr>
         <w:t>pid</w:t>
       </w:r>
-      <w:proofErr w:type="spellEnd"/>
       <w:r>
         <w:rPr>
           <w:rFonts w:hint="eastAsia"/>
         </w:rPr>
         <w:t>、</w:t>
       </w:r>
-      <w:proofErr w:type="spellStart"/>
       <w:r>
         <w:rPr>
           <w:rFonts w:hint="eastAsia"/>
         </w:rPr>
         <w:t>tid</w:t>
       </w:r>
-      <w:proofErr w:type="spellEnd"/>
       <w:r>
         <w:rPr>
           <w:rFonts w:hint="eastAsia"/>
         </w:rPr>
         <w:t>、</w:t>
       </w:r>
-      <w:proofErr w:type="spellStart"/>
       <w:r>
         <w:rPr>
           <w:rFonts w:hint="eastAsia"/>
         </w:rPr>
         <w:t>cpu</w:t>
       </w:r>
-      <w:proofErr w:type="spellEnd"/>
       <w:r>
         <w:rPr>
           <w:rFonts w:hint="eastAsia"/>
@@ -11378,28 +10807,24 @@
         </w:rPr>
         <w:t>如果</w:t>
       </w:r>
-      <w:proofErr w:type="spellStart"/>
       <w:r>
         <w:rPr>
           <w:rFonts w:hint="eastAsia"/>
         </w:rPr>
         <w:t>pid</w:t>
       </w:r>
-      <w:proofErr w:type="spellEnd"/>
       <w:r>
         <w:rPr>
           <w:rFonts w:hint="eastAsia"/>
         </w:rPr>
         <w:t>等于</w:t>
       </w:r>
-      <w:proofErr w:type="spellStart"/>
       <w:r>
         <w:rPr>
           <w:rFonts w:hint="eastAsia"/>
         </w:rPr>
         <w:t>tid</w:t>
       </w:r>
-      <w:proofErr w:type="spellEnd"/>
       <w:r>
         <w:rPr>
           <w:rFonts w:hint="eastAsia"/>
@@ -11435,7 +10860,6 @@
           <w:szCs w:val="21"/>
         </w:rPr>
       </w:pPr>
-      <w:proofErr w:type="spellStart"/>
       <w:r>
         <w:rPr>
           <w:rFonts w:ascii="Consolas" w:hAnsi="Consolas" w:cs="宋体"/>
@@ -11446,7 +10870,6 @@
         </w:rPr>
         <w:t>typedef</w:t>
       </w:r>
-      <w:proofErr w:type="spellEnd"/>
       <w:r>
         <w:rPr>
           <w:rFonts w:ascii="Consolas" w:hAnsi="Consolas" w:cs="宋体"/>
@@ -11457,7 +10880,6 @@
         </w:rPr>
         <w:t> </w:t>
       </w:r>
-      <w:proofErr w:type="spellStart"/>
       <w:r>
         <w:rPr>
           <w:rFonts w:ascii="Consolas" w:hAnsi="Consolas" w:cs="宋体"/>
@@ -11468,7 +10890,6 @@
         </w:rPr>
         <w:t>struct</w:t>
       </w:r>
-      <w:proofErr w:type="spellEnd"/>
       <w:r>
         <w:rPr>
           <w:rFonts w:ascii="Consolas" w:hAnsi="Consolas" w:cs="宋体"/>
@@ -11546,29 +10967,7 @@
           <w:sz w:val="21"/>
           <w:szCs w:val="21"/>
         </w:rPr>
-        <w:t> TSS </w:t>
-      </w:r>
-      <w:proofErr w:type="spellStart"/>
-      <w:r>
-        <w:rPr>
-          <w:rFonts w:ascii="Consolas" w:hAnsi="Consolas" w:cs="宋体"/>
-          <w:color w:val="5C5C5C"/>
-          <w:kern w:val="0"/>
-          <w:sz w:val="21"/>
-          <w:szCs w:val="21"/>
-        </w:rPr>
-        <w:t>tss</w:t>
-      </w:r>
-      <w:proofErr w:type="spellEnd"/>
-      <w:r>
-        <w:rPr>
-          <w:rFonts w:ascii="Consolas" w:hAnsi="Consolas" w:cs="宋体"/>
-          <w:color w:val="5C5C5C"/>
-          <w:kern w:val="0"/>
-          <w:sz w:val="21"/>
-          <w:szCs w:val="21"/>
-        </w:rPr>
-        <w:t>;</w:t>
+        <w:t> TSS tss;</w:t>
       </w:r>
     </w:p>
     <w:p>
@@ -11748,29 +11147,7 @@
           <w:sz w:val="21"/>
           <w:szCs w:val="21"/>
         </w:rPr>
-        <w:t> </w:t>
-      </w:r>
-      <w:proofErr w:type="spellStart"/>
-      <w:r>
-        <w:rPr>
-          <w:rFonts w:ascii="Consolas" w:hAnsi="Consolas" w:cs="宋体"/>
-          <w:color w:val="5C5C5C"/>
-          <w:kern w:val="0"/>
-          <w:sz w:val="21"/>
-          <w:szCs w:val="21"/>
-        </w:rPr>
-        <w:t>fpu</w:t>
-      </w:r>
-      <w:proofErr w:type="spellEnd"/>
-      <w:r>
-        <w:rPr>
-          <w:rFonts w:ascii="Consolas" w:hAnsi="Consolas" w:cs="宋体"/>
-          <w:color w:val="5C5C5C"/>
-          <w:kern w:val="0"/>
-          <w:sz w:val="21"/>
-          <w:szCs w:val="21"/>
-        </w:rPr>
-        <w:t>;</w:t>
+        <w:t> fpu;</w:t>
       </w:r>
     </w:p>
     <w:p>
@@ -11825,29 +11202,7 @@
           <w:sz w:val="21"/>
           <w:szCs w:val="21"/>
         </w:rPr>
-        <w:t> </w:t>
-      </w:r>
-      <w:proofErr w:type="spellStart"/>
-      <w:r>
-        <w:rPr>
-          <w:rFonts w:ascii="Consolas" w:hAnsi="Consolas" w:cs="宋体"/>
-          <w:color w:val="5C5C5C"/>
-          <w:kern w:val="0"/>
-          <w:sz w:val="21"/>
-          <w:szCs w:val="21"/>
-        </w:rPr>
-        <w:t>copyMap</w:t>
-      </w:r>
-      <w:proofErr w:type="spellEnd"/>
-      <w:r>
-        <w:rPr>
-          <w:rFonts w:ascii="Consolas" w:hAnsi="Consolas" w:cs="宋体"/>
-          <w:color w:val="5C5C5C"/>
-          <w:kern w:val="0"/>
-          <w:sz w:val="21"/>
-          <w:szCs w:val="21"/>
-        </w:rPr>
-        <w:t>;</w:t>
+        <w:t> copyMap;</w:t>
       </w:r>
     </w:p>
     <w:p>
@@ -11908,7 +11263,6 @@
         </w:rPr>
         <w:t> </w:t>
       </w:r>
-      <w:proofErr w:type="spellStart"/>
       <w:r>
         <w:rPr>
           <w:rFonts w:ascii="Consolas" w:hAnsi="Consolas" w:cs="宋体"/>
@@ -11919,7 +11273,6 @@
         </w:rPr>
         <w:t>int</w:t>
       </w:r>
-      <w:proofErr w:type="spellEnd"/>
       <w:r>
         <w:rPr>
           <w:rFonts w:ascii="Consolas" w:hAnsi="Consolas" w:cs="宋体"/>
@@ -11928,29 +11281,7 @@
           <w:sz w:val="21"/>
           <w:szCs w:val="21"/>
         </w:rPr>
-        <w:t> </w:t>
-      </w:r>
-      <w:proofErr w:type="spellStart"/>
-      <w:r>
-        <w:rPr>
-          <w:rFonts w:ascii="Consolas" w:hAnsi="Consolas" w:cs="宋体"/>
-          <w:color w:val="5C5C5C"/>
-          <w:kern w:val="0"/>
-          <w:sz w:val="21"/>
-          <w:szCs w:val="21"/>
-        </w:rPr>
-        <w:t>cpuid</w:t>
-      </w:r>
-      <w:proofErr w:type="spellEnd"/>
-      <w:r>
-        <w:rPr>
-          <w:rFonts w:ascii="Consolas" w:hAnsi="Consolas" w:cs="宋体"/>
-          <w:color w:val="5C5C5C"/>
-          <w:kern w:val="0"/>
-          <w:sz w:val="21"/>
-          <w:szCs w:val="21"/>
-        </w:rPr>
-        <w:t>;</w:t>
+        <w:t> cpuid;</w:t>
       </w:r>
     </w:p>
     <w:p>
@@ -12009,29 +11340,7 @@
           <w:sz w:val="21"/>
           <w:szCs w:val="21"/>
         </w:rPr>
-        <w:t> DWORD </w:t>
-      </w:r>
-      <w:proofErr w:type="spellStart"/>
-      <w:r>
-        <w:rPr>
-          <w:rFonts w:ascii="Consolas" w:hAnsi="Consolas" w:cs="宋体"/>
-          <w:color w:val="5C5C5C"/>
-          <w:kern w:val="0"/>
-          <w:sz w:val="21"/>
-          <w:szCs w:val="21"/>
-        </w:rPr>
-        <w:t>pid</w:t>
-      </w:r>
-      <w:proofErr w:type="spellEnd"/>
-      <w:r>
-        <w:rPr>
-          <w:rFonts w:ascii="Consolas" w:hAnsi="Consolas" w:cs="宋体"/>
-          <w:color w:val="5C5C5C"/>
-          <w:kern w:val="0"/>
-          <w:sz w:val="21"/>
-          <w:szCs w:val="21"/>
-        </w:rPr>
-        <w:t>;</w:t>
+        <w:t> DWORD pid;</w:t>
       </w:r>
     </w:p>
     <w:p>
@@ -12090,29 +11399,7 @@
           <w:sz w:val="21"/>
           <w:szCs w:val="21"/>
         </w:rPr>
-        <w:t> DWORD </w:t>
-      </w:r>
-      <w:proofErr w:type="spellStart"/>
-      <w:r>
-        <w:rPr>
-          <w:rFonts w:ascii="Consolas" w:hAnsi="Consolas" w:cs="宋体"/>
-          <w:color w:val="5C5C5C"/>
-          <w:kern w:val="0"/>
-          <w:sz w:val="21"/>
-          <w:szCs w:val="21"/>
-        </w:rPr>
-        <w:t>tid</w:t>
-      </w:r>
-      <w:proofErr w:type="spellEnd"/>
-      <w:r>
-        <w:rPr>
-          <w:rFonts w:ascii="Consolas" w:hAnsi="Consolas" w:cs="宋体"/>
-          <w:color w:val="5C5C5C"/>
-          <w:kern w:val="0"/>
-          <w:sz w:val="21"/>
-          <w:szCs w:val="21"/>
-        </w:rPr>
-        <w:t>;</w:t>
+        <w:t> DWORD tid;</w:t>
       </w:r>
     </w:p>
     <w:p>
@@ -12171,29 +11458,7 @@
           <w:sz w:val="21"/>
           <w:szCs w:val="21"/>
         </w:rPr>
-        <w:t> DWORD </w:t>
-      </w:r>
-      <w:proofErr w:type="spellStart"/>
-      <w:r>
-        <w:rPr>
-          <w:rFonts w:ascii="Consolas" w:hAnsi="Consolas" w:cs="宋体"/>
-          <w:color w:val="5C5C5C"/>
-          <w:kern w:val="0"/>
-          <w:sz w:val="21"/>
-          <w:szCs w:val="21"/>
-        </w:rPr>
-        <w:t>ppid</w:t>
-      </w:r>
-      <w:proofErr w:type="spellEnd"/>
-      <w:r>
-        <w:rPr>
-          <w:rFonts w:ascii="Consolas" w:hAnsi="Consolas" w:cs="宋体"/>
-          <w:color w:val="5C5C5C"/>
-          <w:kern w:val="0"/>
-          <w:sz w:val="21"/>
-          <w:szCs w:val="21"/>
-        </w:rPr>
-        <w:t>;</w:t>
+        <w:t> DWORD ppid;</w:t>
       </w:r>
     </w:p>
     <w:p>
@@ -12323,33 +11588,7 @@
           <w:sz w:val="21"/>
           <w:szCs w:val="21"/>
         </w:rPr>
-        <w:t>//esp base address</w:t>
-      </w:r>
-      <w:proofErr w:type="gramStart"/>
-      <w:r>
-        <w:rPr>
-          <w:rFonts w:ascii="Consolas" w:hAnsi="Consolas" w:cs="宋体"/>
-          <w:i/>
-          <w:iCs/>
-          <w:color w:val="A0A1A7"/>
-          <w:kern w:val="0"/>
-          <w:sz w:val="21"/>
-          <w:szCs w:val="21"/>
-        </w:rPr>
-        <w:t>,esp</w:t>
-      </w:r>
-      <w:proofErr w:type="gramEnd"/>
-      <w:r>
-        <w:rPr>
-          <w:rFonts w:ascii="Consolas" w:hAnsi="Consolas" w:cs="宋体"/>
-          <w:i/>
-          <w:iCs/>
-          <w:color w:val="A0A1A7"/>
-          <w:kern w:val="0"/>
-          <w:sz w:val="21"/>
-          <w:szCs w:val="21"/>
-        </w:rPr>
-        <w:t> is esp top but not equal to base !</w:t>
+        <w:t>//esp base address,esp is esp top but not equal to base !</w:t>
       </w:r>
     </w:p>
     <w:p>
@@ -12408,29 +11647,7 @@
           <w:sz w:val="21"/>
           <w:szCs w:val="21"/>
         </w:rPr>
-        <w:t> DWORD </w:t>
-      </w:r>
-      <w:proofErr w:type="spellStart"/>
-      <w:r>
-        <w:rPr>
-          <w:rFonts w:ascii="Consolas" w:hAnsi="Consolas" w:cs="宋体"/>
-          <w:color w:val="5C5C5C"/>
-          <w:kern w:val="0"/>
-          <w:sz w:val="21"/>
-          <w:szCs w:val="21"/>
-        </w:rPr>
-        <w:t>moduleBase</w:t>
-      </w:r>
-      <w:proofErr w:type="spellEnd"/>
-      <w:r>
-        <w:rPr>
-          <w:rFonts w:ascii="Consolas" w:hAnsi="Consolas" w:cs="宋体"/>
-          <w:color w:val="5C5C5C"/>
-          <w:kern w:val="0"/>
-          <w:sz w:val="21"/>
-          <w:szCs w:val="21"/>
-        </w:rPr>
-        <w:t>;</w:t>
+        <w:t> DWORD moduleBase;</w:t>
       </w:r>
     </w:p>
     <w:p>
@@ -12489,29 +11706,7 @@
           <w:sz w:val="21"/>
           <w:szCs w:val="21"/>
         </w:rPr>
-        <w:t> DWORD </w:t>
-      </w:r>
-      <w:proofErr w:type="spellStart"/>
-      <w:r>
-        <w:rPr>
-          <w:rFonts w:ascii="Consolas" w:hAnsi="Consolas" w:cs="宋体"/>
-          <w:color w:val="5C5C5C"/>
-          <w:kern w:val="0"/>
-          <w:sz w:val="21"/>
-          <w:szCs w:val="21"/>
-        </w:rPr>
-        <w:t>vaddr</w:t>
-      </w:r>
-      <w:proofErr w:type="spellEnd"/>
-      <w:r>
-        <w:rPr>
-          <w:rFonts w:ascii="Consolas" w:hAnsi="Consolas" w:cs="宋体"/>
-          <w:color w:val="5C5C5C"/>
-          <w:kern w:val="0"/>
-          <w:sz w:val="21"/>
-          <w:szCs w:val="21"/>
-        </w:rPr>
-        <w:t>;</w:t>
+        <w:t> DWORD vaddr;</w:t>
       </w:r>
     </w:p>
     <w:p>
@@ -12628,29 +11823,7 @@
           <w:sz w:val="21"/>
           <w:szCs w:val="21"/>
         </w:rPr>
-        <w:t> DWORD * </w:t>
-      </w:r>
-      <w:proofErr w:type="spellStart"/>
-      <w:r>
-        <w:rPr>
-          <w:rFonts w:ascii="Consolas" w:hAnsi="Consolas" w:cs="宋体"/>
-          <w:color w:val="5C5C5C"/>
-          <w:kern w:val="0"/>
-          <w:sz w:val="21"/>
-          <w:szCs w:val="21"/>
-        </w:rPr>
-        <w:t>lpvasize</w:t>
-      </w:r>
-      <w:proofErr w:type="spellEnd"/>
-      <w:r>
-        <w:rPr>
-          <w:rFonts w:ascii="Consolas" w:hAnsi="Consolas" w:cs="宋体"/>
-          <w:color w:val="5C5C5C"/>
-          <w:kern w:val="0"/>
-          <w:sz w:val="21"/>
-          <w:szCs w:val="21"/>
-        </w:rPr>
-        <w:t>;</w:t>
+        <w:t> DWORD * lpvasize;</w:t>
       </w:r>
     </w:p>
     <w:p>
@@ -12709,29 +11882,7 @@
           <w:sz w:val="21"/>
           <w:szCs w:val="21"/>
         </w:rPr>
-        <w:t> DWORD </w:t>
-      </w:r>
-      <w:proofErr w:type="spellStart"/>
-      <w:r>
-        <w:rPr>
-          <w:rFonts w:ascii="Consolas" w:hAnsi="Consolas" w:cs="宋体"/>
-          <w:color w:val="5C5C5C"/>
-          <w:kern w:val="0"/>
-          <w:sz w:val="21"/>
-          <w:szCs w:val="21"/>
-        </w:rPr>
-        <w:t>errorno</w:t>
-      </w:r>
-      <w:proofErr w:type="spellEnd"/>
-      <w:r>
-        <w:rPr>
-          <w:rFonts w:ascii="Consolas" w:hAnsi="Consolas" w:cs="宋体"/>
-          <w:color w:val="5C5C5C"/>
-          <w:kern w:val="0"/>
-          <w:sz w:val="21"/>
-          <w:szCs w:val="21"/>
-        </w:rPr>
-        <w:t>;</w:t>
+        <w:t> DWORD errorno;</w:t>
       </w:r>
     </w:p>
     <w:p>
@@ -12792,7 +11943,6 @@
         </w:rPr>
         <w:t> </w:t>
       </w:r>
-      <w:proofErr w:type="spellStart"/>
       <w:r>
         <w:rPr>
           <w:rFonts w:ascii="Consolas" w:hAnsi="Consolas" w:cs="宋体"/>
@@ -12803,7 +11953,6 @@
         </w:rPr>
         <w:t>int</w:t>
       </w:r>
-      <w:proofErr w:type="spellEnd"/>
       <w:r>
         <w:rPr>
           <w:rFonts w:ascii="Consolas" w:hAnsi="Consolas" w:cs="宋体"/>
@@ -12849,7 +11998,6 @@
         </w:rPr>
         <w:t> </w:t>
       </w:r>
-      <w:proofErr w:type="spellStart"/>
       <w:r>
         <w:rPr>
           <w:rFonts w:ascii="Consolas" w:hAnsi="Consolas" w:cs="宋体"/>
@@ -12860,7 +12008,6 @@
         </w:rPr>
         <w:t>int</w:t>
       </w:r>
-      <w:proofErr w:type="spellEnd"/>
       <w:r>
         <w:rPr>
           <w:rFonts w:ascii="Consolas" w:hAnsi="Consolas" w:cs="宋体"/>
@@ -12905,7 +12052,6 @@
         </w:rPr>
         <w:t> </w:t>
       </w:r>
-      <w:proofErr w:type="spellStart"/>
       <w:r>
         <w:rPr>
           <w:rFonts w:ascii="Consolas" w:hAnsi="Consolas" w:cs="宋体"/>
@@ -12916,7 +12062,6 @@
         </w:rPr>
         <w:t>int</w:t>
       </w:r>
-      <w:proofErr w:type="spellEnd"/>
       <w:r>
         <w:rPr>
           <w:rFonts w:ascii="Consolas" w:hAnsi="Consolas" w:cs="宋体"/>
@@ -13026,7 +12171,6 @@
         </w:rPr>
         <w:t> </w:t>
       </w:r>
-      <w:proofErr w:type="spellStart"/>
       <w:r>
         <w:rPr>
           <w:rFonts w:ascii="Consolas" w:hAnsi="Consolas" w:cs="宋体"/>
@@ -13037,7 +12181,6 @@
         </w:rPr>
         <w:t>long</w:t>
       </w:r>
-      <w:proofErr w:type="spellEnd"/>
       <w:r>
         <w:rPr>
           <w:rFonts w:ascii="Consolas" w:hAnsi="Consolas" w:cs="宋体"/>
@@ -13123,7 +12266,6 @@
         </w:rPr>
         <w:t> </w:t>
       </w:r>
-      <w:proofErr w:type="spellStart"/>
       <w:r>
         <w:rPr>
           <w:rFonts w:ascii="Consolas" w:hAnsi="Consolas" w:cs="宋体"/>
@@ -13134,7 +12276,6 @@
         </w:rPr>
         <w:t>long</w:t>
       </w:r>
-      <w:proofErr w:type="spellEnd"/>
       <w:r>
         <w:rPr>
           <w:rFonts w:ascii="Consolas" w:hAnsi="Consolas" w:cs="宋体"/>
@@ -13143,29 +12284,7 @@
           <w:sz w:val="21"/>
           <w:szCs w:val="21"/>
         </w:rPr>
-        <w:t> </w:t>
-      </w:r>
-      <w:proofErr w:type="spellStart"/>
-      <w:r>
-        <w:rPr>
-          <w:rFonts w:ascii="Consolas" w:hAnsi="Consolas" w:cs="宋体"/>
-          <w:color w:val="5C5C5C"/>
-          <w:kern w:val="0"/>
-          <w:sz w:val="21"/>
-          <w:szCs w:val="21"/>
-        </w:rPr>
-        <w:t>tick_total</w:t>
-      </w:r>
-      <w:proofErr w:type="spellEnd"/>
-      <w:r>
-        <w:rPr>
-          <w:rFonts w:ascii="Consolas" w:hAnsi="Consolas" w:cs="宋体"/>
-          <w:color w:val="5C5C5C"/>
-          <w:kern w:val="0"/>
-          <w:sz w:val="21"/>
-          <w:szCs w:val="21"/>
-        </w:rPr>
-        <w:t>;</w:t>
+        <w:t> tick_total;</w:t>
       </w:r>
     </w:p>
     <w:p>
@@ -13241,7 +12360,6 @@
         </w:rPr>
         <w:t> </w:t>
       </w:r>
-      <w:proofErr w:type="spellStart"/>
       <w:r>
         <w:rPr>
           <w:rFonts w:ascii="Consolas" w:hAnsi="Consolas" w:cs="宋体"/>
@@ -13252,7 +12370,6 @@
         </w:rPr>
         <w:t>long</w:t>
       </w:r>
-      <w:proofErr w:type="spellEnd"/>
       <w:r>
         <w:rPr>
           <w:rFonts w:ascii="Consolas" w:hAnsi="Consolas" w:cs="宋体"/>
@@ -13261,29 +12378,7 @@
           <w:sz w:val="21"/>
           <w:szCs w:val="21"/>
         </w:rPr>
-        <w:t> </w:t>
-      </w:r>
-      <w:proofErr w:type="spellStart"/>
-      <w:r>
-        <w:rPr>
-          <w:rFonts w:ascii="Consolas" w:hAnsi="Consolas" w:cs="宋体"/>
-          <w:color w:val="5C5C5C"/>
-          <w:kern w:val="0"/>
-          <w:sz w:val="21"/>
-          <w:szCs w:val="21"/>
-        </w:rPr>
-        <w:t>prev_tick</w:t>
-      </w:r>
-      <w:proofErr w:type="spellEnd"/>
-      <w:r>
-        <w:rPr>
-          <w:rFonts w:ascii="Consolas" w:hAnsi="Consolas" w:cs="宋体"/>
-          <w:color w:val="5C5C5C"/>
-          <w:kern w:val="0"/>
-          <w:sz w:val="21"/>
-          <w:szCs w:val="21"/>
-        </w:rPr>
-        <w:t>;</w:t>
+        <w:t> prev_tick;</w:t>
       </w:r>
     </w:p>
     <w:p>
@@ -13360,7 +12455,6 @@
         </w:rPr>
         <w:t> </w:t>
       </w:r>
-      <w:proofErr w:type="spellStart"/>
       <w:r>
         <w:rPr>
           <w:rFonts w:ascii="Consolas" w:hAnsi="Consolas" w:cs="宋体"/>
@@ -13371,7 +12465,6 @@
         </w:rPr>
         <w:t>long</w:t>
       </w:r>
-      <w:proofErr w:type="spellEnd"/>
       <w:r>
         <w:rPr>
           <w:rFonts w:ascii="Consolas" w:hAnsi="Consolas" w:cs="宋体"/>
@@ -13380,29 +12473,7 @@
           <w:sz w:val="21"/>
           <w:szCs w:val="21"/>
         </w:rPr>
-        <w:t> </w:t>
-      </w:r>
-      <w:proofErr w:type="spellStart"/>
-      <w:r>
-        <w:rPr>
-          <w:rFonts w:ascii="Consolas" w:hAnsi="Consolas" w:cs="宋体"/>
-          <w:color w:val="5C5C5C"/>
-          <w:kern w:val="0"/>
-          <w:sz w:val="21"/>
-          <w:szCs w:val="21"/>
-        </w:rPr>
-        <w:t>tick_start</w:t>
-      </w:r>
-      <w:proofErr w:type="spellEnd"/>
-      <w:r>
-        <w:rPr>
-          <w:rFonts w:ascii="Consolas" w:hAnsi="Consolas" w:cs="宋体"/>
-          <w:color w:val="5C5C5C"/>
-          <w:kern w:val="0"/>
-          <w:sz w:val="21"/>
-          <w:szCs w:val="21"/>
-        </w:rPr>
-        <w:t>;</w:t>
+        <w:t> tick_start;</w:t>
       </w:r>
     </w:p>
     <w:p>
@@ -13479,7 +12550,6 @@
         </w:rPr>
         <w:t> </w:t>
       </w:r>
-      <w:proofErr w:type="spellStart"/>
       <w:r>
         <w:rPr>
           <w:rFonts w:ascii="Consolas" w:hAnsi="Consolas" w:cs="宋体"/>
@@ -13490,7 +12560,6 @@
         </w:rPr>
         <w:t>long</w:t>
       </w:r>
-      <w:proofErr w:type="spellEnd"/>
       <w:r>
         <w:rPr>
           <w:rFonts w:ascii="Consolas" w:hAnsi="Consolas" w:cs="宋体"/>
@@ -13499,29 +12568,7 @@
           <w:sz w:val="21"/>
           <w:szCs w:val="21"/>
         </w:rPr>
-        <w:t> </w:t>
-      </w:r>
-      <w:proofErr w:type="spellStart"/>
-      <w:r>
-        <w:rPr>
-          <w:rFonts w:ascii="Consolas" w:hAnsi="Consolas" w:cs="宋体"/>
-          <w:color w:val="5C5C5C"/>
-          <w:kern w:val="0"/>
-          <w:sz w:val="21"/>
-          <w:szCs w:val="21"/>
-        </w:rPr>
-        <w:t>tick_cost</w:t>
-      </w:r>
-      <w:proofErr w:type="spellEnd"/>
-      <w:r>
-        <w:rPr>
-          <w:rFonts w:ascii="Consolas" w:hAnsi="Consolas" w:cs="宋体"/>
-          <w:color w:val="5C5C5C"/>
-          <w:kern w:val="0"/>
-          <w:sz w:val="21"/>
-          <w:szCs w:val="21"/>
-        </w:rPr>
-        <w:t>;</w:t>
+        <w:t> tick_cost;</w:t>
       </w:r>
     </w:p>
     <w:p>
@@ -13639,29 +12686,7 @@
           <w:sz w:val="21"/>
           <w:szCs w:val="21"/>
         </w:rPr>
-        <w:t> DWORD </w:t>
-      </w:r>
-      <w:proofErr w:type="spellStart"/>
-      <w:r>
-        <w:rPr>
-          <w:rFonts w:ascii="Consolas" w:hAnsi="Consolas" w:cs="宋体"/>
-          <w:color w:val="5C5C5C"/>
-          <w:kern w:val="0"/>
-          <w:sz w:val="21"/>
-          <w:szCs w:val="21"/>
-        </w:rPr>
-        <w:t>sleep_total</w:t>
-      </w:r>
-      <w:proofErr w:type="spellEnd"/>
-      <w:r>
-        <w:rPr>
-          <w:rFonts w:ascii="Consolas" w:hAnsi="Consolas" w:cs="宋体"/>
-          <w:color w:val="5C5C5C"/>
-          <w:kern w:val="0"/>
-          <w:sz w:val="21"/>
-          <w:szCs w:val="21"/>
-        </w:rPr>
-        <w:t>;</w:t>
+        <w:t> DWORD sleep_total;</w:t>
       </w:r>
     </w:p>
     <w:p>
@@ -13838,29 +12863,7 @@
           <w:sz w:val="21"/>
           <w:szCs w:val="21"/>
         </w:rPr>
-        <w:t> DWORD </w:t>
-      </w:r>
-      <w:proofErr w:type="spellStart"/>
-      <w:r>
-        <w:rPr>
-          <w:rFonts w:ascii="Consolas" w:hAnsi="Consolas" w:cs="宋体"/>
-          <w:color w:val="5C5C5C"/>
-          <w:kern w:val="0"/>
-          <w:sz w:val="21"/>
-          <w:szCs w:val="21"/>
-        </w:rPr>
-        <w:t>frac_slice</w:t>
-      </w:r>
-      <w:proofErr w:type="spellEnd"/>
-      <w:r>
-        <w:rPr>
-          <w:rFonts w:ascii="Consolas" w:hAnsi="Consolas" w:cs="宋体"/>
-          <w:color w:val="5C5C5C"/>
-          <w:kern w:val="0"/>
-          <w:sz w:val="21"/>
-          <w:szCs w:val="21"/>
-        </w:rPr>
-        <w:t>;</w:t>
+        <w:t> DWORD frac_slice;</w:t>
       </w:r>
     </w:p>
     <w:p>
@@ -13921,7 +12924,6 @@
         </w:rPr>
         <w:t> </w:t>
       </w:r>
-      <w:proofErr w:type="spellStart"/>
       <w:r>
         <w:rPr>
           <w:rFonts w:ascii="Consolas" w:hAnsi="Consolas" w:cs="宋体"/>
@@ -13932,7 +12934,6 @@
         </w:rPr>
         <w:t>int</w:t>
       </w:r>
-      <w:proofErr w:type="spellEnd"/>
       <w:r>
         <w:rPr>
           <w:rFonts w:ascii="Consolas" w:hAnsi="Consolas" w:cs="宋体"/>
@@ -14020,29 +13021,7 @@
           <w:sz w:val="21"/>
           <w:szCs w:val="21"/>
         </w:rPr>
-        <w:t>* </w:t>
-      </w:r>
-      <w:proofErr w:type="spellStart"/>
-      <w:r>
-        <w:rPr>
-          <w:rFonts w:ascii="Consolas" w:hAnsi="Consolas" w:cs="宋体"/>
-          <w:color w:val="5C5C5C"/>
-          <w:kern w:val="0"/>
-          <w:sz w:val="21"/>
-          <w:szCs w:val="21"/>
-        </w:rPr>
-        <w:t>videoBase</w:t>
-      </w:r>
-      <w:proofErr w:type="spellEnd"/>
-      <w:r>
-        <w:rPr>
-          <w:rFonts w:ascii="Consolas" w:hAnsi="Consolas" w:cs="宋体"/>
-          <w:color w:val="5C5C5C"/>
-          <w:kern w:val="0"/>
-          <w:sz w:val="21"/>
-          <w:szCs w:val="21"/>
-        </w:rPr>
-        <w:t>;</w:t>
+        <w:t>* videoBase;</w:t>
       </w:r>
     </w:p>
     <w:p>
@@ -14079,7 +13058,6 @@
         </w:rPr>
         <w:t> </w:t>
       </w:r>
-      <w:proofErr w:type="spellStart"/>
       <w:r>
         <w:rPr>
           <w:rFonts w:ascii="Consolas" w:hAnsi="Consolas" w:cs="宋体"/>
@@ -14090,7 +13068,6 @@
         </w:rPr>
         <w:t>int</w:t>
       </w:r>
-      <w:proofErr w:type="spellEnd"/>
       <w:r>
         <w:rPr>
           <w:rFonts w:ascii="Consolas" w:hAnsi="Consolas" w:cs="宋体"/>
@@ -14099,29 +13076,7 @@
           <w:sz w:val="21"/>
           <w:szCs w:val="21"/>
         </w:rPr>
-        <w:t> </w:t>
-      </w:r>
-      <w:proofErr w:type="spellStart"/>
-      <w:r>
-        <w:rPr>
-          <w:rFonts w:ascii="Consolas" w:hAnsi="Consolas" w:cs="宋体"/>
-          <w:color w:val="5C5C5C"/>
-          <w:kern w:val="0"/>
-          <w:sz w:val="21"/>
-          <w:szCs w:val="21"/>
-        </w:rPr>
-        <w:t>showX</w:t>
-      </w:r>
-      <w:proofErr w:type="spellEnd"/>
-      <w:r>
-        <w:rPr>
-          <w:rFonts w:ascii="Consolas" w:hAnsi="Consolas" w:cs="宋体"/>
-          <w:color w:val="5C5C5C"/>
-          <w:kern w:val="0"/>
-          <w:sz w:val="21"/>
-          <w:szCs w:val="21"/>
-        </w:rPr>
-        <w:t>;</w:t>
+        <w:t> showX;</w:t>
       </w:r>
     </w:p>
     <w:p>
@@ -14157,7 +13112,6 @@
         </w:rPr>
         <w:t> </w:t>
       </w:r>
-      <w:proofErr w:type="spellStart"/>
       <w:r>
         <w:rPr>
           <w:rFonts w:ascii="Consolas" w:hAnsi="Consolas" w:cs="宋体"/>
@@ -14168,7 +13122,6 @@
         </w:rPr>
         <w:t>int</w:t>
       </w:r>
-      <w:proofErr w:type="spellEnd"/>
       <w:r>
         <w:rPr>
           <w:rFonts w:ascii="Consolas" w:hAnsi="Consolas" w:cs="宋体"/>
@@ -14177,29 +13130,7 @@
           <w:sz w:val="21"/>
           <w:szCs w:val="21"/>
         </w:rPr>
-        <w:t> </w:t>
-      </w:r>
-      <w:proofErr w:type="spellStart"/>
-      <w:r>
-        <w:rPr>
-          <w:rFonts w:ascii="Consolas" w:hAnsi="Consolas" w:cs="宋体"/>
-          <w:color w:val="5C5C5C"/>
-          <w:kern w:val="0"/>
-          <w:sz w:val="21"/>
-          <w:szCs w:val="21"/>
-        </w:rPr>
-        <w:t>showY</w:t>
-      </w:r>
-      <w:proofErr w:type="spellEnd"/>
-      <w:r>
-        <w:rPr>
-          <w:rFonts w:ascii="Consolas" w:hAnsi="Consolas" w:cs="宋体"/>
-          <w:color w:val="5C5C5C"/>
-          <w:kern w:val="0"/>
-          <w:sz w:val="21"/>
-          <w:szCs w:val="21"/>
-        </w:rPr>
-        <w:t>;</w:t>
+        <w:t> showY;</w:t>
       </w:r>
     </w:p>
     <w:p>
@@ -14510,29 +13441,7 @@
           <w:sz w:val="21"/>
           <w:szCs w:val="21"/>
         </w:rPr>
-        <w:t>* </w:t>
-      </w:r>
-      <w:proofErr w:type="spellStart"/>
-      <w:r>
-        <w:rPr>
-          <w:rFonts w:ascii="Consolas" w:hAnsi="Consolas" w:cs="宋体"/>
-          <w:color w:val="5C5C5C"/>
-          <w:kern w:val="0"/>
-          <w:sz w:val="21"/>
-          <w:szCs w:val="21"/>
-        </w:rPr>
-        <w:t>fast_heap_large</w:t>
-      </w:r>
-      <w:proofErr w:type="spellEnd"/>
-      <w:r>
-        <w:rPr>
-          <w:rFonts w:ascii="Consolas" w:hAnsi="Consolas" w:cs="宋体"/>
-          <w:color w:val="5C5C5C"/>
-          <w:kern w:val="0"/>
-          <w:sz w:val="21"/>
-          <w:szCs w:val="21"/>
-        </w:rPr>
-        <w:t>;</w:t>
+        <w:t>* fast_heap_large;</w:t>
       </w:r>
     </w:p>
     <w:p>
@@ -14568,7 +13477,6 @@
         </w:rPr>
         <w:t> </w:t>
       </w:r>
-      <w:proofErr w:type="spellStart"/>
       <w:r>
         <w:rPr>
           <w:rFonts w:ascii="Consolas" w:hAnsi="Consolas" w:cs="宋体"/>
@@ -14579,7 +13487,6 @@
         </w:rPr>
         <w:t>int</w:t>
       </w:r>
-      <w:proofErr w:type="spellEnd"/>
       <w:r>
         <w:rPr>
           <w:rFonts w:ascii="Consolas" w:hAnsi="Consolas" w:cs="宋体"/>
@@ -14588,29 +13495,7 @@
           <w:sz w:val="21"/>
           <w:szCs w:val="21"/>
         </w:rPr>
-        <w:t> </w:t>
-      </w:r>
-      <w:proofErr w:type="spellStart"/>
-      <w:r>
-        <w:rPr>
-          <w:rFonts w:ascii="Consolas" w:hAnsi="Consolas" w:cs="宋体"/>
-          <w:color w:val="5C5C5C"/>
-          <w:kern w:val="0"/>
-          <w:sz w:val="21"/>
-          <w:szCs w:val="21"/>
-        </w:rPr>
-        <w:t>large_heap_size</w:t>
-      </w:r>
-      <w:proofErr w:type="spellEnd"/>
-      <w:r>
-        <w:rPr>
-          <w:rFonts w:ascii="Consolas" w:hAnsi="Consolas" w:cs="宋体"/>
-          <w:color w:val="5C5C5C"/>
-          <w:kern w:val="0"/>
-          <w:sz w:val="21"/>
-          <w:szCs w:val="21"/>
-        </w:rPr>
-        <w:t>;</w:t>
+        <w:t> large_heap_size;</w:t>
       </w:r>
     </w:p>
     <w:p>
@@ -14665,29 +13550,7 @@
           <w:sz w:val="21"/>
           <w:szCs w:val="21"/>
         </w:rPr>
-        <w:t>* </w:t>
-      </w:r>
-      <w:proofErr w:type="spellStart"/>
-      <w:r>
-        <w:rPr>
-          <w:rFonts w:ascii="Consolas" w:hAnsi="Consolas" w:cs="宋体"/>
-          <w:color w:val="5C5C5C"/>
-          <w:kern w:val="0"/>
-          <w:sz w:val="21"/>
-          <w:szCs w:val="21"/>
-        </w:rPr>
-        <w:t>fast_heap</w:t>
-      </w:r>
-      <w:proofErr w:type="spellEnd"/>
-      <w:r>
-        <w:rPr>
-          <w:rFonts w:ascii="Consolas" w:hAnsi="Consolas" w:cs="宋体"/>
-          <w:color w:val="5C5C5C"/>
-          <w:kern w:val="0"/>
-          <w:sz w:val="21"/>
-          <w:szCs w:val="21"/>
-        </w:rPr>
-        <w:t>;</w:t>
+        <w:t>* fast_heap;</w:t>
       </w:r>
     </w:p>
     <w:p>
@@ -14723,7 +13586,6 @@
         </w:rPr>
         <w:t> </w:t>
       </w:r>
-      <w:proofErr w:type="spellStart"/>
       <w:r>
         <w:rPr>
           <w:rFonts w:ascii="Consolas" w:hAnsi="Consolas" w:cs="宋体"/>
@@ -14734,7 +13596,6 @@
         </w:rPr>
         <w:t>int</w:t>
       </w:r>
-      <w:proofErr w:type="spellEnd"/>
       <w:r>
         <w:rPr>
           <w:rFonts w:ascii="Consolas" w:hAnsi="Consolas" w:cs="宋体"/>
@@ -14743,29 +13604,7 @@
           <w:sz w:val="21"/>
           <w:szCs w:val="21"/>
         </w:rPr>
-        <w:t>* </w:t>
-      </w:r>
-      <w:proofErr w:type="spellStart"/>
-      <w:r>
-        <w:rPr>
-          <w:rFonts w:ascii="Consolas" w:hAnsi="Consolas" w:cs="宋体"/>
-          <w:color w:val="5C5C5C"/>
-          <w:kern w:val="0"/>
-          <w:sz w:val="21"/>
-          <w:szCs w:val="21"/>
-        </w:rPr>
-        <w:t>lpHeapCnt</w:t>
-      </w:r>
-      <w:proofErr w:type="spellEnd"/>
-      <w:r>
-        <w:rPr>
-          <w:rFonts w:ascii="Consolas" w:hAnsi="Consolas" w:cs="宋体"/>
-          <w:color w:val="5C5C5C"/>
-          <w:kern w:val="0"/>
-          <w:sz w:val="21"/>
-          <w:szCs w:val="21"/>
-        </w:rPr>
-        <w:t>;</w:t>
+        <w:t>* lpHeapCnt;</w:t>
       </w:r>
     </w:p>
     <w:p>
@@ -14802,7 +13641,6 @@
         </w:rPr>
         <w:t> </w:t>
       </w:r>
-      <w:proofErr w:type="spellStart"/>
       <w:r>
         <w:rPr>
           <w:rFonts w:ascii="Consolas" w:hAnsi="Consolas" w:cs="宋体"/>
@@ -14813,7 +13651,6 @@
         </w:rPr>
         <w:t>int</w:t>
       </w:r>
-      <w:proofErr w:type="spellEnd"/>
       <w:r>
         <w:rPr>
           <w:rFonts w:ascii="Consolas" w:hAnsi="Consolas" w:cs="宋体"/>
@@ -14822,29 +13659,7 @@
           <w:sz w:val="21"/>
           <w:szCs w:val="21"/>
         </w:rPr>
-        <w:t>* </w:t>
-      </w:r>
-      <w:proofErr w:type="spellStart"/>
-      <w:r>
-        <w:rPr>
-          <w:rFonts w:ascii="Consolas" w:hAnsi="Consolas" w:cs="宋体"/>
-          <w:color w:val="5C5C5C"/>
-          <w:kern w:val="0"/>
-          <w:sz w:val="21"/>
-          <w:szCs w:val="21"/>
-        </w:rPr>
-        <w:t>lpheap_lock</w:t>
-      </w:r>
-      <w:proofErr w:type="spellEnd"/>
-      <w:r>
-        <w:rPr>
-          <w:rFonts w:ascii="Consolas" w:hAnsi="Consolas" w:cs="宋体"/>
-          <w:color w:val="5C5C5C"/>
-          <w:kern w:val="0"/>
-          <w:sz w:val="21"/>
-          <w:szCs w:val="21"/>
-        </w:rPr>
-        <w:t>;</w:t>
+        <w:t>* lpheap_lock;</w:t>
       </w:r>
     </w:p>
     <w:p>
@@ -14878,29 +13693,7 @@
           <w:sz w:val="21"/>
           <w:szCs w:val="21"/>
         </w:rPr>
-        <w:t> DWORD </w:t>
-      </w:r>
-      <w:proofErr w:type="spellStart"/>
-      <w:r>
-        <w:rPr>
-          <w:rFonts w:ascii="Consolas" w:hAnsi="Consolas" w:cs="宋体"/>
-          <w:color w:val="5C5C5C"/>
-          <w:kern w:val="0"/>
-          <w:sz w:val="21"/>
-          <w:szCs w:val="21"/>
-        </w:rPr>
-        <w:t>heapsize</w:t>
-      </w:r>
-      <w:proofErr w:type="spellEnd"/>
-      <w:r>
-        <w:rPr>
-          <w:rFonts w:ascii="Consolas" w:hAnsi="Consolas" w:cs="宋体"/>
-          <w:color w:val="5C5C5C"/>
-          <w:kern w:val="0"/>
-          <w:sz w:val="21"/>
-          <w:szCs w:val="21"/>
-        </w:rPr>
-        <w:t>;</w:t>
+        <w:t> DWORD heapsize;</w:t>
       </w:r>
     </w:p>
     <w:p>
@@ -14955,29 +13748,7 @@
           <w:sz w:val="21"/>
           <w:szCs w:val="21"/>
         </w:rPr>
-        <w:t>*** </w:t>
-      </w:r>
-      <w:proofErr w:type="spellStart"/>
-      <w:r>
-        <w:rPr>
-          <w:rFonts w:ascii="Consolas" w:hAnsi="Consolas" w:cs="宋体"/>
-          <w:color w:val="5C5C5C"/>
-          <w:kern w:val="0"/>
-          <w:sz w:val="21"/>
-          <w:szCs w:val="21"/>
-        </w:rPr>
-        <w:t>lpHeapBase</w:t>
-      </w:r>
-      <w:proofErr w:type="spellEnd"/>
-      <w:r>
-        <w:rPr>
-          <w:rFonts w:ascii="Consolas" w:hAnsi="Consolas" w:cs="宋体"/>
-          <w:color w:val="5C5C5C"/>
-          <w:kern w:val="0"/>
-          <w:sz w:val="21"/>
-          <w:szCs w:val="21"/>
-        </w:rPr>
-        <w:t>;</w:t>
+        <w:t>*** lpHeapBase;</w:t>
       </w:r>
     </w:p>
     <w:p>
@@ -15130,29 +13901,7 @@
           <w:sz w:val="21"/>
           <w:szCs w:val="21"/>
         </w:rPr>
-        <w:t> </w:t>
-      </w:r>
-      <w:proofErr w:type="spellStart"/>
-      <w:r>
-        <w:rPr>
-          <w:rFonts w:ascii="Consolas" w:hAnsi="Consolas" w:cs="宋体"/>
-          <w:color w:val="5C5C5C"/>
-          <w:kern w:val="0"/>
-          <w:sz w:val="21"/>
-          <w:szCs w:val="21"/>
-        </w:rPr>
-        <w:t>funcname</w:t>
-      </w:r>
-      <w:proofErr w:type="spellEnd"/>
-      <w:r>
-        <w:rPr>
-          <w:rFonts w:ascii="Consolas" w:hAnsi="Consolas" w:cs="宋体"/>
-          <w:color w:val="5C5C5C"/>
-          <w:kern w:val="0"/>
-          <w:sz w:val="21"/>
-          <w:szCs w:val="21"/>
-        </w:rPr>
-        <w:t>[</w:t>
+        <w:t> funcname[</w:t>
       </w:r>
       <w:r>
         <w:rPr>
@@ -15207,29 +13956,7 @@
           <w:sz w:val="21"/>
           <w:szCs w:val="21"/>
         </w:rPr>
-        <w:t> DWORD </w:t>
-      </w:r>
-      <w:proofErr w:type="spellStart"/>
-      <w:r>
-        <w:rPr>
-          <w:rFonts w:ascii="Consolas" w:hAnsi="Consolas" w:cs="宋体"/>
-          <w:color w:val="5C5C5C"/>
-          <w:kern w:val="0"/>
-          <w:sz w:val="21"/>
-          <w:szCs w:val="21"/>
-        </w:rPr>
-        <w:t>va_size</w:t>
-      </w:r>
-      <w:proofErr w:type="spellEnd"/>
-      <w:r>
-        <w:rPr>
-          <w:rFonts w:ascii="Consolas" w:hAnsi="Consolas" w:cs="宋体"/>
-          <w:color w:val="5C5C5C"/>
-          <w:kern w:val="0"/>
-          <w:sz w:val="21"/>
-          <w:szCs w:val="21"/>
-        </w:rPr>
-        <w:t>;</w:t>
+        <w:t> DWORD va_size;</w:t>
       </w:r>
     </w:p>
     <w:p>
@@ -15265,7 +13992,6 @@
         </w:rPr>
         <w:t> </w:t>
       </w:r>
-      <w:proofErr w:type="spellStart"/>
       <w:r>
         <w:rPr>
           <w:rFonts w:ascii="Consolas" w:hAnsi="Consolas" w:cs="宋体"/>
@@ -15276,7 +14002,6 @@
         </w:rPr>
         <w:t>int</w:t>
       </w:r>
-      <w:proofErr w:type="spellEnd"/>
       <w:r>
         <w:rPr>
           <w:rFonts w:ascii="Consolas" w:hAnsi="Consolas" w:cs="宋体"/>
@@ -15285,29 +14010,7 @@
           <w:sz w:val="21"/>
           <w:szCs w:val="21"/>
         </w:rPr>
-        <w:t> </w:t>
-      </w:r>
-      <w:proofErr w:type="spellStart"/>
-      <w:r>
-        <w:rPr>
-          <w:rFonts w:ascii="Consolas" w:hAnsi="Consolas" w:cs="宋体"/>
-          <w:color w:val="5C5C5C"/>
-          <w:kern w:val="0"/>
-          <w:sz w:val="21"/>
-          <w:szCs w:val="21"/>
-        </w:rPr>
-        <w:t>heapCnt</w:t>
-      </w:r>
-      <w:proofErr w:type="spellEnd"/>
-      <w:r>
-        <w:rPr>
-          <w:rFonts w:ascii="Consolas" w:hAnsi="Consolas" w:cs="宋体"/>
-          <w:color w:val="5C5C5C"/>
-          <w:kern w:val="0"/>
-          <w:sz w:val="21"/>
-          <w:szCs w:val="21"/>
-        </w:rPr>
-        <w:t>;</w:t>
+        <w:t> heapCnt;</w:t>
       </w:r>
     </w:p>
     <w:p>
@@ -15344,7 +14047,6 @@
         </w:rPr>
         <w:t> </w:t>
       </w:r>
-      <w:proofErr w:type="spellStart"/>
       <w:r>
         <w:rPr>
           <w:rFonts w:ascii="Consolas" w:hAnsi="Consolas" w:cs="宋体"/>
@@ -15355,7 +14057,6 @@
         </w:rPr>
         <w:t>int</w:t>
       </w:r>
-      <w:proofErr w:type="spellEnd"/>
       <w:r>
         <w:rPr>
           <w:rFonts w:ascii="Consolas" w:hAnsi="Consolas" w:cs="宋体"/>
@@ -15364,29 +14065,7 @@
           <w:sz w:val="21"/>
           <w:szCs w:val="21"/>
         </w:rPr>
-        <w:t> </w:t>
-      </w:r>
-      <w:proofErr w:type="spellStart"/>
-      <w:r>
-        <w:rPr>
-          <w:rFonts w:ascii="Consolas" w:hAnsi="Consolas" w:cs="宋体"/>
-          <w:color w:val="5C5C5C"/>
-          <w:kern w:val="0"/>
-          <w:sz w:val="21"/>
-          <w:szCs w:val="21"/>
-        </w:rPr>
-        <w:t>heap_lock</w:t>
-      </w:r>
-      <w:proofErr w:type="spellEnd"/>
-      <w:r>
-        <w:rPr>
-          <w:rFonts w:ascii="Consolas" w:hAnsi="Consolas" w:cs="宋体"/>
-          <w:color w:val="5C5C5C"/>
-          <w:kern w:val="0"/>
-          <w:sz w:val="21"/>
-          <w:szCs w:val="21"/>
-        </w:rPr>
-        <w:t>;</w:t>
+        <w:t> heap_lock;</w:t>
       </w:r>
     </w:p>
     <w:p>
@@ -15440,29 +14119,7 @@
           <w:sz w:val="21"/>
           <w:szCs w:val="21"/>
         </w:rPr>
-        <w:t>* </w:t>
-      </w:r>
-      <w:proofErr w:type="spellStart"/>
-      <w:r>
-        <w:rPr>
-          <w:rFonts w:ascii="Consolas" w:hAnsi="Consolas" w:cs="宋体"/>
-          <w:color w:val="5C5C5C"/>
-          <w:kern w:val="0"/>
-          <w:sz w:val="21"/>
-          <w:szCs w:val="21"/>
-        </w:rPr>
-        <w:t>heapBase</w:t>
-      </w:r>
-      <w:proofErr w:type="spellEnd"/>
-      <w:r>
-        <w:rPr>
-          <w:rFonts w:ascii="Consolas" w:hAnsi="Consolas" w:cs="宋体"/>
-          <w:color w:val="5C5C5C"/>
-          <w:kern w:val="0"/>
-          <w:sz w:val="21"/>
-          <w:szCs w:val="21"/>
-        </w:rPr>
-        <w:t>[</w:t>
+        <w:t>* heapBase[</w:t>
       </w:r>
       <w:r>
         <w:rPr>
@@ -15677,14 +14334,12 @@
         </w:rPr>
         <w:t>但是每个</w:t>
       </w:r>
-      <w:proofErr w:type="spellStart"/>
       <w:r>
         <w:rPr>
           <w:rFonts w:hint="eastAsia"/>
         </w:rPr>
         <w:t>cpu</w:t>
       </w:r>
-      <w:proofErr w:type="spellEnd"/>
       <w:r>
         <w:rPr>
           <w:rFonts w:hint="eastAsia"/>
@@ -15748,21 +14403,7 @@
         <w:rPr>
           <w:rFonts w:hint="eastAsia"/>
         </w:rPr>
-        <w:t>中，中断处理程序根据调度算法找到要运行的下一个程序、将换出线程的状态寄存器保存到内存中、并将</w:t>
-      </w:r>
-      <w:proofErr w:type="gramStart"/>
-      <w:r>
-        <w:rPr>
-          <w:rFonts w:hint="eastAsia"/>
-        </w:rPr>
-        <w:t>待运行</w:t>
-      </w:r>
-      <w:proofErr w:type="gramEnd"/>
-      <w:r>
-        <w:rPr>
-          <w:rFonts w:hint="eastAsia"/>
-        </w:rPr>
-        <w:t>程序的状态寄存器复制到</w:t>
+        <w:t>中，中断处理程序根据调度算法找到要运行的下一个程序、将换出线程的状态寄存器保存到内存中、并将待运行程序的状态寄存器复制到</w:t>
       </w:r>
       <w:r>
         <w:rPr>
@@ -15823,7 +14464,6 @@
         </w:rPr>
         <w:t>时钟中断发生时，中断处理程序首先保存当前的通用寄存器、段寄存器、</w:t>
       </w:r>
-      <w:proofErr w:type="spellStart"/>
       <w:r>
         <w:rPr>
           <w:rFonts w:hint="eastAsia"/>
@@ -15833,7 +14473,6 @@
       <w:r>
         <w:t>flags</w:t>
       </w:r>
-      <w:proofErr w:type="spellEnd"/>
       <w:r>
         <w:rPr>
           <w:rFonts w:hint="eastAsia"/>
@@ -15868,21 +14507,7 @@
         <w:rPr>
           <w:rFonts w:hint="eastAsia"/>
         </w:rPr>
-        <w:t>模式还需要保存位于</w:t>
-      </w:r>
-      <w:proofErr w:type="gramStart"/>
-      <w:r>
-        <w:rPr>
-          <w:rFonts w:hint="eastAsia"/>
-        </w:rPr>
-        <w:t>栈</w:t>
-      </w:r>
-      <w:proofErr w:type="gramEnd"/>
-      <w:r>
-        <w:rPr>
-          <w:rFonts w:hint="eastAsia"/>
-        </w:rPr>
-        <w:t>上的</w:t>
+        <w:t>模式还需要保存位于栈上的</w:t>
       </w:r>
       <w:r>
         <w:rPr>
@@ -15932,7 +14557,6 @@
         </w:rPr>
         <w:t>，接着根据调度算法得到下一个要调度运行的线程，并将线程的通用寄存器、段寄存器、</w:t>
       </w:r>
-      <w:proofErr w:type="spellStart"/>
       <w:r>
         <w:rPr>
           <w:rFonts w:hint="eastAsia"/>
@@ -15942,7 +14566,6 @@
       <w:r>
         <w:t>flags</w:t>
       </w:r>
-      <w:proofErr w:type="spellEnd"/>
       <w:r>
         <w:rPr>
           <w:rFonts w:hint="eastAsia"/>
@@ -15964,14 +14587,12 @@
         </w:rPr>
         <w:t>等寄存器加载后，并将</w:t>
       </w:r>
-      <w:proofErr w:type="spellStart"/>
       <w:r>
         <w:rPr>
           <w:rFonts w:hint="eastAsia"/>
         </w:rPr>
         <w:t>cs</w:t>
       </w:r>
-      <w:proofErr w:type="spellEnd"/>
       <w:r>
         <w:rPr>
           <w:rFonts w:hint="eastAsia"/>
@@ -15988,30 +14609,14 @@
         <w:rPr>
           <w:rFonts w:hint="eastAsia"/>
         </w:rPr>
-        <w:t>填充到</w:t>
-      </w:r>
-      <w:proofErr w:type="gramStart"/>
-      <w:r>
-        <w:rPr>
-          <w:rFonts w:hint="eastAsia"/>
-        </w:rPr>
-        <w:t>栈</w:t>
-      </w:r>
-      <w:proofErr w:type="gramEnd"/>
-      <w:r>
-        <w:rPr>
-          <w:rFonts w:hint="eastAsia"/>
-        </w:rPr>
-        <w:t>上的返回地址并执行</w:t>
-      </w:r>
-      <w:proofErr w:type="spellStart"/>
+        <w:t>填充到栈上的返回地址并执行</w:t>
+      </w:r>
       <w:r>
         <w:rPr>
           <w:rFonts w:hint="eastAsia"/>
         </w:rPr>
         <w:t>iret</w:t>
       </w:r>
-      <w:proofErr w:type="spellEnd"/>
       <w:r>
         <w:rPr>
           <w:rFonts w:hint="eastAsia"/>
@@ -16153,14 +14758,12 @@
         </w:rPr>
         <w:t>的频率跟主频相同，由于各个</w:t>
       </w:r>
-      <w:proofErr w:type="spellStart"/>
       <w:r>
         <w:rPr>
           <w:rFonts w:hint="eastAsia"/>
         </w:rPr>
         <w:t>cpu</w:t>
       </w:r>
-      <w:proofErr w:type="spellEnd"/>
       <w:r>
         <w:rPr>
           <w:rFonts w:hint="eastAsia"/>
@@ -16327,9 +14930,6 @@
     <w:p>
       <w:pPr>
         <w:ind w:firstLine="480"/>
-        <w:rPr>
-          <w:rFonts w:hint="eastAsia"/>
-        </w:rPr>
       </w:pPr>
       <w:r>
         <w:rPr>
@@ -16343,14 +14943,12 @@
         </w:rPr>
         <w:t>由于</w:t>
       </w:r>
-      <w:proofErr w:type="spellStart"/>
       <w:r>
         <w:rPr>
           <w:rFonts w:hint="eastAsia"/>
         </w:rPr>
         <w:t>apic</w:t>
       </w:r>
-      <w:proofErr w:type="spellEnd"/>
       <w:r>
         <w:t xml:space="preserve"> timer</w:t>
       </w:r>
@@ -16358,15 +14956,7 @@
         <w:rPr>
           <w:rFonts w:hint="eastAsia"/>
         </w:rPr>
-        <w:t>事关进程调度的精准度</w:t>
-      </w:r>
-      <w:bookmarkStart w:id="28" w:name="_GoBack"/>
-      <w:bookmarkEnd w:id="28"/>
-      <w:r>
-        <w:rPr>
-          <w:rFonts w:hint="eastAsia"/>
-        </w:rPr>
-        <w:t>，</w:t>
+        <w:t>事关进程调度的精准度，</w:t>
       </w:r>
       <w:r>
         <w:rPr>
@@ -16572,56 +15162,48 @@
         </w:rPr>
         <w:t>通过算法获取各个</w:t>
       </w:r>
-      <w:proofErr w:type="spellStart"/>
       <w:r>
         <w:rPr>
           <w:rFonts w:hint="eastAsia"/>
         </w:rPr>
         <w:t>cpu</w:t>
       </w:r>
-      <w:proofErr w:type="spellEnd"/>
       <w:r>
         <w:rPr>
           <w:rFonts w:hint="eastAsia"/>
         </w:rPr>
         <w:t>的利用率，优先选择利用率最低的</w:t>
       </w:r>
-      <w:proofErr w:type="spellStart"/>
       <w:r>
         <w:rPr>
           <w:rFonts w:hint="eastAsia"/>
         </w:rPr>
         <w:t>cpu</w:t>
       </w:r>
-      <w:proofErr w:type="spellEnd"/>
       <w:r>
         <w:rPr>
           <w:rFonts w:hint="eastAsia"/>
         </w:rPr>
         <w:t>，并将线程信息指针写入该</w:t>
       </w:r>
-      <w:proofErr w:type="spellStart"/>
       <w:r>
         <w:rPr>
           <w:rFonts w:hint="eastAsia"/>
         </w:rPr>
         <w:t>cpu</w:t>
       </w:r>
-      <w:proofErr w:type="spellEnd"/>
       <w:r>
         <w:rPr>
           <w:rFonts w:hint="eastAsia"/>
         </w:rPr>
         <w:t>的线程链表中，由该</w:t>
       </w:r>
-      <w:proofErr w:type="spellStart"/>
       <w:r>
         <w:rPr>
           <w:rFonts w:hint="eastAsia"/>
         </w:rPr>
         <w:t>cpu</w:t>
       </w:r>
-      <w:proofErr w:type="spellEnd"/>
       <w:r>
         <w:rPr>
           <w:rFonts w:hint="eastAsia"/>
@@ -16632,16 +15214,8 @@
         <w:rPr>
           <w:rFonts w:hint="eastAsia"/>
         </w:rPr>
-        <w:t xml:space="preserve">Local </w:t>
-      </w:r>
-      <w:proofErr w:type="spellStart"/>
-      <w:r>
-        <w:rPr>
-          <w:rFonts w:hint="eastAsia"/>
-        </w:rPr>
-        <w:t>Apic</w:t>
-      </w:r>
-      <w:proofErr w:type="spellEnd"/>
+        <w:t>Local Apic</w:t>
+      </w:r>
       <w:r>
         <w:t xml:space="preserve"> timer</w:t>
       </w:r>
@@ -16984,30 +15558,8 @@
         <w:rPr>
           <w:rFonts w:hint="eastAsia"/>
         </w:rPr>
-        <w:t>分配</w:t>
-      </w:r>
-      <w:proofErr w:type="gramStart"/>
-      <w:r>
-        <w:rPr>
-          <w:rFonts w:hint="eastAsia"/>
-        </w:rPr>
-        <w:t>栈</w:t>
-      </w:r>
-      <w:proofErr w:type="gramEnd"/>
-      <w:r>
-        <w:rPr>
-          <w:rFonts w:hint="eastAsia"/>
-        </w:rPr>
-        <w:t>块。内核</w:t>
-      </w:r>
-      <w:proofErr w:type="gramStart"/>
-      <w:r>
-        <w:rPr>
-          <w:rFonts w:hint="eastAsia"/>
-        </w:rPr>
-        <w:t>栈</w:t>
-      </w:r>
-      <w:proofErr w:type="gramEnd"/>
+        <w:t>分配栈块。内核栈</w:t>
+      </w:r>
       <w:r>
         <w:rPr>
           <w:rFonts w:hint="eastAsia"/>
@@ -17027,16 +15579,8 @@
         <w:rPr>
           <w:rFonts w:hint="eastAsia"/>
         </w:rPr>
-        <w:t>，用户</w:t>
-      </w:r>
-      <w:proofErr w:type="gramStart"/>
-      <w:r>
-        <w:rPr>
-          <w:rFonts w:hint="eastAsia"/>
-        </w:rPr>
-        <w:t>栈</w:t>
-      </w:r>
-      <w:proofErr w:type="gramEnd"/>
+        <w:t>，用户栈</w:t>
+      </w:r>
       <w:r>
         <w:rPr>
           <w:rFonts w:hint="eastAsia"/>
@@ -17071,21 +15615,7 @@
         <w:rPr>
           <w:rFonts w:hint="eastAsia"/>
         </w:rPr>
-        <w:t>指向分配的</w:t>
-      </w:r>
-      <w:proofErr w:type="gramStart"/>
-      <w:r>
-        <w:rPr>
-          <w:rFonts w:hint="eastAsia"/>
-        </w:rPr>
-        <w:t>栈</w:t>
-      </w:r>
-      <w:proofErr w:type="gramEnd"/>
-      <w:r>
-        <w:rPr>
-          <w:rFonts w:hint="eastAsia"/>
-        </w:rPr>
-        <w:t>地址</w:t>
+        <w:t>指向分配的栈地址</w:t>
       </w:r>
       <w:r>
         <w:rPr>
@@ -17100,21 +15630,7 @@
         <w:rPr>
           <w:rFonts w:hint="eastAsia"/>
         </w:rPr>
-        <w:t>，如果是用户程序还需要分配内核</w:t>
-      </w:r>
-      <w:proofErr w:type="gramStart"/>
-      <w:r>
-        <w:rPr>
-          <w:rFonts w:hint="eastAsia"/>
-        </w:rPr>
-        <w:t>栈</w:t>
-      </w:r>
-      <w:proofErr w:type="gramEnd"/>
-      <w:r>
-        <w:rPr>
-          <w:rFonts w:hint="eastAsia"/>
-        </w:rPr>
-        <w:t>。</w:t>
+        <w:t>，如果是用户程序还需要分配内核栈。</w:t>
       </w:r>
     </w:p>
     <w:p>
@@ -17219,14 +15735,12 @@
         </w:rPr>
         <w:t>图中的</w:t>
       </w:r>
-      <w:proofErr w:type="spellStart"/>
       <w:r>
         <w:rPr>
           <w:rFonts w:hint="eastAsia"/>
         </w:rPr>
         <w:t>retrun</w:t>
       </w:r>
-      <w:proofErr w:type="spellEnd"/>
       <w:r>
         <w:t xml:space="preserve"> address</w:t>
       </w:r>
@@ -17236,7 +15750,6 @@
         </w:rPr>
         <w:t>设置为</w:t>
       </w:r>
-      <w:proofErr w:type="spellStart"/>
       <w:r>
         <w:rPr>
           <w:rFonts w:hint="eastAsia"/>
@@ -17246,14 +15759,12 @@
       <w:r>
         <w:t>Thread</w:t>
       </w:r>
-      <w:proofErr w:type="spellEnd"/>
       <w:r>
         <w:rPr>
           <w:rFonts w:hint="eastAsia"/>
         </w:rPr>
         <w:t>/</w:t>
       </w:r>
-      <w:proofErr w:type="spellStart"/>
       <w:r>
         <w:rPr>
           <w:rFonts w:hint="eastAsia"/>
@@ -17263,7 +15774,6 @@
       <w:r>
         <w:t>Process</w:t>
       </w:r>
-      <w:proofErr w:type="spellEnd"/>
       <w:r>
         <w:rPr>
           <w:rFonts w:hint="eastAsia"/>
@@ -17306,14 +15816,12 @@
         </w:rPr>
         <w:t>访问函数的第一个参数，所以需要依次填充图中</w:t>
       </w:r>
-      <w:proofErr w:type="spellStart"/>
       <w:r>
         <w:rPr>
           <w:rFonts w:hint="eastAsia"/>
         </w:rPr>
         <w:t>ebp</w:t>
       </w:r>
-      <w:proofErr w:type="spellEnd"/>
       <w:r>
         <w:rPr>
           <w:rFonts w:hint="eastAsia"/>
@@ -17336,28 +15844,24 @@
         </w:rPr>
         <w:t>获取线程入口地址并填写</w:t>
       </w:r>
-      <w:proofErr w:type="spellStart"/>
       <w:r>
         <w:rPr>
           <w:rFonts w:hint="eastAsia"/>
         </w:rPr>
         <w:t>eip</w:t>
       </w:r>
-      <w:proofErr w:type="spellEnd"/>
       <w:r>
         <w:rPr>
           <w:rFonts w:hint="eastAsia"/>
         </w:rPr>
         <w:t>代码指针寄存器的值，根据用户还是内核线程，填写</w:t>
       </w:r>
-      <w:proofErr w:type="spellStart"/>
       <w:r>
         <w:rPr>
           <w:rFonts w:hint="eastAsia"/>
         </w:rPr>
         <w:t>cs</w:t>
       </w:r>
-      <w:proofErr w:type="spellEnd"/>
       <w:r>
         <w:rPr>
           <w:rFonts w:hint="eastAsia"/>
@@ -17420,21 +15924,7 @@
         <w:rPr>
           <w:rFonts w:hint="eastAsia"/>
         </w:rPr>
-        <w:t>在内核</w:t>
-      </w:r>
-      <w:proofErr w:type="gramStart"/>
-      <w:r>
-        <w:rPr>
-          <w:rFonts w:hint="eastAsia"/>
-        </w:rPr>
-        <w:t>栈</w:t>
-      </w:r>
-      <w:proofErr w:type="gramEnd"/>
-      <w:r>
-        <w:rPr>
-          <w:rFonts w:hint="eastAsia"/>
-        </w:rPr>
-        <w:t>中构造</w:t>
+        <w:t>在内核栈中构造</w:t>
       </w:r>
       <w:r>
         <w:rPr>
@@ -17449,30 +15939,8 @@
         <w:rPr>
           <w:rFonts w:hint="eastAsia"/>
         </w:rPr>
-        <w:t>程序的中断返回</w:t>
-      </w:r>
-      <w:proofErr w:type="gramStart"/>
-      <w:r>
-        <w:rPr>
-          <w:rFonts w:hint="eastAsia"/>
-        </w:rPr>
-        <w:t>栈</w:t>
-      </w:r>
-      <w:proofErr w:type="gramEnd"/>
-      <w:r>
-        <w:rPr>
-          <w:rFonts w:hint="eastAsia"/>
-        </w:rPr>
-        <w:t>结构，即将用户</w:t>
-      </w:r>
-      <w:proofErr w:type="gramStart"/>
-      <w:r>
-        <w:rPr>
-          <w:rFonts w:hint="eastAsia"/>
-        </w:rPr>
-        <w:t>栈段值</w:t>
-      </w:r>
-      <w:proofErr w:type="gramEnd"/>
+        <w:t>程序的中断返回栈结构，即将用户栈段值</w:t>
+      </w:r>
       <w:r>
         <w:rPr>
           <w:rFonts w:hint="eastAsia"/>
@@ -17486,16 +15954,8 @@
         <w:rPr>
           <w:rFonts w:hint="eastAsia"/>
         </w:rPr>
-        <w:t>、用户</w:t>
-      </w:r>
-      <w:proofErr w:type="gramStart"/>
-      <w:r>
-        <w:rPr>
-          <w:rFonts w:hint="eastAsia"/>
-        </w:rPr>
-        <w:t>栈</w:t>
-      </w:r>
-      <w:proofErr w:type="gramEnd"/>
+        <w:t>、用户栈</w:t>
+      </w:r>
       <w:r>
         <w:rPr>
           <w:rFonts w:hint="eastAsia"/>
@@ -17511,120 +15971,78 @@
         </w:rPr>
         <w:t>、</w:t>
       </w:r>
-      <w:proofErr w:type="spellStart"/>
       <w:r>
         <w:rPr>
           <w:rFonts w:hint="eastAsia"/>
         </w:rPr>
         <w:t>eflags</w:t>
       </w:r>
-      <w:proofErr w:type="spellEnd"/>
       <w:r>
         <w:rPr>
           <w:rFonts w:hint="eastAsia"/>
         </w:rPr>
         <w:t>、</w:t>
       </w:r>
-      <w:proofErr w:type="spellStart"/>
       <w:r>
         <w:rPr>
           <w:rFonts w:hint="eastAsia"/>
         </w:rPr>
         <w:t>cs</w:t>
       </w:r>
-      <w:proofErr w:type="spellEnd"/>
       <w:r>
         <w:rPr>
           <w:rFonts w:hint="eastAsia"/>
         </w:rPr>
         <w:t>、</w:t>
       </w:r>
-      <w:proofErr w:type="spellStart"/>
       <w:r>
         <w:rPr>
           <w:rFonts w:hint="eastAsia"/>
         </w:rPr>
         <w:t>eip</w:t>
       </w:r>
-      <w:proofErr w:type="spellEnd"/>
-      <w:r>
-        <w:rPr>
-          <w:rFonts w:hint="eastAsia"/>
-        </w:rPr>
-        <w:t>分别压入内核</w:t>
-      </w:r>
-      <w:proofErr w:type="gramStart"/>
-      <w:r>
-        <w:rPr>
-          <w:rFonts w:hint="eastAsia"/>
-        </w:rPr>
-        <w:t>栈</w:t>
-      </w:r>
-      <w:proofErr w:type="gramEnd"/>
+      <w:r>
+        <w:rPr>
+          <w:rFonts w:hint="eastAsia"/>
+        </w:rPr>
+        <w:t>分别压入内核栈</w:t>
+      </w:r>
       <w:r>
         <w:rPr>
           <w:rFonts w:hint="eastAsia"/>
         </w:rPr>
         <w:t>，并在执行</w:t>
       </w:r>
-      <w:proofErr w:type="spellStart"/>
       <w:r>
         <w:rPr>
           <w:rFonts w:hint="eastAsia"/>
         </w:rPr>
         <w:t>iret</w:t>
       </w:r>
-      <w:proofErr w:type="spellEnd"/>
-      <w:r>
-        <w:rPr>
-          <w:rFonts w:hint="eastAsia"/>
-        </w:rPr>
-        <w:t>指令前将内核</w:t>
-      </w:r>
-      <w:proofErr w:type="gramStart"/>
-      <w:r>
-        <w:rPr>
-          <w:rFonts w:hint="eastAsia"/>
-        </w:rPr>
-        <w:t>栈</w:t>
-      </w:r>
-      <w:proofErr w:type="gramEnd"/>
-      <w:r>
-        <w:rPr>
-          <w:rFonts w:hint="eastAsia"/>
-        </w:rPr>
-        <w:t>值</w:t>
-      </w:r>
-      <w:proofErr w:type="spellStart"/>
+      <w:r>
+        <w:rPr>
+          <w:rFonts w:hint="eastAsia"/>
+        </w:rPr>
+        <w:t>指令前将内核栈值</w:t>
+      </w:r>
       <w:r>
         <w:rPr>
           <w:rFonts w:hint="eastAsia"/>
         </w:rPr>
         <w:t>esp</w:t>
       </w:r>
-      <w:proofErr w:type="spellEnd"/>
-      <w:r>
-        <w:rPr>
-          <w:rFonts w:hint="eastAsia"/>
-        </w:rPr>
-        <w:t>设置为内核</w:t>
-      </w:r>
-      <w:proofErr w:type="gramStart"/>
-      <w:r>
-        <w:rPr>
-          <w:rFonts w:hint="eastAsia"/>
-        </w:rPr>
-        <w:t>栈</w:t>
-      </w:r>
-      <w:proofErr w:type="spellStart"/>
-      <w:proofErr w:type="gramEnd"/>
+      <w:r>
+        <w:rPr>
+          <w:rFonts w:hint="eastAsia"/>
+        </w:rPr>
+        <w:t>设置为内核栈</w:t>
+      </w:r>
       <w:r>
         <w:rPr>
           <w:rFonts w:hint="eastAsia"/>
         </w:rPr>
         <w:t>esp</w:t>
       </w:r>
-      <w:proofErr w:type="spellEnd"/>
       <w:r>
         <w:rPr>
           <w:rFonts w:hint="eastAsia"/>
@@ -17671,123 +16089,69 @@
         </w:rPr>
         <w:t>下构造函数参数，然后依次将</w:t>
       </w:r>
-      <w:proofErr w:type="spellStart"/>
       <w:r>
         <w:t>eflags</w:t>
       </w:r>
-      <w:proofErr w:type="spellEnd"/>
       <w:r>
         <w:rPr>
           <w:rFonts w:hint="eastAsia"/>
         </w:rPr>
         <w:t>、</w:t>
       </w:r>
-      <w:proofErr w:type="spellStart"/>
       <w:r>
         <w:rPr>
           <w:rFonts w:hint="eastAsia"/>
         </w:rPr>
         <w:t>cs</w:t>
       </w:r>
-      <w:proofErr w:type="spellEnd"/>
       <w:r>
         <w:rPr>
           <w:rFonts w:hint="eastAsia"/>
         </w:rPr>
         <w:t>、</w:t>
       </w:r>
-      <w:proofErr w:type="spellStart"/>
       <w:r>
         <w:rPr>
           <w:rFonts w:hint="eastAsia"/>
         </w:rPr>
         <w:t>eip</w:t>
       </w:r>
-      <w:proofErr w:type="spellEnd"/>
-      <w:r>
-        <w:rPr>
-          <w:rFonts w:hint="eastAsia"/>
-        </w:rPr>
-        <w:t>压入</w:t>
-      </w:r>
-      <w:proofErr w:type="gramStart"/>
-      <w:r>
-        <w:rPr>
-          <w:rFonts w:hint="eastAsia"/>
-        </w:rPr>
-        <w:t>栈</w:t>
-      </w:r>
-      <w:proofErr w:type="gramEnd"/>
-      <w:r>
-        <w:rPr>
-          <w:rFonts w:hint="eastAsia"/>
-        </w:rPr>
-        <w:t>中，并在执行</w:t>
-      </w:r>
-      <w:proofErr w:type="spellStart"/>
+      <w:r>
+        <w:rPr>
+          <w:rFonts w:hint="eastAsia"/>
+        </w:rPr>
+        <w:t>压入栈中，并在执行</w:t>
+      </w:r>
       <w:r>
         <w:rPr>
           <w:rFonts w:hint="eastAsia"/>
         </w:rPr>
         <w:t>iret</w:t>
       </w:r>
-      <w:proofErr w:type="spellEnd"/>
-      <w:r>
-        <w:rPr>
-          <w:rFonts w:hint="eastAsia"/>
-        </w:rPr>
-        <w:t>指令前将内核</w:t>
-      </w:r>
-      <w:proofErr w:type="gramStart"/>
-      <w:r>
-        <w:rPr>
-          <w:rFonts w:hint="eastAsia"/>
-        </w:rPr>
-        <w:t>栈</w:t>
-      </w:r>
-      <w:proofErr w:type="gramEnd"/>
-      <w:r>
-        <w:rPr>
-          <w:rFonts w:hint="eastAsia"/>
-        </w:rPr>
-        <w:t>值</w:t>
-      </w:r>
-      <w:proofErr w:type="spellStart"/>
+      <w:r>
+        <w:rPr>
+          <w:rFonts w:hint="eastAsia"/>
+        </w:rPr>
+        <w:t>指令前将内核栈值</w:t>
+      </w:r>
       <w:r>
         <w:rPr>
           <w:rFonts w:hint="eastAsia"/>
         </w:rPr>
         <w:t>esp</w:t>
       </w:r>
-      <w:proofErr w:type="spellEnd"/>
-      <w:r>
-        <w:rPr>
-          <w:rFonts w:hint="eastAsia"/>
-        </w:rPr>
-        <w:t>设置为当前内核</w:t>
-      </w:r>
-      <w:proofErr w:type="gramStart"/>
-      <w:r>
-        <w:rPr>
-          <w:rFonts w:hint="eastAsia"/>
-        </w:rPr>
-        <w:t>栈</w:t>
-      </w:r>
-      <w:proofErr w:type="gramEnd"/>
-      <w:r>
-        <w:rPr>
-          <w:rFonts w:hint="eastAsia"/>
-        </w:rPr>
-        <w:t>的</w:t>
-      </w:r>
-      <w:proofErr w:type="spellStart"/>
+      <w:r>
+        <w:rPr>
+          <w:rFonts w:hint="eastAsia"/>
+        </w:rPr>
+        <w:t>设置为当前内核栈的</w:t>
+      </w:r>
       <w:r>
         <w:rPr>
           <w:rFonts w:hint="eastAsia"/>
         </w:rPr>
         <w:t>esp</w:t>
       </w:r>
-      <w:proofErr w:type="spellEnd"/>
       <w:r>
         <w:rPr>
           <w:rFonts w:hint="eastAsia"/>
@@ -17834,28 +16198,24 @@
         </w:rPr>
         <w:t>当</w:t>
       </w:r>
-      <w:proofErr w:type="spellStart"/>
       <w:r>
         <w:rPr>
           <w:rFonts w:hint="eastAsia"/>
         </w:rPr>
         <w:t>cpu</w:t>
       </w:r>
-      <w:proofErr w:type="spellEnd"/>
       <w:r>
         <w:rPr>
           <w:rFonts w:hint="eastAsia"/>
         </w:rPr>
         <w:t>内部的</w:t>
       </w:r>
-      <w:proofErr w:type="spellStart"/>
       <w:r>
         <w:rPr>
           <w:rFonts w:hint="eastAsia"/>
         </w:rPr>
         <w:t>apic</w:t>
       </w:r>
-      <w:proofErr w:type="spellEnd"/>
       <w:r>
         <w:t xml:space="preserve"> </w:t>
       </w:r>
@@ -17887,7 +16247,7 @@
           <w:noProof/>
         </w:rPr>
         <w:drawing>
-          <wp:inline distT="0" distB="0" distL="0" distR="0">
+          <wp:inline distT="0" distB="0" distL="0" distR="0" wp14:anchorId="43110737" wp14:editId="7F4EAAFC">
             <wp:extent cx="5400040" cy="2529796"/>
             <wp:effectExtent l="0" t="0" r="0" b="4445"/>
             <wp:docPr id="11" name="图片 11" descr="C:\Users\liujinguang01\Downloads\任务创建栈布局.drawio.png"/>
@@ -17904,7 +16264,7 @@
                     </pic:cNvPicPr>
                   </pic:nvPicPr>
                   <pic:blipFill>
-                    <a:blip r:embed="rId19">
+                    <a:blip r:embed="rId21">
                       <a:extLst>
                         <a:ext uri="{28A0092B-C50C-407E-A947-70E740481C1C}">
                           <a14:useLocalDpi xmlns:a14="http://schemas.microsoft.com/office/drawing/2010/main" val="0"/>
@@ -18227,21 +16587,7 @@
         <w:rPr>
           <w:rFonts w:hint="eastAsia"/>
         </w:rPr>
-        <w:t>到</w:t>
-      </w:r>
-      <w:proofErr w:type="gramStart"/>
-      <w:r>
-        <w:rPr>
-          <w:rFonts w:hint="eastAsia"/>
-        </w:rPr>
-        <w:t>栈</w:t>
-      </w:r>
-      <w:proofErr w:type="gramEnd"/>
-      <w:r>
-        <w:rPr>
-          <w:rFonts w:hint="eastAsia"/>
-        </w:rPr>
-        <w:t>上</w:t>
+        <w:t>到栈上</w:t>
       </w:r>
       <w:r>
         <w:rPr>
@@ -18308,7 +16654,7 @@
           <w:noProof/>
         </w:rPr>
         <w:drawing>
-          <wp:inline distT="0" distB="0" distL="0" distR="0">
+          <wp:inline distT="0" distB="0" distL="0" distR="0" wp14:anchorId="080275DE" wp14:editId="617083EA">
             <wp:extent cx="5400040" cy="5388493"/>
             <wp:effectExtent l="0" t="0" r="0" b="3175"/>
             <wp:docPr id="10" name="图片 10" descr="C:\Users\liujinguang01\Downloads\中断时栈布局图.drawio (1).png"/>
@@ -18325,7 +16671,7 @@
                     </pic:cNvPicPr>
                   </pic:nvPicPr>
                   <pic:blipFill>
-                    <a:blip r:embed="rId20">
+                    <a:blip r:embed="rId22">
                       <a:extLst>
                         <a:ext uri="{28A0092B-C50C-407E-A947-70E740481C1C}">
                           <a14:useLocalDpi xmlns:a14="http://schemas.microsoft.com/office/drawing/2010/main" val="0"/>
@@ -18423,7 +16769,6 @@
         </w:rPr>
         <w:t>保存指令计数。计算机使用高精度时钟计时，进入时钟中断后，通过</w:t>
       </w:r>
-      <w:proofErr w:type="spellStart"/>
       <w:r>
         <w:rPr>
           <w:rFonts w:hint="eastAsia"/>
@@ -18433,7 +16778,6 @@
       <w:r>
         <w:t>tsc</w:t>
       </w:r>
-      <w:proofErr w:type="spellEnd"/>
       <w:r>
         <w:rPr>
           <w:rFonts w:hint="eastAsia"/>
@@ -18516,21 +16860,7 @@
         <w:rPr>
           <w:rFonts w:hint="eastAsia"/>
         </w:rPr>
-        <w:t>读取线程信息链表，计算得到下一个</w:t>
-      </w:r>
-      <w:proofErr w:type="gramStart"/>
-      <w:r>
-        <w:rPr>
-          <w:rFonts w:hint="eastAsia"/>
-        </w:rPr>
-        <w:t>待运行</w:t>
-      </w:r>
-      <w:proofErr w:type="gramEnd"/>
-      <w:r>
-        <w:rPr>
-          <w:rFonts w:hint="eastAsia"/>
-        </w:rPr>
-        <w:t>线程</w:t>
+        <w:t>读取线程信息链表，计算得到下一个待运行线程</w:t>
       </w:r>
     </w:p>
     <w:p>
@@ -18574,19 +16904,11 @@
         </w:rPr>
         <w:t>）所示的</w:t>
       </w:r>
-      <w:proofErr w:type="gramStart"/>
-      <w:r>
-        <w:rPr>
-          <w:rFonts w:hint="eastAsia"/>
-        </w:rPr>
-        <w:t>栈</w:t>
-      </w:r>
-      <w:proofErr w:type="gramEnd"/>
-      <w:r>
-        <w:rPr>
-          <w:rFonts w:hint="eastAsia"/>
-        </w:rPr>
-        <w:t>上</w:t>
+      <w:r>
+        <w:rPr>
+          <w:rFonts w:hint="eastAsia"/>
+        </w:rPr>
+        <w:t>栈上</w:t>
       </w:r>
       <w:r>
         <w:rPr>
@@ -18616,21 +16938,7 @@
         <w:rPr>
           <w:rFonts w:hint="eastAsia"/>
         </w:rPr>
-        <w:t>线程中断时会自动切换内核</w:t>
-      </w:r>
-      <w:proofErr w:type="gramStart"/>
-      <w:r>
-        <w:rPr>
-          <w:rFonts w:hint="eastAsia"/>
-        </w:rPr>
-        <w:t>栈</w:t>
-      </w:r>
-      <w:proofErr w:type="gramEnd"/>
-      <w:r>
-        <w:rPr>
-          <w:rFonts w:hint="eastAsia"/>
-        </w:rPr>
-        <w:t>，因此只需要填充目标线程的</w:t>
+        <w:t>线程中断时会自动切换内核栈，因此只需要填充目标线程的</w:t>
       </w:r>
       <w:r>
         <w:rPr>
@@ -18666,14 +16974,12 @@
         </w:rPr>
         <w:t>根据</w:t>
       </w:r>
-      <w:proofErr w:type="spellStart"/>
       <w:r>
         <w:rPr>
           <w:rFonts w:hint="eastAsia"/>
         </w:rPr>
         <w:t>tid</w:t>
       </w:r>
-      <w:proofErr w:type="spellEnd"/>
       <w:r>
         <w:rPr>
           <w:rFonts w:hint="eastAsia"/>
@@ -18879,14 +17185,12 @@
         </w:rPr>
         <w:t>等通用寄存器，执行</w:t>
       </w:r>
-      <w:proofErr w:type="spellStart"/>
       <w:r>
         <w:rPr>
           <w:rFonts w:hint="eastAsia"/>
         </w:rPr>
         <w:t>iret</w:t>
       </w:r>
-      <w:proofErr w:type="spellEnd"/>
       <w:r>
         <w:rPr>
           <w:rFonts w:hint="eastAsia"/>
@@ -18899,14 +17203,12 @@
         </w:rPr>
         <w:t>另外，因为</w:t>
       </w:r>
-      <w:proofErr w:type="spellStart"/>
       <w:r>
         <w:rPr>
           <w:rFonts w:hint="eastAsia"/>
         </w:rPr>
         <w:t>popad</w:t>
       </w:r>
-      <w:proofErr w:type="spellEnd"/>
       <w:r>
         <w:rPr>
           <w:rFonts w:hint="eastAsia"/>
@@ -18920,63 +17222,32 @@
         <w:t>pop</w:t>
       </w:r>
       <w:r>
-        <w:t xml:space="preserve"> </w:t>
-      </w:r>
-      <w:proofErr w:type="spellStart"/>
-      <w:r>
+        <w:t xml:space="preserve"> esp</w:t>
+      </w:r>
+      <w:r>
+        <w:rPr>
+          <w:rFonts w:hint="eastAsia"/>
+        </w:rPr>
+        <w:t>指令不会用栈中的值修改</w:t>
+      </w:r>
+      <w:r>
+        <w:rPr>
+          <w:rFonts w:hint="eastAsia"/>
+        </w:rPr>
         <w:t>esp</w:t>
       </w:r>
-      <w:proofErr w:type="spellEnd"/>
-      <w:r>
-        <w:rPr>
-          <w:rFonts w:hint="eastAsia"/>
-        </w:rPr>
-        <w:t>指令不会用</w:t>
-      </w:r>
-      <w:proofErr w:type="gramStart"/>
-      <w:r>
-        <w:rPr>
-          <w:rFonts w:hint="eastAsia"/>
-        </w:rPr>
-        <w:t>栈</w:t>
-      </w:r>
-      <w:proofErr w:type="gramEnd"/>
-      <w:r>
-        <w:rPr>
-          <w:rFonts w:hint="eastAsia"/>
-        </w:rPr>
-        <w:t>中的</w:t>
-      </w:r>
-      <w:proofErr w:type="gramStart"/>
-      <w:r>
-        <w:rPr>
-          <w:rFonts w:hint="eastAsia"/>
-        </w:rPr>
-        <w:t>值修改</w:t>
-      </w:r>
-      <w:proofErr w:type="spellStart"/>
-      <w:proofErr w:type="gramEnd"/>
+      <w:r>
+        <w:rPr>
+          <w:rFonts w:hint="eastAsia"/>
+        </w:rPr>
+        <w:t>，所以需要手动修改</w:t>
+      </w:r>
       <w:r>
         <w:rPr>
           <w:rFonts w:hint="eastAsia"/>
         </w:rPr>
         <w:t>esp</w:t>
       </w:r>
-      <w:proofErr w:type="spellEnd"/>
-      <w:r>
-        <w:rPr>
-          <w:rFonts w:hint="eastAsia"/>
-        </w:rPr>
-        <w:t>，所以需要手动修改</w:t>
-      </w:r>
-      <w:proofErr w:type="spellStart"/>
-      <w:r>
-        <w:rPr>
-          <w:rFonts w:hint="eastAsia"/>
-        </w:rPr>
-        <w:t>esp</w:t>
-      </w:r>
-      <w:proofErr w:type="spellEnd"/>
       <w:r>
         <w:rPr>
           <w:rFonts w:hint="eastAsia"/>
@@ -19003,49 +17274,7 @@
         <w:rPr>
           <w:rFonts w:hint="eastAsia"/>
         </w:rPr>
-        <w:t>如果是实时系统，</w:t>
-      </w:r>
-      <w:proofErr w:type="gramStart"/>
-      <w:r>
-        <w:rPr>
-          <w:rFonts w:hint="eastAsia"/>
-        </w:rPr>
-        <w:t>则任务</w:t>
-      </w:r>
-      <w:proofErr w:type="gramEnd"/>
-      <w:r>
-        <w:rPr>
-          <w:rFonts w:hint="eastAsia"/>
-        </w:rPr>
-        <w:t>调度代码中不允许调用自旋锁、</w:t>
-      </w:r>
-      <w:proofErr w:type="gramStart"/>
-      <w:r>
-        <w:rPr>
-          <w:rFonts w:hint="eastAsia"/>
-        </w:rPr>
-        <w:t>且任务</w:t>
-      </w:r>
-      <w:proofErr w:type="gramEnd"/>
-      <w:r>
-        <w:rPr>
-          <w:rFonts w:hint="eastAsia"/>
-        </w:rPr>
-        <w:t>算法时间复杂</w:t>
-      </w:r>
-      <w:proofErr w:type="gramStart"/>
-      <w:r>
-        <w:rPr>
-          <w:rFonts w:hint="eastAsia"/>
-        </w:rPr>
-        <w:t>度高度</w:t>
-      </w:r>
-      <w:proofErr w:type="gramEnd"/>
-      <w:r>
-        <w:rPr>
-          <w:rFonts w:hint="eastAsia"/>
-        </w:rPr>
-        <w:t>可控，一般是选出优先级最高的线程执行、而不是优先考虑交互性和提高</w:t>
+        <w:t>如果是实时系统，则任务调度代码中不允许调用自旋锁、且任务算法时间复杂度高度可控，一般是选出优先级最高的线程执行、而不是优先考虑交互性和提高</w:t>
       </w:r>
       <w:r>
         <w:rPr>
@@ -19141,7 +17370,6 @@
         </w:rPr>
         <w:t>本章第一节简要介绍</w:t>
       </w:r>
-      <w:proofErr w:type="spellStart"/>
       <w:r>
         <w:rPr>
           <w:rFonts w:hint="eastAsia"/>
@@ -19151,7 +17379,6 @@
       <w:r>
         <w:t>os</w:t>
       </w:r>
-      <w:proofErr w:type="spellEnd"/>
       <w:r>
         <w:rPr>
           <w:rFonts w:hint="eastAsia"/>
@@ -19172,47 +17399,124 @@
     </w:p>
     <w:p>
       <w:pPr>
-        <w:spacing w:before="480" w:after="360" w:line="240" w:lineRule="auto"/>
-        <w:ind w:firstLineChars="0" w:firstLine="0"/>
-        <w:jc w:val="center"/>
-        <w:outlineLvl w:val="0"/>
-        <w:rPr>
-          <w:rFonts w:eastAsia="黑体"/>
-          <w:sz w:val="32"/>
-          <w:szCs w:val="32"/>
-        </w:rPr>
-      </w:pPr>
-      <w:r>
-        <w:rPr>
-          <w:rFonts w:eastAsia="黑体"/>
-          <w:sz w:val="32"/>
-          <w:szCs w:val="32"/>
-        </w:rPr>
+        <w:pStyle w:val="a4"/>
+      </w:pPr>
+      <w:r>
         <w:t>3</w:t>
       </w:r>
       <w:r>
         <w:rPr>
-          <w:rFonts w:eastAsia="黑体" w:hint="eastAsia"/>
-          <w:sz w:val="32"/>
-          <w:szCs w:val="32"/>
-        </w:rPr>
+          <w:rFonts w:hint="eastAsia"/>
+        </w:rPr>
+        <w:t xml:space="preserve">  </w:t>
+      </w:r>
+      <w:r>
+        <w:rPr>
+          <w:rFonts w:hint="eastAsia"/>
+        </w:rPr>
+        <w:t>调度算法</w:t>
+      </w:r>
+    </w:p>
+    <w:p>
+      <w:pPr>
+        <w:pStyle w:val="22"/>
+      </w:pPr>
+      <w:r>
+        <w:t>3</w:t>
+      </w:r>
+      <w:r>
+        <w:rPr>
+          <w:rFonts w:hint="eastAsia"/>
+        </w:rPr>
+        <w:t>.</w:t>
+      </w:r>
+      <w:r>
+        <w:t>1</w:t>
+      </w:r>
+      <w:r>
+        <w:rPr>
+          <w:rFonts w:hint="eastAsia"/>
+        </w:rPr>
+        <w:t xml:space="preserve">  </w:t>
+      </w:r>
+      <w:r>
+        <w:rPr>
+          <w:rFonts w:hint="eastAsia"/>
+        </w:rPr>
+        <w:fldChar w:fldCharType="begin"/>
+      </w:r>
+      <w:r>
+        <w:rPr>
+          <w:rFonts w:hint="eastAsia"/>
+        </w:rPr>
+        <w:instrText xml:space="preserve"> MACROBUTTON NoMacro 2</w:instrText>
+      </w:r>
+      <w:r>
+        <w:rPr>
+          <w:rFonts w:hint="eastAsia"/>
+        </w:rPr>
+        <w:instrText>级标题</w:instrText>
+      </w:r>
+      <w:r>
+        <w:rPr>
+          <w:rFonts w:hint="eastAsia"/>
+        </w:rPr>
+        <w:instrText xml:space="preserve"> </w:instrText>
+      </w:r>
+      <w:r>
+        <w:rPr>
+          <w:rFonts w:hint="eastAsia"/>
+        </w:rPr>
+        <w:fldChar w:fldCharType="end"/>
+      </w:r>
+      <w:r>
+        <w:rPr>
+          <w:rFonts w:hint="eastAsia"/>
+        </w:rPr>
+        <w:t>轮转调度</w:t>
+      </w:r>
+    </w:p>
+    <w:p>
+      <w:pPr>
+        <w:ind w:firstLine="480"/>
+      </w:pPr>
+      <w:r>
+        <w:rPr>
+          <w:rFonts w:hint="eastAsia"/>
+        </w:rPr>
+        <w:t>最早的操作系统只能运行一个任务，任务运行时独占</w:t>
+      </w:r>
+      <w:r>
+        <w:rPr>
+          <w:rFonts w:hint="eastAsia"/>
+        </w:rPr>
+        <w:t>cpu</w:t>
+      </w:r>
+      <w:r>
+        <w:rPr>
+          <w:rFonts w:hint="eastAsia"/>
+        </w:rPr>
+        <w:t>。轮转调度时，所有线程信息存储在链表中，中断处理程序依次读取链表指向的线程并加载执行。</w:t>
+      </w:r>
+      <w:r>
         <w:t xml:space="preserve"> </w:t>
       </w:r>
       <w:r>
         <w:rPr>
-          <w:rFonts w:eastAsia="黑体" w:hint="eastAsia"/>
-          <w:sz w:val="32"/>
-          <w:szCs w:val="32"/>
-        </w:rPr>
-        <w:t xml:space="preserve"> </w:t>
-      </w:r>
-      <w:r>
-        <w:rPr>
-          <w:rFonts w:eastAsia="黑体" w:hint="eastAsia"/>
-          <w:sz w:val="32"/>
-          <w:szCs w:val="32"/>
-        </w:rPr>
-        <w:t>调度算法</w:t>
+          <w:rFonts w:hint="eastAsia"/>
+        </w:rPr>
+        <w:t>主流操作系统的时间片普遍在几毫秒到几十毫秒，每个程序独占一个或者几个时间片，每个线程使用完时间片后，会被切换到后台就绪状态，新的线程被分配一个时间片运行。此时，用户的鼠标、键盘响应延迟不会超过几十毫秒，相比最初的单任务计算机，人机接口和用户体验有质的飞跃。</w:t>
+      </w:r>
+    </w:p>
+    <w:p>
+      <w:pPr>
+        <w:ind w:firstLine="480"/>
+      </w:pPr>
+      <w:r>
+        <w:rPr>
+          <w:rFonts w:hint="eastAsia"/>
+        </w:rPr>
+        <w:t>轮转调度可以保证每个线程公平运行。但实际上，每个线程占用的资源、每时每刻的状态是不均衡的，这种绝对平均主义不利于最大限度的利用计算机资源。</w:t>
       </w:r>
     </w:p>
     <w:p>
@@ -19229,7 +17533,7 @@
         <w:t>.</w:t>
       </w:r>
       <w:r>
-        <w:t>1</w:t>
+        <w:t>2</w:t>
       </w:r>
       <w:r>
         <w:rPr>
@@ -19271,7 +17575,66 @@
         <w:rPr>
           <w:rFonts w:hint="eastAsia"/>
         </w:rPr>
-        <w:t>轮转调度</w:t>
+        <w:t>基于优先级的调度</w:t>
+      </w:r>
+    </w:p>
+    <w:p>
+      <w:pPr>
+        <w:pStyle w:val="32"/>
+      </w:pPr>
+      <w:r>
+        <w:t>3</w:t>
+      </w:r>
+      <w:r>
+        <w:rPr>
+          <w:rFonts w:hint="eastAsia"/>
+        </w:rPr>
+        <w:t>.</w:t>
+      </w:r>
+      <w:r>
+        <w:t>2</w:t>
+      </w:r>
+      <w:r>
+        <w:rPr>
+          <w:rFonts w:hint="eastAsia"/>
+        </w:rPr>
+        <w:t xml:space="preserve">.1  </w:t>
+      </w:r>
+      <w:r>
+        <w:rPr>
+          <w:rFonts w:hint="eastAsia"/>
+        </w:rPr>
+        <w:fldChar w:fldCharType="begin"/>
+      </w:r>
+      <w:r>
+        <w:rPr>
+          <w:rFonts w:hint="eastAsia"/>
+        </w:rPr>
+        <w:instrText xml:space="preserve"> MACROBUTTON NoMacro 3</w:instrText>
+      </w:r>
+      <w:r>
+        <w:rPr>
+          <w:rFonts w:hint="eastAsia"/>
+        </w:rPr>
+        <w:instrText>级标题</w:instrText>
+      </w:r>
+      <w:r>
+        <w:rPr>
+          <w:rFonts w:hint="eastAsia"/>
+        </w:rPr>
+        <w:instrText xml:space="preserve"> </w:instrText>
+      </w:r>
+      <w:r>
+        <w:rPr>
+          <w:rFonts w:hint="eastAsia"/>
+        </w:rPr>
+        <w:fldChar w:fldCharType="end"/>
+      </w:r>
+      <w:r>
+        <w:rPr>
+          <w:rFonts w:hint="eastAsia"/>
+        </w:rPr>
+        <w:t>优先级要素</w:t>
       </w:r>
     </w:p>
     <w:p>
@@ -19282,30 +17645,84 @@
         <w:rPr>
           <w:rFonts w:hint="eastAsia"/>
         </w:rPr>
-        <w:t>最早的操作系统只能运行一个任务，任务运行时独占</w:t>
-      </w:r>
-      <w:proofErr w:type="spellStart"/>
+        <w:t>调度程序计算所有线程的优先级，优先级最高的优先被执行。</w:t>
+      </w:r>
+    </w:p>
+    <w:p>
+      <w:pPr>
+        <w:ind w:firstLine="480"/>
+      </w:pPr>
+    </w:p>
+    <w:p>
+      <w:pPr>
+        <w:ind w:firstLine="480"/>
+      </w:pPr>
+      <w:r>
+        <w:rPr>
+          <w:rFonts w:hint="eastAsia"/>
+        </w:rPr>
+        <w:lastRenderedPageBreak/>
+        <w:t>优先级主要包括线程</w:t>
+      </w:r>
+      <w:r>
+        <w:rPr>
+          <w:rFonts w:hint="eastAsia"/>
+        </w:rPr>
+        <w:t>利用率、线程占</w:t>
+      </w:r>
+      <w:r>
+        <w:rPr>
+          <w:rFonts w:hint="eastAsia"/>
+        </w:rPr>
+        <w:t>用率、</w:t>
+      </w:r>
       <w:r>
         <w:rPr>
           <w:rFonts w:hint="eastAsia"/>
         </w:rPr>
         <w:t>cpu</w:t>
       </w:r>
-      <w:proofErr w:type="spellEnd"/>
-      <w:r>
-        <w:rPr>
-          <w:rFonts w:hint="eastAsia"/>
-        </w:rPr>
-        <w:t>。轮转调度时，所有线程信息存储在链表中，中断处理程序依次读取链表指向的线程并加载执行。</w:t>
-      </w:r>
-      <w:r>
-        <w:t xml:space="preserve"> </w:t>
-      </w:r>
-      <w:r>
-        <w:rPr>
-          <w:rFonts w:hint="eastAsia"/>
-        </w:rPr>
-        <w:t>主流操作系统的时间片普遍在几毫秒到几十毫秒，每个程序独占一个或者几个时间片，每个线程使用完时间片后，会被切换到后台就绪状态，新的线程被分配一个时间片运行。此时，用户的鼠标、键盘响应延迟不会超过几十毫秒，相比最初的单任务计算机，人机接口和用户体验有质的飞跃。</w:t>
+      <w:r>
+        <w:rPr>
+          <w:rFonts w:hint="eastAsia"/>
+        </w:rPr>
+        <w:t>占用率、</w:t>
+      </w:r>
+      <w:r>
+        <w:rPr>
+          <w:rFonts w:hint="eastAsia"/>
+        </w:rPr>
+        <w:t>时间片大小、是否是窗口程序、调整优先级、</w:t>
+      </w:r>
+      <w:r>
+        <w:rPr>
+          <w:rFonts w:hint="eastAsia"/>
+        </w:rPr>
+        <w:t>操作</w:t>
+      </w:r>
+      <w:r>
+        <w:rPr>
+          <w:rFonts w:hint="eastAsia"/>
+        </w:rPr>
+        <w:t>优先级、静态优先级</w:t>
+      </w:r>
+      <w:r>
+        <w:rPr>
+          <w:rFonts w:hint="eastAsia"/>
+        </w:rPr>
+        <w:t>、内存分配大小、内存分配频率</w:t>
+      </w:r>
+      <w:r>
+        <w:rPr>
+          <w:rFonts w:hint="eastAsia"/>
+        </w:rPr>
+        <w:t>、外设读写频率</w:t>
+      </w:r>
+      <w:r>
+        <w:rPr>
+          <w:rFonts w:hint="eastAsia"/>
+        </w:rPr>
+        <w:t>等。</w:t>
       </w:r>
     </w:p>
     <w:p>
@@ -19316,156 +17733,39 @@
         <w:rPr>
           <w:rFonts w:hint="eastAsia"/>
         </w:rPr>
-        <w:t>轮转调度可以保证每个线程公平运行。但实际上，每个线程占用的资源、每时每刻的状态是</w:t>
-      </w:r>
-      <w:proofErr w:type="gramStart"/>
-      <w:r>
-        <w:rPr>
-          <w:rFonts w:hint="eastAsia"/>
-        </w:rPr>
-        <w:t>不</w:t>
-      </w:r>
-      <w:proofErr w:type="gramEnd"/>
-      <w:r>
-        <w:rPr>
-          <w:rFonts w:hint="eastAsia"/>
-        </w:rPr>
-        <w:t>均衡的，这种绝对平均主义不利于最大限度的利用计算机资源。</w:t>
-      </w:r>
-    </w:p>
-    <w:p>
-      <w:pPr>
-        <w:pStyle w:val="22"/>
-      </w:pPr>
-      <w:r>
-        <w:t>3</w:t>
-      </w:r>
-      <w:r>
-        <w:rPr>
-          <w:rFonts w:hint="eastAsia"/>
-        </w:rPr>
-        <w:t>.</w:t>
-      </w:r>
-      <w:r>
-        <w:t>2</w:t>
-      </w:r>
-      <w:r>
-        <w:rPr>
-          <w:rFonts w:hint="eastAsia"/>
-        </w:rPr>
-        <w:t xml:space="preserve">  </w:t>
-      </w:r>
-      <w:r>
-        <w:rPr>
-          <w:rFonts w:hint="eastAsia"/>
-        </w:rPr>
-        <w:fldChar w:fldCharType="begin"/>
-      </w:r>
-      <w:r>
-        <w:rPr>
-          <w:rFonts w:hint="eastAsia"/>
-        </w:rPr>
-        <w:instrText xml:space="preserve"> MACROBUTTON NoMacro 2</w:instrText>
-      </w:r>
-      <w:r>
-        <w:rPr>
-          <w:rFonts w:hint="eastAsia"/>
-        </w:rPr>
-        <w:instrText>级标题</w:instrText>
-      </w:r>
-      <w:r>
-        <w:rPr>
-          <w:rFonts w:hint="eastAsia"/>
-        </w:rPr>
-        <w:instrText xml:space="preserve"> </w:instrText>
-      </w:r>
-      <w:r>
-        <w:rPr>
-          <w:rFonts w:hint="eastAsia"/>
-        </w:rPr>
-        <w:fldChar w:fldCharType="end"/>
-      </w:r>
-      <w:r>
-        <w:rPr>
-          <w:rFonts w:hint="eastAsia"/>
-        </w:rPr>
-        <w:t>基于优先级的调度</w:t>
-      </w:r>
-    </w:p>
-    <w:p>
-      <w:pPr>
-        <w:pStyle w:val="32"/>
-      </w:pPr>
-      <w:r>
-        <w:t>3</w:t>
-      </w:r>
-      <w:r>
-        <w:rPr>
-          <w:rFonts w:hint="eastAsia"/>
-        </w:rPr>
-        <w:t>.</w:t>
-      </w:r>
-      <w:r>
-        <w:t>2</w:t>
-      </w:r>
-      <w:r>
-        <w:rPr>
-          <w:rFonts w:hint="eastAsia"/>
-        </w:rPr>
-        <w:t xml:space="preserve">.1  </w:t>
-      </w:r>
-      <w:r>
-        <w:rPr>
-          <w:rFonts w:hint="eastAsia"/>
-        </w:rPr>
-        <w:fldChar w:fldCharType="begin"/>
-      </w:r>
-      <w:r>
-        <w:rPr>
-          <w:rFonts w:hint="eastAsia"/>
-        </w:rPr>
-        <w:instrText xml:space="preserve"> MACROBUTTON NoMacro 3</w:instrText>
-      </w:r>
-      <w:r>
-        <w:rPr>
-          <w:rFonts w:hint="eastAsia"/>
-        </w:rPr>
-        <w:instrText>级标题</w:instrText>
-      </w:r>
-      <w:r>
-        <w:rPr>
-          <w:rFonts w:hint="eastAsia"/>
-        </w:rPr>
-        <w:instrText xml:space="preserve"> </w:instrText>
-      </w:r>
-      <w:r>
-        <w:rPr>
-          <w:rFonts w:hint="eastAsia"/>
-        </w:rPr>
-        <w:fldChar w:fldCharType="end"/>
-      </w:r>
-      <w:r>
-        <w:rPr>
-          <w:rFonts w:hint="eastAsia"/>
-        </w:rPr>
-        <w:t>优先级要素</w:t>
+        <w:t>线程利用率指一个时间片内线程实际有效</w:t>
+      </w:r>
+      <w:r>
+        <w:rPr>
+          <w:rFonts w:hint="eastAsia"/>
+        </w:rPr>
+        <w:t>指令的执行时间</w:t>
+      </w:r>
+      <w:r>
+        <w:rPr>
+          <w:rFonts w:hint="eastAsia"/>
+        </w:rPr>
+        <w:t>；</w:t>
       </w:r>
     </w:p>
     <w:p>
       <w:pPr>
         <w:ind w:firstLine="480"/>
-      </w:pPr>
-      <w:r>
-        <w:rPr>
-          <w:rFonts w:hint="eastAsia"/>
-        </w:rPr>
-        <w:t>调度程序计算所有线程的优先级，优先级最高的优先被执行。</w:t>
-      </w:r>
+        <w:rPr>
+          <w:rFonts w:hint="eastAsia"/>
+        </w:rPr>
+      </w:pPr>
     </w:p>
     <w:p>
       <w:pPr>
         <w:ind w:firstLine="480"/>
       </w:pPr>
+      <w:r>
+        <w:rPr>
+          <w:rFonts w:hint="eastAsia"/>
+        </w:rPr>
+        <w:t>时间片指线程分配运行时占用的时间片个数；</w:t>
+      </w:r>
     </w:p>
     <w:p>
       <w:pPr>
@@ -19475,40 +17775,24 @@
         <w:rPr>
           <w:rFonts w:hint="eastAsia"/>
         </w:rPr>
-        <w:lastRenderedPageBreak/>
-        <w:t>优先级主要包括线程利用率、时间片大小、是否是窗口程序、调整优先级、用户优先级、静态优先级等。</w:t>
-      </w:r>
-      <w:r>
-        <w:rPr>
-          <w:rFonts w:hint="eastAsia"/>
-        </w:rPr>
-        <w:t>线程利用率指一个时间片内线程实际有效</w:t>
-      </w:r>
-      <w:r>
-        <w:rPr>
-          <w:rFonts w:hint="eastAsia"/>
-        </w:rPr>
-        <w:t>指令的执行时间</w:t>
-      </w:r>
-      <w:r>
-        <w:rPr>
-          <w:rFonts w:hint="eastAsia"/>
-        </w:rPr>
-        <w:t>；时间片指线程分配运行时占用的时间片个数；窗口程序</w:t>
-      </w:r>
-      <w:proofErr w:type="gramStart"/>
-      <w:r>
-        <w:rPr>
-          <w:rFonts w:hint="eastAsia"/>
-        </w:rPr>
-        <w:t>指程序</w:t>
-      </w:r>
-      <w:proofErr w:type="gramEnd"/>
-      <w:r>
-        <w:rPr>
-          <w:rFonts w:hint="eastAsia"/>
-        </w:rPr>
-        <w:t>是否创建了窗口界面；用户优先级指普通程序或者</w:t>
+        <w:t>窗口程序</w:t>
+      </w:r>
+      <w:r>
+        <w:rPr>
+          <w:rFonts w:hint="eastAsia"/>
+        </w:rPr>
+        <w:t>指程序是否创建了窗口界面；</w:t>
+      </w:r>
+    </w:p>
+    <w:p>
+      <w:pPr>
+        <w:ind w:firstLine="480"/>
+      </w:pPr>
+      <w:r>
+        <w:rPr>
+          <w:rFonts w:hint="eastAsia"/>
+        </w:rPr>
+        <w:t>用户优先级指普通程序或者</w:t>
       </w:r>
       <w:r>
         <w:rPr>
@@ -19532,21 +17816,29 @@
         <w:rPr>
           <w:rFonts w:hint="eastAsia"/>
         </w:rPr>
-        <w:t>；静态优先级</w:t>
-      </w:r>
-      <w:proofErr w:type="gramStart"/>
-      <w:r>
-        <w:rPr>
-          <w:rFonts w:hint="eastAsia"/>
-        </w:rPr>
-        <w:t>指程序</w:t>
-      </w:r>
-      <w:proofErr w:type="gramEnd"/>
-      <w:r>
-        <w:rPr>
-          <w:rFonts w:hint="eastAsia"/>
-        </w:rPr>
-        <w:t>初次运行时指定的优先级；动态</w:t>
+        <w:t>；</w:t>
+      </w:r>
+    </w:p>
+    <w:p>
+      <w:pPr>
+        <w:ind w:firstLine="480"/>
+      </w:pPr>
+      <w:r>
+        <w:rPr>
+          <w:rFonts w:hint="eastAsia"/>
+        </w:rPr>
+        <w:t>静态优先级指程序初次运行时指定的优先级；</w:t>
+      </w:r>
+    </w:p>
+    <w:p>
+      <w:pPr>
+        <w:ind w:firstLine="480"/>
+      </w:pPr>
+      <w:r>
+        <w:rPr>
+          <w:rFonts w:hint="eastAsia"/>
+        </w:rPr>
+        <w:t>动态</w:t>
       </w:r>
       <w:r>
         <w:rPr>
@@ -19568,32 +17860,13 @@
     </w:p>
     <w:p>
       <w:pPr>
-        <w:ind w:firstLine="480"/>
-      </w:pPr>
-      <w:r>
-        <w:rPr>
-          <w:rFonts w:hint="eastAsia"/>
-        </w:rPr>
-        <w:t>（</w:t>
-      </w:r>
-      <w:r>
-        <w:rPr>
-          <w:rFonts w:hint="eastAsia"/>
-        </w:rPr>
-        <w:t>1</w:t>
-      </w:r>
-      <w:r>
-        <w:rPr>
-          <w:rFonts w:hint="eastAsia"/>
-        </w:rPr>
-        <w:t>）</w:t>
-      </w:r>
-      <w:r>
-        <w:rPr>
-          <w:rFonts w:hint="eastAsia"/>
-        </w:rPr>
-        <w:t xml:space="preserve"> </w:t>
-      </w:r>
+        <w:pStyle w:val="afa"/>
+        <w:numPr>
+          <w:ilvl w:val="0"/>
+          <w:numId w:val="23"/>
+        </w:numPr>
+        <w:ind w:firstLineChars="0"/>
+      </w:pPr>
       <w:r>
         <w:rPr>
           <w:rFonts w:hint="eastAsia"/>
@@ -19603,27 +17876,49 @@
     </w:p>
     <w:p>
       <w:pPr>
-        <w:ind w:firstLine="480"/>
-      </w:pPr>
-      <w:r>
-        <w:rPr>
-          <w:rFonts w:hint="eastAsia"/>
-        </w:rPr>
-        <w:t>创建线程时计算</w:t>
-      </w:r>
-      <w:proofErr w:type="spellStart"/>
-      <w:r>
-        <w:rPr>
-          <w:rFonts w:hint="eastAsia"/>
-        </w:rPr>
-        <w:t>cpu</w:t>
-      </w:r>
-      <w:proofErr w:type="spellEnd"/>
-      <w:r>
-        <w:rPr>
-          <w:rFonts w:hint="eastAsia"/>
-        </w:rPr>
-        <w:t>的指令周期数</w:t>
+        <w:pStyle w:val="afa"/>
+        <w:ind w:left="1200" w:firstLineChars="0" w:firstLine="0"/>
+      </w:pPr>
+    </w:p>
+    <w:p>
+      <w:pPr>
+        <w:ind w:left="420" w:firstLineChars="0" w:firstLine="420"/>
+      </w:pPr>
+      <w:r>
+        <w:rPr>
+          <w:rFonts w:hint="eastAsia"/>
+        </w:rPr>
+        <w:t>创建线程时</w:t>
+      </w:r>
+      <w:r>
+        <w:rPr>
+          <w:rFonts w:hint="eastAsia"/>
+        </w:rPr>
+        <w:t>，通过</w:t>
+      </w:r>
+      <w:r>
+        <w:rPr>
+          <w:rFonts w:hint="eastAsia"/>
+        </w:rPr>
+        <w:t>rdtsc</w:t>
+      </w:r>
+      <w:r>
+        <w:rPr>
+          <w:rFonts w:hint="eastAsia"/>
+        </w:rPr>
+        <w:t>指令</w:t>
+      </w:r>
+      <w:r>
+        <w:rPr>
+          <w:rFonts w:hint="eastAsia"/>
+        </w:rPr>
+        <w:t>获得指令</w:t>
+      </w:r>
+      <w:r>
+        <w:rPr>
+          <w:rFonts w:hint="eastAsia"/>
+        </w:rPr>
+        <w:t>周期数</w:t>
       </w:r>
       <m:oMath>
         <m:sSub>
@@ -19668,19 +17963,7 @@
         <w:rPr>
           <w:rFonts w:hint="eastAsia"/>
         </w:rPr>
-        <w:t>，</w:t>
-      </w:r>
-      <w:r>
-        <w:rPr>
-          <w:rFonts w:hint="eastAsia"/>
-        </w:rPr>
-        <w:t>任务调度</w:t>
-      </w:r>
-      <w:r>
-        <w:rPr>
-          <w:rFonts w:hint="eastAsia"/>
-        </w:rPr>
-        <w:t>时钟中断每次发生，读取当前指令周期数</w:t>
+        <w:t>，每次任务调度时钟中断发生，读取当前指令周期数</w:t>
       </w:r>
       <m:oMath>
         <m:sSub>
@@ -19845,14 +18128,12 @@
         </w:rPr>
         <w:t>，同时计算当前</w:t>
       </w:r>
-      <w:proofErr w:type="spellStart"/>
       <w:r>
         <w:rPr>
           <w:rFonts w:hint="eastAsia"/>
         </w:rPr>
         <w:t>cpu</w:t>
       </w:r>
-      <w:proofErr w:type="spellEnd"/>
       <w:r>
         <w:rPr>
           <w:rFonts w:hint="eastAsia"/>
@@ -19980,13 +18261,13 @@
     </w:p>
     <w:p>
       <w:pPr>
-        <w:ind w:firstLine="480"/>
-      </w:pPr>
-      <w:r>
-        <w:rPr>
-          <w:rFonts w:hint="eastAsia"/>
-        </w:rPr>
-        <w:t>线程空闲时，统一调用</w:t>
+        <w:ind w:left="420" w:firstLineChars="0" w:firstLine="420"/>
+      </w:pPr>
+      <w:r>
+        <w:rPr>
+          <w:rFonts w:hint="eastAsia"/>
+        </w:rPr>
+        <w:t>线程空闲时，调用接口</w:t>
       </w:r>
       <w:r>
         <w:rPr>
@@ -20001,33 +18282,14 @@
         <w:rPr>
           <w:rFonts w:hint="eastAsia"/>
         </w:rPr>
-        <w:t>函数进入休眠。该函数通过</w:t>
-      </w:r>
-      <w:proofErr w:type="spellStart"/>
-      <w:r>
-        <w:rPr>
-          <w:rFonts w:hint="eastAsia"/>
-        </w:rPr>
-        <w:t>rd</w:t>
-      </w:r>
-      <w:r>
-        <w:t>tsc</w:t>
-      </w:r>
-      <w:proofErr w:type="spellEnd"/>
-      <w:r>
-        <w:rPr>
-          <w:rFonts w:hint="eastAsia"/>
-        </w:rPr>
-        <w:t>指令读取</w:t>
-      </w:r>
-      <w:proofErr w:type="spellStart"/>
+        <w:t>函数进入休眠。该函数读取</w:t>
+      </w:r>
       <w:r>
         <w:rPr>
           <w:rFonts w:hint="eastAsia"/>
         </w:rPr>
         <w:t>cpu</w:t>
       </w:r>
-      <w:proofErr w:type="spellEnd"/>
       <w:r>
         <w:rPr>
           <w:rFonts w:hint="eastAsia"/>
@@ -20237,25 +18499,7 @@
         <w:rPr>
           <w:rFonts w:hint="eastAsia"/>
         </w:rPr>
-        <w:t>，</w:t>
-      </w:r>
-      <w:r>
-        <w:rPr>
-          <w:rFonts w:hint="eastAsia"/>
-        </w:rPr>
-        <w:t>将此值从</w:t>
-      </w:r>
-      <w:r>
-        <w:rPr>
-          <w:rFonts w:hint="eastAsia"/>
-        </w:rPr>
-        <w:t>线程指令周期</w:t>
-      </w:r>
-      <w:r>
-        <w:rPr>
-          <w:rFonts w:hint="eastAsia"/>
-        </w:rPr>
-        <w:t>数种中减去</w:t>
+        <w:t>，将此值从线程指令周期数种中减去</w:t>
       </w:r>
       <w:r>
         <w:rPr>
@@ -20304,13 +18548,28 @@
     </w:p>
     <w:p>
       <w:pPr>
-        <w:ind w:firstLine="480"/>
-      </w:pPr>
-      <w:r>
-        <w:rPr>
-          <w:rFonts w:hint="eastAsia"/>
-        </w:rPr>
-        <w:t>线程的占用率</w:t>
+        <w:ind w:left="420" w:firstLineChars="175" w:firstLine="420"/>
+        <w:rPr>
+          <w:rFonts w:hint="eastAsia"/>
+        </w:rPr>
+      </w:pPr>
+      <w:r>
+        <w:rPr>
+          <w:rFonts w:hint="eastAsia"/>
+        </w:rPr>
+        <w:t>线程的</w:t>
+      </w:r>
+      <w:r>
+        <w:rPr>
+          <w:rFonts w:hint="eastAsia"/>
+        </w:rPr>
+        <w:t>利</w:t>
+      </w:r>
+      <w:r>
+        <w:rPr>
+          <w:rFonts w:hint="eastAsia"/>
+        </w:rPr>
+        <w:t>用率</w:t>
       </w:r>
       <w:r>
         <w:rPr>
@@ -20353,82 +18612,145 @@
     </w:p>
     <w:p>
       <w:pPr>
+        <w:ind w:left="420" w:firstLineChars="0" w:firstLine="420"/>
+        <w:rPr>
+          <w:rFonts w:hint="eastAsia"/>
+        </w:rPr>
+      </w:pPr>
+      <w:r>
+        <w:rPr>
+          <w:rFonts w:hint="eastAsia"/>
+        </w:rPr>
+        <w:t>线程利用率越低，说明该线程在执行期间大量执行了</w:t>
+      </w:r>
+      <w:r>
+        <w:rPr>
+          <w:rFonts w:hint="eastAsia"/>
+        </w:rPr>
+        <w:t>HLT</w:t>
+      </w:r>
+      <w:r>
+        <w:rPr>
+          <w:rFonts w:hint="eastAsia"/>
+        </w:rPr>
+        <w:t>指令、从而处于休眠状态，因此则该线程的优先级越低，尽可能减少调度。否则，线程处于繁忙状态，优先级较高，应该优先得到调度执行。</w:t>
+      </w:r>
+    </w:p>
+    <w:p>
+      <w:pPr>
+        <w:pStyle w:val="afa"/>
+        <w:ind w:left="1200" w:firstLineChars="0" w:firstLine="0"/>
+        <w:rPr>
+          <w:rFonts w:hint="eastAsia"/>
+        </w:rPr>
+      </w:pPr>
+    </w:p>
+    <w:p>
+      <w:pPr>
+        <w:pStyle w:val="afa"/>
+        <w:numPr>
+          <w:ilvl w:val="0"/>
+          <w:numId w:val="23"/>
+        </w:numPr>
+        <w:ind w:firstLineChars="0"/>
+      </w:pPr>
+      <w:r>
+        <w:rPr>
+          <w:rFonts w:hint="eastAsia"/>
+        </w:rPr>
+        <w:t>线程占用率</w:t>
+      </w:r>
+    </w:p>
+    <w:p>
+      <w:pPr>
+        <w:pStyle w:val="afa"/>
+        <w:ind w:left="1200" w:firstLineChars="0" w:firstLine="0"/>
+      </w:pPr>
+      <w:r>
+        <w:rPr>
+          <w:rFonts w:hint="eastAsia"/>
+        </w:rPr>
+        <w:t>线程占用率指的是，在同一个</w:t>
+      </w:r>
+      <w:r>
+        <w:rPr>
+          <w:rFonts w:hint="eastAsia"/>
+        </w:rPr>
+        <w:t>cpu</w:t>
+      </w:r>
+      <w:r>
+        <w:rPr>
+          <w:rFonts w:hint="eastAsia"/>
+        </w:rPr>
+        <w:t>上运行的所有线程中，每个线程占用的</w:t>
+      </w:r>
+      <w:r>
+        <w:rPr>
+          <w:rFonts w:hint="eastAsia"/>
+        </w:rPr>
+        <w:t>cpu</w:t>
+      </w:r>
+      <w:r>
+        <w:rPr>
+          <w:rFonts w:hint="eastAsia"/>
+        </w:rPr>
+        <w:t>的时间比率。</w:t>
+      </w:r>
+    </w:p>
+    <w:p>
+      <w:pPr>
+        <w:pStyle w:val="afa"/>
+        <w:ind w:left="1200" w:firstLineChars="0" w:firstLine="0"/>
+        <w:rPr>
+          <w:rFonts w:hint="eastAsia"/>
+        </w:rPr>
+      </w:pPr>
+      <w:r>
+        <w:rPr>
+          <w:rFonts w:hint="eastAsia"/>
+        </w:rPr>
+        <w:t>线程利用率指的是，线程所有时间片中实际有限指令占用时间比例。线程占用率指的是同一个</w:t>
+      </w:r>
+      <w:r>
+        <w:rPr>
+          <w:rFonts w:hint="eastAsia"/>
+        </w:rPr>
+        <w:t>cpu</w:t>
+      </w:r>
+      <w:r>
+        <w:rPr>
+          <w:rFonts w:hint="eastAsia"/>
+        </w:rPr>
+        <w:t>中所有线程，每个线程占用的</w:t>
+      </w:r>
+      <w:r>
+        <w:rPr>
+          <w:rFonts w:hint="eastAsia"/>
+        </w:rPr>
+        <w:t>cpu</w:t>
+      </w:r>
+      <w:r>
+        <w:rPr>
+          <w:rFonts w:hint="eastAsia"/>
+        </w:rPr>
+        <w:t>时间的比率。</w:t>
+      </w:r>
+    </w:p>
+    <w:p>
+      <w:pPr>
+        <w:pStyle w:val="afa"/>
+        <w:ind w:left="1200" w:firstLineChars="0" w:firstLine="0"/>
+        <w:rPr>
+          <w:rFonts w:hint="eastAsia"/>
+        </w:rPr>
+      </w:pPr>
+    </w:p>
+    <w:p>
+      <w:pPr>
         <w:ind w:firstLine="480"/>
-      </w:pPr>
-    </w:p>
-    <w:p>
-      <w:pPr>
-        <w:ind w:firstLine="480"/>
-      </w:pPr>
-      <w:r>
-        <w:rPr>
-          <w:rFonts w:hint="eastAsia"/>
-        </w:rPr>
-        <w:t>线程占用率越低，</w:t>
-      </w:r>
-      <w:r>
-        <w:rPr>
-          <w:rFonts w:hint="eastAsia"/>
-        </w:rPr>
-        <w:t>说明该线程在执行期间大量执行了</w:t>
-      </w:r>
-      <w:r>
-        <w:rPr>
-          <w:rFonts w:hint="eastAsia"/>
-        </w:rPr>
-        <w:t>HLT</w:t>
-      </w:r>
-      <w:r>
-        <w:rPr>
-          <w:rFonts w:hint="eastAsia"/>
-        </w:rPr>
-        <w:t>指令、从而处于休眠状态，因此</w:t>
-      </w:r>
-      <w:r>
-        <w:rPr>
-          <w:rFonts w:hint="eastAsia"/>
-        </w:rPr>
-        <w:t>则该线程的优先级越低</w:t>
-      </w:r>
-      <w:r>
-        <w:rPr>
-          <w:rFonts w:hint="eastAsia"/>
-        </w:rPr>
-        <w:t>，尽可能减少调度</w:t>
-      </w:r>
-      <w:r>
-        <w:rPr>
-          <w:rFonts w:hint="eastAsia"/>
-        </w:rPr>
-        <w:t>。</w:t>
-      </w:r>
-      <w:r>
-        <w:rPr>
-          <w:rFonts w:hint="eastAsia"/>
-        </w:rPr>
-        <w:t>否则，线程处于繁忙状态，优先级较高，应该优先得到</w:t>
-      </w:r>
-      <w:r>
-        <w:rPr>
-          <w:rFonts w:hint="eastAsia"/>
-        </w:rPr>
-        <w:t>调度</w:t>
-      </w:r>
-      <w:r>
-        <w:rPr>
-          <w:rFonts w:hint="eastAsia"/>
-        </w:rPr>
-        <w:t>执行。</w:t>
-      </w:r>
-    </w:p>
-    <w:p>
-      <w:pPr>
-        <w:ind w:firstLine="480"/>
-      </w:pPr>
-    </w:p>
-    <w:p>
-      <w:pPr>
-        <w:ind w:firstLine="480"/>
+        <w:rPr>
+          <w:rFonts w:hint="eastAsia"/>
+        </w:rPr>
       </w:pPr>
       <w:r>
         <w:rPr>
@@ -20463,7 +18785,10 @@
     </w:p>
     <w:p>
       <w:pPr>
-        <w:ind w:firstLine="480"/>
+        <w:ind w:left="360" w:firstLine="480"/>
+        <w:rPr>
+          <w:rFonts w:hint="eastAsia"/>
+        </w:rPr>
       </w:pPr>
       <w:r>
         <w:rPr>
@@ -20471,14 +18796,12 @@
         </w:rPr>
         <w:t>将所有线程实际运行占用的指令周期求和，可得到</w:t>
       </w:r>
-      <w:proofErr w:type="spellStart"/>
       <w:r>
         <w:rPr>
           <w:rFonts w:hint="eastAsia"/>
         </w:rPr>
         <w:t>cpu</w:t>
       </w:r>
-      <w:proofErr w:type="spellEnd"/>
       <w:r>
         <w:rPr>
           <w:rFonts w:hint="eastAsia"/>
@@ -20488,17 +18811,16 @@
     </w:p>
     <w:p>
       <w:pPr>
-        <w:ind w:firstLine="480"/>
-      </w:pPr>
-    </w:p>
-    <w:p>
-      <w:pPr>
-        <w:ind w:firstLine="480"/>
-      </w:pPr>
-      <w:r>
-        <w:rPr>
-          <w:rFonts w:hint="eastAsia"/>
-        </w:rPr>
+        <w:ind w:left="360" w:firstLine="480"/>
+        <w:rPr>
+          <w:rFonts w:hint="eastAsia"/>
+        </w:rPr>
+      </w:pPr>
+      <w:r>
+        <w:rPr>
+          <w:rFonts w:hint="eastAsia"/>
+        </w:rPr>
+        <w:lastRenderedPageBreak/>
         <w:t>CPU</w:t>
       </w:r>
       <w:r>
@@ -20615,6 +18937,59 @@
     </w:p>
     <w:p>
       <w:pPr>
+        <w:ind w:left="840" w:firstLineChars="0" w:firstLine="420"/>
+      </w:pPr>
+      <w:r>
+        <w:rPr>
+          <w:rFonts w:hint="eastAsia"/>
+        </w:rPr>
+        <w:t>CPU</w:t>
+      </w:r>
+      <w:r>
+        <w:rPr>
+          <w:rFonts w:hint="eastAsia"/>
+        </w:rPr>
+        <w:t>占用率用于任务调度时选择要调度的</w:t>
+      </w:r>
+      <w:r>
+        <w:rPr>
+          <w:rFonts w:hint="eastAsia"/>
+        </w:rPr>
+        <w:t>cpu</w:t>
+      </w:r>
+      <w:r>
+        <w:rPr>
+          <w:rFonts w:hint="eastAsia"/>
+        </w:rPr>
+        <w:t>，</w:t>
+      </w:r>
+      <w:r>
+        <w:rPr>
+          <w:rFonts w:hint="eastAsia"/>
+        </w:rPr>
+        <w:t>cpu</w:t>
+      </w:r>
+      <w:r>
+        <w:rPr>
+          <w:rFonts w:hint="eastAsia"/>
+        </w:rPr>
+        <w:t>利用率越低，则该</w:t>
+      </w:r>
+      <w:r>
+        <w:rPr>
+          <w:rFonts w:hint="eastAsia"/>
+        </w:rPr>
+        <w:t>cpu</w:t>
+      </w:r>
+      <w:r>
+        <w:rPr>
+          <w:rFonts w:hint="eastAsia"/>
+        </w:rPr>
+        <w:t>的优先级越高。</w:t>
+      </w:r>
+    </w:p>
+    <w:p>
+      <w:pPr>
         <w:ind w:firstLine="480"/>
       </w:pPr>
     </w:p>
@@ -20626,69 +19001,120 @@
         <w:rPr>
           <w:rFonts w:hint="eastAsia"/>
         </w:rPr>
-        <w:t>CPU</w:t>
-      </w:r>
-      <w:r>
-        <w:rPr>
-          <w:rFonts w:hint="eastAsia"/>
-        </w:rPr>
-        <w:t>占用</w:t>
-      </w:r>
-      <w:proofErr w:type="gramStart"/>
-      <w:r>
-        <w:rPr>
-          <w:rFonts w:hint="eastAsia"/>
-        </w:rPr>
-        <w:t>率用于</w:t>
-      </w:r>
-      <w:proofErr w:type="gramEnd"/>
-      <w:r>
-        <w:rPr>
-          <w:rFonts w:hint="eastAsia"/>
-        </w:rPr>
-        <w:t>任务调度时选择要调度的</w:t>
-      </w:r>
-      <w:proofErr w:type="spellStart"/>
+        <w:t>（</w:t>
+      </w:r>
+      <w:r>
+        <w:rPr>
+          <w:rFonts w:hint="eastAsia"/>
+        </w:rPr>
+        <w:t>3</w:t>
+      </w:r>
+      <w:r>
+        <w:rPr>
+          <w:rFonts w:hint="eastAsia"/>
+        </w:rPr>
+        <w:t>）</w:t>
+      </w:r>
+      <w:r>
+        <w:rPr>
+          <w:rFonts w:hint="eastAsia"/>
+        </w:rPr>
+        <w:t xml:space="preserve"> </w:t>
+      </w:r>
+      <w:r>
+        <w:rPr>
+          <w:rFonts w:hint="eastAsia"/>
+        </w:rPr>
+        <w:t>时间片</w:t>
+      </w:r>
+    </w:p>
+    <w:p>
+      <w:pPr>
+        <w:ind w:left="420" w:firstLine="480"/>
+      </w:pPr>
+      <w:r>
+        <w:rPr>
+          <w:rFonts w:hint="eastAsia"/>
+        </w:rPr>
+        <w:t>时间片的过长不利用用户交互，时间片太短会触发频繁的任务调度和资源浪费。</w:t>
+      </w:r>
+      <w:r>
+        <w:rPr>
+          <w:rFonts w:hint="eastAsia"/>
+        </w:rPr>
+        <w:t>主流操作系统的时间片大多在几毫秒到几十毫秒。根据测试，</w:t>
+      </w:r>
+      <w:r>
+        <w:rPr>
+          <w:rFonts w:hint="eastAsia"/>
+        </w:rPr>
+        <w:t>当</w:t>
+      </w:r>
+      <w:r>
+        <w:rPr>
+          <w:rFonts w:hint="eastAsia"/>
+        </w:rPr>
+        <w:t>时间片为</w:t>
+      </w:r>
+      <w:r>
+        <w:rPr>
+          <w:rFonts w:hint="eastAsia"/>
+        </w:rPr>
+        <w:t>1</w:t>
+      </w:r>
+      <w:r>
+        <w:t>0</w:t>
+      </w:r>
+      <w:r>
+        <w:t>ms</w:t>
+      </w:r>
+      <w:r>
+        <w:rPr>
+          <w:rFonts w:hint="eastAsia"/>
+        </w:rPr>
+        <w:t>时，调度程序本身占用的</w:t>
+      </w:r>
       <w:r>
         <w:rPr>
           <w:rFonts w:hint="eastAsia"/>
         </w:rPr>
         <w:t>cpu</w:t>
       </w:r>
-      <w:proofErr w:type="spellEnd"/>
-      <w:r>
-        <w:rPr>
-          <w:rFonts w:hint="eastAsia"/>
-        </w:rPr>
-        <w:t>，</w:t>
-      </w:r>
-      <w:proofErr w:type="spellStart"/>
-      <w:r>
-        <w:rPr>
-          <w:rFonts w:hint="eastAsia"/>
-        </w:rPr>
-        <w:t>cpu</w:t>
-      </w:r>
-      <w:proofErr w:type="spellEnd"/>
-      <w:r>
-        <w:rPr>
-          <w:rFonts w:hint="eastAsia"/>
-        </w:rPr>
-        <w:t>利用率越低，则该</w:t>
-      </w:r>
-      <w:proofErr w:type="spellStart"/>
-      <w:r>
-        <w:rPr>
-          <w:rFonts w:hint="eastAsia"/>
-        </w:rPr>
-        <w:t>cpu</w:t>
-      </w:r>
-      <w:proofErr w:type="spellEnd"/>
-      <w:r>
-        <w:rPr>
-          <w:rFonts w:hint="eastAsia"/>
-        </w:rPr>
-        <w:t>的优先级越高。</w:t>
+      <w:r>
+        <w:rPr>
+          <w:rFonts w:hint="eastAsia"/>
+        </w:rPr>
+        <w:t>利用率低于</w:t>
+      </w:r>
+      <w:r>
+        <w:t>5%</w:t>
+      </w:r>
+      <w:r>
+        <w:rPr>
+          <w:rFonts w:hint="eastAsia"/>
+        </w:rPr>
+        <w:t>，一般为</w:t>
+      </w:r>
+      <w:r>
+        <w:rPr>
+          <w:rFonts w:hint="eastAsia"/>
+        </w:rPr>
+        <w:t>1</w:t>
+      </w:r>
+      <w:r>
+        <w:t>%-3%</w:t>
+      </w:r>
+      <w:r>
+        <w:rPr>
+          <w:rFonts w:hint="eastAsia"/>
+        </w:rPr>
+        <w:t>之间</w:t>
+      </w:r>
+      <w:r>
+        <w:rPr>
+          <w:rFonts w:hint="eastAsia"/>
+        </w:rPr>
+        <w:t>，介于合理数值内。</w:t>
       </w:r>
     </w:p>
     <w:p>
@@ -20707,10 +19133,7 @@
         <w:t>（</w:t>
       </w:r>
       <w:r>
-        <w:rPr>
-          <w:rFonts w:hint="eastAsia"/>
-        </w:rPr>
-        <w:t>3</w:t>
+        <w:t>4</w:t>
       </w:r>
       <w:r>
         <w:rPr>
@@ -20719,153 +19142,36 @@
         <w:t>）</w:t>
       </w:r>
       <w:r>
-        <w:rPr>
-          <w:rFonts w:hint="eastAsia"/>
-        </w:rPr>
         <w:t xml:space="preserve"> </w:t>
       </w:r>
       <w:r>
         <w:rPr>
           <w:rFonts w:hint="eastAsia"/>
         </w:rPr>
-        <w:t>时间片</w:t>
-      </w:r>
-    </w:p>
-    <w:p>
-      <w:pPr>
-        <w:ind w:firstLine="480"/>
-      </w:pPr>
-      <w:r>
-        <w:rPr>
-          <w:rFonts w:hint="eastAsia"/>
-        </w:rPr>
-        <w:t>时间片的过长不利用用户交互，时间片太短会触发频繁的任务调度和资源浪费。</w:t>
-      </w:r>
-      <w:r>
-        <w:rPr>
-          <w:rFonts w:hint="eastAsia"/>
-        </w:rPr>
-        <w:t>主流操作系统的时间片大多在几毫秒到几十毫秒。根据测试，</w:t>
-      </w:r>
-      <w:r>
-        <w:rPr>
-          <w:rFonts w:hint="eastAsia"/>
-        </w:rPr>
-        <w:t>当</w:t>
-      </w:r>
-      <w:r>
-        <w:rPr>
-          <w:rFonts w:hint="eastAsia"/>
-        </w:rPr>
-        <w:t>时间片为</w:t>
-      </w:r>
-      <w:r>
-        <w:rPr>
-          <w:rFonts w:hint="eastAsia"/>
-        </w:rPr>
-        <w:t>1</w:t>
-      </w:r>
-      <w:r>
-        <w:t>0</w:t>
-      </w:r>
-      <w:r>
-        <w:t>ms</w:t>
-      </w:r>
-      <w:r>
-        <w:rPr>
-          <w:rFonts w:hint="eastAsia"/>
-        </w:rPr>
-        <w:t>时，调度程序本身占用的</w:t>
-      </w:r>
-      <w:proofErr w:type="spellStart"/>
-      <w:r>
-        <w:rPr>
-          <w:rFonts w:hint="eastAsia"/>
-        </w:rPr>
-        <w:t>cpu</w:t>
-      </w:r>
-      <w:proofErr w:type="spellEnd"/>
-      <w:r>
-        <w:rPr>
-          <w:rFonts w:hint="eastAsia"/>
-        </w:rPr>
-        <w:t>利用率低于</w:t>
-      </w:r>
-      <w:r>
-        <w:t>5%</w:t>
-      </w:r>
-      <w:r>
-        <w:rPr>
-          <w:rFonts w:hint="eastAsia"/>
-        </w:rPr>
-        <w:t>，一般为</w:t>
-      </w:r>
-      <w:r>
-        <w:rPr>
-          <w:rFonts w:hint="eastAsia"/>
-        </w:rPr>
-        <w:t>1</w:t>
-      </w:r>
-      <w:r>
-        <w:t>%-3%</w:t>
-      </w:r>
-      <w:r>
-        <w:rPr>
-          <w:rFonts w:hint="eastAsia"/>
-        </w:rPr>
-        <w:t>之间</w:t>
-      </w:r>
-      <w:r>
-        <w:rPr>
-          <w:rFonts w:hint="eastAsia"/>
-        </w:rPr>
-        <w:t>，介于合理数值内。</w:t>
-      </w:r>
-    </w:p>
-    <w:p>
-      <w:pPr>
-        <w:ind w:firstLine="480"/>
-      </w:pPr>
-    </w:p>
-    <w:p>
-      <w:pPr>
-        <w:ind w:firstLine="480"/>
-      </w:pPr>
-      <w:r>
-        <w:rPr>
-          <w:rFonts w:hint="eastAsia"/>
-        </w:rPr>
-        <w:lastRenderedPageBreak/>
-        <w:t>（</w:t>
-      </w:r>
-      <w:r>
-        <w:t>4</w:t>
-      </w:r>
-      <w:r>
-        <w:rPr>
-          <w:rFonts w:hint="eastAsia"/>
-        </w:rPr>
-        <w:t>）</w:t>
-      </w:r>
-      <w:r>
-        <w:t xml:space="preserve"> </w:t>
-      </w:r>
-      <w:r>
-        <w:rPr>
-          <w:rFonts w:hint="eastAsia"/>
-        </w:rPr>
-        <w:t>调整优先级</w:t>
-      </w:r>
-    </w:p>
-    <w:p>
-      <w:pPr>
-        <w:ind w:firstLine="480"/>
-      </w:pPr>
-      <w:r>
-        <w:rPr>
-          <w:rFonts w:hint="eastAsia"/>
-        </w:rPr>
-        <w:t>调整优先级包含如下几个要素：</w:t>
+        <w:t>操作</w:t>
+      </w:r>
+      <w:r>
+        <w:rPr>
+          <w:rFonts w:hint="eastAsia"/>
+        </w:rPr>
+        <w:t>优先级</w:t>
+      </w:r>
+    </w:p>
+    <w:p>
+      <w:pPr>
+        <w:ind w:left="420" w:firstLineChars="0" w:firstLine="420"/>
+      </w:pPr>
+      <w:r>
+        <w:rPr>
+          <w:rFonts w:hint="eastAsia"/>
+        </w:rPr>
+        <w:t>操作</w:t>
+      </w:r>
+      <w:r>
+        <w:rPr>
+          <w:rFonts w:hint="eastAsia"/>
+        </w:rPr>
+        <w:t>优先级包含如下几个要素：</w:t>
       </w:r>
     </w:p>
     <w:p>
@@ -20921,7 +19227,7 @@
         <w:rPr>
           <w:rFonts w:hint="eastAsia"/>
         </w:rPr>
-        <w:t>2</w:t>
+        <w:t>1</w:t>
       </w:r>
     </w:p>
     <w:p>
@@ -20943,7 +19249,7 @@
         <w:rPr>
           <w:rFonts w:hint="eastAsia"/>
         </w:rPr>
-        <w:t>4</w:t>
+        <w:t>2</w:t>
       </w:r>
       <w:r>
         <w:rPr>
@@ -20987,9 +19293,6 @@
       <w:pPr>
         <w:pStyle w:val="afa"/>
         <w:ind w:left="1440" w:firstLineChars="0" w:firstLine="0"/>
-        <w:rPr>
-          <w:rFonts w:hint="eastAsia"/>
-        </w:rPr>
       </w:pPr>
     </w:p>
     <w:p>
@@ -21034,14 +19337,77 @@
     </w:p>
     <w:p>
       <w:pPr>
+        <w:ind w:left="360" w:firstLine="480"/>
+      </w:pPr>
+      <w:r>
+        <w:rPr>
+          <w:rFonts w:hint="eastAsia"/>
+        </w:rPr>
+        <w:t>内核程序优先级较高，非内核程序优先级低。</w:t>
+      </w:r>
+    </w:p>
+    <w:p>
+      <w:pPr>
         <w:ind w:firstLine="480"/>
       </w:pPr>
       <w:r>
         <w:rPr>
           <w:rFonts w:hint="eastAsia"/>
         </w:rPr>
-        <w:t>内核程序优先级较高，非内核程序优先级低。</w:t>
-      </w:r>
+        <w:t>（</w:t>
+      </w:r>
+      <w:r>
+        <w:t>6</w:t>
+      </w:r>
+      <w:r>
+        <w:rPr>
+          <w:rFonts w:hint="eastAsia"/>
+        </w:rPr>
+        <w:t>）</w:t>
+      </w:r>
+      <w:r>
+        <w:rPr>
+          <w:rFonts w:hint="eastAsia"/>
+        </w:rPr>
+        <w:t xml:space="preserve"> </w:t>
+      </w:r>
+      <w:r>
+        <w:rPr>
+          <w:rFonts w:hint="eastAsia"/>
+        </w:rPr>
+        <w:t>静态优先级</w:t>
+      </w:r>
+    </w:p>
+    <w:p>
+      <w:pPr>
+        <w:ind w:left="360" w:firstLine="480"/>
+      </w:pPr>
+      <w:r>
+        <w:rPr>
+          <w:rFonts w:hint="eastAsia"/>
+        </w:rPr>
+        <w:t>静态优先级是程序运行时指定的优先级。</w:t>
+      </w:r>
+      <w:r>
+        <w:rPr>
+          <w:rFonts w:hint="eastAsia"/>
+        </w:rPr>
+        <w:t>静态优先级的值为</w:t>
+      </w:r>
+      <w:r>
+        <w:rPr>
+          <w:rFonts w:hint="eastAsia"/>
+        </w:rPr>
+        <w:t>0-16</w:t>
+      </w:r>
+    </w:p>
+    <w:p>
+      <w:pPr>
+        <w:ind w:left="360" w:firstLine="480"/>
+        <w:rPr>
+          <w:rFonts w:hint="eastAsia"/>
+        </w:rPr>
+      </w:pPr>
     </w:p>
     <w:p>
       <w:pPr>
@@ -21054,7 +19420,10 @@
         <w:t>（</w:t>
       </w:r>
       <w:r>
-        <w:t>6</w:t>
+        <w:rPr>
+          <w:rFonts w:hint="eastAsia"/>
+        </w:rPr>
+        <w:t>7</w:t>
       </w:r>
       <w:r>
         <w:rPr>
@@ -21072,18 +19441,284 @@
         <w:rPr>
           <w:rFonts w:hint="eastAsia"/>
         </w:rPr>
-        <w:t>静态优先级</w:t>
+        <w:t>动态</w:t>
+      </w:r>
+      <w:r>
+        <w:rPr>
+          <w:rFonts w:hint="eastAsia"/>
+        </w:rPr>
+        <w:t>优先级</w:t>
+      </w:r>
+    </w:p>
+    <w:p>
+      <w:pPr>
+        <w:ind w:left="420" w:firstLine="480"/>
+      </w:pPr>
+      <w:r>
+        <w:rPr>
+          <w:rFonts w:hint="eastAsia"/>
+        </w:rPr>
+        <w:t>动态优先级是为了补偿低优先级程序永远不被执行、调度完成后未被调度程序的优先级加</w:t>
+      </w:r>
+      <w:r>
+        <w:rPr>
+          <w:rFonts w:hint="eastAsia"/>
+        </w:rPr>
+        <w:t>1</w:t>
+      </w:r>
+      <w:r>
+        <w:rPr>
+          <w:rFonts w:hint="eastAsia"/>
+        </w:rPr>
+        <w:t>，此举为了补偿低优先级程序的调度机会。</w:t>
+      </w:r>
+    </w:p>
+    <w:p>
+      <w:pPr>
+        <w:pStyle w:val="afa"/>
+        <w:numPr>
+          <w:ilvl w:val="0"/>
+          <w:numId w:val="17"/>
+        </w:numPr>
+        <w:ind w:firstLineChars="0"/>
+      </w:pPr>
+      <w:r>
+        <w:rPr>
+          <w:rFonts w:hint="eastAsia"/>
+        </w:rPr>
+        <w:t>内存分配</w:t>
+      </w:r>
+      <w:r>
+        <w:rPr>
+          <w:rFonts w:hint="eastAsia"/>
+        </w:rPr>
+        <w:t>优先级</w:t>
+      </w:r>
+    </w:p>
+    <w:p>
+      <w:pPr>
+        <w:pStyle w:val="afa"/>
+        <w:ind w:left="1200" w:firstLineChars="0" w:firstLine="0"/>
+        <w:rPr>
+          <w:rFonts w:hint="eastAsia"/>
+        </w:rPr>
+      </w:pPr>
+      <w:r>
+        <w:rPr>
+          <w:rFonts w:hint="eastAsia"/>
+        </w:rPr>
+        <w:t>进程占用内存越大，优先级越高。该值介于</w:t>
+      </w:r>
+      <w:r>
+        <w:rPr>
+          <w:rFonts w:hint="eastAsia"/>
+        </w:rPr>
+        <w:t>0</w:t>
+      </w:r>
+      <w:r>
+        <w:rPr>
+          <w:rFonts w:hint="eastAsia"/>
+        </w:rPr>
+        <w:t>到</w:t>
+      </w:r>
+      <w:r>
+        <w:rPr>
+          <w:rFonts w:hint="eastAsia"/>
+        </w:rPr>
+        <w:t>16</w:t>
+      </w:r>
+      <w:r>
+        <w:rPr>
+          <w:rFonts w:hint="eastAsia"/>
+        </w:rPr>
+        <w:t>之间。</w:t>
+      </w:r>
+    </w:p>
+    <w:p>
+      <w:pPr>
+        <w:pStyle w:val="afa"/>
+        <w:numPr>
+          <w:ilvl w:val="0"/>
+          <w:numId w:val="17"/>
+        </w:numPr>
+        <w:ind w:firstLineChars="0"/>
+      </w:pPr>
+      <w:r>
+        <w:rPr>
+          <w:rFonts w:hint="eastAsia"/>
+        </w:rPr>
+        <w:t>内存占用优先级</w:t>
+      </w:r>
+    </w:p>
+    <w:p>
+      <w:pPr>
+        <w:pStyle w:val="afa"/>
+        <w:ind w:left="1200" w:firstLineChars="0" w:firstLine="0"/>
+        <w:rPr>
+          <w:rFonts w:hint="eastAsia"/>
+        </w:rPr>
+      </w:pPr>
+      <w:r>
+        <w:rPr>
+          <w:rFonts w:hint="eastAsia"/>
+        </w:rPr>
+        <w:t>内存分配频率越高，优先级越高。</w:t>
+      </w:r>
+      <w:r>
+        <w:rPr>
+          <w:rFonts w:hint="eastAsia"/>
+        </w:rPr>
+        <w:t>该值介于</w:t>
+      </w:r>
+      <w:r>
+        <w:rPr>
+          <w:rFonts w:hint="eastAsia"/>
+        </w:rPr>
+        <w:t>0</w:t>
+      </w:r>
+      <w:r>
+        <w:rPr>
+          <w:rFonts w:hint="eastAsia"/>
+        </w:rPr>
+        <w:t>到</w:t>
+      </w:r>
+      <w:r>
+        <w:rPr>
+          <w:rFonts w:hint="eastAsia"/>
+        </w:rPr>
+        <w:t>16</w:t>
+      </w:r>
+      <w:r>
+        <w:rPr>
+          <w:rFonts w:hint="eastAsia"/>
+        </w:rPr>
+        <w:t>之间。</w:t>
+      </w:r>
+    </w:p>
+    <w:p>
+      <w:pPr>
+        <w:pStyle w:val="afa"/>
+        <w:numPr>
+          <w:ilvl w:val="0"/>
+          <w:numId w:val="17"/>
+        </w:numPr>
+        <w:ind w:firstLineChars="0"/>
+      </w:pPr>
+      <w:r>
+        <w:rPr>
+          <w:rFonts w:hint="eastAsia"/>
+        </w:rPr>
+        <w:t>外设读写优先级</w:t>
+      </w:r>
+    </w:p>
+    <w:p>
+      <w:pPr>
+        <w:pStyle w:val="afa"/>
+        <w:ind w:left="1200" w:firstLineChars="0" w:firstLine="0"/>
+        <w:rPr>
+          <w:rFonts w:hint="eastAsia"/>
+        </w:rPr>
+      </w:pPr>
+      <w:r>
+        <w:rPr>
+          <w:rFonts w:hint="eastAsia"/>
+        </w:rPr>
+        <w:t>外部读写越频繁，优先级越高。</w:t>
+      </w:r>
+      <w:r>
+        <w:rPr>
+          <w:rFonts w:hint="eastAsia"/>
+        </w:rPr>
+        <w:t>该值介于</w:t>
+      </w:r>
+      <w:r>
+        <w:rPr>
+          <w:rFonts w:hint="eastAsia"/>
+        </w:rPr>
+        <w:t>0</w:t>
+      </w:r>
+      <w:r>
+        <w:rPr>
+          <w:rFonts w:hint="eastAsia"/>
+        </w:rPr>
+        <w:t>到</w:t>
+      </w:r>
+      <w:r>
+        <w:rPr>
+          <w:rFonts w:hint="eastAsia"/>
+        </w:rPr>
+        <w:t>16</w:t>
+      </w:r>
+      <w:r>
+        <w:rPr>
+          <w:rFonts w:hint="eastAsia"/>
+        </w:rPr>
+        <w:t>之间。</w:t>
       </w:r>
     </w:p>
     <w:p>
       <w:pPr>
         <w:ind w:firstLine="480"/>
       </w:pPr>
-      <w:r>
-        <w:rPr>
-          <w:rFonts w:hint="eastAsia"/>
-        </w:rPr>
-        <w:t>静态优先级是程序运行时指定的优先级。</w:t>
+    </w:p>
+    <w:p>
+      <w:pPr>
+        <w:pStyle w:val="32"/>
+      </w:pPr>
+      <w:r>
+        <w:lastRenderedPageBreak/>
+        <w:t>3</w:t>
+      </w:r>
+      <w:r>
+        <w:rPr>
+          <w:rFonts w:hint="eastAsia"/>
+        </w:rPr>
+        <w:t>.</w:t>
+      </w:r>
+      <w:r>
+        <w:t>2</w:t>
+      </w:r>
+      <w:r>
+        <w:rPr>
+          <w:rFonts w:hint="eastAsia"/>
+        </w:rPr>
+        <w:t xml:space="preserve">.1  </w:t>
+      </w:r>
+      <w:r>
+        <w:rPr>
+          <w:rFonts w:hint="eastAsia"/>
+        </w:rPr>
+        <w:fldChar w:fldCharType="begin"/>
+      </w:r>
+      <w:r>
+        <w:rPr>
+          <w:rFonts w:hint="eastAsia"/>
+        </w:rPr>
+        <w:instrText xml:space="preserve"> MACROBUTTON NoMacro 3</w:instrText>
+      </w:r>
+      <w:r>
+        <w:rPr>
+          <w:rFonts w:hint="eastAsia"/>
+        </w:rPr>
+        <w:instrText>级标题</w:instrText>
+      </w:r>
+      <w:r>
+        <w:rPr>
+          <w:rFonts w:hint="eastAsia"/>
+        </w:rPr>
+        <w:instrText xml:space="preserve"> </w:instrText>
+      </w:r>
+      <w:r>
+        <w:rPr>
+          <w:rFonts w:hint="eastAsia"/>
+        </w:rPr>
+        <w:fldChar w:fldCharType="end"/>
+      </w:r>
+      <w:r>
+        <w:rPr>
+          <w:rFonts w:hint="eastAsia"/>
+        </w:rPr>
+        <w:t>优先级调度实现</w:t>
       </w:r>
     </w:p>
     <w:p>
@@ -21094,134 +19729,6 @@
         <w:rPr>
           <w:rFonts w:hint="eastAsia"/>
         </w:rPr>
-        <w:t>（</w:t>
-      </w:r>
-      <w:r>
-        <w:rPr>
-          <w:rFonts w:hint="eastAsia"/>
-        </w:rPr>
-        <w:t>7</w:t>
-      </w:r>
-      <w:r>
-        <w:rPr>
-          <w:rFonts w:hint="eastAsia"/>
-        </w:rPr>
-        <w:t>）</w:t>
-      </w:r>
-      <w:r>
-        <w:rPr>
-          <w:rFonts w:hint="eastAsia"/>
-        </w:rPr>
-        <w:t xml:space="preserve"> </w:t>
-      </w:r>
-      <w:r>
-        <w:rPr>
-          <w:rFonts w:hint="eastAsia"/>
-        </w:rPr>
-        <w:t>动态</w:t>
-      </w:r>
-      <w:r>
-        <w:rPr>
-          <w:rFonts w:hint="eastAsia"/>
-        </w:rPr>
-        <w:t>优先级</w:t>
-      </w:r>
-    </w:p>
-    <w:p>
-      <w:pPr>
-        <w:ind w:firstLine="480"/>
-      </w:pPr>
-      <w:r>
-        <w:rPr>
-          <w:rFonts w:hint="eastAsia"/>
-        </w:rPr>
-        <w:t>动态优先级是为了补偿低优先级程序永远不被执行、调度完成后未被调度程序的优先级加</w:t>
-      </w:r>
-      <w:r>
-        <w:rPr>
-          <w:rFonts w:hint="eastAsia"/>
-        </w:rPr>
-        <w:t>1</w:t>
-      </w:r>
-      <w:r>
-        <w:rPr>
-          <w:rFonts w:hint="eastAsia"/>
-        </w:rPr>
-        <w:t>，此举为了补偿低优先级程序的调度机会。</w:t>
-      </w:r>
-    </w:p>
-    <w:p>
-      <w:pPr>
-        <w:ind w:firstLine="480"/>
-      </w:pPr>
-    </w:p>
-    <w:p>
-      <w:pPr>
-        <w:pStyle w:val="32"/>
-      </w:pPr>
-      <w:r>
-        <w:t>3</w:t>
-      </w:r>
-      <w:r>
-        <w:rPr>
-          <w:rFonts w:hint="eastAsia"/>
-        </w:rPr>
-        <w:t>.</w:t>
-      </w:r>
-      <w:r>
-        <w:t>2</w:t>
-      </w:r>
-      <w:r>
-        <w:rPr>
-          <w:rFonts w:hint="eastAsia"/>
-        </w:rPr>
-        <w:t xml:space="preserve">.1  </w:t>
-      </w:r>
-      <w:r>
-        <w:rPr>
-          <w:rFonts w:hint="eastAsia"/>
-        </w:rPr>
-        <w:fldChar w:fldCharType="begin"/>
-      </w:r>
-      <w:r>
-        <w:rPr>
-          <w:rFonts w:hint="eastAsia"/>
-        </w:rPr>
-        <w:instrText xml:space="preserve"> MACROBUTTON NoMacro 3</w:instrText>
-      </w:r>
-      <w:r>
-        <w:rPr>
-          <w:rFonts w:hint="eastAsia"/>
-        </w:rPr>
-        <w:instrText>级标题</w:instrText>
-      </w:r>
-      <w:r>
-        <w:rPr>
-          <w:rFonts w:hint="eastAsia"/>
-        </w:rPr>
-        <w:instrText xml:space="preserve"> </w:instrText>
-      </w:r>
-      <w:r>
-        <w:rPr>
-          <w:rFonts w:hint="eastAsia"/>
-        </w:rPr>
-        <w:fldChar w:fldCharType="end"/>
-      </w:r>
-      <w:r>
-        <w:rPr>
-          <w:rFonts w:hint="eastAsia"/>
-        </w:rPr>
-        <w:t>优先级调度实现</w:t>
-      </w:r>
-    </w:p>
-    <w:p>
-      <w:pPr>
-        <w:ind w:firstLine="480"/>
-      </w:pPr>
-      <w:r>
-        <w:rPr>
-          <w:rFonts w:hint="eastAsia"/>
-        </w:rPr>
         <w:t>优先级调度分为两个方面：</w:t>
       </w:r>
       <w:r>
@@ -21260,14 +19767,12 @@
         </w:rPr>
         <w:t>利用率最低的加载运行程序。为了负载均衡，内核线程会动态的计算各个</w:t>
       </w:r>
-      <w:proofErr w:type="spellStart"/>
       <w:r>
         <w:rPr>
           <w:rFonts w:hint="eastAsia"/>
         </w:rPr>
         <w:t>cpu</w:t>
       </w:r>
-      <w:proofErr w:type="spellEnd"/>
       <w:r>
         <w:rPr>
           <w:rFonts w:hint="eastAsia"/>
@@ -21289,28 +19794,24 @@
         </w:rPr>
         <w:t>会将该</w:t>
       </w:r>
-      <w:proofErr w:type="spellStart"/>
       <w:r>
         <w:rPr>
           <w:rFonts w:hint="eastAsia"/>
         </w:rPr>
         <w:t>cpu</w:t>
       </w:r>
-      <w:proofErr w:type="spellEnd"/>
       <w:r>
         <w:rPr>
           <w:rFonts w:hint="eastAsia"/>
         </w:rPr>
         <w:t>中占用率最高的线程交给其他</w:t>
       </w:r>
-      <w:proofErr w:type="spellStart"/>
       <w:r>
         <w:rPr>
           <w:rFonts w:hint="eastAsia"/>
         </w:rPr>
         <w:t>cpu</w:t>
       </w:r>
-      <w:proofErr w:type="spellEnd"/>
       <w:r>
         <w:rPr>
           <w:rFonts w:hint="eastAsia"/>
@@ -21538,7 +20039,6 @@
         <w:rPr>
           <w:rFonts w:hint="eastAsia"/>
         </w:rPr>
-        <w:lastRenderedPageBreak/>
         <w:t>用户程序</w:t>
       </w:r>
       <w:r>
@@ -21598,21 +20098,7 @@
         <w:rPr>
           <w:rFonts w:hint="eastAsia"/>
         </w:rPr>
-        <w:t>，此举为了</w:t>
-      </w:r>
-      <w:proofErr w:type="gramStart"/>
-      <w:r>
-        <w:rPr>
-          <w:rFonts w:hint="eastAsia"/>
-        </w:rPr>
-        <w:t>防止低</w:t>
-      </w:r>
-      <w:proofErr w:type="gramEnd"/>
-      <w:r>
-        <w:rPr>
-          <w:rFonts w:hint="eastAsia"/>
-        </w:rPr>
-        <w:t>优先级程序永远不会被执行。</w:t>
+        <w:t>，此举为了防止低优先级程序永远不会被执行。</w:t>
       </w:r>
     </w:p>
     <w:p>
@@ -21736,7 +20222,7 @@
       <w:pPr>
         <w:ind w:firstLine="480"/>
         <w:sectPr>
-          <w:headerReference w:type="default" r:id="rId21"/>
+          <w:headerReference w:type="default" r:id="rId23"/>
           <w:pgSz w:w="11907" w:h="16840" w:code="9"/>
           <w:pgMar w:top="1701" w:right="1418" w:bottom="1418" w:left="1418" w:header="907" w:footer="851" w:gutter="567"/>
           <w:paperSrc w:first="31096" w:other="31096"/>
@@ -21747,48 +20233,34 @@
     </w:p>
     <w:p>
       <w:pPr>
-        <w:spacing w:before="480" w:after="360" w:line="240" w:lineRule="auto"/>
-        <w:ind w:firstLineChars="0" w:firstLine="0"/>
-        <w:jc w:val="center"/>
-        <w:outlineLvl w:val="0"/>
-        <w:rPr>
-          <w:rFonts w:eastAsia="黑体"/>
-          <w:sz w:val="32"/>
-          <w:szCs w:val="32"/>
-        </w:rPr>
-      </w:pPr>
-      <w:bookmarkStart w:id="29" w:name="_Toc385763030"/>
-      <w:bookmarkStart w:id="30" w:name="_Toc385763062"/>
-      <w:bookmarkStart w:id="31" w:name="_Toc385763102"/>
-      <w:bookmarkStart w:id="32" w:name="_Toc385763160"/>
-      <w:bookmarkStart w:id="33" w:name="_Toc385763199"/>
-      <w:r>
-        <w:rPr>
-          <w:rFonts w:eastAsia="黑体" w:hint="eastAsia"/>
-          <w:sz w:val="32"/>
-          <w:szCs w:val="32"/>
+        <w:pStyle w:val="a4"/>
+      </w:pPr>
+      <w:bookmarkStart w:id="28" w:name="_Toc385763030"/>
+      <w:bookmarkStart w:id="29" w:name="_Toc385763062"/>
+      <w:bookmarkStart w:id="30" w:name="_Toc385763102"/>
+      <w:bookmarkStart w:id="31" w:name="_Toc385763160"/>
+      <w:bookmarkStart w:id="32" w:name="_Toc385763199"/>
+      <w:r>
+        <w:rPr>
+          <w:rFonts w:hint="eastAsia"/>
         </w:rPr>
         <w:lastRenderedPageBreak/>
         <w:t xml:space="preserve">4 </w:t>
       </w:r>
       <w:r>
         <w:rPr>
-          <w:rFonts w:eastAsia="黑体" w:hint="eastAsia"/>
-          <w:sz w:val="32"/>
-          <w:szCs w:val="32"/>
+          <w:rFonts w:hint="eastAsia"/>
         </w:rPr>
         <w:t xml:space="preserve"> </w:t>
       </w:r>
+      <w:bookmarkEnd w:id="28"/>
       <w:bookmarkEnd w:id="29"/>
       <w:bookmarkEnd w:id="30"/>
       <w:bookmarkEnd w:id="31"/>
       <w:bookmarkEnd w:id="32"/>
-      <w:bookmarkEnd w:id="33"/>
-      <w:r>
-        <w:rPr>
-          <w:rFonts w:eastAsia="黑体" w:hint="eastAsia"/>
-          <w:sz w:val="32"/>
-          <w:szCs w:val="32"/>
+      <w:r>
+        <w:rPr>
+          <w:rFonts w:hint="eastAsia"/>
         </w:rPr>
         <w:t>基于深度学习和优先级的任务调度</w:t>
       </w:r>
@@ -21802,11 +20274,11 @@
       <w:pPr>
         <w:pStyle w:val="22"/>
       </w:pPr>
-      <w:bookmarkStart w:id="34" w:name="_Toc385763027"/>
-      <w:bookmarkStart w:id="35" w:name="_Toc385763059"/>
-      <w:bookmarkStart w:id="36" w:name="_Toc385763099"/>
-      <w:bookmarkStart w:id="37" w:name="_Toc385763157"/>
-      <w:bookmarkStart w:id="38" w:name="_Toc385763196"/>
+      <w:bookmarkStart w:id="33" w:name="_Toc385763027"/>
+      <w:bookmarkStart w:id="34" w:name="_Toc385763059"/>
+      <w:bookmarkStart w:id="35" w:name="_Toc385763099"/>
+      <w:bookmarkStart w:id="36" w:name="_Toc385763157"/>
+      <w:bookmarkStart w:id="37" w:name="_Toc385763196"/>
       <w:r>
         <w:t>4</w:t>
       </w:r>
@@ -21862,11 +20334,11 @@
         <w:t>深度学习开源库</w:t>
       </w:r>
     </w:p>
+    <w:bookmarkEnd w:id="33"/>
     <w:bookmarkEnd w:id="34"/>
     <w:bookmarkEnd w:id="35"/>
     <w:bookmarkEnd w:id="36"/>
     <w:bookmarkEnd w:id="37"/>
-    <w:bookmarkEnd w:id="38"/>
     <w:p>
       <w:pPr>
         <w:ind w:firstLine="480"/>
@@ -21945,21 +20417,7 @@
         <w:rPr>
           <w:rFonts w:hint="eastAsia"/>
         </w:rPr>
-        <w:t>轻量便携。代码库</w:t>
-      </w:r>
-      <w:proofErr w:type="gramStart"/>
-      <w:r>
-        <w:rPr>
-          <w:rFonts w:hint="eastAsia"/>
-        </w:rPr>
-        <w:t>极</w:t>
-      </w:r>
-      <w:proofErr w:type="gramEnd"/>
-      <w:r>
-        <w:rPr>
-          <w:rFonts w:hint="eastAsia"/>
-        </w:rPr>
-        <w:t>简，核心代码不到</w:t>
+        <w:t>轻量便携。代码库极简，核心代码不到</w:t>
       </w:r>
       <w:r>
         <w:rPr>
@@ -22030,21 +20488,7 @@
         <w:rPr>
           <w:rFonts w:hint="eastAsia"/>
         </w:rPr>
-        <w:t>灵活强大。通过计算图构建模型，</w:t>
-      </w:r>
-      <w:proofErr w:type="gramStart"/>
-      <w:r>
-        <w:rPr>
-          <w:rFonts w:hint="eastAsia"/>
-        </w:rPr>
-        <w:t>支持图基反向</w:t>
-      </w:r>
-      <w:proofErr w:type="gramEnd"/>
-      <w:r>
-        <w:rPr>
-          <w:rFonts w:hint="eastAsia"/>
-        </w:rPr>
-        <w:t>模式自动微分，可实现复杂的拓扑结构，如权重共享、多输入</w:t>
+        <w:t>灵活强大。通过计算图构建模型，支持图基反向模式自动微分，可实现复杂的拓扑结构，如权重共享、多输入</w:t>
       </w:r>
       <w:r>
         <w:rPr>
@@ -22290,21 +20734,7 @@
         <w:rPr>
           <w:rFonts w:hint="eastAsia"/>
         </w:rPr>
-        <w:t>代码</w:t>
-      </w:r>
-      <w:proofErr w:type="gramStart"/>
-      <w:r>
-        <w:rPr>
-          <w:rFonts w:hint="eastAsia"/>
-        </w:rPr>
-        <w:t>极</w:t>
-      </w:r>
-      <w:proofErr w:type="gramEnd"/>
-      <w:r>
-        <w:rPr>
-          <w:rFonts w:hint="eastAsia"/>
-        </w:rPr>
-        <w:t>简，便于学习和理解深度学习库的内部原理。</w:t>
+        <w:t>代码极简，便于学习和理解深度学习库的内部原理。</w:t>
       </w:r>
     </w:p>
     <w:p>
@@ -22487,7 +20917,7 @@
       <w:pPr>
         <w:ind w:firstLineChars="83" w:firstLine="199"/>
         <w:sectPr>
-          <w:headerReference w:type="default" r:id="rId22"/>
+          <w:headerReference w:type="default" r:id="rId24"/>
           <w:pgSz w:w="11907" w:h="16840" w:code="9"/>
           <w:pgMar w:top="1701" w:right="1418" w:bottom="1418" w:left="1418" w:header="907" w:footer="851" w:gutter="567"/>
           <w:paperSrc w:first="31096" w:other="31096"/>
@@ -22594,12 +21024,12 @@
       <w:pPr>
         <w:pStyle w:val="32"/>
       </w:pPr>
-      <w:bookmarkStart w:id="39" w:name="_Toc385762755"/>
-      <w:bookmarkStart w:id="40" w:name="_Toc385763032"/>
-      <w:bookmarkStart w:id="41" w:name="_Toc385763064"/>
-      <w:bookmarkStart w:id="42" w:name="_Toc385763104"/>
-      <w:bookmarkStart w:id="43" w:name="_Toc385763162"/>
-      <w:bookmarkStart w:id="44" w:name="_Toc385763201"/>
+      <w:bookmarkStart w:id="38" w:name="_Toc385762755"/>
+      <w:bookmarkStart w:id="39" w:name="_Toc385763032"/>
+      <w:bookmarkStart w:id="40" w:name="_Toc385763064"/>
+      <w:bookmarkStart w:id="41" w:name="_Toc385763104"/>
+      <w:bookmarkStart w:id="42" w:name="_Toc385763162"/>
+      <w:bookmarkStart w:id="43" w:name="_Toc385763201"/>
       <w:r>
         <w:t>4.2</w:t>
       </w:r>
@@ -22609,12 +21039,12 @@
       <w:r>
         <w:t>级标题</w:t>
       </w:r>
+      <w:bookmarkEnd w:id="38"/>
       <w:bookmarkEnd w:id="39"/>
       <w:bookmarkEnd w:id="40"/>
       <w:bookmarkEnd w:id="41"/>
       <w:bookmarkEnd w:id="42"/>
       <w:bookmarkEnd w:id="43"/>
-      <w:bookmarkEnd w:id="44"/>
     </w:p>
     <w:p>
       <w:pPr>
@@ -22833,43 +21263,31 @@
     </w:p>
     <w:p>
       <w:pPr>
-        <w:spacing w:before="480" w:after="360" w:line="240" w:lineRule="auto"/>
-        <w:ind w:firstLineChars="0" w:firstLine="0"/>
-        <w:jc w:val="center"/>
-        <w:outlineLvl w:val="0"/>
-        <w:rPr>
-          <w:rFonts w:eastAsia="黑体"/>
-          <w:sz w:val="32"/>
-          <w:szCs w:val="32"/>
-        </w:rPr>
-      </w:pPr>
-      <w:bookmarkStart w:id="45" w:name="_Toc385763033"/>
-      <w:bookmarkStart w:id="46" w:name="_Toc385763065"/>
-      <w:bookmarkStart w:id="47" w:name="_Toc385763105"/>
-      <w:bookmarkStart w:id="48" w:name="_Toc385763163"/>
-      <w:bookmarkStart w:id="49" w:name="_Toc385763202"/>
-      <w:r>
-        <w:rPr>
-          <w:rFonts w:eastAsia="黑体" w:hint="eastAsia"/>
-          <w:sz w:val="32"/>
-          <w:szCs w:val="32"/>
+        <w:pStyle w:val="a4"/>
+      </w:pPr>
+      <w:bookmarkStart w:id="44" w:name="_Toc385763033"/>
+      <w:bookmarkStart w:id="45" w:name="_Toc385763065"/>
+      <w:bookmarkStart w:id="46" w:name="_Toc385763105"/>
+      <w:bookmarkStart w:id="47" w:name="_Toc385763163"/>
+      <w:bookmarkStart w:id="48" w:name="_Toc385763202"/>
+      <w:r>
+        <w:rPr>
+          <w:rFonts w:hint="eastAsia"/>
         </w:rPr>
         <w:lastRenderedPageBreak/>
         <w:t xml:space="preserve">5  </w:t>
       </w:r>
       <w:r>
         <w:rPr>
-          <w:rFonts w:eastAsia="黑体" w:hint="eastAsia"/>
-          <w:sz w:val="32"/>
-          <w:szCs w:val="32"/>
+          <w:rFonts w:hint="eastAsia"/>
         </w:rPr>
         <w:t>结论</w:t>
       </w:r>
+      <w:bookmarkEnd w:id="44"/>
       <w:bookmarkEnd w:id="45"/>
       <w:bookmarkEnd w:id="46"/>
       <w:bookmarkEnd w:id="47"/>
       <w:bookmarkEnd w:id="48"/>
-      <w:bookmarkEnd w:id="49"/>
     </w:p>
     <w:p>
       <w:pPr>
@@ -22906,7 +21324,7 @@
       <w:pPr>
         <w:ind w:firstLineChars="83" w:firstLine="199"/>
         <w:sectPr>
-          <w:headerReference w:type="default" r:id="rId23"/>
+          <w:headerReference w:type="default" r:id="rId25"/>
           <w:pgSz w:w="11907" w:h="16840" w:code="9"/>
           <w:pgMar w:top="1701" w:right="1418" w:bottom="1418" w:left="1418" w:header="907" w:footer="851" w:gutter="567"/>
           <w:paperSrc w:first="31096" w:other="31096"/>
@@ -22919,12 +21337,12 @@
       <w:pPr>
         <w:pStyle w:val="a4"/>
       </w:pPr>
-      <w:bookmarkStart w:id="50" w:name="_Toc385762756"/>
-      <w:bookmarkStart w:id="51" w:name="_Toc385763034"/>
-      <w:bookmarkStart w:id="52" w:name="_Toc385763066"/>
-      <w:bookmarkStart w:id="53" w:name="_Toc385763106"/>
-      <w:bookmarkStart w:id="54" w:name="_Toc385763164"/>
-      <w:bookmarkStart w:id="55" w:name="_Toc385763203"/>
+      <w:bookmarkStart w:id="49" w:name="_Toc385762756"/>
+      <w:bookmarkStart w:id="50" w:name="_Toc385763034"/>
+      <w:bookmarkStart w:id="51" w:name="_Toc385763066"/>
+      <w:bookmarkStart w:id="52" w:name="_Toc385763106"/>
+      <w:bookmarkStart w:id="53" w:name="_Toc385763164"/>
+      <w:bookmarkStart w:id="54" w:name="_Toc385763203"/>
       <w:r>
         <w:rPr>
           <w:rFonts w:hint="eastAsia"/>
@@ -22932,12 +21350,12 @@
         <w:lastRenderedPageBreak/>
         <w:t>参考文献</w:t>
       </w:r>
+      <w:bookmarkEnd w:id="49"/>
       <w:bookmarkEnd w:id="50"/>
       <w:bookmarkEnd w:id="51"/>
       <w:bookmarkEnd w:id="52"/>
       <w:bookmarkEnd w:id="53"/>
       <w:bookmarkEnd w:id="54"/>
-      <w:bookmarkEnd w:id="55"/>
     </w:p>
     <w:p>
       <w:pPr>
@@ -22980,88 +21398,32 @@
         <w:pStyle w:val="ab"/>
         <w:ind w:firstLine="420"/>
         <w:rPr>
+          <w:rFonts w:ascii="宋体" w:hAnsi="宋体" w:hint="eastAsia"/>
+        </w:rPr>
+      </w:pPr>
+      <w:bookmarkStart w:id="55" w:name="ref1"/>
+      <w:r>
+        <w:rPr>
           <w:rFonts w:ascii="宋体" w:hAnsi="宋体"/>
         </w:rPr>
-      </w:pPr>
-      <w:bookmarkStart w:id="56" w:name="ref1"/>
-      <w:r>
-        <w:rPr>
-          <w:rFonts w:ascii="宋体" w:hAnsi="宋体"/>
-        </w:rPr>
-        <w:t xml:space="preserve">[1] DIJKSTRA E W. The structure of the “THE”-multiprogramming </w:t>
-      </w:r>
-      <w:proofErr w:type="gramStart"/>
-      <w:r>
-        <w:rPr>
-          <w:rFonts w:ascii="宋体" w:hAnsi="宋体"/>
-        </w:rPr>
-        <w:t>system[</w:t>
-      </w:r>
-      <w:proofErr w:type="gramEnd"/>
-      <w:r>
-        <w:rPr>
-          <w:rFonts w:ascii="宋体" w:hAnsi="宋体"/>
-        </w:rPr>
-        <w:t>J]. Communications of the ACM, 1968, 11(5): 341-346</w:t>
-      </w:r>
-      <w:proofErr w:type="gramStart"/>
-      <w:r>
-        <w:rPr>
-          <w:rFonts w:ascii="宋体" w:hAnsi="宋体"/>
-        </w:rPr>
-        <w:t>.[</w:t>
-      </w:r>
-      <w:proofErr w:type="gramEnd"/>
-      <w:r>
-        <w:rPr>
-          <w:rFonts w:ascii="宋体" w:hAnsi="宋体"/>
-        </w:rPr>
-        <w:t>reference:20]</w:t>
-      </w:r>
-      <w:bookmarkEnd w:id="56"/>
+        <w:t>[1] DIJKSTRA E W. The structure of the “THE”-multiprogramming system[J]. Communications of the ACM, 1968, 11(5): 341-346.[reference:20]</w:t>
+      </w:r>
+      <w:bookmarkEnd w:id="55"/>
     </w:p>
     <w:p>
       <w:pPr>
         <w:pStyle w:val="ab"/>
         <w:ind w:firstLine="420"/>
         <w:rPr>
+          <w:rFonts w:ascii="宋体" w:hAnsi="宋体" w:hint="eastAsia"/>
+        </w:rPr>
+      </w:pPr>
+      <w:bookmarkStart w:id="56" w:name="ref2"/>
+      <w:r>
+        <w:rPr>
           <w:rFonts w:ascii="宋体" w:hAnsi="宋体"/>
         </w:rPr>
-      </w:pPr>
-      <w:bookmarkStart w:id="57" w:name="ref2"/>
-      <w:r>
-        <w:rPr>
-          <w:rFonts w:ascii="宋体" w:hAnsi="宋体"/>
-        </w:rPr>
-        <w:t xml:space="preserve">[2] LIU C L, LAYLAND J W. Scheduling algorithms for multiprogramming in a hard-real-time </w:t>
-      </w:r>
-      <w:proofErr w:type="gramStart"/>
-      <w:r>
-        <w:rPr>
-          <w:rFonts w:ascii="宋体" w:hAnsi="宋体"/>
-        </w:rPr>
-        <w:t>environment[</w:t>
-      </w:r>
-      <w:proofErr w:type="gramEnd"/>
-      <w:r>
-        <w:rPr>
-          <w:rFonts w:ascii="宋体" w:hAnsi="宋体"/>
-        </w:rPr>
-        <w:t>J]. Journal of the ACM, 1973, 20(1): 46-61</w:t>
-      </w:r>
-      <w:proofErr w:type="gramStart"/>
-      <w:r>
-        <w:rPr>
-          <w:rFonts w:ascii="宋体" w:hAnsi="宋体"/>
-        </w:rPr>
-        <w:t>.[</w:t>
-      </w:r>
-      <w:proofErr w:type="gramEnd"/>
-      <w:r>
-        <w:rPr>
-          <w:rFonts w:ascii="宋体" w:hAnsi="宋体"/>
-        </w:rPr>
-        <w:t>reference:21][reference:22]</w:t>
+        <w:t>[2] LIU C L, LAYLAND J W. Scheduling algorithms for multiprogramming in a hard-real-time environment[J]. Journal of the ACM, 1973, 20(1): 46-61.[reference:21][reference:22]</w:t>
       </w:r>
     </w:p>
     <w:p>
@@ -23069,44 +21431,16 @@
         <w:pStyle w:val="ab"/>
         <w:ind w:firstLine="420"/>
         <w:rPr>
+          <w:rFonts w:ascii="宋体" w:hAnsi="宋体" w:hint="eastAsia"/>
+        </w:rPr>
+      </w:pPr>
+      <w:bookmarkStart w:id="57" w:name="ref3"/>
+      <w:bookmarkEnd w:id="56"/>
+      <w:r>
+        <w:rPr>
           <w:rFonts w:ascii="宋体" w:hAnsi="宋体"/>
         </w:rPr>
-      </w:pPr>
-      <w:bookmarkStart w:id="58" w:name="ref3"/>
-      <w:bookmarkEnd w:id="57"/>
-      <w:r>
-        <w:rPr>
-          <w:rFonts w:ascii="宋体" w:hAnsi="宋体"/>
-        </w:rPr>
-        <w:t xml:space="preserve">[3] RITCHIE D M, THOMPSON K. The UNIX time-sharing </w:t>
-      </w:r>
-      <w:proofErr w:type="gramStart"/>
-      <w:r>
-        <w:rPr>
-          <w:rFonts w:ascii="宋体" w:hAnsi="宋体"/>
-        </w:rPr>
-        <w:t>system[</w:t>
-      </w:r>
-      <w:proofErr w:type="gramEnd"/>
-      <w:r>
-        <w:rPr>
-          <w:rFonts w:ascii="宋体" w:hAnsi="宋体"/>
-        </w:rPr>
-        <w:t>J]. Communications of the ACM, 1974, 17(7): 365-375</w:t>
-      </w:r>
-      <w:proofErr w:type="gramStart"/>
-      <w:r>
-        <w:rPr>
-          <w:rFonts w:ascii="宋体" w:hAnsi="宋体"/>
-        </w:rPr>
-        <w:t>.[</w:t>
-      </w:r>
-      <w:proofErr w:type="gramEnd"/>
-      <w:r>
-        <w:rPr>
-          <w:rFonts w:ascii="宋体" w:hAnsi="宋体"/>
-        </w:rPr>
-        <w:t>reference:23][reference:24]</w:t>
+        <w:t>[3] RITCHIE D M, THOMPSON K. The UNIX time-sharing system[J]. Communications of the ACM, 1974, 17(7): 365-375.[reference:23][reference:24]</w:t>
       </w:r>
     </w:p>
     <w:p>
@@ -23114,44 +21448,16 @@
         <w:pStyle w:val="ab"/>
         <w:ind w:firstLine="420"/>
         <w:rPr>
+          <w:rFonts w:ascii="宋体" w:hAnsi="宋体" w:hint="eastAsia"/>
+        </w:rPr>
+      </w:pPr>
+      <w:bookmarkStart w:id="58" w:name="ref4"/>
+      <w:bookmarkEnd w:id="57"/>
+      <w:r>
+        <w:rPr>
           <w:rFonts w:ascii="宋体" w:hAnsi="宋体"/>
         </w:rPr>
-      </w:pPr>
-      <w:bookmarkStart w:id="59" w:name="ref4"/>
-      <w:bookmarkEnd w:id="58"/>
-      <w:r>
-        <w:rPr>
-          <w:rFonts w:ascii="宋体" w:hAnsi="宋体"/>
-        </w:rPr>
-        <w:t xml:space="preserve">[4] HANSEN P B. The nucleus of a multiprogramming </w:t>
-      </w:r>
-      <w:proofErr w:type="gramStart"/>
-      <w:r>
-        <w:rPr>
-          <w:rFonts w:ascii="宋体" w:hAnsi="宋体"/>
-        </w:rPr>
-        <w:t>system[</w:t>
-      </w:r>
-      <w:proofErr w:type="gramEnd"/>
-      <w:r>
-        <w:rPr>
-          <w:rFonts w:ascii="宋体" w:hAnsi="宋体"/>
-        </w:rPr>
-        <w:t>J]. Communications of the ACM, 1970, 13(4): 238-241</w:t>
-      </w:r>
-      <w:proofErr w:type="gramStart"/>
-      <w:r>
-        <w:rPr>
-          <w:rFonts w:ascii="宋体" w:hAnsi="宋体"/>
-        </w:rPr>
-        <w:t>.[</w:t>
-      </w:r>
-      <w:proofErr w:type="gramEnd"/>
-      <w:r>
-        <w:rPr>
-          <w:rFonts w:ascii="宋体" w:hAnsi="宋体"/>
-        </w:rPr>
-        <w:t>reference:25]</w:t>
+        <w:t>[4] HANSEN P B. The nucleus of a multiprogramming system[J]. Communications of the ACM, 1970, 13(4): 238-241.[reference:25]</w:t>
       </w:r>
     </w:p>
     <w:p>
@@ -23159,53 +21465,25 @@
         <w:pStyle w:val="ab"/>
         <w:ind w:firstLine="420"/>
         <w:rPr>
+          <w:rFonts w:ascii="宋体" w:hAnsi="宋体" w:hint="eastAsia"/>
+        </w:rPr>
+      </w:pPr>
+      <w:bookmarkStart w:id="59" w:name="ref5"/>
+      <w:bookmarkEnd w:id="58"/>
+      <w:r>
+        <w:rPr>
           <w:rFonts w:ascii="宋体" w:hAnsi="宋体"/>
         </w:rPr>
-      </w:pPr>
-      <w:bookmarkStart w:id="60" w:name="ref5"/>
-      <w:bookmarkEnd w:id="59"/>
-      <w:r>
-        <w:rPr>
-          <w:rFonts w:ascii="宋体" w:hAnsi="宋体"/>
-        </w:rPr>
-        <w:t xml:space="preserve">[5] BUNT R B. Scheduling techniques in operating </w:t>
-      </w:r>
-      <w:proofErr w:type="gramStart"/>
-      <w:r>
-        <w:rPr>
-          <w:rFonts w:ascii="宋体" w:hAnsi="宋体"/>
-        </w:rPr>
-        <w:t>systems[</w:t>
-      </w:r>
-      <w:proofErr w:type="gramEnd"/>
-      <w:r>
-        <w:rPr>
-          <w:rFonts w:ascii="宋体" w:hAnsi="宋体"/>
-        </w:rPr>
-        <w:t>J]. Computer, 1976, 9(10): 10-17</w:t>
-      </w:r>
-      <w:proofErr w:type="gramStart"/>
-      <w:r>
-        <w:rPr>
-          <w:rFonts w:ascii="宋体" w:hAnsi="宋体"/>
-        </w:rPr>
-        <w:t>.[</w:t>
-      </w:r>
-      <w:proofErr w:type="gramEnd"/>
-      <w:r>
-        <w:rPr>
-          <w:rFonts w:ascii="宋体" w:hAnsi="宋体"/>
-        </w:rPr>
-        <w:t>reference:26]</w:t>
-      </w:r>
-    </w:p>
-    <w:bookmarkEnd w:id="60"/>
+        <w:t>[5] BUNT R B. Scheduling techniques in operating systems[J]. Computer, 1976, 9(10): 10-17.[reference:26]</w:t>
+      </w:r>
+    </w:p>
+    <w:bookmarkEnd w:id="59"/>
     <w:p>
       <w:pPr>
         <w:pStyle w:val="ab"/>
         <w:ind w:firstLine="420"/>
         <w:rPr>
-          <w:rFonts w:ascii="宋体" w:hAnsi="宋体" w:cs="Segoe UI"/>
+          <w:rFonts w:ascii="宋体" w:hAnsi="宋体" w:cs="Segoe UI" w:hint="eastAsia"/>
           <w:color w:val="0F1115"/>
           <w:shd w:val="clear" w:color="auto" w:fill="FFFFFF"/>
         </w:rPr>
@@ -23216,7 +21494,7 @@
         <w:pStyle w:val="ab"/>
         <w:ind w:firstLine="420"/>
         <w:rPr>
-          <w:rFonts w:ascii="宋体" w:hAnsi="宋体" w:cs="Segoe UI"/>
+          <w:rFonts w:ascii="宋体" w:hAnsi="宋体" w:cs="Segoe UI" w:hint="eastAsia"/>
           <w:color w:val="0F1115"/>
           <w:shd w:val="clear" w:color="auto" w:fill="FFFFFF"/>
         </w:rPr>
@@ -23399,21 +21677,7 @@
         <w:rPr>
           <w:rFonts w:hint="eastAsia"/>
         </w:rPr>
-        <w:t>第一版</w:t>
-      </w:r>
-      <w:proofErr w:type="gramStart"/>
-      <w:r>
-        <w:rPr>
-          <w:rFonts w:hint="eastAsia"/>
-        </w:rPr>
-        <w:t>不</w:t>
-      </w:r>
-      <w:proofErr w:type="gramEnd"/>
-      <w:r>
-        <w:rPr>
-          <w:rFonts w:hint="eastAsia"/>
-        </w:rPr>
-        <w:t>著录</w:t>
+        <w:t>第一版不著录</w:t>
       </w:r>
       <w:r>
         <w:rPr>
@@ -24165,7 +22429,7 @@
         <w:pStyle w:val="ab"/>
         <w:ind w:firstLine="420"/>
         <w:rPr>
-          <w:rFonts w:ascii="宋体" w:hAnsi="宋体"/>
+          <w:rFonts w:ascii="宋体" w:hAnsi="宋体" w:hint="eastAsia"/>
         </w:rPr>
       </w:pPr>
     </w:p>
@@ -24191,7 +22455,7 @@
           <w:szCs w:val="28"/>
         </w:rPr>
         <w:sectPr>
-          <w:headerReference w:type="default" r:id="rId24"/>
+          <w:headerReference w:type="default" r:id="rId26"/>
           <w:pgSz w:w="11907" w:h="16840" w:code="9"/>
           <w:pgMar w:top="1701" w:right="1418" w:bottom="1418" w:left="1418" w:header="907" w:footer="851" w:gutter="567"/>
           <w:paperSrc w:first="31096" w:other="31096"/>
@@ -24204,12 +22468,12 @@
       <w:pPr>
         <w:pStyle w:val="a4"/>
       </w:pPr>
-      <w:bookmarkStart w:id="61" w:name="_Toc385762757"/>
-      <w:bookmarkStart w:id="62" w:name="_Toc385763035"/>
-      <w:bookmarkStart w:id="63" w:name="_Toc385763067"/>
-      <w:bookmarkStart w:id="64" w:name="_Toc385763107"/>
-      <w:bookmarkStart w:id="65" w:name="_Toc385763165"/>
-      <w:bookmarkStart w:id="66" w:name="_Toc385763204"/>
+      <w:bookmarkStart w:id="60" w:name="_Toc385762757"/>
+      <w:bookmarkStart w:id="61" w:name="_Toc385763035"/>
+      <w:bookmarkStart w:id="62" w:name="_Toc385763067"/>
+      <w:bookmarkStart w:id="63" w:name="_Toc385763107"/>
+      <w:bookmarkStart w:id="64" w:name="_Toc385763165"/>
+      <w:bookmarkStart w:id="65" w:name="_Toc385763204"/>
       <w:r>
         <w:rPr>
           <w:rFonts w:hint="eastAsia"/>
@@ -24223,18 +22487,18 @@
         </w:rPr>
         <w:t xml:space="preserve"> A</w:t>
       </w:r>
+      <w:bookmarkEnd w:id="60"/>
       <w:bookmarkEnd w:id="61"/>
       <w:bookmarkEnd w:id="62"/>
       <w:bookmarkEnd w:id="63"/>
       <w:bookmarkEnd w:id="64"/>
       <w:bookmarkEnd w:id="65"/>
-      <w:bookmarkEnd w:id="66"/>
     </w:p>
     <w:p>
       <w:pPr>
         <w:pStyle w:val="ae"/>
         <w:rPr>
-          <w:rFonts w:ascii="黑体" w:hAnsi="黑体"/>
+          <w:rFonts w:ascii="黑体" w:hAnsi="黑体" w:hint="eastAsia"/>
         </w:rPr>
       </w:pPr>
       <w:r>
@@ -24374,8 +22638,8 @@
       <w:pPr>
         <w:pStyle w:val="a4"/>
         <w:sectPr>
-          <w:headerReference w:type="default" r:id="rId25"/>
-          <w:footerReference w:type="default" r:id="rId26"/>
+          <w:headerReference w:type="default" r:id="rId27"/>
+          <w:footerReference w:type="default" r:id="rId28"/>
           <w:pgSz w:w="11907" w:h="16840" w:code="9"/>
           <w:pgMar w:top="1701" w:right="1418" w:bottom="1418" w:left="1418" w:header="907" w:footer="851" w:gutter="567"/>
           <w:paperSrc w:first="31096" w:other="31096"/>
@@ -24388,12 +22652,12 @@
       <w:pPr>
         <w:pStyle w:val="a4"/>
       </w:pPr>
-      <w:bookmarkStart w:id="67" w:name="_Toc385762758"/>
-      <w:bookmarkStart w:id="68" w:name="_Toc385763036"/>
-      <w:bookmarkStart w:id="69" w:name="_Toc385763068"/>
-      <w:bookmarkStart w:id="70" w:name="_Toc385763108"/>
-      <w:bookmarkStart w:id="71" w:name="_Toc385763166"/>
-      <w:bookmarkStart w:id="72" w:name="_Toc385763205"/>
+      <w:bookmarkStart w:id="66" w:name="_Toc385762758"/>
+      <w:bookmarkStart w:id="67" w:name="_Toc385763036"/>
+      <w:bookmarkStart w:id="68" w:name="_Toc385763068"/>
+      <w:bookmarkStart w:id="69" w:name="_Toc385763108"/>
+      <w:bookmarkStart w:id="70" w:name="_Toc385763166"/>
+      <w:bookmarkStart w:id="71" w:name="_Toc385763205"/>
       <w:r>
         <w:rPr>
           <w:rFonts w:hint="eastAsia"/>
@@ -24401,12 +22665,12 @@
         <w:lastRenderedPageBreak/>
         <w:t>索引</w:t>
       </w:r>
+      <w:bookmarkEnd w:id="66"/>
       <w:bookmarkEnd w:id="67"/>
       <w:bookmarkEnd w:id="68"/>
       <w:bookmarkEnd w:id="69"/>
       <w:bookmarkEnd w:id="70"/>
       <w:bookmarkEnd w:id="71"/>
-      <w:bookmarkEnd w:id="72"/>
     </w:p>
     <w:p>
       <w:pPr>
@@ -24461,12 +22725,12 @@
       <w:pPr>
         <w:pStyle w:val="a4"/>
       </w:pPr>
-      <w:bookmarkStart w:id="73" w:name="_Toc385762759"/>
-      <w:bookmarkStart w:id="74" w:name="_Toc385763037"/>
-      <w:bookmarkStart w:id="75" w:name="_Toc385763069"/>
-      <w:bookmarkStart w:id="76" w:name="_Toc385763109"/>
-      <w:bookmarkStart w:id="77" w:name="_Toc385763167"/>
-      <w:bookmarkStart w:id="78" w:name="_Toc385763206"/>
+      <w:bookmarkStart w:id="72" w:name="_Toc385762759"/>
+      <w:bookmarkStart w:id="73" w:name="_Toc385763037"/>
+      <w:bookmarkStart w:id="74" w:name="_Toc385763069"/>
+      <w:bookmarkStart w:id="75" w:name="_Toc385763109"/>
+      <w:bookmarkStart w:id="76" w:name="_Toc385763167"/>
+      <w:bookmarkStart w:id="77" w:name="_Toc385763206"/>
       <w:r>
         <w:rPr>
           <w:rFonts w:hint="eastAsia"/>
@@ -24492,12 +22756,12 @@
         </w:rPr>
         <w:t>博士学位期间取得的研究成果</w:t>
       </w:r>
+      <w:bookmarkEnd w:id="72"/>
       <w:bookmarkEnd w:id="73"/>
       <w:bookmarkEnd w:id="74"/>
       <w:bookmarkEnd w:id="75"/>
       <w:bookmarkEnd w:id="76"/>
       <w:bookmarkEnd w:id="77"/>
-      <w:bookmarkEnd w:id="78"/>
     </w:p>
     <w:p>
       <w:pPr>
@@ -24561,7 +22825,7 @@
         <w:ind w:firstLineChars="243" w:firstLine="510"/>
         <w:jc w:val="left"/>
         <w:rPr>
-          <w:rFonts w:ascii="宋体" w:hAnsi="宋体"/>
+          <w:rFonts w:ascii="宋体" w:hAnsi="宋体" w:hint="eastAsia"/>
           <w:szCs w:val="21"/>
         </w:rPr>
       </w:pPr>
@@ -24586,7 +22850,7 @@
         <w:ind w:left="640" w:firstLineChars="0" w:firstLine="0"/>
         <w:jc w:val="left"/>
         <w:rPr>
-          <w:rFonts w:ascii="宋体" w:hAnsi="宋体"/>
+          <w:rFonts w:ascii="宋体" w:hAnsi="宋体" w:hint="eastAsia"/>
           <w:szCs w:val="21"/>
         </w:rPr>
       </w:pPr>
@@ -24597,7 +22861,7 @@
         <w:ind w:firstLineChars="0"/>
         <w:jc w:val="left"/>
         <w:rPr>
-          <w:rFonts w:ascii="宋体" w:hAnsi="宋体"/>
+          <w:rFonts w:ascii="宋体" w:hAnsi="宋体" w:hint="eastAsia"/>
           <w:szCs w:val="21"/>
         </w:rPr>
       </w:pPr>
@@ -24615,7 +22879,7 @@
         <w:ind w:firstLineChars="0"/>
         <w:jc w:val="left"/>
         <w:rPr>
-          <w:rFonts w:ascii="宋体" w:hAnsi="宋体"/>
+          <w:rFonts w:ascii="宋体" w:hAnsi="宋体" w:hint="eastAsia"/>
           <w:szCs w:val="21"/>
         </w:rPr>
       </w:pPr>
@@ -24633,7 +22897,7 @@
         <w:ind w:firstLineChars="243" w:firstLine="510"/>
         <w:jc w:val="left"/>
         <w:rPr>
-          <w:rFonts w:ascii="宋体" w:hAnsi="宋体"/>
+          <w:rFonts w:ascii="宋体" w:hAnsi="宋体" w:hint="eastAsia"/>
           <w:szCs w:val="21"/>
         </w:rPr>
       </w:pPr>
@@ -24658,7 +22922,7 @@
         <w:ind w:firstLineChars="250" w:firstLine="525"/>
         <w:jc w:val="left"/>
         <w:rPr>
-          <w:rFonts w:ascii="宋体" w:hAnsi="宋体"/>
+          <w:rFonts w:ascii="宋体" w:hAnsi="宋体" w:hint="eastAsia"/>
           <w:szCs w:val="21"/>
         </w:rPr>
       </w:pPr>
@@ -24676,7 +22940,7 @@
         <w:ind w:firstLineChars="250" w:firstLine="525"/>
         <w:jc w:val="left"/>
         <w:rPr>
-          <w:rFonts w:ascii="宋体" w:hAnsi="宋体"/>
+          <w:rFonts w:ascii="宋体" w:hAnsi="宋体" w:hint="eastAsia"/>
           <w:szCs w:val="21"/>
         </w:rPr>
       </w:pPr>
@@ -24694,7 +22958,7 @@
         <w:ind w:firstLineChars="250" w:firstLine="525"/>
         <w:jc w:val="left"/>
         <w:rPr>
-          <w:rFonts w:ascii="宋体" w:hAnsi="宋体"/>
+          <w:rFonts w:ascii="宋体" w:hAnsi="宋体" w:hint="eastAsia"/>
           <w:szCs w:val="21"/>
         </w:rPr>
       </w:pPr>
@@ -24711,7 +22975,7 @@
         <w:pStyle w:val="ab"/>
         <w:ind w:firstLine="420"/>
         <w:rPr>
-          <w:rFonts w:ascii="宋体" w:hAnsi="宋体"/>
+          <w:rFonts w:ascii="宋体" w:hAnsi="宋体" w:hint="eastAsia"/>
           <w:szCs w:val="21"/>
         </w:rPr>
       </w:pPr>
@@ -24728,7 +22992,7 @@
         <w:pStyle w:val="ab"/>
         <w:ind w:firstLine="420"/>
         <w:rPr>
-          <w:rFonts w:ascii="宋体" w:hAnsi="宋体"/>
+          <w:rFonts w:ascii="宋体" w:hAnsi="宋体" w:hint="eastAsia"/>
           <w:szCs w:val="21"/>
         </w:rPr>
       </w:pPr>
@@ -24745,7 +23009,7 @@
         <w:pStyle w:val="ab"/>
         <w:ind w:firstLine="420"/>
         <w:rPr>
-          <w:rFonts w:ascii="宋体" w:hAnsi="宋体"/>
+          <w:rFonts w:ascii="宋体" w:hAnsi="宋体" w:hint="eastAsia"/>
           <w:szCs w:val="21"/>
         </w:rPr>
       </w:pPr>
@@ -24762,7 +23026,7 @@
         <w:pStyle w:val="ab"/>
         <w:ind w:firstLine="420"/>
         <w:rPr>
-          <w:rFonts w:ascii="宋体" w:hAnsi="宋体"/>
+          <w:rFonts w:ascii="宋体" w:hAnsi="宋体" w:hint="eastAsia"/>
           <w:szCs w:val="21"/>
         </w:rPr>
       </w:pPr>
@@ -24801,7 +23065,7 @@
         <w:ind w:firstLineChars="250" w:firstLine="525"/>
         <w:jc w:val="left"/>
         <w:rPr>
-          <w:rFonts w:ascii="宋体" w:hAnsi="宋体"/>
+          <w:rFonts w:ascii="宋体" w:hAnsi="宋体" w:hint="eastAsia"/>
           <w:szCs w:val="21"/>
         </w:rPr>
       </w:pPr>
@@ -24819,7 +23083,7 @@
         <w:ind w:firstLineChars="250" w:firstLine="525"/>
         <w:jc w:val="left"/>
         <w:rPr>
-          <w:rFonts w:ascii="宋体" w:hAnsi="宋体"/>
+          <w:rFonts w:ascii="宋体" w:hAnsi="宋体" w:hint="eastAsia"/>
           <w:szCs w:val="21"/>
         </w:rPr>
       </w:pPr>
@@ -24837,7 +23101,7 @@
         <w:ind w:firstLineChars="250" w:firstLine="525"/>
         <w:jc w:val="left"/>
         <w:rPr>
-          <w:rFonts w:ascii="宋体" w:hAnsi="宋体"/>
+          <w:rFonts w:ascii="宋体" w:hAnsi="宋体" w:hint="eastAsia"/>
           <w:szCs w:val="21"/>
         </w:rPr>
       </w:pPr>
@@ -24854,7 +23118,7 @@
         <w:pStyle w:val="ab"/>
         <w:ind w:firstLine="420"/>
         <w:rPr>
-          <w:rFonts w:ascii="宋体" w:hAnsi="宋体"/>
+          <w:rFonts w:ascii="宋体" w:hAnsi="宋体" w:hint="eastAsia"/>
           <w:szCs w:val="21"/>
         </w:rPr>
       </w:pPr>
@@ -24871,7 +23135,7 @@
         <w:pStyle w:val="ab"/>
         <w:ind w:firstLine="420"/>
         <w:rPr>
-          <w:rFonts w:ascii="宋体" w:hAnsi="宋体"/>
+          <w:rFonts w:ascii="宋体" w:hAnsi="宋体" w:hint="eastAsia"/>
           <w:szCs w:val="21"/>
         </w:rPr>
       </w:pPr>
@@ -24888,7 +23152,7 @@
         <w:pStyle w:val="ab"/>
         <w:ind w:firstLine="420"/>
         <w:rPr>
-          <w:rFonts w:ascii="宋体" w:hAnsi="宋体"/>
+          <w:rFonts w:ascii="宋体" w:hAnsi="宋体" w:hint="eastAsia"/>
           <w:szCs w:val="21"/>
         </w:rPr>
       </w:pPr>
@@ -24905,7 +23169,7 @@
         <w:pStyle w:val="ab"/>
         <w:ind w:firstLine="420"/>
         <w:rPr>
-          <w:rFonts w:ascii="宋体" w:hAnsi="宋体"/>
+          <w:rFonts w:ascii="宋体" w:hAnsi="宋体" w:hint="eastAsia"/>
           <w:szCs w:val="21"/>
         </w:rPr>
       </w:pPr>
@@ -24930,7 +23194,7 @@
         <w:ind w:firstLineChars="250" w:firstLine="525"/>
         <w:jc w:val="left"/>
         <w:rPr>
-          <w:rFonts w:ascii="宋体" w:hAnsi="宋体"/>
+          <w:rFonts w:ascii="宋体" w:hAnsi="宋体" w:hint="eastAsia"/>
           <w:szCs w:val="21"/>
         </w:rPr>
       </w:pPr>
@@ -24948,7 +23212,7 @@
         <w:ind w:firstLineChars="250" w:firstLine="525"/>
         <w:jc w:val="left"/>
         <w:rPr>
-          <w:rFonts w:ascii="宋体" w:hAnsi="宋体"/>
+          <w:rFonts w:ascii="宋体" w:hAnsi="宋体" w:hint="eastAsia"/>
           <w:szCs w:val="21"/>
         </w:rPr>
       </w:pPr>
@@ -24966,7 +23230,7 @@
         <w:ind w:firstLineChars="250" w:firstLine="525"/>
         <w:jc w:val="left"/>
         <w:rPr>
-          <w:rFonts w:ascii="宋体" w:hAnsi="宋体"/>
+          <w:rFonts w:ascii="宋体" w:hAnsi="宋体" w:hint="eastAsia"/>
           <w:szCs w:val="21"/>
         </w:rPr>
       </w:pPr>
@@ -24983,7 +23247,7 @@
         <w:pStyle w:val="ab"/>
         <w:ind w:firstLine="420"/>
         <w:rPr>
-          <w:rFonts w:ascii="宋体" w:hAnsi="宋体"/>
+          <w:rFonts w:ascii="宋体" w:hAnsi="宋体" w:hint="eastAsia"/>
           <w:szCs w:val="21"/>
         </w:rPr>
       </w:pPr>
@@ -25000,7 +23264,7 @@
         <w:pStyle w:val="ab"/>
         <w:ind w:firstLine="420"/>
         <w:rPr>
-          <w:rFonts w:ascii="宋体" w:hAnsi="宋体"/>
+          <w:rFonts w:ascii="宋体" w:hAnsi="宋体" w:hint="eastAsia"/>
           <w:szCs w:val="21"/>
         </w:rPr>
       </w:pPr>
@@ -25016,8 +23280,8 @@
       <w:pPr>
         <w:pStyle w:val="ae"/>
         <w:sectPr>
-          <w:headerReference w:type="default" r:id="rId27"/>
-          <w:footerReference w:type="default" r:id="rId28"/>
+          <w:headerReference w:type="default" r:id="rId29"/>
+          <w:footerReference w:type="default" r:id="rId30"/>
           <w:pgSz w:w="11907" w:h="16840" w:code="9"/>
           <w:pgMar w:top="1701" w:right="1418" w:bottom="1418" w:left="1418" w:header="907" w:footer="851" w:gutter="567"/>
           <w:paperSrc w:first="31096" w:other="31096"/>
@@ -25030,12 +23294,12 @@
       <w:pPr>
         <w:pStyle w:val="a4"/>
       </w:pPr>
-      <w:bookmarkStart w:id="79" w:name="_Toc385762760"/>
-      <w:bookmarkStart w:id="80" w:name="_Toc385763038"/>
-      <w:bookmarkStart w:id="81" w:name="_Toc385763070"/>
-      <w:bookmarkStart w:id="82" w:name="_Toc385763110"/>
-      <w:bookmarkStart w:id="83" w:name="_Toc385763168"/>
-      <w:bookmarkStart w:id="84" w:name="_Toc385763207"/>
+      <w:bookmarkStart w:id="78" w:name="_Toc385762760"/>
+      <w:bookmarkStart w:id="79" w:name="_Toc385763038"/>
+      <w:bookmarkStart w:id="80" w:name="_Toc385763070"/>
+      <w:bookmarkStart w:id="81" w:name="_Toc385763110"/>
+      <w:bookmarkStart w:id="82" w:name="_Toc385763168"/>
+      <w:bookmarkStart w:id="83" w:name="_Toc385763207"/>
       <w:r>
         <w:rPr>
           <w:rFonts w:hint="eastAsia"/>
@@ -25043,12 +23307,12 @@
         <w:lastRenderedPageBreak/>
         <w:t>独创性声明</w:t>
       </w:r>
+      <w:bookmarkEnd w:id="78"/>
       <w:bookmarkEnd w:id="79"/>
       <w:bookmarkEnd w:id="80"/>
       <w:bookmarkEnd w:id="81"/>
       <w:bookmarkEnd w:id="82"/>
       <w:bookmarkEnd w:id="83"/>
-      <w:bookmarkEnd w:id="84"/>
     </w:p>
     <w:p>
       <w:pPr>
@@ -25210,7 +23474,7 @@
       <w:pPr>
         <w:ind w:firstLine="480"/>
         <w:sectPr>
-          <w:headerReference w:type="default" r:id="rId29"/>
+          <w:headerReference w:type="default" r:id="rId31"/>
           <w:pgSz w:w="11907" w:h="16840" w:code="9"/>
           <w:pgMar w:top="1701" w:right="1418" w:bottom="1418" w:left="1418" w:header="907" w:footer="851" w:gutter="567"/>
           <w:paperSrc w:first="31096" w:other="31096"/>
@@ -25223,7 +23487,7 @@
       <w:pPr>
         <w:pStyle w:val="a4"/>
       </w:pPr>
-      <w:bookmarkStart w:id="85" w:name="_Toc145592730"/>
+      <w:bookmarkStart w:id="84" w:name="_Toc145592730"/>
       <w:r>
         <w:rPr>
           <w:rFonts w:hint="eastAsia"/>
@@ -25231,7 +23495,7 @@
         <w:lastRenderedPageBreak/>
         <w:t>学位论文数据集</w:t>
       </w:r>
-      <w:bookmarkEnd w:id="85"/>
+      <w:bookmarkEnd w:id="84"/>
     </w:p>
     <w:p>
       <w:pPr>
@@ -26542,16 +24806,8 @@
               <w:rPr>
                 <w:rFonts w:hint="eastAsia"/>
               </w:rPr>
-              <w:t>application/</w:t>
+              <w:t>application/msword</w:t>
             </w:r>
-            <w:proofErr w:type="spellStart"/>
-            <w:r>
-              <w:rPr>
-                <w:rFonts w:hint="eastAsia"/>
-              </w:rPr>
-              <w:t>msword</w:t>
-            </w:r>
-            <w:proofErr w:type="spellEnd"/>
             <w:r>
               <w:rPr>
                 <w:rFonts w:hint="eastAsia"/>
@@ -26791,7 +25047,7 @@
 </file>
 
 <file path=word/endnotes.xml><?xml version="1.0" encoding="utf-8"?>
-<w:endnotes xmlns:wpc="http://schemas.microsoft.com/office/word/2010/wordprocessingCanvas" xmlns:cx="http://schemas.microsoft.com/office/drawing/2014/chartex" xmlns:mc="http://schemas.openxmlformats.org/markup-compatibility/2006" xmlns:o="urn:schemas-microsoft-com:office:office" xmlns:r="http://schemas.openxmlformats.org/officeDocument/2006/relationships" xmlns:m="http://schemas.openxmlformats.org/officeDocument/2006/math" xmlns:v="urn:schemas-microsoft-com:vml" xmlns:wp14="http://schemas.microsoft.com/office/word/2010/wordprocessingDrawing" xmlns:wp="http://schemas.openxmlformats.org/drawingml/2006/wordprocessingDrawing" xmlns:w10="urn:schemas-microsoft-com:office:word" xmlns:w="http://schemas.openxmlformats.org/wordprocessingml/2006/main" xmlns:w14="http://schemas.microsoft.com/office/word/2010/wordml" xmlns:w15="http://schemas.microsoft.com/office/word/2012/wordml" xmlns:w16se="http://schemas.microsoft.com/office/word/2015/wordml/symex" xmlns:wpg="http://schemas.microsoft.com/office/word/2010/wordprocessingGroup" xmlns:wpi="http://schemas.microsoft.com/office/word/2010/wordprocessingInk" xmlns:wne="http://schemas.microsoft.com/office/word/2006/wordml" xmlns:wps="http://schemas.microsoft.com/office/word/2010/wordprocessingShape" mc:Ignorable="w14 w15 w16se wp14">
+<w:endnotes xmlns:wpc="http://schemas.microsoft.com/office/word/2010/wordprocessingCanvas" xmlns:cx="http://schemas.microsoft.com/office/drawing/2014/chartex" xmlns:cx1="http://schemas.microsoft.com/office/drawing/2015/9/8/chartex" xmlns:cx2="http://schemas.microsoft.com/office/drawing/2015/10/21/chartex" xmlns:cx3="http://schemas.microsoft.com/office/drawing/2016/5/9/chartex" xmlns:cx4="http://schemas.microsoft.com/office/drawing/2016/5/10/chartex" xmlns:cx5="http://schemas.microsoft.com/office/drawing/2016/5/11/chartex" xmlns:cx6="http://schemas.microsoft.com/office/drawing/2016/5/12/chartex" xmlns:cx7="http://schemas.microsoft.com/office/drawing/2016/5/13/chartex" xmlns:cx8="http://schemas.microsoft.com/office/drawing/2016/5/14/chartex" xmlns:mc="http://schemas.openxmlformats.org/markup-compatibility/2006" xmlns:aink="http://schemas.microsoft.com/office/drawing/2016/ink" xmlns:am3d="http://schemas.microsoft.com/office/drawing/2017/model3d" xmlns:o="urn:schemas-microsoft-com:office:office" xmlns:oel="http://schemas.microsoft.com/office/2019/extlst" xmlns:r="http://schemas.openxmlformats.org/officeDocument/2006/relationships" xmlns:m="http://schemas.openxmlformats.org/officeDocument/2006/math" xmlns:v="urn:schemas-microsoft-com:vml" xmlns:wp14="http://schemas.microsoft.com/office/word/2010/wordprocessingDrawing" xmlns:wp="http://schemas.openxmlformats.org/drawingml/2006/wordprocessingDrawing" xmlns:w10="urn:schemas-microsoft-com:office:word" xmlns:w="http://schemas.openxmlformats.org/wordprocessingml/2006/main" xmlns:w14="http://schemas.microsoft.com/office/word/2010/wordml" xmlns:w15="http://schemas.microsoft.com/office/word/2012/wordml" xmlns:w16cex="http://schemas.microsoft.com/office/word/2018/wordml/cex" xmlns:w16cid="http://schemas.microsoft.com/office/word/2016/wordml/cid" xmlns:w16="http://schemas.microsoft.com/office/word/2018/wordml" xmlns:w16du="http://schemas.microsoft.com/office/word/2023/wordml/word16du" xmlns:w16sdtdh="http://schemas.microsoft.com/office/word/2020/wordml/sdtdatahash" xmlns:w16sdtfl="http://schemas.microsoft.com/office/word/2024/wordml/sdtformatlock" xmlns:w16se="http://schemas.microsoft.com/office/word/2015/wordml/symex" xmlns:wpg="http://schemas.microsoft.com/office/word/2010/wordprocessingGroup" xmlns:wpi="http://schemas.microsoft.com/office/word/2010/wordprocessingInk" xmlns:wne="http://schemas.microsoft.com/office/word/2006/wordml" xmlns:wps="http://schemas.microsoft.com/office/word/2010/wordprocessingShape" mc:Ignorable="w14 w15 w16se w16cid w16 w16cex w16sdtdh w16sdtfl w16du wp14">
   <w:endnote w:type="separator" w:id="-1">
     <w:p>
       <w:pPr>
@@ -26816,7 +25072,7 @@
 </file>
 
 <file path=word/footer1.xml><?xml version="1.0" encoding="utf-8"?>
-<w:ftr xmlns:wpc="http://schemas.microsoft.com/office/word/2010/wordprocessingCanvas" xmlns:cx="http://schemas.microsoft.com/office/drawing/2014/chartex" xmlns:mc="http://schemas.openxmlformats.org/markup-compatibility/2006" xmlns:o="urn:schemas-microsoft-com:office:office" xmlns:r="http://schemas.openxmlformats.org/officeDocument/2006/relationships" xmlns:m="http://schemas.openxmlformats.org/officeDocument/2006/math" xmlns:v="urn:schemas-microsoft-com:vml" xmlns:wp14="http://schemas.microsoft.com/office/word/2010/wordprocessingDrawing" xmlns:wp="http://schemas.openxmlformats.org/drawingml/2006/wordprocessingDrawing" xmlns:w10="urn:schemas-microsoft-com:office:word" xmlns:w="http://schemas.openxmlformats.org/wordprocessingml/2006/main" xmlns:w14="http://schemas.microsoft.com/office/word/2010/wordml" xmlns:w15="http://schemas.microsoft.com/office/word/2012/wordml" xmlns:w16se="http://schemas.microsoft.com/office/word/2015/wordml/symex" xmlns:wpg="http://schemas.microsoft.com/office/word/2010/wordprocessingGroup" xmlns:wpi="http://schemas.microsoft.com/office/word/2010/wordprocessingInk" xmlns:wne="http://schemas.microsoft.com/office/word/2006/wordml" xmlns:wps="http://schemas.microsoft.com/office/word/2010/wordprocessingShape" mc:Ignorable="w14 w15 w16se wp14">
+<w:ftr xmlns:wpc="http://schemas.microsoft.com/office/word/2010/wordprocessingCanvas" xmlns:cx="http://schemas.microsoft.com/office/drawing/2014/chartex" xmlns:cx1="http://schemas.microsoft.com/office/drawing/2015/9/8/chartex" xmlns:cx2="http://schemas.microsoft.com/office/drawing/2015/10/21/chartex" xmlns:cx3="http://schemas.microsoft.com/office/drawing/2016/5/9/chartex" xmlns:cx4="http://schemas.microsoft.com/office/drawing/2016/5/10/chartex" xmlns:cx5="http://schemas.microsoft.com/office/drawing/2016/5/11/chartex" xmlns:cx6="http://schemas.microsoft.com/office/drawing/2016/5/12/chartex" xmlns:cx7="http://schemas.microsoft.com/office/drawing/2016/5/13/chartex" xmlns:cx8="http://schemas.microsoft.com/office/drawing/2016/5/14/chartex" xmlns:mc="http://schemas.openxmlformats.org/markup-compatibility/2006" xmlns:aink="http://schemas.microsoft.com/office/drawing/2016/ink" xmlns:am3d="http://schemas.microsoft.com/office/drawing/2017/model3d" xmlns:o="urn:schemas-microsoft-com:office:office" xmlns:oel="http://schemas.microsoft.com/office/2019/extlst" xmlns:r="http://schemas.openxmlformats.org/officeDocument/2006/relationships" xmlns:m="http://schemas.openxmlformats.org/officeDocument/2006/math" xmlns:v="urn:schemas-microsoft-com:vml" xmlns:wp14="http://schemas.microsoft.com/office/word/2010/wordprocessingDrawing" xmlns:wp="http://schemas.openxmlformats.org/drawingml/2006/wordprocessingDrawing" xmlns:w10="urn:schemas-microsoft-com:office:word" xmlns:w="http://schemas.openxmlformats.org/wordprocessingml/2006/main" xmlns:w14="http://schemas.microsoft.com/office/word/2010/wordml" xmlns:w15="http://schemas.microsoft.com/office/word/2012/wordml" xmlns:w16cex="http://schemas.microsoft.com/office/word/2018/wordml/cex" xmlns:w16cid="http://schemas.microsoft.com/office/word/2016/wordml/cid" xmlns:w16="http://schemas.microsoft.com/office/word/2018/wordml" xmlns:w16du="http://schemas.microsoft.com/office/word/2023/wordml/word16du" xmlns:w16sdtdh="http://schemas.microsoft.com/office/word/2020/wordml/sdtdatahash" xmlns:w16sdtfl="http://schemas.microsoft.com/office/word/2024/wordml/sdtformatlock" xmlns:w16se="http://schemas.microsoft.com/office/word/2015/wordml/symex" xmlns:wpg="http://schemas.microsoft.com/office/word/2010/wordprocessingGroup" xmlns:wpi="http://schemas.microsoft.com/office/word/2010/wordprocessingInk" xmlns:wne="http://schemas.microsoft.com/office/word/2006/wordml" xmlns:wps="http://schemas.microsoft.com/office/word/2010/wordprocessingShape" mc:Ignorable="w14 w15 w16se w16cid w16 w16cex w16sdtdh w16sdtfl w16du wp14">
   <w:p>
     <w:pPr>
       <w:pStyle w:val="a3"/>
@@ -26827,7 +25083,7 @@
 </file>
 
 <file path=word/footer2.xml><?xml version="1.0" encoding="utf-8"?>
-<w:ftr xmlns:wpc="http://schemas.microsoft.com/office/word/2010/wordprocessingCanvas" xmlns:cx="http://schemas.microsoft.com/office/drawing/2014/chartex" xmlns:mc="http://schemas.openxmlformats.org/markup-compatibility/2006" xmlns:o="urn:schemas-microsoft-com:office:office" xmlns:r="http://schemas.openxmlformats.org/officeDocument/2006/relationships" xmlns:m="http://schemas.openxmlformats.org/officeDocument/2006/math" xmlns:v="urn:schemas-microsoft-com:vml" xmlns:wp14="http://schemas.microsoft.com/office/word/2010/wordprocessingDrawing" xmlns:wp="http://schemas.openxmlformats.org/drawingml/2006/wordprocessingDrawing" xmlns:w10="urn:schemas-microsoft-com:office:word" xmlns:w="http://schemas.openxmlformats.org/wordprocessingml/2006/main" xmlns:w14="http://schemas.microsoft.com/office/word/2010/wordml" xmlns:w15="http://schemas.microsoft.com/office/word/2012/wordml" xmlns:w16se="http://schemas.microsoft.com/office/word/2015/wordml/symex" xmlns:wpg="http://schemas.microsoft.com/office/word/2010/wordprocessingGroup" xmlns:wpi="http://schemas.microsoft.com/office/word/2010/wordprocessingInk" xmlns:wne="http://schemas.microsoft.com/office/word/2006/wordml" xmlns:wps="http://schemas.microsoft.com/office/word/2010/wordprocessingShape" mc:Ignorable="w14 w15 w16se wp14">
+<w:ftr xmlns:wpc="http://schemas.microsoft.com/office/word/2010/wordprocessingCanvas" xmlns:cx="http://schemas.microsoft.com/office/drawing/2014/chartex" xmlns:cx1="http://schemas.microsoft.com/office/drawing/2015/9/8/chartex" xmlns:cx2="http://schemas.microsoft.com/office/drawing/2015/10/21/chartex" xmlns:cx3="http://schemas.microsoft.com/office/drawing/2016/5/9/chartex" xmlns:cx4="http://schemas.microsoft.com/office/drawing/2016/5/10/chartex" xmlns:cx5="http://schemas.microsoft.com/office/drawing/2016/5/11/chartex" xmlns:cx6="http://schemas.microsoft.com/office/drawing/2016/5/12/chartex" xmlns:cx7="http://schemas.microsoft.com/office/drawing/2016/5/13/chartex" xmlns:cx8="http://schemas.microsoft.com/office/drawing/2016/5/14/chartex" xmlns:mc="http://schemas.openxmlformats.org/markup-compatibility/2006" xmlns:aink="http://schemas.microsoft.com/office/drawing/2016/ink" xmlns:am3d="http://schemas.microsoft.com/office/drawing/2017/model3d" xmlns:o="urn:schemas-microsoft-com:office:office" xmlns:oel="http://schemas.microsoft.com/office/2019/extlst" xmlns:r="http://schemas.openxmlformats.org/officeDocument/2006/relationships" xmlns:m="http://schemas.openxmlformats.org/officeDocument/2006/math" xmlns:v="urn:schemas-microsoft-com:vml" xmlns:wp14="http://schemas.microsoft.com/office/word/2010/wordprocessingDrawing" xmlns:wp="http://schemas.openxmlformats.org/drawingml/2006/wordprocessingDrawing" xmlns:w10="urn:schemas-microsoft-com:office:word" xmlns:w="http://schemas.openxmlformats.org/wordprocessingml/2006/main" xmlns:w14="http://schemas.microsoft.com/office/word/2010/wordml" xmlns:w15="http://schemas.microsoft.com/office/word/2012/wordml" xmlns:w16cex="http://schemas.microsoft.com/office/word/2018/wordml/cex" xmlns:w16cid="http://schemas.microsoft.com/office/word/2016/wordml/cid" xmlns:w16="http://schemas.microsoft.com/office/word/2018/wordml" xmlns:w16du="http://schemas.microsoft.com/office/word/2023/wordml/word16du" xmlns:w16sdtdh="http://schemas.microsoft.com/office/word/2020/wordml/sdtdatahash" xmlns:w16sdtfl="http://schemas.microsoft.com/office/word/2024/wordml/sdtformatlock" xmlns:w16se="http://schemas.microsoft.com/office/word/2015/wordml/symex" xmlns:wpg="http://schemas.microsoft.com/office/word/2010/wordprocessingGroup" xmlns:wpi="http://schemas.microsoft.com/office/word/2010/wordprocessingInk" xmlns:wne="http://schemas.microsoft.com/office/word/2006/wordml" xmlns:wps="http://schemas.microsoft.com/office/word/2010/wordprocessingShape" mc:Ignorable="w14 w15 w16se w16cid w16 w16cex w16sdtdh w16sdtfl w16du wp14">
   <w:p>
     <w:pPr>
       <w:pStyle w:val="a3"/>
@@ -26839,7 +25095,7 @@
 </file>
 
 <file path=word/footer3.xml><?xml version="1.0" encoding="utf-8"?>
-<w:ftr xmlns:wpc="http://schemas.microsoft.com/office/word/2010/wordprocessingCanvas" xmlns:cx="http://schemas.microsoft.com/office/drawing/2014/chartex" xmlns:mc="http://schemas.openxmlformats.org/markup-compatibility/2006" xmlns:o="urn:schemas-microsoft-com:office:office" xmlns:r="http://schemas.openxmlformats.org/officeDocument/2006/relationships" xmlns:m="http://schemas.openxmlformats.org/officeDocument/2006/math" xmlns:v="urn:schemas-microsoft-com:vml" xmlns:wp14="http://schemas.microsoft.com/office/word/2010/wordprocessingDrawing" xmlns:wp="http://schemas.openxmlformats.org/drawingml/2006/wordprocessingDrawing" xmlns:w10="urn:schemas-microsoft-com:office:word" xmlns:w="http://schemas.openxmlformats.org/wordprocessingml/2006/main" xmlns:w14="http://schemas.microsoft.com/office/word/2010/wordml" xmlns:w15="http://schemas.microsoft.com/office/word/2012/wordml" xmlns:w16se="http://schemas.microsoft.com/office/word/2015/wordml/symex" xmlns:wpg="http://schemas.microsoft.com/office/word/2010/wordprocessingGroup" xmlns:wpi="http://schemas.microsoft.com/office/word/2010/wordprocessingInk" xmlns:wne="http://schemas.microsoft.com/office/word/2006/wordml" xmlns:wps="http://schemas.microsoft.com/office/word/2010/wordprocessingShape" mc:Ignorable="w14 w15 w16se wp14">
+<w:ftr xmlns:wpc="http://schemas.microsoft.com/office/word/2010/wordprocessingCanvas" xmlns:cx="http://schemas.microsoft.com/office/drawing/2014/chartex" xmlns:cx1="http://schemas.microsoft.com/office/drawing/2015/9/8/chartex" xmlns:cx2="http://schemas.microsoft.com/office/drawing/2015/10/21/chartex" xmlns:cx3="http://schemas.microsoft.com/office/drawing/2016/5/9/chartex" xmlns:cx4="http://schemas.microsoft.com/office/drawing/2016/5/10/chartex" xmlns:cx5="http://schemas.microsoft.com/office/drawing/2016/5/11/chartex" xmlns:cx6="http://schemas.microsoft.com/office/drawing/2016/5/12/chartex" xmlns:cx7="http://schemas.microsoft.com/office/drawing/2016/5/13/chartex" xmlns:cx8="http://schemas.microsoft.com/office/drawing/2016/5/14/chartex" xmlns:mc="http://schemas.openxmlformats.org/markup-compatibility/2006" xmlns:aink="http://schemas.microsoft.com/office/drawing/2016/ink" xmlns:am3d="http://schemas.microsoft.com/office/drawing/2017/model3d" xmlns:o="urn:schemas-microsoft-com:office:office" xmlns:oel="http://schemas.microsoft.com/office/2019/extlst" xmlns:r="http://schemas.openxmlformats.org/officeDocument/2006/relationships" xmlns:m="http://schemas.openxmlformats.org/officeDocument/2006/math" xmlns:v="urn:schemas-microsoft-com:vml" xmlns:wp14="http://schemas.microsoft.com/office/word/2010/wordprocessingDrawing" xmlns:wp="http://schemas.openxmlformats.org/drawingml/2006/wordprocessingDrawing" xmlns:w10="urn:schemas-microsoft-com:office:word" xmlns:w="http://schemas.openxmlformats.org/wordprocessingml/2006/main" xmlns:w14="http://schemas.microsoft.com/office/word/2010/wordml" xmlns:w15="http://schemas.microsoft.com/office/word/2012/wordml" xmlns:w16cex="http://schemas.microsoft.com/office/word/2018/wordml/cex" xmlns:w16cid="http://schemas.microsoft.com/office/word/2016/wordml/cid" xmlns:w16="http://schemas.microsoft.com/office/word/2018/wordml" xmlns:w16du="http://schemas.microsoft.com/office/word/2023/wordml/word16du" xmlns:w16sdtdh="http://schemas.microsoft.com/office/word/2020/wordml/sdtdatahash" xmlns:w16sdtfl="http://schemas.microsoft.com/office/word/2024/wordml/sdtformatlock" xmlns:w16se="http://schemas.microsoft.com/office/word/2015/wordml/symex" xmlns:wpg="http://schemas.microsoft.com/office/word/2010/wordprocessingGroup" xmlns:wpi="http://schemas.microsoft.com/office/word/2010/wordprocessingInk" xmlns:wne="http://schemas.microsoft.com/office/word/2006/wordml" xmlns:wps="http://schemas.microsoft.com/office/word/2010/wordprocessingShape" mc:Ignorable="w14 w15 w16se w16cid w16 w16cex w16sdtdh w16sdtfl w16du wp14">
   <w:p>
     <w:pPr>
       <w:pStyle w:val="a3"/>
@@ -26850,7 +25106,7 @@
 </file>
 
 <file path=word/footer4.xml><?xml version="1.0" encoding="utf-8"?>
-<w:ftr xmlns:wpc="http://schemas.microsoft.com/office/word/2010/wordprocessingCanvas" xmlns:cx="http://schemas.microsoft.com/office/drawing/2014/chartex" xmlns:mc="http://schemas.openxmlformats.org/markup-compatibility/2006" xmlns:o="urn:schemas-microsoft-com:office:office" xmlns:r="http://schemas.openxmlformats.org/officeDocument/2006/relationships" xmlns:m="http://schemas.openxmlformats.org/officeDocument/2006/math" xmlns:v="urn:schemas-microsoft-com:vml" xmlns:wp14="http://schemas.microsoft.com/office/word/2010/wordprocessingDrawing" xmlns:wp="http://schemas.openxmlformats.org/drawingml/2006/wordprocessingDrawing" xmlns:w10="urn:schemas-microsoft-com:office:word" xmlns:w="http://schemas.openxmlformats.org/wordprocessingml/2006/main" xmlns:w14="http://schemas.microsoft.com/office/word/2010/wordml" xmlns:w15="http://schemas.microsoft.com/office/word/2012/wordml" xmlns:w16se="http://schemas.microsoft.com/office/word/2015/wordml/symex" xmlns:wpg="http://schemas.microsoft.com/office/word/2010/wordprocessingGroup" xmlns:wpi="http://schemas.microsoft.com/office/word/2010/wordprocessingInk" xmlns:wne="http://schemas.microsoft.com/office/word/2006/wordml" xmlns:wps="http://schemas.microsoft.com/office/word/2010/wordprocessingShape" mc:Ignorable="w14 w15 w16se wp14">
+<w:ftr xmlns:wpc="http://schemas.microsoft.com/office/word/2010/wordprocessingCanvas" xmlns:cx="http://schemas.microsoft.com/office/drawing/2014/chartex" xmlns:cx1="http://schemas.microsoft.com/office/drawing/2015/9/8/chartex" xmlns:cx2="http://schemas.microsoft.com/office/drawing/2015/10/21/chartex" xmlns:cx3="http://schemas.microsoft.com/office/drawing/2016/5/9/chartex" xmlns:cx4="http://schemas.microsoft.com/office/drawing/2016/5/10/chartex" xmlns:cx5="http://schemas.microsoft.com/office/drawing/2016/5/11/chartex" xmlns:cx6="http://schemas.microsoft.com/office/drawing/2016/5/12/chartex" xmlns:cx7="http://schemas.microsoft.com/office/drawing/2016/5/13/chartex" xmlns:cx8="http://schemas.microsoft.com/office/drawing/2016/5/14/chartex" xmlns:mc="http://schemas.openxmlformats.org/markup-compatibility/2006" xmlns:aink="http://schemas.microsoft.com/office/drawing/2016/ink" xmlns:am3d="http://schemas.microsoft.com/office/drawing/2017/model3d" xmlns:o="urn:schemas-microsoft-com:office:office" xmlns:oel="http://schemas.microsoft.com/office/2019/extlst" xmlns:r="http://schemas.openxmlformats.org/officeDocument/2006/relationships" xmlns:m="http://schemas.openxmlformats.org/officeDocument/2006/math" xmlns:v="urn:schemas-microsoft-com:vml" xmlns:wp14="http://schemas.microsoft.com/office/word/2010/wordprocessingDrawing" xmlns:wp="http://schemas.openxmlformats.org/drawingml/2006/wordprocessingDrawing" xmlns:w10="urn:schemas-microsoft-com:office:word" xmlns:w="http://schemas.openxmlformats.org/wordprocessingml/2006/main" xmlns:w14="http://schemas.microsoft.com/office/word/2010/wordml" xmlns:w15="http://schemas.microsoft.com/office/word/2012/wordml" xmlns:w16cex="http://schemas.microsoft.com/office/word/2018/wordml/cex" xmlns:w16cid="http://schemas.microsoft.com/office/word/2016/wordml/cid" xmlns:w16="http://schemas.microsoft.com/office/word/2018/wordml" xmlns:w16du="http://schemas.microsoft.com/office/word/2023/wordml/word16du" xmlns:w16sdtdh="http://schemas.microsoft.com/office/word/2020/wordml/sdtdatahash" xmlns:w16sdtfl="http://schemas.microsoft.com/office/word/2024/wordml/sdtformatlock" xmlns:w16se="http://schemas.microsoft.com/office/word/2015/wordml/symex" xmlns:wpg="http://schemas.microsoft.com/office/word/2010/wordprocessingGroup" xmlns:wpi="http://schemas.microsoft.com/office/word/2010/wordprocessingInk" xmlns:wne="http://schemas.microsoft.com/office/word/2006/wordml" xmlns:wps="http://schemas.microsoft.com/office/word/2010/wordprocessingShape" mc:Ignorable="w14 w15 w16se w16cid w16 w16cex w16sdtdh w16sdtfl w16du wp14">
   <w:p>
     <w:pPr>
       <w:pStyle w:val="a3"/>
@@ -26893,7 +25149,7 @@
 </file>
 
 <file path=word/footer5.xml><?xml version="1.0" encoding="utf-8"?>
-<w:ftr xmlns:wpc="http://schemas.microsoft.com/office/word/2010/wordprocessingCanvas" xmlns:cx="http://schemas.microsoft.com/office/drawing/2014/chartex" xmlns:mc="http://schemas.openxmlformats.org/markup-compatibility/2006" xmlns:o="urn:schemas-microsoft-com:office:office" xmlns:r="http://schemas.openxmlformats.org/officeDocument/2006/relationships" xmlns:m="http://schemas.openxmlformats.org/officeDocument/2006/math" xmlns:v="urn:schemas-microsoft-com:vml" xmlns:wp14="http://schemas.microsoft.com/office/word/2010/wordprocessingDrawing" xmlns:wp="http://schemas.openxmlformats.org/drawingml/2006/wordprocessingDrawing" xmlns:w10="urn:schemas-microsoft-com:office:word" xmlns:w="http://schemas.openxmlformats.org/wordprocessingml/2006/main" xmlns:w14="http://schemas.microsoft.com/office/word/2010/wordml" xmlns:w15="http://schemas.microsoft.com/office/word/2012/wordml" xmlns:w16se="http://schemas.microsoft.com/office/word/2015/wordml/symex" xmlns:wpg="http://schemas.microsoft.com/office/word/2010/wordprocessingGroup" xmlns:wpi="http://schemas.microsoft.com/office/word/2010/wordprocessingInk" xmlns:wne="http://schemas.microsoft.com/office/word/2006/wordml" xmlns:wps="http://schemas.microsoft.com/office/word/2010/wordprocessingShape" mc:Ignorable="w14 w15 w16se wp14">
+<w:ftr xmlns:wpc="http://schemas.microsoft.com/office/word/2010/wordprocessingCanvas" xmlns:cx="http://schemas.microsoft.com/office/drawing/2014/chartex" xmlns:cx1="http://schemas.microsoft.com/office/drawing/2015/9/8/chartex" xmlns:cx2="http://schemas.microsoft.com/office/drawing/2015/10/21/chartex" xmlns:cx3="http://schemas.microsoft.com/office/drawing/2016/5/9/chartex" xmlns:cx4="http://schemas.microsoft.com/office/drawing/2016/5/10/chartex" xmlns:cx5="http://schemas.microsoft.com/office/drawing/2016/5/11/chartex" xmlns:cx6="http://schemas.microsoft.com/office/drawing/2016/5/12/chartex" xmlns:cx7="http://schemas.microsoft.com/office/drawing/2016/5/13/chartex" xmlns:cx8="http://schemas.microsoft.com/office/drawing/2016/5/14/chartex" xmlns:mc="http://schemas.openxmlformats.org/markup-compatibility/2006" xmlns:aink="http://schemas.microsoft.com/office/drawing/2016/ink" xmlns:am3d="http://schemas.microsoft.com/office/drawing/2017/model3d" xmlns:o="urn:schemas-microsoft-com:office:office" xmlns:oel="http://schemas.microsoft.com/office/2019/extlst" xmlns:r="http://schemas.openxmlformats.org/officeDocument/2006/relationships" xmlns:m="http://schemas.openxmlformats.org/officeDocument/2006/math" xmlns:v="urn:schemas-microsoft-com:vml" xmlns:wp14="http://schemas.microsoft.com/office/word/2010/wordprocessingDrawing" xmlns:wp="http://schemas.openxmlformats.org/drawingml/2006/wordprocessingDrawing" xmlns:w10="urn:schemas-microsoft-com:office:word" xmlns:w="http://schemas.openxmlformats.org/wordprocessingml/2006/main" xmlns:w14="http://schemas.microsoft.com/office/word/2010/wordml" xmlns:w15="http://schemas.microsoft.com/office/word/2012/wordml" xmlns:w16cex="http://schemas.microsoft.com/office/word/2018/wordml/cex" xmlns:w16cid="http://schemas.microsoft.com/office/word/2016/wordml/cid" xmlns:w16="http://schemas.microsoft.com/office/word/2018/wordml" xmlns:w16du="http://schemas.microsoft.com/office/word/2023/wordml/word16du" xmlns:w16sdtdh="http://schemas.microsoft.com/office/word/2020/wordml/sdtdatahash" xmlns:w16sdtfl="http://schemas.microsoft.com/office/word/2024/wordml/sdtformatlock" xmlns:w16se="http://schemas.microsoft.com/office/word/2015/wordml/symex" xmlns:wpg="http://schemas.microsoft.com/office/word/2010/wordprocessingGroup" xmlns:wpi="http://schemas.microsoft.com/office/word/2010/wordprocessingInk" xmlns:wne="http://schemas.microsoft.com/office/word/2006/wordml" xmlns:wps="http://schemas.microsoft.com/office/word/2010/wordprocessingShape" mc:Ignorable="w14 w15 w16se w16cid w16 w16cex w16sdtdh w16sdtfl w16du wp14">
   <w:p>
     <w:pPr>
       <w:pStyle w:val="a3"/>
@@ -26923,7 +25179,7 @@
 </file>
 
 <file path=word/footer6.xml><?xml version="1.0" encoding="utf-8"?>
-<w:ftr xmlns:wpc="http://schemas.microsoft.com/office/word/2010/wordprocessingCanvas" xmlns:cx="http://schemas.microsoft.com/office/drawing/2014/chartex" xmlns:mc="http://schemas.openxmlformats.org/markup-compatibility/2006" xmlns:o="urn:schemas-microsoft-com:office:office" xmlns:r="http://schemas.openxmlformats.org/officeDocument/2006/relationships" xmlns:m="http://schemas.openxmlformats.org/officeDocument/2006/math" xmlns:v="urn:schemas-microsoft-com:vml" xmlns:wp14="http://schemas.microsoft.com/office/word/2010/wordprocessingDrawing" xmlns:wp="http://schemas.openxmlformats.org/drawingml/2006/wordprocessingDrawing" xmlns:w10="urn:schemas-microsoft-com:office:word" xmlns:w="http://schemas.openxmlformats.org/wordprocessingml/2006/main" xmlns:w14="http://schemas.microsoft.com/office/word/2010/wordml" xmlns:w15="http://schemas.microsoft.com/office/word/2012/wordml" xmlns:w16se="http://schemas.microsoft.com/office/word/2015/wordml/symex" xmlns:wpg="http://schemas.microsoft.com/office/word/2010/wordprocessingGroup" xmlns:wpi="http://schemas.microsoft.com/office/word/2010/wordprocessingInk" xmlns:wne="http://schemas.microsoft.com/office/word/2006/wordml" xmlns:wps="http://schemas.microsoft.com/office/word/2010/wordprocessingShape" mc:Ignorable="w14 w15 w16se wp14">
+<w:ftr xmlns:wpc="http://schemas.microsoft.com/office/word/2010/wordprocessingCanvas" xmlns:cx="http://schemas.microsoft.com/office/drawing/2014/chartex" xmlns:cx1="http://schemas.microsoft.com/office/drawing/2015/9/8/chartex" xmlns:cx2="http://schemas.microsoft.com/office/drawing/2015/10/21/chartex" xmlns:cx3="http://schemas.microsoft.com/office/drawing/2016/5/9/chartex" xmlns:cx4="http://schemas.microsoft.com/office/drawing/2016/5/10/chartex" xmlns:cx5="http://schemas.microsoft.com/office/drawing/2016/5/11/chartex" xmlns:cx6="http://schemas.microsoft.com/office/drawing/2016/5/12/chartex" xmlns:cx7="http://schemas.microsoft.com/office/drawing/2016/5/13/chartex" xmlns:cx8="http://schemas.microsoft.com/office/drawing/2016/5/14/chartex" xmlns:mc="http://schemas.openxmlformats.org/markup-compatibility/2006" xmlns:aink="http://schemas.microsoft.com/office/drawing/2016/ink" xmlns:am3d="http://schemas.microsoft.com/office/drawing/2017/model3d" xmlns:o="urn:schemas-microsoft-com:office:office" xmlns:oel="http://schemas.microsoft.com/office/2019/extlst" xmlns:r="http://schemas.openxmlformats.org/officeDocument/2006/relationships" xmlns:m="http://schemas.openxmlformats.org/officeDocument/2006/math" xmlns:v="urn:schemas-microsoft-com:vml" xmlns:wp14="http://schemas.microsoft.com/office/word/2010/wordprocessingDrawing" xmlns:wp="http://schemas.openxmlformats.org/drawingml/2006/wordprocessingDrawing" xmlns:w10="urn:schemas-microsoft-com:office:word" xmlns:w="http://schemas.openxmlformats.org/wordprocessingml/2006/main" xmlns:w14="http://schemas.microsoft.com/office/word/2010/wordml" xmlns:w15="http://schemas.microsoft.com/office/word/2012/wordml" xmlns:w16cex="http://schemas.microsoft.com/office/word/2018/wordml/cex" xmlns:w16cid="http://schemas.microsoft.com/office/word/2016/wordml/cid" xmlns:w16="http://schemas.microsoft.com/office/word/2018/wordml" xmlns:w16du="http://schemas.microsoft.com/office/word/2023/wordml/word16du" xmlns:w16sdtdh="http://schemas.microsoft.com/office/word/2020/wordml/sdtdatahash" xmlns:w16sdtfl="http://schemas.microsoft.com/office/word/2024/wordml/sdtformatlock" xmlns:w16se="http://schemas.microsoft.com/office/word/2015/wordml/symex" xmlns:wpg="http://schemas.microsoft.com/office/word/2010/wordprocessingGroup" xmlns:wpi="http://schemas.microsoft.com/office/word/2010/wordprocessingInk" xmlns:wne="http://schemas.microsoft.com/office/word/2006/wordml" xmlns:wps="http://schemas.microsoft.com/office/word/2010/wordprocessingShape" mc:Ignorable="w14 w15 w16se w16cid w16 w16cex w16sdtdh w16sdtfl w16du wp14">
   <w:p>
     <w:pPr>
       <w:pStyle w:val="a3"/>
@@ -26953,7 +25209,7 @@
 </file>
 
 <file path=word/footnotes.xml><?xml version="1.0" encoding="utf-8"?>
-<w:footnotes xmlns:wpc="http://schemas.microsoft.com/office/word/2010/wordprocessingCanvas" xmlns:cx="http://schemas.microsoft.com/office/drawing/2014/chartex" xmlns:mc="http://schemas.openxmlformats.org/markup-compatibility/2006" xmlns:o="urn:schemas-microsoft-com:office:office" xmlns:r="http://schemas.openxmlformats.org/officeDocument/2006/relationships" xmlns:m="http://schemas.openxmlformats.org/officeDocument/2006/math" xmlns:v="urn:schemas-microsoft-com:vml" xmlns:wp14="http://schemas.microsoft.com/office/word/2010/wordprocessingDrawing" xmlns:wp="http://schemas.openxmlformats.org/drawingml/2006/wordprocessingDrawing" xmlns:w10="urn:schemas-microsoft-com:office:word" xmlns:w="http://schemas.openxmlformats.org/wordprocessingml/2006/main" xmlns:w14="http://schemas.microsoft.com/office/word/2010/wordml" xmlns:w15="http://schemas.microsoft.com/office/word/2012/wordml" xmlns:w16se="http://schemas.microsoft.com/office/word/2015/wordml/symex" xmlns:wpg="http://schemas.microsoft.com/office/word/2010/wordprocessingGroup" xmlns:wpi="http://schemas.microsoft.com/office/word/2010/wordprocessingInk" xmlns:wne="http://schemas.microsoft.com/office/word/2006/wordml" xmlns:wps="http://schemas.microsoft.com/office/word/2010/wordprocessingShape" mc:Ignorable="w14 w15 w16se wp14">
+<w:footnotes xmlns:wpc="http://schemas.microsoft.com/office/word/2010/wordprocessingCanvas" xmlns:cx="http://schemas.microsoft.com/office/drawing/2014/chartex" xmlns:cx1="http://schemas.microsoft.com/office/drawing/2015/9/8/chartex" xmlns:cx2="http://schemas.microsoft.com/office/drawing/2015/10/21/chartex" xmlns:cx3="http://schemas.microsoft.com/office/drawing/2016/5/9/chartex" xmlns:cx4="http://schemas.microsoft.com/office/drawing/2016/5/10/chartex" xmlns:cx5="http://schemas.microsoft.com/office/drawing/2016/5/11/chartex" xmlns:cx6="http://schemas.microsoft.com/office/drawing/2016/5/12/chartex" xmlns:cx7="http://schemas.microsoft.com/office/drawing/2016/5/13/chartex" xmlns:cx8="http://schemas.microsoft.com/office/drawing/2016/5/14/chartex" xmlns:mc="http://schemas.openxmlformats.org/markup-compatibility/2006" xmlns:aink="http://schemas.microsoft.com/office/drawing/2016/ink" xmlns:am3d="http://schemas.microsoft.com/office/drawing/2017/model3d" xmlns:o="urn:schemas-microsoft-com:office:office" xmlns:oel="http://schemas.microsoft.com/office/2019/extlst" xmlns:r="http://schemas.openxmlformats.org/officeDocument/2006/relationships" xmlns:m="http://schemas.openxmlformats.org/officeDocument/2006/math" xmlns:v="urn:schemas-microsoft-com:vml" xmlns:wp14="http://schemas.microsoft.com/office/word/2010/wordprocessingDrawing" xmlns:wp="http://schemas.openxmlformats.org/drawingml/2006/wordprocessingDrawing" xmlns:w10="urn:schemas-microsoft-com:office:word" xmlns:w="http://schemas.openxmlformats.org/wordprocessingml/2006/main" xmlns:w14="http://schemas.microsoft.com/office/word/2010/wordml" xmlns:w15="http://schemas.microsoft.com/office/word/2012/wordml" xmlns:w16cex="http://schemas.microsoft.com/office/word/2018/wordml/cex" xmlns:w16cid="http://schemas.microsoft.com/office/word/2016/wordml/cid" xmlns:w16="http://schemas.microsoft.com/office/word/2018/wordml" xmlns:w16du="http://schemas.microsoft.com/office/word/2023/wordml/word16du" xmlns:w16sdtdh="http://schemas.microsoft.com/office/word/2020/wordml/sdtdatahash" xmlns:w16sdtfl="http://schemas.microsoft.com/office/word/2024/wordml/sdtformatlock" xmlns:w16se="http://schemas.microsoft.com/office/word/2015/wordml/symex" xmlns:wpg="http://schemas.microsoft.com/office/word/2010/wordprocessingGroup" xmlns:wpi="http://schemas.microsoft.com/office/word/2010/wordprocessingInk" xmlns:wne="http://schemas.microsoft.com/office/word/2006/wordml" xmlns:wps="http://schemas.microsoft.com/office/word/2010/wordprocessingShape" mc:Ignorable="w14 w15 w16se w16cid w16 w16cex w16sdtdh w16sdtfl w16du wp14">
   <w:footnote w:type="separator" w:id="-1">
     <w:p>
       <w:pPr>
@@ -26978,7 +25234,7 @@
 </file>
 
 <file path=word/header1.xml><?xml version="1.0" encoding="utf-8"?>
-<w:hdr xmlns:wpc="http://schemas.microsoft.com/office/word/2010/wordprocessingCanvas" xmlns:cx="http://schemas.microsoft.com/office/drawing/2014/chartex" xmlns:mc="http://schemas.openxmlformats.org/markup-compatibility/2006" xmlns:o="urn:schemas-microsoft-com:office:office" xmlns:r="http://schemas.openxmlformats.org/officeDocument/2006/relationships" xmlns:m="http://schemas.openxmlformats.org/officeDocument/2006/math" xmlns:v="urn:schemas-microsoft-com:vml" xmlns:wp14="http://schemas.microsoft.com/office/word/2010/wordprocessingDrawing" xmlns:wp="http://schemas.openxmlformats.org/drawingml/2006/wordprocessingDrawing" xmlns:w10="urn:schemas-microsoft-com:office:word" xmlns:w="http://schemas.openxmlformats.org/wordprocessingml/2006/main" xmlns:w14="http://schemas.microsoft.com/office/word/2010/wordml" xmlns:w15="http://schemas.microsoft.com/office/word/2012/wordml" xmlns:w16se="http://schemas.microsoft.com/office/word/2015/wordml/symex" xmlns:wpg="http://schemas.microsoft.com/office/word/2010/wordprocessingGroup" xmlns:wpi="http://schemas.microsoft.com/office/word/2010/wordprocessingInk" xmlns:wne="http://schemas.microsoft.com/office/word/2006/wordml" xmlns:wps="http://schemas.microsoft.com/office/word/2010/wordprocessingShape" mc:Ignorable="w14 w15 w16se wp14">
+<w:hdr xmlns:wpc="http://schemas.microsoft.com/office/word/2010/wordprocessingCanvas" xmlns:cx="http://schemas.microsoft.com/office/drawing/2014/chartex" xmlns:cx1="http://schemas.microsoft.com/office/drawing/2015/9/8/chartex" xmlns:cx2="http://schemas.microsoft.com/office/drawing/2015/10/21/chartex" xmlns:cx3="http://schemas.microsoft.com/office/drawing/2016/5/9/chartex" xmlns:cx4="http://schemas.microsoft.com/office/drawing/2016/5/10/chartex" xmlns:cx5="http://schemas.microsoft.com/office/drawing/2016/5/11/chartex" xmlns:cx6="http://schemas.microsoft.com/office/drawing/2016/5/12/chartex" xmlns:cx7="http://schemas.microsoft.com/office/drawing/2016/5/13/chartex" xmlns:cx8="http://schemas.microsoft.com/office/drawing/2016/5/14/chartex" xmlns:mc="http://schemas.openxmlformats.org/markup-compatibility/2006" xmlns:aink="http://schemas.microsoft.com/office/drawing/2016/ink" xmlns:am3d="http://schemas.microsoft.com/office/drawing/2017/model3d" xmlns:o="urn:schemas-microsoft-com:office:office" xmlns:oel="http://schemas.microsoft.com/office/2019/extlst" xmlns:r="http://schemas.openxmlformats.org/officeDocument/2006/relationships" xmlns:m="http://schemas.openxmlformats.org/officeDocument/2006/math" xmlns:v="urn:schemas-microsoft-com:vml" xmlns:wp14="http://schemas.microsoft.com/office/word/2010/wordprocessingDrawing" xmlns:wp="http://schemas.openxmlformats.org/drawingml/2006/wordprocessingDrawing" xmlns:w10="urn:schemas-microsoft-com:office:word" xmlns:w="http://schemas.openxmlformats.org/wordprocessingml/2006/main" xmlns:w14="http://schemas.microsoft.com/office/word/2010/wordml" xmlns:w15="http://schemas.microsoft.com/office/word/2012/wordml" xmlns:w16cex="http://schemas.microsoft.com/office/word/2018/wordml/cex" xmlns:w16cid="http://schemas.microsoft.com/office/word/2016/wordml/cid" xmlns:w16="http://schemas.microsoft.com/office/word/2018/wordml" xmlns:w16du="http://schemas.microsoft.com/office/word/2023/wordml/word16du" xmlns:w16sdtdh="http://schemas.microsoft.com/office/word/2020/wordml/sdtdatahash" xmlns:w16sdtfl="http://schemas.microsoft.com/office/word/2024/wordml/sdtformatlock" xmlns:w16se="http://schemas.microsoft.com/office/word/2015/wordml/symex" xmlns:wpg="http://schemas.microsoft.com/office/word/2010/wordprocessingGroup" xmlns:wpi="http://schemas.microsoft.com/office/word/2010/wordprocessingInk" xmlns:wne="http://schemas.microsoft.com/office/word/2006/wordml" xmlns:wps="http://schemas.microsoft.com/office/word/2010/wordprocessingShape" mc:Ignorable="w14 w15 w16se w16cid w16 w16cex w16sdtdh w16sdtfl w16du wp14">
   <w:p>
     <w:pPr>
       <w:pStyle w:val="a7"/>
@@ -26988,7 +25244,7 @@
 </file>
 
 <file path=word/header10.xml><?xml version="1.0" encoding="utf-8"?>
-<w:hdr xmlns:wpc="http://schemas.microsoft.com/office/word/2010/wordprocessingCanvas" xmlns:cx="http://schemas.microsoft.com/office/drawing/2014/chartex" xmlns:mc="http://schemas.openxmlformats.org/markup-compatibility/2006" xmlns:o="urn:schemas-microsoft-com:office:office" xmlns:r="http://schemas.openxmlformats.org/officeDocument/2006/relationships" xmlns:m="http://schemas.openxmlformats.org/officeDocument/2006/math" xmlns:v="urn:schemas-microsoft-com:vml" xmlns:wp14="http://schemas.microsoft.com/office/word/2010/wordprocessingDrawing" xmlns:wp="http://schemas.openxmlformats.org/drawingml/2006/wordprocessingDrawing" xmlns:w10="urn:schemas-microsoft-com:office:word" xmlns:w="http://schemas.openxmlformats.org/wordprocessingml/2006/main" xmlns:w14="http://schemas.microsoft.com/office/word/2010/wordml" xmlns:w15="http://schemas.microsoft.com/office/word/2012/wordml" xmlns:w16se="http://schemas.microsoft.com/office/word/2015/wordml/symex" xmlns:wpg="http://schemas.microsoft.com/office/word/2010/wordprocessingGroup" xmlns:wpi="http://schemas.microsoft.com/office/word/2010/wordprocessingInk" xmlns:wne="http://schemas.microsoft.com/office/word/2006/wordml" xmlns:wps="http://schemas.microsoft.com/office/word/2010/wordprocessingShape" mc:Ignorable="w14 w15 w16se wp14">
+<w:hdr xmlns:wpc="http://schemas.microsoft.com/office/word/2010/wordprocessingCanvas" xmlns:cx="http://schemas.microsoft.com/office/drawing/2014/chartex" xmlns:cx1="http://schemas.microsoft.com/office/drawing/2015/9/8/chartex" xmlns:cx2="http://schemas.microsoft.com/office/drawing/2015/10/21/chartex" xmlns:cx3="http://schemas.microsoft.com/office/drawing/2016/5/9/chartex" xmlns:cx4="http://schemas.microsoft.com/office/drawing/2016/5/10/chartex" xmlns:cx5="http://schemas.microsoft.com/office/drawing/2016/5/11/chartex" xmlns:cx6="http://schemas.microsoft.com/office/drawing/2016/5/12/chartex" xmlns:cx7="http://schemas.microsoft.com/office/drawing/2016/5/13/chartex" xmlns:cx8="http://schemas.microsoft.com/office/drawing/2016/5/14/chartex" xmlns:mc="http://schemas.openxmlformats.org/markup-compatibility/2006" xmlns:aink="http://schemas.microsoft.com/office/drawing/2016/ink" xmlns:am3d="http://schemas.microsoft.com/office/drawing/2017/model3d" xmlns:o="urn:schemas-microsoft-com:office:office" xmlns:oel="http://schemas.microsoft.com/office/2019/extlst" xmlns:r="http://schemas.openxmlformats.org/officeDocument/2006/relationships" xmlns:m="http://schemas.openxmlformats.org/officeDocument/2006/math" xmlns:v="urn:schemas-microsoft-com:vml" xmlns:wp14="http://schemas.microsoft.com/office/word/2010/wordprocessingDrawing" xmlns:wp="http://schemas.openxmlformats.org/drawingml/2006/wordprocessingDrawing" xmlns:w10="urn:schemas-microsoft-com:office:word" xmlns:w="http://schemas.openxmlformats.org/wordprocessingml/2006/main" xmlns:w14="http://schemas.microsoft.com/office/word/2010/wordml" xmlns:w15="http://schemas.microsoft.com/office/word/2012/wordml" xmlns:w16cex="http://schemas.microsoft.com/office/word/2018/wordml/cex" xmlns:w16cid="http://schemas.microsoft.com/office/word/2016/wordml/cid" xmlns:w16="http://schemas.microsoft.com/office/word/2018/wordml" xmlns:w16du="http://schemas.microsoft.com/office/word/2023/wordml/word16du" xmlns:w16sdtdh="http://schemas.microsoft.com/office/word/2020/wordml/sdtdatahash" xmlns:w16sdtfl="http://schemas.microsoft.com/office/word/2024/wordml/sdtformatlock" xmlns:w16se="http://schemas.microsoft.com/office/word/2015/wordml/symex" xmlns:wpg="http://schemas.microsoft.com/office/word/2010/wordprocessingGroup" xmlns:wpi="http://schemas.microsoft.com/office/word/2010/wordprocessingInk" xmlns:wne="http://schemas.microsoft.com/office/word/2006/wordml" xmlns:wps="http://schemas.microsoft.com/office/word/2010/wordprocessingShape" mc:Ignorable="w14 w15 w16se w16cid w16 w16cex w16sdtdh w16sdtfl w16du wp14">
   <w:p>
     <w:pPr>
       <w:pStyle w:val="a7"/>
@@ -27092,7 +25348,15 @@
         <w:noProof/>
         <w:u w:val="none"/>
       </w:rPr>
-      <w:t>索引</w:t>
+      <w:t>附录</w:t>
+    </w:r>
+    <w:r>
+      <w:rPr>
+        <w:rFonts w:hint="eastAsia"/>
+        <w:noProof/>
+        <w:u w:val="none"/>
+      </w:rPr>
+      <w:t xml:space="preserve"> A</w:t>
     </w:r>
     <w:r>
       <w:rPr>
@@ -27105,7 +25369,7 @@
 </file>
 
 <file path=word/header11.xml><?xml version="1.0" encoding="utf-8"?>
-<w:hdr xmlns:wpc="http://schemas.microsoft.com/office/word/2010/wordprocessingCanvas" xmlns:cx="http://schemas.microsoft.com/office/drawing/2014/chartex" xmlns:mc="http://schemas.openxmlformats.org/markup-compatibility/2006" xmlns:o="urn:schemas-microsoft-com:office:office" xmlns:r="http://schemas.openxmlformats.org/officeDocument/2006/relationships" xmlns:m="http://schemas.openxmlformats.org/officeDocument/2006/math" xmlns:v="urn:schemas-microsoft-com:vml" xmlns:wp14="http://schemas.microsoft.com/office/word/2010/wordprocessingDrawing" xmlns:wp="http://schemas.openxmlformats.org/drawingml/2006/wordprocessingDrawing" xmlns:w10="urn:schemas-microsoft-com:office:word" xmlns:w="http://schemas.openxmlformats.org/wordprocessingml/2006/main" xmlns:w14="http://schemas.microsoft.com/office/word/2010/wordml" xmlns:w15="http://schemas.microsoft.com/office/word/2012/wordml" xmlns:w16se="http://schemas.microsoft.com/office/word/2015/wordml/symex" xmlns:wpg="http://schemas.microsoft.com/office/word/2010/wordprocessingGroup" xmlns:wpi="http://schemas.microsoft.com/office/word/2010/wordprocessingInk" xmlns:wne="http://schemas.microsoft.com/office/word/2006/wordml" xmlns:wps="http://schemas.microsoft.com/office/word/2010/wordprocessingShape" mc:Ignorable="w14 w15 w16se wp14">
+<w:hdr xmlns:wpc="http://schemas.microsoft.com/office/word/2010/wordprocessingCanvas" xmlns:cx="http://schemas.microsoft.com/office/drawing/2014/chartex" xmlns:cx1="http://schemas.microsoft.com/office/drawing/2015/9/8/chartex" xmlns:cx2="http://schemas.microsoft.com/office/drawing/2015/10/21/chartex" xmlns:cx3="http://schemas.microsoft.com/office/drawing/2016/5/9/chartex" xmlns:cx4="http://schemas.microsoft.com/office/drawing/2016/5/10/chartex" xmlns:cx5="http://schemas.microsoft.com/office/drawing/2016/5/11/chartex" xmlns:cx6="http://schemas.microsoft.com/office/drawing/2016/5/12/chartex" xmlns:cx7="http://schemas.microsoft.com/office/drawing/2016/5/13/chartex" xmlns:cx8="http://schemas.microsoft.com/office/drawing/2016/5/14/chartex" xmlns:mc="http://schemas.openxmlformats.org/markup-compatibility/2006" xmlns:aink="http://schemas.microsoft.com/office/drawing/2016/ink" xmlns:am3d="http://schemas.microsoft.com/office/drawing/2017/model3d" xmlns:o="urn:schemas-microsoft-com:office:office" xmlns:oel="http://schemas.microsoft.com/office/2019/extlst" xmlns:r="http://schemas.openxmlformats.org/officeDocument/2006/relationships" xmlns:m="http://schemas.openxmlformats.org/officeDocument/2006/math" xmlns:v="urn:schemas-microsoft-com:vml" xmlns:wp14="http://schemas.microsoft.com/office/word/2010/wordprocessingDrawing" xmlns:wp="http://schemas.openxmlformats.org/drawingml/2006/wordprocessingDrawing" xmlns:w10="urn:schemas-microsoft-com:office:word" xmlns:w="http://schemas.openxmlformats.org/wordprocessingml/2006/main" xmlns:w14="http://schemas.microsoft.com/office/word/2010/wordml" xmlns:w15="http://schemas.microsoft.com/office/word/2012/wordml" xmlns:w16cex="http://schemas.microsoft.com/office/word/2018/wordml/cex" xmlns:w16cid="http://schemas.microsoft.com/office/word/2016/wordml/cid" xmlns:w16="http://schemas.microsoft.com/office/word/2018/wordml" xmlns:w16du="http://schemas.microsoft.com/office/word/2023/wordml/word16du" xmlns:w16sdtdh="http://schemas.microsoft.com/office/word/2020/wordml/sdtdatahash" xmlns:w16sdtfl="http://schemas.microsoft.com/office/word/2024/wordml/sdtformatlock" xmlns:w16se="http://schemas.microsoft.com/office/word/2015/wordml/symex" xmlns:wpg="http://schemas.microsoft.com/office/word/2010/wordprocessingGroup" xmlns:wpi="http://schemas.microsoft.com/office/word/2010/wordprocessingInk" xmlns:wne="http://schemas.microsoft.com/office/word/2006/wordml" xmlns:wps="http://schemas.microsoft.com/office/word/2010/wordprocessingShape" mc:Ignorable="w14 w15 w16se w16cid w16 w16cex w16sdtdh w16sdtfl w16du wp14">
   <w:p>
     <w:pPr>
       <w:pStyle w:val="a7"/>
@@ -27238,7 +25502,7 @@
 </file>
 
 <file path=word/header12.xml><?xml version="1.0" encoding="utf-8"?>
-<w:hdr xmlns:wpc="http://schemas.microsoft.com/office/word/2010/wordprocessingCanvas" xmlns:cx="http://schemas.microsoft.com/office/drawing/2014/chartex" xmlns:mc="http://schemas.openxmlformats.org/markup-compatibility/2006" xmlns:o="urn:schemas-microsoft-com:office:office" xmlns:r="http://schemas.openxmlformats.org/officeDocument/2006/relationships" xmlns:m="http://schemas.openxmlformats.org/officeDocument/2006/math" xmlns:v="urn:schemas-microsoft-com:vml" xmlns:wp14="http://schemas.microsoft.com/office/word/2010/wordprocessingDrawing" xmlns:wp="http://schemas.openxmlformats.org/drawingml/2006/wordprocessingDrawing" xmlns:w10="urn:schemas-microsoft-com:office:word" xmlns:w="http://schemas.openxmlformats.org/wordprocessingml/2006/main" xmlns:w14="http://schemas.microsoft.com/office/word/2010/wordml" xmlns:w15="http://schemas.microsoft.com/office/word/2012/wordml" xmlns:w16se="http://schemas.microsoft.com/office/word/2015/wordml/symex" xmlns:wpg="http://schemas.microsoft.com/office/word/2010/wordprocessingGroup" xmlns:wpi="http://schemas.microsoft.com/office/word/2010/wordprocessingInk" xmlns:wne="http://schemas.microsoft.com/office/word/2006/wordml" xmlns:wps="http://schemas.microsoft.com/office/word/2010/wordprocessingShape" mc:Ignorable="w14 w15 w16se wp14">
+<w:hdr xmlns:wpc="http://schemas.microsoft.com/office/word/2010/wordprocessingCanvas" xmlns:cx="http://schemas.microsoft.com/office/drawing/2014/chartex" xmlns:cx1="http://schemas.microsoft.com/office/drawing/2015/9/8/chartex" xmlns:cx2="http://schemas.microsoft.com/office/drawing/2015/10/21/chartex" xmlns:cx3="http://schemas.microsoft.com/office/drawing/2016/5/9/chartex" xmlns:cx4="http://schemas.microsoft.com/office/drawing/2016/5/10/chartex" xmlns:cx5="http://schemas.microsoft.com/office/drawing/2016/5/11/chartex" xmlns:cx6="http://schemas.microsoft.com/office/drawing/2016/5/12/chartex" xmlns:cx7="http://schemas.microsoft.com/office/drawing/2016/5/13/chartex" xmlns:cx8="http://schemas.microsoft.com/office/drawing/2016/5/14/chartex" xmlns:mc="http://schemas.openxmlformats.org/markup-compatibility/2006" xmlns:aink="http://schemas.microsoft.com/office/drawing/2016/ink" xmlns:am3d="http://schemas.microsoft.com/office/drawing/2017/model3d" xmlns:o="urn:schemas-microsoft-com:office:office" xmlns:oel="http://schemas.microsoft.com/office/2019/extlst" xmlns:r="http://schemas.openxmlformats.org/officeDocument/2006/relationships" xmlns:m="http://schemas.openxmlformats.org/officeDocument/2006/math" xmlns:v="urn:schemas-microsoft-com:vml" xmlns:wp14="http://schemas.microsoft.com/office/word/2010/wordprocessingDrawing" xmlns:wp="http://schemas.openxmlformats.org/drawingml/2006/wordprocessingDrawing" xmlns:w10="urn:schemas-microsoft-com:office:word" xmlns:w="http://schemas.openxmlformats.org/wordprocessingml/2006/main" xmlns:w14="http://schemas.microsoft.com/office/word/2010/wordml" xmlns:w15="http://schemas.microsoft.com/office/word/2012/wordml" xmlns:w16cex="http://schemas.microsoft.com/office/word/2018/wordml/cex" xmlns:w16cid="http://schemas.microsoft.com/office/word/2016/wordml/cid" xmlns:w16="http://schemas.microsoft.com/office/word/2018/wordml" xmlns:w16du="http://schemas.microsoft.com/office/word/2023/wordml/word16du" xmlns:w16sdtdh="http://schemas.microsoft.com/office/word/2020/wordml/sdtdatahash" xmlns:w16sdtfl="http://schemas.microsoft.com/office/word/2024/wordml/sdtformatlock" xmlns:w16se="http://schemas.microsoft.com/office/word/2015/wordml/symex" xmlns:wpg="http://schemas.microsoft.com/office/word/2010/wordprocessingGroup" xmlns:wpi="http://schemas.microsoft.com/office/word/2010/wordprocessingInk" xmlns:wne="http://schemas.microsoft.com/office/word/2006/wordml" xmlns:wps="http://schemas.microsoft.com/office/word/2010/wordprocessingShape" mc:Ignorable="w14 w15 w16se w16cid w16 w16cex w16sdtdh w16sdtfl w16du wp14">
   <w:p>
     <w:pPr>
       <w:pStyle w:val="a7"/>
@@ -27355,7 +25619,7 @@
 </file>
 
 <file path=word/header2.xml><?xml version="1.0" encoding="utf-8"?>
-<w:hdr xmlns:wpc="http://schemas.microsoft.com/office/word/2010/wordprocessingCanvas" xmlns:cx="http://schemas.microsoft.com/office/drawing/2014/chartex" xmlns:mc="http://schemas.openxmlformats.org/markup-compatibility/2006" xmlns:o="urn:schemas-microsoft-com:office:office" xmlns:r="http://schemas.openxmlformats.org/officeDocument/2006/relationships" xmlns:m="http://schemas.openxmlformats.org/officeDocument/2006/math" xmlns:v="urn:schemas-microsoft-com:vml" xmlns:wp14="http://schemas.microsoft.com/office/word/2010/wordprocessingDrawing" xmlns:wp="http://schemas.openxmlformats.org/drawingml/2006/wordprocessingDrawing" xmlns:w10="urn:schemas-microsoft-com:office:word" xmlns:w="http://schemas.openxmlformats.org/wordprocessingml/2006/main" xmlns:w14="http://schemas.microsoft.com/office/word/2010/wordml" xmlns:w15="http://schemas.microsoft.com/office/word/2012/wordml" xmlns:w16se="http://schemas.microsoft.com/office/word/2015/wordml/symex" xmlns:wpg="http://schemas.microsoft.com/office/word/2010/wordprocessingGroup" xmlns:wpi="http://schemas.microsoft.com/office/word/2010/wordprocessingInk" xmlns:wne="http://schemas.microsoft.com/office/word/2006/wordml" xmlns:wps="http://schemas.microsoft.com/office/word/2010/wordprocessingShape" mc:Ignorable="w14 w15 w16se wp14">
+<w:hdr xmlns:wpc="http://schemas.microsoft.com/office/word/2010/wordprocessingCanvas" xmlns:cx="http://schemas.microsoft.com/office/drawing/2014/chartex" xmlns:cx1="http://schemas.microsoft.com/office/drawing/2015/9/8/chartex" xmlns:cx2="http://schemas.microsoft.com/office/drawing/2015/10/21/chartex" xmlns:cx3="http://schemas.microsoft.com/office/drawing/2016/5/9/chartex" xmlns:cx4="http://schemas.microsoft.com/office/drawing/2016/5/10/chartex" xmlns:cx5="http://schemas.microsoft.com/office/drawing/2016/5/11/chartex" xmlns:cx6="http://schemas.microsoft.com/office/drawing/2016/5/12/chartex" xmlns:cx7="http://schemas.microsoft.com/office/drawing/2016/5/13/chartex" xmlns:cx8="http://schemas.microsoft.com/office/drawing/2016/5/14/chartex" xmlns:mc="http://schemas.openxmlformats.org/markup-compatibility/2006" xmlns:aink="http://schemas.microsoft.com/office/drawing/2016/ink" xmlns:am3d="http://schemas.microsoft.com/office/drawing/2017/model3d" xmlns:o="urn:schemas-microsoft-com:office:office" xmlns:oel="http://schemas.microsoft.com/office/2019/extlst" xmlns:r="http://schemas.openxmlformats.org/officeDocument/2006/relationships" xmlns:m="http://schemas.openxmlformats.org/officeDocument/2006/math" xmlns:v="urn:schemas-microsoft-com:vml" xmlns:wp14="http://schemas.microsoft.com/office/word/2010/wordprocessingDrawing" xmlns:wp="http://schemas.openxmlformats.org/drawingml/2006/wordprocessingDrawing" xmlns:w10="urn:schemas-microsoft-com:office:word" xmlns:w="http://schemas.openxmlformats.org/wordprocessingml/2006/main" xmlns:w14="http://schemas.microsoft.com/office/word/2010/wordml" xmlns:w15="http://schemas.microsoft.com/office/word/2012/wordml" xmlns:w16cex="http://schemas.microsoft.com/office/word/2018/wordml/cex" xmlns:w16cid="http://schemas.microsoft.com/office/word/2016/wordml/cid" xmlns:w16="http://schemas.microsoft.com/office/word/2018/wordml" xmlns:w16du="http://schemas.microsoft.com/office/word/2023/wordml/word16du" xmlns:w16sdtdh="http://schemas.microsoft.com/office/word/2020/wordml/sdtdatahash" xmlns:w16sdtfl="http://schemas.microsoft.com/office/word/2024/wordml/sdtformatlock" xmlns:w16se="http://schemas.microsoft.com/office/word/2015/wordml/symex" xmlns:wpg="http://schemas.microsoft.com/office/word/2010/wordprocessingGroup" xmlns:wpi="http://schemas.microsoft.com/office/word/2010/wordprocessingInk" xmlns:wne="http://schemas.microsoft.com/office/word/2006/wordml" xmlns:wps="http://schemas.microsoft.com/office/word/2010/wordprocessingShape" mc:Ignorable="w14 w15 w16se w16cid w16 w16cex w16sdtdh w16sdtfl w16du wp14">
   <w:p>
     <w:pPr>
       <w:pStyle w:val="a7"/>
@@ -27365,7 +25629,7 @@
 </file>
 
 <file path=word/header3.xml><?xml version="1.0" encoding="utf-8"?>
-<w:hdr xmlns:wpc="http://schemas.microsoft.com/office/word/2010/wordprocessingCanvas" xmlns:cx="http://schemas.microsoft.com/office/drawing/2014/chartex" xmlns:mc="http://schemas.openxmlformats.org/markup-compatibility/2006" xmlns:o="urn:schemas-microsoft-com:office:office" xmlns:r="http://schemas.openxmlformats.org/officeDocument/2006/relationships" xmlns:m="http://schemas.openxmlformats.org/officeDocument/2006/math" xmlns:v="urn:schemas-microsoft-com:vml" xmlns:wp14="http://schemas.microsoft.com/office/word/2010/wordprocessingDrawing" xmlns:wp="http://schemas.openxmlformats.org/drawingml/2006/wordprocessingDrawing" xmlns:w10="urn:schemas-microsoft-com:office:word" xmlns:w="http://schemas.openxmlformats.org/wordprocessingml/2006/main" xmlns:w14="http://schemas.microsoft.com/office/word/2010/wordml" xmlns:w15="http://schemas.microsoft.com/office/word/2012/wordml" xmlns:w16se="http://schemas.microsoft.com/office/word/2015/wordml/symex" xmlns:wpg="http://schemas.microsoft.com/office/word/2010/wordprocessingGroup" xmlns:wpi="http://schemas.microsoft.com/office/word/2010/wordprocessingInk" xmlns:wne="http://schemas.microsoft.com/office/word/2006/wordml" xmlns:wps="http://schemas.microsoft.com/office/word/2010/wordprocessingShape" mc:Ignorable="w14 w15 w16se wp14">
+<w:hdr xmlns:wpc="http://schemas.microsoft.com/office/word/2010/wordprocessingCanvas" xmlns:cx="http://schemas.microsoft.com/office/drawing/2014/chartex" xmlns:cx1="http://schemas.microsoft.com/office/drawing/2015/9/8/chartex" xmlns:cx2="http://schemas.microsoft.com/office/drawing/2015/10/21/chartex" xmlns:cx3="http://schemas.microsoft.com/office/drawing/2016/5/9/chartex" xmlns:cx4="http://schemas.microsoft.com/office/drawing/2016/5/10/chartex" xmlns:cx5="http://schemas.microsoft.com/office/drawing/2016/5/11/chartex" xmlns:cx6="http://schemas.microsoft.com/office/drawing/2016/5/12/chartex" xmlns:cx7="http://schemas.microsoft.com/office/drawing/2016/5/13/chartex" xmlns:cx8="http://schemas.microsoft.com/office/drawing/2016/5/14/chartex" xmlns:mc="http://schemas.openxmlformats.org/markup-compatibility/2006" xmlns:aink="http://schemas.microsoft.com/office/drawing/2016/ink" xmlns:am3d="http://schemas.microsoft.com/office/drawing/2017/model3d" xmlns:o="urn:schemas-microsoft-com:office:office" xmlns:oel="http://schemas.microsoft.com/office/2019/extlst" xmlns:r="http://schemas.openxmlformats.org/officeDocument/2006/relationships" xmlns:m="http://schemas.openxmlformats.org/officeDocument/2006/math" xmlns:v="urn:schemas-microsoft-com:vml" xmlns:wp14="http://schemas.microsoft.com/office/word/2010/wordprocessingDrawing" xmlns:wp="http://schemas.openxmlformats.org/drawingml/2006/wordprocessingDrawing" xmlns:w10="urn:schemas-microsoft-com:office:word" xmlns:w="http://schemas.openxmlformats.org/wordprocessingml/2006/main" xmlns:w14="http://schemas.microsoft.com/office/word/2010/wordml" xmlns:w15="http://schemas.microsoft.com/office/word/2012/wordml" xmlns:w16cex="http://schemas.microsoft.com/office/word/2018/wordml/cex" xmlns:w16cid="http://schemas.microsoft.com/office/word/2016/wordml/cid" xmlns:w16="http://schemas.microsoft.com/office/word/2018/wordml" xmlns:w16du="http://schemas.microsoft.com/office/word/2023/wordml/word16du" xmlns:w16sdtdh="http://schemas.microsoft.com/office/word/2020/wordml/sdtdatahash" xmlns:w16sdtfl="http://schemas.microsoft.com/office/word/2024/wordml/sdtformatlock" xmlns:w16se="http://schemas.microsoft.com/office/word/2015/wordml/symex" xmlns:wpg="http://schemas.microsoft.com/office/word/2010/wordprocessingGroup" xmlns:wpi="http://schemas.microsoft.com/office/word/2010/wordprocessingInk" xmlns:wne="http://schemas.microsoft.com/office/word/2006/wordml" xmlns:wps="http://schemas.microsoft.com/office/word/2010/wordprocessingShape" mc:Ignorable="w14 w15 w16se w16cid w16 w16cex w16sdtdh w16sdtfl w16du wp14">
   <w:p>
     <w:pPr>
       <w:pStyle w:val="a7"/>
@@ -27375,7 +25639,7 @@
 </file>
 
 <file path=word/header4.xml><?xml version="1.0" encoding="utf-8"?>
-<w:hdr xmlns:wpc="http://schemas.microsoft.com/office/word/2010/wordprocessingCanvas" xmlns:cx="http://schemas.microsoft.com/office/drawing/2014/chartex" xmlns:mc="http://schemas.openxmlformats.org/markup-compatibility/2006" xmlns:o="urn:schemas-microsoft-com:office:office" xmlns:r="http://schemas.openxmlformats.org/officeDocument/2006/relationships" xmlns:m="http://schemas.openxmlformats.org/officeDocument/2006/math" xmlns:v="urn:schemas-microsoft-com:vml" xmlns:wp14="http://schemas.microsoft.com/office/word/2010/wordprocessingDrawing" xmlns:wp="http://schemas.openxmlformats.org/drawingml/2006/wordprocessingDrawing" xmlns:w10="urn:schemas-microsoft-com:office:word" xmlns:w="http://schemas.openxmlformats.org/wordprocessingml/2006/main" xmlns:w14="http://schemas.microsoft.com/office/word/2010/wordml" xmlns:w15="http://schemas.microsoft.com/office/word/2012/wordml" xmlns:w16se="http://schemas.microsoft.com/office/word/2015/wordml/symex" xmlns:wpg="http://schemas.microsoft.com/office/word/2010/wordprocessingGroup" xmlns:wpi="http://schemas.microsoft.com/office/word/2010/wordprocessingInk" xmlns:wne="http://schemas.microsoft.com/office/word/2006/wordml" xmlns:wps="http://schemas.microsoft.com/office/word/2010/wordprocessingShape" mc:Ignorable="w14 w15 w16se wp14">
+<w:hdr xmlns:wpc="http://schemas.microsoft.com/office/word/2010/wordprocessingCanvas" xmlns:cx="http://schemas.microsoft.com/office/drawing/2014/chartex" xmlns:cx1="http://schemas.microsoft.com/office/drawing/2015/9/8/chartex" xmlns:cx2="http://schemas.microsoft.com/office/drawing/2015/10/21/chartex" xmlns:cx3="http://schemas.microsoft.com/office/drawing/2016/5/9/chartex" xmlns:cx4="http://schemas.microsoft.com/office/drawing/2016/5/10/chartex" xmlns:cx5="http://schemas.microsoft.com/office/drawing/2016/5/11/chartex" xmlns:cx6="http://schemas.microsoft.com/office/drawing/2016/5/12/chartex" xmlns:cx7="http://schemas.microsoft.com/office/drawing/2016/5/13/chartex" xmlns:cx8="http://schemas.microsoft.com/office/drawing/2016/5/14/chartex" xmlns:mc="http://schemas.openxmlformats.org/markup-compatibility/2006" xmlns:aink="http://schemas.microsoft.com/office/drawing/2016/ink" xmlns:am3d="http://schemas.microsoft.com/office/drawing/2017/model3d" xmlns:o="urn:schemas-microsoft-com:office:office" xmlns:oel="http://schemas.microsoft.com/office/2019/extlst" xmlns:r="http://schemas.openxmlformats.org/officeDocument/2006/relationships" xmlns:m="http://schemas.openxmlformats.org/officeDocument/2006/math" xmlns:v="urn:schemas-microsoft-com:vml" xmlns:wp14="http://schemas.microsoft.com/office/word/2010/wordprocessingDrawing" xmlns:wp="http://schemas.openxmlformats.org/drawingml/2006/wordprocessingDrawing" xmlns:w10="urn:schemas-microsoft-com:office:word" xmlns:w="http://schemas.openxmlformats.org/wordprocessingml/2006/main" xmlns:w14="http://schemas.microsoft.com/office/word/2010/wordml" xmlns:w15="http://schemas.microsoft.com/office/word/2012/wordml" xmlns:w16cex="http://schemas.microsoft.com/office/word/2018/wordml/cex" xmlns:w16cid="http://schemas.microsoft.com/office/word/2016/wordml/cid" xmlns:w16="http://schemas.microsoft.com/office/word/2018/wordml" xmlns:w16du="http://schemas.microsoft.com/office/word/2023/wordml/word16du" xmlns:w16sdtdh="http://schemas.microsoft.com/office/word/2020/wordml/sdtdatahash" xmlns:w16sdtfl="http://schemas.microsoft.com/office/word/2024/wordml/sdtformatlock" xmlns:w16se="http://schemas.microsoft.com/office/word/2015/wordml/symex" xmlns:wpg="http://schemas.microsoft.com/office/word/2010/wordprocessingGroup" xmlns:wpi="http://schemas.microsoft.com/office/word/2010/wordprocessingInk" xmlns:wne="http://schemas.microsoft.com/office/word/2006/wordml" xmlns:wps="http://schemas.microsoft.com/office/word/2010/wordprocessingShape" mc:Ignorable="w14 w15 w16se w16cid w16 w16cex w16sdtdh w16sdtfl w16du wp14">
   <w:p>
     <w:pPr>
       <w:pStyle w:val="a7"/>
@@ -27484,7 +25748,7 @@
 </file>
 
 <file path=word/header5.xml><?xml version="1.0" encoding="utf-8"?>
-<w:hdr xmlns:wpc="http://schemas.microsoft.com/office/word/2010/wordprocessingCanvas" xmlns:cx="http://schemas.microsoft.com/office/drawing/2014/chartex" xmlns:mc="http://schemas.openxmlformats.org/markup-compatibility/2006" xmlns:o="urn:schemas-microsoft-com:office:office" xmlns:r="http://schemas.openxmlformats.org/officeDocument/2006/relationships" xmlns:m="http://schemas.openxmlformats.org/officeDocument/2006/math" xmlns:v="urn:schemas-microsoft-com:vml" xmlns:wp14="http://schemas.microsoft.com/office/word/2010/wordprocessingDrawing" xmlns:wp="http://schemas.openxmlformats.org/drawingml/2006/wordprocessingDrawing" xmlns:w10="urn:schemas-microsoft-com:office:word" xmlns:w="http://schemas.openxmlformats.org/wordprocessingml/2006/main" xmlns:w14="http://schemas.microsoft.com/office/word/2010/wordml" xmlns:w15="http://schemas.microsoft.com/office/word/2012/wordml" xmlns:w16se="http://schemas.microsoft.com/office/word/2015/wordml/symex" xmlns:wpg="http://schemas.microsoft.com/office/word/2010/wordprocessingGroup" xmlns:wpi="http://schemas.microsoft.com/office/word/2010/wordprocessingInk" xmlns:wne="http://schemas.microsoft.com/office/word/2006/wordml" xmlns:wps="http://schemas.microsoft.com/office/word/2010/wordprocessingShape" mc:Ignorable="w14 w15 w16se wp14">
+<w:hdr xmlns:wpc="http://schemas.microsoft.com/office/word/2010/wordprocessingCanvas" xmlns:cx="http://schemas.microsoft.com/office/drawing/2014/chartex" xmlns:cx1="http://schemas.microsoft.com/office/drawing/2015/9/8/chartex" xmlns:cx2="http://schemas.microsoft.com/office/drawing/2015/10/21/chartex" xmlns:cx3="http://schemas.microsoft.com/office/drawing/2016/5/9/chartex" xmlns:cx4="http://schemas.microsoft.com/office/drawing/2016/5/10/chartex" xmlns:cx5="http://schemas.microsoft.com/office/drawing/2016/5/11/chartex" xmlns:cx6="http://schemas.microsoft.com/office/drawing/2016/5/12/chartex" xmlns:cx7="http://schemas.microsoft.com/office/drawing/2016/5/13/chartex" xmlns:cx8="http://schemas.microsoft.com/office/drawing/2016/5/14/chartex" xmlns:mc="http://schemas.openxmlformats.org/markup-compatibility/2006" xmlns:aink="http://schemas.microsoft.com/office/drawing/2016/ink" xmlns:am3d="http://schemas.microsoft.com/office/drawing/2017/model3d" xmlns:o="urn:schemas-microsoft-com:office:office" xmlns:oel="http://schemas.microsoft.com/office/2019/extlst" xmlns:r="http://schemas.openxmlformats.org/officeDocument/2006/relationships" xmlns:m="http://schemas.openxmlformats.org/officeDocument/2006/math" xmlns:v="urn:schemas-microsoft-com:vml" xmlns:wp14="http://schemas.microsoft.com/office/word/2010/wordprocessingDrawing" xmlns:wp="http://schemas.openxmlformats.org/drawingml/2006/wordprocessingDrawing" xmlns:w10="urn:schemas-microsoft-com:office:word" xmlns:w="http://schemas.openxmlformats.org/wordprocessingml/2006/main" xmlns:w14="http://schemas.microsoft.com/office/word/2010/wordml" xmlns:w15="http://schemas.microsoft.com/office/word/2012/wordml" xmlns:w16cex="http://schemas.microsoft.com/office/word/2018/wordml/cex" xmlns:w16cid="http://schemas.microsoft.com/office/word/2016/wordml/cid" xmlns:w16="http://schemas.microsoft.com/office/word/2018/wordml" xmlns:w16du="http://schemas.microsoft.com/office/word/2023/wordml/word16du" xmlns:w16sdtdh="http://schemas.microsoft.com/office/word/2020/wordml/sdtdatahash" xmlns:w16sdtfl="http://schemas.microsoft.com/office/word/2024/wordml/sdtformatlock" xmlns:w16se="http://schemas.microsoft.com/office/word/2015/wordml/symex" xmlns:wpg="http://schemas.microsoft.com/office/word/2010/wordprocessingGroup" xmlns:wpi="http://schemas.microsoft.com/office/word/2010/wordprocessingInk" xmlns:wne="http://schemas.microsoft.com/office/word/2006/wordml" xmlns:wps="http://schemas.microsoft.com/office/word/2010/wordprocessingShape" mc:Ignorable="w14 w15 w16se w16cid w16 w16cex w16sdtdh w16sdtfl w16du wp14">
   <w:p>
     <w:pPr>
       <w:pStyle w:val="a7"/>
@@ -27601,7 +25865,7 @@
 </file>
 
 <file path=word/header6.xml><?xml version="1.0" encoding="utf-8"?>
-<w:hdr xmlns:wpc="http://schemas.microsoft.com/office/word/2010/wordprocessingCanvas" xmlns:cx="http://schemas.microsoft.com/office/drawing/2014/chartex" xmlns:mc="http://schemas.openxmlformats.org/markup-compatibility/2006" xmlns:o="urn:schemas-microsoft-com:office:office" xmlns:r="http://schemas.openxmlformats.org/officeDocument/2006/relationships" xmlns:m="http://schemas.openxmlformats.org/officeDocument/2006/math" xmlns:v="urn:schemas-microsoft-com:vml" xmlns:wp14="http://schemas.microsoft.com/office/word/2010/wordprocessingDrawing" xmlns:wp="http://schemas.openxmlformats.org/drawingml/2006/wordprocessingDrawing" xmlns:w10="urn:schemas-microsoft-com:office:word" xmlns:w="http://schemas.openxmlformats.org/wordprocessingml/2006/main" xmlns:w14="http://schemas.microsoft.com/office/word/2010/wordml" xmlns:w15="http://schemas.microsoft.com/office/word/2012/wordml" xmlns:w16se="http://schemas.microsoft.com/office/word/2015/wordml/symex" xmlns:wpg="http://schemas.microsoft.com/office/word/2010/wordprocessingGroup" xmlns:wpi="http://schemas.microsoft.com/office/word/2010/wordprocessingInk" xmlns:wne="http://schemas.microsoft.com/office/word/2006/wordml" xmlns:wps="http://schemas.microsoft.com/office/word/2010/wordprocessingShape" mc:Ignorable="w14 w15 w16se wp14">
+<w:hdr xmlns:wpc="http://schemas.microsoft.com/office/word/2010/wordprocessingCanvas" xmlns:cx="http://schemas.microsoft.com/office/drawing/2014/chartex" xmlns:cx1="http://schemas.microsoft.com/office/drawing/2015/9/8/chartex" xmlns:cx2="http://schemas.microsoft.com/office/drawing/2015/10/21/chartex" xmlns:cx3="http://schemas.microsoft.com/office/drawing/2016/5/9/chartex" xmlns:cx4="http://schemas.microsoft.com/office/drawing/2016/5/10/chartex" xmlns:cx5="http://schemas.microsoft.com/office/drawing/2016/5/11/chartex" xmlns:cx6="http://schemas.microsoft.com/office/drawing/2016/5/12/chartex" xmlns:cx7="http://schemas.microsoft.com/office/drawing/2016/5/13/chartex" xmlns:cx8="http://schemas.microsoft.com/office/drawing/2016/5/14/chartex" xmlns:mc="http://schemas.openxmlformats.org/markup-compatibility/2006" xmlns:aink="http://schemas.microsoft.com/office/drawing/2016/ink" xmlns:am3d="http://schemas.microsoft.com/office/drawing/2017/model3d" xmlns:o="urn:schemas-microsoft-com:office:office" xmlns:oel="http://schemas.microsoft.com/office/2019/extlst" xmlns:r="http://schemas.openxmlformats.org/officeDocument/2006/relationships" xmlns:m="http://schemas.openxmlformats.org/officeDocument/2006/math" xmlns:v="urn:schemas-microsoft-com:vml" xmlns:wp14="http://schemas.microsoft.com/office/word/2010/wordprocessingDrawing" xmlns:wp="http://schemas.openxmlformats.org/drawingml/2006/wordprocessingDrawing" xmlns:w10="urn:schemas-microsoft-com:office:word" xmlns:w="http://schemas.openxmlformats.org/wordprocessingml/2006/main" xmlns:w14="http://schemas.microsoft.com/office/word/2010/wordml" xmlns:w15="http://schemas.microsoft.com/office/word/2012/wordml" xmlns:w16cex="http://schemas.microsoft.com/office/word/2018/wordml/cex" xmlns:w16cid="http://schemas.microsoft.com/office/word/2016/wordml/cid" xmlns:w16="http://schemas.microsoft.com/office/word/2018/wordml" xmlns:w16du="http://schemas.microsoft.com/office/word/2023/wordml/word16du" xmlns:w16sdtdh="http://schemas.microsoft.com/office/word/2020/wordml/sdtdatahash" xmlns:w16sdtfl="http://schemas.microsoft.com/office/word/2024/wordml/sdtformatlock" xmlns:w16se="http://schemas.microsoft.com/office/word/2015/wordml/symex" xmlns:wpg="http://schemas.microsoft.com/office/word/2010/wordprocessingGroup" xmlns:wpi="http://schemas.microsoft.com/office/word/2010/wordprocessingInk" xmlns:wne="http://schemas.microsoft.com/office/word/2006/wordml" xmlns:wps="http://schemas.microsoft.com/office/word/2010/wordprocessingShape" mc:Ignorable="w14 w15 w16se w16cid w16 w16cex w16sdtdh w16sdtfl w16du wp14">
   <w:p>
     <w:pPr>
       <w:pStyle w:val="a7"/>
@@ -27699,14 +25963,14 @@
         <w:rFonts w:hint="eastAsia"/>
         <w:u w:val="none"/>
       </w:rPr>
-      <w:instrText>1</w:instrText>
+      <w:instrText>标题</w:instrText>
     </w:r>
     <w:r>
       <w:rPr>
         <w:rFonts w:hint="eastAsia"/>
         <w:u w:val="none"/>
       </w:rPr>
-      <w:instrText>级标题</w:instrText>
+      <w:instrText>名</w:instrText>
     </w:r>
     <w:r>
       <w:rPr>
@@ -27735,7 +25999,7 @@
         <w:noProof/>
         <w:u w:val="none"/>
       </w:rPr>
-      <w:t>错误</w:t>
+      <w:t xml:space="preserve">3  </w:t>
     </w:r>
     <w:r>
       <w:rPr>
@@ -27745,17 +26009,7 @@
         <w:noProof/>
         <w:u w:val="none"/>
       </w:rPr>
-      <w:t>!</w:t>
-    </w:r>
-    <w:r>
-      <w:rPr>
-        <w:rFonts w:hint="eastAsia"/>
-        <w:b/>
-        <w:bCs/>
-        <w:noProof/>
-        <w:u w:val="none"/>
-      </w:rPr>
-      <w:t>文档中没有指定样式的文字。</w:t>
+      <w:t>调度算法</w:t>
     </w:r>
     <w:r>
       <w:rPr>
@@ -27768,7 +26022,7 @@
 </file>
 
 <file path=word/header7.xml><?xml version="1.0" encoding="utf-8"?>
-<w:hdr xmlns:wpc="http://schemas.microsoft.com/office/word/2010/wordprocessingCanvas" xmlns:cx="http://schemas.microsoft.com/office/drawing/2014/chartex" xmlns:mc="http://schemas.openxmlformats.org/markup-compatibility/2006" xmlns:o="urn:schemas-microsoft-com:office:office" xmlns:r="http://schemas.openxmlformats.org/officeDocument/2006/relationships" xmlns:m="http://schemas.openxmlformats.org/officeDocument/2006/math" xmlns:v="urn:schemas-microsoft-com:vml" xmlns:wp14="http://schemas.microsoft.com/office/word/2010/wordprocessingDrawing" xmlns:wp="http://schemas.openxmlformats.org/drawingml/2006/wordprocessingDrawing" xmlns:w10="urn:schemas-microsoft-com:office:word" xmlns:w="http://schemas.openxmlformats.org/wordprocessingml/2006/main" xmlns:w14="http://schemas.microsoft.com/office/word/2010/wordml" xmlns:w15="http://schemas.microsoft.com/office/word/2012/wordml" xmlns:w16se="http://schemas.microsoft.com/office/word/2015/wordml/symex" xmlns:wpg="http://schemas.microsoft.com/office/word/2010/wordprocessingGroup" xmlns:wpi="http://schemas.microsoft.com/office/word/2010/wordprocessingInk" xmlns:wne="http://schemas.microsoft.com/office/word/2006/wordml" xmlns:wps="http://schemas.microsoft.com/office/word/2010/wordprocessingShape" mc:Ignorable="w14 w15 w16se wp14">
+<w:hdr xmlns:wpc="http://schemas.microsoft.com/office/word/2010/wordprocessingCanvas" xmlns:cx="http://schemas.microsoft.com/office/drawing/2014/chartex" xmlns:cx1="http://schemas.microsoft.com/office/drawing/2015/9/8/chartex" xmlns:cx2="http://schemas.microsoft.com/office/drawing/2015/10/21/chartex" xmlns:cx3="http://schemas.microsoft.com/office/drawing/2016/5/9/chartex" xmlns:cx4="http://schemas.microsoft.com/office/drawing/2016/5/10/chartex" xmlns:cx5="http://schemas.microsoft.com/office/drawing/2016/5/11/chartex" xmlns:cx6="http://schemas.microsoft.com/office/drawing/2016/5/12/chartex" xmlns:cx7="http://schemas.microsoft.com/office/drawing/2016/5/13/chartex" xmlns:cx8="http://schemas.microsoft.com/office/drawing/2016/5/14/chartex" xmlns:mc="http://schemas.openxmlformats.org/markup-compatibility/2006" xmlns:aink="http://schemas.microsoft.com/office/drawing/2016/ink" xmlns:am3d="http://schemas.microsoft.com/office/drawing/2017/model3d" xmlns:o="urn:schemas-microsoft-com:office:office" xmlns:oel="http://schemas.microsoft.com/office/2019/extlst" xmlns:r="http://schemas.openxmlformats.org/officeDocument/2006/relationships" xmlns:m="http://schemas.openxmlformats.org/officeDocument/2006/math" xmlns:v="urn:schemas-microsoft-com:vml" xmlns:wp14="http://schemas.microsoft.com/office/word/2010/wordprocessingDrawing" xmlns:wp="http://schemas.openxmlformats.org/drawingml/2006/wordprocessingDrawing" xmlns:w10="urn:schemas-microsoft-com:office:word" xmlns:w="http://schemas.openxmlformats.org/wordprocessingml/2006/main" xmlns:w14="http://schemas.microsoft.com/office/word/2010/wordml" xmlns:w15="http://schemas.microsoft.com/office/word/2012/wordml" xmlns:w16cex="http://schemas.microsoft.com/office/word/2018/wordml/cex" xmlns:w16cid="http://schemas.microsoft.com/office/word/2016/wordml/cid" xmlns:w16="http://schemas.microsoft.com/office/word/2018/wordml" xmlns:w16du="http://schemas.microsoft.com/office/word/2023/wordml/word16du" xmlns:w16sdtdh="http://schemas.microsoft.com/office/word/2020/wordml/sdtdatahash" xmlns:w16sdtfl="http://schemas.microsoft.com/office/word/2024/wordml/sdtformatlock" xmlns:w16se="http://schemas.microsoft.com/office/word/2015/wordml/symex" xmlns:wpg="http://schemas.microsoft.com/office/word/2010/wordprocessingGroup" xmlns:wpi="http://schemas.microsoft.com/office/word/2010/wordprocessingInk" xmlns:wne="http://schemas.microsoft.com/office/word/2006/wordml" xmlns:wps="http://schemas.microsoft.com/office/word/2010/wordprocessingShape" mc:Ignorable="w14 w15 w16se w16cid w16 w16cex w16sdtdh w16sdtfl w16du wp14">
   <w:p>
     <w:pPr>
       <w:pStyle w:val="a7"/>
@@ -27859,14 +26113,21 @@
         <w:rFonts w:hint="eastAsia"/>
         <w:u w:val="none"/>
       </w:rPr>
-      <w:instrText>STYLEREF 1</w:instrText>
+      <w:instrText xml:space="preserve">STYLEREF </w:instrText>
     </w:r>
     <w:r>
       <w:rPr>
         <w:rFonts w:hint="eastAsia"/>
         <w:u w:val="none"/>
       </w:rPr>
-      <w:instrText>级标题</w:instrText>
+      <w:instrText>标题</w:instrText>
+    </w:r>
+    <w:r>
+      <w:rPr>
+        <w:rFonts w:hint="eastAsia"/>
+        <w:u w:val="none"/>
+      </w:rPr>
+      <w:instrText>名</w:instrText>
     </w:r>
     <w:r>
       <w:rPr>
@@ -27895,7 +26156,7 @@
         <w:noProof/>
         <w:u w:val="none"/>
       </w:rPr>
-      <w:t>错误</w:t>
+      <w:t xml:space="preserve">4  </w:t>
     </w:r>
     <w:r>
       <w:rPr>
@@ -27905,17 +26166,7 @@
         <w:noProof/>
         <w:u w:val="none"/>
       </w:rPr>
-      <w:t>!</w:t>
-    </w:r>
-    <w:r>
-      <w:rPr>
-        <w:rFonts w:hint="eastAsia"/>
-        <w:b/>
-        <w:bCs/>
-        <w:noProof/>
-        <w:u w:val="none"/>
-      </w:rPr>
-      <w:t>文档中没有指定样式的文字。</w:t>
+      <w:t>基于深度学习和优先级的任务调度</w:t>
     </w:r>
     <w:r>
       <w:rPr>
@@ -27928,7 +26179,7 @@
 </file>
 
 <file path=word/header8.xml><?xml version="1.0" encoding="utf-8"?>
-<w:hdr xmlns:wpc="http://schemas.microsoft.com/office/word/2010/wordprocessingCanvas" xmlns:cx="http://schemas.microsoft.com/office/drawing/2014/chartex" xmlns:mc="http://schemas.openxmlformats.org/markup-compatibility/2006" xmlns:o="urn:schemas-microsoft-com:office:office" xmlns:r="http://schemas.openxmlformats.org/officeDocument/2006/relationships" xmlns:m="http://schemas.openxmlformats.org/officeDocument/2006/math" xmlns:v="urn:schemas-microsoft-com:vml" xmlns:wp14="http://schemas.microsoft.com/office/word/2010/wordprocessingDrawing" xmlns:wp="http://schemas.openxmlformats.org/drawingml/2006/wordprocessingDrawing" xmlns:w10="urn:schemas-microsoft-com:office:word" xmlns:w="http://schemas.openxmlformats.org/wordprocessingml/2006/main" xmlns:w14="http://schemas.microsoft.com/office/word/2010/wordml" xmlns:w15="http://schemas.microsoft.com/office/word/2012/wordml" xmlns:w16se="http://schemas.microsoft.com/office/word/2015/wordml/symex" xmlns:wpg="http://schemas.microsoft.com/office/word/2010/wordprocessingGroup" xmlns:wpi="http://schemas.microsoft.com/office/word/2010/wordprocessingInk" xmlns:wne="http://schemas.microsoft.com/office/word/2006/wordml" xmlns:wps="http://schemas.microsoft.com/office/word/2010/wordprocessingShape" mc:Ignorable="w14 w15 w16se wp14">
+<w:hdr xmlns:wpc="http://schemas.microsoft.com/office/word/2010/wordprocessingCanvas" xmlns:cx="http://schemas.microsoft.com/office/drawing/2014/chartex" xmlns:cx1="http://schemas.microsoft.com/office/drawing/2015/9/8/chartex" xmlns:cx2="http://schemas.microsoft.com/office/drawing/2015/10/21/chartex" xmlns:cx3="http://schemas.microsoft.com/office/drawing/2016/5/9/chartex" xmlns:cx4="http://schemas.microsoft.com/office/drawing/2016/5/10/chartex" xmlns:cx5="http://schemas.microsoft.com/office/drawing/2016/5/11/chartex" xmlns:cx6="http://schemas.microsoft.com/office/drawing/2016/5/12/chartex" xmlns:cx7="http://schemas.microsoft.com/office/drawing/2016/5/13/chartex" xmlns:cx8="http://schemas.microsoft.com/office/drawing/2016/5/14/chartex" xmlns:mc="http://schemas.openxmlformats.org/markup-compatibility/2006" xmlns:aink="http://schemas.microsoft.com/office/drawing/2016/ink" xmlns:am3d="http://schemas.microsoft.com/office/drawing/2017/model3d" xmlns:o="urn:schemas-microsoft-com:office:office" xmlns:oel="http://schemas.microsoft.com/office/2019/extlst" xmlns:r="http://schemas.openxmlformats.org/officeDocument/2006/relationships" xmlns:m="http://schemas.openxmlformats.org/officeDocument/2006/math" xmlns:v="urn:schemas-microsoft-com:vml" xmlns:wp14="http://schemas.microsoft.com/office/word/2010/wordprocessingDrawing" xmlns:wp="http://schemas.openxmlformats.org/drawingml/2006/wordprocessingDrawing" xmlns:w10="urn:schemas-microsoft-com:office:word" xmlns:w="http://schemas.openxmlformats.org/wordprocessingml/2006/main" xmlns:w14="http://schemas.microsoft.com/office/word/2010/wordml" xmlns:w15="http://schemas.microsoft.com/office/word/2012/wordml" xmlns:w16cex="http://schemas.microsoft.com/office/word/2018/wordml/cex" xmlns:w16cid="http://schemas.microsoft.com/office/word/2016/wordml/cid" xmlns:w16="http://schemas.microsoft.com/office/word/2018/wordml" xmlns:w16du="http://schemas.microsoft.com/office/word/2023/wordml/word16du" xmlns:w16sdtdh="http://schemas.microsoft.com/office/word/2020/wordml/sdtdatahash" xmlns:w16sdtfl="http://schemas.microsoft.com/office/word/2024/wordml/sdtformatlock" xmlns:w16se="http://schemas.microsoft.com/office/word/2015/wordml/symex" xmlns:wpg="http://schemas.microsoft.com/office/word/2010/wordprocessingGroup" xmlns:wpi="http://schemas.microsoft.com/office/word/2010/wordprocessingInk" xmlns:wne="http://schemas.microsoft.com/office/word/2006/wordml" xmlns:wps="http://schemas.microsoft.com/office/word/2010/wordprocessingShape" mc:Ignorable="w14 w15 w16se w16cid w16 w16cex w16sdtdh w16sdtfl w16du wp14">
   <w:p>
     <w:pPr>
       <w:pStyle w:val="a7"/>
@@ -28019,14 +26270,21 @@
         <w:rFonts w:hint="eastAsia"/>
         <w:u w:val="none"/>
       </w:rPr>
-      <w:instrText>STYLEREF 1</w:instrText>
+      <w:instrText xml:space="preserve">STYLEREF </w:instrText>
     </w:r>
     <w:r>
       <w:rPr>
         <w:rFonts w:hint="eastAsia"/>
         <w:u w:val="none"/>
       </w:rPr>
-      <w:instrText>级标题</w:instrText>
+      <w:instrText>标题</w:instrText>
+    </w:r>
+    <w:r>
+      <w:rPr>
+        <w:rFonts w:hint="eastAsia"/>
+        <w:u w:val="none"/>
+      </w:rPr>
+      <w:instrText>名</w:instrText>
     </w:r>
     <w:r>
       <w:rPr>
@@ -28055,7 +26313,7 @@
         <w:noProof/>
         <w:u w:val="none"/>
       </w:rPr>
-      <w:t>错误</w:t>
+      <w:t xml:space="preserve">5  </w:t>
     </w:r>
     <w:r>
       <w:rPr>
@@ -28065,17 +26323,7 @@
         <w:noProof/>
         <w:u w:val="none"/>
       </w:rPr>
-      <w:t>!</w:t>
-    </w:r>
-    <w:r>
-      <w:rPr>
-        <w:rFonts w:hint="eastAsia"/>
-        <w:b/>
-        <w:bCs/>
-        <w:noProof/>
-        <w:u w:val="none"/>
-      </w:rPr>
-      <w:t>文档中没有指定样式的文字。</w:t>
+      <w:t>结论</w:t>
     </w:r>
     <w:r>
       <w:rPr>
@@ -28088,7 +26336,7 @@
 </file>
 
 <file path=word/header9.xml><?xml version="1.0" encoding="utf-8"?>
-<w:hdr xmlns:wpc="http://schemas.microsoft.com/office/word/2010/wordprocessingCanvas" xmlns:cx="http://schemas.microsoft.com/office/drawing/2014/chartex" xmlns:mc="http://schemas.openxmlformats.org/markup-compatibility/2006" xmlns:o="urn:schemas-microsoft-com:office:office" xmlns:r="http://schemas.openxmlformats.org/officeDocument/2006/relationships" xmlns:m="http://schemas.openxmlformats.org/officeDocument/2006/math" xmlns:v="urn:schemas-microsoft-com:vml" xmlns:wp14="http://schemas.microsoft.com/office/word/2010/wordprocessingDrawing" xmlns:wp="http://schemas.openxmlformats.org/drawingml/2006/wordprocessingDrawing" xmlns:w10="urn:schemas-microsoft-com:office:word" xmlns:w="http://schemas.openxmlformats.org/wordprocessingml/2006/main" xmlns:w14="http://schemas.microsoft.com/office/word/2010/wordml" xmlns:w15="http://schemas.microsoft.com/office/word/2012/wordml" xmlns:w16se="http://schemas.microsoft.com/office/word/2015/wordml/symex" xmlns:wpg="http://schemas.microsoft.com/office/word/2010/wordprocessingGroup" xmlns:wpi="http://schemas.microsoft.com/office/word/2010/wordprocessingInk" xmlns:wne="http://schemas.microsoft.com/office/word/2006/wordml" xmlns:wps="http://schemas.microsoft.com/office/word/2010/wordprocessingShape" mc:Ignorable="w14 w15 w16se wp14">
+<w:hdr xmlns:wpc="http://schemas.microsoft.com/office/word/2010/wordprocessingCanvas" xmlns:cx="http://schemas.microsoft.com/office/drawing/2014/chartex" xmlns:cx1="http://schemas.microsoft.com/office/drawing/2015/9/8/chartex" xmlns:cx2="http://schemas.microsoft.com/office/drawing/2015/10/21/chartex" xmlns:cx3="http://schemas.microsoft.com/office/drawing/2016/5/9/chartex" xmlns:cx4="http://schemas.microsoft.com/office/drawing/2016/5/10/chartex" xmlns:cx5="http://schemas.microsoft.com/office/drawing/2016/5/11/chartex" xmlns:cx6="http://schemas.microsoft.com/office/drawing/2016/5/12/chartex" xmlns:cx7="http://schemas.microsoft.com/office/drawing/2016/5/13/chartex" xmlns:cx8="http://schemas.microsoft.com/office/drawing/2016/5/14/chartex" xmlns:mc="http://schemas.openxmlformats.org/markup-compatibility/2006" xmlns:aink="http://schemas.microsoft.com/office/drawing/2016/ink" xmlns:am3d="http://schemas.microsoft.com/office/drawing/2017/model3d" xmlns:o="urn:schemas-microsoft-com:office:office" xmlns:oel="http://schemas.microsoft.com/office/2019/extlst" xmlns:r="http://schemas.openxmlformats.org/officeDocument/2006/relationships" xmlns:m="http://schemas.openxmlformats.org/officeDocument/2006/math" xmlns:v="urn:schemas-microsoft-com:vml" xmlns:wp14="http://schemas.microsoft.com/office/word/2010/wordprocessingDrawing" xmlns:wp="http://schemas.openxmlformats.org/drawingml/2006/wordprocessingDrawing" xmlns:w10="urn:schemas-microsoft-com:office:word" xmlns:w="http://schemas.openxmlformats.org/wordprocessingml/2006/main" xmlns:w14="http://schemas.microsoft.com/office/word/2010/wordml" xmlns:w15="http://schemas.microsoft.com/office/word/2012/wordml" xmlns:w16cex="http://schemas.microsoft.com/office/word/2018/wordml/cex" xmlns:w16cid="http://schemas.microsoft.com/office/word/2016/wordml/cid" xmlns:w16="http://schemas.microsoft.com/office/word/2018/wordml" xmlns:w16du="http://schemas.microsoft.com/office/word/2023/wordml/word16du" xmlns:w16sdtdh="http://schemas.microsoft.com/office/word/2020/wordml/sdtdatahash" xmlns:w16sdtfl="http://schemas.microsoft.com/office/word/2024/wordml/sdtformatlock" xmlns:w16se="http://schemas.microsoft.com/office/word/2015/wordml/symex" xmlns:wpg="http://schemas.microsoft.com/office/word/2010/wordprocessingGroup" xmlns:wpi="http://schemas.microsoft.com/office/word/2010/wordprocessingInk" xmlns:wne="http://schemas.microsoft.com/office/word/2006/wordml" xmlns:wps="http://schemas.microsoft.com/office/word/2010/wordprocessingShape" mc:Ignorable="w14 w15 w16se w16cid w16 w16cex w16sdtdh w16sdtfl w16du wp14">
   <w:p>
     <w:pPr>
       <w:pStyle w:val="a7"/>
@@ -28191,7 +26439,7 @@
 </file>
 
 <file path=word/numbering.xml><?xml version="1.0" encoding="utf-8"?>
-<w:numbering xmlns:wpc="http://schemas.microsoft.com/office/word/2010/wordprocessingCanvas" xmlns:cx="http://schemas.microsoft.com/office/drawing/2014/chartex" xmlns:mc="http://schemas.openxmlformats.org/markup-compatibility/2006" xmlns:o="urn:schemas-microsoft-com:office:office" xmlns:r="http://schemas.openxmlformats.org/officeDocument/2006/relationships" xmlns:m="http://schemas.openxmlformats.org/officeDocument/2006/math" xmlns:v="urn:schemas-microsoft-com:vml" xmlns:wp14="http://schemas.microsoft.com/office/word/2010/wordprocessingDrawing" xmlns:wp="http://schemas.openxmlformats.org/drawingml/2006/wordprocessingDrawing" xmlns:w10="urn:schemas-microsoft-com:office:word" xmlns:w="http://schemas.openxmlformats.org/wordprocessingml/2006/main" xmlns:w14="http://schemas.microsoft.com/office/word/2010/wordml" xmlns:w15="http://schemas.microsoft.com/office/word/2012/wordml" xmlns:w16se="http://schemas.microsoft.com/office/word/2015/wordml/symex" xmlns:wpg="http://schemas.microsoft.com/office/word/2010/wordprocessingGroup" xmlns:wpi="http://schemas.microsoft.com/office/word/2010/wordprocessingInk" xmlns:wne="http://schemas.microsoft.com/office/word/2006/wordml" xmlns:wps="http://schemas.microsoft.com/office/word/2010/wordprocessingShape" mc:Ignorable="w14 w15 w16se wp14">
+<w:numbering xmlns:wpc="http://schemas.microsoft.com/office/word/2010/wordprocessingCanvas" xmlns:cx="http://schemas.microsoft.com/office/drawing/2014/chartex" xmlns:cx1="http://schemas.microsoft.com/office/drawing/2015/9/8/chartex" xmlns:cx2="http://schemas.microsoft.com/office/drawing/2015/10/21/chartex" xmlns:cx3="http://schemas.microsoft.com/office/drawing/2016/5/9/chartex" xmlns:cx4="http://schemas.microsoft.com/office/drawing/2016/5/10/chartex" xmlns:cx5="http://schemas.microsoft.com/office/drawing/2016/5/11/chartex" xmlns:cx6="http://schemas.microsoft.com/office/drawing/2016/5/12/chartex" xmlns:cx7="http://schemas.microsoft.com/office/drawing/2016/5/13/chartex" xmlns:cx8="http://schemas.microsoft.com/office/drawing/2016/5/14/chartex" xmlns:mc="http://schemas.openxmlformats.org/markup-compatibility/2006" xmlns:aink="http://schemas.microsoft.com/office/drawing/2016/ink" xmlns:am3d="http://schemas.microsoft.com/office/drawing/2017/model3d" xmlns:o="urn:schemas-microsoft-com:office:office" xmlns:oel="http://schemas.microsoft.com/office/2019/extlst" xmlns:r="http://schemas.openxmlformats.org/officeDocument/2006/relationships" xmlns:m="http://schemas.openxmlformats.org/officeDocument/2006/math" xmlns:v="urn:schemas-microsoft-com:vml" xmlns:wp14="http://schemas.microsoft.com/office/word/2010/wordprocessingDrawing" xmlns:wp="http://schemas.openxmlformats.org/drawingml/2006/wordprocessingDrawing" xmlns:w10="urn:schemas-microsoft-com:office:word" xmlns:w="http://schemas.openxmlformats.org/wordprocessingml/2006/main" xmlns:w14="http://schemas.microsoft.com/office/word/2010/wordml" xmlns:w15="http://schemas.microsoft.com/office/word/2012/wordml" xmlns:w16cex="http://schemas.microsoft.com/office/word/2018/wordml/cex" xmlns:w16cid="http://schemas.microsoft.com/office/word/2016/wordml/cid" xmlns:w16="http://schemas.microsoft.com/office/word/2018/wordml" xmlns:w16du="http://schemas.microsoft.com/office/word/2023/wordml/word16du" xmlns:w16sdtdh="http://schemas.microsoft.com/office/word/2020/wordml/sdtdatahash" xmlns:w16sdtfl="http://schemas.microsoft.com/office/word/2024/wordml/sdtformatlock" xmlns:w16se="http://schemas.microsoft.com/office/word/2015/wordml/symex" xmlns:wpg="http://schemas.microsoft.com/office/word/2010/wordprocessingGroup" xmlns:wpi="http://schemas.microsoft.com/office/word/2010/wordprocessingInk" xmlns:wne="http://schemas.microsoft.com/office/word/2006/wordml" xmlns:wps="http://schemas.microsoft.com/office/word/2010/wordprocessingShape" mc:Ignorable="w14 w15 w16se w16cid w16 w16cex w16sdtdh w16sdtfl w16du wp14">
   <w:abstractNum w:abstractNumId="0" w15:restartNumberingAfterBreak="0">
     <w:nsid w:val="014E3512"/>
     <w:multiLevelType w:val="hybridMultilevel"/>
@@ -29417,10 +27665,10 @@
     </w:lvl>
   </w:abstractNum>
   <w:abstractNum w:abstractNumId="12" w15:restartNumberingAfterBreak="0">
-    <w:nsid w:val="4D904F03"/>
+    <w:nsid w:val="4D7254DD"/>
     <w:multiLevelType w:val="hybridMultilevel"/>
-    <w:tmpl w:val="CFC2E49E"/>
-    <w:lvl w:ilvl="0" w:tplc="52B691F4">
+    <w:tmpl w:val="938271A8"/>
+    <w:lvl w:ilvl="0" w:tplc="EACE5F40">
       <w:start w:val="1"/>
       <w:numFmt w:val="decimal"/>
       <w:lvlText w:val="（%1）"/>
@@ -29438,7 +27686,7 @@
       <w:lvlText w:val="%2)"/>
       <w:lvlJc w:val="left"/>
       <w:pPr>
-        <w:ind w:left="1320" w:hanging="420"/>
+        <w:ind w:left="1360" w:hanging="440"/>
       </w:pPr>
     </w:lvl>
     <w:lvl w:ilvl="2" w:tplc="0409001B" w:tentative="1">
@@ -29447,7 +27695,7 @@
       <w:lvlText w:val="%3."/>
       <w:lvlJc w:val="right"/>
       <w:pPr>
-        <w:ind w:left="1740" w:hanging="420"/>
+        <w:ind w:left="1800" w:hanging="440"/>
       </w:pPr>
     </w:lvl>
     <w:lvl w:ilvl="3" w:tplc="0409000F" w:tentative="1">
@@ -29456,7 +27704,7 @@
       <w:lvlText w:val="%4."/>
       <w:lvlJc w:val="left"/>
       <w:pPr>
-        <w:ind w:left="2160" w:hanging="420"/>
+        <w:ind w:left="2240" w:hanging="440"/>
       </w:pPr>
     </w:lvl>
     <w:lvl w:ilvl="4" w:tplc="04090019" w:tentative="1">
@@ -29465,7 +27713,7 @@
       <w:lvlText w:val="%5)"/>
       <w:lvlJc w:val="left"/>
       <w:pPr>
-        <w:ind w:left="2580" w:hanging="420"/>
+        <w:ind w:left="2680" w:hanging="440"/>
       </w:pPr>
     </w:lvl>
     <w:lvl w:ilvl="5" w:tplc="0409001B" w:tentative="1">
@@ -29474,7 +27722,7 @@
       <w:lvlText w:val="%6."/>
       <w:lvlJc w:val="right"/>
       <w:pPr>
-        <w:ind w:left="3000" w:hanging="420"/>
+        <w:ind w:left="3120" w:hanging="440"/>
       </w:pPr>
     </w:lvl>
     <w:lvl w:ilvl="6" w:tplc="0409000F" w:tentative="1">
@@ -29483,7 +27731,7 @@
       <w:lvlText w:val="%7."/>
       <w:lvlJc w:val="left"/>
       <w:pPr>
-        <w:ind w:left="3420" w:hanging="420"/>
+        <w:ind w:left="3560" w:hanging="440"/>
       </w:pPr>
     </w:lvl>
     <w:lvl w:ilvl="7" w:tplc="04090019" w:tentative="1">
@@ -29492,7 +27740,7 @@
       <w:lvlText w:val="%8)"/>
       <w:lvlJc w:val="left"/>
       <w:pPr>
-        <w:ind w:left="3840" w:hanging="420"/>
+        <w:ind w:left="4000" w:hanging="440"/>
       </w:pPr>
     </w:lvl>
     <w:lvl w:ilvl="8" w:tplc="0409001B" w:tentative="1">
@@ -29501,15 +27749,15 @@
       <w:lvlText w:val="%9."/>
       <w:lvlJc w:val="right"/>
       <w:pPr>
-        <w:ind w:left="4260" w:hanging="420"/>
+        <w:ind w:left="4440" w:hanging="440"/>
       </w:pPr>
     </w:lvl>
   </w:abstractNum>
   <w:abstractNum w:abstractNumId="13" w15:restartNumberingAfterBreak="0">
-    <w:nsid w:val="4F193BC9"/>
+    <w:nsid w:val="4D904F03"/>
     <w:multiLevelType w:val="hybridMultilevel"/>
-    <w:tmpl w:val="37CC18CE"/>
-    <w:lvl w:ilvl="0" w:tplc="99A03E2A">
+    <w:tmpl w:val="CFC2E49E"/>
+    <w:lvl w:ilvl="0" w:tplc="52B691F4">
       <w:start w:val="1"/>
       <w:numFmt w:val="decimal"/>
       <w:lvlText w:val="（%1）"/>
@@ -29595,6 +27843,95 @@
     </w:lvl>
   </w:abstractNum>
   <w:abstractNum w:abstractNumId="14" w15:restartNumberingAfterBreak="0">
+    <w:nsid w:val="4F193BC9"/>
+    <w:multiLevelType w:val="hybridMultilevel"/>
+    <w:tmpl w:val="37CC18CE"/>
+    <w:lvl w:ilvl="0" w:tplc="99A03E2A">
+      <w:start w:val="1"/>
+      <w:numFmt w:val="decimal"/>
+      <w:lvlText w:val="（%1）"/>
+      <w:lvlJc w:val="left"/>
+      <w:pPr>
+        <w:ind w:left="1200" w:hanging="720"/>
+      </w:pPr>
+      <w:rPr>
+        <w:rFonts w:hint="default"/>
+      </w:rPr>
+    </w:lvl>
+    <w:lvl w:ilvl="1" w:tplc="04090019" w:tentative="1">
+      <w:start w:val="1"/>
+      <w:numFmt w:val="lowerLetter"/>
+      <w:lvlText w:val="%2)"/>
+      <w:lvlJc w:val="left"/>
+      <w:pPr>
+        <w:ind w:left="1320" w:hanging="420"/>
+      </w:pPr>
+    </w:lvl>
+    <w:lvl w:ilvl="2" w:tplc="0409001B" w:tentative="1">
+      <w:start w:val="1"/>
+      <w:numFmt w:val="lowerRoman"/>
+      <w:lvlText w:val="%3."/>
+      <w:lvlJc w:val="right"/>
+      <w:pPr>
+        <w:ind w:left="1740" w:hanging="420"/>
+      </w:pPr>
+    </w:lvl>
+    <w:lvl w:ilvl="3" w:tplc="0409000F" w:tentative="1">
+      <w:start w:val="1"/>
+      <w:numFmt w:val="decimal"/>
+      <w:lvlText w:val="%4."/>
+      <w:lvlJc w:val="left"/>
+      <w:pPr>
+        <w:ind w:left="2160" w:hanging="420"/>
+      </w:pPr>
+    </w:lvl>
+    <w:lvl w:ilvl="4" w:tplc="04090019" w:tentative="1">
+      <w:start w:val="1"/>
+      <w:numFmt w:val="lowerLetter"/>
+      <w:lvlText w:val="%5)"/>
+      <w:lvlJc w:val="left"/>
+      <w:pPr>
+        <w:ind w:left="2580" w:hanging="420"/>
+      </w:pPr>
+    </w:lvl>
+    <w:lvl w:ilvl="5" w:tplc="0409001B" w:tentative="1">
+      <w:start w:val="1"/>
+      <w:numFmt w:val="lowerRoman"/>
+      <w:lvlText w:val="%6."/>
+      <w:lvlJc w:val="right"/>
+      <w:pPr>
+        <w:ind w:left="3000" w:hanging="420"/>
+      </w:pPr>
+    </w:lvl>
+    <w:lvl w:ilvl="6" w:tplc="0409000F" w:tentative="1">
+      <w:start w:val="1"/>
+      <w:numFmt w:val="decimal"/>
+      <w:lvlText w:val="%7."/>
+      <w:lvlJc w:val="left"/>
+      <w:pPr>
+        <w:ind w:left="3420" w:hanging="420"/>
+      </w:pPr>
+    </w:lvl>
+    <w:lvl w:ilvl="7" w:tplc="04090019" w:tentative="1">
+      <w:start w:val="1"/>
+      <w:numFmt w:val="lowerLetter"/>
+      <w:lvlText w:val="%8)"/>
+      <w:lvlJc w:val="left"/>
+      <w:pPr>
+        <w:ind w:left="3840" w:hanging="420"/>
+      </w:pPr>
+    </w:lvl>
+    <w:lvl w:ilvl="8" w:tplc="0409001B" w:tentative="1">
+      <w:start w:val="1"/>
+      <w:numFmt w:val="lowerRoman"/>
+      <w:lvlText w:val="%9."/>
+      <w:lvlJc w:val="right"/>
+      <w:pPr>
+        <w:ind w:left="4260" w:hanging="420"/>
+      </w:pPr>
+    </w:lvl>
+  </w:abstractNum>
+  <w:abstractNum w:abstractNumId="15" w15:restartNumberingAfterBreak="0">
     <w:nsid w:val="6350366A"/>
     <w:multiLevelType w:val="hybridMultilevel"/>
     <w:tmpl w:val="A364A292"/>
@@ -29720,7 +28057,7 @@
       </w:pPr>
     </w:lvl>
   </w:abstractNum>
-  <w:abstractNum w:abstractNumId="15" w15:restartNumberingAfterBreak="0">
+  <w:abstractNum w:abstractNumId="16" w15:restartNumberingAfterBreak="0">
     <w:nsid w:val="657C20DA"/>
     <w:multiLevelType w:val="hybridMultilevel"/>
     <w:tmpl w:val="DEECC8F4"/>
@@ -29809,7 +28146,7 @@
       </w:pPr>
     </w:lvl>
   </w:abstractNum>
-  <w:abstractNum w:abstractNumId="16" w15:restartNumberingAfterBreak="0">
+  <w:abstractNum w:abstractNumId="17" w15:restartNumberingAfterBreak="0">
     <w:nsid w:val="657D3FBC"/>
     <w:multiLevelType w:val="multilevel"/>
     <w:tmpl w:val="7E02ADCE"/>
@@ -29960,7 +28297,7 @@
       </w:rPr>
     </w:lvl>
   </w:abstractNum>
-  <w:abstractNum w:abstractNumId="17" w15:restartNumberingAfterBreak="0">
+  <w:abstractNum w:abstractNumId="18" w15:restartNumberingAfterBreak="0">
     <w:nsid w:val="6CEA2025"/>
     <w:multiLevelType w:val="multilevel"/>
     <w:tmpl w:val="2AC2DBFA"/>
@@ -30107,7 +28444,7 @@
       </w:rPr>
     </w:lvl>
   </w:abstractNum>
-  <w:abstractNum w:abstractNumId="18" w15:restartNumberingAfterBreak="0">
+  <w:abstractNum w:abstractNumId="19" w15:restartNumberingAfterBreak="0">
     <w:nsid w:val="7A1955B9"/>
     <w:multiLevelType w:val="multilevel"/>
     <w:tmpl w:val="D640E302"/>
@@ -30220,77 +28557,80 @@
       </w:pPr>
     </w:lvl>
   </w:abstractNum>
-  <w:num w:numId="1">
+  <w:num w:numId="1" w16cid:durableId="1199659289">
     <w:abstractNumId w:val="3"/>
   </w:num>
-  <w:num w:numId="2">
+  <w:num w:numId="2" w16cid:durableId="2125804744">
     <w:abstractNumId w:val="3"/>
   </w:num>
-  <w:num w:numId="3">
+  <w:num w:numId="3" w16cid:durableId="1062023071">
     <w:abstractNumId w:val="1"/>
   </w:num>
-  <w:num w:numId="4">
+  <w:num w:numId="4" w16cid:durableId="327633492">
     <w:abstractNumId w:val="3"/>
   </w:num>
-  <w:num w:numId="5">
+  <w:num w:numId="5" w16cid:durableId="262878407">
     <w:abstractNumId w:val="9"/>
   </w:num>
-  <w:num w:numId="6">
+  <w:num w:numId="6" w16cid:durableId="13970594">
+    <w:abstractNumId w:val="18"/>
+  </w:num>
+  <w:num w:numId="7" w16cid:durableId="1410804513">
+    <w:abstractNumId w:val="15"/>
+  </w:num>
+  <w:num w:numId="8" w16cid:durableId="225727890">
     <w:abstractNumId w:val="17"/>
   </w:num>
-  <w:num w:numId="7">
+  <w:num w:numId="9" w16cid:durableId="1561549829">
+    <w:abstractNumId w:val="10"/>
+  </w:num>
+  <w:num w:numId="10" w16cid:durableId="1915047647">
+    <w:abstractNumId w:val="7"/>
+  </w:num>
+  <w:num w:numId="11" w16cid:durableId="1904828607">
+    <w:abstractNumId w:val="3"/>
+  </w:num>
+  <w:num w:numId="12" w16cid:durableId="1307854810">
+    <w:abstractNumId w:val="11"/>
+  </w:num>
+  <w:num w:numId="13" w16cid:durableId="128790675">
+    <w:abstractNumId w:val="4"/>
+  </w:num>
+  <w:num w:numId="14" w16cid:durableId="1926259803">
+    <w:abstractNumId w:val="6"/>
+  </w:num>
+  <w:num w:numId="15" w16cid:durableId="44184243">
+    <w:abstractNumId w:val="2"/>
+  </w:num>
+  <w:num w:numId="16" w16cid:durableId="143400048">
+    <w:abstractNumId w:val="19"/>
+  </w:num>
+  <w:num w:numId="17" w16cid:durableId="155465479">
+    <w:abstractNumId w:val="5"/>
+  </w:num>
+  <w:num w:numId="18" w16cid:durableId="323971092">
+    <w:abstractNumId w:val="8"/>
+  </w:num>
+  <w:num w:numId="19" w16cid:durableId="1687364585">
+    <w:abstractNumId w:val="16"/>
+  </w:num>
+  <w:num w:numId="20" w16cid:durableId="2042894190">
+    <w:abstractNumId w:val="0"/>
+  </w:num>
+  <w:num w:numId="21" w16cid:durableId="239563773">
     <w:abstractNumId w:val="14"/>
   </w:num>
-  <w:num w:numId="8">
-    <w:abstractNumId w:val="16"/>
-  </w:num>
-  <w:num w:numId="9">
-    <w:abstractNumId w:val="10"/>
-  </w:num>
-  <w:num w:numId="10">
-    <w:abstractNumId w:val="7"/>
-  </w:num>
-  <w:num w:numId="11">
-    <w:abstractNumId w:val="3"/>
-  </w:num>
-  <w:num w:numId="12">
-    <w:abstractNumId w:val="11"/>
-  </w:num>
-  <w:num w:numId="13">
-    <w:abstractNumId w:val="4"/>
-  </w:num>
-  <w:num w:numId="14">
-    <w:abstractNumId w:val="6"/>
-  </w:num>
-  <w:num w:numId="15">
-    <w:abstractNumId w:val="2"/>
-  </w:num>
-  <w:num w:numId="16">
-    <w:abstractNumId w:val="18"/>
-  </w:num>
-  <w:num w:numId="17">
-    <w:abstractNumId w:val="5"/>
-  </w:num>
-  <w:num w:numId="18">
-    <w:abstractNumId w:val="8"/>
-  </w:num>
-  <w:num w:numId="19">
-    <w:abstractNumId w:val="15"/>
-  </w:num>
-  <w:num w:numId="20">
-    <w:abstractNumId w:val="0"/>
-  </w:num>
-  <w:num w:numId="21">
+  <w:num w:numId="22" w16cid:durableId="488526264">
     <w:abstractNumId w:val="13"/>
   </w:num>
-  <w:num w:numId="22">
+  <w:num w:numId="23" w16cid:durableId="1088312438">
     <w:abstractNumId w:val="12"/>
   </w:num>
 </w:numbering>
 </file>
 
 <file path=word/styles.xml><?xml version="1.0" encoding="utf-8"?>
-<w:styles xmlns:mc="http://schemas.openxmlformats.org/markup-compatibility/2006" xmlns:r="http://schemas.openxmlformats.org/officeDocument/2006/relationships" xmlns:w="http://schemas.openxmlformats.org/wordprocessingml/2006/main" xmlns:w14="http://schemas.microsoft.com/office/word/2010/wordml" xmlns:w15="http://schemas.microsoft.com/office/word/2012/wordml" xmlns:w16se="http://schemas.microsoft.com/office/word/2015/wordml/symex" mc:Ignorable="w14 w15 w16se">
+<w:styles xmlns:mc="http://schemas.openxmlformats.org/markup-compatibility/2006" xmlns:r="http://schemas.openxmlformats.org/officeDocument/2006/relationships" xmlns:w="http://schemas.openxmlformats.org/wordprocessingml/2006/main" xmlns:w14="http://schemas.microsoft.com/office/word/2010/wordml" xmlns:w15="http://schemas.microsoft.com/office/word/2012/wordml" xmlns:w16cex="http://schemas.microsoft.com/office/word/2018/wordml/cex" xmlns:w16cid="http://schemas.microsoft.com/office/word/2016/wordml/cid" xmlns:w16="http://schemas.microsoft.com/office/word/2018/wordml" xmlns:w16du="http://schemas.microsoft.com/office/word/2023/wordml/word16du" xmlns:w16sdtdh="http://schemas.microsoft.com/office/word/2020/wordml/sdtdatahash" xmlns:w16sdtfl="http://schemas.microsoft.com/office/word/2024/wordml/sdtformatlock" xmlns:w16se="http://schemas.microsoft.com/office/word/2015/wordml/symex" mc:Ignorable="w14 w15 w16se w16cid w16 w16cex w16sdtdh w16sdtfl w16du">
   <w:docDefaults>
     <w:rPrDefault>
       <w:rPr>
@@ -30300,7 +28640,7 @@
     </w:rPrDefault>
     <w:pPrDefault/>
   </w:docDefaults>
-  <w:latentStyles w:defLockedState="0" w:defUIPriority="0" w:defSemiHidden="0" w:defUnhideWhenUsed="0" w:defQFormat="0" w:count="371">
+  <w:latentStyles w:defLockedState="0" w:defUIPriority="0" w:defSemiHidden="0" w:defUnhideWhenUsed="0" w:defQFormat="0" w:count="376">
     <w:lsdException w:name="Normal" w:qFormat="1"/>
     <w:lsdException w:name="heading 1" w:qFormat="1"/>
     <w:lsdException w:name="heading 2" w:qFormat="1"/>
@@ -30579,6 +28919,11 @@
     <w:lsdException w:name="List Table 5 Dark Accent 6" w:uiPriority="50"/>
     <w:lsdException w:name="List Table 6 Colorful Accent 6" w:uiPriority="51"/>
     <w:lsdException w:name="List Table 7 Colorful Accent 6" w:uiPriority="52"/>
+    <w:lsdException w:name="Mention" w:semiHidden="1" w:uiPriority="99" w:unhideWhenUsed="1"/>
+    <w:lsdException w:name="Smart Hyperlink" w:semiHidden="1" w:uiPriority="99" w:unhideWhenUsed="1"/>
+    <w:lsdException w:name="Hashtag" w:semiHidden="1" w:uiPriority="99" w:unhideWhenUsed="1"/>
+    <w:lsdException w:name="Unresolved Mention" w:semiHidden="1" w:uiPriority="99" w:unhideWhenUsed="1"/>
+    <w:lsdException w:name="Smart Link" w:semiHidden="1" w:uiPriority="99" w:unhideWhenUsed="1"/>
   </w:latentStyles>
   <w:style w:type="paragraph" w:default="1" w:styleId="a">
     <w:name w:val="Normal"/>
@@ -31120,7 +29465,7 @@
     <w:name w:val="图题"/>
     <w:basedOn w:val="ac"/>
   </w:style>
-  <w:style w:type="paragraph" w:styleId="13">
+  <w:style w:type="paragraph" w:styleId="TOC1">
     <w:name w:val="toc 1"/>
     <w:basedOn w:val="a"/>
     <w:next w:val="a"/>
@@ -31139,7 +29484,7 @@
       <w:szCs w:val="20"/>
     </w:rPr>
   </w:style>
-  <w:style w:type="paragraph" w:styleId="23">
+  <w:style w:type="paragraph" w:styleId="TOC2">
     <w:name w:val="toc 2"/>
     <w:basedOn w:val="a"/>
     <w:next w:val="a"/>
@@ -31156,7 +29501,7 @@
       <w:szCs w:val="20"/>
     </w:rPr>
   </w:style>
-  <w:style w:type="paragraph" w:styleId="33">
+  <w:style w:type="paragraph" w:styleId="TOC3">
     <w:name w:val="toc 3"/>
     <w:basedOn w:val="a"/>
     <w:next w:val="a"/>
@@ -31174,7 +29519,7 @@
       <w:szCs w:val="20"/>
     </w:rPr>
   </w:style>
-  <w:style w:type="paragraph" w:styleId="42">
+  <w:style w:type="paragraph" w:styleId="TOC4">
     <w:name w:val="toc 4"/>
     <w:basedOn w:val="a"/>
     <w:next w:val="a"/>
@@ -31190,7 +29535,7 @@
       <w:szCs w:val="18"/>
     </w:rPr>
   </w:style>
-  <w:style w:type="paragraph" w:styleId="50">
+  <w:style w:type="paragraph" w:styleId="TOC5">
     <w:name w:val="toc 5"/>
     <w:basedOn w:val="a"/>
     <w:next w:val="a"/>
@@ -31206,7 +29551,7 @@
       <w:szCs w:val="18"/>
     </w:rPr>
   </w:style>
-  <w:style w:type="paragraph" w:styleId="6">
+  <w:style w:type="paragraph" w:styleId="TOC6">
     <w:name w:val="toc 6"/>
     <w:basedOn w:val="a"/>
     <w:next w:val="a"/>
@@ -31222,7 +29567,7 @@
       <w:szCs w:val="18"/>
     </w:rPr>
   </w:style>
-  <w:style w:type="paragraph" w:styleId="7">
+  <w:style w:type="paragraph" w:styleId="TOC7">
     <w:name w:val="toc 7"/>
     <w:basedOn w:val="a"/>
     <w:next w:val="a"/>
@@ -31238,7 +29583,7 @@
       <w:szCs w:val="18"/>
     </w:rPr>
   </w:style>
-  <w:style w:type="paragraph" w:styleId="8">
+  <w:style w:type="paragraph" w:styleId="TOC8">
     <w:name w:val="toc 8"/>
     <w:basedOn w:val="a"/>
     <w:next w:val="a"/>
@@ -31254,7 +29599,7 @@
       <w:szCs w:val="18"/>
     </w:rPr>
   </w:style>
-  <w:style w:type="paragraph" w:styleId="9">
+  <w:style w:type="paragraph" w:styleId="TOC9">
     <w:name w:val="toc 9"/>
     <w:basedOn w:val="a"/>
     <w:next w:val="a"/>

--- a/基于嵌入式系统的任务调度算法研究.docx
+++ b/基于嵌入式系统的任务调度算法研究.docx
@@ -63,10 +63,10 @@
             <v:path o:extrusionok="f" gradientshapeok="t" o:connecttype="rect"/>
             <o:lock v:ext="edit" aspectratio="t"/>
           </v:shapetype>
-          <v:shape id="_x0000_i1025" type="#_x0000_t75" style="width:303.7pt;height:78.2pt" o:ole="">
+          <v:shape id="_x0000_i1025" type="#_x0000_t75" style="width:303.45pt;height:78pt" o:ole="">
             <v:imagedata r:id="rId8" o:title="" gain="69719f" blacklevel="1966f" grayscale="t" bilevel="t"/>
           </v:shape>
-          <o:OLEObject Type="Embed" ProgID="图像.文件" ShapeID="_x0000_i1025" DrawAspect="Content" ObjectID="_1852665080" r:id="rId9"/>
+          <o:OLEObject Type="Embed" ProgID="图像.文件" ShapeID="_x0000_i1025" DrawAspect="Content" ObjectID="_1852732530" r:id="rId9"/>
         </w:object>
       </w:r>
     </w:p>
@@ -1699,7 +1699,7 @@
     </w:p>
     <w:p>
       <w:pPr>
-        <w:ind w:firstLineChars="0" w:firstLine="420"/>
+        <w:ind w:firstLine="480"/>
         <w:rPr>
           <w:rFonts w:ascii="Segoe UI" w:hAnsi="Segoe UI" w:cs="Segoe UI"/>
           <w:color w:val="0F1115"/>
@@ -1783,7 +1783,7 @@
           <w:color w:val="0F1115"/>
           <w:shd w:val="clear" w:color="auto" w:fill="FFFFFF"/>
         </w:rPr>
-        <w:t>x</w:t>
+        <w:t>X</w:t>
       </w:r>
       <w:r>
         <w:rPr>
@@ -1960,24 +1960,24 @@
     <w:p>
       <w:pPr>
         <w:pStyle w:val="a4"/>
+        <w:sectPr>
+          <w:headerReference w:type="default" r:id="rId17"/>
+          <w:pgSz w:w="11907" w:h="16840" w:code="9"/>
+          <w:pgMar w:top="1701" w:right="1418" w:bottom="1418" w:left="1418" w:header="907" w:footer="851" w:gutter="567"/>
+          <w:paperSrc w:first="31096" w:other="31096"/>
+          <w:pgNumType w:fmt="lowerRoman"/>
+          <w:cols w:space="720"/>
+          <w:docGrid w:type="lines" w:linePitch="312"/>
+        </w:sectPr>
       </w:pPr>
     </w:p>
     <w:p>
       <w:pPr>
         <w:pStyle w:val="a4"/>
       </w:pPr>
-    </w:p>
-    <w:p>
-      <w:pPr>
-        <w:pStyle w:val="a4"/>
-      </w:pPr>
-    </w:p>
-    <w:p>
-      <w:pPr>
-        <w:pStyle w:val="a4"/>
-      </w:pPr>
       <w:bookmarkStart w:id="9" w:name="_Toc241511330"/>
       <w:r>
+        <w:lastRenderedPageBreak/>
         <w:t>ABSTRACT</w:t>
       </w:r>
       <w:bookmarkEnd w:id="4"/>
@@ -1989,7 +1989,7 @@
     </w:p>
     <w:p>
       <w:pPr>
-        <w:ind w:firstLineChars="0" w:firstLine="420"/>
+        <w:ind w:firstLineChars="100" w:firstLine="240"/>
         <w:rPr>
           <w:color w:val="0F1115"/>
           <w:shd w:val="clear" w:color="auto" w:fill="FFFFFF"/>
@@ -2000,25 +2000,24 @@
           <w:color w:val="0F1115"/>
           <w:shd w:val="clear" w:color="auto" w:fill="FFFFFF"/>
         </w:rPr>
-        <w:t xml:space="preserve">With the wide application of embedded systems in industrial control, aerospace, smart home and other fields, higher requirements are put forward for the real-time performance and resource utilization of task scheduling. Traditional real-time scheduling algorithms such as Rate Monotonic (RM) and Earliest Deadline First (EDF) perform well under static task sets, but they are difficult to balance real-time performance and throughput in dynamic load and resource-constrained scenarios. Aiming at the characteristics of embedded systems, this paper proposes a hybrid task scheduling algorithm based on dynamic priority adjustment and load prediction. The algorithm introduces a task urgency factor and a processor load prediction mechanism, dynamically </w:t>
-      </w:r>
+        <w:t xml:space="preserve">With the rapid development of artificial intelligence, the application of deep learning in operating system task scheduling has attracted increasing attention. This paper aims to explore the integration of operating system development, task scheduling algorithms, deep learning techniques, and traditional task scheduling algorithms, so as to improve scheduling performance under task diversity and complex task environments. To address the lack of foresight in traditional priority-based preemptive scheduling algorithms, this paper proposes a task prediction model based on deep learning. The model analyzes historical execution information of tasks and real-time load characteristics of the system to predict future execution behavior of tasks, and dynamically adjusts task priorities accordingly. Experiments are conducted on a self-developed X86-architecture </w:t>
+      </w:r>
+      <w:proofErr w:type="spellStart"/>
       <w:r>
         <w:rPr>
           <w:color w:val="0F1115"/>
           <w:shd w:val="clear" w:color="auto" w:fill="FFFFFF"/>
         </w:rPr>
-        <w:lastRenderedPageBreak/>
-        <w:t>adjusts task priorities, and combines a preemptive scheduling strategy to reduce the response delay of high-priority tasks. Experiments are carried out on an embedded Linux platform, using synthetic task sets and actual application loads for testing. The results show that compared with the classical RM and EDF algorithms, when the system utilization is higher than 80%, the proposed algorithm reduces the deadline miss ratio by about 20% and improves the CPU utilization by about 10%. The algorithm effectively improves the real-time scheduling performance of embedded systems under dynamic loads, and provides a feasible solution for task scheduling in resource-constrained environments.</w:t>
-      </w:r>
-    </w:p>
-    <w:p>
-      <w:pPr>
-        <w:ind w:firstLineChars="0" w:firstLine="0"/>
+        <w:t>LiunuxOS</w:t>
+      </w:r>
+      <w:proofErr w:type="spellEnd"/>
+      <w:r>
         <w:rPr>
           <w:color w:val="0F1115"/>
           <w:shd w:val="clear" w:color="auto" w:fill="FFFFFF"/>
         </w:rPr>
-      </w:pPr>
+        <w:t xml:space="preserve"> kernel, using key task scheduling parameters as the test workload. The results show that, compared with traditional RM and priority-based preemptive task scheduling algorithms, the proposed hybrid scheduling method reduces the task deadline miss rate by approximately 20% and achieves significant improvement in system utilization. This study provides a feasible implementation path for the application of deep learning techniques in embedded operating system scheduling.</w:t>
+      </w:r>
     </w:p>
     <w:p>
       <w:pPr>
@@ -2061,7 +2060,6 @@
           <w:shd w:val="clear" w:color="auto" w:fill="FFFFFF"/>
         </w:rPr>
         <w:sectPr>
-          <w:headerReference w:type="default" r:id="rId17"/>
           <w:pgSz w:w="11907" w:h="16840" w:code="9"/>
           <w:pgMar w:top="1701" w:right="1418" w:bottom="1418" w:left="1418" w:header="907" w:footer="851" w:gutter="567"/>
           <w:paperSrc w:first="31096" w:other="31096"/>
@@ -38951,7 +38949,7 @@
     </w:p>
     <w:p>
       <w:pPr>
-        <w:ind w:left="420" w:firstLineChars="25" w:firstLine="60"/>
+        <w:ind w:firstLine="480"/>
       </w:pPr>
       <w:r>
         <w:t>MLFQ</w:t>
@@ -38996,19 +38994,161 @@
         </w:rPr>
         <w:t>。</w:t>
       </w:r>
+      <w:r>
+        <w:t>在此基础上，本文的</w:t>
+      </w:r>
+      <w:proofErr w:type="gramStart"/>
+      <w:r>
+        <w:t>调度器</w:t>
+      </w:r>
+      <w:proofErr w:type="gramEnd"/>
+      <w:r>
+        <w:t>综合考虑</w:t>
+      </w:r>
+      <w:r>
+        <w:t xml:space="preserve"> CPU </w:t>
+      </w:r>
+      <w:r>
+        <w:t>相关指标、</w:t>
+      </w:r>
+      <w:proofErr w:type="gramStart"/>
+      <w:r>
+        <w:t>交互与</w:t>
+      </w:r>
+      <w:proofErr w:type="gramEnd"/>
+      <w:r>
+        <w:t>优先级指标、资源相关指标三类要素，</w:t>
+      </w:r>
+      <w:r>
+        <w:rPr>
+          <w:rFonts w:hint="eastAsia"/>
+        </w:rPr>
+        <w:t>使用</w:t>
+      </w:r>
+      <w:r>
+        <w:rPr>
+          <w:rFonts w:hint="eastAsia"/>
+        </w:rPr>
+        <w:t>线程时间片利用率、线程</w:t>
+      </w:r>
+      <w:r>
+        <w:rPr>
+          <w:rFonts w:hint="eastAsia"/>
+        </w:rPr>
+        <w:t>CPU</w:t>
+      </w:r>
+      <w:r>
+        <w:rPr>
+          <w:rFonts w:hint="eastAsia"/>
+        </w:rPr>
+        <w:t>占用率、</w:t>
+      </w:r>
+      <w:r>
+        <w:rPr>
+          <w:rFonts w:hint="eastAsia"/>
+        </w:rPr>
+        <w:t>CPU</w:t>
+      </w:r>
+      <w:r>
+        <w:rPr>
+          <w:rFonts w:hint="eastAsia"/>
+        </w:rPr>
+        <w:t>占用率、时间片大小、窗口程序、用户</w:t>
+      </w:r>
+      <w:r>
+        <w:rPr>
+          <w:rFonts w:hint="eastAsia"/>
+        </w:rPr>
+        <w:t>/</w:t>
+      </w:r>
+      <w:r>
+        <w:rPr>
+          <w:rFonts w:hint="eastAsia"/>
+        </w:rPr>
+        <w:t>系统优先级、调整优先级、操作优先级、静态优先级</w:t>
+      </w:r>
+      <w:r>
+        <w:rPr>
+          <w:rFonts w:hint="eastAsia"/>
+        </w:rPr>
+        <w:t>等优先级评价指标，加权确定</w:t>
+      </w:r>
+      <w:r>
+        <w:t>任务的最终优先级。</w:t>
+      </w:r>
     </w:p>
     <w:p>
       <w:pPr>
         <w:pStyle w:val="30"/>
-      </w:pPr>
-      <w:r>
-        <w:t>3</w:t>
-      </w:r>
-      <w:r>
-        <w:rPr>
-          <w:rFonts w:hint="eastAsia"/>
-        </w:rPr>
-        <w:t>.3.</w:t>
+        <w:numPr>
+          <w:ilvl w:val="2"/>
+          <w:numId w:val="18"/>
+        </w:numPr>
+        <w:rPr>
+          <w:rFonts w:hint="eastAsia"/>
+        </w:rPr>
+      </w:pPr>
+      <w:r>
+        <w:rPr>
+          <w:rFonts w:hint="eastAsia"/>
+        </w:rPr>
+        <w:t xml:space="preserve"> </w:t>
+      </w:r>
+      <w:r>
+        <w:rPr>
+          <w:rFonts w:hint="eastAsia"/>
+        </w:rPr>
+        <w:fldChar w:fldCharType="begin"/>
+      </w:r>
+      <w:r>
+        <w:rPr>
+          <w:rFonts w:hint="eastAsia"/>
+        </w:rPr>
+        <w:instrText xml:space="preserve"> MACROBUTTON NoMacro 3</w:instrText>
+      </w:r>
+      <w:r>
+        <w:rPr>
+          <w:rFonts w:hint="eastAsia"/>
+        </w:rPr>
+        <w:instrText>级标题</w:instrText>
+      </w:r>
+      <w:r>
+        <w:rPr>
+          <w:rFonts w:hint="eastAsia"/>
+        </w:rPr>
+        <w:instrText xml:space="preserve"> </w:instrText>
+      </w:r>
+      <w:r>
+        <w:rPr>
+          <w:rFonts w:hint="eastAsia"/>
+        </w:rPr>
+        <w:fldChar w:fldCharType="end"/>
+      </w:r>
+      <w:r>
+        <w:rPr>
+          <w:rFonts w:hint="eastAsia"/>
+        </w:rPr>
+        <w:t>CPU</w:t>
+      </w:r>
+      <w:r>
+        <w:rPr>
+          <w:rFonts w:hint="eastAsia"/>
+        </w:rPr>
+        <w:t>相关指标</w:t>
+      </w:r>
+    </w:p>
+    <w:p>
+      <w:pPr>
+        <w:ind w:firstLineChars="0" w:firstLine="480"/>
+        <w:rPr>
+          <w:rFonts w:hint="eastAsia"/>
+        </w:rPr>
+      </w:pPr>
+      <w:r>
+        <w:rPr>
+          <w:rFonts w:hint="eastAsia"/>
+        </w:rPr>
+        <w:t>（</w:t>
       </w:r>
       <w:r>
         <w:rPr>
@@ -39020,60 +39160,7 @@
         <w:rPr>
           <w:rFonts w:hint="eastAsia"/>
         </w:rPr>
-        <w:t xml:space="preserve">  </w:t>
-      </w:r>
-      <w:r>
-        <w:rPr>
-          <w:rFonts w:hint="eastAsia"/>
-        </w:rPr>
-        <w:fldChar w:fldCharType="begin"/>
-      </w:r>
-      <w:r>
-        <w:rPr>
-          <w:rFonts w:hint="eastAsia"/>
-        </w:rPr>
-        <w:instrText xml:space="preserve"> MACROBUTTON NoMacro 3</w:instrText>
-      </w:r>
-      <w:r>
-        <w:rPr>
-          <w:rFonts w:hint="eastAsia"/>
-        </w:rPr>
-        <w:instrText>级标题</w:instrText>
-      </w:r>
-      <w:r>
-        <w:rPr>
-          <w:rFonts w:hint="eastAsia"/>
-        </w:rPr>
-        <w:instrText xml:space="preserve"> </w:instrText>
-      </w:r>
-      <w:r>
-        <w:rPr>
-          <w:rFonts w:hint="eastAsia"/>
-        </w:rPr>
-        <w:fldChar w:fldCharType="end"/>
-      </w:r>
-      <w:r>
-        <w:rPr>
-          <w:rFonts w:hint="eastAsia"/>
-        </w:rPr>
-        <w:t>优先级要素</w:t>
-      </w:r>
-    </w:p>
-    <w:p>
-      <w:pPr>
-        <w:ind w:firstLine="480"/>
-      </w:pPr>
-      <w:r>
-        <w:rPr>
-          <w:rFonts w:hint="eastAsia"/>
-        </w:rPr>
-        <w:t>优先级</w:t>
-      </w:r>
-      <w:r>
-        <w:rPr>
-          <w:rFonts w:hint="eastAsia"/>
-        </w:rPr>
-        <w:t>评价指标主要有：</w:t>
+        <w:t>）</w:t>
       </w:r>
       <w:r>
         <w:rPr>
@@ -39085,13 +39172,79 @@
         <w:rPr>
           <w:rFonts w:hint="eastAsia"/>
         </w:rPr>
-        <w:t>时间片利用</w:t>
-      </w:r>
-      <w:r>
-        <w:rPr>
-          <w:rFonts w:hint="eastAsia"/>
-        </w:rPr>
-        <w:t>率、线程</w:t>
+        <w:t>时间片</w:t>
+      </w:r>
+      <w:r>
+        <w:rPr>
+          <w:rFonts w:hint="eastAsia"/>
+        </w:rPr>
+        <w:t>利用率</w:t>
+      </w:r>
+      <w:r>
+        <w:rPr>
+          <w:rFonts w:hint="eastAsia"/>
+        </w:rPr>
+        <w:t>。</w:t>
+      </w:r>
+      <w:r>
+        <w:rPr>
+          <w:rFonts w:hint="eastAsia"/>
+        </w:rPr>
+        <w:t>线程</w:t>
+      </w:r>
+      <w:r>
+        <w:rPr>
+          <w:rFonts w:hint="eastAsia"/>
+        </w:rPr>
+        <w:t>时间片</w:t>
+      </w:r>
+      <w:r>
+        <w:rPr>
+          <w:rFonts w:hint="eastAsia"/>
+        </w:rPr>
+        <w:t>利用率等于</w:t>
+      </w:r>
+      <w:r>
+        <w:rPr>
+          <w:rFonts w:hint="eastAsia"/>
+        </w:rPr>
+        <w:t>时间片</w:t>
+      </w:r>
+      <w:r>
+        <w:rPr>
+          <w:rFonts w:hint="eastAsia"/>
+        </w:rPr>
+        <w:t>内</w:t>
+      </w:r>
+      <w:r>
+        <w:rPr>
+          <w:rFonts w:hint="eastAsia"/>
+        </w:rPr>
+        <w:t>有效指令执行时间与</w:t>
+      </w:r>
+      <w:r>
+        <w:rPr>
+          <w:rFonts w:hint="eastAsia"/>
+        </w:rPr>
+        <w:t>时间片长度</w:t>
+      </w:r>
+      <w:r>
+        <w:rPr>
+          <w:rFonts w:hint="eastAsia"/>
+        </w:rPr>
+        <w:t>的比值</w:t>
+      </w:r>
+      <w:r>
+        <w:rPr>
+          <w:rFonts w:hint="eastAsia"/>
+        </w:rPr>
+        <w:t>。</w:t>
+      </w:r>
+      <w:r>
+        <w:rPr>
+          <w:rFonts w:hint="eastAsia"/>
+        </w:rPr>
+        <w:t>为了统计方便，使用</w:t>
       </w:r>
       <w:r>
         <w:rPr>
@@ -39103,7 +39256,37 @@
         <w:rPr>
           <w:rFonts w:hint="eastAsia"/>
         </w:rPr>
-        <w:t>占用率、</w:t>
+        <w:t>内部的计数</w:t>
+      </w:r>
+      <w:r>
+        <w:rPr>
+          <w:rFonts w:hint="eastAsia"/>
+        </w:rPr>
+        <w:t>值</w:t>
+      </w:r>
+      <w:r>
+        <w:rPr>
+          <w:rFonts w:hint="eastAsia"/>
+        </w:rPr>
+        <w:t>度量</w:t>
+      </w:r>
+      <w:r>
+        <w:rPr>
+          <w:rFonts w:hint="eastAsia"/>
+        </w:rPr>
+        <w:t>时间，用</w:t>
+      </w:r>
+      <w:r>
+        <w:rPr>
+          <w:rFonts w:hint="eastAsia"/>
+        </w:rPr>
+        <w:t>两个计数值之差来计时</w:t>
+      </w:r>
+      <w:r>
+        <w:rPr>
+          <w:rFonts w:hint="eastAsia"/>
+        </w:rPr>
+        <w:t>。该计数值跟</w:t>
       </w:r>
       <w:r>
         <w:rPr>
@@ -39115,65 +39298,37 @@
         <w:rPr>
           <w:rFonts w:hint="eastAsia"/>
         </w:rPr>
-        <w:t>占用率、时间片大小、是否是</w:t>
-      </w:r>
-      <w:r>
-        <w:rPr>
-          <w:rFonts w:hint="eastAsia"/>
-        </w:rPr>
-        <w:t>窗口程序、调整优先级、操作优先级、静态优先级、内存分配大小、内</w:t>
-      </w:r>
-      <w:r>
-        <w:rPr>
-          <w:rFonts w:hint="eastAsia"/>
-        </w:rPr>
-        <w:t>存分配频率、外设读写次数</w:t>
-      </w:r>
-      <w:r>
-        <w:rPr>
-          <w:rFonts w:hint="eastAsia"/>
-        </w:rPr>
-        <w:t>等。</w:t>
-      </w:r>
-    </w:p>
-    <w:p>
-      <w:pPr>
-        <w:pStyle w:val="af9"/>
-        <w:numPr>
-          <w:ilvl w:val="0"/>
-          <w:numId w:val="3"/>
-        </w:numPr>
-        <w:ind w:firstLineChars="0"/>
-      </w:pPr>
-      <w:r>
-        <w:rPr>
-          <w:rFonts w:hint="eastAsia"/>
-        </w:rPr>
-        <w:t>线程</w:t>
-      </w:r>
-      <w:r>
-        <w:rPr>
-          <w:rFonts w:hint="eastAsia"/>
-        </w:rPr>
-        <w:t>时间片</w:t>
-      </w:r>
-      <w:r>
-        <w:rPr>
-          <w:rFonts w:hint="eastAsia"/>
-        </w:rPr>
-        <w:t>利用率</w:t>
+        <w:t>频率相关，</w:t>
+      </w:r>
+      <w:r>
+        <w:rPr>
+          <w:rFonts w:hint="eastAsia"/>
+        </w:rPr>
+        <w:t>RDTSC</w:t>
+      </w:r>
+      <w:r>
+        <w:rPr>
+          <w:rFonts w:hint="eastAsia"/>
+        </w:rPr>
+        <w:t>指令可以</w:t>
+      </w:r>
+      <w:r>
+        <w:rPr>
+          <w:rFonts w:hint="eastAsia"/>
+        </w:rPr>
+        <w:t>读取</w:t>
+      </w:r>
+      <w:r>
+        <w:rPr>
+          <w:rFonts w:hint="eastAsia"/>
+        </w:rPr>
+        <w:t>该计数值</w:t>
       </w:r>
       <w:r>
         <w:rPr>
           <w:rFonts w:hint="eastAsia"/>
         </w:rPr>
         <w:t>。</w:t>
-      </w:r>
-      <w:r>
-        <w:rPr>
-          <w:rFonts w:hint="eastAsia"/>
-        </w:rPr>
-        <w:t>线程利用率等于有效指令执行时间与所有执行时间的比值：</w:t>
       </w:r>
     </w:p>
     <w:p>
@@ -39181,54 +39336,103 @@
         <w:pStyle w:val="af9"/>
         <w:ind w:left="1560" w:firstLineChars="0" w:firstLine="60"/>
         <w:rPr>
+          <w:rFonts w:hint="eastAsia"/>
           <w:i/>
           <w:iCs/>
         </w:rPr>
       </w:pPr>
       <m:oMathPara>
         <m:oMath>
-          <m:r>
-            <w:rPr>
-              <w:rFonts w:ascii="Cambria Math" w:hAnsi="Cambria Math" w:hint="eastAsia"/>
-            </w:rPr>
-            <m:t>线程</m:t>
-          </m:r>
-          <m:r>
-            <w:rPr>
-              <w:rFonts w:ascii="Cambria Math" w:hAnsi="Cambria Math"/>
-            </w:rPr>
-            <m:t>时间片</m:t>
-          </m:r>
-          <m:r>
-            <w:rPr>
-              <w:rFonts w:ascii="Cambria Math" w:hAnsi="Cambria Math" w:hint="eastAsia"/>
-            </w:rPr>
-            <m:t>利用率</m:t>
-          </m:r>
+          <m:sSub>
+            <m:sSubPr>
+              <m:ctrlPr>
+                <w:rPr>
+                  <w:rFonts w:ascii="Cambria Math" w:hAnsi="Cambria Math"/>
+                  <w:i/>
+                </w:rPr>
+              </m:ctrlPr>
+            </m:sSubPr>
+            <m:e>
+              <m:r>
+                <w:rPr>
+                  <w:rFonts w:ascii="Cambria Math" w:hAnsi="Cambria Math"/>
+                </w:rPr>
+                <m:t>U</m:t>
+              </m:r>
+            </m:e>
+            <m:sub>
+              <m:r>
+                <w:rPr>
+                  <w:rFonts w:ascii="Cambria Math" w:hAnsi="Cambria Math"/>
+                </w:rPr>
+                <m:t>t</m:t>
+              </m:r>
+            </m:sub>
+          </m:sSub>
           <m:r>
             <w:rPr>
               <w:rFonts w:ascii="Cambria Math" w:hAnsi="Cambria Math"/>
             </w:rPr>
             <m:t>=</m:t>
           </m:r>
-          <m:r>
-            <w:rPr>
-              <w:rFonts w:ascii="Cambria Math" w:hAnsi="Cambria Math" w:hint="eastAsia"/>
-            </w:rPr>
-            <m:t>线程有效指令运行时间</m:t>
-          </m:r>
+          <m:sSub>
+            <m:sSubPr>
+              <m:ctrlPr>
+                <w:rPr>
+                  <w:rFonts w:ascii="Cambria Math" w:hAnsi="Cambria Math"/>
+                  <w:i/>
+                </w:rPr>
+              </m:ctrlPr>
+            </m:sSubPr>
+            <m:e>
+              <m:r>
+                <w:rPr>
+                  <w:rFonts w:ascii="Cambria Math" w:hAnsi="Cambria Math"/>
+                </w:rPr>
+                <m:t>t</m:t>
+              </m:r>
+            </m:e>
+            <m:sub>
+              <m:r>
+                <w:rPr>
+                  <w:rFonts w:ascii="Cambria Math" w:hAnsi="Cambria Math"/>
+                </w:rPr>
+                <m:t>c</m:t>
+              </m:r>
+            </m:sub>
+          </m:sSub>
           <m:r>
             <w:rPr>
               <w:rFonts w:ascii="Cambria Math" w:hAnsi="Cambria Math"/>
             </w:rPr>
             <m:t>÷</m:t>
           </m:r>
-          <m:r>
-            <w:rPr>
-              <w:rFonts w:ascii="Cambria Math" w:hAnsi="Cambria Math" w:hint="eastAsia"/>
-            </w:rPr>
-            <m:t>线程被分配时间片之和</m:t>
-          </m:r>
+          <m:sSub>
+            <m:sSubPr>
+              <m:ctrlPr>
+                <w:rPr>
+                  <w:rFonts w:ascii="Cambria Math" w:hAnsi="Cambria Math"/>
+                  <w:i/>
+                </w:rPr>
+              </m:ctrlPr>
+            </m:sSubPr>
+            <m:e>
+              <m:r>
+                <w:rPr>
+                  <w:rFonts w:ascii="Cambria Math" w:hAnsi="Cambria Math"/>
+                </w:rPr>
+                <m:t>t</m:t>
+              </m:r>
+            </m:e>
+            <m:sub>
+              <m:r>
+                <w:rPr>
+                  <w:rFonts w:ascii="Cambria Math" w:hAnsi="Cambria Math"/>
+                </w:rPr>
+                <m:t>s</m:t>
+              </m:r>
+            </m:sub>
+          </m:sSub>
         </m:oMath>
       </m:oMathPara>
     </w:p>
@@ -39236,212 +39440,11 @@
       <w:pPr>
         <w:ind w:firstLineChars="0" w:firstLine="480"/>
       </w:pPr>
-    </w:p>
-    <w:p>
-      <w:pPr>
-        <w:ind w:firstLineChars="0" w:firstLine="480"/>
-      </w:pPr>
-      <w:r>
-        <w:rPr>
-          <w:rFonts w:hint="eastAsia"/>
-        </w:rPr>
-        <w:t>有效指令指除去</w:t>
-      </w:r>
-      <w:r>
-        <w:rPr>
-          <w:rFonts w:hint="eastAsia"/>
-        </w:rPr>
-        <w:t>HLT</w:t>
-      </w:r>
-      <w:r>
-        <w:rPr>
-          <w:rFonts w:hint="eastAsia"/>
-        </w:rPr>
-        <w:t>等休眠指令</w:t>
-      </w:r>
-      <w:r>
-        <w:rPr>
-          <w:rFonts w:hint="eastAsia"/>
-        </w:rPr>
-        <w:t>、其它所有指令的运行时间。</w:t>
-      </w:r>
-      <w:r>
-        <w:rPr>
-          <w:rFonts w:hint="eastAsia"/>
-        </w:rPr>
-        <w:t>执行</w:t>
-      </w:r>
-      <w:r>
-        <w:rPr>
-          <w:rFonts w:hint="eastAsia"/>
-        </w:rPr>
-        <w:t>HLT</w:t>
-      </w:r>
-      <w:r>
-        <w:rPr>
-          <w:rFonts w:hint="eastAsia"/>
-        </w:rPr>
-        <w:t>指令</w:t>
-      </w:r>
-      <w:r>
-        <w:rPr>
-          <w:rFonts w:hint="eastAsia"/>
-        </w:rPr>
-        <w:t>会进入</w:t>
-      </w:r>
-      <w:r>
-        <w:rPr>
-          <w:rFonts w:hint="eastAsia"/>
-        </w:rPr>
-        <w:t>s0</w:t>
-      </w:r>
-      <w:r>
-        <w:rPr>
-          <w:rFonts w:hint="eastAsia"/>
-        </w:rPr>
-        <w:t>休眠状态。外部中断会打断</w:t>
-      </w:r>
-      <w:r>
-        <w:rPr>
-          <w:rFonts w:hint="eastAsia"/>
-        </w:rPr>
-        <w:t>s</w:t>
-      </w:r>
-      <w:r>
-        <w:t>0</w:t>
-      </w:r>
-      <w:r>
-        <w:rPr>
-          <w:rFonts w:hint="eastAsia"/>
-        </w:rPr>
-        <w:t>休眠，</w:t>
-      </w:r>
-      <w:r>
-        <w:rPr>
-          <w:rFonts w:hint="eastAsia"/>
-        </w:rPr>
-        <w:t>CPU</w:t>
-      </w:r>
-      <w:r>
-        <w:rPr>
-          <w:rFonts w:hint="eastAsia"/>
-        </w:rPr>
-        <w:t>从</w:t>
-      </w:r>
-      <w:r>
-        <w:rPr>
-          <w:rFonts w:hint="eastAsia"/>
-        </w:rPr>
-        <w:t>HLT</w:t>
-      </w:r>
-      <w:r>
-        <w:rPr>
-          <w:rFonts w:hint="eastAsia"/>
-        </w:rPr>
-        <w:t>指令之后</w:t>
-      </w:r>
-      <w:r>
-        <w:rPr>
-          <w:rFonts w:hint="eastAsia"/>
-        </w:rPr>
-        <w:t>第一条指令</w:t>
-      </w:r>
-      <w:r>
-        <w:rPr>
-          <w:rFonts w:hint="eastAsia"/>
-        </w:rPr>
-        <w:t>继续</w:t>
-      </w:r>
-      <w:r>
-        <w:rPr>
-          <w:rFonts w:hint="eastAsia"/>
-        </w:rPr>
-        <w:t>执行。</w:t>
-      </w:r>
-    </w:p>
-    <w:p>
-      <w:pPr>
-        <w:ind w:firstLineChars="0" w:firstLine="480"/>
-      </w:pPr>
-    </w:p>
-    <w:p>
-      <w:pPr>
-        <w:ind w:firstLineChars="0" w:firstLine="480"/>
-      </w:pPr>
-      <w:r>
-        <w:rPr>
-          <w:rFonts w:hint="eastAsia"/>
-        </w:rPr>
-        <w:t>RDTSC</w:t>
-      </w:r>
-      <w:r>
-        <w:rPr>
-          <w:rFonts w:hint="eastAsia"/>
-        </w:rPr>
-        <w:t>指令可以获取</w:t>
-      </w:r>
-      <w:r>
-        <w:rPr>
-          <w:rFonts w:hint="eastAsia"/>
-        </w:rPr>
-        <w:t>CPU</w:t>
-      </w:r>
-      <w:r>
-        <w:rPr>
-          <w:rFonts w:hint="eastAsia"/>
-        </w:rPr>
-        <w:t>内置的计数值，计数值跟</w:t>
-      </w:r>
-      <w:r>
-        <w:rPr>
-          <w:rFonts w:hint="eastAsia"/>
-        </w:rPr>
-        <w:t>CPU</w:t>
-      </w:r>
-      <w:r>
-        <w:rPr>
-          <w:rFonts w:hint="eastAsia"/>
-        </w:rPr>
-        <w:t>频率有关，通过两个计数值之差计时。</w:t>
-      </w:r>
-      <w:r>
-        <w:rPr>
-          <w:rFonts w:hint="eastAsia"/>
-        </w:rPr>
-        <w:t>调度程序</w:t>
-      </w:r>
-      <w:r>
-        <w:rPr>
-          <w:rFonts w:hint="eastAsia"/>
-        </w:rPr>
-        <w:t>运行线程</w:t>
-      </w:r>
-      <w:r>
-        <w:t>t</w:t>
-      </w:r>
-      <w:r>
-        <w:rPr>
-          <w:vertAlign w:val="subscript"/>
-        </w:rPr>
-        <w:t>1</w:t>
-      </w:r>
-      <w:r>
-        <w:rPr>
-          <w:rFonts w:hint="eastAsia"/>
-        </w:rPr>
-        <w:t>后获取</w:t>
-      </w:r>
-      <w:r>
-        <w:rPr>
-          <w:rFonts w:hint="eastAsia"/>
-        </w:rPr>
-        <w:t>当前</w:t>
-      </w:r>
-      <w:r>
-        <w:rPr>
-          <w:rFonts w:hint="eastAsia"/>
-        </w:rPr>
-        <w:t>计数值</w:t>
+      <w:r>
+        <w:rPr>
+          <w:rFonts w:hint="eastAsia"/>
+        </w:rPr>
+        <w:t>其中，</w:t>
       </w:r>
       <m:oMath>
         <m:sSub>
@@ -39449,27 +39452,300 @@
             <m:ctrlPr>
               <w:rPr>
                 <w:rFonts w:ascii="Cambria Math" w:hAnsi="Cambria Math"/>
+                <w:i/>
               </w:rPr>
             </m:ctrlPr>
           </m:sSubPr>
           <m:e>
             <m:r>
-              <m:rPr>
-                <m:sty m:val="p"/>
-              </m:rPr>
               <w:rPr>
                 <w:rFonts w:ascii="Cambria Math" w:hAnsi="Cambria Math"/>
               </w:rPr>
               <m:t>t</m:t>
             </m:r>
+          </m:e>
+          <m:sub>
             <m:r>
-              <m:rPr>
-                <m:sty m:val="p"/>
-              </m:rPr>
+              <w:rPr>
+                <w:rFonts w:ascii="Cambria Math" w:hAnsi="Cambria Math"/>
+              </w:rPr>
+              <m:t>c</m:t>
+            </m:r>
+          </m:sub>
+        </m:sSub>
+      </m:oMath>
+      <w:r>
+        <w:rPr>
+          <w:rFonts w:hint="eastAsia"/>
+        </w:rPr>
+        <w:t>为有效指令</w:t>
+      </w:r>
+      <w:r>
+        <w:rPr>
+          <w:rFonts w:hint="eastAsia"/>
+        </w:rPr>
+        <w:t>时间</w:t>
+      </w:r>
+      <w:r>
+        <w:rPr>
+          <w:rFonts w:hint="eastAsia"/>
+        </w:rPr>
+        <w:t>，</w:t>
+      </w:r>
+      <m:oMath>
+        <m:sSub>
+          <m:sSubPr>
+            <m:ctrlPr>
+              <w:rPr>
+                <w:rFonts w:ascii="Cambria Math" w:hAnsi="Cambria Math"/>
+                <w:i/>
+              </w:rPr>
+            </m:ctrlPr>
+          </m:sSubPr>
+          <m:e>
+            <m:r>
               <w:rPr>
                 <w:rFonts w:ascii="Cambria Math" w:hAnsi="Cambria Math" w:hint="eastAsia"/>
               </w:rPr>
-              <m:t>c</m:t>
+              <m:t>t</m:t>
+            </m:r>
+            <m:ctrlPr>
+              <w:rPr>
+                <w:rFonts w:ascii="Cambria Math" w:hAnsi="Cambria Math" w:hint="eastAsia"/>
+                <w:i/>
+              </w:rPr>
+            </m:ctrlPr>
+          </m:e>
+          <m:sub>
+            <m:r>
+              <w:rPr>
+                <w:rFonts w:ascii="Cambria Math" w:hAnsi="Cambria Math"/>
+              </w:rPr>
+              <m:t>s</m:t>
+            </m:r>
+          </m:sub>
+        </m:sSub>
+      </m:oMath>
+      <w:r>
+        <w:rPr>
+          <w:rFonts w:hint="eastAsia"/>
+        </w:rPr>
+        <w:t>为一个时间片的</w:t>
+      </w:r>
+      <w:r>
+        <w:rPr>
+          <w:rFonts w:hint="eastAsia"/>
+        </w:rPr>
+        <w:t>时间</w:t>
+      </w:r>
+      <w:r>
+        <w:rPr>
+          <w:rFonts w:hint="eastAsia"/>
+        </w:rPr>
+        <w:t>。</w:t>
+      </w:r>
+    </w:p>
+    <w:p>
+      <w:pPr>
+        <w:ind w:firstLineChars="0" w:firstLine="480"/>
+        <w:rPr>
+          <w:rFonts w:hint="eastAsia"/>
+        </w:rPr>
+      </w:pPr>
+    </w:p>
+    <w:p>
+      <w:pPr>
+        <w:ind w:firstLineChars="0" w:firstLine="480"/>
+      </w:pPr>
+      <w:r>
+        <w:rPr>
+          <w:rFonts w:hint="eastAsia"/>
+        </w:rPr>
+        <w:t>有效指令指除去</w:t>
+      </w:r>
+      <w:r>
+        <w:rPr>
+          <w:rFonts w:hint="eastAsia"/>
+        </w:rPr>
+        <w:t>HLT</w:t>
+      </w:r>
+      <w:r>
+        <w:rPr>
+          <w:rFonts w:hint="eastAsia"/>
+        </w:rPr>
+        <w:t>等休眠指令</w:t>
+      </w:r>
+      <w:r>
+        <w:rPr>
+          <w:rFonts w:hint="eastAsia"/>
+        </w:rPr>
+        <w:t>、其它所有指令的运行时间。</w:t>
+      </w:r>
+      <w:r>
+        <w:rPr>
+          <w:rFonts w:hint="eastAsia"/>
+        </w:rPr>
+        <w:t>执行</w:t>
+      </w:r>
+      <w:r>
+        <w:rPr>
+          <w:rFonts w:hint="eastAsia"/>
+        </w:rPr>
+        <w:t>HLT</w:t>
+      </w:r>
+      <w:r>
+        <w:rPr>
+          <w:rFonts w:hint="eastAsia"/>
+        </w:rPr>
+        <w:t>指令</w:t>
+      </w:r>
+      <w:r>
+        <w:rPr>
+          <w:rFonts w:hint="eastAsia"/>
+        </w:rPr>
+        <w:t>会进入</w:t>
+      </w:r>
+      <w:r>
+        <w:rPr>
+          <w:rFonts w:hint="eastAsia"/>
+        </w:rPr>
+        <w:t>s0</w:t>
+      </w:r>
+      <w:r>
+        <w:rPr>
+          <w:rFonts w:hint="eastAsia"/>
+        </w:rPr>
+        <w:t>休眠状态。外部中断会打断</w:t>
+      </w:r>
+      <w:r>
+        <w:rPr>
+          <w:rFonts w:hint="eastAsia"/>
+        </w:rPr>
+        <w:t>s</w:t>
+      </w:r>
+      <w:r>
+        <w:t>0</w:t>
+      </w:r>
+      <w:r>
+        <w:rPr>
+          <w:rFonts w:hint="eastAsia"/>
+        </w:rPr>
+        <w:t>休眠，</w:t>
+      </w:r>
+      <w:r>
+        <w:rPr>
+          <w:rFonts w:hint="eastAsia"/>
+        </w:rPr>
+        <w:t>CPU</w:t>
+      </w:r>
+      <w:r>
+        <w:rPr>
+          <w:rFonts w:hint="eastAsia"/>
+        </w:rPr>
+        <w:t>从</w:t>
+      </w:r>
+      <w:r>
+        <w:rPr>
+          <w:rFonts w:hint="eastAsia"/>
+        </w:rPr>
+        <w:t>HLT</w:t>
+      </w:r>
+      <w:r>
+        <w:rPr>
+          <w:rFonts w:hint="eastAsia"/>
+        </w:rPr>
+        <w:t>指令之后</w:t>
+      </w:r>
+      <w:r>
+        <w:rPr>
+          <w:rFonts w:hint="eastAsia"/>
+        </w:rPr>
+        <w:t>第一条指令</w:t>
+      </w:r>
+      <w:r>
+        <w:rPr>
+          <w:rFonts w:hint="eastAsia"/>
+        </w:rPr>
+        <w:t>继续</w:t>
+      </w:r>
+      <w:r>
+        <w:rPr>
+          <w:rFonts w:hint="eastAsia"/>
+        </w:rPr>
+        <w:t>执行。</w:t>
+      </w:r>
+    </w:p>
+    <w:p>
+      <w:pPr>
+        <w:ind w:firstLineChars="0" w:firstLine="480"/>
+      </w:pPr>
+    </w:p>
+    <w:p>
+      <w:pPr>
+        <w:ind w:firstLineChars="0" w:firstLine="480"/>
+      </w:pPr>
+      <w:r>
+        <w:rPr>
+          <w:rFonts w:hint="eastAsia"/>
+        </w:rPr>
+        <w:t>调度</w:t>
+      </w:r>
+      <w:r>
+        <w:rPr>
+          <w:rFonts w:hint="eastAsia"/>
+        </w:rPr>
+        <w:t>程序根据算法，调度线程</w:t>
+      </w:r>
+      <w:r>
+        <w:rPr>
+          <w:rFonts w:hint="eastAsia"/>
+          <w:i/>
+          <w:iCs/>
+        </w:rPr>
+        <w:t>T</w:t>
+      </w:r>
+      <w:r>
+        <w:rPr>
+          <w:i/>
+          <w:iCs/>
+          <w:vertAlign w:val="subscript"/>
+        </w:rPr>
+        <w:t>1</w:t>
+      </w:r>
+      <w:r>
+        <w:rPr>
+          <w:rFonts w:hint="eastAsia"/>
+        </w:rPr>
+        <w:t>运行后，读取</w:t>
+      </w:r>
+      <w:r>
+        <w:rPr>
+          <w:rFonts w:hint="eastAsia"/>
+        </w:rPr>
+        <w:t>当前</w:t>
+      </w:r>
+      <w:r>
+        <w:rPr>
+          <w:rFonts w:hint="eastAsia"/>
+        </w:rPr>
+        <w:t>计数值</w:t>
+      </w:r>
+      <m:oMath>
+        <m:sSub>
+          <m:sSubPr>
+            <m:ctrlPr>
+              <w:rPr>
+                <w:rFonts w:ascii="Cambria Math" w:hAnsi="Cambria Math"/>
+                <w:i/>
+              </w:rPr>
+            </m:ctrlPr>
+          </m:sSubPr>
+          <m:e>
+            <m:r>
+              <w:rPr>
+                <w:rFonts w:ascii="Cambria Math" w:hAnsi="Cambria Math"/>
+              </w:rPr>
+              <m:t>t</m:t>
             </m:r>
           </m:e>
           <m:sub>
@@ -39486,7 +39762,19 @@
         <w:rPr>
           <w:rFonts w:hint="eastAsia"/>
         </w:rPr>
-        <w:t>，下一次调度程序入口，</w:t>
+        <w:t>，调度程序</w:t>
+      </w:r>
+      <w:r>
+        <w:rPr>
+          <w:rFonts w:hint="eastAsia"/>
+        </w:rPr>
+        <w:t>下一次</w:t>
+      </w:r>
+      <w:r>
+        <w:rPr>
+          <w:rFonts w:hint="eastAsia"/>
+        </w:rPr>
+        <w:t>运行，</w:t>
       </w:r>
       <w:r>
         <w:rPr>
@@ -39512,27 +39800,16 @@
             <m:ctrlPr>
               <w:rPr>
                 <w:rFonts w:ascii="Cambria Math" w:hAnsi="Cambria Math"/>
+                <w:i/>
               </w:rPr>
             </m:ctrlPr>
           </m:sSubPr>
           <m:e>
             <m:r>
-              <m:rPr>
-                <m:sty m:val="p"/>
-              </m:rPr>
               <w:rPr>
                 <w:rFonts w:ascii="Cambria Math" w:hAnsi="Cambria Math"/>
               </w:rPr>
               <m:t>t</m:t>
-            </m:r>
-            <m:r>
-              <m:rPr>
-                <m:sty m:val="p"/>
-              </m:rPr>
-              <w:rPr>
-                <w:rFonts w:ascii="Cambria Math" w:hAnsi="Cambria Math" w:hint="eastAsia"/>
-              </w:rPr>
-              <m:t>c</m:t>
             </m:r>
           </m:e>
           <m:sub>
@@ -39557,27 +39834,16 @@
             <m:ctrlPr>
               <w:rPr>
                 <w:rFonts w:ascii="Cambria Math" w:hAnsi="Cambria Math"/>
+                <w:i/>
               </w:rPr>
             </m:ctrlPr>
           </m:sSubPr>
           <m:e>
             <m:r>
-              <m:rPr>
-                <m:sty m:val="p"/>
-              </m:rPr>
               <w:rPr>
                 <w:rFonts w:ascii="Cambria Math" w:hAnsi="Cambria Math"/>
               </w:rPr>
               <m:t>t</m:t>
-            </m:r>
-            <m:r>
-              <m:rPr>
-                <m:sty m:val="p"/>
-              </m:rPr>
-              <w:rPr>
-                <w:rFonts w:ascii="Cambria Math" w:hAnsi="Cambria Math" w:hint="eastAsia"/>
-              </w:rPr>
-              <m:t>c</m:t>
             </m:r>
           </m:e>
           <m:sub>
@@ -39600,27 +39866,16 @@
             <m:ctrlPr>
               <w:rPr>
                 <w:rFonts w:ascii="Cambria Math" w:hAnsi="Cambria Math"/>
+                <w:i/>
               </w:rPr>
             </m:ctrlPr>
           </m:sSubPr>
           <m:e>
             <m:r>
-              <m:rPr>
-                <m:sty m:val="p"/>
-              </m:rPr>
               <w:rPr>
                 <w:rFonts w:ascii="Cambria Math" w:hAnsi="Cambria Math"/>
               </w:rPr>
               <m:t>t</m:t>
-            </m:r>
-            <m:r>
-              <m:rPr>
-                <m:sty m:val="p"/>
-              </m:rPr>
-              <w:rPr>
-                <w:rFonts w:ascii="Cambria Math" w:hAnsi="Cambria Math" w:hint="eastAsia"/>
-              </w:rPr>
-              <m:t>c</m:t>
             </m:r>
           </m:e>
           <m:sub>
@@ -39643,16 +39898,20 @@
         <w:rPr>
           <w:rFonts w:hint="eastAsia"/>
         </w:rPr>
-        <w:t>就是线程</w:t>
-      </w:r>
-      <w:r>
-        <w:rPr>
-          <w:rFonts w:hint="eastAsia"/>
-        </w:rPr>
-        <w:t>t</w:t>
-      </w:r>
-      <w:r>
-        <w:rPr>
+        <w:t>是线程</w:t>
+      </w:r>
+      <w:r>
+        <w:rPr>
+          <w:rFonts w:hint="eastAsia"/>
+          <w:i/>
+          <w:iCs/>
+        </w:rPr>
+        <w:t>T</w:t>
+      </w:r>
+      <w:r>
+        <w:rPr>
+          <w:i/>
+          <w:iCs/>
           <w:vertAlign w:val="subscript"/>
         </w:rPr>
         <w:t>1</w:t>
@@ -39661,23 +39920,230 @@
         <w:rPr>
           <w:rFonts w:hint="eastAsia"/>
         </w:rPr>
-        <w:t>在一个时间片内的执行时间。线程的有效执行时间为</w:t>
-      </w:r>
-      <w:r>
-        <w:rPr>
-          <w:rFonts w:hint="eastAsia"/>
-        </w:rPr>
-        <w:t xml:space="preserve"> </w:t>
-      </w:r>
+        <w:t>在一个时间片内的</w:t>
+      </w:r>
+      <w:r>
+        <w:rPr>
+          <w:rFonts w:hint="eastAsia"/>
+        </w:rPr>
+        <w:t>计数值</w:t>
+      </w:r>
+      <w:r>
+        <w:rPr>
+          <w:rFonts w:hint="eastAsia"/>
+        </w:rPr>
+        <w:t>。</w:t>
+      </w:r>
+    </w:p>
+    <w:p>
+      <w:pPr>
+        <w:ind w:firstLineChars="0" w:firstLine="480"/>
+      </w:pPr>
+      <w:r>
+        <w:rPr>
+          <w:rFonts w:hint="eastAsia"/>
+        </w:rPr>
+        <w:t>线程的有效执行时间</w:t>
+      </w:r>
+      <w:r>
+        <w:rPr>
+          <w:rFonts w:hint="eastAsia"/>
+        </w:rPr>
+        <w:t>累加为：</w:t>
+      </w:r>
+    </w:p>
+    <w:p>
+      <w:pPr>
+        <w:ind w:firstLineChars="0" w:firstLine="480"/>
+        <w:jc w:val="center"/>
+        <w:rPr>
+          <w:i/>
+          <w:iCs/>
+        </w:rPr>
+      </w:pPr>
+      <m:oMathPara>
+        <m:oMath>
+          <m:sSub>
+            <m:sSubPr>
+              <m:ctrlPr>
+                <w:rPr>
+                  <w:rFonts w:ascii="Cambria Math" w:hAnsi="Cambria Math"/>
+                  <w:i/>
+                  <w:iCs/>
+                </w:rPr>
+              </m:ctrlPr>
+            </m:sSubPr>
+            <m:e>
+              <m:r>
+                <w:rPr>
+                  <w:rFonts w:ascii="Cambria Math" w:hAnsi="Cambria Math"/>
+                </w:rPr>
+                <m:t>t</m:t>
+              </m:r>
+            </m:e>
+            <m:sub>
+              <m:r>
+                <w:rPr>
+                  <w:rFonts w:ascii="Cambria Math" w:hAnsi="Cambria Math"/>
+                </w:rPr>
+                <m:t>c</m:t>
+              </m:r>
+            </m:sub>
+          </m:sSub>
+          <m:box>
+            <m:boxPr>
+              <m:opEmu m:val="1"/>
+              <m:ctrlPr>
+                <w:rPr>
+                  <w:rFonts w:ascii="Cambria Math" w:hAnsi="Cambria Math"/>
+                  <w:i/>
+                  <w:iCs/>
+                </w:rPr>
+              </m:ctrlPr>
+            </m:boxPr>
+            <m:e>
+              <m:r>
+                <w:rPr>
+                  <w:rFonts w:ascii="Cambria Math" w:hAnsi="Cambria Math"/>
+                </w:rPr>
+                <m:t>+=</m:t>
+              </m:r>
+            </m:e>
+          </m:box>
+          <m:sSub>
+            <m:sSubPr>
+              <m:ctrlPr>
+                <w:rPr>
+                  <w:rFonts w:ascii="Cambria Math" w:hAnsi="Cambria Math"/>
+                  <w:i/>
+                  <w:iCs/>
+                </w:rPr>
+              </m:ctrlPr>
+            </m:sSubPr>
+            <m:e>
+              <m:r>
+                <w:rPr>
+                  <w:rFonts w:ascii="Cambria Math" w:hAnsi="Cambria Math"/>
+                </w:rPr>
+                <m:t>t</m:t>
+              </m:r>
+            </m:e>
+            <m:sub>
+              <m:r>
+                <w:rPr>
+                  <w:rFonts w:ascii="Cambria Math" w:hAnsi="Cambria Math"/>
+                </w:rPr>
+                <m:t>1</m:t>
+              </m:r>
+            </m:sub>
+          </m:sSub>
+          <m:r>
+            <w:rPr>
+              <w:rFonts w:ascii="Cambria Math" w:hAnsi="Cambria Math"/>
+            </w:rPr>
+            <m:t>-</m:t>
+          </m:r>
+          <m:sSub>
+            <m:sSubPr>
+              <m:ctrlPr>
+                <w:rPr>
+                  <w:rFonts w:ascii="Cambria Math" w:hAnsi="Cambria Math"/>
+                  <w:i/>
+                  <w:iCs/>
+                </w:rPr>
+              </m:ctrlPr>
+            </m:sSubPr>
+            <m:e>
+              <m:r>
+                <w:rPr>
+                  <w:rFonts w:ascii="Cambria Math" w:hAnsi="Cambria Math"/>
+                </w:rPr>
+                <m:t>t</m:t>
+              </m:r>
+            </m:e>
+            <m:sub>
+              <m:r>
+                <w:rPr>
+                  <w:rFonts w:ascii="Cambria Math" w:hAnsi="Cambria Math"/>
+                </w:rPr>
+                <m:t>0</m:t>
+              </m:r>
+            </m:sub>
+          </m:sSub>
+        </m:oMath>
+      </m:oMathPara>
+    </w:p>
+    <w:p>
+      <w:pPr>
+        <w:ind w:firstLineChars="0" w:firstLine="420"/>
+      </w:pPr>
+      <w:r>
+        <w:rPr>
+          <w:rFonts w:hint="eastAsia"/>
+        </w:rPr>
+        <w:t>线程</w:t>
+      </w:r>
+      <w:r>
+        <w:rPr>
+          <w:rFonts w:hint="eastAsia"/>
+        </w:rPr>
+        <w:t>分配的</w:t>
+      </w:r>
+      <w:r>
+        <w:rPr>
+          <w:rFonts w:hint="eastAsia"/>
+        </w:rPr>
+        <w:t>时间片</w:t>
+      </w:r>
+      <w:r>
+        <w:rPr>
+          <w:rFonts w:hint="eastAsia"/>
+        </w:rPr>
+        <w:t>累加为：</w:t>
+      </w:r>
+    </w:p>
+    <w:p>
+      <w:pPr>
+        <w:ind w:firstLineChars="0" w:firstLine="480"/>
+        <w:jc w:val="center"/>
+        <w:rPr>
+          <w:i/>
+          <w:iCs/>
+        </w:rPr>
+      </w:pPr>
       <m:oMath>
+        <m:sSub>
+          <m:sSubPr>
+            <m:ctrlPr>
+              <w:rPr>
+                <w:rFonts w:ascii="Cambria Math" w:hAnsi="Cambria Math"/>
+                <w:i/>
+                <w:iCs/>
+              </w:rPr>
+            </m:ctrlPr>
+          </m:sSubPr>
+          <m:e>
+            <m:r>
+              <w:rPr>
+                <w:rFonts w:ascii="Cambria Math" w:hAnsi="Cambria Math"/>
+              </w:rPr>
+              <m:t>t</m:t>
+            </m:r>
+          </m:e>
+          <m:sub>
+            <m:r>
+              <w:rPr>
+                <w:rFonts w:ascii="Cambria Math" w:hAnsi="Cambria Math"/>
+              </w:rPr>
+              <m:t>s</m:t>
+            </m:r>
+          </m:sub>
+        </m:sSub>
         <m:r>
-          <m:rPr>
-            <m:sty m:val="p"/>
-          </m:rPr>
           <w:rPr>
             <w:rFonts w:ascii="Cambria Math" w:hAnsi="Cambria Math"/>
           </w:rPr>
-          <m:t xml:space="preserve"> tc</m:t>
+          <m:t xml:space="preserve"> </m:t>
         </m:r>
         <m:box>
           <m:boxPr>
@@ -39685,14 +40151,13 @@
             <m:ctrlPr>
               <w:rPr>
                 <w:rFonts w:ascii="Cambria Math" w:hAnsi="Cambria Math"/>
+                <w:i/>
+                <w:iCs/>
               </w:rPr>
             </m:ctrlPr>
           </m:boxPr>
           <m:e>
             <m:r>
-              <m:rPr>
-                <m:sty m:val="p"/>
-              </m:rPr>
               <w:rPr>
                 <w:rFonts w:ascii="Cambria Math" w:hAnsi="Cambria Math"/>
               </w:rPr>
@@ -39705,27 +40170,17 @@
             <m:ctrlPr>
               <w:rPr>
                 <w:rFonts w:ascii="Cambria Math" w:hAnsi="Cambria Math"/>
+                <w:i/>
+                <w:iCs/>
               </w:rPr>
             </m:ctrlPr>
           </m:sSubPr>
           <m:e>
             <m:r>
-              <m:rPr>
-                <m:sty m:val="p"/>
-              </m:rPr>
               <w:rPr>
                 <w:rFonts w:ascii="Cambria Math" w:hAnsi="Cambria Math"/>
               </w:rPr>
               <m:t>t</m:t>
-            </m:r>
-            <m:r>
-              <m:rPr>
-                <m:sty m:val="p"/>
-              </m:rPr>
-              <w:rPr>
-                <w:rFonts w:ascii="Cambria Math" w:hAnsi="Cambria Math" w:hint="eastAsia"/>
-              </w:rPr>
-              <m:t>c</m:t>
             </m:r>
           </m:e>
           <m:sub>
@@ -39748,27 +40203,17 @@
             <m:ctrlPr>
               <w:rPr>
                 <w:rFonts w:ascii="Cambria Math" w:hAnsi="Cambria Math"/>
+                <w:i/>
+                <w:iCs/>
               </w:rPr>
             </m:ctrlPr>
           </m:sSubPr>
           <m:e>
             <m:r>
-              <m:rPr>
-                <m:sty m:val="p"/>
-              </m:rPr>
               <w:rPr>
                 <w:rFonts w:ascii="Cambria Math" w:hAnsi="Cambria Math"/>
               </w:rPr>
               <m:t>t</m:t>
-            </m:r>
-            <m:r>
-              <m:rPr>
-                <m:sty m:val="p"/>
-              </m:rPr>
-              <w:rPr>
-                <w:rFonts w:ascii="Cambria Math" w:hAnsi="Cambria Math" w:hint="eastAsia"/>
-              </w:rPr>
-              <m:t>c</m:t>
             </m:r>
           </m:e>
           <m:sub>
@@ -39784,66 +40229,89 @@
       <w:r>
         <w:rPr>
           <w:rFonts w:hint="eastAsia"/>
-        </w:rPr>
-        <w:t>，线程分配的时间片为</w:t>
+          <w:i/>
+          <w:iCs/>
+        </w:rPr>
+        <w:t>。</w:t>
+      </w:r>
+    </w:p>
+    <w:p>
+      <w:pPr>
+        <w:ind w:firstLineChars="0" w:firstLine="480"/>
+      </w:pPr>
+      <w:r>
+        <w:rPr>
+          <w:rFonts w:hint="eastAsia"/>
+        </w:rPr>
+        <w:t>线程调用</w:t>
+      </w:r>
+      <w:r>
+        <w:rPr>
+          <w:rFonts w:hint="eastAsia"/>
+        </w:rPr>
+        <w:t>系统</w:t>
+      </w:r>
+      <w:r>
+        <w:rPr>
+          <w:rFonts w:hint="eastAsia"/>
+        </w:rPr>
+        <w:t>接口</w:t>
+      </w:r>
+      <w:r>
+        <w:rPr>
+          <w:rFonts w:hint="eastAsia"/>
+        </w:rPr>
+        <w:t>_</w:t>
+      </w:r>
+      <w:r>
+        <w:t>_sleep</w:t>
+      </w:r>
+      <w:r>
+        <w:rPr>
+          <w:rFonts w:hint="eastAsia"/>
+        </w:rPr>
+        <w:t>函数进入休眠。</w:t>
+      </w:r>
+      <w:r>
+        <w:rPr>
+          <w:rFonts w:hint="eastAsia"/>
+        </w:rPr>
+        <w:t>__sleep</w:t>
+      </w:r>
+      <w:r>
+        <w:rPr>
+          <w:rFonts w:hint="eastAsia"/>
+        </w:rPr>
+        <w:t>函数入口读取</w:t>
+      </w:r>
+      <w:r>
+        <w:rPr>
+          <w:rFonts w:hint="eastAsia"/>
+        </w:rPr>
+        <w:t>当前</w:t>
+      </w:r>
+      <w:r>
+        <w:rPr>
+          <w:rFonts w:hint="eastAsia"/>
+        </w:rPr>
+        <w:t>计数值</w:t>
       </w:r>
       <m:oMath>
-        <m:r>
-          <m:rPr>
-            <m:sty m:val="p"/>
-          </m:rPr>
-          <w:rPr>
-            <w:rFonts w:ascii="Cambria Math" w:hAnsi="Cambria Math"/>
-          </w:rPr>
-          <m:t xml:space="preserve"> st </m:t>
-        </m:r>
-        <m:box>
-          <m:boxPr>
-            <m:opEmu m:val="1"/>
-            <m:ctrlPr>
-              <w:rPr>
-                <w:rFonts w:ascii="Cambria Math" w:hAnsi="Cambria Math"/>
-              </w:rPr>
-            </m:ctrlPr>
-          </m:boxPr>
-          <m:e>
-            <m:r>
-              <m:rPr>
-                <m:sty m:val="p"/>
-              </m:rPr>
-              <w:rPr>
-                <w:rFonts w:ascii="Cambria Math" w:hAnsi="Cambria Math"/>
-              </w:rPr>
-              <m:t>+=</m:t>
-            </m:r>
-          </m:e>
-        </m:box>
         <m:sSub>
           <m:sSubPr>
             <m:ctrlPr>
               <w:rPr>
                 <w:rFonts w:ascii="Cambria Math" w:hAnsi="Cambria Math"/>
+                <w:i/>
               </w:rPr>
             </m:ctrlPr>
           </m:sSubPr>
           <m:e>
             <m:r>
-              <m:rPr>
-                <m:sty m:val="p"/>
-              </m:rPr>
               <w:rPr>
                 <w:rFonts w:ascii="Cambria Math" w:hAnsi="Cambria Math"/>
               </w:rPr>
               <m:t>t</m:t>
-            </m:r>
-            <m:r>
-              <m:rPr>
-                <m:sty m:val="p"/>
-              </m:rPr>
-              <w:rPr>
-                <w:rFonts w:ascii="Cambria Math" w:hAnsi="Cambria Math" w:hint="eastAsia"/>
-              </w:rPr>
-              <m:t>c</m:t>
             </m:r>
           </m:e>
           <m:sub>
@@ -39851,7 +40319,429 @@
               <w:rPr>
                 <w:rFonts w:ascii="Cambria Math" w:hAnsi="Cambria Math"/>
               </w:rPr>
-              <m:t>1</m:t>
+              <m:t>2</m:t>
+            </m:r>
+          </m:sub>
+        </m:sSub>
+      </m:oMath>
+      <w:r>
+        <w:rPr>
+          <w:rFonts w:hint="eastAsia"/>
+        </w:rPr>
+        <w:t>，接着调用</w:t>
+      </w:r>
+      <w:r>
+        <w:rPr>
+          <w:rFonts w:hint="eastAsia"/>
+        </w:rPr>
+        <w:t>HLT</w:t>
+      </w:r>
+      <w:r>
+        <w:rPr>
+          <w:rFonts w:hint="eastAsia"/>
+        </w:rPr>
+        <w:t>指令进入</w:t>
+      </w:r>
+      <w:r>
+        <w:rPr>
+          <w:rFonts w:hint="eastAsia"/>
+        </w:rPr>
+        <w:t>s</w:t>
+      </w:r>
+      <w:r>
+        <w:t>0</w:t>
+      </w:r>
+      <w:r>
+        <w:rPr>
+          <w:rFonts w:hint="eastAsia"/>
+        </w:rPr>
+        <w:t>休眠状态。</w:t>
+      </w:r>
+      <w:r>
+        <w:rPr>
+          <w:rFonts w:hint="eastAsia"/>
+        </w:rPr>
+        <w:t>__sleep</w:t>
+      </w:r>
+      <w:r>
+        <w:rPr>
+          <w:rFonts w:hint="eastAsia"/>
+        </w:rPr>
+        <w:t>函数</w:t>
+      </w:r>
+      <w:r>
+        <w:rPr>
+          <w:rFonts w:hint="eastAsia"/>
+        </w:rPr>
+        <w:t>被</w:t>
+      </w:r>
+      <w:r>
+        <w:rPr>
+          <w:rFonts w:hint="eastAsia"/>
+        </w:rPr>
+        <w:t>休眠被打断</w:t>
+      </w:r>
+      <w:r>
+        <w:rPr>
+          <w:rFonts w:hint="eastAsia"/>
+        </w:rPr>
+        <w:t>后</w:t>
+      </w:r>
+      <w:r>
+        <w:rPr>
+          <w:rFonts w:hint="eastAsia"/>
+        </w:rPr>
+        <w:t>，再次读取</w:t>
+      </w:r>
+      <w:r>
+        <w:rPr>
+          <w:rFonts w:hint="eastAsia"/>
+        </w:rPr>
+        <w:t>计数值</w:t>
+      </w:r>
+      <m:oMath>
+        <m:sSub>
+          <m:sSubPr>
+            <m:ctrlPr>
+              <w:rPr>
+                <w:rFonts w:ascii="Cambria Math" w:hAnsi="Cambria Math"/>
+                <w:i/>
+              </w:rPr>
+            </m:ctrlPr>
+          </m:sSubPr>
+          <m:e>
+            <m:r>
+              <w:rPr>
+                <w:rFonts w:ascii="Cambria Math" w:hAnsi="Cambria Math"/>
+              </w:rPr>
+              <m:t>t</m:t>
+            </m:r>
+          </m:e>
+          <m:sub>
+            <m:r>
+              <w:rPr>
+                <w:rFonts w:ascii="Cambria Math" w:hAnsi="Cambria Math"/>
+              </w:rPr>
+              <m:t>3</m:t>
+            </m:r>
+          </m:sub>
+        </m:sSub>
+      </m:oMath>
+      <w:r>
+        <w:rPr>
+          <w:rFonts w:hint="eastAsia"/>
+        </w:rPr>
+        <w:t>。</w:t>
+      </w:r>
+    </w:p>
+    <w:p>
+      <w:pPr>
+        <w:ind w:firstLineChars="0" w:firstLine="480"/>
+      </w:pPr>
+      <w:r>
+        <w:rPr>
+          <w:rFonts w:hint="eastAsia"/>
+        </w:rPr>
+        <w:t>休眠占用的</w:t>
+      </w:r>
+      <w:r>
+        <w:rPr>
+          <w:rFonts w:hint="eastAsia"/>
+        </w:rPr>
+        <w:t>计数值</w:t>
+      </w:r>
+      <w:r>
+        <w:rPr>
+          <w:rFonts w:hint="eastAsia"/>
+        </w:rPr>
+        <w:t>为</w:t>
+      </w:r>
+      <w:r>
+        <w:rPr>
+          <w:rFonts w:hint="eastAsia"/>
+        </w:rPr>
+        <w:t>:</w:t>
+      </w:r>
+    </w:p>
+    <w:p>
+      <w:pPr>
+        <w:ind w:firstLineChars="0" w:firstLine="480"/>
+        <w:jc w:val="center"/>
+      </w:pPr>
+      <m:oMathPara>
+        <m:oMath>
+          <m:sSub>
+            <m:sSubPr>
+              <m:ctrlPr>
+                <w:rPr>
+                  <w:rFonts w:ascii="Cambria Math" w:hAnsi="Cambria Math"/>
+                  <w:i/>
+                  <w:iCs/>
+                </w:rPr>
+              </m:ctrlPr>
+            </m:sSubPr>
+            <m:e>
+              <m:r>
+                <w:rPr>
+                  <w:rFonts w:ascii="Cambria Math" w:hAnsi="Cambria Math"/>
+                </w:rPr>
+                <m:t>s</m:t>
+              </m:r>
+            </m:e>
+            <m:sub>
+              <m:r>
+                <w:rPr>
+                  <w:rFonts w:ascii="Cambria Math" w:hAnsi="Cambria Math"/>
+                </w:rPr>
+                <m:t>t</m:t>
+              </m:r>
+            </m:sub>
+          </m:sSub>
+          <m:r>
+            <w:rPr>
+              <w:rFonts w:ascii="Cambria Math" w:hAnsi="Cambria Math"/>
+            </w:rPr>
+            <m:t>=</m:t>
+          </m:r>
+          <m:sSub>
+            <m:sSubPr>
+              <m:ctrlPr>
+                <w:rPr>
+                  <w:rFonts w:ascii="Cambria Math" w:hAnsi="Cambria Math"/>
+                  <w:i/>
+                  <w:iCs/>
+                </w:rPr>
+              </m:ctrlPr>
+            </m:sSubPr>
+            <m:e>
+              <m:r>
+                <w:rPr>
+                  <w:rFonts w:ascii="Cambria Math" w:hAnsi="Cambria Math"/>
+                </w:rPr>
+                <m:t>t</m:t>
+              </m:r>
+            </m:e>
+            <m:sub>
+              <m:r>
+                <w:rPr>
+                  <w:rFonts w:ascii="Cambria Math" w:hAnsi="Cambria Math"/>
+                </w:rPr>
+                <m:t>3</m:t>
+              </m:r>
+            </m:sub>
+          </m:sSub>
+          <m:r>
+            <w:rPr>
+              <w:rFonts w:ascii="Cambria Math" w:hAnsi="Cambria Math"/>
+            </w:rPr>
+            <m:t xml:space="preserve">- </m:t>
+          </m:r>
+          <m:sSub>
+            <m:sSubPr>
+              <m:ctrlPr>
+                <w:rPr>
+                  <w:rFonts w:ascii="Cambria Math" w:hAnsi="Cambria Math"/>
+                  <w:i/>
+                  <w:iCs/>
+                </w:rPr>
+              </m:ctrlPr>
+            </m:sSubPr>
+            <m:e>
+              <m:r>
+                <w:rPr>
+                  <w:rFonts w:ascii="Cambria Math" w:hAnsi="Cambria Math"/>
+                </w:rPr>
+                <m:t>t</m:t>
+              </m:r>
+            </m:e>
+            <m:sub>
+              <m:r>
+                <w:rPr>
+                  <w:rFonts w:ascii="Cambria Math" w:hAnsi="Cambria Math"/>
+                </w:rPr>
+                <m:t>2</m:t>
+              </m:r>
+            </m:sub>
+          </m:sSub>
+        </m:oMath>
+      </m:oMathPara>
+    </w:p>
+    <w:p>
+      <w:pPr>
+        <w:ind w:firstLineChars="0" w:firstLine="480"/>
+      </w:pPr>
+      <w:r>
+        <w:rPr>
+          <w:rFonts w:hint="eastAsia"/>
+        </w:rPr>
+        <w:lastRenderedPageBreak/>
+        <w:t>线程的有效执行时间减去休眠时间：</w:t>
+      </w:r>
+    </w:p>
+    <w:p>
+      <w:pPr>
+        <w:ind w:firstLineChars="0" w:firstLine="480"/>
+        <w:rPr>
+          <w:i/>
+        </w:rPr>
+      </w:pPr>
+      <m:oMathPara>
+        <m:oMath>
+          <m:sSub>
+            <m:sSubPr>
+              <m:ctrlPr>
+                <w:rPr>
+                  <w:rFonts w:ascii="Cambria Math" w:hAnsi="Cambria Math"/>
+                  <w:i/>
+                </w:rPr>
+              </m:ctrlPr>
+            </m:sSubPr>
+            <m:e>
+              <m:r>
+                <w:rPr>
+                  <w:rFonts w:ascii="Cambria Math" w:hAnsi="Cambria Math" w:hint="eastAsia"/>
+                </w:rPr>
+                <m:t>t</m:t>
+              </m:r>
+              <m:ctrlPr>
+                <w:rPr>
+                  <w:rFonts w:ascii="Cambria Math" w:hAnsi="Cambria Math" w:hint="eastAsia"/>
+                  <w:i/>
+                </w:rPr>
+              </m:ctrlPr>
+            </m:e>
+            <m:sub>
+              <m:r>
+                <w:rPr>
+                  <w:rFonts w:ascii="Cambria Math" w:hAnsi="Cambria Math"/>
+                </w:rPr>
+                <m:t>c</m:t>
+              </m:r>
+            </m:sub>
+          </m:sSub>
+          <m:box>
+            <m:boxPr>
+              <m:opEmu m:val="1"/>
+              <m:ctrlPr>
+                <w:rPr>
+                  <w:rFonts w:ascii="Cambria Math" w:hAnsi="Cambria Math"/>
+                  <w:i/>
+                </w:rPr>
+              </m:ctrlPr>
+            </m:boxPr>
+            <m:e>
+              <m:r>
+                <w:rPr>
+                  <w:rFonts w:ascii="Cambria Math" w:hAnsi="Cambria Math"/>
+                </w:rPr>
+                <m:t>-=</m:t>
+              </m:r>
+            </m:e>
+          </m:box>
+          <m:sSub>
+            <m:sSubPr>
+              <m:ctrlPr>
+                <w:rPr>
+                  <w:rFonts w:ascii="Cambria Math" w:hAnsi="Cambria Math"/>
+                  <w:i/>
+                </w:rPr>
+              </m:ctrlPr>
+            </m:sSubPr>
+            <m:e>
+              <m:r>
+                <w:rPr>
+                  <w:rFonts w:ascii="Cambria Math" w:hAnsi="Cambria Math"/>
+                </w:rPr>
+                <m:t>s</m:t>
+              </m:r>
+            </m:e>
+            <m:sub>
+              <m:r>
+                <w:rPr>
+                  <w:rFonts w:ascii="Cambria Math" w:hAnsi="Cambria Math"/>
+                </w:rPr>
+                <m:t>t</m:t>
+              </m:r>
+            </m:sub>
+          </m:sSub>
+        </m:oMath>
+      </m:oMathPara>
+    </w:p>
+    <w:p>
+      <w:pPr>
+        <w:ind w:firstLineChars="0" w:firstLine="480"/>
+      </w:pPr>
+      <w:r>
+        <w:rPr>
+          <w:rFonts w:hint="eastAsia"/>
+        </w:rPr>
+        <w:t>线程的</w:t>
+      </w:r>
+      <w:r>
+        <w:rPr>
+          <w:rFonts w:hint="eastAsia"/>
+        </w:rPr>
+        <w:t>时间片</w:t>
+      </w:r>
+      <w:r>
+        <w:rPr>
+          <w:rFonts w:hint="eastAsia"/>
+        </w:rPr>
+        <w:t>利用率</w:t>
+      </w:r>
+      <w:r>
+        <w:rPr>
+          <w:rFonts w:hint="eastAsia"/>
+        </w:rPr>
+        <w:t>为</w:t>
+      </w:r>
+      <w:r>
+        <w:rPr>
+          <w:rFonts w:hint="eastAsia"/>
+        </w:rPr>
+        <w:t>：</w:t>
+      </w:r>
+    </w:p>
+    <w:p>
+      <w:pPr>
+        <w:ind w:leftChars="500" w:left="1200" w:firstLineChars="175" w:firstLine="420"/>
+        <w:rPr>
+          <w:i/>
+          <w:iCs/>
+        </w:rPr>
+      </w:pPr>
+      <w:r>
+        <w:rPr>
+          <w:i/>
+          <w:iCs/>
+        </w:rPr>
+        <w:t xml:space="preserve"> </w:t>
+      </w:r>
+      <m:oMath>
+        <m:sSub>
+          <m:sSubPr>
+            <m:ctrlPr>
+              <w:rPr>
+                <w:rFonts w:ascii="Cambria Math" w:hAnsi="Cambria Math"/>
+                <w:i/>
+                <w:iCs/>
+              </w:rPr>
+            </m:ctrlPr>
+          </m:sSubPr>
+          <m:e>
+            <m:r>
+              <w:rPr>
+                <w:rFonts w:ascii="Cambria Math" w:hAnsi="Cambria Math"/>
+              </w:rPr>
+              <m:t>U</m:t>
+            </m:r>
+          </m:e>
+          <m:sub>
+            <m:r>
+              <w:rPr>
+                <w:rFonts w:ascii="Cambria Math" w:hAnsi="Cambria Math"/>
+              </w:rPr>
+              <m:t>t</m:t>
             </m:r>
           </m:sub>
         </m:sSub>
@@ -39859,34 +40749,24 @@
           <w:rPr>
             <w:rFonts w:ascii="Cambria Math" w:hAnsi="Cambria Math"/>
           </w:rPr>
-          <m:t>-</m:t>
+          <m:t>=</m:t>
         </m:r>
         <m:sSub>
           <m:sSubPr>
             <m:ctrlPr>
               <w:rPr>
                 <w:rFonts w:ascii="Cambria Math" w:hAnsi="Cambria Math"/>
+                <w:i/>
+                <w:iCs/>
               </w:rPr>
             </m:ctrlPr>
           </m:sSubPr>
           <m:e>
             <m:r>
-              <m:rPr>
-                <m:sty m:val="p"/>
-              </m:rPr>
               <w:rPr>
                 <w:rFonts w:ascii="Cambria Math" w:hAnsi="Cambria Math"/>
               </w:rPr>
               <m:t>t</m:t>
-            </m:r>
-            <m:r>
-              <m:rPr>
-                <m:sty m:val="p"/>
-              </m:rPr>
-              <w:rPr>
-                <w:rFonts w:ascii="Cambria Math" w:hAnsi="Cambria Math" w:hint="eastAsia"/>
-              </w:rPr>
-              <m:t>c</m:t>
             </m:r>
           </m:e>
           <m:sub>
@@ -39894,530 +40774,96 @@
               <w:rPr>
                 <w:rFonts w:ascii="Cambria Math" w:hAnsi="Cambria Math"/>
               </w:rPr>
-              <m:t>0</m:t>
+              <m:t>c</m:t>
+            </m:r>
+          </m:sub>
+        </m:sSub>
+        <m:r>
+          <w:rPr>
+            <w:rFonts w:ascii="Cambria Math" w:hAnsi="Cambria Math"/>
+          </w:rPr>
+          <m:t xml:space="preserve"> ÷ </m:t>
+        </m:r>
+        <m:sSub>
+          <m:sSubPr>
+            <m:ctrlPr>
+              <w:rPr>
+                <w:rFonts w:ascii="Cambria Math" w:hAnsi="Cambria Math"/>
+                <w:i/>
+                <w:iCs/>
+              </w:rPr>
+            </m:ctrlPr>
+          </m:sSubPr>
+          <m:e>
+            <m:r>
+              <w:rPr>
+                <w:rFonts w:ascii="Cambria Math" w:hAnsi="Cambria Math"/>
+              </w:rPr>
+              <m:t>t</m:t>
+            </m:r>
+          </m:e>
+          <m:sub>
+            <m:r>
+              <w:rPr>
+                <w:rFonts w:ascii="Cambria Math" w:hAnsi="Cambria Math"/>
+              </w:rPr>
+              <m:t>s</m:t>
             </m:r>
           </m:sub>
         </m:sSub>
       </m:oMath>
-      <w:r>
-        <w:rPr>
-          <w:rFonts w:hint="eastAsia"/>
-        </w:rPr>
-        <w:t>。</w:t>
-      </w:r>
-    </w:p>
-    <w:p>
-      <w:pPr>
-        <w:ind w:firstLineChars="0" w:firstLine="480"/>
-      </w:pPr>
-      <w:r>
-        <w:rPr>
-          <w:rFonts w:hint="eastAsia"/>
-        </w:rPr>
-        <w:t>线程调用接口</w:t>
-      </w:r>
-      <w:r>
-        <w:rPr>
-          <w:rFonts w:hint="eastAsia"/>
-        </w:rPr>
-        <w:t>_</w:t>
-      </w:r>
-      <w:r>
-        <w:t>_sleep</w:t>
-      </w:r>
-      <w:r>
-        <w:rPr>
-          <w:rFonts w:hint="eastAsia"/>
-        </w:rPr>
-        <w:t>函数进入休眠。</w:t>
-      </w:r>
-      <w:r>
-        <w:rPr>
-          <w:rFonts w:hint="eastAsia"/>
-        </w:rPr>
-        <w:t>__sleep</w:t>
-      </w:r>
-      <w:r>
-        <w:rPr>
-          <w:rFonts w:hint="eastAsia"/>
-        </w:rPr>
-        <w:t>函数入口读取</w:t>
-      </w:r>
-      <w:r>
-        <w:rPr>
-          <w:rFonts w:hint="eastAsia"/>
-        </w:rPr>
-        <w:t>CPU</w:t>
-      </w:r>
-      <w:r>
-        <w:rPr>
-          <w:rFonts w:hint="eastAsia"/>
-        </w:rPr>
-        <w:t>计数值</w:t>
-      </w:r>
-      <m:oMath>
-        <m:sSub>
-          <m:sSubPr>
-            <m:ctrlPr>
-              <w:rPr>
-                <w:rFonts w:ascii="Cambria Math" w:hAnsi="Cambria Math"/>
-              </w:rPr>
-            </m:ctrlPr>
-          </m:sSubPr>
-          <m:e>
-            <m:r>
-              <m:rPr>
-                <m:sty m:val="p"/>
-              </m:rPr>
-              <w:rPr>
-                <w:rFonts w:ascii="Cambria Math" w:hAnsi="Cambria Math"/>
-              </w:rPr>
-              <m:t>s</m:t>
-            </m:r>
-            <m:r>
-              <m:rPr>
-                <m:sty m:val="p"/>
-              </m:rPr>
-              <w:rPr>
-                <w:rFonts w:ascii="Cambria Math" w:hAnsi="Cambria Math" w:hint="eastAsia"/>
-              </w:rPr>
-              <m:t>c</m:t>
-            </m:r>
-          </m:e>
-          <m:sub>
-            <m:r>
-              <w:rPr>
-                <w:rFonts w:ascii="Cambria Math" w:hAnsi="Cambria Math"/>
-              </w:rPr>
-              <m:t>0</m:t>
-            </m:r>
-          </m:sub>
-        </m:sSub>
-      </m:oMath>
-      <w:r>
-        <w:rPr>
-          <w:rFonts w:hint="eastAsia"/>
-        </w:rPr>
-        <w:t>，接着调用</w:t>
-      </w:r>
-      <w:r>
-        <w:rPr>
-          <w:rFonts w:hint="eastAsia"/>
-        </w:rPr>
-        <w:t>HLT</w:t>
-      </w:r>
-      <w:r>
-        <w:rPr>
-          <w:rFonts w:hint="eastAsia"/>
-        </w:rPr>
-        <w:t>指令进入</w:t>
-      </w:r>
-      <w:r>
-        <w:rPr>
-          <w:rFonts w:hint="eastAsia"/>
-        </w:rPr>
-        <w:t>s</w:t>
-      </w:r>
-      <w:r>
-        <w:t>0</w:t>
-      </w:r>
-      <w:r>
-        <w:rPr>
-          <w:rFonts w:hint="eastAsia"/>
-        </w:rPr>
-        <w:t>休眠状态。中断</w:t>
-      </w:r>
-      <w:r>
-        <w:rPr>
-          <w:rFonts w:hint="eastAsia"/>
-        </w:rPr>
-        <w:t>触发</w:t>
-      </w:r>
-      <w:r>
-        <w:rPr>
-          <w:rFonts w:hint="eastAsia"/>
-        </w:rPr>
-        <w:t>休眠被打断，</w:t>
-      </w:r>
-      <w:r>
-        <w:rPr>
-          <w:rFonts w:hint="eastAsia"/>
-        </w:rPr>
-        <w:t>__sleep</w:t>
-      </w:r>
-      <w:r>
-        <w:rPr>
-          <w:rFonts w:hint="eastAsia"/>
-        </w:rPr>
-        <w:t>函数</w:t>
-      </w:r>
-      <w:r>
-        <w:rPr>
-          <w:rFonts w:hint="eastAsia"/>
-        </w:rPr>
-        <w:t>继续执行，</w:t>
-      </w:r>
-      <w:r>
-        <w:rPr>
-          <w:rFonts w:hint="eastAsia"/>
-        </w:rPr>
-        <w:t>再次读取</w:t>
-      </w:r>
-      <w:r>
-        <w:rPr>
-          <w:rFonts w:hint="eastAsia"/>
-        </w:rPr>
-        <w:t>计数值</w:t>
-      </w:r>
-      <m:oMath>
-        <m:sSub>
-          <m:sSubPr>
-            <m:ctrlPr>
-              <w:rPr>
-                <w:rFonts w:ascii="Cambria Math" w:hAnsi="Cambria Math"/>
-              </w:rPr>
-            </m:ctrlPr>
-          </m:sSubPr>
-          <m:e>
-            <m:r>
-              <m:rPr>
-                <m:sty m:val="p"/>
-              </m:rPr>
-              <w:rPr>
-                <w:rFonts w:ascii="Cambria Math" w:hAnsi="Cambria Math"/>
-              </w:rPr>
-              <m:t>s</m:t>
-            </m:r>
-            <m:r>
-              <m:rPr>
-                <m:sty m:val="p"/>
-              </m:rPr>
-              <w:rPr>
-                <w:rFonts w:ascii="Cambria Math" w:hAnsi="Cambria Math" w:hint="eastAsia"/>
-              </w:rPr>
-              <m:t>c</m:t>
-            </m:r>
-          </m:e>
-          <m:sub>
-            <m:r>
-              <w:rPr>
-                <w:rFonts w:ascii="Cambria Math" w:hAnsi="Cambria Math"/>
-              </w:rPr>
-              <m:t>1</m:t>
-            </m:r>
-          </m:sub>
-        </m:sSub>
-      </m:oMath>
-      <w:r>
-        <w:rPr>
-          <w:rFonts w:hint="eastAsia"/>
-        </w:rPr>
-        <w:t>。</w:t>
-      </w:r>
-      <w:r>
-        <w:rPr>
-          <w:rFonts w:hint="eastAsia"/>
-        </w:rPr>
-        <w:t>计算休眠占用的</w:t>
-      </w:r>
-      <w:r>
-        <w:rPr>
-          <w:rFonts w:hint="eastAsia"/>
-        </w:rPr>
-        <w:t>计数值</w:t>
-      </w:r>
-      <w:r>
-        <w:rPr>
-          <w:rFonts w:hint="eastAsia"/>
-        </w:rPr>
-        <w:t>为</w:t>
-      </w:r>
-      <w:r>
-        <w:rPr>
-          <w:rFonts w:hint="eastAsia"/>
-        </w:rPr>
-        <w:t xml:space="preserve"> </w:t>
-      </w:r>
-      <m:oMath>
-        <m:r>
-          <m:rPr>
-            <m:sty m:val="p"/>
-          </m:rPr>
-          <w:rPr>
-            <w:rFonts w:ascii="Cambria Math" w:hAnsi="Cambria Math"/>
-          </w:rPr>
-          <m:t>sc=</m:t>
-        </m:r>
-        <m:sSub>
-          <m:sSubPr>
-            <m:ctrlPr>
-              <w:rPr>
-                <w:rFonts w:ascii="Cambria Math" w:hAnsi="Cambria Math"/>
-              </w:rPr>
-            </m:ctrlPr>
-          </m:sSubPr>
-          <m:e>
-            <m:r>
-              <m:rPr>
-                <m:sty m:val="p"/>
-              </m:rPr>
-              <w:rPr>
-                <w:rFonts w:ascii="Cambria Math" w:hAnsi="Cambria Math"/>
-              </w:rPr>
-              <m:t>s</m:t>
-            </m:r>
-            <m:r>
-              <m:rPr>
-                <m:sty m:val="p"/>
-              </m:rPr>
-              <w:rPr>
-                <w:rFonts w:ascii="Cambria Math" w:hAnsi="Cambria Math" w:hint="eastAsia"/>
-              </w:rPr>
-              <m:t>c</m:t>
-            </m:r>
-          </m:e>
-          <m:sub>
-            <m:r>
-              <w:rPr>
-                <w:rFonts w:ascii="Cambria Math" w:hAnsi="Cambria Math"/>
-              </w:rPr>
-              <m:t>1</m:t>
-            </m:r>
-          </m:sub>
-        </m:sSub>
-        <m:r>
-          <m:rPr>
-            <m:sty m:val="p"/>
-          </m:rPr>
-          <w:rPr>
-            <w:rFonts w:ascii="Cambria Math" w:hAnsi="Cambria Math"/>
-          </w:rPr>
-          <m:t xml:space="preserve">- </m:t>
-        </m:r>
-        <m:sSub>
-          <m:sSubPr>
-            <m:ctrlPr>
-              <w:rPr>
-                <w:rFonts w:ascii="Cambria Math" w:hAnsi="Cambria Math"/>
-              </w:rPr>
-            </m:ctrlPr>
-          </m:sSubPr>
-          <m:e>
-            <m:r>
-              <m:rPr>
-                <m:sty m:val="p"/>
-              </m:rPr>
-              <w:rPr>
-                <w:rFonts w:ascii="Cambria Math" w:hAnsi="Cambria Math"/>
-              </w:rPr>
-              <m:t>s</m:t>
-            </m:r>
-            <m:r>
-              <m:rPr>
-                <m:sty m:val="p"/>
-              </m:rPr>
-              <w:rPr>
-                <w:rFonts w:ascii="Cambria Math" w:hAnsi="Cambria Math" w:hint="eastAsia"/>
-              </w:rPr>
-              <m:t>c</m:t>
-            </m:r>
-          </m:e>
-          <m:sub>
-            <m:r>
-              <w:rPr>
-                <w:rFonts w:ascii="Cambria Math" w:hAnsi="Cambria Math"/>
-              </w:rPr>
-              <m:t>0</m:t>
-            </m:r>
-          </m:sub>
-        </m:sSub>
-      </m:oMath>
-      <w:r>
-        <w:rPr>
-          <w:rFonts w:hint="eastAsia"/>
-        </w:rPr>
-        <w:t>。线程的有效执行时间减去</w:t>
-      </w:r>
-      <w:r>
-        <w:rPr>
-          <w:rFonts w:hint="eastAsia"/>
-        </w:rPr>
-        <w:t>休眠时间：</w:t>
-      </w:r>
-      <w:r>
-        <w:rPr>
-          <w:rFonts w:hint="eastAsia"/>
-        </w:rPr>
-        <w:t xml:space="preserve"> </w:t>
-      </w:r>
-      <m:oMath>
-        <m:r>
-          <m:rPr>
-            <m:sty m:val="p"/>
-          </m:rPr>
-          <w:rPr>
-            <w:rFonts w:ascii="Cambria Math" w:hAnsi="Cambria Math" w:hint="eastAsia"/>
-          </w:rPr>
-          <m:t>tc</m:t>
-        </m:r>
-        <m:box>
-          <m:boxPr>
-            <m:opEmu m:val="1"/>
-            <m:ctrlPr>
-              <w:rPr>
-                <w:rFonts w:ascii="Cambria Math" w:hAnsi="Cambria Math"/>
-              </w:rPr>
-            </m:ctrlPr>
-          </m:boxPr>
-          <m:e>
-            <m:r>
-              <m:rPr>
-                <m:sty m:val="p"/>
-              </m:rPr>
-              <w:rPr>
-                <w:rFonts w:ascii="Cambria Math" w:hAnsi="Cambria Math"/>
-              </w:rPr>
-              <m:t>-=</m:t>
-            </m:r>
-          </m:e>
-        </m:box>
-        <m:r>
-          <w:rPr>
-            <w:rFonts w:ascii="Cambria Math" w:hAnsi="Cambria Math"/>
-          </w:rPr>
-          <m:t>sc</m:t>
-        </m:r>
-      </m:oMath>
-    </w:p>
-    <w:p>
-      <w:pPr>
-        <w:ind w:firstLineChars="0" w:firstLine="480"/>
-      </w:pPr>
-      <w:r>
-        <w:rPr>
-          <w:rFonts w:hint="eastAsia"/>
-        </w:rPr>
-        <w:t>线程的利用率</w:t>
-      </w:r>
-      <w:r>
-        <w:rPr>
-          <w:rFonts w:hint="eastAsia"/>
-        </w:rPr>
-        <w:t>为</w:t>
-      </w:r>
-      <w:r>
-        <w:rPr>
-          <w:rFonts w:hint="eastAsia"/>
-        </w:rPr>
-        <w:t>：</w:t>
-      </w:r>
-    </w:p>
-    <w:p>
-      <w:pPr>
-        <w:ind w:leftChars="500" w:left="1200" w:firstLineChars="175" w:firstLine="420"/>
-      </w:pPr>
-      <w:r>
-        <w:t xml:space="preserve"> </w:t>
-      </w:r>
-      <m:oMath>
-        <m:sSub>
-          <m:sSubPr>
-            <m:ctrlPr>
-              <w:rPr>
-                <w:rFonts w:ascii="Cambria Math" w:hAnsi="Cambria Math"/>
-              </w:rPr>
-            </m:ctrlPr>
-          </m:sSubPr>
-          <m:e>
-            <m:r>
-              <w:rPr>
-                <w:rFonts w:ascii="Cambria Math" w:hAnsi="Cambria Math"/>
-              </w:rPr>
-              <m:t>rate</m:t>
-            </m:r>
-          </m:e>
-          <m:sub>
-            <m:r>
-              <w:rPr>
-                <w:rFonts w:ascii="Cambria Math" w:hAnsi="Cambria Math"/>
-              </w:rPr>
-              <m:t>task</m:t>
-            </m:r>
-          </m:sub>
-        </m:sSub>
-        <m:r>
-          <m:rPr>
-            <m:sty m:val="p"/>
-          </m:rPr>
-          <w:rPr>
-            <w:rFonts w:ascii="Cambria Math" w:hAnsi="Cambria Math"/>
-          </w:rPr>
-          <m:t>=tc ÷ st</m:t>
-        </m:r>
-      </m:oMath>
-    </w:p>
-    <w:p>
-      <w:pPr>
-        <w:ind w:firstLineChars="0" w:firstLine="0"/>
-      </w:pPr>
-    </w:p>
-    <w:p>
-      <w:pPr>
-        <w:ind w:firstLineChars="0" w:firstLine="420"/>
-      </w:pPr>
-      <w:r>
-        <w:rPr>
-          <w:rFonts w:hint="eastAsia"/>
-        </w:rPr>
-        <w:t>按照一般的理论，</w:t>
-      </w:r>
-      <w:r>
-        <w:rPr>
-          <w:rFonts w:hint="eastAsia"/>
-        </w:rPr>
-        <w:t>线程利用率越低，说明该线程执行了</w:t>
-      </w:r>
-      <w:r>
-        <w:rPr>
-          <w:rFonts w:hint="eastAsia"/>
-        </w:rPr>
-        <w:t>大量</w:t>
-      </w:r>
-      <w:r>
-        <w:rPr>
-          <w:rFonts w:hint="eastAsia"/>
-        </w:rPr>
-        <w:t>HLT</w:t>
-      </w:r>
-      <w:r>
-        <w:rPr>
-          <w:rFonts w:hint="eastAsia"/>
-        </w:rPr>
-        <w:t>指令、休眠时间较长，则该线程的优先级较</w:t>
-      </w:r>
-      <w:r>
-        <w:rPr>
-          <w:rFonts w:hint="eastAsia"/>
-        </w:rPr>
-        <w:t>低，</w:t>
-      </w:r>
-      <w:r>
-        <w:rPr>
-          <w:rFonts w:hint="eastAsia"/>
-        </w:rPr>
-        <w:t>尽可能减少调度。否则，线程处于繁忙状态，</w:t>
-      </w:r>
-      <w:r>
-        <w:rPr>
-          <w:rFonts w:hint="eastAsia"/>
-        </w:rPr>
-        <w:lastRenderedPageBreak/>
-        <w:t>优先级较高，应该优先调度</w:t>
-      </w:r>
-      <w:r>
-        <w:rPr>
-          <w:rFonts w:hint="eastAsia"/>
-        </w:rPr>
+    </w:p>
+    <w:p>
+      <w:pPr>
+        <w:ind w:firstLine="480"/>
+      </w:pPr>
+      <w:r>
+        <w:t>线程利用率越低，说明该线程执行了大量</w:t>
+      </w:r>
+      <w:r>
+        <w:t xml:space="preserve"> HLT </w:t>
+      </w:r>
+      <w:r>
+        <w:t>指令、休眠时间较长，属于</w:t>
+      </w:r>
+      <w:r>
+        <w:t xml:space="preserve"> I/O </w:t>
+      </w:r>
+      <w:r>
+        <w:t>密集型或交互式任务，</w:t>
+      </w:r>
+      <w:proofErr w:type="gramStart"/>
+      <w:r>
+        <w:t>调度器</w:t>
+      </w:r>
+      <w:proofErr w:type="gramEnd"/>
+      <w:r>
+        <w:t>应适当提升其优先级以降低响应延迟；反之，线程利用率越高，说明该线程长时间占用</w:t>
+      </w:r>
+      <w:r>
+        <w:t xml:space="preserve"> CPU</w:t>
+      </w:r>
+      <w:r>
+        <w:t>，属于</w:t>
+      </w:r>
+      <w:r>
+        <w:t xml:space="preserve"> CPU </w:t>
+      </w:r>
+      <w:r>
+        <w:t>密集型任务，</w:t>
+      </w:r>
+      <w:proofErr w:type="gramStart"/>
+      <w:r>
+        <w:t>调度器</w:t>
+      </w:r>
+      <w:proofErr w:type="gramEnd"/>
+      <w:r>
+        <w:t>应适当降低其优先级以防止霸占</w:t>
+      </w:r>
+      <w:r>
+        <w:t xml:space="preserve"> CPU</w:t>
+      </w:r>
+      <w:r>
         <w:t>。</w:t>
       </w:r>
     </w:p>
@@ -40505,23 +40951,36 @@
         <w:rPr>
           <w:rFonts w:hint="eastAsia"/>
         </w:rPr>
-        <w:t>。线程利用率越高，越应该降低调度。</w:t>
-      </w:r>
-    </w:p>
-    <w:p>
-      <w:pPr>
-        <w:ind w:firstLineChars="0" w:firstLine="480"/>
-      </w:pPr>
-    </w:p>
-    <w:p>
-      <w:pPr>
-        <w:pStyle w:val="af9"/>
-        <w:numPr>
-          <w:ilvl w:val="0"/>
-          <w:numId w:val="3"/>
-        </w:numPr>
-        <w:ind w:firstLineChars="0"/>
-      </w:pPr>
+        <w:t>。</w:t>
+      </w:r>
+    </w:p>
+    <w:p>
+      <w:pPr>
+        <w:ind w:firstLineChars="0" w:firstLine="0"/>
+      </w:pPr>
+    </w:p>
+    <w:p>
+      <w:pPr>
+        <w:ind w:firstLine="480"/>
+      </w:pPr>
+      <w:r>
+        <w:rPr>
+          <w:rFonts w:hint="eastAsia"/>
+        </w:rPr>
+        <w:t>（</w:t>
+      </w:r>
+      <w:r>
+        <w:rPr>
+          <w:rFonts w:hint="eastAsia"/>
+        </w:rPr>
+        <w:t>2</w:t>
+      </w:r>
+      <w:r>
+        <w:rPr>
+          <w:rFonts w:hint="eastAsia"/>
+        </w:rPr>
+        <w:t>）</w:t>
+      </w:r>
       <w:r>
         <w:rPr>
           <w:rFonts w:hint="eastAsia"/>
@@ -40540,90 +40999,142 @@
         </w:rPr>
         <w:t>占用率</w:t>
       </w:r>
+      <w:r>
+        <w:rPr>
+          <w:rFonts w:hint="eastAsia"/>
+        </w:rPr>
+        <w:t>。</w:t>
+      </w:r>
+      <w:r>
+        <w:t>线程</w:t>
+      </w:r>
+      <w:r>
+        <w:t xml:space="preserve"> CPU </w:t>
+      </w:r>
+      <w:r>
+        <w:t>占用率定义为线程有效指令运行时间与</w:t>
+      </w:r>
+      <w:r>
+        <w:t xml:space="preserve"> CPU </w:t>
+      </w:r>
+      <w:r>
+        <w:t>实际有效运行时间的比值：</w:t>
+      </w:r>
     </w:p>
     <w:p>
       <w:pPr>
         <w:ind w:left="480" w:firstLineChars="0" w:firstLine="0"/>
+        <w:rPr>
+          <w:rFonts w:hint="eastAsia"/>
+        </w:rPr>
       </w:pPr>
     </w:p>
     <w:p>
       <w:pPr>
         <w:pStyle w:val="af9"/>
         <w:ind w:left="1200" w:firstLineChars="0" w:firstLine="0"/>
+        <w:rPr>
+          <w:i/>
+        </w:rPr>
       </w:pPr>
       <m:oMathPara>
         <m:oMath>
+          <m:sSub>
+            <m:sSubPr>
+              <m:ctrlPr>
+                <w:rPr>
+                  <w:rFonts w:ascii="Cambria Math" w:hAnsi="Cambria Math"/>
+                  <w:i/>
+                </w:rPr>
+              </m:ctrlPr>
+            </m:sSubPr>
+            <m:e>
+              <m:r>
+                <w:rPr>
+                  <w:rFonts w:ascii="Cambria Math" w:hAnsi="Cambria Math" w:hint="eastAsia"/>
+                </w:rPr>
+                <m:t>U</m:t>
+              </m:r>
+              <m:ctrlPr>
+                <w:rPr>
+                  <w:rFonts w:ascii="Cambria Math" w:hAnsi="Cambria Math" w:hint="eastAsia"/>
+                  <w:i/>
+                </w:rPr>
+              </m:ctrlPr>
+            </m:e>
+            <m:sub>
+              <m:r>
+                <w:rPr>
+                  <w:rFonts w:ascii="Cambria Math" w:hAnsi="Cambria Math"/>
+                </w:rPr>
+                <m:t>c</m:t>
+              </m:r>
+            </m:sub>
+          </m:sSub>
           <m:r>
-            <m:rPr>
-              <m:sty m:val="p"/>
-            </m:rPr>
-            <w:rPr>
-              <w:rFonts w:ascii="Cambria Math" w:hAnsi="Cambria Math" w:hint="eastAsia"/>
-            </w:rPr>
-            <m:t>线程</m:t>
-          </m:r>
-          <m:r>
-            <m:rPr>
-              <m:sty m:val="p"/>
-            </m:rPr>
-            <w:rPr>
-              <w:rFonts w:ascii="Cambria Math" w:hAnsi="Cambria Math"/>
-            </w:rPr>
-            <m:t>CPU</m:t>
-          </m:r>
-          <m:r>
-            <m:rPr>
-              <m:sty m:val="p"/>
-            </m:rPr>
-            <w:rPr>
-              <w:rFonts w:ascii="Cambria Math" w:hAnsi="Cambria Math" w:hint="eastAsia"/>
-            </w:rPr>
-            <m:t>占用率</m:t>
-          </m:r>
-          <m:r>
-            <m:rPr>
-              <m:sty m:val="p"/>
-            </m:rPr>
             <w:rPr>
               <w:rFonts w:ascii="Cambria Math" w:hAnsi="Cambria Math" w:hint="eastAsia"/>
             </w:rPr>
             <m:t xml:space="preserve"> =</m:t>
           </m:r>
-          <m:r>
-            <w:rPr>
-              <w:rFonts w:ascii="Cambria Math" w:hAnsi="Cambria Math" w:hint="eastAsia"/>
-            </w:rPr>
-            <m:t>线程有效指令运行时间</m:t>
-          </m:r>
+          <m:sSub>
+            <m:sSubPr>
+              <m:ctrlPr>
+                <w:rPr>
+                  <w:rFonts w:ascii="Cambria Math" w:hAnsi="Cambria Math"/>
+                  <w:i/>
+                </w:rPr>
+              </m:ctrlPr>
+            </m:sSubPr>
+            <m:e>
+              <m:r>
+                <w:rPr>
+                  <w:rFonts w:ascii="Cambria Math" w:hAnsi="Cambria Math"/>
+                </w:rPr>
+                <m:t>t</m:t>
+              </m:r>
+            </m:e>
+            <m:sub>
+              <m:r>
+                <w:rPr>
+                  <w:rFonts w:ascii="Cambria Math" w:hAnsi="Cambria Math"/>
+                </w:rPr>
+                <m:t>c</m:t>
+              </m:r>
+            </m:sub>
+          </m:sSub>
           <m:r>
             <w:rPr>
               <w:rFonts w:ascii="Cambria Math" w:hAnsi="Cambria Math"/>
             </w:rPr>
-            <m:t>÷CPU</m:t>
+            <m:t>÷</m:t>
           </m:r>
-          <m:r>
-            <w:rPr>
-              <w:rFonts w:ascii="Cambria Math" w:hAnsi="Cambria Math" w:hint="eastAsia"/>
-            </w:rPr>
-            <m:t>实际有效运行时</m:t>
-          </m:r>
-          <w:commentRangeStart w:id="44"/>
-          <w:commentRangeEnd w:id="44"/>
-          <m:r>
-            <m:rPr>
-              <m:sty m:val="p"/>
-            </m:rPr>
-            <w:rPr>
-              <w:rStyle w:val="afb"/>
-            </w:rPr>
-            <w:commentReference w:id="44"/>
-          </m:r>
-          <m:r>
-            <w:rPr>
-              <w:rFonts w:ascii="Cambria Math" w:hAnsi="Cambria Math" w:hint="eastAsia"/>
-            </w:rPr>
-            <m:t>间</m:t>
-          </m:r>
+          <m:sSub>
+            <m:sSubPr>
+              <m:ctrlPr>
+                <w:rPr>
+                  <w:rFonts w:ascii="Cambria Math" w:hAnsi="Cambria Math"/>
+                  <w:i/>
+                </w:rPr>
+              </m:ctrlPr>
+            </m:sSubPr>
+            <m:e>
+              <m:r>
+                <w:rPr>
+                  <w:rFonts w:ascii="Cambria Math" w:hAnsi="Cambria Math"/>
+                </w:rPr>
+                <m:t>t</m:t>
+              </m:r>
+            </m:e>
+            <m:sub>
+              <m:r>
+                <w:rPr>
+                  <w:rFonts w:ascii="Cambria Math" w:hAnsi="Cambria Math"/>
+                </w:rPr>
+                <m:t>CPU</m:t>
+              </m:r>
+            </m:sub>
+          </m:sSub>
         </m:oMath>
       </m:oMathPara>
     </w:p>
@@ -40631,25 +41142,107 @@
       <w:pPr>
         <w:ind w:firstLineChars="0" w:firstLine="480"/>
       </w:pPr>
-    </w:p>
-    <w:p>
-      <w:pPr>
-        <w:ind w:firstLineChars="0" w:firstLine="480"/>
-      </w:pPr>
-      <w:r>
-        <w:t>C</w:t>
-      </w:r>
-      <w:r>
-        <w:rPr>
-          <w:rFonts w:hint="eastAsia"/>
-        </w:rPr>
-        <w:t>PU</w:t>
-      </w:r>
-      <w:r>
-        <w:rPr>
-          <w:rFonts w:hint="eastAsia"/>
-        </w:rPr>
-        <w:t>实际有效运行时间：</w:t>
+      <w:r>
+        <w:t>其中，</w:t>
+      </w:r>
+      <m:oMath>
+        <m:sSub>
+          <m:sSubPr>
+            <m:ctrlPr>
+              <w:rPr>
+                <w:rFonts w:ascii="Cambria Math" w:hAnsi="Cambria Math"/>
+                <w:i/>
+              </w:rPr>
+            </m:ctrlPr>
+          </m:sSubPr>
+          <m:e>
+            <m:r>
+              <w:rPr>
+                <w:rFonts w:ascii="Cambria Math" w:hAnsi="Cambria Math"/>
+              </w:rPr>
+              <m:t>t</m:t>
+            </m:r>
+          </m:e>
+          <m:sub>
+            <m:r>
+              <w:rPr>
+                <w:rFonts w:ascii="Cambria Math" w:hAnsi="Cambria Math"/>
+              </w:rPr>
+              <m:t>CPU</m:t>
+            </m:r>
+          </m:sub>
+        </m:sSub>
+      </m:oMath>
+      <w:r>
+        <w:t>为</w:t>
+      </w:r>
+      <w:r>
+        <w:t xml:space="preserve"> CPU </w:t>
+      </w:r>
+      <w:r>
+        <w:t>实际有效运行时间，即</w:t>
+      </w:r>
+      <w:r>
+        <w:t xml:space="preserve"> CPU </w:t>
+      </w:r>
+      <w:r>
+        <w:t>启动以来除去</w:t>
+      </w:r>
+      <w:r>
+        <w:t xml:space="preserve"> HLT </w:t>
+      </w:r>
+      <w:r>
+        <w:t>休眠时间外的所有指令运行时间，理论上等于当前</w:t>
+      </w:r>
+      <w:r>
+        <w:t xml:space="preserve"> CPU </w:t>
+      </w:r>
+      <w:r>
+        <w:t>上所有线程的有效指令时间之</w:t>
+      </w:r>
+      <w:proofErr w:type="gramStart"/>
+      <w:r>
+        <w:t>和</w:t>
+      </w:r>
+      <w:proofErr w:type="gramEnd"/>
+      <w:r>
+        <w:t>。线程占用</w:t>
+      </w:r>
+      <w:proofErr w:type="gramStart"/>
+      <w:r>
+        <w:t>率除了</w:t>
+      </w:r>
+      <w:proofErr w:type="gramEnd"/>
+      <w:r>
+        <w:t>与休眠负相关，还跟线程的运行时间相关，并不完全反映线程繁忙程度。</w:t>
+      </w:r>
+    </w:p>
+    <w:p>
+      <w:pPr>
+        <w:ind w:firstLineChars="0" w:firstLine="0"/>
+      </w:pPr>
+    </w:p>
+    <w:p>
+      <w:pPr>
+        <w:ind w:firstLine="480"/>
+      </w:pPr>
+      <w:r>
+        <w:rPr>
+          <w:rFonts w:hint="eastAsia"/>
+        </w:rPr>
+        <w:t>（</w:t>
+      </w:r>
+      <w:r>
+        <w:rPr>
+          <w:rFonts w:hint="eastAsia"/>
+        </w:rPr>
+        <w:t>3</w:t>
+      </w:r>
+      <w:r>
+        <w:rPr>
+          <w:rFonts w:hint="eastAsia"/>
+        </w:rPr>
+        <w:t>）</w:t>
       </w:r>
       <w:r>
         <w:rPr>
@@ -40661,43 +41254,19 @@
         <w:rPr>
           <w:rFonts w:hint="eastAsia"/>
         </w:rPr>
-        <w:t>启动以来</w:t>
-      </w:r>
-      <w:r>
-        <w:rPr>
-          <w:rFonts w:hint="eastAsia"/>
-        </w:rPr>
-        <w:t>除去</w:t>
-      </w:r>
-      <w:r>
-        <w:rPr>
-          <w:rFonts w:hint="eastAsia"/>
-        </w:rPr>
-        <w:t>H</w:t>
-      </w:r>
-      <w:r>
-        <w:rPr>
-          <w:rFonts w:hint="eastAsia"/>
-        </w:rPr>
-        <w:t>L</w:t>
-      </w:r>
-      <w:r>
-        <w:rPr>
-          <w:rFonts w:hint="eastAsia"/>
-        </w:rPr>
-        <w:t>T</w:t>
-      </w:r>
-      <w:r>
-        <w:rPr>
-          <w:rFonts w:hint="eastAsia"/>
-        </w:rPr>
-        <w:t>休眠时间</w:t>
-      </w:r>
-      <w:r>
-        <w:rPr>
-          <w:rFonts w:hint="eastAsia"/>
-        </w:rPr>
-        <w:t>、其它所有指令的运行时间。理论上等于当前</w:t>
+        <w:t>利用率</w:t>
+      </w:r>
+      <w:r>
+        <w:rPr>
+          <w:rFonts w:hint="eastAsia"/>
+        </w:rPr>
+        <w:t>。</w:t>
+      </w:r>
+      <w:r>
+        <w:rPr>
+          <w:rFonts w:hint="eastAsia"/>
+        </w:rPr>
+        <w:t>每个</w:t>
       </w:r>
       <w:r>
         <w:rPr>
@@ -40709,99 +41278,64 @@
         <w:rPr>
           <w:rFonts w:hint="eastAsia"/>
         </w:rPr>
-        <w:t>上所有线程的有效指令时间之</w:t>
+        <w:t>初试</w:t>
       </w:r>
       <w:proofErr w:type="gramStart"/>
       <w:r>
         <w:rPr>
           <w:rFonts w:hint="eastAsia"/>
         </w:rPr>
-        <w:t>和</w:t>
+        <w:t>化完成</w:t>
       </w:r>
       <w:proofErr w:type="gramEnd"/>
       <w:r>
         <w:rPr>
           <w:rFonts w:hint="eastAsia"/>
         </w:rPr>
+        <w:t>后，读取</w:t>
+      </w:r>
+      <w:r>
+        <w:rPr>
+          <w:rFonts w:hint="eastAsia"/>
+        </w:rPr>
+        <w:t>当前</w:t>
+      </w:r>
+      <w:r>
+        <w:rPr>
+          <w:rFonts w:hint="eastAsia"/>
+        </w:rPr>
+        <w:t>计数值</w:t>
+      </w:r>
+      <w:r>
+        <w:rPr>
+          <w:rFonts w:hint="eastAsia"/>
+        </w:rPr>
+        <w:t>,</w:t>
+      </w:r>
+      <w:r>
+        <w:rPr>
+          <w:rFonts w:hint="eastAsia"/>
+        </w:rPr>
+        <w:t>当前值减去初始值就是</w:t>
+      </w:r>
+      <w:r>
+        <w:rPr>
+          <w:rFonts w:hint="eastAsia"/>
+        </w:rPr>
+        <w:t>CPU</w:t>
+      </w:r>
+      <w:r>
+        <w:rPr>
+          <w:rFonts w:hint="eastAsia"/>
+        </w:rPr>
+        <w:t>的已运行时间</w:t>
+      </w:r>
+      <w:r>
+        <w:rPr>
+          <w:rFonts w:hint="eastAsia"/>
+        </w:rPr>
         <w:t>。</w:t>
       </w:r>
-    </w:p>
-    <w:p>
-      <w:pPr>
-        <w:ind w:firstLineChars="0" w:firstLine="480"/>
-      </w:pPr>
-      <w:r>
-        <w:rPr>
-          <w:rFonts w:hint="eastAsia"/>
-        </w:rPr>
-        <w:t>线程占用</w:t>
-      </w:r>
-      <w:proofErr w:type="gramStart"/>
-      <w:r>
-        <w:rPr>
-          <w:rFonts w:hint="eastAsia"/>
-        </w:rPr>
-        <w:t>率</w:t>
-      </w:r>
-      <w:r>
-        <w:rPr>
-          <w:rFonts w:hint="eastAsia"/>
-        </w:rPr>
-        <w:t>除了</w:t>
-      </w:r>
-      <w:proofErr w:type="gramEnd"/>
-      <w:r>
-        <w:rPr>
-          <w:rFonts w:hint="eastAsia"/>
-        </w:rPr>
-        <w:t>跟休眠负相关，还</w:t>
-      </w:r>
-      <w:r>
-        <w:rPr>
-          <w:rFonts w:hint="eastAsia"/>
-        </w:rPr>
-        <w:t>跟线程的运行时间相关，并不完全</w:t>
-      </w:r>
-      <w:r>
-        <w:rPr>
-          <w:rFonts w:hint="eastAsia"/>
-        </w:rPr>
-        <w:t>反映</w:t>
-      </w:r>
-      <w:r>
-        <w:rPr>
-          <w:rFonts w:hint="eastAsia"/>
-        </w:rPr>
-        <w:t>线程繁忙程度。</w:t>
-      </w:r>
-    </w:p>
-    <w:p>
-      <w:pPr>
-        <w:ind w:firstLineChars="0" w:firstLine="0"/>
-      </w:pPr>
-    </w:p>
-    <w:p>
-      <w:pPr>
-        <w:ind w:firstLine="480"/>
-      </w:pPr>
-      <w:r>
-        <w:rPr>
-          <w:rFonts w:hint="eastAsia"/>
-        </w:rPr>
-        <w:t>（</w:t>
-      </w:r>
-      <w:r>
-        <w:rPr>
-          <w:rFonts w:hint="eastAsia"/>
-        </w:rPr>
-        <w:t>3</w:t>
-      </w:r>
-      <w:r>
-        <w:rPr>
-          <w:rFonts w:hint="eastAsia"/>
-        </w:rPr>
-        <w:t>）</w:t>
-      </w:r>
       <w:r>
         <w:rPr>
           <w:rFonts w:hint="eastAsia"/>
@@ -40812,57 +41346,7 @@
         <w:rPr>
           <w:rFonts w:hint="eastAsia"/>
         </w:rPr>
-        <w:t>利用率</w:t>
-      </w:r>
-      <w:r>
-        <w:rPr>
-          <w:rFonts w:hint="eastAsia"/>
-        </w:rPr>
-        <w:t>。</w:t>
-      </w:r>
-      <w:r>
-        <w:rPr>
-          <w:rFonts w:hint="eastAsia"/>
-        </w:rPr>
-        <w:t>每个</w:t>
-      </w:r>
-      <w:r>
-        <w:rPr>
-          <w:rFonts w:hint="eastAsia"/>
-        </w:rPr>
-        <w:t>CPU</w:t>
-      </w:r>
-      <w:r>
-        <w:rPr>
-          <w:rFonts w:hint="eastAsia"/>
-        </w:rPr>
-        <w:t>初试</w:t>
-      </w:r>
-      <w:proofErr w:type="gramStart"/>
-      <w:r>
-        <w:rPr>
-          <w:rFonts w:hint="eastAsia"/>
-        </w:rPr>
-        <w:t>化完成</w:t>
-      </w:r>
-      <w:proofErr w:type="gramEnd"/>
-      <w:r>
-        <w:rPr>
-          <w:rFonts w:hint="eastAsia"/>
-        </w:rPr>
-        <w:t>后，读取</w:t>
-      </w:r>
-      <w:r>
-        <w:rPr>
-          <w:rFonts w:hint="eastAsia"/>
-        </w:rPr>
-        <w:t>当前</w:t>
-      </w:r>
-      <w:r>
-        <w:rPr>
-          <w:rFonts w:hint="eastAsia"/>
-        </w:rPr>
-        <w:t>计数值。</w:t>
+        <w:t>利用率为：</w:t>
       </w:r>
     </w:p>
     <w:p>
@@ -40880,190 +41364,258 @@
       </w:pPr>
       <m:oMathPara>
         <m:oMath>
-          <m:r>
-            <w:rPr>
-              <w:rFonts w:ascii="Cambria Math" w:hAnsi="Cambria Math" w:hint="eastAsia"/>
-            </w:rPr>
-            <m:t>CPU</m:t>
-          </m:r>
-          <m:r>
-            <w:rPr>
-              <w:rFonts w:ascii="Cambria Math" w:hAnsi="Cambria Math" w:hint="eastAsia"/>
-            </w:rPr>
-            <m:t>利用率</m:t>
-          </m:r>
+          <m:sSub>
+            <m:sSubPr>
+              <m:ctrlPr>
+                <w:rPr>
+                  <w:rFonts w:ascii="Cambria Math" w:hAnsi="Cambria Math"/>
+                  <w:i/>
+                </w:rPr>
+              </m:ctrlPr>
+            </m:sSubPr>
+            <m:e>
+              <m:r>
+                <w:rPr>
+                  <w:rFonts w:ascii="Cambria Math" w:hAnsi="Cambria Math" w:hint="eastAsia"/>
+                </w:rPr>
+                <m:t>U</m:t>
+              </m:r>
+              <m:ctrlPr>
+                <w:rPr>
+                  <w:rFonts w:ascii="Cambria Math" w:hAnsi="Cambria Math" w:hint="eastAsia"/>
+                  <w:i/>
+                </w:rPr>
+              </m:ctrlPr>
+            </m:e>
+            <m:sub>
+              <m:r>
+                <w:rPr>
+                  <w:rFonts w:ascii="Cambria Math" w:hAnsi="Cambria Math"/>
+                </w:rPr>
+                <m:t>cpu</m:t>
+              </m:r>
+            </m:sub>
+          </m:sSub>
           <m:r>
             <w:rPr>
               <w:rFonts w:ascii="Cambria Math" w:hAnsi="Cambria Math"/>
             </w:rPr>
             <m:t>=</m:t>
           </m:r>
-          <m:r>
-            <w:rPr>
-              <w:rFonts w:ascii="Cambria Math" w:hAnsi="Cambria Math" w:hint="eastAsia"/>
-            </w:rPr>
-            <m:t>CPU</m:t>
-          </m:r>
-          <m:r>
-            <w:rPr>
-              <w:rFonts w:ascii="Cambria Math" w:hAnsi="Cambria Math" w:hint="eastAsia"/>
-            </w:rPr>
-            <m:t>有效指令执行时间</m:t>
-          </m:r>
+          <m:sSub>
+            <m:sSubPr>
+              <m:ctrlPr>
+                <w:rPr>
+                  <w:rFonts w:ascii="Cambria Math" w:hAnsi="Cambria Math"/>
+                  <w:i/>
+                </w:rPr>
+              </m:ctrlPr>
+            </m:sSubPr>
+            <m:e>
+              <m:r>
+                <w:rPr>
+                  <w:rFonts w:ascii="Cambria Math" w:hAnsi="Cambria Math"/>
+                </w:rPr>
+                <m:t>t</m:t>
+              </m:r>
+            </m:e>
+            <m:sub>
+              <m:r>
+                <w:rPr>
+                  <w:rFonts w:ascii="Cambria Math" w:hAnsi="Cambria Math"/>
+                </w:rPr>
+                <m:t>cpu</m:t>
+              </m:r>
+            </m:sub>
+          </m:sSub>
           <m:r>
             <w:rPr>
               <w:rFonts w:ascii="Cambria Math" w:hAnsi="Cambria Math"/>
             </w:rPr>
             <m:t>÷</m:t>
           </m:r>
-          <m:r>
-            <w:rPr>
-              <w:rFonts w:ascii="Cambria Math" w:hAnsi="Cambria Math" w:hint="eastAsia"/>
-            </w:rPr>
-            <m:t>CPU</m:t>
-          </m:r>
-          <m:r>
-            <w:rPr>
-              <w:rFonts w:ascii="Cambria Math" w:hAnsi="Cambria Math" w:hint="eastAsia"/>
-            </w:rPr>
-            <m:t>初始化到当前的时间</m:t>
-          </m:r>
+          <m:sSub>
+            <m:sSubPr>
+              <m:ctrlPr>
+                <w:rPr>
+                  <w:rFonts w:ascii="Cambria Math" w:hAnsi="Cambria Math"/>
+                  <w:i/>
+                </w:rPr>
+              </m:ctrlPr>
+            </m:sSubPr>
+            <m:e>
+              <m:r>
+                <w:rPr>
+                  <w:rFonts w:ascii="Cambria Math" w:hAnsi="Cambria Math"/>
+                </w:rPr>
+                <m:t>t</m:t>
+              </m:r>
+            </m:e>
+            <m:sub>
+              <m:r>
+                <w:rPr>
+                  <w:rFonts w:ascii="Cambria Math" w:hAnsi="Cambria Math"/>
+                </w:rPr>
+                <m:t>init</m:t>
+              </m:r>
+            </m:sub>
+          </m:sSub>
         </m:oMath>
       </m:oMathPara>
     </w:p>
     <w:p>
       <w:pPr>
         <w:ind w:firstLine="480"/>
-      </w:pPr>
-      <w:r>
-        <w:rPr>
-          <w:rFonts w:hint="eastAsia"/>
-        </w:rPr>
-        <w:t>CPU</w:t>
-      </w:r>
-      <w:r>
-        <w:rPr>
-          <w:rFonts w:hint="eastAsia"/>
-        </w:rPr>
-        <w:t>有效指令执行为所有指令运行时间减去</w:t>
-      </w:r>
-      <w:r>
-        <w:rPr>
-          <w:rFonts w:hint="eastAsia"/>
-        </w:rPr>
-        <w:t>HLT</w:t>
-      </w:r>
-      <w:r>
-        <w:rPr>
-          <w:rFonts w:hint="eastAsia"/>
-        </w:rPr>
-        <w:t>休眠时间，也</w:t>
-      </w:r>
-      <w:r>
-        <w:rPr>
-          <w:rFonts w:hint="eastAsia"/>
-        </w:rPr>
-        <w:t>等于该</w:t>
-      </w:r>
-      <w:r>
-        <w:rPr>
-          <w:rFonts w:hint="eastAsia"/>
-        </w:rPr>
-        <w:t>CPU</w:t>
-      </w:r>
-      <w:r>
-        <w:rPr>
-          <w:rFonts w:hint="eastAsia"/>
-        </w:rPr>
-        <w:t>上所有线程的有效运行时间之</w:t>
+        <w:rPr>
+          <w:rFonts w:hint="eastAsia"/>
+        </w:rPr>
+      </w:pPr>
+      <w:r>
+        <w:t>其中，</w:t>
+      </w:r>
+      <m:oMath>
+        <m:sSub>
+          <m:sSubPr>
+            <m:ctrlPr>
+              <w:rPr>
+                <w:rFonts w:ascii="Cambria Math" w:hAnsi="Cambria Math"/>
+                <w:i/>
+              </w:rPr>
+            </m:ctrlPr>
+          </m:sSubPr>
+          <m:e>
+            <m:r>
+              <w:rPr>
+                <w:rFonts w:ascii="Cambria Math" w:hAnsi="Cambria Math" w:hint="eastAsia"/>
+              </w:rPr>
+              <m:t>t</m:t>
+            </m:r>
+            <m:ctrlPr>
+              <w:rPr>
+                <w:rFonts w:ascii="Cambria Math" w:hAnsi="Cambria Math" w:hint="eastAsia"/>
+                <w:i/>
+              </w:rPr>
+            </m:ctrlPr>
+          </m:e>
+          <m:sub>
+            <m:r>
+              <w:rPr>
+                <w:rFonts w:ascii="Cambria Math" w:hAnsi="Cambria Math"/>
+              </w:rPr>
+              <m:t>cpu</m:t>
+            </m:r>
+          </m:sub>
+        </m:sSub>
+      </m:oMath>
+      <w:r>
+        <w:t>为</w:t>
+      </w:r>
+      <w:r>
+        <w:t xml:space="preserve"> CPU </w:t>
+      </w:r>
+      <w:r>
+        <w:t>有效指令执行时间，即所有指令运行时间减去</w:t>
+      </w:r>
+      <w:r>
+        <w:t xml:space="preserve"> HLT </w:t>
+      </w:r>
+      <w:r>
+        <w:t>休眠时间，也等于该</w:t>
+      </w:r>
+      <w:r>
+        <w:t xml:space="preserve"> CPU </w:t>
+      </w:r>
+      <w:r>
+        <w:t>上所有线程的有效运行时间之和；</w:t>
+      </w:r>
+      <m:oMath>
+        <m:sSub>
+          <m:sSubPr>
+            <m:ctrlPr>
+              <w:rPr>
+                <w:rFonts w:ascii="Cambria Math" w:hAnsi="Cambria Math"/>
+                <w:i/>
+              </w:rPr>
+            </m:ctrlPr>
+          </m:sSubPr>
+          <m:e>
+            <m:r>
+              <w:rPr>
+                <w:rFonts w:ascii="Cambria Math" w:hAnsi="Cambria Math"/>
+              </w:rPr>
+              <m:t>t</m:t>
+            </m:r>
+          </m:e>
+          <m:sub>
+            <m:r>
+              <w:rPr>
+                <w:rFonts w:ascii="Cambria Math" w:hAnsi="Cambria Math"/>
+              </w:rPr>
+              <m:t>init</m:t>
+            </m:r>
+          </m:sub>
+        </m:sSub>
+      </m:oMath>
+      <w:r>
+        <w:t>为</w:t>
+      </w:r>
+      <w:r>
+        <w:t xml:space="preserve"> CPU </w:t>
+      </w:r>
+      <w:r>
+        <w:t>初始化完成到当前的时间，等于所有线程的时间片之</w:t>
       </w:r>
       <w:proofErr w:type="gramStart"/>
       <w:r>
-        <w:rPr>
-          <w:rFonts w:hint="eastAsia"/>
-        </w:rPr>
         <w:t>和</w:t>
       </w:r>
       <w:proofErr w:type="gramEnd"/>
       <w:r>
-        <w:rPr>
-          <w:rFonts w:hint="eastAsia"/>
-        </w:rPr>
-        <w:t>。</w:t>
+        <w:t>。因此</w:t>
+      </w:r>
+      <w:r>
+        <w:t xml:space="preserve"> CPU </w:t>
+      </w:r>
+      <w:r>
+        <w:t>的利用率为：</w:t>
       </w:r>
     </w:p>
     <w:p>
       <w:pPr>
         <w:ind w:firstLine="480"/>
-      </w:pPr>
-      <w:r>
-        <w:rPr>
-          <w:rFonts w:hint="eastAsia"/>
-        </w:rPr>
-        <w:t>CPU</w:t>
-      </w:r>
-      <w:r>
-        <w:rPr>
-          <w:rFonts w:hint="eastAsia"/>
-        </w:rPr>
-        <w:t>初始化完成到当前的</w:t>
-      </w:r>
-      <w:r>
-        <w:rPr>
-          <w:rFonts w:hint="eastAsia"/>
-        </w:rPr>
-        <w:t>时间等于所有线程的时间片之和，</w:t>
-      </w:r>
-      <w:proofErr w:type="gramStart"/>
-      <w:r>
-        <w:rPr>
-          <w:rFonts w:hint="eastAsia"/>
-        </w:rPr>
-        <w:t>因次</w:t>
-      </w:r>
-      <w:proofErr w:type="gramEnd"/>
-      <w:r>
-        <w:rPr>
-          <w:rFonts w:hint="eastAsia"/>
-        </w:rPr>
-        <w:t>CPU</w:t>
-      </w:r>
-      <w:r>
-        <w:rPr>
-          <w:rFonts w:hint="eastAsia"/>
-        </w:rPr>
-        <w:t>的占用率</w:t>
-      </w:r>
-      <w:r>
-        <w:rPr>
-          <w:rFonts w:ascii="Segoe UI Emoji" w:hAnsi="Segoe UI Emoji" w:cs="Segoe UI Emoji" w:hint="eastAsia"/>
-        </w:rPr>
-        <w:t>为</w:t>
-      </w:r>
-      <w:r>
-        <w:rPr>
-          <w:rFonts w:hint="eastAsia"/>
-        </w:rPr>
-        <w:t>:</w:t>
-      </w:r>
-      <w:r>
+        <w:jc w:val="left"/>
+        <w:rPr>
+          <w:i/>
+          <w:iCs/>
+        </w:rPr>
+      </w:pPr>
+      <w:r>
+        <w:rPr>
+          <w:i/>
+          <w:iCs/>
+        </w:rPr>
         <w:t xml:space="preserve"> </w:t>
       </w:r>
       <m:oMath>
         <m:r>
-          <m:rPr>
-            <m:sty m:val="p"/>
-          </m:rPr>
           <w:rPr>
             <w:rFonts w:ascii="Cambria Math" w:hAnsi="Cambria Math"/>
           </w:rPr>
           <m:t xml:space="preserve"> </m:t>
         </m:r>
+        <m:r>
+          <w:rPr>
+            <w:rFonts w:ascii="Cambria Math" w:hAnsi="Cambria Math"/>
+          </w:rPr>
+          <m:t xml:space="preserve">                                                          </m:t>
+        </m:r>
         <m:sSub>
           <m:sSubPr>
             <m:ctrlPr>
               <w:rPr>
                 <w:rFonts w:ascii="Cambria Math" w:hAnsi="Cambria Math"/>
+                <w:i/>
+                <w:iCs/>
               </w:rPr>
             </m:ctrlPr>
           </m:sSubPr>
@@ -41085,9 +41637,6 @@
           </m:sub>
         </m:sSub>
         <m:r>
-          <m:rPr>
-            <m:sty m:val="p"/>
-          </m:rPr>
           <w:rPr>
             <w:rFonts w:ascii="Cambria Math" w:hAnsi="Cambria Math"/>
           </w:rPr>
@@ -41100,6 +41649,8 @@
             <m:ctrlPr>
               <w:rPr>
                 <w:rFonts w:ascii="Cambria Math" w:hAnsi="Cambria Math"/>
+                <w:i/>
+                <w:iCs/>
               </w:rPr>
             </m:ctrlPr>
           </m:naryPr>
@@ -41121,9 +41672,6 @@
           </m:sup>
           <m:e>
             <m:r>
-              <m:rPr>
-                <m:sty m:val="p"/>
-              </m:rPr>
               <w:rPr>
                 <w:rFonts w:ascii="Cambria Math" w:hAnsi="Cambria Math" w:hint="eastAsia"/>
               </w:rPr>
@@ -41132,9 +41680,6 @@
           </m:e>
         </m:nary>
         <m:r>
-          <m:rPr>
-            <m:sty m:val="p"/>
-          </m:rPr>
           <w:rPr>
             <w:rFonts w:ascii="Cambria Math" w:hAnsi="Cambria Math"/>
           </w:rPr>
@@ -41147,6 +41692,8 @@
             <m:ctrlPr>
               <w:rPr>
                 <w:rFonts w:ascii="Cambria Math" w:hAnsi="Cambria Math"/>
+                <w:i/>
+                <w:iCs/>
               </w:rPr>
             </m:ctrlPr>
           </m:naryPr>
@@ -41168,9 +41715,6 @@
           </m:sup>
           <m:e>
             <m:r>
-              <m:rPr>
-                <m:sty m:val="p"/>
-              </m:rPr>
               <w:rPr>
                 <w:rFonts w:ascii="Cambria Math" w:hAnsi="Cambria Math"/>
               </w:rPr>
@@ -41182,18 +41726,30 @@
     </w:p>
     <w:p>
       <w:pPr>
-        <w:ind w:left="1258" w:firstLineChars="0" w:firstLine="420"/>
-      </w:pPr>
-    </w:p>
-    <w:p>
-      <w:pPr>
         <w:ind w:firstLine="480"/>
-      </w:pPr>
-      <w:r>
-        <w:rPr>
-          <w:rFonts w:hint="eastAsia"/>
-        </w:rPr>
-        <w:t>为了实现负载均衡，</w:t>
+        <w:jc w:val="left"/>
+        <w:rPr>
+          <w:rFonts w:hint="eastAsia"/>
+          <w:i/>
+          <w:iCs/>
+        </w:rPr>
+      </w:pPr>
+    </w:p>
+    <w:p>
+      <w:pPr>
+        <w:ind w:firstLine="480"/>
+      </w:pPr>
+      <w:r>
+        <w:rPr>
+          <w:rFonts w:hint="eastAsia"/>
+        </w:rPr>
+        <w:t>负载均衡</w:t>
+      </w:r>
+      <w:r>
+        <w:rPr>
+          <w:rFonts w:hint="eastAsia"/>
+        </w:rPr>
+        <w:t>调度策略为：</w:t>
       </w:r>
       <w:r>
         <w:rPr>
@@ -41223,7 +41779,7 @@
         <w:rPr>
           <w:rFonts w:hint="eastAsia"/>
         </w:rPr>
-        <w:t>线程</w:t>
+        <w:t>任务</w:t>
       </w:r>
       <w:r>
         <w:rPr>
@@ -41277,7 +41833,13 @@
         <w:rPr>
           <w:rFonts w:hint="eastAsia"/>
         </w:rPr>
-        <w:t>上占用率最高的线程</w:t>
+        <w:t>上占用率最高的</w:t>
+      </w:r>
+      <w:r>
+        <w:rPr>
+          <w:rFonts w:hint="eastAsia"/>
+        </w:rPr>
+        <w:t>程序</w:t>
       </w:r>
       <w:r>
         <w:rPr>
@@ -41289,6 +41851,7 @@
         <w:rPr>
           <w:rFonts w:hint="eastAsia"/>
         </w:rPr>
+        <w:lastRenderedPageBreak/>
         <w:t>CPU</w:t>
       </w:r>
       <w:r>
@@ -41306,6 +41869,9 @@
     <w:p>
       <w:pPr>
         <w:ind w:firstLineChars="0" w:firstLine="480"/>
+        <w:rPr>
+          <w:rFonts w:hint="eastAsia"/>
+        </w:rPr>
       </w:pPr>
       <w:r>
         <w:rPr>
@@ -41390,12 +41956,10 @@
       <w:pPr>
         <w:ind w:left="1260" w:firstLine="480"/>
       </w:pPr>
-    </w:p>
-    <w:p>
-      <w:pPr>
-        <w:ind w:left="1260" w:firstLine="480"/>
-      </w:pPr>
       <m:oMathPara>
+        <m:oMathParaPr>
+          <m:jc m:val="center"/>
+        </m:oMathParaPr>
         <m:oMath>
           <m:r>
             <w:rPr>
@@ -41433,384 +41997,246 @@
     <w:p>
       <w:pPr>
         <w:pStyle w:val="aff0"/>
-        <w:ind w:firstLineChars="300" w:firstLine="630"/>
+        <w:ind w:firstLine="420"/>
+        <w:rPr>
+          <w:rFonts w:ascii="宋体" w:eastAsia="宋体" w:hAnsi="宋体"/>
+          <w:sz w:val="21"/>
+          <w:szCs w:val="21"/>
+        </w:rPr>
+      </w:pPr>
+    </w:p>
+    <w:p>
+      <w:pPr>
+        <w:pStyle w:val="aff0"/>
+        <w:ind w:firstLine="420"/>
         <w:rPr>
           <w:rFonts w:ascii="宋体" w:eastAsia="宋体" w:hAnsi="宋体" w:hint="eastAsia"/>
           <w:sz w:val="21"/>
           <w:szCs w:val="21"/>
         </w:rPr>
       </w:pPr>
-    </w:p>
-    <w:p>
-      <w:pPr>
-        <w:pStyle w:val="aff0"/>
-        <w:ind w:firstLineChars="300" w:firstLine="630"/>
+      <w:r>
         <w:rPr>
           <w:rFonts w:ascii="宋体" w:eastAsia="宋体" w:hAnsi="宋体" w:hint="eastAsia"/>
           <w:sz w:val="21"/>
           <w:szCs w:val="21"/>
         </w:rPr>
-      </w:pPr>
+        <w:t>其中，</w:t>
+      </w:r>
+      <m:oMath>
+        <m:r>
+          <w:rPr>
+            <w:rFonts w:ascii="Cambria Math" w:eastAsia="宋体" w:hAnsi="Cambria Math"/>
+            <w:sz w:val="21"/>
+            <w:szCs w:val="21"/>
+          </w:rPr>
+          <m:t>Q</m:t>
+        </m:r>
+      </m:oMath>
       <w:r>
         <w:rPr>
           <w:rFonts w:ascii="宋体" w:eastAsia="宋体" w:hAnsi="宋体" w:hint="eastAsia"/>
           <w:sz w:val="21"/>
           <w:szCs w:val="21"/>
         </w:rPr>
-        <w:t>表 3.</w:t>
-      </w:r>
+        <w:t>为时间片长度，</w:t>
+      </w:r>
+      <m:oMath>
+        <m:r>
+          <w:rPr>
+            <w:rFonts w:ascii="Cambria Math" w:eastAsia="宋体" w:hAnsi="Cambria Math" w:hint="eastAsia"/>
+            <w:sz w:val="21"/>
+            <w:szCs w:val="21"/>
+          </w:rPr>
+          <m:t>S</m:t>
+        </m:r>
+      </m:oMath>
       <w:r>
         <w:rPr>
           <w:rFonts w:ascii="宋体" w:eastAsia="宋体" w:hAnsi="宋体" w:hint="eastAsia"/>
           <w:sz w:val="21"/>
           <w:szCs w:val="21"/>
         </w:rPr>
+        <w:t>为上下文开销。</w:t>
+      </w:r>
+    </w:p>
+    <w:p>
+      <w:pPr>
+        <w:ind w:firstLine="480"/>
+      </w:pPr>
+      <w:r>
+        <w:rPr>
+          <w:rFonts w:hint="eastAsia"/>
+        </w:rPr>
+        <w:t>时间片越短、用户</w:t>
+      </w:r>
+      <w:r>
+        <w:rPr>
+          <w:rFonts w:hint="eastAsia"/>
+        </w:rPr>
+        <w:t>输入输出的交互体验越好、任务调度越频繁。任务切换越频繁，开销越大，同时</w:t>
+      </w:r>
+      <w:r>
+        <w:rPr>
+          <w:rFonts w:hint="eastAsia"/>
+        </w:rPr>
+        <w:t>也会导致</w:t>
+      </w:r>
+      <w:r>
+        <w:rPr>
+          <w:rFonts w:hint="eastAsia"/>
+        </w:rPr>
+        <w:t>CR</w:t>
+      </w:r>
+      <w:r>
+        <w:t>3</w:t>
+      </w:r>
+      <w:r>
+        <w:rPr>
+          <w:rFonts w:hint="eastAsia"/>
+        </w:rPr>
+        <w:t>频繁切换、以及</w:t>
+      </w:r>
+      <w:r>
+        <w:rPr>
+          <w:rFonts w:hint="eastAsia"/>
+        </w:rPr>
+        <w:t>cache</w:t>
+      </w:r>
+      <w:r>
+        <w:rPr>
+          <w:rFonts w:hint="eastAsia"/>
+        </w:rPr>
+        <w:t>命中率的下降，从而影响整体性能。主流操作系统的时间片大多在几毫秒到几十毫秒。根据测试，当时间片为</w:t>
+      </w:r>
+      <w:r>
+        <w:rPr>
+          <w:rFonts w:hint="eastAsia"/>
+        </w:rPr>
+        <w:t>1</w:t>
+      </w:r>
+      <w:r>
+        <w:t>0ms</w:t>
+      </w:r>
+      <w:r>
+        <w:rPr>
+          <w:rFonts w:hint="eastAsia"/>
+        </w:rPr>
+        <w:t>时，调度程序</w:t>
+      </w:r>
+      <w:r>
+        <w:rPr>
+          <w:rFonts w:hint="eastAsia"/>
+        </w:rPr>
+        <w:t>的</w:t>
+      </w:r>
+      <w:r>
+        <w:rPr>
+          <w:rFonts w:hint="eastAsia"/>
+        </w:rPr>
+        <w:t>CPU</w:t>
+      </w:r>
+      <w:r>
+        <w:rPr>
+          <w:rFonts w:hint="eastAsia"/>
+        </w:rPr>
+        <w:t>利用率低于</w:t>
+      </w:r>
+      <w:r>
+        <w:t>5%</w:t>
+      </w:r>
+      <w:r>
+        <w:rPr>
+          <w:rFonts w:hint="eastAsia"/>
+        </w:rPr>
+        <w:t>，且用户交互体验非常高，是一个较为合理值</w:t>
+      </w:r>
+      <w:r>
+        <w:rPr>
+          <w:rFonts w:hint="eastAsia"/>
+        </w:rPr>
+        <w:t>[</w:t>
+      </w:r>
+      <w:hyperlink w:anchor="ref6" w:history="1">
+        <w:r>
+          <w:rPr>
+            <w:rStyle w:val="af"/>
+            <w:rFonts w:hint="eastAsia"/>
+            <w:vertAlign w:val="superscript"/>
+          </w:rPr>
+          <w:t>6</w:t>
+        </w:r>
+      </w:hyperlink>
+      <w:r>
+        <w:rPr>
+          <w:rFonts w:hint="eastAsia"/>
+        </w:rPr>
+        <w:t>]</w:t>
+      </w:r>
+      <w:r>
+        <w:rPr>
+          <w:rFonts w:hint="eastAsia"/>
+        </w:rPr>
+        <w:t>。</w:t>
+      </w:r>
+    </w:p>
+    <w:p>
+      <w:pPr>
+        <w:ind w:firstLine="480"/>
+      </w:pPr>
+    </w:p>
+    <w:p>
+      <w:pPr>
+        <w:pStyle w:val="30"/>
+        <w:numPr>
+          <w:ilvl w:val="2"/>
+          <w:numId w:val="18"/>
+        </w:numPr>
+        <w:rPr>
+          <w:rFonts w:hint="eastAsia"/>
+        </w:rPr>
+      </w:pPr>
+      <w:r>
+        <w:rPr>
+          <w:rFonts w:hint="eastAsia"/>
+        </w:rPr>
         <w:fldChar w:fldCharType="begin"/>
       </w:r>
       <w:r>
         <w:rPr>
-          <w:rFonts w:ascii="宋体" w:eastAsia="宋体" w:hAnsi="宋体" w:hint="eastAsia"/>
-          <w:sz w:val="21"/>
-          <w:szCs w:val="21"/>
-        </w:rPr>
-        <w:instrText xml:space="preserve"> SEQ 表 \* ARABIC \s 1 </w:instrText>
-      </w:r>
-      <w:r>
-        <w:rPr>
-          <w:rFonts w:ascii="宋体" w:eastAsia="宋体" w:hAnsi="宋体" w:hint="eastAsia"/>
-          <w:sz w:val="21"/>
-          <w:szCs w:val="21"/>
-        </w:rPr>
-        <w:fldChar w:fldCharType="separate"/>
-      </w:r>
-      <w:r>
-        <w:rPr>
-          <w:rFonts w:ascii="宋体" w:eastAsia="宋体" w:hAnsi="宋体" w:hint="eastAsia"/>
-          <w:noProof/>
-          <w:sz w:val="21"/>
-          <w:szCs w:val="21"/>
-        </w:rPr>
-        <w:t>1</w:t>
-      </w:r>
-      <w:r>
-        <w:rPr>
-          <w:rFonts w:ascii="宋体" w:eastAsia="宋体" w:hAnsi="宋体" w:hint="eastAsia"/>
-          <w:sz w:val="21"/>
-          <w:szCs w:val="21"/>
+          <w:rFonts w:hint="eastAsia"/>
+        </w:rPr>
+        <w:instrText xml:space="preserve"> MACROBUTTON NoMacro 3</w:instrText>
+      </w:r>
+      <w:r>
+        <w:rPr>
+          <w:rFonts w:hint="eastAsia"/>
+        </w:rPr>
+        <w:instrText>级标题</w:instrText>
+      </w:r>
+      <w:r>
+        <w:rPr>
+          <w:rFonts w:hint="eastAsia"/>
+        </w:rPr>
+        <w:instrText xml:space="preserve"> </w:instrText>
+      </w:r>
+      <w:r>
+        <w:rPr>
+          <w:rFonts w:hint="eastAsia"/>
         </w:rPr>
         <w:fldChar w:fldCharType="end"/>
       </w:r>
       <w:r>
         <w:rPr>
-          <w:rFonts w:ascii="宋体" w:eastAsia="宋体" w:hAnsi="宋体" w:hint="eastAsia"/>
-          <w:sz w:val="21"/>
-          <w:szCs w:val="21"/>
-        </w:rPr>
-        <w:t xml:space="preserve"> 时间片利用率</w:t>
-      </w:r>
-    </w:p>
-    <w:p>
-      <w:pPr>
-        <w:ind w:firstLine="480"/>
-      </w:pPr>
-    </w:p>
-    <w:tbl>
-      <w:tblPr>
-        <w:tblStyle w:val="afa"/>
-        <w:tblW w:w="5000" w:type="pct"/>
-        <w:tblInd w:w="1260" w:type="dxa"/>
-        <w:tblBorders>
-          <w:top w:val="single" w:sz="12" w:space="0" w:color="auto"/>
-          <w:left w:val="none" w:sz="0" w:space="0" w:color="auto"/>
-          <w:bottom w:val="single" w:sz="12" w:space="0" w:color="auto"/>
-          <w:right w:val="none" w:sz="0" w:space="0" w:color="auto"/>
-          <w:insideH w:val="none" w:sz="0" w:space="0" w:color="auto"/>
-          <w:insideV w:val="none" w:sz="0" w:space="0" w:color="auto"/>
-        </w:tblBorders>
-        <w:tblLook w:val="04A0" w:firstRow="1" w:lastRow="0" w:firstColumn="1" w:lastColumn="0" w:noHBand="0" w:noVBand="1"/>
-      </w:tblPr>
-      <w:tblGrid>
-        <w:gridCol w:w="4252"/>
-        <w:gridCol w:w="4252"/>
-      </w:tblGrid>
-      <w:tr>
-        <w:tc>
-          <w:tcPr>
-            <w:tcW w:w="2500" w:type="pct"/>
-            <w:tcBorders>
-              <w:top w:val="single" w:sz="12" w:space="0" w:color="auto"/>
-              <w:bottom w:val="single" w:sz="6" w:space="0" w:color="auto"/>
-            </w:tcBorders>
-          </w:tcPr>
-          <w:p>
-            <w:pPr>
-              <w:ind w:firstLineChars="0" w:firstLine="0"/>
-              <w:rPr>
-                <w:sz w:val="21"/>
-                <w:szCs w:val="21"/>
-              </w:rPr>
-            </w:pPr>
-            <w:r>
-              <w:rPr>
-                <w:rFonts w:hint="eastAsia"/>
-                <w:sz w:val="21"/>
-                <w:szCs w:val="21"/>
-              </w:rPr>
-              <w:t>符号</w:t>
-            </w:r>
-          </w:p>
-        </w:tc>
-        <w:tc>
-          <w:tcPr>
-            <w:tcW w:w="2500" w:type="pct"/>
-            <w:tcBorders>
-              <w:top w:val="single" w:sz="12" w:space="0" w:color="auto"/>
-              <w:bottom w:val="single" w:sz="6" w:space="0" w:color="auto"/>
-            </w:tcBorders>
-          </w:tcPr>
-          <w:p>
-            <w:pPr>
-              <w:ind w:firstLineChars="0" w:firstLine="0"/>
-              <w:rPr>
-                <w:sz w:val="21"/>
-                <w:szCs w:val="21"/>
-              </w:rPr>
-            </w:pPr>
-            <w:r>
-              <w:rPr>
-                <w:rFonts w:hint="eastAsia"/>
-                <w:sz w:val="21"/>
-                <w:szCs w:val="21"/>
-              </w:rPr>
-              <w:t>含义</w:t>
-            </w:r>
-          </w:p>
-        </w:tc>
-      </w:tr>
-      <w:tr>
-        <w:tc>
-          <w:tcPr>
-            <w:tcW w:w="2500" w:type="pct"/>
-            <w:tcBorders>
-              <w:top w:val="single" w:sz="6" w:space="0" w:color="auto"/>
-            </w:tcBorders>
-          </w:tcPr>
-          <w:p>
-            <w:pPr>
-              <w:ind w:firstLineChars="0" w:firstLine="0"/>
-              <w:rPr>
-                <w:sz w:val="21"/>
-                <w:szCs w:val="21"/>
-              </w:rPr>
-            </w:pPr>
-            <w:r>
-              <w:rPr>
-                <w:rFonts w:hint="eastAsia"/>
-                <w:sz w:val="21"/>
-                <w:szCs w:val="21"/>
-              </w:rPr>
-              <w:t>Q</w:t>
-            </w:r>
-          </w:p>
-        </w:tc>
-        <w:tc>
-          <w:tcPr>
-            <w:tcW w:w="2500" w:type="pct"/>
-            <w:tcBorders>
-              <w:top w:val="single" w:sz="6" w:space="0" w:color="auto"/>
-            </w:tcBorders>
-          </w:tcPr>
-          <w:p>
-            <w:pPr>
-              <w:ind w:firstLineChars="0" w:firstLine="0"/>
-              <w:rPr>
-                <w:sz w:val="21"/>
-                <w:szCs w:val="21"/>
-              </w:rPr>
-            </w:pPr>
-            <w:r>
-              <w:rPr>
-                <w:rFonts w:hint="eastAsia"/>
-                <w:sz w:val="21"/>
-                <w:szCs w:val="21"/>
-              </w:rPr>
-              <w:t>时间片长度</w:t>
-            </w:r>
-          </w:p>
-        </w:tc>
-      </w:tr>
-      <w:tr>
-        <w:tc>
-          <w:tcPr>
-            <w:tcW w:w="2500" w:type="pct"/>
-          </w:tcPr>
-          <w:p>
-            <w:pPr>
-              <w:ind w:firstLineChars="0" w:firstLine="0"/>
-              <w:rPr>
-                <w:sz w:val="21"/>
-                <w:szCs w:val="21"/>
-              </w:rPr>
-            </w:pPr>
-            <w:r>
-              <w:rPr>
-                <w:rFonts w:hint="eastAsia"/>
-                <w:sz w:val="21"/>
-                <w:szCs w:val="21"/>
-              </w:rPr>
-              <w:t>S</w:t>
-            </w:r>
-          </w:p>
-        </w:tc>
-        <w:tc>
-          <w:tcPr>
-            <w:tcW w:w="2500" w:type="pct"/>
-          </w:tcPr>
-          <w:p>
-            <w:pPr>
-              <w:ind w:firstLineChars="0" w:firstLine="0"/>
-              <w:rPr>
-                <w:sz w:val="21"/>
-                <w:szCs w:val="21"/>
-              </w:rPr>
-            </w:pPr>
-            <w:r>
-              <w:rPr>
-                <w:rFonts w:hint="eastAsia"/>
-                <w:sz w:val="21"/>
-                <w:szCs w:val="21"/>
-              </w:rPr>
-              <w:t>上下文开销</w:t>
-            </w:r>
-          </w:p>
-        </w:tc>
-      </w:tr>
-    </w:tbl>
-    <w:p>
-      <w:pPr>
-        <w:ind w:firstLine="480"/>
-      </w:pPr>
-    </w:p>
-    <w:p>
-      <w:pPr>
-        <w:ind w:firstLine="480"/>
-      </w:pPr>
-    </w:p>
-    <w:p>
-      <w:pPr>
-        <w:ind w:firstLine="480"/>
-      </w:pPr>
-      <w:r>
-        <w:rPr>
-          <w:rFonts w:hint="eastAsia"/>
-        </w:rPr>
-        <w:t>时间片越短、用户</w:t>
-      </w:r>
-      <w:r>
-        <w:rPr>
-          <w:rFonts w:hint="eastAsia"/>
-        </w:rPr>
-        <w:t>输入输出的交互体验越好、任务调度越频繁。任务切换越频繁，开销越大，同时</w:t>
-      </w:r>
-      <w:r>
-        <w:rPr>
-          <w:rFonts w:hint="eastAsia"/>
-        </w:rPr>
-        <w:t>也会导致</w:t>
-      </w:r>
-      <w:r>
-        <w:rPr>
-          <w:rFonts w:hint="eastAsia"/>
-        </w:rPr>
-        <w:t>CR</w:t>
-      </w:r>
-      <w:r>
-        <w:t>3</w:t>
-      </w:r>
-      <w:r>
-        <w:rPr>
-          <w:rFonts w:hint="eastAsia"/>
-        </w:rPr>
-        <w:t>频繁切换、以及</w:t>
-      </w:r>
-      <w:r>
-        <w:rPr>
-          <w:rFonts w:hint="eastAsia"/>
-        </w:rPr>
-        <w:t>cache</w:t>
-      </w:r>
-      <w:r>
-        <w:rPr>
-          <w:rFonts w:hint="eastAsia"/>
-        </w:rPr>
-        <w:t>命中率的下降，从而影响整体性能。主流操作系统的时间片大多在几毫秒到几十毫秒。根据测试，当时间片为</w:t>
-      </w:r>
-      <w:r>
-        <w:rPr>
-          <w:rFonts w:hint="eastAsia"/>
-        </w:rPr>
-        <w:t>1</w:t>
-      </w:r>
-      <w:r>
-        <w:t>0ms</w:t>
-      </w:r>
-      <w:r>
-        <w:rPr>
-          <w:rFonts w:hint="eastAsia"/>
-        </w:rPr>
-        <w:t>时，调度程序</w:t>
-      </w:r>
-      <w:r>
-        <w:rPr>
-          <w:rFonts w:hint="eastAsia"/>
-        </w:rPr>
-        <w:t>的</w:t>
-      </w:r>
-      <w:r>
-        <w:rPr>
-          <w:rFonts w:hint="eastAsia"/>
-        </w:rPr>
-        <w:t>CPU</w:t>
-      </w:r>
-      <w:r>
-        <w:rPr>
-          <w:rFonts w:hint="eastAsia"/>
-        </w:rPr>
-        <w:t>利用率低于</w:t>
-      </w:r>
-      <w:r>
-        <w:t>5%</w:t>
-      </w:r>
-      <w:r>
-        <w:rPr>
-          <w:rFonts w:hint="eastAsia"/>
-        </w:rPr>
-        <w:t>，且用户交互体验非常高，是一个较为合理值</w:t>
-      </w:r>
-      <w:r>
-        <w:rPr>
-          <w:rFonts w:hint="eastAsia"/>
-        </w:rPr>
-        <w:t>[</w:t>
-      </w:r>
-      <w:r>
-        <w:rPr>
-          <w:rFonts w:hint="eastAsia"/>
-          <w:vertAlign w:val="superscript"/>
-        </w:rPr>
-        <w:t>6</w:t>
-      </w:r>
-      <w:r>
-        <w:rPr>
-          <w:rFonts w:hint="eastAsia"/>
-        </w:rPr>
-        <w:t>]</w:t>
-      </w:r>
-      <w:r>
-        <w:rPr>
-          <w:rFonts w:hint="eastAsia"/>
-        </w:rPr>
-        <w:t>。</w:t>
+          <w:rFonts w:hint="eastAsia"/>
+        </w:rPr>
+        <w:t>人机交互</w:t>
+      </w:r>
+      <w:r>
+        <w:rPr>
+          <w:rFonts w:hint="eastAsia"/>
+        </w:rPr>
+        <w:t>指标</w:t>
       </w:r>
     </w:p>
     <w:p>
@@ -42043,7 +42469,19 @@
         <w:rPr>
           <w:rFonts w:hint="eastAsia"/>
         </w:rPr>
-        <w:t>内核或者用户程序</w:t>
+        <w:t>内核</w:t>
+      </w:r>
+      <w:r>
+        <w:rPr>
+          <w:rFonts w:hint="eastAsia"/>
+        </w:rPr>
+        <w:t>/</w:t>
+      </w:r>
+      <w:r>
+        <w:rPr>
+          <w:rFonts w:hint="eastAsia"/>
+        </w:rPr>
+        <w:t>用户程序</w:t>
       </w:r>
       <w:r>
         <w:rPr>
@@ -42252,6 +42690,7 @@
         <w:rPr>
           <w:rFonts w:hint="eastAsia"/>
         </w:rPr>
+        <w:lastRenderedPageBreak/>
         <w:t>利用率。</w:t>
       </w:r>
     </w:p>
@@ -42263,7 +42702,43 @@
         <w:rPr>
           <w:rFonts w:hint="eastAsia"/>
         </w:rPr>
-        <w:t>影响优先级的因素，一旦确定后不会发生大的变化，优先级的值也基本固定。这会导致高优先级程序总被调度</w:t>
+        <w:t>优先级的</w:t>
+      </w:r>
+      <w:r>
+        <w:rPr>
+          <w:rFonts w:hint="eastAsia"/>
+        </w:rPr>
+        <w:t>影响</w:t>
+      </w:r>
+      <w:r>
+        <w:rPr>
+          <w:rFonts w:hint="eastAsia"/>
+        </w:rPr>
+        <w:t>因素，一旦确定不会发生大的变化，</w:t>
+      </w:r>
+      <w:r>
+        <w:rPr>
+          <w:rFonts w:hint="eastAsia"/>
+        </w:rPr>
+        <w:t>各个任务的</w:t>
+      </w:r>
+      <w:r>
+        <w:rPr>
+          <w:rFonts w:hint="eastAsia"/>
+        </w:rPr>
+        <w:t>优先级值也</w:t>
+      </w:r>
+      <w:r>
+        <w:rPr>
+          <w:rFonts w:hint="eastAsia"/>
+        </w:rPr>
+        <w:t>相对稳定</w:t>
+      </w:r>
+      <w:r>
+        <w:rPr>
+          <w:rFonts w:hint="eastAsia"/>
+        </w:rPr>
+        <w:t>。这会导致高优先级程序总被调度</w:t>
       </w:r>
       <w:r>
         <w:rPr>
@@ -42275,7 +42750,25 @@
         <w:rPr>
           <w:rFonts w:hint="eastAsia"/>
         </w:rPr>
-        <w:t>为了避免此情况，每次调度后，未被执行</w:t>
+        <w:t>为了避免此情况，每次调度后，</w:t>
+      </w:r>
+      <w:r>
+        <w:rPr>
+          <w:rFonts w:hint="eastAsia"/>
+        </w:rPr>
+        <w:t>所有参与调度的、但</w:t>
+      </w:r>
+      <w:r>
+        <w:rPr>
+          <w:rFonts w:hint="eastAsia"/>
+        </w:rPr>
+        <w:t>未被执行</w:t>
+      </w:r>
+      <w:r>
+        <w:rPr>
+          <w:rFonts w:hint="eastAsia"/>
+        </w:rPr>
+        <w:t>的</w:t>
       </w:r>
       <w:r>
         <w:rPr>
@@ -42305,14 +42798,7 @@
         <w:rPr>
           <w:rFonts w:hint="eastAsia"/>
         </w:rPr>
-        <w:t>都有被调度的机</w:t>
-      </w:r>
-      <w:r>
-        <w:rPr>
-          <w:rFonts w:hint="eastAsia"/>
-        </w:rPr>
-        <w:lastRenderedPageBreak/>
-        <w:t>会。此种模式下，最低优先级任务被调度的几率为：</w:t>
+        <w:t>都有被调度的机会。此种模式下，最低优先级任务被调度的几率为：</w:t>
       </w:r>
     </w:p>
     <w:p>
@@ -42324,11 +42810,37 @@
       </w:pPr>
       <m:oMathPara>
         <m:oMath>
+          <m:sSub>
+            <m:sSubPr>
+              <m:ctrlPr>
+                <w:rPr>
+                  <w:rFonts w:ascii="Cambria Math" w:hAnsi="Cambria Math"/>
+                  <w:i/>
+                </w:rPr>
+              </m:ctrlPr>
+            </m:sSubPr>
+            <m:e>
+              <m:r>
+                <w:rPr>
+                  <w:rFonts w:ascii="Cambria Math" w:hAnsi="Cambria Math"/>
+                </w:rPr>
+                <m:t>P</m:t>
+              </m:r>
+            </m:e>
+            <m:sub>
+              <m:r>
+                <w:rPr>
+                  <w:rFonts w:ascii="Cambria Math" w:hAnsi="Cambria Math"/>
+                </w:rPr>
+                <m:t>min</m:t>
+              </m:r>
+            </m:sub>
+          </m:sSub>
           <m:r>
             <w:rPr>
-              <w:rFonts w:ascii="Cambria Math" w:hAnsi="Cambria Math" w:hint="eastAsia"/>
+              <w:rFonts w:ascii="Cambria Math" w:hAnsi="Cambria Math"/>
             </w:rPr>
-            <m:t>最低优先级的任务被调度几率</m:t>
+            <m:t xml:space="preserve"> </m:t>
           </m:r>
           <m:r>
             <w:rPr>
@@ -42340,19 +42852,77 @@
             <w:rPr>
               <w:rFonts w:ascii="Cambria Math" w:hAnsi="Cambria Math" w:hint="eastAsia"/>
             </w:rPr>
-            <m:t>（最高优先值</m:t>
+            <m:t>（</m:t>
           </m:r>
+          <m:sSub>
+            <m:sSubPr>
+              <m:ctrlPr>
+                <w:rPr>
+                  <w:rFonts w:ascii="Cambria Math" w:hAnsi="Cambria Math"/>
+                  <w:i/>
+                </w:rPr>
+              </m:ctrlPr>
+            </m:sSubPr>
+            <m:e>
+              <m:r>
+                <w:rPr>
+                  <w:rFonts w:ascii="Cambria Math" w:hAnsi="Cambria Math"/>
+                </w:rPr>
+                <m:t>P</m:t>
+              </m:r>
+            </m:e>
+            <m:sub>
+              <m:r>
+                <w:rPr>
+                  <w:rFonts w:ascii="Cambria Math" w:hAnsi="Cambria Math"/>
+                </w:rPr>
+                <m:t>max</m:t>
+              </m:r>
+            </m:sub>
+          </m:sSub>
           <m:r>
             <w:rPr>
               <w:rFonts w:ascii="Cambria Math" w:hAnsi="Cambria Math"/>
             </w:rPr>
             <m:t>-</m:t>
           </m:r>
+          <m:sSub>
+            <m:sSubPr>
+              <m:ctrlPr>
+                <w:rPr>
+                  <w:rFonts w:ascii="Cambria Math" w:hAnsi="Cambria Math"/>
+                  <w:i/>
+                </w:rPr>
+              </m:ctrlPr>
+            </m:sSubPr>
+            <m:e>
+              <m:r>
+                <w:rPr>
+                  <w:rFonts w:ascii="Cambria Math" w:hAnsi="Cambria Math"/>
+                </w:rPr>
+                <m:t>P</m:t>
+              </m:r>
+            </m:e>
+            <m:sub>
+              <m:r>
+                <w:rPr>
+                  <w:rFonts w:ascii="Cambria Math" w:hAnsi="Cambria Math"/>
+                </w:rPr>
+                <m:t>min</m:t>
+              </m:r>
+            </m:sub>
+          </m:sSub>
+          <m:r>
+            <w:rPr>
+              <w:rFonts w:ascii="Cambria Math" w:hAnsi="Cambria Math"/>
+            </w:rPr>
+            <m:t xml:space="preserve"> </m:t>
+          </m:r>
           <m:r>
             <w:rPr>
               <w:rFonts w:ascii="Cambria Math" w:hAnsi="Cambria Math" w:hint="eastAsia"/>
             </w:rPr>
-            <m:t>最低优先值）</m:t>
+            <m:t>）</m:t>
           </m:r>
         </m:oMath>
       </m:oMathPara>
@@ -42375,224 +42945,9 @@
     </w:p>
     <w:p>
       <w:pPr>
-        <w:ind w:left="420" w:firstLineChars="0" w:firstLine="0"/>
-      </w:pPr>
-      <w:r>
-        <w:rPr>
-          <w:rFonts w:hint="eastAsia"/>
-        </w:rPr>
-        <w:t>（</w:t>
-      </w:r>
-      <w:r>
-        <w:rPr>
-          <w:rFonts w:hint="eastAsia"/>
-        </w:rPr>
-        <w:t>9</w:t>
-      </w:r>
-      <w:r>
-        <w:rPr>
-          <w:rFonts w:hint="eastAsia"/>
-        </w:rPr>
-        <w:t>）</w:t>
-      </w:r>
-      <w:r>
-        <w:rPr>
-          <w:rFonts w:hint="eastAsia"/>
-        </w:rPr>
-        <w:t>内存分配优先级</w:t>
-      </w:r>
-      <w:r>
-        <w:rPr>
-          <w:rFonts w:hint="eastAsia"/>
-        </w:rPr>
-        <w:t>。</w:t>
-      </w:r>
-      <w:r>
-        <w:rPr>
-          <w:rFonts w:hint="eastAsia"/>
-        </w:rPr>
-        <w:t>进程占用内存越大，优先级越高。该值介于</w:t>
-      </w:r>
-      <w:r>
-        <w:rPr>
-          <w:rFonts w:hint="eastAsia"/>
-        </w:rPr>
-        <w:t>0</w:t>
-      </w:r>
-      <w:r>
-        <w:rPr>
-          <w:rFonts w:hint="eastAsia"/>
-        </w:rPr>
-        <w:t>到</w:t>
-      </w:r>
-      <w:r>
-        <w:rPr>
-          <w:rFonts w:hint="eastAsia"/>
-        </w:rPr>
-        <w:t>16</w:t>
-      </w:r>
-      <w:r>
-        <w:rPr>
-          <w:rFonts w:hint="eastAsia"/>
-        </w:rPr>
-        <w:t>之间。</w:t>
-      </w:r>
-    </w:p>
-    <w:p>
-      <w:pPr>
-        <w:ind w:left="480" w:firstLineChars="0" w:firstLine="0"/>
-      </w:pPr>
-      <w:r>
-        <w:rPr>
-          <w:rFonts w:hint="eastAsia"/>
-        </w:rPr>
-        <w:t>（</w:t>
-      </w:r>
-      <w:r>
-        <w:rPr>
-          <w:rFonts w:hint="eastAsia"/>
-        </w:rPr>
-        <w:t>10</w:t>
-      </w:r>
-      <w:r>
-        <w:rPr>
-          <w:rFonts w:hint="eastAsia"/>
-        </w:rPr>
-        <w:t>）</w:t>
-      </w:r>
-      <w:r>
-        <w:rPr>
-          <w:rFonts w:hint="eastAsia"/>
-        </w:rPr>
-        <w:t>内存占用优先级</w:t>
-      </w:r>
-    </w:p>
-    <w:p>
-      <w:pPr>
-        <w:pStyle w:val="af9"/>
-        <w:ind w:left="1200" w:firstLineChars="0" w:firstLine="0"/>
-      </w:pPr>
-      <w:r>
-        <w:rPr>
-          <w:rFonts w:hint="eastAsia"/>
-        </w:rPr>
-        <w:t>内存分配频率越高，优先级越高。该值介于</w:t>
-      </w:r>
-      <w:r>
-        <w:rPr>
-          <w:rFonts w:hint="eastAsia"/>
-        </w:rPr>
-        <w:t>0</w:t>
-      </w:r>
-      <w:r>
-        <w:rPr>
-          <w:rFonts w:hint="eastAsia"/>
-        </w:rPr>
-        <w:t>到</w:t>
-      </w:r>
-      <w:r>
-        <w:rPr>
-          <w:rFonts w:hint="eastAsia"/>
-        </w:rPr>
-        <w:t>16</w:t>
-      </w:r>
-      <w:r>
-        <w:rPr>
-          <w:rFonts w:hint="eastAsia"/>
-        </w:rPr>
-        <w:t>之间。</w:t>
-      </w:r>
-    </w:p>
-    <w:p>
-      <w:pPr>
-        <w:ind w:firstLineChars="0" w:firstLine="480"/>
-      </w:pPr>
-      <w:r>
-        <w:rPr>
-          <w:rFonts w:hint="eastAsia"/>
-        </w:rPr>
-        <w:t>（</w:t>
-      </w:r>
-      <w:r>
-        <w:rPr>
-          <w:rFonts w:hint="eastAsia"/>
-        </w:rPr>
-        <w:t>1</w:t>
-      </w:r>
-      <w:r>
-        <w:rPr>
-          <w:rFonts w:hint="eastAsia"/>
-        </w:rPr>
-        <w:t>1</w:t>
-      </w:r>
-      <w:r>
-        <w:rPr>
-          <w:rFonts w:hint="eastAsia"/>
-        </w:rPr>
-        <w:t>）</w:t>
-      </w:r>
-      <w:r>
-        <w:rPr>
-          <w:rFonts w:hint="eastAsia"/>
-        </w:rPr>
-        <w:t>外设读写优先级</w:t>
-      </w:r>
-      <w:r>
-        <w:rPr>
-          <w:rFonts w:hint="eastAsia"/>
-        </w:rPr>
-        <w:t>。</w:t>
-      </w:r>
-      <w:r>
-        <w:rPr>
-          <w:rFonts w:hint="eastAsia"/>
-        </w:rPr>
-        <w:t>外部</w:t>
-      </w:r>
-      <w:proofErr w:type="gramStart"/>
-      <w:r>
-        <w:rPr>
-          <w:rFonts w:hint="eastAsia"/>
-        </w:rPr>
-        <w:t>读写越</w:t>
-      </w:r>
-      <w:proofErr w:type="gramEnd"/>
-      <w:r>
-        <w:rPr>
-          <w:rFonts w:hint="eastAsia"/>
-        </w:rPr>
-        <w:t>频繁，优先级越高。该值介于</w:t>
-      </w:r>
-      <w:r>
-        <w:rPr>
-          <w:rFonts w:hint="eastAsia"/>
-        </w:rPr>
-        <w:t>0</w:t>
-      </w:r>
-      <w:r>
-        <w:rPr>
-          <w:rFonts w:hint="eastAsia"/>
-        </w:rPr>
-        <w:t>到</w:t>
-      </w:r>
-      <w:r>
-        <w:rPr>
-          <w:rFonts w:hint="eastAsia"/>
-        </w:rPr>
-        <w:t>16</w:t>
-      </w:r>
-      <w:r>
-        <w:rPr>
-          <w:rFonts w:hint="eastAsia"/>
-        </w:rPr>
-        <w:t>之间。</w:t>
-      </w:r>
-    </w:p>
-    <w:p>
-      <w:pPr>
         <w:pStyle w:val="30"/>
       </w:pPr>
-      <w:bookmarkStart w:id="45" w:name="_Toc241511349"/>
+      <w:bookmarkStart w:id="44" w:name="_Toc241511349"/>
       <w:r>
         <w:t>3</w:t>
       </w:r>
@@ -42618,7 +42973,7 @@
         <w:rPr>
           <w:rFonts w:hint="eastAsia"/>
         </w:rPr>
-        <w:t>2</w:t>
+        <w:t>3</w:t>
       </w:r>
       <w:r>
         <w:rPr>
@@ -42662,7 +43017,7 @@
         </w:rPr>
         <w:t>优先级调度实现</w:t>
       </w:r>
-      <w:bookmarkEnd w:id="45"/>
+      <w:bookmarkEnd w:id="44"/>
     </w:p>
     <w:p>
       <w:pPr>
@@ -43148,14 +43503,7 @@
         <w:rPr>
           <w:rFonts w:hint="eastAsia"/>
         </w:rPr>
-        <w:t>。将线程占用率和线程</w:t>
-      </w:r>
-      <w:r>
-        <w:rPr>
-          <w:rFonts w:hint="eastAsia"/>
-        </w:rPr>
-        <w:lastRenderedPageBreak/>
-        <w:t>利用率取倒数、并量化在</w:t>
+        <w:t>。将线程占用率和线程利用率取倒数、并量化在</w:t>
       </w:r>
       <w:r>
         <w:rPr>
@@ -43373,7 +43721,7 @@
       <w:pPr>
         <w:pStyle w:val="20"/>
       </w:pPr>
-      <w:bookmarkStart w:id="46" w:name="_Toc241511350"/>
+      <w:bookmarkStart w:id="45" w:name="_Toc241511350"/>
       <w:r>
         <w:t>3</w:t>
       </w:r>
@@ -43431,7 +43779,7 @@
         </w:rPr>
         <w:t>本章小结</w:t>
       </w:r>
-      <w:bookmarkEnd w:id="46"/>
+      <w:bookmarkEnd w:id="45"/>
     </w:p>
     <w:p>
       <w:pPr>
@@ -43489,11 +43837,11 @@
           <w:szCs w:val="32"/>
         </w:rPr>
       </w:pPr>
-      <w:bookmarkStart w:id="47" w:name="_Toc385763030"/>
-      <w:bookmarkStart w:id="48" w:name="_Toc385763062"/>
-      <w:bookmarkStart w:id="49" w:name="_Toc385763102"/>
-      <w:bookmarkStart w:id="50" w:name="_Toc385763160"/>
-      <w:bookmarkStart w:id="51" w:name="_Toc385763199"/>
+      <w:bookmarkStart w:id="46" w:name="_Toc385763030"/>
+      <w:bookmarkStart w:id="47" w:name="_Toc385763062"/>
+      <w:bookmarkStart w:id="48" w:name="_Toc385763102"/>
+      <w:bookmarkStart w:id="49" w:name="_Toc385763160"/>
+      <w:bookmarkStart w:id="50" w:name="_Toc385763199"/>
       <w:r>
         <w:rPr>
           <w:rFonts w:eastAsia="黑体" w:hint="eastAsia"/>
@@ -43558,11 +43906,11 @@
         </w:rPr>
         <w:fldChar w:fldCharType="end"/>
       </w:r>
+      <w:bookmarkEnd w:id="46"/>
       <w:bookmarkEnd w:id="47"/>
       <w:bookmarkEnd w:id="48"/>
       <w:bookmarkEnd w:id="49"/>
       <w:bookmarkEnd w:id="50"/>
-      <w:bookmarkEnd w:id="51"/>
       <w:r>
         <w:rPr>
           <w:rFonts w:eastAsia="黑体" w:hint="eastAsia"/>
@@ -43597,7 +43945,7 @@
       <w:pPr>
         <w:pStyle w:val="20"/>
       </w:pPr>
-      <w:bookmarkStart w:id="52" w:name="_Toc241511351"/>
+      <w:bookmarkStart w:id="51" w:name="_Toc241511351"/>
       <w:r>
         <w:t>4</w:t>
       </w:r>
@@ -43658,569 +44006,569 @@
         </w:rPr>
         <w:t>KANN</w:t>
       </w:r>
+      <w:bookmarkEnd w:id="51"/>
+    </w:p>
+    <w:p>
+      <w:pPr>
+        <w:pStyle w:val="30"/>
+      </w:pPr>
+      <w:bookmarkStart w:id="52" w:name="_Toc241511352"/>
+      <w:r>
+        <w:t xml:space="preserve">4.1.1  </w:t>
+      </w:r>
+      <w:r>
+        <w:rPr>
+          <w:rFonts w:hint="eastAsia"/>
+        </w:rPr>
+        <w:fldChar w:fldCharType="begin"/>
+      </w:r>
+      <w:r>
+        <w:rPr>
+          <w:rFonts w:hint="eastAsia"/>
+        </w:rPr>
+        <w:instrText xml:space="preserve"> MACROBUTTON NoMacro 3</w:instrText>
+      </w:r>
+      <w:r>
+        <w:rPr>
+          <w:rFonts w:hint="eastAsia"/>
+        </w:rPr>
+        <w:instrText>级标题</w:instrText>
+      </w:r>
+      <w:r>
+        <w:rPr>
+          <w:rFonts w:hint="eastAsia"/>
+        </w:rPr>
+        <w:instrText xml:space="preserve"> </w:instrText>
+      </w:r>
+      <w:r>
+        <w:rPr>
+          <w:rFonts w:hint="eastAsia"/>
+        </w:rPr>
+        <w:fldChar w:fldCharType="end"/>
+      </w:r>
+      <w:r>
+        <w:t>KANN</w:t>
+      </w:r>
+      <w:r>
+        <w:rPr>
+          <w:rFonts w:hint="eastAsia"/>
+        </w:rPr>
+        <w:t>简介</w:t>
+      </w:r>
       <w:bookmarkEnd w:id="52"/>
     </w:p>
     <w:p>
       <w:pPr>
+        <w:ind w:firstLine="480"/>
+      </w:pPr>
+    </w:p>
+    <w:p>
+      <w:pPr>
+        <w:ind w:firstLine="480"/>
+      </w:pPr>
+      <w:r>
+        <w:rPr>
+          <w:rFonts w:hint="eastAsia"/>
+        </w:rPr>
+        <w:t>KANN</w:t>
+      </w:r>
+      <w:r>
+        <w:rPr>
+          <w:rFonts w:hint="eastAsia"/>
+        </w:rPr>
+        <w:t>是一个轻量级、高性能的</w:t>
+      </w:r>
+      <w:r>
+        <w:rPr>
+          <w:rFonts w:hint="eastAsia"/>
+        </w:rPr>
+        <w:t>C</w:t>
+      </w:r>
+      <w:r>
+        <w:rPr>
+          <w:rFonts w:hint="eastAsia"/>
+        </w:rPr>
+        <w:t>语言神经网络库，专为构建和训练中小型网络而设计，尤其适合嵌入式系统和边缘计算等资源受限的场景。</w:t>
+      </w:r>
+    </w:p>
+    <w:p>
+      <w:pPr>
+        <w:ind w:firstLine="480"/>
+      </w:pPr>
+      <w:r>
+        <w:rPr>
+          <w:rFonts w:hint="eastAsia"/>
+        </w:rPr>
+        <w:t>（</w:t>
+      </w:r>
+      <w:r>
+        <w:rPr>
+          <w:rFonts w:hint="eastAsia"/>
+        </w:rPr>
+        <w:t>1</w:t>
+      </w:r>
+      <w:r>
+        <w:rPr>
+          <w:rFonts w:hint="eastAsia"/>
+        </w:rPr>
+        <w:t>）</w:t>
+      </w:r>
+      <w:r>
+        <w:rPr>
+          <w:rFonts w:hint="eastAsia"/>
+        </w:rPr>
+        <w:t>KANN</w:t>
+      </w:r>
+      <w:r>
+        <w:rPr>
+          <w:rFonts w:hint="eastAsia"/>
+        </w:rPr>
+        <w:t>库的优点</w:t>
+      </w:r>
+    </w:p>
+    <w:p>
+      <w:pPr>
+        <w:ind w:firstLine="480"/>
+      </w:pPr>
+      <w:r>
+        <w:rPr>
+          <w:rFonts w:hint="eastAsia"/>
+        </w:rPr>
+        <w:t>轻量</w:t>
+      </w:r>
+      <w:r>
+        <w:rPr>
+          <w:rFonts w:hint="eastAsia"/>
+        </w:rPr>
+        <w:t>。核心代码不到</w:t>
+      </w:r>
+      <w:r>
+        <w:rPr>
+          <w:rFonts w:hint="eastAsia"/>
+        </w:rPr>
+        <w:t>4000</w:t>
+      </w:r>
+      <w:r>
+        <w:rPr>
+          <w:rFonts w:hint="eastAsia"/>
+        </w:rPr>
+        <w:t>行，仅依赖标准</w:t>
+      </w:r>
+      <w:r>
+        <w:rPr>
+          <w:rFonts w:hint="eastAsia"/>
+        </w:rPr>
+        <w:t>C</w:t>
+      </w:r>
+      <w:r>
+        <w:rPr>
+          <w:rFonts w:hint="eastAsia"/>
+        </w:rPr>
+        <w:t>库</w:t>
+      </w:r>
+      <w:r>
+        <w:rPr>
+          <w:rFonts w:hint="eastAsia"/>
+        </w:rPr>
+        <w:t>。</w:t>
+      </w:r>
+    </w:p>
+    <w:p>
+      <w:pPr>
+        <w:ind w:firstLine="480"/>
+      </w:pPr>
+      <w:r>
+        <w:rPr>
+          <w:rFonts w:hint="eastAsia"/>
+        </w:rPr>
+        <w:t>灵活强大。通过</w:t>
+      </w:r>
+      <w:r>
+        <w:rPr>
+          <w:rFonts w:hint="eastAsia"/>
+        </w:rPr>
+        <w:t>计算图构建模型，</w:t>
+      </w:r>
+      <w:proofErr w:type="gramStart"/>
+      <w:r>
+        <w:rPr>
+          <w:rFonts w:hint="eastAsia"/>
+        </w:rPr>
+        <w:t>支持图基反向</w:t>
+      </w:r>
+      <w:proofErr w:type="gramEnd"/>
+      <w:r>
+        <w:rPr>
+          <w:rFonts w:hint="eastAsia"/>
+        </w:rPr>
+        <w:t>模式自动微分，可实现复杂的拓扑结构</w:t>
+      </w:r>
+      <w:r>
+        <w:rPr>
+          <w:rFonts w:hint="eastAsia"/>
+        </w:rPr>
+        <w:t>。</w:t>
+      </w:r>
+    </w:p>
+    <w:p>
+      <w:pPr>
+        <w:ind w:firstLine="480"/>
+      </w:pPr>
+      <w:r>
+        <w:rPr>
+          <w:rFonts w:hint="eastAsia"/>
+        </w:rPr>
+        <w:t>高性能。</w:t>
+      </w:r>
+      <w:r>
+        <w:rPr>
+          <w:rFonts w:hint="eastAsia"/>
+        </w:rPr>
+        <w:t>C</w:t>
+      </w:r>
+      <w:r>
+        <w:rPr>
+          <w:rFonts w:hint="eastAsia"/>
+        </w:rPr>
+        <w:t>语言实现带来天然性能优势，其矩阵乘积和卷积操作经过优化，支持小批量处理和多线程，在纯</w:t>
+      </w:r>
+      <w:r>
+        <w:rPr>
+          <w:rFonts w:hint="eastAsia"/>
+        </w:rPr>
+        <w:t>CPU</w:t>
+      </w:r>
+      <w:r>
+        <w:rPr>
+          <w:rFonts w:hint="eastAsia"/>
+        </w:rPr>
+        <w:t>模式下有时比主流框架更快。</w:t>
+      </w:r>
+    </w:p>
+    <w:p>
+      <w:pPr>
+        <w:ind w:firstLine="480"/>
+      </w:pPr>
+    </w:p>
+    <w:p>
+      <w:pPr>
+        <w:ind w:firstLine="480"/>
+      </w:pPr>
+      <w:r>
+        <w:rPr>
+          <w:rFonts w:hint="eastAsia"/>
+        </w:rPr>
+        <w:t>（</w:t>
+      </w:r>
+      <w:r>
+        <w:rPr>
+          <w:rFonts w:hint="eastAsia"/>
+        </w:rPr>
+        <w:t>2</w:t>
+      </w:r>
+      <w:r>
+        <w:rPr>
+          <w:rFonts w:hint="eastAsia"/>
+        </w:rPr>
+        <w:t>）</w:t>
+      </w:r>
+      <w:r>
+        <w:rPr>
+          <w:rFonts w:hint="eastAsia"/>
+        </w:rPr>
+        <w:t>KANN</w:t>
+      </w:r>
+      <w:r>
+        <w:rPr>
+          <w:rFonts w:hint="eastAsia"/>
+        </w:rPr>
+        <w:t>支持的模型类型</w:t>
+      </w:r>
+      <w:r>
+        <w:rPr>
+          <w:rFonts w:hint="eastAsia"/>
+        </w:rPr>
+        <w:t>有：</w:t>
+      </w:r>
+    </w:p>
+    <w:p>
+      <w:pPr>
+        <w:ind w:firstLineChars="0" w:firstLine="480"/>
+      </w:pPr>
+      <w:r>
+        <w:rPr>
+          <w:rFonts w:hint="eastAsia"/>
+        </w:rPr>
+        <w:t>多层感知器</w:t>
+      </w:r>
+      <w:r>
+        <w:rPr>
+          <w:rFonts w:hint="eastAsia"/>
+        </w:rPr>
+        <w:t xml:space="preserve"> (MLP)</w:t>
+      </w:r>
+      <w:r>
+        <w:rPr>
+          <w:rFonts w:hint="eastAsia"/>
+        </w:rPr>
+        <w:t>，</w:t>
+      </w:r>
+      <w:r>
+        <w:rPr>
+          <w:rFonts w:hint="eastAsia"/>
+        </w:rPr>
+        <w:t>卷积神经网络</w:t>
+      </w:r>
+      <w:r>
+        <w:rPr>
+          <w:rFonts w:hint="eastAsia"/>
+        </w:rPr>
+        <w:t xml:space="preserve"> (CNN)</w:t>
+      </w:r>
+      <w:r>
+        <w:rPr>
+          <w:rFonts w:hint="eastAsia"/>
+        </w:rPr>
+        <w:t>，</w:t>
+      </w:r>
+      <w:r>
+        <w:rPr>
+          <w:rFonts w:hint="eastAsia"/>
+        </w:rPr>
+        <w:t>循环神经网络</w:t>
+      </w:r>
+      <w:r>
+        <w:rPr>
+          <w:rFonts w:hint="eastAsia"/>
+        </w:rPr>
+        <w:t>(RNN)</w:t>
+      </w:r>
+      <w:r>
+        <w:rPr>
+          <w:rFonts w:hint="eastAsia"/>
+        </w:rPr>
+        <w:t>，包括</w:t>
+      </w:r>
+      <w:r>
+        <w:rPr>
+          <w:rFonts w:hint="eastAsia"/>
+        </w:rPr>
+        <w:t>LSTM</w:t>
+      </w:r>
+      <w:r>
+        <w:rPr>
+          <w:rFonts w:hint="eastAsia"/>
+        </w:rPr>
+        <w:t>和</w:t>
+      </w:r>
+      <w:r>
+        <w:rPr>
+          <w:rFonts w:hint="eastAsia"/>
+        </w:rPr>
+        <w:t>GRU</w:t>
+      </w:r>
+      <w:r>
+        <w:rPr>
+          <w:rFonts w:hint="eastAsia"/>
+        </w:rPr>
+        <w:t>，</w:t>
+      </w:r>
+      <w:r>
+        <w:rPr>
+          <w:rFonts w:hint="eastAsia"/>
+        </w:rPr>
+        <w:t>变分自编码器</w:t>
+      </w:r>
+      <w:r>
+        <w:rPr>
+          <w:rFonts w:hint="eastAsia"/>
+        </w:rPr>
+        <w:t xml:space="preserve"> (VAE)</w:t>
+      </w:r>
+      <w:r>
+        <w:rPr>
+          <w:rFonts w:hint="eastAsia"/>
+        </w:rPr>
+        <w:t>。</w:t>
+      </w:r>
+    </w:p>
+    <w:p>
+      <w:pPr>
+        <w:ind w:firstLine="480"/>
+      </w:pPr>
+    </w:p>
+    <w:p>
+      <w:pPr>
+        <w:ind w:firstLine="480"/>
+      </w:pPr>
+      <w:r>
+        <w:rPr>
+          <w:rFonts w:hint="eastAsia"/>
+        </w:rPr>
+        <w:t>（</w:t>
+      </w:r>
+      <w:r>
+        <w:rPr>
+          <w:rFonts w:hint="eastAsia"/>
+        </w:rPr>
+        <w:t>3</w:t>
+      </w:r>
+      <w:r>
+        <w:rPr>
+          <w:rFonts w:hint="eastAsia"/>
+        </w:rPr>
+        <w:t>）</w:t>
+      </w:r>
+      <w:r>
+        <w:rPr>
+          <w:rFonts w:hint="eastAsia"/>
+        </w:rPr>
+        <w:t>K</w:t>
+      </w:r>
+      <w:r>
+        <w:t>ANN</w:t>
+      </w:r>
+      <w:r>
+        <w:rPr>
+          <w:rFonts w:hint="eastAsia"/>
+        </w:rPr>
+        <w:t>优势</w:t>
+      </w:r>
+    </w:p>
+    <w:p>
+      <w:pPr>
+        <w:ind w:firstLine="480"/>
+      </w:pPr>
+    </w:p>
+    <w:p>
+      <w:pPr>
+        <w:ind w:firstLineChars="0" w:firstLine="480"/>
+      </w:pPr>
+      <w:r>
+        <w:rPr>
+          <w:rFonts w:hint="eastAsia"/>
+        </w:rPr>
+        <w:t>代码</w:t>
+      </w:r>
+      <w:proofErr w:type="gramStart"/>
+      <w:r>
+        <w:rPr>
+          <w:rFonts w:hint="eastAsia"/>
+        </w:rPr>
+        <w:t>极</w:t>
+      </w:r>
+      <w:proofErr w:type="gramEnd"/>
+      <w:r>
+        <w:rPr>
+          <w:rFonts w:hint="eastAsia"/>
+        </w:rPr>
+        <w:t>简，便于学习和理解深度学习库的内部原理。部署方便，无需担心复杂的依赖问题。灵活性高，接近主流框架，但代码库小得多。</w:t>
+      </w:r>
+    </w:p>
+    <w:p>
+      <w:pPr>
+        <w:ind w:firstLine="480"/>
+      </w:pPr>
+      <w:r>
+        <w:rPr>
+          <w:rFonts w:hint="eastAsia"/>
+        </w:rPr>
+        <w:t>（</w:t>
+      </w:r>
+      <w:r>
+        <w:rPr>
+          <w:rFonts w:hint="eastAsia"/>
+        </w:rPr>
+        <w:t>4</w:t>
+      </w:r>
+      <w:r>
+        <w:rPr>
+          <w:rFonts w:hint="eastAsia"/>
+        </w:rPr>
+        <w:t>）</w:t>
+      </w:r>
+      <w:r>
+        <w:rPr>
+          <w:rFonts w:hint="eastAsia"/>
+        </w:rPr>
+        <w:t>KANN</w:t>
+      </w:r>
+      <w:r>
+        <w:rPr>
+          <w:rFonts w:hint="eastAsia"/>
+        </w:rPr>
+        <w:t>的局限</w:t>
+      </w:r>
+    </w:p>
+    <w:p>
+      <w:pPr>
+        <w:ind w:firstLineChars="0" w:firstLine="480"/>
+      </w:pPr>
+      <w:r>
+        <w:rPr>
+          <w:rFonts w:hint="eastAsia"/>
+        </w:rPr>
+        <w:t>仅支持</w:t>
+      </w:r>
+      <w:r>
+        <w:rPr>
+          <w:rFonts w:hint="eastAsia"/>
+        </w:rPr>
+        <w:t>CPU</w:t>
+      </w:r>
+      <w:r>
+        <w:rPr>
+          <w:rFonts w:hint="eastAsia"/>
+        </w:rPr>
+        <w:t>，不适用于训练大型神经网络。缺少一些常用算子，如</w:t>
+      </w:r>
+      <w:r>
+        <w:rPr>
+          <w:rFonts w:hint="eastAsia"/>
+        </w:rPr>
+        <w:t xml:space="preserve"> Batch Normalization</w:t>
+      </w:r>
+      <w:r>
+        <w:rPr>
+          <w:rFonts w:hint="eastAsia"/>
+        </w:rPr>
+        <w:t>。训练</w:t>
+      </w:r>
+      <w:r>
+        <w:rPr>
+          <w:rFonts w:hint="eastAsia"/>
+        </w:rPr>
+        <w:t>RNN</w:t>
+      </w:r>
+      <w:r>
+        <w:rPr>
+          <w:rFonts w:hint="eastAsia"/>
+        </w:rPr>
+        <w:t>的</w:t>
+      </w:r>
+      <w:r>
+        <w:rPr>
+          <w:rFonts w:hint="eastAsia"/>
+        </w:rPr>
+        <w:t>API</w:t>
+      </w:r>
+      <w:r>
+        <w:rPr>
+          <w:rFonts w:hint="eastAsia"/>
+        </w:rPr>
+        <w:t>相对繁琐。</w:t>
+      </w:r>
+    </w:p>
+    <w:p>
+      <w:pPr>
+        <w:ind w:firstLineChars="0" w:firstLine="480"/>
+      </w:pPr>
+    </w:p>
+    <w:p>
+      <w:pPr>
         <w:pStyle w:val="30"/>
       </w:pPr>
-      <w:bookmarkStart w:id="53" w:name="_Toc241511352"/>
-      <w:r>
-        <w:t xml:space="preserve">4.1.1  </w:t>
-      </w:r>
-      <w:r>
-        <w:rPr>
-          <w:rFonts w:hint="eastAsia"/>
-        </w:rPr>
-        <w:fldChar w:fldCharType="begin"/>
-      </w:r>
-      <w:r>
-        <w:rPr>
-          <w:rFonts w:hint="eastAsia"/>
-        </w:rPr>
-        <w:instrText xml:space="preserve"> MACROBUTTON NoMacro 3</w:instrText>
-      </w:r>
-      <w:r>
-        <w:rPr>
-          <w:rFonts w:hint="eastAsia"/>
-        </w:rPr>
-        <w:instrText>级标题</w:instrText>
-      </w:r>
-      <w:r>
-        <w:rPr>
-          <w:rFonts w:hint="eastAsia"/>
-        </w:rPr>
-        <w:instrText xml:space="preserve"> </w:instrText>
-      </w:r>
-      <w:r>
-        <w:rPr>
-          <w:rFonts w:hint="eastAsia"/>
-        </w:rPr>
-        <w:fldChar w:fldCharType="end"/>
-      </w:r>
-      <w:r>
-        <w:t>KANN</w:t>
-      </w:r>
-      <w:r>
-        <w:rPr>
-          <w:rFonts w:hint="eastAsia"/>
-        </w:rPr>
-        <w:t>简介</w:t>
-      </w:r>
-      <w:bookmarkEnd w:id="53"/>
-    </w:p>
-    <w:p>
-      <w:pPr>
-        <w:ind w:firstLine="480"/>
-      </w:pPr>
-    </w:p>
-    <w:p>
-      <w:pPr>
-        <w:ind w:firstLine="480"/>
-      </w:pPr>
-      <w:r>
-        <w:rPr>
-          <w:rFonts w:hint="eastAsia"/>
-        </w:rPr>
-        <w:t>KANN</w:t>
-      </w:r>
-      <w:r>
-        <w:rPr>
-          <w:rFonts w:hint="eastAsia"/>
-        </w:rPr>
-        <w:t>是一个轻量级、高性能的</w:t>
-      </w:r>
-      <w:r>
-        <w:rPr>
-          <w:rFonts w:hint="eastAsia"/>
-        </w:rPr>
-        <w:t>C</w:t>
-      </w:r>
-      <w:r>
-        <w:rPr>
-          <w:rFonts w:hint="eastAsia"/>
-        </w:rPr>
-        <w:t>语言神经网络库，专为构建和训练中小型网络而设计，尤其适合嵌入式系统和边缘计算等资源受限的场景。</w:t>
-      </w:r>
-    </w:p>
-    <w:p>
-      <w:pPr>
-        <w:ind w:firstLine="480"/>
-      </w:pPr>
-      <w:r>
-        <w:rPr>
-          <w:rFonts w:hint="eastAsia"/>
-        </w:rPr>
-        <w:t>（</w:t>
-      </w:r>
-      <w:r>
-        <w:rPr>
-          <w:rFonts w:hint="eastAsia"/>
-        </w:rPr>
-        <w:t>1</w:t>
-      </w:r>
-      <w:r>
-        <w:rPr>
-          <w:rFonts w:hint="eastAsia"/>
-        </w:rPr>
-        <w:t>）</w:t>
-      </w:r>
-      <w:r>
-        <w:rPr>
-          <w:rFonts w:hint="eastAsia"/>
-        </w:rPr>
-        <w:t>KANN</w:t>
-      </w:r>
-      <w:r>
-        <w:rPr>
-          <w:rFonts w:hint="eastAsia"/>
-        </w:rPr>
-        <w:t>库的优点</w:t>
-      </w:r>
-    </w:p>
-    <w:p>
-      <w:pPr>
-        <w:ind w:firstLine="480"/>
-      </w:pPr>
-      <w:r>
-        <w:rPr>
-          <w:rFonts w:hint="eastAsia"/>
-        </w:rPr>
-        <w:t>轻量</w:t>
-      </w:r>
-      <w:r>
-        <w:rPr>
-          <w:rFonts w:hint="eastAsia"/>
-        </w:rPr>
-        <w:t>。核心代码不到</w:t>
-      </w:r>
-      <w:r>
-        <w:rPr>
-          <w:rFonts w:hint="eastAsia"/>
-        </w:rPr>
-        <w:t>4000</w:t>
-      </w:r>
-      <w:r>
-        <w:rPr>
-          <w:rFonts w:hint="eastAsia"/>
-        </w:rPr>
-        <w:t>行，仅依赖标准</w:t>
-      </w:r>
-      <w:r>
-        <w:rPr>
-          <w:rFonts w:hint="eastAsia"/>
-        </w:rPr>
-        <w:t>C</w:t>
-      </w:r>
-      <w:r>
-        <w:rPr>
-          <w:rFonts w:hint="eastAsia"/>
-        </w:rPr>
-        <w:t>库</w:t>
-      </w:r>
-      <w:r>
-        <w:rPr>
-          <w:rFonts w:hint="eastAsia"/>
-        </w:rPr>
-        <w:t>。</w:t>
-      </w:r>
-    </w:p>
-    <w:p>
-      <w:pPr>
-        <w:ind w:firstLine="480"/>
-      </w:pPr>
-      <w:r>
-        <w:rPr>
-          <w:rFonts w:hint="eastAsia"/>
-        </w:rPr>
-        <w:t>灵活强大。通过</w:t>
-      </w:r>
-      <w:r>
-        <w:rPr>
-          <w:rFonts w:hint="eastAsia"/>
-        </w:rPr>
-        <w:t>计算图构建模型，</w:t>
-      </w:r>
-      <w:proofErr w:type="gramStart"/>
-      <w:r>
-        <w:rPr>
-          <w:rFonts w:hint="eastAsia"/>
-        </w:rPr>
-        <w:t>支持图基反向</w:t>
-      </w:r>
-      <w:proofErr w:type="gramEnd"/>
-      <w:r>
-        <w:rPr>
-          <w:rFonts w:hint="eastAsia"/>
-        </w:rPr>
-        <w:t>模式自动微分，可实现复杂的拓扑结构</w:t>
-      </w:r>
-      <w:r>
-        <w:rPr>
-          <w:rFonts w:hint="eastAsia"/>
-        </w:rPr>
-        <w:t>。</w:t>
-      </w:r>
-    </w:p>
-    <w:p>
-      <w:pPr>
-        <w:ind w:firstLine="480"/>
-      </w:pPr>
-      <w:r>
-        <w:rPr>
-          <w:rFonts w:hint="eastAsia"/>
-        </w:rPr>
-        <w:t>高性能。</w:t>
-      </w:r>
-      <w:r>
-        <w:rPr>
-          <w:rFonts w:hint="eastAsia"/>
-        </w:rPr>
-        <w:t>C</w:t>
-      </w:r>
-      <w:r>
-        <w:rPr>
-          <w:rFonts w:hint="eastAsia"/>
-        </w:rPr>
-        <w:t>语言实现带来天然性能优势，其矩阵乘积和卷积操作经过优化，支持小批量处理和多线程，在纯</w:t>
-      </w:r>
-      <w:r>
-        <w:rPr>
-          <w:rFonts w:hint="eastAsia"/>
-        </w:rPr>
-        <w:t>CPU</w:t>
-      </w:r>
-      <w:r>
-        <w:rPr>
-          <w:rFonts w:hint="eastAsia"/>
-        </w:rPr>
-        <w:t>模式下有时比主流框架更快。</w:t>
-      </w:r>
-    </w:p>
-    <w:p>
-      <w:pPr>
-        <w:ind w:firstLine="480"/>
-      </w:pPr>
-    </w:p>
-    <w:p>
-      <w:pPr>
-        <w:ind w:firstLine="480"/>
-      </w:pPr>
-      <w:r>
-        <w:rPr>
-          <w:rFonts w:hint="eastAsia"/>
-        </w:rPr>
-        <w:t>（</w:t>
-      </w:r>
-      <w:r>
-        <w:rPr>
-          <w:rFonts w:hint="eastAsia"/>
-        </w:rPr>
-        <w:t>2</w:t>
-      </w:r>
-      <w:r>
-        <w:rPr>
-          <w:rFonts w:hint="eastAsia"/>
-        </w:rPr>
-        <w:t>）</w:t>
-      </w:r>
-      <w:r>
-        <w:rPr>
-          <w:rFonts w:hint="eastAsia"/>
-        </w:rPr>
-        <w:t>KANN</w:t>
-      </w:r>
-      <w:r>
-        <w:rPr>
-          <w:rFonts w:hint="eastAsia"/>
-        </w:rPr>
-        <w:t>支持的模型类型</w:t>
-      </w:r>
-      <w:r>
-        <w:rPr>
-          <w:rFonts w:hint="eastAsia"/>
-        </w:rPr>
-        <w:t>有：</w:t>
-      </w:r>
-    </w:p>
-    <w:p>
-      <w:pPr>
-        <w:ind w:firstLineChars="0" w:firstLine="480"/>
-      </w:pPr>
-      <w:r>
-        <w:rPr>
-          <w:rFonts w:hint="eastAsia"/>
-        </w:rPr>
-        <w:t>多层感知器</w:t>
-      </w:r>
-      <w:r>
-        <w:rPr>
-          <w:rFonts w:hint="eastAsia"/>
-        </w:rPr>
-        <w:t xml:space="preserve"> (MLP)</w:t>
-      </w:r>
-      <w:r>
-        <w:rPr>
-          <w:rFonts w:hint="eastAsia"/>
-        </w:rPr>
-        <w:t>，</w:t>
-      </w:r>
-      <w:r>
-        <w:rPr>
-          <w:rFonts w:hint="eastAsia"/>
-        </w:rPr>
-        <w:t>卷积神经网络</w:t>
-      </w:r>
-      <w:r>
-        <w:rPr>
-          <w:rFonts w:hint="eastAsia"/>
-        </w:rPr>
-        <w:t xml:space="preserve"> (CNN)</w:t>
-      </w:r>
-      <w:r>
-        <w:rPr>
-          <w:rFonts w:hint="eastAsia"/>
-        </w:rPr>
-        <w:t>，</w:t>
-      </w:r>
-      <w:r>
-        <w:rPr>
-          <w:rFonts w:hint="eastAsia"/>
-        </w:rPr>
-        <w:t>循环神经网络</w:t>
-      </w:r>
-      <w:r>
-        <w:rPr>
-          <w:rFonts w:hint="eastAsia"/>
-        </w:rPr>
-        <w:t>(RNN)</w:t>
-      </w:r>
-      <w:r>
-        <w:rPr>
-          <w:rFonts w:hint="eastAsia"/>
-        </w:rPr>
-        <w:t>，包括</w:t>
-      </w:r>
-      <w:r>
-        <w:rPr>
-          <w:rFonts w:hint="eastAsia"/>
-        </w:rPr>
-        <w:t>LSTM</w:t>
-      </w:r>
-      <w:r>
-        <w:rPr>
-          <w:rFonts w:hint="eastAsia"/>
-        </w:rPr>
-        <w:t>和</w:t>
-      </w:r>
-      <w:r>
-        <w:rPr>
-          <w:rFonts w:hint="eastAsia"/>
-        </w:rPr>
-        <w:t>GRU</w:t>
-      </w:r>
-      <w:r>
-        <w:rPr>
-          <w:rFonts w:hint="eastAsia"/>
-        </w:rPr>
-        <w:t>，</w:t>
-      </w:r>
-      <w:r>
-        <w:rPr>
-          <w:rFonts w:hint="eastAsia"/>
-        </w:rPr>
-        <w:t>变分自编码器</w:t>
-      </w:r>
-      <w:r>
-        <w:rPr>
-          <w:rFonts w:hint="eastAsia"/>
-        </w:rPr>
-        <w:t xml:space="preserve"> (VAE)</w:t>
-      </w:r>
-      <w:r>
-        <w:rPr>
-          <w:rFonts w:hint="eastAsia"/>
-        </w:rPr>
-        <w:t>。</w:t>
-      </w:r>
-    </w:p>
-    <w:p>
-      <w:pPr>
-        <w:ind w:firstLine="480"/>
-      </w:pPr>
-    </w:p>
-    <w:p>
-      <w:pPr>
-        <w:ind w:firstLine="480"/>
-      </w:pPr>
-      <w:r>
-        <w:rPr>
-          <w:rFonts w:hint="eastAsia"/>
-        </w:rPr>
-        <w:t>（</w:t>
-      </w:r>
-      <w:r>
-        <w:rPr>
-          <w:rFonts w:hint="eastAsia"/>
-        </w:rPr>
-        <w:t>3</w:t>
-      </w:r>
-      <w:r>
-        <w:rPr>
-          <w:rFonts w:hint="eastAsia"/>
-        </w:rPr>
-        <w:t>）</w:t>
-      </w:r>
-      <w:r>
-        <w:rPr>
-          <w:rFonts w:hint="eastAsia"/>
-        </w:rPr>
-        <w:t>K</w:t>
-      </w:r>
-      <w:r>
-        <w:t>ANN</w:t>
-      </w:r>
-      <w:r>
-        <w:rPr>
-          <w:rFonts w:hint="eastAsia"/>
-        </w:rPr>
-        <w:t>优势</w:t>
-      </w:r>
-    </w:p>
-    <w:p>
-      <w:pPr>
-        <w:ind w:firstLine="480"/>
-      </w:pPr>
-    </w:p>
-    <w:p>
-      <w:pPr>
-        <w:ind w:firstLineChars="0" w:firstLine="480"/>
-      </w:pPr>
-      <w:r>
-        <w:rPr>
-          <w:rFonts w:hint="eastAsia"/>
-        </w:rPr>
-        <w:t>代码</w:t>
-      </w:r>
-      <w:proofErr w:type="gramStart"/>
-      <w:r>
-        <w:rPr>
-          <w:rFonts w:hint="eastAsia"/>
-        </w:rPr>
-        <w:t>极</w:t>
-      </w:r>
-      <w:proofErr w:type="gramEnd"/>
-      <w:r>
-        <w:rPr>
-          <w:rFonts w:hint="eastAsia"/>
-        </w:rPr>
-        <w:t>简，便于学习和理解深度学习库的内部原理。部署方便，无需担心复杂的依赖问题。灵活性高，接近主流框架，但代码库小得多。</w:t>
-      </w:r>
-    </w:p>
-    <w:p>
-      <w:pPr>
-        <w:ind w:firstLine="480"/>
-      </w:pPr>
-      <w:r>
-        <w:rPr>
-          <w:rFonts w:hint="eastAsia"/>
-        </w:rPr>
-        <w:t>（</w:t>
-      </w:r>
-      <w:r>
-        <w:rPr>
-          <w:rFonts w:hint="eastAsia"/>
-        </w:rPr>
-        <w:t>4</w:t>
-      </w:r>
-      <w:r>
-        <w:rPr>
-          <w:rFonts w:hint="eastAsia"/>
-        </w:rPr>
-        <w:t>）</w:t>
-      </w:r>
-      <w:r>
-        <w:rPr>
-          <w:rFonts w:hint="eastAsia"/>
-        </w:rPr>
-        <w:t>KANN</w:t>
-      </w:r>
-      <w:r>
-        <w:rPr>
-          <w:rFonts w:hint="eastAsia"/>
-        </w:rPr>
-        <w:t>的局限</w:t>
-      </w:r>
-    </w:p>
-    <w:p>
-      <w:pPr>
-        <w:ind w:firstLineChars="0" w:firstLine="480"/>
-      </w:pPr>
-      <w:r>
-        <w:rPr>
-          <w:rFonts w:hint="eastAsia"/>
-        </w:rPr>
-        <w:t>仅支持</w:t>
-      </w:r>
-      <w:r>
-        <w:rPr>
-          <w:rFonts w:hint="eastAsia"/>
-        </w:rPr>
-        <w:t>CPU</w:t>
-      </w:r>
-      <w:r>
-        <w:rPr>
-          <w:rFonts w:hint="eastAsia"/>
-        </w:rPr>
-        <w:t>，不适用于训练大型神经网络。缺少一些常用算子，如</w:t>
-      </w:r>
-      <w:r>
-        <w:rPr>
-          <w:rFonts w:hint="eastAsia"/>
-        </w:rPr>
-        <w:t xml:space="preserve"> Batch Normalization</w:t>
-      </w:r>
-      <w:r>
-        <w:rPr>
-          <w:rFonts w:hint="eastAsia"/>
-        </w:rPr>
-        <w:t>。训练</w:t>
-      </w:r>
-      <w:r>
-        <w:rPr>
-          <w:rFonts w:hint="eastAsia"/>
-        </w:rPr>
-        <w:t>RNN</w:t>
-      </w:r>
-      <w:r>
-        <w:rPr>
-          <w:rFonts w:hint="eastAsia"/>
-        </w:rPr>
-        <w:t>的</w:t>
-      </w:r>
-      <w:r>
-        <w:rPr>
-          <w:rFonts w:hint="eastAsia"/>
-        </w:rPr>
-        <w:t>API</w:t>
-      </w:r>
-      <w:r>
-        <w:rPr>
-          <w:rFonts w:hint="eastAsia"/>
-        </w:rPr>
-        <w:t>相对繁琐。</w:t>
-      </w:r>
-    </w:p>
-    <w:p>
-      <w:pPr>
-        <w:ind w:firstLineChars="0" w:firstLine="480"/>
-      </w:pPr>
-    </w:p>
-    <w:p>
-      <w:pPr>
-        <w:pStyle w:val="30"/>
-      </w:pPr>
-      <w:bookmarkStart w:id="54" w:name="_Toc241511353"/>
+      <w:bookmarkStart w:id="53" w:name="_Toc241511353"/>
       <w:r>
         <w:lastRenderedPageBreak/>
         <w:t xml:space="preserve">4.1.2 </w:t>
@@ -44270,7 +44618,7 @@
         </w:rPr>
         <w:t>编译</w:t>
       </w:r>
-      <w:bookmarkEnd w:id="54"/>
+      <w:bookmarkEnd w:id="53"/>
     </w:p>
     <w:p>
       <w:pPr>
@@ -46117,7 +46465,7 @@
       <w:pPr>
         <w:pStyle w:val="20"/>
       </w:pPr>
-      <w:bookmarkStart w:id="55" w:name="_Toc241511354"/>
+      <w:bookmarkStart w:id="54" w:name="_Toc241511354"/>
       <w:r>
         <w:t>4</w:t>
       </w:r>
@@ -46172,7 +46520,7 @@
         </w:rPr>
         <w:t>基于深度学习的任务调度</w:t>
       </w:r>
-      <w:bookmarkEnd w:id="55"/>
+      <w:bookmarkEnd w:id="54"/>
     </w:p>
     <w:p>
       <w:pPr>
@@ -46761,7 +47109,7 @@
           <w:numId w:val="15"/>
         </w:numPr>
       </w:pPr>
-      <w:bookmarkStart w:id="56" w:name="_Toc241511355"/>
+      <w:bookmarkStart w:id="55" w:name="_Toc241511355"/>
       <w:r>
         <w:rPr>
           <w:rFonts w:hint="eastAsia"/>
@@ -46798,7 +47146,7 @@
         </w:rPr>
         <w:fldChar w:fldCharType="end"/>
       </w:r>
-      <w:bookmarkEnd w:id="56"/>
+      <w:bookmarkEnd w:id="55"/>
       <w:r>
         <w:rPr>
           <w:rFonts w:hint="eastAsia"/>
@@ -48893,7 +49241,55 @@
         <w:t>9</w:t>
       </w:r>
       <w:r>
-        <w:t>5%</w:t>
+        <w:rPr>
+          <w:rFonts w:hint="eastAsia"/>
+        </w:rPr>
+        <w:t>0</w:t>
+      </w:r>
+      <w:r>
+        <w:t>%</w:t>
+      </w:r>
+      <w:r>
+        <w:rPr>
+          <w:rFonts w:hint="eastAsia"/>
+        </w:rPr>
+        <w:t>（</w:t>
+      </w:r>
+      <w:r>
+        <w:rPr>
+          <w:rFonts w:hint="eastAsia"/>
+        </w:rPr>
+        <w:t>大</w:t>
+      </w:r>
+      <w:r>
+        <w:rPr>
+          <w:rFonts w:hint="eastAsia"/>
+        </w:rPr>
+        <w:t>部分场景超过</w:t>
+      </w:r>
+      <w:r>
+        <w:rPr>
+          <w:rFonts w:hint="eastAsia"/>
+        </w:rPr>
+        <w:t>9</w:t>
+      </w:r>
+      <w:r>
+        <w:rPr>
+          <w:rFonts w:hint="eastAsia"/>
+        </w:rPr>
+        <w:t>8</w:t>
+      </w:r>
+      <w:r>
+        <w:rPr>
+          <w:rFonts w:hint="eastAsia"/>
+        </w:rPr>
+        <w:t>%</w:t>
+      </w:r>
+      <w:r>
+        <w:rPr>
+          <w:rFonts w:hint="eastAsia"/>
+        </w:rPr>
+        <w:t>）</w:t>
       </w:r>
       <w:r>
         <w:rPr>
@@ -49452,7 +49848,7 @@
           <w:rFonts w:hint="eastAsia"/>
         </w:rPr>
       </w:pPr>
-      <w:bookmarkStart w:id="57" w:name="_Toc241511356"/>
+      <w:bookmarkStart w:id="56" w:name="_Toc241511356"/>
       <w:r>
         <w:t>4</w:t>
       </w:r>
@@ -49504,7 +49900,7 @@
         </w:rPr>
         <w:fldChar w:fldCharType="end"/>
       </w:r>
-      <w:bookmarkEnd w:id="57"/>
+      <w:bookmarkEnd w:id="56"/>
       <w:r>
         <w:rPr>
           <w:rFonts w:hint="eastAsia"/>
@@ -49532,9 +49928,6 @@
     <w:p>
       <w:pPr>
         <w:ind w:firstLine="480"/>
-        <w:rPr>
-          <w:rFonts w:hint="eastAsia"/>
-        </w:rPr>
       </w:pPr>
       <w:proofErr w:type="spellStart"/>
       <w:r>
@@ -49582,7 +49975,15 @@
         <w:t>]</w:t>
       </w:r>
       <w:r>
-        <w:t>。本文提出一种预测缓存（</w:t>
+        <w:t>。</w:t>
+      </w:r>
+    </w:p>
+    <w:p>
+      <w:pPr>
+        <w:ind w:firstLine="480"/>
+      </w:pPr>
+      <w:r>
+        <w:t>本文提出一种预测缓存（</w:t>
       </w:r>
       <w:r>
         <w:t>Predictive Cache</w:t>
@@ -49594,7 +49995,28 @@
         <w:t> </w:t>
       </w:r>
       <w:r>
-        <w:t>机制：由内核工作队列线程在上下文切换后异步计算下一次调度目标，结果存入缓存；调度</w:t>
+        <w:t>机制：</w:t>
+      </w:r>
+      <w:r>
+        <w:rPr>
+          <w:rFonts w:hint="eastAsia"/>
+        </w:rPr>
+        <w:t>该机制是</w:t>
+      </w:r>
+      <w:r>
+        <w:rPr>
+          <w:rFonts w:hint="eastAsia"/>
+        </w:rPr>
+        <w:t>经典的生产者和消费者场景</w:t>
+      </w:r>
+      <w:r>
+        <w:rPr>
+          <w:rFonts w:hint="eastAsia"/>
+        </w:rPr>
+        <w:t>，</w:t>
+      </w:r>
+      <w:r>
+        <w:t>由内核工作队列线程在上下文切换后异步计算下一次调度目标，结果存入缓存；调度</w:t>
       </w:r>
       <w:r>
         <w:rPr>
@@ -49605,9 +50027,6 @@
       <w:r>
         <w:t>优先消费缓存结果，失效时回退到确定性优先级计算。该设计将预测的计算开销与决策生效时刻解耦，同时保证预测失败不污染调度正确性。</w:t>
       </w:r>
-      <w:r>
-        <w:t>”</w:t>
-      </w:r>
     </w:p>
     <w:p>
       <w:pPr>
@@ -49617,7 +50036,73 @@
         <w:rPr>
           <w:rFonts w:hint="eastAsia"/>
         </w:rPr>
-        <w:t>这是一个经典的生产者和消费者场景，需要做好数据同步。</w:t>
+        <w:t>该机制的实现条件：</w:t>
+      </w:r>
+    </w:p>
+    <w:p>
+      <w:pPr>
+        <w:pStyle w:val="af9"/>
+        <w:numPr>
+          <w:ilvl w:val="0"/>
+          <w:numId w:val="19"/>
+        </w:numPr>
+        <w:ind w:firstLineChars="0"/>
+      </w:pPr>
+      <w:r>
+        <w:rPr>
+          <w:rFonts w:hint="eastAsia"/>
+        </w:rPr>
+        <w:t>优先级因素</w:t>
+      </w:r>
+      <w:r>
+        <w:rPr>
+          <w:rFonts w:hint="eastAsia"/>
+        </w:rPr>
+        <w:t>存取</w:t>
+      </w:r>
+      <w:r>
+        <w:rPr>
+          <w:rFonts w:hint="eastAsia"/>
+        </w:rPr>
+        <w:t>。</w:t>
+      </w:r>
+    </w:p>
+    <w:p>
+      <w:pPr>
+        <w:pStyle w:val="af9"/>
+        <w:numPr>
+          <w:ilvl w:val="0"/>
+          <w:numId w:val="19"/>
+        </w:numPr>
+        <w:ind w:firstLineChars="0"/>
+      </w:pPr>
+      <w:r>
+        <w:rPr>
+          <w:rFonts w:hint="eastAsia"/>
+        </w:rPr>
+        <w:t>将优先级的计算移植到其他内核线程</w:t>
+      </w:r>
+      <w:r>
+        <w:rPr>
+          <w:rFonts w:hint="eastAsia"/>
+        </w:rPr>
+        <w:t>。</w:t>
+      </w:r>
+    </w:p>
+    <w:p>
+      <w:pPr>
+        <w:pStyle w:val="af9"/>
+        <w:numPr>
+          <w:ilvl w:val="0"/>
+          <w:numId w:val="19"/>
+        </w:numPr>
+        <w:ind w:firstLineChars="0"/>
+      </w:pPr>
+      <w:r>
+        <w:rPr>
+          <w:rFonts w:hint="eastAsia"/>
+        </w:rPr>
+        <w:t>合理的同步机制。</w:t>
       </w:r>
     </w:p>
     <w:p>
@@ -49627,17 +50112,43 @@
           <w:rFonts w:hint="eastAsia"/>
         </w:rPr>
       </w:pPr>
-      <w:r>
-        <w:rPr>
-          <w:rFonts w:hint="eastAsia"/>
-        </w:rPr>
-        <w:t>经测试，该方法的调度开销降低了</w:t>
-      </w:r>
-      <w:r>
-        <w:rPr>
-          <w:rFonts w:hint="eastAsia"/>
-        </w:rPr>
-        <w:t>20%</w:t>
+    </w:p>
+    <w:p>
+      <w:pPr>
+        <w:ind w:firstLine="480"/>
+        <w:rPr>
+          <w:rFonts w:hint="eastAsia"/>
+        </w:rPr>
+      </w:pPr>
+      <w:r>
+        <w:rPr>
+          <w:rFonts w:hint="eastAsia"/>
+        </w:rPr>
+        <w:t>经测试，该方法</w:t>
+      </w:r>
+      <w:r>
+        <w:rPr>
+          <w:rFonts w:hint="eastAsia"/>
+        </w:rPr>
+        <w:t>一定程度上减少了调度程序的计算量，</w:t>
+      </w:r>
+      <w:r>
+        <w:rPr>
+          <w:rFonts w:hint="eastAsia"/>
+        </w:rPr>
+        <w:t>调度开销降低</w:t>
+      </w:r>
+      <w:r>
+        <w:rPr>
+          <w:rFonts w:hint="eastAsia"/>
+        </w:rPr>
+        <w:t>2</w:t>
+      </w:r>
+      <w:r>
+        <w:rPr>
+          <w:rFonts w:hint="eastAsia"/>
+        </w:rPr>
+        <w:t>0%</w:t>
       </w:r>
       <w:r>
         <w:rPr>
@@ -49671,7 +50182,7 @@
       <w:pPr>
         <w:pStyle w:val="20"/>
       </w:pPr>
-      <w:bookmarkStart w:id="58" w:name="_Toc241511357"/>
+      <w:bookmarkStart w:id="57" w:name="_Toc241511357"/>
       <w:r>
         <w:t>4</w:t>
       </w:r>
@@ -49729,7 +50240,7 @@
         </w:rPr>
         <w:t>本章小结</w:t>
       </w:r>
-      <w:bookmarkEnd w:id="58"/>
+      <w:bookmarkEnd w:id="57"/>
     </w:p>
     <w:p>
       <w:pPr>
@@ -49788,11 +50299,11 @@
           <w:szCs w:val="32"/>
         </w:rPr>
       </w:pPr>
-      <w:bookmarkStart w:id="59" w:name="_Toc385763033"/>
-      <w:bookmarkStart w:id="60" w:name="_Toc385763065"/>
-      <w:bookmarkStart w:id="61" w:name="_Toc385763105"/>
-      <w:bookmarkStart w:id="62" w:name="_Toc385763163"/>
-      <w:bookmarkStart w:id="63" w:name="_Toc385763202"/>
+      <w:bookmarkStart w:id="58" w:name="_Toc385763033"/>
+      <w:bookmarkStart w:id="59" w:name="_Toc385763065"/>
+      <w:bookmarkStart w:id="60" w:name="_Toc385763105"/>
+      <w:bookmarkStart w:id="61" w:name="_Toc385763163"/>
+      <w:bookmarkStart w:id="62" w:name="_Toc385763202"/>
       <w:r>
         <w:rPr>
           <w:rFonts w:eastAsia="黑体" w:hint="eastAsia"/>
@@ -49810,11 +50321,11 @@
         </w:rPr>
         <w:t>结论</w:t>
       </w:r>
+      <w:bookmarkEnd w:id="58"/>
       <w:bookmarkEnd w:id="59"/>
       <w:bookmarkEnd w:id="60"/>
       <w:bookmarkEnd w:id="61"/>
       <w:bookmarkEnd w:id="62"/>
-      <w:bookmarkEnd w:id="63"/>
     </w:p>
     <w:p>
       <w:pPr>
@@ -49869,12 +50380,12 @@
       <w:pPr>
         <w:pStyle w:val="a4"/>
       </w:pPr>
-      <w:bookmarkStart w:id="64" w:name="_Toc385762756"/>
-      <w:bookmarkStart w:id="65" w:name="_Toc385763034"/>
-      <w:bookmarkStart w:id="66" w:name="_Toc385763066"/>
-      <w:bookmarkStart w:id="67" w:name="_Toc385763106"/>
-      <w:bookmarkStart w:id="68" w:name="_Toc385763164"/>
-      <w:bookmarkStart w:id="69" w:name="_Toc241511358"/>
+      <w:bookmarkStart w:id="63" w:name="_Toc385762756"/>
+      <w:bookmarkStart w:id="64" w:name="_Toc385763034"/>
+      <w:bookmarkStart w:id="65" w:name="_Toc385763066"/>
+      <w:bookmarkStart w:id="66" w:name="_Toc385763106"/>
+      <w:bookmarkStart w:id="67" w:name="_Toc385763164"/>
+      <w:bookmarkStart w:id="68" w:name="_Toc241511358"/>
       <w:r>
         <w:rPr>
           <w:rFonts w:hint="eastAsia"/>
@@ -49882,12 +50393,12 @@
         <w:lastRenderedPageBreak/>
         <w:t>参考文献</w:t>
       </w:r>
+      <w:bookmarkEnd w:id="63"/>
       <w:bookmarkEnd w:id="64"/>
       <w:bookmarkEnd w:id="65"/>
       <w:bookmarkEnd w:id="66"/>
       <w:bookmarkEnd w:id="67"/>
       <w:bookmarkEnd w:id="68"/>
-      <w:bookmarkEnd w:id="69"/>
     </w:p>
     <w:p>
       <w:pPr>
@@ -49903,7 +50414,7 @@
           <w:rFonts w:ascii="宋体" w:hAnsi="宋体" w:hint="eastAsia"/>
         </w:rPr>
       </w:pPr>
-      <w:bookmarkStart w:id="70" w:name="ref1"/>
+      <w:bookmarkStart w:id="69" w:name="ref1"/>
       <w:r>
         <w:rPr>
           <w:rFonts w:ascii="宋体" w:hAnsi="宋体"/>
@@ -49924,7 +50435,7 @@
         </w:rPr>
         <w:t>reference:20]</w:t>
       </w:r>
-      <w:bookmarkEnd w:id="70"/>
+      <w:bookmarkEnd w:id="69"/>
     </w:p>
     <w:p>
       <w:pPr>
@@ -49934,7 +50445,7 @@
           <w:rFonts w:ascii="宋体" w:hAnsi="宋体" w:hint="eastAsia"/>
         </w:rPr>
       </w:pPr>
-      <w:bookmarkStart w:id="71" w:name="ref2"/>
+      <w:bookmarkStart w:id="70" w:name="ref2"/>
       <w:r>
         <w:rPr>
           <w:rFonts w:ascii="宋体" w:hAnsi="宋体"/>
@@ -49978,8 +50489,8 @@
           <w:rFonts w:ascii="宋体" w:hAnsi="宋体" w:hint="eastAsia"/>
         </w:rPr>
       </w:pPr>
-      <w:bookmarkStart w:id="72" w:name="ref3"/>
-      <w:bookmarkEnd w:id="71"/>
+      <w:bookmarkStart w:id="71" w:name="ref3"/>
+      <w:bookmarkEnd w:id="70"/>
       <w:r>
         <w:rPr>
           <w:rFonts w:ascii="宋体" w:hAnsi="宋体"/>
@@ -50023,8 +50534,8 @@
           <w:rFonts w:ascii="宋体" w:hAnsi="宋体" w:hint="eastAsia"/>
         </w:rPr>
       </w:pPr>
-      <w:bookmarkStart w:id="73" w:name="ref4"/>
-      <w:bookmarkEnd w:id="72"/>
+      <w:bookmarkStart w:id="72" w:name="ref4"/>
+      <w:bookmarkEnd w:id="71"/>
       <w:r>
         <w:rPr>
           <w:rFonts w:ascii="宋体" w:hAnsi="宋体"/>
@@ -50054,8 +50565,8 @@
           <w:rFonts w:ascii="宋体" w:hAnsi="宋体" w:hint="eastAsia"/>
         </w:rPr>
       </w:pPr>
-      <w:bookmarkStart w:id="74" w:name="ref5"/>
-      <w:bookmarkEnd w:id="73"/>
+      <w:bookmarkStart w:id="73" w:name="ref5"/>
+      <w:bookmarkEnd w:id="72"/>
       <w:r>
         <w:rPr>
           <w:rFonts w:ascii="宋体" w:hAnsi="宋体"/>
@@ -50085,7 +50596,7 @@
           <w:rFonts w:ascii="宋体" w:hAnsi="宋体" w:hint="eastAsia"/>
         </w:rPr>
       </w:pPr>
-      <w:bookmarkStart w:id="75" w:name="ref6"/>
+      <w:bookmarkStart w:id="74" w:name="ref6"/>
       <w:r>
         <w:rPr>
           <w:rFonts w:ascii="宋体" w:hAnsi="宋体" w:hint="eastAsia"/>
@@ -50143,7 +50654,7 @@
           <w:rFonts w:ascii="宋体" w:hAnsi="宋体" w:hint="eastAsia"/>
         </w:rPr>
       </w:pPr>
-      <w:bookmarkStart w:id="76" w:name="ref7"/>
+      <w:bookmarkStart w:id="75" w:name="ref7"/>
       <w:r>
         <w:rPr>
           <w:rFonts w:ascii="宋体" w:hAnsi="宋体"/>
@@ -50162,9 +50673,9 @@
         </w:rPr>
         <w:t>] KLEINROCK L. Analysis of a time-shared processor[J]. Naval Research Logistics Quarterly, 1964, 11(1): 59-73.</w:t>
       </w:r>
+      <w:bookmarkEnd w:id="73"/>
       <w:bookmarkEnd w:id="74"/>
       <w:bookmarkEnd w:id="75"/>
-      <w:bookmarkEnd w:id="76"/>
     </w:p>
     <w:p>
       <w:pPr>
@@ -50174,7 +50685,7 @@
           <w:rFonts w:ascii="宋体" w:hAnsi="宋体" w:hint="eastAsia"/>
         </w:rPr>
       </w:pPr>
-      <w:bookmarkStart w:id="77" w:name="ref8"/>
+      <w:bookmarkStart w:id="76" w:name="ref8"/>
       <w:r>
         <w:rPr>
           <w:rFonts w:ascii="宋体" w:hAnsi="宋体"/>
@@ -50216,8 +50727,8 @@
           <w:rFonts w:ascii="宋体" w:hAnsi="宋体" w:hint="eastAsia"/>
         </w:rPr>
       </w:pPr>
-      <w:bookmarkStart w:id="78" w:name="ref9"/>
-      <w:bookmarkEnd w:id="77"/>
+      <w:bookmarkStart w:id="77" w:name="ref9"/>
+      <w:bookmarkEnd w:id="76"/>
       <w:r>
         <w:rPr>
           <w:rFonts w:ascii="宋体" w:hAnsi="宋体" w:hint="eastAsia"/>
@@ -50239,7 +50750,7 @@
           <w:t>https://lkml.org/lkml/2007/4/18/301</w:t>
         </w:r>
       </w:hyperlink>
-      <w:bookmarkEnd w:id="78"/>
+      <w:bookmarkEnd w:id="77"/>
     </w:p>
     <w:p>
       <w:pPr>
@@ -50249,7 +50760,7 @@
           <w:rFonts w:ascii="宋体" w:hAnsi="宋体" w:hint="eastAsia"/>
         </w:rPr>
       </w:pPr>
-      <w:bookmarkStart w:id="79" w:name="ref10"/>
+      <w:bookmarkStart w:id="78" w:name="ref10"/>
       <w:r>
         <w:rPr>
           <w:rFonts w:ascii="宋体" w:hAnsi="宋体"/>
@@ -50279,7 +50790,7 @@
           <w:rFonts w:ascii="宋体" w:hAnsi="宋体" w:hint="eastAsia"/>
         </w:rPr>
       </w:pPr>
-      <w:bookmarkStart w:id="80" w:name="ref11"/>
+      <w:bookmarkStart w:id="79" w:name="ref11"/>
       <w:r>
         <w:rPr>
           <w:rFonts w:ascii="宋体" w:hAnsi="宋体" w:hint="eastAsia"/>
@@ -50301,7 +50812,7 @@
           <w:rFonts w:ascii="宋体" w:hAnsi="宋体"/>
         </w:rPr>
       </w:pPr>
-      <w:bookmarkStart w:id="81" w:name="ref12"/>
+      <w:bookmarkStart w:id="80" w:name="ref12"/>
       <w:r>
         <w:rPr>
           <w:rFonts w:ascii="宋体" w:hAnsi="宋体" w:hint="eastAsia"/>
@@ -50323,7 +50834,7 @@
           <w:rFonts w:ascii="宋体" w:hAnsi="宋体"/>
         </w:rPr>
       </w:pPr>
-      <w:bookmarkStart w:id="82" w:name="ref13"/>
+      <w:bookmarkStart w:id="81" w:name="ref13"/>
       <w:r>
         <w:rPr>
           <w:rFonts w:ascii="宋体" w:hAnsi="宋体"/>
@@ -50394,8 +50905,8 @@
           <w:rFonts w:ascii="宋体" w:hAnsi="宋体"/>
         </w:rPr>
       </w:pPr>
-      <w:bookmarkStart w:id="83" w:name="ref14"/>
-      <w:bookmarkEnd w:id="82"/>
+      <w:bookmarkStart w:id="82" w:name="ref14"/>
+      <w:bookmarkEnd w:id="81"/>
       <w:r>
         <w:rPr>
           <w:rFonts w:ascii="宋体" w:hAnsi="宋体"/>
@@ -50423,8 +50934,8 @@
           <w:rFonts w:ascii="宋体" w:hAnsi="宋体"/>
         </w:rPr>
       </w:pPr>
-      <w:bookmarkStart w:id="84" w:name="ref15"/>
-      <w:bookmarkEnd w:id="83"/>
+      <w:bookmarkStart w:id="83" w:name="ref15"/>
+      <w:bookmarkEnd w:id="82"/>
       <w:r>
         <w:rPr>
           <w:rFonts w:ascii="宋体" w:hAnsi="宋体"/>
@@ -50452,8 +50963,8 @@
           <w:rFonts w:ascii="宋体" w:hAnsi="宋体"/>
         </w:rPr>
       </w:pPr>
-      <w:bookmarkStart w:id="85" w:name="ref16"/>
-      <w:bookmarkEnd w:id="84"/>
+      <w:bookmarkStart w:id="84" w:name="ref16"/>
+      <w:bookmarkEnd w:id="83"/>
       <w:r>
         <w:rPr>
           <w:rFonts w:ascii="宋体" w:hAnsi="宋体"/>
@@ -50491,7 +51002,7 @@
         </w:rPr>
         <w:t>ar University, 2025</w:t>
       </w:r>
-      <w:bookmarkEnd w:id="85"/>
+      <w:bookmarkEnd w:id="84"/>
       <w:r>
         <w:rPr>
           <w:rFonts w:ascii="宋体" w:hAnsi="宋体"/>
@@ -50507,7 +51018,7 @@
           <w:rFonts w:ascii="宋体" w:hAnsi="宋体"/>
         </w:rPr>
       </w:pPr>
-      <w:bookmarkStart w:id="86" w:name="ref17"/>
+      <w:bookmarkStart w:id="85" w:name="ref17"/>
       <w:r>
         <w:rPr>
           <w:rFonts w:ascii="宋体" w:hAnsi="宋体"/>
@@ -50535,8 +51046,8 @@
           <w:rFonts w:ascii="宋体" w:hAnsi="宋体"/>
         </w:rPr>
       </w:pPr>
-      <w:bookmarkStart w:id="87" w:name="ref18"/>
-      <w:bookmarkEnd w:id="86"/>
+      <w:bookmarkStart w:id="86" w:name="ref18"/>
+      <w:bookmarkEnd w:id="85"/>
       <w:r>
         <w:rPr>
           <w:rFonts w:ascii="宋体" w:hAnsi="宋体"/>
@@ -50593,8 +51104,8 @@
           <w:rFonts w:ascii="宋体" w:hAnsi="宋体"/>
         </w:rPr>
       </w:pPr>
-      <w:bookmarkStart w:id="88" w:name="ref19"/>
-      <w:bookmarkEnd w:id="87"/>
+      <w:bookmarkStart w:id="87" w:name="ref19"/>
+      <w:bookmarkEnd w:id="86"/>
       <w:r>
         <w:rPr>
           <w:rFonts w:ascii="宋体" w:hAnsi="宋体"/>
@@ -50622,8 +51133,8 @@
           <w:rFonts w:ascii="宋体" w:hAnsi="宋体"/>
         </w:rPr>
       </w:pPr>
-      <w:bookmarkStart w:id="89" w:name="ref20"/>
-      <w:bookmarkEnd w:id="88"/>
+      <w:bookmarkStart w:id="88" w:name="ref20"/>
+      <w:bookmarkEnd w:id="87"/>
       <w:r>
         <w:rPr>
           <w:rFonts w:ascii="宋体" w:hAnsi="宋体"/>
@@ -50665,8 +51176,8 @@
           <w:rFonts w:ascii="宋体" w:hAnsi="宋体"/>
         </w:rPr>
       </w:pPr>
-      <w:bookmarkStart w:id="90" w:name="ref21"/>
-      <w:bookmarkEnd w:id="89"/>
+      <w:bookmarkStart w:id="89" w:name="ref21"/>
+      <w:bookmarkEnd w:id="88"/>
       <w:r>
         <w:rPr>
           <w:rFonts w:ascii="宋体" w:hAnsi="宋体"/>
@@ -50694,8 +51205,8 @@
           <w:rFonts w:ascii="宋体" w:hAnsi="宋体"/>
         </w:rPr>
       </w:pPr>
-      <w:bookmarkStart w:id="91" w:name="ref22"/>
-      <w:bookmarkEnd w:id="90"/>
+      <w:bookmarkStart w:id="90" w:name="ref22"/>
+      <w:bookmarkEnd w:id="89"/>
       <w:r>
         <w:rPr>
           <w:rFonts w:ascii="宋体" w:hAnsi="宋体"/>
@@ -50723,8 +51234,8 @@
           <w:rFonts w:ascii="宋体" w:hAnsi="宋体"/>
         </w:rPr>
       </w:pPr>
-      <w:bookmarkStart w:id="92" w:name="ref23"/>
-      <w:bookmarkEnd w:id="91"/>
+      <w:bookmarkStart w:id="91" w:name="ref23"/>
+      <w:bookmarkEnd w:id="90"/>
       <w:r>
         <w:rPr>
           <w:rFonts w:ascii="宋体" w:hAnsi="宋体"/>
@@ -50744,7 +51255,7 @@
         <w:t>3] BUNT R B. Scheduling techniques for operating systems[J]. Computer, 1976, 9(10): 10-17.</w:t>
       </w:r>
     </w:p>
-    <w:bookmarkEnd w:id="92"/>
+    <w:bookmarkEnd w:id="91"/>
     <w:p>
       <w:pPr>
         <w:pStyle w:val="ab"/>
@@ -50754,9 +51265,9 @@
         </w:rPr>
       </w:pPr>
     </w:p>
+    <w:bookmarkEnd w:id="78"/>
     <w:bookmarkEnd w:id="79"/>
     <w:bookmarkEnd w:id="80"/>
-    <w:bookmarkEnd w:id="81"/>
     <w:p>
       <w:pPr>
         <w:pStyle w:val="ab"/>
@@ -51730,12 +52241,12 @@
       <w:pPr>
         <w:pStyle w:val="a4"/>
       </w:pPr>
-      <w:bookmarkStart w:id="93" w:name="_Toc385762757"/>
-      <w:bookmarkStart w:id="94" w:name="_Toc385763035"/>
-      <w:bookmarkStart w:id="95" w:name="_Toc385763067"/>
-      <w:bookmarkStart w:id="96" w:name="_Toc385763107"/>
-      <w:bookmarkStart w:id="97" w:name="_Toc385763165"/>
-      <w:bookmarkStart w:id="98" w:name="_Toc241511359"/>
+      <w:bookmarkStart w:id="92" w:name="_Toc385762757"/>
+      <w:bookmarkStart w:id="93" w:name="_Toc385763035"/>
+      <w:bookmarkStart w:id="94" w:name="_Toc385763067"/>
+      <w:bookmarkStart w:id="95" w:name="_Toc385763107"/>
+      <w:bookmarkStart w:id="96" w:name="_Toc385763165"/>
+      <w:bookmarkStart w:id="97" w:name="_Toc241511359"/>
       <w:r>
         <w:rPr>
           <w:rFonts w:hint="eastAsia"/>
@@ -51749,12 +52260,12 @@
         </w:rPr>
         <w:t xml:space="preserve"> A</w:t>
       </w:r>
+      <w:bookmarkEnd w:id="92"/>
       <w:bookmarkEnd w:id="93"/>
       <w:bookmarkEnd w:id="94"/>
       <w:bookmarkEnd w:id="95"/>
       <w:bookmarkEnd w:id="96"/>
       <w:bookmarkEnd w:id="97"/>
-      <w:bookmarkEnd w:id="98"/>
     </w:p>
     <w:p>
       <w:pPr>
@@ -51914,12 +52425,12 @@
       <w:pPr>
         <w:pStyle w:val="a4"/>
       </w:pPr>
-      <w:bookmarkStart w:id="99" w:name="_Toc385762758"/>
-      <w:bookmarkStart w:id="100" w:name="_Toc385763036"/>
-      <w:bookmarkStart w:id="101" w:name="_Toc385763068"/>
-      <w:bookmarkStart w:id="102" w:name="_Toc385763108"/>
-      <w:bookmarkStart w:id="103" w:name="_Toc385763166"/>
-      <w:bookmarkStart w:id="104" w:name="_Toc241511360"/>
+      <w:bookmarkStart w:id="98" w:name="_Toc385762758"/>
+      <w:bookmarkStart w:id="99" w:name="_Toc385763036"/>
+      <w:bookmarkStart w:id="100" w:name="_Toc385763068"/>
+      <w:bookmarkStart w:id="101" w:name="_Toc385763108"/>
+      <w:bookmarkStart w:id="102" w:name="_Toc385763166"/>
+      <w:bookmarkStart w:id="103" w:name="_Toc241511360"/>
       <w:r>
         <w:rPr>
           <w:rFonts w:hint="eastAsia"/>
@@ -51927,12 +52438,12 @@
         <w:lastRenderedPageBreak/>
         <w:t>索引</w:t>
       </w:r>
+      <w:bookmarkEnd w:id="98"/>
       <w:bookmarkEnd w:id="99"/>
       <w:bookmarkEnd w:id="100"/>
       <w:bookmarkEnd w:id="101"/>
       <w:bookmarkEnd w:id="102"/>
       <w:bookmarkEnd w:id="103"/>
-      <w:bookmarkEnd w:id="104"/>
     </w:p>
     <w:p>
       <w:pPr>
@@ -51987,12 +52498,12 @@
       <w:pPr>
         <w:pStyle w:val="a4"/>
       </w:pPr>
-      <w:bookmarkStart w:id="105" w:name="_Toc385762759"/>
-      <w:bookmarkStart w:id="106" w:name="_Toc385763037"/>
-      <w:bookmarkStart w:id="107" w:name="_Toc385763069"/>
-      <w:bookmarkStart w:id="108" w:name="_Toc385763109"/>
-      <w:bookmarkStart w:id="109" w:name="_Toc385763167"/>
-      <w:bookmarkStart w:id="110" w:name="_Toc241511361"/>
+      <w:bookmarkStart w:id="104" w:name="_Toc385762759"/>
+      <w:bookmarkStart w:id="105" w:name="_Toc385763037"/>
+      <w:bookmarkStart w:id="106" w:name="_Toc385763069"/>
+      <w:bookmarkStart w:id="107" w:name="_Toc385763109"/>
+      <w:bookmarkStart w:id="108" w:name="_Toc385763167"/>
+      <w:bookmarkStart w:id="109" w:name="_Toc241511361"/>
       <w:r>
         <w:rPr>
           <w:rFonts w:hint="eastAsia"/>
@@ -52018,12 +52529,12 @@
         </w:rPr>
         <w:t>博士学位期间取得的研究成果</w:t>
       </w:r>
+      <w:bookmarkEnd w:id="104"/>
       <w:bookmarkEnd w:id="105"/>
       <w:bookmarkEnd w:id="106"/>
       <w:bookmarkEnd w:id="107"/>
       <w:bookmarkEnd w:id="108"/>
       <w:bookmarkEnd w:id="109"/>
-      <w:bookmarkEnd w:id="110"/>
     </w:p>
     <w:p>
       <w:pPr>
@@ -52556,12 +53067,12 @@
       <w:pPr>
         <w:pStyle w:val="a4"/>
       </w:pPr>
-      <w:bookmarkStart w:id="111" w:name="_Toc385762760"/>
-      <w:bookmarkStart w:id="112" w:name="_Toc385763038"/>
-      <w:bookmarkStart w:id="113" w:name="_Toc385763070"/>
-      <w:bookmarkStart w:id="114" w:name="_Toc385763110"/>
-      <w:bookmarkStart w:id="115" w:name="_Toc385763168"/>
-      <w:bookmarkStart w:id="116" w:name="_Toc241511362"/>
+      <w:bookmarkStart w:id="110" w:name="_Toc385762760"/>
+      <w:bookmarkStart w:id="111" w:name="_Toc385763038"/>
+      <w:bookmarkStart w:id="112" w:name="_Toc385763070"/>
+      <w:bookmarkStart w:id="113" w:name="_Toc385763110"/>
+      <w:bookmarkStart w:id="114" w:name="_Toc385763168"/>
+      <w:bookmarkStart w:id="115" w:name="_Toc241511362"/>
       <w:r>
         <w:rPr>
           <w:rFonts w:hint="eastAsia"/>
@@ -52569,12 +53080,12 @@
         <w:lastRenderedPageBreak/>
         <w:t>独创性声明</w:t>
       </w:r>
+      <w:bookmarkEnd w:id="110"/>
       <w:bookmarkEnd w:id="111"/>
       <w:bookmarkEnd w:id="112"/>
       <w:bookmarkEnd w:id="113"/>
       <w:bookmarkEnd w:id="114"/>
       <w:bookmarkEnd w:id="115"/>
-      <w:bookmarkEnd w:id="116"/>
     </w:p>
     <w:p>
       <w:pPr>
@@ -52749,8 +53260,8 @@
       <w:pPr>
         <w:pStyle w:val="a4"/>
       </w:pPr>
-      <w:bookmarkStart w:id="117" w:name="_Toc145592730"/>
-      <w:bookmarkStart w:id="118" w:name="_Toc241511363"/>
+      <w:bookmarkStart w:id="116" w:name="_Toc145592730"/>
+      <w:bookmarkStart w:id="117" w:name="_Toc241511363"/>
       <w:r>
         <w:rPr>
           <w:rFonts w:hint="eastAsia"/>
@@ -52758,8 +53269,8 @@
         <w:lastRenderedPageBreak/>
         <w:t>学位论文数据集</w:t>
       </w:r>
+      <w:bookmarkEnd w:id="116"/>
       <w:bookmarkEnd w:id="117"/>
-      <w:bookmarkEnd w:id="118"/>
     </w:p>
     <w:p>
       <w:pPr>
@@ -54340,52 +54851,18 @@
       </w:r>
     </w:p>
   </w:comment>
-  <w:comment w:id="44" w:author="刘金光01" w:date="2026-09-30T15:08:00Z" w:initials="刘金光01">
-    <w:p>
-      <w:pPr>
-        <w:pStyle w:val="afc"/>
-        <w:ind w:firstLine="420"/>
-      </w:pPr>
-      <w:r>
-        <w:rPr>
-          <w:rStyle w:val="afb"/>
-        </w:rPr>
-        <w:annotationRef/>
-      </w:r>
-      <w:r>
-        <w:rPr>
-          <w:rFonts w:hint="eastAsia"/>
-        </w:rPr>
-        <w:t>当前分母是</w:t>
-      </w:r>
-      <w:r>
-        <w:rPr>
-          <w:rFonts w:hint="eastAsia"/>
-        </w:rPr>
-        <w:t>cpu</w:t>
-      </w:r>
-      <w:r>
-        <w:rPr>
-          <w:rFonts w:hint="eastAsia"/>
-        </w:rPr>
-        <w:t>总时间，似乎不符合逻辑，因为跟线程执行时间有关，不科学</w:t>
-      </w:r>
-    </w:p>
-  </w:comment>
 </w:comments>
 </file>
 
 <file path=word/commentsExtended.xml><?xml version="1.0" encoding="utf-8"?>
 <w15:commentsEx xmlns:wpc="http://schemas.microsoft.com/office/word/2010/wordprocessingCanvas" xmlns:cx="http://schemas.microsoft.com/office/drawing/2014/chartex" xmlns:cx1="http://schemas.microsoft.com/office/drawing/2015/9/8/chartex" xmlns:cx2="http://schemas.microsoft.com/office/drawing/2015/10/21/chartex" xmlns:cx3="http://schemas.microsoft.com/office/drawing/2016/5/9/chartex" xmlns:cx4="http://schemas.microsoft.com/office/drawing/2016/5/10/chartex" xmlns:cx5="http://schemas.microsoft.com/office/drawing/2016/5/11/chartex" xmlns:cx6="http://schemas.microsoft.com/office/drawing/2016/5/12/chartex" xmlns:cx7="http://schemas.microsoft.com/office/drawing/2016/5/13/chartex" xmlns:cx8="http://schemas.microsoft.com/office/drawing/2016/5/14/chartex" xmlns:mc="http://schemas.openxmlformats.org/markup-compatibility/2006" xmlns:aink="http://schemas.microsoft.com/office/drawing/2016/ink" xmlns:am3d="http://schemas.microsoft.com/office/drawing/2017/model3d" xmlns:o="urn:schemas-microsoft-com:office:office" xmlns:oel="http://schemas.microsoft.com/office/2019/extlst" xmlns:r="http://schemas.openxmlformats.org/officeDocument/2006/relationships" xmlns:m="http://schemas.openxmlformats.org/officeDocument/2006/math" xmlns:v="urn:schemas-microsoft-com:vml" xmlns:wp14="http://schemas.microsoft.com/office/word/2010/wordprocessingDrawing" xmlns:wp="http://schemas.openxmlformats.org/drawingml/2006/wordprocessingDrawing" xmlns:w10="urn:schemas-microsoft-com:office:word" xmlns:w="http://schemas.openxmlformats.org/wordprocessingml/2006/main" xmlns:w14="http://schemas.microsoft.com/office/word/2010/wordml" xmlns:w15="http://schemas.microsoft.com/office/word/2012/wordml" xmlns:w16cex="http://schemas.microsoft.com/office/word/2018/wordml/cex" xmlns:w16cid="http://schemas.microsoft.com/office/word/2016/wordml/cid" xmlns:w16="http://schemas.microsoft.com/office/word/2018/wordml" xmlns:w16du="http://schemas.microsoft.com/office/word/2023/wordml/word16du" xmlns:w16sdtdh="http://schemas.microsoft.com/office/word/2020/wordml/sdtdatahash" xmlns:w16sdtfl="http://schemas.microsoft.com/office/word/2024/wordml/sdtformatlock" xmlns:w16se="http://schemas.microsoft.com/office/word/2015/wordml/symex" xmlns:wpg="http://schemas.microsoft.com/office/word/2010/wordprocessingGroup" xmlns:wpi="http://schemas.microsoft.com/office/word/2010/wordprocessingInk" xmlns:wne="http://schemas.microsoft.com/office/word/2006/wordml" xmlns:wps="http://schemas.microsoft.com/office/word/2010/wordprocessingShape" mc:Ignorable="w14 w15 w16se w16cid w16 w16cex w16sdtdh w16sdtfl w16du wp14">
   <w15:commentEx w15:paraId="4329BF8D" w15:done="0"/>
-  <w15:commentEx w15:paraId="2247C23B" w15:done="0"/>
 </w15:commentsEx>
 </file>
 
 <file path=word/commentsIds.xml><?xml version="1.0" encoding="utf-8"?>
 <w16cid:commentsIds xmlns:wpc="http://schemas.microsoft.com/office/word/2010/wordprocessingCanvas" xmlns:cx="http://schemas.microsoft.com/office/drawing/2014/chartex" xmlns:cx1="http://schemas.microsoft.com/office/drawing/2015/9/8/chartex" xmlns:cx2="http://schemas.microsoft.com/office/drawing/2015/10/21/chartex" xmlns:cx3="http://schemas.microsoft.com/office/drawing/2016/5/9/chartex" xmlns:cx4="http://schemas.microsoft.com/office/drawing/2016/5/10/chartex" xmlns:cx5="http://schemas.microsoft.com/office/drawing/2016/5/11/chartex" xmlns:cx6="http://schemas.microsoft.com/office/drawing/2016/5/12/chartex" xmlns:cx7="http://schemas.microsoft.com/office/drawing/2016/5/13/chartex" xmlns:cx8="http://schemas.microsoft.com/office/drawing/2016/5/14/chartex" xmlns:mc="http://schemas.openxmlformats.org/markup-compatibility/2006" xmlns:aink="http://schemas.microsoft.com/office/drawing/2016/ink" xmlns:am3d="http://schemas.microsoft.com/office/drawing/2017/model3d" xmlns:o="urn:schemas-microsoft-com:office:office" xmlns:oel="http://schemas.microsoft.com/office/2019/extlst" xmlns:r="http://schemas.openxmlformats.org/officeDocument/2006/relationships" xmlns:m="http://schemas.openxmlformats.org/officeDocument/2006/math" xmlns:v="urn:schemas-microsoft-com:vml" xmlns:wp14="http://schemas.microsoft.com/office/word/2010/wordprocessingDrawing" xmlns:wp="http://schemas.openxmlformats.org/drawingml/2006/wordprocessingDrawing" xmlns:w10="urn:schemas-microsoft-com:office:word" xmlns:w="http://schemas.openxmlformats.org/wordprocessingml/2006/main" xmlns:w14="http://schemas.microsoft.com/office/word/2010/wordml" xmlns:w15="http://schemas.microsoft.com/office/word/2012/wordml" xmlns:w16cex="http://schemas.microsoft.com/office/word/2018/wordml/cex" xmlns:w16cid="http://schemas.microsoft.com/office/word/2016/wordml/cid" xmlns:w16="http://schemas.microsoft.com/office/word/2018/wordml" xmlns:w16du="http://schemas.microsoft.com/office/word/2023/wordml/word16du" xmlns:w16sdtdh="http://schemas.microsoft.com/office/word/2020/wordml/sdtdatahash" xmlns:w16sdtfl="http://schemas.microsoft.com/office/word/2024/wordml/sdtformatlock" xmlns:w16se="http://schemas.microsoft.com/office/word/2015/wordml/symex" xmlns:wpg="http://schemas.microsoft.com/office/word/2010/wordprocessingGroup" xmlns:wpi="http://schemas.microsoft.com/office/word/2010/wordprocessingInk" xmlns:wne="http://schemas.microsoft.com/office/word/2006/wordml" xmlns:wps="http://schemas.microsoft.com/office/word/2010/wordprocessingShape" mc:Ignorable="w14 w15 w16se w16cid w16 w16cex w16sdtdh w16sdtfl w16du wp14">
   <w16cid:commentId w16cid:paraId="4329BF8D" w16cid:durableId="4329BF8D"/>
-  <w16cid:commentId w16cid:paraId="2247C23B" w16cid:durableId="2247C23B"/>
 </w16cid:commentsIds>
 </file>
 
@@ -56175,6 +56652,119 @@
     </w:lvl>
   </w:abstractNum>
   <w:abstractNum w:abstractNumId="2" w15:restartNumberingAfterBreak="0">
+    <w:nsid w:val="142761C0"/>
+    <w:multiLevelType w:val="multilevel"/>
+    <w:tmpl w:val="DF0EBF6A"/>
+    <w:lvl w:ilvl="0">
+      <w:start w:val="3"/>
+      <w:numFmt w:val="decimal"/>
+      <w:lvlText w:val="%1"/>
+      <w:lvlJc w:val="left"/>
+      <w:pPr>
+        <w:ind w:left="576" w:hanging="576"/>
+      </w:pPr>
+      <w:rPr>
+        <w:rFonts w:hint="default"/>
+      </w:rPr>
+    </w:lvl>
+    <w:lvl w:ilvl="1">
+      <w:start w:val="3"/>
+      <w:numFmt w:val="decimal"/>
+      <w:lvlText w:val="%1.%2"/>
+      <w:lvlJc w:val="left"/>
+      <w:pPr>
+        <w:ind w:left="576" w:hanging="576"/>
+      </w:pPr>
+      <w:rPr>
+        <w:rFonts w:hint="default"/>
+      </w:rPr>
+    </w:lvl>
+    <w:lvl w:ilvl="2">
+      <w:start w:val="1"/>
+      <w:numFmt w:val="decimal"/>
+      <w:lvlText w:val="%1.%2.%3"/>
+      <w:lvlJc w:val="left"/>
+      <w:pPr>
+        <w:ind w:left="720" w:hanging="720"/>
+      </w:pPr>
+      <w:rPr>
+        <w:rFonts w:hint="default"/>
+      </w:rPr>
+    </w:lvl>
+    <w:lvl w:ilvl="3">
+      <w:start w:val="1"/>
+      <w:numFmt w:val="decimal"/>
+      <w:lvlText w:val="%1.%2.%3.%4"/>
+      <w:lvlJc w:val="left"/>
+      <w:pPr>
+        <w:ind w:left="720" w:hanging="720"/>
+      </w:pPr>
+      <w:rPr>
+        <w:rFonts w:hint="default"/>
+      </w:rPr>
+    </w:lvl>
+    <w:lvl w:ilvl="4">
+      <w:start w:val="1"/>
+      <w:numFmt w:val="decimal"/>
+      <w:lvlText w:val="%1.%2.%3.%4.%5"/>
+      <w:lvlJc w:val="left"/>
+      <w:pPr>
+        <w:ind w:left="1080" w:hanging="1080"/>
+      </w:pPr>
+      <w:rPr>
+        <w:rFonts w:hint="default"/>
+      </w:rPr>
+    </w:lvl>
+    <w:lvl w:ilvl="5">
+      <w:start w:val="1"/>
+      <w:numFmt w:val="decimal"/>
+      <w:lvlText w:val="%1.%2.%3.%4.%5.%6"/>
+      <w:lvlJc w:val="left"/>
+      <w:pPr>
+        <w:ind w:left="1080" w:hanging="1080"/>
+      </w:pPr>
+      <w:rPr>
+        <w:rFonts w:hint="default"/>
+      </w:rPr>
+    </w:lvl>
+    <w:lvl w:ilvl="6">
+      <w:start w:val="1"/>
+      <w:numFmt w:val="decimal"/>
+      <w:lvlText w:val="%1.%2.%3.%4.%5.%6.%7"/>
+      <w:lvlJc w:val="left"/>
+      <w:pPr>
+        <w:ind w:left="1440" w:hanging="1440"/>
+      </w:pPr>
+      <w:rPr>
+        <w:rFonts w:hint="default"/>
+      </w:rPr>
+    </w:lvl>
+    <w:lvl w:ilvl="7">
+      <w:start w:val="1"/>
+      <w:numFmt w:val="decimal"/>
+      <w:lvlText w:val="%1.%2.%3.%4.%5.%6.%7.%8"/>
+      <w:lvlJc w:val="left"/>
+      <w:pPr>
+        <w:ind w:left="1440" w:hanging="1440"/>
+      </w:pPr>
+      <w:rPr>
+        <w:rFonts w:hint="default"/>
+      </w:rPr>
+    </w:lvl>
+    <w:lvl w:ilvl="8">
+      <w:start w:val="1"/>
+      <w:numFmt w:val="decimal"/>
+      <w:lvlText w:val="%1.%2.%3.%4.%5.%6.%7.%8.%9"/>
+      <w:lvlJc w:val="left"/>
+      <w:pPr>
+        <w:ind w:left="1800" w:hanging="1800"/>
+      </w:pPr>
+      <w:rPr>
+        <w:rFonts w:hint="default"/>
+      </w:rPr>
+    </w:lvl>
+  </w:abstractNum>
+  <w:abstractNum w:abstractNumId="3" w15:restartNumberingAfterBreak="0">
     <w:nsid w:val="1AC65999"/>
     <w:multiLevelType w:val="multilevel"/>
     <w:tmpl w:val="DF0EBF6A"/>
@@ -56287,7 +56877,7 @@
       </w:rPr>
     </w:lvl>
   </w:abstractNum>
-  <w:abstractNum w:abstractNumId="3" w15:restartNumberingAfterBreak="0">
+  <w:abstractNum w:abstractNumId="4" w15:restartNumberingAfterBreak="0">
     <w:nsid w:val="1ACB1A8E"/>
     <w:multiLevelType w:val="hybridMultilevel"/>
     <w:tmpl w:val="8F9CC91A"/>
@@ -56376,7 +56966,7 @@
       </w:pPr>
     </w:lvl>
   </w:abstractNum>
-  <w:abstractNum w:abstractNumId="4" w15:restartNumberingAfterBreak="0">
+  <w:abstractNum w:abstractNumId="5" w15:restartNumberingAfterBreak="0">
     <w:nsid w:val="1D95080B"/>
     <w:multiLevelType w:val="hybridMultilevel"/>
     <w:tmpl w:val="A4CCAF3E"/>
@@ -56466,7 +57056,7 @@
       </w:pPr>
     </w:lvl>
   </w:abstractNum>
-  <w:abstractNum w:abstractNumId="5" w15:restartNumberingAfterBreak="0">
+  <w:abstractNum w:abstractNumId="6" w15:restartNumberingAfterBreak="0">
     <w:nsid w:val="38D87F33"/>
     <w:multiLevelType w:val="hybridMultilevel"/>
     <w:tmpl w:val="CCCEA58C"/>
@@ -56555,7 +57145,96 @@
       </w:pPr>
     </w:lvl>
   </w:abstractNum>
-  <w:abstractNum w:abstractNumId="6" w15:restartNumberingAfterBreak="0">
+  <w:abstractNum w:abstractNumId="7" w15:restartNumberingAfterBreak="0">
+    <w:nsid w:val="3AB032B5"/>
+    <w:multiLevelType w:val="hybridMultilevel"/>
+    <w:tmpl w:val="E62264D6"/>
+    <w:lvl w:ilvl="0" w:tplc="A7EEF790">
+      <w:start w:val="1"/>
+      <w:numFmt w:val="decimal"/>
+      <w:lvlText w:val="（%1）"/>
+      <w:lvlJc w:val="left"/>
+      <w:pPr>
+        <w:ind w:left="1200" w:hanging="720"/>
+      </w:pPr>
+      <w:rPr>
+        <w:rFonts w:hint="default"/>
+      </w:rPr>
+    </w:lvl>
+    <w:lvl w:ilvl="1" w:tplc="04090019" w:tentative="1">
+      <w:start w:val="1"/>
+      <w:numFmt w:val="lowerLetter"/>
+      <w:lvlText w:val="%2)"/>
+      <w:lvlJc w:val="left"/>
+      <w:pPr>
+        <w:ind w:left="1360" w:hanging="440"/>
+      </w:pPr>
+    </w:lvl>
+    <w:lvl w:ilvl="2" w:tplc="0409001B" w:tentative="1">
+      <w:start w:val="1"/>
+      <w:numFmt w:val="lowerRoman"/>
+      <w:lvlText w:val="%3."/>
+      <w:lvlJc w:val="right"/>
+      <w:pPr>
+        <w:ind w:left="1800" w:hanging="440"/>
+      </w:pPr>
+    </w:lvl>
+    <w:lvl w:ilvl="3" w:tplc="0409000F" w:tentative="1">
+      <w:start w:val="1"/>
+      <w:numFmt w:val="decimal"/>
+      <w:lvlText w:val="%4."/>
+      <w:lvlJc w:val="left"/>
+      <w:pPr>
+        <w:ind w:left="2240" w:hanging="440"/>
+      </w:pPr>
+    </w:lvl>
+    <w:lvl w:ilvl="4" w:tplc="04090019" w:tentative="1">
+      <w:start w:val="1"/>
+      <w:numFmt w:val="lowerLetter"/>
+      <w:lvlText w:val="%5)"/>
+      <w:lvlJc w:val="left"/>
+      <w:pPr>
+        <w:ind w:left="2680" w:hanging="440"/>
+      </w:pPr>
+    </w:lvl>
+    <w:lvl w:ilvl="5" w:tplc="0409001B" w:tentative="1">
+      <w:start w:val="1"/>
+      <w:numFmt w:val="lowerRoman"/>
+      <w:lvlText w:val="%6."/>
+      <w:lvlJc w:val="right"/>
+      <w:pPr>
+        <w:ind w:left="3120" w:hanging="440"/>
+      </w:pPr>
+    </w:lvl>
+    <w:lvl w:ilvl="6" w:tplc="0409000F" w:tentative="1">
+      <w:start w:val="1"/>
+      <w:numFmt w:val="decimal"/>
+      <w:lvlText w:val="%7."/>
+      <w:lvlJc w:val="left"/>
+      <w:pPr>
+        <w:ind w:left="3560" w:hanging="440"/>
+      </w:pPr>
+    </w:lvl>
+    <w:lvl w:ilvl="7" w:tplc="04090019" w:tentative="1">
+      <w:start w:val="1"/>
+      <w:numFmt w:val="lowerLetter"/>
+      <w:lvlText w:val="%8)"/>
+      <w:lvlJc w:val="left"/>
+      <w:pPr>
+        <w:ind w:left="4000" w:hanging="440"/>
+      </w:pPr>
+    </w:lvl>
+    <w:lvl w:ilvl="8" w:tplc="0409001B" w:tentative="1">
+      <w:start w:val="1"/>
+      <w:numFmt w:val="lowerRoman"/>
+      <w:lvlText w:val="%9."/>
+      <w:lvlJc w:val="right"/>
+      <w:pPr>
+        <w:ind w:left="4440" w:hanging="440"/>
+      </w:pPr>
+    </w:lvl>
+  </w:abstractNum>
+  <w:abstractNum w:abstractNumId="8" w15:restartNumberingAfterBreak="0">
     <w:nsid w:val="4635202E"/>
     <w:multiLevelType w:val="multilevel"/>
     <w:tmpl w:val="74F07A62"/>
@@ -56668,7 +57347,7 @@
       </w:rPr>
     </w:lvl>
   </w:abstractNum>
-  <w:abstractNum w:abstractNumId="7" w15:restartNumberingAfterBreak="0">
+  <w:abstractNum w:abstractNumId="9" w15:restartNumberingAfterBreak="0">
     <w:nsid w:val="4A19637C"/>
     <w:multiLevelType w:val="hybridMultilevel"/>
     <w:tmpl w:val="EF785226"/>
@@ -56757,7 +57436,7 @@
       </w:pPr>
     </w:lvl>
   </w:abstractNum>
-  <w:abstractNum w:abstractNumId="8" w15:restartNumberingAfterBreak="0">
+  <w:abstractNum w:abstractNumId="10" w15:restartNumberingAfterBreak="0">
     <w:nsid w:val="4D7254DD"/>
     <w:multiLevelType w:val="hybridMultilevel"/>
     <w:tmpl w:val="938271A8"/>
@@ -56846,7 +57525,7 @@
       </w:pPr>
     </w:lvl>
   </w:abstractNum>
-  <w:abstractNum w:abstractNumId="9" w15:restartNumberingAfterBreak="0">
+  <w:abstractNum w:abstractNumId="11" w15:restartNumberingAfterBreak="0">
     <w:nsid w:val="54DF446B"/>
     <w:multiLevelType w:val="hybridMultilevel"/>
     <w:tmpl w:val="8D30E30E"/>
@@ -56935,7 +57614,7 @@
       </w:pPr>
     </w:lvl>
   </w:abstractNum>
-  <w:abstractNum w:abstractNumId="10" w15:restartNumberingAfterBreak="0">
+  <w:abstractNum w:abstractNumId="12" w15:restartNumberingAfterBreak="0">
     <w:nsid w:val="57F77038"/>
     <w:multiLevelType w:val="hybridMultilevel"/>
     <w:tmpl w:val="364EA8E8"/>
@@ -57024,7 +57703,7 @@
       </w:pPr>
     </w:lvl>
   </w:abstractNum>
-  <w:abstractNum w:abstractNumId="11" w15:restartNumberingAfterBreak="0">
+  <w:abstractNum w:abstractNumId="13" w15:restartNumberingAfterBreak="0">
     <w:nsid w:val="5E80104F"/>
     <w:multiLevelType w:val="multilevel"/>
     <w:tmpl w:val="B94C5194"/>
@@ -57137,7 +57816,7 @@
       </w:rPr>
     </w:lvl>
   </w:abstractNum>
-  <w:abstractNum w:abstractNumId="12" w15:restartNumberingAfterBreak="0">
+  <w:abstractNum w:abstractNumId="14" w15:restartNumberingAfterBreak="0">
     <w:nsid w:val="5E9F4F96"/>
     <w:multiLevelType w:val="hybridMultilevel"/>
     <w:tmpl w:val="ACD4C508"/>
@@ -57226,7 +57905,7 @@
       </w:pPr>
     </w:lvl>
   </w:abstractNum>
-  <w:abstractNum w:abstractNumId="13" w15:restartNumberingAfterBreak="0">
+  <w:abstractNum w:abstractNumId="15" w15:restartNumberingAfterBreak="0">
     <w:nsid w:val="64B53955"/>
     <w:multiLevelType w:val="multilevel"/>
     <w:tmpl w:val="5334512C"/>
@@ -57339,7 +58018,7 @@
       </w:rPr>
     </w:lvl>
   </w:abstractNum>
-  <w:abstractNum w:abstractNumId="14" w15:restartNumberingAfterBreak="0">
+  <w:abstractNum w:abstractNumId="16" w15:restartNumberingAfterBreak="0">
     <w:nsid w:val="66BE5E78"/>
     <w:multiLevelType w:val="hybridMultilevel"/>
     <w:tmpl w:val="FE9E8ABE"/>
@@ -57428,7 +58107,7 @@
       </w:pPr>
     </w:lvl>
   </w:abstractNum>
-  <w:abstractNum w:abstractNumId="15" w15:restartNumberingAfterBreak="0">
+  <w:abstractNum w:abstractNumId="17" w15:restartNumberingAfterBreak="0">
     <w:nsid w:val="6AAD3F96"/>
     <w:multiLevelType w:val="hybridMultilevel"/>
     <w:tmpl w:val="19B0B850"/>
@@ -57517,7 +58196,7 @@
       </w:pPr>
     </w:lvl>
   </w:abstractNum>
-  <w:abstractNum w:abstractNumId="16" w15:restartNumberingAfterBreak="0">
+  <w:abstractNum w:abstractNumId="18" w15:restartNumberingAfterBreak="0">
     <w:nsid w:val="735D7CAD"/>
     <w:multiLevelType w:val="hybridMultilevel"/>
     <w:tmpl w:val="C53E8750"/>
@@ -57607,55 +58286,61 @@
     </w:lvl>
   </w:abstractNum>
   <w:num w:numId="1" w16cid:durableId="741491026">
-    <w:abstractNumId w:val="4"/>
+    <w:abstractNumId w:val="5"/>
   </w:num>
   <w:num w:numId="2" w16cid:durableId="1777938716">
     <w:abstractNumId w:val="1"/>
   </w:num>
   <w:num w:numId="3" w16cid:durableId="1638145039">
+    <w:abstractNumId w:val="10"/>
+  </w:num>
+  <w:num w:numId="4" w16cid:durableId="270211282">
+    <w:abstractNumId w:val="17"/>
+  </w:num>
+  <w:num w:numId="5" w16cid:durableId="1549800649">
+    <w:abstractNumId w:val="9"/>
+  </w:num>
+  <w:num w:numId="6" w16cid:durableId="1464494393">
+    <w:abstractNumId w:val="14"/>
+  </w:num>
+  <w:num w:numId="7" w16cid:durableId="826631926">
     <w:abstractNumId w:val="8"/>
   </w:num>
-  <w:num w:numId="4" w16cid:durableId="270211282">
-    <w:abstractNumId w:val="15"/>
-  </w:num>
-  <w:num w:numId="5" w16cid:durableId="1549800649">
-    <w:abstractNumId w:val="7"/>
-  </w:num>
-  <w:num w:numId="6" w16cid:durableId="1464494393">
-    <w:abstractNumId w:val="12"/>
-  </w:num>
-  <w:num w:numId="7" w16cid:durableId="826631926">
-    <w:abstractNumId w:val="6"/>
-  </w:num>
   <w:num w:numId="8" w16cid:durableId="1125388693">
-    <w:abstractNumId w:val="3"/>
+    <w:abstractNumId w:val="4"/>
   </w:num>
   <w:num w:numId="9" w16cid:durableId="1141773292">
     <w:abstractNumId w:val="0"/>
   </w:num>
   <w:num w:numId="10" w16cid:durableId="1718237679">
-    <w:abstractNumId w:val="10"/>
+    <w:abstractNumId w:val="12"/>
   </w:num>
   <w:num w:numId="11" w16cid:durableId="684403988">
-    <w:abstractNumId w:val="14"/>
+    <w:abstractNumId w:val="16"/>
   </w:num>
   <w:num w:numId="12" w16cid:durableId="2131823442">
+    <w:abstractNumId w:val="13"/>
+  </w:num>
+  <w:num w:numId="13" w16cid:durableId="1735201027">
+    <w:abstractNumId w:val="18"/>
+  </w:num>
+  <w:num w:numId="14" w16cid:durableId="636640299">
     <w:abstractNumId w:val="11"/>
   </w:num>
-  <w:num w:numId="13" w16cid:durableId="1735201027">
-    <w:abstractNumId w:val="16"/>
-  </w:num>
-  <w:num w:numId="14" w16cid:durableId="636640299">
-    <w:abstractNumId w:val="9"/>
-  </w:num>
   <w:num w:numId="15" w16cid:durableId="1223367087">
-    <w:abstractNumId w:val="13"/>
+    <w:abstractNumId w:val="15"/>
   </w:num>
   <w:num w:numId="16" w16cid:durableId="1029915683">
+    <w:abstractNumId w:val="3"/>
+  </w:num>
+  <w:num w:numId="17" w16cid:durableId="53284725">
+    <w:abstractNumId w:val="6"/>
+  </w:num>
+  <w:num w:numId="18" w16cid:durableId="1456173402">
     <w:abstractNumId w:val="2"/>
   </w:num>
-  <w:num w:numId="17" w16cid:durableId="53284725">
-    <w:abstractNumId w:val="5"/>
+  <w:num w:numId="19" w16cid:durableId="512768359">
+    <w:abstractNumId w:val="7"/>
   </w:num>
   <w:numIdMacAtCleanup w:val="16"/>
 </w:numbering>

--- a/基于嵌入式系统的任务调度算法研究.docx
+++ b/基于嵌入式系统的任务调度算法研究.docx
@@ -66,7 +66,7 @@
           <v:shape id="_x0000_i1025" type="#_x0000_t75" style="width:303.55pt;height:78.1pt" o:ole="">
             <v:imagedata r:id="rId8" o:title="" gain="69719f" blacklevel="1966f" grayscale="t" bilevel="t"/>
           </v:shape>
-          <o:OLEObject Type="Embed" ProgID="图像.文件" ShapeID="_x0000_i1025" DrawAspect="Content" ObjectID="_1852899870" r:id="rId9"/>
+          <o:OLEObject Type="Embed" ProgID="图像.文件" ShapeID="_x0000_i1025" DrawAspect="Content" ObjectID="_1852988010" r:id="rId9"/>
         </w:object>
       </w:r>
     </w:p>
@@ -48847,24 +48847,24 @@
       </w:r>
       <m:oMath>
         <m:r>
-          <m:rPr>
-            <m:sty m:val="p"/>
-          </m:rPr>
           <w:rPr>
             <w:rFonts w:ascii="Cambria Math" w:hAnsi="Cambria Math" w:hint="eastAsia"/>
           </w:rPr>
           <m:t>N</m:t>
         </m:r>
         <m:r>
-          <m:rPr>
-            <m:sty m:val="p"/>
-          </m:rPr>
           <w:rPr>
             <w:rFonts w:ascii="Cambria Math" w:hAnsi="Cambria Math"/>
           </w:rPr>
-          <m:t xml:space="preserve"> ×10</m:t>
+          <m:t>×10</m:t>
         </m:r>
       </m:oMath>
+      <w:r>
+        <w:rPr>
+          <w:rFonts w:hint="eastAsia"/>
+        </w:rPr>
+        <w:t xml:space="preserve"> </w:t>
+      </w:r>
       <w:r>
         <w:rPr>
           <w:rFonts w:hint="eastAsia"/>
@@ -49095,7 +49095,7 @@
         <w:rPr>
           <w:rFonts w:hint="eastAsia"/>
         </w:rPr>
-        <w:t>，这是</w:t>
+        <w:t>，</w:t>
       </w:r>
       <w:r>
         <w:rPr>
@@ -49107,8 +49107,10 @@
         <w:rPr>
           <w:rFonts w:hint="eastAsia"/>
         </w:rPr>
-        <w:t>的默认设置。</w:t>
-      </w:r>
+        <w:t>将一个样本中多个线程的特征值转化为一维数组。</w:t>
+      </w:r>
+      <w:bookmarkStart w:id="70" w:name="_GoBack"/>
+      <w:bookmarkEnd w:id="70"/>
     </w:p>
     <w:p>
       <w:pPr>
@@ -50105,7 +50107,7 @@
       <w:pPr>
         <w:pStyle w:val="20"/>
       </w:pPr>
-      <w:bookmarkStart w:id="70" w:name="_Toc242194277"/>
+      <w:bookmarkStart w:id="71" w:name="_Toc242194277"/>
       <w:r>
         <w:t>4</w:t>
       </w:r>
@@ -50160,7 +50162,7 @@
         </w:rPr>
         <w:t>传统调度与深度学习结合</w:t>
       </w:r>
-      <w:bookmarkEnd w:id="70"/>
+      <w:bookmarkEnd w:id="71"/>
     </w:p>
     <w:p>
       <w:pPr>
@@ -50382,7 +50384,7 @@
       <w:pPr>
         <w:pStyle w:val="20"/>
       </w:pPr>
-      <w:bookmarkStart w:id="71" w:name="_Toc242194278"/>
+      <w:bookmarkStart w:id="72" w:name="_Toc242194278"/>
       <w:r>
         <w:lastRenderedPageBreak/>
         <w:t>4</w:t>
@@ -50439,21 +50441,15 @@
         <w:rPr>
           <w:rFonts w:hint="eastAsia"/>
         </w:rPr>
-        <w:t>任务</w:t>
-      </w:r>
-      <w:r>
-        <w:rPr>
-          <w:rFonts w:hint="eastAsia"/>
-        </w:rPr>
-        <w:t>提前</w:t>
-      </w:r>
-      <w:r>
-        <w:rPr>
-          <w:rFonts w:hint="eastAsia"/>
-        </w:rPr>
         <w:t>预测</w:t>
       </w:r>
-      <w:bookmarkEnd w:id="71"/>
+      <w:bookmarkEnd w:id="72"/>
+      <w:r>
+        <w:rPr>
+          <w:rFonts w:hint="eastAsia"/>
+        </w:rPr>
+        <w:t>缓存调度</w:t>
+      </w:r>
     </w:p>
     <w:p>
       <w:pPr>
@@ -50519,13 +50515,7 @@
         <w:t>Predictive Cache</w:t>
       </w:r>
       <w:r>
-        <w:t>）</w:t>
-      </w:r>
-      <w:r>
-        <w:t> </w:t>
-      </w:r>
-      <w:r>
-        <w:t>机制：</w:t>
+        <w:t>）机制：</w:t>
       </w:r>
       <w:r>
         <w:rPr>
@@ -50570,7 +50560,7 @@
         <w:rPr>
           <w:rFonts w:hint="eastAsia"/>
         </w:rPr>
-        <w:t>优先级因素存取</w:t>
+        <w:t>优先级因子提前读取</w:t>
       </w:r>
       <w:r>
         <w:rPr>
@@ -50614,7 +50604,13 @@
         <w:rPr>
           <w:rFonts w:hint="eastAsia"/>
         </w:rPr>
-        <w:t>合理的同步机制。</w:t>
+        <w:t>调度和缓存</w:t>
+      </w:r>
+      <w:r>
+        <w:rPr>
+          <w:rFonts w:hint="eastAsia"/>
+        </w:rPr>
+        <w:t>同步。</w:t>
       </w:r>
     </w:p>
     <w:p>
@@ -50626,47 +50622,58 @@
       <w:pPr>
         <w:ind w:firstLine="480"/>
       </w:pPr>
-      <w:r>
-        <w:rPr>
-          <w:rFonts w:hint="eastAsia"/>
-        </w:rPr>
-        <w:t>经测试，该方法</w:t>
-      </w:r>
-      <w:r>
-        <w:rPr>
-          <w:rFonts w:hint="eastAsia"/>
-        </w:rPr>
-        <w:t>一定程度上减少了调度程序的计算量，</w:t>
-      </w:r>
-      <w:r>
-        <w:rPr>
-          <w:rFonts w:hint="eastAsia"/>
-        </w:rPr>
-        <w:t>调度开销降低</w:t>
-      </w:r>
-      <w:r>
-        <w:rPr>
-          <w:rFonts w:hint="eastAsia"/>
-        </w:rPr>
-        <w:t>2</w:t>
-      </w:r>
-      <w:r>
-        <w:rPr>
-          <w:rFonts w:hint="eastAsia"/>
-        </w:rPr>
-        <w:t>0%</w:t>
-      </w:r>
-      <w:r>
-        <w:rPr>
-          <w:rFonts w:hint="eastAsia"/>
-        </w:rPr>
-        <w:t>。</w:t>
-      </w:r>
-    </w:p>
-    <w:p>
-      <w:pPr>
-        <w:ind w:firstLine="480"/>
-      </w:pPr>
+    </w:p>
+    <w:p>
+      <w:pPr>
+        <w:pStyle w:val="aff0"/>
+        <w:ind w:firstLine="420"/>
+        <w:rPr>
+          <w:rFonts w:ascii="宋体" w:eastAsia="宋体" w:hAnsi="宋体"/>
+          <w:sz w:val="21"/>
+          <w:szCs w:val="21"/>
+        </w:rPr>
+      </w:pPr>
+      <w:r>
+        <w:rPr>
+          <w:rFonts w:ascii="宋体" w:eastAsia="宋体" w:hAnsi="宋体" w:hint="eastAsia"/>
+          <w:sz w:val="21"/>
+          <w:szCs w:val="21"/>
+        </w:rPr>
+        <w:t xml:space="preserve">表 </w:t>
+      </w:r>
+      <w:r>
+        <w:rPr>
+          <w:rFonts w:ascii="Times New Roman" w:eastAsia="宋体" w:hAnsi="Times New Roman"/>
+          <w:sz w:val="21"/>
+          <w:szCs w:val="21"/>
+        </w:rPr>
+        <w:t>4</w:t>
+      </w:r>
+      <w:r>
+        <w:rPr>
+          <w:rFonts w:ascii="Times New Roman" w:eastAsia="宋体" w:hAnsi="Times New Roman"/>
+          <w:sz w:val="21"/>
+          <w:szCs w:val="21"/>
+        </w:rPr>
+        <w:noBreakHyphen/>
+        <w:t>6</w:t>
+      </w:r>
+      <w:r>
+        <w:rPr>
+          <w:rFonts w:ascii="宋体" w:eastAsia="宋体" w:hAnsi="宋体"/>
+          <w:sz w:val="21"/>
+          <w:szCs w:val="21"/>
+        </w:rPr>
+        <w:t xml:space="preserve"> </w:t>
+      </w:r>
+      <w:r>
+        <w:rPr>
+          <w:rFonts w:ascii="宋体" w:eastAsia="宋体" w:hAnsi="宋体" w:hint="eastAsia"/>
+          <w:sz w:val="21"/>
+          <w:szCs w:val="21"/>
+        </w:rPr>
+        <w:t>传统调度与缓存方式计时对比</w:t>
+      </w:r>
     </w:p>
     <w:p>
       <w:pPr>
@@ -50679,17 +50686,18 @@
     <w:tbl>
       <w:tblPr>
         <w:tblStyle w:val="afa"/>
-        <w:tblW w:w="4994" w:type="pct"/>
+        <w:tblW w:w="5000" w:type="pct"/>
         <w:tblLook w:val="04A0" w:firstRow="1" w:lastRow="0" w:firstColumn="1" w:lastColumn="0" w:noHBand="0" w:noVBand="1"/>
       </w:tblPr>
       <w:tblGrid>
-        <w:gridCol w:w="4242"/>
-        <w:gridCol w:w="4242"/>
+        <w:gridCol w:w="2832"/>
+        <w:gridCol w:w="2832"/>
+        <w:gridCol w:w="2830"/>
       </w:tblGrid>
       <w:tr>
         <w:tc>
           <w:tcPr>
-            <w:tcW w:w="2500" w:type="pct"/>
+            <w:tcW w:w="1667" w:type="pct"/>
           </w:tcPr>
           <w:p>
             <w:pPr>
@@ -50702,13 +50710,13 @@
               <w:rPr>
                 <w:rFonts w:hint="eastAsia"/>
               </w:rPr>
-              <w:t>传统方法</w:t>
+              <w:t>传统调度平均耗时</w:t>
             </w:r>
           </w:p>
         </w:tc>
         <w:tc>
           <w:tcPr>
-            <w:tcW w:w="2500" w:type="pct"/>
+            <w:tcW w:w="1667" w:type="pct"/>
           </w:tcPr>
           <w:p>
             <w:pPr>
@@ -50718,7 +50726,38 @@
               <w:rPr>
                 <w:rFonts w:hint="eastAsia"/>
               </w:rPr>
-              <w:t>缓存方式</w:t>
+              <w:t>缓存</w:t>
+            </w:r>
+            <w:r>
+              <w:rPr>
+                <w:rFonts w:hint="eastAsia"/>
+              </w:rPr>
+              <w:t>方式</w:t>
+            </w:r>
+            <w:r>
+              <w:rPr>
+                <w:rFonts w:hint="eastAsia"/>
+              </w:rPr>
+              <w:t>平均耗时</w:t>
+            </w:r>
+          </w:p>
+        </w:tc>
+        <w:tc>
+          <w:tcPr>
+            <w:tcW w:w="1666" w:type="pct"/>
+          </w:tcPr>
+          <w:p>
+            <w:pPr>
+              <w:ind w:firstLineChars="0" w:firstLine="0"/>
+              <w:rPr>
+                <w:rFonts w:hint="eastAsia"/>
+              </w:rPr>
+            </w:pPr>
+            <w:r>
+              <w:rPr>
+                <w:rFonts w:hint="eastAsia"/>
+              </w:rPr>
+              <w:t>调度次数</w:t>
             </w:r>
           </w:p>
         </w:tc>
@@ -50726,7 +50765,7 @@
       <w:tr>
         <w:tc>
           <w:tcPr>
-            <w:tcW w:w="2500" w:type="pct"/>
+            <w:tcW w:w="1667" w:type="pct"/>
           </w:tcPr>
           <w:p>
             <w:pPr>
@@ -50745,7 +50784,7 @@
         </w:tc>
         <w:tc>
           <w:tcPr>
-            <w:tcW w:w="2500" w:type="pct"/>
+            <w:tcW w:w="1667" w:type="pct"/>
           </w:tcPr>
           <w:p>
             <w:pPr>
@@ -50759,6 +50798,28 @@
             </w:r>
             <w:r>
               <w:t>x753d7</w:t>
+            </w:r>
+          </w:p>
+        </w:tc>
+        <w:tc>
+          <w:tcPr>
+            <w:tcW w:w="1666" w:type="pct"/>
+          </w:tcPr>
+          <w:p>
+            <w:pPr>
+              <w:ind w:firstLineChars="0" w:firstLine="0"/>
+              <w:rPr>
+                <w:rFonts w:hint="eastAsia"/>
+              </w:rPr>
+            </w:pPr>
+            <w:r>
+              <w:rPr>
+                <w:rFonts w:hint="eastAsia"/>
+              </w:rPr>
+              <w:t>1</w:t>
+            </w:r>
+            <w:r>
+              <w:t>00</w:t>
             </w:r>
           </w:p>
         </w:tc>
@@ -50766,7 +50827,7 @@
       <w:tr>
         <w:tc>
           <w:tcPr>
-            <w:tcW w:w="2500" w:type="pct"/>
+            <w:tcW w:w="1667" w:type="pct"/>
           </w:tcPr>
           <w:p>
             <w:pPr>
@@ -50785,7 +50846,7 @@
         </w:tc>
         <w:tc>
           <w:tcPr>
-            <w:tcW w:w="2500" w:type="pct"/>
+            <w:tcW w:w="1667" w:type="pct"/>
           </w:tcPr>
           <w:p>
             <w:pPr>
@@ -50799,6 +50860,28 @@
             </w:r>
             <w:r>
               <w:t>x9adb3</w:t>
+            </w:r>
+          </w:p>
+        </w:tc>
+        <w:tc>
+          <w:tcPr>
+            <w:tcW w:w="1666" w:type="pct"/>
+          </w:tcPr>
+          <w:p>
+            <w:pPr>
+              <w:ind w:firstLineChars="0" w:firstLine="0"/>
+              <w:rPr>
+                <w:rFonts w:hint="eastAsia"/>
+              </w:rPr>
+            </w:pPr>
+            <w:r>
+              <w:rPr>
+                <w:rFonts w:hint="eastAsia"/>
+              </w:rPr>
+              <w:t>1</w:t>
+            </w:r>
+            <w:r>
+              <w:t>00</w:t>
             </w:r>
           </w:p>
         </w:tc>
@@ -50806,7 +50889,7 @@
       <w:tr>
         <w:tc>
           <w:tcPr>
-            <w:tcW w:w="2500" w:type="pct"/>
+            <w:tcW w:w="1667" w:type="pct"/>
           </w:tcPr>
           <w:p>
             <w:pPr>
@@ -50825,7 +50908,7 @@
         </w:tc>
         <w:tc>
           <w:tcPr>
-            <w:tcW w:w="2500" w:type="pct"/>
+            <w:tcW w:w="1667" w:type="pct"/>
           </w:tcPr>
           <w:p>
             <w:pPr>
@@ -50839,6 +50922,28 @@
             </w:r>
             <w:r>
               <w:t>xadc96</w:t>
+            </w:r>
+          </w:p>
+        </w:tc>
+        <w:tc>
+          <w:tcPr>
+            <w:tcW w:w="1666" w:type="pct"/>
+          </w:tcPr>
+          <w:p>
+            <w:pPr>
+              <w:ind w:firstLineChars="0" w:firstLine="0"/>
+              <w:rPr>
+                <w:rFonts w:hint="eastAsia"/>
+              </w:rPr>
+            </w:pPr>
+            <w:r>
+              <w:rPr>
+                <w:rFonts w:hint="eastAsia"/>
+              </w:rPr>
+              <w:t>1</w:t>
+            </w:r>
+            <w:r>
+              <w:t>00</w:t>
             </w:r>
           </w:p>
         </w:tc>
@@ -50846,7 +50951,7 @@
       <w:tr>
         <w:tc>
           <w:tcPr>
-            <w:tcW w:w="2500" w:type="pct"/>
+            <w:tcW w:w="1667" w:type="pct"/>
           </w:tcPr>
           <w:p>
             <w:pPr>
@@ -50865,7 +50970,7 @@
         </w:tc>
         <w:tc>
           <w:tcPr>
-            <w:tcW w:w="2500" w:type="pct"/>
+            <w:tcW w:w="1667" w:type="pct"/>
           </w:tcPr>
           <w:p>
             <w:pPr>
@@ -50879,6 +50984,28 @@
             </w:r>
             <w:r>
               <w:t>x7432e</w:t>
+            </w:r>
+          </w:p>
+        </w:tc>
+        <w:tc>
+          <w:tcPr>
+            <w:tcW w:w="1666" w:type="pct"/>
+          </w:tcPr>
+          <w:p>
+            <w:pPr>
+              <w:ind w:firstLineChars="0" w:firstLine="0"/>
+              <w:rPr>
+                <w:rFonts w:hint="eastAsia"/>
+              </w:rPr>
+            </w:pPr>
+            <w:r>
+              <w:rPr>
+                <w:rFonts w:hint="eastAsia"/>
+              </w:rPr>
+              <w:t>1</w:t>
+            </w:r>
+            <w:r>
+              <w:t>00</w:t>
             </w:r>
           </w:p>
         </w:tc>
@@ -50886,7 +51013,7 @@
       <w:tr>
         <w:tc>
           <w:tcPr>
-            <w:tcW w:w="2500" w:type="pct"/>
+            <w:tcW w:w="1667" w:type="pct"/>
           </w:tcPr>
           <w:p>
             <w:pPr>
@@ -50905,7 +51032,7 @@
         </w:tc>
         <w:tc>
           <w:tcPr>
-            <w:tcW w:w="2500" w:type="pct"/>
+            <w:tcW w:w="1667" w:type="pct"/>
           </w:tcPr>
           <w:p>
             <w:pPr>
@@ -50919,6 +51046,28 @@
             </w:r>
             <w:r>
               <w:t>x857d9</w:t>
+            </w:r>
+          </w:p>
+        </w:tc>
+        <w:tc>
+          <w:tcPr>
+            <w:tcW w:w="1666" w:type="pct"/>
+          </w:tcPr>
+          <w:p>
+            <w:pPr>
+              <w:ind w:firstLineChars="0" w:firstLine="0"/>
+              <w:rPr>
+                <w:rFonts w:hint="eastAsia"/>
+              </w:rPr>
+            </w:pPr>
+            <w:r>
+              <w:rPr>
+                <w:rFonts w:hint="eastAsia"/>
+              </w:rPr>
+              <w:t>1</w:t>
+            </w:r>
+            <w:r>
+              <w:t>00</w:t>
             </w:r>
           </w:p>
         </w:tc>
@@ -50926,7 +51075,7 @@
       <w:tr>
         <w:tc>
           <w:tcPr>
-            <w:tcW w:w="2500" w:type="pct"/>
+            <w:tcW w:w="1667" w:type="pct"/>
           </w:tcPr>
           <w:p>
             <w:pPr>
@@ -50945,7 +51094,7 @@
         </w:tc>
         <w:tc>
           <w:tcPr>
-            <w:tcW w:w="2500" w:type="pct"/>
+            <w:tcW w:w="1667" w:type="pct"/>
           </w:tcPr>
           <w:p>
             <w:pPr>
@@ -50959,6 +51108,28 @@
             </w:r>
             <w:r>
               <w:t>x815cb</w:t>
+            </w:r>
+          </w:p>
+        </w:tc>
+        <w:tc>
+          <w:tcPr>
+            <w:tcW w:w="1666" w:type="pct"/>
+          </w:tcPr>
+          <w:p>
+            <w:pPr>
+              <w:ind w:firstLineChars="0" w:firstLine="0"/>
+              <w:rPr>
+                <w:rFonts w:hint="eastAsia"/>
+              </w:rPr>
+            </w:pPr>
+            <w:r>
+              <w:rPr>
+                <w:rFonts w:hint="eastAsia"/>
+              </w:rPr>
+              <w:t>1</w:t>
+            </w:r>
+            <w:r>
+              <w:t>00</w:t>
             </w:r>
           </w:p>
         </w:tc>
@@ -50966,7 +51137,7 @@
       <w:tr>
         <w:tc>
           <w:tcPr>
-            <w:tcW w:w="2500" w:type="pct"/>
+            <w:tcW w:w="1667" w:type="pct"/>
           </w:tcPr>
           <w:p>
             <w:pPr>
@@ -50985,7 +51156,7 @@
         </w:tc>
         <w:tc>
           <w:tcPr>
-            <w:tcW w:w="2500" w:type="pct"/>
+            <w:tcW w:w="1667" w:type="pct"/>
           </w:tcPr>
           <w:p>
             <w:pPr>
@@ -50999,6 +51170,28 @@
             </w:r>
             <w:r>
               <w:t>x7eb67</w:t>
+            </w:r>
+          </w:p>
+        </w:tc>
+        <w:tc>
+          <w:tcPr>
+            <w:tcW w:w="1666" w:type="pct"/>
+          </w:tcPr>
+          <w:p>
+            <w:pPr>
+              <w:ind w:firstLineChars="0" w:firstLine="0"/>
+              <w:rPr>
+                <w:rFonts w:hint="eastAsia"/>
+              </w:rPr>
+            </w:pPr>
+            <w:r>
+              <w:rPr>
+                <w:rFonts w:hint="eastAsia"/>
+              </w:rPr>
+              <w:t>1</w:t>
+            </w:r>
+            <w:r>
+              <w:t>00</w:t>
             </w:r>
           </w:p>
         </w:tc>
@@ -51006,7 +51199,7 @@
       <w:tr>
         <w:tc>
           <w:tcPr>
-            <w:tcW w:w="2500" w:type="pct"/>
+            <w:tcW w:w="1667" w:type="pct"/>
           </w:tcPr>
           <w:p>
             <w:pPr>
@@ -51025,7 +51218,7 @@
         </w:tc>
         <w:tc>
           <w:tcPr>
-            <w:tcW w:w="2500" w:type="pct"/>
+            <w:tcW w:w="1667" w:type="pct"/>
           </w:tcPr>
           <w:p>
             <w:pPr>
@@ -51039,6 +51232,28 @@
             </w:r>
             <w:r>
               <w:t>x7ab2e</w:t>
+            </w:r>
+          </w:p>
+        </w:tc>
+        <w:tc>
+          <w:tcPr>
+            <w:tcW w:w="1666" w:type="pct"/>
+          </w:tcPr>
+          <w:p>
+            <w:pPr>
+              <w:ind w:firstLineChars="0" w:firstLine="0"/>
+              <w:rPr>
+                <w:rFonts w:hint="eastAsia"/>
+              </w:rPr>
+            </w:pPr>
+            <w:r>
+              <w:rPr>
+                <w:rFonts w:hint="eastAsia"/>
+              </w:rPr>
+              <w:t>1</w:t>
+            </w:r>
+            <w:r>
+              <w:t>00</w:t>
             </w:r>
           </w:p>
         </w:tc>
@@ -51046,7 +51261,7 @@
       <w:tr>
         <w:tc>
           <w:tcPr>
-            <w:tcW w:w="2500" w:type="pct"/>
+            <w:tcW w:w="1667" w:type="pct"/>
           </w:tcPr>
           <w:p>
             <w:pPr>
@@ -51065,7 +51280,7 @@
         </w:tc>
         <w:tc>
           <w:tcPr>
-            <w:tcW w:w="2500" w:type="pct"/>
+            <w:tcW w:w="1667" w:type="pct"/>
           </w:tcPr>
           <w:p>
             <w:pPr>
@@ -51079,6 +51294,28 @@
             </w:r>
             <w:r>
               <w:t>x7e304</w:t>
+            </w:r>
+          </w:p>
+        </w:tc>
+        <w:tc>
+          <w:tcPr>
+            <w:tcW w:w="1666" w:type="pct"/>
+          </w:tcPr>
+          <w:p>
+            <w:pPr>
+              <w:ind w:firstLineChars="0" w:firstLine="0"/>
+              <w:rPr>
+                <w:rFonts w:hint="eastAsia"/>
+              </w:rPr>
+            </w:pPr>
+            <w:r>
+              <w:rPr>
+                <w:rFonts w:hint="eastAsia"/>
+              </w:rPr>
+              <w:t>1</w:t>
+            </w:r>
+            <w:r>
+              <w:t>00</w:t>
             </w:r>
           </w:p>
         </w:tc>
@@ -51086,7 +51323,7 @@
       <w:tr>
         <w:tc>
           <w:tcPr>
-            <w:tcW w:w="2500" w:type="pct"/>
+            <w:tcW w:w="1667" w:type="pct"/>
           </w:tcPr>
           <w:p>
             <w:pPr>
@@ -51105,7 +51342,7 @@
         </w:tc>
         <w:tc>
           <w:tcPr>
-            <w:tcW w:w="2500" w:type="pct"/>
+            <w:tcW w:w="1667" w:type="pct"/>
           </w:tcPr>
           <w:p>
             <w:pPr>
@@ -51120,426 +51357,28 @@
             <w:r>
               <w:t>x77894</w:t>
             </w:r>
-            <w:bookmarkStart w:id="72" w:name="_GoBack"/>
-            <w:bookmarkEnd w:id="72"/>
           </w:p>
         </w:tc>
-      </w:tr>
-      <w:tr>
         <w:tc>
           <w:tcPr>
-            <w:tcW w:w="2500" w:type="pct"/>
+            <w:tcW w:w="1666" w:type="pct"/>
           </w:tcPr>
           <w:p>
             <w:pPr>
               <w:ind w:firstLineChars="0" w:firstLine="0"/>
+              <w:rPr>
+                <w:rFonts w:hint="eastAsia"/>
+              </w:rPr>
             </w:pPr>
-          </w:p>
-        </w:tc>
-        <w:tc>
-          <w:tcPr>
-            <w:tcW w:w="2500" w:type="pct"/>
-          </w:tcPr>
-          <w:p>
-            <w:pPr>
-              <w:ind w:firstLineChars="0" w:firstLine="0"/>
-            </w:pPr>
-          </w:p>
-        </w:tc>
-      </w:tr>
-      <w:tr>
-        <w:tc>
-          <w:tcPr>
-            <w:tcW w:w="2500" w:type="pct"/>
-          </w:tcPr>
-          <w:p>
-            <w:pPr>
-              <w:ind w:firstLineChars="0" w:firstLine="0"/>
-            </w:pPr>
-          </w:p>
-        </w:tc>
-        <w:tc>
-          <w:tcPr>
-            <w:tcW w:w="2500" w:type="pct"/>
-          </w:tcPr>
-          <w:p>
-            <w:pPr>
-              <w:ind w:firstLineChars="0" w:firstLine="0"/>
-            </w:pPr>
-          </w:p>
-        </w:tc>
-      </w:tr>
-      <w:tr>
-        <w:tc>
-          <w:tcPr>
-            <w:tcW w:w="2500" w:type="pct"/>
-          </w:tcPr>
-          <w:p>
-            <w:pPr>
-              <w:ind w:firstLineChars="0" w:firstLine="0"/>
-            </w:pPr>
-          </w:p>
-        </w:tc>
-        <w:tc>
-          <w:tcPr>
-            <w:tcW w:w="2500" w:type="pct"/>
-          </w:tcPr>
-          <w:p>
-            <w:pPr>
-              <w:ind w:firstLineChars="0" w:firstLine="0"/>
-            </w:pPr>
-          </w:p>
-        </w:tc>
-      </w:tr>
-      <w:tr>
-        <w:tc>
-          <w:tcPr>
-            <w:tcW w:w="2500" w:type="pct"/>
-          </w:tcPr>
-          <w:p>
-            <w:pPr>
-              <w:ind w:firstLineChars="0" w:firstLine="0"/>
-            </w:pPr>
-          </w:p>
-        </w:tc>
-        <w:tc>
-          <w:tcPr>
-            <w:tcW w:w="2500" w:type="pct"/>
-          </w:tcPr>
-          <w:p>
-            <w:pPr>
-              <w:ind w:firstLineChars="0" w:firstLine="0"/>
-            </w:pPr>
-          </w:p>
-        </w:tc>
-      </w:tr>
-      <w:tr>
-        <w:tc>
-          <w:tcPr>
-            <w:tcW w:w="2500" w:type="pct"/>
-          </w:tcPr>
-          <w:p>
-            <w:pPr>
-              <w:ind w:firstLineChars="0" w:firstLine="0"/>
-            </w:pPr>
-          </w:p>
-        </w:tc>
-        <w:tc>
-          <w:tcPr>
-            <w:tcW w:w="2500" w:type="pct"/>
-          </w:tcPr>
-          <w:p>
-            <w:pPr>
-              <w:ind w:firstLineChars="0" w:firstLine="0"/>
-            </w:pPr>
-          </w:p>
-        </w:tc>
-      </w:tr>
-      <w:tr>
-        <w:tc>
-          <w:tcPr>
-            <w:tcW w:w="2500" w:type="pct"/>
-          </w:tcPr>
-          <w:p>
-            <w:pPr>
-              <w:ind w:firstLineChars="0" w:firstLine="0"/>
-            </w:pPr>
-          </w:p>
-        </w:tc>
-        <w:tc>
-          <w:tcPr>
-            <w:tcW w:w="2500" w:type="pct"/>
-          </w:tcPr>
-          <w:p>
-            <w:pPr>
-              <w:ind w:firstLineChars="0" w:firstLine="0"/>
-            </w:pPr>
-          </w:p>
-        </w:tc>
-      </w:tr>
-      <w:tr>
-        <w:tc>
-          <w:tcPr>
-            <w:tcW w:w="2500" w:type="pct"/>
-          </w:tcPr>
-          <w:p>
-            <w:pPr>
-              <w:ind w:firstLineChars="0" w:firstLine="0"/>
-            </w:pPr>
-          </w:p>
-        </w:tc>
-        <w:tc>
-          <w:tcPr>
-            <w:tcW w:w="2500" w:type="pct"/>
-          </w:tcPr>
-          <w:p>
-            <w:pPr>
-              <w:ind w:firstLineChars="0" w:firstLine="0"/>
-            </w:pPr>
-          </w:p>
-        </w:tc>
-      </w:tr>
-      <w:tr>
-        <w:tc>
-          <w:tcPr>
-            <w:tcW w:w="2500" w:type="pct"/>
-          </w:tcPr>
-          <w:p>
-            <w:pPr>
-              <w:ind w:firstLineChars="0" w:firstLine="0"/>
-            </w:pPr>
-          </w:p>
-        </w:tc>
-        <w:tc>
-          <w:tcPr>
-            <w:tcW w:w="2500" w:type="pct"/>
-          </w:tcPr>
-          <w:p>
-            <w:pPr>
-              <w:ind w:firstLineChars="0" w:firstLine="0"/>
-            </w:pPr>
-          </w:p>
-        </w:tc>
-      </w:tr>
-      <w:tr>
-        <w:tc>
-          <w:tcPr>
-            <w:tcW w:w="2500" w:type="pct"/>
-          </w:tcPr>
-          <w:p>
-            <w:pPr>
-              <w:ind w:firstLineChars="0" w:firstLine="0"/>
-            </w:pPr>
-          </w:p>
-        </w:tc>
-        <w:tc>
-          <w:tcPr>
-            <w:tcW w:w="2500" w:type="pct"/>
-          </w:tcPr>
-          <w:p>
-            <w:pPr>
-              <w:ind w:firstLineChars="0" w:firstLine="0"/>
-            </w:pPr>
-          </w:p>
-        </w:tc>
-      </w:tr>
-      <w:tr>
-        <w:tc>
-          <w:tcPr>
-            <w:tcW w:w="2500" w:type="pct"/>
-          </w:tcPr>
-          <w:p>
-            <w:pPr>
-              <w:ind w:firstLineChars="0" w:firstLine="0"/>
-            </w:pPr>
-          </w:p>
-        </w:tc>
-        <w:tc>
-          <w:tcPr>
-            <w:tcW w:w="2500" w:type="pct"/>
-          </w:tcPr>
-          <w:p>
-            <w:pPr>
-              <w:ind w:firstLineChars="0" w:firstLine="0"/>
-            </w:pPr>
-          </w:p>
-        </w:tc>
-      </w:tr>
-      <w:tr>
-        <w:tc>
-          <w:tcPr>
-            <w:tcW w:w="2500" w:type="pct"/>
-          </w:tcPr>
-          <w:p>
-            <w:pPr>
-              <w:ind w:firstLineChars="0" w:firstLine="0"/>
-            </w:pPr>
-          </w:p>
-        </w:tc>
-        <w:tc>
-          <w:tcPr>
-            <w:tcW w:w="2500" w:type="pct"/>
-          </w:tcPr>
-          <w:p>
-            <w:pPr>
-              <w:ind w:firstLineChars="0" w:firstLine="0"/>
-            </w:pPr>
-          </w:p>
-        </w:tc>
-      </w:tr>
-      <w:tr>
-        <w:tc>
-          <w:tcPr>
-            <w:tcW w:w="2500" w:type="pct"/>
-          </w:tcPr>
-          <w:p>
-            <w:pPr>
-              <w:ind w:firstLineChars="0" w:firstLine="0"/>
-            </w:pPr>
-          </w:p>
-        </w:tc>
-        <w:tc>
-          <w:tcPr>
-            <w:tcW w:w="2500" w:type="pct"/>
-          </w:tcPr>
-          <w:p>
-            <w:pPr>
-              <w:ind w:firstLineChars="0" w:firstLine="0"/>
-            </w:pPr>
-          </w:p>
-        </w:tc>
-      </w:tr>
-      <w:tr>
-        <w:tc>
-          <w:tcPr>
-            <w:tcW w:w="2500" w:type="pct"/>
-          </w:tcPr>
-          <w:p>
-            <w:pPr>
-              <w:ind w:firstLineChars="0" w:firstLine="0"/>
-            </w:pPr>
-          </w:p>
-        </w:tc>
-        <w:tc>
-          <w:tcPr>
-            <w:tcW w:w="2500" w:type="pct"/>
-          </w:tcPr>
-          <w:p>
-            <w:pPr>
-              <w:ind w:firstLineChars="0" w:firstLine="0"/>
-            </w:pPr>
-          </w:p>
-        </w:tc>
-      </w:tr>
-      <w:tr>
-        <w:tc>
-          <w:tcPr>
-            <w:tcW w:w="2500" w:type="pct"/>
-          </w:tcPr>
-          <w:p>
-            <w:pPr>
-              <w:ind w:firstLineChars="0" w:firstLine="0"/>
-            </w:pPr>
-          </w:p>
-        </w:tc>
-        <w:tc>
-          <w:tcPr>
-            <w:tcW w:w="2500" w:type="pct"/>
-          </w:tcPr>
-          <w:p>
-            <w:pPr>
-              <w:ind w:firstLineChars="0" w:firstLine="0"/>
-            </w:pPr>
-          </w:p>
-        </w:tc>
-      </w:tr>
-      <w:tr>
-        <w:tc>
-          <w:tcPr>
-            <w:tcW w:w="2500" w:type="pct"/>
-          </w:tcPr>
-          <w:p>
-            <w:pPr>
-              <w:ind w:firstLineChars="0" w:firstLine="0"/>
-            </w:pPr>
-          </w:p>
-        </w:tc>
-        <w:tc>
-          <w:tcPr>
-            <w:tcW w:w="2500" w:type="pct"/>
-          </w:tcPr>
-          <w:p>
-            <w:pPr>
-              <w:ind w:firstLineChars="0" w:firstLine="0"/>
-            </w:pPr>
-          </w:p>
-        </w:tc>
-      </w:tr>
-      <w:tr>
-        <w:tc>
-          <w:tcPr>
-            <w:tcW w:w="2500" w:type="pct"/>
-          </w:tcPr>
-          <w:p>
-            <w:pPr>
-              <w:ind w:firstLineChars="0" w:firstLine="0"/>
-            </w:pPr>
-          </w:p>
-        </w:tc>
-        <w:tc>
-          <w:tcPr>
-            <w:tcW w:w="2500" w:type="pct"/>
-          </w:tcPr>
-          <w:p>
-            <w:pPr>
-              <w:ind w:firstLineChars="0" w:firstLine="0"/>
-            </w:pPr>
-          </w:p>
-        </w:tc>
-      </w:tr>
-      <w:tr>
-        <w:tc>
-          <w:tcPr>
-            <w:tcW w:w="2500" w:type="pct"/>
-          </w:tcPr>
-          <w:p>
-            <w:pPr>
-              <w:ind w:firstLineChars="0" w:firstLine="0"/>
-            </w:pPr>
-          </w:p>
-        </w:tc>
-        <w:tc>
-          <w:tcPr>
-            <w:tcW w:w="2500" w:type="pct"/>
-          </w:tcPr>
-          <w:p>
-            <w:pPr>
-              <w:ind w:firstLineChars="0" w:firstLine="0"/>
-            </w:pPr>
-          </w:p>
-        </w:tc>
-      </w:tr>
-      <w:tr>
-        <w:tc>
-          <w:tcPr>
-            <w:tcW w:w="2500" w:type="pct"/>
-          </w:tcPr>
-          <w:p>
-            <w:pPr>
-              <w:ind w:firstLineChars="0" w:firstLine="0"/>
-            </w:pPr>
-          </w:p>
-        </w:tc>
-        <w:tc>
-          <w:tcPr>
-            <w:tcW w:w="2500" w:type="pct"/>
-          </w:tcPr>
-          <w:p>
-            <w:pPr>
-              <w:ind w:firstLineChars="0" w:firstLine="0"/>
-            </w:pPr>
-          </w:p>
-        </w:tc>
-      </w:tr>
-      <w:tr>
-        <w:tc>
-          <w:tcPr>
-            <w:tcW w:w="2500" w:type="pct"/>
-          </w:tcPr>
-          <w:p>
-            <w:pPr>
-              <w:ind w:firstLineChars="0" w:firstLine="0"/>
-            </w:pPr>
-          </w:p>
-        </w:tc>
-        <w:tc>
-          <w:tcPr>
-            <w:tcW w:w="2500" w:type="pct"/>
-          </w:tcPr>
-          <w:p>
-            <w:pPr>
-              <w:ind w:firstLineChars="0" w:firstLine="0"/>
-            </w:pPr>
+            <w:r>
+              <w:rPr>
+                <w:rFonts w:hint="eastAsia"/>
+              </w:rPr>
+              <w:t>1</w:t>
+            </w:r>
+            <w:r>
+              <w:t>00</w:t>
+            </w:r>
           </w:p>
         </w:tc>
       </w:tr>
@@ -51552,7 +51391,51 @@
     <w:p>
       <w:pPr>
         <w:ind w:firstLine="480"/>
-      </w:pPr>
+        <w:rPr>
+          <w:rFonts w:hint="eastAsia"/>
+        </w:rPr>
+      </w:pPr>
+    </w:p>
+    <w:p>
+      <w:pPr>
+        <w:ind w:firstLine="480"/>
+        <w:rPr>
+          <w:rFonts w:hint="eastAsia"/>
+        </w:rPr>
+      </w:pPr>
+      <w:r>
+        <w:rPr>
+          <w:rFonts w:hint="eastAsia"/>
+        </w:rPr>
+        <w:t>通过读取</w:t>
+      </w:r>
+      <w:r>
+        <w:rPr>
+          <w:rFonts w:hint="eastAsia"/>
+        </w:rPr>
+        <w:t>CPU</w:t>
+      </w:r>
+      <w:r>
+        <w:rPr>
+          <w:rFonts w:hint="eastAsia"/>
+        </w:rPr>
+        <w:t>内部计数值量化时间消耗，经多轮测试，缓存方式下时间消耗比传统调度减少</w:t>
+      </w:r>
+      <w:r>
+        <w:rPr>
+          <w:rFonts w:hint="eastAsia"/>
+        </w:rPr>
+        <w:t>3</w:t>
+      </w:r>
+      <w:r>
+        <w:t>0%</w:t>
+      </w:r>
+      <w:r>
+        <w:rPr>
+          <w:rFonts w:hint="eastAsia"/>
+        </w:rPr>
+        <w:t>以上。</w:t>
+      </w:r>
     </w:p>
     <w:p>
       <w:pPr>
@@ -55186,7 +55069,7 @@
         <w:rStyle w:val="a6"/>
         <w:noProof/>
       </w:rPr>
-      <w:t>vi</w:t>
+      <w:t>ii</w:t>
     </w:r>
     <w:r>
       <w:rPr>
@@ -55302,7 +55185,7 @@
       <w:rPr>
         <w:noProof/>
       </w:rPr>
-      <w:t>45</w:t>
+      <w:t>44</w:t>
     </w:r>
     <w:r>
       <w:fldChar w:fldCharType="end"/>
@@ -62223,7 +62106,7 @@
 </file>
 
 <file path=customXml/itemProps1.xml><?xml version="1.0" encoding="utf-8"?>
-<ds:datastoreItem xmlns:ds="http://schemas.openxmlformats.org/officeDocument/2006/customXml" ds:itemID="{514BB149-0777-46D2-8FB0-B712A7FE6732}">
+<ds:datastoreItem xmlns:ds="http://schemas.openxmlformats.org/officeDocument/2006/customXml" ds:itemID="{2E9C9B5B-79A5-4F5C-85A0-F84F29D87407}">
   <ds:schemaRefs>
     <ds:schemaRef ds:uri="http://schemas.openxmlformats.org/officeDocument/2006/bibliography"/>
   </ds:schemaRefs>

--- a/基于嵌入式系统的任务调度算法研究.docx
+++ b/基于嵌入式系统的任务调度算法研究.docx
@@ -63,10 +63,10 @@
             <v:path o:extrusionok="f" gradientshapeok="t" o:connecttype="rect"/>
             <o:lock v:ext="edit" aspectratio="t"/>
           </v:shapetype>
-          <v:shape id="_x0000_i1025" type="#_x0000_t75" style="width:303.55pt;height:78.1pt" o:ole="">
+          <v:shape id="_x0000_i1025" type="#_x0000_t75" style="width:303.5pt;height:78pt" o:ole="">
             <v:imagedata r:id="rId8" o:title="" gain="69719f" blacklevel="1966f" grayscale="t" bilevel="t"/>
           </v:shape>
-          <o:OLEObject Type="Embed" ProgID="图像.文件" ShapeID="_x0000_i1025" DrawAspect="Content" ObjectID="_1852988010" r:id="rId9"/>
+          <o:OLEObject Type="Embed" ProgID="图像.文件" ShapeID="_x0000_i1025" DrawAspect="Content" ObjectID="_1853162153" r:id="rId9"/>
         </w:object>
       </w:r>
     </w:p>
@@ -36465,6 +36465,36 @@
         </w:rPr>
         <w:t>函数地址。</w:t>
       </w:r>
+      <w:r>
+        <w:rPr>
+          <w:rFonts w:hint="eastAsia"/>
+        </w:rPr>
+        <w:t>由下图可知，调用</w:t>
+      </w:r>
+      <w:r>
+        <w:rPr>
+          <w:rFonts w:hint="eastAsia"/>
+        </w:rPr>
+        <w:t>Exit</w:t>
+      </w:r>
+      <w:r>
+        <w:t>Thread</w:t>
+      </w:r>
+      <w:r>
+        <w:rPr>
+          <w:rFonts w:hint="eastAsia"/>
+        </w:rPr>
+        <w:t>/Exit</w:t>
+      </w:r>
+      <w:r>
+        <w:t>Process</w:t>
+      </w:r>
+      <w:r>
+        <w:rPr>
+          <w:rFonts w:hint="eastAsia"/>
+        </w:rPr>
+        <w:t>时，相对于初始化入口少一个参数。</w:t>
+      </w:r>
     </w:p>
     <w:p>
       <w:pPr>
@@ -36652,6 +36682,7 @@
         <w:rPr>
           <w:rFonts w:hint="eastAsia"/>
         </w:rPr>
+        <w:lastRenderedPageBreak/>
         <w:t>2.</w:t>
       </w:r>
       <w:r>
@@ -36721,7 +36752,6 @@
         <w:rPr>
           <w:rFonts w:hint="eastAsia"/>
         </w:rPr>
-        <w:lastRenderedPageBreak/>
         <w:t>任务调度的执行</w:t>
       </w:r>
       <w:r>
@@ -38140,7 +38170,14 @@
         <w:rPr>
           <w:rFonts w:hint="eastAsia"/>
         </w:rPr>
-        <w:t>中断重定位位图等</w:t>
+        <w:t>中断重定位</w:t>
+      </w:r>
+      <w:r>
+        <w:rPr>
+          <w:rFonts w:hint="eastAsia"/>
+        </w:rPr>
+        <w:lastRenderedPageBreak/>
+        <w:t>位图等</w:t>
       </w:r>
       <w:r>
         <w:rPr>
@@ -38276,7 +38313,6 @@
         <w:rPr>
           <w:rFonts w:hint="eastAsia"/>
         </w:rPr>
-        <w:lastRenderedPageBreak/>
         <w:t>ES</w:t>
       </w:r>
       <w:r>
@@ -48285,8 +48321,22 @@
         <w:t>个样本，每个样本输入维度为</w:t>
       </w:r>
       <w:r>
-        <w:t xml:space="preserve"> 160</w:t>
-      </w:r>
+        <w:t xml:space="preserve"> </w:t>
+      </w:r>
+      <m:oMath>
+        <m:r>
+          <w:rPr>
+            <w:rFonts w:ascii="Cambria Math" w:hAnsi="Cambria Math" w:hint="eastAsia"/>
+          </w:rPr>
+          <m:t>N</m:t>
+        </m:r>
+        <m:r>
+          <w:rPr>
+            <w:rFonts w:ascii="Cambria Math" w:hAnsi="Cambria Math"/>
+          </w:rPr>
+          <m:t>×10</m:t>
+        </m:r>
+      </m:oMath>
       <w:r>
         <w:t>。训练配置为</w:t>
       </w:r>
@@ -48399,6 +48449,390 @@
     <w:p>
       <w:pPr>
         <w:ind w:firstLineChars="0" w:firstLine="480"/>
+        <w:rPr>
+          <w:rFonts w:hint="eastAsia"/>
+        </w:rPr>
+      </w:pPr>
+    </w:p>
+    <w:p>
+      <w:pPr>
+        <w:pStyle w:val="aff0"/>
+        <w:ind w:firstLine="420"/>
+        <w:rPr>
+          <w:rFonts w:ascii="宋体" w:eastAsia="宋体" w:hAnsi="宋体"/>
+          <w:sz w:val="21"/>
+          <w:szCs w:val="21"/>
+        </w:rPr>
+      </w:pPr>
+      <w:r>
+        <w:rPr>
+          <w:rFonts w:ascii="宋体" w:eastAsia="宋体" w:hAnsi="宋体" w:hint="eastAsia"/>
+          <w:sz w:val="21"/>
+          <w:szCs w:val="21"/>
+        </w:rPr>
+        <w:t>表</w:t>
+      </w:r>
+      <w:r>
+        <w:rPr>
+          <w:rFonts w:ascii="Times New Roman" w:eastAsia="宋体" w:hAnsi="Times New Roman"/>
+          <w:sz w:val="21"/>
+          <w:szCs w:val="21"/>
+        </w:rPr>
+        <w:t xml:space="preserve"> 4-5</w:t>
+      </w:r>
+      <w:r>
+        <w:rPr>
+          <w:rFonts w:ascii="宋体" w:eastAsia="宋体" w:hAnsi="宋体"/>
+          <w:sz w:val="21"/>
+          <w:szCs w:val="21"/>
+        </w:rPr>
+        <w:t xml:space="preserve"> </w:t>
+      </w:r>
+      <w:r>
+        <w:rPr>
+          <w:rFonts w:ascii="宋体" w:eastAsia="宋体" w:hAnsi="宋体" w:hint="eastAsia"/>
+          <w:sz w:val="21"/>
+          <w:szCs w:val="21"/>
+        </w:rPr>
+        <w:t>内存大小和线程数推荐</w:t>
+      </w:r>
+    </w:p>
+    <w:tbl>
+      <w:tblPr>
+        <w:tblStyle w:val="afa"/>
+        <w:tblW w:w="4994" w:type="pct"/>
+        <w:tblLook w:val="04A0" w:firstRow="1" w:lastRow="0" w:firstColumn="1" w:lastColumn="0" w:noHBand="0" w:noVBand="1"/>
+      </w:tblPr>
+      <w:tblGrid>
+        <w:gridCol w:w="4242"/>
+        <w:gridCol w:w="4242"/>
+      </w:tblGrid>
+      <w:tr>
+        <w:tc>
+          <w:tcPr>
+            <w:tcW w:w="2500" w:type="pct"/>
+          </w:tcPr>
+          <w:p>
+            <w:pPr>
+              <w:ind w:firstLineChars="0" w:firstLine="0"/>
+              <w:rPr>
+                <w:rFonts w:hint="eastAsia"/>
+                <w:sz w:val="21"/>
+                <w:szCs w:val="21"/>
+              </w:rPr>
+            </w:pPr>
+            <w:r>
+              <w:rPr>
+                <w:rFonts w:hint="eastAsia"/>
+                <w:sz w:val="21"/>
+                <w:szCs w:val="21"/>
+              </w:rPr>
+              <w:t>线程数</w:t>
+            </w:r>
+          </w:p>
+        </w:tc>
+        <w:tc>
+          <w:tcPr>
+            <w:tcW w:w="2500" w:type="pct"/>
+          </w:tcPr>
+          <w:p>
+            <w:pPr>
+              <w:ind w:firstLineChars="0" w:firstLine="0"/>
+              <w:rPr>
+                <w:rFonts w:hint="eastAsia"/>
+                <w:sz w:val="21"/>
+                <w:szCs w:val="21"/>
+              </w:rPr>
+            </w:pPr>
+            <w:r>
+              <w:rPr>
+                <w:rFonts w:hint="eastAsia"/>
+                <w:sz w:val="21"/>
+                <w:szCs w:val="21"/>
+              </w:rPr>
+              <w:t>内存推荐大小</w:t>
+            </w:r>
+            <w:r>
+              <w:rPr>
+                <w:rFonts w:hint="eastAsia"/>
+                <w:sz w:val="21"/>
+                <w:szCs w:val="21"/>
+              </w:rPr>
+              <w:t>(</w:t>
+            </w:r>
+            <w:r>
+              <w:rPr>
+                <w:sz w:val="21"/>
+                <w:szCs w:val="21"/>
+              </w:rPr>
+              <w:t>M)</w:t>
+            </w:r>
+          </w:p>
+        </w:tc>
+      </w:tr>
+      <w:tr>
+        <w:tc>
+          <w:tcPr>
+            <w:tcW w:w="2500" w:type="pct"/>
+          </w:tcPr>
+          <w:p>
+            <w:pPr>
+              <w:ind w:firstLineChars="0" w:firstLine="0"/>
+              <w:rPr>
+                <w:rFonts w:hint="eastAsia"/>
+                <w:sz w:val="21"/>
+                <w:szCs w:val="21"/>
+              </w:rPr>
+            </w:pPr>
+            <w:r>
+              <w:rPr>
+                <w:rFonts w:hint="eastAsia"/>
+                <w:sz w:val="21"/>
+                <w:szCs w:val="21"/>
+              </w:rPr>
+              <w:t>1</w:t>
+            </w:r>
+            <w:r>
+              <w:rPr>
+                <w:sz w:val="21"/>
+                <w:szCs w:val="21"/>
+              </w:rPr>
+              <w:t>6</w:t>
+            </w:r>
+          </w:p>
+        </w:tc>
+        <w:tc>
+          <w:tcPr>
+            <w:tcW w:w="2500" w:type="pct"/>
+          </w:tcPr>
+          <w:p>
+            <w:pPr>
+              <w:ind w:firstLineChars="0" w:firstLine="0"/>
+              <w:rPr>
+                <w:rFonts w:hint="eastAsia"/>
+                <w:sz w:val="21"/>
+                <w:szCs w:val="21"/>
+              </w:rPr>
+            </w:pPr>
+            <w:r>
+              <w:rPr>
+                <w:rFonts w:hint="eastAsia"/>
+                <w:sz w:val="21"/>
+                <w:szCs w:val="21"/>
+              </w:rPr>
+              <w:t>2</w:t>
+            </w:r>
+            <w:r>
+              <w:rPr>
+                <w:sz w:val="21"/>
+                <w:szCs w:val="21"/>
+              </w:rPr>
+              <w:t>56</w:t>
+            </w:r>
+          </w:p>
+        </w:tc>
+      </w:tr>
+      <w:tr>
+        <w:tc>
+          <w:tcPr>
+            <w:tcW w:w="2500" w:type="pct"/>
+          </w:tcPr>
+          <w:p>
+            <w:pPr>
+              <w:ind w:firstLineChars="0" w:firstLine="0"/>
+              <w:rPr>
+                <w:rFonts w:hint="eastAsia"/>
+                <w:sz w:val="21"/>
+                <w:szCs w:val="21"/>
+              </w:rPr>
+            </w:pPr>
+            <w:r>
+              <w:rPr>
+                <w:rFonts w:hint="eastAsia"/>
+                <w:sz w:val="21"/>
+                <w:szCs w:val="21"/>
+              </w:rPr>
+              <w:t>3</w:t>
+            </w:r>
+            <w:r>
+              <w:rPr>
+                <w:sz w:val="21"/>
+                <w:szCs w:val="21"/>
+              </w:rPr>
+              <w:t>2</w:t>
+            </w:r>
+          </w:p>
+        </w:tc>
+        <w:tc>
+          <w:tcPr>
+            <w:tcW w:w="2500" w:type="pct"/>
+          </w:tcPr>
+          <w:p>
+            <w:pPr>
+              <w:ind w:firstLineChars="0" w:firstLine="0"/>
+              <w:rPr>
+                <w:rFonts w:hint="eastAsia"/>
+                <w:sz w:val="21"/>
+                <w:szCs w:val="21"/>
+              </w:rPr>
+            </w:pPr>
+            <w:r>
+              <w:rPr>
+                <w:rFonts w:hint="eastAsia"/>
+                <w:sz w:val="21"/>
+                <w:szCs w:val="21"/>
+              </w:rPr>
+              <w:t>5</w:t>
+            </w:r>
+            <w:r>
+              <w:rPr>
+                <w:sz w:val="21"/>
+                <w:szCs w:val="21"/>
+              </w:rPr>
+              <w:t>12</w:t>
+            </w:r>
+          </w:p>
+        </w:tc>
+      </w:tr>
+      <w:tr>
+        <w:tc>
+          <w:tcPr>
+            <w:tcW w:w="2500" w:type="pct"/>
+          </w:tcPr>
+          <w:p>
+            <w:pPr>
+              <w:ind w:firstLineChars="0" w:firstLine="0"/>
+              <w:rPr>
+                <w:rFonts w:hint="eastAsia"/>
+                <w:sz w:val="21"/>
+                <w:szCs w:val="21"/>
+              </w:rPr>
+            </w:pPr>
+            <w:r>
+              <w:rPr>
+                <w:rFonts w:hint="eastAsia"/>
+                <w:sz w:val="21"/>
+                <w:szCs w:val="21"/>
+              </w:rPr>
+              <w:t>6</w:t>
+            </w:r>
+            <w:r>
+              <w:rPr>
+                <w:sz w:val="21"/>
+                <w:szCs w:val="21"/>
+              </w:rPr>
+              <w:t>4</w:t>
+            </w:r>
+          </w:p>
+        </w:tc>
+        <w:tc>
+          <w:tcPr>
+            <w:tcW w:w="2500" w:type="pct"/>
+          </w:tcPr>
+          <w:p>
+            <w:pPr>
+              <w:ind w:firstLineChars="0" w:firstLine="0"/>
+              <w:rPr>
+                <w:rFonts w:hint="eastAsia"/>
+                <w:sz w:val="21"/>
+                <w:szCs w:val="21"/>
+              </w:rPr>
+            </w:pPr>
+            <w:r>
+              <w:rPr>
+                <w:rFonts w:hint="eastAsia"/>
+                <w:sz w:val="21"/>
+                <w:szCs w:val="21"/>
+              </w:rPr>
+              <w:t>1</w:t>
+            </w:r>
+            <w:r>
+              <w:rPr>
+                <w:sz w:val="21"/>
+                <w:szCs w:val="21"/>
+              </w:rPr>
+              <w:t>024</w:t>
+            </w:r>
+          </w:p>
+        </w:tc>
+      </w:tr>
+      <w:tr>
+        <w:tc>
+          <w:tcPr>
+            <w:tcW w:w="2500" w:type="pct"/>
+          </w:tcPr>
+          <w:p>
+            <w:pPr>
+              <w:ind w:firstLineChars="0" w:firstLine="0"/>
+              <w:rPr>
+                <w:rFonts w:hint="eastAsia"/>
+                <w:sz w:val="21"/>
+                <w:szCs w:val="21"/>
+              </w:rPr>
+            </w:pPr>
+            <w:r>
+              <w:rPr>
+                <w:rFonts w:hint="eastAsia"/>
+                <w:sz w:val="21"/>
+                <w:szCs w:val="21"/>
+              </w:rPr>
+              <w:t>1</w:t>
+            </w:r>
+            <w:r>
+              <w:rPr>
+                <w:sz w:val="21"/>
+                <w:szCs w:val="21"/>
+              </w:rPr>
+              <w:t>28</w:t>
+            </w:r>
+          </w:p>
+        </w:tc>
+        <w:tc>
+          <w:tcPr>
+            <w:tcW w:w="2500" w:type="pct"/>
+          </w:tcPr>
+          <w:p>
+            <w:pPr>
+              <w:ind w:firstLineChars="0" w:firstLine="0"/>
+              <w:rPr>
+                <w:rFonts w:hint="eastAsia"/>
+                <w:sz w:val="21"/>
+                <w:szCs w:val="21"/>
+              </w:rPr>
+            </w:pPr>
+            <w:r>
+              <w:rPr>
+                <w:rFonts w:hint="eastAsia"/>
+                <w:sz w:val="21"/>
+                <w:szCs w:val="21"/>
+              </w:rPr>
+              <w:t>2</w:t>
+            </w:r>
+            <w:r>
+              <w:rPr>
+                <w:sz w:val="21"/>
+                <w:szCs w:val="21"/>
+              </w:rPr>
+              <w:t>048</w:t>
+            </w:r>
+          </w:p>
+        </w:tc>
+      </w:tr>
+    </w:tbl>
+    <w:p>
+      <w:pPr>
+        <w:ind w:firstLineChars="0" w:firstLine="480"/>
+        <w:rPr>
+          <w:rFonts w:hint="eastAsia"/>
+        </w:rPr>
+      </w:pPr>
+    </w:p>
+    <w:p>
+      <w:pPr>
+        <w:ind w:firstLineChars="0" w:firstLine="480"/>
+        <w:rPr>
+          <w:rFonts w:hint="eastAsia"/>
+        </w:rPr>
       </w:pPr>
     </w:p>
     <w:p>
@@ -49109,8 +49543,6 @@
         </w:rPr>
         <w:t>将一个样本中多个线程的特征值转化为一维数组。</w:t>
       </w:r>
-      <w:bookmarkStart w:id="70" w:name="_GoBack"/>
-      <w:bookmarkEnd w:id="70"/>
     </w:p>
     <w:p>
       <w:pPr>
@@ -49530,7 +49962,14 @@
         <w:rPr>
           <w:rFonts w:hint="eastAsia"/>
         </w:rPr>
-        <w:t>。交叉熵更适合衡量概率分布之间的差异，而</w:t>
+        <w:t>。交叉熵更适合衡量概率分布</w:t>
+      </w:r>
+      <w:r>
+        <w:rPr>
+          <w:rFonts w:hint="eastAsia"/>
+        </w:rPr>
+        <w:lastRenderedPageBreak/>
+        <w:t>之间的差异，而</w:t>
       </w:r>
       <w:r>
         <w:rPr>
@@ -49801,16 +50240,1185 @@
       <w:pPr>
         <w:ind w:firstLine="480"/>
       </w:pPr>
+      <w:r>
+        <w:rPr>
+          <w:rFonts w:hint="eastAsia"/>
+        </w:rPr>
+        <w:t>采样</w:t>
+      </w:r>
+      <w:r>
+        <w:rPr>
+          <w:rFonts w:hint="eastAsia"/>
+        </w:rPr>
+        <w:t>4</w:t>
+      </w:r>
+      <w:r>
+        <w:t>096</w:t>
+      </w:r>
+      <w:r>
+        <w:rPr>
+          <w:rFonts w:hint="eastAsia"/>
+        </w:rPr>
+        <w:t>个样本，线程数</w:t>
+      </w:r>
+      <w:r>
+        <w:rPr>
+          <w:rFonts w:hint="eastAsia"/>
+        </w:rPr>
+        <w:t>1</w:t>
+      </w:r>
+      <w:r>
+        <w:t>6</w:t>
+      </w:r>
+      <w:r>
+        <w:rPr>
+          <w:rFonts w:hint="eastAsia"/>
+        </w:rPr>
+        <w:t>、</w:t>
+      </w:r>
+      <w:r>
+        <w:rPr>
+          <w:rFonts w:hint="eastAsia"/>
+        </w:rPr>
+        <w:t>3</w:t>
+      </w:r>
+      <w:r>
+        <w:t>2</w:t>
+      </w:r>
+      <w:r>
+        <w:rPr>
+          <w:rFonts w:hint="eastAsia"/>
+        </w:rPr>
+        <w:t>、</w:t>
+      </w:r>
+      <w:r>
+        <w:rPr>
+          <w:rFonts w:hint="eastAsia"/>
+        </w:rPr>
+        <w:t>6</w:t>
+      </w:r>
+      <w:r>
+        <w:t>4</w:t>
+      </w:r>
+      <w:r>
+        <w:rPr>
+          <w:rFonts w:hint="eastAsia"/>
+        </w:rPr>
+        <w:t>、</w:t>
+      </w:r>
+      <w:r>
+        <w:rPr>
+          <w:rFonts w:hint="eastAsia"/>
+        </w:rPr>
+        <w:t>1</w:t>
+      </w:r>
+      <w:r>
+        <w:t>28</w:t>
+      </w:r>
+      <w:r>
+        <w:rPr>
+          <w:rFonts w:hint="eastAsia"/>
+        </w:rPr>
+        <w:t>个分别测试，</w:t>
+      </w:r>
+      <w:r>
+        <w:rPr>
+          <w:rFonts w:hint="eastAsia"/>
+        </w:rPr>
+        <w:t>一半数量的线程执行高</w:t>
+      </w:r>
+      <w:r>
+        <w:rPr>
+          <w:rFonts w:hint="eastAsia"/>
+        </w:rPr>
+        <w:t>CPU</w:t>
+      </w:r>
+      <w:r>
+        <w:rPr>
+          <w:rFonts w:hint="eastAsia"/>
+        </w:rPr>
+        <w:t>占用的空转指令、一半线程执行休眠操作，</w:t>
+      </w:r>
+      <w:r>
+        <w:rPr>
+          <w:rFonts w:hint="eastAsia"/>
+        </w:rPr>
+        <w:t>训练中</w:t>
+      </w:r>
+      <w:r>
+        <w:rPr>
+          <w:rFonts w:hint="eastAsia"/>
+        </w:rPr>
+        <w:t>预测</w:t>
+      </w:r>
+      <w:r>
+        <w:rPr>
+          <w:rFonts w:hint="eastAsia"/>
+        </w:rPr>
+        <w:t>错误率均收敛到</w:t>
+      </w:r>
+      <w:r>
+        <w:rPr>
+          <w:rFonts w:hint="eastAsia"/>
+        </w:rPr>
+        <w:t>1</w:t>
+      </w:r>
+      <w:r>
+        <w:t>0%</w:t>
+      </w:r>
+      <w:r>
+        <w:rPr>
+          <w:rFonts w:hint="eastAsia"/>
+        </w:rPr>
+        <w:t>以下，</w:t>
+      </w:r>
+      <w:r>
+        <w:rPr>
+          <w:rFonts w:hint="eastAsia"/>
+        </w:rPr>
+        <w:t>平均准确率超过</w:t>
+      </w:r>
+      <w:r>
+        <w:rPr>
+          <w:rFonts w:hint="eastAsia"/>
+        </w:rPr>
+        <w:t>9</w:t>
+      </w:r>
+      <w:r>
+        <w:t>5%</w:t>
+      </w:r>
+      <w:r>
+        <w:rPr>
+          <w:rFonts w:hint="eastAsia"/>
+        </w:rPr>
+        <w:t>，部分情况下超过</w:t>
+      </w:r>
+      <w:r>
+        <w:rPr>
+          <w:rFonts w:hint="eastAsia"/>
+        </w:rPr>
+        <w:t>9</w:t>
+      </w:r>
+      <w:r>
+        <w:t>9%</w:t>
+      </w:r>
+      <w:r>
+        <w:rPr>
+          <w:rFonts w:hint="eastAsia"/>
+        </w:rPr>
+        <w:t>。</w:t>
+      </w:r>
     </w:p>
     <w:p>
       <w:pPr>
         <w:ind w:firstLine="480"/>
       </w:pPr>
-      <w:r>
-        <w:rPr>
-          <w:rFonts w:hint="eastAsia"/>
-        </w:rPr>
-        <w:t>经过测试，</w:t>
+    </w:p>
+    <w:p>
+      <w:pPr>
+        <w:pStyle w:val="aff0"/>
+        <w:ind w:firstLine="420"/>
+        <w:rPr>
+          <w:sz w:val="21"/>
+          <w:szCs w:val="21"/>
+        </w:rPr>
+      </w:pPr>
+      <w:r>
+        <w:rPr>
+          <w:rFonts w:hint="eastAsia"/>
+          <w:sz w:val="21"/>
+          <w:szCs w:val="21"/>
+        </w:rPr>
+        <w:t>图表</w:t>
+      </w:r>
+      <w:r>
+        <w:rPr>
+          <w:rFonts w:hint="eastAsia"/>
+          <w:sz w:val="21"/>
+          <w:szCs w:val="21"/>
+        </w:rPr>
+        <w:t xml:space="preserve"> </w:t>
+      </w:r>
+      <w:r>
+        <w:rPr>
+          <w:sz w:val="21"/>
+          <w:szCs w:val="21"/>
+        </w:rPr>
+        <w:t xml:space="preserve">4-5 </w:t>
+      </w:r>
+      <w:r>
+        <w:rPr>
+          <w:rFonts w:hint="eastAsia"/>
+          <w:sz w:val="21"/>
+          <w:szCs w:val="21"/>
+        </w:rPr>
+        <w:t>任务调度训练准确率</w:t>
+      </w:r>
+    </w:p>
+    <w:tbl>
+      <w:tblPr>
+        <w:tblStyle w:val="afa"/>
+        <w:tblW w:w="4000" w:type="pct"/>
+        <w:tblLook w:val="04A0" w:firstRow="1" w:lastRow="0" w:firstColumn="1" w:lastColumn="0" w:noHBand="0" w:noVBand="1"/>
+      </w:tblPr>
+      <w:tblGrid>
+        <w:gridCol w:w="1698"/>
+        <w:gridCol w:w="1699"/>
+        <w:gridCol w:w="1699"/>
+        <w:gridCol w:w="1699"/>
+      </w:tblGrid>
+      <w:tr>
+        <w:tc>
+          <w:tcPr>
+            <w:tcW w:w="1249" w:type="pct"/>
+          </w:tcPr>
+          <w:p>
+            <w:pPr>
+              <w:ind w:firstLineChars="0" w:firstLine="0"/>
+              <w:rPr>
+                <w:rFonts w:hint="eastAsia"/>
+                <w:sz w:val="21"/>
+                <w:szCs w:val="21"/>
+              </w:rPr>
+            </w:pPr>
+            <w:r>
+              <w:rPr>
+                <w:rFonts w:hint="eastAsia"/>
+                <w:sz w:val="21"/>
+                <w:szCs w:val="21"/>
+              </w:rPr>
+              <w:t>线程数</w:t>
+            </w:r>
+          </w:p>
+        </w:tc>
+        <w:tc>
+          <w:tcPr>
+            <w:tcW w:w="1250" w:type="pct"/>
+          </w:tcPr>
+          <w:p>
+            <w:pPr>
+              <w:tabs>
+                <w:tab w:val="right" w:pos="1907"/>
+              </w:tabs>
+              <w:ind w:firstLineChars="0" w:firstLine="0"/>
+              <w:rPr>
+                <w:rFonts w:hint="eastAsia"/>
+                <w:sz w:val="21"/>
+                <w:szCs w:val="21"/>
+              </w:rPr>
+            </w:pPr>
+            <w:r>
+              <w:rPr>
+                <w:rFonts w:hint="eastAsia"/>
+                <w:sz w:val="21"/>
+                <w:szCs w:val="21"/>
+              </w:rPr>
+              <w:t>样本数</w:t>
+            </w:r>
+            <w:r>
+              <w:rPr>
+                <w:rFonts w:hint="eastAsia"/>
+                <w:sz w:val="21"/>
+                <w:szCs w:val="21"/>
+              </w:rPr>
+              <w:t>4</w:t>
+            </w:r>
+            <w:r>
+              <w:rPr>
+                <w:sz w:val="21"/>
+                <w:szCs w:val="21"/>
+              </w:rPr>
+              <w:t>096</w:t>
+            </w:r>
+          </w:p>
+        </w:tc>
+        <w:tc>
+          <w:tcPr>
+            <w:tcW w:w="1250" w:type="pct"/>
+          </w:tcPr>
+          <w:p>
+            <w:pPr>
+              <w:ind w:firstLineChars="0" w:firstLine="0"/>
+              <w:rPr>
+                <w:rFonts w:hint="eastAsia"/>
+                <w:sz w:val="21"/>
+                <w:szCs w:val="21"/>
+              </w:rPr>
+            </w:pPr>
+            <w:r>
+              <w:rPr>
+                <w:rFonts w:hint="eastAsia"/>
+                <w:sz w:val="21"/>
+                <w:szCs w:val="21"/>
+              </w:rPr>
+              <w:t>样本数</w:t>
+            </w:r>
+            <w:r>
+              <w:rPr>
+                <w:sz w:val="21"/>
+                <w:szCs w:val="21"/>
+              </w:rPr>
+              <w:t>8192</w:t>
+            </w:r>
+          </w:p>
+        </w:tc>
+        <w:tc>
+          <w:tcPr>
+            <w:tcW w:w="1250" w:type="pct"/>
+          </w:tcPr>
+          <w:p>
+            <w:pPr>
+              <w:ind w:firstLineChars="0" w:firstLine="0"/>
+              <w:rPr>
+                <w:rFonts w:hint="eastAsia"/>
+                <w:sz w:val="21"/>
+                <w:szCs w:val="21"/>
+              </w:rPr>
+            </w:pPr>
+            <w:r>
+              <w:rPr>
+                <w:rFonts w:hint="eastAsia"/>
+                <w:sz w:val="21"/>
+                <w:szCs w:val="21"/>
+              </w:rPr>
+              <w:t>样本数</w:t>
+            </w:r>
+            <w:r>
+              <w:rPr>
+                <w:sz w:val="21"/>
+                <w:szCs w:val="21"/>
+              </w:rPr>
+              <w:t>16384</w:t>
+            </w:r>
+          </w:p>
+        </w:tc>
+      </w:tr>
+      <w:tr>
+        <w:tc>
+          <w:tcPr>
+            <w:tcW w:w="1249" w:type="pct"/>
+          </w:tcPr>
+          <w:p>
+            <w:pPr>
+              <w:ind w:firstLineChars="0" w:firstLine="0"/>
+              <w:rPr>
+                <w:rFonts w:hint="eastAsia"/>
+                <w:sz w:val="21"/>
+                <w:szCs w:val="21"/>
+              </w:rPr>
+            </w:pPr>
+            <w:r>
+              <w:rPr>
+                <w:sz w:val="21"/>
+                <w:szCs w:val="21"/>
+              </w:rPr>
+              <w:t>16</w:t>
+            </w:r>
+          </w:p>
+        </w:tc>
+        <w:tc>
+          <w:tcPr>
+            <w:tcW w:w="1250" w:type="pct"/>
+          </w:tcPr>
+          <w:p>
+            <w:pPr>
+              <w:ind w:firstLineChars="0" w:firstLine="0"/>
+              <w:rPr>
+                <w:rFonts w:hint="eastAsia"/>
+                <w:sz w:val="21"/>
+                <w:szCs w:val="21"/>
+              </w:rPr>
+            </w:pPr>
+            <w:r>
+              <w:rPr>
+                <w:rFonts w:hint="eastAsia"/>
+                <w:sz w:val="21"/>
+                <w:szCs w:val="21"/>
+              </w:rPr>
+              <w:t>9</w:t>
+            </w:r>
+            <w:r>
+              <w:rPr>
+                <w:sz w:val="21"/>
+                <w:szCs w:val="21"/>
+              </w:rPr>
+              <w:t>2</w:t>
+            </w:r>
+            <w:r>
+              <w:rPr>
+                <w:sz w:val="21"/>
+                <w:szCs w:val="21"/>
+              </w:rPr>
+              <w:t>.6%</w:t>
+            </w:r>
+          </w:p>
+        </w:tc>
+        <w:tc>
+          <w:tcPr>
+            <w:tcW w:w="1250" w:type="pct"/>
+          </w:tcPr>
+          <w:p>
+            <w:pPr>
+              <w:ind w:firstLineChars="0" w:firstLine="0"/>
+              <w:rPr>
+                <w:rFonts w:hint="eastAsia"/>
+                <w:sz w:val="21"/>
+                <w:szCs w:val="21"/>
+              </w:rPr>
+            </w:pPr>
+            <w:r>
+              <w:rPr>
+                <w:sz w:val="21"/>
+                <w:szCs w:val="21"/>
+              </w:rPr>
+              <w:t>9</w:t>
+            </w:r>
+            <w:r>
+              <w:rPr>
+                <w:sz w:val="21"/>
+                <w:szCs w:val="21"/>
+              </w:rPr>
+              <w:t>4</w:t>
+            </w:r>
+            <w:r>
+              <w:rPr>
+                <w:sz w:val="21"/>
+                <w:szCs w:val="21"/>
+              </w:rPr>
+              <w:t>.3%</w:t>
+            </w:r>
+          </w:p>
+        </w:tc>
+        <w:tc>
+          <w:tcPr>
+            <w:tcW w:w="1250" w:type="pct"/>
+          </w:tcPr>
+          <w:p>
+            <w:pPr>
+              <w:ind w:firstLineChars="0" w:firstLine="0"/>
+              <w:rPr>
+                <w:rFonts w:hint="eastAsia"/>
+                <w:sz w:val="21"/>
+                <w:szCs w:val="21"/>
+              </w:rPr>
+            </w:pPr>
+            <w:r>
+              <w:rPr>
+                <w:sz w:val="21"/>
+                <w:szCs w:val="21"/>
+              </w:rPr>
+              <w:t>9</w:t>
+            </w:r>
+            <w:r>
+              <w:rPr>
+                <w:sz w:val="21"/>
+                <w:szCs w:val="21"/>
+              </w:rPr>
+              <w:t>5</w:t>
+            </w:r>
+            <w:r>
+              <w:rPr>
+                <w:sz w:val="21"/>
+                <w:szCs w:val="21"/>
+              </w:rPr>
+              <w:t>.4%</w:t>
+            </w:r>
+          </w:p>
+        </w:tc>
+      </w:tr>
+      <w:tr>
+        <w:tc>
+          <w:tcPr>
+            <w:tcW w:w="1249" w:type="pct"/>
+          </w:tcPr>
+          <w:p>
+            <w:pPr>
+              <w:ind w:firstLineChars="0" w:firstLine="0"/>
+              <w:rPr>
+                <w:rFonts w:hint="eastAsia"/>
+                <w:sz w:val="21"/>
+                <w:szCs w:val="21"/>
+              </w:rPr>
+            </w:pPr>
+            <w:r>
+              <w:rPr>
+                <w:sz w:val="21"/>
+                <w:szCs w:val="21"/>
+              </w:rPr>
+              <w:t>32</w:t>
+            </w:r>
+          </w:p>
+        </w:tc>
+        <w:tc>
+          <w:tcPr>
+            <w:tcW w:w="1250" w:type="pct"/>
+          </w:tcPr>
+          <w:p>
+            <w:pPr>
+              <w:ind w:firstLineChars="0" w:firstLine="0"/>
+              <w:rPr>
+                <w:rFonts w:hint="eastAsia"/>
+                <w:sz w:val="21"/>
+                <w:szCs w:val="21"/>
+              </w:rPr>
+            </w:pPr>
+            <w:r>
+              <w:rPr>
+                <w:rFonts w:hint="eastAsia"/>
+                <w:sz w:val="21"/>
+                <w:szCs w:val="21"/>
+              </w:rPr>
+              <w:t>9</w:t>
+            </w:r>
+            <w:r>
+              <w:rPr>
+                <w:sz w:val="21"/>
+                <w:szCs w:val="21"/>
+              </w:rPr>
+              <w:t>3</w:t>
+            </w:r>
+            <w:r>
+              <w:rPr>
+                <w:sz w:val="21"/>
+                <w:szCs w:val="21"/>
+              </w:rPr>
+              <w:t>.6%</w:t>
+            </w:r>
+          </w:p>
+        </w:tc>
+        <w:tc>
+          <w:tcPr>
+            <w:tcW w:w="1250" w:type="pct"/>
+          </w:tcPr>
+          <w:p>
+            <w:pPr>
+              <w:ind w:firstLineChars="0" w:firstLine="0"/>
+              <w:rPr>
+                <w:rFonts w:hint="eastAsia"/>
+                <w:sz w:val="21"/>
+                <w:szCs w:val="21"/>
+              </w:rPr>
+            </w:pPr>
+            <w:r>
+              <w:rPr>
+                <w:sz w:val="21"/>
+                <w:szCs w:val="21"/>
+              </w:rPr>
+              <w:t>94.7</w:t>
+            </w:r>
+            <w:r>
+              <w:rPr>
+                <w:sz w:val="21"/>
+                <w:szCs w:val="21"/>
+              </w:rPr>
+              <w:t>%</w:t>
+            </w:r>
+          </w:p>
+        </w:tc>
+        <w:tc>
+          <w:tcPr>
+            <w:tcW w:w="1250" w:type="pct"/>
+          </w:tcPr>
+          <w:p>
+            <w:pPr>
+              <w:ind w:firstLineChars="0" w:firstLine="0"/>
+              <w:rPr>
+                <w:rFonts w:hint="eastAsia"/>
+                <w:sz w:val="21"/>
+                <w:szCs w:val="21"/>
+              </w:rPr>
+            </w:pPr>
+            <w:r>
+              <w:rPr>
+                <w:rFonts w:hint="eastAsia"/>
+                <w:sz w:val="21"/>
+                <w:szCs w:val="21"/>
+              </w:rPr>
+              <w:t>9</w:t>
+            </w:r>
+            <w:r>
+              <w:rPr>
+                <w:sz w:val="21"/>
+                <w:szCs w:val="21"/>
+              </w:rPr>
+              <w:t>6.1</w:t>
+            </w:r>
+            <w:r>
+              <w:rPr>
+                <w:sz w:val="21"/>
+                <w:szCs w:val="21"/>
+              </w:rPr>
+              <w:t>%</w:t>
+            </w:r>
+          </w:p>
+        </w:tc>
+      </w:tr>
+      <w:tr>
+        <w:tc>
+          <w:tcPr>
+            <w:tcW w:w="1249" w:type="pct"/>
+          </w:tcPr>
+          <w:p>
+            <w:pPr>
+              <w:ind w:firstLineChars="0" w:firstLine="0"/>
+              <w:rPr>
+                <w:rFonts w:hint="eastAsia"/>
+                <w:sz w:val="21"/>
+                <w:szCs w:val="21"/>
+              </w:rPr>
+            </w:pPr>
+            <w:r>
+              <w:rPr>
+                <w:sz w:val="21"/>
+                <w:szCs w:val="21"/>
+              </w:rPr>
+              <w:t>64</w:t>
+            </w:r>
+          </w:p>
+        </w:tc>
+        <w:tc>
+          <w:tcPr>
+            <w:tcW w:w="1250" w:type="pct"/>
+          </w:tcPr>
+          <w:p>
+            <w:pPr>
+              <w:ind w:firstLineChars="0" w:firstLine="0"/>
+              <w:rPr>
+                <w:rFonts w:hint="eastAsia"/>
+                <w:sz w:val="21"/>
+                <w:szCs w:val="21"/>
+              </w:rPr>
+            </w:pPr>
+            <w:r>
+              <w:rPr>
+                <w:rFonts w:hint="eastAsia"/>
+                <w:sz w:val="21"/>
+                <w:szCs w:val="21"/>
+              </w:rPr>
+              <w:t>9</w:t>
+            </w:r>
+            <w:r>
+              <w:rPr>
+                <w:sz w:val="21"/>
+                <w:szCs w:val="21"/>
+              </w:rPr>
+              <w:t>4</w:t>
+            </w:r>
+            <w:r>
+              <w:rPr>
+                <w:sz w:val="21"/>
+                <w:szCs w:val="21"/>
+              </w:rPr>
+              <w:t>.</w:t>
+            </w:r>
+            <w:r>
+              <w:rPr>
+                <w:sz w:val="21"/>
+                <w:szCs w:val="21"/>
+              </w:rPr>
+              <w:t>7</w:t>
+            </w:r>
+            <w:r>
+              <w:rPr>
+                <w:sz w:val="21"/>
+                <w:szCs w:val="21"/>
+              </w:rPr>
+              <w:t>%</w:t>
+            </w:r>
+          </w:p>
+        </w:tc>
+        <w:tc>
+          <w:tcPr>
+            <w:tcW w:w="1250" w:type="pct"/>
+          </w:tcPr>
+          <w:p>
+            <w:pPr>
+              <w:ind w:firstLineChars="0" w:firstLine="0"/>
+              <w:rPr>
+                <w:rFonts w:hint="eastAsia"/>
+                <w:sz w:val="21"/>
+                <w:szCs w:val="21"/>
+              </w:rPr>
+            </w:pPr>
+            <w:r>
+              <w:rPr>
+                <w:rFonts w:hint="eastAsia"/>
+                <w:sz w:val="21"/>
+                <w:szCs w:val="21"/>
+              </w:rPr>
+              <w:t>9</w:t>
+            </w:r>
+            <w:r>
+              <w:rPr>
+                <w:sz w:val="21"/>
+                <w:szCs w:val="21"/>
+              </w:rPr>
+              <w:t>5.6%</w:t>
+            </w:r>
+          </w:p>
+        </w:tc>
+        <w:tc>
+          <w:tcPr>
+            <w:tcW w:w="1250" w:type="pct"/>
+          </w:tcPr>
+          <w:p>
+            <w:pPr>
+              <w:ind w:firstLineChars="0" w:firstLine="0"/>
+              <w:rPr>
+                <w:rFonts w:hint="eastAsia"/>
+                <w:sz w:val="21"/>
+                <w:szCs w:val="21"/>
+              </w:rPr>
+            </w:pPr>
+            <w:r>
+              <w:rPr>
+                <w:rFonts w:hint="eastAsia"/>
+                <w:sz w:val="21"/>
+                <w:szCs w:val="21"/>
+              </w:rPr>
+              <w:t>9</w:t>
+            </w:r>
+            <w:r>
+              <w:rPr>
+                <w:sz w:val="21"/>
+                <w:szCs w:val="21"/>
+              </w:rPr>
+              <w:t>8</w:t>
+            </w:r>
+            <w:r>
+              <w:rPr>
+                <w:sz w:val="21"/>
+                <w:szCs w:val="21"/>
+              </w:rPr>
+              <w:t>.2</w:t>
+            </w:r>
+            <w:r>
+              <w:rPr>
+                <w:sz w:val="21"/>
+                <w:szCs w:val="21"/>
+              </w:rPr>
+              <w:t>%</w:t>
+            </w:r>
+          </w:p>
+        </w:tc>
+      </w:tr>
+      <w:tr>
+        <w:tc>
+          <w:tcPr>
+            <w:tcW w:w="1249" w:type="pct"/>
+          </w:tcPr>
+          <w:p>
+            <w:pPr>
+              <w:ind w:firstLineChars="0" w:firstLine="0"/>
+              <w:rPr>
+                <w:rFonts w:hint="eastAsia"/>
+                <w:sz w:val="21"/>
+                <w:szCs w:val="21"/>
+              </w:rPr>
+            </w:pPr>
+            <w:r>
+              <w:rPr>
+                <w:rFonts w:hint="eastAsia"/>
+                <w:sz w:val="21"/>
+                <w:szCs w:val="21"/>
+              </w:rPr>
+              <w:t>1</w:t>
+            </w:r>
+            <w:r>
+              <w:rPr>
+                <w:sz w:val="21"/>
+                <w:szCs w:val="21"/>
+              </w:rPr>
+              <w:t>28</w:t>
+            </w:r>
+          </w:p>
+        </w:tc>
+        <w:tc>
+          <w:tcPr>
+            <w:tcW w:w="1250" w:type="pct"/>
+          </w:tcPr>
+          <w:p>
+            <w:pPr>
+              <w:ind w:firstLineChars="0" w:firstLine="0"/>
+              <w:rPr>
+                <w:rFonts w:hint="eastAsia"/>
+                <w:sz w:val="21"/>
+                <w:szCs w:val="21"/>
+              </w:rPr>
+            </w:pPr>
+            <w:r>
+              <w:rPr>
+                <w:rFonts w:hint="eastAsia"/>
+                <w:sz w:val="21"/>
+                <w:szCs w:val="21"/>
+              </w:rPr>
+              <w:t>9</w:t>
+            </w:r>
+            <w:r>
+              <w:rPr>
+                <w:sz w:val="21"/>
+                <w:szCs w:val="21"/>
+              </w:rPr>
+              <w:t>5.3</w:t>
+            </w:r>
+            <w:r>
+              <w:rPr>
+                <w:sz w:val="21"/>
+                <w:szCs w:val="21"/>
+              </w:rPr>
+              <w:t>%</w:t>
+            </w:r>
+          </w:p>
+        </w:tc>
+        <w:tc>
+          <w:tcPr>
+            <w:tcW w:w="1250" w:type="pct"/>
+          </w:tcPr>
+          <w:p>
+            <w:pPr>
+              <w:ind w:firstLineChars="0" w:firstLine="0"/>
+              <w:rPr>
+                <w:rFonts w:hint="eastAsia"/>
+                <w:sz w:val="21"/>
+                <w:szCs w:val="21"/>
+              </w:rPr>
+            </w:pPr>
+            <w:r>
+              <w:rPr>
+                <w:rFonts w:hint="eastAsia"/>
+                <w:sz w:val="21"/>
+                <w:szCs w:val="21"/>
+              </w:rPr>
+              <w:t>9</w:t>
+            </w:r>
+            <w:r>
+              <w:rPr>
+                <w:sz w:val="21"/>
+                <w:szCs w:val="21"/>
+              </w:rPr>
+              <w:t>8</w:t>
+            </w:r>
+            <w:r>
+              <w:rPr>
+                <w:sz w:val="21"/>
+                <w:szCs w:val="21"/>
+              </w:rPr>
+              <w:t>.6%</w:t>
+            </w:r>
+          </w:p>
+        </w:tc>
+        <w:tc>
+          <w:tcPr>
+            <w:tcW w:w="1250" w:type="pct"/>
+          </w:tcPr>
+          <w:p>
+            <w:pPr>
+              <w:ind w:firstLineChars="0" w:firstLine="0"/>
+              <w:rPr>
+                <w:rFonts w:hint="eastAsia"/>
+                <w:sz w:val="21"/>
+                <w:szCs w:val="21"/>
+              </w:rPr>
+            </w:pPr>
+            <w:r>
+              <w:rPr>
+                <w:rFonts w:hint="eastAsia"/>
+                <w:sz w:val="21"/>
+                <w:szCs w:val="21"/>
+              </w:rPr>
+              <w:t>9</w:t>
+            </w:r>
+            <w:r>
+              <w:rPr>
+                <w:sz w:val="21"/>
+                <w:szCs w:val="21"/>
+              </w:rPr>
+              <w:t>9</w:t>
+            </w:r>
+            <w:r>
+              <w:rPr>
+                <w:sz w:val="21"/>
+                <w:szCs w:val="21"/>
+              </w:rPr>
+              <w:t>.</w:t>
+            </w:r>
+            <w:r>
+              <w:rPr>
+                <w:sz w:val="21"/>
+                <w:szCs w:val="21"/>
+              </w:rPr>
+              <w:t>3</w:t>
+            </w:r>
+            <w:r>
+              <w:rPr>
+                <w:sz w:val="21"/>
+                <w:szCs w:val="21"/>
+              </w:rPr>
+              <w:t>%</w:t>
+            </w:r>
+          </w:p>
+        </w:tc>
+      </w:tr>
+    </w:tbl>
+    <w:p>
+      <w:pPr>
+        <w:ind w:firstLine="480"/>
+      </w:pPr>
+    </w:p>
+    <w:tbl>
+      <w:tblPr>
+        <w:tblStyle w:val="afa"/>
+        <w:tblW w:w="0" w:type="auto"/>
+        <w:tblLook w:val="04A0" w:firstRow="1" w:lastRow="0" w:firstColumn="1" w:lastColumn="0" w:noHBand="0" w:noVBand="1"/>
+      </w:tblPr>
+      <w:tblGrid>
+        <w:gridCol w:w="1698"/>
+        <w:gridCol w:w="1699"/>
+        <w:gridCol w:w="1699"/>
+        <w:gridCol w:w="1699"/>
+        <w:gridCol w:w="1699"/>
+      </w:tblGrid>
+      <w:tr>
+        <w:tc>
+          <w:tcPr>
+            <w:tcW w:w="1698" w:type="dxa"/>
+          </w:tcPr>
+          <w:p>
+            <w:pPr>
+              <w:ind w:firstLineChars="0" w:firstLine="0"/>
+              <w:rPr>
+                <w:rFonts w:hint="eastAsia"/>
+              </w:rPr>
+            </w:pPr>
+            <w:r>
+              <w:rPr>
+                <w:rFonts w:hint="eastAsia"/>
+              </w:rPr>
+              <w:t>样本数</w:t>
+            </w:r>
+            <w:r>
+              <w:rPr>
+                <w:rFonts w:hint="eastAsia"/>
+              </w:rPr>
+              <w:t>4</w:t>
+            </w:r>
+            <w:r>
+              <w:t>096</w:t>
+            </w:r>
+          </w:p>
+        </w:tc>
+        <w:tc>
+          <w:tcPr>
+            <w:tcW w:w="1699" w:type="dxa"/>
+          </w:tcPr>
+          <w:p>
+            <w:pPr>
+              <w:ind w:firstLineChars="0" w:firstLine="0"/>
+              <w:rPr>
+                <w:rFonts w:hint="eastAsia"/>
+              </w:rPr>
+            </w:pPr>
+            <w:r>
+              <w:rPr>
+                <w:rFonts w:hint="eastAsia"/>
+              </w:rPr>
+              <w:t>9</w:t>
+            </w:r>
+            <w:r>
+              <w:t>9</w:t>
+            </w:r>
+            <w:r>
+              <w:rPr>
+                <w:rFonts w:hint="eastAsia"/>
+              </w:rPr>
+              <w:t>.</w:t>
+            </w:r>
+            <w:r>
+              <w:t>2%</w:t>
+            </w:r>
+          </w:p>
+        </w:tc>
+        <w:tc>
+          <w:tcPr>
+            <w:tcW w:w="1699" w:type="dxa"/>
+          </w:tcPr>
+          <w:p>
+            <w:pPr>
+              <w:ind w:firstLineChars="0" w:firstLine="0"/>
+              <w:rPr>
+                <w:rFonts w:hint="eastAsia"/>
+              </w:rPr>
+            </w:pPr>
+            <w:r>
+              <w:rPr>
+                <w:rFonts w:hint="eastAsia"/>
+              </w:rPr>
+              <w:t>9</w:t>
+            </w:r>
+            <w:r>
+              <w:t>5.5</w:t>
+            </w:r>
+            <w:r>
+              <w:t>%</w:t>
+            </w:r>
+          </w:p>
+        </w:tc>
+        <w:tc>
+          <w:tcPr>
+            <w:tcW w:w="1699" w:type="dxa"/>
+          </w:tcPr>
+          <w:p>
+            <w:pPr>
+              <w:ind w:firstLineChars="0" w:firstLine="0"/>
+              <w:rPr>
+                <w:rFonts w:hint="eastAsia"/>
+              </w:rPr>
+            </w:pPr>
+            <w:r>
+              <w:rPr>
+                <w:rFonts w:hint="eastAsia"/>
+              </w:rPr>
+              <w:t>9</w:t>
+            </w:r>
+            <w:r>
+              <w:t>7.25</w:t>
+            </w:r>
+            <w:r>
+              <w:t>%</w:t>
+            </w:r>
+            <w:bookmarkStart w:id="70" w:name="_GoBack"/>
+            <w:bookmarkEnd w:id="70"/>
+          </w:p>
+        </w:tc>
+        <w:tc>
+          <w:tcPr>
+            <w:tcW w:w="1699" w:type="dxa"/>
+          </w:tcPr>
+          <w:p>
+            <w:pPr>
+              <w:ind w:firstLineChars="0" w:firstLine="0"/>
+              <w:rPr>
+                <w:rFonts w:hint="eastAsia"/>
+              </w:rPr>
+            </w:pPr>
+            <w:r>
+              <w:rPr>
+                <w:rFonts w:hint="eastAsia"/>
+              </w:rPr>
+              <w:t>9</w:t>
+            </w:r>
+            <w:r>
+              <w:t>8.1%</w:t>
+            </w:r>
+          </w:p>
+        </w:tc>
+      </w:tr>
+      <w:tr>
+        <w:tc>
+          <w:tcPr>
+            <w:tcW w:w="1698" w:type="dxa"/>
+          </w:tcPr>
+          <w:p>
+            <w:pPr>
+              <w:ind w:firstLineChars="0" w:firstLine="0"/>
+              <w:rPr>
+                <w:rFonts w:hint="eastAsia"/>
+              </w:rPr>
+            </w:pPr>
+            <w:r>
+              <w:rPr>
+                <w:rFonts w:hint="eastAsia"/>
+              </w:rPr>
+              <w:t>线程数</w:t>
+            </w:r>
+            <w:r>
+              <w:rPr>
+                <w:rFonts w:hint="eastAsia"/>
+              </w:rPr>
+              <w:t>6</w:t>
+            </w:r>
+            <w:r>
+              <w:t>4</w:t>
+            </w:r>
+          </w:p>
+        </w:tc>
+        <w:tc>
+          <w:tcPr>
+            <w:tcW w:w="1699" w:type="dxa"/>
+          </w:tcPr>
+          <w:p>
+            <w:pPr>
+              <w:ind w:firstLineChars="0" w:firstLine="0"/>
+              <w:rPr>
+                <w:rFonts w:hint="eastAsia"/>
+              </w:rPr>
+            </w:pPr>
+          </w:p>
+        </w:tc>
+        <w:tc>
+          <w:tcPr>
+            <w:tcW w:w="1699" w:type="dxa"/>
+          </w:tcPr>
+          <w:p>
+            <w:pPr>
+              <w:ind w:firstLineChars="0" w:firstLine="0"/>
+              <w:rPr>
+                <w:rFonts w:hint="eastAsia"/>
+              </w:rPr>
+            </w:pPr>
+          </w:p>
+        </w:tc>
+        <w:tc>
+          <w:tcPr>
+            <w:tcW w:w="1699" w:type="dxa"/>
+          </w:tcPr>
+          <w:p>
+            <w:pPr>
+              <w:ind w:firstLineChars="0" w:firstLine="0"/>
+              <w:rPr>
+                <w:rFonts w:hint="eastAsia"/>
+              </w:rPr>
+            </w:pPr>
+          </w:p>
+        </w:tc>
+        <w:tc>
+          <w:tcPr>
+            <w:tcW w:w="1699" w:type="dxa"/>
+          </w:tcPr>
+          <w:p>
+            <w:pPr>
+              <w:ind w:firstLineChars="0" w:firstLine="0"/>
+              <w:rPr>
+                <w:rFonts w:hint="eastAsia"/>
+              </w:rPr>
+            </w:pPr>
+          </w:p>
+        </w:tc>
+      </w:tr>
+    </w:tbl>
+    <w:p>
+      <w:pPr>
+        <w:ind w:firstLine="480"/>
+        <w:rPr>
+          <w:rFonts w:hint="eastAsia"/>
+        </w:rPr>
+      </w:pPr>
+    </w:p>
+    <w:p>
+      <w:pPr>
+        <w:ind w:firstLine="480"/>
+      </w:pPr>
+      <w:r>
+        <w:rPr>
+          <w:rFonts w:hint="eastAsia"/>
+        </w:rPr>
+        <w:t>代码中实时预测</w:t>
+      </w:r>
+      <w:r>
+        <w:rPr>
+          <w:rFonts w:hint="eastAsia"/>
+        </w:rPr>
+        <w:t>，</w:t>
       </w:r>
       <w:r>
         <w:rPr>
@@ -49837,15 +51445,9 @@
         <w:t>超过</w:t>
       </w:r>
       <w:r>
-        <w:rPr>
-          <w:rFonts w:hint="eastAsia"/>
-        </w:rPr>
-        <w:t>9</w:t>
-      </w:r>
-      <w:r>
-        <w:rPr>
-          <w:rFonts w:hint="eastAsia"/>
-        </w:rPr>
+        <w:t>8</w:t>
+      </w:r>
+      <w:r>
         <w:t>0</w:t>
       </w:r>
       <w:r>
@@ -49855,49 +51457,1196 @@
         <w:rPr>
           <w:rFonts w:hint="eastAsia"/>
         </w:rPr>
-        <w:t>（</w:t>
-      </w:r>
-      <w:r>
-        <w:rPr>
-          <w:rFonts w:hint="eastAsia"/>
-        </w:rPr>
-        <w:t>大</w:t>
-      </w:r>
-      <w:r>
-        <w:rPr>
-          <w:rFonts w:hint="eastAsia"/>
-        </w:rPr>
-        <w:t>部分场景超过</w:t>
-      </w:r>
-      <w:r>
-        <w:rPr>
-          <w:rFonts w:hint="eastAsia"/>
-        </w:rPr>
-        <w:t>9</w:t>
-      </w:r>
-      <w:r>
-        <w:rPr>
-          <w:rFonts w:hint="eastAsia"/>
-        </w:rPr>
-        <w:t>8</w:t>
-      </w:r>
-      <w:r>
-        <w:rPr>
-          <w:rFonts w:hint="eastAsia"/>
-        </w:rPr>
-        <w:t>%</w:t>
-      </w:r>
-      <w:r>
-        <w:rPr>
-          <w:rFonts w:hint="eastAsia"/>
-        </w:rPr>
-        <w:t>）</w:t>
-      </w:r>
-      <w:r>
-        <w:rPr>
-          <w:rFonts w:hint="eastAsia"/>
-        </w:rPr>
-        <w:t>、调度资源开销</w:t>
+        <w:t>、</w:t>
+      </w:r>
+      <w:r>
+        <w:rPr>
+          <w:rFonts w:hint="eastAsia"/>
+        </w:rPr>
+        <w:t>TOP-</w:t>
+      </w:r>
+      <w:r>
+        <w:t>2</w:t>
+      </w:r>
+      <w:r>
+        <w:rPr>
+          <w:rFonts w:hint="eastAsia"/>
+        </w:rPr>
+        <w:t>平均准确率超过</w:t>
+      </w:r>
+      <w:r>
+        <w:rPr>
+          <w:rFonts w:hint="eastAsia"/>
+        </w:rPr>
+        <w:t>1</w:t>
+      </w:r>
+      <w:r>
+        <w:t>0%</w:t>
+      </w:r>
+      <w:r>
+        <w:rPr>
+          <w:rFonts w:hint="eastAsia"/>
+        </w:rPr>
+        <w:t>。</w:t>
+      </w:r>
+    </w:p>
+    <w:p>
+      <w:pPr>
+        <w:ind w:firstLine="480"/>
+      </w:pPr>
+    </w:p>
+    <w:p>
+      <w:pPr>
+        <w:ind w:firstLine="480"/>
+        <w:rPr>
+          <w:rFonts w:hint="eastAsia"/>
+        </w:rPr>
+      </w:pPr>
+    </w:p>
+    <w:p>
+      <w:pPr>
+        <w:pStyle w:val="aff0"/>
+        <w:ind w:firstLine="420"/>
+        <w:rPr>
+          <w:sz w:val="21"/>
+          <w:szCs w:val="21"/>
+        </w:rPr>
+      </w:pPr>
+      <w:r>
+        <w:rPr>
+          <w:rFonts w:hint="eastAsia"/>
+          <w:sz w:val="21"/>
+          <w:szCs w:val="21"/>
+        </w:rPr>
+        <w:t>图表</w:t>
+      </w:r>
+      <w:r>
+        <w:rPr>
+          <w:rFonts w:hint="eastAsia"/>
+          <w:sz w:val="21"/>
+          <w:szCs w:val="21"/>
+        </w:rPr>
+        <w:t xml:space="preserve"> </w:t>
+      </w:r>
+      <w:r>
+        <w:rPr>
+          <w:sz w:val="21"/>
+          <w:szCs w:val="21"/>
+        </w:rPr>
+        <w:t xml:space="preserve">4-5 </w:t>
+      </w:r>
+      <w:r>
+        <w:rPr>
+          <w:rFonts w:hint="eastAsia"/>
+          <w:sz w:val="21"/>
+          <w:szCs w:val="21"/>
+        </w:rPr>
+        <w:t>任务调度预测准确率</w:t>
+      </w:r>
+    </w:p>
+    <w:tbl>
+      <w:tblPr>
+        <w:tblStyle w:val="afa"/>
+        <w:tblW w:w="4994" w:type="pct"/>
+        <w:tblLook w:val="04A0" w:firstRow="1" w:lastRow="0" w:firstColumn="1" w:lastColumn="0" w:noHBand="0" w:noVBand="1"/>
+      </w:tblPr>
+      <w:tblGrid>
+        <w:gridCol w:w="2828"/>
+        <w:gridCol w:w="2827"/>
+        <w:gridCol w:w="2829"/>
+      </w:tblGrid>
+      <w:tr>
+        <w:tc>
+          <w:tcPr>
+            <w:tcW w:w="1666" w:type="pct"/>
+          </w:tcPr>
+          <w:p>
+            <w:pPr>
+              <w:ind w:firstLineChars="0" w:firstLine="0"/>
+              <w:rPr>
+                <w:rFonts w:hint="eastAsia"/>
+                <w:sz w:val="21"/>
+                <w:szCs w:val="21"/>
+              </w:rPr>
+            </w:pPr>
+            <w:r>
+              <w:rPr>
+                <w:rFonts w:hint="eastAsia"/>
+                <w:sz w:val="21"/>
+                <w:szCs w:val="21"/>
+              </w:rPr>
+              <w:t>TOP</w:t>
+            </w:r>
+            <w:r>
+              <w:rPr>
+                <w:sz w:val="21"/>
+                <w:szCs w:val="21"/>
+              </w:rPr>
+              <w:t>1</w:t>
+            </w:r>
+            <w:r>
+              <w:rPr>
+                <w:rFonts w:hint="eastAsia"/>
+                <w:sz w:val="21"/>
+                <w:szCs w:val="21"/>
+              </w:rPr>
+              <w:t>准确率</w:t>
+            </w:r>
+          </w:p>
+        </w:tc>
+        <w:tc>
+          <w:tcPr>
+            <w:tcW w:w="1666" w:type="pct"/>
+          </w:tcPr>
+          <w:p>
+            <w:pPr>
+              <w:ind w:firstLineChars="0" w:firstLine="0"/>
+              <w:rPr>
+                <w:rFonts w:hint="eastAsia"/>
+                <w:sz w:val="21"/>
+                <w:szCs w:val="21"/>
+              </w:rPr>
+            </w:pPr>
+            <w:r>
+              <w:rPr>
+                <w:rFonts w:hint="eastAsia"/>
+                <w:sz w:val="21"/>
+                <w:szCs w:val="21"/>
+              </w:rPr>
+              <w:t>TOP</w:t>
+            </w:r>
+            <w:r>
+              <w:rPr>
+                <w:sz w:val="21"/>
+                <w:szCs w:val="21"/>
+              </w:rPr>
+              <w:t>1</w:t>
+            </w:r>
+            <w:r>
+              <w:rPr>
+                <w:rFonts w:hint="eastAsia"/>
+                <w:sz w:val="21"/>
+                <w:szCs w:val="21"/>
+              </w:rPr>
+              <w:t>准确率</w:t>
+            </w:r>
+          </w:p>
+        </w:tc>
+        <w:tc>
+          <w:tcPr>
+            <w:tcW w:w="1667" w:type="pct"/>
+          </w:tcPr>
+          <w:p>
+            <w:pPr>
+              <w:ind w:firstLineChars="0" w:firstLine="0"/>
+              <w:rPr>
+                <w:rFonts w:hint="eastAsia"/>
+                <w:sz w:val="21"/>
+                <w:szCs w:val="21"/>
+              </w:rPr>
+            </w:pPr>
+            <w:r>
+              <w:rPr>
+                <w:rFonts w:hint="eastAsia"/>
+                <w:sz w:val="21"/>
+                <w:szCs w:val="21"/>
+              </w:rPr>
+              <w:t>采样次数</w:t>
+            </w:r>
+          </w:p>
+        </w:tc>
+      </w:tr>
+      <w:tr>
+        <w:tc>
+          <w:tcPr>
+            <w:tcW w:w="1666" w:type="pct"/>
+          </w:tcPr>
+          <w:p>
+            <w:pPr>
+              <w:ind w:firstLineChars="0" w:firstLine="0"/>
+              <w:rPr>
+                <w:rFonts w:hint="eastAsia"/>
+                <w:sz w:val="21"/>
+                <w:szCs w:val="21"/>
+              </w:rPr>
+            </w:pPr>
+            <w:r>
+              <w:rPr>
+                <w:rFonts w:hint="eastAsia"/>
+                <w:sz w:val="21"/>
+                <w:szCs w:val="21"/>
+              </w:rPr>
+              <w:t>0</w:t>
+            </w:r>
+            <w:r>
+              <w:rPr>
+                <w:sz w:val="21"/>
+                <w:szCs w:val="21"/>
+              </w:rPr>
+              <w:t>xd</w:t>
+            </w:r>
+            <w:r>
+              <w:rPr>
+                <w:rFonts w:hint="eastAsia"/>
+                <w:sz w:val="21"/>
+                <w:szCs w:val="21"/>
+              </w:rPr>
+              <w:t>ec</w:t>
+            </w:r>
+          </w:p>
+        </w:tc>
+        <w:tc>
+          <w:tcPr>
+            <w:tcW w:w="1666" w:type="pct"/>
+          </w:tcPr>
+          <w:p>
+            <w:pPr>
+              <w:ind w:firstLineChars="0" w:firstLine="0"/>
+              <w:rPr>
+                <w:rFonts w:hint="eastAsia"/>
+                <w:sz w:val="21"/>
+                <w:szCs w:val="21"/>
+              </w:rPr>
+            </w:pPr>
+            <w:r>
+              <w:rPr>
+                <w:rFonts w:hint="eastAsia"/>
+                <w:sz w:val="21"/>
+                <w:szCs w:val="21"/>
+              </w:rPr>
+              <w:t>0</w:t>
+            </w:r>
+            <w:r>
+              <w:rPr>
+                <w:sz w:val="21"/>
+                <w:szCs w:val="21"/>
+              </w:rPr>
+              <w:t>x158</w:t>
+            </w:r>
+          </w:p>
+        </w:tc>
+        <w:tc>
+          <w:tcPr>
+            <w:tcW w:w="1667" w:type="pct"/>
+          </w:tcPr>
+          <w:p>
+            <w:pPr>
+              <w:ind w:firstLineChars="0" w:firstLine="0"/>
+              <w:rPr>
+                <w:rFonts w:hint="eastAsia"/>
+                <w:sz w:val="21"/>
+                <w:szCs w:val="21"/>
+              </w:rPr>
+            </w:pPr>
+            <w:r>
+              <w:rPr>
+                <w:sz w:val="21"/>
+                <w:szCs w:val="21"/>
+              </w:rPr>
+              <w:t>0x1000</w:t>
+            </w:r>
+          </w:p>
+        </w:tc>
+      </w:tr>
+      <w:tr>
+        <w:tc>
+          <w:tcPr>
+            <w:tcW w:w="1666" w:type="pct"/>
+          </w:tcPr>
+          <w:p>
+            <w:pPr>
+              <w:ind w:firstLineChars="0" w:firstLine="0"/>
+              <w:rPr>
+                <w:rFonts w:hint="eastAsia"/>
+                <w:sz w:val="21"/>
+                <w:szCs w:val="21"/>
+              </w:rPr>
+            </w:pPr>
+            <w:r>
+              <w:rPr>
+                <w:rFonts w:hint="eastAsia"/>
+                <w:sz w:val="21"/>
+                <w:szCs w:val="21"/>
+              </w:rPr>
+              <w:t>0</w:t>
+            </w:r>
+            <w:r>
+              <w:rPr>
+                <w:sz w:val="21"/>
+                <w:szCs w:val="21"/>
+              </w:rPr>
+              <w:t>xcdf</w:t>
+            </w:r>
+          </w:p>
+        </w:tc>
+        <w:tc>
+          <w:tcPr>
+            <w:tcW w:w="1666" w:type="pct"/>
+          </w:tcPr>
+          <w:p>
+            <w:pPr>
+              <w:ind w:firstLineChars="0" w:firstLine="0"/>
+              <w:rPr>
+                <w:rFonts w:hint="eastAsia"/>
+                <w:sz w:val="21"/>
+                <w:szCs w:val="21"/>
+              </w:rPr>
+            </w:pPr>
+            <w:r>
+              <w:rPr>
+                <w:rFonts w:hint="eastAsia"/>
+                <w:sz w:val="21"/>
+                <w:szCs w:val="21"/>
+              </w:rPr>
+              <w:t>0</w:t>
+            </w:r>
+            <w:r>
+              <w:rPr>
+                <w:sz w:val="21"/>
+                <w:szCs w:val="21"/>
+              </w:rPr>
+              <w:t>x21e</w:t>
+            </w:r>
+          </w:p>
+        </w:tc>
+        <w:tc>
+          <w:tcPr>
+            <w:tcW w:w="1667" w:type="pct"/>
+          </w:tcPr>
+          <w:p>
+            <w:pPr>
+              <w:ind w:firstLineChars="0" w:firstLine="0"/>
+              <w:rPr>
+                <w:rFonts w:hint="eastAsia"/>
+                <w:sz w:val="21"/>
+                <w:szCs w:val="21"/>
+              </w:rPr>
+            </w:pPr>
+            <w:r>
+              <w:rPr>
+                <w:sz w:val="21"/>
+                <w:szCs w:val="21"/>
+              </w:rPr>
+              <w:t>0x1000</w:t>
+            </w:r>
+          </w:p>
+        </w:tc>
+      </w:tr>
+      <w:tr>
+        <w:tc>
+          <w:tcPr>
+            <w:tcW w:w="1666" w:type="pct"/>
+          </w:tcPr>
+          <w:p>
+            <w:pPr>
+              <w:ind w:firstLineChars="0" w:firstLine="0"/>
+              <w:rPr>
+                <w:rFonts w:hint="eastAsia"/>
+                <w:sz w:val="21"/>
+                <w:szCs w:val="21"/>
+              </w:rPr>
+            </w:pPr>
+            <w:r>
+              <w:rPr>
+                <w:rFonts w:hint="eastAsia"/>
+                <w:sz w:val="21"/>
+                <w:szCs w:val="21"/>
+              </w:rPr>
+              <w:t>0</w:t>
+            </w:r>
+            <w:r>
+              <w:rPr>
+                <w:sz w:val="21"/>
+                <w:szCs w:val="21"/>
+              </w:rPr>
+              <w:t>x</w:t>
+            </w:r>
+            <w:r>
+              <w:rPr>
+                <w:rFonts w:hint="eastAsia"/>
+                <w:sz w:val="21"/>
+                <w:szCs w:val="21"/>
+              </w:rPr>
+              <w:t>c</w:t>
+            </w:r>
+            <w:r>
+              <w:rPr>
+                <w:sz w:val="21"/>
+                <w:szCs w:val="21"/>
+              </w:rPr>
+              <w:t>69</w:t>
+            </w:r>
+          </w:p>
+        </w:tc>
+        <w:tc>
+          <w:tcPr>
+            <w:tcW w:w="1666" w:type="pct"/>
+          </w:tcPr>
+          <w:p>
+            <w:pPr>
+              <w:ind w:firstLineChars="0" w:firstLine="0"/>
+              <w:rPr>
+                <w:rFonts w:hint="eastAsia"/>
+                <w:sz w:val="21"/>
+                <w:szCs w:val="21"/>
+              </w:rPr>
+            </w:pPr>
+            <w:r>
+              <w:rPr>
+                <w:rFonts w:hint="eastAsia"/>
+                <w:sz w:val="21"/>
+                <w:szCs w:val="21"/>
+              </w:rPr>
+              <w:t>0</w:t>
+            </w:r>
+            <w:r>
+              <w:rPr>
+                <w:sz w:val="21"/>
+                <w:szCs w:val="21"/>
+              </w:rPr>
+              <w:t>x2</w:t>
+            </w:r>
+            <w:r>
+              <w:rPr>
+                <w:sz w:val="21"/>
+                <w:szCs w:val="21"/>
+              </w:rPr>
+              <w:t>36</w:t>
+            </w:r>
+          </w:p>
+        </w:tc>
+        <w:tc>
+          <w:tcPr>
+            <w:tcW w:w="1667" w:type="pct"/>
+          </w:tcPr>
+          <w:p>
+            <w:pPr>
+              <w:ind w:firstLineChars="0" w:firstLine="0"/>
+              <w:rPr>
+                <w:rFonts w:hint="eastAsia"/>
+                <w:sz w:val="21"/>
+                <w:szCs w:val="21"/>
+              </w:rPr>
+            </w:pPr>
+            <w:r>
+              <w:rPr>
+                <w:sz w:val="21"/>
+                <w:szCs w:val="21"/>
+              </w:rPr>
+              <w:t>0x1000</w:t>
+            </w:r>
+          </w:p>
+        </w:tc>
+      </w:tr>
+      <w:tr>
+        <w:tc>
+          <w:tcPr>
+            <w:tcW w:w="1666" w:type="pct"/>
+          </w:tcPr>
+          <w:p>
+            <w:pPr>
+              <w:ind w:firstLineChars="0" w:firstLine="0"/>
+              <w:rPr>
+                <w:rFonts w:hint="eastAsia"/>
+                <w:sz w:val="21"/>
+                <w:szCs w:val="21"/>
+              </w:rPr>
+            </w:pPr>
+            <w:r>
+              <w:rPr>
+                <w:rFonts w:hint="eastAsia"/>
+                <w:sz w:val="21"/>
+                <w:szCs w:val="21"/>
+              </w:rPr>
+              <w:lastRenderedPageBreak/>
+              <w:t>0</w:t>
+            </w:r>
+            <w:r>
+              <w:rPr>
+                <w:sz w:val="21"/>
+                <w:szCs w:val="21"/>
+              </w:rPr>
+              <w:t>x</w:t>
+            </w:r>
+            <w:r>
+              <w:rPr>
+                <w:sz w:val="21"/>
+                <w:szCs w:val="21"/>
+              </w:rPr>
+              <w:t>d38</w:t>
+            </w:r>
+          </w:p>
+        </w:tc>
+        <w:tc>
+          <w:tcPr>
+            <w:tcW w:w="1666" w:type="pct"/>
+          </w:tcPr>
+          <w:p>
+            <w:pPr>
+              <w:ind w:firstLineChars="0" w:firstLine="0"/>
+              <w:rPr>
+                <w:rFonts w:hint="eastAsia"/>
+                <w:sz w:val="21"/>
+                <w:szCs w:val="21"/>
+              </w:rPr>
+            </w:pPr>
+            <w:r>
+              <w:rPr>
+                <w:rFonts w:hint="eastAsia"/>
+                <w:sz w:val="21"/>
+                <w:szCs w:val="21"/>
+              </w:rPr>
+              <w:t>0</w:t>
+            </w:r>
+            <w:r>
+              <w:rPr>
+                <w:sz w:val="21"/>
+                <w:szCs w:val="21"/>
+              </w:rPr>
+              <w:t>x</w:t>
+            </w:r>
+            <w:r>
+              <w:rPr>
+                <w:sz w:val="21"/>
+                <w:szCs w:val="21"/>
+              </w:rPr>
+              <w:t>262</w:t>
+            </w:r>
+          </w:p>
+        </w:tc>
+        <w:tc>
+          <w:tcPr>
+            <w:tcW w:w="1667" w:type="pct"/>
+          </w:tcPr>
+          <w:p>
+            <w:pPr>
+              <w:ind w:firstLineChars="0" w:firstLine="0"/>
+              <w:rPr>
+                <w:rFonts w:hint="eastAsia"/>
+                <w:sz w:val="21"/>
+                <w:szCs w:val="21"/>
+              </w:rPr>
+            </w:pPr>
+            <w:r>
+              <w:rPr>
+                <w:sz w:val="21"/>
+                <w:szCs w:val="21"/>
+              </w:rPr>
+              <w:t>0x1000</w:t>
+            </w:r>
+          </w:p>
+        </w:tc>
+      </w:tr>
+      <w:tr>
+        <w:tc>
+          <w:tcPr>
+            <w:tcW w:w="1666" w:type="pct"/>
+          </w:tcPr>
+          <w:p>
+            <w:pPr>
+              <w:ind w:firstLineChars="0" w:firstLine="0"/>
+              <w:rPr>
+                <w:rFonts w:hint="eastAsia"/>
+                <w:sz w:val="21"/>
+                <w:szCs w:val="21"/>
+              </w:rPr>
+            </w:pPr>
+            <w:r>
+              <w:rPr>
+                <w:rFonts w:hint="eastAsia"/>
+                <w:sz w:val="21"/>
+                <w:szCs w:val="21"/>
+              </w:rPr>
+              <w:t>0</w:t>
+            </w:r>
+            <w:r>
+              <w:rPr>
+                <w:sz w:val="21"/>
+                <w:szCs w:val="21"/>
+              </w:rPr>
+              <w:t>x</w:t>
+            </w:r>
+            <w:r>
+              <w:rPr>
+                <w:sz w:val="21"/>
+                <w:szCs w:val="21"/>
+              </w:rPr>
+              <w:t>c94</w:t>
+            </w:r>
+          </w:p>
+        </w:tc>
+        <w:tc>
+          <w:tcPr>
+            <w:tcW w:w="1666" w:type="pct"/>
+          </w:tcPr>
+          <w:p>
+            <w:pPr>
+              <w:ind w:firstLineChars="0" w:firstLine="0"/>
+              <w:rPr>
+                <w:rFonts w:hint="eastAsia"/>
+                <w:sz w:val="21"/>
+                <w:szCs w:val="21"/>
+              </w:rPr>
+            </w:pPr>
+            <w:r>
+              <w:rPr>
+                <w:rFonts w:hint="eastAsia"/>
+                <w:sz w:val="21"/>
+                <w:szCs w:val="21"/>
+              </w:rPr>
+              <w:t>0</w:t>
+            </w:r>
+            <w:r>
+              <w:rPr>
+                <w:sz w:val="21"/>
+                <w:szCs w:val="21"/>
+              </w:rPr>
+              <w:t>x</w:t>
+            </w:r>
+            <w:r>
+              <w:rPr>
+                <w:sz w:val="21"/>
+                <w:szCs w:val="21"/>
+              </w:rPr>
+              <w:t>312</w:t>
+            </w:r>
+          </w:p>
+        </w:tc>
+        <w:tc>
+          <w:tcPr>
+            <w:tcW w:w="1667" w:type="pct"/>
+          </w:tcPr>
+          <w:p>
+            <w:pPr>
+              <w:ind w:firstLineChars="0" w:firstLine="0"/>
+              <w:rPr>
+                <w:rFonts w:hint="eastAsia"/>
+                <w:sz w:val="21"/>
+                <w:szCs w:val="21"/>
+              </w:rPr>
+            </w:pPr>
+            <w:r>
+              <w:rPr>
+                <w:sz w:val="21"/>
+                <w:szCs w:val="21"/>
+              </w:rPr>
+              <w:t>0x1000</w:t>
+            </w:r>
+          </w:p>
+        </w:tc>
+      </w:tr>
+      <w:tr>
+        <w:tc>
+          <w:tcPr>
+            <w:tcW w:w="1666" w:type="pct"/>
+          </w:tcPr>
+          <w:p>
+            <w:pPr>
+              <w:ind w:firstLineChars="0" w:firstLine="0"/>
+              <w:rPr>
+                <w:rFonts w:hint="eastAsia"/>
+                <w:sz w:val="21"/>
+                <w:szCs w:val="21"/>
+              </w:rPr>
+            </w:pPr>
+            <w:r>
+              <w:rPr>
+                <w:rFonts w:hint="eastAsia"/>
+                <w:sz w:val="21"/>
+                <w:szCs w:val="21"/>
+              </w:rPr>
+              <w:t>0</w:t>
+            </w:r>
+            <w:r>
+              <w:rPr>
+                <w:sz w:val="21"/>
+                <w:szCs w:val="21"/>
+              </w:rPr>
+              <w:t>x</w:t>
+            </w:r>
+            <w:r>
+              <w:rPr>
+                <w:sz w:val="21"/>
+                <w:szCs w:val="21"/>
+              </w:rPr>
+              <w:t>c86</w:t>
+            </w:r>
+          </w:p>
+        </w:tc>
+        <w:tc>
+          <w:tcPr>
+            <w:tcW w:w="1666" w:type="pct"/>
+          </w:tcPr>
+          <w:p>
+            <w:pPr>
+              <w:ind w:firstLineChars="0" w:firstLine="0"/>
+              <w:rPr>
+                <w:rFonts w:hint="eastAsia"/>
+                <w:sz w:val="21"/>
+                <w:szCs w:val="21"/>
+              </w:rPr>
+            </w:pPr>
+            <w:r>
+              <w:rPr>
+                <w:rFonts w:hint="eastAsia"/>
+                <w:sz w:val="21"/>
+                <w:szCs w:val="21"/>
+              </w:rPr>
+              <w:t>0</w:t>
+            </w:r>
+            <w:r>
+              <w:rPr>
+                <w:sz w:val="21"/>
+                <w:szCs w:val="21"/>
+              </w:rPr>
+              <w:t>x</w:t>
+            </w:r>
+            <w:r>
+              <w:rPr>
+                <w:sz w:val="21"/>
+                <w:szCs w:val="21"/>
+              </w:rPr>
+              <w:t>348</w:t>
+            </w:r>
+          </w:p>
+        </w:tc>
+        <w:tc>
+          <w:tcPr>
+            <w:tcW w:w="1667" w:type="pct"/>
+          </w:tcPr>
+          <w:p>
+            <w:pPr>
+              <w:ind w:firstLineChars="0" w:firstLine="0"/>
+              <w:rPr>
+                <w:rFonts w:hint="eastAsia"/>
+                <w:sz w:val="21"/>
+                <w:szCs w:val="21"/>
+              </w:rPr>
+            </w:pPr>
+            <w:r>
+              <w:rPr>
+                <w:sz w:val="21"/>
+                <w:szCs w:val="21"/>
+              </w:rPr>
+              <w:t>0x1000</w:t>
+            </w:r>
+          </w:p>
+        </w:tc>
+      </w:tr>
+      <w:tr>
+        <w:tc>
+          <w:tcPr>
+            <w:tcW w:w="1666" w:type="pct"/>
+          </w:tcPr>
+          <w:p>
+            <w:pPr>
+              <w:ind w:firstLineChars="0" w:firstLine="0"/>
+              <w:rPr>
+                <w:rFonts w:hint="eastAsia"/>
+                <w:sz w:val="21"/>
+                <w:szCs w:val="21"/>
+              </w:rPr>
+            </w:pPr>
+            <w:r>
+              <w:rPr>
+                <w:rFonts w:hint="eastAsia"/>
+                <w:sz w:val="21"/>
+                <w:szCs w:val="21"/>
+              </w:rPr>
+              <w:t>0</w:t>
+            </w:r>
+            <w:r>
+              <w:rPr>
+                <w:sz w:val="21"/>
+                <w:szCs w:val="21"/>
+              </w:rPr>
+              <w:t>x</w:t>
+            </w:r>
+            <w:r>
+              <w:rPr>
+                <w:sz w:val="21"/>
+                <w:szCs w:val="21"/>
+              </w:rPr>
+              <w:t>d97</w:t>
+            </w:r>
+          </w:p>
+        </w:tc>
+        <w:tc>
+          <w:tcPr>
+            <w:tcW w:w="1666" w:type="pct"/>
+          </w:tcPr>
+          <w:p>
+            <w:pPr>
+              <w:ind w:firstLineChars="0" w:firstLine="0"/>
+              <w:rPr>
+                <w:rFonts w:hint="eastAsia"/>
+                <w:sz w:val="21"/>
+                <w:szCs w:val="21"/>
+              </w:rPr>
+            </w:pPr>
+            <w:r>
+              <w:rPr>
+                <w:rFonts w:hint="eastAsia"/>
+                <w:sz w:val="21"/>
+                <w:szCs w:val="21"/>
+              </w:rPr>
+              <w:t>0</w:t>
+            </w:r>
+            <w:r>
+              <w:rPr>
+                <w:sz w:val="21"/>
+                <w:szCs w:val="21"/>
+              </w:rPr>
+              <w:t>x2</w:t>
+            </w:r>
+            <w:r>
+              <w:rPr>
+                <w:sz w:val="21"/>
+                <w:szCs w:val="21"/>
+              </w:rPr>
+              <w:t>47</w:t>
+            </w:r>
+          </w:p>
+        </w:tc>
+        <w:tc>
+          <w:tcPr>
+            <w:tcW w:w="1667" w:type="pct"/>
+          </w:tcPr>
+          <w:p>
+            <w:pPr>
+              <w:ind w:firstLineChars="0" w:firstLine="0"/>
+              <w:rPr>
+                <w:rFonts w:hint="eastAsia"/>
+                <w:sz w:val="21"/>
+                <w:szCs w:val="21"/>
+              </w:rPr>
+            </w:pPr>
+            <w:r>
+              <w:rPr>
+                <w:sz w:val="21"/>
+                <w:szCs w:val="21"/>
+              </w:rPr>
+              <w:t>0x1000</w:t>
+            </w:r>
+          </w:p>
+        </w:tc>
+      </w:tr>
+      <w:tr>
+        <w:tc>
+          <w:tcPr>
+            <w:tcW w:w="1666" w:type="pct"/>
+          </w:tcPr>
+          <w:p>
+            <w:pPr>
+              <w:ind w:firstLineChars="0" w:firstLine="0"/>
+              <w:rPr>
+                <w:rFonts w:hint="eastAsia"/>
+                <w:sz w:val="21"/>
+                <w:szCs w:val="21"/>
+              </w:rPr>
+            </w:pPr>
+            <w:r>
+              <w:rPr>
+                <w:rFonts w:hint="eastAsia"/>
+                <w:sz w:val="21"/>
+                <w:szCs w:val="21"/>
+              </w:rPr>
+              <w:t>0</w:t>
+            </w:r>
+            <w:r>
+              <w:rPr>
+                <w:sz w:val="21"/>
+                <w:szCs w:val="21"/>
+              </w:rPr>
+              <w:t>x</w:t>
+            </w:r>
+            <w:r>
+              <w:rPr>
+                <w:sz w:val="21"/>
+                <w:szCs w:val="21"/>
+              </w:rPr>
+              <w:t>e28</w:t>
+            </w:r>
+          </w:p>
+        </w:tc>
+        <w:tc>
+          <w:tcPr>
+            <w:tcW w:w="1666" w:type="pct"/>
+          </w:tcPr>
+          <w:p>
+            <w:pPr>
+              <w:ind w:firstLineChars="0" w:firstLine="0"/>
+              <w:rPr>
+                <w:rFonts w:hint="eastAsia"/>
+                <w:sz w:val="21"/>
+                <w:szCs w:val="21"/>
+              </w:rPr>
+            </w:pPr>
+            <w:r>
+              <w:rPr>
+                <w:rFonts w:hint="eastAsia"/>
+                <w:sz w:val="21"/>
+                <w:szCs w:val="21"/>
+              </w:rPr>
+              <w:t>0</w:t>
+            </w:r>
+            <w:r>
+              <w:rPr>
+                <w:sz w:val="21"/>
+                <w:szCs w:val="21"/>
+              </w:rPr>
+              <w:t>x</w:t>
+            </w:r>
+            <w:r>
+              <w:rPr>
+                <w:sz w:val="21"/>
+                <w:szCs w:val="21"/>
+              </w:rPr>
+              <w:t>1b9</w:t>
+            </w:r>
+          </w:p>
+        </w:tc>
+        <w:tc>
+          <w:tcPr>
+            <w:tcW w:w="1667" w:type="pct"/>
+          </w:tcPr>
+          <w:p>
+            <w:pPr>
+              <w:ind w:firstLineChars="0" w:firstLine="0"/>
+              <w:rPr>
+                <w:rFonts w:hint="eastAsia"/>
+                <w:sz w:val="21"/>
+                <w:szCs w:val="21"/>
+              </w:rPr>
+            </w:pPr>
+            <w:r>
+              <w:rPr>
+                <w:sz w:val="21"/>
+                <w:szCs w:val="21"/>
+              </w:rPr>
+              <w:t>0x1000</w:t>
+            </w:r>
+          </w:p>
+        </w:tc>
+      </w:tr>
+      <w:tr>
+        <w:tc>
+          <w:tcPr>
+            <w:tcW w:w="1666" w:type="pct"/>
+          </w:tcPr>
+          <w:p>
+            <w:pPr>
+              <w:ind w:firstLineChars="0" w:firstLine="0"/>
+              <w:rPr>
+                <w:rFonts w:hint="eastAsia"/>
+                <w:sz w:val="21"/>
+                <w:szCs w:val="21"/>
+              </w:rPr>
+            </w:pPr>
+            <w:r>
+              <w:rPr>
+                <w:rFonts w:hint="eastAsia"/>
+                <w:sz w:val="21"/>
+                <w:szCs w:val="21"/>
+              </w:rPr>
+              <w:t>0</w:t>
+            </w:r>
+            <w:r>
+              <w:rPr>
+                <w:sz w:val="21"/>
+                <w:szCs w:val="21"/>
+              </w:rPr>
+              <w:t>x</w:t>
+            </w:r>
+            <w:r>
+              <w:rPr>
+                <w:sz w:val="21"/>
+                <w:szCs w:val="21"/>
+              </w:rPr>
+              <w:t>cde</w:t>
+            </w:r>
+          </w:p>
+        </w:tc>
+        <w:tc>
+          <w:tcPr>
+            <w:tcW w:w="1666" w:type="pct"/>
+          </w:tcPr>
+          <w:p>
+            <w:pPr>
+              <w:ind w:firstLineChars="0" w:firstLine="0"/>
+              <w:rPr>
+                <w:rFonts w:hint="eastAsia"/>
+                <w:sz w:val="21"/>
+                <w:szCs w:val="21"/>
+              </w:rPr>
+            </w:pPr>
+            <w:r>
+              <w:rPr>
+                <w:rFonts w:hint="eastAsia"/>
+                <w:sz w:val="21"/>
+                <w:szCs w:val="21"/>
+              </w:rPr>
+              <w:t>0</w:t>
+            </w:r>
+            <w:r>
+              <w:rPr>
+                <w:sz w:val="21"/>
+                <w:szCs w:val="21"/>
+              </w:rPr>
+              <w:t>x2</w:t>
+            </w:r>
+            <w:r>
+              <w:rPr>
+                <w:sz w:val="21"/>
+                <w:szCs w:val="21"/>
+              </w:rPr>
+              <w:t>1e</w:t>
+            </w:r>
+          </w:p>
+        </w:tc>
+        <w:tc>
+          <w:tcPr>
+            <w:tcW w:w="1667" w:type="pct"/>
+          </w:tcPr>
+          <w:p>
+            <w:pPr>
+              <w:ind w:firstLineChars="0" w:firstLine="0"/>
+              <w:rPr>
+                <w:rFonts w:hint="eastAsia"/>
+                <w:sz w:val="21"/>
+                <w:szCs w:val="21"/>
+              </w:rPr>
+            </w:pPr>
+            <w:r>
+              <w:rPr>
+                <w:sz w:val="21"/>
+                <w:szCs w:val="21"/>
+              </w:rPr>
+              <w:t>0x1000</w:t>
+            </w:r>
+          </w:p>
+        </w:tc>
+      </w:tr>
+      <w:tr>
+        <w:tc>
+          <w:tcPr>
+            <w:tcW w:w="1666" w:type="pct"/>
+          </w:tcPr>
+          <w:p>
+            <w:pPr>
+              <w:ind w:firstLineChars="0" w:firstLine="0"/>
+              <w:rPr>
+                <w:rFonts w:hint="eastAsia"/>
+                <w:sz w:val="21"/>
+                <w:szCs w:val="21"/>
+              </w:rPr>
+            </w:pPr>
+            <w:r>
+              <w:rPr>
+                <w:rFonts w:hint="eastAsia"/>
+                <w:sz w:val="21"/>
+                <w:szCs w:val="21"/>
+              </w:rPr>
+              <w:t>0</w:t>
+            </w:r>
+            <w:r>
+              <w:rPr>
+                <w:sz w:val="21"/>
+                <w:szCs w:val="21"/>
+              </w:rPr>
+              <w:t>x</w:t>
+            </w:r>
+            <w:r>
+              <w:rPr>
+                <w:sz w:val="21"/>
+                <w:szCs w:val="21"/>
+              </w:rPr>
+              <w:t>cbe</w:t>
+            </w:r>
+          </w:p>
+        </w:tc>
+        <w:tc>
+          <w:tcPr>
+            <w:tcW w:w="1666" w:type="pct"/>
+          </w:tcPr>
+          <w:p>
+            <w:pPr>
+              <w:ind w:firstLineChars="0" w:firstLine="0"/>
+              <w:rPr>
+                <w:rFonts w:hint="eastAsia"/>
+                <w:sz w:val="21"/>
+                <w:szCs w:val="21"/>
+              </w:rPr>
+            </w:pPr>
+            <w:r>
+              <w:rPr>
+                <w:rFonts w:hint="eastAsia"/>
+                <w:sz w:val="21"/>
+                <w:szCs w:val="21"/>
+              </w:rPr>
+              <w:t>0</w:t>
+            </w:r>
+            <w:r>
+              <w:rPr>
+                <w:sz w:val="21"/>
+                <w:szCs w:val="21"/>
+              </w:rPr>
+              <w:t>x2</w:t>
+            </w:r>
+            <w:r>
+              <w:rPr>
+                <w:sz w:val="21"/>
+                <w:szCs w:val="21"/>
+              </w:rPr>
+              <w:t>09</w:t>
+            </w:r>
+          </w:p>
+        </w:tc>
+        <w:tc>
+          <w:tcPr>
+            <w:tcW w:w="1667" w:type="pct"/>
+          </w:tcPr>
+          <w:p>
+            <w:pPr>
+              <w:ind w:firstLineChars="0" w:firstLine="0"/>
+              <w:rPr>
+                <w:sz w:val="21"/>
+                <w:szCs w:val="21"/>
+              </w:rPr>
+            </w:pPr>
+            <w:r>
+              <w:rPr>
+                <w:sz w:val="21"/>
+                <w:szCs w:val="21"/>
+              </w:rPr>
+              <w:t>0x1000</w:t>
+            </w:r>
+          </w:p>
+        </w:tc>
+      </w:tr>
+    </w:tbl>
+    <w:p>
+      <w:pPr>
+        <w:ind w:firstLine="480"/>
+        <w:rPr>
+          <w:rFonts w:hint="eastAsia"/>
+        </w:rPr>
+      </w:pPr>
+    </w:p>
+    <w:p>
+      <w:pPr>
+        <w:ind w:firstLine="480"/>
+      </w:pPr>
+    </w:p>
+    <w:p>
+      <w:pPr>
+        <w:ind w:firstLine="480"/>
+      </w:pPr>
+      <w:r>
+        <w:rPr>
+          <w:rFonts w:hint="eastAsia"/>
+        </w:rPr>
+        <w:t>调度资源开销</w:t>
       </w:r>
       <w:r>
         <w:rPr>
@@ -49906,10 +52655,7 @@
         <w:t>减少</w:t>
       </w:r>
       <w:r>
-        <w:rPr>
-          <w:rFonts w:hint="eastAsia"/>
-        </w:rPr>
-        <w:t>2</w:t>
+        <w:t>1</w:t>
       </w:r>
       <w:r>
         <w:t>0%</w:t>
@@ -49924,17 +52670,43 @@
     <w:p>
       <w:pPr>
         <w:ind w:firstLine="480"/>
-      </w:pPr>
+        <w:rPr>
+          <w:rFonts w:hint="eastAsia"/>
+        </w:rPr>
+      </w:pPr>
+      <w:r>
+        <w:rPr>
+          <w:rFonts w:hint="eastAsia"/>
+        </w:rPr>
+        <w:t>由于采用动态优先补偿机制，预测错误不会造成致命影响，因此采用深度学习预测是很有竞争的一种调度机制。</w:t>
+      </w:r>
     </w:p>
     <w:p>
       <w:pPr>
         <w:ind w:firstLine="480"/>
       </w:pPr>
-      <w:r>
-        <w:rPr>
-          <w:rFonts w:hint="eastAsia"/>
-        </w:rPr>
-        <w:t>存在的风险是，采样未覆盖场景下，失败率会陡然升高，导致预测成功率极速下降。</w:t>
+    </w:p>
+    <w:p>
+      <w:pPr>
+        <w:ind w:firstLine="480"/>
+      </w:pPr>
+      <w:r>
+        <w:rPr>
+          <w:rFonts w:hint="eastAsia"/>
+        </w:rPr>
+        <w:t>存在</w:t>
+      </w:r>
+      <w:r>
+        <w:rPr>
+          <w:rFonts w:hint="eastAsia"/>
+        </w:rPr>
+        <w:t>的风险是，采样未覆盖场景下，失败率会陡然升高，导致预测成功率有一定程度</w:t>
+      </w:r>
+      <w:r>
+        <w:rPr>
+          <w:rFonts w:hint="eastAsia"/>
+        </w:rPr>
+        <w:t>下降。</w:t>
       </w:r>
       <w:r>
         <w:rPr>
@@ -49971,6 +52743,12 @@
           <w:rFonts w:hint="eastAsia"/>
         </w:rPr>
         <w:t>核心指标之一。</w:t>
+      </w:r>
+      <w:r>
+        <w:rPr>
+          <w:rFonts w:hint="eastAsia"/>
+        </w:rPr>
+        <w:t>训练时会有少量机率训练失败，此问题跟算法无关。</w:t>
       </w:r>
     </w:p>
     <w:p>
@@ -50186,7 +52964,11 @@
         <w:ind w:firstLine="480"/>
       </w:pPr>
       <w:r>
-        <w:t>为此，本文提出一种预测因子融合方案：将深度模型的预测结果作为优先级调整的一个因子，与传统调度算法中的动态优先级、交互优先级等因子共同参与调度决策。该方案在保留传统调度稳定性和可靠性的同时，利用深度学习发现传统算法难以建模的调度规律。</w:t>
+        <w:t>为此，本文提出一种预测因子融合方案：将深度模型的预测结果作为优先级调整的一个因子，与传统调度算法中的动态优先级、交互优先级等因子共同参与调度决策。该方案在保留传统调度稳定性和可靠性的同时，利用深度学习发现传统算法</w:t>
+      </w:r>
+      <w:r>
+        <w:lastRenderedPageBreak/>
+        <w:t>难以建模的调度规律。</w:t>
       </w:r>
     </w:p>
     <w:p>
@@ -50386,7 +53168,6 @@
       </w:pPr>
       <w:bookmarkStart w:id="72" w:name="_Toc242194278"/>
       <w:r>
-        <w:lastRenderedPageBreak/>
         <w:t>4</w:t>
       </w:r>
       <w:r>
@@ -50678,9 +53459,6 @@
     <w:p>
       <w:pPr>
         <w:ind w:firstLine="480"/>
-        <w:rPr>
-          <w:rFonts w:hint="eastAsia"/>
-        </w:rPr>
       </w:pPr>
     </w:p>
     <w:tbl>
@@ -50702,9 +53480,6 @@
           <w:p>
             <w:pPr>
               <w:ind w:firstLineChars="0" w:firstLine="0"/>
-              <w:rPr>
-                <w:rFonts w:hint="eastAsia"/>
-              </w:rPr>
             </w:pPr>
             <w:r>
               <w:rPr>
@@ -50749,9 +53524,6 @@
           <w:p>
             <w:pPr>
               <w:ind w:firstLineChars="0" w:firstLine="0"/>
-              <w:rPr>
-                <w:rFonts w:hint="eastAsia"/>
-              </w:rPr>
             </w:pPr>
             <w:r>
               <w:rPr>
@@ -50808,9 +53580,6 @@
           <w:p>
             <w:pPr>
               <w:ind w:firstLineChars="0" w:firstLine="0"/>
-              <w:rPr>
-                <w:rFonts w:hint="eastAsia"/>
-              </w:rPr>
             </w:pPr>
             <w:r>
               <w:rPr>
@@ -50837,6 +53606,7 @@
               <w:rPr>
                 <w:rFonts w:hint="eastAsia"/>
               </w:rPr>
+              <w:lastRenderedPageBreak/>
               <w:t>0</w:t>
             </w:r>
             <w:r>
@@ -50870,9 +53640,6 @@
           <w:p>
             <w:pPr>
               <w:ind w:firstLineChars="0" w:firstLine="0"/>
-              <w:rPr>
-                <w:rFonts w:hint="eastAsia"/>
-              </w:rPr>
             </w:pPr>
             <w:r>
               <w:rPr>
@@ -50932,9 +53699,6 @@
           <w:p>
             <w:pPr>
               <w:ind w:firstLineChars="0" w:firstLine="0"/>
-              <w:rPr>
-                <w:rFonts w:hint="eastAsia"/>
-              </w:rPr>
             </w:pPr>
             <w:r>
               <w:rPr>
@@ -50994,9 +53758,6 @@
           <w:p>
             <w:pPr>
               <w:ind w:firstLineChars="0" w:firstLine="0"/>
-              <w:rPr>
-                <w:rFonts w:hint="eastAsia"/>
-              </w:rPr>
             </w:pPr>
             <w:r>
               <w:rPr>
@@ -51056,9 +53817,6 @@
           <w:p>
             <w:pPr>
               <w:ind w:firstLineChars="0" w:firstLine="0"/>
-              <w:rPr>
-                <w:rFonts w:hint="eastAsia"/>
-              </w:rPr>
             </w:pPr>
             <w:r>
               <w:rPr>
@@ -51118,9 +53876,6 @@
           <w:p>
             <w:pPr>
               <w:ind w:firstLineChars="0" w:firstLine="0"/>
-              <w:rPr>
-                <w:rFonts w:hint="eastAsia"/>
-              </w:rPr>
             </w:pPr>
             <w:r>
               <w:rPr>
@@ -51180,9 +53935,6 @@
           <w:p>
             <w:pPr>
               <w:ind w:firstLineChars="0" w:firstLine="0"/>
-              <w:rPr>
-                <w:rFonts w:hint="eastAsia"/>
-              </w:rPr>
             </w:pPr>
             <w:r>
               <w:rPr>
@@ -51242,9 +53994,6 @@
           <w:p>
             <w:pPr>
               <w:ind w:firstLineChars="0" w:firstLine="0"/>
-              <w:rPr>
-                <w:rFonts w:hint="eastAsia"/>
-              </w:rPr>
             </w:pPr>
             <w:r>
               <w:rPr>
@@ -51304,9 +54053,6 @@
           <w:p>
             <w:pPr>
               <w:ind w:firstLineChars="0" w:firstLine="0"/>
-              <w:rPr>
-                <w:rFonts w:hint="eastAsia"/>
-              </w:rPr>
             </w:pPr>
             <w:r>
               <w:rPr>
@@ -51366,9 +54112,6 @@
           <w:p>
             <w:pPr>
               <w:ind w:firstLineChars="0" w:firstLine="0"/>
-              <w:rPr>
-                <w:rFonts w:hint="eastAsia"/>
-              </w:rPr>
             </w:pPr>
             <w:r>
               <w:rPr>
@@ -51391,17 +54134,11 @@
     <w:p>
       <w:pPr>
         <w:ind w:firstLine="480"/>
-        <w:rPr>
-          <w:rFonts w:hint="eastAsia"/>
-        </w:rPr>
       </w:pPr>
     </w:p>
     <w:p>
       <w:pPr>
         <w:ind w:firstLine="480"/>
-        <w:rPr>
-          <w:rFonts w:hint="eastAsia"/>
-        </w:rPr>
       </w:pPr>
       <w:r>
         <w:rPr>
@@ -55069,7 +57806,7 @@
         <w:rStyle w:val="a6"/>
         <w:noProof/>
       </w:rPr>
-      <w:t>ii</w:t>
+      <w:t>vi</w:t>
     </w:r>
     <w:r>
       <w:rPr>
@@ -55112,7 +57849,7 @@
         <w:rStyle w:val="a6"/>
         <w:noProof/>
       </w:rPr>
-      <w:t>41</w:t>
+      <w:t>42</w:t>
     </w:r>
     <w:r>
       <w:rPr>
@@ -55155,7 +57892,7 @@
       <w:rPr>
         <w:noProof/>
       </w:rPr>
-      <w:t>43</w:t>
+      <w:t>44</w:t>
     </w:r>
     <w:r>
       <w:fldChar w:fldCharType="end"/>
@@ -55185,7 +57922,7 @@
       <w:rPr>
         <w:noProof/>
       </w:rPr>
-      <w:t>44</w:t>
+      <w:t>46</w:t>
     </w:r>
     <w:r>
       <w:fldChar w:fldCharType="end"/>
@@ -62106,7 +64843,7 @@
 </file>
 
 <file path=customXml/itemProps1.xml><?xml version="1.0" encoding="utf-8"?>
-<ds:datastoreItem xmlns:ds="http://schemas.openxmlformats.org/officeDocument/2006/customXml" ds:itemID="{2E9C9B5B-79A5-4F5C-85A0-F84F29D87407}">
+<ds:datastoreItem xmlns:ds="http://schemas.openxmlformats.org/officeDocument/2006/customXml" ds:itemID="{D635AC11-6576-429A-99A6-C81557434B08}">
   <ds:schemaRefs>
     <ds:schemaRef ds:uri="http://schemas.openxmlformats.org/officeDocument/2006/bibliography"/>
   </ds:schemaRefs>

--- a/基于嵌入式系统的任务调度算法研究.docx
+++ b/基于嵌入式系统的任务调度算法研究.docx
@@ -1,6 +1,6 @@
 
 <file path=word/document.xml><?xml version="1.0" encoding="utf-8"?>
-<w:document xmlns:wpc="http://schemas.microsoft.com/office/word/2010/wordprocessingCanvas" xmlns:cx="http://schemas.microsoft.com/office/drawing/2014/chartex" xmlns:mc="http://schemas.openxmlformats.org/markup-compatibility/2006" xmlns:o="urn:schemas-microsoft-com:office:office" xmlns:r="http://schemas.openxmlformats.org/officeDocument/2006/relationships" xmlns:m="http://schemas.openxmlformats.org/officeDocument/2006/math" xmlns:v="urn:schemas-microsoft-com:vml" xmlns:wp14="http://schemas.microsoft.com/office/word/2010/wordprocessingDrawing" xmlns:wp="http://schemas.openxmlformats.org/drawingml/2006/wordprocessingDrawing" xmlns:w10="urn:schemas-microsoft-com:office:word" xmlns:w="http://schemas.openxmlformats.org/wordprocessingml/2006/main" xmlns:w14="http://schemas.microsoft.com/office/word/2010/wordml" xmlns:w15="http://schemas.microsoft.com/office/word/2012/wordml" xmlns:w16se="http://schemas.microsoft.com/office/word/2015/wordml/symex" xmlns:wpg="http://schemas.microsoft.com/office/word/2010/wordprocessingGroup" xmlns:wpi="http://schemas.microsoft.com/office/word/2010/wordprocessingInk" xmlns:wne="http://schemas.microsoft.com/office/word/2006/wordml" xmlns:wps="http://schemas.microsoft.com/office/word/2010/wordprocessingShape" mc:Ignorable="w14 w15 w16se wp14">
+<w:document xmlns:wpc="http://schemas.microsoft.com/office/word/2010/wordprocessingCanvas" xmlns:cx="http://schemas.microsoft.com/office/drawing/2014/chartex" xmlns:cx1="http://schemas.microsoft.com/office/drawing/2015/9/8/chartex" xmlns:cx2="http://schemas.microsoft.com/office/drawing/2015/10/21/chartex" xmlns:cx3="http://schemas.microsoft.com/office/drawing/2016/5/9/chartex" xmlns:cx4="http://schemas.microsoft.com/office/drawing/2016/5/10/chartex" xmlns:cx5="http://schemas.microsoft.com/office/drawing/2016/5/11/chartex" xmlns:cx6="http://schemas.microsoft.com/office/drawing/2016/5/12/chartex" xmlns:cx7="http://schemas.microsoft.com/office/drawing/2016/5/13/chartex" xmlns:cx8="http://schemas.microsoft.com/office/drawing/2016/5/14/chartex" xmlns:mc="http://schemas.openxmlformats.org/markup-compatibility/2006" xmlns:aink="http://schemas.microsoft.com/office/drawing/2016/ink" xmlns:am3d="http://schemas.microsoft.com/office/drawing/2017/model3d" xmlns:o="urn:schemas-microsoft-com:office:office" xmlns:oel="http://schemas.microsoft.com/office/2019/extlst" xmlns:r="http://schemas.openxmlformats.org/officeDocument/2006/relationships" xmlns:m="http://schemas.openxmlformats.org/officeDocument/2006/math" xmlns:v="urn:schemas-microsoft-com:vml" xmlns:wp14="http://schemas.microsoft.com/office/word/2010/wordprocessingDrawing" xmlns:wp="http://schemas.openxmlformats.org/drawingml/2006/wordprocessingDrawing" xmlns:w10="urn:schemas-microsoft-com:office:word" xmlns:w="http://schemas.openxmlformats.org/wordprocessingml/2006/main" xmlns:w14="http://schemas.microsoft.com/office/word/2010/wordml" xmlns:w15="http://schemas.microsoft.com/office/word/2012/wordml" xmlns:w16cex="http://schemas.microsoft.com/office/word/2018/wordml/cex" xmlns:w16cid="http://schemas.microsoft.com/office/word/2016/wordml/cid" xmlns:w16="http://schemas.microsoft.com/office/word/2018/wordml" xmlns:w16du="http://schemas.microsoft.com/office/word/2023/wordml/word16du" xmlns:w16sdtdh="http://schemas.microsoft.com/office/word/2020/wordml/sdtdatahash" xmlns:w16sdtfl="http://schemas.microsoft.com/office/word/2024/wordml/sdtformatlock" xmlns:w16se="http://schemas.microsoft.com/office/word/2015/wordml/symex" xmlns:wpg="http://schemas.microsoft.com/office/word/2010/wordprocessingGroup" xmlns:wpi="http://schemas.microsoft.com/office/word/2010/wordprocessingInk" xmlns:wne="http://schemas.microsoft.com/office/word/2006/wordml" xmlns:wps="http://schemas.microsoft.com/office/word/2010/wordprocessingShape" mc:Ignorable="w14 w15 w16se w16cid w16 w16cex w16sdtdh w16sdtfl w16du wp14">
   <w:body>
     <w:p>
       <w:pPr>
@@ -36,7 +36,7 @@
         <w:ind w:firstLineChars="0" w:firstLine="0"/>
         <w:jc w:val="center"/>
         <w:rPr>
-          <w:rFonts w:ascii="宋体" w:hAnsi="宋体"/>
+          <w:rFonts w:ascii="宋体" w:hAnsi="宋体" w:hint="eastAsia"/>
         </w:rPr>
       </w:pPr>
       <w:r>
@@ -63,10 +63,10 @@
             <v:path o:extrusionok="f" gradientshapeok="t" o:connecttype="rect"/>
             <o:lock v:ext="edit" aspectratio="t"/>
           </v:shapetype>
-          <v:shape id="_x0000_i1025" type="#_x0000_t75" style="width:303.5pt;height:78pt" o:ole="">
+          <v:shape id="_x0000_i1025" type="#_x0000_t75" style="width:303.6pt;height:78pt" o:ole="">
             <v:imagedata r:id="rId8" o:title="" gain="69719f" blacklevel="1966f" grayscale="t" bilevel="t"/>
           </v:shape>
-          <o:OLEObject Type="Embed" ProgID="图像.文件" ShapeID="_x0000_i1025" DrawAspect="Content" ObjectID="_1853162153" r:id="rId9"/>
+          <o:OLEObject Type="Embed" ProgID="图像.文件" ShapeID="_x0000_i1025" DrawAspect="Content" ObjectID="_1853262399" r:id="rId9"/>
         </w:object>
       </w:r>
     </w:p>
@@ -131,13 +131,22 @@
         <w:spacing w:line="240" w:lineRule="auto"/>
         <w:ind w:firstLineChars="0" w:firstLine="0"/>
         <w:jc w:val="center"/>
+        <w:rPr>
+          <w:rStyle w:val="-0"/>
+          <w:rFonts w:ascii="宋体" w:hAnsi="宋体" w:hint="eastAsia"/>
+          <w:sz w:val="30"/>
+          <w:szCs w:val="30"/>
+        </w:rPr>
+      </w:pPr>
+      <w:r>
         <w:rPr>
           <w:rStyle w:val="-0"/>
           <w:rFonts w:ascii="宋体" w:hAnsi="宋体"/>
           <w:sz w:val="30"/>
           <w:szCs w:val="30"/>
         </w:rPr>
-      </w:pPr>
+        <w:fldChar w:fldCharType="begin"/>
+      </w:r>
       <w:r>
         <w:rPr>
           <w:rStyle w:val="-0"/>
@@ -145,7 +154,16 @@
           <w:sz w:val="30"/>
           <w:szCs w:val="30"/>
         </w:rPr>
-        <w:fldChar w:fldCharType="begin"/>
+        <w:instrText xml:space="preserve"> </w:instrText>
+      </w:r>
+      <w:r>
+        <w:rPr>
+          <w:rStyle w:val="-0"/>
+          <w:rFonts w:ascii="宋体" w:hAnsi="宋体" w:hint="eastAsia"/>
+          <w:sz w:val="30"/>
+          <w:szCs w:val="30"/>
+        </w:rPr>
+        <w:instrText>MACROBUTTON NoMacro 论文题目</w:instrText>
       </w:r>
       <w:r>
         <w:rPr>
@@ -154,24 +172,6 @@
           <w:sz w:val="30"/>
           <w:szCs w:val="30"/>
         </w:rPr>
-        <w:instrText xml:space="preserve"> </w:instrText>
-      </w:r>
-      <w:r>
-        <w:rPr>
-          <w:rStyle w:val="-0"/>
-          <w:rFonts w:ascii="宋体" w:hAnsi="宋体" w:hint="eastAsia"/>
-          <w:sz w:val="30"/>
-          <w:szCs w:val="30"/>
-        </w:rPr>
-        <w:instrText>MACROBUTTON NoMacro 论文题目</w:instrText>
-      </w:r>
-      <w:r>
-        <w:rPr>
-          <w:rStyle w:val="-0"/>
-          <w:rFonts w:ascii="宋体" w:hAnsi="宋体"/>
-          <w:sz w:val="30"/>
-          <w:szCs w:val="30"/>
-        </w:rPr>
         <w:fldChar w:fldCharType="end"/>
       </w:r>
     </w:p>
@@ -322,7 +322,7 @@
         <w:jc w:val="center"/>
         <w:rPr>
           <w:rStyle w:val="-2"/>
-          <w:rFonts w:ascii="宋体" w:hAnsi="宋体"/>
+          <w:rFonts w:ascii="宋体" w:hAnsi="宋体" w:hint="eastAsia"/>
           <w:szCs w:val="28"/>
         </w:rPr>
       </w:pPr>
@@ -359,7 +359,7 @@
         <w:jc w:val="center"/>
         <w:rPr>
           <w:rStyle w:val="31"/>
-          <w:rFonts w:ascii="宋体" w:hAnsi="宋体"/>
+          <w:rFonts w:ascii="宋体" w:hAnsi="宋体" w:hint="eastAsia"/>
           <w:sz w:val="28"/>
           <w:szCs w:val="28"/>
         </w:rPr>
@@ -478,7 +478,7 @@
         <w:jc w:val="center"/>
         <w:rPr>
           <w:rStyle w:val="-5"/>
-          <w:rFonts w:ascii="宋体" w:hAnsi="宋体"/>
+          <w:rFonts w:ascii="宋体" w:hAnsi="宋体" w:hint="eastAsia"/>
         </w:rPr>
       </w:pPr>
       <w:r>
@@ -520,7 +520,7 @@
       <w:r>
         <w:rPr>
           <w:rStyle w:val="-5"/>
-          <w:rFonts w:ascii="宋体" w:hAnsi="宋体"/>
+          <w:rFonts w:ascii="宋体" w:hAnsi="宋体" w:hint="eastAsia"/>
           <w:noProof/>
         </w:rPr>
         <w:t>2026年10月</w:t>
@@ -823,7 +823,7 @@
         <w:jc w:val="left"/>
         <w:rPr>
           <w:rStyle w:val="-7"/>
-          <w:rFonts w:ascii="宋体" w:hAnsi="宋体"/>
+          <w:rFonts w:ascii="宋体" w:hAnsi="宋体" w:hint="eastAsia"/>
         </w:rPr>
       </w:pPr>
       <w:bookmarkStart w:id="1" w:name="题名页"/>
@@ -867,7 +867,6 @@
           <w:rStyle w:val="5"/>
           <w:rFonts w:ascii="宋体" w:hAnsi="宋体" w:hint="eastAsia"/>
         </w:rPr>
-        <w:lastRenderedPageBreak/>
         <w:t xml:space="preserve">                          </w:t>
       </w:r>
       <w:r>
@@ -1014,6 +1013,7 @@
         <w:jc w:val="center"/>
         <w:rPr>
           <w:rStyle w:val="-a"/>
+          <w:rFonts w:hint="eastAsia"/>
         </w:rPr>
       </w:pPr>
       <w:r>
@@ -1059,6 +1059,7 @@
         <w:ind w:firstLine="600"/>
         <w:rPr>
           <w:rStyle w:val="-a"/>
+          <w:rFonts w:hint="eastAsia"/>
         </w:rPr>
       </w:pPr>
     </w:p>
@@ -1240,7 +1241,7 @@
         <w:ind w:firstLine="560"/>
         <w:rPr>
           <w:rStyle w:val="-c"/>
-          <w:rFonts w:ascii="宋体" w:hAnsi="宋体"/>
+          <w:rFonts w:ascii="宋体" w:hAnsi="宋体" w:hint="eastAsia"/>
           <w:szCs w:val="28"/>
         </w:rPr>
       </w:pPr>
@@ -1252,7 +1253,7 @@
         <w:jc w:val="left"/>
         <w:rPr>
           <w:rStyle w:val="-f4"/>
-          <w:rFonts w:ascii="宋体" w:hAnsi="宋体"/>
+          <w:rFonts w:ascii="宋体" w:hAnsi="宋体" w:hint="eastAsia"/>
           <w:szCs w:val="28"/>
         </w:rPr>
       </w:pPr>
@@ -1301,7 +1302,7 @@
         <w:ind w:firstLine="560"/>
         <w:rPr>
           <w:rStyle w:val="-e"/>
-          <w:rFonts w:ascii="宋体" w:hAnsi="宋体"/>
+          <w:rFonts w:ascii="宋体" w:hAnsi="宋体" w:hint="eastAsia"/>
           <w:szCs w:val="28"/>
         </w:rPr>
       </w:pPr>
@@ -1313,7 +1314,7 @@
         <w:jc w:val="left"/>
         <w:rPr>
           <w:rStyle w:val="-f0"/>
-          <w:rFonts w:ascii="宋体" w:hAnsi="宋体"/>
+          <w:rFonts w:ascii="宋体" w:hAnsi="宋体" w:hint="eastAsia"/>
           <w:szCs w:val="28"/>
         </w:rPr>
       </w:pPr>
@@ -1388,7 +1389,7 @@
         <w:ind w:firstLineChars="0" w:firstLine="0"/>
         <w:jc w:val="left"/>
         <w:rPr>
-          <w:rFonts w:ascii="宋体" w:hAnsi="宋体"/>
+          <w:rFonts w:ascii="宋体" w:hAnsi="宋体" w:hint="eastAsia"/>
         </w:rPr>
       </w:pPr>
     </w:p>
@@ -1398,7 +1399,7 @@
         <w:ind w:firstLineChars="0" w:firstLine="0"/>
         <w:jc w:val="left"/>
         <w:rPr>
-          <w:rFonts w:ascii="宋体" w:hAnsi="宋体"/>
+          <w:rFonts w:ascii="宋体" w:hAnsi="宋体" w:hint="eastAsia"/>
           <w:sz w:val="28"/>
           <w:szCs w:val="28"/>
         </w:rPr>
@@ -1522,7 +1523,7 @@
         <w:jc w:val="center"/>
         <w:rPr>
           <w:rStyle w:val="-f1"/>
-          <w:rFonts w:ascii="宋体" w:hAnsi="宋体"/>
+          <w:rFonts w:ascii="宋体" w:hAnsi="宋体" w:hint="eastAsia"/>
         </w:rPr>
       </w:pPr>
       <w:r>
@@ -1563,7 +1564,7 @@
       <w:r>
         <w:rPr>
           <w:rStyle w:val="-f1"/>
-          <w:rFonts w:ascii="宋体" w:hAnsi="宋体"/>
+          <w:rFonts w:ascii="宋体" w:hAnsi="宋体" w:hint="eastAsia"/>
           <w:noProof/>
         </w:rPr>
         <w:t>2026年10月</w:t>
@@ -1593,13 +1594,13 @@
       <w:pPr>
         <w:ind w:firstLineChars="0" w:firstLine="420"/>
         <w:rPr>
-          <w:rFonts w:ascii="宋体" w:hAnsi="宋体"/>
-        </w:rPr>
-      </w:pPr>
-      <w:r>
-        <w:rPr>
           <w:rFonts w:ascii="宋体" w:hAnsi="宋体" w:hint="eastAsia"/>
         </w:rPr>
+      </w:pPr>
+      <w:r>
+        <w:rPr>
+          <w:rFonts w:ascii="宋体" w:hAnsi="宋体" w:hint="eastAsia"/>
+        </w:rPr>
         <w:t>首先感谢我的导师尹传环，</w:t>
       </w:r>
       <w:r>
@@ -1619,13 +1620,13 @@
       <w:pPr>
         <w:ind w:firstLineChars="0" w:firstLine="420"/>
         <w:rPr>
-          <w:rFonts w:ascii="宋体" w:hAnsi="宋体"/>
-        </w:rPr>
-      </w:pPr>
-      <w:r>
-        <w:rPr>
           <w:rFonts w:ascii="宋体" w:hAnsi="宋体" w:hint="eastAsia"/>
         </w:rPr>
+      </w:pPr>
+      <w:r>
+        <w:rPr>
+          <w:rFonts w:ascii="宋体" w:hAnsi="宋体" w:hint="eastAsia"/>
+        </w:rPr>
         <w:t>其次感谢我的公司领导，对我论文编写过程中提供的便利。</w:t>
       </w:r>
     </w:p>
@@ -1633,7 +1634,7 @@
       <w:pPr>
         <w:ind w:left="420" w:firstLineChars="0" w:firstLine="0"/>
         <w:rPr>
-          <w:rFonts w:ascii="宋体" w:hAnsi="宋体"/>
+          <w:rFonts w:ascii="宋体" w:hAnsi="宋体" w:hint="eastAsia"/>
         </w:rPr>
       </w:pPr>
       <w:r>
@@ -2062,13 +2063,13 @@
     </w:p>
     <w:p>
       <w:pPr>
-        <w:pStyle w:val="13"/>
+        <w:pStyle w:val="TOC1"/>
         <w:tabs>
           <w:tab w:val="right" w:leader="dot" w:pos="8494"/>
         </w:tabs>
         <w:ind w:firstLine="480"/>
         <w:rPr>
-          <w:rFonts w:asciiTheme="minorHAnsi" w:eastAsiaTheme="minorEastAsia" w:hAnsiTheme="minorHAnsi" w:cstheme="minorBidi"/>
+          <w:rFonts w:asciiTheme="minorHAnsi" w:eastAsiaTheme="minorEastAsia" w:hAnsiTheme="minorHAnsi" w:cstheme="minorBidi" w:hint="eastAsia"/>
           <w:b w:val="0"/>
           <w:bCs w:val="0"/>
           <w:caps w:val="0"/>
@@ -2164,13 +2165,13 @@
     </w:p>
     <w:p>
       <w:pPr>
-        <w:pStyle w:val="13"/>
+        <w:pStyle w:val="TOC1"/>
         <w:tabs>
           <w:tab w:val="right" w:leader="dot" w:pos="8494"/>
         </w:tabs>
         <w:ind w:firstLine="402"/>
         <w:rPr>
-          <w:rFonts w:asciiTheme="minorHAnsi" w:eastAsiaTheme="minorEastAsia" w:hAnsiTheme="minorHAnsi" w:cstheme="minorBidi"/>
+          <w:rFonts w:asciiTheme="minorHAnsi" w:eastAsiaTheme="minorEastAsia" w:hAnsiTheme="minorHAnsi" w:cstheme="minorBidi" w:hint="eastAsia"/>
           <w:b w:val="0"/>
           <w:bCs w:val="0"/>
           <w:caps w:val="0"/>
@@ -2239,13 +2240,13 @@
     </w:p>
     <w:p>
       <w:pPr>
-        <w:pStyle w:val="13"/>
+        <w:pStyle w:val="TOC1"/>
         <w:tabs>
           <w:tab w:val="right" w:leader="dot" w:pos="8494"/>
         </w:tabs>
         <w:ind w:firstLine="402"/>
         <w:rPr>
-          <w:rFonts w:asciiTheme="minorHAnsi" w:eastAsiaTheme="minorEastAsia" w:hAnsiTheme="minorHAnsi" w:cstheme="minorBidi"/>
+          <w:rFonts w:asciiTheme="minorHAnsi" w:eastAsiaTheme="minorEastAsia" w:hAnsiTheme="minorHAnsi" w:cstheme="minorBidi" w:hint="eastAsia"/>
           <w:b w:val="0"/>
           <w:bCs w:val="0"/>
           <w:caps w:val="0"/>
@@ -2323,13 +2324,13 @@
     </w:p>
     <w:p>
       <w:pPr>
-        <w:pStyle w:val="23"/>
+        <w:pStyle w:val="TOC2"/>
         <w:tabs>
           <w:tab w:val="right" w:leader="dot" w:pos="8494"/>
         </w:tabs>
         <w:ind w:firstLine="400"/>
         <w:rPr>
-          <w:rFonts w:asciiTheme="minorHAnsi" w:eastAsiaTheme="minorEastAsia" w:hAnsiTheme="minorHAnsi" w:cstheme="minorBidi"/>
+          <w:rFonts w:asciiTheme="minorHAnsi" w:eastAsiaTheme="minorEastAsia" w:hAnsiTheme="minorHAnsi" w:cstheme="minorBidi" w:hint="eastAsia"/>
           <w:smallCaps w:val="0"/>
           <w:noProof/>
           <w:sz w:val="21"/>
@@ -2443,13 +2444,13 @@
     </w:p>
     <w:p>
       <w:pPr>
-        <w:pStyle w:val="23"/>
+        <w:pStyle w:val="TOC2"/>
         <w:tabs>
           <w:tab w:val="right" w:leader="dot" w:pos="8494"/>
         </w:tabs>
         <w:ind w:firstLine="400"/>
         <w:rPr>
-          <w:rFonts w:asciiTheme="minorHAnsi" w:eastAsiaTheme="minorEastAsia" w:hAnsiTheme="minorHAnsi" w:cstheme="minorBidi"/>
+          <w:rFonts w:asciiTheme="minorHAnsi" w:eastAsiaTheme="minorEastAsia" w:hAnsiTheme="minorHAnsi" w:cstheme="minorBidi" w:hint="eastAsia"/>
           <w:smallCaps w:val="0"/>
           <w:noProof/>
           <w:sz w:val="21"/>
@@ -2563,13 +2564,13 @@
     </w:p>
     <w:p>
       <w:pPr>
-        <w:pStyle w:val="23"/>
+        <w:pStyle w:val="TOC2"/>
         <w:tabs>
           <w:tab w:val="right" w:leader="dot" w:pos="8494"/>
         </w:tabs>
         <w:ind w:firstLine="400"/>
         <w:rPr>
-          <w:rFonts w:asciiTheme="minorHAnsi" w:eastAsiaTheme="minorEastAsia" w:hAnsiTheme="minorHAnsi" w:cstheme="minorBidi"/>
+          <w:rFonts w:asciiTheme="minorHAnsi" w:eastAsiaTheme="minorEastAsia" w:hAnsiTheme="minorHAnsi" w:cstheme="minorBidi" w:hint="eastAsia"/>
           <w:smallCaps w:val="0"/>
           <w:noProof/>
           <w:sz w:val="21"/>
@@ -2683,13 +2684,13 @@
     </w:p>
     <w:p>
       <w:pPr>
-        <w:pStyle w:val="23"/>
+        <w:pStyle w:val="TOC2"/>
         <w:tabs>
           <w:tab w:val="right" w:leader="dot" w:pos="8494"/>
         </w:tabs>
         <w:ind w:firstLine="400"/>
         <w:rPr>
-          <w:rFonts w:asciiTheme="minorHAnsi" w:eastAsiaTheme="minorEastAsia" w:hAnsiTheme="minorHAnsi" w:cstheme="minorBidi"/>
+          <w:rFonts w:asciiTheme="minorHAnsi" w:eastAsiaTheme="minorEastAsia" w:hAnsiTheme="minorHAnsi" w:cstheme="minorBidi" w:hint="eastAsia"/>
           <w:smallCaps w:val="0"/>
           <w:noProof/>
           <w:sz w:val="21"/>
@@ -2803,13 +2804,13 @@
     </w:p>
     <w:p>
       <w:pPr>
-        <w:pStyle w:val="13"/>
+        <w:pStyle w:val="TOC1"/>
         <w:tabs>
           <w:tab w:val="right" w:leader="dot" w:pos="8494"/>
         </w:tabs>
         <w:ind w:firstLine="402"/>
         <w:rPr>
-          <w:rFonts w:asciiTheme="minorHAnsi" w:eastAsiaTheme="minorEastAsia" w:hAnsiTheme="minorHAnsi" w:cstheme="minorBidi"/>
+          <w:rFonts w:asciiTheme="minorHAnsi" w:eastAsiaTheme="minorEastAsia" w:hAnsiTheme="minorHAnsi" w:cstheme="minorBidi" w:hint="eastAsia"/>
           <w:b w:val="0"/>
           <w:bCs w:val="0"/>
           <w:caps w:val="0"/>
@@ -2920,13 +2921,13 @@
     </w:p>
     <w:p>
       <w:pPr>
-        <w:pStyle w:val="23"/>
+        <w:pStyle w:val="TOC2"/>
         <w:tabs>
           <w:tab w:val="right" w:leader="dot" w:pos="8494"/>
         </w:tabs>
         <w:ind w:firstLine="400"/>
         <w:rPr>
-          <w:rFonts w:asciiTheme="minorHAnsi" w:eastAsiaTheme="minorEastAsia" w:hAnsiTheme="minorHAnsi" w:cstheme="minorBidi"/>
+          <w:rFonts w:asciiTheme="minorHAnsi" w:eastAsiaTheme="minorEastAsia" w:hAnsiTheme="minorHAnsi" w:cstheme="minorBidi" w:hint="eastAsia"/>
           <w:smallCaps w:val="0"/>
           <w:noProof/>
           <w:sz w:val="21"/>
@@ -3040,13 +3041,13 @@
     </w:p>
     <w:p>
       <w:pPr>
-        <w:pStyle w:val="33"/>
+        <w:pStyle w:val="TOC3"/>
         <w:tabs>
           <w:tab w:val="right" w:leader="dot" w:pos="8494"/>
         </w:tabs>
         <w:ind w:firstLine="400"/>
         <w:rPr>
-          <w:rFonts w:asciiTheme="minorHAnsi" w:eastAsiaTheme="minorEastAsia" w:hAnsiTheme="minorHAnsi" w:cstheme="minorBidi"/>
+          <w:rFonts w:asciiTheme="minorHAnsi" w:eastAsiaTheme="minorEastAsia" w:hAnsiTheme="minorHAnsi" w:cstheme="minorBidi" w:hint="eastAsia"/>
           <w:i w:val="0"/>
           <w:iCs w:val="0"/>
           <w:noProof/>
@@ -3168,13 +3169,13 @@
     </w:p>
     <w:p>
       <w:pPr>
-        <w:pStyle w:val="33"/>
+        <w:pStyle w:val="TOC3"/>
         <w:tabs>
           <w:tab w:val="right" w:leader="dot" w:pos="8494"/>
         </w:tabs>
         <w:ind w:firstLine="400"/>
         <w:rPr>
-          <w:rFonts w:asciiTheme="minorHAnsi" w:eastAsiaTheme="minorEastAsia" w:hAnsiTheme="minorHAnsi" w:cstheme="minorBidi"/>
+          <w:rFonts w:asciiTheme="minorHAnsi" w:eastAsiaTheme="minorEastAsia" w:hAnsiTheme="minorHAnsi" w:cstheme="minorBidi" w:hint="eastAsia"/>
           <w:i w:val="0"/>
           <w:iCs w:val="0"/>
           <w:noProof/>
@@ -3289,14 +3290,14 @@
     </w:p>
     <w:p>
       <w:pPr>
-        <w:pStyle w:val="33"/>
+        <w:pStyle w:val="TOC3"/>
         <w:tabs>
           <w:tab w:val="left" w:pos="2346"/>
           <w:tab w:val="right" w:leader="dot" w:pos="8494"/>
         </w:tabs>
         <w:ind w:firstLine="400"/>
         <w:rPr>
-          <w:rFonts w:asciiTheme="minorHAnsi" w:eastAsiaTheme="minorEastAsia" w:hAnsiTheme="minorHAnsi" w:cstheme="minorBidi"/>
+          <w:rFonts w:asciiTheme="minorHAnsi" w:eastAsiaTheme="minorEastAsia" w:hAnsiTheme="minorHAnsi" w:cstheme="minorBidi" w:hint="eastAsia"/>
           <w:i w:val="0"/>
           <w:iCs w:val="0"/>
           <w:noProof/>
@@ -3422,14 +3423,14 @@
     </w:p>
     <w:p>
       <w:pPr>
-        <w:pStyle w:val="33"/>
+        <w:pStyle w:val="TOC3"/>
         <w:tabs>
           <w:tab w:val="left" w:pos="2346"/>
           <w:tab w:val="right" w:leader="dot" w:pos="8494"/>
         </w:tabs>
         <w:ind w:firstLine="400"/>
         <w:rPr>
-          <w:rFonts w:asciiTheme="minorHAnsi" w:eastAsiaTheme="minorEastAsia" w:hAnsiTheme="minorHAnsi" w:cstheme="minorBidi"/>
+          <w:rFonts w:asciiTheme="minorHAnsi" w:eastAsiaTheme="minorEastAsia" w:hAnsiTheme="minorHAnsi" w:cstheme="minorBidi" w:hint="eastAsia"/>
           <w:i w:val="0"/>
           <w:iCs w:val="0"/>
           <w:noProof/>
@@ -3555,13 +3556,13 @@
     </w:p>
     <w:p>
       <w:pPr>
-        <w:pStyle w:val="33"/>
+        <w:pStyle w:val="TOC3"/>
         <w:tabs>
           <w:tab w:val="right" w:leader="dot" w:pos="8494"/>
         </w:tabs>
         <w:ind w:firstLine="400"/>
         <w:rPr>
-          <w:rFonts w:asciiTheme="minorHAnsi" w:eastAsiaTheme="minorEastAsia" w:hAnsiTheme="minorHAnsi" w:cstheme="minorBidi"/>
+          <w:rFonts w:asciiTheme="minorHAnsi" w:eastAsiaTheme="minorEastAsia" w:hAnsiTheme="minorHAnsi" w:cstheme="minorBidi" w:hint="eastAsia"/>
           <w:i w:val="0"/>
           <w:iCs w:val="0"/>
           <w:noProof/>
@@ -3676,13 +3677,13 @@
     </w:p>
     <w:p>
       <w:pPr>
-        <w:pStyle w:val="33"/>
+        <w:pStyle w:val="TOC3"/>
         <w:tabs>
           <w:tab w:val="right" w:leader="dot" w:pos="8494"/>
         </w:tabs>
         <w:ind w:firstLine="400"/>
         <w:rPr>
-          <w:rFonts w:asciiTheme="minorHAnsi" w:eastAsiaTheme="minorEastAsia" w:hAnsiTheme="minorHAnsi" w:cstheme="minorBidi"/>
+          <w:rFonts w:asciiTheme="minorHAnsi" w:eastAsiaTheme="minorEastAsia" w:hAnsiTheme="minorHAnsi" w:cstheme="minorBidi" w:hint="eastAsia"/>
           <w:i w:val="0"/>
           <w:iCs w:val="0"/>
           <w:noProof/>
@@ -3804,14 +3805,14 @@
     </w:p>
     <w:p>
       <w:pPr>
-        <w:pStyle w:val="33"/>
+        <w:pStyle w:val="TOC3"/>
         <w:tabs>
           <w:tab w:val="left" w:pos="2346"/>
           <w:tab w:val="right" w:leader="dot" w:pos="8494"/>
         </w:tabs>
         <w:ind w:firstLine="400"/>
         <w:rPr>
-          <w:rFonts w:asciiTheme="minorHAnsi" w:eastAsiaTheme="minorEastAsia" w:hAnsiTheme="minorHAnsi" w:cstheme="minorBidi"/>
+          <w:rFonts w:asciiTheme="minorHAnsi" w:eastAsiaTheme="minorEastAsia" w:hAnsiTheme="minorHAnsi" w:cstheme="minorBidi" w:hint="eastAsia"/>
           <w:i w:val="0"/>
           <w:iCs w:val="0"/>
           <w:noProof/>
@@ -3937,13 +3938,13 @@
     </w:p>
     <w:p>
       <w:pPr>
-        <w:pStyle w:val="33"/>
+        <w:pStyle w:val="TOC3"/>
         <w:tabs>
           <w:tab w:val="right" w:leader="dot" w:pos="8494"/>
         </w:tabs>
         <w:ind w:firstLine="400"/>
         <w:rPr>
-          <w:rFonts w:asciiTheme="minorHAnsi" w:eastAsiaTheme="minorEastAsia" w:hAnsiTheme="minorHAnsi" w:cstheme="minorBidi"/>
+          <w:rFonts w:asciiTheme="minorHAnsi" w:eastAsiaTheme="minorEastAsia" w:hAnsiTheme="minorHAnsi" w:cstheme="minorBidi" w:hint="eastAsia"/>
           <w:i w:val="0"/>
           <w:iCs w:val="0"/>
           <w:noProof/>
@@ -4058,13 +4059,13 @@
     </w:p>
     <w:p>
       <w:pPr>
-        <w:pStyle w:val="23"/>
+        <w:pStyle w:val="TOC2"/>
         <w:tabs>
           <w:tab w:val="right" w:leader="dot" w:pos="8494"/>
         </w:tabs>
         <w:ind w:firstLine="400"/>
         <w:rPr>
-          <w:rFonts w:asciiTheme="minorHAnsi" w:eastAsiaTheme="minorEastAsia" w:hAnsiTheme="minorHAnsi" w:cstheme="minorBidi"/>
+          <w:rFonts w:asciiTheme="minorHAnsi" w:eastAsiaTheme="minorEastAsia" w:hAnsiTheme="minorHAnsi" w:cstheme="minorBidi" w:hint="eastAsia"/>
           <w:smallCaps w:val="0"/>
           <w:noProof/>
           <w:sz w:val="21"/>
@@ -4178,13 +4179,13 @@
     </w:p>
     <w:p>
       <w:pPr>
-        <w:pStyle w:val="33"/>
+        <w:pStyle w:val="TOC3"/>
         <w:tabs>
           <w:tab w:val="right" w:leader="dot" w:pos="8494"/>
         </w:tabs>
         <w:ind w:firstLine="400"/>
         <w:rPr>
-          <w:rFonts w:asciiTheme="minorHAnsi" w:eastAsiaTheme="minorEastAsia" w:hAnsiTheme="minorHAnsi" w:cstheme="minorBidi"/>
+          <w:rFonts w:asciiTheme="minorHAnsi" w:eastAsiaTheme="minorEastAsia" w:hAnsiTheme="minorHAnsi" w:cstheme="minorBidi" w:hint="eastAsia"/>
           <w:i w:val="0"/>
           <w:iCs w:val="0"/>
           <w:noProof/>
@@ -4299,13 +4300,13 @@
     </w:p>
     <w:p>
       <w:pPr>
-        <w:pStyle w:val="33"/>
+        <w:pStyle w:val="TOC3"/>
         <w:tabs>
           <w:tab w:val="right" w:leader="dot" w:pos="8494"/>
         </w:tabs>
         <w:ind w:firstLine="400"/>
         <w:rPr>
-          <w:rFonts w:asciiTheme="minorHAnsi" w:eastAsiaTheme="minorEastAsia" w:hAnsiTheme="minorHAnsi" w:cstheme="minorBidi"/>
+          <w:rFonts w:asciiTheme="minorHAnsi" w:eastAsiaTheme="minorEastAsia" w:hAnsiTheme="minorHAnsi" w:cstheme="minorBidi" w:hint="eastAsia"/>
           <w:i w:val="0"/>
           <w:iCs w:val="0"/>
           <w:noProof/>
@@ -4420,13 +4421,13 @@
     </w:p>
     <w:p>
       <w:pPr>
-        <w:pStyle w:val="33"/>
+        <w:pStyle w:val="TOC3"/>
         <w:tabs>
           <w:tab w:val="right" w:leader="dot" w:pos="8494"/>
         </w:tabs>
         <w:ind w:firstLine="400"/>
         <w:rPr>
-          <w:rFonts w:asciiTheme="minorHAnsi" w:eastAsiaTheme="minorEastAsia" w:hAnsiTheme="minorHAnsi" w:cstheme="minorBidi"/>
+          <w:rFonts w:asciiTheme="minorHAnsi" w:eastAsiaTheme="minorEastAsia" w:hAnsiTheme="minorHAnsi" w:cstheme="minorBidi" w:hint="eastAsia"/>
           <w:i w:val="0"/>
           <w:iCs w:val="0"/>
           <w:noProof/>
@@ -4541,13 +4542,13 @@
     </w:p>
     <w:p>
       <w:pPr>
-        <w:pStyle w:val="33"/>
+        <w:pStyle w:val="TOC3"/>
         <w:tabs>
           <w:tab w:val="right" w:leader="dot" w:pos="8494"/>
         </w:tabs>
         <w:ind w:firstLine="400"/>
         <w:rPr>
-          <w:rFonts w:asciiTheme="minorHAnsi" w:eastAsiaTheme="minorEastAsia" w:hAnsiTheme="minorHAnsi" w:cstheme="minorBidi"/>
+          <w:rFonts w:asciiTheme="minorHAnsi" w:eastAsiaTheme="minorEastAsia" w:hAnsiTheme="minorHAnsi" w:cstheme="minorBidi" w:hint="eastAsia"/>
           <w:i w:val="0"/>
           <w:iCs w:val="0"/>
           <w:noProof/>
@@ -4662,13 +4663,13 @@
     </w:p>
     <w:p>
       <w:pPr>
-        <w:pStyle w:val="33"/>
+        <w:pStyle w:val="TOC3"/>
         <w:tabs>
           <w:tab w:val="right" w:leader="dot" w:pos="8494"/>
         </w:tabs>
         <w:ind w:firstLine="400"/>
         <w:rPr>
-          <w:rFonts w:asciiTheme="minorHAnsi" w:eastAsiaTheme="minorEastAsia" w:hAnsiTheme="minorHAnsi" w:cstheme="minorBidi"/>
+          <w:rFonts w:asciiTheme="minorHAnsi" w:eastAsiaTheme="minorEastAsia" w:hAnsiTheme="minorHAnsi" w:cstheme="minorBidi" w:hint="eastAsia"/>
           <w:i w:val="0"/>
           <w:iCs w:val="0"/>
           <w:noProof/>
@@ -4783,13 +4784,13 @@
     </w:p>
     <w:p>
       <w:pPr>
-        <w:pStyle w:val="23"/>
+        <w:pStyle w:val="TOC2"/>
         <w:tabs>
           <w:tab w:val="right" w:leader="dot" w:pos="8494"/>
         </w:tabs>
         <w:ind w:firstLine="400"/>
         <w:rPr>
-          <w:rFonts w:asciiTheme="minorHAnsi" w:eastAsiaTheme="minorEastAsia" w:hAnsiTheme="minorHAnsi" w:cstheme="minorBidi"/>
+          <w:rFonts w:asciiTheme="minorHAnsi" w:eastAsiaTheme="minorEastAsia" w:hAnsiTheme="minorHAnsi" w:cstheme="minorBidi" w:hint="eastAsia"/>
           <w:smallCaps w:val="0"/>
           <w:noProof/>
           <w:sz w:val="21"/>
@@ -4903,13 +4904,13 @@
     </w:p>
     <w:p>
       <w:pPr>
-        <w:pStyle w:val="13"/>
+        <w:pStyle w:val="TOC1"/>
         <w:tabs>
           <w:tab w:val="right" w:leader="dot" w:pos="8494"/>
         </w:tabs>
         <w:ind w:firstLine="402"/>
         <w:rPr>
-          <w:rFonts w:asciiTheme="minorHAnsi" w:eastAsiaTheme="minorEastAsia" w:hAnsiTheme="minorHAnsi" w:cstheme="minorBidi"/>
+          <w:rFonts w:asciiTheme="minorHAnsi" w:eastAsiaTheme="minorEastAsia" w:hAnsiTheme="minorHAnsi" w:cstheme="minorBidi" w:hint="eastAsia"/>
           <w:b w:val="0"/>
           <w:bCs w:val="0"/>
           <w:caps w:val="0"/>
@@ -5047,13 +5048,13 @@
     </w:p>
     <w:p>
       <w:pPr>
-        <w:pStyle w:val="23"/>
+        <w:pStyle w:val="TOC2"/>
         <w:tabs>
           <w:tab w:val="right" w:leader="dot" w:pos="8494"/>
         </w:tabs>
         <w:ind w:firstLine="400"/>
         <w:rPr>
-          <w:rFonts w:asciiTheme="minorHAnsi" w:eastAsiaTheme="minorEastAsia" w:hAnsiTheme="minorHAnsi" w:cstheme="minorBidi"/>
+          <w:rFonts w:asciiTheme="minorHAnsi" w:eastAsiaTheme="minorEastAsia" w:hAnsiTheme="minorHAnsi" w:cstheme="minorBidi" w:hint="eastAsia"/>
           <w:smallCaps w:val="0"/>
           <w:noProof/>
           <w:sz w:val="21"/>
@@ -5167,13 +5168,13 @@
     </w:p>
     <w:p>
       <w:pPr>
-        <w:pStyle w:val="23"/>
+        <w:pStyle w:val="TOC2"/>
         <w:tabs>
           <w:tab w:val="right" w:leader="dot" w:pos="8494"/>
         </w:tabs>
         <w:ind w:firstLine="400"/>
         <w:rPr>
-          <w:rFonts w:asciiTheme="minorHAnsi" w:eastAsiaTheme="minorEastAsia" w:hAnsiTheme="minorHAnsi" w:cstheme="minorBidi"/>
+          <w:rFonts w:asciiTheme="minorHAnsi" w:eastAsiaTheme="minorEastAsia" w:hAnsiTheme="minorHAnsi" w:cstheme="minorBidi" w:hint="eastAsia"/>
           <w:smallCaps w:val="0"/>
           <w:noProof/>
           <w:sz w:val="21"/>
@@ -5287,13 +5288,13 @@
     </w:p>
     <w:p>
       <w:pPr>
-        <w:pStyle w:val="23"/>
+        <w:pStyle w:val="TOC2"/>
         <w:tabs>
           <w:tab w:val="right" w:leader="dot" w:pos="8494"/>
         </w:tabs>
         <w:ind w:firstLine="400"/>
         <w:rPr>
-          <w:rFonts w:asciiTheme="minorHAnsi" w:eastAsiaTheme="minorEastAsia" w:hAnsiTheme="minorHAnsi" w:cstheme="minorBidi"/>
+          <w:rFonts w:asciiTheme="minorHAnsi" w:eastAsiaTheme="minorEastAsia" w:hAnsiTheme="minorHAnsi" w:cstheme="minorBidi" w:hint="eastAsia"/>
           <w:smallCaps w:val="0"/>
           <w:noProof/>
           <w:sz w:val="21"/>
@@ -5407,14 +5408,14 @@
     </w:p>
     <w:p>
       <w:pPr>
-        <w:pStyle w:val="33"/>
+        <w:pStyle w:val="TOC3"/>
         <w:tabs>
           <w:tab w:val="left" w:pos="2346"/>
           <w:tab w:val="right" w:leader="dot" w:pos="8494"/>
         </w:tabs>
         <w:ind w:firstLine="400"/>
         <w:rPr>
-          <w:rFonts w:asciiTheme="minorHAnsi" w:eastAsiaTheme="minorEastAsia" w:hAnsiTheme="minorHAnsi" w:cstheme="minorBidi"/>
+          <w:rFonts w:asciiTheme="minorHAnsi" w:eastAsiaTheme="minorEastAsia" w:hAnsiTheme="minorHAnsi" w:cstheme="minorBidi" w:hint="eastAsia"/>
           <w:i w:val="0"/>
           <w:iCs w:val="0"/>
           <w:noProof/>
@@ -5547,14 +5548,14 @@
     </w:p>
     <w:p>
       <w:pPr>
-        <w:pStyle w:val="33"/>
+        <w:pStyle w:val="TOC3"/>
         <w:tabs>
           <w:tab w:val="left" w:pos="2346"/>
           <w:tab w:val="right" w:leader="dot" w:pos="8494"/>
         </w:tabs>
         <w:ind w:firstLine="400"/>
         <w:rPr>
-          <w:rFonts w:asciiTheme="minorHAnsi" w:eastAsiaTheme="minorEastAsia" w:hAnsiTheme="minorHAnsi" w:cstheme="minorBidi"/>
+          <w:rFonts w:asciiTheme="minorHAnsi" w:eastAsiaTheme="minorEastAsia" w:hAnsiTheme="minorHAnsi" w:cstheme="minorBidi" w:hint="eastAsia"/>
           <w:i w:val="0"/>
           <w:iCs w:val="0"/>
           <w:noProof/>
@@ -5680,13 +5681,13 @@
     </w:p>
     <w:p>
       <w:pPr>
-        <w:pStyle w:val="33"/>
+        <w:pStyle w:val="TOC3"/>
         <w:tabs>
           <w:tab w:val="right" w:leader="dot" w:pos="8494"/>
         </w:tabs>
         <w:ind w:firstLine="400"/>
         <w:rPr>
-          <w:rFonts w:asciiTheme="minorHAnsi" w:eastAsiaTheme="minorEastAsia" w:hAnsiTheme="minorHAnsi" w:cstheme="minorBidi"/>
+          <w:rFonts w:asciiTheme="minorHAnsi" w:eastAsiaTheme="minorEastAsia" w:hAnsiTheme="minorHAnsi" w:cstheme="minorBidi" w:hint="eastAsia"/>
           <w:i w:val="0"/>
           <w:iCs w:val="0"/>
           <w:noProof/>
@@ -5801,13 +5802,13 @@
     </w:p>
     <w:p>
       <w:pPr>
-        <w:pStyle w:val="23"/>
+        <w:pStyle w:val="TOC2"/>
         <w:tabs>
           <w:tab w:val="right" w:leader="dot" w:pos="8494"/>
         </w:tabs>
         <w:ind w:firstLine="400"/>
         <w:rPr>
-          <w:rFonts w:asciiTheme="minorHAnsi" w:eastAsiaTheme="minorEastAsia" w:hAnsiTheme="minorHAnsi" w:cstheme="minorBidi"/>
+          <w:rFonts w:asciiTheme="minorHAnsi" w:eastAsiaTheme="minorEastAsia" w:hAnsiTheme="minorHAnsi" w:cstheme="minorBidi" w:hint="eastAsia"/>
           <w:smallCaps w:val="0"/>
           <w:noProof/>
           <w:sz w:val="21"/>
@@ -5921,13 +5922,13 @@
     </w:p>
     <w:p>
       <w:pPr>
-        <w:pStyle w:val="13"/>
+        <w:pStyle w:val="TOC1"/>
         <w:tabs>
           <w:tab w:val="right" w:leader="dot" w:pos="8494"/>
         </w:tabs>
         <w:ind w:firstLine="402"/>
         <w:rPr>
-          <w:rFonts w:asciiTheme="minorHAnsi" w:eastAsiaTheme="minorEastAsia" w:hAnsiTheme="minorHAnsi" w:cstheme="minorBidi"/>
+          <w:rFonts w:asciiTheme="minorHAnsi" w:eastAsiaTheme="minorEastAsia" w:hAnsiTheme="minorHAnsi" w:cstheme="minorBidi" w:hint="eastAsia"/>
           <w:b w:val="0"/>
           <w:bCs w:val="0"/>
           <w:caps w:val="0"/>
@@ -6065,13 +6066,13 @@
     </w:p>
     <w:p>
       <w:pPr>
-        <w:pStyle w:val="23"/>
+        <w:pStyle w:val="TOC2"/>
         <w:tabs>
           <w:tab w:val="right" w:leader="dot" w:pos="8494"/>
         </w:tabs>
         <w:ind w:firstLine="400"/>
         <w:rPr>
-          <w:rFonts w:asciiTheme="minorHAnsi" w:eastAsiaTheme="minorEastAsia" w:hAnsiTheme="minorHAnsi" w:cstheme="minorBidi"/>
+          <w:rFonts w:asciiTheme="minorHAnsi" w:eastAsiaTheme="minorEastAsia" w:hAnsiTheme="minorHAnsi" w:cstheme="minorBidi" w:hint="eastAsia"/>
           <w:smallCaps w:val="0"/>
           <w:noProof/>
           <w:sz w:val="21"/>
@@ -6192,13 +6193,13 @@
     </w:p>
     <w:p>
       <w:pPr>
-        <w:pStyle w:val="33"/>
+        <w:pStyle w:val="TOC3"/>
         <w:tabs>
           <w:tab w:val="right" w:leader="dot" w:pos="8494"/>
         </w:tabs>
         <w:ind w:firstLine="400"/>
         <w:rPr>
-          <w:rFonts w:asciiTheme="minorHAnsi" w:eastAsiaTheme="minorEastAsia" w:hAnsiTheme="minorHAnsi" w:cstheme="minorBidi"/>
+          <w:rFonts w:asciiTheme="minorHAnsi" w:eastAsiaTheme="minorEastAsia" w:hAnsiTheme="minorHAnsi" w:cstheme="minorBidi" w:hint="eastAsia"/>
           <w:i w:val="0"/>
           <w:iCs w:val="0"/>
           <w:noProof/>
@@ -6320,13 +6321,13 @@
     </w:p>
     <w:p>
       <w:pPr>
-        <w:pStyle w:val="33"/>
+        <w:pStyle w:val="TOC3"/>
         <w:tabs>
           <w:tab w:val="right" w:leader="dot" w:pos="8494"/>
         </w:tabs>
         <w:ind w:firstLine="400"/>
         <w:rPr>
-          <w:rFonts w:asciiTheme="minorHAnsi" w:eastAsiaTheme="minorEastAsia" w:hAnsiTheme="minorHAnsi" w:cstheme="minorBidi"/>
+          <w:rFonts w:asciiTheme="minorHAnsi" w:eastAsiaTheme="minorEastAsia" w:hAnsiTheme="minorHAnsi" w:cstheme="minorBidi" w:hint="eastAsia"/>
           <w:i w:val="0"/>
           <w:iCs w:val="0"/>
           <w:noProof/>
@@ -6448,13 +6449,13 @@
     </w:p>
     <w:p>
       <w:pPr>
-        <w:pStyle w:val="23"/>
+        <w:pStyle w:val="TOC2"/>
         <w:tabs>
           <w:tab w:val="right" w:leader="dot" w:pos="8494"/>
         </w:tabs>
         <w:ind w:firstLine="400"/>
         <w:rPr>
-          <w:rFonts w:asciiTheme="minorHAnsi" w:eastAsiaTheme="minorEastAsia" w:hAnsiTheme="minorHAnsi" w:cstheme="minorBidi"/>
+          <w:rFonts w:asciiTheme="minorHAnsi" w:eastAsiaTheme="minorEastAsia" w:hAnsiTheme="minorHAnsi" w:cstheme="minorBidi" w:hint="eastAsia"/>
           <w:smallCaps w:val="0"/>
           <w:noProof/>
           <w:sz w:val="21"/>
@@ -6568,13 +6569,13 @@
     </w:p>
     <w:p>
       <w:pPr>
-        <w:pStyle w:val="33"/>
+        <w:pStyle w:val="TOC3"/>
         <w:tabs>
           <w:tab w:val="right" w:leader="dot" w:pos="8494"/>
         </w:tabs>
         <w:ind w:firstLine="400"/>
         <w:rPr>
-          <w:rFonts w:asciiTheme="minorHAnsi" w:eastAsiaTheme="minorEastAsia" w:hAnsiTheme="minorHAnsi" w:cstheme="minorBidi"/>
+          <w:rFonts w:asciiTheme="minorHAnsi" w:eastAsiaTheme="minorEastAsia" w:hAnsiTheme="minorHAnsi" w:cstheme="minorBidi" w:hint="eastAsia"/>
           <w:i w:val="0"/>
           <w:iCs w:val="0"/>
           <w:noProof/>
@@ -6689,14 +6690,14 @@
     </w:p>
     <w:p>
       <w:pPr>
-        <w:pStyle w:val="33"/>
+        <w:pStyle w:val="TOC3"/>
         <w:tabs>
           <w:tab w:val="left" w:pos="2346"/>
           <w:tab w:val="right" w:leader="dot" w:pos="8494"/>
         </w:tabs>
         <w:ind w:firstLine="400"/>
         <w:rPr>
-          <w:rFonts w:asciiTheme="minorHAnsi" w:eastAsiaTheme="minorEastAsia" w:hAnsiTheme="minorHAnsi" w:cstheme="minorBidi"/>
+          <w:rFonts w:asciiTheme="minorHAnsi" w:eastAsiaTheme="minorEastAsia" w:hAnsiTheme="minorHAnsi" w:cstheme="minorBidi" w:hint="eastAsia"/>
           <w:i w:val="0"/>
           <w:iCs w:val="0"/>
           <w:noProof/>
@@ -6822,14 +6823,14 @@
     </w:p>
     <w:p>
       <w:pPr>
-        <w:pStyle w:val="33"/>
+        <w:pStyle w:val="TOC3"/>
         <w:tabs>
           <w:tab w:val="left" w:pos="2346"/>
           <w:tab w:val="right" w:leader="dot" w:pos="8494"/>
         </w:tabs>
         <w:ind w:firstLine="400"/>
         <w:rPr>
-          <w:rFonts w:asciiTheme="minorHAnsi" w:eastAsiaTheme="minorEastAsia" w:hAnsiTheme="minorHAnsi" w:cstheme="minorBidi"/>
+          <w:rFonts w:asciiTheme="minorHAnsi" w:eastAsiaTheme="minorEastAsia" w:hAnsiTheme="minorHAnsi" w:cstheme="minorBidi" w:hint="eastAsia"/>
           <w:i w:val="0"/>
           <w:iCs w:val="0"/>
           <w:noProof/>
@@ -6955,13 +6956,13 @@
     </w:p>
     <w:p>
       <w:pPr>
-        <w:pStyle w:val="23"/>
+        <w:pStyle w:val="TOC2"/>
         <w:tabs>
           <w:tab w:val="right" w:leader="dot" w:pos="8494"/>
         </w:tabs>
         <w:ind w:firstLine="400"/>
         <w:rPr>
-          <w:rFonts w:asciiTheme="minorHAnsi" w:eastAsiaTheme="minorEastAsia" w:hAnsiTheme="minorHAnsi" w:cstheme="minorBidi"/>
+          <w:rFonts w:asciiTheme="minorHAnsi" w:eastAsiaTheme="minorEastAsia" w:hAnsiTheme="minorHAnsi" w:cstheme="minorBidi" w:hint="eastAsia"/>
           <w:smallCaps w:val="0"/>
           <w:noProof/>
           <w:sz w:val="21"/>
@@ -7075,13 +7076,13 @@
     </w:p>
     <w:p>
       <w:pPr>
-        <w:pStyle w:val="23"/>
+        <w:pStyle w:val="TOC2"/>
         <w:tabs>
           <w:tab w:val="right" w:leader="dot" w:pos="8494"/>
         </w:tabs>
         <w:ind w:firstLine="400"/>
         <w:rPr>
-          <w:rFonts w:asciiTheme="minorHAnsi" w:eastAsiaTheme="minorEastAsia" w:hAnsiTheme="minorHAnsi" w:cstheme="minorBidi"/>
+          <w:rFonts w:asciiTheme="minorHAnsi" w:eastAsiaTheme="minorEastAsia" w:hAnsiTheme="minorHAnsi" w:cstheme="minorBidi" w:hint="eastAsia"/>
           <w:smallCaps w:val="0"/>
           <w:noProof/>
           <w:sz w:val="21"/>
@@ -7195,13 +7196,13 @@
     </w:p>
     <w:p>
       <w:pPr>
-        <w:pStyle w:val="23"/>
+        <w:pStyle w:val="TOC2"/>
         <w:tabs>
           <w:tab w:val="right" w:leader="dot" w:pos="8494"/>
         </w:tabs>
         <w:ind w:firstLine="400"/>
         <w:rPr>
-          <w:rFonts w:asciiTheme="minorHAnsi" w:eastAsiaTheme="minorEastAsia" w:hAnsiTheme="minorHAnsi" w:cstheme="minorBidi"/>
+          <w:rFonts w:asciiTheme="minorHAnsi" w:eastAsiaTheme="minorEastAsia" w:hAnsiTheme="minorHAnsi" w:cstheme="minorBidi" w:hint="eastAsia"/>
           <w:smallCaps w:val="0"/>
           <w:noProof/>
           <w:sz w:val="21"/>
@@ -7315,13 +7316,13 @@
     </w:p>
     <w:p>
       <w:pPr>
-        <w:pStyle w:val="13"/>
+        <w:pStyle w:val="TOC1"/>
         <w:tabs>
           <w:tab w:val="right" w:leader="dot" w:pos="8494"/>
         </w:tabs>
         <w:ind w:firstLine="402"/>
         <w:rPr>
-          <w:rFonts w:asciiTheme="minorHAnsi" w:eastAsiaTheme="minorEastAsia" w:hAnsiTheme="minorHAnsi" w:cstheme="minorBidi"/>
+          <w:rFonts w:asciiTheme="minorHAnsi" w:eastAsiaTheme="minorEastAsia" w:hAnsiTheme="minorHAnsi" w:cstheme="minorBidi" w:hint="eastAsia"/>
           <w:b w:val="0"/>
           <w:bCs w:val="0"/>
           <w:caps w:val="0"/>
@@ -7399,13 +7400,13 @@
     </w:p>
     <w:p>
       <w:pPr>
-        <w:pStyle w:val="13"/>
+        <w:pStyle w:val="TOC1"/>
         <w:tabs>
           <w:tab w:val="right" w:leader="dot" w:pos="8494"/>
         </w:tabs>
         <w:ind w:firstLine="402"/>
         <w:rPr>
-          <w:rFonts w:asciiTheme="minorHAnsi" w:eastAsiaTheme="minorEastAsia" w:hAnsiTheme="minorHAnsi" w:cstheme="minorBidi"/>
+          <w:rFonts w:asciiTheme="minorHAnsi" w:eastAsiaTheme="minorEastAsia" w:hAnsiTheme="minorHAnsi" w:cstheme="minorBidi" w:hint="eastAsia"/>
           <w:b w:val="0"/>
           <w:bCs w:val="0"/>
           <w:caps w:val="0"/>
@@ -7474,13 +7475,13 @@
     </w:p>
     <w:p>
       <w:pPr>
-        <w:pStyle w:val="13"/>
+        <w:pStyle w:val="TOC1"/>
         <w:tabs>
           <w:tab w:val="right" w:leader="dot" w:pos="8494"/>
         </w:tabs>
         <w:ind w:firstLine="402"/>
         <w:rPr>
-          <w:rFonts w:asciiTheme="minorHAnsi" w:eastAsiaTheme="minorEastAsia" w:hAnsiTheme="minorHAnsi" w:cstheme="minorBidi"/>
+          <w:rFonts w:asciiTheme="minorHAnsi" w:eastAsiaTheme="minorEastAsia" w:hAnsiTheme="minorHAnsi" w:cstheme="minorBidi" w:hint="eastAsia"/>
           <w:b w:val="0"/>
           <w:bCs w:val="0"/>
           <w:caps w:val="0"/>
@@ -7556,13 +7557,13 @@
     </w:p>
     <w:p>
       <w:pPr>
-        <w:pStyle w:val="13"/>
+        <w:pStyle w:val="TOC1"/>
         <w:tabs>
           <w:tab w:val="right" w:leader="dot" w:pos="8494"/>
         </w:tabs>
         <w:ind w:firstLine="402"/>
         <w:rPr>
-          <w:rFonts w:asciiTheme="minorHAnsi" w:eastAsiaTheme="minorEastAsia" w:hAnsiTheme="minorHAnsi" w:cstheme="minorBidi"/>
+          <w:rFonts w:asciiTheme="minorHAnsi" w:eastAsiaTheme="minorEastAsia" w:hAnsiTheme="minorHAnsi" w:cstheme="minorBidi" w:hint="eastAsia"/>
           <w:b w:val="0"/>
           <w:bCs w:val="0"/>
           <w:caps w:val="0"/>
@@ -7631,13 +7632,13 @@
     </w:p>
     <w:p>
       <w:pPr>
-        <w:pStyle w:val="13"/>
+        <w:pStyle w:val="TOC1"/>
         <w:tabs>
           <w:tab w:val="right" w:leader="dot" w:pos="8494"/>
         </w:tabs>
         <w:ind w:firstLine="402"/>
         <w:rPr>
-          <w:rFonts w:asciiTheme="minorHAnsi" w:eastAsiaTheme="minorEastAsia" w:hAnsiTheme="minorHAnsi" w:cstheme="minorBidi"/>
+          <w:rFonts w:asciiTheme="minorHAnsi" w:eastAsiaTheme="minorEastAsia" w:hAnsiTheme="minorHAnsi" w:cstheme="minorBidi" w:hint="eastAsia"/>
           <w:b w:val="0"/>
           <w:bCs w:val="0"/>
           <w:caps w:val="0"/>
@@ -7720,13 +7721,13 @@
     </w:p>
     <w:p>
       <w:pPr>
-        <w:pStyle w:val="13"/>
+        <w:pStyle w:val="TOC1"/>
         <w:tabs>
           <w:tab w:val="right" w:leader="dot" w:pos="8494"/>
         </w:tabs>
         <w:ind w:firstLine="402"/>
         <w:rPr>
-          <w:rFonts w:asciiTheme="minorHAnsi" w:eastAsiaTheme="minorEastAsia" w:hAnsiTheme="minorHAnsi" w:cstheme="minorBidi"/>
+          <w:rFonts w:asciiTheme="minorHAnsi" w:eastAsiaTheme="minorEastAsia" w:hAnsiTheme="minorHAnsi" w:cstheme="minorBidi" w:hint="eastAsia"/>
           <w:b w:val="0"/>
           <w:bCs w:val="0"/>
           <w:caps w:val="0"/>
@@ -7795,13 +7796,13 @@
     </w:p>
     <w:p>
       <w:pPr>
-        <w:pStyle w:val="13"/>
+        <w:pStyle w:val="TOC1"/>
         <w:tabs>
           <w:tab w:val="right" w:leader="dot" w:pos="8494"/>
         </w:tabs>
         <w:ind w:firstLine="402"/>
         <w:rPr>
-          <w:rFonts w:asciiTheme="minorHAnsi" w:eastAsiaTheme="minorEastAsia" w:hAnsiTheme="minorHAnsi" w:cstheme="minorBidi"/>
+          <w:rFonts w:asciiTheme="minorHAnsi" w:eastAsiaTheme="minorEastAsia" w:hAnsiTheme="minorHAnsi" w:cstheme="minorBidi" w:hint="eastAsia"/>
           <w:b w:val="0"/>
           <w:bCs w:val="0"/>
           <w:caps w:val="0"/>
@@ -8387,7 +8388,7 @@
       <w:pPr>
         <w:ind w:firstLine="480"/>
         <w:rPr>
-          <w:rFonts w:ascii="宋体" w:hAnsi="宋体"/>
+          <w:rFonts w:ascii="宋体" w:hAnsi="宋体" w:hint="eastAsia"/>
         </w:rPr>
       </w:pPr>
       <w:r>
@@ -8408,13 +8409,13 @@
       <w:pPr>
         <w:ind w:firstLine="480"/>
         <w:rPr>
-          <w:rFonts w:ascii="宋体" w:hAnsi="宋体"/>
-        </w:rPr>
-      </w:pPr>
-      <w:r>
-        <w:rPr>
           <w:rFonts w:ascii="宋体" w:hAnsi="宋体" w:hint="eastAsia"/>
         </w:rPr>
+      </w:pPr>
+      <w:r>
+        <w:rPr>
+          <w:rFonts w:ascii="宋体" w:hAnsi="宋体" w:hint="eastAsia"/>
+        </w:rPr>
         <w:t>（1）传统任务调度算法</w:t>
       </w:r>
     </w:p>
@@ -8422,7 +8423,7 @@
       <w:pPr>
         <w:ind w:firstLine="480"/>
         <w:rPr>
-          <w:rFonts w:ascii="宋体" w:hAnsi="宋体"/>
+          <w:rFonts w:ascii="宋体" w:hAnsi="宋体" w:hint="eastAsia"/>
         </w:rPr>
       </w:pPr>
       <w:r>
@@ -8464,7 +8465,7 @@
       <w:pPr>
         <w:ind w:firstLine="480"/>
         <w:rPr>
-          <w:rFonts w:ascii="宋体" w:hAnsi="宋体"/>
+          <w:rFonts w:ascii="宋体" w:hAnsi="宋体" w:hint="eastAsia"/>
         </w:rPr>
       </w:pPr>
       <w:r>
@@ -8494,7 +8495,7 @@
       <w:pPr>
         <w:ind w:firstLine="480"/>
         <w:rPr>
-          <w:rFonts w:ascii="宋体" w:hAnsi="宋体"/>
+          <w:rFonts w:ascii="宋体" w:hAnsi="宋体" w:hint="eastAsia"/>
         </w:rPr>
       </w:pPr>
       <w:r>
@@ -8536,7 +8537,7 @@
       <w:pPr>
         <w:ind w:firstLine="480"/>
         <w:rPr>
-          <w:rFonts w:ascii="宋体" w:hAnsi="宋体"/>
+          <w:rFonts w:ascii="宋体" w:hAnsi="宋体" w:hint="eastAsia"/>
         </w:rPr>
       </w:pPr>
     </w:p>
@@ -8544,7 +8545,7 @@
       <w:pPr>
         <w:ind w:firstLine="480"/>
         <w:rPr>
-          <w:rFonts w:ascii="宋体" w:hAnsi="宋体"/>
+          <w:rFonts w:ascii="宋体" w:hAnsi="宋体" w:hint="eastAsia"/>
         </w:rPr>
       </w:pPr>
       <w:r>
@@ -8574,7 +8575,7 @@
       <w:pPr>
         <w:ind w:firstLine="480"/>
         <w:rPr>
-          <w:rFonts w:ascii="宋体" w:hAnsi="宋体"/>
+          <w:rFonts w:ascii="宋体" w:hAnsi="宋体" w:hint="eastAsia"/>
         </w:rPr>
       </w:pPr>
     </w:p>
@@ -8582,7 +8583,7 @@
       <w:pPr>
         <w:ind w:firstLine="480"/>
         <w:rPr>
-          <w:rFonts w:ascii="宋体" w:hAnsi="宋体"/>
+          <w:rFonts w:ascii="宋体" w:hAnsi="宋体" w:hint="eastAsia"/>
         </w:rPr>
       </w:pPr>
     </w:p>
@@ -8590,13 +8591,13 @@
       <w:pPr>
         <w:ind w:firstLine="480"/>
         <w:rPr>
-          <w:rFonts w:ascii="宋体" w:hAnsi="宋体"/>
-        </w:rPr>
-      </w:pPr>
-      <w:r>
-        <w:rPr>
           <w:rFonts w:ascii="宋体" w:hAnsi="宋体" w:hint="eastAsia"/>
         </w:rPr>
+      </w:pPr>
+      <w:r>
+        <w:rPr>
+          <w:rFonts w:ascii="宋体" w:hAnsi="宋体" w:hint="eastAsia"/>
+        </w:rPr>
         <w:t>（2）基于机器学习的调度方法</w:t>
       </w:r>
     </w:p>
@@ -8604,7 +8605,7 @@
       <w:pPr>
         <w:ind w:firstLine="480"/>
         <w:rPr>
-          <w:rFonts w:ascii="宋体" w:hAnsi="宋体"/>
+          <w:rFonts w:ascii="宋体" w:hAnsi="宋体" w:hint="eastAsia"/>
         </w:rPr>
       </w:pPr>
     </w:p>
@@ -8612,7 +8613,7 @@
       <w:pPr>
         <w:ind w:firstLine="480"/>
         <w:rPr>
-          <w:rFonts w:ascii="宋体" w:hAnsi="宋体"/>
+          <w:rFonts w:ascii="宋体" w:hAnsi="宋体" w:hint="eastAsia"/>
         </w:rPr>
       </w:pPr>
       <w:r>
@@ -8658,7 +8659,7 @@
       <w:pPr>
         <w:ind w:firstLine="480"/>
         <w:rPr>
-          <w:rFonts w:ascii="宋体" w:hAnsi="宋体"/>
+          <w:rFonts w:ascii="宋体" w:hAnsi="宋体" w:hint="eastAsia"/>
         </w:rPr>
       </w:pPr>
     </w:p>
@@ -8666,7 +8667,7 @@
       <w:pPr>
         <w:ind w:firstLine="480"/>
         <w:rPr>
-          <w:rFonts w:ascii="宋体" w:hAnsi="宋体"/>
+          <w:rFonts w:ascii="宋体" w:hAnsi="宋体" w:hint="eastAsia"/>
         </w:rPr>
       </w:pPr>
       <w:r>
@@ -8719,407 +8720,407 @@
       <w:pPr>
         <w:ind w:firstLine="480"/>
         <w:rPr>
+          <w:rFonts w:ascii="宋体" w:hAnsi="宋体" w:hint="eastAsia"/>
+        </w:rPr>
+      </w:pPr>
+    </w:p>
+    <w:p>
+      <w:pPr>
+        <w:ind w:firstLine="480"/>
+        <w:rPr>
+          <w:rFonts w:ascii="宋体" w:hAnsi="宋体" w:hint="eastAsia"/>
+        </w:rPr>
+      </w:pPr>
+      <w:r>
+        <w:rPr>
+          <w:rFonts w:ascii="宋体" w:hAnsi="宋体" w:hint="eastAsia"/>
+        </w:rPr>
+        <w:t>（3）现有研究的不足</w:t>
+      </w:r>
+    </w:p>
+    <w:p>
+      <w:pPr>
+        <w:ind w:firstLine="480"/>
+        <w:rPr>
+          <w:rFonts w:ascii="宋体" w:hAnsi="宋体" w:hint="eastAsia"/>
+        </w:rPr>
+      </w:pPr>
+    </w:p>
+    <w:p>
+      <w:pPr>
+        <w:ind w:firstLine="480"/>
+        <w:rPr>
+          <w:rFonts w:ascii="宋体" w:hAnsi="宋体" w:hint="eastAsia"/>
+        </w:rPr>
+      </w:pPr>
+      <w:r>
+        <w:rPr>
+          <w:rFonts w:ascii="宋体" w:hAnsi="宋体" w:hint="eastAsia"/>
+        </w:rPr>
+        <w:t>尽管上述研究取得了积极进展，但仍存在以下问题亟待解决：（1）多数基于学习的调度方法仅在仿真环境中验证，缺乏在真实操作系统内核中的实现与评估；（2）现有方法在处理混合关键级任务时，对安全关键任务的保障能力尚不充分；（3）深度学习模型的推理开销与调度决策的实时性需求之间存在矛盾，如何在有限的时间窗口内完成预测与决策仍有待优化。</w:t>
+      </w:r>
+    </w:p>
+    <w:p>
+      <w:pPr>
+        <w:ind w:firstLine="480"/>
+      </w:pPr>
+    </w:p>
+    <w:p>
+      <w:pPr>
+        <w:pStyle w:val="20"/>
+      </w:pPr>
+      <w:bookmarkStart w:id="21" w:name="_Toc242194242"/>
+      <w:r>
+        <w:t>1</w:t>
+      </w:r>
+      <w:r>
+        <w:rPr>
+          <w:rFonts w:hint="eastAsia"/>
+        </w:rPr>
+        <w:t>.</w:t>
+      </w:r>
+      <w:r>
+        <w:t>3</w:t>
+      </w:r>
+      <w:r>
+        <w:rPr>
+          <w:rFonts w:hint="eastAsia"/>
+        </w:rPr>
+        <w:t xml:space="preserve"> </w:t>
+      </w:r>
+      <w:r>
+        <w:t xml:space="preserve"> </w:t>
+      </w:r>
+      <w:r>
+        <w:rPr>
+          <w:rFonts w:hint="eastAsia"/>
+        </w:rPr>
+        <w:fldChar w:fldCharType="begin"/>
+      </w:r>
+      <w:r>
+        <w:rPr>
+          <w:rFonts w:hint="eastAsia"/>
+        </w:rPr>
+        <w:instrText xml:space="preserve"> MACROBUTTON NoMacro 2</w:instrText>
+      </w:r>
+      <w:r>
+        <w:rPr>
+          <w:rFonts w:hint="eastAsia"/>
+        </w:rPr>
+        <w:instrText>级标题</w:instrText>
+      </w:r>
+      <w:r>
+        <w:rPr>
+          <w:rFonts w:hint="eastAsia"/>
+        </w:rPr>
+        <w:instrText xml:space="preserve"> </w:instrText>
+      </w:r>
+      <w:r>
+        <w:rPr>
+          <w:rFonts w:hint="eastAsia"/>
+        </w:rPr>
+        <w:fldChar w:fldCharType="end"/>
+      </w:r>
+      <w:r>
+        <w:rPr>
+          <w:rFonts w:hint="eastAsia"/>
+        </w:rPr>
+        <w:t>本文研究内容</w:t>
+      </w:r>
+      <w:bookmarkEnd w:id="21"/>
+    </w:p>
+    <w:p>
+      <w:pPr>
+        <w:ind w:firstLine="480"/>
+        <w:rPr>
+          <w:rFonts w:ascii="宋体" w:hAnsi="宋体" w:hint="eastAsia"/>
+        </w:rPr>
+      </w:pPr>
+      <w:r>
+        <w:rPr>
+          <w:rFonts w:ascii="宋体" w:hAnsi="宋体" w:hint="eastAsia"/>
+        </w:rPr>
+        <w:t>针对上述问题，本文聚焦于基于深度学习的任务预测与优先级抢占式调度的融合方法，具体研究内容包括：</w:t>
+      </w:r>
+    </w:p>
+    <w:p>
+      <w:pPr>
+        <w:ind w:firstLine="480"/>
+        <w:rPr>
+          <w:rFonts w:ascii="宋体" w:hAnsi="宋体" w:hint="eastAsia"/>
+        </w:rPr>
+      </w:pPr>
+    </w:p>
+    <w:p>
+      <w:pPr>
+        <w:ind w:firstLine="480"/>
+        <w:rPr>
+          <w:rFonts w:ascii="宋体" w:hAnsi="宋体" w:hint="eastAsia"/>
+        </w:rPr>
+      </w:pPr>
+      <w:r>
+        <w:rPr>
+          <w:rFonts w:ascii="宋体" w:hAnsi="宋体" w:hint="eastAsia"/>
+        </w:rPr>
+        <w:t>操作系统任务调度的</w:t>
+      </w:r>
+      <w:r>
+        <w:rPr>
+          <w:rFonts w:ascii="宋体" w:hAnsi="宋体" w:hint="eastAsia"/>
+        </w:rPr>
+        <w:t>核心</w:t>
+      </w:r>
+      <w:r>
+        <w:rPr>
+          <w:rFonts w:ascii="宋体" w:hAnsi="宋体" w:hint="eastAsia"/>
+        </w:rPr>
+        <w:t>原理</w:t>
+      </w:r>
+      <w:r>
+        <w:rPr>
+          <w:rFonts w:ascii="宋体" w:hAnsi="宋体" w:hint="eastAsia"/>
+        </w:rPr>
+        <w:t>。</w:t>
+      </w:r>
+    </w:p>
+    <w:p>
+      <w:pPr>
+        <w:ind w:firstLine="480"/>
+        <w:rPr>
+          <w:rFonts w:ascii="宋体" w:hAnsi="宋体" w:hint="eastAsia"/>
+        </w:rPr>
+      </w:pPr>
+    </w:p>
+    <w:p>
+      <w:pPr>
+        <w:ind w:firstLine="480"/>
+        <w:rPr>
+          <w:rFonts w:ascii="宋体" w:hAnsi="宋体" w:hint="eastAsia"/>
+        </w:rPr>
+      </w:pPr>
+      <w:r>
+        <w:rPr>
+          <w:rFonts w:ascii="宋体" w:hAnsi="宋体" w:hint="eastAsia"/>
+        </w:rPr>
+        <w:t>轮转调度、基于优先级的</w:t>
+      </w:r>
+      <w:r>
+        <w:rPr>
+          <w:rFonts w:ascii="宋体" w:hAnsi="宋体" w:hint="eastAsia"/>
+        </w:rPr>
+        <w:t>调度</w:t>
+      </w:r>
+      <w:r>
+        <w:rPr>
+          <w:rFonts w:ascii="宋体" w:hAnsi="宋体" w:hint="eastAsia"/>
+        </w:rPr>
+        <w:t>实现</w:t>
+      </w:r>
+      <w:r>
+        <w:rPr>
+          <w:rFonts w:ascii="宋体" w:hAnsi="宋体" w:hint="eastAsia"/>
+        </w:rPr>
+        <w:t>。</w:t>
+      </w:r>
+    </w:p>
+    <w:p>
+      <w:pPr>
+        <w:ind w:firstLine="480"/>
+        <w:rPr>
+          <w:rFonts w:ascii="宋体" w:hAnsi="宋体" w:hint="eastAsia"/>
+        </w:rPr>
+      </w:pPr>
+    </w:p>
+    <w:p>
+      <w:pPr>
+        <w:ind w:firstLine="480"/>
+        <w:rPr>
+          <w:rFonts w:ascii="宋体" w:hAnsi="宋体" w:hint="eastAsia"/>
+        </w:rPr>
+      </w:pPr>
+      <w:r>
+        <w:rPr>
+          <w:rFonts w:ascii="宋体" w:hAnsi="宋体" w:hint="eastAsia"/>
+        </w:rPr>
+        <w:t>基于深度学习和优先级的</w:t>
+      </w:r>
+      <w:r>
+        <w:rPr>
+          <w:rFonts w:ascii="宋体" w:hAnsi="宋体" w:hint="eastAsia"/>
+        </w:rPr>
+        <w:t>混合</w:t>
+      </w:r>
+      <w:r>
+        <w:rPr>
+          <w:rFonts w:ascii="宋体" w:hAnsi="宋体" w:hint="eastAsia"/>
+        </w:rPr>
+        <w:t>调度算法</w:t>
+      </w:r>
+      <w:r>
+        <w:rPr>
+          <w:rFonts w:ascii="宋体" w:hAnsi="宋体" w:hint="eastAsia"/>
+        </w:rPr>
+        <w:t>和实现</w:t>
+      </w:r>
+      <w:r>
+        <w:rPr>
+          <w:rFonts w:ascii="宋体" w:hAnsi="宋体" w:hint="eastAsia"/>
+        </w:rPr>
+        <w:t>。</w:t>
+      </w:r>
+      <w:r>
+        <w:rPr>
+          <w:rFonts w:ascii="宋体" w:hAnsi="宋体" w:hint="eastAsia"/>
+        </w:rPr>
+        <w:t>利用深度学习模型对任务</w:t>
+      </w:r>
+      <w:r>
+        <w:rPr>
+          <w:rFonts w:ascii="宋体" w:hAnsi="宋体" w:hint="eastAsia"/>
+        </w:rPr>
+        <w:t>调度的预测</w:t>
+      </w:r>
+      <w:r>
+        <w:rPr>
+          <w:rFonts w:ascii="宋体" w:hAnsi="宋体" w:hint="eastAsia"/>
+        </w:rPr>
+        <w:t>。</w:t>
+      </w:r>
+    </w:p>
+    <w:p>
+      <w:pPr>
+        <w:ind w:firstLine="480"/>
+        <w:rPr>
+          <w:rFonts w:ascii="宋体" w:hAnsi="宋体" w:hint="eastAsia"/>
+        </w:rPr>
+      </w:pPr>
+    </w:p>
+    <w:p>
+      <w:pPr>
+        <w:ind w:firstLine="480"/>
+        <w:rPr>
+          <w:rFonts w:ascii="宋体" w:hAnsi="宋体" w:hint="eastAsia"/>
+        </w:rPr>
+      </w:pPr>
+      <w:r>
+        <w:rPr>
+          <w:rFonts w:ascii="宋体" w:hAnsi="宋体" w:hint="eastAsia"/>
+        </w:rPr>
+        <w:t>深度</w:t>
+      </w:r>
+      <w:r>
+        <w:rPr>
+          <w:rFonts w:ascii="宋体" w:hAnsi="宋体" w:hint="eastAsia"/>
+        </w:rPr>
+        <w:t>学习与调度算法的融合与改进。将预测结果作为优先级动态调整的因素之一</w:t>
+      </w:r>
+      <w:r>
+        <w:rPr>
+          <w:rFonts w:ascii="宋体" w:hAnsi="宋体" w:hint="eastAsia"/>
+        </w:rPr>
+        <w:t>，改进传统基于优先级的抢占式调度方法，使系统能够在任务到达前预先做出资源分配决策。</w:t>
+      </w:r>
+    </w:p>
+    <w:p>
+      <w:pPr>
+        <w:ind w:firstLine="480"/>
+        <w:rPr>
+          <w:rFonts w:ascii="宋体" w:hAnsi="宋体" w:hint="eastAsia"/>
+        </w:rPr>
+      </w:pPr>
+    </w:p>
+    <w:p>
+      <w:pPr>
+        <w:ind w:firstLine="480"/>
+        <w:rPr>
+          <w:rFonts w:ascii="宋体" w:hAnsi="宋体" w:hint="eastAsia"/>
+        </w:rPr>
+      </w:pPr>
+      <w:r>
+        <w:rPr>
+          <w:rFonts w:ascii="宋体" w:hAnsi="宋体" w:hint="eastAsia"/>
+        </w:rPr>
+        <w:t>实验验证与性能评估：在</w:t>
+      </w:r>
+      <w:r>
+        <w:rPr>
           <w:rFonts w:ascii="宋体" w:hAnsi="宋体"/>
         </w:rPr>
-      </w:pPr>
+        <w:t>Liunuxos</w:t>
+      </w:r>
+      <w:r>
+        <w:rPr>
+          <w:rFonts w:ascii="宋体" w:hAnsi="宋体" w:hint="eastAsia"/>
+        </w:rPr>
+        <w:t>上实现所提方法，并与传统EDF、RM等基准算法进行对比实验，评估在不同系统负载条件下的调度性能。</w:t>
+      </w:r>
+    </w:p>
+    <w:p>
+      <w:pPr>
+        <w:pStyle w:val="20"/>
+      </w:pPr>
+      <w:bookmarkStart w:id="22" w:name="_Toc242194243"/>
+      <w:r>
+        <w:t>1</w:t>
+      </w:r>
+      <w:r>
+        <w:rPr>
+          <w:rFonts w:hint="eastAsia"/>
+        </w:rPr>
+        <w:t>.</w:t>
+      </w:r>
+      <w:r>
+        <w:t xml:space="preserve">4 </w:t>
+      </w:r>
+      <w:r>
+        <w:rPr>
+          <w:rFonts w:hint="eastAsia"/>
+        </w:rPr>
+        <w:t xml:space="preserve"> </w:t>
+      </w:r>
+      <w:r>
+        <w:rPr>
+          <w:rFonts w:hint="eastAsia"/>
+        </w:rPr>
+        <w:fldChar w:fldCharType="begin"/>
+      </w:r>
+      <w:r>
+        <w:rPr>
+          <w:rFonts w:hint="eastAsia"/>
+        </w:rPr>
+        <w:instrText xml:space="preserve"> MACROBUTTON NoMacro 2</w:instrText>
+      </w:r>
+      <w:r>
+        <w:rPr>
+          <w:rFonts w:hint="eastAsia"/>
+        </w:rPr>
+        <w:instrText>级标题</w:instrText>
+      </w:r>
+      <w:r>
+        <w:rPr>
+          <w:rFonts w:hint="eastAsia"/>
+        </w:rPr>
+        <w:instrText xml:space="preserve"> </w:instrText>
+      </w:r>
+      <w:r>
+        <w:rPr>
+          <w:rFonts w:hint="eastAsia"/>
+        </w:rPr>
+        <w:fldChar w:fldCharType="end"/>
+      </w:r>
+      <w:r>
+        <w:rPr>
+          <w:rFonts w:hint="eastAsia"/>
+        </w:rPr>
+        <w:t>论文结构安排</w:t>
+      </w:r>
+      <w:bookmarkEnd w:id="22"/>
     </w:p>
     <w:p>
       <w:pPr>
         <w:ind w:firstLine="480"/>
         <w:rPr>
-          <w:rFonts w:ascii="宋体" w:hAnsi="宋体"/>
-        </w:rPr>
-      </w:pPr>
-      <w:r>
-        <w:rPr>
           <w:rFonts w:ascii="宋体" w:hAnsi="宋体" w:hint="eastAsia"/>
-        </w:rPr>
-        <w:t>（3）现有研究的不足</w:t>
-      </w:r>
-    </w:p>
-    <w:p>
-      <w:pPr>
-        <w:ind w:firstLine="480"/>
-        <w:rPr>
-          <w:rFonts w:ascii="宋体" w:hAnsi="宋体"/>
-        </w:rPr>
-      </w:pPr>
-    </w:p>
-    <w:p>
-      <w:pPr>
-        <w:ind w:firstLine="480"/>
-        <w:rPr>
-          <w:rFonts w:ascii="宋体" w:hAnsi="宋体"/>
-        </w:rPr>
-      </w:pPr>
-      <w:r>
-        <w:rPr>
-          <w:rFonts w:ascii="宋体" w:hAnsi="宋体" w:hint="eastAsia"/>
-        </w:rPr>
-        <w:t>尽管上述研究取得了积极进展，但仍存在以下问题亟待解决：（1）多数基于学习的调度方法仅在仿真环境中验证，缺乏在真实操作系统内核中的实现与评估；（2）现有方法在处理混合关键级任务时，对安全关键任务的保障能力尚不充分；（3）深度学习模型的推理开销与调度决策的实时性需求之间存在矛盾，如何在有限的时间窗口内完成预测与决策仍有待优化。</w:t>
-      </w:r>
-    </w:p>
-    <w:p>
-      <w:pPr>
-        <w:ind w:firstLine="480"/>
-      </w:pPr>
-    </w:p>
-    <w:p>
-      <w:pPr>
-        <w:pStyle w:val="20"/>
-      </w:pPr>
-      <w:bookmarkStart w:id="21" w:name="_Toc242194242"/>
-      <w:r>
-        <w:t>1</w:t>
-      </w:r>
-      <w:r>
-        <w:rPr>
-          <w:rFonts w:hint="eastAsia"/>
-        </w:rPr>
-        <w:t>.</w:t>
-      </w:r>
-      <w:r>
-        <w:t>3</w:t>
-      </w:r>
-      <w:r>
-        <w:rPr>
-          <w:rFonts w:hint="eastAsia"/>
-        </w:rPr>
-        <w:t xml:space="preserve"> </w:t>
-      </w:r>
-      <w:r>
-        <w:t xml:space="preserve"> </w:t>
-      </w:r>
-      <w:r>
-        <w:rPr>
-          <w:rFonts w:hint="eastAsia"/>
-        </w:rPr>
-        <w:fldChar w:fldCharType="begin"/>
-      </w:r>
-      <w:r>
-        <w:rPr>
-          <w:rFonts w:hint="eastAsia"/>
-        </w:rPr>
-        <w:instrText xml:space="preserve"> MACROBUTTON NoMacro 2</w:instrText>
-      </w:r>
-      <w:r>
-        <w:rPr>
-          <w:rFonts w:hint="eastAsia"/>
-        </w:rPr>
-        <w:instrText>级标题</w:instrText>
-      </w:r>
-      <w:r>
-        <w:rPr>
-          <w:rFonts w:hint="eastAsia"/>
-        </w:rPr>
-        <w:instrText xml:space="preserve"> </w:instrText>
-      </w:r>
-      <w:r>
-        <w:rPr>
-          <w:rFonts w:hint="eastAsia"/>
-        </w:rPr>
-        <w:fldChar w:fldCharType="end"/>
-      </w:r>
-      <w:r>
-        <w:rPr>
-          <w:rFonts w:hint="eastAsia"/>
-        </w:rPr>
-        <w:t>本文研究内容</w:t>
-      </w:r>
-      <w:bookmarkEnd w:id="21"/>
-    </w:p>
-    <w:p>
-      <w:pPr>
-        <w:ind w:firstLine="480"/>
-        <w:rPr>
-          <w:rFonts w:ascii="宋体" w:hAnsi="宋体"/>
-        </w:rPr>
-      </w:pPr>
-      <w:r>
-        <w:rPr>
-          <w:rFonts w:ascii="宋体" w:hAnsi="宋体" w:hint="eastAsia"/>
-        </w:rPr>
-        <w:t>针对上述问题，本文聚焦于基于深度学习的任务预测与优先级抢占式调度的融合方法，具体研究内容包括：</w:t>
-      </w:r>
-    </w:p>
-    <w:p>
-      <w:pPr>
-        <w:ind w:firstLine="480"/>
-        <w:rPr>
-          <w:rFonts w:ascii="宋体" w:hAnsi="宋体"/>
-        </w:rPr>
-      </w:pPr>
-    </w:p>
-    <w:p>
-      <w:pPr>
-        <w:ind w:firstLine="480"/>
-        <w:rPr>
-          <w:rFonts w:ascii="宋体" w:hAnsi="宋体"/>
-        </w:rPr>
-      </w:pPr>
-      <w:r>
-        <w:rPr>
-          <w:rFonts w:ascii="宋体" w:hAnsi="宋体" w:hint="eastAsia"/>
-        </w:rPr>
-        <w:t>操作系统任务调度的</w:t>
-      </w:r>
-      <w:r>
-        <w:rPr>
-          <w:rFonts w:ascii="宋体" w:hAnsi="宋体" w:hint="eastAsia"/>
-        </w:rPr>
-        <w:t>核心</w:t>
-      </w:r>
-      <w:r>
-        <w:rPr>
-          <w:rFonts w:ascii="宋体" w:hAnsi="宋体" w:hint="eastAsia"/>
-        </w:rPr>
-        <w:t>原理</w:t>
-      </w:r>
-      <w:r>
-        <w:rPr>
-          <w:rFonts w:ascii="宋体" w:hAnsi="宋体" w:hint="eastAsia"/>
-        </w:rPr>
-        <w:t>。</w:t>
-      </w:r>
-    </w:p>
-    <w:p>
-      <w:pPr>
-        <w:ind w:firstLine="480"/>
-        <w:rPr>
-          <w:rFonts w:ascii="宋体" w:hAnsi="宋体"/>
-        </w:rPr>
-      </w:pPr>
-    </w:p>
-    <w:p>
-      <w:pPr>
-        <w:ind w:firstLine="480"/>
-        <w:rPr>
-          <w:rFonts w:ascii="宋体" w:hAnsi="宋体"/>
-        </w:rPr>
-      </w:pPr>
-      <w:r>
-        <w:rPr>
-          <w:rFonts w:ascii="宋体" w:hAnsi="宋体" w:hint="eastAsia"/>
-        </w:rPr>
-        <w:t>轮转调度、基于优先级的</w:t>
-      </w:r>
-      <w:r>
-        <w:rPr>
-          <w:rFonts w:ascii="宋体" w:hAnsi="宋体" w:hint="eastAsia"/>
-        </w:rPr>
-        <w:t>调度</w:t>
-      </w:r>
-      <w:r>
-        <w:rPr>
-          <w:rFonts w:ascii="宋体" w:hAnsi="宋体" w:hint="eastAsia"/>
-        </w:rPr>
-        <w:t>实现</w:t>
-      </w:r>
-      <w:r>
-        <w:rPr>
-          <w:rFonts w:ascii="宋体" w:hAnsi="宋体" w:hint="eastAsia"/>
-        </w:rPr>
-        <w:t>。</w:t>
-      </w:r>
-    </w:p>
-    <w:p>
-      <w:pPr>
-        <w:ind w:firstLine="480"/>
-        <w:rPr>
-          <w:rFonts w:ascii="宋体" w:hAnsi="宋体"/>
-        </w:rPr>
-      </w:pPr>
-    </w:p>
-    <w:p>
-      <w:pPr>
-        <w:ind w:firstLine="480"/>
-        <w:rPr>
-          <w:rFonts w:ascii="宋体" w:hAnsi="宋体"/>
-        </w:rPr>
-      </w:pPr>
-      <w:r>
-        <w:rPr>
-          <w:rFonts w:ascii="宋体" w:hAnsi="宋体" w:hint="eastAsia"/>
-        </w:rPr>
-        <w:t>基于深度学习和优先级的</w:t>
-      </w:r>
-      <w:r>
-        <w:rPr>
-          <w:rFonts w:ascii="宋体" w:hAnsi="宋体" w:hint="eastAsia"/>
-        </w:rPr>
-        <w:t>混合</w:t>
-      </w:r>
-      <w:r>
-        <w:rPr>
-          <w:rFonts w:ascii="宋体" w:hAnsi="宋体" w:hint="eastAsia"/>
-        </w:rPr>
-        <w:t>调度算法</w:t>
-      </w:r>
-      <w:r>
-        <w:rPr>
-          <w:rFonts w:ascii="宋体" w:hAnsi="宋体" w:hint="eastAsia"/>
-        </w:rPr>
-        <w:t>和实现</w:t>
-      </w:r>
-      <w:r>
-        <w:rPr>
-          <w:rFonts w:ascii="宋体" w:hAnsi="宋体" w:hint="eastAsia"/>
-        </w:rPr>
-        <w:t>。</w:t>
-      </w:r>
-      <w:r>
-        <w:rPr>
-          <w:rFonts w:ascii="宋体" w:hAnsi="宋体" w:hint="eastAsia"/>
-        </w:rPr>
-        <w:t>利用深度学习模型对任务</w:t>
-      </w:r>
-      <w:r>
-        <w:rPr>
-          <w:rFonts w:ascii="宋体" w:hAnsi="宋体" w:hint="eastAsia"/>
-        </w:rPr>
-        <w:t>调度的预测</w:t>
-      </w:r>
-      <w:r>
-        <w:rPr>
-          <w:rFonts w:ascii="宋体" w:hAnsi="宋体" w:hint="eastAsia"/>
-        </w:rPr>
-        <w:t>。</w:t>
-      </w:r>
-    </w:p>
-    <w:p>
-      <w:pPr>
-        <w:ind w:firstLine="480"/>
-        <w:rPr>
-          <w:rFonts w:ascii="宋体" w:hAnsi="宋体"/>
-        </w:rPr>
-      </w:pPr>
-    </w:p>
-    <w:p>
-      <w:pPr>
-        <w:ind w:firstLine="480"/>
-        <w:rPr>
-          <w:rFonts w:ascii="宋体" w:hAnsi="宋体"/>
-        </w:rPr>
-      </w:pPr>
-      <w:r>
-        <w:rPr>
-          <w:rFonts w:ascii="宋体" w:hAnsi="宋体" w:hint="eastAsia"/>
-        </w:rPr>
-        <w:t>深度</w:t>
-      </w:r>
-      <w:r>
-        <w:rPr>
-          <w:rFonts w:ascii="宋体" w:hAnsi="宋体" w:hint="eastAsia"/>
-        </w:rPr>
-        <w:t>学习与调度算法的融合与改进。将预测结果作为优先级动态调整的因素之一</w:t>
-      </w:r>
-      <w:r>
-        <w:rPr>
-          <w:rFonts w:ascii="宋体" w:hAnsi="宋体" w:hint="eastAsia"/>
-        </w:rPr>
-        <w:t>，改进传统基于优先级的抢占式调度方法，使系统能够在任务到达前预先做出资源分配决策。</w:t>
-      </w:r>
-    </w:p>
-    <w:p>
-      <w:pPr>
-        <w:ind w:firstLine="480"/>
-        <w:rPr>
-          <w:rFonts w:ascii="宋体" w:hAnsi="宋体"/>
-        </w:rPr>
-      </w:pPr>
-    </w:p>
-    <w:p>
-      <w:pPr>
-        <w:ind w:firstLine="480"/>
-        <w:rPr>
-          <w:rFonts w:ascii="宋体" w:hAnsi="宋体"/>
-        </w:rPr>
-      </w:pPr>
-      <w:r>
-        <w:rPr>
-          <w:rFonts w:ascii="宋体" w:hAnsi="宋体" w:hint="eastAsia"/>
-        </w:rPr>
-        <w:t>实验验证与性能评估：在</w:t>
-      </w:r>
-      <w:r>
-        <w:rPr>
-          <w:rFonts w:ascii="宋体" w:hAnsi="宋体"/>
-        </w:rPr>
-        <w:t>Liunuxos</w:t>
-      </w:r>
-      <w:r>
-        <w:rPr>
-          <w:rFonts w:ascii="宋体" w:hAnsi="宋体" w:hint="eastAsia"/>
-        </w:rPr>
-        <w:t>上实现所提方法，并与传统EDF、RM等基准算法进行对比实验，评估在不同系统负载条件下的调度性能。</w:t>
-      </w:r>
-    </w:p>
-    <w:p>
-      <w:pPr>
-        <w:pStyle w:val="20"/>
-      </w:pPr>
-      <w:bookmarkStart w:id="22" w:name="_Toc242194243"/>
-      <w:r>
-        <w:t>1</w:t>
-      </w:r>
-      <w:r>
-        <w:rPr>
-          <w:rFonts w:hint="eastAsia"/>
-        </w:rPr>
-        <w:t>.</w:t>
-      </w:r>
-      <w:r>
-        <w:t xml:space="preserve">4 </w:t>
-      </w:r>
-      <w:r>
-        <w:rPr>
-          <w:rFonts w:hint="eastAsia"/>
-        </w:rPr>
-        <w:t xml:space="preserve"> </w:t>
-      </w:r>
-      <w:r>
-        <w:rPr>
-          <w:rFonts w:hint="eastAsia"/>
-        </w:rPr>
-        <w:fldChar w:fldCharType="begin"/>
-      </w:r>
-      <w:r>
-        <w:rPr>
-          <w:rFonts w:hint="eastAsia"/>
-        </w:rPr>
-        <w:instrText xml:space="preserve"> MACROBUTTON NoMacro 2</w:instrText>
-      </w:r>
-      <w:r>
-        <w:rPr>
-          <w:rFonts w:hint="eastAsia"/>
-        </w:rPr>
-        <w:instrText>级标题</w:instrText>
-      </w:r>
-      <w:r>
-        <w:rPr>
-          <w:rFonts w:hint="eastAsia"/>
-        </w:rPr>
-        <w:instrText xml:space="preserve"> </w:instrText>
-      </w:r>
-      <w:r>
-        <w:rPr>
-          <w:rFonts w:hint="eastAsia"/>
-        </w:rPr>
-        <w:fldChar w:fldCharType="end"/>
-      </w:r>
-      <w:r>
-        <w:rPr>
-          <w:rFonts w:hint="eastAsia"/>
-        </w:rPr>
-        <w:t>论文结构安排</w:t>
-      </w:r>
-      <w:bookmarkEnd w:id="22"/>
-    </w:p>
-    <w:p>
-      <w:pPr>
-        <w:ind w:firstLine="480"/>
-        <w:rPr>
-          <w:rFonts w:ascii="宋体" w:hAnsi="宋体"/>
         </w:rPr>
       </w:pPr>
       <w:r>
@@ -9134,49 +9135,75 @@
       <w:pPr>
         <w:ind w:firstLine="480"/>
         <w:rPr>
+          <w:rFonts w:ascii="宋体" w:hAnsi="宋体" w:hint="eastAsia"/>
+        </w:rPr>
+      </w:pPr>
+      <w:r>
+        <w:rPr>
+          <w:rFonts w:ascii="宋体" w:hAnsi="宋体" w:hint="eastAsia"/>
+        </w:rPr>
+        <w:t>第</w:t>
+      </w:r>
+      <w:r>
+        <w:rPr>
           <w:rFonts w:ascii="宋体" w:hAnsi="宋体"/>
         </w:rPr>
-      </w:pPr>
+        <w:t>2</w:t>
+      </w:r>
       <w:r>
         <w:rPr>
           <w:rFonts w:ascii="宋体" w:hAnsi="宋体" w:hint="eastAsia"/>
         </w:rPr>
-        <w:t>第</w:t>
-      </w:r>
-      <w:r>
-        <w:rPr>
-          <w:rFonts w:ascii="宋体" w:hAnsi="宋体"/>
-        </w:rPr>
-        <w:t>2</w:t>
+        <w:t>章介绍</w:t>
       </w:r>
       <w:r>
         <w:rPr>
           <w:rFonts w:ascii="宋体" w:hAnsi="宋体" w:hint="eastAsia"/>
         </w:rPr>
-        <w:t>章介绍</w:t>
+        <w:t>任务调度的硬件机制、</w:t>
       </w:r>
       <w:r>
         <w:rPr>
           <w:rFonts w:ascii="宋体" w:hAnsi="宋体" w:hint="eastAsia"/>
         </w:rPr>
-        <w:t>任务调度的硬件机制、</w:t>
+        <w:t>任务调度</w:t>
       </w:r>
       <w:r>
         <w:rPr>
           <w:rFonts w:ascii="宋体" w:hAnsi="宋体" w:hint="eastAsia"/>
         </w:rPr>
-        <w:t>任务调度</w:t>
+        <w:t>原理</w:t>
       </w:r>
       <w:r>
         <w:rPr>
           <w:rFonts w:ascii="宋体" w:hAnsi="宋体" w:hint="eastAsia"/>
         </w:rPr>
-        <w:t>原理</w:t>
-      </w:r>
-      <w:r>
+        <w:t>。</w:t>
+      </w:r>
+    </w:p>
+    <w:p>
+      <w:pPr>
+        <w:ind w:firstLine="480"/>
         <w:rPr>
           <w:rFonts w:ascii="宋体" w:hAnsi="宋体" w:hint="eastAsia"/>
         </w:rPr>
+      </w:pPr>
+      <w:r>
+        <w:rPr>
+          <w:rFonts w:ascii="宋体" w:hAnsi="宋体" w:hint="eastAsia"/>
+        </w:rPr>
+        <w:t>第3章介绍任务调度算法</w:t>
+      </w:r>
+      <w:r>
+        <w:rPr>
+          <w:rFonts w:ascii="宋体" w:hAnsi="宋体" w:hint="eastAsia"/>
+        </w:rPr>
+        <w:t>的软件实现</w:t>
+      </w:r>
+      <w:r>
+        <w:rPr>
+          <w:rFonts w:ascii="宋体" w:hAnsi="宋体" w:hint="eastAsia"/>
+        </w:rPr>
         <w:t>。</w:t>
       </w:r>
     </w:p>
@@ -9184,33 +9211,7 @@
       <w:pPr>
         <w:ind w:firstLine="480"/>
         <w:rPr>
-          <w:rFonts w:ascii="宋体" w:hAnsi="宋体"/>
-        </w:rPr>
-      </w:pPr>
-      <w:r>
-        <w:rPr>
           <w:rFonts w:ascii="宋体" w:hAnsi="宋体" w:hint="eastAsia"/>
-        </w:rPr>
-        <w:t>第3章介绍任务调度算法</w:t>
-      </w:r>
-      <w:r>
-        <w:rPr>
-          <w:rFonts w:ascii="宋体" w:hAnsi="宋体" w:hint="eastAsia"/>
-        </w:rPr>
-        <w:t>的软件实现</w:t>
-      </w:r>
-      <w:r>
-        <w:rPr>
-          <w:rFonts w:ascii="宋体" w:hAnsi="宋体" w:hint="eastAsia"/>
-        </w:rPr>
-        <w:t>。</w:t>
-      </w:r>
-    </w:p>
-    <w:p>
-      <w:pPr>
-        <w:ind w:firstLine="480"/>
-        <w:rPr>
-          <w:rFonts w:ascii="宋体" w:hAnsi="宋体"/>
         </w:rPr>
       </w:pPr>
       <w:r>
@@ -9279,8 +9280,8 @@
         <w:pStyle w:val="12"/>
         <w:jc w:val="both"/>
         <w:sectPr>
-          <w:headerReference w:type="default" r:id="rId21"/>
-          <w:footerReference w:type="default" r:id="rId22"/>
+          <w:headerReference w:type="default" r:id="rId22"/>
+          <w:footerReference w:type="default" r:id="rId23"/>
           <w:pgSz w:w="11907" w:h="16840" w:code="9"/>
           <w:pgMar w:top="1701" w:right="1418" w:bottom="1418" w:left="1418" w:header="907" w:footer="851" w:gutter="567"/>
           <w:paperSrc w:first="31096" w:other="31096"/>
@@ -9689,7 +9690,7 @@
         </w:rPr>
         <w:t>项目源码：</w:t>
       </w:r>
-      <w:hyperlink r:id="rId23" w:history="1">
+      <w:hyperlink r:id="rId24" w:history="1">
         <w:r>
           <w:rPr>
             <w:rStyle w:val="af"/>
@@ -9731,7 +9732,7 @@
         </w:rPr>
         <w:t>源码：</w:t>
       </w:r>
-      <w:hyperlink r:id="rId24" w:history="1">
+      <w:hyperlink r:id="rId25" w:history="1">
         <w:r>
           <w:rPr>
             <w:rStyle w:val="af"/>
@@ -10022,7 +10023,7 @@
         <w:keepNext/>
         <w:ind w:firstLine="420"/>
         <w:rPr>
-          <w:rFonts w:ascii="宋体" w:eastAsia="宋体" w:hAnsi="宋体"/>
+          <w:rFonts w:ascii="宋体" w:eastAsia="宋体" w:hAnsi="宋体" w:hint="eastAsia"/>
           <w:sz w:val="21"/>
           <w:szCs w:val="21"/>
         </w:rPr>
@@ -10308,7 +10309,7 @@
             <w:pPr>
               <w:ind w:firstLineChars="0" w:firstLine="0"/>
               <w:rPr>
-                <w:rFonts w:ascii="宋体" w:hAnsi="宋体"/>
+                <w:rFonts w:ascii="宋体" w:hAnsi="宋体" w:hint="eastAsia"/>
                 <w:sz w:val="21"/>
                 <w:szCs w:val="21"/>
               </w:rPr>
@@ -10524,7 +10525,7 @@
       <w:pPr>
         <w:ind w:firstLineChars="0" w:firstLine="420"/>
         <w:rPr>
-          <w:rFonts w:ascii="宋体" w:hAnsi="宋体" w:cs="宋体"/>
+          <w:rFonts w:ascii="宋体" w:hAnsi="宋体" w:cs="宋体" w:hint="eastAsia"/>
           <w:color w:val="000000"/>
           <w:kern w:val="0"/>
         </w:rPr>
@@ -10536,7 +10537,7 @@
         <w:keepNext/>
         <w:ind w:firstLine="420"/>
         <w:rPr>
-          <w:rFonts w:ascii="宋体" w:eastAsia="宋体" w:hAnsi="宋体" w:cs="宋体"/>
+          <w:rFonts w:ascii="宋体" w:eastAsia="宋体" w:hAnsi="宋体" w:cs="宋体" w:hint="eastAsia"/>
           <w:color w:val="000000"/>
           <w:kern w:val="0"/>
           <w:sz w:val="21"/>
@@ -10648,7 +10649,7 @@
             <w:pPr>
               <w:ind w:firstLineChars="0" w:firstLine="0"/>
               <w:rPr>
-                <w:rFonts w:ascii="宋体" w:hAnsi="宋体"/>
+                <w:rFonts w:ascii="宋体" w:hAnsi="宋体" w:hint="eastAsia"/>
                 <w:sz w:val="21"/>
                 <w:szCs w:val="21"/>
               </w:rPr>
@@ -10675,7 +10676,7 @@
             <w:pPr>
               <w:ind w:firstLineChars="0" w:firstLine="0"/>
               <w:rPr>
-                <w:rFonts w:ascii="宋体" w:hAnsi="宋体"/>
+                <w:rFonts w:ascii="宋体" w:hAnsi="宋体" w:hint="eastAsia"/>
                 <w:sz w:val="21"/>
                 <w:szCs w:val="21"/>
               </w:rPr>
@@ -10702,7 +10703,7 @@
             <w:pPr>
               <w:ind w:firstLineChars="0" w:firstLine="0"/>
               <w:rPr>
-                <w:rFonts w:ascii="宋体" w:hAnsi="宋体"/>
+                <w:rFonts w:ascii="宋体" w:hAnsi="宋体" w:hint="eastAsia"/>
                 <w:sz w:val="21"/>
                 <w:szCs w:val="21"/>
               </w:rPr>
@@ -10729,7 +10730,7 @@
             <w:pPr>
               <w:ind w:firstLineChars="0" w:firstLine="0"/>
               <w:rPr>
-                <w:rFonts w:ascii="宋体" w:hAnsi="宋体"/>
+                <w:rFonts w:ascii="宋体" w:hAnsi="宋体" w:hint="eastAsia"/>
                 <w:sz w:val="21"/>
                 <w:szCs w:val="21"/>
               </w:rPr>
@@ -10916,7 +10917,7 @@
             <w:pPr>
               <w:ind w:firstLineChars="0" w:firstLine="0"/>
               <w:rPr>
-                <w:rFonts w:ascii="宋体" w:hAnsi="宋体"/>
+                <w:rFonts w:ascii="宋体" w:hAnsi="宋体" w:hint="eastAsia"/>
                 <w:sz w:val="21"/>
                 <w:szCs w:val="21"/>
               </w:rPr>
@@ -11034,7 +11035,7 @@
             <w:pPr>
               <w:ind w:firstLineChars="0" w:firstLine="0"/>
               <w:rPr>
-                <w:rFonts w:ascii="宋体" w:hAnsi="宋体"/>
+                <w:rFonts w:ascii="宋体" w:hAnsi="宋体" w:hint="eastAsia"/>
                 <w:sz w:val="21"/>
                 <w:szCs w:val="21"/>
               </w:rPr>
@@ -11144,7 +11145,7 @@
             <w:pPr>
               <w:ind w:firstLineChars="0" w:firstLine="0"/>
               <w:rPr>
-                <w:rFonts w:ascii="宋体" w:hAnsi="宋体"/>
+                <w:rFonts w:ascii="宋体" w:hAnsi="宋体" w:hint="eastAsia"/>
                 <w:sz w:val="21"/>
                 <w:szCs w:val="21"/>
               </w:rPr>
@@ -11248,7 +11249,7 @@
             <w:pPr>
               <w:ind w:firstLineChars="0" w:firstLine="0"/>
               <w:rPr>
-                <w:rFonts w:ascii="宋体" w:hAnsi="宋体"/>
+                <w:rFonts w:ascii="宋体" w:hAnsi="宋体" w:hint="eastAsia"/>
                 <w:sz w:val="21"/>
                 <w:szCs w:val="21"/>
               </w:rPr>
@@ -11352,7 +11353,7 @@
             <w:pPr>
               <w:ind w:firstLineChars="0" w:firstLine="0"/>
               <w:rPr>
-                <w:rFonts w:ascii="宋体" w:hAnsi="宋体"/>
+                <w:rFonts w:ascii="宋体" w:hAnsi="宋体" w:hint="eastAsia"/>
                 <w:sz w:val="21"/>
                 <w:szCs w:val="21"/>
               </w:rPr>
@@ -11449,7 +11450,7 @@
             <w:pPr>
               <w:ind w:firstLineChars="0" w:firstLine="0"/>
               <w:rPr>
-                <w:rFonts w:ascii="宋体" w:hAnsi="宋体"/>
+                <w:rFonts w:ascii="宋体" w:hAnsi="宋体" w:hint="eastAsia"/>
                 <w:sz w:val="21"/>
                 <w:szCs w:val="21"/>
               </w:rPr>
@@ -11546,7 +11547,7 @@
             <w:pPr>
               <w:ind w:firstLineChars="0" w:firstLine="0"/>
               <w:rPr>
-                <w:rFonts w:ascii="宋体" w:hAnsi="宋体"/>
+                <w:rFonts w:ascii="宋体" w:hAnsi="宋体" w:hint="eastAsia"/>
                 <w:sz w:val="21"/>
                 <w:szCs w:val="21"/>
               </w:rPr>
@@ -11644,7 +11645,7 @@
             <w:pPr>
               <w:ind w:firstLineChars="0" w:firstLine="0"/>
               <w:rPr>
-                <w:rFonts w:ascii="宋体" w:hAnsi="宋体"/>
+                <w:rFonts w:ascii="宋体" w:hAnsi="宋体" w:hint="eastAsia"/>
                 <w:sz w:val="21"/>
                 <w:szCs w:val="21"/>
               </w:rPr>
@@ -11742,7 +11743,7 @@
             <w:pPr>
               <w:ind w:firstLineChars="0" w:firstLine="0"/>
               <w:rPr>
-                <w:rFonts w:ascii="宋体" w:hAnsi="宋体"/>
+                <w:rFonts w:ascii="宋体" w:hAnsi="宋体" w:hint="eastAsia"/>
                 <w:sz w:val="21"/>
                 <w:szCs w:val="21"/>
               </w:rPr>
@@ -11846,7 +11847,7 @@
             <w:pPr>
               <w:ind w:firstLineChars="0" w:firstLine="0"/>
               <w:rPr>
-                <w:rFonts w:ascii="宋体" w:hAnsi="宋体"/>
+                <w:rFonts w:ascii="宋体" w:hAnsi="宋体" w:hint="eastAsia"/>
                 <w:sz w:val="21"/>
                 <w:szCs w:val="21"/>
               </w:rPr>
@@ -11950,7 +11951,7 @@
             <w:pPr>
               <w:ind w:firstLineChars="0" w:firstLine="0"/>
               <w:rPr>
-                <w:rFonts w:ascii="宋体" w:hAnsi="宋体"/>
+                <w:rFonts w:ascii="宋体" w:hAnsi="宋体" w:hint="eastAsia"/>
                 <w:sz w:val="21"/>
                 <w:szCs w:val="21"/>
               </w:rPr>
@@ -12054,7 +12055,7 @@
             <w:pPr>
               <w:ind w:firstLineChars="0" w:firstLine="0"/>
               <w:rPr>
-                <w:rFonts w:ascii="宋体" w:hAnsi="宋体"/>
+                <w:rFonts w:ascii="宋体" w:hAnsi="宋体" w:hint="eastAsia"/>
                 <w:sz w:val="21"/>
                 <w:szCs w:val="21"/>
               </w:rPr>
@@ -14826,7 +14827,7 @@
         <w:keepNext/>
         <w:ind w:firstLine="420"/>
         <w:rPr>
-          <w:rFonts w:ascii="宋体" w:eastAsia="宋体" w:hAnsi="宋体"/>
+          <w:rFonts w:ascii="宋体" w:eastAsia="宋体" w:hAnsi="宋体" w:hint="eastAsia"/>
           <w:sz w:val="21"/>
           <w:szCs w:val="21"/>
         </w:rPr>
@@ -17767,7 +17768,7 @@
       <w:pPr>
         <w:ind w:firstLineChars="0" w:firstLine="420"/>
         <w:rPr>
-          <w:rFonts w:ascii="宋体" w:hAnsi="宋体"/>
+          <w:rFonts w:ascii="宋体" w:hAnsi="宋体" w:hint="eastAsia"/>
           <w:sz w:val="18"/>
           <w:szCs w:val="18"/>
         </w:rPr>
@@ -20799,7 +20800,7 @@
       <w:pPr>
         <w:ind w:firstLineChars="0" w:firstLine="420"/>
         <w:rPr>
-          <w:rFonts w:ascii="宋体" w:hAnsi="宋体"/>
+          <w:rFonts w:ascii="宋体" w:hAnsi="宋体" w:hint="eastAsia"/>
           <w:sz w:val="18"/>
           <w:szCs w:val="18"/>
         </w:rPr>
@@ -21311,7 +21312,7 @@
                     </pic:cNvPicPr>
                   </pic:nvPicPr>
                   <pic:blipFill>
-                    <a:blip r:embed="rId25">
+                    <a:blip r:embed="rId26">
                       <a:extLst>
                         <a:ext uri="{28A0092B-C50C-407E-A947-70E740481C1C}">
                           <a14:useLocalDpi xmlns:a14="http://schemas.microsoft.com/office/drawing/2010/main" val="0"/>
@@ -22062,7 +22063,7 @@
                     </pic:cNvPicPr>
                   </pic:nvPicPr>
                   <pic:blipFill>
-                    <a:blip r:embed="rId26">
+                    <a:blip r:embed="rId27">
                       <a:extLst>
                         <a:ext uri="{28A0092B-C50C-407E-A947-70E740481C1C}">
                           <a14:useLocalDpi xmlns:a14="http://schemas.microsoft.com/office/drawing/2010/main" val="0"/>
@@ -22099,7 +22100,7 @@
         <w:pStyle w:val="aff0"/>
         <w:ind w:firstLine="420"/>
         <w:rPr>
-          <w:rFonts w:ascii="宋体" w:eastAsia="宋体" w:hAnsi="宋体"/>
+          <w:rFonts w:ascii="宋体" w:eastAsia="宋体" w:hAnsi="宋体" w:hint="eastAsia"/>
           <w:noProof/>
           <w:sz w:val="21"/>
           <w:szCs w:val="21"/>
@@ -22481,7 +22482,7 @@
         <w:pStyle w:val="aff0"/>
         <w:ind w:firstLine="420"/>
         <w:rPr>
-          <w:rFonts w:ascii="宋体" w:eastAsia="宋体" w:hAnsi="宋体"/>
+          <w:rFonts w:ascii="宋体" w:eastAsia="宋体" w:hAnsi="宋体" w:hint="eastAsia"/>
           <w:sz w:val="21"/>
           <w:szCs w:val="21"/>
         </w:rPr>
@@ -24157,7 +24158,7 @@
                     </pic:cNvPicPr>
                   </pic:nvPicPr>
                   <pic:blipFill>
-                    <a:blip r:embed="rId27">
+                    <a:blip r:embed="rId28">
                       <a:extLst>
                         <a:ext uri="{28A0092B-C50C-407E-A947-70E740481C1C}">
                           <a14:useLocalDpi xmlns:a14="http://schemas.microsoft.com/office/drawing/2010/main" val="0"/>
@@ -24194,7 +24195,7 @@
         <w:pStyle w:val="aff0"/>
         <w:ind w:firstLine="420"/>
         <w:rPr>
-          <w:rFonts w:ascii="宋体" w:eastAsia="宋体" w:hAnsi="宋体"/>
+          <w:rFonts w:ascii="宋体" w:eastAsia="宋体" w:hAnsi="宋体" w:hint="eastAsia"/>
           <w:sz w:val="21"/>
           <w:szCs w:val="21"/>
         </w:rPr>
@@ -25942,7 +25943,7 @@
                     </pic:cNvPicPr>
                   </pic:nvPicPr>
                   <pic:blipFill>
-                    <a:blip r:embed="rId28">
+                    <a:blip r:embed="rId29">
                       <a:extLst>
                         <a:ext uri="{28A0092B-C50C-407E-A947-70E740481C1C}">
                           <a14:useLocalDpi xmlns:a14="http://schemas.microsoft.com/office/drawing/2010/main" val="0"/>
@@ -25979,7 +25980,7 @@
         <w:pStyle w:val="aff0"/>
         <w:ind w:firstLine="420"/>
         <w:rPr>
-          <w:rFonts w:ascii="宋体" w:eastAsia="宋体" w:hAnsi="宋体"/>
+          <w:rFonts w:ascii="宋体" w:eastAsia="宋体" w:hAnsi="宋体" w:hint="eastAsia"/>
           <w:sz w:val="21"/>
           <w:szCs w:val="21"/>
         </w:rPr>
@@ -27447,6 +27448,7 @@
         <w:keepNext/>
         <w:ind w:firstLine="420"/>
         <w:rPr>
+          <w:rFonts w:hint="eastAsia"/>
           <w:sz w:val="21"/>
           <w:szCs w:val="21"/>
         </w:rPr>
@@ -34067,7 +34069,7 @@
                     </pic:cNvPicPr>
                   </pic:nvPicPr>
                   <pic:blipFill>
-                    <a:blip r:embed="rId29">
+                    <a:blip r:embed="rId30">
                       <a:extLst>
                         <a:ext uri="{28A0092B-C50C-407E-A947-70E740481C1C}">
                           <a14:useLocalDpi xmlns:a14="http://schemas.microsoft.com/office/drawing/2010/main" val="0"/>
@@ -34109,7 +34111,7 @@
         <w:pStyle w:val="aff0"/>
         <w:ind w:firstLine="420"/>
         <w:rPr>
-          <w:rFonts w:ascii="宋体" w:eastAsia="宋体" w:hAnsi="宋体"/>
+          <w:rFonts w:ascii="宋体" w:eastAsia="宋体" w:hAnsi="宋体" w:hint="eastAsia"/>
           <w:sz w:val="21"/>
           <w:szCs w:val="21"/>
         </w:rPr>
@@ -34740,7 +34742,7 @@
                     </pic:cNvPicPr>
                   </pic:nvPicPr>
                   <pic:blipFill>
-                    <a:blip r:embed="rId30">
+                    <a:blip r:embed="rId31">
                       <a:extLst>
                         <a:ext uri="{28A0092B-C50C-407E-A947-70E740481C1C}">
                           <a14:useLocalDpi xmlns:a14="http://schemas.microsoft.com/office/drawing/2010/main" val="0"/>
@@ -34777,7 +34779,7 @@
         <w:pStyle w:val="aff0"/>
         <w:ind w:firstLine="420"/>
         <w:rPr>
-          <w:rFonts w:ascii="宋体" w:eastAsia="宋体" w:hAnsi="宋体"/>
+          <w:rFonts w:ascii="宋体" w:eastAsia="宋体" w:hAnsi="宋体" w:hint="eastAsia"/>
           <w:sz w:val="21"/>
           <w:szCs w:val="21"/>
         </w:rPr>
@@ -36560,7 +36562,7 @@
                     </pic:cNvPicPr>
                   </pic:nvPicPr>
                   <pic:blipFill>
-                    <a:blip r:embed="rId31">
+                    <a:blip r:embed="rId32">
                       <a:extLst>
                         <a:ext uri="{28A0092B-C50C-407E-A947-70E740481C1C}">
                           <a14:useLocalDpi xmlns:a14="http://schemas.microsoft.com/office/drawing/2010/main" val="0"/>
@@ -36603,7 +36605,7 @@
         <w:pStyle w:val="aff0"/>
         <w:ind w:firstLine="420"/>
         <w:rPr>
-          <w:rFonts w:ascii="宋体" w:eastAsia="宋体" w:hAnsi="宋体"/>
+          <w:rFonts w:ascii="宋体" w:eastAsia="宋体" w:hAnsi="宋体" w:hint="eastAsia"/>
           <w:sz w:val="21"/>
           <w:szCs w:val="21"/>
         </w:rPr>
@@ -38728,7 +38730,7 @@
       <w:pPr>
         <w:ind w:firstLine="480"/>
         <w:sectPr>
-          <w:headerReference w:type="default" r:id="rId32"/>
+          <w:headerReference w:type="default" r:id="rId33"/>
           <w:pgSz w:w="11907" w:h="16840" w:code="9"/>
           <w:pgMar w:top="1701" w:right="1418" w:bottom="1418" w:left="1418" w:header="907" w:footer="851" w:gutter="567"/>
           <w:paperSrc w:first="31096" w:other="31096"/>
@@ -42727,79 +42729,73 @@
         <w:rPr>
           <w:rFonts w:hint="eastAsia"/>
         </w:rPr>
-        <w:t>时，</w:t>
+        <w:t>时，计算各个</w:t>
+      </w:r>
+      <w:r>
+        <w:rPr>
+          <w:rFonts w:hint="eastAsia"/>
+        </w:rPr>
+        <w:t>CPU</w:t>
+      </w:r>
+      <w:r>
+        <w:rPr>
+          <w:rFonts w:hint="eastAsia"/>
+        </w:rPr>
+        <w:t>的利用率，将任务投递给利用率最低的</w:t>
+      </w:r>
+      <w:r>
+        <w:rPr>
+          <w:rFonts w:hint="eastAsia"/>
+        </w:rPr>
+        <w:t>CPU</w:t>
+      </w:r>
+      <w:r>
+        <w:rPr>
+          <w:rFonts w:hint="eastAsia"/>
+        </w:rPr>
+        <w:t>。另外，调度程序会定时检测各个</w:t>
+      </w:r>
+      <w:r>
+        <w:rPr>
+          <w:rFonts w:hint="eastAsia"/>
+        </w:rPr>
+        <w:t>CPU</w:t>
+      </w:r>
+      <w:r>
+        <w:rPr>
+          <w:rFonts w:hint="eastAsia"/>
+        </w:rPr>
+        <w:t>利用率，将利用率最高的</w:t>
+      </w:r>
+      <w:r>
+        <w:rPr>
+          <w:rFonts w:hint="eastAsia"/>
+        </w:rPr>
+        <w:t>CPU</w:t>
+      </w:r>
+      <w:r>
+        <w:rPr>
+          <w:rFonts w:hint="eastAsia"/>
+        </w:rPr>
+        <w:t>上占用率最高的</w:t>
+      </w:r>
+      <w:r>
+        <w:rPr>
+          <w:rFonts w:hint="eastAsia"/>
+        </w:rPr>
+        <w:t>程序</w:t>
+      </w:r>
+      <w:r>
+        <w:rPr>
+          <w:rFonts w:hint="eastAsia"/>
+        </w:rPr>
+        <w:t>，分发给其它</w:t>
       </w:r>
       <w:r>
         <w:rPr>
           <w:rFonts w:hint="eastAsia"/>
         </w:rPr>
         <w:lastRenderedPageBreak/>
-        <w:t>计算各个</w:t>
-      </w:r>
-      <w:r>
-        <w:rPr>
-          <w:rFonts w:hint="eastAsia"/>
-        </w:rPr>
-        <w:t>CPU</w:t>
-      </w:r>
-      <w:r>
-        <w:rPr>
-          <w:rFonts w:hint="eastAsia"/>
-        </w:rPr>
-        <w:t>的利用率，将任务投递给利用率最低的</w:t>
-      </w:r>
-      <w:r>
-        <w:rPr>
-          <w:rFonts w:hint="eastAsia"/>
-        </w:rPr>
-        <w:t>CPU</w:t>
-      </w:r>
-      <w:r>
-        <w:rPr>
-          <w:rFonts w:hint="eastAsia"/>
-        </w:rPr>
-        <w:t>。另外，调度程序会定时检测各个</w:t>
-      </w:r>
-      <w:r>
-        <w:rPr>
-          <w:rFonts w:hint="eastAsia"/>
-        </w:rPr>
-        <w:t>CPU</w:t>
-      </w:r>
-      <w:r>
-        <w:rPr>
-          <w:rFonts w:hint="eastAsia"/>
-        </w:rPr>
-        <w:t>利用率，将利用率最高的</w:t>
-      </w:r>
-      <w:r>
-        <w:rPr>
-          <w:rFonts w:hint="eastAsia"/>
-        </w:rPr>
-        <w:t>CPU</w:t>
-      </w:r>
-      <w:r>
-        <w:rPr>
-          <w:rFonts w:hint="eastAsia"/>
-        </w:rPr>
-        <w:t>上占用率最高的</w:t>
-      </w:r>
-      <w:r>
-        <w:rPr>
-          <w:rFonts w:hint="eastAsia"/>
-        </w:rPr>
-        <w:t>程序</w:t>
-      </w:r>
-      <w:r>
-        <w:rPr>
-          <w:rFonts w:hint="eastAsia"/>
-        </w:rPr>
-        <w:t>，分发给其它</w:t>
-      </w:r>
-      <w:r>
-        <w:rPr>
-          <w:rFonts w:hint="eastAsia"/>
-        </w:rPr>
         <w:t>CPU</w:t>
       </w:r>
       <w:r>
@@ -42944,7 +42940,7 @@
         <w:pStyle w:val="aff0"/>
         <w:ind w:firstLine="420"/>
         <w:rPr>
-          <w:rFonts w:ascii="宋体" w:eastAsia="宋体" w:hAnsi="宋体"/>
+          <w:rFonts w:ascii="宋体" w:eastAsia="宋体" w:hAnsi="宋体" w:hint="eastAsia"/>
           <w:sz w:val="21"/>
           <w:szCs w:val="21"/>
         </w:rPr>
@@ -42955,7 +42951,7 @@
         <w:pStyle w:val="aff0"/>
         <w:ind w:firstLine="420"/>
         <w:rPr>
-          <w:rFonts w:ascii="宋体" w:eastAsia="宋体" w:hAnsi="宋体"/>
+          <w:rFonts w:ascii="宋体" w:eastAsia="宋体" w:hAnsi="宋体" w:hint="eastAsia"/>
           <w:sz w:val="21"/>
           <w:szCs w:val="21"/>
         </w:rPr>
@@ -43554,67 +43550,67 @@
         <w:rPr>
           <w:rFonts w:hint="eastAsia"/>
         </w:rPr>
+        <w:t>（</w:t>
+      </w:r>
+      <w:r>
+        <w:rPr>
+          <w:rFonts w:hint="eastAsia"/>
+        </w:rPr>
+        <w:t>8</w:t>
+      </w:r>
+      <w:r>
+        <w:rPr>
+          <w:rFonts w:hint="eastAsia"/>
+        </w:rPr>
+        <w:t>）</w:t>
+      </w:r>
+      <w:r>
+        <w:rPr>
+          <w:rFonts w:hint="eastAsia"/>
+        </w:rPr>
+        <w:t>动态优先级</w:t>
+      </w:r>
+      <w:r>
+        <w:rPr>
+          <w:rFonts w:hint="eastAsia"/>
+        </w:rPr>
+        <w:t>。</w:t>
+      </w:r>
+      <w:r>
+        <w:rPr>
+          <w:rFonts w:hint="eastAsia"/>
+        </w:rPr>
+        <w:t>优先级的比重，</w:t>
+      </w:r>
+      <w:r>
+        <w:rPr>
+          <w:rFonts w:hint="eastAsia"/>
+        </w:rPr>
+        <w:t>从大到小依次排序为：</w:t>
+      </w:r>
+      <w:r>
+        <w:rPr>
+          <w:rFonts w:hint="eastAsia"/>
+        </w:rPr>
+        <w:t>动态优先级、交互优先级、线程占用优先级和</w:t>
+      </w:r>
+      <w:r>
+        <w:rPr>
+          <w:rFonts w:hint="eastAsia"/>
+        </w:rPr>
+        <w:t>线程利用优先级、静态优先级、用户或者内核程序、</w:t>
+      </w:r>
+      <w:r>
+        <w:rPr>
+          <w:rFonts w:hint="eastAsia"/>
+        </w:rPr>
+        <w:t>CPU</w:t>
+      </w:r>
+      <w:r>
+        <w:rPr>
+          <w:rFonts w:hint="eastAsia"/>
+        </w:rPr>
         <w:lastRenderedPageBreak/>
-        <w:t>（</w:t>
-      </w:r>
-      <w:r>
-        <w:rPr>
-          <w:rFonts w:hint="eastAsia"/>
-        </w:rPr>
-        <w:t>8</w:t>
-      </w:r>
-      <w:r>
-        <w:rPr>
-          <w:rFonts w:hint="eastAsia"/>
-        </w:rPr>
-        <w:t>）</w:t>
-      </w:r>
-      <w:r>
-        <w:rPr>
-          <w:rFonts w:hint="eastAsia"/>
-        </w:rPr>
-        <w:t>动态优先级</w:t>
-      </w:r>
-      <w:r>
-        <w:rPr>
-          <w:rFonts w:hint="eastAsia"/>
-        </w:rPr>
-        <w:t>。</w:t>
-      </w:r>
-      <w:r>
-        <w:rPr>
-          <w:rFonts w:hint="eastAsia"/>
-        </w:rPr>
-        <w:t>优先级的比重，</w:t>
-      </w:r>
-      <w:r>
-        <w:rPr>
-          <w:rFonts w:hint="eastAsia"/>
-        </w:rPr>
-        <w:t>从大到小依次排序为：</w:t>
-      </w:r>
-      <w:r>
-        <w:rPr>
-          <w:rFonts w:hint="eastAsia"/>
-        </w:rPr>
-        <w:t>动态优先级、交互优先级、线程占用优先级和</w:t>
-      </w:r>
-      <w:r>
-        <w:rPr>
-          <w:rFonts w:hint="eastAsia"/>
-        </w:rPr>
-        <w:t>线程利用优先级、静态优先级、用户或者内核程序、</w:t>
-      </w:r>
-      <w:r>
-        <w:rPr>
-          <w:rFonts w:hint="eastAsia"/>
-        </w:rPr>
-        <w:t>CPU</w:t>
-      </w:r>
-      <w:r>
-        <w:rPr>
-          <w:rFonts w:hint="eastAsia"/>
-        </w:rPr>
         <w:t>利用率。</w:t>
       </w:r>
     </w:p>
@@ -44473,14 +44469,7 @@
         <w:rPr>
           <w:rFonts w:hint="eastAsia"/>
         </w:rPr>
-        <w:t>。将线</w:t>
-      </w:r>
-      <w:r>
-        <w:rPr>
-          <w:rFonts w:hint="eastAsia"/>
-        </w:rPr>
-        <w:lastRenderedPageBreak/>
-        <w:t>程</w:t>
+        <w:t>。将线程</w:t>
       </w:r>
       <w:r>
         <w:rPr>
@@ -44647,7 +44636,7 @@
         <w:pStyle w:val="aff0"/>
         <w:ind w:firstLine="420"/>
         <w:rPr>
-          <w:rFonts w:ascii="宋体" w:eastAsia="宋体" w:hAnsi="宋体"/>
+          <w:rFonts w:ascii="宋体" w:eastAsia="宋体" w:hAnsi="宋体" w:hint="eastAsia"/>
           <w:sz w:val="21"/>
           <w:szCs w:val="21"/>
         </w:rPr>
@@ -44723,7 +44712,7 @@
             <wp:cNvGraphicFramePr/>
             <a:graphic xmlns:a="http://schemas.openxmlformats.org/drawingml/2006/main">
               <a:graphicData uri="http://schemas.openxmlformats.org/drawingml/2006/chart">
-                <c:chart xmlns:c="http://schemas.openxmlformats.org/drawingml/2006/chart" xmlns:r="http://schemas.openxmlformats.org/officeDocument/2006/relationships" r:id="rId33"/>
+                <c:chart xmlns:c="http://schemas.openxmlformats.org/drawingml/2006/chart" xmlns:r="http://schemas.openxmlformats.org/officeDocument/2006/relationships" r:id="rId34"/>
               </a:graphicData>
             </a:graphic>
           </wp:inline>
@@ -44732,6 +44721,42 @@
     </w:p>
     <w:p>
       <w:pPr>
+        <w:ind w:firstLine="480"/>
+      </w:pPr>
+    </w:p>
+    <w:p>
+      <w:pPr>
+        <w:ind w:firstLine="480"/>
+      </w:pPr>
+      <w:r>
+        <w:rPr>
+          <w:rFonts w:hint="eastAsia"/>
+        </w:rPr>
+        <w:t>该调度算法的开销约为</w:t>
+      </w:r>
+      <w:r>
+        <w:rPr>
+          <w:rFonts w:hint="eastAsia"/>
+        </w:rPr>
+        <w:t>200-500</w:t>
+      </w:r>
+      <w:r>
+        <w:rPr>
+          <w:rFonts w:hint="eastAsia"/>
+        </w:rPr>
+        <w:t>微秒。</w:t>
+      </w:r>
+    </w:p>
+    <w:p>
+      <w:pPr>
+        <w:ind w:firstLine="480"/>
+        <w:rPr>
+          <w:rFonts w:hint="eastAsia"/>
+        </w:rPr>
+      </w:pPr>
+    </w:p>
+    <w:p>
+      <w:pPr>
         <w:pStyle w:val="20"/>
       </w:pPr>
       <w:bookmarkStart w:id="56" w:name="_Toc242194268"/>
@@ -44824,7 +44849,7 @@
       <w:pPr>
         <w:ind w:firstLineChars="0" w:firstLine="0"/>
         <w:sectPr>
-          <w:headerReference w:type="default" r:id="rId34"/>
+          <w:headerReference w:type="default" r:id="rId35"/>
           <w:pgSz w:w="11907" w:h="16840" w:code="9"/>
           <w:pgMar w:top="1701" w:right="1418" w:bottom="1418" w:left="1418" w:header="907" w:footer="851" w:gutter="567"/>
           <w:paperSrc w:first="31096" w:other="31096"/>
@@ -47211,7 +47236,7 @@
                     </pic:cNvPicPr>
                   </pic:nvPicPr>
                   <pic:blipFill>
-                    <a:blip r:embed="rId35">
+                    <a:blip r:embed="rId36">
                       <a:extLst>
                         <a:ext uri="{28A0092B-C50C-407E-A947-70E740481C1C}">
                           <a14:useLocalDpi xmlns:a14="http://schemas.microsoft.com/office/drawing/2010/main" val="0"/>
@@ -47248,25 +47273,25 @@
         <w:pStyle w:val="aff0"/>
         <w:ind w:firstLine="420"/>
         <w:rPr>
-          <w:rFonts w:ascii="宋体" w:eastAsia="宋体" w:hAnsi="宋体"/>
-          <w:sz w:val="21"/>
-          <w:szCs w:val="21"/>
-        </w:rPr>
-      </w:pPr>
-      <w:r>
-        <w:rPr>
           <w:rFonts w:ascii="宋体" w:eastAsia="宋体" w:hAnsi="宋体" w:hint="eastAsia"/>
           <w:sz w:val="21"/>
           <w:szCs w:val="21"/>
         </w:rPr>
-        <w:t>图 4</w:t>
-      </w:r>
+      </w:pPr>
       <w:r>
         <w:rPr>
           <w:rFonts w:ascii="宋体" w:eastAsia="宋体" w:hAnsi="宋体" w:hint="eastAsia"/>
           <w:sz w:val="21"/>
           <w:szCs w:val="21"/>
         </w:rPr>
+        <w:t>图 4</w:t>
+      </w:r>
+      <w:r>
+        <w:rPr>
+          <w:rFonts w:ascii="宋体" w:eastAsia="宋体" w:hAnsi="宋体" w:hint="eastAsia"/>
+          <w:sz w:val="21"/>
+          <w:szCs w:val="21"/>
+        </w:rPr>
         <w:noBreakHyphen/>
         <w:t>1 堆分配布局图</w:t>
       </w:r>
@@ -47809,7 +47834,7 @@
         <w:pStyle w:val="aff0"/>
         <w:ind w:firstLine="420"/>
         <w:rPr>
-          <w:rFonts w:ascii="宋体" w:eastAsia="宋体" w:hAnsi="宋体"/>
+          <w:rFonts w:ascii="宋体" w:eastAsia="宋体" w:hAnsi="宋体" w:hint="eastAsia"/>
           <w:sz w:val="21"/>
           <w:szCs w:val="21"/>
         </w:rPr>
@@ -47865,7 +47890,7 @@
                     </pic:cNvPicPr>
                   </pic:nvPicPr>
                   <pic:blipFill>
-                    <a:blip r:embed="rId36">
+                    <a:blip r:embed="rId37">
                       <a:extLst>
                         <a:ext uri="{28A0092B-C50C-407E-A947-70E740481C1C}">
                           <a14:useLocalDpi xmlns:a14="http://schemas.microsoft.com/office/drawing/2010/main" val="0"/>
@@ -48449,9 +48474,6 @@
     <w:p>
       <w:pPr>
         <w:ind w:firstLineChars="0" w:firstLine="480"/>
-        <w:rPr>
-          <w:rFonts w:hint="eastAsia"/>
-        </w:rPr>
       </w:pPr>
     </w:p>
     <w:p>
@@ -48459,7 +48481,7 @@
         <w:pStyle w:val="aff0"/>
         <w:ind w:firstLine="420"/>
         <w:rPr>
-          <w:rFonts w:ascii="宋体" w:eastAsia="宋体" w:hAnsi="宋体"/>
+          <w:rFonts w:ascii="宋体" w:eastAsia="宋体" w:hAnsi="宋体" w:hint="eastAsia"/>
           <w:sz w:val="21"/>
           <w:szCs w:val="21"/>
         </w:rPr>
@@ -48516,7 +48538,6 @@
             <w:pPr>
               <w:ind w:firstLineChars="0" w:firstLine="0"/>
               <w:rPr>
-                <w:rFonts w:hint="eastAsia"/>
                 <w:sz w:val="21"/>
                 <w:szCs w:val="21"/>
               </w:rPr>
@@ -48539,7 +48560,6 @@
             <w:pPr>
               <w:ind w:firstLineChars="0" w:firstLine="0"/>
               <w:rPr>
-                <w:rFonts w:hint="eastAsia"/>
                 <w:sz w:val="21"/>
                 <w:szCs w:val="21"/>
               </w:rPr>
@@ -48579,7 +48599,6 @@
             <w:pPr>
               <w:ind w:firstLineChars="0" w:firstLine="0"/>
               <w:rPr>
-                <w:rFonts w:hint="eastAsia"/>
                 <w:sz w:val="21"/>
                 <w:szCs w:val="21"/>
               </w:rPr>
@@ -48609,7 +48628,6 @@
             <w:pPr>
               <w:ind w:firstLineChars="0" w:firstLine="0"/>
               <w:rPr>
-                <w:rFonts w:hint="eastAsia"/>
                 <w:sz w:val="21"/>
                 <w:szCs w:val="21"/>
               </w:rPr>
@@ -48641,7 +48659,6 @@
             <w:pPr>
               <w:ind w:firstLineChars="0" w:firstLine="0"/>
               <w:rPr>
-                <w:rFonts w:hint="eastAsia"/>
                 <w:sz w:val="21"/>
                 <w:szCs w:val="21"/>
               </w:rPr>
@@ -48671,7 +48688,6 @@
             <w:pPr>
               <w:ind w:firstLineChars="0" w:firstLine="0"/>
               <w:rPr>
-                <w:rFonts w:hint="eastAsia"/>
                 <w:sz w:val="21"/>
                 <w:szCs w:val="21"/>
               </w:rPr>
@@ -48703,7 +48719,6 @@
             <w:pPr>
               <w:ind w:firstLineChars="0" w:firstLine="0"/>
               <w:rPr>
-                <w:rFonts w:hint="eastAsia"/>
                 <w:sz w:val="21"/>
                 <w:szCs w:val="21"/>
               </w:rPr>
@@ -48733,7 +48748,6 @@
             <w:pPr>
               <w:ind w:firstLineChars="0" w:firstLine="0"/>
               <w:rPr>
-                <w:rFonts w:hint="eastAsia"/>
                 <w:sz w:val="21"/>
                 <w:szCs w:val="21"/>
               </w:rPr>
@@ -48765,7 +48779,6 @@
             <w:pPr>
               <w:ind w:firstLineChars="0" w:firstLine="0"/>
               <w:rPr>
-                <w:rFonts w:hint="eastAsia"/>
                 <w:sz w:val="21"/>
                 <w:szCs w:val="21"/>
               </w:rPr>
@@ -48795,7 +48808,6 @@
             <w:pPr>
               <w:ind w:firstLineChars="0" w:firstLine="0"/>
               <w:rPr>
-                <w:rFonts w:hint="eastAsia"/>
                 <w:sz w:val="21"/>
                 <w:szCs w:val="21"/>
               </w:rPr>
@@ -48822,17 +48834,11 @@
     <w:p>
       <w:pPr>
         <w:ind w:firstLineChars="0" w:firstLine="480"/>
-        <w:rPr>
-          <w:rFonts w:hint="eastAsia"/>
-        </w:rPr>
       </w:pPr>
     </w:p>
     <w:p>
       <w:pPr>
         <w:ind w:firstLineChars="0" w:firstLine="480"/>
-        <w:rPr>
-          <w:rFonts w:hint="eastAsia"/>
-        </w:rPr>
       </w:pPr>
     </w:p>
     <w:p>
@@ -50133,6 +50139,154 @@
     </w:p>
     <w:p>
       <w:pPr>
+        <w:pStyle w:val="aff0"/>
+        <w:ind w:firstLine="400"/>
+        <w:rPr>
+          <w:rFonts w:hint="eastAsia"/>
+        </w:rPr>
+      </w:pPr>
+      <w:r>
+        <w:rPr>
+          <w:rFonts w:hint="eastAsia"/>
+        </w:rPr>
+        <w:t>图</w:t>
+      </w:r>
+      <w:r>
+        <w:rPr>
+          <w:rFonts w:hint="eastAsia"/>
+        </w:rPr>
+        <w:t xml:space="preserve"> 4</w:t>
+      </w:r>
+      <w:r>
+        <w:rPr>
+          <w:rFonts w:hint="eastAsia"/>
+        </w:rPr>
+        <w:noBreakHyphen/>
+      </w:r>
+      <w:r>
+        <w:rPr>
+          <w:rFonts w:hint="eastAsia"/>
+        </w:rPr>
+        <w:fldChar w:fldCharType="begin"/>
+      </w:r>
+      <w:r>
+        <w:rPr>
+          <w:rFonts w:hint="eastAsia"/>
+        </w:rPr>
+        <w:instrText xml:space="preserve"> SEQ </w:instrText>
+      </w:r>
+      <w:r>
+        <w:rPr>
+          <w:rFonts w:hint="eastAsia"/>
+        </w:rPr>
+        <w:instrText>图</w:instrText>
+      </w:r>
+      <w:r>
+        <w:rPr>
+          <w:rFonts w:hint="eastAsia"/>
+        </w:rPr>
+        <w:instrText xml:space="preserve"> \* ARABIC \s 1 </w:instrText>
+      </w:r>
+      <w:r>
+        <w:rPr>
+          <w:rFonts w:hint="eastAsia"/>
+        </w:rPr>
+        <w:fldChar w:fldCharType="separate"/>
+      </w:r>
+      <w:r>
+        <w:rPr>
+          <w:rFonts w:hint="eastAsia"/>
+          <w:noProof/>
+        </w:rPr>
+        <w:t>6</w:t>
+      </w:r>
+      <w:r>
+        <w:rPr>
+          <w:rFonts w:hint="eastAsia"/>
+        </w:rPr>
+        <w:fldChar w:fldCharType="end"/>
+      </w:r>
+      <w:r>
+        <w:rPr>
+          <w:rFonts w:hint="eastAsia"/>
+        </w:rPr>
+        <w:t xml:space="preserve">  </w:t>
+      </w:r>
+      <w:r>
+        <w:rPr>
+          <w:rFonts w:hint="eastAsia"/>
+        </w:rPr>
+        <w:t>模型训练图</w:t>
+      </w:r>
+    </w:p>
+    <w:p>
+      <w:pPr>
+        <w:ind w:firstLineChars="0" w:firstLine="0"/>
+      </w:pPr>
+      <w:r>
+        <w:rPr>
+          <w:noProof/>
+        </w:rPr>
+        <w:drawing>
+          <wp:inline distT="0" distB="0" distL="0" distR="0" wp14:anchorId="5C30F23B" wp14:editId="219A5742">
+            <wp:extent cx="5400040" cy="8476615"/>
+            <wp:effectExtent l="0" t="0" r="0" b="635"/>
+            <wp:docPr id="236164475" name="图片 3"/>
+            <wp:cNvGraphicFramePr>
+              <a:graphicFrameLocks xmlns:a="http://schemas.openxmlformats.org/drawingml/2006/main" noChangeAspect="1"/>
+            </wp:cNvGraphicFramePr>
+            <a:graphic xmlns:a="http://schemas.openxmlformats.org/drawingml/2006/main">
+              <a:graphicData uri="http://schemas.openxmlformats.org/drawingml/2006/picture">
+                <pic:pic xmlns:pic="http://schemas.openxmlformats.org/drawingml/2006/picture">
+                  <pic:nvPicPr>
+                    <pic:cNvPr id="0" name="Picture 6"/>
+                    <pic:cNvPicPr>
+                      <a:picLocks noChangeAspect="1" noChangeArrowheads="1"/>
+                    </pic:cNvPicPr>
+                  </pic:nvPicPr>
+                  <pic:blipFill>
+                    <a:blip r:embed="rId38">
+                      <a:extLst>
+                        <a:ext uri="{28A0092B-C50C-407E-A947-70E740481C1C}">
+                          <a14:useLocalDpi xmlns:a14="http://schemas.microsoft.com/office/drawing/2010/main" val="0"/>
+                        </a:ext>
+                      </a:extLst>
+                    </a:blip>
+                    <a:srcRect/>
+                    <a:stretch>
+                      <a:fillRect/>
+                    </a:stretch>
+                  </pic:blipFill>
+                  <pic:spPr bwMode="auto">
+                    <a:xfrm>
+                      <a:off x="0" y="0"/>
+                      <a:ext cx="5400040" cy="8476615"/>
+                    </a:xfrm>
+                    <a:prstGeom prst="rect">
+                      <a:avLst/>
+                    </a:prstGeom>
+                    <a:noFill/>
+                    <a:ln>
+                      <a:noFill/>
+                    </a:ln>
+                  </pic:spPr>
+                </pic:pic>
+              </a:graphicData>
+            </a:graphic>
+          </wp:inline>
+        </w:drawing>
+      </w:r>
+    </w:p>
+    <w:p>
+      <w:pPr>
+        <w:ind w:firstLineChars="0" w:firstLine="0"/>
+        <w:rPr>
+          <w:rFonts w:hint="eastAsia"/>
+        </w:rPr>
+      </w:pPr>
+    </w:p>
+    <w:p>
+      <w:pPr>
         <w:ind w:firstLine="480"/>
       </w:pPr>
       <w:r>
@@ -50235,6 +50389,19 @@
         </w:rPr>
         <w:t>取出下一个任务调度执行。</w:t>
       </w:r>
+    </w:p>
+    <w:p>
+      <w:pPr>
+        <w:ind w:firstLine="480"/>
+      </w:pPr>
+    </w:p>
+    <w:p>
+      <w:pPr>
+        <w:ind w:firstLine="480"/>
+        <w:rPr>
+          <w:rFonts w:hint="eastAsia"/>
+        </w:rPr>
+      </w:pPr>
     </w:p>
     <w:p>
       <w:pPr>
@@ -50419,6 +50586,7 @@
         <w:pStyle w:val="aff0"/>
         <w:ind w:firstLine="420"/>
         <w:rPr>
+          <w:rFonts w:hint="eastAsia"/>
           <w:sz w:val="21"/>
           <w:szCs w:val="21"/>
         </w:rPr>
@@ -50476,7 +50644,6 @@
             <w:pPr>
               <w:ind w:firstLineChars="0" w:firstLine="0"/>
               <w:rPr>
-                <w:rFonts w:hint="eastAsia"/>
                 <w:sz w:val="21"/>
                 <w:szCs w:val="21"/>
               </w:rPr>
@@ -50502,7 +50669,6 @@
               </w:tabs>
               <w:ind w:firstLineChars="0" w:firstLine="0"/>
               <w:rPr>
-                <w:rFonts w:hint="eastAsia"/>
                 <w:sz w:val="21"/>
                 <w:szCs w:val="21"/>
               </w:rPr>
@@ -50540,7 +50706,6 @@
             <w:pPr>
               <w:ind w:firstLineChars="0" w:firstLine="0"/>
               <w:rPr>
-                <w:rFonts w:hint="eastAsia"/>
                 <w:sz w:val="21"/>
                 <w:szCs w:val="21"/>
               </w:rPr>
@@ -50570,7 +50735,6 @@
             <w:pPr>
               <w:ind w:firstLineChars="0" w:firstLine="0"/>
               <w:rPr>
-                <w:rFonts w:hint="eastAsia"/>
                 <w:sz w:val="21"/>
                 <w:szCs w:val="21"/>
               </w:rPr>
@@ -50602,7 +50766,6 @@
             <w:pPr>
               <w:ind w:firstLineChars="0" w:firstLine="0"/>
               <w:rPr>
-                <w:rFonts w:hint="eastAsia"/>
                 <w:sz w:val="21"/>
                 <w:szCs w:val="21"/>
               </w:rPr>
@@ -50624,7 +50787,6 @@
             <w:pPr>
               <w:ind w:firstLineChars="0" w:firstLine="0"/>
               <w:rPr>
-                <w:rFonts w:hint="eastAsia"/>
                 <w:sz w:val="21"/>
                 <w:szCs w:val="21"/>
               </w:rPr>
@@ -50639,10 +50801,11 @@
             </w:r>
             <w:r>
               <w:rPr>
-                <w:sz w:val="21"/>
-                <w:szCs w:val="21"/>
-              </w:rPr>
-              <w:t>2</w:t>
+                <w:rFonts w:hint="eastAsia"/>
+                <w:sz w:val="21"/>
+                <w:szCs w:val="21"/>
+              </w:rPr>
+              <w:t>9</w:t>
             </w:r>
             <w:r>
               <w:rPr>
@@ -50661,7 +50824,6 @@
             <w:pPr>
               <w:ind w:firstLineChars="0" w:firstLine="0"/>
               <w:rPr>
-                <w:rFonts w:hint="eastAsia"/>
                 <w:sz w:val="21"/>
                 <w:szCs w:val="21"/>
               </w:rPr>
@@ -50675,10 +50837,11 @@
             </w:r>
             <w:r>
               <w:rPr>
-                <w:sz w:val="21"/>
-                <w:szCs w:val="21"/>
-              </w:rPr>
-              <w:t>4</w:t>
+                <w:rFonts w:hint="eastAsia"/>
+                <w:sz w:val="21"/>
+                <w:szCs w:val="21"/>
+              </w:rPr>
+              <w:t>6</w:t>
             </w:r>
             <w:r>
               <w:rPr>
@@ -50697,24 +50860,17 @@
             <w:pPr>
               <w:ind w:firstLineChars="0" w:firstLine="0"/>
               <w:rPr>
-                <w:rFonts w:hint="eastAsia"/>
-                <w:sz w:val="21"/>
-                <w:szCs w:val="21"/>
-              </w:rPr>
-            </w:pPr>
-            <w:r>
-              <w:rPr>
-                <w:sz w:val="21"/>
-                <w:szCs w:val="21"/>
-              </w:rPr>
-              <w:t>9</w:t>
-            </w:r>
-            <w:r>
-              <w:rPr>
-                <w:sz w:val="21"/>
-                <w:szCs w:val="21"/>
-              </w:rPr>
-              <w:t>5</w:t>
+                <w:sz w:val="21"/>
+                <w:szCs w:val="21"/>
+              </w:rPr>
+            </w:pPr>
+            <w:r>
+              <w:rPr>
+                <w:rFonts w:hint="eastAsia"/>
+                <w:sz w:val="21"/>
+                <w:szCs w:val="21"/>
+              </w:rPr>
+              <w:t>91</w:t>
             </w:r>
             <w:r>
               <w:rPr>
@@ -50735,7 +50891,6 @@
             <w:pPr>
               <w:ind w:firstLineChars="0" w:firstLine="0"/>
               <w:rPr>
-                <w:rFonts w:hint="eastAsia"/>
                 <w:sz w:val="21"/>
                 <w:szCs w:val="21"/>
               </w:rPr>
@@ -50757,7 +50912,6 @@
             <w:pPr>
               <w:ind w:firstLineChars="0" w:firstLine="0"/>
               <w:rPr>
-                <w:rFonts w:hint="eastAsia"/>
                 <w:sz w:val="21"/>
                 <w:szCs w:val="21"/>
               </w:rPr>
@@ -50772,17 +50926,33 @@
             </w:r>
             <w:r>
               <w:rPr>
-                <w:sz w:val="21"/>
-                <w:szCs w:val="21"/>
-              </w:rPr>
-              <w:t>3</w:t>
-            </w:r>
-            <w:r>
-              <w:rPr>
-                <w:sz w:val="21"/>
-                <w:szCs w:val="21"/>
-              </w:rPr>
-              <w:t>.6%</w:t>
+                <w:rFonts w:hint="eastAsia"/>
+                <w:sz w:val="21"/>
+                <w:szCs w:val="21"/>
+              </w:rPr>
+              <w:t>9</w:t>
+            </w:r>
+            <w:r>
+              <w:rPr>
+                <w:sz w:val="21"/>
+                <w:szCs w:val="21"/>
+              </w:rPr>
+              <w:t>.</w:t>
+            </w:r>
+            <w:r>
+              <w:rPr>
+                <w:rFonts w:hint="eastAsia"/>
+                <w:sz w:val="21"/>
+                <w:szCs w:val="21"/>
+              </w:rPr>
+              <w:t>2</w:t>
+            </w:r>
+            <w:r>
+              <w:rPr>
+                <w:sz w:val="21"/>
+                <w:szCs w:val="21"/>
+              </w:rPr>
+              <w:t>%</w:t>
             </w:r>
           </w:p>
         </w:tc>
@@ -50794,17 +50964,31 @@
             <w:pPr>
               <w:ind w:firstLineChars="0" w:firstLine="0"/>
               <w:rPr>
-                <w:rFonts w:hint="eastAsia"/>
-                <w:sz w:val="21"/>
-                <w:szCs w:val="21"/>
-              </w:rPr>
-            </w:pPr>
-            <w:r>
-              <w:rPr>
-                <w:sz w:val="21"/>
-                <w:szCs w:val="21"/>
-              </w:rPr>
-              <w:t>94.7</w:t>
+                <w:sz w:val="21"/>
+                <w:szCs w:val="21"/>
+              </w:rPr>
+            </w:pPr>
+            <w:r>
+              <w:rPr>
+                <w:sz w:val="21"/>
+                <w:szCs w:val="21"/>
+              </w:rPr>
+              <w:t>9</w:t>
+            </w:r>
+            <w:r>
+              <w:rPr>
+                <w:rFonts w:hint="eastAsia"/>
+                <w:sz w:val="21"/>
+                <w:szCs w:val="21"/>
+              </w:rPr>
+              <w:t>7</w:t>
+            </w:r>
+            <w:r>
+              <w:rPr>
+                <w:sz w:val="21"/>
+                <w:szCs w:val="21"/>
+              </w:rPr>
+              <w:t>.7</w:t>
             </w:r>
             <w:r>
               <w:rPr>
@@ -50823,7 +51007,6 @@
             <w:pPr>
               <w:ind w:firstLineChars="0" w:firstLine="0"/>
               <w:rPr>
-                <w:rFonts w:hint="eastAsia"/>
                 <w:sz w:val="21"/>
                 <w:szCs w:val="21"/>
               </w:rPr>
@@ -50838,10 +51021,18 @@
             </w:r>
             <w:r>
               <w:rPr>
-                <w:sz w:val="21"/>
-                <w:szCs w:val="21"/>
-              </w:rPr>
-              <w:t>6.1</w:t>
+                <w:rFonts w:hint="eastAsia"/>
+                <w:sz w:val="21"/>
+                <w:szCs w:val="21"/>
+              </w:rPr>
+              <w:t>1</w:t>
+            </w:r>
+            <w:r>
+              <w:rPr>
+                <w:sz w:val="21"/>
+                <w:szCs w:val="21"/>
+              </w:rPr>
+              <w:t>.1</w:t>
             </w:r>
             <w:r>
               <w:rPr>
@@ -50862,7 +51053,6 @@
             <w:pPr>
               <w:ind w:firstLineChars="0" w:firstLine="0"/>
               <w:rPr>
-                <w:rFonts w:hint="eastAsia"/>
                 <w:sz w:val="21"/>
                 <w:szCs w:val="21"/>
               </w:rPr>
@@ -50884,7 +51074,6 @@
             <w:pPr>
               <w:ind w:firstLineChars="0" w:firstLine="0"/>
               <w:rPr>
-                <w:rFonts w:hint="eastAsia"/>
                 <w:sz w:val="21"/>
                 <w:szCs w:val="21"/>
               </w:rPr>
@@ -50899,10 +51088,11 @@
             </w:r>
             <w:r>
               <w:rPr>
-                <w:sz w:val="21"/>
-                <w:szCs w:val="21"/>
-              </w:rPr>
-              <w:t>4</w:t>
+                <w:rFonts w:hint="eastAsia"/>
+                <w:sz w:val="21"/>
+                <w:szCs w:val="21"/>
+              </w:rPr>
+              <w:t>3</w:t>
             </w:r>
             <w:r>
               <w:rPr>
@@ -50935,7 +51125,6 @@
             <w:pPr>
               <w:ind w:firstLineChars="0" w:firstLine="0"/>
               <w:rPr>
-                <w:rFonts w:hint="eastAsia"/>
                 <w:sz w:val="21"/>
                 <w:szCs w:val="21"/>
               </w:rPr>
@@ -50950,10 +51139,18 @@
             </w:r>
             <w:r>
               <w:rPr>
-                <w:sz w:val="21"/>
-                <w:szCs w:val="21"/>
-              </w:rPr>
-              <w:t>5.6%</w:t>
+                <w:rFonts w:hint="eastAsia"/>
+                <w:sz w:val="21"/>
+                <w:szCs w:val="21"/>
+              </w:rPr>
+              <w:t>2</w:t>
+            </w:r>
+            <w:r>
+              <w:rPr>
+                <w:sz w:val="21"/>
+                <w:szCs w:val="21"/>
+              </w:rPr>
+              <w:t>.6%</w:t>
             </w:r>
           </w:p>
         </w:tc>
@@ -50965,25 +51162,17 @@
             <w:pPr>
               <w:ind w:firstLineChars="0" w:firstLine="0"/>
               <w:rPr>
-                <w:rFonts w:hint="eastAsia"/>
-                <w:sz w:val="21"/>
-                <w:szCs w:val="21"/>
-              </w:rPr>
-            </w:pPr>
-            <w:r>
-              <w:rPr>
-                <w:rFonts w:hint="eastAsia"/>
-                <w:sz w:val="21"/>
-                <w:szCs w:val="21"/>
-              </w:rPr>
-              <w:t>9</w:t>
-            </w:r>
-            <w:r>
-              <w:rPr>
-                <w:sz w:val="21"/>
-                <w:szCs w:val="21"/>
-              </w:rPr>
-              <w:t>8</w:t>
+                <w:sz w:val="21"/>
+                <w:szCs w:val="21"/>
+              </w:rPr>
+            </w:pPr>
+            <w:r>
+              <w:rPr>
+                <w:rFonts w:hint="eastAsia"/>
+                <w:sz w:val="21"/>
+                <w:szCs w:val="21"/>
+              </w:rPr>
+              <w:t>89</w:t>
             </w:r>
             <w:r>
               <w:rPr>
@@ -51011,7 +51200,6 @@
             <w:pPr>
               <w:ind w:firstLineChars="0" w:firstLine="0"/>
               <w:rPr>
-                <w:rFonts w:hint="eastAsia"/>
                 <w:sz w:val="21"/>
                 <w:szCs w:val="21"/>
               </w:rPr>
@@ -51041,7 +51229,42 @@
             <w:pPr>
               <w:ind w:firstLineChars="0" w:firstLine="0"/>
               <w:rPr>
-                <w:rFonts w:hint="eastAsia"/>
+                <w:sz w:val="21"/>
+                <w:szCs w:val="21"/>
+              </w:rPr>
+            </w:pPr>
+            <w:r>
+              <w:rPr>
+                <w:rFonts w:hint="eastAsia"/>
+                <w:sz w:val="21"/>
+                <w:szCs w:val="21"/>
+              </w:rPr>
+              <w:t>91</w:t>
+            </w:r>
+            <w:r>
+              <w:rPr>
+                <w:sz w:val="21"/>
+                <w:szCs w:val="21"/>
+              </w:rPr>
+              <w:t>.3</w:t>
+            </w:r>
+            <w:r>
+              <w:rPr>
+                <w:sz w:val="21"/>
+                <w:szCs w:val="21"/>
+              </w:rPr>
+              <w:t>%</w:t>
+            </w:r>
+          </w:p>
+        </w:tc>
+        <w:tc>
+          <w:tcPr>
+            <w:tcW w:w="1250" w:type="pct"/>
+          </w:tcPr>
+          <w:p>
+            <w:pPr>
+              <w:ind w:firstLineChars="0" w:firstLine="0"/>
+              <w:rPr>
                 <w:sz w:val="21"/>
                 <w:szCs w:val="21"/>
               </w:rPr>
@@ -51056,17 +51279,18 @@
             </w:r>
             <w:r>
               <w:rPr>
-                <w:sz w:val="21"/>
-                <w:szCs w:val="21"/>
-              </w:rPr>
-              <w:t>5.3</w:t>
-            </w:r>
-            <w:r>
-              <w:rPr>
-                <w:sz w:val="21"/>
-                <w:szCs w:val="21"/>
-              </w:rPr>
-              <w:t>%</w:t>
+                <w:rFonts w:hint="eastAsia"/>
+                <w:sz w:val="21"/>
+                <w:szCs w:val="21"/>
+              </w:rPr>
+              <w:t>1</w:t>
+            </w:r>
+            <w:r>
+              <w:rPr>
+                <w:sz w:val="21"/>
+                <w:szCs w:val="21"/>
+              </w:rPr>
+              <w:t>.6%</w:t>
             </w:r>
           </w:p>
         </w:tc>
@@ -51078,7 +51302,6 @@
             <w:pPr>
               <w:ind w:firstLineChars="0" w:firstLine="0"/>
               <w:rPr>
-                <w:rFonts w:hint="eastAsia"/>
                 <w:sz w:val="21"/>
                 <w:szCs w:val="21"/>
               </w:rPr>
@@ -51093,47 +51316,11 @@
             </w:r>
             <w:r>
               <w:rPr>
-                <w:sz w:val="21"/>
-                <w:szCs w:val="21"/>
-              </w:rPr>
-              <w:t>8</w:t>
-            </w:r>
-            <w:r>
-              <w:rPr>
-                <w:sz w:val="21"/>
-                <w:szCs w:val="21"/>
-              </w:rPr>
-              <w:t>.6%</w:t>
-            </w:r>
-          </w:p>
-        </w:tc>
-        <w:tc>
-          <w:tcPr>
-            <w:tcW w:w="1250" w:type="pct"/>
-          </w:tcPr>
-          <w:p>
-            <w:pPr>
-              <w:ind w:firstLineChars="0" w:firstLine="0"/>
-              <w:rPr>
-                <w:rFonts w:hint="eastAsia"/>
-                <w:sz w:val="21"/>
-                <w:szCs w:val="21"/>
-              </w:rPr>
-            </w:pPr>
-            <w:r>
-              <w:rPr>
-                <w:rFonts w:hint="eastAsia"/>
-                <w:sz w:val="21"/>
-                <w:szCs w:val="21"/>
-              </w:rPr>
-              <w:t>9</w:t>
-            </w:r>
-            <w:r>
-              <w:rPr>
-                <w:sz w:val="21"/>
-                <w:szCs w:val="21"/>
-              </w:rPr>
-              <w:t>9</w:t>
+                <w:rFonts w:hint="eastAsia"/>
+                <w:sz w:val="21"/>
+                <w:szCs w:val="21"/>
+              </w:rPr>
+              <w:t>1</w:t>
             </w:r>
             <w:r>
               <w:rPr>
@@ -51144,10 +51331,11 @@
             </w:r>
             <w:r>
               <w:rPr>
-                <w:sz w:val="21"/>
-                <w:szCs w:val="21"/>
-              </w:rPr>
-              <w:t>3</w:t>
+                <w:rFonts w:hint="eastAsia"/>
+                <w:sz w:val="21"/>
+                <w:szCs w:val="21"/>
+              </w:rPr>
+              <w:t>6</w:t>
             </w:r>
             <w:r>
               <w:rPr>
@@ -51205,6 +51393,24 @@
             <w:r>
               <w:t>096</w:t>
             </w:r>
+            <w:r>
+              <w:rPr>
+                <w:rFonts w:hint="eastAsia"/>
+              </w:rPr>
+              <w:t>、线程数</w:t>
+            </w:r>
+            <w:r>
+              <w:rPr>
+                <w:rFonts w:hint="eastAsia"/>
+              </w:rPr>
+              <w:t>64</w:t>
+            </w:r>
+            <w:r>
+              <w:rPr>
+                <w:rFonts w:hint="eastAsia"/>
+              </w:rPr>
+              <w:t>个训练结果</w:t>
+            </w:r>
           </w:p>
         </w:tc>
         <w:tc>
@@ -51214,9 +51420,6 @@
           <w:p>
             <w:pPr>
               <w:ind w:firstLineChars="0" w:firstLine="0"/>
-              <w:rPr>
-                <w:rFonts w:hint="eastAsia"/>
-              </w:rPr>
             </w:pPr>
             <w:r>
               <w:rPr>
@@ -51245,9 +51448,6 @@
           <w:p>
             <w:pPr>
               <w:ind w:firstLineChars="0" w:firstLine="0"/>
-              <w:rPr>
-                <w:rFonts w:hint="eastAsia"/>
-              </w:rPr>
             </w:pPr>
             <w:r>
               <w:rPr>
@@ -51270,9 +51470,6 @@
           <w:p>
             <w:pPr>
               <w:ind w:firstLineChars="0" w:firstLine="0"/>
-              <w:rPr>
-                <w:rFonts w:hint="eastAsia"/>
-              </w:rPr>
             </w:pPr>
             <w:r>
               <w:rPr>
@@ -51286,8 +51483,6 @@
             <w:r>
               <w:t>%</w:t>
             </w:r>
-            <w:bookmarkStart w:id="70" w:name="_GoBack"/>
-            <w:bookmarkEnd w:id="70"/>
           </w:p>
         </w:tc>
         <w:tc>
@@ -51297,9 +51492,6 @@
           <w:p>
             <w:pPr>
               <w:ind w:firstLineChars="0" w:firstLine="0"/>
-              <w:rPr>
-                <w:rFonts w:hint="eastAsia"/>
-              </w:rPr>
             </w:pPr>
             <w:r>
               <w:rPr>
@@ -51310,88 +51502,6 @@
             <w:r>
               <w:t>8.1%</w:t>
             </w:r>
-          </w:p>
-        </w:tc>
-      </w:tr>
-      <w:tr>
-        <w:tc>
-          <w:tcPr>
-            <w:tcW w:w="1698" w:type="dxa"/>
-          </w:tcPr>
-          <w:p>
-            <w:pPr>
-              <w:ind w:firstLineChars="0" w:firstLine="0"/>
-              <w:rPr>
-                <w:rFonts w:hint="eastAsia"/>
-              </w:rPr>
-            </w:pPr>
-            <w:r>
-              <w:rPr>
-                <w:rFonts w:hint="eastAsia"/>
-              </w:rPr>
-              <w:t>线程数</w:t>
-            </w:r>
-            <w:r>
-              <w:rPr>
-                <w:rFonts w:hint="eastAsia"/>
-              </w:rPr>
-              <w:t>6</w:t>
-            </w:r>
-            <w:r>
-              <w:t>4</w:t>
-            </w:r>
-          </w:p>
-        </w:tc>
-        <w:tc>
-          <w:tcPr>
-            <w:tcW w:w="1699" w:type="dxa"/>
-          </w:tcPr>
-          <w:p>
-            <w:pPr>
-              <w:ind w:firstLineChars="0" w:firstLine="0"/>
-              <w:rPr>
-                <w:rFonts w:hint="eastAsia"/>
-              </w:rPr>
-            </w:pPr>
-          </w:p>
-        </w:tc>
-        <w:tc>
-          <w:tcPr>
-            <w:tcW w:w="1699" w:type="dxa"/>
-          </w:tcPr>
-          <w:p>
-            <w:pPr>
-              <w:ind w:firstLineChars="0" w:firstLine="0"/>
-              <w:rPr>
-                <w:rFonts w:hint="eastAsia"/>
-              </w:rPr>
-            </w:pPr>
-          </w:p>
-        </w:tc>
-        <w:tc>
-          <w:tcPr>
-            <w:tcW w:w="1699" w:type="dxa"/>
-          </w:tcPr>
-          <w:p>
-            <w:pPr>
-              <w:ind w:firstLineChars="0" w:firstLine="0"/>
-              <w:rPr>
-                <w:rFonts w:hint="eastAsia"/>
-              </w:rPr>
-            </w:pPr>
-          </w:p>
-        </w:tc>
-        <w:tc>
-          <w:tcPr>
-            <w:tcW w:w="1699" w:type="dxa"/>
-          </w:tcPr>
-          <w:p>
-            <w:pPr>
-              <w:ind w:firstLineChars="0" w:firstLine="0"/>
-              <w:rPr>
-                <w:rFonts w:hint="eastAsia"/>
-              </w:rPr>
-            </w:pPr>
           </w:p>
         </w:tc>
       </w:tr>
@@ -51399,9 +51509,6 @@
     <w:p>
       <w:pPr>
         <w:ind w:firstLine="480"/>
-        <w:rPr>
-          <w:rFonts w:hint="eastAsia"/>
-        </w:rPr>
       </w:pPr>
     </w:p>
     <w:p>
@@ -51498,9 +51605,6 @@
     <w:p>
       <w:pPr>
         <w:ind w:firstLine="480"/>
-        <w:rPr>
-          <w:rFonts w:hint="eastAsia"/>
-        </w:rPr>
       </w:pPr>
     </w:p>
     <w:p>
@@ -51508,6 +51612,7 @@
         <w:pStyle w:val="aff0"/>
         <w:ind w:firstLine="420"/>
         <w:rPr>
+          <w:rFonts w:hint="eastAsia"/>
           <w:sz w:val="21"/>
           <w:szCs w:val="21"/>
         </w:rPr>
@@ -51564,7 +51669,6 @@
             <w:pPr>
               <w:ind w:firstLineChars="0" w:firstLine="0"/>
               <w:rPr>
-                <w:rFonts w:hint="eastAsia"/>
                 <w:sz w:val="21"/>
                 <w:szCs w:val="21"/>
               </w:rPr>
@@ -51602,7 +51706,6 @@
             <w:pPr>
               <w:ind w:firstLineChars="0" w:firstLine="0"/>
               <w:rPr>
-                <w:rFonts w:hint="eastAsia"/>
                 <w:sz w:val="21"/>
                 <w:szCs w:val="21"/>
               </w:rPr>
@@ -51640,7 +51743,6 @@
             <w:pPr>
               <w:ind w:firstLineChars="0" w:firstLine="0"/>
               <w:rPr>
-                <w:rFonts w:hint="eastAsia"/>
                 <w:sz w:val="21"/>
                 <w:szCs w:val="21"/>
               </w:rPr>
@@ -51665,7 +51767,6 @@
             <w:pPr>
               <w:ind w:firstLineChars="0" w:firstLine="0"/>
               <w:rPr>
-                <w:rFonts w:hint="eastAsia"/>
                 <w:sz w:val="21"/>
                 <w:szCs w:val="21"/>
               </w:rPr>
@@ -51703,7 +51804,6 @@
             <w:pPr>
               <w:ind w:firstLineChars="0" w:firstLine="0"/>
               <w:rPr>
-                <w:rFonts w:hint="eastAsia"/>
                 <w:sz w:val="21"/>
                 <w:szCs w:val="21"/>
               </w:rPr>
@@ -51733,7 +51833,6 @@
             <w:pPr>
               <w:ind w:firstLineChars="0" w:firstLine="0"/>
               <w:rPr>
-                <w:rFonts w:hint="eastAsia"/>
                 <w:sz w:val="21"/>
                 <w:szCs w:val="21"/>
               </w:rPr>
@@ -51757,7 +51856,6 @@
             <w:pPr>
               <w:ind w:firstLineChars="0" w:firstLine="0"/>
               <w:rPr>
-                <w:rFonts w:hint="eastAsia"/>
                 <w:sz w:val="21"/>
                 <w:szCs w:val="21"/>
               </w:rPr>
@@ -51787,7 +51885,6 @@
             <w:pPr>
               <w:ind w:firstLineChars="0" w:firstLine="0"/>
               <w:rPr>
-                <w:rFonts w:hint="eastAsia"/>
                 <w:sz w:val="21"/>
                 <w:szCs w:val="21"/>
               </w:rPr>
@@ -51817,7 +51914,6 @@
             <w:pPr>
               <w:ind w:firstLineChars="0" w:firstLine="0"/>
               <w:rPr>
-                <w:rFonts w:hint="eastAsia"/>
                 <w:sz w:val="21"/>
                 <w:szCs w:val="21"/>
               </w:rPr>
@@ -51841,7 +51937,6 @@
             <w:pPr>
               <w:ind w:firstLineChars="0" w:firstLine="0"/>
               <w:rPr>
-                <w:rFonts w:hint="eastAsia"/>
                 <w:sz w:val="21"/>
                 <w:szCs w:val="21"/>
               </w:rPr>
@@ -51886,7 +51981,6 @@
             <w:pPr>
               <w:ind w:firstLineChars="0" w:firstLine="0"/>
               <w:rPr>
-                <w:rFonts w:hint="eastAsia"/>
                 <w:sz w:val="21"/>
                 <w:szCs w:val="21"/>
               </w:rPr>
@@ -51923,7 +52017,6 @@
             <w:pPr>
               <w:ind w:firstLineChars="0" w:firstLine="0"/>
               <w:rPr>
-                <w:rFonts w:hint="eastAsia"/>
                 <w:sz w:val="21"/>
                 <w:szCs w:val="21"/>
               </w:rPr>
@@ -51947,18 +52040,16 @@
             <w:pPr>
               <w:ind w:firstLineChars="0" w:firstLine="0"/>
               <w:rPr>
-                <w:rFonts w:hint="eastAsia"/>
-                <w:sz w:val="21"/>
-                <w:szCs w:val="21"/>
-              </w:rPr>
-            </w:pPr>
-            <w:r>
-              <w:rPr>
-                <w:rFonts w:hint="eastAsia"/>
-                <w:sz w:val="21"/>
-                <w:szCs w:val="21"/>
-              </w:rPr>
-              <w:lastRenderedPageBreak/>
+                <w:sz w:val="21"/>
+                <w:szCs w:val="21"/>
+              </w:rPr>
+            </w:pPr>
+            <w:r>
+              <w:rPr>
+                <w:rFonts w:hint="eastAsia"/>
+                <w:sz w:val="21"/>
+                <w:szCs w:val="21"/>
+              </w:rPr>
               <w:t>0</w:t>
             </w:r>
             <w:r>
@@ -51985,7 +52076,6 @@
             <w:pPr>
               <w:ind w:firstLineChars="0" w:firstLine="0"/>
               <w:rPr>
-                <w:rFonts w:hint="eastAsia"/>
                 <w:sz w:val="21"/>
                 <w:szCs w:val="21"/>
               </w:rPr>
@@ -52022,7 +52112,6 @@
             <w:pPr>
               <w:ind w:firstLineChars="0" w:firstLine="0"/>
               <w:rPr>
-                <w:rFonts w:hint="eastAsia"/>
                 <w:sz w:val="21"/>
                 <w:szCs w:val="21"/>
               </w:rPr>
@@ -52046,7 +52135,6 @@
             <w:pPr>
               <w:ind w:firstLineChars="0" w:firstLine="0"/>
               <w:rPr>
-                <w:rFonts w:hint="eastAsia"/>
                 <w:sz w:val="21"/>
                 <w:szCs w:val="21"/>
               </w:rPr>
@@ -52083,7 +52171,6 @@
             <w:pPr>
               <w:ind w:firstLineChars="0" w:firstLine="0"/>
               <w:rPr>
-                <w:rFonts w:hint="eastAsia"/>
                 <w:sz w:val="21"/>
                 <w:szCs w:val="21"/>
               </w:rPr>
@@ -52120,7 +52207,6 @@
             <w:pPr>
               <w:ind w:firstLineChars="0" w:firstLine="0"/>
               <w:rPr>
-                <w:rFonts w:hint="eastAsia"/>
                 <w:sz w:val="21"/>
                 <w:szCs w:val="21"/>
               </w:rPr>
@@ -52144,7 +52230,6 @@
             <w:pPr>
               <w:ind w:firstLineChars="0" w:firstLine="0"/>
               <w:rPr>
-                <w:rFonts w:hint="eastAsia"/>
                 <w:sz w:val="21"/>
                 <w:szCs w:val="21"/>
               </w:rPr>
@@ -52181,7 +52266,6 @@
             <w:pPr>
               <w:ind w:firstLineChars="0" w:firstLine="0"/>
               <w:rPr>
-                <w:rFonts w:hint="eastAsia"/>
                 <w:sz w:val="21"/>
                 <w:szCs w:val="21"/>
               </w:rPr>
@@ -52218,7 +52302,6 @@
             <w:pPr>
               <w:ind w:firstLineChars="0" w:firstLine="0"/>
               <w:rPr>
-                <w:rFonts w:hint="eastAsia"/>
                 <w:sz w:val="21"/>
                 <w:szCs w:val="21"/>
               </w:rPr>
@@ -52242,7 +52325,6 @@
             <w:pPr>
               <w:ind w:firstLineChars="0" w:firstLine="0"/>
               <w:rPr>
-                <w:rFonts w:hint="eastAsia"/>
                 <w:sz w:val="21"/>
                 <w:szCs w:val="21"/>
               </w:rPr>
@@ -52279,7 +52361,6 @@
             <w:pPr>
               <w:ind w:firstLineChars="0" w:firstLine="0"/>
               <w:rPr>
-                <w:rFonts w:hint="eastAsia"/>
                 <w:sz w:val="21"/>
                 <w:szCs w:val="21"/>
               </w:rPr>
@@ -52316,7 +52397,6 @@
             <w:pPr>
               <w:ind w:firstLineChars="0" w:firstLine="0"/>
               <w:rPr>
-                <w:rFonts w:hint="eastAsia"/>
                 <w:sz w:val="21"/>
                 <w:szCs w:val="21"/>
               </w:rPr>
@@ -52340,7 +52420,6 @@
             <w:pPr>
               <w:ind w:firstLineChars="0" w:firstLine="0"/>
               <w:rPr>
-                <w:rFonts w:hint="eastAsia"/>
                 <w:sz w:val="21"/>
                 <w:szCs w:val="21"/>
               </w:rPr>
@@ -52377,7 +52456,6 @@
             <w:pPr>
               <w:ind w:firstLineChars="0" w:firstLine="0"/>
               <w:rPr>
-                <w:rFonts w:hint="eastAsia"/>
                 <w:sz w:val="21"/>
                 <w:szCs w:val="21"/>
               </w:rPr>
@@ -52414,7 +52492,6 @@
             <w:pPr>
               <w:ind w:firstLineChars="0" w:firstLine="0"/>
               <w:rPr>
-                <w:rFonts w:hint="eastAsia"/>
                 <w:sz w:val="21"/>
                 <w:szCs w:val="21"/>
               </w:rPr>
@@ -52438,7 +52515,6 @@
             <w:pPr>
               <w:ind w:firstLineChars="0" w:firstLine="0"/>
               <w:rPr>
-                <w:rFonts w:hint="eastAsia"/>
                 <w:sz w:val="21"/>
                 <w:szCs w:val="21"/>
               </w:rPr>
@@ -52475,7 +52551,6 @@
             <w:pPr>
               <w:ind w:firstLineChars="0" w:firstLine="0"/>
               <w:rPr>
-                <w:rFonts w:hint="eastAsia"/>
                 <w:sz w:val="21"/>
                 <w:szCs w:val="21"/>
               </w:rPr>
@@ -52512,7 +52587,6 @@
             <w:pPr>
               <w:ind w:firstLineChars="0" w:firstLine="0"/>
               <w:rPr>
-                <w:rFonts w:hint="eastAsia"/>
                 <w:sz w:val="21"/>
                 <w:szCs w:val="21"/>
               </w:rPr>
@@ -52536,7 +52610,6 @@
             <w:pPr>
               <w:ind w:firstLineChars="0" w:firstLine="0"/>
               <w:rPr>
-                <w:rFonts w:hint="eastAsia"/>
                 <w:sz w:val="21"/>
                 <w:szCs w:val="21"/>
               </w:rPr>
@@ -52573,7 +52646,6 @@
             <w:pPr>
               <w:ind w:firstLineChars="0" w:firstLine="0"/>
               <w:rPr>
-                <w:rFonts w:hint="eastAsia"/>
                 <w:sz w:val="21"/>
                 <w:szCs w:val="21"/>
               </w:rPr>
@@ -52628,9 +52700,6 @@
     <w:p>
       <w:pPr>
         <w:ind w:firstLine="480"/>
-        <w:rPr>
-          <w:rFonts w:hint="eastAsia"/>
-        </w:rPr>
       </w:pPr>
     </w:p>
     <w:p>
@@ -52670,9 +52739,6 @@
     <w:p>
       <w:pPr>
         <w:ind w:firstLine="480"/>
-        <w:rPr>
-          <w:rFonts w:hint="eastAsia"/>
-        </w:rPr>
       </w:pPr>
       <w:r>
         <w:rPr>
@@ -52761,7 +52827,7 @@
         <w:pStyle w:val="aff0"/>
         <w:ind w:firstLine="420"/>
         <w:rPr>
-          <w:rFonts w:ascii="宋体" w:eastAsia="宋体" w:hAnsi="宋体"/>
+          <w:rFonts w:ascii="宋体" w:eastAsia="宋体" w:hAnsi="宋体" w:hint="eastAsia"/>
           <w:sz w:val="21"/>
           <w:szCs w:val="21"/>
         </w:rPr>
@@ -52850,7 +52916,7 @@
                     <pic:cNvPicPr/>
                   </pic:nvPicPr>
                   <pic:blipFill>
-                    <a:blip r:embed="rId37"/>
+                    <a:blip r:embed="rId39"/>
                     <a:stretch>
                       <a:fillRect/>
                     </a:stretch>
@@ -52883,9 +52949,428 @@
     </w:p>
     <w:p>
       <w:pPr>
+        <w:ind w:firstLine="480"/>
+      </w:pPr>
+      <w:r>
+        <w:rPr>
+          <w:rFonts w:hint="eastAsia"/>
+        </w:rPr>
+        <w:t>深度网络和其他调度预测比较：</w:t>
+      </w:r>
+    </w:p>
+    <w:p>
+      <w:pPr>
+        <w:ind w:firstLine="480"/>
+      </w:pPr>
+    </w:p>
+    <w:tbl>
+      <w:tblPr>
+        <w:tblStyle w:val="afa"/>
+        <w:tblW w:w="4000" w:type="pct"/>
+        <w:tblLook w:val="04A0" w:firstRow="1" w:lastRow="0" w:firstColumn="1" w:lastColumn="0" w:noHBand="0" w:noVBand="1"/>
+      </w:tblPr>
+      <w:tblGrid>
+        <w:gridCol w:w="1698"/>
+        <w:gridCol w:w="1700"/>
+        <w:gridCol w:w="2268"/>
+        <w:gridCol w:w="1129"/>
+      </w:tblGrid>
+      <w:tr>
+        <w:tc>
+          <w:tcPr>
+            <w:tcW w:w="1249" w:type="pct"/>
+          </w:tcPr>
+          <w:p>
+            <w:pPr>
+              <w:ind w:firstLineChars="0" w:firstLine="0"/>
+              <w:rPr>
+                <w:rFonts w:hint="eastAsia"/>
+                <w:sz w:val="21"/>
+                <w:szCs w:val="21"/>
+              </w:rPr>
+            </w:pPr>
+            <w:r>
+              <w:rPr>
+                <w:rFonts w:hint="eastAsia"/>
+                <w:sz w:val="21"/>
+                <w:szCs w:val="21"/>
+              </w:rPr>
+              <w:t>预测方法</w:t>
+            </w:r>
+          </w:p>
+        </w:tc>
+        <w:tc>
+          <w:tcPr>
+            <w:tcW w:w="1251" w:type="pct"/>
+          </w:tcPr>
+          <w:p>
+            <w:pPr>
+              <w:ind w:firstLineChars="0" w:firstLine="0"/>
+              <w:rPr>
+                <w:rFonts w:hint="eastAsia"/>
+                <w:sz w:val="21"/>
+                <w:szCs w:val="21"/>
+              </w:rPr>
+            </w:pPr>
+            <w:r>
+              <w:rPr>
+                <w:rFonts w:hint="eastAsia"/>
+                <w:sz w:val="21"/>
+                <w:szCs w:val="21"/>
+              </w:rPr>
+              <w:t>训练成功率</w:t>
+            </w:r>
+          </w:p>
+        </w:tc>
+        <w:tc>
+          <w:tcPr>
+            <w:tcW w:w="1669" w:type="pct"/>
+          </w:tcPr>
+          <w:p>
+            <w:pPr>
+              <w:ind w:firstLineChars="0" w:firstLine="0"/>
+              <w:rPr>
+                <w:rFonts w:hint="eastAsia"/>
+                <w:sz w:val="21"/>
+                <w:szCs w:val="21"/>
+              </w:rPr>
+            </w:pPr>
+            <w:r>
+              <w:rPr>
+                <w:rFonts w:hint="eastAsia"/>
+                <w:sz w:val="21"/>
+                <w:szCs w:val="21"/>
+              </w:rPr>
+              <w:t>实际</w:t>
+            </w:r>
+            <w:r>
+              <w:rPr>
+                <w:rFonts w:hint="eastAsia"/>
+                <w:sz w:val="21"/>
+                <w:szCs w:val="21"/>
+              </w:rPr>
+              <w:t>TOP1</w:t>
+            </w:r>
+            <w:r>
+              <w:rPr>
+                <w:rFonts w:hint="eastAsia"/>
+                <w:sz w:val="21"/>
+                <w:szCs w:val="21"/>
+              </w:rPr>
+              <w:t>准确率</w:t>
+            </w:r>
+          </w:p>
+        </w:tc>
+        <w:tc>
+          <w:tcPr>
+            <w:tcW w:w="831" w:type="pct"/>
+          </w:tcPr>
+          <w:p>
+            <w:pPr>
+              <w:ind w:firstLineChars="0" w:firstLine="0"/>
+              <w:rPr>
+                <w:rFonts w:hint="eastAsia"/>
+                <w:sz w:val="21"/>
+                <w:szCs w:val="21"/>
+              </w:rPr>
+            </w:pPr>
+            <w:r>
+              <w:rPr>
+                <w:rFonts w:hint="eastAsia"/>
+                <w:sz w:val="21"/>
+                <w:szCs w:val="21"/>
+              </w:rPr>
+              <w:t>推理开销</w:t>
+            </w:r>
+          </w:p>
+        </w:tc>
+      </w:tr>
+      <w:tr>
+        <w:tc>
+          <w:tcPr>
+            <w:tcW w:w="1249" w:type="pct"/>
+          </w:tcPr>
+          <w:p>
+            <w:pPr>
+              <w:ind w:firstLineChars="0" w:firstLine="0"/>
+              <w:rPr>
+                <w:rFonts w:hint="eastAsia"/>
+                <w:sz w:val="21"/>
+                <w:szCs w:val="21"/>
+              </w:rPr>
+            </w:pPr>
+            <w:r>
+              <w:rPr>
+                <w:rFonts w:hint="eastAsia"/>
+                <w:sz w:val="21"/>
+                <w:szCs w:val="21"/>
+              </w:rPr>
+              <w:lastRenderedPageBreak/>
+              <w:t>传统调度</w:t>
+            </w:r>
+          </w:p>
+        </w:tc>
+        <w:tc>
+          <w:tcPr>
+            <w:tcW w:w="1251" w:type="pct"/>
+          </w:tcPr>
+          <w:p>
+            <w:pPr>
+              <w:ind w:firstLineChars="0" w:firstLine="0"/>
+              <w:rPr>
+                <w:rFonts w:hint="eastAsia"/>
+                <w:sz w:val="21"/>
+                <w:szCs w:val="21"/>
+              </w:rPr>
+            </w:pPr>
+          </w:p>
+        </w:tc>
+        <w:tc>
+          <w:tcPr>
+            <w:tcW w:w="1669" w:type="pct"/>
+          </w:tcPr>
+          <w:p>
+            <w:pPr>
+              <w:ind w:firstLineChars="0" w:firstLine="0"/>
+              <w:rPr>
+                <w:rFonts w:hint="eastAsia"/>
+                <w:sz w:val="21"/>
+                <w:szCs w:val="21"/>
+              </w:rPr>
+            </w:pPr>
+          </w:p>
+        </w:tc>
+        <w:tc>
+          <w:tcPr>
+            <w:tcW w:w="831" w:type="pct"/>
+          </w:tcPr>
+          <w:p>
+            <w:pPr>
+              <w:ind w:firstLineChars="0" w:firstLine="0"/>
+              <w:rPr>
+                <w:rFonts w:hint="eastAsia"/>
+                <w:sz w:val="21"/>
+                <w:szCs w:val="21"/>
+              </w:rPr>
+            </w:pPr>
+            <w:r>
+              <w:rPr>
+                <w:rFonts w:hint="eastAsia"/>
+                <w:sz w:val="21"/>
+                <w:szCs w:val="21"/>
+              </w:rPr>
+              <w:t>基准</w:t>
+            </w:r>
+          </w:p>
+        </w:tc>
+      </w:tr>
+      <w:tr>
+        <w:tc>
+          <w:tcPr>
+            <w:tcW w:w="1249" w:type="pct"/>
+          </w:tcPr>
+          <w:p>
+            <w:pPr>
+              <w:ind w:firstLineChars="0" w:firstLine="0"/>
+              <w:rPr>
+                <w:rFonts w:hint="eastAsia"/>
+                <w:sz w:val="21"/>
+                <w:szCs w:val="21"/>
+              </w:rPr>
+            </w:pPr>
+            <w:r>
+              <w:rPr>
+                <w:rFonts w:hint="eastAsia"/>
+                <w:sz w:val="21"/>
+                <w:szCs w:val="21"/>
+              </w:rPr>
+              <w:t>MLP</w:t>
+            </w:r>
+          </w:p>
+        </w:tc>
+        <w:tc>
+          <w:tcPr>
+            <w:tcW w:w="1251" w:type="pct"/>
+          </w:tcPr>
+          <w:p>
+            <w:pPr>
+              <w:ind w:firstLineChars="0" w:firstLine="0"/>
+              <w:rPr>
+                <w:rFonts w:hint="eastAsia"/>
+                <w:sz w:val="21"/>
+                <w:szCs w:val="21"/>
+              </w:rPr>
+            </w:pPr>
+            <w:r>
+              <w:rPr>
+                <w:rFonts w:hint="eastAsia"/>
+                <w:sz w:val="21"/>
+                <w:szCs w:val="21"/>
+              </w:rPr>
+              <w:t>99.5%</w:t>
+            </w:r>
+          </w:p>
+        </w:tc>
+        <w:tc>
+          <w:tcPr>
+            <w:tcW w:w="1669" w:type="pct"/>
+          </w:tcPr>
+          <w:p>
+            <w:pPr>
+              <w:ind w:firstLineChars="0" w:firstLine="0"/>
+              <w:rPr>
+                <w:rFonts w:hint="eastAsia"/>
+                <w:sz w:val="21"/>
+                <w:szCs w:val="21"/>
+              </w:rPr>
+            </w:pPr>
+            <w:r>
+              <w:rPr>
+                <w:rFonts w:hint="eastAsia"/>
+                <w:sz w:val="21"/>
+                <w:szCs w:val="21"/>
+              </w:rPr>
+              <w:t>88%</w:t>
+            </w:r>
+          </w:p>
+        </w:tc>
+        <w:tc>
+          <w:tcPr>
+            <w:tcW w:w="831" w:type="pct"/>
+          </w:tcPr>
+          <w:p>
+            <w:pPr>
+              <w:ind w:firstLineChars="0" w:firstLine="0"/>
+              <w:rPr>
+                <w:rFonts w:hint="eastAsia"/>
+                <w:sz w:val="21"/>
+                <w:szCs w:val="21"/>
+              </w:rPr>
+            </w:pPr>
+            <w:r>
+              <w:rPr>
+                <w:rFonts w:hint="eastAsia"/>
+                <w:sz w:val="21"/>
+                <w:szCs w:val="21"/>
+              </w:rPr>
+              <w:t>低</w:t>
+            </w:r>
+          </w:p>
+        </w:tc>
+      </w:tr>
+      <w:tr>
+        <w:tc>
+          <w:tcPr>
+            <w:tcW w:w="1249" w:type="pct"/>
+          </w:tcPr>
+          <w:p>
+            <w:pPr>
+              <w:ind w:firstLineChars="0" w:firstLine="0"/>
+              <w:rPr>
+                <w:rFonts w:hint="eastAsia"/>
+                <w:sz w:val="21"/>
+                <w:szCs w:val="21"/>
+              </w:rPr>
+            </w:pPr>
+            <w:r>
+              <w:rPr>
+                <w:rFonts w:hint="eastAsia"/>
+                <w:sz w:val="21"/>
+                <w:szCs w:val="21"/>
+              </w:rPr>
+              <w:t>LSTM</w:t>
+            </w:r>
+          </w:p>
+        </w:tc>
+        <w:tc>
+          <w:tcPr>
+            <w:tcW w:w="1251" w:type="pct"/>
+          </w:tcPr>
+          <w:p>
+            <w:pPr>
+              <w:ind w:firstLineChars="0" w:firstLine="0"/>
+              <w:rPr>
+                <w:rFonts w:hint="eastAsia"/>
+                <w:sz w:val="21"/>
+                <w:szCs w:val="21"/>
+              </w:rPr>
+            </w:pPr>
+            <w:r>
+              <w:rPr>
+                <w:rFonts w:hint="eastAsia"/>
+                <w:sz w:val="21"/>
+                <w:szCs w:val="21"/>
+              </w:rPr>
+              <w:t>98%</w:t>
+            </w:r>
+          </w:p>
+        </w:tc>
+        <w:tc>
+          <w:tcPr>
+            <w:tcW w:w="1669" w:type="pct"/>
+          </w:tcPr>
+          <w:p>
+            <w:pPr>
+              <w:ind w:firstLineChars="0" w:firstLine="0"/>
+              <w:rPr>
+                <w:rFonts w:hint="eastAsia"/>
+                <w:sz w:val="21"/>
+                <w:szCs w:val="21"/>
+              </w:rPr>
+            </w:pPr>
+            <w:r>
+              <w:rPr>
+                <w:rFonts w:hint="eastAsia"/>
+                <w:sz w:val="21"/>
+                <w:szCs w:val="21"/>
+              </w:rPr>
+              <w:t>88%</w:t>
+            </w:r>
+          </w:p>
+        </w:tc>
+        <w:tc>
+          <w:tcPr>
+            <w:tcW w:w="831" w:type="pct"/>
+          </w:tcPr>
+          <w:p>
+            <w:pPr>
+              <w:ind w:firstLineChars="0" w:firstLine="0"/>
+              <w:rPr>
+                <w:rFonts w:hint="eastAsia"/>
+                <w:sz w:val="21"/>
+                <w:szCs w:val="21"/>
+              </w:rPr>
+            </w:pPr>
+            <w:r>
+              <w:rPr>
+                <w:rFonts w:hint="eastAsia"/>
+                <w:sz w:val="21"/>
+                <w:szCs w:val="21"/>
+              </w:rPr>
+              <w:t>高</w:t>
+            </w:r>
+          </w:p>
+        </w:tc>
+      </w:tr>
+    </w:tbl>
+    <w:p>
+      <w:pPr>
+        <w:ind w:firstLine="480"/>
+        <w:rPr>
+          <w:rFonts w:hint="eastAsia"/>
+        </w:rPr>
+      </w:pPr>
+    </w:p>
+    <w:p>
+      <w:pPr>
+        <w:ind w:firstLine="480"/>
+      </w:pPr>
+    </w:p>
+    <w:p>
+      <w:pPr>
         <w:pStyle w:val="20"/>
       </w:pPr>
-      <w:bookmarkStart w:id="71" w:name="_Toc242194277"/>
+      <w:bookmarkStart w:id="70" w:name="_Toc242194277"/>
       <w:r>
         <w:t>4</w:t>
       </w:r>
@@ -52940,7 +53425,7 @@
         </w:rPr>
         <w:t>传统调度与深度学习结合</w:t>
       </w:r>
-      <w:bookmarkEnd w:id="71"/>
+      <w:bookmarkEnd w:id="70"/>
     </w:p>
     <w:p>
       <w:pPr>
@@ -52964,11 +53449,7 @@
         <w:ind w:firstLine="480"/>
       </w:pPr>
       <w:r>
-        <w:t>为此，本文提出一种预测因子融合方案：将深度模型的预测结果作为优先级调整的一个因子，与传统调度算法中的动态优先级、交互优先级等因子共同参与调度决策。该方案在保留传统调度稳定性和可靠性的同时，利用深度学习发现传统算法</w:t>
-      </w:r>
-      <w:r>
-        <w:lastRenderedPageBreak/>
-        <w:t>难以建模的调度规律。</w:t>
+        <w:t>为此，本文提出一种预测因子融合方案：将深度模型的预测结果作为优先级调整的一个因子，与传统调度算法中的动态优先级、交互优先级等因子共同参与调度决策。该方案在保留传统调度稳定性和可靠性的同时，利用深度学习发现传统算法难以建模的调度规律。</w:t>
       </w:r>
     </w:p>
     <w:p>
@@ -53071,7 +53552,7 @@
         <w:pStyle w:val="aff0"/>
         <w:ind w:firstLine="420"/>
         <w:rPr>
-          <w:rFonts w:ascii="宋体" w:eastAsia="宋体" w:hAnsi="宋体"/>
+          <w:rFonts w:ascii="宋体" w:eastAsia="宋体" w:hAnsi="宋体" w:hint="eastAsia"/>
           <w:sz w:val="21"/>
           <w:szCs w:val="21"/>
         </w:rPr>
@@ -53150,7 +53631,7 @@
             <wp:cNvGraphicFramePr/>
             <a:graphic xmlns:a="http://schemas.openxmlformats.org/drawingml/2006/main">
               <a:graphicData uri="http://schemas.openxmlformats.org/drawingml/2006/chart">
-                <c:chart xmlns:c="http://schemas.openxmlformats.org/drawingml/2006/chart" xmlns:r="http://schemas.openxmlformats.org/officeDocument/2006/relationships" r:id="rId38"/>
+                <c:chart xmlns:c="http://schemas.openxmlformats.org/drawingml/2006/chart" xmlns:r="http://schemas.openxmlformats.org/officeDocument/2006/relationships" r:id="rId40"/>
               </a:graphicData>
             </a:graphic>
           </wp:inline>
@@ -53166,7 +53647,7 @@
       <w:pPr>
         <w:pStyle w:val="20"/>
       </w:pPr>
-      <w:bookmarkStart w:id="72" w:name="_Toc242194278"/>
+      <w:bookmarkStart w:id="71" w:name="_Toc242194278"/>
       <w:r>
         <w:t>4</w:t>
       </w:r>
@@ -53224,7 +53705,7 @@
         </w:rPr>
         <w:t>预测</w:t>
       </w:r>
-      <w:bookmarkEnd w:id="72"/>
+      <w:bookmarkEnd w:id="71"/>
       <w:r>
         <w:rPr>
           <w:rFonts w:hint="eastAsia"/>
@@ -53290,6 +53771,7 @@
         <w:ind w:firstLine="480"/>
       </w:pPr>
       <w:r>
+        <w:lastRenderedPageBreak/>
         <w:t>本文提出一种预测缓存（</w:t>
       </w:r>
       <w:r>
@@ -53409,7 +53891,7 @@
         <w:pStyle w:val="aff0"/>
         <w:ind w:firstLine="420"/>
         <w:rPr>
-          <w:rFonts w:ascii="宋体" w:eastAsia="宋体" w:hAnsi="宋体"/>
+          <w:rFonts w:ascii="宋体" w:eastAsia="宋体" w:hAnsi="宋体" w:hint="eastAsia"/>
           <w:sz w:val="21"/>
           <w:szCs w:val="21"/>
         </w:rPr>
@@ -53606,7 +54088,6 @@
               <w:rPr>
                 <w:rFonts w:hint="eastAsia"/>
               </w:rPr>
-              <w:lastRenderedPageBreak/>
               <w:t>0</w:t>
             </w:r>
             <w:r>
@@ -54183,7 +54664,7 @@
       <w:pPr>
         <w:pStyle w:val="20"/>
       </w:pPr>
-      <w:bookmarkStart w:id="73" w:name="_Toc242194279"/>
+      <w:bookmarkStart w:id="72" w:name="_Toc242194279"/>
       <w:r>
         <w:t>4</w:t>
       </w:r>
@@ -54241,7 +54722,7 @@
         </w:rPr>
         <w:t>本章小结</w:t>
       </w:r>
-      <w:bookmarkEnd w:id="73"/>
+      <w:bookmarkEnd w:id="72"/>
     </w:p>
     <w:p>
       <w:pPr>
@@ -54256,6 +54737,7 @@
         <w:rPr>
           <w:rFonts w:hint="eastAsia"/>
         </w:rPr>
+        <w:lastRenderedPageBreak/>
         <w:t>KANN</w:t>
       </w:r>
       <w:r>
@@ -54279,7 +54761,7 @@
       <w:pPr>
         <w:ind w:firstLine="480"/>
         <w:sectPr>
-          <w:headerReference w:type="default" r:id="rId39"/>
+          <w:headerReference w:type="default" r:id="rId41"/>
           <w:pgSz w:w="11907" w:h="16840" w:code="9"/>
           <w:pgMar w:top="1701" w:right="1418" w:bottom="1418" w:left="1418" w:header="907" w:footer="851" w:gutter="567"/>
           <w:paperSrc w:first="31096" w:other="31096"/>
@@ -54300,12 +54782,12 @@
           <w:szCs w:val="32"/>
         </w:rPr>
       </w:pPr>
-      <w:bookmarkStart w:id="74" w:name="_Toc385763033"/>
-      <w:bookmarkStart w:id="75" w:name="_Toc385763065"/>
-      <w:bookmarkStart w:id="76" w:name="_Toc385763105"/>
-      <w:bookmarkStart w:id="77" w:name="_Toc385763163"/>
-      <w:bookmarkStart w:id="78" w:name="_Toc385763202"/>
-      <w:bookmarkStart w:id="79" w:name="_Toc242194280"/>
+      <w:bookmarkStart w:id="73" w:name="_Toc385763033"/>
+      <w:bookmarkStart w:id="74" w:name="_Toc385763065"/>
+      <w:bookmarkStart w:id="75" w:name="_Toc385763105"/>
+      <w:bookmarkStart w:id="76" w:name="_Toc385763163"/>
+      <w:bookmarkStart w:id="77" w:name="_Toc385763202"/>
+      <w:bookmarkStart w:id="78" w:name="_Toc242194280"/>
       <w:r>
         <w:rPr>
           <w:rFonts w:eastAsia="黑体" w:hint="eastAsia"/>
@@ -54323,12 +54805,12 @@
         </w:rPr>
         <w:t>结论</w:t>
       </w:r>
+      <w:bookmarkEnd w:id="73"/>
       <w:bookmarkEnd w:id="74"/>
       <w:bookmarkEnd w:id="75"/>
       <w:bookmarkEnd w:id="76"/>
       <w:bookmarkEnd w:id="77"/>
       <w:bookmarkEnd w:id="78"/>
-      <w:bookmarkEnd w:id="79"/>
     </w:p>
     <w:p>
       <w:pPr>
@@ -54355,7 +54837,7 @@
       <w:pPr>
         <w:ind w:firstLineChars="83" w:firstLine="199"/>
         <w:sectPr>
-          <w:headerReference w:type="default" r:id="rId40"/>
+          <w:headerReference w:type="default" r:id="rId42"/>
           <w:pgSz w:w="11907" w:h="16840" w:code="9"/>
           <w:pgMar w:top="1701" w:right="1418" w:bottom="1418" w:left="1418" w:header="907" w:footer="851" w:gutter="567"/>
           <w:paperSrc w:first="31096" w:other="31096"/>
@@ -54368,12 +54850,12 @@
       <w:pPr>
         <w:pStyle w:val="a4"/>
       </w:pPr>
-      <w:bookmarkStart w:id="80" w:name="_Toc385762756"/>
-      <w:bookmarkStart w:id="81" w:name="_Toc385763034"/>
-      <w:bookmarkStart w:id="82" w:name="_Toc385763066"/>
-      <w:bookmarkStart w:id="83" w:name="_Toc385763106"/>
-      <w:bookmarkStart w:id="84" w:name="_Toc385763164"/>
-      <w:bookmarkStart w:id="85" w:name="_Toc242194281"/>
+      <w:bookmarkStart w:id="79" w:name="_Toc385762756"/>
+      <w:bookmarkStart w:id="80" w:name="_Toc385763034"/>
+      <w:bookmarkStart w:id="81" w:name="_Toc385763066"/>
+      <w:bookmarkStart w:id="82" w:name="_Toc385763106"/>
+      <w:bookmarkStart w:id="83" w:name="_Toc385763164"/>
+      <w:bookmarkStart w:id="84" w:name="_Toc242194281"/>
       <w:r>
         <w:rPr>
           <w:rFonts w:hint="eastAsia"/>
@@ -54381,12 +54863,12 @@
         <w:lastRenderedPageBreak/>
         <w:t>参考文献</w:t>
       </w:r>
+      <w:bookmarkEnd w:id="79"/>
       <w:bookmarkEnd w:id="80"/>
       <w:bookmarkEnd w:id="81"/>
       <w:bookmarkEnd w:id="82"/>
       <w:bookmarkEnd w:id="83"/>
       <w:bookmarkEnd w:id="84"/>
-      <w:bookmarkEnd w:id="85"/>
     </w:p>
     <w:p>
       <w:pPr>
@@ -54399,27 +54881,27 @@
         <w:pStyle w:val="ab"/>
         <w:ind w:firstLine="420"/>
         <w:rPr>
+          <w:rFonts w:ascii="宋体" w:hAnsi="宋体" w:hint="eastAsia"/>
+        </w:rPr>
+      </w:pPr>
+      <w:bookmarkStart w:id="85" w:name="ref1"/>
+      <w:r>
+        <w:rPr>
           <w:rFonts w:ascii="宋体" w:hAnsi="宋体"/>
         </w:rPr>
-      </w:pPr>
-      <w:bookmarkStart w:id="86" w:name="ref1"/>
-      <w:r>
-        <w:rPr>
-          <w:rFonts w:ascii="宋体" w:hAnsi="宋体"/>
-        </w:rPr>
         <w:t>[1] DIJKSTRA E W. The structure of the “THE”-multiprogramming system[J]. Communications of the ACM, 1968, 11(5): 341-346.[reference:20]</w:t>
       </w:r>
-      <w:bookmarkEnd w:id="86"/>
+      <w:bookmarkEnd w:id="85"/>
     </w:p>
     <w:p>
       <w:pPr>
         <w:pStyle w:val="ab"/>
         <w:ind w:firstLine="420"/>
         <w:rPr>
-          <w:rFonts w:ascii="宋体" w:hAnsi="宋体"/>
-        </w:rPr>
-      </w:pPr>
-      <w:bookmarkStart w:id="87" w:name="ref2"/>
+          <w:rFonts w:ascii="宋体" w:hAnsi="宋体" w:hint="eastAsia"/>
+        </w:rPr>
+      </w:pPr>
+      <w:bookmarkStart w:id="86" w:name="ref2"/>
       <w:r>
         <w:rPr>
           <w:rFonts w:ascii="宋体" w:hAnsi="宋体"/>
@@ -54432,11 +54914,11 @@
         <w:pStyle w:val="ab"/>
         <w:ind w:firstLine="420"/>
         <w:rPr>
-          <w:rFonts w:ascii="宋体" w:hAnsi="宋体"/>
-        </w:rPr>
-      </w:pPr>
-      <w:bookmarkStart w:id="88" w:name="ref3"/>
-      <w:bookmarkEnd w:id="87"/>
+          <w:rFonts w:ascii="宋体" w:hAnsi="宋体" w:hint="eastAsia"/>
+        </w:rPr>
+      </w:pPr>
+      <w:bookmarkStart w:id="87" w:name="ref3"/>
+      <w:bookmarkEnd w:id="86"/>
       <w:r>
         <w:rPr>
           <w:rFonts w:ascii="宋体" w:hAnsi="宋体"/>
@@ -54449,11 +54931,11 @@
         <w:pStyle w:val="ab"/>
         <w:ind w:firstLine="420"/>
         <w:rPr>
-          <w:rFonts w:ascii="宋体" w:hAnsi="宋体"/>
-        </w:rPr>
-      </w:pPr>
-      <w:bookmarkStart w:id="89" w:name="ref4"/>
-      <w:bookmarkEnd w:id="88"/>
+          <w:rFonts w:ascii="宋体" w:hAnsi="宋体" w:hint="eastAsia"/>
+        </w:rPr>
+      </w:pPr>
+      <w:bookmarkStart w:id="88" w:name="ref4"/>
+      <w:bookmarkEnd w:id="87"/>
       <w:r>
         <w:rPr>
           <w:rFonts w:ascii="宋体" w:hAnsi="宋体"/>
@@ -54466,11 +54948,11 @@
         <w:pStyle w:val="ab"/>
         <w:ind w:firstLine="420"/>
         <w:rPr>
-          <w:rFonts w:ascii="宋体" w:hAnsi="宋体"/>
-        </w:rPr>
-      </w:pPr>
-      <w:bookmarkStart w:id="90" w:name="ref5"/>
-      <w:bookmarkEnd w:id="89"/>
+          <w:rFonts w:ascii="宋体" w:hAnsi="宋体" w:hint="eastAsia"/>
+        </w:rPr>
+      </w:pPr>
+      <w:bookmarkStart w:id="89" w:name="ref5"/>
+      <w:bookmarkEnd w:id="88"/>
       <w:r>
         <w:rPr>
           <w:rFonts w:ascii="宋体" w:hAnsi="宋体"/>
@@ -54483,10 +54965,10 @@
         <w:pStyle w:val="ab"/>
         <w:ind w:firstLine="420"/>
         <w:rPr>
-          <w:rFonts w:ascii="宋体" w:hAnsi="宋体"/>
-        </w:rPr>
-      </w:pPr>
-      <w:bookmarkStart w:id="91" w:name="ref6"/>
+          <w:rFonts w:ascii="宋体" w:hAnsi="宋体" w:hint="eastAsia"/>
+        </w:rPr>
+      </w:pPr>
+      <w:bookmarkStart w:id="90" w:name="ref6"/>
       <w:r>
         <w:rPr>
           <w:rFonts w:ascii="宋体" w:hAnsi="宋体" w:hint="eastAsia"/>
@@ -54505,41 +54987,41 @@
         <w:pStyle w:val="ab"/>
         <w:ind w:firstLine="420"/>
         <w:rPr>
+          <w:rFonts w:ascii="宋体" w:hAnsi="宋体" w:hint="eastAsia"/>
+        </w:rPr>
+      </w:pPr>
+      <w:bookmarkStart w:id="91" w:name="ref7"/>
+      <w:r>
+        <w:rPr>
           <w:rFonts w:ascii="宋体" w:hAnsi="宋体"/>
         </w:rPr>
-      </w:pPr>
-      <w:bookmarkStart w:id="92" w:name="ref7"/>
+        <w:t>[</w:t>
+      </w:r>
+      <w:r>
+        <w:rPr>
+          <w:rFonts w:ascii="宋体" w:hAnsi="宋体" w:hint="eastAsia"/>
+        </w:rPr>
+        <w:t>7</w:t>
+      </w:r>
       <w:r>
         <w:rPr>
           <w:rFonts w:ascii="宋体" w:hAnsi="宋体"/>
         </w:rPr>
-        <w:t>[</w:t>
-      </w:r>
-      <w:r>
-        <w:rPr>
-          <w:rFonts w:ascii="宋体" w:hAnsi="宋体" w:hint="eastAsia"/>
-        </w:rPr>
-        <w:t>7</w:t>
-      </w:r>
-      <w:r>
-        <w:rPr>
-          <w:rFonts w:ascii="宋体" w:hAnsi="宋体"/>
-        </w:rPr>
         <w:t>] KLEINROCK L. Analysis of a time-shared processor[J]. Naval Research Logistics Quarterly, 1964, 11(1): 59-73.</w:t>
       </w:r>
+      <w:bookmarkEnd w:id="89"/>
       <w:bookmarkEnd w:id="90"/>
       <w:bookmarkEnd w:id="91"/>
-      <w:bookmarkEnd w:id="92"/>
     </w:p>
     <w:p>
       <w:pPr>
         <w:pStyle w:val="ab"/>
         <w:ind w:firstLine="420"/>
         <w:rPr>
-          <w:rFonts w:ascii="宋体" w:hAnsi="宋体"/>
-        </w:rPr>
-      </w:pPr>
-      <w:bookmarkStart w:id="93" w:name="ref8"/>
+          <w:rFonts w:ascii="宋体" w:hAnsi="宋体" w:hint="eastAsia"/>
+        </w:rPr>
+      </w:pPr>
+      <w:bookmarkStart w:id="92" w:name="ref8"/>
       <w:r>
         <w:rPr>
           <w:rFonts w:ascii="宋体" w:hAnsi="宋体"/>
@@ -54564,24 +55046,24 @@
         <w:pStyle w:val="ab"/>
         <w:ind w:firstLine="420"/>
         <w:rPr>
+          <w:rFonts w:ascii="宋体" w:hAnsi="宋体" w:hint="eastAsia"/>
+        </w:rPr>
+      </w:pPr>
+      <w:bookmarkStart w:id="93" w:name="ref9"/>
+      <w:bookmarkEnd w:id="92"/>
+      <w:r>
+        <w:rPr>
+          <w:rFonts w:ascii="宋体" w:hAnsi="宋体" w:hint="eastAsia"/>
+        </w:rPr>
+        <w:t xml:space="preserve">[9] </w:t>
+      </w:r>
+      <w:r>
+        <w:rPr>
           <w:rFonts w:ascii="宋体" w:hAnsi="宋体"/>
         </w:rPr>
-      </w:pPr>
-      <w:bookmarkStart w:id="94" w:name="ref9"/>
-      <w:bookmarkEnd w:id="93"/>
-      <w:r>
-        <w:rPr>
-          <w:rFonts w:ascii="宋体" w:hAnsi="宋体" w:hint="eastAsia"/>
-        </w:rPr>
-        <w:t xml:space="preserve">[9] </w:t>
-      </w:r>
-      <w:r>
-        <w:rPr>
-          <w:rFonts w:ascii="宋体" w:hAnsi="宋体"/>
-        </w:rPr>
         <w:t xml:space="preserve">Molnar, I. (2007). Modular Scheduler Core and Completely Fair Scheduler [CFS]. Linux Kernel Mailing List. Retrieved from </w:t>
       </w:r>
-      <w:hyperlink r:id="rId41" w:history="1">
+      <w:hyperlink r:id="rId43" w:history="1">
         <w:r>
           <w:rPr>
             <w:rStyle w:val="af"/>
@@ -54590,17 +55072,17 @@
           <w:t>https://lkml.org/lkml/2007/4/18/301</w:t>
         </w:r>
       </w:hyperlink>
-      <w:bookmarkEnd w:id="94"/>
+      <w:bookmarkEnd w:id="93"/>
     </w:p>
     <w:p>
       <w:pPr>
         <w:pStyle w:val="ab"/>
         <w:ind w:firstLine="420"/>
         <w:rPr>
-          <w:rFonts w:ascii="宋体" w:hAnsi="宋体"/>
-        </w:rPr>
-      </w:pPr>
-      <w:bookmarkStart w:id="95" w:name="ref10"/>
+          <w:rFonts w:ascii="宋体" w:hAnsi="宋体" w:hint="eastAsia"/>
+        </w:rPr>
+      </w:pPr>
+      <w:bookmarkStart w:id="94" w:name="ref10"/>
       <w:r>
         <w:rPr>
           <w:rFonts w:ascii="宋体" w:hAnsi="宋体"/>
@@ -54627,10 +55109,10 @@
         <w:pStyle w:val="ab"/>
         <w:ind w:firstLine="420"/>
         <w:rPr>
-          <w:rFonts w:ascii="宋体" w:hAnsi="宋体"/>
-        </w:rPr>
-      </w:pPr>
-      <w:bookmarkStart w:id="96" w:name="ref11"/>
+          <w:rFonts w:ascii="宋体" w:hAnsi="宋体" w:hint="eastAsia"/>
+        </w:rPr>
+      </w:pPr>
+      <w:bookmarkStart w:id="95" w:name="ref11"/>
       <w:r>
         <w:rPr>
           <w:rFonts w:ascii="宋体" w:hAnsi="宋体" w:hint="eastAsia"/>
@@ -54649,10 +55131,10 @@
         <w:pStyle w:val="ab"/>
         <w:ind w:firstLine="420"/>
         <w:rPr>
-          <w:rFonts w:ascii="宋体" w:hAnsi="宋体"/>
-        </w:rPr>
-      </w:pPr>
-      <w:bookmarkStart w:id="97" w:name="ref12"/>
+          <w:rFonts w:ascii="宋体" w:hAnsi="宋体" w:hint="eastAsia"/>
+        </w:rPr>
+      </w:pPr>
+      <w:bookmarkStart w:id="96" w:name="ref12"/>
       <w:r>
         <w:rPr>
           <w:rFonts w:ascii="宋体" w:hAnsi="宋体" w:hint="eastAsia"/>
@@ -54671,29 +55153,29 @@
         <w:pStyle w:val="ab"/>
         <w:ind w:firstLine="420"/>
         <w:rPr>
+          <w:rFonts w:ascii="宋体" w:hAnsi="宋体" w:hint="eastAsia"/>
+        </w:rPr>
+      </w:pPr>
+      <w:bookmarkStart w:id="97" w:name="ref13"/>
+      <w:r>
+        <w:rPr>
           <w:rFonts w:ascii="宋体" w:hAnsi="宋体"/>
         </w:rPr>
-      </w:pPr>
-      <w:bookmarkStart w:id="98" w:name="ref13"/>
+        <w:t>[1</w:t>
+      </w:r>
+      <w:r>
+        <w:rPr>
+          <w:rFonts w:ascii="宋体" w:hAnsi="宋体" w:hint="eastAsia"/>
+        </w:rPr>
+        <w:t>3</w:t>
+      </w:r>
       <w:r>
         <w:rPr>
           <w:rFonts w:ascii="宋体" w:hAnsi="宋体"/>
         </w:rPr>
-        <w:t>[1</w:t>
-      </w:r>
-      <w:r>
-        <w:rPr>
-          <w:rFonts w:ascii="宋体" w:hAnsi="宋体" w:hint="eastAsia"/>
-        </w:rPr>
-        <w:t>3</w:t>
-      </w:r>
-      <w:r>
-        <w:rPr>
-          <w:rFonts w:ascii="宋体" w:hAnsi="宋体"/>
-        </w:rPr>
         <w:t>] KAHU S Y. KernelOracle: Predicting the Linux Scheduler’s Next Move with Deep Learning[J/OL]. arXiv preprint, 2025. </w:t>
       </w:r>
-      <w:hyperlink r:id="rId42" w:tgtFrame="_blank" w:history="1">
+      <w:hyperlink r:id="rId44" w:tgtFrame="_blank" w:history="1">
         <w:r>
           <w:rPr>
             <w:rStyle w:val="af"/>
@@ -54714,11 +55196,11 @@
         <w:pStyle w:val="ab"/>
         <w:ind w:firstLine="420"/>
         <w:rPr>
-          <w:rFonts w:ascii="宋体" w:hAnsi="宋体"/>
-        </w:rPr>
-      </w:pPr>
-      <w:bookmarkStart w:id="99" w:name="ref14"/>
-      <w:bookmarkEnd w:id="98"/>
+          <w:rFonts w:ascii="宋体" w:hAnsi="宋体" w:hint="eastAsia"/>
+        </w:rPr>
+      </w:pPr>
+      <w:bookmarkStart w:id="98" w:name="ref14"/>
+      <w:bookmarkEnd w:id="97"/>
       <w:r>
         <w:rPr>
           <w:rFonts w:ascii="宋体" w:hAnsi="宋体"/>
@@ -54743,11 +55225,11 @@
         <w:pStyle w:val="ab"/>
         <w:ind w:firstLine="420"/>
         <w:rPr>
-          <w:rFonts w:ascii="宋体" w:hAnsi="宋体"/>
-        </w:rPr>
-      </w:pPr>
-      <w:bookmarkStart w:id="100" w:name="ref15"/>
-      <w:bookmarkEnd w:id="99"/>
+          <w:rFonts w:ascii="宋体" w:hAnsi="宋体" w:hint="eastAsia"/>
+        </w:rPr>
+      </w:pPr>
+      <w:bookmarkStart w:id="99" w:name="ref15"/>
+      <w:bookmarkEnd w:id="98"/>
       <w:r>
         <w:rPr>
           <w:rFonts w:ascii="宋体" w:hAnsi="宋体"/>
@@ -54772,11 +55254,11 @@
         <w:pStyle w:val="ab"/>
         <w:ind w:firstLine="420"/>
         <w:rPr>
-          <w:rFonts w:ascii="宋体" w:hAnsi="宋体"/>
-        </w:rPr>
-      </w:pPr>
-      <w:bookmarkStart w:id="101" w:name="ref16"/>
-      <w:bookmarkEnd w:id="100"/>
+          <w:rFonts w:ascii="宋体" w:hAnsi="宋体" w:hint="eastAsia"/>
+        </w:rPr>
+      </w:pPr>
+      <w:bookmarkStart w:id="100" w:name="ref16"/>
+      <w:bookmarkEnd w:id="99"/>
       <w:r>
         <w:rPr>
           <w:rFonts w:ascii="宋体" w:hAnsi="宋体"/>
@@ -54814,7 +55296,7 @@
         </w:rPr>
         <w:t>ar University, 2025</w:t>
       </w:r>
-      <w:bookmarkEnd w:id="101"/>
+      <w:bookmarkEnd w:id="100"/>
       <w:r>
         <w:rPr>
           <w:rFonts w:ascii="宋体" w:hAnsi="宋体"/>
@@ -54827,10 +55309,10 @@
         <w:pStyle w:val="ab"/>
         <w:ind w:firstLine="420"/>
         <w:rPr>
-          <w:rFonts w:ascii="宋体" w:hAnsi="宋体"/>
-        </w:rPr>
-      </w:pPr>
-      <w:bookmarkStart w:id="102" w:name="ref17"/>
+          <w:rFonts w:ascii="宋体" w:hAnsi="宋体" w:hint="eastAsia"/>
+        </w:rPr>
+      </w:pPr>
+      <w:bookmarkStart w:id="101" w:name="ref17"/>
       <w:r>
         <w:rPr>
           <w:rFonts w:ascii="宋体" w:hAnsi="宋体"/>
@@ -54855,30 +55337,30 @@
         <w:pStyle w:val="ab"/>
         <w:ind w:firstLine="420"/>
         <w:rPr>
+          <w:rFonts w:ascii="宋体" w:hAnsi="宋体" w:hint="eastAsia"/>
+        </w:rPr>
+      </w:pPr>
+      <w:bookmarkStart w:id="102" w:name="ref18"/>
+      <w:bookmarkEnd w:id="101"/>
+      <w:r>
+        <w:rPr>
           <w:rFonts w:ascii="宋体" w:hAnsi="宋体"/>
         </w:rPr>
-      </w:pPr>
-      <w:bookmarkStart w:id="103" w:name="ref18"/>
-      <w:bookmarkEnd w:id="102"/>
+        <w:t>[1</w:t>
+      </w:r>
+      <w:r>
+        <w:rPr>
+          <w:rFonts w:ascii="宋体" w:hAnsi="宋体" w:hint="eastAsia"/>
+        </w:rPr>
+        <w:t>8</w:t>
+      </w:r>
       <w:r>
         <w:rPr>
           <w:rFonts w:ascii="宋体" w:hAnsi="宋体"/>
         </w:rPr>
-        <w:t>[1</w:t>
-      </w:r>
-      <w:r>
-        <w:rPr>
-          <w:rFonts w:ascii="宋体" w:hAnsi="宋体" w:hint="eastAsia"/>
-        </w:rPr>
-        <w:t>8</w:t>
-      </w:r>
-      <w:r>
-        <w:rPr>
-          <w:rFonts w:ascii="宋体" w:hAnsi="宋体"/>
-        </w:rPr>
         <w:t>] MOLNAR I. CFS: Completely Fair Scheduler[EB/OL]. Linux Kernel Documentation. </w:t>
       </w:r>
-      <w:hyperlink r:id="rId43" w:tgtFrame="_blank" w:history="1">
+      <w:hyperlink r:id="rId45" w:tgtFrame="_blank" w:history="1">
         <w:r>
           <w:rPr>
             <w:rStyle w:val="af"/>
@@ -54899,11 +55381,11 @@
         <w:pStyle w:val="ab"/>
         <w:ind w:firstLine="420"/>
         <w:rPr>
-          <w:rFonts w:ascii="宋体" w:hAnsi="宋体"/>
-        </w:rPr>
-      </w:pPr>
-      <w:bookmarkStart w:id="104" w:name="ref19"/>
-      <w:bookmarkEnd w:id="103"/>
+          <w:rFonts w:ascii="宋体" w:hAnsi="宋体" w:hint="eastAsia"/>
+        </w:rPr>
+      </w:pPr>
+      <w:bookmarkStart w:id="103" w:name="ref19"/>
+      <w:bookmarkEnd w:id="102"/>
       <w:r>
         <w:rPr>
           <w:rFonts w:ascii="宋体" w:hAnsi="宋体"/>
@@ -54928,11 +55410,11 @@
         <w:pStyle w:val="ab"/>
         <w:ind w:firstLine="420"/>
         <w:rPr>
-          <w:rFonts w:ascii="宋体" w:hAnsi="宋体"/>
-        </w:rPr>
-      </w:pPr>
-      <w:bookmarkStart w:id="105" w:name="ref20"/>
-      <w:bookmarkEnd w:id="104"/>
+          <w:rFonts w:ascii="宋体" w:hAnsi="宋体" w:hint="eastAsia"/>
+        </w:rPr>
+      </w:pPr>
+      <w:bookmarkStart w:id="104" w:name="ref20"/>
+      <w:bookmarkEnd w:id="103"/>
       <w:r>
         <w:rPr>
           <w:rFonts w:ascii="宋体" w:hAnsi="宋体"/>
@@ -54957,11 +55439,11 @@
         <w:pStyle w:val="ab"/>
         <w:ind w:firstLine="420"/>
         <w:rPr>
-          <w:rFonts w:ascii="宋体" w:hAnsi="宋体"/>
-        </w:rPr>
-      </w:pPr>
-      <w:bookmarkStart w:id="106" w:name="ref21"/>
-      <w:bookmarkEnd w:id="105"/>
+          <w:rFonts w:ascii="宋体" w:hAnsi="宋体" w:hint="eastAsia"/>
+        </w:rPr>
+      </w:pPr>
+      <w:bookmarkStart w:id="105" w:name="ref21"/>
+      <w:bookmarkEnd w:id="104"/>
       <w:r>
         <w:rPr>
           <w:rFonts w:ascii="宋体" w:hAnsi="宋体"/>
@@ -54986,11 +55468,11 @@
         <w:pStyle w:val="ab"/>
         <w:ind w:firstLine="420"/>
         <w:rPr>
-          <w:rFonts w:ascii="宋体" w:hAnsi="宋体"/>
-        </w:rPr>
-      </w:pPr>
-      <w:bookmarkStart w:id="107" w:name="ref22"/>
-      <w:bookmarkEnd w:id="106"/>
+          <w:rFonts w:ascii="宋体" w:hAnsi="宋体" w:hint="eastAsia"/>
+        </w:rPr>
+      </w:pPr>
+      <w:bookmarkStart w:id="106" w:name="ref22"/>
+      <w:bookmarkEnd w:id="105"/>
       <w:r>
         <w:rPr>
           <w:rFonts w:ascii="宋体" w:hAnsi="宋体"/>
@@ -55015,43 +55497,43 @@
         <w:pStyle w:val="ab"/>
         <w:ind w:firstLine="420"/>
         <w:rPr>
+          <w:rFonts w:ascii="宋体" w:hAnsi="宋体" w:hint="eastAsia"/>
+        </w:rPr>
+      </w:pPr>
+      <w:bookmarkStart w:id="107" w:name="ref23"/>
+      <w:bookmarkEnd w:id="106"/>
+      <w:r>
+        <w:rPr>
           <w:rFonts w:ascii="宋体" w:hAnsi="宋体"/>
         </w:rPr>
-      </w:pPr>
-      <w:bookmarkStart w:id="108" w:name="ref23"/>
-      <w:bookmarkEnd w:id="107"/>
+        <w:t>[</w:t>
+      </w:r>
+      <w:r>
+        <w:rPr>
+          <w:rFonts w:ascii="宋体" w:hAnsi="宋体" w:hint="eastAsia"/>
+        </w:rPr>
+        <w:t>2</w:t>
+      </w:r>
       <w:r>
         <w:rPr>
           <w:rFonts w:ascii="宋体" w:hAnsi="宋体"/>
         </w:rPr>
-        <w:t>[</w:t>
-      </w:r>
-      <w:r>
-        <w:rPr>
-          <w:rFonts w:ascii="宋体" w:hAnsi="宋体" w:hint="eastAsia"/>
-        </w:rPr>
-        <w:t>2</w:t>
-      </w:r>
-      <w:r>
-        <w:rPr>
-          <w:rFonts w:ascii="宋体" w:hAnsi="宋体"/>
-        </w:rPr>
         <w:t>3] BUNT R B. Scheduling techniques for operating systems[J]. Computer, 1976, 9(10): 10-17.</w:t>
       </w:r>
     </w:p>
-    <w:bookmarkEnd w:id="108"/>
+    <w:bookmarkEnd w:id="107"/>
     <w:p>
       <w:pPr>
         <w:pStyle w:val="ab"/>
         <w:ind w:firstLine="420"/>
         <w:rPr>
-          <w:rFonts w:ascii="宋体" w:hAnsi="宋体"/>
-        </w:rPr>
-      </w:pPr>
-    </w:p>
+          <w:rFonts w:ascii="宋体" w:hAnsi="宋体" w:hint="eastAsia"/>
+        </w:rPr>
+      </w:pPr>
+    </w:p>
+    <w:bookmarkEnd w:id="94"/>
     <w:bookmarkEnd w:id="95"/>
     <w:bookmarkEnd w:id="96"/>
-    <w:bookmarkEnd w:id="97"/>
     <w:p>
       <w:pPr>
         <w:pStyle w:val="ab"/>
@@ -55086,7 +55568,7 @@
           <w:szCs w:val="28"/>
         </w:rPr>
         <w:sectPr>
-          <w:headerReference w:type="default" r:id="rId44"/>
+          <w:headerReference w:type="default" r:id="rId46"/>
           <w:pgSz w:w="11907" w:h="16840" w:code="9"/>
           <w:pgMar w:top="1701" w:right="1418" w:bottom="1418" w:left="1418" w:header="907" w:footer="851" w:gutter="567"/>
           <w:paperSrc w:first="31096" w:other="31096"/>
@@ -55099,12 +55581,12 @@
       <w:pPr>
         <w:pStyle w:val="a4"/>
       </w:pPr>
-      <w:bookmarkStart w:id="109" w:name="_Toc385762757"/>
-      <w:bookmarkStart w:id="110" w:name="_Toc385763035"/>
-      <w:bookmarkStart w:id="111" w:name="_Toc385763067"/>
-      <w:bookmarkStart w:id="112" w:name="_Toc385763107"/>
-      <w:bookmarkStart w:id="113" w:name="_Toc385763165"/>
-      <w:bookmarkStart w:id="114" w:name="_Toc242194282"/>
+      <w:bookmarkStart w:id="108" w:name="_Toc385762757"/>
+      <w:bookmarkStart w:id="109" w:name="_Toc385763035"/>
+      <w:bookmarkStart w:id="110" w:name="_Toc385763067"/>
+      <w:bookmarkStart w:id="111" w:name="_Toc385763107"/>
+      <w:bookmarkStart w:id="112" w:name="_Toc385763165"/>
+      <w:bookmarkStart w:id="113" w:name="_Toc242194282"/>
       <w:r>
         <w:rPr>
           <w:rFonts w:hint="eastAsia"/>
@@ -55118,18 +55600,18 @@
         </w:rPr>
         <w:t xml:space="preserve"> A</w:t>
       </w:r>
+      <w:bookmarkEnd w:id="108"/>
       <w:bookmarkEnd w:id="109"/>
       <w:bookmarkEnd w:id="110"/>
       <w:bookmarkEnd w:id="111"/>
       <w:bookmarkEnd w:id="112"/>
       <w:bookmarkEnd w:id="113"/>
-      <w:bookmarkEnd w:id="114"/>
     </w:p>
     <w:p>
       <w:pPr>
         <w:pStyle w:val="ae"/>
         <w:rPr>
-          <w:rFonts w:ascii="黑体" w:hAnsi="黑体"/>
+          <w:rFonts w:ascii="黑体" w:hAnsi="黑体" w:hint="eastAsia"/>
         </w:rPr>
       </w:pPr>
       <w:r>
@@ -55269,8 +55751,8 @@
       <w:pPr>
         <w:pStyle w:val="a4"/>
         <w:sectPr>
-          <w:headerReference w:type="default" r:id="rId45"/>
-          <w:footerReference w:type="default" r:id="rId46"/>
+          <w:headerReference w:type="default" r:id="rId47"/>
+          <w:footerReference w:type="default" r:id="rId48"/>
           <w:pgSz w:w="11907" w:h="16840" w:code="9"/>
           <w:pgMar w:top="1701" w:right="1418" w:bottom="1418" w:left="1418" w:header="907" w:footer="851" w:gutter="567"/>
           <w:paperSrc w:first="31096" w:other="31096"/>
@@ -55283,12 +55765,12 @@
       <w:pPr>
         <w:pStyle w:val="a4"/>
       </w:pPr>
-      <w:bookmarkStart w:id="115" w:name="_Toc385762758"/>
-      <w:bookmarkStart w:id="116" w:name="_Toc385763036"/>
-      <w:bookmarkStart w:id="117" w:name="_Toc385763068"/>
-      <w:bookmarkStart w:id="118" w:name="_Toc385763108"/>
-      <w:bookmarkStart w:id="119" w:name="_Toc385763166"/>
-      <w:bookmarkStart w:id="120" w:name="_Toc242194283"/>
+      <w:bookmarkStart w:id="114" w:name="_Toc385762758"/>
+      <w:bookmarkStart w:id="115" w:name="_Toc385763036"/>
+      <w:bookmarkStart w:id="116" w:name="_Toc385763068"/>
+      <w:bookmarkStart w:id="117" w:name="_Toc385763108"/>
+      <w:bookmarkStart w:id="118" w:name="_Toc385763166"/>
+      <w:bookmarkStart w:id="119" w:name="_Toc242194283"/>
       <w:r>
         <w:rPr>
           <w:rFonts w:hint="eastAsia"/>
@@ -55296,12 +55778,12 @@
         <w:lastRenderedPageBreak/>
         <w:t>索引</w:t>
       </w:r>
+      <w:bookmarkEnd w:id="114"/>
       <w:bookmarkEnd w:id="115"/>
       <w:bookmarkEnd w:id="116"/>
       <w:bookmarkEnd w:id="117"/>
       <w:bookmarkEnd w:id="118"/>
       <w:bookmarkEnd w:id="119"/>
-      <w:bookmarkEnd w:id="120"/>
     </w:p>
     <w:p>
       <w:pPr>
@@ -55356,12 +55838,12 @@
       <w:pPr>
         <w:pStyle w:val="a4"/>
       </w:pPr>
-      <w:bookmarkStart w:id="121" w:name="_Toc385762759"/>
-      <w:bookmarkStart w:id="122" w:name="_Toc385763037"/>
-      <w:bookmarkStart w:id="123" w:name="_Toc385763069"/>
-      <w:bookmarkStart w:id="124" w:name="_Toc385763109"/>
-      <w:bookmarkStart w:id="125" w:name="_Toc385763167"/>
-      <w:bookmarkStart w:id="126" w:name="_Toc242194284"/>
+      <w:bookmarkStart w:id="120" w:name="_Toc385762759"/>
+      <w:bookmarkStart w:id="121" w:name="_Toc385763037"/>
+      <w:bookmarkStart w:id="122" w:name="_Toc385763069"/>
+      <w:bookmarkStart w:id="123" w:name="_Toc385763109"/>
+      <w:bookmarkStart w:id="124" w:name="_Toc385763167"/>
+      <w:bookmarkStart w:id="125" w:name="_Toc242194284"/>
       <w:r>
         <w:rPr>
           <w:rFonts w:hint="eastAsia"/>
@@ -55387,12 +55869,12 @@
         </w:rPr>
         <w:t>博士学位期间取得的研究成果</w:t>
       </w:r>
+      <w:bookmarkEnd w:id="120"/>
       <w:bookmarkEnd w:id="121"/>
       <w:bookmarkEnd w:id="122"/>
       <w:bookmarkEnd w:id="123"/>
       <w:bookmarkEnd w:id="124"/>
       <w:bookmarkEnd w:id="125"/>
-      <w:bookmarkEnd w:id="126"/>
     </w:p>
     <w:p>
       <w:pPr>
@@ -55456,7 +55938,7 @@
         <w:ind w:firstLineChars="243" w:firstLine="510"/>
         <w:jc w:val="left"/>
         <w:rPr>
-          <w:rFonts w:ascii="宋体" w:hAnsi="宋体"/>
+          <w:rFonts w:ascii="宋体" w:hAnsi="宋体" w:hint="eastAsia"/>
           <w:szCs w:val="21"/>
         </w:rPr>
       </w:pPr>
@@ -55481,7 +55963,7 @@
         <w:ind w:left="640" w:firstLineChars="0" w:firstLine="0"/>
         <w:jc w:val="left"/>
         <w:rPr>
-          <w:rFonts w:ascii="宋体" w:hAnsi="宋体"/>
+          <w:rFonts w:ascii="宋体" w:hAnsi="宋体" w:hint="eastAsia"/>
           <w:szCs w:val="21"/>
         </w:rPr>
       </w:pPr>
@@ -55492,7 +55974,7 @@
         <w:ind w:firstLineChars="0"/>
         <w:jc w:val="left"/>
         <w:rPr>
-          <w:rFonts w:ascii="宋体" w:hAnsi="宋体"/>
+          <w:rFonts w:ascii="宋体" w:hAnsi="宋体" w:hint="eastAsia"/>
           <w:szCs w:val="21"/>
         </w:rPr>
       </w:pPr>
@@ -55510,7 +55992,7 @@
         <w:ind w:firstLineChars="0"/>
         <w:jc w:val="left"/>
         <w:rPr>
-          <w:rFonts w:ascii="宋体" w:hAnsi="宋体"/>
+          <w:rFonts w:ascii="宋体" w:hAnsi="宋体" w:hint="eastAsia"/>
           <w:szCs w:val="21"/>
         </w:rPr>
       </w:pPr>
@@ -55528,7 +56010,7 @@
         <w:ind w:firstLineChars="243" w:firstLine="510"/>
         <w:jc w:val="left"/>
         <w:rPr>
-          <w:rFonts w:ascii="宋体" w:hAnsi="宋体"/>
+          <w:rFonts w:ascii="宋体" w:hAnsi="宋体" w:hint="eastAsia"/>
           <w:szCs w:val="21"/>
         </w:rPr>
       </w:pPr>
@@ -55553,7 +56035,7 @@
         <w:ind w:firstLineChars="250" w:firstLine="525"/>
         <w:jc w:val="left"/>
         <w:rPr>
-          <w:rFonts w:ascii="宋体" w:hAnsi="宋体"/>
+          <w:rFonts w:ascii="宋体" w:hAnsi="宋体" w:hint="eastAsia"/>
           <w:szCs w:val="21"/>
         </w:rPr>
       </w:pPr>
@@ -55571,7 +56053,7 @@
         <w:ind w:firstLineChars="250" w:firstLine="525"/>
         <w:jc w:val="left"/>
         <w:rPr>
-          <w:rFonts w:ascii="宋体" w:hAnsi="宋体"/>
+          <w:rFonts w:ascii="宋体" w:hAnsi="宋体" w:hint="eastAsia"/>
           <w:szCs w:val="21"/>
         </w:rPr>
       </w:pPr>
@@ -55589,15 +56071,15 @@
         <w:ind w:firstLineChars="250" w:firstLine="525"/>
         <w:jc w:val="left"/>
         <w:rPr>
-          <w:rFonts w:ascii="宋体" w:hAnsi="宋体"/>
-          <w:szCs w:val="21"/>
-        </w:rPr>
-      </w:pPr>
-      <w:r>
-        <w:rPr>
           <w:rFonts w:ascii="宋体" w:hAnsi="宋体" w:hint="eastAsia"/>
           <w:szCs w:val="21"/>
         </w:rPr>
+      </w:pPr>
+      <w:r>
+        <w:rPr>
+          <w:rFonts w:ascii="宋体" w:hAnsi="宋体" w:hint="eastAsia"/>
+          <w:szCs w:val="21"/>
+        </w:rPr>
         <w:t>[3]</w:t>
       </w:r>
     </w:p>
@@ -55606,15 +56088,15 @@
         <w:pStyle w:val="ab"/>
         <w:ind w:firstLine="420"/>
         <w:rPr>
-          <w:rFonts w:ascii="宋体" w:hAnsi="宋体"/>
-          <w:szCs w:val="21"/>
-        </w:rPr>
-      </w:pPr>
-      <w:r>
-        <w:rPr>
           <w:rFonts w:ascii="宋体" w:hAnsi="宋体" w:hint="eastAsia"/>
           <w:szCs w:val="21"/>
         </w:rPr>
+      </w:pPr>
+      <w:r>
+        <w:rPr>
+          <w:rFonts w:ascii="宋体" w:hAnsi="宋体" w:hint="eastAsia"/>
+          <w:szCs w:val="21"/>
+        </w:rPr>
         <w:t xml:space="preserve">    .</w:t>
       </w:r>
     </w:p>
@@ -55623,15 +56105,15 @@
         <w:pStyle w:val="ab"/>
         <w:ind w:firstLine="420"/>
         <w:rPr>
-          <w:rFonts w:ascii="宋体" w:hAnsi="宋体"/>
-          <w:szCs w:val="21"/>
-        </w:rPr>
-      </w:pPr>
-      <w:r>
-        <w:rPr>
           <w:rFonts w:ascii="宋体" w:hAnsi="宋体" w:hint="eastAsia"/>
           <w:szCs w:val="21"/>
         </w:rPr>
+      </w:pPr>
+      <w:r>
+        <w:rPr>
+          <w:rFonts w:ascii="宋体" w:hAnsi="宋体" w:hint="eastAsia"/>
+          <w:szCs w:val="21"/>
+        </w:rPr>
         <w:t xml:space="preserve">    .</w:t>
       </w:r>
     </w:p>
@@ -55640,15 +56122,15 @@
         <w:pStyle w:val="ab"/>
         <w:ind w:firstLine="420"/>
         <w:rPr>
-          <w:rFonts w:ascii="宋体" w:hAnsi="宋体"/>
-          <w:szCs w:val="21"/>
-        </w:rPr>
-      </w:pPr>
-      <w:r>
-        <w:rPr>
           <w:rFonts w:ascii="宋体" w:hAnsi="宋体" w:hint="eastAsia"/>
           <w:szCs w:val="21"/>
         </w:rPr>
+      </w:pPr>
+      <w:r>
+        <w:rPr>
+          <w:rFonts w:ascii="宋体" w:hAnsi="宋体" w:hint="eastAsia"/>
+          <w:szCs w:val="21"/>
+        </w:rPr>
         <w:t xml:space="preserve">    .</w:t>
       </w:r>
     </w:p>
@@ -55657,7 +56139,7 @@
         <w:pStyle w:val="ab"/>
         <w:ind w:firstLine="420"/>
         <w:rPr>
-          <w:rFonts w:ascii="宋体" w:hAnsi="宋体"/>
+          <w:rFonts w:ascii="宋体" w:hAnsi="宋体" w:hint="eastAsia"/>
           <w:szCs w:val="21"/>
         </w:rPr>
       </w:pPr>
@@ -55696,7 +56178,7 @@
         <w:ind w:firstLineChars="250" w:firstLine="525"/>
         <w:jc w:val="left"/>
         <w:rPr>
-          <w:rFonts w:ascii="宋体" w:hAnsi="宋体"/>
+          <w:rFonts w:ascii="宋体" w:hAnsi="宋体" w:hint="eastAsia"/>
           <w:szCs w:val="21"/>
         </w:rPr>
       </w:pPr>
@@ -55714,7 +56196,7 @@
         <w:ind w:firstLineChars="250" w:firstLine="525"/>
         <w:jc w:val="left"/>
         <w:rPr>
-          <w:rFonts w:ascii="宋体" w:hAnsi="宋体"/>
+          <w:rFonts w:ascii="宋体" w:hAnsi="宋体" w:hint="eastAsia"/>
           <w:szCs w:val="21"/>
         </w:rPr>
       </w:pPr>
@@ -55732,15 +56214,15 @@
         <w:ind w:firstLineChars="250" w:firstLine="525"/>
         <w:jc w:val="left"/>
         <w:rPr>
-          <w:rFonts w:ascii="宋体" w:hAnsi="宋体"/>
-          <w:szCs w:val="21"/>
-        </w:rPr>
-      </w:pPr>
-      <w:r>
-        <w:rPr>
           <w:rFonts w:ascii="宋体" w:hAnsi="宋体" w:hint="eastAsia"/>
           <w:szCs w:val="21"/>
         </w:rPr>
+      </w:pPr>
+      <w:r>
+        <w:rPr>
+          <w:rFonts w:ascii="宋体" w:hAnsi="宋体" w:hint="eastAsia"/>
+          <w:szCs w:val="21"/>
+        </w:rPr>
         <w:t>[3]</w:t>
       </w:r>
     </w:p>
@@ -55749,15 +56231,15 @@
         <w:pStyle w:val="ab"/>
         <w:ind w:firstLine="420"/>
         <w:rPr>
-          <w:rFonts w:ascii="宋体" w:hAnsi="宋体"/>
-          <w:szCs w:val="21"/>
-        </w:rPr>
-      </w:pPr>
-      <w:r>
-        <w:rPr>
           <w:rFonts w:ascii="宋体" w:hAnsi="宋体" w:hint="eastAsia"/>
           <w:szCs w:val="21"/>
         </w:rPr>
+      </w:pPr>
+      <w:r>
+        <w:rPr>
+          <w:rFonts w:ascii="宋体" w:hAnsi="宋体" w:hint="eastAsia"/>
+          <w:szCs w:val="21"/>
+        </w:rPr>
         <w:t xml:space="preserve">    .</w:t>
       </w:r>
     </w:p>
@@ -55766,15 +56248,15 @@
         <w:pStyle w:val="ab"/>
         <w:ind w:firstLine="420"/>
         <w:rPr>
-          <w:rFonts w:ascii="宋体" w:hAnsi="宋体"/>
-          <w:szCs w:val="21"/>
-        </w:rPr>
-      </w:pPr>
-      <w:r>
-        <w:rPr>
           <w:rFonts w:ascii="宋体" w:hAnsi="宋体" w:hint="eastAsia"/>
           <w:szCs w:val="21"/>
         </w:rPr>
+      </w:pPr>
+      <w:r>
+        <w:rPr>
+          <w:rFonts w:ascii="宋体" w:hAnsi="宋体" w:hint="eastAsia"/>
+          <w:szCs w:val="21"/>
+        </w:rPr>
         <w:t xml:space="preserve">    .</w:t>
       </w:r>
     </w:p>
@@ -55783,15 +56265,15 @@
         <w:pStyle w:val="ab"/>
         <w:ind w:firstLine="420"/>
         <w:rPr>
-          <w:rFonts w:ascii="宋体" w:hAnsi="宋体"/>
-          <w:szCs w:val="21"/>
-        </w:rPr>
-      </w:pPr>
-      <w:r>
-        <w:rPr>
           <w:rFonts w:ascii="宋体" w:hAnsi="宋体" w:hint="eastAsia"/>
           <w:szCs w:val="21"/>
         </w:rPr>
+      </w:pPr>
+      <w:r>
+        <w:rPr>
+          <w:rFonts w:ascii="宋体" w:hAnsi="宋体" w:hint="eastAsia"/>
+          <w:szCs w:val="21"/>
+        </w:rPr>
         <w:t xml:space="preserve">    .</w:t>
       </w:r>
     </w:p>
@@ -55800,7 +56282,7 @@
         <w:pStyle w:val="ab"/>
         <w:ind w:firstLine="420"/>
         <w:rPr>
-          <w:rFonts w:ascii="宋体" w:hAnsi="宋体"/>
+          <w:rFonts w:ascii="宋体" w:hAnsi="宋体" w:hint="eastAsia"/>
           <w:szCs w:val="21"/>
         </w:rPr>
       </w:pPr>
@@ -55825,7 +56307,7 @@
         <w:ind w:firstLineChars="250" w:firstLine="525"/>
         <w:jc w:val="left"/>
         <w:rPr>
-          <w:rFonts w:ascii="宋体" w:hAnsi="宋体"/>
+          <w:rFonts w:ascii="宋体" w:hAnsi="宋体" w:hint="eastAsia"/>
           <w:szCs w:val="21"/>
         </w:rPr>
       </w:pPr>
@@ -55843,7 +56325,7 @@
         <w:ind w:firstLineChars="250" w:firstLine="525"/>
         <w:jc w:val="left"/>
         <w:rPr>
-          <w:rFonts w:ascii="宋体" w:hAnsi="宋体"/>
+          <w:rFonts w:ascii="宋体" w:hAnsi="宋体" w:hint="eastAsia"/>
           <w:szCs w:val="21"/>
         </w:rPr>
       </w:pPr>
@@ -55861,15 +56343,15 @@
         <w:ind w:firstLineChars="250" w:firstLine="525"/>
         <w:jc w:val="left"/>
         <w:rPr>
-          <w:rFonts w:ascii="宋体" w:hAnsi="宋体"/>
-          <w:szCs w:val="21"/>
-        </w:rPr>
-      </w:pPr>
-      <w:r>
-        <w:rPr>
           <w:rFonts w:ascii="宋体" w:hAnsi="宋体" w:hint="eastAsia"/>
           <w:szCs w:val="21"/>
         </w:rPr>
+      </w:pPr>
+      <w:r>
+        <w:rPr>
+          <w:rFonts w:ascii="宋体" w:hAnsi="宋体" w:hint="eastAsia"/>
+          <w:szCs w:val="21"/>
+        </w:rPr>
         <w:t>[3]</w:t>
       </w:r>
     </w:p>
@@ -55878,15 +56360,15 @@
         <w:pStyle w:val="ab"/>
         <w:ind w:firstLine="420"/>
         <w:rPr>
-          <w:rFonts w:ascii="宋体" w:hAnsi="宋体"/>
-          <w:szCs w:val="21"/>
-        </w:rPr>
-      </w:pPr>
-      <w:r>
-        <w:rPr>
           <w:rFonts w:ascii="宋体" w:hAnsi="宋体" w:hint="eastAsia"/>
           <w:szCs w:val="21"/>
         </w:rPr>
+      </w:pPr>
+      <w:r>
+        <w:rPr>
+          <w:rFonts w:ascii="宋体" w:hAnsi="宋体" w:hint="eastAsia"/>
+          <w:szCs w:val="21"/>
+        </w:rPr>
         <w:t xml:space="preserve">    .</w:t>
       </w:r>
     </w:p>
@@ -55895,15 +56377,15 @@
         <w:pStyle w:val="ab"/>
         <w:ind w:firstLine="420"/>
         <w:rPr>
-          <w:rFonts w:ascii="宋体" w:hAnsi="宋体"/>
-          <w:szCs w:val="21"/>
-        </w:rPr>
-      </w:pPr>
-      <w:r>
-        <w:rPr>
           <w:rFonts w:ascii="宋体" w:hAnsi="宋体" w:hint="eastAsia"/>
           <w:szCs w:val="21"/>
         </w:rPr>
+      </w:pPr>
+      <w:r>
+        <w:rPr>
+          <w:rFonts w:ascii="宋体" w:hAnsi="宋体" w:hint="eastAsia"/>
+          <w:szCs w:val="21"/>
+        </w:rPr>
         <w:t xml:space="preserve">    .</w:t>
       </w:r>
     </w:p>
@@ -55911,8 +56393,8 @@
       <w:pPr>
         <w:pStyle w:val="ae"/>
         <w:sectPr>
-          <w:headerReference w:type="default" r:id="rId47"/>
-          <w:footerReference w:type="default" r:id="rId48"/>
+          <w:headerReference w:type="default" r:id="rId49"/>
+          <w:footerReference w:type="default" r:id="rId50"/>
           <w:pgSz w:w="11907" w:h="16840" w:code="9"/>
           <w:pgMar w:top="1701" w:right="1418" w:bottom="1418" w:left="1418" w:header="907" w:footer="851" w:gutter="567"/>
           <w:paperSrc w:first="31096" w:other="31096"/>
@@ -55925,12 +56407,12 @@
       <w:pPr>
         <w:pStyle w:val="a4"/>
       </w:pPr>
-      <w:bookmarkStart w:id="127" w:name="_Toc385762760"/>
-      <w:bookmarkStart w:id="128" w:name="_Toc385763038"/>
-      <w:bookmarkStart w:id="129" w:name="_Toc385763070"/>
-      <w:bookmarkStart w:id="130" w:name="_Toc385763110"/>
-      <w:bookmarkStart w:id="131" w:name="_Toc385763168"/>
-      <w:bookmarkStart w:id="132" w:name="_Toc242194285"/>
+      <w:bookmarkStart w:id="126" w:name="_Toc385762760"/>
+      <w:bookmarkStart w:id="127" w:name="_Toc385763038"/>
+      <w:bookmarkStart w:id="128" w:name="_Toc385763070"/>
+      <w:bookmarkStart w:id="129" w:name="_Toc385763110"/>
+      <w:bookmarkStart w:id="130" w:name="_Toc385763168"/>
+      <w:bookmarkStart w:id="131" w:name="_Toc242194285"/>
       <w:r>
         <w:rPr>
           <w:rFonts w:hint="eastAsia"/>
@@ -55938,12 +56420,12 @@
         <w:lastRenderedPageBreak/>
         <w:t>独创性声明</w:t>
       </w:r>
+      <w:bookmarkEnd w:id="126"/>
       <w:bookmarkEnd w:id="127"/>
       <w:bookmarkEnd w:id="128"/>
       <w:bookmarkEnd w:id="129"/>
       <w:bookmarkEnd w:id="130"/>
       <w:bookmarkEnd w:id="131"/>
-      <w:bookmarkEnd w:id="132"/>
     </w:p>
     <w:p>
       <w:pPr>
@@ -56105,7 +56587,7 @@
       <w:pPr>
         <w:ind w:firstLine="480"/>
         <w:sectPr>
-          <w:headerReference w:type="default" r:id="rId49"/>
+          <w:headerReference w:type="default" r:id="rId51"/>
           <w:pgSz w:w="11907" w:h="16840" w:code="9"/>
           <w:pgMar w:top="1701" w:right="1418" w:bottom="1418" w:left="1418" w:header="907" w:footer="851" w:gutter="567"/>
           <w:paperSrc w:first="31096" w:other="31096"/>
@@ -56118,8 +56600,8 @@
       <w:pPr>
         <w:pStyle w:val="a4"/>
       </w:pPr>
-      <w:bookmarkStart w:id="133" w:name="_Toc145592730"/>
-      <w:bookmarkStart w:id="134" w:name="_Toc242194286"/>
+      <w:bookmarkStart w:id="132" w:name="_Toc145592730"/>
+      <w:bookmarkStart w:id="133" w:name="_Toc242194286"/>
       <w:r>
         <w:rPr>
           <w:rFonts w:hint="eastAsia"/>
@@ -56127,8 +56609,8 @@
         <w:lastRenderedPageBreak/>
         <w:t>学位论文数据集</w:t>
       </w:r>
+      <w:bookmarkEnd w:id="132"/>
       <w:bookmarkEnd w:id="133"/>
-      <w:bookmarkEnd w:id="134"/>
     </w:p>
     <w:p>
       <w:pPr>
@@ -57680,7 +58162,7 @@
 </file>
 
 <file path=word/comments.xml><?xml version="1.0" encoding="utf-8"?>
-<w:comments xmlns:wpc="http://schemas.microsoft.com/office/word/2010/wordprocessingCanvas" xmlns:cx="http://schemas.microsoft.com/office/drawing/2014/chartex" xmlns:mc="http://schemas.openxmlformats.org/markup-compatibility/2006" xmlns:o="urn:schemas-microsoft-com:office:office" xmlns:r="http://schemas.openxmlformats.org/officeDocument/2006/relationships" xmlns:m="http://schemas.openxmlformats.org/officeDocument/2006/math" xmlns:v="urn:schemas-microsoft-com:vml" xmlns:wp14="http://schemas.microsoft.com/office/word/2010/wordprocessingDrawing" xmlns:wp="http://schemas.openxmlformats.org/drawingml/2006/wordprocessingDrawing" xmlns:w10="urn:schemas-microsoft-com:office:word" xmlns:w="http://schemas.openxmlformats.org/wordprocessingml/2006/main" xmlns:w14="http://schemas.microsoft.com/office/word/2010/wordml" xmlns:w15="http://schemas.microsoft.com/office/word/2012/wordml" xmlns:w16se="http://schemas.microsoft.com/office/word/2015/wordml/symex" xmlns:wpg="http://schemas.microsoft.com/office/word/2010/wordprocessingGroup" xmlns:wpi="http://schemas.microsoft.com/office/word/2010/wordprocessingInk" xmlns:wne="http://schemas.microsoft.com/office/word/2006/wordml" xmlns:wps="http://schemas.microsoft.com/office/word/2010/wordprocessingShape" mc:Ignorable="w14 w15 w16se wp14">
+<w:comments xmlns:wpc="http://schemas.microsoft.com/office/word/2010/wordprocessingCanvas" xmlns:cx="http://schemas.microsoft.com/office/drawing/2014/chartex" xmlns:cx1="http://schemas.microsoft.com/office/drawing/2015/9/8/chartex" xmlns:cx2="http://schemas.microsoft.com/office/drawing/2015/10/21/chartex" xmlns:cx3="http://schemas.microsoft.com/office/drawing/2016/5/9/chartex" xmlns:cx4="http://schemas.microsoft.com/office/drawing/2016/5/10/chartex" xmlns:cx5="http://schemas.microsoft.com/office/drawing/2016/5/11/chartex" xmlns:cx6="http://schemas.microsoft.com/office/drawing/2016/5/12/chartex" xmlns:cx7="http://schemas.microsoft.com/office/drawing/2016/5/13/chartex" xmlns:cx8="http://schemas.microsoft.com/office/drawing/2016/5/14/chartex" xmlns:mc="http://schemas.openxmlformats.org/markup-compatibility/2006" xmlns:aink="http://schemas.microsoft.com/office/drawing/2016/ink" xmlns:am3d="http://schemas.microsoft.com/office/drawing/2017/model3d" xmlns:o="urn:schemas-microsoft-com:office:office" xmlns:oel="http://schemas.microsoft.com/office/2019/extlst" xmlns:r="http://schemas.openxmlformats.org/officeDocument/2006/relationships" xmlns:m="http://schemas.openxmlformats.org/officeDocument/2006/math" xmlns:v="urn:schemas-microsoft-com:vml" xmlns:wp14="http://schemas.microsoft.com/office/word/2010/wordprocessingDrawing" xmlns:wp="http://schemas.openxmlformats.org/drawingml/2006/wordprocessingDrawing" xmlns:w10="urn:schemas-microsoft-com:office:word" xmlns:w="http://schemas.openxmlformats.org/wordprocessingml/2006/main" xmlns:w14="http://schemas.microsoft.com/office/word/2010/wordml" xmlns:w15="http://schemas.microsoft.com/office/word/2012/wordml" xmlns:w16cex="http://schemas.microsoft.com/office/word/2018/wordml/cex" xmlns:w16cid="http://schemas.microsoft.com/office/word/2016/wordml/cid" xmlns:w16="http://schemas.microsoft.com/office/word/2018/wordml" xmlns:w16du="http://schemas.microsoft.com/office/word/2023/wordml/word16du" xmlns:w16sdtdh="http://schemas.microsoft.com/office/word/2020/wordml/sdtdatahash" xmlns:w16sdtfl="http://schemas.microsoft.com/office/word/2024/wordml/sdtformatlock" xmlns:w16se="http://schemas.microsoft.com/office/word/2015/wordml/symex" xmlns:wpg="http://schemas.microsoft.com/office/word/2010/wordprocessingGroup" xmlns:wpi="http://schemas.microsoft.com/office/word/2010/wordprocessingInk" xmlns:wne="http://schemas.microsoft.com/office/word/2006/wordml" xmlns:wps="http://schemas.microsoft.com/office/word/2010/wordprocessingShape" mc:Ignorable="w14 w15 w16se w16cid w16 w16cex w16sdtdh w16sdtfl w16du wp14">
   <w:comment w:id="19" w:author="刘金光01" w:date="2026-09-29T13:18:00Z" w:initials="刘金光01">
     <w:p>
       <w:pPr>
@@ -57705,7 +58187,7 @@
 </file>
 
 <file path=word/commentsExtended.xml><?xml version="1.0" encoding="utf-8"?>
-<w15:commentsEx xmlns:wpc="http://schemas.microsoft.com/office/word/2010/wordprocessingCanvas" xmlns:cx="http://schemas.microsoft.com/office/drawing/2014/chartex" xmlns:mc="http://schemas.openxmlformats.org/markup-compatibility/2006" xmlns:o="urn:schemas-microsoft-com:office:office" xmlns:r="http://schemas.openxmlformats.org/officeDocument/2006/relationships" xmlns:m="http://schemas.openxmlformats.org/officeDocument/2006/math" xmlns:v="urn:schemas-microsoft-com:vml" xmlns:wp14="http://schemas.microsoft.com/office/word/2010/wordprocessingDrawing" xmlns:wp="http://schemas.openxmlformats.org/drawingml/2006/wordprocessingDrawing" xmlns:w10="urn:schemas-microsoft-com:office:word" xmlns:w="http://schemas.openxmlformats.org/wordprocessingml/2006/main" xmlns:w14="http://schemas.microsoft.com/office/word/2010/wordml" xmlns:w15="http://schemas.microsoft.com/office/word/2012/wordml" xmlns:w16se="http://schemas.microsoft.com/office/word/2015/wordml/symex" xmlns:wpg="http://schemas.microsoft.com/office/word/2010/wordprocessingGroup" xmlns:wpi="http://schemas.microsoft.com/office/word/2010/wordprocessingInk" xmlns:wne="http://schemas.microsoft.com/office/word/2006/wordml" xmlns:wps="http://schemas.microsoft.com/office/word/2010/wordprocessingShape" mc:Ignorable="w14 w15 w16se wp14">
+<w15:commentsEx xmlns:wpc="http://schemas.microsoft.com/office/word/2010/wordprocessingCanvas" xmlns:cx="http://schemas.microsoft.com/office/drawing/2014/chartex" xmlns:cx1="http://schemas.microsoft.com/office/drawing/2015/9/8/chartex" xmlns:cx2="http://schemas.microsoft.com/office/drawing/2015/10/21/chartex" xmlns:cx3="http://schemas.microsoft.com/office/drawing/2016/5/9/chartex" xmlns:cx4="http://schemas.microsoft.com/office/drawing/2016/5/10/chartex" xmlns:cx5="http://schemas.microsoft.com/office/drawing/2016/5/11/chartex" xmlns:cx6="http://schemas.microsoft.com/office/drawing/2016/5/12/chartex" xmlns:cx7="http://schemas.microsoft.com/office/drawing/2016/5/13/chartex" xmlns:cx8="http://schemas.microsoft.com/office/drawing/2016/5/14/chartex" xmlns:mc="http://schemas.openxmlformats.org/markup-compatibility/2006" xmlns:aink="http://schemas.microsoft.com/office/drawing/2016/ink" xmlns:am3d="http://schemas.microsoft.com/office/drawing/2017/model3d" xmlns:o="urn:schemas-microsoft-com:office:office" xmlns:oel="http://schemas.microsoft.com/office/2019/extlst" xmlns:r="http://schemas.openxmlformats.org/officeDocument/2006/relationships" xmlns:m="http://schemas.openxmlformats.org/officeDocument/2006/math" xmlns:v="urn:schemas-microsoft-com:vml" xmlns:wp14="http://schemas.microsoft.com/office/word/2010/wordprocessingDrawing" xmlns:wp="http://schemas.openxmlformats.org/drawingml/2006/wordprocessingDrawing" xmlns:w10="urn:schemas-microsoft-com:office:word" xmlns:w="http://schemas.openxmlformats.org/wordprocessingml/2006/main" xmlns:w14="http://schemas.microsoft.com/office/word/2010/wordml" xmlns:w15="http://schemas.microsoft.com/office/word/2012/wordml" xmlns:w16cex="http://schemas.microsoft.com/office/word/2018/wordml/cex" xmlns:w16cid="http://schemas.microsoft.com/office/word/2016/wordml/cid" xmlns:w16="http://schemas.microsoft.com/office/word/2018/wordml" xmlns:w16du="http://schemas.microsoft.com/office/word/2023/wordml/word16du" xmlns:w16sdtdh="http://schemas.microsoft.com/office/word/2020/wordml/sdtdatahash" xmlns:w16sdtfl="http://schemas.microsoft.com/office/word/2024/wordml/sdtformatlock" xmlns:w16se="http://schemas.microsoft.com/office/word/2015/wordml/symex" xmlns:wpg="http://schemas.microsoft.com/office/word/2010/wordprocessingGroup" xmlns:wpi="http://schemas.microsoft.com/office/word/2010/wordprocessingInk" xmlns:wne="http://schemas.microsoft.com/office/word/2006/wordml" xmlns:wps="http://schemas.microsoft.com/office/word/2010/wordprocessingShape" mc:Ignorable="w14 w15 w16se w16cid w16 w16cex w16sdtdh w16sdtfl w16du wp14">
   <w15:commentEx w15:paraId="4329BF8D" w15:done="0"/>
 </w15:commentsEx>
 </file>
@@ -57717,7 +58199,7 @@
 </file>
 
 <file path=word/endnotes.xml><?xml version="1.0" encoding="utf-8"?>
-<w:endnotes xmlns:wpc="http://schemas.microsoft.com/office/word/2010/wordprocessingCanvas" xmlns:cx="http://schemas.microsoft.com/office/drawing/2014/chartex" xmlns:mc="http://schemas.openxmlformats.org/markup-compatibility/2006" xmlns:o="urn:schemas-microsoft-com:office:office" xmlns:r="http://schemas.openxmlformats.org/officeDocument/2006/relationships" xmlns:m="http://schemas.openxmlformats.org/officeDocument/2006/math" xmlns:v="urn:schemas-microsoft-com:vml" xmlns:wp14="http://schemas.microsoft.com/office/word/2010/wordprocessingDrawing" xmlns:wp="http://schemas.openxmlformats.org/drawingml/2006/wordprocessingDrawing" xmlns:w10="urn:schemas-microsoft-com:office:word" xmlns:w="http://schemas.openxmlformats.org/wordprocessingml/2006/main" xmlns:w14="http://schemas.microsoft.com/office/word/2010/wordml" xmlns:w15="http://schemas.microsoft.com/office/word/2012/wordml" xmlns:w16se="http://schemas.microsoft.com/office/word/2015/wordml/symex" xmlns:wpg="http://schemas.microsoft.com/office/word/2010/wordprocessingGroup" xmlns:wpi="http://schemas.microsoft.com/office/word/2010/wordprocessingInk" xmlns:wne="http://schemas.microsoft.com/office/word/2006/wordml" xmlns:wps="http://schemas.microsoft.com/office/word/2010/wordprocessingShape" mc:Ignorable="w14 w15 w16se wp14">
+<w:endnotes xmlns:wpc="http://schemas.microsoft.com/office/word/2010/wordprocessingCanvas" xmlns:cx="http://schemas.microsoft.com/office/drawing/2014/chartex" xmlns:cx1="http://schemas.microsoft.com/office/drawing/2015/9/8/chartex" xmlns:cx2="http://schemas.microsoft.com/office/drawing/2015/10/21/chartex" xmlns:cx3="http://schemas.microsoft.com/office/drawing/2016/5/9/chartex" xmlns:cx4="http://schemas.microsoft.com/office/drawing/2016/5/10/chartex" xmlns:cx5="http://schemas.microsoft.com/office/drawing/2016/5/11/chartex" xmlns:cx6="http://schemas.microsoft.com/office/drawing/2016/5/12/chartex" xmlns:cx7="http://schemas.microsoft.com/office/drawing/2016/5/13/chartex" xmlns:cx8="http://schemas.microsoft.com/office/drawing/2016/5/14/chartex" xmlns:mc="http://schemas.openxmlformats.org/markup-compatibility/2006" xmlns:aink="http://schemas.microsoft.com/office/drawing/2016/ink" xmlns:am3d="http://schemas.microsoft.com/office/drawing/2017/model3d" xmlns:o="urn:schemas-microsoft-com:office:office" xmlns:oel="http://schemas.microsoft.com/office/2019/extlst" xmlns:r="http://schemas.openxmlformats.org/officeDocument/2006/relationships" xmlns:m="http://schemas.openxmlformats.org/officeDocument/2006/math" xmlns:v="urn:schemas-microsoft-com:vml" xmlns:wp14="http://schemas.microsoft.com/office/word/2010/wordprocessingDrawing" xmlns:wp="http://schemas.openxmlformats.org/drawingml/2006/wordprocessingDrawing" xmlns:w10="urn:schemas-microsoft-com:office:word" xmlns:w="http://schemas.openxmlformats.org/wordprocessingml/2006/main" xmlns:w14="http://schemas.microsoft.com/office/word/2010/wordml" xmlns:w15="http://schemas.microsoft.com/office/word/2012/wordml" xmlns:w16cex="http://schemas.microsoft.com/office/word/2018/wordml/cex" xmlns:w16cid="http://schemas.microsoft.com/office/word/2016/wordml/cid" xmlns:w16="http://schemas.microsoft.com/office/word/2018/wordml" xmlns:w16du="http://schemas.microsoft.com/office/word/2023/wordml/word16du" xmlns:w16sdtdh="http://schemas.microsoft.com/office/word/2020/wordml/sdtdatahash" xmlns:w16sdtfl="http://schemas.microsoft.com/office/word/2024/wordml/sdtformatlock" xmlns:w16se="http://schemas.microsoft.com/office/word/2015/wordml/symex" xmlns:wpg="http://schemas.microsoft.com/office/word/2010/wordprocessingGroup" xmlns:wpi="http://schemas.microsoft.com/office/word/2010/wordprocessingInk" xmlns:wne="http://schemas.microsoft.com/office/word/2006/wordml" xmlns:wps="http://schemas.microsoft.com/office/word/2010/wordprocessingShape" mc:Ignorable="w14 w15 w16se w16cid w16 w16cex w16sdtdh w16sdtfl w16du wp14">
   <w:endnote w:type="separator" w:id="-1">
     <w:p>
       <w:pPr>
@@ -57742,7 +58224,7 @@
 </file>
 
 <file path=word/footer1.xml><?xml version="1.0" encoding="utf-8"?>
-<w:ftr xmlns:wpc="http://schemas.microsoft.com/office/word/2010/wordprocessingCanvas" xmlns:cx="http://schemas.microsoft.com/office/drawing/2014/chartex" xmlns:mc="http://schemas.openxmlformats.org/markup-compatibility/2006" xmlns:o="urn:schemas-microsoft-com:office:office" xmlns:r="http://schemas.openxmlformats.org/officeDocument/2006/relationships" xmlns:m="http://schemas.openxmlformats.org/officeDocument/2006/math" xmlns:v="urn:schemas-microsoft-com:vml" xmlns:wp14="http://schemas.microsoft.com/office/word/2010/wordprocessingDrawing" xmlns:wp="http://schemas.openxmlformats.org/drawingml/2006/wordprocessingDrawing" xmlns:w10="urn:schemas-microsoft-com:office:word" xmlns:w="http://schemas.openxmlformats.org/wordprocessingml/2006/main" xmlns:w14="http://schemas.microsoft.com/office/word/2010/wordml" xmlns:w15="http://schemas.microsoft.com/office/word/2012/wordml" xmlns:w16se="http://schemas.microsoft.com/office/word/2015/wordml/symex" xmlns:wpg="http://schemas.microsoft.com/office/word/2010/wordprocessingGroup" xmlns:wpi="http://schemas.microsoft.com/office/word/2010/wordprocessingInk" xmlns:wne="http://schemas.microsoft.com/office/word/2006/wordml" xmlns:wps="http://schemas.microsoft.com/office/word/2010/wordprocessingShape" mc:Ignorable="w14 w15 w16se wp14">
+<w:ftr xmlns:wpc="http://schemas.microsoft.com/office/word/2010/wordprocessingCanvas" xmlns:cx="http://schemas.microsoft.com/office/drawing/2014/chartex" xmlns:cx1="http://schemas.microsoft.com/office/drawing/2015/9/8/chartex" xmlns:cx2="http://schemas.microsoft.com/office/drawing/2015/10/21/chartex" xmlns:cx3="http://schemas.microsoft.com/office/drawing/2016/5/9/chartex" xmlns:cx4="http://schemas.microsoft.com/office/drawing/2016/5/10/chartex" xmlns:cx5="http://schemas.microsoft.com/office/drawing/2016/5/11/chartex" xmlns:cx6="http://schemas.microsoft.com/office/drawing/2016/5/12/chartex" xmlns:cx7="http://schemas.microsoft.com/office/drawing/2016/5/13/chartex" xmlns:cx8="http://schemas.microsoft.com/office/drawing/2016/5/14/chartex" xmlns:mc="http://schemas.openxmlformats.org/markup-compatibility/2006" xmlns:aink="http://schemas.microsoft.com/office/drawing/2016/ink" xmlns:am3d="http://schemas.microsoft.com/office/drawing/2017/model3d" xmlns:o="urn:schemas-microsoft-com:office:office" xmlns:oel="http://schemas.microsoft.com/office/2019/extlst" xmlns:r="http://schemas.openxmlformats.org/officeDocument/2006/relationships" xmlns:m="http://schemas.openxmlformats.org/officeDocument/2006/math" xmlns:v="urn:schemas-microsoft-com:vml" xmlns:wp14="http://schemas.microsoft.com/office/word/2010/wordprocessingDrawing" xmlns:wp="http://schemas.openxmlformats.org/drawingml/2006/wordprocessingDrawing" xmlns:w10="urn:schemas-microsoft-com:office:word" xmlns:w="http://schemas.openxmlformats.org/wordprocessingml/2006/main" xmlns:w14="http://schemas.microsoft.com/office/word/2010/wordml" xmlns:w15="http://schemas.microsoft.com/office/word/2012/wordml" xmlns:w16cex="http://schemas.microsoft.com/office/word/2018/wordml/cex" xmlns:w16cid="http://schemas.microsoft.com/office/word/2016/wordml/cid" xmlns:w16="http://schemas.microsoft.com/office/word/2018/wordml" xmlns:w16du="http://schemas.microsoft.com/office/word/2023/wordml/word16du" xmlns:w16sdtdh="http://schemas.microsoft.com/office/word/2020/wordml/sdtdatahash" xmlns:w16sdtfl="http://schemas.microsoft.com/office/word/2024/wordml/sdtformatlock" xmlns:w16se="http://schemas.microsoft.com/office/word/2015/wordml/symex" xmlns:wpg="http://schemas.microsoft.com/office/word/2010/wordprocessingGroup" xmlns:wpi="http://schemas.microsoft.com/office/word/2010/wordprocessingInk" xmlns:wne="http://schemas.microsoft.com/office/word/2006/wordml" xmlns:wps="http://schemas.microsoft.com/office/word/2010/wordprocessingShape" mc:Ignorable="w14 w15 w16se w16cid w16 w16cex w16sdtdh w16sdtfl w16du wp14">
   <w:p>
     <w:pPr>
       <w:pStyle w:val="a3"/>
@@ -57753,7 +58235,7 @@
 </file>
 
 <file path=word/footer2.xml><?xml version="1.0" encoding="utf-8"?>
-<w:ftr xmlns:wpc="http://schemas.microsoft.com/office/word/2010/wordprocessingCanvas" xmlns:cx="http://schemas.microsoft.com/office/drawing/2014/chartex" xmlns:mc="http://schemas.openxmlformats.org/markup-compatibility/2006" xmlns:o="urn:schemas-microsoft-com:office:office" xmlns:r="http://schemas.openxmlformats.org/officeDocument/2006/relationships" xmlns:m="http://schemas.openxmlformats.org/officeDocument/2006/math" xmlns:v="urn:schemas-microsoft-com:vml" xmlns:wp14="http://schemas.microsoft.com/office/word/2010/wordprocessingDrawing" xmlns:wp="http://schemas.openxmlformats.org/drawingml/2006/wordprocessingDrawing" xmlns:w10="urn:schemas-microsoft-com:office:word" xmlns:w="http://schemas.openxmlformats.org/wordprocessingml/2006/main" xmlns:w14="http://schemas.microsoft.com/office/word/2010/wordml" xmlns:w15="http://schemas.microsoft.com/office/word/2012/wordml" xmlns:w16se="http://schemas.microsoft.com/office/word/2015/wordml/symex" xmlns:wpg="http://schemas.microsoft.com/office/word/2010/wordprocessingGroup" xmlns:wpi="http://schemas.microsoft.com/office/word/2010/wordprocessingInk" xmlns:wne="http://schemas.microsoft.com/office/word/2006/wordml" xmlns:wps="http://schemas.microsoft.com/office/word/2010/wordprocessingShape" mc:Ignorable="w14 w15 w16se wp14">
+<w:ftr xmlns:wpc="http://schemas.microsoft.com/office/word/2010/wordprocessingCanvas" xmlns:cx="http://schemas.microsoft.com/office/drawing/2014/chartex" xmlns:cx1="http://schemas.microsoft.com/office/drawing/2015/9/8/chartex" xmlns:cx2="http://schemas.microsoft.com/office/drawing/2015/10/21/chartex" xmlns:cx3="http://schemas.microsoft.com/office/drawing/2016/5/9/chartex" xmlns:cx4="http://schemas.microsoft.com/office/drawing/2016/5/10/chartex" xmlns:cx5="http://schemas.microsoft.com/office/drawing/2016/5/11/chartex" xmlns:cx6="http://schemas.microsoft.com/office/drawing/2016/5/12/chartex" xmlns:cx7="http://schemas.microsoft.com/office/drawing/2016/5/13/chartex" xmlns:cx8="http://schemas.microsoft.com/office/drawing/2016/5/14/chartex" xmlns:mc="http://schemas.openxmlformats.org/markup-compatibility/2006" xmlns:aink="http://schemas.microsoft.com/office/drawing/2016/ink" xmlns:am3d="http://schemas.microsoft.com/office/drawing/2017/model3d" xmlns:o="urn:schemas-microsoft-com:office:office" xmlns:oel="http://schemas.microsoft.com/office/2019/extlst" xmlns:r="http://schemas.openxmlformats.org/officeDocument/2006/relationships" xmlns:m="http://schemas.openxmlformats.org/officeDocument/2006/math" xmlns:v="urn:schemas-microsoft-com:vml" xmlns:wp14="http://schemas.microsoft.com/office/word/2010/wordprocessingDrawing" xmlns:wp="http://schemas.openxmlformats.org/drawingml/2006/wordprocessingDrawing" xmlns:w10="urn:schemas-microsoft-com:office:word" xmlns:w="http://schemas.openxmlformats.org/wordprocessingml/2006/main" xmlns:w14="http://schemas.microsoft.com/office/word/2010/wordml" xmlns:w15="http://schemas.microsoft.com/office/word/2012/wordml" xmlns:w16cex="http://schemas.microsoft.com/office/word/2018/wordml/cex" xmlns:w16cid="http://schemas.microsoft.com/office/word/2016/wordml/cid" xmlns:w16="http://schemas.microsoft.com/office/word/2018/wordml" xmlns:w16du="http://schemas.microsoft.com/office/word/2023/wordml/word16du" xmlns:w16sdtdh="http://schemas.microsoft.com/office/word/2020/wordml/sdtdatahash" xmlns:w16sdtfl="http://schemas.microsoft.com/office/word/2024/wordml/sdtformatlock" xmlns:w16se="http://schemas.microsoft.com/office/word/2015/wordml/symex" xmlns:wpg="http://schemas.microsoft.com/office/word/2010/wordprocessingGroup" xmlns:wpi="http://schemas.microsoft.com/office/word/2010/wordprocessingInk" xmlns:wne="http://schemas.microsoft.com/office/word/2006/wordml" xmlns:wps="http://schemas.microsoft.com/office/word/2010/wordprocessingShape" mc:Ignorable="w14 w15 w16se w16cid w16 w16cex w16sdtdh w16sdtfl w16du wp14">
   <w:p>
     <w:pPr>
       <w:pStyle w:val="a3"/>
@@ -57765,7 +58247,7 @@
 </file>
 
 <file path=word/footer3.xml><?xml version="1.0" encoding="utf-8"?>
-<w:ftr xmlns:wpc="http://schemas.microsoft.com/office/word/2010/wordprocessingCanvas" xmlns:cx="http://schemas.microsoft.com/office/drawing/2014/chartex" xmlns:mc="http://schemas.openxmlformats.org/markup-compatibility/2006" xmlns:o="urn:schemas-microsoft-com:office:office" xmlns:r="http://schemas.openxmlformats.org/officeDocument/2006/relationships" xmlns:m="http://schemas.openxmlformats.org/officeDocument/2006/math" xmlns:v="urn:schemas-microsoft-com:vml" xmlns:wp14="http://schemas.microsoft.com/office/word/2010/wordprocessingDrawing" xmlns:wp="http://schemas.openxmlformats.org/drawingml/2006/wordprocessingDrawing" xmlns:w10="urn:schemas-microsoft-com:office:word" xmlns:w="http://schemas.openxmlformats.org/wordprocessingml/2006/main" xmlns:w14="http://schemas.microsoft.com/office/word/2010/wordml" xmlns:w15="http://schemas.microsoft.com/office/word/2012/wordml" xmlns:w16se="http://schemas.microsoft.com/office/word/2015/wordml/symex" xmlns:wpg="http://schemas.microsoft.com/office/word/2010/wordprocessingGroup" xmlns:wpi="http://schemas.microsoft.com/office/word/2010/wordprocessingInk" xmlns:wne="http://schemas.microsoft.com/office/word/2006/wordml" xmlns:wps="http://schemas.microsoft.com/office/word/2010/wordprocessingShape" mc:Ignorable="w14 w15 w16se wp14">
+<w:ftr xmlns:wpc="http://schemas.microsoft.com/office/word/2010/wordprocessingCanvas" xmlns:cx="http://schemas.microsoft.com/office/drawing/2014/chartex" xmlns:cx1="http://schemas.microsoft.com/office/drawing/2015/9/8/chartex" xmlns:cx2="http://schemas.microsoft.com/office/drawing/2015/10/21/chartex" xmlns:cx3="http://schemas.microsoft.com/office/drawing/2016/5/9/chartex" xmlns:cx4="http://schemas.microsoft.com/office/drawing/2016/5/10/chartex" xmlns:cx5="http://schemas.microsoft.com/office/drawing/2016/5/11/chartex" xmlns:cx6="http://schemas.microsoft.com/office/drawing/2016/5/12/chartex" xmlns:cx7="http://schemas.microsoft.com/office/drawing/2016/5/13/chartex" xmlns:cx8="http://schemas.microsoft.com/office/drawing/2016/5/14/chartex" xmlns:mc="http://schemas.openxmlformats.org/markup-compatibility/2006" xmlns:aink="http://schemas.microsoft.com/office/drawing/2016/ink" xmlns:am3d="http://schemas.microsoft.com/office/drawing/2017/model3d" xmlns:o="urn:schemas-microsoft-com:office:office" xmlns:oel="http://schemas.microsoft.com/office/2019/extlst" xmlns:r="http://schemas.openxmlformats.org/officeDocument/2006/relationships" xmlns:m="http://schemas.openxmlformats.org/officeDocument/2006/math" xmlns:v="urn:schemas-microsoft-com:vml" xmlns:wp14="http://schemas.microsoft.com/office/word/2010/wordprocessingDrawing" xmlns:wp="http://schemas.openxmlformats.org/drawingml/2006/wordprocessingDrawing" xmlns:w10="urn:schemas-microsoft-com:office:word" xmlns:w="http://schemas.openxmlformats.org/wordprocessingml/2006/main" xmlns:w14="http://schemas.microsoft.com/office/word/2010/wordml" xmlns:w15="http://schemas.microsoft.com/office/word/2012/wordml" xmlns:w16cex="http://schemas.microsoft.com/office/word/2018/wordml/cex" xmlns:w16cid="http://schemas.microsoft.com/office/word/2016/wordml/cid" xmlns:w16="http://schemas.microsoft.com/office/word/2018/wordml" xmlns:w16du="http://schemas.microsoft.com/office/word/2023/wordml/word16du" xmlns:w16sdtdh="http://schemas.microsoft.com/office/word/2020/wordml/sdtdatahash" xmlns:w16sdtfl="http://schemas.microsoft.com/office/word/2024/wordml/sdtformatlock" xmlns:w16se="http://schemas.microsoft.com/office/word/2015/wordml/symex" xmlns:wpg="http://schemas.microsoft.com/office/word/2010/wordprocessingGroup" xmlns:wpi="http://schemas.microsoft.com/office/word/2010/wordprocessingInk" xmlns:wne="http://schemas.microsoft.com/office/word/2006/wordml" xmlns:wps="http://schemas.microsoft.com/office/word/2010/wordprocessingShape" mc:Ignorable="w14 w15 w16se w16cid w16 w16cex w16sdtdh w16sdtfl w16du wp14">
   <w:p>
     <w:pPr>
       <w:pStyle w:val="a3"/>
@@ -57776,7 +58258,7 @@
 </file>
 
 <file path=word/footer4.xml><?xml version="1.0" encoding="utf-8"?>
-<w:ftr xmlns:wpc="http://schemas.microsoft.com/office/word/2010/wordprocessingCanvas" xmlns:cx="http://schemas.microsoft.com/office/drawing/2014/chartex" xmlns:mc="http://schemas.openxmlformats.org/markup-compatibility/2006" xmlns:o="urn:schemas-microsoft-com:office:office" xmlns:r="http://schemas.openxmlformats.org/officeDocument/2006/relationships" xmlns:m="http://schemas.openxmlformats.org/officeDocument/2006/math" xmlns:v="urn:schemas-microsoft-com:vml" xmlns:wp14="http://schemas.microsoft.com/office/word/2010/wordprocessingDrawing" xmlns:wp="http://schemas.openxmlformats.org/drawingml/2006/wordprocessingDrawing" xmlns:w10="urn:schemas-microsoft-com:office:word" xmlns:w="http://schemas.openxmlformats.org/wordprocessingml/2006/main" xmlns:w14="http://schemas.microsoft.com/office/word/2010/wordml" xmlns:w15="http://schemas.microsoft.com/office/word/2012/wordml" xmlns:w16se="http://schemas.microsoft.com/office/word/2015/wordml/symex" xmlns:wpg="http://schemas.microsoft.com/office/word/2010/wordprocessingGroup" xmlns:wpi="http://schemas.microsoft.com/office/word/2010/wordprocessingInk" xmlns:wne="http://schemas.microsoft.com/office/word/2006/wordml" xmlns:wps="http://schemas.microsoft.com/office/word/2010/wordprocessingShape" mc:Ignorable="w14 w15 w16se wp14">
+<w:ftr xmlns:wpc="http://schemas.microsoft.com/office/word/2010/wordprocessingCanvas" xmlns:cx="http://schemas.microsoft.com/office/drawing/2014/chartex" xmlns:cx1="http://schemas.microsoft.com/office/drawing/2015/9/8/chartex" xmlns:cx2="http://schemas.microsoft.com/office/drawing/2015/10/21/chartex" xmlns:cx3="http://schemas.microsoft.com/office/drawing/2016/5/9/chartex" xmlns:cx4="http://schemas.microsoft.com/office/drawing/2016/5/10/chartex" xmlns:cx5="http://schemas.microsoft.com/office/drawing/2016/5/11/chartex" xmlns:cx6="http://schemas.microsoft.com/office/drawing/2016/5/12/chartex" xmlns:cx7="http://schemas.microsoft.com/office/drawing/2016/5/13/chartex" xmlns:cx8="http://schemas.microsoft.com/office/drawing/2016/5/14/chartex" xmlns:mc="http://schemas.openxmlformats.org/markup-compatibility/2006" xmlns:aink="http://schemas.microsoft.com/office/drawing/2016/ink" xmlns:am3d="http://schemas.microsoft.com/office/drawing/2017/model3d" xmlns:o="urn:schemas-microsoft-com:office:office" xmlns:oel="http://schemas.microsoft.com/office/2019/extlst" xmlns:r="http://schemas.openxmlformats.org/officeDocument/2006/relationships" xmlns:m="http://schemas.openxmlformats.org/officeDocument/2006/math" xmlns:v="urn:schemas-microsoft-com:vml" xmlns:wp14="http://schemas.microsoft.com/office/word/2010/wordprocessingDrawing" xmlns:wp="http://schemas.openxmlformats.org/drawingml/2006/wordprocessingDrawing" xmlns:w10="urn:schemas-microsoft-com:office:word" xmlns:w="http://schemas.openxmlformats.org/wordprocessingml/2006/main" xmlns:w14="http://schemas.microsoft.com/office/word/2010/wordml" xmlns:w15="http://schemas.microsoft.com/office/word/2012/wordml" xmlns:w16cex="http://schemas.microsoft.com/office/word/2018/wordml/cex" xmlns:w16cid="http://schemas.microsoft.com/office/word/2016/wordml/cid" xmlns:w16="http://schemas.microsoft.com/office/word/2018/wordml" xmlns:w16du="http://schemas.microsoft.com/office/word/2023/wordml/word16du" xmlns:w16sdtdh="http://schemas.microsoft.com/office/word/2020/wordml/sdtdatahash" xmlns:w16sdtfl="http://schemas.microsoft.com/office/word/2024/wordml/sdtformatlock" xmlns:w16se="http://schemas.microsoft.com/office/word/2015/wordml/symex" xmlns:wpg="http://schemas.microsoft.com/office/word/2010/wordprocessingGroup" xmlns:wpi="http://schemas.microsoft.com/office/word/2010/wordprocessingInk" xmlns:wne="http://schemas.microsoft.com/office/word/2006/wordml" xmlns:wps="http://schemas.microsoft.com/office/word/2010/wordprocessingShape" mc:Ignorable="w14 w15 w16se w16cid w16 w16cex w16sdtdh w16sdtfl w16du wp14">
   <w:p>
     <w:pPr>
       <w:pStyle w:val="a3"/>
@@ -57819,7 +58301,7 @@
 </file>
 
 <file path=word/footer5.xml><?xml version="1.0" encoding="utf-8"?>
-<w:ftr xmlns:wpc="http://schemas.microsoft.com/office/word/2010/wordprocessingCanvas" xmlns:cx="http://schemas.microsoft.com/office/drawing/2014/chartex" xmlns:mc="http://schemas.openxmlformats.org/markup-compatibility/2006" xmlns:o="urn:schemas-microsoft-com:office:office" xmlns:r="http://schemas.openxmlformats.org/officeDocument/2006/relationships" xmlns:m="http://schemas.openxmlformats.org/officeDocument/2006/math" xmlns:v="urn:schemas-microsoft-com:vml" xmlns:wp14="http://schemas.microsoft.com/office/word/2010/wordprocessingDrawing" xmlns:wp="http://schemas.openxmlformats.org/drawingml/2006/wordprocessingDrawing" xmlns:w10="urn:schemas-microsoft-com:office:word" xmlns:w="http://schemas.openxmlformats.org/wordprocessingml/2006/main" xmlns:w14="http://schemas.microsoft.com/office/word/2010/wordml" xmlns:w15="http://schemas.microsoft.com/office/word/2012/wordml" xmlns:w16se="http://schemas.microsoft.com/office/word/2015/wordml/symex" xmlns:wpg="http://schemas.microsoft.com/office/word/2010/wordprocessingGroup" xmlns:wpi="http://schemas.microsoft.com/office/word/2010/wordprocessingInk" xmlns:wne="http://schemas.microsoft.com/office/word/2006/wordml" xmlns:wps="http://schemas.microsoft.com/office/word/2010/wordprocessingShape" mc:Ignorable="w14 w15 w16se wp14">
+<w:ftr xmlns:wpc="http://schemas.microsoft.com/office/word/2010/wordprocessingCanvas" xmlns:cx="http://schemas.microsoft.com/office/drawing/2014/chartex" xmlns:cx1="http://schemas.microsoft.com/office/drawing/2015/9/8/chartex" xmlns:cx2="http://schemas.microsoft.com/office/drawing/2015/10/21/chartex" xmlns:cx3="http://schemas.microsoft.com/office/drawing/2016/5/9/chartex" xmlns:cx4="http://schemas.microsoft.com/office/drawing/2016/5/10/chartex" xmlns:cx5="http://schemas.microsoft.com/office/drawing/2016/5/11/chartex" xmlns:cx6="http://schemas.microsoft.com/office/drawing/2016/5/12/chartex" xmlns:cx7="http://schemas.microsoft.com/office/drawing/2016/5/13/chartex" xmlns:cx8="http://schemas.microsoft.com/office/drawing/2016/5/14/chartex" xmlns:mc="http://schemas.openxmlformats.org/markup-compatibility/2006" xmlns:aink="http://schemas.microsoft.com/office/drawing/2016/ink" xmlns:am3d="http://schemas.microsoft.com/office/drawing/2017/model3d" xmlns:o="urn:schemas-microsoft-com:office:office" xmlns:oel="http://schemas.microsoft.com/office/2019/extlst" xmlns:r="http://schemas.openxmlformats.org/officeDocument/2006/relationships" xmlns:m="http://schemas.openxmlformats.org/officeDocument/2006/math" xmlns:v="urn:schemas-microsoft-com:vml" xmlns:wp14="http://schemas.microsoft.com/office/word/2010/wordprocessingDrawing" xmlns:wp="http://schemas.openxmlformats.org/drawingml/2006/wordprocessingDrawing" xmlns:w10="urn:schemas-microsoft-com:office:word" xmlns:w="http://schemas.openxmlformats.org/wordprocessingml/2006/main" xmlns:w14="http://schemas.microsoft.com/office/word/2010/wordml" xmlns:w15="http://schemas.microsoft.com/office/word/2012/wordml" xmlns:w16cex="http://schemas.microsoft.com/office/word/2018/wordml/cex" xmlns:w16cid="http://schemas.microsoft.com/office/word/2016/wordml/cid" xmlns:w16="http://schemas.microsoft.com/office/word/2018/wordml" xmlns:w16du="http://schemas.microsoft.com/office/word/2023/wordml/word16du" xmlns:w16sdtdh="http://schemas.microsoft.com/office/word/2020/wordml/sdtdatahash" xmlns:w16sdtfl="http://schemas.microsoft.com/office/word/2024/wordml/sdtformatlock" xmlns:w16se="http://schemas.microsoft.com/office/word/2015/wordml/symex" xmlns:wpg="http://schemas.microsoft.com/office/word/2010/wordprocessingGroup" xmlns:wpi="http://schemas.microsoft.com/office/word/2010/wordprocessingInk" xmlns:wne="http://schemas.microsoft.com/office/word/2006/wordml" xmlns:wps="http://schemas.microsoft.com/office/word/2010/wordprocessingShape" mc:Ignorable="w14 w15 w16se w16cid w16 w16cex w16sdtdh w16sdtfl w16du wp14">
   <w:p>
     <w:pPr>
       <w:pStyle w:val="a3"/>
@@ -57872,7 +58354,7 @@
 </file>
 
 <file path=word/footer6.xml><?xml version="1.0" encoding="utf-8"?>
-<w:ftr xmlns:wpc="http://schemas.microsoft.com/office/word/2010/wordprocessingCanvas" xmlns:cx="http://schemas.microsoft.com/office/drawing/2014/chartex" xmlns:mc="http://schemas.openxmlformats.org/markup-compatibility/2006" xmlns:o="urn:schemas-microsoft-com:office:office" xmlns:r="http://schemas.openxmlformats.org/officeDocument/2006/relationships" xmlns:m="http://schemas.openxmlformats.org/officeDocument/2006/math" xmlns:v="urn:schemas-microsoft-com:vml" xmlns:wp14="http://schemas.microsoft.com/office/word/2010/wordprocessingDrawing" xmlns:wp="http://schemas.openxmlformats.org/drawingml/2006/wordprocessingDrawing" xmlns:w10="urn:schemas-microsoft-com:office:word" xmlns:w="http://schemas.openxmlformats.org/wordprocessingml/2006/main" xmlns:w14="http://schemas.microsoft.com/office/word/2010/wordml" xmlns:w15="http://schemas.microsoft.com/office/word/2012/wordml" xmlns:w16se="http://schemas.microsoft.com/office/word/2015/wordml/symex" xmlns:wpg="http://schemas.microsoft.com/office/word/2010/wordprocessingGroup" xmlns:wpi="http://schemas.microsoft.com/office/word/2010/wordprocessingInk" xmlns:wne="http://schemas.microsoft.com/office/word/2006/wordml" xmlns:wps="http://schemas.microsoft.com/office/word/2010/wordprocessingShape" mc:Ignorable="w14 w15 w16se wp14">
+<w:ftr xmlns:wpc="http://schemas.microsoft.com/office/word/2010/wordprocessingCanvas" xmlns:cx="http://schemas.microsoft.com/office/drawing/2014/chartex" xmlns:cx1="http://schemas.microsoft.com/office/drawing/2015/9/8/chartex" xmlns:cx2="http://schemas.microsoft.com/office/drawing/2015/10/21/chartex" xmlns:cx3="http://schemas.microsoft.com/office/drawing/2016/5/9/chartex" xmlns:cx4="http://schemas.microsoft.com/office/drawing/2016/5/10/chartex" xmlns:cx5="http://schemas.microsoft.com/office/drawing/2016/5/11/chartex" xmlns:cx6="http://schemas.microsoft.com/office/drawing/2016/5/12/chartex" xmlns:cx7="http://schemas.microsoft.com/office/drawing/2016/5/13/chartex" xmlns:cx8="http://schemas.microsoft.com/office/drawing/2016/5/14/chartex" xmlns:mc="http://schemas.openxmlformats.org/markup-compatibility/2006" xmlns:aink="http://schemas.microsoft.com/office/drawing/2016/ink" xmlns:am3d="http://schemas.microsoft.com/office/drawing/2017/model3d" xmlns:o="urn:schemas-microsoft-com:office:office" xmlns:oel="http://schemas.microsoft.com/office/2019/extlst" xmlns:r="http://schemas.openxmlformats.org/officeDocument/2006/relationships" xmlns:m="http://schemas.openxmlformats.org/officeDocument/2006/math" xmlns:v="urn:schemas-microsoft-com:vml" xmlns:wp14="http://schemas.microsoft.com/office/word/2010/wordprocessingDrawing" xmlns:wp="http://schemas.openxmlformats.org/drawingml/2006/wordprocessingDrawing" xmlns:w10="urn:schemas-microsoft-com:office:word" xmlns:w="http://schemas.openxmlformats.org/wordprocessingml/2006/main" xmlns:w14="http://schemas.microsoft.com/office/word/2010/wordml" xmlns:w15="http://schemas.microsoft.com/office/word/2012/wordml" xmlns:w16cex="http://schemas.microsoft.com/office/word/2018/wordml/cex" xmlns:w16cid="http://schemas.microsoft.com/office/word/2016/wordml/cid" xmlns:w16="http://schemas.microsoft.com/office/word/2018/wordml" xmlns:w16du="http://schemas.microsoft.com/office/word/2023/wordml/word16du" xmlns:w16sdtdh="http://schemas.microsoft.com/office/word/2020/wordml/sdtdatahash" xmlns:w16sdtfl="http://schemas.microsoft.com/office/word/2024/wordml/sdtformatlock" xmlns:w16se="http://schemas.microsoft.com/office/word/2015/wordml/symex" xmlns:wpg="http://schemas.microsoft.com/office/word/2010/wordprocessingGroup" xmlns:wpi="http://schemas.microsoft.com/office/word/2010/wordprocessingInk" xmlns:wne="http://schemas.microsoft.com/office/word/2006/wordml" xmlns:wps="http://schemas.microsoft.com/office/word/2010/wordprocessingShape" mc:Ignorable="w14 w15 w16se w16cid w16 w16cex w16sdtdh w16sdtfl w16du wp14">
   <w:p>
     <w:pPr>
       <w:pStyle w:val="a3"/>
@@ -57902,7 +58384,7 @@
 </file>
 
 <file path=word/footer7.xml><?xml version="1.0" encoding="utf-8"?>
-<w:ftr xmlns:wpc="http://schemas.microsoft.com/office/word/2010/wordprocessingCanvas" xmlns:cx="http://schemas.microsoft.com/office/drawing/2014/chartex" xmlns:mc="http://schemas.openxmlformats.org/markup-compatibility/2006" xmlns:o="urn:schemas-microsoft-com:office:office" xmlns:r="http://schemas.openxmlformats.org/officeDocument/2006/relationships" xmlns:m="http://schemas.openxmlformats.org/officeDocument/2006/math" xmlns:v="urn:schemas-microsoft-com:vml" xmlns:wp14="http://schemas.microsoft.com/office/word/2010/wordprocessingDrawing" xmlns:wp="http://schemas.openxmlformats.org/drawingml/2006/wordprocessingDrawing" xmlns:w10="urn:schemas-microsoft-com:office:word" xmlns:w="http://schemas.openxmlformats.org/wordprocessingml/2006/main" xmlns:w14="http://schemas.microsoft.com/office/word/2010/wordml" xmlns:w15="http://schemas.microsoft.com/office/word/2012/wordml" xmlns:w16se="http://schemas.microsoft.com/office/word/2015/wordml/symex" xmlns:wpg="http://schemas.microsoft.com/office/word/2010/wordprocessingGroup" xmlns:wpi="http://schemas.microsoft.com/office/word/2010/wordprocessingInk" xmlns:wne="http://schemas.microsoft.com/office/word/2006/wordml" xmlns:wps="http://schemas.microsoft.com/office/word/2010/wordprocessingShape" mc:Ignorable="w14 w15 w16se wp14">
+<w:ftr xmlns:wpc="http://schemas.microsoft.com/office/word/2010/wordprocessingCanvas" xmlns:cx="http://schemas.microsoft.com/office/drawing/2014/chartex" xmlns:cx1="http://schemas.microsoft.com/office/drawing/2015/9/8/chartex" xmlns:cx2="http://schemas.microsoft.com/office/drawing/2015/10/21/chartex" xmlns:cx3="http://schemas.microsoft.com/office/drawing/2016/5/9/chartex" xmlns:cx4="http://schemas.microsoft.com/office/drawing/2016/5/10/chartex" xmlns:cx5="http://schemas.microsoft.com/office/drawing/2016/5/11/chartex" xmlns:cx6="http://schemas.microsoft.com/office/drawing/2016/5/12/chartex" xmlns:cx7="http://schemas.microsoft.com/office/drawing/2016/5/13/chartex" xmlns:cx8="http://schemas.microsoft.com/office/drawing/2016/5/14/chartex" xmlns:mc="http://schemas.openxmlformats.org/markup-compatibility/2006" xmlns:aink="http://schemas.microsoft.com/office/drawing/2016/ink" xmlns:am3d="http://schemas.microsoft.com/office/drawing/2017/model3d" xmlns:o="urn:schemas-microsoft-com:office:office" xmlns:oel="http://schemas.microsoft.com/office/2019/extlst" xmlns:r="http://schemas.openxmlformats.org/officeDocument/2006/relationships" xmlns:m="http://schemas.openxmlformats.org/officeDocument/2006/math" xmlns:v="urn:schemas-microsoft-com:vml" xmlns:wp14="http://schemas.microsoft.com/office/word/2010/wordprocessingDrawing" xmlns:wp="http://schemas.openxmlformats.org/drawingml/2006/wordprocessingDrawing" xmlns:w10="urn:schemas-microsoft-com:office:word" xmlns:w="http://schemas.openxmlformats.org/wordprocessingml/2006/main" xmlns:w14="http://schemas.microsoft.com/office/word/2010/wordml" xmlns:w15="http://schemas.microsoft.com/office/word/2012/wordml" xmlns:w16cex="http://schemas.microsoft.com/office/word/2018/wordml/cex" xmlns:w16cid="http://schemas.microsoft.com/office/word/2016/wordml/cid" xmlns:w16="http://schemas.microsoft.com/office/word/2018/wordml" xmlns:w16du="http://schemas.microsoft.com/office/word/2023/wordml/word16du" xmlns:w16sdtdh="http://schemas.microsoft.com/office/word/2020/wordml/sdtdatahash" xmlns:w16sdtfl="http://schemas.microsoft.com/office/word/2024/wordml/sdtformatlock" xmlns:w16se="http://schemas.microsoft.com/office/word/2015/wordml/symex" xmlns:wpg="http://schemas.microsoft.com/office/word/2010/wordprocessingGroup" xmlns:wpi="http://schemas.microsoft.com/office/word/2010/wordprocessingInk" xmlns:wne="http://schemas.microsoft.com/office/word/2006/wordml" xmlns:wps="http://schemas.microsoft.com/office/word/2010/wordprocessingShape" mc:Ignorable="w14 w15 w16se w16cid w16 w16cex w16sdtdh w16sdtfl w16du wp14">
   <w:p>
     <w:pPr>
       <w:pStyle w:val="a3"/>
@@ -57932,7 +58414,7 @@
 </file>
 
 <file path=word/footnotes.xml><?xml version="1.0" encoding="utf-8"?>
-<w:footnotes xmlns:wpc="http://schemas.microsoft.com/office/word/2010/wordprocessingCanvas" xmlns:cx="http://schemas.microsoft.com/office/drawing/2014/chartex" xmlns:mc="http://schemas.openxmlformats.org/markup-compatibility/2006" xmlns:o="urn:schemas-microsoft-com:office:office" xmlns:r="http://schemas.openxmlformats.org/officeDocument/2006/relationships" xmlns:m="http://schemas.openxmlformats.org/officeDocument/2006/math" xmlns:v="urn:schemas-microsoft-com:vml" xmlns:wp14="http://schemas.microsoft.com/office/word/2010/wordprocessingDrawing" xmlns:wp="http://schemas.openxmlformats.org/drawingml/2006/wordprocessingDrawing" xmlns:w10="urn:schemas-microsoft-com:office:word" xmlns:w="http://schemas.openxmlformats.org/wordprocessingml/2006/main" xmlns:w14="http://schemas.microsoft.com/office/word/2010/wordml" xmlns:w15="http://schemas.microsoft.com/office/word/2012/wordml" xmlns:w16se="http://schemas.microsoft.com/office/word/2015/wordml/symex" xmlns:wpg="http://schemas.microsoft.com/office/word/2010/wordprocessingGroup" xmlns:wpi="http://schemas.microsoft.com/office/word/2010/wordprocessingInk" xmlns:wne="http://schemas.microsoft.com/office/word/2006/wordml" xmlns:wps="http://schemas.microsoft.com/office/word/2010/wordprocessingShape" mc:Ignorable="w14 w15 w16se wp14">
+<w:footnotes xmlns:wpc="http://schemas.microsoft.com/office/word/2010/wordprocessingCanvas" xmlns:cx="http://schemas.microsoft.com/office/drawing/2014/chartex" xmlns:cx1="http://schemas.microsoft.com/office/drawing/2015/9/8/chartex" xmlns:cx2="http://schemas.microsoft.com/office/drawing/2015/10/21/chartex" xmlns:cx3="http://schemas.microsoft.com/office/drawing/2016/5/9/chartex" xmlns:cx4="http://schemas.microsoft.com/office/drawing/2016/5/10/chartex" xmlns:cx5="http://schemas.microsoft.com/office/drawing/2016/5/11/chartex" xmlns:cx6="http://schemas.microsoft.com/office/drawing/2016/5/12/chartex" xmlns:cx7="http://schemas.microsoft.com/office/drawing/2016/5/13/chartex" xmlns:cx8="http://schemas.microsoft.com/office/drawing/2016/5/14/chartex" xmlns:mc="http://schemas.openxmlformats.org/markup-compatibility/2006" xmlns:aink="http://schemas.microsoft.com/office/drawing/2016/ink" xmlns:am3d="http://schemas.microsoft.com/office/drawing/2017/model3d" xmlns:o="urn:schemas-microsoft-com:office:office" xmlns:oel="http://schemas.microsoft.com/office/2019/extlst" xmlns:r="http://schemas.openxmlformats.org/officeDocument/2006/relationships" xmlns:m="http://schemas.openxmlformats.org/officeDocument/2006/math" xmlns:v="urn:schemas-microsoft-com:vml" xmlns:wp14="http://schemas.microsoft.com/office/word/2010/wordprocessingDrawing" xmlns:wp="http://schemas.openxmlformats.org/drawingml/2006/wordprocessingDrawing" xmlns:w10="urn:schemas-microsoft-com:office:word" xmlns:w="http://schemas.openxmlformats.org/wordprocessingml/2006/main" xmlns:w14="http://schemas.microsoft.com/office/word/2010/wordml" xmlns:w15="http://schemas.microsoft.com/office/word/2012/wordml" xmlns:w16cex="http://schemas.microsoft.com/office/word/2018/wordml/cex" xmlns:w16cid="http://schemas.microsoft.com/office/word/2016/wordml/cid" xmlns:w16="http://schemas.microsoft.com/office/word/2018/wordml" xmlns:w16du="http://schemas.microsoft.com/office/word/2023/wordml/word16du" xmlns:w16sdtdh="http://schemas.microsoft.com/office/word/2020/wordml/sdtdatahash" xmlns:w16sdtfl="http://schemas.microsoft.com/office/word/2024/wordml/sdtformatlock" xmlns:w16se="http://schemas.microsoft.com/office/word/2015/wordml/symex" xmlns:wpg="http://schemas.microsoft.com/office/word/2010/wordprocessingGroup" xmlns:wpi="http://schemas.microsoft.com/office/word/2010/wordprocessingInk" xmlns:wne="http://schemas.microsoft.com/office/word/2006/wordml" xmlns:wps="http://schemas.microsoft.com/office/word/2010/wordprocessingShape" mc:Ignorable="w14 w15 w16se w16cid w16 w16cex w16sdtdh w16sdtfl w16du wp14">
   <w:footnote w:type="separator" w:id="-1">
     <w:p>
       <w:pPr>
@@ -57957,7 +58439,7 @@
 </file>
 
 <file path=word/header1.xml><?xml version="1.0" encoding="utf-8"?>
-<w:hdr xmlns:wpc="http://schemas.microsoft.com/office/word/2010/wordprocessingCanvas" xmlns:cx="http://schemas.microsoft.com/office/drawing/2014/chartex" xmlns:mc="http://schemas.openxmlformats.org/markup-compatibility/2006" xmlns:o="urn:schemas-microsoft-com:office:office" xmlns:r="http://schemas.openxmlformats.org/officeDocument/2006/relationships" xmlns:m="http://schemas.openxmlformats.org/officeDocument/2006/math" xmlns:v="urn:schemas-microsoft-com:vml" xmlns:wp14="http://schemas.microsoft.com/office/word/2010/wordprocessingDrawing" xmlns:wp="http://schemas.openxmlformats.org/drawingml/2006/wordprocessingDrawing" xmlns:w10="urn:schemas-microsoft-com:office:word" xmlns:w="http://schemas.openxmlformats.org/wordprocessingml/2006/main" xmlns:w14="http://schemas.microsoft.com/office/word/2010/wordml" xmlns:w15="http://schemas.microsoft.com/office/word/2012/wordml" xmlns:w16se="http://schemas.microsoft.com/office/word/2015/wordml/symex" xmlns:wpg="http://schemas.microsoft.com/office/word/2010/wordprocessingGroup" xmlns:wpi="http://schemas.microsoft.com/office/word/2010/wordprocessingInk" xmlns:wne="http://schemas.microsoft.com/office/word/2006/wordml" xmlns:wps="http://schemas.microsoft.com/office/word/2010/wordprocessingShape" mc:Ignorable="w14 w15 w16se wp14">
+<w:hdr xmlns:wpc="http://schemas.microsoft.com/office/word/2010/wordprocessingCanvas" xmlns:cx="http://schemas.microsoft.com/office/drawing/2014/chartex" xmlns:cx1="http://schemas.microsoft.com/office/drawing/2015/9/8/chartex" xmlns:cx2="http://schemas.microsoft.com/office/drawing/2015/10/21/chartex" xmlns:cx3="http://schemas.microsoft.com/office/drawing/2016/5/9/chartex" xmlns:cx4="http://schemas.microsoft.com/office/drawing/2016/5/10/chartex" xmlns:cx5="http://schemas.microsoft.com/office/drawing/2016/5/11/chartex" xmlns:cx6="http://schemas.microsoft.com/office/drawing/2016/5/12/chartex" xmlns:cx7="http://schemas.microsoft.com/office/drawing/2016/5/13/chartex" xmlns:cx8="http://schemas.microsoft.com/office/drawing/2016/5/14/chartex" xmlns:mc="http://schemas.openxmlformats.org/markup-compatibility/2006" xmlns:aink="http://schemas.microsoft.com/office/drawing/2016/ink" xmlns:am3d="http://schemas.microsoft.com/office/drawing/2017/model3d" xmlns:o="urn:schemas-microsoft-com:office:office" xmlns:oel="http://schemas.microsoft.com/office/2019/extlst" xmlns:r="http://schemas.openxmlformats.org/officeDocument/2006/relationships" xmlns:m="http://schemas.openxmlformats.org/officeDocument/2006/math" xmlns:v="urn:schemas-microsoft-com:vml" xmlns:wp14="http://schemas.microsoft.com/office/word/2010/wordprocessingDrawing" xmlns:wp="http://schemas.openxmlformats.org/drawingml/2006/wordprocessingDrawing" xmlns:w10="urn:schemas-microsoft-com:office:word" xmlns:w="http://schemas.openxmlformats.org/wordprocessingml/2006/main" xmlns:w14="http://schemas.microsoft.com/office/word/2010/wordml" xmlns:w15="http://schemas.microsoft.com/office/word/2012/wordml" xmlns:w16cex="http://schemas.microsoft.com/office/word/2018/wordml/cex" xmlns:w16cid="http://schemas.microsoft.com/office/word/2016/wordml/cid" xmlns:w16="http://schemas.microsoft.com/office/word/2018/wordml" xmlns:w16du="http://schemas.microsoft.com/office/word/2023/wordml/word16du" xmlns:w16sdtdh="http://schemas.microsoft.com/office/word/2020/wordml/sdtdatahash" xmlns:w16sdtfl="http://schemas.microsoft.com/office/word/2024/wordml/sdtformatlock" xmlns:w16se="http://schemas.microsoft.com/office/word/2015/wordml/symex" xmlns:wpg="http://schemas.microsoft.com/office/word/2010/wordprocessingGroup" xmlns:wpi="http://schemas.microsoft.com/office/word/2010/wordprocessingInk" xmlns:wne="http://schemas.microsoft.com/office/word/2006/wordml" xmlns:wps="http://schemas.microsoft.com/office/word/2010/wordprocessingShape" mc:Ignorable="w14 w15 w16se w16cid w16 w16cex w16sdtdh w16sdtfl w16du wp14">
   <w:p>
     <w:pPr>
       <w:pStyle w:val="a7"/>
@@ -57967,7 +58449,7 @@
 </file>
 
 <file path=word/header10.xml><?xml version="1.0" encoding="utf-8"?>
-<w:hdr xmlns:wpc="http://schemas.microsoft.com/office/word/2010/wordprocessingCanvas" xmlns:cx="http://schemas.microsoft.com/office/drawing/2014/chartex" xmlns:mc="http://schemas.openxmlformats.org/markup-compatibility/2006" xmlns:o="urn:schemas-microsoft-com:office:office" xmlns:r="http://schemas.openxmlformats.org/officeDocument/2006/relationships" xmlns:m="http://schemas.openxmlformats.org/officeDocument/2006/math" xmlns:v="urn:schemas-microsoft-com:vml" xmlns:wp14="http://schemas.microsoft.com/office/word/2010/wordprocessingDrawing" xmlns:wp="http://schemas.openxmlformats.org/drawingml/2006/wordprocessingDrawing" xmlns:w10="urn:schemas-microsoft-com:office:word" xmlns:w="http://schemas.openxmlformats.org/wordprocessingml/2006/main" xmlns:w14="http://schemas.microsoft.com/office/word/2010/wordml" xmlns:w15="http://schemas.microsoft.com/office/word/2012/wordml" xmlns:w16se="http://schemas.microsoft.com/office/word/2015/wordml/symex" xmlns:wpg="http://schemas.microsoft.com/office/word/2010/wordprocessingGroup" xmlns:wpi="http://schemas.microsoft.com/office/word/2010/wordprocessingInk" xmlns:wne="http://schemas.microsoft.com/office/word/2006/wordml" xmlns:wps="http://schemas.microsoft.com/office/word/2010/wordprocessingShape" mc:Ignorable="w14 w15 w16se wp14">
+<w:hdr xmlns:wpc="http://schemas.microsoft.com/office/word/2010/wordprocessingCanvas" xmlns:cx="http://schemas.microsoft.com/office/drawing/2014/chartex" xmlns:cx1="http://schemas.microsoft.com/office/drawing/2015/9/8/chartex" xmlns:cx2="http://schemas.microsoft.com/office/drawing/2015/10/21/chartex" xmlns:cx3="http://schemas.microsoft.com/office/drawing/2016/5/9/chartex" xmlns:cx4="http://schemas.microsoft.com/office/drawing/2016/5/10/chartex" xmlns:cx5="http://schemas.microsoft.com/office/drawing/2016/5/11/chartex" xmlns:cx6="http://schemas.microsoft.com/office/drawing/2016/5/12/chartex" xmlns:cx7="http://schemas.microsoft.com/office/drawing/2016/5/13/chartex" xmlns:cx8="http://schemas.microsoft.com/office/drawing/2016/5/14/chartex" xmlns:mc="http://schemas.openxmlformats.org/markup-compatibility/2006" xmlns:aink="http://schemas.microsoft.com/office/drawing/2016/ink" xmlns:am3d="http://schemas.microsoft.com/office/drawing/2017/model3d" xmlns:o="urn:schemas-microsoft-com:office:office" xmlns:oel="http://schemas.microsoft.com/office/2019/extlst" xmlns:r="http://schemas.openxmlformats.org/officeDocument/2006/relationships" xmlns:m="http://schemas.openxmlformats.org/officeDocument/2006/math" xmlns:v="urn:schemas-microsoft-com:vml" xmlns:wp14="http://schemas.microsoft.com/office/word/2010/wordprocessingDrawing" xmlns:wp="http://schemas.openxmlformats.org/drawingml/2006/wordprocessingDrawing" xmlns:w10="urn:schemas-microsoft-com:office:word" xmlns:w="http://schemas.openxmlformats.org/wordprocessingml/2006/main" xmlns:w14="http://schemas.microsoft.com/office/word/2010/wordml" xmlns:w15="http://schemas.microsoft.com/office/word/2012/wordml" xmlns:w16cex="http://schemas.microsoft.com/office/word/2018/wordml/cex" xmlns:w16cid="http://schemas.microsoft.com/office/word/2016/wordml/cid" xmlns:w16="http://schemas.microsoft.com/office/word/2018/wordml" xmlns:w16du="http://schemas.microsoft.com/office/word/2023/wordml/word16du" xmlns:w16sdtdh="http://schemas.microsoft.com/office/word/2020/wordml/sdtdatahash" xmlns:w16sdtfl="http://schemas.microsoft.com/office/word/2024/wordml/sdtformatlock" xmlns:w16se="http://schemas.microsoft.com/office/word/2015/wordml/symex" xmlns:wpg="http://schemas.microsoft.com/office/word/2010/wordprocessingGroup" xmlns:wpi="http://schemas.microsoft.com/office/word/2010/wordprocessingInk" xmlns:wne="http://schemas.microsoft.com/office/word/2006/wordml" xmlns:wps="http://schemas.microsoft.com/office/word/2010/wordprocessingShape" mc:Ignorable="w14 w15 w16se w16cid w16 w16cex w16sdtdh w16sdtfl w16du wp14">
   <w:p>
     <w:pPr>
       <w:pStyle w:val="a7"/>
@@ -58091,7 +58573,7 @@
 </file>
 
 <file path=word/header11.xml><?xml version="1.0" encoding="utf-8"?>
-<w:hdr xmlns:wpc="http://schemas.microsoft.com/office/word/2010/wordprocessingCanvas" xmlns:cx="http://schemas.microsoft.com/office/drawing/2014/chartex" xmlns:mc="http://schemas.openxmlformats.org/markup-compatibility/2006" xmlns:o="urn:schemas-microsoft-com:office:office" xmlns:r="http://schemas.openxmlformats.org/officeDocument/2006/relationships" xmlns:m="http://schemas.openxmlformats.org/officeDocument/2006/math" xmlns:v="urn:schemas-microsoft-com:vml" xmlns:wp14="http://schemas.microsoft.com/office/word/2010/wordprocessingDrawing" xmlns:wp="http://schemas.openxmlformats.org/drawingml/2006/wordprocessingDrawing" xmlns:w10="urn:schemas-microsoft-com:office:word" xmlns:w="http://schemas.openxmlformats.org/wordprocessingml/2006/main" xmlns:w14="http://schemas.microsoft.com/office/word/2010/wordml" xmlns:w15="http://schemas.microsoft.com/office/word/2012/wordml" xmlns:w16se="http://schemas.microsoft.com/office/word/2015/wordml/symex" xmlns:wpg="http://schemas.microsoft.com/office/word/2010/wordprocessingGroup" xmlns:wpi="http://schemas.microsoft.com/office/word/2010/wordprocessingInk" xmlns:wne="http://schemas.microsoft.com/office/word/2006/wordml" xmlns:wps="http://schemas.microsoft.com/office/word/2010/wordprocessingShape" mc:Ignorable="w14 w15 w16se wp14">
+<w:hdr xmlns:wpc="http://schemas.microsoft.com/office/word/2010/wordprocessingCanvas" xmlns:cx="http://schemas.microsoft.com/office/drawing/2014/chartex" xmlns:cx1="http://schemas.microsoft.com/office/drawing/2015/9/8/chartex" xmlns:cx2="http://schemas.microsoft.com/office/drawing/2015/10/21/chartex" xmlns:cx3="http://schemas.microsoft.com/office/drawing/2016/5/9/chartex" xmlns:cx4="http://schemas.microsoft.com/office/drawing/2016/5/10/chartex" xmlns:cx5="http://schemas.microsoft.com/office/drawing/2016/5/11/chartex" xmlns:cx6="http://schemas.microsoft.com/office/drawing/2016/5/12/chartex" xmlns:cx7="http://schemas.microsoft.com/office/drawing/2016/5/13/chartex" xmlns:cx8="http://schemas.microsoft.com/office/drawing/2016/5/14/chartex" xmlns:mc="http://schemas.openxmlformats.org/markup-compatibility/2006" xmlns:aink="http://schemas.microsoft.com/office/drawing/2016/ink" xmlns:am3d="http://schemas.microsoft.com/office/drawing/2017/model3d" xmlns:o="urn:schemas-microsoft-com:office:office" xmlns:oel="http://schemas.microsoft.com/office/2019/extlst" xmlns:r="http://schemas.openxmlformats.org/officeDocument/2006/relationships" xmlns:m="http://schemas.openxmlformats.org/officeDocument/2006/math" xmlns:v="urn:schemas-microsoft-com:vml" xmlns:wp14="http://schemas.microsoft.com/office/word/2010/wordprocessingDrawing" xmlns:wp="http://schemas.openxmlformats.org/drawingml/2006/wordprocessingDrawing" xmlns:w10="urn:schemas-microsoft-com:office:word" xmlns:w="http://schemas.openxmlformats.org/wordprocessingml/2006/main" xmlns:w14="http://schemas.microsoft.com/office/word/2010/wordml" xmlns:w15="http://schemas.microsoft.com/office/word/2012/wordml" xmlns:w16cex="http://schemas.microsoft.com/office/word/2018/wordml/cex" xmlns:w16cid="http://schemas.microsoft.com/office/word/2016/wordml/cid" xmlns:w16="http://schemas.microsoft.com/office/word/2018/wordml" xmlns:w16du="http://schemas.microsoft.com/office/word/2023/wordml/word16du" xmlns:w16sdtdh="http://schemas.microsoft.com/office/word/2020/wordml/sdtdatahash" xmlns:w16sdtfl="http://schemas.microsoft.com/office/word/2024/wordml/sdtformatlock" xmlns:w16se="http://schemas.microsoft.com/office/word/2015/wordml/symex" xmlns:wpg="http://schemas.microsoft.com/office/word/2010/wordprocessingGroup" xmlns:wpi="http://schemas.microsoft.com/office/word/2010/wordprocessingInk" xmlns:wne="http://schemas.microsoft.com/office/word/2006/wordml" xmlns:wps="http://schemas.microsoft.com/office/word/2010/wordprocessingShape" mc:Ignorable="w14 w15 w16se w16cid w16 w16cex w16sdtdh w16sdtfl w16du wp14">
   <w:p>
     <w:pPr>
       <w:pStyle w:val="a7"/>
@@ -58195,7 +58677,7 @@
 </file>
 
 <file path=word/header12.xml><?xml version="1.0" encoding="utf-8"?>
-<w:hdr xmlns:wpc="http://schemas.microsoft.com/office/word/2010/wordprocessingCanvas" xmlns:cx="http://schemas.microsoft.com/office/drawing/2014/chartex" xmlns:mc="http://schemas.openxmlformats.org/markup-compatibility/2006" xmlns:o="urn:schemas-microsoft-com:office:office" xmlns:r="http://schemas.openxmlformats.org/officeDocument/2006/relationships" xmlns:m="http://schemas.openxmlformats.org/officeDocument/2006/math" xmlns:v="urn:schemas-microsoft-com:vml" xmlns:wp14="http://schemas.microsoft.com/office/word/2010/wordprocessingDrawing" xmlns:wp="http://schemas.openxmlformats.org/drawingml/2006/wordprocessingDrawing" xmlns:w10="urn:schemas-microsoft-com:office:word" xmlns:w="http://schemas.openxmlformats.org/wordprocessingml/2006/main" xmlns:w14="http://schemas.microsoft.com/office/word/2010/wordml" xmlns:w15="http://schemas.microsoft.com/office/word/2012/wordml" xmlns:w16se="http://schemas.microsoft.com/office/word/2015/wordml/symex" xmlns:wpg="http://schemas.microsoft.com/office/word/2010/wordprocessingGroup" xmlns:wpi="http://schemas.microsoft.com/office/word/2010/wordprocessingInk" xmlns:wne="http://schemas.microsoft.com/office/word/2006/wordml" xmlns:wps="http://schemas.microsoft.com/office/word/2010/wordprocessingShape" mc:Ignorable="w14 w15 w16se wp14">
+<w:hdr xmlns:wpc="http://schemas.microsoft.com/office/word/2010/wordprocessingCanvas" xmlns:cx="http://schemas.microsoft.com/office/drawing/2014/chartex" xmlns:cx1="http://schemas.microsoft.com/office/drawing/2015/9/8/chartex" xmlns:cx2="http://schemas.microsoft.com/office/drawing/2015/10/21/chartex" xmlns:cx3="http://schemas.microsoft.com/office/drawing/2016/5/9/chartex" xmlns:cx4="http://schemas.microsoft.com/office/drawing/2016/5/10/chartex" xmlns:cx5="http://schemas.microsoft.com/office/drawing/2016/5/11/chartex" xmlns:cx6="http://schemas.microsoft.com/office/drawing/2016/5/12/chartex" xmlns:cx7="http://schemas.microsoft.com/office/drawing/2016/5/13/chartex" xmlns:cx8="http://schemas.microsoft.com/office/drawing/2016/5/14/chartex" xmlns:mc="http://schemas.openxmlformats.org/markup-compatibility/2006" xmlns:aink="http://schemas.microsoft.com/office/drawing/2016/ink" xmlns:am3d="http://schemas.microsoft.com/office/drawing/2017/model3d" xmlns:o="urn:schemas-microsoft-com:office:office" xmlns:oel="http://schemas.microsoft.com/office/2019/extlst" xmlns:r="http://schemas.openxmlformats.org/officeDocument/2006/relationships" xmlns:m="http://schemas.openxmlformats.org/officeDocument/2006/math" xmlns:v="urn:schemas-microsoft-com:vml" xmlns:wp14="http://schemas.microsoft.com/office/word/2010/wordprocessingDrawing" xmlns:wp="http://schemas.openxmlformats.org/drawingml/2006/wordprocessingDrawing" xmlns:w10="urn:schemas-microsoft-com:office:word" xmlns:w="http://schemas.openxmlformats.org/wordprocessingml/2006/main" xmlns:w14="http://schemas.microsoft.com/office/word/2010/wordml" xmlns:w15="http://schemas.microsoft.com/office/word/2012/wordml" xmlns:w16cex="http://schemas.microsoft.com/office/word/2018/wordml/cex" xmlns:w16cid="http://schemas.microsoft.com/office/word/2016/wordml/cid" xmlns:w16="http://schemas.microsoft.com/office/word/2018/wordml" xmlns:w16du="http://schemas.microsoft.com/office/word/2023/wordml/word16du" xmlns:w16sdtdh="http://schemas.microsoft.com/office/word/2020/wordml/sdtdatahash" xmlns:w16sdtfl="http://schemas.microsoft.com/office/word/2024/wordml/sdtformatlock" xmlns:w16se="http://schemas.microsoft.com/office/word/2015/wordml/symex" xmlns:wpg="http://schemas.microsoft.com/office/word/2010/wordprocessingGroup" xmlns:wpi="http://schemas.microsoft.com/office/word/2010/wordprocessingInk" xmlns:wne="http://schemas.microsoft.com/office/word/2006/wordml" xmlns:wps="http://schemas.microsoft.com/office/word/2010/wordprocessingShape" mc:Ignorable="w14 w15 w16se w16cid w16 w16cex w16sdtdh w16sdtfl w16du wp14">
   <w:p>
     <w:pPr>
       <w:pStyle w:val="a7"/>
@@ -58312,7 +58794,7 @@
 </file>
 
 <file path=word/header13.xml><?xml version="1.0" encoding="utf-8"?>
-<w:hdr xmlns:wpc="http://schemas.microsoft.com/office/word/2010/wordprocessingCanvas" xmlns:cx="http://schemas.microsoft.com/office/drawing/2014/chartex" xmlns:mc="http://schemas.openxmlformats.org/markup-compatibility/2006" xmlns:o="urn:schemas-microsoft-com:office:office" xmlns:r="http://schemas.openxmlformats.org/officeDocument/2006/relationships" xmlns:m="http://schemas.openxmlformats.org/officeDocument/2006/math" xmlns:v="urn:schemas-microsoft-com:vml" xmlns:wp14="http://schemas.microsoft.com/office/word/2010/wordprocessingDrawing" xmlns:wp="http://schemas.openxmlformats.org/drawingml/2006/wordprocessingDrawing" xmlns:w10="urn:schemas-microsoft-com:office:word" xmlns:w="http://schemas.openxmlformats.org/wordprocessingml/2006/main" xmlns:w14="http://schemas.microsoft.com/office/word/2010/wordml" xmlns:w15="http://schemas.microsoft.com/office/word/2012/wordml" xmlns:w16se="http://schemas.microsoft.com/office/word/2015/wordml/symex" xmlns:wpg="http://schemas.microsoft.com/office/word/2010/wordprocessingGroup" xmlns:wpi="http://schemas.microsoft.com/office/word/2010/wordprocessingInk" xmlns:wne="http://schemas.microsoft.com/office/word/2006/wordml" xmlns:wps="http://schemas.microsoft.com/office/word/2010/wordprocessingShape" mc:Ignorable="w14 w15 w16se wp14">
+<w:hdr xmlns:wpc="http://schemas.microsoft.com/office/word/2010/wordprocessingCanvas" xmlns:cx="http://schemas.microsoft.com/office/drawing/2014/chartex" xmlns:cx1="http://schemas.microsoft.com/office/drawing/2015/9/8/chartex" xmlns:cx2="http://schemas.microsoft.com/office/drawing/2015/10/21/chartex" xmlns:cx3="http://schemas.microsoft.com/office/drawing/2016/5/9/chartex" xmlns:cx4="http://schemas.microsoft.com/office/drawing/2016/5/10/chartex" xmlns:cx5="http://schemas.microsoft.com/office/drawing/2016/5/11/chartex" xmlns:cx6="http://schemas.microsoft.com/office/drawing/2016/5/12/chartex" xmlns:cx7="http://schemas.microsoft.com/office/drawing/2016/5/13/chartex" xmlns:cx8="http://schemas.microsoft.com/office/drawing/2016/5/14/chartex" xmlns:mc="http://schemas.openxmlformats.org/markup-compatibility/2006" xmlns:aink="http://schemas.microsoft.com/office/drawing/2016/ink" xmlns:am3d="http://schemas.microsoft.com/office/drawing/2017/model3d" xmlns:o="urn:schemas-microsoft-com:office:office" xmlns:oel="http://schemas.microsoft.com/office/2019/extlst" xmlns:r="http://schemas.openxmlformats.org/officeDocument/2006/relationships" xmlns:m="http://schemas.openxmlformats.org/officeDocument/2006/math" xmlns:v="urn:schemas-microsoft-com:vml" xmlns:wp14="http://schemas.microsoft.com/office/word/2010/wordprocessingDrawing" xmlns:wp="http://schemas.openxmlformats.org/drawingml/2006/wordprocessingDrawing" xmlns:w10="urn:schemas-microsoft-com:office:word" xmlns:w="http://schemas.openxmlformats.org/wordprocessingml/2006/main" xmlns:w14="http://schemas.microsoft.com/office/word/2010/wordml" xmlns:w15="http://schemas.microsoft.com/office/word/2012/wordml" xmlns:w16cex="http://schemas.microsoft.com/office/word/2018/wordml/cex" xmlns:w16cid="http://schemas.microsoft.com/office/word/2016/wordml/cid" xmlns:w16="http://schemas.microsoft.com/office/word/2018/wordml" xmlns:w16du="http://schemas.microsoft.com/office/word/2023/wordml/word16du" xmlns:w16sdtdh="http://schemas.microsoft.com/office/word/2020/wordml/sdtdatahash" xmlns:w16sdtfl="http://schemas.microsoft.com/office/word/2024/wordml/sdtformatlock" xmlns:w16se="http://schemas.microsoft.com/office/word/2015/wordml/symex" xmlns:wpg="http://schemas.microsoft.com/office/word/2010/wordprocessingGroup" xmlns:wpi="http://schemas.microsoft.com/office/word/2010/wordprocessingInk" xmlns:wne="http://schemas.microsoft.com/office/word/2006/wordml" xmlns:wps="http://schemas.microsoft.com/office/word/2010/wordprocessingShape" mc:Ignorable="w14 w15 w16se w16cid w16 w16cex w16sdtdh w16sdtfl w16du wp14">
   <w:p>
     <w:pPr>
       <w:pStyle w:val="a7"/>
@@ -58445,7 +58927,7 @@
 </file>
 
 <file path=word/header14.xml><?xml version="1.0" encoding="utf-8"?>
-<w:hdr xmlns:wpc="http://schemas.microsoft.com/office/word/2010/wordprocessingCanvas" xmlns:cx="http://schemas.microsoft.com/office/drawing/2014/chartex" xmlns:mc="http://schemas.openxmlformats.org/markup-compatibility/2006" xmlns:o="urn:schemas-microsoft-com:office:office" xmlns:r="http://schemas.openxmlformats.org/officeDocument/2006/relationships" xmlns:m="http://schemas.openxmlformats.org/officeDocument/2006/math" xmlns:v="urn:schemas-microsoft-com:vml" xmlns:wp14="http://schemas.microsoft.com/office/word/2010/wordprocessingDrawing" xmlns:wp="http://schemas.openxmlformats.org/drawingml/2006/wordprocessingDrawing" xmlns:w10="urn:schemas-microsoft-com:office:word" xmlns:w="http://schemas.openxmlformats.org/wordprocessingml/2006/main" xmlns:w14="http://schemas.microsoft.com/office/word/2010/wordml" xmlns:w15="http://schemas.microsoft.com/office/word/2012/wordml" xmlns:w16se="http://schemas.microsoft.com/office/word/2015/wordml/symex" xmlns:wpg="http://schemas.microsoft.com/office/word/2010/wordprocessingGroup" xmlns:wpi="http://schemas.microsoft.com/office/word/2010/wordprocessingInk" xmlns:wne="http://schemas.microsoft.com/office/word/2006/wordml" xmlns:wps="http://schemas.microsoft.com/office/word/2010/wordprocessingShape" mc:Ignorable="w14 w15 w16se wp14">
+<w:hdr xmlns:wpc="http://schemas.microsoft.com/office/word/2010/wordprocessingCanvas" xmlns:cx="http://schemas.microsoft.com/office/drawing/2014/chartex" xmlns:cx1="http://schemas.microsoft.com/office/drawing/2015/9/8/chartex" xmlns:cx2="http://schemas.microsoft.com/office/drawing/2015/10/21/chartex" xmlns:cx3="http://schemas.microsoft.com/office/drawing/2016/5/9/chartex" xmlns:cx4="http://schemas.microsoft.com/office/drawing/2016/5/10/chartex" xmlns:cx5="http://schemas.microsoft.com/office/drawing/2016/5/11/chartex" xmlns:cx6="http://schemas.microsoft.com/office/drawing/2016/5/12/chartex" xmlns:cx7="http://schemas.microsoft.com/office/drawing/2016/5/13/chartex" xmlns:cx8="http://schemas.microsoft.com/office/drawing/2016/5/14/chartex" xmlns:mc="http://schemas.openxmlformats.org/markup-compatibility/2006" xmlns:aink="http://schemas.microsoft.com/office/drawing/2016/ink" xmlns:am3d="http://schemas.microsoft.com/office/drawing/2017/model3d" xmlns:o="urn:schemas-microsoft-com:office:office" xmlns:oel="http://schemas.microsoft.com/office/2019/extlst" xmlns:r="http://schemas.openxmlformats.org/officeDocument/2006/relationships" xmlns:m="http://schemas.openxmlformats.org/officeDocument/2006/math" xmlns:v="urn:schemas-microsoft-com:vml" xmlns:wp14="http://schemas.microsoft.com/office/word/2010/wordprocessingDrawing" xmlns:wp="http://schemas.openxmlformats.org/drawingml/2006/wordprocessingDrawing" xmlns:w10="urn:schemas-microsoft-com:office:word" xmlns:w="http://schemas.openxmlformats.org/wordprocessingml/2006/main" xmlns:w14="http://schemas.microsoft.com/office/word/2010/wordml" xmlns:w15="http://schemas.microsoft.com/office/word/2012/wordml" xmlns:w16cex="http://schemas.microsoft.com/office/word/2018/wordml/cex" xmlns:w16cid="http://schemas.microsoft.com/office/word/2016/wordml/cid" xmlns:w16="http://schemas.microsoft.com/office/word/2018/wordml" xmlns:w16du="http://schemas.microsoft.com/office/word/2023/wordml/word16du" xmlns:w16sdtdh="http://schemas.microsoft.com/office/word/2020/wordml/sdtdatahash" xmlns:w16sdtfl="http://schemas.microsoft.com/office/word/2024/wordml/sdtformatlock" xmlns:w16se="http://schemas.microsoft.com/office/word/2015/wordml/symex" xmlns:wpg="http://schemas.microsoft.com/office/word/2010/wordprocessingGroup" xmlns:wpi="http://schemas.microsoft.com/office/word/2010/wordprocessingInk" xmlns:wne="http://schemas.microsoft.com/office/word/2006/wordml" xmlns:wps="http://schemas.microsoft.com/office/word/2010/wordprocessingShape" mc:Ignorable="w14 w15 w16se w16cid w16 w16cex w16sdtdh w16sdtfl w16du wp14">
   <w:p>
     <w:pPr>
       <w:pStyle w:val="a7"/>
@@ -58549,7 +59031,7 @@
         <w:noProof/>
         <w:u w:val="none"/>
       </w:rPr>
-      <w:t>独创性声明</w:t>
+      <w:t>学位论文数据集</w:t>
     </w:r>
     <w:r>
       <w:rPr>
@@ -58562,7 +59044,7 @@
 </file>
 
 <file path=word/header2.xml><?xml version="1.0" encoding="utf-8"?>
-<w:hdr xmlns:wpc="http://schemas.microsoft.com/office/word/2010/wordprocessingCanvas" xmlns:cx="http://schemas.microsoft.com/office/drawing/2014/chartex" xmlns:mc="http://schemas.openxmlformats.org/markup-compatibility/2006" xmlns:o="urn:schemas-microsoft-com:office:office" xmlns:r="http://schemas.openxmlformats.org/officeDocument/2006/relationships" xmlns:m="http://schemas.openxmlformats.org/officeDocument/2006/math" xmlns:v="urn:schemas-microsoft-com:vml" xmlns:wp14="http://schemas.microsoft.com/office/word/2010/wordprocessingDrawing" xmlns:wp="http://schemas.openxmlformats.org/drawingml/2006/wordprocessingDrawing" xmlns:w10="urn:schemas-microsoft-com:office:word" xmlns:w="http://schemas.openxmlformats.org/wordprocessingml/2006/main" xmlns:w14="http://schemas.microsoft.com/office/word/2010/wordml" xmlns:w15="http://schemas.microsoft.com/office/word/2012/wordml" xmlns:w16se="http://schemas.microsoft.com/office/word/2015/wordml/symex" xmlns:wpg="http://schemas.microsoft.com/office/word/2010/wordprocessingGroup" xmlns:wpi="http://schemas.microsoft.com/office/word/2010/wordprocessingInk" xmlns:wne="http://schemas.microsoft.com/office/word/2006/wordml" xmlns:wps="http://schemas.microsoft.com/office/word/2010/wordprocessingShape" mc:Ignorable="w14 w15 w16se wp14">
+<w:hdr xmlns:wpc="http://schemas.microsoft.com/office/word/2010/wordprocessingCanvas" xmlns:cx="http://schemas.microsoft.com/office/drawing/2014/chartex" xmlns:cx1="http://schemas.microsoft.com/office/drawing/2015/9/8/chartex" xmlns:cx2="http://schemas.microsoft.com/office/drawing/2015/10/21/chartex" xmlns:cx3="http://schemas.microsoft.com/office/drawing/2016/5/9/chartex" xmlns:cx4="http://schemas.microsoft.com/office/drawing/2016/5/10/chartex" xmlns:cx5="http://schemas.microsoft.com/office/drawing/2016/5/11/chartex" xmlns:cx6="http://schemas.microsoft.com/office/drawing/2016/5/12/chartex" xmlns:cx7="http://schemas.microsoft.com/office/drawing/2016/5/13/chartex" xmlns:cx8="http://schemas.microsoft.com/office/drawing/2016/5/14/chartex" xmlns:mc="http://schemas.openxmlformats.org/markup-compatibility/2006" xmlns:aink="http://schemas.microsoft.com/office/drawing/2016/ink" xmlns:am3d="http://schemas.microsoft.com/office/drawing/2017/model3d" xmlns:o="urn:schemas-microsoft-com:office:office" xmlns:oel="http://schemas.microsoft.com/office/2019/extlst" xmlns:r="http://schemas.openxmlformats.org/officeDocument/2006/relationships" xmlns:m="http://schemas.openxmlformats.org/officeDocument/2006/math" xmlns:v="urn:schemas-microsoft-com:vml" xmlns:wp14="http://schemas.microsoft.com/office/word/2010/wordprocessingDrawing" xmlns:wp="http://schemas.openxmlformats.org/drawingml/2006/wordprocessingDrawing" xmlns:w10="urn:schemas-microsoft-com:office:word" xmlns:w="http://schemas.openxmlformats.org/wordprocessingml/2006/main" xmlns:w14="http://schemas.microsoft.com/office/word/2010/wordml" xmlns:w15="http://schemas.microsoft.com/office/word/2012/wordml" xmlns:w16cex="http://schemas.microsoft.com/office/word/2018/wordml/cex" xmlns:w16cid="http://schemas.microsoft.com/office/word/2016/wordml/cid" xmlns:w16="http://schemas.microsoft.com/office/word/2018/wordml" xmlns:w16du="http://schemas.microsoft.com/office/word/2023/wordml/word16du" xmlns:w16sdtdh="http://schemas.microsoft.com/office/word/2020/wordml/sdtdatahash" xmlns:w16sdtfl="http://schemas.microsoft.com/office/word/2024/wordml/sdtformatlock" xmlns:w16se="http://schemas.microsoft.com/office/word/2015/wordml/symex" xmlns:wpg="http://schemas.microsoft.com/office/word/2010/wordprocessingGroup" xmlns:wpi="http://schemas.microsoft.com/office/word/2010/wordprocessingInk" xmlns:wne="http://schemas.microsoft.com/office/word/2006/wordml" xmlns:wps="http://schemas.microsoft.com/office/word/2010/wordprocessingShape" mc:Ignorable="w14 w15 w16se w16cid w16 w16cex w16sdtdh w16sdtfl w16du wp14">
   <w:p>
     <w:pPr>
       <w:pStyle w:val="a7"/>
@@ -58572,7 +59054,7 @@
 </file>
 
 <file path=word/header3.xml><?xml version="1.0" encoding="utf-8"?>
-<w:hdr xmlns:wpc="http://schemas.microsoft.com/office/word/2010/wordprocessingCanvas" xmlns:cx="http://schemas.microsoft.com/office/drawing/2014/chartex" xmlns:mc="http://schemas.openxmlformats.org/markup-compatibility/2006" xmlns:o="urn:schemas-microsoft-com:office:office" xmlns:r="http://schemas.openxmlformats.org/officeDocument/2006/relationships" xmlns:m="http://schemas.openxmlformats.org/officeDocument/2006/math" xmlns:v="urn:schemas-microsoft-com:vml" xmlns:wp14="http://schemas.microsoft.com/office/word/2010/wordprocessingDrawing" xmlns:wp="http://schemas.openxmlformats.org/drawingml/2006/wordprocessingDrawing" xmlns:w10="urn:schemas-microsoft-com:office:word" xmlns:w="http://schemas.openxmlformats.org/wordprocessingml/2006/main" xmlns:w14="http://schemas.microsoft.com/office/word/2010/wordml" xmlns:w15="http://schemas.microsoft.com/office/word/2012/wordml" xmlns:w16se="http://schemas.microsoft.com/office/word/2015/wordml/symex" xmlns:wpg="http://schemas.microsoft.com/office/word/2010/wordprocessingGroup" xmlns:wpi="http://schemas.microsoft.com/office/word/2010/wordprocessingInk" xmlns:wne="http://schemas.microsoft.com/office/word/2006/wordml" xmlns:wps="http://schemas.microsoft.com/office/word/2010/wordprocessingShape" mc:Ignorable="w14 w15 w16se wp14">
+<w:hdr xmlns:wpc="http://schemas.microsoft.com/office/word/2010/wordprocessingCanvas" xmlns:cx="http://schemas.microsoft.com/office/drawing/2014/chartex" xmlns:cx1="http://schemas.microsoft.com/office/drawing/2015/9/8/chartex" xmlns:cx2="http://schemas.microsoft.com/office/drawing/2015/10/21/chartex" xmlns:cx3="http://schemas.microsoft.com/office/drawing/2016/5/9/chartex" xmlns:cx4="http://schemas.microsoft.com/office/drawing/2016/5/10/chartex" xmlns:cx5="http://schemas.microsoft.com/office/drawing/2016/5/11/chartex" xmlns:cx6="http://schemas.microsoft.com/office/drawing/2016/5/12/chartex" xmlns:cx7="http://schemas.microsoft.com/office/drawing/2016/5/13/chartex" xmlns:cx8="http://schemas.microsoft.com/office/drawing/2016/5/14/chartex" xmlns:mc="http://schemas.openxmlformats.org/markup-compatibility/2006" xmlns:aink="http://schemas.microsoft.com/office/drawing/2016/ink" xmlns:am3d="http://schemas.microsoft.com/office/drawing/2017/model3d" xmlns:o="urn:schemas-microsoft-com:office:office" xmlns:oel="http://schemas.microsoft.com/office/2019/extlst" xmlns:r="http://schemas.openxmlformats.org/officeDocument/2006/relationships" xmlns:m="http://schemas.openxmlformats.org/officeDocument/2006/math" xmlns:v="urn:schemas-microsoft-com:vml" xmlns:wp14="http://schemas.microsoft.com/office/word/2010/wordprocessingDrawing" xmlns:wp="http://schemas.openxmlformats.org/drawingml/2006/wordprocessingDrawing" xmlns:w10="urn:schemas-microsoft-com:office:word" xmlns:w="http://schemas.openxmlformats.org/wordprocessingml/2006/main" xmlns:w14="http://schemas.microsoft.com/office/word/2010/wordml" xmlns:w15="http://schemas.microsoft.com/office/word/2012/wordml" xmlns:w16cex="http://schemas.microsoft.com/office/word/2018/wordml/cex" xmlns:w16cid="http://schemas.microsoft.com/office/word/2016/wordml/cid" xmlns:w16="http://schemas.microsoft.com/office/word/2018/wordml" xmlns:w16du="http://schemas.microsoft.com/office/word/2023/wordml/word16du" xmlns:w16sdtdh="http://schemas.microsoft.com/office/word/2020/wordml/sdtdatahash" xmlns:w16sdtfl="http://schemas.microsoft.com/office/word/2024/wordml/sdtformatlock" xmlns:w16se="http://schemas.microsoft.com/office/word/2015/wordml/symex" xmlns:wpg="http://schemas.microsoft.com/office/word/2010/wordprocessingGroup" xmlns:wpi="http://schemas.microsoft.com/office/word/2010/wordprocessingInk" xmlns:wne="http://schemas.microsoft.com/office/word/2006/wordml" xmlns:wps="http://schemas.microsoft.com/office/word/2010/wordprocessingShape" mc:Ignorable="w14 w15 w16se w16cid w16 w16cex w16sdtdh w16sdtfl w16du wp14">
   <w:p>
     <w:pPr>
       <w:pStyle w:val="a7"/>
@@ -58582,7 +59064,7 @@
 </file>
 
 <file path=word/header4.xml><?xml version="1.0" encoding="utf-8"?>
-<w:hdr xmlns:wpc="http://schemas.microsoft.com/office/word/2010/wordprocessingCanvas" xmlns:cx="http://schemas.microsoft.com/office/drawing/2014/chartex" xmlns:mc="http://schemas.openxmlformats.org/markup-compatibility/2006" xmlns:o="urn:schemas-microsoft-com:office:office" xmlns:r="http://schemas.openxmlformats.org/officeDocument/2006/relationships" xmlns:m="http://schemas.openxmlformats.org/officeDocument/2006/math" xmlns:v="urn:schemas-microsoft-com:vml" xmlns:wp14="http://schemas.microsoft.com/office/word/2010/wordprocessingDrawing" xmlns:wp="http://schemas.openxmlformats.org/drawingml/2006/wordprocessingDrawing" xmlns:w10="urn:schemas-microsoft-com:office:word" xmlns:w="http://schemas.openxmlformats.org/wordprocessingml/2006/main" xmlns:w14="http://schemas.microsoft.com/office/word/2010/wordml" xmlns:w15="http://schemas.microsoft.com/office/word/2012/wordml" xmlns:w16se="http://schemas.microsoft.com/office/word/2015/wordml/symex" xmlns:wpg="http://schemas.microsoft.com/office/word/2010/wordprocessingGroup" xmlns:wpi="http://schemas.microsoft.com/office/word/2010/wordprocessingInk" xmlns:wne="http://schemas.microsoft.com/office/word/2006/wordml" xmlns:wps="http://schemas.microsoft.com/office/word/2010/wordprocessingShape" mc:Ignorable="w14 w15 w16se wp14">
+<w:hdr xmlns:wpc="http://schemas.microsoft.com/office/word/2010/wordprocessingCanvas" xmlns:cx="http://schemas.microsoft.com/office/drawing/2014/chartex" xmlns:cx1="http://schemas.microsoft.com/office/drawing/2015/9/8/chartex" xmlns:cx2="http://schemas.microsoft.com/office/drawing/2015/10/21/chartex" xmlns:cx3="http://schemas.microsoft.com/office/drawing/2016/5/9/chartex" xmlns:cx4="http://schemas.microsoft.com/office/drawing/2016/5/10/chartex" xmlns:cx5="http://schemas.microsoft.com/office/drawing/2016/5/11/chartex" xmlns:cx6="http://schemas.microsoft.com/office/drawing/2016/5/12/chartex" xmlns:cx7="http://schemas.microsoft.com/office/drawing/2016/5/13/chartex" xmlns:cx8="http://schemas.microsoft.com/office/drawing/2016/5/14/chartex" xmlns:mc="http://schemas.openxmlformats.org/markup-compatibility/2006" xmlns:aink="http://schemas.microsoft.com/office/drawing/2016/ink" xmlns:am3d="http://schemas.microsoft.com/office/drawing/2017/model3d" xmlns:o="urn:schemas-microsoft-com:office:office" xmlns:oel="http://schemas.microsoft.com/office/2019/extlst" xmlns:r="http://schemas.openxmlformats.org/officeDocument/2006/relationships" xmlns:m="http://schemas.openxmlformats.org/officeDocument/2006/math" xmlns:v="urn:schemas-microsoft-com:vml" xmlns:wp14="http://schemas.microsoft.com/office/word/2010/wordprocessingDrawing" xmlns:wp="http://schemas.openxmlformats.org/drawingml/2006/wordprocessingDrawing" xmlns:w10="urn:schemas-microsoft-com:office:word" xmlns:w="http://schemas.openxmlformats.org/wordprocessingml/2006/main" xmlns:w14="http://schemas.microsoft.com/office/word/2010/wordml" xmlns:w15="http://schemas.microsoft.com/office/word/2012/wordml" xmlns:w16cex="http://schemas.microsoft.com/office/word/2018/wordml/cex" xmlns:w16cid="http://schemas.microsoft.com/office/word/2016/wordml/cid" xmlns:w16="http://schemas.microsoft.com/office/word/2018/wordml" xmlns:w16du="http://schemas.microsoft.com/office/word/2023/wordml/word16du" xmlns:w16sdtdh="http://schemas.microsoft.com/office/word/2020/wordml/sdtdatahash" xmlns:w16sdtfl="http://schemas.microsoft.com/office/word/2024/wordml/sdtformatlock" xmlns:w16se="http://schemas.microsoft.com/office/word/2015/wordml/symex" xmlns:wpg="http://schemas.microsoft.com/office/word/2010/wordprocessingGroup" xmlns:wpi="http://schemas.microsoft.com/office/word/2010/wordprocessingInk" xmlns:wne="http://schemas.microsoft.com/office/word/2006/wordml" xmlns:wps="http://schemas.microsoft.com/office/word/2010/wordprocessingShape" mc:Ignorable="w14 w15 w16se w16cid w16 w16cex w16sdtdh w16sdtfl w16du wp14">
   <w:p>
     <w:pPr>
       <w:pStyle w:val="a7"/>
@@ -58691,7 +59173,7 @@
 </file>
 
 <file path=word/header5.xml><?xml version="1.0" encoding="utf-8"?>
-<w:hdr xmlns:wpc="http://schemas.microsoft.com/office/word/2010/wordprocessingCanvas" xmlns:cx="http://schemas.microsoft.com/office/drawing/2014/chartex" xmlns:mc="http://schemas.openxmlformats.org/markup-compatibility/2006" xmlns:o="urn:schemas-microsoft-com:office:office" xmlns:r="http://schemas.openxmlformats.org/officeDocument/2006/relationships" xmlns:m="http://schemas.openxmlformats.org/officeDocument/2006/math" xmlns:v="urn:schemas-microsoft-com:vml" xmlns:wp14="http://schemas.microsoft.com/office/word/2010/wordprocessingDrawing" xmlns:wp="http://schemas.openxmlformats.org/drawingml/2006/wordprocessingDrawing" xmlns:w10="urn:schemas-microsoft-com:office:word" xmlns:w="http://schemas.openxmlformats.org/wordprocessingml/2006/main" xmlns:w14="http://schemas.microsoft.com/office/word/2010/wordml" xmlns:w15="http://schemas.microsoft.com/office/word/2012/wordml" xmlns:w16se="http://schemas.microsoft.com/office/word/2015/wordml/symex" xmlns:wpg="http://schemas.microsoft.com/office/word/2010/wordprocessingGroup" xmlns:wpi="http://schemas.microsoft.com/office/word/2010/wordprocessingInk" xmlns:wne="http://schemas.microsoft.com/office/word/2006/wordml" xmlns:wps="http://schemas.microsoft.com/office/word/2010/wordprocessingShape" mc:Ignorable="w14 w15 w16se wp14">
+<w:hdr xmlns:wpc="http://schemas.microsoft.com/office/word/2010/wordprocessingCanvas" xmlns:cx="http://schemas.microsoft.com/office/drawing/2014/chartex" xmlns:cx1="http://schemas.microsoft.com/office/drawing/2015/9/8/chartex" xmlns:cx2="http://schemas.microsoft.com/office/drawing/2015/10/21/chartex" xmlns:cx3="http://schemas.microsoft.com/office/drawing/2016/5/9/chartex" xmlns:cx4="http://schemas.microsoft.com/office/drawing/2016/5/10/chartex" xmlns:cx5="http://schemas.microsoft.com/office/drawing/2016/5/11/chartex" xmlns:cx6="http://schemas.microsoft.com/office/drawing/2016/5/12/chartex" xmlns:cx7="http://schemas.microsoft.com/office/drawing/2016/5/13/chartex" xmlns:cx8="http://schemas.microsoft.com/office/drawing/2016/5/14/chartex" xmlns:mc="http://schemas.openxmlformats.org/markup-compatibility/2006" xmlns:aink="http://schemas.microsoft.com/office/drawing/2016/ink" xmlns:am3d="http://schemas.microsoft.com/office/drawing/2017/model3d" xmlns:o="urn:schemas-microsoft-com:office:office" xmlns:oel="http://schemas.microsoft.com/office/2019/extlst" xmlns:r="http://schemas.openxmlformats.org/officeDocument/2006/relationships" xmlns:m="http://schemas.openxmlformats.org/officeDocument/2006/math" xmlns:v="urn:schemas-microsoft-com:vml" xmlns:wp14="http://schemas.microsoft.com/office/word/2010/wordprocessingDrawing" xmlns:wp="http://schemas.openxmlformats.org/drawingml/2006/wordprocessingDrawing" xmlns:w10="urn:schemas-microsoft-com:office:word" xmlns:w="http://schemas.openxmlformats.org/wordprocessingml/2006/main" xmlns:w14="http://schemas.microsoft.com/office/word/2010/wordml" xmlns:w15="http://schemas.microsoft.com/office/word/2012/wordml" xmlns:w16cex="http://schemas.microsoft.com/office/word/2018/wordml/cex" xmlns:w16cid="http://schemas.microsoft.com/office/word/2016/wordml/cid" xmlns:w16="http://schemas.microsoft.com/office/word/2018/wordml" xmlns:w16du="http://schemas.microsoft.com/office/word/2023/wordml/word16du" xmlns:w16sdtdh="http://schemas.microsoft.com/office/word/2020/wordml/sdtdatahash" xmlns:w16sdtfl="http://schemas.microsoft.com/office/word/2024/wordml/sdtformatlock" xmlns:w16se="http://schemas.microsoft.com/office/word/2015/wordml/symex" xmlns:wpg="http://schemas.microsoft.com/office/word/2010/wordprocessingGroup" xmlns:wpi="http://schemas.microsoft.com/office/word/2010/wordprocessingInk" xmlns:wne="http://schemas.microsoft.com/office/word/2006/wordml" xmlns:wps="http://schemas.microsoft.com/office/word/2010/wordprocessingShape" mc:Ignorable="w14 w15 w16se w16cid w16 w16cex w16sdtdh w16sdtfl w16du wp14">
   <w:p>
     <w:pPr>
       <w:pStyle w:val="a7"/>
@@ -58808,7 +59290,7 @@
 </file>
 
 <file path=word/header6.xml><?xml version="1.0" encoding="utf-8"?>
-<w:hdr xmlns:wpc="http://schemas.microsoft.com/office/word/2010/wordprocessingCanvas" xmlns:cx="http://schemas.microsoft.com/office/drawing/2014/chartex" xmlns:mc="http://schemas.openxmlformats.org/markup-compatibility/2006" xmlns:o="urn:schemas-microsoft-com:office:office" xmlns:r="http://schemas.openxmlformats.org/officeDocument/2006/relationships" xmlns:m="http://schemas.openxmlformats.org/officeDocument/2006/math" xmlns:v="urn:schemas-microsoft-com:vml" xmlns:wp14="http://schemas.microsoft.com/office/word/2010/wordprocessingDrawing" xmlns:wp="http://schemas.openxmlformats.org/drawingml/2006/wordprocessingDrawing" xmlns:w10="urn:schemas-microsoft-com:office:word" xmlns:w="http://schemas.openxmlformats.org/wordprocessingml/2006/main" xmlns:w14="http://schemas.microsoft.com/office/word/2010/wordml" xmlns:w15="http://schemas.microsoft.com/office/word/2012/wordml" xmlns:w16se="http://schemas.microsoft.com/office/word/2015/wordml/symex" xmlns:wpg="http://schemas.microsoft.com/office/word/2010/wordprocessingGroup" xmlns:wpi="http://schemas.microsoft.com/office/word/2010/wordprocessingInk" xmlns:wne="http://schemas.microsoft.com/office/word/2006/wordml" xmlns:wps="http://schemas.microsoft.com/office/word/2010/wordprocessingShape" mc:Ignorable="w14 w15 w16se wp14">
+<w:hdr xmlns:wpc="http://schemas.microsoft.com/office/word/2010/wordprocessingCanvas" xmlns:cx="http://schemas.microsoft.com/office/drawing/2014/chartex" xmlns:cx1="http://schemas.microsoft.com/office/drawing/2015/9/8/chartex" xmlns:cx2="http://schemas.microsoft.com/office/drawing/2015/10/21/chartex" xmlns:cx3="http://schemas.microsoft.com/office/drawing/2016/5/9/chartex" xmlns:cx4="http://schemas.microsoft.com/office/drawing/2016/5/10/chartex" xmlns:cx5="http://schemas.microsoft.com/office/drawing/2016/5/11/chartex" xmlns:cx6="http://schemas.microsoft.com/office/drawing/2016/5/12/chartex" xmlns:cx7="http://schemas.microsoft.com/office/drawing/2016/5/13/chartex" xmlns:cx8="http://schemas.microsoft.com/office/drawing/2016/5/14/chartex" xmlns:mc="http://schemas.openxmlformats.org/markup-compatibility/2006" xmlns:aink="http://schemas.microsoft.com/office/drawing/2016/ink" xmlns:am3d="http://schemas.microsoft.com/office/drawing/2017/model3d" xmlns:o="urn:schemas-microsoft-com:office:office" xmlns:oel="http://schemas.microsoft.com/office/2019/extlst" xmlns:r="http://schemas.openxmlformats.org/officeDocument/2006/relationships" xmlns:m="http://schemas.openxmlformats.org/officeDocument/2006/math" xmlns:v="urn:schemas-microsoft-com:vml" xmlns:wp14="http://schemas.microsoft.com/office/word/2010/wordprocessingDrawing" xmlns:wp="http://schemas.openxmlformats.org/drawingml/2006/wordprocessingDrawing" xmlns:w10="urn:schemas-microsoft-com:office:word" xmlns:w="http://schemas.openxmlformats.org/wordprocessingml/2006/main" xmlns:w14="http://schemas.microsoft.com/office/word/2010/wordml" xmlns:w15="http://schemas.microsoft.com/office/word/2012/wordml" xmlns:w16cex="http://schemas.microsoft.com/office/word/2018/wordml/cex" xmlns:w16cid="http://schemas.microsoft.com/office/word/2016/wordml/cid" xmlns:w16="http://schemas.microsoft.com/office/word/2018/wordml" xmlns:w16du="http://schemas.microsoft.com/office/word/2023/wordml/word16du" xmlns:w16sdtdh="http://schemas.microsoft.com/office/word/2020/wordml/sdtdatahash" xmlns:w16sdtfl="http://schemas.microsoft.com/office/word/2024/wordml/sdtformatlock" xmlns:w16se="http://schemas.microsoft.com/office/word/2015/wordml/symex" xmlns:wpg="http://schemas.microsoft.com/office/word/2010/wordprocessingGroup" xmlns:wpi="http://schemas.microsoft.com/office/word/2010/wordprocessingInk" xmlns:wne="http://schemas.microsoft.com/office/word/2006/wordml" xmlns:wps="http://schemas.microsoft.com/office/word/2010/wordprocessingShape" mc:Ignorable="w14 w15 w16se w16cid w16 w16cex w16sdtdh w16sdtfl w16du wp14">
   <w:p>
     <w:pPr>
       <w:pStyle w:val="a7"/>
@@ -58897,7 +59379,7 @@
 </file>
 
 <file path=word/header7.xml><?xml version="1.0" encoding="utf-8"?>
-<w:hdr xmlns:wpc="http://schemas.microsoft.com/office/word/2010/wordprocessingCanvas" xmlns:cx="http://schemas.microsoft.com/office/drawing/2014/chartex" xmlns:mc="http://schemas.openxmlformats.org/markup-compatibility/2006" xmlns:o="urn:schemas-microsoft-com:office:office" xmlns:r="http://schemas.openxmlformats.org/officeDocument/2006/relationships" xmlns:m="http://schemas.openxmlformats.org/officeDocument/2006/math" xmlns:v="urn:schemas-microsoft-com:vml" xmlns:wp14="http://schemas.microsoft.com/office/word/2010/wordprocessingDrawing" xmlns:wp="http://schemas.openxmlformats.org/drawingml/2006/wordprocessingDrawing" xmlns:w10="urn:schemas-microsoft-com:office:word" xmlns:w="http://schemas.openxmlformats.org/wordprocessingml/2006/main" xmlns:w14="http://schemas.microsoft.com/office/word/2010/wordml" xmlns:w15="http://schemas.microsoft.com/office/word/2012/wordml" xmlns:w16se="http://schemas.microsoft.com/office/word/2015/wordml/symex" xmlns:wpg="http://schemas.microsoft.com/office/word/2010/wordprocessingGroup" xmlns:wpi="http://schemas.microsoft.com/office/word/2010/wordprocessingInk" xmlns:wne="http://schemas.microsoft.com/office/word/2006/wordml" xmlns:wps="http://schemas.microsoft.com/office/word/2010/wordprocessingShape" mc:Ignorable="w14 w15 w16se wp14">
+<w:hdr xmlns:wpc="http://schemas.microsoft.com/office/word/2010/wordprocessingCanvas" xmlns:cx="http://schemas.microsoft.com/office/drawing/2014/chartex" xmlns:cx1="http://schemas.microsoft.com/office/drawing/2015/9/8/chartex" xmlns:cx2="http://schemas.microsoft.com/office/drawing/2015/10/21/chartex" xmlns:cx3="http://schemas.microsoft.com/office/drawing/2016/5/9/chartex" xmlns:cx4="http://schemas.microsoft.com/office/drawing/2016/5/10/chartex" xmlns:cx5="http://schemas.microsoft.com/office/drawing/2016/5/11/chartex" xmlns:cx6="http://schemas.microsoft.com/office/drawing/2016/5/12/chartex" xmlns:cx7="http://schemas.microsoft.com/office/drawing/2016/5/13/chartex" xmlns:cx8="http://schemas.microsoft.com/office/drawing/2016/5/14/chartex" xmlns:mc="http://schemas.openxmlformats.org/markup-compatibility/2006" xmlns:aink="http://schemas.microsoft.com/office/drawing/2016/ink" xmlns:am3d="http://schemas.microsoft.com/office/drawing/2017/model3d" xmlns:o="urn:schemas-microsoft-com:office:office" xmlns:oel="http://schemas.microsoft.com/office/2019/extlst" xmlns:r="http://schemas.openxmlformats.org/officeDocument/2006/relationships" xmlns:m="http://schemas.openxmlformats.org/officeDocument/2006/math" xmlns:v="urn:schemas-microsoft-com:vml" xmlns:wp14="http://schemas.microsoft.com/office/word/2010/wordprocessingDrawing" xmlns:wp="http://schemas.openxmlformats.org/drawingml/2006/wordprocessingDrawing" xmlns:w10="urn:schemas-microsoft-com:office:word" xmlns:w="http://schemas.openxmlformats.org/wordprocessingml/2006/main" xmlns:w14="http://schemas.microsoft.com/office/word/2010/wordml" xmlns:w15="http://schemas.microsoft.com/office/word/2012/wordml" xmlns:w16cex="http://schemas.microsoft.com/office/word/2018/wordml/cex" xmlns:w16cid="http://schemas.microsoft.com/office/word/2016/wordml/cid" xmlns:w16="http://schemas.microsoft.com/office/word/2018/wordml" xmlns:w16du="http://schemas.microsoft.com/office/word/2023/wordml/word16du" xmlns:w16sdtdh="http://schemas.microsoft.com/office/word/2020/wordml/sdtdatahash" xmlns:w16sdtfl="http://schemas.microsoft.com/office/word/2024/wordml/sdtformatlock" xmlns:w16se="http://schemas.microsoft.com/office/word/2015/wordml/symex" xmlns:wpg="http://schemas.microsoft.com/office/word/2010/wordprocessingGroup" xmlns:wpi="http://schemas.microsoft.com/office/word/2010/wordprocessingInk" xmlns:wne="http://schemas.microsoft.com/office/word/2006/wordml" xmlns:wps="http://schemas.microsoft.com/office/word/2010/wordprocessingShape" mc:Ignorable="w14 w15 w16se w16cid w16 w16cex w16sdtdh w16sdtfl w16du wp14">
   <w:p>
     <w:pPr>
       <w:pStyle w:val="a7"/>
@@ -59034,7 +59516,7 @@
 </file>
 
 <file path=word/header8.xml><?xml version="1.0" encoding="utf-8"?>
-<w:hdr xmlns:wpc="http://schemas.microsoft.com/office/word/2010/wordprocessingCanvas" xmlns:cx="http://schemas.microsoft.com/office/drawing/2014/chartex" xmlns:mc="http://schemas.openxmlformats.org/markup-compatibility/2006" xmlns:o="urn:schemas-microsoft-com:office:office" xmlns:r="http://schemas.openxmlformats.org/officeDocument/2006/relationships" xmlns:m="http://schemas.openxmlformats.org/officeDocument/2006/math" xmlns:v="urn:schemas-microsoft-com:vml" xmlns:wp14="http://schemas.microsoft.com/office/word/2010/wordprocessingDrawing" xmlns:wp="http://schemas.openxmlformats.org/drawingml/2006/wordprocessingDrawing" xmlns:w10="urn:schemas-microsoft-com:office:word" xmlns:w="http://schemas.openxmlformats.org/wordprocessingml/2006/main" xmlns:w14="http://schemas.microsoft.com/office/word/2010/wordml" xmlns:w15="http://schemas.microsoft.com/office/word/2012/wordml" xmlns:w16se="http://schemas.microsoft.com/office/word/2015/wordml/symex" xmlns:wpg="http://schemas.microsoft.com/office/word/2010/wordprocessingGroup" xmlns:wpi="http://schemas.microsoft.com/office/word/2010/wordprocessingInk" xmlns:wne="http://schemas.microsoft.com/office/word/2006/wordml" xmlns:wps="http://schemas.microsoft.com/office/word/2010/wordprocessingShape" mc:Ignorable="w14 w15 w16se wp14">
+<w:hdr xmlns:wpc="http://schemas.microsoft.com/office/word/2010/wordprocessingCanvas" xmlns:cx="http://schemas.microsoft.com/office/drawing/2014/chartex" xmlns:cx1="http://schemas.microsoft.com/office/drawing/2015/9/8/chartex" xmlns:cx2="http://schemas.microsoft.com/office/drawing/2015/10/21/chartex" xmlns:cx3="http://schemas.microsoft.com/office/drawing/2016/5/9/chartex" xmlns:cx4="http://schemas.microsoft.com/office/drawing/2016/5/10/chartex" xmlns:cx5="http://schemas.microsoft.com/office/drawing/2016/5/11/chartex" xmlns:cx6="http://schemas.microsoft.com/office/drawing/2016/5/12/chartex" xmlns:cx7="http://schemas.microsoft.com/office/drawing/2016/5/13/chartex" xmlns:cx8="http://schemas.microsoft.com/office/drawing/2016/5/14/chartex" xmlns:mc="http://schemas.openxmlformats.org/markup-compatibility/2006" xmlns:aink="http://schemas.microsoft.com/office/drawing/2016/ink" xmlns:am3d="http://schemas.microsoft.com/office/drawing/2017/model3d" xmlns:o="urn:schemas-microsoft-com:office:office" xmlns:oel="http://schemas.microsoft.com/office/2019/extlst" xmlns:r="http://schemas.openxmlformats.org/officeDocument/2006/relationships" xmlns:m="http://schemas.openxmlformats.org/officeDocument/2006/math" xmlns:v="urn:schemas-microsoft-com:vml" xmlns:wp14="http://schemas.microsoft.com/office/word/2010/wordprocessingDrawing" xmlns:wp="http://schemas.openxmlformats.org/drawingml/2006/wordprocessingDrawing" xmlns:w10="urn:schemas-microsoft-com:office:word" xmlns:w="http://schemas.openxmlformats.org/wordprocessingml/2006/main" xmlns:w14="http://schemas.microsoft.com/office/word/2010/wordml" xmlns:w15="http://schemas.microsoft.com/office/word/2012/wordml" xmlns:w16cex="http://schemas.microsoft.com/office/word/2018/wordml/cex" xmlns:w16cid="http://schemas.microsoft.com/office/word/2016/wordml/cid" xmlns:w16="http://schemas.microsoft.com/office/word/2018/wordml" xmlns:w16du="http://schemas.microsoft.com/office/word/2023/wordml/word16du" xmlns:w16sdtdh="http://schemas.microsoft.com/office/word/2020/wordml/sdtdatahash" xmlns:w16sdtfl="http://schemas.microsoft.com/office/word/2024/wordml/sdtformatlock" xmlns:w16se="http://schemas.microsoft.com/office/word/2015/wordml/symex" xmlns:wpg="http://schemas.microsoft.com/office/word/2010/wordprocessingGroup" xmlns:wpi="http://schemas.microsoft.com/office/word/2010/wordprocessingInk" xmlns:wne="http://schemas.microsoft.com/office/word/2006/wordml" xmlns:wps="http://schemas.microsoft.com/office/word/2010/wordprocessingShape" mc:Ignorable="w14 w15 w16se w16cid w16 w16cex w16sdtdh w16sdtfl w16du wp14">
   <w:p>
     <w:pPr>
       <w:pStyle w:val="a7"/>
@@ -59164,7 +59646,7 @@
 </file>
 
 <file path=word/header9.xml><?xml version="1.0" encoding="utf-8"?>
-<w:hdr xmlns:wpc="http://schemas.microsoft.com/office/word/2010/wordprocessingCanvas" xmlns:cx="http://schemas.microsoft.com/office/drawing/2014/chartex" xmlns:mc="http://schemas.openxmlformats.org/markup-compatibility/2006" xmlns:o="urn:schemas-microsoft-com:office:office" xmlns:r="http://schemas.openxmlformats.org/officeDocument/2006/relationships" xmlns:m="http://schemas.openxmlformats.org/officeDocument/2006/math" xmlns:v="urn:schemas-microsoft-com:vml" xmlns:wp14="http://schemas.microsoft.com/office/word/2010/wordprocessingDrawing" xmlns:wp="http://schemas.openxmlformats.org/drawingml/2006/wordprocessingDrawing" xmlns:w10="urn:schemas-microsoft-com:office:word" xmlns:w="http://schemas.openxmlformats.org/wordprocessingml/2006/main" xmlns:w14="http://schemas.microsoft.com/office/word/2010/wordml" xmlns:w15="http://schemas.microsoft.com/office/word/2012/wordml" xmlns:w16se="http://schemas.microsoft.com/office/word/2015/wordml/symex" xmlns:wpg="http://schemas.microsoft.com/office/word/2010/wordprocessingGroup" xmlns:wpi="http://schemas.microsoft.com/office/word/2010/wordprocessingInk" xmlns:wne="http://schemas.microsoft.com/office/word/2006/wordml" xmlns:wps="http://schemas.microsoft.com/office/word/2010/wordprocessingShape" mc:Ignorable="w14 w15 w16se wp14">
+<w:hdr xmlns:wpc="http://schemas.microsoft.com/office/word/2010/wordprocessingCanvas" xmlns:cx="http://schemas.microsoft.com/office/drawing/2014/chartex" xmlns:cx1="http://schemas.microsoft.com/office/drawing/2015/9/8/chartex" xmlns:cx2="http://schemas.microsoft.com/office/drawing/2015/10/21/chartex" xmlns:cx3="http://schemas.microsoft.com/office/drawing/2016/5/9/chartex" xmlns:cx4="http://schemas.microsoft.com/office/drawing/2016/5/10/chartex" xmlns:cx5="http://schemas.microsoft.com/office/drawing/2016/5/11/chartex" xmlns:cx6="http://schemas.microsoft.com/office/drawing/2016/5/12/chartex" xmlns:cx7="http://schemas.microsoft.com/office/drawing/2016/5/13/chartex" xmlns:cx8="http://schemas.microsoft.com/office/drawing/2016/5/14/chartex" xmlns:mc="http://schemas.openxmlformats.org/markup-compatibility/2006" xmlns:aink="http://schemas.microsoft.com/office/drawing/2016/ink" xmlns:am3d="http://schemas.microsoft.com/office/drawing/2017/model3d" xmlns:o="urn:schemas-microsoft-com:office:office" xmlns:oel="http://schemas.microsoft.com/office/2019/extlst" xmlns:r="http://schemas.openxmlformats.org/officeDocument/2006/relationships" xmlns:m="http://schemas.openxmlformats.org/officeDocument/2006/math" xmlns:v="urn:schemas-microsoft-com:vml" xmlns:wp14="http://schemas.microsoft.com/office/word/2010/wordprocessingDrawing" xmlns:wp="http://schemas.openxmlformats.org/drawingml/2006/wordprocessingDrawing" xmlns:w10="urn:schemas-microsoft-com:office:word" xmlns:w="http://schemas.openxmlformats.org/wordprocessingml/2006/main" xmlns:w14="http://schemas.microsoft.com/office/word/2010/wordml" xmlns:w15="http://schemas.microsoft.com/office/word/2012/wordml" xmlns:w16cex="http://schemas.microsoft.com/office/word/2018/wordml/cex" xmlns:w16cid="http://schemas.microsoft.com/office/word/2016/wordml/cid" xmlns:w16="http://schemas.microsoft.com/office/word/2018/wordml" xmlns:w16du="http://schemas.microsoft.com/office/word/2023/wordml/word16du" xmlns:w16sdtdh="http://schemas.microsoft.com/office/word/2020/wordml/sdtdatahash" xmlns:w16sdtfl="http://schemas.microsoft.com/office/word/2024/wordml/sdtformatlock" xmlns:w16se="http://schemas.microsoft.com/office/word/2015/wordml/symex" xmlns:wpg="http://schemas.microsoft.com/office/word/2010/wordprocessingGroup" xmlns:wpi="http://schemas.microsoft.com/office/word/2010/wordprocessingInk" xmlns:wne="http://schemas.microsoft.com/office/word/2006/wordml" xmlns:wps="http://schemas.microsoft.com/office/word/2010/wordprocessingShape" mc:Ignorable="w14 w15 w16se w16cid w16 w16cex w16sdtdh w16sdtfl w16du wp14">
   <w:p>
     <w:pPr>
       <w:pStyle w:val="a7"/>
@@ -59295,7 +59777,7 @@
 </file>
 
 <file path=word/numbering.xml><?xml version="1.0" encoding="utf-8"?>
-<w:numbering xmlns:wpc="http://schemas.microsoft.com/office/word/2010/wordprocessingCanvas" xmlns:cx="http://schemas.microsoft.com/office/drawing/2014/chartex" xmlns:mc="http://schemas.openxmlformats.org/markup-compatibility/2006" xmlns:o="urn:schemas-microsoft-com:office:office" xmlns:r="http://schemas.openxmlformats.org/officeDocument/2006/relationships" xmlns:m="http://schemas.openxmlformats.org/officeDocument/2006/math" xmlns:v="urn:schemas-microsoft-com:vml" xmlns:wp14="http://schemas.microsoft.com/office/word/2010/wordprocessingDrawing" xmlns:wp="http://schemas.openxmlformats.org/drawingml/2006/wordprocessingDrawing" xmlns:w10="urn:schemas-microsoft-com:office:word" xmlns:w="http://schemas.openxmlformats.org/wordprocessingml/2006/main" xmlns:w14="http://schemas.microsoft.com/office/word/2010/wordml" xmlns:w15="http://schemas.microsoft.com/office/word/2012/wordml" xmlns:w16se="http://schemas.microsoft.com/office/word/2015/wordml/symex" xmlns:wpg="http://schemas.microsoft.com/office/word/2010/wordprocessingGroup" xmlns:wpi="http://schemas.microsoft.com/office/word/2010/wordprocessingInk" xmlns:wne="http://schemas.microsoft.com/office/word/2006/wordml" xmlns:wps="http://schemas.microsoft.com/office/word/2010/wordprocessingShape" mc:Ignorable="w14 w15 w16se wp14">
+<w:numbering xmlns:wpc="http://schemas.microsoft.com/office/word/2010/wordprocessingCanvas" xmlns:cx="http://schemas.microsoft.com/office/drawing/2014/chartex" xmlns:cx1="http://schemas.microsoft.com/office/drawing/2015/9/8/chartex" xmlns:cx2="http://schemas.microsoft.com/office/drawing/2015/10/21/chartex" xmlns:cx3="http://schemas.microsoft.com/office/drawing/2016/5/9/chartex" xmlns:cx4="http://schemas.microsoft.com/office/drawing/2016/5/10/chartex" xmlns:cx5="http://schemas.microsoft.com/office/drawing/2016/5/11/chartex" xmlns:cx6="http://schemas.microsoft.com/office/drawing/2016/5/12/chartex" xmlns:cx7="http://schemas.microsoft.com/office/drawing/2016/5/13/chartex" xmlns:cx8="http://schemas.microsoft.com/office/drawing/2016/5/14/chartex" xmlns:mc="http://schemas.openxmlformats.org/markup-compatibility/2006" xmlns:aink="http://schemas.microsoft.com/office/drawing/2016/ink" xmlns:am3d="http://schemas.microsoft.com/office/drawing/2017/model3d" xmlns:o="urn:schemas-microsoft-com:office:office" xmlns:oel="http://schemas.microsoft.com/office/2019/extlst" xmlns:r="http://schemas.openxmlformats.org/officeDocument/2006/relationships" xmlns:m="http://schemas.openxmlformats.org/officeDocument/2006/math" xmlns:v="urn:schemas-microsoft-com:vml" xmlns:wp14="http://schemas.microsoft.com/office/word/2010/wordprocessingDrawing" xmlns:wp="http://schemas.openxmlformats.org/drawingml/2006/wordprocessingDrawing" xmlns:w10="urn:schemas-microsoft-com:office:word" xmlns:w="http://schemas.openxmlformats.org/wordprocessingml/2006/main" xmlns:w14="http://schemas.microsoft.com/office/word/2010/wordml" xmlns:w15="http://schemas.microsoft.com/office/word/2012/wordml" xmlns:w16cex="http://schemas.microsoft.com/office/word/2018/wordml/cex" xmlns:w16cid="http://schemas.microsoft.com/office/word/2016/wordml/cid" xmlns:w16="http://schemas.microsoft.com/office/word/2018/wordml" xmlns:w16du="http://schemas.microsoft.com/office/word/2023/wordml/word16du" xmlns:w16sdtdh="http://schemas.microsoft.com/office/word/2020/wordml/sdtdatahash" xmlns:w16sdtfl="http://schemas.microsoft.com/office/word/2024/wordml/sdtformatlock" xmlns:w16se="http://schemas.microsoft.com/office/word/2015/wordml/symex" xmlns:wpg="http://schemas.microsoft.com/office/word/2010/wordprocessingGroup" xmlns:wpi="http://schemas.microsoft.com/office/word/2010/wordprocessingInk" xmlns:wne="http://schemas.microsoft.com/office/word/2006/wordml" xmlns:wps="http://schemas.microsoft.com/office/word/2010/wordprocessingShape" mc:Ignorable="w14 w15 w16se w16cid w16 w16cex w16sdtdh w16sdtfl w16du wp14">
   <w:abstractNum w:abstractNumId="0" w15:restartNumberingAfterBreak="0">
     <w:nsid w:val="0CDB56BF"/>
     <w:multiLevelType w:val="hybridMultilevel"/>
@@ -61224,64 +61706,64 @@
       </w:pPr>
     </w:lvl>
   </w:abstractNum>
-  <w:num w:numId="1">
+  <w:num w:numId="1" w16cid:durableId="445078866">
     <w:abstractNumId w:val="5"/>
   </w:num>
-  <w:num w:numId="2">
+  <w:num w:numId="2" w16cid:durableId="906916387">
     <w:abstractNumId w:val="1"/>
   </w:num>
-  <w:num w:numId="3">
+  <w:num w:numId="3" w16cid:durableId="860701488">
     <w:abstractNumId w:val="10"/>
   </w:num>
-  <w:num w:numId="4">
+  <w:num w:numId="4" w16cid:durableId="1768843747">
     <w:abstractNumId w:val="17"/>
   </w:num>
-  <w:num w:numId="5">
+  <w:num w:numId="5" w16cid:durableId="1879705788">
     <w:abstractNumId w:val="9"/>
   </w:num>
-  <w:num w:numId="6">
+  <w:num w:numId="6" w16cid:durableId="1931309772">
     <w:abstractNumId w:val="14"/>
   </w:num>
-  <w:num w:numId="7">
+  <w:num w:numId="7" w16cid:durableId="1411543486">
     <w:abstractNumId w:val="8"/>
   </w:num>
-  <w:num w:numId="8">
+  <w:num w:numId="8" w16cid:durableId="84619722">
     <w:abstractNumId w:val="4"/>
   </w:num>
-  <w:num w:numId="9">
+  <w:num w:numId="9" w16cid:durableId="1906526809">
     <w:abstractNumId w:val="0"/>
   </w:num>
-  <w:num w:numId="10">
+  <w:num w:numId="10" w16cid:durableId="1583366934">
     <w:abstractNumId w:val="12"/>
   </w:num>
-  <w:num w:numId="11">
+  <w:num w:numId="11" w16cid:durableId="1842623582">
     <w:abstractNumId w:val="16"/>
   </w:num>
-  <w:num w:numId="12">
+  <w:num w:numId="12" w16cid:durableId="156843390">
     <w:abstractNumId w:val="13"/>
   </w:num>
-  <w:num w:numId="13">
+  <w:num w:numId="13" w16cid:durableId="1173296859">
     <w:abstractNumId w:val="18"/>
   </w:num>
-  <w:num w:numId="14">
+  <w:num w:numId="14" w16cid:durableId="539174795">
     <w:abstractNumId w:val="11"/>
   </w:num>
-  <w:num w:numId="15">
+  <w:num w:numId="15" w16cid:durableId="1398672825">
     <w:abstractNumId w:val="15"/>
   </w:num>
-  <w:num w:numId="16">
+  <w:num w:numId="16" w16cid:durableId="632323824">
     <w:abstractNumId w:val="3"/>
   </w:num>
-  <w:num w:numId="17">
+  <w:num w:numId="17" w16cid:durableId="1228757592">
     <w:abstractNumId w:val="6"/>
   </w:num>
-  <w:num w:numId="18">
+  <w:num w:numId="18" w16cid:durableId="306740429">
     <w:abstractNumId w:val="2"/>
   </w:num>
-  <w:num w:numId="19">
+  <w:num w:numId="19" w16cid:durableId="1248880433">
     <w:abstractNumId w:val="7"/>
   </w:num>
-  <w:num w:numId="20">
+  <w:num w:numId="20" w16cid:durableId="34625254">
     <w:abstractNumId w:val="19"/>
   </w:num>
   <w:numIdMacAtCleanup w:val="16"/>
@@ -61289,7 +61771,7 @@
 </file>
 
 <file path=word/people.xml><?xml version="1.0" encoding="utf-8"?>
-<w15:people xmlns:wpc="http://schemas.microsoft.com/office/word/2010/wordprocessingCanvas" xmlns:cx="http://schemas.microsoft.com/office/drawing/2014/chartex" xmlns:mc="http://schemas.openxmlformats.org/markup-compatibility/2006" xmlns:o="urn:schemas-microsoft-com:office:office" xmlns:r="http://schemas.openxmlformats.org/officeDocument/2006/relationships" xmlns:m="http://schemas.openxmlformats.org/officeDocument/2006/math" xmlns:v="urn:schemas-microsoft-com:vml" xmlns:wp14="http://schemas.microsoft.com/office/word/2010/wordprocessingDrawing" xmlns:wp="http://schemas.openxmlformats.org/drawingml/2006/wordprocessingDrawing" xmlns:w10="urn:schemas-microsoft-com:office:word" xmlns:w="http://schemas.openxmlformats.org/wordprocessingml/2006/main" xmlns:w14="http://schemas.microsoft.com/office/word/2010/wordml" xmlns:w15="http://schemas.microsoft.com/office/word/2012/wordml" xmlns:w16se="http://schemas.microsoft.com/office/word/2015/wordml/symex" xmlns:wpg="http://schemas.microsoft.com/office/word/2010/wordprocessingGroup" xmlns:wpi="http://schemas.microsoft.com/office/word/2010/wordprocessingInk" xmlns:wne="http://schemas.microsoft.com/office/word/2006/wordml" xmlns:wps="http://schemas.microsoft.com/office/word/2010/wordprocessingShape" mc:Ignorable="w14 w15 w16se wp14">
+<w15:people xmlns:wpc="http://schemas.microsoft.com/office/word/2010/wordprocessingCanvas" xmlns:cx="http://schemas.microsoft.com/office/drawing/2014/chartex" xmlns:cx1="http://schemas.microsoft.com/office/drawing/2015/9/8/chartex" xmlns:cx2="http://schemas.microsoft.com/office/drawing/2015/10/21/chartex" xmlns:cx3="http://schemas.microsoft.com/office/drawing/2016/5/9/chartex" xmlns:cx4="http://schemas.microsoft.com/office/drawing/2016/5/10/chartex" xmlns:cx5="http://schemas.microsoft.com/office/drawing/2016/5/11/chartex" xmlns:cx6="http://schemas.microsoft.com/office/drawing/2016/5/12/chartex" xmlns:cx7="http://schemas.microsoft.com/office/drawing/2016/5/13/chartex" xmlns:cx8="http://schemas.microsoft.com/office/drawing/2016/5/14/chartex" xmlns:mc="http://schemas.openxmlformats.org/markup-compatibility/2006" xmlns:aink="http://schemas.microsoft.com/office/drawing/2016/ink" xmlns:am3d="http://schemas.microsoft.com/office/drawing/2017/model3d" xmlns:o="urn:schemas-microsoft-com:office:office" xmlns:oel="http://schemas.microsoft.com/office/2019/extlst" xmlns:r="http://schemas.openxmlformats.org/officeDocument/2006/relationships" xmlns:m="http://schemas.openxmlformats.org/officeDocument/2006/math" xmlns:v="urn:schemas-microsoft-com:vml" xmlns:wp14="http://schemas.microsoft.com/office/word/2010/wordprocessingDrawing" xmlns:wp="http://schemas.openxmlformats.org/drawingml/2006/wordprocessingDrawing" xmlns:w10="urn:schemas-microsoft-com:office:word" xmlns:w="http://schemas.openxmlformats.org/wordprocessingml/2006/main" xmlns:w14="http://schemas.microsoft.com/office/word/2010/wordml" xmlns:w15="http://schemas.microsoft.com/office/word/2012/wordml" xmlns:w16cex="http://schemas.microsoft.com/office/word/2018/wordml/cex" xmlns:w16cid="http://schemas.microsoft.com/office/word/2016/wordml/cid" xmlns:w16="http://schemas.microsoft.com/office/word/2018/wordml" xmlns:w16du="http://schemas.microsoft.com/office/word/2023/wordml/word16du" xmlns:w16sdtdh="http://schemas.microsoft.com/office/word/2020/wordml/sdtdatahash" xmlns:w16sdtfl="http://schemas.microsoft.com/office/word/2024/wordml/sdtformatlock" xmlns:w16se="http://schemas.microsoft.com/office/word/2015/wordml/symex" xmlns:wpg="http://schemas.microsoft.com/office/word/2010/wordprocessingGroup" xmlns:wpi="http://schemas.microsoft.com/office/word/2010/wordprocessingInk" xmlns:wne="http://schemas.microsoft.com/office/word/2006/wordml" xmlns:wps="http://schemas.microsoft.com/office/word/2010/wordprocessingShape" mc:Ignorable="w14 w15 w16se w16cid w16 w16cex w16sdtdh w16sdtfl w16du wp14">
   <w15:person w15:author="刘金光01">
     <w15:presenceInfo w15:providerId="None" w15:userId="刘金光01"/>
   </w15:person>
@@ -61297,7 +61779,7 @@
 </file>
 
 <file path=word/styles.xml><?xml version="1.0" encoding="utf-8"?>
-<w:styles xmlns:mc="http://schemas.openxmlformats.org/markup-compatibility/2006" xmlns:r="http://schemas.openxmlformats.org/officeDocument/2006/relationships" xmlns:w="http://schemas.openxmlformats.org/wordprocessingml/2006/main" xmlns:w14="http://schemas.microsoft.com/office/word/2010/wordml" xmlns:w15="http://schemas.microsoft.com/office/word/2012/wordml" xmlns:w16se="http://schemas.microsoft.com/office/word/2015/wordml/symex" mc:Ignorable="w14 w15 w16se">
+<w:styles xmlns:mc="http://schemas.openxmlformats.org/markup-compatibility/2006" xmlns:r="http://schemas.openxmlformats.org/officeDocument/2006/relationships" xmlns:w="http://schemas.openxmlformats.org/wordprocessingml/2006/main" xmlns:w14="http://schemas.microsoft.com/office/word/2010/wordml" xmlns:w15="http://schemas.microsoft.com/office/word/2012/wordml" xmlns:w16cex="http://schemas.microsoft.com/office/word/2018/wordml/cex" xmlns:w16cid="http://schemas.microsoft.com/office/word/2016/wordml/cid" xmlns:w16="http://schemas.microsoft.com/office/word/2018/wordml" xmlns:w16du="http://schemas.microsoft.com/office/word/2023/wordml/word16du" xmlns:w16sdtdh="http://schemas.microsoft.com/office/word/2020/wordml/sdtdatahash" xmlns:w16sdtfl="http://schemas.microsoft.com/office/word/2024/wordml/sdtformatlock" xmlns:w16se="http://schemas.microsoft.com/office/word/2015/wordml/symex" mc:Ignorable="w14 w15 w16se w16cid w16 w16cex w16sdtdh w16sdtfl w16du">
   <w:docDefaults>
     <w:rPrDefault>
       <w:rPr>
@@ -61307,7 +61789,7 @@
     </w:rPrDefault>
     <w:pPrDefault/>
   </w:docDefaults>
-  <w:latentStyles w:defLockedState="0" w:defUIPriority="0" w:defSemiHidden="0" w:defUnhideWhenUsed="0" w:defQFormat="0" w:count="371">
+  <w:latentStyles w:defLockedState="0" w:defUIPriority="0" w:defSemiHidden="0" w:defUnhideWhenUsed="0" w:defQFormat="0" w:count="376">
     <w:lsdException w:name="Normal" w:qFormat="1"/>
     <w:lsdException w:name="heading 1" w:qFormat="1"/>
     <w:lsdException w:name="heading 2" w:qFormat="1"/>
@@ -61586,6 +62068,11 @@
     <w:lsdException w:name="List Table 5 Dark Accent 6" w:uiPriority="50"/>
     <w:lsdException w:name="List Table 6 Colorful Accent 6" w:uiPriority="51"/>
     <w:lsdException w:name="List Table 7 Colorful Accent 6" w:uiPriority="52"/>
+    <w:lsdException w:name="Mention" w:semiHidden="1" w:uiPriority="99" w:unhideWhenUsed="1"/>
+    <w:lsdException w:name="Smart Hyperlink" w:semiHidden="1" w:uiPriority="99" w:unhideWhenUsed="1"/>
+    <w:lsdException w:name="Hashtag" w:semiHidden="1" w:uiPriority="99" w:unhideWhenUsed="1"/>
+    <w:lsdException w:name="Unresolved Mention" w:semiHidden="1" w:uiPriority="99" w:unhideWhenUsed="1"/>
+    <w:lsdException w:name="Smart Link" w:semiHidden="1" w:uiPriority="99" w:unhideWhenUsed="1"/>
   </w:latentStyles>
   <w:style w:type="paragraph" w:default="1" w:styleId="a">
     <w:name w:val="Normal"/>
@@ -61659,7 +62146,6 @@
   <w:style w:type="character" w:default="1" w:styleId="a0">
     <w:name w:val="Default Paragraph Font"/>
     <w:uiPriority w:val="1"/>
-    <w:semiHidden/>
     <w:unhideWhenUsed/>
   </w:style>
   <w:style w:type="table" w:default="1" w:styleId="a1">
@@ -62101,7 +62587,7 @@
     <w:name w:val="图题"/>
     <w:basedOn w:val="ac"/>
   </w:style>
-  <w:style w:type="paragraph" w:styleId="13">
+  <w:style w:type="paragraph" w:styleId="TOC1">
     <w:name w:val="toc 1"/>
     <w:basedOn w:val="a"/>
     <w:next w:val="a"/>
@@ -62120,7 +62606,7 @@
       <w:szCs w:val="20"/>
     </w:rPr>
   </w:style>
-  <w:style w:type="paragraph" w:styleId="23">
+  <w:style w:type="paragraph" w:styleId="TOC2">
     <w:name w:val="toc 2"/>
     <w:basedOn w:val="a"/>
     <w:next w:val="a"/>
@@ -62137,7 +62623,7 @@
       <w:szCs w:val="20"/>
     </w:rPr>
   </w:style>
-  <w:style w:type="paragraph" w:styleId="33">
+  <w:style w:type="paragraph" w:styleId="TOC3">
     <w:name w:val="toc 3"/>
     <w:basedOn w:val="a"/>
     <w:next w:val="a"/>
@@ -62155,7 +62641,7 @@
       <w:szCs w:val="20"/>
     </w:rPr>
   </w:style>
-  <w:style w:type="paragraph" w:styleId="42">
+  <w:style w:type="paragraph" w:styleId="TOC4">
     <w:name w:val="toc 4"/>
     <w:basedOn w:val="a"/>
     <w:next w:val="a"/>
@@ -62171,7 +62657,7 @@
       <w:szCs w:val="18"/>
     </w:rPr>
   </w:style>
-  <w:style w:type="paragraph" w:styleId="50">
+  <w:style w:type="paragraph" w:styleId="TOC5">
     <w:name w:val="toc 5"/>
     <w:basedOn w:val="a"/>
     <w:next w:val="a"/>
@@ -62187,7 +62673,7 @@
       <w:szCs w:val="18"/>
     </w:rPr>
   </w:style>
-  <w:style w:type="paragraph" w:styleId="6">
+  <w:style w:type="paragraph" w:styleId="TOC6">
     <w:name w:val="toc 6"/>
     <w:basedOn w:val="a"/>
     <w:next w:val="a"/>
@@ -62203,7 +62689,7 @@
       <w:szCs w:val="18"/>
     </w:rPr>
   </w:style>
-  <w:style w:type="paragraph" w:styleId="7">
+  <w:style w:type="paragraph" w:styleId="TOC7">
     <w:name w:val="toc 7"/>
     <w:basedOn w:val="a"/>
     <w:next w:val="a"/>
@@ -62219,7 +62705,7 @@
       <w:szCs w:val="18"/>
     </w:rPr>
   </w:style>
-  <w:style w:type="paragraph" w:styleId="8">
+  <w:style w:type="paragraph" w:styleId="TOC8">
     <w:name w:val="toc 8"/>
     <w:basedOn w:val="a"/>
     <w:next w:val="a"/>
@@ -62235,7 +62721,7 @@
       <w:szCs w:val="18"/>
     </w:rPr>
   </w:style>
-  <w:style w:type="paragraph" w:styleId="9">
+  <w:style w:type="paragraph" w:styleId="TOC9">
     <w:name w:val="toc 9"/>
     <w:basedOn w:val="a"/>
     <w:next w:val="a"/>
@@ -62615,8 +63101,8 @@
       <w:vertAlign w:val="superscript"/>
     </w:rPr>
   </w:style>
-  <w:style w:type="character" w:customStyle="1" w:styleId="UnresolvedMention">
-    <w:name w:val="Unresolved Mention"/>
+  <w:style w:type="character" w:customStyle="1" w:styleId="13">
+    <w:name w:val="未处理的提及1"/>
     <w:basedOn w:val="a0"/>
     <w:uiPriority w:val="99"/>
     <w:semiHidden/>
@@ -63191,7 +63677,7 @@
               <a:cs typeface="+mn-cs"/>
             </a:defRPr>
           </a:pPr>
-          <a:endParaRPr lang="zh-CN"/>
+          <a:endParaRPr lang="zh-CN" altLang="en-US"/>
         </a:p>
       </c:txPr>
     </c:title>

--- a/基于嵌入式系统的任务调度算法研究.docx
+++ b/基于嵌入式系统的任务调度算法研究.docx
@@ -1,6 +1,6 @@
 
 <file path=word/document.xml><?xml version="1.0" encoding="utf-8"?>
-<w:document xmlns:wpc="http://schemas.microsoft.com/office/word/2010/wordprocessingCanvas" xmlns:cx="http://schemas.microsoft.com/office/drawing/2014/chartex" xmlns:cx1="http://schemas.microsoft.com/office/drawing/2015/9/8/chartex" xmlns:cx2="http://schemas.microsoft.com/office/drawing/2015/10/21/chartex" xmlns:cx3="http://schemas.microsoft.com/office/drawing/2016/5/9/chartex" xmlns:cx4="http://schemas.microsoft.com/office/drawing/2016/5/10/chartex" xmlns:cx5="http://schemas.microsoft.com/office/drawing/2016/5/11/chartex" xmlns:cx6="http://schemas.microsoft.com/office/drawing/2016/5/12/chartex" xmlns:cx7="http://schemas.microsoft.com/office/drawing/2016/5/13/chartex" xmlns:cx8="http://schemas.microsoft.com/office/drawing/2016/5/14/chartex" xmlns:mc="http://schemas.openxmlformats.org/markup-compatibility/2006" xmlns:aink="http://schemas.microsoft.com/office/drawing/2016/ink" xmlns:am3d="http://schemas.microsoft.com/office/drawing/2017/model3d" xmlns:o="urn:schemas-microsoft-com:office:office" xmlns:oel="http://schemas.microsoft.com/office/2019/extlst" xmlns:r="http://schemas.openxmlformats.org/officeDocument/2006/relationships" xmlns:m="http://schemas.openxmlformats.org/officeDocument/2006/math" xmlns:v="urn:schemas-microsoft-com:vml" xmlns:wp14="http://schemas.microsoft.com/office/word/2010/wordprocessingDrawing" xmlns:wp="http://schemas.openxmlformats.org/drawingml/2006/wordprocessingDrawing" xmlns:w10="urn:schemas-microsoft-com:office:word" xmlns:w="http://schemas.openxmlformats.org/wordprocessingml/2006/main" xmlns:w14="http://schemas.microsoft.com/office/word/2010/wordml" xmlns:w15="http://schemas.microsoft.com/office/word/2012/wordml" xmlns:w16cex="http://schemas.microsoft.com/office/word/2018/wordml/cex" xmlns:w16cid="http://schemas.microsoft.com/office/word/2016/wordml/cid" xmlns:w16="http://schemas.microsoft.com/office/word/2018/wordml" xmlns:w16du="http://schemas.microsoft.com/office/word/2023/wordml/word16du" xmlns:w16sdtdh="http://schemas.microsoft.com/office/word/2020/wordml/sdtdatahash" xmlns:w16sdtfl="http://schemas.microsoft.com/office/word/2024/wordml/sdtformatlock" xmlns:w16se="http://schemas.microsoft.com/office/word/2015/wordml/symex" xmlns:wpg="http://schemas.microsoft.com/office/word/2010/wordprocessingGroup" xmlns:wpi="http://schemas.microsoft.com/office/word/2010/wordprocessingInk" xmlns:wne="http://schemas.microsoft.com/office/word/2006/wordml" xmlns:wps="http://schemas.microsoft.com/office/word/2010/wordprocessingShape" mc:Ignorable="w14 w15 w16se w16cid w16 w16cex w16sdtdh w16sdtfl w16du wp14">
+<w:document xmlns:wpc="http://schemas.microsoft.com/office/word/2010/wordprocessingCanvas" xmlns:cx="http://schemas.microsoft.com/office/drawing/2014/chartex" xmlns:mc="http://schemas.openxmlformats.org/markup-compatibility/2006" xmlns:o="urn:schemas-microsoft-com:office:office" xmlns:r="http://schemas.openxmlformats.org/officeDocument/2006/relationships" xmlns:m="http://schemas.openxmlformats.org/officeDocument/2006/math" xmlns:v="urn:schemas-microsoft-com:vml" xmlns:wp14="http://schemas.microsoft.com/office/word/2010/wordprocessingDrawing" xmlns:wp="http://schemas.openxmlformats.org/drawingml/2006/wordprocessingDrawing" xmlns:w10="urn:schemas-microsoft-com:office:word" xmlns:w="http://schemas.openxmlformats.org/wordprocessingml/2006/main" xmlns:w14="http://schemas.microsoft.com/office/word/2010/wordml" xmlns:w15="http://schemas.microsoft.com/office/word/2012/wordml" xmlns:w16se="http://schemas.microsoft.com/office/word/2015/wordml/symex" xmlns:wpg="http://schemas.microsoft.com/office/word/2010/wordprocessingGroup" xmlns:wpi="http://schemas.microsoft.com/office/word/2010/wordprocessingInk" xmlns:wne="http://schemas.microsoft.com/office/word/2006/wordml" xmlns:wps="http://schemas.microsoft.com/office/word/2010/wordprocessingShape" mc:Ignorable="w14 w15 w16se wp14">
   <w:body>
     <w:p>
       <w:pPr>
@@ -36,7 +36,7 @@
         <w:ind w:firstLineChars="0" w:firstLine="0"/>
         <w:jc w:val="center"/>
         <w:rPr>
-          <w:rFonts w:ascii="宋体" w:hAnsi="宋体" w:hint="eastAsia"/>
+          <w:rFonts w:ascii="宋体" w:hAnsi="宋体"/>
         </w:rPr>
       </w:pPr>
       <w:r>
@@ -63,10 +63,10 @@
             <v:path o:extrusionok="f" gradientshapeok="t" o:connecttype="rect"/>
             <o:lock v:ext="edit" aspectratio="t"/>
           </v:shapetype>
-          <v:shape id="_x0000_i1025" type="#_x0000_t75" style="width:303.6pt;height:78pt" o:ole="">
+          <v:shape id="_x0000_i1025" type="#_x0000_t75" style="width:303.5pt;height:78pt" o:ole="">
             <v:imagedata r:id="rId8" o:title="" gain="69719f" blacklevel="1966f" grayscale="t" bilevel="t"/>
           </v:shape>
-          <o:OLEObject Type="Embed" ProgID="图像.文件" ShapeID="_x0000_i1025" DrawAspect="Content" ObjectID="_1853262399" r:id="rId9"/>
+          <o:OLEObject Type="Embed" ProgID="图像.文件" ShapeID="_x0000_i1025" DrawAspect="Content" ObjectID="_1853315370" r:id="rId9"/>
         </w:object>
       </w:r>
     </w:p>
@@ -131,13 +131,40 @@
         <w:spacing w:line="240" w:lineRule="auto"/>
         <w:ind w:firstLineChars="0" w:firstLine="0"/>
         <w:jc w:val="center"/>
+        <w:rPr>
+          <w:rStyle w:val="-0"/>
+          <w:rFonts w:ascii="宋体" w:hAnsi="宋体"/>
+          <w:sz w:val="30"/>
+          <w:szCs w:val="30"/>
+        </w:rPr>
+      </w:pPr>
+      <w:r>
+        <w:rPr>
+          <w:rStyle w:val="-0"/>
+          <w:rFonts w:ascii="宋体" w:hAnsi="宋体"/>
+          <w:sz w:val="30"/>
+          <w:szCs w:val="30"/>
+        </w:rPr>
+        <w:fldChar w:fldCharType="begin"/>
+      </w:r>
+      <w:r>
+        <w:rPr>
+          <w:rStyle w:val="-0"/>
+          <w:rFonts w:ascii="宋体" w:hAnsi="宋体"/>
+          <w:sz w:val="30"/>
+          <w:szCs w:val="30"/>
+        </w:rPr>
+        <w:instrText xml:space="preserve"> </w:instrText>
+      </w:r>
+      <w:r>
         <w:rPr>
           <w:rStyle w:val="-0"/>
           <w:rFonts w:ascii="宋体" w:hAnsi="宋体" w:hint="eastAsia"/>
           <w:sz w:val="30"/>
           <w:szCs w:val="30"/>
         </w:rPr>
-      </w:pPr>
+        <w:instrText>MACROBUTTON NoMacro 论文题目</w:instrText>
+      </w:r>
       <w:r>
         <w:rPr>
           <w:rStyle w:val="-0"/>
@@ -145,33 +172,6 @@
           <w:sz w:val="30"/>
           <w:szCs w:val="30"/>
         </w:rPr>
-        <w:fldChar w:fldCharType="begin"/>
-      </w:r>
-      <w:r>
-        <w:rPr>
-          <w:rStyle w:val="-0"/>
-          <w:rFonts w:ascii="宋体" w:hAnsi="宋体"/>
-          <w:sz w:val="30"/>
-          <w:szCs w:val="30"/>
-        </w:rPr>
-        <w:instrText xml:space="preserve"> </w:instrText>
-      </w:r>
-      <w:r>
-        <w:rPr>
-          <w:rStyle w:val="-0"/>
-          <w:rFonts w:ascii="宋体" w:hAnsi="宋体" w:hint="eastAsia"/>
-          <w:sz w:val="30"/>
-          <w:szCs w:val="30"/>
-        </w:rPr>
-        <w:instrText>MACROBUTTON NoMacro 论文题目</w:instrText>
-      </w:r>
-      <w:r>
-        <w:rPr>
-          <w:rStyle w:val="-0"/>
-          <w:rFonts w:ascii="宋体" w:hAnsi="宋体"/>
-          <w:sz w:val="30"/>
-          <w:szCs w:val="30"/>
-        </w:rPr>
         <w:fldChar w:fldCharType="end"/>
       </w:r>
     </w:p>
@@ -322,7 +322,7 @@
         <w:jc w:val="center"/>
         <w:rPr>
           <w:rStyle w:val="-2"/>
-          <w:rFonts w:ascii="宋体" w:hAnsi="宋体" w:hint="eastAsia"/>
+          <w:rFonts w:ascii="宋体" w:hAnsi="宋体"/>
           <w:szCs w:val="28"/>
         </w:rPr>
       </w:pPr>
@@ -359,7 +359,7 @@
         <w:jc w:val="center"/>
         <w:rPr>
           <w:rStyle w:val="31"/>
-          <w:rFonts w:ascii="宋体" w:hAnsi="宋体" w:hint="eastAsia"/>
+          <w:rFonts w:ascii="宋体" w:hAnsi="宋体"/>
           <w:sz w:val="28"/>
           <w:szCs w:val="28"/>
         </w:rPr>
@@ -478,7 +478,7 @@
         <w:jc w:val="center"/>
         <w:rPr>
           <w:rStyle w:val="-5"/>
-          <w:rFonts w:ascii="宋体" w:hAnsi="宋体" w:hint="eastAsia"/>
+          <w:rFonts w:ascii="宋体" w:hAnsi="宋体"/>
         </w:rPr>
       </w:pPr>
       <w:r>
@@ -520,7 +520,7 @@
       <w:r>
         <w:rPr>
           <w:rStyle w:val="-5"/>
-          <w:rFonts w:ascii="宋体" w:hAnsi="宋体" w:hint="eastAsia"/>
+          <w:rFonts w:ascii="宋体" w:hAnsi="宋体"/>
           <w:noProof/>
         </w:rPr>
         <w:t>2026年10月</w:t>
@@ -823,7 +823,7 @@
         <w:jc w:val="left"/>
         <w:rPr>
           <w:rStyle w:val="-7"/>
-          <w:rFonts w:ascii="宋体" w:hAnsi="宋体" w:hint="eastAsia"/>
+          <w:rFonts w:ascii="宋体" w:hAnsi="宋体"/>
         </w:rPr>
       </w:pPr>
       <w:bookmarkStart w:id="1" w:name="题名页"/>
@@ -867,6 +867,7 @@
           <w:rStyle w:val="5"/>
           <w:rFonts w:ascii="宋体" w:hAnsi="宋体" w:hint="eastAsia"/>
         </w:rPr>
+        <w:lastRenderedPageBreak/>
         <w:t xml:space="preserve">                          </w:t>
       </w:r>
       <w:r>
@@ -1013,7 +1014,6 @@
         <w:jc w:val="center"/>
         <w:rPr>
           <w:rStyle w:val="-a"/>
-          <w:rFonts w:hint="eastAsia"/>
         </w:rPr>
       </w:pPr>
       <w:r>
@@ -1059,7 +1059,6 @@
         <w:ind w:firstLine="600"/>
         <w:rPr>
           <w:rStyle w:val="-a"/>
-          <w:rFonts w:hint="eastAsia"/>
         </w:rPr>
       </w:pPr>
     </w:p>
@@ -1241,7 +1240,7 @@
         <w:ind w:firstLine="560"/>
         <w:rPr>
           <w:rStyle w:val="-c"/>
-          <w:rFonts w:ascii="宋体" w:hAnsi="宋体" w:hint="eastAsia"/>
+          <w:rFonts w:ascii="宋体" w:hAnsi="宋体"/>
           <w:szCs w:val="28"/>
         </w:rPr>
       </w:pPr>
@@ -1253,7 +1252,7 @@
         <w:jc w:val="left"/>
         <w:rPr>
           <w:rStyle w:val="-f4"/>
-          <w:rFonts w:ascii="宋体" w:hAnsi="宋体" w:hint="eastAsia"/>
+          <w:rFonts w:ascii="宋体" w:hAnsi="宋体"/>
           <w:szCs w:val="28"/>
         </w:rPr>
       </w:pPr>
@@ -1302,7 +1301,7 @@
         <w:ind w:firstLine="560"/>
         <w:rPr>
           <w:rStyle w:val="-e"/>
-          <w:rFonts w:ascii="宋体" w:hAnsi="宋体" w:hint="eastAsia"/>
+          <w:rFonts w:ascii="宋体" w:hAnsi="宋体"/>
           <w:szCs w:val="28"/>
         </w:rPr>
       </w:pPr>
@@ -1314,7 +1313,7 @@
         <w:jc w:val="left"/>
         <w:rPr>
           <w:rStyle w:val="-f0"/>
-          <w:rFonts w:ascii="宋体" w:hAnsi="宋体" w:hint="eastAsia"/>
+          <w:rFonts w:ascii="宋体" w:hAnsi="宋体"/>
           <w:szCs w:val="28"/>
         </w:rPr>
       </w:pPr>
@@ -1389,7 +1388,7 @@
         <w:ind w:firstLineChars="0" w:firstLine="0"/>
         <w:jc w:val="left"/>
         <w:rPr>
-          <w:rFonts w:ascii="宋体" w:hAnsi="宋体" w:hint="eastAsia"/>
+          <w:rFonts w:ascii="宋体" w:hAnsi="宋体"/>
         </w:rPr>
       </w:pPr>
     </w:p>
@@ -1399,7 +1398,7 @@
         <w:ind w:firstLineChars="0" w:firstLine="0"/>
         <w:jc w:val="left"/>
         <w:rPr>
-          <w:rFonts w:ascii="宋体" w:hAnsi="宋体" w:hint="eastAsia"/>
+          <w:rFonts w:ascii="宋体" w:hAnsi="宋体"/>
           <w:sz w:val="28"/>
           <w:szCs w:val="28"/>
         </w:rPr>
@@ -1523,7 +1522,7 @@
         <w:jc w:val="center"/>
         <w:rPr>
           <w:rStyle w:val="-f1"/>
-          <w:rFonts w:ascii="宋体" w:hAnsi="宋体" w:hint="eastAsia"/>
+          <w:rFonts w:ascii="宋体" w:hAnsi="宋体"/>
         </w:rPr>
       </w:pPr>
       <w:r>
@@ -1564,7 +1563,7 @@
       <w:r>
         <w:rPr>
           <w:rStyle w:val="-f1"/>
-          <w:rFonts w:ascii="宋体" w:hAnsi="宋体" w:hint="eastAsia"/>
+          <w:rFonts w:ascii="宋体" w:hAnsi="宋体"/>
           <w:noProof/>
         </w:rPr>
         <w:t>2026年10月</w:t>
@@ -1594,39 +1593,39 @@
       <w:pPr>
         <w:ind w:firstLineChars="0" w:firstLine="420"/>
         <w:rPr>
+          <w:rFonts w:ascii="宋体" w:hAnsi="宋体"/>
+        </w:rPr>
+      </w:pPr>
+      <w:r>
+        <w:rPr>
           <w:rFonts w:ascii="宋体" w:hAnsi="宋体" w:hint="eastAsia"/>
         </w:rPr>
-      </w:pPr>
+        <w:t>首先感谢我的导师尹传环，</w:t>
+      </w:r>
       <w:r>
         <w:rPr>
           <w:rFonts w:ascii="宋体" w:hAnsi="宋体" w:hint="eastAsia"/>
         </w:rPr>
-        <w:t>首先感谢我的导师尹传环，</w:t>
+        <w:t>在研究生三年对我学术和论文上的指导。从开学到毕业给了我默默的关心</w:t>
       </w:r>
       <w:r>
         <w:rPr>
           <w:rFonts w:ascii="宋体" w:hAnsi="宋体" w:hint="eastAsia"/>
         </w:rPr>
-        <w:t>在研究生三年对我学术和论文上的指导。从开学到毕业给了我默默的关心</w:t>
-      </w:r>
+        <w:t>和帮助。</w:t>
+      </w:r>
+    </w:p>
+    <w:p>
+      <w:pPr>
+        <w:ind w:firstLineChars="0" w:firstLine="420"/>
+        <w:rPr>
+          <w:rFonts w:ascii="宋体" w:hAnsi="宋体"/>
+        </w:rPr>
+      </w:pPr>
       <w:r>
         <w:rPr>
           <w:rFonts w:ascii="宋体" w:hAnsi="宋体" w:hint="eastAsia"/>
         </w:rPr>
-        <w:t>和帮助。</w:t>
-      </w:r>
-    </w:p>
-    <w:p>
-      <w:pPr>
-        <w:ind w:firstLineChars="0" w:firstLine="420"/>
-        <w:rPr>
-          <w:rFonts w:ascii="宋体" w:hAnsi="宋体" w:hint="eastAsia"/>
-        </w:rPr>
-      </w:pPr>
-      <w:r>
-        <w:rPr>
-          <w:rFonts w:ascii="宋体" w:hAnsi="宋体" w:hint="eastAsia"/>
-        </w:rPr>
         <w:t>其次感谢我的公司领导，对我论文编写过程中提供的便利。</w:t>
       </w:r>
     </w:p>
@@ -1634,7 +1633,7 @@
       <w:pPr>
         <w:ind w:left="420" w:firstLineChars="0" w:firstLine="0"/>
         <w:rPr>
-          <w:rFonts w:ascii="宋体" w:hAnsi="宋体" w:hint="eastAsia"/>
+          <w:rFonts w:ascii="宋体" w:hAnsi="宋体"/>
         </w:rPr>
       </w:pPr>
       <w:r>
@@ -2063,13 +2062,13 @@
     </w:p>
     <w:p>
       <w:pPr>
-        <w:pStyle w:val="TOC1"/>
+        <w:pStyle w:val="13"/>
         <w:tabs>
           <w:tab w:val="right" w:leader="dot" w:pos="8494"/>
         </w:tabs>
         <w:ind w:firstLine="480"/>
         <w:rPr>
-          <w:rFonts w:asciiTheme="minorHAnsi" w:eastAsiaTheme="minorEastAsia" w:hAnsiTheme="minorHAnsi" w:cstheme="minorBidi" w:hint="eastAsia"/>
+          <w:rFonts w:asciiTheme="minorHAnsi" w:eastAsiaTheme="minorEastAsia" w:hAnsiTheme="minorHAnsi" w:cstheme="minorBidi"/>
           <w:b w:val="0"/>
           <w:bCs w:val="0"/>
           <w:caps w:val="0"/>
@@ -2165,13 +2164,13 @@
     </w:p>
     <w:p>
       <w:pPr>
-        <w:pStyle w:val="TOC1"/>
+        <w:pStyle w:val="13"/>
         <w:tabs>
           <w:tab w:val="right" w:leader="dot" w:pos="8494"/>
         </w:tabs>
         <w:ind w:firstLine="402"/>
         <w:rPr>
-          <w:rFonts w:asciiTheme="minorHAnsi" w:eastAsiaTheme="minorEastAsia" w:hAnsiTheme="minorHAnsi" w:cstheme="minorBidi" w:hint="eastAsia"/>
+          <w:rFonts w:asciiTheme="minorHAnsi" w:eastAsiaTheme="minorEastAsia" w:hAnsiTheme="minorHAnsi" w:cstheme="minorBidi"/>
           <w:b w:val="0"/>
           <w:bCs w:val="0"/>
           <w:caps w:val="0"/>
@@ -2240,13 +2239,13 @@
     </w:p>
     <w:p>
       <w:pPr>
-        <w:pStyle w:val="TOC1"/>
+        <w:pStyle w:val="13"/>
         <w:tabs>
           <w:tab w:val="right" w:leader="dot" w:pos="8494"/>
         </w:tabs>
         <w:ind w:firstLine="402"/>
         <w:rPr>
-          <w:rFonts w:asciiTheme="minorHAnsi" w:eastAsiaTheme="minorEastAsia" w:hAnsiTheme="minorHAnsi" w:cstheme="minorBidi" w:hint="eastAsia"/>
+          <w:rFonts w:asciiTheme="minorHAnsi" w:eastAsiaTheme="minorEastAsia" w:hAnsiTheme="minorHAnsi" w:cstheme="minorBidi"/>
           <w:b w:val="0"/>
           <w:bCs w:val="0"/>
           <w:caps w:val="0"/>
@@ -2324,13 +2323,13 @@
     </w:p>
     <w:p>
       <w:pPr>
-        <w:pStyle w:val="TOC2"/>
+        <w:pStyle w:val="23"/>
         <w:tabs>
           <w:tab w:val="right" w:leader="dot" w:pos="8494"/>
         </w:tabs>
         <w:ind w:firstLine="400"/>
         <w:rPr>
-          <w:rFonts w:asciiTheme="minorHAnsi" w:eastAsiaTheme="minorEastAsia" w:hAnsiTheme="minorHAnsi" w:cstheme="minorBidi" w:hint="eastAsia"/>
+          <w:rFonts w:asciiTheme="minorHAnsi" w:eastAsiaTheme="minorEastAsia" w:hAnsiTheme="minorHAnsi" w:cstheme="minorBidi"/>
           <w:smallCaps w:val="0"/>
           <w:noProof/>
           <w:sz w:val="21"/>
@@ -2444,13 +2443,13 @@
     </w:p>
     <w:p>
       <w:pPr>
-        <w:pStyle w:val="TOC2"/>
+        <w:pStyle w:val="23"/>
         <w:tabs>
           <w:tab w:val="right" w:leader="dot" w:pos="8494"/>
         </w:tabs>
         <w:ind w:firstLine="400"/>
         <w:rPr>
-          <w:rFonts w:asciiTheme="minorHAnsi" w:eastAsiaTheme="minorEastAsia" w:hAnsiTheme="minorHAnsi" w:cstheme="minorBidi" w:hint="eastAsia"/>
+          <w:rFonts w:asciiTheme="minorHAnsi" w:eastAsiaTheme="minorEastAsia" w:hAnsiTheme="minorHAnsi" w:cstheme="minorBidi"/>
           <w:smallCaps w:val="0"/>
           <w:noProof/>
           <w:sz w:val="21"/>
@@ -2564,13 +2563,13 @@
     </w:p>
     <w:p>
       <w:pPr>
-        <w:pStyle w:val="TOC2"/>
+        <w:pStyle w:val="23"/>
         <w:tabs>
           <w:tab w:val="right" w:leader="dot" w:pos="8494"/>
         </w:tabs>
         <w:ind w:firstLine="400"/>
         <w:rPr>
-          <w:rFonts w:asciiTheme="minorHAnsi" w:eastAsiaTheme="minorEastAsia" w:hAnsiTheme="minorHAnsi" w:cstheme="minorBidi" w:hint="eastAsia"/>
+          <w:rFonts w:asciiTheme="minorHAnsi" w:eastAsiaTheme="minorEastAsia" w:hAnsiTheme="minorHAnsi" w:cstheme="minorBidi"/>
           <w:smallCaps w:val="0"/>
           <w:noProof/>
           <w:sz w:val="21"/>
@@ -2684,13 +2683,13 @@
     </w:p>
     <w:p>
       <w:pPr>
-        <w:pStyle w:val="TOC2"/>
+        <w:pStyle w:val="23"/>
         <w:tabs>
           <w:tab w:val="right" w:leader="dot" w:pos="8494"/>
         </w:tabs>
         <w:ind w:firstLine="400"/>
         <w:rPr>
-          <w:rFonts w:asciiTheme="minorHAnsi" w:eastAsiaTheme="minorEastAsia" w:hAnsiTheme="minorHAnsi" w:cstheme="minorBidi" w:hint="eastAsia"/>
+          <w:rFonts w:asciiTheme="minorHAnsi" w:eastAsiaTheme="minorEastAsia" w:hAnsiTheme="minorHAnsi" w:cstheme="minorBidi"/>
           <w:smallCaps w:val="0"/>
           <w:noProof/>
           <w:sz w:val="21"/>
@@ -2804,13 +2803,13 @@
     </w:p>
     <w:p>
       <w:pPr>
-        <w:pStyle w:val="TOC1"/>
+        <w:pStyle w:val="13"/>
         <w:tabs>
           <w:tab w:val="right" w:leader="dot" w:pos="8494"/>
         </w:tabs>
         <w:ind w:firstLine="402"/>
         <w:rPr>
-          <w:rFonts w:asciiTheme="minorHAnsi" w:eastAsiaTheme="minorEastAsia" w:hAnsiTheme="minorHAnsi" w:cstheme="minorBidi" w:hint="eastAsia"/>
+          <w:rFonts w:asciiTheme="minorHAnsi" w:eastAsiaTheme="minorEastAsia" w:hAnsiTheme="minorHAnsi" w:cstheme="minorBidi"/>
           <w:b w:val="0"/>
           <w:bCs w:val="0"/>
           <w:caps w:val="0"/>
@@ -2921,13 +2920,13 @@
     </w:p>
     <w:p>
       <w:pPr>
-        <w:pStyle w:val="TOC2"/>
+        <w:pStyle w:val="23"/>
         <w:tabs>
           <w:tab w:val="right" w:leader="dot" w:pos="8494"/>
         </w:tabs>
         <w:ind w:firstLine="400"/>
         <w:rPr>
-          <w:rFonts w:asciiTheme="minorHAnsi" w:eastAsiaTheme="minorEastAsia" w:hAnsiTheme="minorHAnsi" w:cstheme="minorBidi" w:hint="eastAsia"/>
+          <w:rFonts w:asciiTheme="minorHAnsi" w:eastAsiaTheme="minorEastAsia" w:hAnsiTheme="minorHAnsi" w:cstheme="minorBidi"/>
           <w:smallCaps w:val="0"/>
           <w:noProof/>
           <w:sz w:val="21"/>
@@ -3041,13 +3040,13 @@
     </w:p>
     <w:p>
       <w:pPr>
-        <w:pStyle w:val="TOC3"/>
+        <w:pStyle w:val="33"/>
         <w:tabs>
           <w:tab w:val="right" w:leader="dot" w:pos="8494"/>
         </w:tabs>
         <w:ind w:firstLine="400"/>
         <w:rPr>
-          <w:rFonts w:asciiTheme="minorHAnsi" w:eastAsiaTheme="minorEastAsia" w:hAnsiTheme="minorHAnsi" w:cstheme="minorBidi" w:hint="eastAsia"/>
+          <w:rFonts w:asciiTheme="minorHAnsi" w:eastAsiaTheme="minorEastAsia" w:hAnsiTheme="minorHAnsi" w:cstheme="minorBidi"/>
           <w:i w:val="0"/>
           <w:iCs w:val="0"/>
           <w:noProof/>
@@ -3169,13 +3168,13 @@
     </w:p>
     <w:p>
       <w:pPr>
-        <w:pStyle w:val="TOC3"/>
+        <w:pStyle w:val="33"/>
         <w:tabs>
           <w:tab w:val="right" w:leader="dot" w:pos="8494"/>
         </w:tabs>
         <w:ind w:firstLine="400"/>
         <w:rPr>
-          <w:rFonts w:asciiTheme="minorHAnsi" w:eastAsiaTheme="minorEastAsia" w:hAnsiTheme="minorHAnsi" w:cstheme="minorBidi" w:hint="eastAsia"/>
+          <w:rFonts w:asciiTheme="minorHAnsi" w:eastAsiaTheme="minorEastAsia" w:hAnsiTheme="minorHAnsi" w:cstheme="minorBidi"/>
           <w:i w:val="0"/>
           <w:iCs w:val="0"/>
           <w:noProof/>
@@ -3290,14 +3289,14 @@
     </w:p>
     <w:p>
       <w:pPr>
-        <w:pStyle w:val="TOC3"/>
+        <w:pStyle w:val="33"/>
         <w:tabs>
           <w:tab w:val="left" w:pos="2346"/>
           <w:tab w:val="right" w:leader="dot" w:pos="8494"/>
         </w:tabs>
         <w:ind w:firstLine="400"/>
         <w:rPr>
-          <w:rFonts w:asciiTheme="minorHAnsi" w:eastAsiaTheme="minorEastAsia" w:hAnsiTheme="minorHAnsi" w:cstheme="minorBidi" w:hint="eastAsia"/>
+          <w:rFonts w:asciiTheme="minorHAnsi" w:eastAsiaTheme="minorEastAsia" w:hAnsiTheme="minorHAnsi" w:cstheme="minorBidi"/>
           <w:i w:val="0"/>
           <w:iCs w:val="0"/>
           <w:noProof/>
@@ -3423,14 +3422,14 @@
     </w:p>
     <w:p>
       <w:pPr>
-        <w:pStyle w:val="TOC3"/>
+        <w:pStyle w:val="33"/>
         <w:tabs>
           <w:tab w:val="left" w:pos="2346"/>
           <w:tab w:val="right" w:leader="dot" w:pos="8494"/>
         </w:tabs>
         <w:ind w:firstLine="400"/>
         <w:rPr>
-          <w:rFonts w:asciiTheme="minorHAnsi" w:eastAsiaTheme="minorEastAsia" w:hAnsiTheme="minorHAnsi" w:cstheme="minorBidi" w:hint="eastAsia"/>
+          <w:rFonts w:asciiTheme="minorHAnsi" w:eastAsiaTheme="minorEastAsia" w:hAnsiTheme="minorHAnsi" w:cstheme="minorBidi"/>
           <w:i w:val="0"/>
           <w:iCs w:val="0"/>
           <w:noProof/>
@@ -3556,13 +3555,13 @@
     </w:p>
     <w:p>
       <w:pPr>
-        <w:pStyle w:val="TOC3"/>
+        <w:pStyle w:val="33"/>
         <w:tabs>
           <w:tab w:val="right" w:leader="dot" w:pos="8494"/>
         </w:tabs>
         <w:ind w:firstLine="400"/>
         <w:rPr>
-          <w:rFonts w:asciiTheme="minorHAnsi" w:eastAsiaTheme="minorEastAsia" w:hAnsiTheme="minorHAnsi" w:cstheme="minorBidi" w:hint="eastAsia"/>
+          <w:rFonts w:asciiTheme="minorHAnsi" w:eastAsiaTheme="minorEastAsia" w:hAnsiTheme="minorHAnsi" w:cstheme="minorBidi"/>
           <w:i w:val="0"/>
           <w:iCs w:val="0"/>
           <w:noProof/>
@@ -3677,13 +3676,13 @@
     </w:p>
     <w:p>
       <w:pPr>
-        <w:pStyle w:val="TOC3"/>
+        <w:pStyle w:val="33"/>
         <w:tabs>
           <w:tab w:val="right" w:leader="dot" w:pos="8494"/>
         </w:tabs>
         <w:ind w:firstLine="400"/>
         <w:rPr>
-          <w:rFonts w:asciiTheme="minorHAnsi" w:eastAsiaTheme="minorEastAsia" w:hAnsiTheme="minorHAnsi" w:cstheme="minorBidi" w:hint="eastAsia"/>
+          <w:rFonts w:asciiTheme="minorHAnsi" w:eastAsiaTheme="minorEastAsia" w:hAnsiTheme="minorHAnsi" w:cstheme="minorBidi"/>
           <w:i w:val="0"/>
           <w:iCs w:val="0"/>
           <w:noProof/>
@@ -3805,14 +3804,14 @@
     </w:p>
     <w:p>
       <w:pPr>
-        <w:pStyle w:val="TOC3"/>
+        <w:pStyle w:val="33"/>
         <w:tabs>
           <w:tab w:val="left" w:pos="2346"/>
           <w:tab w:val="right" w:leader="dot" w:pos="8494"/>
         </w:tabs>
         <w:ind w:firstLine="400"/>
         <w:rPr>
-          <w:rFonts w:asciiTheme="minorHAnsi" w:eastAsiaTheme="minorEastAsia" w:hAnsiTheme="minorHAnsi" w:cstheme="minorBidi" w:hint="eastAsia"/>
+          <w:rFonts w:asciiTheme="minorHAnsi" w:eastAsiaTheme="minorEastAsia" w:hAnsiTheme="minorHAnsi" w:cstheme="minorBidi"/>
           <w:i w:val="0"/>
           <w:iCs w:val="0"/>
           <w:noProof/>
@@ -3938,13 +3937,13 @@
     </w:p>
     <w:p>
       <w:pPr>
-        <w:pStyle w:val="TOC3"/>
+        <w:pStyle w:val="33"/>
         <w:tabs>
           <w:tab w:val="right" w:leader="dot" w:pos="8494"/>
         </w:tabs>
         <w:ind w:firstLine="400"/>
         <w:rPr>
-          <w:rFonts w:asciiTheme="minorHAnsi" w:eastAsiaTheme="minorEastAsia" w:hAnsiTheme="minorHAnsi" w:cstheme="minorBidi" w:hint="eastAsia"/>
+          <w:rFonts w:asciiTheme="minorHAnsi" w:eastAsiaTheme="minorEastAsia" w:hAnsiTheme="minorHAnsi" w:cstheme="minorBidi"/>
           <w:i w:val="0"/>
           <w:iCs w:val="0"/>
           <w:noProof/>
@@ -4059,13 +4058,13 @@
     </w:p>
     <w:p>
       <w:pPr>
-        <w:pStyle w:val="TOC2"/>
+        <w:pStyle w:val="23"/>
         <w:tabs>
           <w:tab w:val="right" w:leader="dot" w:pos="8494"/>
         </w:tabs>
         <w:ind w:firstLine="400"/>
         <w:rPr>
-          <w:rFonts w:asciiTheme="minorHAnsi" w:eastAsiaTheme="minorEastAsia" w:hAnsiTheme="minorHAnsi" w:cstheme="minorBidi" w:hint="eastAsia"/>
+          <w:rFonts w:asciiTheme="minorHAnsi" w:eastAsiaTheme="minorEastAsia" w:hAnsiTheme="minorHAnsi" w:cstheme="minorBidi"/>
           <w:smallCaps w:val="0"/>
           <w:noProof/>
           <w:sz w:val="21"/>
@@ -4179,13 +4178,13 @@
     </w:p>
     <w:p>
       <w:pPr>
-        <w:pStyle w:val="TOC3"/>
+        <w:pStyle w:val="33"/>
         <w:tabs>
           <w:tab w:val="right" w:leader="dot" w:pos="8494"/>
         </w:tabs>
         <w:ind w:firstLine="400"/>
         <w:rPr>
-          <w:rFonts w:asciiTheme="minorHAnsi" w:eastAsiaTheme="minorEastAsia" w:hAnsiTheme="minorHAnsi" w:cstheme="minorBidi" w:hint="eastAsia"/>
+          <w:rFonts w:asciiTheme="minorHAnsi" w:eastAsiaTheme="minorEastAsia" w:hAnsiTheme="minorHAnsi" w:cstheme="minorBidi"/>
           <w:i w:val="0"/>
           <w:iCs w:val="0"/>
           <w:noProof/>
@@ -4300,13 +4299,13 @@
     </w:p>
     <w:p>
       <w:pPr>
-        <w:pStyle w:val="TOC3"/>
+        <w:pStyle w:val="33"/>
         <w:tabs>
           <w:tab w:val="right" w:leader="dot" w:pos="8494"/>
         </w:tabs>
         <w:ind w:firstLine="400"/>
         <w:rPr>
-          <w:rFonts w:asciiTheme="minorHAnsi" w:eastAsiaTheme="minorEastAsia" w:hAnsiTheme="minorHAnsi" w:cstheme="minorBidi" w:hint="eastAsia"/>
+          <w:rFonts w:asciiTheme="minorHAnsi" w:eastAsiaTheme="minorEastAsia" w:hAnsiTheme="minorHAnsi" w:cstheme="minorBidi"/>
           <w:i w:val="0"/>
           <w:iCs w:val="0"/>
           <w:noProof/>
@@ -4421,13 +4420,13 @@
     </w:p>
     <w:p>
       <w:pPr>
-        <w:pStyle w:val="TOC3"/>
+        <w:pStyle w:val="33"/>
         <w:tabs>
           <w:tab w:val="right" w:leader="dot" w:pos="8494"/>
         </w:tabs>
         <w:ind w:firstLine="400"/>
         <w:rPr>
-          <w:rFonts w:asciiTheme="minorHAnsi" w:eastAsiaTheme="minorEastAsia" w:hAnsiTheme="minorHAnsi" w:cstheme="minorBidi" w:hint="eastAsia"/>
+          <w:rFonts w:asciiTheme="minorHAnsi" w:eastAsiaTheme="minorEastAsia" w:hAnsiTheme="minorHAnsi" w:cstheme="minorBidi"/>
           <w:i w:val="0"/>
           <w:iCs w:val="0"/>
           <w:noProof/>
@@ -4542,13 +4541,13 @@
     </w:p>
     <w:p>
       <w:pPr>
-        <w:pStyle w:val="TOC3"/>
+        <w:pStyle w:val="33"/>
         <w:tabs>
           <w:tab w:val="right" w:leader="dot" w:pos="8494"/>
         </w:tabs>
         <w:ind w:firstLine="400"/>
         <w:rPr>
-          <w:rFonts w:asciiTheme="minorHAnsi" w:eastAsiaTheme="minorEastAsia" w:hAnsiTheme="minorHAnsi" w:cstheme="minorBidi" w:hint="eastAsia"/>
+          <w:rFonts w:asciiTheme="minorHAnsi" w:eastAsiaTheme="minorEastAsia" w:hAnsiTheme="minorHAnsi" w:cstheme="minorBidi"/>
           <w:i w:val="0"/>
           <w:iCs w:val="0"/>
           <w:noProof/>
@@ -4663,13 +4662,13 @@
     </w:p>
     <w:p>
       <w:pPr>
-        <w:pStyle w:val="TOC3"/>
+        <w:pStyle w:val="33"/>
         <w:tabs>
           <w:tab w:val="right" w:leader="dot" w:pos="8494"/>
         </w:tabs>
         <w:ind w:firstLine="400"/>
         <w:rPr>
-          <w:rFonts w:asciiTheme="minorHAnsi" w:eastAsiaTheme="minorEastAsia" w:hAnsiTheme="minorHAnsi" w:cstheme="minorBidi" w:hint="eastAsia"/>
+          <w:rFonts w:asciiTheme="minorHAnsi" w:eastAsiaTheme="minorEastAsia" w:hAnsiTheme="minorHAnsi" w:cstheme="minorBidi"/>
           <w:i w:val="0"/>
           <w:iCs w:val="0"/>
           <w:noProof/>
@@ -4784,13 +4783,13 @@
     </w:p>
     <w:p>
       <w:pPr>
-        <w:pStyle w:val="TOC2"/>
+        <w:pStyle w:val="23"/>
         <w:tabs>
           <w:tab w:val="right" w:leader="dot" w:pos="8494"/>
         </w:tabs>
         <w:ind w:firstLine="400"/>
         <w:rPr>
-          <w:rFonts w:asciiTheme="minorHAnsi" w:eastAsiaTheme="minorEastAsia" w:hAnsiTheme="minorHAnsi" w:cstheme="minorBidi" w:hint="eastAsia"/>
+          <w:rFonts w:asciiTheme="minorHAnsi" w:eastAsiaTheme="minorEastAsia" w:hAnsiTheme="minorHAnsi" w:cstheme="minorBidi"/>
           <w:smallCaps w:val="0"/>
           <w:noProof/>
           <w:sz w:val="21"/>
@@ -4904,13 +4903,13 @@
     </w:p>
     <w:p>
       <w:pPr>
-        <w:pStyle w:val="TOC1"/>
+        <w:pStyle w:val="13"/>
         <w:tabs>
           <w:tab w:val="right" w:leader="dot" w:pos="8494"/>
         </w:tabs>
         <w:ind w:firstLine="402"/>
         <w:rPr>
-          <w:rFonts w:asciiTheme="minorHAnsi" w:eastAsiaTheme="minorEastAsia" w:hAnsiTheme="minorHAnsi" w:cstheme="minorBidi" w:hint="eastAsia"/>
+          <w:rFonts w:asciiTheme="minorHAnsi" w:eastAsiaTheme="minorEastAsia" w:hAnsiTheme="minorHAnsi" w:cstheme="minorBidi"/>
           <w:b w:val="0"/>
           <w:bCs w:val="0"/>
           <w:caps w:val="0"/>
@@ -5048,13 +5047,13 @@
     </w:p>
     <w:p>
       <w:pPr>
-        <w:pStyle w:val="TOC2"/>
+        <w:pStyle w:val="23"/>
         <w:tabs>
           <w:tab w:val="right" w:leader="dot" w:pos="8494"/>
         </w:tabs>
         <w:ind w:firstLine="400"/>
         <w:rPr>
-          <w:rFonts w:asciiTheme="minorHAnsi" w:eastAsiaTheme="minorEastAsia" w:hAnsiTheme="minorHAnsi" w:cstheme="minorBidi" w:hint="eastAsia"/>
+          <w:rFonts w:asciiTheme="minorHAnsi" w:eastAsiaTheme="minorEastAsia" w:hAnsiTheme="minorHAnsi" w:cstheme="minorBidi"/>
           <w:smallCaps w:val="0"/>
           <w:noProof/>
           <w:sz w:val="21"/>
@@ -5168,13 +5167,13 @@
     </w:p>
     <w:p>
       <w:pPr>
-        <w:pStyle w:val="TOC2"/>
+        <w:pStyle w:val="23"/>
         <w:tabs>
           <w:tab w:val="right" w:leader="dot" w:pos="8494"/>
         </w:tabs>
         <w:ind w:firstLine="400"/>
         <w:rPr>
-          <w:rFonts w:asciiTheme="minorHAnsi" w:eastAsiaTheme="minorEastAsia" w:hAnsiTheme="minorHAnsi" w:cstheme="minorBidi" w:hint="eastAsia"/>
+          <w:rFonts w:asciiTheme="minorHAnsi" w:eastAsiaTheme="minorEastAsia" w:hAnsiTheme="minorHAnsi" w:cstheme="minorBidi"/>
           <w:smallCaps w:val="0"/>
           <w:noProof/>
           <w:sz w:val="21"/>
@@ -5288,13 +5287,13 @@
     </w:p>
     <w:p>
       <w:pPr>
-        <w:pStyle w:val="TOC2"/>
+        <w:pStyle w:val="23"/>
         <w:tabs>
           <w:tab w:val="right" w:leader="dot" w:pos="8494"/>
         </w:tabs>
         <w:ind w:firstLine="400"/>
         <w:rPr>
-          <w:rFonts w:asciiTheme="minorHAnsi" w:eastAsiaTheme="minorEastAsia" w:hAnsiTheme="minorHAnsi" w:cstheme="minorBidi" w:hint="eastAsia"/>
+          <w:rFonts w:asciiTheme="minorHAnsi" w:eastAsiaTheme="minorEastAsia" w:hAnsiTheme="minorHAnsi" w:cstheme="minorBidi"/>
           <w:smallCaps w:val="0"/>
           <w:noProof/>
           <w:sz w:val="21"/>
@@ -5408,14 +5407,14 @@
     </w:p>
     <w:p>
       <w:pPr>
-        <w:pStyle w:val="TOC3"/>
+        <w:pStyle w:val="33"/>
         <w:tabs>
           <w:tab w:val="left" w:pos="2346"/>
           <w:tab w:val="right" w:leader="dot" w:pos="8494"/>
         </w:tabs>
         <w:ind w:firstLine="400"/>
         <w:rPr>
-          <w:rFonts w:asciiTheme="minorHAnsi" w:eastAsiaTheme="minorEastAsia" w:hAnsiTheme="minorHAnsi" w:cstheme="minorBidi" w:hint="eastAsia"/>
+          <w:rFonts w:asciiTheme="minorHAnsi" w:eastAsiaTheme="minorEastAsia" w:hAnsiTheme="minorHAnsi" w:cstheme="minorBidi"/>
           <w:i w:val="0"/>
           <w:iCs w:val="0"/>
           <w:noProof/>
@@ -5548,14 +5547,14 @@
     </w:p>
     <w:p>
       <w:pPr>
-        <w:pStyle w:val="TOC3"/>
+        <w:pStyle w:val="33"/>
         <w:tabs>
           <w:tab w:val="left" w:pos="2346"/>
           <w:tab w:val="right" w:leader="dot" w:pos="8494"/>
         </w:tabs>
         <w:ind w:firstLine="400"/>
         <w:rPr>
-          <w:rFonts w:asciiTheme="minorHAnsi" w:eastAsiaTheme="minorEastAsia" w:hAnsiTheme="minorHAnsi" w:cstheme="minorBidi" w:hint="eastAsia"/>
+          <w:rFonts w:asciiTheme="minorHAnsi" w:eastAsiaTheme="minorEastAsia" w:hAnsiTheme="minorHAnsi" w:cstheme="minorBidi"/>
           <w:i w:val="0"/>
           <w:iCs w:val="0"/>
           <w:noProof/>
@@ -5681,13 +5680,13 @@
     </w:p>
     <w:p>
       <w:pPr>
-        <w:pStyle w:val="TOC3"/>
+        <w:pStyle w:val="33"/>
         <w:tabs>
           <w:tab w:val="right" w:leader="dot" w:pos="8494"/>
         </w:tabs>
         <w:ind w:firstLine="400"/>
         <w:rPr>
-          <w:rFonts w:asciiTheme="minorHAnsi" w:eastAsiaTheme="minorEastAsia" w:hAnsiTheme="minorHAnsi" w:cstheme="minorBidi" w:hint="eastAsia"/>
+          <w:rFonts w:asciiTheme="minorHAnsi" w:eastAsiaTheme="minorEastAsia" w:hAnsiTheme="minorHAnsi" w:cstheme="minorBidi"/>
           <w:i w:val="0"/>
           <w:iCs w:val="0"/>
           <w:noProof/>
@@ -5802,13 +5801,13 @@
     </w:p>
     <w:p>
       <w:pPr>
-        <w:pStyle w:val="TOC2"/>
+        <w:pStyle w:val="23"/>
         <w:tabs>
           <w:tab w:val="right" w:leader="dot" w:pos="8494"/>
         </w:tabs>
         <w:ind w:firstLine="400"/>
         <w:rPr>
-          <w:rFonts w:asciiTheme="minorHAnsi" w:eastAsiaTheme="minorEastAsia" w:hAnsiTheme="minorHAnsi" w:cstheme="minorBidi" w:hint="eastAsia"/>
+          <w:rFonts w:asciiTheme="minorHAnsi" w:eastAsiaTheme="minorEastAsia" w:hAnsiTheme="minorHAnsi" w:cstheme="minorBidi"/>
           <w:smallCaps w:val="0"/>
           <w:noProof/>
           <w:sz w:val="21"/>
@@ -5922,13 +5921,13 @@
     </w:p>
     <w:p>
       <w:pPr>
-        <w:pStyle w:val="TOC1"/>
+        <w:pStyle w:val="13"/>
         <w:tabs>
           <w:tab w:val="right" w:leader="dot" w:pos="8494"/>
         </w:tabs>
         <w:ind w:firstLine="402"/>
         <w:rPr>
-          <w:rFonts w:asciiTheme="minorHAnsi" w:eastAsiaTheme="minorEastAsia" w:hAnsiTheme="minorHAnsi" w:cstheme="minorBidi" w:hint="eastAsia"/>
+          <w:rFonts w:asciiTheme="minorHAnsi" w:eastAsiaTheme="minorEastAsia" w:hAnsiTheme="minorHAnsi" w:cstheme="minorBidi"/>
           <w:b w:val="0"/>
           <w:bCs w:val="0"/>
           <w:caps w:val="0"/>
@@ -6066,13 +6065,13 @@
     </w:p>
     <w:p>
       <w:pPr>
-        <w:pStyle w:val="TOC2"/>
+        <w:pStyle w:val="23"/>
         <w:tabs>
           <w:tab w:val="right" w:leader="dot" w:pos="8494"/>
         </w:tabs>
         <w:ind w:firstLine="400"/>
         <w:rPr>
-          <w:rFonts w:asciiTheme="minorHAnsi" w:eastAsiaTheme="minorEastAsia" w:hAnsiTheme="minorHAnsi" w:cstheme="minorBidi" w:hint="eastAsia"/>
+          <w:rFonts w:asciiTheme="minorHAnsi" w:eastAsiaTheme="minorEastAsia" w:hAnsiTheme="minorHAnsi" w:cstheme="minorBidi"/>
           <w:smallCaps w:val="0"/>
           <w:noProof/>
           <w:sz w:val="21"/>
@@ -6193,13 +6192,13 @@
     </w:p>
     <w:p>
       <w:pPr>
-        <w:pStyle w:val="TOC3"/>
+        <w:pStyle w:val="33"/>
         <w:tabs>
           <w:tab w:val="right" w:leader="dot" w:pos="8494"/>
         </w:tabs>
         <w:ind w:firstLine="400"/>
         <w:rPr>
-          <w:rFonts w:asciiTheme="minorHAnsi" w:eastAsiaTheme="minorEastAsia" w:hAnsiTheme="minorHAnsi" w:cstheme="minorBidi" w:hint="eastAsia"/>
+          <w:rFonts w:asciiTheme="minorHAnsi" w:eastAsiaTheme="minorEastAsia" w:hAnsiTheme="minorHAnsi" w:cstheme="minorBidi"/>
           <w:i w:val="0"/>
           <w:iCs w:val="0"/>
           <w:noProof/>
@@ -6321,13 +6320,13 @@
     </w:p>
     <w:p>
       <w:pPr>
-        <w:pStyle w:val="TOC3"/>
+        <w:pStyle w:val="33"/>
         <w:tabs>
           <w:tab w:val="right" w:leader="dot" w:pos="8494"/>
         </w:tabs>
         <w:ind w:firstLine="400"/>
         <w:rPr>
-          <w:rFonts w:asciiTheme="minorHAnsi" w:eastAsiaTheme="minorEastAsia" w:hAnsiTheme="minorHAnsi" w:cstheme="minorBidi" w:hint="eastAsia"/>
+          <w:rFonts w:asciiTheme="minorHAnsi" w:eastAsiaTheme="minorEastAsia" w:hAnsiTheme="minorHAnsi" w:cstheme="minorBidi"/>
           <w:i w:val="0"/>
           <w:iCs w:val="0"/>
           <w:noProof/>
@@ -6449,13 +6448,13 @@
     </w:p>
     <w:p>
       <w:pPr>
-        <w:pStyle w:val="TOC2"/>
+        <w:pStyle w:val="23"/>
         <w:tabs>
           <w:tab w:val="right" w:leader="dot" w:pos="8494"/>
         </w:tabs>
         <w:ind w:firstLine="400"/>
         <w:rPr>
-          <w:rFonts w:asciiTheme="minorHAnsi" w:eastAsiaTheme="minorEastAsia" w:hAnsiTheme="minorHAnsi" w:cstheme="minorBidi" w:hint="eastAsia"/>
+          <w:rFonts w:asciiTheme="minorHAnsi" w:eastAsiaTheme="minorEastAsia" w:hAnsiTheme="minorHAnsi" w:cstheme="minorBidi"/>
           <w:smallCaps w:val="0"/>
           <w:noProof/>
           <w:sz w:val="21"/>
@@ -6569,13 +6568,13 @@
     </w:p>
     <w:p>
       <w:pPr>
-        <w:pStyle w:val="TOC3"/>
+        <w:pStyle w:val="33"/>
         <w:tabs>
           <w:tab w:val="right" w:leader="dot" w:pos="8494"/>
         </w:tabs>
         <w:ind w:firstLine="400"/>
         <w:rPr>
-          <w:rFonts w:asciiTheme="minorHAnsi" w:eastAsiaTheme="minorEastAsia" w:hAnsiTheme="minorHAnsi" w:cstheme="minorBidi" w:hint="eastAsia"/>
+          <w:rFonts w:asciiTheme="minorHAnsi" w:eastAsiaTheme="minorEastAsia" w:hAnsiTheme="minorHAnsi" w:cstheme="minorBidi"/>
           <w:i w:val="0"/>
           <w:iCs w:val="0"/>
           <w:noProof/>
@@ -6690,14 +6689,14 @@
     </w:p>
     <w:p>
       <w:pPr>
-        <w:pStyle w:val="TOC3"/>
+        <w:pStyle w:val="33"/>
         <w:tabs>
           <w:tab w:val="left" w:pos="2346"/>
           <w:tab w:val="right" w:leader="dot" w:pos="8494"/>
         </w:tabs>
         <w:ind w:firstLine="400"/>
         <w:rPr>
-          <w:rFonts w:asciiTheme="minorHAnsi" w:eastAsiaTheme="minorEastAsia" w:hAnsiTheme="minorHAnsi" w:cstheme="minorBidi" w:hint="eastAsia"/>
+          <w:rFonts w:asciiTheme="minorHAnsi" w:eastAsiaTheme="minorEastAsia" w:hAnsiTheme="minorHAnsi" w:cstheme="minorBidi"/>
           <w:i w:val="0"/>
           <w:iCs w:val="0"/>
           <w:noProof/>
@@ -6823,14 +6822,14 @@
     </w:p>
     <w:p>
       <w:pPr>
-        <w:pStyle w:val="TOC3"/>
+        <w:pStyle w:val="33"/>
         <w:tabs>
           <w:tab w:val="left" w:pos="2346"/>
           <w:tab w:val="right" w:leader="dot" w:pos="8494"/>
         </w:tabs>
         <w:ind w:firstLine="400"/>
         <w:rPr>
-          <w:rFonts w:asciiTheme="minorHAnsi" w:eastAsiaTheme="minorEastAsia" w:hAnsiTheme="minorHAnsi" w:cstheme="minorBidi" w:hint="eastAsia"/>
+          <w:rFonts w:asciiTheme="minorHAnsi" w:eastAsiaTheme="minorEastAsia" w:hAnsiTheme="minorHAnsi" w:cstheme="minorBidi"/>
           <w:i w:val="0"/>
           <w:iCs w:val="0"/>
           <w:noProof/>
@@ -6956,13 +6955,13 @@
     </w:p>
     <w:p>
       <w:pPr>
-        <w:pStyle w:val="TOC2"/>
+        <w:pStyle w:val="23"/>
         <w:tabs>
           <w:tab w:val="right" w:leader="dot" w:pos="8494"/>
         </w:tabs>
         <w:ind w:firstLine="400"/>
         <w:rPr>
-          <w:rFonts w:asciiTheme="minorHAnsi" w:eastAsiaTheme="minorEastAsia" w:hAnsiTheme="minorHAnsi" w:cstheme="minorBidi" w:hint="eastAsia"/>
+          <w:rFonts w:asciiTheme="minorHAnsi" w:eastAsiaTheme="minorEastAsia" w:hAnsiTheme="minorHAnsi" w:cstheme="minorBidi"/>
           <w:smallCaps w:val="0"/>
           <w:noProof/>
           <w:sz w:val="21"/>
@@ -7076,13 +7075,13 @@
     </w:p>
     <w:p>
       <w:pPr>
-        <w:pStyle w:val="TOC2"/>
+        <w:pStyle w:val="23"/>
         <w:tabs>
           <w:tab w:val="right" w:leader="dot" w:pos="8494"/>
         </w:tabs>
         <w:ind w:firstLine="400"/>
         <w:rPr>
-          <w:rFonts w:asciiTheme="minorHAnsi" w:eastAsiaTheme="minorEastAsia" w:hAnsiTheme="minorHAnsi" w:cstheme="minorBidi" w:hint="eastAsia"/>
+          <w:rFonts w:asciiTheme="minorHAnsi" w:eastAsiaTheme="minorEastAsia" w:hAnsiTheme="minorHAnsi" w:cstheme="minorBidi"/>
           <w:smallCaps w:val="0"/>
           <w:noProof/>
           <w:sz w:val="21"/>
@@ -7196,13 +7195,13 @@
     </w:p>
     <w:p>
       <w:pPr>
-        <w:pStyle w:val="TOC2"/>
+        <w:pStyle w:val="23"/>
         <w:tabs>
           <w:tab w:val="right" w:leader="dot" w:pos="8494"/>
         </w:tabs>
         <w:ind w:firstLine="400"/>
         <w:rPr>
-          <w:rFonts w:asciiTheme="minorHAnsi" w:eastAsiaTheme="minorEastAsia" w:hAnsiTheme="minorHAnsi" w:cstheme="minorBidi" w:hint="eastAsia"/>
+          <w:rFonts w:asciiTheme="minorHAnsi" w:eastAsiaTheme="minorEastAsia" w:hAnsiTheme="minorHAnsi" w:cstheme="minorBidi"/>
           <w:smallCaps w:val="0"/>
           <w:noProof/>
           <w:sz w:val="21"/>
@@ -7316,13 +7315,13 @@
     </w:p>
     <w:p>
       <w:pPr>
-        <w:pStyle w:val="TOC1"/>
+        <w:pStyle w:val="13"/>
         <w:tabs>
           <w:tab w:val="right" w:leader="dot" w:pos="8494"/>
         </w:tabs>
         <w:ind w:firstLine="402"/>
         <w:rPr>
-          <w:rFonts w:asciiTheme="minorHAnsi" w:eastAsiaTheme="minorEastAsia" w:hAnsiTheme="minorHAnsi" w:cstheme="minorBidi" w:hint="eastAsia"/>
+          <w:rFonts w:asciiTheme="minorHAnsi" w:eastAsiaTheme="minorEastAsia" w:hAnsiTheme="minorHAnsi" w:cstheme="minorBidi"/>
           <w:b w:val="0"/>
           <w:bCs w:val="0"/>
           <w:caps w:val="0"/>
@@ -7400,13 +7399,13 @@
     </w:p>
     <w:p>
       <w:pPr>
-        <w:pStyle w:val="TOC1"/>
+        <w:pStyle w:val="13"/>
         <w:tabs>
           <w:tab w:val="right" w:leader="dot" w:pos="8494"/>
         </w:tabs>
         <w:ind w:firstLine="402"/>
         <w:rPr>
-          <w:rFonts w:asciiTheme="minorHAnsi" w:eastAsiaTheme="minorEastAsia" w:hAnsiTheme="minorHAnsi" w:cstheme="minorBidi" w:hint="eastAsia"/>
+          <w:rFonts w:asciiTheme="minorHAnsi" w:eastAsiaTheme="minorEastAsia" w:hAnsiTheme="minorHAnsi" w:cstheme="minorBidi"/>
           <w:b w:val="0"/>
           <w:bCs w:val="0"/>
           <w:caps w:val="0"/>
@@ -7475,13 +7474,13 @@
     </w:p>
     <w:p>
       <w:pPr>
-        <w:pStyle w:val="TOC1"/>
+        <w:pStyle w:val="13"/>
         <w:tabs>
           <w:tab w:val="right" w:leader="dot" w:pos="8494"/>
         </w:tabs>
         <w:ind w:firstLine="402"/>
         <w:rPr>
-          <w:rFonts w:asciiTheme="minorHAnsi" w:eastAsiaTheme="minorEastAsia" w:hAnsiTheme="minorHAnsi" w:cstheme="minorBidi" w:hint="eastAsia"/>
+          <w:rFonts w:asciiTheme="minorHAnsi" w:eastAsiaTheme="minorEastAsia" w:hAnsiTheme="minorHAnsi" w:cstheme="minorBidi"/>
           <w:b w:val="0"/>
           <w:bCs w:val="0"/>
           <w:caps w:val="0"/>
@@ -7557,13 +7556,13 @@
     </w:p>
     <w:p>
       <w:pPr>
-        <w:pStyle w:val="TOC1"/>
+        <w:pStyle w:val="13"/>
         <w:tabs>
           <w:tab w:val="right" w:leader="dot" w:pos="8494"/>
         </w:tabs>
         <w:ind w:firstLine="402"/>
         <w:rPr>
-          <w:rFonts w:asciiTheme="minorHAnsi" w:eastAsiaTheme="minorEastAsia" w:hAnsiTheme="minorHAnsi" w:cstheme="minorBidi" w:hint="eastAsia"/>
+          <w:rFonts w:asciiTheme="minorHAnsi" w:eastAsiaTheme="minorEastAsia" w:hAnsiTheme="minorHAnsi" w:cstheme="minorBidi"/>
           <w:b w:val="0"/>
           <w:bCs w:val="0"/>
           <w:caps w:val="0"/>
@@ -7632,13 +7631,13 @@
     </w:p>
     <w:p>
       <w:pPr>
-        <w:pStyle w:val="TOC1"/>
+        <w:pStyle w:val="13"/>
         <w:tabs>
           <w:tab w:val="right" w:leader="dot" w:pos="8494"/>
         </w:tabs>
         <w:ind w:firstLine="402"/>
         <w:rPr>
-          <w:rFonts w:asciiTheme="minorHAnsi" w:eastAsiaTheme="minorEastAsia" w:hAnsiTheme="minorHAnsi" w:cstheme="minorBidi" w:hint="eastAsia"/>
+          <w:rFonts w:asciiTheme="minorHAnsi" w:eastAsiaTheme="minorEastAsia" w:hAnsiTheme="minorHAnsi" w:cstheme="minorBidi"/>
           <w:b w:val="0"/>
           <w:bCs w:val="0"/>
           <w:caps w:val="0"/>
@@ -7721,13 +7720,13 @@
     </w:p>
     <w:p>
       <w:pPr>
-        <w:pStyle w:val="TOC1"/>
+        <w:pStyle w:val="13"/>
         <w:tabs>
           <w:tab w:val="right" w:leader="dot" w:pos="8494"/>
         </w:tabs>
         <w:ind w:firstLine="402"/>
         <w:rPr>
-          <w:rFonts w:asciiTheme="minorHAnsi" w:eastAsiaTheme="minorEastAsia" w:hAnsiTheme="minorHAnsi" w:cstheme="minorBidi" w:hint="eastAsia"/>
+          <w:rFonts w:asciiTheme="minorHAnsi" w:eastAsiaTheme="minorEastAsia" w:hAnsiTheme="minorHAnsi" w:cstheme="minorBidi"/>
           <w:b w:val="0"/>
           <w:bCs w:val="0"/>
           <w:caps w:val="0"/>
@@ -7796,13 +7795,13 @@
     </w:p>
     <w:p>
       <w:pPr>
-        <w:pStyle w:val="TOC1"/>
+        <w:pStyle w:val="13"/>
         <w:tabs>
           <w:tab w:val="right" w:leader="dot" w:pos="8494"/>
         </w:tabs>
         <w:ind w:firstLine="402"/>
         <w:rPr>
-          <w:rFonts w:asciiTheme="minorHAnsi" w:eastAsiaTheme="minorEastAsia" w:hAnsiTheme="minorHAnsi" w:cstheme="minorBidi" w:hint="eastAsia"/>
+          <w:rFonts w:asciiTheme="minorHAnsi" w:eastAsiaTheme="minorEastAsia" w:hAnsiTheme="minorHAnsi" w:cstheme="minorBidi"/>
           <w:b w:val="0"/>
           <w:bCs w:val="0"/>
           <w:caps w:val="0"/>
@@ -8388,7 +8387,7 @@
       <w:pPr>
         <w:ind w:firstLine="480"/>
         <w:rPr>
-          <w:rFonts w:ascii="宋体" w:hAnsi="宋体" w:hint="eastAsia"/>
+          <w:rFonts w:ascii="宋体" w:hAnsi="宋体"/>
         </w:rPr>
       </w:pPr>
       <w:r>
@@ -8409,13 +8408,13 @@
       <w:pPr>
         <w:ind w:firstLine="480"/>
         <w:rPr>
+          <w:rFonts w:ascii="宋体" w:hAnsi="宋体"/>
+        </w:rPr>
+      </w:pPr>
+      <w:r>
+        <w:rPr>
           <w:rFonts w:ascii="宋体" w:hAnsi="宋体" w:hint="eastAsia"/>
         </w:rPr>
-      </w:pPr>
-      <w:r>
-        <w:rPr>
-          <w:rFonts w:ascii="宋体" w:hAnsi="宋体" w:hint="eastAsia"/>
-        </w:rPr>
         <w:t>（1）传统任务调度算法</w:t>
       </w:r>
     </w:p>
@@ -8423,7 +8422,7 @@
       <w:pPr>
         <w:ind w:firstLine="480"/>
         <w:rPr>
-          <w:rFonts w:ascii="宋体" w:hAnsi="宋体" w:hint="eastAsia"/>
+          <w:rFonts w:ascii="宋体" w:hAnsi="宋体"/>
         </w:rPr>
       </w:pPr>
       <w:r>
@@ -8465,7 +8464,7 @@
       <w:pPr>
         <w:ind w:firstLine="480"/>
         <w:rPr>
-          <w:rFonts w:ascii="宋体" w:hAnsi="宋体" w:hint="eastAsia"/>
+          <w:rFonts w:ascii="宋体" w:hAnsi="宋体"/>
         </w:rPr>
       </w:pPr>
       <w:r>
@@ -8495,7 +8494,7 @@
       <w:pPr>
         <w:ind w:firstLine="480"/>
         <w:rPr>
-          <w:rFonts w:ascii="宋体" w:hAnsi="宋体" w:hint="eastAsia"/>
+          <w:rFonts w:ascii="宋体" w:hAnsi="宋体"/>
         </w:rPr>
       </w:pPr>
       <w:r>
@@ -8537,7 +8536,7 @@
       <w:pPr>
         <w:ind w:firstLine="480"/>
         <w:rPr>
-          <w:rFonts w:ascii="宋体" w:hAnsi="宋体" w:hint="eastAsia"/>
+          <w:rFonts w:ascii="宋体" w:hAnsi="宋体"/>
         </w:rPr>
       </w:pPr>
     </w:p>
@@ -8545,7 +8544,7 @@
       <w:pPr>
         <w:ind w:firstLine="480"/>
         <w:rPr>
-          <w:rFonts w:ascii="宋体" w:hAnsi="宋体" w:hint="eastAsia"/>
+          <w:rFonts w:ascii="宋体" w:hAnsi="宋体"/>
         </w:rPr>
       </w:pPr>
       <w:r>
@@ -8575,15 +8574,37 @@
       <w:pPr>
         <w:ind w:firstLine="480"/>
         <w:rPr>
+          <w:rFonts w:ascii="宋体" w:hAnsi="宋体"/>
+        </w:rPr>
+      </w:pPr>
+    </w:p>
+    <w:p>
+      <w:pPr>
+        <w:ind w:firstLine="480"/>
+        <w:rPr>
+          <w:rFonts w:ascii="宋体" w:hAnsi="宋体"/>
+        </w:rPr>
+      </w:pPr>
+    </w:p>
+    <w:p>
+      <w:pPr>
+        <w:ind w:firstLine="480"/>
+        <w:rPr>
+          <w:rFonts w:ascii="宋体" w:hAnsi="宋体"/>
+        </w:rPr>
+      </w:pPr>
+      <w:r>
+        <w:rPr>
           <w:rFonts w:ascii="宋体" w:hAnsi="宋体" w:hint="eastAsia"/>
         </w:rPr>
-      </w:pPr>
+        <w:t>（2）基于机器学习的调度方法</w:t>
+      </w:r>
     </w:p>
     <w:p>
       <w:pPr>
         <w:ind w:firstLine="480"/>
         <w:rPr>
-          <w:rFonts w:ascii="宋体" w:hAnsi="宋体" w:hint="eastAsia"/>
+          <w:rFonts w:ascii="宋体" w:hAnsi="宋体"/>
         </w:rPr>
       </w:pPr>
     </w:p>
@@ -8591,29 +8612,7 @@
       <w:pPr>
         <w:ind w:firstLine="480"/>
         <w:rPr>
-          <w:rFonts w:ascii="宋体" w:hAnsi="宋体" w:hint="eastAsia"/>
-        </w:rPr>
-      </w:pPr>
-      <w:r>
-        <w:rPr>
-          <w:rFonts w:ascii="宋体" w:hAnsi="宋体" w:hint="eastAsia"/>
-        </w:rPr>
-        <w:t>（2）基于机器学习的调度方法</w:t>
-      </w:r>
-    </w:p>
-    <w:p>
-      <w:pPr>
-        <w:ind w:firstLine="480"/>
-        <w:rPr>
-          <w:rFonts w:ascii="宋体" w:hAnsi="宋体" w:hint="eastAsia"/>
-        </w:rPr>
-      </w:pPr>
-    </w:p>
-    <w:p>
-      <w:pPr>
-        <w:ind w:firstLine="480"/>
-        <w:rPr>
-          <w:rFonts w:ascii="宋体" w:hAnsi="宋体" w:hint="eastAsia"/>
+          <w:rFonts w:ascii="宋体" w:hAnsi="宋体"/>
         </w:rPr>
       </w:pPr>
       <w:r>
@@ -8659,7 +8658,7 @@
       <w:pPr>
         <w:ind w:firstLine="480"/>
         <w:rPr>
-          <w:rFonts w:ascii="宋体" w:hAnsi="宋体" w:hint="eastAsia"/>
+          <w:rFonts w:ascii="宋体" w:hAnsi="宋体"/>
         </w:rPr>
       </w:pPr>
     </w:p>
@@ -8667,7 +8666,7 @@
       <w:pPr>
         <w:ind w:firstLine="480"/>
         <w:rPr>
-          <w:rFonts w:ascii="宋体" w:hAnsi="宋体" w:hint="eastAsia"/>
+          <w:rFonts w:ascii="宋体" w:hAnsi="宋体"/>
         </w:rPr>
       </w:pPr>
       <w:r>
@@ -8720,56 +8719,346 @@
       <w:pPr>
         <w:ind w:firstLine="480"/>
         <w:rPr>
+          <w:rFonts w:ascii="宋体" w:hAnsi="宋体"/>
+        </w:rPr>
+      </w:pPr>
+    </w:p>
+    <w:p>
+      <w:pPr>
+        <w:ind w:firstLine="480"/>
+        <w:rPr>
+          <w:rFonts w:ascii="宋体" w:hAnsi="宋体"/>
+        </w:rPr>
+      </w:pPr>
+      <w:r>
+        <w:rPr>
           <w:rFonts w:ascii="宋体" w:hAnsi="宋体" w:hint="eastAsia"/>
         </w:rPr>
-      </w:pPr>
+        <w:t>（3）现有研究的不足</w:t>
+      </w:r>
     </w:p>
     <w:p>
       <w:pPr>
         <w:ind w:firstLine="480"/>
         <w:rPr>
+          <w:rFonts w:ascii="宋体" w:hAnsi="宋体"/>
+        </w:rPr>
+      </w:pPr>
+    </w:p>
+    <w:p>
+      <w:pPr>
+        <w:ind w:firstLine="480"/>
+        <w:rPr>
+          <w:rFonts w:ascii="宋体" w:hAnsi="宋体"/>
+        </w:rPr>
+      </w:pPr>
+      <w:r>
+        <w:rPr>
           <w:rFonts w:ascii="宋体" w:hAnsi="宋体" w:hint="eastAsia"/>
         </w:rPr>
+        <w:t>尽管上述研究取得了积极进展，但仍存在以下问题亟待解决：（1）多数基于学习的调度方法仅在仿真环境中验证，缺乏在真实操作系统内核中的实现与评估；（2）现有方法在处理混合关键级任务时，对安全关键任务的保障能力尚不充分；（3）深度学习模型的推理开销与调度决策的实时性需求之间存在矛盾，如何在有限的时间窗口内完成预测与决策仍有待优化。</w:t>
+      </w:r>
+    </w:p>
+    <w:p>
+      <w:pPr>
+        <w:ind w:firstLine="480"/>
+      </w:pPr>
+    </w:p>
+    <w:p>
+      <w:pPr>
+        <w:pStyle w:val="20"/>
+      </w:pPr>
+      <w:bookmarkStart w:id="21" w:name="_Toc242194242"/>
+      <w:r>
+        <w:t>1</w:t>
+      </w:r>
+      <w:r>
+        <w:rPr>
+          <w:rFonts w:hint="eastAsia"/>
+        </w:rPr>
+        <w:t>.</w:t>
+      </w:r>
+      <w:r>
+        <w:t>3</w:t>
+      </w:r>
+      <w:r>
+        <w:rPr>
+          <w:rFonts w:hint="eastAsia"/>
+        </w:rPr>
+        <w:t xml:space="preserve"> </w:t>
+      </w:r>
+      <w:r>
+        <w:t xml:space="preserve"> </w:t>
+      </w:r>
+      <w:r>
+        <w:rPr>
+          <w:rFonts w:hint="eastAsia"/>
+        </w:rPr>
+        <w:fldChar w:fldCharType="begin"/>
+      </w:r>
+      <w:r>
+        <w:rPr>
+          <w:rFonts w:hint="eastAsia"/>
+        </w:rPr>
+        <w:instrText xml:space="preserve"> MACROBUTTON NoMacro 2</w:instrText>
+      </w:r>
+      <w:r>
+        <w:rPr>
+          <w:rFonts w:hint="eastAsia"/>
+        </w:rPr>
+        <w:instrText>级标题</w:instrText>
+      </w:r>
+      <w:r>
+        <w:rPr>
+          <w:rFonts w:hint="eastAsia"/>
+        </w:rPr>
+        <w:instrText xml:space="preserve"> </w:instrText>
+      </w:r>
+      <w:r>
+        <w:rPr>
+          <w:rFonts w:hint="eastAsia"/>
+        </w:rPr>
+        <w:fldChar w:fldCharType="end"/>
+      </w:r>
+      <w:r>
+        <w:rPr>
+          <w:rFonts w:hint="eastAsia"/>
+        </w:rPr>
+        <w:t>本文研究内容</w:t>
+      </w:r>
+      <w:bookmarkEnd w:id="21"/>
+    </w:p>
+    <w:p>
+      <w:pPr>
+        <w:ind w:firstLine="480"/>
+        <w:rPr>
+          <w:rFonts w:ascii="宋体" w:hAnsi="宋体"/>
+        </w:rPr>
       </w:pPr>
       <w:r>
         <w:rPr>
           <w:rFonts w:ascii="宋体" w:hAnsi="宋体" w:hint="eastAsia"/>
         </w:rPr>
-        <w:t>（3）现有研究的不足</w:t>
+        <w:t>针对上述问题，本文聚焦于基于深度学习的任务预测与优先级抢占式调度的融合方法，具体研究内容包括：</w:t>
       </w:r>
     </w:p>
     <w:p>
       <w:pPr>
         <w:ind w:firstLine="480"/>
         <w:rPr>
+          <w:rFonts w:ascii="宋体" w:hAnsi="宋体"/>
+        </w:rPr>
+      </w:pPr>
+    </w:p>
+    <w:p>
+      <w:pPr>
+        <w:ind w:firstLine="480"/>
+        <w:rPr>
+          <w:rFonts w:ascii="宋体" w:hAnsi="宋体"/>
+        </w:rPr>
+      </w:pPr>
+      <w:r>
+        <w:rPr>
           <w:rFonts w:ascii="宋体" w:hAnsi="宋体" w:hint="eastAsia"/>
         </w:rPr>
-      </w:pPr>
+        <w:t>操作系统任务调度的</w:t>
+      </w:r>
+      <w:r>
+        <w:rPr>
+          <w:rFonts w:ascii="宋体" w:hAnsi="宋体" w:hint="eastAsia"/>
+        </w:rPr>
+        <w:t>核心</w:t>
+      </w:r>
+      <w:r>
+        <w:rPr>
+          <w:rFonts w:ascii="宋体" w:hAnsi="宋体" w:hint="eastAsia"/>
+        </w:rPr>
+        <w:t>原理</w:t>
+      </w:r>
+      <w:r>
+        <w:rPr>
+          <w:rFonts w:ascii="宋体" w:hAnsi="宋体" w:hint="eastAsia"/>
+        </w:rPr>
+        <w:t>。</w:t>
+      </w:r>
     </w:p>
     <w:p>
       <w:pPr>
         <w:ind w:firstLine="480"/>
         <w:rPr>
+          <w:rFonts w:ascii="宋体" w:hAnsi="宋体"/>
+        </w:rPr>
+      </w:pPr>
+    </w:p>
+    <w:p>
+      <w:pPr>
+        <w:ind w:firstLine="480"/>
+        <w:rPr>
+          <w:rFonts w:ascii="宋体" w:hAnsi="宋体"/>
+        </w:rPr>
+      </w:pPr>
+      <w:r>
+        <w:rPr>
           <w:rFonts w:ascii="宋体" w:hAnsi="宋体" w:hint="eastAsia"/>
         </w:rPr>
-      </w:pPr>
+        <w:t>轮转调度、基于优先级的</w:t>
+      </w:r>
       <w:r>
         <w:rPr>
           <w:rFonts w:ascii="宋体" w:hAnsi="宋体" w:hint="eastAsia"/>
         </w:rPr>
-        <w:t>尽管上述研究取得了积极进展，但仍存在以下问题亟待解决：（1）多数基于学习的调度方法仅在仿真环境中验证，缺乏在真实操作系统内核中的实现与评估；（2）现有方法在处理混合关键级任务时，对安全关键任务的保障能力尚不充分；（3）深度学习模型的推理开销与调度决策的实时性需求之间存在矛盾，如何在有限的时间窗口内完成预测与决策仍有待优化。</w:t>
+        <w:t>调度</w:t>
+      </w:r>
+      <w:r>
+        <w:rPr>
+          <w:rFonts w:ascii="宋体" w:hAnsi="宋体" w:hint="eastAsia"/>
+        </w:rPr>
+        <w:t>实现</w:t>
+      </w:r>
+      <w:r>
+        <w:rPr>
+          <w:rFonts w:ascii="宋体" w:hAnsi="宋体" w:hint="eastAsia"/>
+        </w:rPr>
+        <w:t>。</w:t>
       </w:r>
     </w:p>
     <w:p>
       <w:pPr>
         <w:ind w:firstLine="480"/>
-      </w:pPr>
+        <w:rPr>
+          <w:rFonts w:ascii="宋体" w:hAnsi="宋体"/>
+        </w:rPr>
+      </w:pPr>
+    </w:p>
+    <w:p>
+      <w:pPr>
+        <w:ind w:firstLine="480"/>
+        <w:rPr>
+          <w:rFonts w:ascii="宋体" w:hAnsi="宋体"/>
+        </w:rPr>
+      </w:pPr>
+      <w:r>
+        <w:rPr>
+          <w:rFonts w:ascii="宋体" w:hAnsi="宋体" w:hint="eastAsia"/>
+        </w:rPr>
+        <w:t>基于深度学习和优先级的</w:t>
+      </w:r>
+      <w:r>
+        <w:rPr>
+          <w:rFonts w:ascii="宋体" w:hAnsi="宋体" w:hint="eastAsia"/>
+        </w:rPr>
+        <w:t>混合</w:t>
+      </w:r>
+      <w:r>
+        <w:rPr>
+          <w:rFonts w:ascii="宋体" w:hAnsi="宋体" w:hint="eastAsia"/>
+        </w:rPr>
+        <w:t>调度算法</w:t>
+      </w:r>
+      <w:r>
+        <w:rPr>
+          <w:rFonts w:ascii="宋体" w:hAnsi="宋体" w:hint="eastAsia"/>
+        </w:rPr>
+        <w:t>和实现</w:t>
+      </w:r>
+      <w:r>
+        <w:rPr>
+          <w:rFonts w:ascii="宋体" w:hAnsi="宋体" w:hint="eastAsia"/>
+        </w:rPr>
+        <w:t>。</w:t>
+      </w:r>
+      <w:r>
+        <w:rPr>
+          <w:rFonts w:ascii="宋体" w:hAnsi="宋体" w:hint="eastAsia"/>
+        </w:rPr>
+        <w:t>利用深度学习模型对任务</w:t>
+      </w:r>
+      <w:r>
+        <w:rPr>
+          <w:rFonts w:ascii="宋体" w:hAnsi="宋体" w:hint="eastAsia"/>
+        </w:rPr>
+        <w:t>调度的预测</w:t>
+      </w:r>
+      <w:r>
+        <w:rPr>
+          <w:rFonts w:ascii="宋体" w:hAnsi="宋体" w:hint="eastAsia"/>
+        </w:rPr>
+        <w:t>。</w:t>
+      </w:r>
+    </w:p>
+    <w:p>
+      <w:pPr>
+        <w:ind w:firstLine="480"/>
+        <w:rPr>
+          <w:rFonts w:ascii="宋体" w:hAnsi="宋体"/>
+        </w:rPr>
+      </w:pPr>
+    </w:p>
+    <w:p>
+      <w:pPr>
+        <w:ind w:firstLine="480"/>
+        <w:rPr>
+          <w:rFonts w:ascii="宋体" w:hAnsi="宋体"/>
+        </w:rPr>
+      </w:pPr>
+      <w:r>
+        <w:rPr>
+          <w:rFonts w:ascii="宋体" w:hAnsi="宋体" w:hint="eastAsia"/>
+        </w:rPr>
+        <w:t>深度</w:t>
+      </w:r>
+      <w:r>
+        <w:rPr>
+          <w:rFonts w:ascii="宋体" w:hAnsi="宋体" w:hint="eastAsia"/>
+        </w:rPr>
+        <w:t>学习与调度算法的融合与改进。将预测结果作为优先级动态调整的因素之一</w:t>
+      </w:r>
+      <w:r>
+        <w:rPr>
+          <w:rFonts w:ascii="宋体" w:hAnsi="宋体" w:hint="eastAsia"/>
+        </w:rPr>
+        <w:t>，改进传统基于优先级的抢占式调度方法，使系统能够在任务到达前预先做出资源分配决策。</w:t>
+      </w:r>
+    </w:p>
+    <w:p>
+      <w:pPr>
+        <w:ind w:firstLine="480"/>
+        <w:rPr>
+          <w:rFonts w:ascii="宋体" w:hAnsi="宋体"/>
+        </w:rPr>
+      </w:pPr>
+    </w:p>
+    <w:p>
+      <w:pPr>
+        <w:ind w:firstLine="480"/>
+        <w:rPr>
+          <w:rFonts w:ascii="宋体" w:hAnsi="宋体"/>
+        </w:rPr>
+      </w:pPr>
+      <w:r>
+        <w:rPr>
+          <w:rFonts w:ascii="宋体" w:hAnsi="宋体" w:hint="eastAsia"/>
+        </w:rPr>
+        <w:t>实验验证与性能评估：在</w:t>
+      </w:r>
+      <w:r>
+        <w:rPr>
+          <w:rFonts w:ascii="宋体" w:hAnsi="宋体"/>
+        </w:rPr>
+        <w:t>Liunuxos</w:t>
+      </w:r>
+      <w:r>
+        <w:rPr>
+          <w:rFonts w:ascii="宋体" w:hAnsi="宋体" w:hint="eastAsia"/>
+        </w:rPr>
+        <w:t>上实现所提方法，并与传统EDF、RM等基准算法进行对比实验，评估在不同系统负载条件下的调度性能。</w:t>
+      </w:r>
     </w:p>
     <w:p>
       <w:pPr>
         <w:pStyle w:val="20"/>
       </w:pPr>
-      <w:bookmarkStart w:id="21" w:name="_Toc242194242"/>
+      <w:bookmarkStart w:id="22" w:name="_Toc242194243"/>
       <w:r>
         <w:t>1</w:t>
       </w:r>
@@ -8780,7 +9069,7 @@
         <w:t>.</w:t>
       </w:r>
       <w:r>
-        <w:t>3</w:t>
+        <w:t xml:space="preserve">4 </w:t>
       </w:r>
       <w:r>
         <w:rPr>
@@ -8789,9 +9078,6 @@
         <w:t xml:space="preserve"> </w:t>
       </w:r>
       <w:r>
-        <w:t xml:space="preserve"> </w:t>
-      </w:r>
-      <w:r>
         <w:rPr>
           <w:rFonts w:hint="eastAsia"/>
         </w:rPr>
@@ -8825,302 +9111,15 @@
         <w:rPr>
           <w:rFonts w:hint="eastAsia"/>
         </w:rPr>
-        <w:t>本文研究内容</w:t>
-      </w:r>
-      <w:bookmarkEnd w:id="21"/>
+        <w:t>论文结构安排</w:t>
+      </w:r>
+      <w:bookmarkEnd w:id="22"/>
     </w:p>
     <w:p>
       <w:pPr>
         <w:ind w:firstLine="480"/>
         <w:rPr>
-          <w:rFonts w:ascii="宋体" w:hAnsi="宋体" w:hint="eastAsia"/>
-        </w:rPr>
-      </w:pPr>
-      <w:r>
-        <w:rPr>
-          <w:rFonts w:ascii="宋体" w:hAnsi="宋体" w:hint="eastAsia"/>
-        </w:rPr>
-        <w:t>针对上述问题，本文聚焦于基于深度学习的任务预测与优先级抢占式调度的融合方法，具体研究内容包括：</w:t>
-      </w:r>
-    </w:p>
-    <w:p>
-      <w:pPr>
-        <w:ind w:firstLine="480"/>
-        <w:rPr>
-          <w:rFonts w:ascii="宋体" w:hAnsi="宋体" w:hint="eastAsia"/>
-        </w:rPr>
-      </w:pPr>
-    </w:p>
-    <w:p>
-      <w:pPr>
-        <w:ind w:firstLine="480"/>
-        <w:rPr>
-          <w:rFonts w:ascii="宋体" w:hAnsi="宋体" w:hint="eastAsia"/>
-        </w:rPr>
-      </w:pPr>
-      <w:r>
-        <w:rPr>
-          <w:rFonts w:ascii="宋体" w:hAnsi="宋体" w:hint="eastAsia"/>
-        </w:rPr>
-        <w:t>操作系统任务调度的</w:t>
-      </w:r>
-      <w:r>
-        <w:rPr>
-          <w:rFonts w:ascii="宋体" w:hAnsi="宋体" w:hint="eastAsia"/>
-        </w:rPr>
-        <w:t>核心</w:t>
-      </w:r>
-      <w:r>
-        <w:rPr>
-          <w:rFonts w:ascii="宋体" w:hAnsi="宋体" w:hint="eastAsia"/>
-        </w:rPr>
-        <w:t>原理</w:t>
-      </w:r>
-      <w:r>
-        <w:rPr>
-          <w:rFonts w:ascii="宋体" w:hAnsi="宋体" w:hint="eastAsia"/>
-        </w:rPr>
-        <w:t>。</w:t>
-      </w:r>
-    </w:p>
-    <w:p>
-      <w:pPr>
-        <w:ind w:firstLine="480"/>
-        <w:rPr>
-          <w:rFonts w:ascii="宋体" w:hAnsi="宋体" w:hint="eastAsia"/>
-        </w:rPr>
-      </w:pPr>
-    </w:p>
-    <w:p>
-      <w:pPr>
-        <w:ind w:firstLine="480"/>
-        <w:rPr>
-          <w:rFonts w:ascii="宋体" w:hAnsi="宋体" w:hint="eastAsia"/>
-        </w:rPr>
-      </w:pPr>
-      <w:r>
-        <w:rPr>
-          <w:rFonts w:ascii="宋体" w:hAnsi="宋体" w:hint="eastAsia"/>
-        </w:rPr>
-        <w:t>轮转调度、基于优先级的</w:t>
-      </w:r>
-      <w:r>
-        <w:rPr>
-          <w:rFonts w:ascii="宋体" w:hAnsi="宋体" w:hint="eastAsia"/>
-        </w:rPr>
-        <w:t>调度</w:t>
-      </w:r>
-      <w:r>
-        <w:rPr>
-          <w:rFonts w:ascii="宋体" w:hAnsi="宋体" w:hint="eastAsia"/>
-        </w:rPr>
-        <w:t>实现</w:t>
-      </w:r>
-      <w:r>
-        <w:rPr>
-          <w:rFonts w:ascii="宋体" w:hAnsi="宋体" w:hint="eastAsia"/>
-        </w:rPr>
-        <w:t>。</w:t>
-      </w:r>
-    </w:p>
-    <w:p>
-      <w:pPr>
-        <w:ind w:firstLine="480"/>
-        <w:rPr>
-          <w:rFonts w:ascii="宋体" w:hAnsi="宋体" w:hint="eastAsia"/>
-        </w:rPr>
-      </w:pPr>
-    </w:p>
-    <w:p>
-      <w:pPr>
-        <w:ind w:firstLine="480"/>
-        <w:rPr>
-          <w:rFonts w:ascii="宋体" w:hAnsi="宋体" w:hint="eastAsia"/>
-        </w:rPr>
-      </w:pPr>
-      <w:r>
-        <w:rPr>
-          <w:rFonts w:ascii="宋体" w:hAnsi="宋体" w:hint="eastAsia"/>
-        </w:rPr>
-        <w:t>基于深度学习和优先级的</w:t>
-      </w:r>
-      <w:r>
-        <w:rPr>
-          <w:rFonts w:ascii="宋体" w:hAnsi="宋体" w:hint="eastAsia"/>
-        </w:rPr>
-        <w:t>混合</w:t>
-      </w:r>
-      <w:r>
-        <w:rPr>
-          <w:rFonts w:ascii="宋体" w:hAnsi="宋体" w:hint="eastAsia"/>
-        </w:rPr>
-        <w:t>调度算法</w:t>
-      </w:r>
-      <w:r>
-        <w:rPr>
-          <w:rFonts w:ascii="宋体" w:hAnsi="宋体" w:hint="eastAsia"/>
-        </w:rPr>
-        <w:t>和实现</w:t>
-      </w:r>
-      <w:r>
-        <w:rPr>
-          <w:rFonts w:ascii="宋体" w:hAnsi="宋体" w:hint="eastAsia"/>
-        </w:rPr>
-        <w:t>。</w:t>
-      </w:r>
-      <w:r>
-        <w:rPr>
-          <w:rFonts w:ascii="宋体" w:hAnsi="宋体" w:hint="eastAsia"/>
-        </w:rPr>
-        <w:t>利用深度学习模型对任务</w:t>
-      </w:r>
-      <w:r>
-        <w:rPr>
-          <w:rFonts w:ascii="宋体" w:hAnsi="宋体" w:hint="eastAsia"/>
-        </w:rPr>
-        <w:t>调度的预测</w:t>
-      </w:r>
-      <w:r>
-        <w:rPr>
-          <w:rFonts w:ascii="宋体" w:hAnsi="宋体" w:hint="eastAsia"/>
-        </w:rPr>
-        <w:t>。</w:t>
-      </w:r>
-    </w:p>
-    <w:p>
-      <w:pPr>
-        <w:ind w:firstLine="480"/>
-        <w:rPr>
-          <w:rFonts w:ascii="宋体" w:hAnsi="宋体" w:hint="eastAsia"/>
-        </w:rPr>
-      </w:pPr>
-    </w:p>
-    <w:p>
-      <w:pPr>
-        <w:ind w:firstLine="480"/>
-        <w:rPr>
-          <w:rFonts w:ascii="宋体" w:hAnsi="宋体" w:hint="eastAsia"/>
-        </w:rPr>
-      </w:pPr>
-      <w:r>
-        <w:rPr>
-          <w:rFonts w:ascii="宋体" w:hAnsi="宋体" w:hint="eastAsia"/>
-        </w:rPr>
-        <w:t>深度</w:t>
-      </w:r>
-      <w:r>
-        <w:rPr>
-          <w:rFonts w:ascii="宋体" w:hAnsi="宋体" w:hint="eastAsia"/>
-        </w:rPr>
-        <w:t>学习与调度算法的融合与改进。将预测结果作为优先级动态调整的因素之一</w:t>
-      </w:r>
-      <w:r>
-        <w:rPr>
-          <w:rFonts w:ascii="宋体" w:hAnsi="宋体" w:hint="eastAsia"/>
-        </w:rPr>
-        <w:t>，改进传统基于优先级的抢占式调度方法，使系统能够在任务到达前预先做出资源分配决策。</w:t>
-      </w:r>
-    </w:p>
-    <w:p>
-      <w:pPr>
-        <w:ind w:firstLine="480"/>
-        <w:rPr>
-          <w:rFonts w:ascii="宋体" w:hAnsi="宋体" w:hint="eastAsia"/>
-        </w:rPr>
-      </w:pPr>
-    </w:p>
-    <w:p>
-      <w:pPr>
-        <w:ind w:firstLine="480"/>
-        <w:rPr>
-          <w:rFonts w:ascii="宋体" w:hAnsi="宋体" w:hint="eastAsia"/>
-        </w:rPr>
-      </w:pPr>
-      <w:r>
-        <w:rPr>
-          <w:rFonts w:ascii="宋体" w:hAnsi="宋体" w:hint="eastAsia"/>
-        </w:rPr>
-        <w:t>实验验证与性能评估：在</w:t>
-      </w:r>
-      <w:r>
-        <w:rPr>
           <w:rFonts w:ascii="宋体" w:hAnsi="宋体"/>
-        </w:rPr>
-        <w:t>Liunuxos</w:t>
-      </w:r>
-      <w:r>
-        <w:rPr>
-          <w:rFonts w:ascii="宋体" w:hAnsi="宋体" w:hint="eastAsia"/>
-        </w:rPr>
-        <w:t>上实现所提方法，并与传统EDF、RM等基准算法进行对比实验，评估在不同系统负载条件下的调度性能。</w:t>
-      </w:r>
-    </w:p>
-    <w:p>
-      <w:pPr>
-        <w:pStyle w:val="20"/>
-      </w:pPr>
-      <w:bookmarkStart w:id="22" w:name="_Toc242194243"/>
-      <w:r>
-        <w:t>1</w:t>
-      </w:r>
-      <w:r>
-        <w:rPr>
-          <w:rFonts w:hint="eastAsia"/>
-        </w:rPr>
-        <w:t>.</w:t>
-      </w:r>
-      <w:r>
-        <w:t xml:space="preserve">4 </w:t>
-      </w:r>
-      <w:r>
-        <w:rPr>
-          <w:rFonts w:hint="eastAsia"/>
-        </w:rPr>
-        <w:t xml:space="preserve"> </w:t>
-      </w:r>
-      <w:r>
-        <w:rPr>
-          <w:rFonts w:hint="eastAsia"/>
-        </w:rPr>
-        <w:fldChar w:fldCharType="begin"/>
-      </w:r>
-      <w:r>
-        <w:rPr>
-          <w:rFonts w:hint="eastAsia"/>
-        </w:rPr>
-        <w:instrText xml:space="preserve"> MACROBUTTON NoMacro 2</w:instrText>
-      </w:r>
-      <w:r>
-        <w:rPr>
-          <w:rFonts w:hint="eastAsia"/>
-        </w:rPr>
-        <w:instrText>级标题</w:instrText>
-      </w:r>
-      <w:r>
-        <w:rPr>
-          <w:rFonts w:hint="eastAsia"/>
-        </w:rPr>
-        <w:instrText xml:space="preserve"> </w:instrText>
-      </w:r>
-      <w:r>
-        <w:rPr>
-          <w:rFonts w:hint="eastAsia"/>
-        </w:rPr>
-        <w:fldChar w:fldCharType="end"/>
-      </w:r>
-      <w:r>
-        <w:rPr>
-          <w:rFonts w:hint="eastAsia"/>
-        </w:rPr>
-        <w:t>论文结构安排</w:t>
-      </w:r>
-      <w:bookmarkEnd w:id="22"/>
-    </w:p>
-    <w:p>
-      <w:pPr>
-        <w:ind w:firstLine="480"/>
-        <w:rPr>
-          <w:rFonts w:ascii="宋体" w:hAnsi="宋体" w:hint="eastAsia"/>
         </w:rPr>
       </w:pPr>
       <w:r>
@@ -9135,49 +9134,75 @@
       <w:pPr>
         <w:ind w:firstLine="480"/>
         <w:rPr>
+          <w:rFonts w:ascii="宋体" w:hAnsi="宋体"/>
+        </w:rPr>
+      </w:pPr>
+      <w:r>
+        <w:rPr>
           <w:rFonts w:ascii="宋体" w:hAnsi="宋体" w:hint="eastAsia"/>
         </w:rPr>
-      </w:pPr>
+        <w:t>第</w:t>
+      </w:r>
+      <w:r>
+        <w:rPr>
+          <w:rFonts w:ascii="宋体" w:hAnsi="宋体"/>
+        </w:rPr>
+        <w:t>2</w:t>
+      </w:r>
       <w:r>
         <w:rPr>
           <w:rFonts w:ascii="宋体" w:hAnsi="宋体" w:hint="eastAsia"/>
         </w:rPr>
-        <w:t>第</w:t>
-      </w:r>
-      <w:r>
+        <w:t>章介绍</w:t>
+      </w:r>
+      <w:r>
+        <w:rPr>
+          <w:rFonts w:ascii="宋体" w:hAnsi="宋体" w:hint="eastAsia"/>
+        </w:rPr>
+        <w:t>任务调度的硬件机制、</w:t>
+      </w:r>
+      <w:r>
+        <w:rPr>
+          <w:rFonts w:ascii="宋体" w:hAnsi="宋体" w:hint="eastAsia"/>
+        </w:rPr>
+        <w:t>任务调度</w:t>
+      </w:r>
+      <w:r>
+        <w:rPr>
+          <w:rFonts w:ascii="宋体" w:hAnsi="宋体" w:hint="eastAsia"/>
+        </w:rPr>
+        <w:t>原理</w:t>
+      </w:r>
+      <w:r>
+        <w:rPr>
+          <w:rFonts w:ascii="宋体" w:hAnsi="宋体" w:hint="eastAsia"/>
+        </w:rPr>
+        <w:t>。</w:t>
+      </w:r>
+    </w:p>
+    <w:p>
+      <w:pPr>
+        <w:ind w:firstLine="480"/>
         <w:rPr>
           <w:rFonts w:ascii="宋体" w:hAnsi="宋体"/>
         </w:rPr>
-        <w:t>2</w:t>
-      </w:r>
+      </w:pPr>
       <w:r>
         <w:rPr>
           <w:rFonts w:ascii="宋体" w:hAnsi="宋体" w:hint="eastAsia"/>
         </w:rPr>
-        <w:t>章介绍</w:t>
+        <w:t>第3章介绍任务调度算法</w:t>
       </w:r>
       <w:r>
         <w:rPr>
           <w:rFonts w:ascii="宋体" w:hAnsi="宋体" w:hint="eastAsia"/>
         </w:rPr>
-        <w:t>任务调度的硬件机制、</w:t>
+        <w:t>的软件实现</w:t>
       </w:r>
       <w:r>
         <w:rPr>
           <w:rFonts w:ascii="宋体" w:hAnsi="宋体" w:hint="eastAsia"/>
         </w:rPr>
-        <w:t>任务调度</w:t>
-      </w:r>
-      <w:r>
-        <w:rPr>
-          <w:rFonts w:ascii="宋体" w:hAnsi="宋体" w:hint="eastAsia"/>
-        </w:rPr>
-        <w:t>原理</w:t>
-      </w:r>
-      <w:r>
-        <w:rPr>
-          <w:rFonts w:ascii="宋体" w:hAnsi="宋体" w:hint="eastAsia"/>
-        </w:rPr>
         <w:t>。</w:t>
       </w:r>
     </w:p>
@@ -9185,33 +9210,7 @@
       <w:pPr>
         <w:ind w:firstLine="480"/>
         <w:rPr>
-          <w:rFonts w:ascii="宋体" w:hAnsi="宋体" w:hint="eastAsia"/>
-        </w:rPr>
-      </w:pPr>
-      <w:r>
-        <w:rPr>
-          <w:rFonts w:ascii="宋体" w:hAnsi="宋体" w:hint="eastAsia"/>
-        </w:rPr>
-        <w:t>第3章介绍任务调度算法</w:t>
-      </w:r>
-      <w:r>
-        <w:rPr>
-          <w:rFonts w:ascii="宋体" w:hAnsi="宋体" w:hint="eastAsia"/>
-        </w:rPr>
-        <w:t>的软件实现</w:t>
-      </w:r>
-      <w:r>
-        <w:rPr>
-          <w:rFonts w:ascii="宋体" w:hAnsi="宋体" w:hint="eastAsia"/>
-        </w:rPr>
-        <w:t>。</w:t>
-      </w:r>
-    </w:p>
-    <w:p>
-      <w:pPr>
-        <w:ind w:firstLine="480"/>
-        <w:rPr>
-          <w:rFonts w:ascii="宋体" w:hAnsi="宋体" w:hint="eastAsia"/>
+          <w:rFonts w:ascii="宋体" w:hAnsi="宋体"/>
         </w:rPr>
       </w:pPr>
       <w:r>
@@ -9280,8 +9279,8 @@
         <w:pStyle w:val="12"/>
         <w:jc w:val="both"/>
         <w:sectPr>
-          <w:headerReference w:type="default" r:id="rId22"/>
-          <w:footerReference w:type="default" r:id="rId23"/>
+          <w:headerReference w:type="default" r:id="rId21"/>
+          <w:footerReference w:type="default" r:id="rId22"/>
           <w:pgSz w:w="11907" w:h="16840" w:code="9"/>
           <w:pgMar w:top="1701" w:right="1418" w:bottom="1418" w:left="1418" w:header="907" w:footer="851" w:gutter="567"/>
           <w:paperSrc w:first="31096" w:other="31096"/>
@@ -9690,49 +9689,49 @@
         </w:rPr>
         <w:t>项目源码：</w:t>
       </w:r>
+      <w:hyperlink r:id="rId23" w:history="1">
+        <w:r>
+          <w:rPr>
+            <w:rStyle w:val="af"/>
+          </w:rPr>
+          <w:t>satadriver/LiunuxOS: linuxos_new</w:t>
+        </w:r>
+      </w:hyperlink>
+    </w:p>
+    <w:p>
+      <w:pPr>
+        <w:ind w:firstLineChars="0" w:firstLine="420"/>
+      </w:pPr>
+    </w:p>
+    <w:p>
+      <w:pPr>
+        <w:ind w:firstLineChars="0" w:firstLine="420"/>
+      </w:pPr>
+      <w:r>
+        <w:t>V</w:t>
+      </w:r>
+      <w:r>
+        <w:t>isual Studio</w:t>
+      </w:r>
+      <w:r>
+        <w:t xml:space="preserve"> </w:t>
+      </w:r>
+      <w:r>
+        <w:rPr>
+          <w:rFonts w:hint="eastAsia"/>
+        </w:rPr>
+        <w:t>C/C</w:t>
+      </w:r>
+      <w:r>
+        <w:t>++</w:t>
+      </w:r>
+      <w:r>
+        <w:rPr>
+          <w:rFonts w:hint="eastAsia"/>
+        </w:rPr>
+        <w:t>源码：</w:t>
+      </w:r>
       <w:hyperlink r:id="rId24" w:history="1">
-        <w:r>
-          <w:rPr>
-            <w:rStyle w:val="af"/>
-          </w:rPr>
-          <w:t>satadriver/LiunuxOS: linuxos_new</w:t>
-        </w:r>
-      </w:hyperlink>
-    </w:p>
-    <w:p>
-      <w:pPr>
-        <w:ind w:firstLineChars="0" w:firstLine="420"/>
-      </w:pPr>
-    </w:p>
-    <w:p>
-      <w:pPr>
-        <w:ind w:firstLineChars="0" w:firstLine="420"/>
-      </w:pPr>
-      <w:r>
-        <w:t>V</w:t>
-      </w:r>
-      <w:r>
-        <w:t>isual Studio</w:t>
-      </w:r>
-      <w:r>
-        <w:t xml:space="preserve"> </w:t>
-      </w:r>
-      <w:r>
-        <w:rPr>
-          <w:rFonts w:hint="eastAsia"/>
-        </w:rPr>
-        <w:t>C/C</w:t>
-      </w:r>
-      <w:r>
-        <w:t>++</w:t>
-      </w:r>
-      <w:r>
-        <w:rPr>
-          <w:rFonts w:hint="eastAsia"/>
-        </w:rPr>
-        <w:t>源码：</w:t>
-      </w:r>
-      <w:hyperlink r:id="rId25" w:history="1">
         <w:r>
           <w:rPr>
             <w:rStyle w:val="af"/>
@@ -10023,7 +10022,7 @@
         <w:keepNext/>
         <w:ind w:firstLine="420"/>
         <w:rPr>
-          <w:rFonts w:ascii="宋体" w:eastAsia="宋体" w:hAnsi="宋体" w:hint="eastAsia"/>
+          <w:rFonts w:ascii="宋体" w:eastAsia="宋体" w:hAnsi="宋体"/>
           <w:sz w:val="21"/>
           <w:szCs w:val="21"/>
         </w:rPr>
@@ -10309,7 +10308,7 @@
             <w:pPr>
               <w:ind w:firstLineChars="0" w:firstLine="0"/>
               <w:rPr>
-                <w:rFonts w:ascii="宋体" w:hAnsi="宋体" w:hint="eastAsia"/>
+                <w:rFonts w:ascii="宋体" w:hAnsi="宋体"/>
                 <w:sz w:val="21"/>
                 <w:szCs w:val="21"/>
               </w:rPr>
@@ -10525,7 +10524,7 @@
       <w:pPr>
         <w:ind w:firstLineChars="0" w:firstLine="420"/>
         <w:rPr>
-          <w:rFonts w:ascii="宋体" w:hAnsi="宋体" w:cs="宋体" w:hint="eastAsia"/>
+          <w:rFonts w:ascii="宋体" w:hAnsi="宋体" w:cs="宋体"/>
           <w:color w:val="000000"/>
           <w:kern w:val="0"/>
         </w:rPr>
@@ -10537,7 +10536,7 @@
         <w:keepNext/>
         <w:ind w:firstLine="420"/>
         <w:rPr>
-          <w:rFonts w:ascii="宋体" w:eastAsia="宋体" w:hAnsi="宋体" w:cs="宋体" w:hint="eastAsia"/>
+          <w:rFonts w:ascii="宋体" w:eastAsia="宋体" w:hAnsi="宋体" w:cs="宋体"/>
           <w:color w:val="000000"/>
           <w:kern w:val="0"/>
           <w:sz w:val="21"/>
@@ -10649,7 +10648,7 @@
             <w:pPr>
               <w:ind w:firstLineChars="0" w:firstLine="0"/>
               <w:rPr>
-                <w:rFonts w:ascii="宋体" w:hAnsi="宋体" w:hint="eastAsia"/>
+                <w:rFonts w:ascii="宋体" w:hAnsi="宋体"/>
                 <w:sz w:val="21"/>
                 <w:szCs w:val="21"/>
               </w:rPr>
@@ -10676,7 +10675,7 @@
             <w:pPr>
               <w:ind w:firstLineChars="0" w:firstLine="0"/>
               <w:rPr>
-                <w:rFonts w:ascii="宋体" w:hAnsi="宋体" w:hint="eastAsia"/>
+                <w:rFonts w:ascii="宋体" w:hAnsi="宋体"/>
                 <w:sz w:val="21"/>
                 <w:szCs w:val="21"/>
               </w:rPr>
@@ -10703,7 +10702,7 @@
             <w:pPr>
               <w:ind w:firstLineChars="0" w:firstLine="0"/>
               <w:rPr>
-                <w:rFonts w:ascii="宋体" w:hAnsi="宋体" w:hint="eastAsia"/>
+                <w:rFonts w:ascii="宋体" w:hAnsi="宋体"/>
                 <w:sz w:val="21"/>
                 <w:szCs w:val="21"/>
               </w:rPr>
@@ -10730,7 +10729,7 @@
             <w:pPr>
               <w:ind w:firstLineChars="0" w:firstLine="0"/>
               <w:rPr>
-                <w:rFonts w:ascii="宋体" w:hAnsi="宋体" w:hint="eastAsia"/>
+                <w:rFonts w:ascii="宋体" w:hAnsi="宋体"/>
                 <w:sz w:val="21"/>
                 <w:szCs w:val="21"/>
               </w:rPr>
@@ -10917,7 +10916,7 @@
             <w:pPr>
               <w:ind w:firstLineChars="0" w:firstLine="0"/>
               <w:rPr>
-                <w:rFonts w:ascii="宋体" w:hAnsi="宋体" w:hint="eastAsia"/>
+                <w:rFonts w:ascii="宋体" w:hAnsi="宋体"/>
                 <w:sz w:val="21"/>
                 <w:szCs w:val="21"/>
               </w:rPr>
@@ -11035,7 +11034,7 @@
             <w:pPr>
               <w:ind w:firstLineChars="0" w:firstLine="0"/>
               <w:rPr>
-                <w:rFonts w:ascii="宋体" w:hAnsi="宋体" w:hint="eastAsia"/>
+                <w:rFonts w:ascii="宋体" w:hAnsi="宋体"/>
                 <w:sz w:val="21"/>
                 <w:szCs w:val="21"/>
               </w:rPr>
@@ -11145,7 +11144,7 @@
             <w:pPr>
               <w:ind w:firstLineChars="0" w:firstLine="0"/>
               <w:rPr>
-                <w:rFonts w:ascii="宋体" w:hAnsi="宋体" w:hint="eastAsia"/>
+                <w:rFonts w:ascii="宋体" w:hAnsi="宋体"/>
                 <w:sz w:val="21"/>
                 <w:szCs w:val="21"/>
               </w:rPr>
@@ -11249,7 +11248,7 @@
             <w:pPr>
               <w:ind w:firstLineChars="0" w:firstLine="0"/>
               <w:rPr>
-                <w:rFonts w:ascii="宋体" w:hAnsi="宋体" w:hint="eastAsia"/>
+                <w:rFonts w:ascii="宋体" w:hAnsi="宋体"/>
                 <w:sz w:val="21"/>
                 <w:szCs w:val="21"/>
               </w:rPr>
@@ -11353,7 +11352,7 @@
             <w:pPr>
               <w:ind w:firstLineChars="0" w:firstLine="0"/>
               <w:rPr>
-                <w:rFonts w:ascii="宋体" w:hAnsi="宋体" w:hint="eastAsia"/>
+                <w:rFonts w:ascii="宋体" w:hAnsi="宋体"/>
                 <w:sz w:val="21"/>
                 <w:szCs w:val="21"/>
               </w:rPr>
@@ -11450,7 +11449,7 @@
             <w:pPr>
               <w:ind w:firstLineChars="0" w:firstLine="0"/>
               <w:rPr>
-                <w:rFonts w:ascii="宋体" w:hAnsi="宋体" w:hint="eastAsia"/>
+                <w:rFonts w:ascii="宋体" w:hAnsi="宋体"/>
                 <w:sz w:val="21"/>
                 <w:szCs w:val="21"/>
               </w:rPr>
@@ -11547,7 +11546,7 @@
             <w:pPr>
               <w:ind w:firstLineChars="0" w:firstLine="0"/>
               <w:rPr>
-                <w:rFonts w:ascii="宋体" w:hAnsi="宋体" w:hint="eastAsia"/>
+                <w:rFonts w:ascii="宋体" w:hAnsi="宋体"/>
                 <w:sz w:val="21"/>
                 <w:szCs w:val="21"/>
               </w:rPr>
@@ -11645,7 +11644,7 @@
             <w:pPr>
               <w:ind w:firstLineChars="0" w:firstLine="0"/>
               <w:rPr>
-                <w:rFonts w:ascii="宋体" w:hAnsi="宋体" w:hint="eastAsia"/>
+                <w:rFonts w:ascii="宋体" w:hAnsi="宋体"/>
                 <w:sz w:val="21"/>
                 <w:szCs w:val="21"/>
               </w:rPr>
@@ -11743,7 +11742,7 @@
             <w:pPr>
               <w:ind w:firstLineChars="0" w:firstLine="0"/>
               <w:rPr>
-                <w:rFonts w:ascii="宋体" w:hAnsi="宋体" w:hint="eastAsia"/>
+                <w:rFonts w:ascii="宋体" w:hAnsi="宋体"/>
                 <w:sz w:val="21"/>
                 <w:szCs w:val="21"/>
               </w:rPr>
@@ -11847,7 +11846,7 @@
             <w:pPr>
               <w:ind w:firstLineChars="0" w:firstLine="0"/>
               <w:rPr>
-                <w:rFonts w:ascii="宋体" w:hAnsi="宋体" w:hint="eastAsia"/>
+                <w:rFonts w:ascii="宋体" w:hAnsi="宋体"/>
                 <w:sz w:val="21"/>
                 <w:szCs w:val="21"/>
               </w:rPr>
@@ -11951,7 +11950,7 @@
             <w:pPr>
               <w:ind w:firstLineChars="0" w:firstLine="0"/>
               <w:rPr>
-                <w:rFonts w:ascii="宋体" w:hAnsi="宋体" w:hint="eastAsia"/>
+                <w:rFonts w:ascii="宋体" w:hAnsi="宋体"/>
                 <w:sz w:val="21"/>
                 <w:szCs w:val="21"/>
               </w:rPr>
@@ -12055,7 +12054,7 @@
             <w:pPr>
               <w:ind w:firstLineChars="0" w:firstLine="0"/>
               <w:rPr>
-                <w:rFonts w:ascii="宋体" w:hAnsi="宋体" w:hint="eastAsia"/>
+                <w:rFonts w:ascii="宋体" w:hAnsi="宋体"/>
                 <w:sz w:val="21"/>
                 <w:szCs w:val="21"/>
               </w:rPr>
@@ -14827,7 +14826,7 @@
         <w:keepNext/>
         <w:ind w:firstLine="420"/>
         <w:rPr>
-          <w:rFonts w:ascii="宋体" w:eastAsia="宋体" w:hAnsi="宋体" w:hint="eastAsia"/>
+          <w:rFonts w:ascii="宋体" w:eastAsia="宋体" w:hAnsi="宋体"/>
           <w:sz w:val="21"/>
           <w:szCs w:val="21"/>
         </w:rPr>
@@ -17768,7 +17767,7 @@
       <w:pPr>
         <w:ind w:firstLineChars="0" w:firstLine="420"/>
         <w:rPr>
-          <w:rFonts w:ascii="宋体" w:hAnsi="宋体" w:hint="eastAsia"/>
+          <w:rFonts w:ascii="宋体" w:hAnsi="宋体"/>
           <w:sz w:val="18"/>
           <w:szCs w:val="18"/>
         </w:rPr>
@@ -20800,7 +20799,7 @@
       <w:pPr>
         <w:ind w:firstLineChars="0" w:firstLine="420"/>
         <w:rPr>
-          <w:rFonts w:ascii="宋体" w:hAnsi="宋体" w:hint="eastAsia"/>
+          <w:rFonts w:ascii="宋体" w:hAnsi="宋体"/>
           <w:sz w:val="18"/>
           <w:szCs w:val="18"/>
         </w:rPr>
@@ -21312,7 +21311,7 @@
                     </pic:cNvPicPr>
                   </pic:nvPicPr>
                   <pic:blipFill>
-                    <a:blip r:embed="rId26">
+                    <a:blip r:embed="rId25">
                       <a:extLst>
                         <a:ext uri="{28A0092B-C50C-407E-A947-70E740481C1C}">
                           <a14:useLocalDpi xmlns:a14="http://schemas.microsoft.com/office/drawing/2010/main" val="0"/>
@@ -22063,7 +22062,7 @@
                     </pic:cNvPicPr>
                   </pic:nvPicPr>
                   <pic:blipFill>
-                    <a:blip r:embed="rId27">
+                    <a:blip r:embed="rId26">
                       <a:extLst>
                         <a:ext uri="{28A0092B-C50C-407E-A947-70E740481C1C}">
                           <a14:useLocalDpi xmlns:a14="http://schemas.microsoft.com/office/drawing/2010/main" val="0"/>
@@ -22100,7 +22099,7 @@
         <w:pStyle w:val="aff0"/>
         <w:ind w:firstLine="420"/>
         <w:rPr>
-          <w:rFonts w:ascii="宋体" w:eastAsia="宋体" w:hAnsi="宋体" w:hint="eastAsia"/>
+          <w:rFonts w:ascii="宋体" w:eastAsia="宋体" w:hAnsi="宋体"/>
           <w:noProof/>
           <w:sz w:val="21"/>
           <w:szCs w:val="21"/>
@@ -22482,7 +22481,7 @@
         <w:pStyle w:val="aff0"/>
         <w:ind w:firstLine="420"/>
         <w:rPr>
-          <w:rFonts w:ascii="宋体" w:eastAsia="宋体" w:hAnsi="宋体" w:hint="eastAsia"/>
+          <w:rFonts w:ascii="宋体" w:eastAsia="宋体" w:hAnsi="宋体"/>
           <w:sz w:val="21"/>
           <w:szCs w:val="21"/>
         </w:rPr>
@@ -24158,7 +24157,7 @@
                     </pic:cNvPicPr>
                   </pic:nvPicPr>
                   <pic:blipFill>
-                    <a:blip r:embed="rId28">
+                    <a:blip r:embed="rId27">
                       <a:extLst>
                         <a:ext uri="{28A0092B-C50C-407E-A947-70E740481C1C}">
                           <a14:useLocalDpi xmlns:a14="http://schemas.microsoft.com/office/drawing/2010/main" val="0"/>
@@ -24195,7 +24194,7 @@
         <w:pStyle w:val="aff0"/>
         <w:ind w:firstLine="420"/>
         <w:rPr>
-          <w:rFonts w:ascii="宋体" w:eastAsia="宋体" w:hAnsi="宋体" w:hint="eastAsia"/>
+          <w:rFonts w:ascii="宋体" w:eastAsia="宋体" w:hAnsi="宋体"/>
           <w:sz w:val="21"/>
           <w:szCs w:val="21"/>
         </w:rPr>
@@ -25943,7 +25942,7 @@
                     </pic:cNvPicPr>
                   </pic:nvPicPr>
                   <pic:blipFill>
-                    <a:blip r:embed="rId29">
+                    <a:blip r:embed="rId28">
                       <a:extLst>
                         <a:ext uri="{28A0092B-C50C-407E-A947-70E740481C1C}">
                           <a14:useLocalDpi xmlns:a14="http://schemas.microsoft.com/office/drawing/2010/main" val="0"/>
@@ -25980,7 +25979,7 @@
         <w:pStyle w:val="aff0"/>
         <w:ind w:firstLine="420"/>
         <w:rPr>
-          <w:rFonts w:ascii="宋体" w:eastAsia="宋体" w:hAnsi="宋体" w:hint="eastAsia"/>
+          <w:rFonts w:ascii="宋体" w:eastAsia="宋体" w:hAnsi="宋体"/>
           <w:sz w:val="21"/>
           <w:szCs w:val="21"/>
         </w:rPr>
@@ -27448,7 +27447,6 @@
         <w:keepNext/>
         <w:ind w:firstLine="420"/>
         <w:rPr>
-          <w:rFonts w:hint="eastAsia"/>
           <w:sz w:val="21"/>
           <w:szCs w:val="21"/>
         </w:rPr>
@@ -34069,7 +34067,7 @@
                     </pic:cNvPicPr>
                   </pic:nvPicPr>
                   <pic:blipFill>
-                    <a:blip r:embed="rId30">
+                    <a:blip r:embed="rId29">
                       <a:extLst>
                         <a:ext uri="{28A0092B-C50C-407E-A947-70E740481C1C}">
                           <a14:useLocalDpi xmlns:a14="http://schemas.microsoft.com/office/drawing/2010/main" val="0"/>
@@ -34111,7 +34109,7 @@
         <w:pStyle w:val="aff0"/>
         <w:ind w:firstLine="420"/>
         <w:rPr>
-          <w:rFonts w:ascii="宋体" w:eastAsia="宋体" w:hAnsi="宋体" w:hint="eastAsia"/>
+          <w:rFonts w:ascii="宋体" w:eastAsia="宋体" w:hAnsi="宋体"/>
           <w:sz w:val="21"/>
           <w:szCs w:val="21"/>
         </w:rPr>
@@ -34742,7 +34740,7 @@
                     </pic:cNvPicPr>
                   </pic:nvPicPr>
                   <pic:blipFill>
-                    <a:blip r:embed="rId31">
+                    <a:blip r:embed="rId30">
                       <a:extLst>
                         <a:ext uri="{28A0092B-C50C-407E-A947-70E740481C1C}">
                           <a14:useLocalDpi xmlns:a14="http://schemas.microsoft.com/office/drawing/2010/main" val="0"/>
@@ -34779,7 +34777,7 @@
         <w:pStyle w:val="aff0"/>
         <w:ind w:firstLine="420"/>
         <w:rPr>
-          <w:rFonts w:ascii="宋体" w:eastAsia="宋体" w:hAnsi="宋体" w:hint="eastAsia"/>
+          <w:rFonts w:ascii="宋体" w:eastAsia="宋体" w:hAnsi="宋体"/>
           <w:sz w:val="21"/>
           <w:szCs w:val="21"/>
         </w:rPr>
@@ -36562,7 +36560,7 @@
                     </pic:cNvPicPr>
                   </pic:nvPicPr>
                   <pic:blipFill>
-                    <a:blip r:embed="rId32">
+                    <a:blip r:embed="rId31">
                       <a:extLst>
                         <a:ext uri="{28A0092B-C50C-407E-A947-70E740481C1C}">
                           <a14:useLocalDpi xmlns:a14="http://schemas.microsoft.com/office/drawing/2010/main" val="0"/>
@@ -36605,7 +36603,7 @@
         <w:pStyle w:val="aff0"/>
         <w:ind w:firstLine="420"/>
         <w:rPr>
-          <w:rFonts w:ascii="宋体" w:eastAsia="宋体" w:hAnsi="宋体" w:hint="eastAsia"/>
+          <w:rFonts w:ascii="宋体" w:eastAsia="宋体" w:hAnsi="宋体"/>
           <w:sz w:val="21"/>
           <w:szCs w:val="21"/>
         </w:rPr>
@@ -38730,7 +38728,7 @@
       <w:pPr>
         <w:ind w:firstLine="480"/>
         <w:sectPr>
-          <w:headerReference w:type="default" r:id="rId33"/>
+          <w:headerReference w:type="default" r:id="rId32"/>
           <w:pgSz w:w="11907" w:h="16840" w:code="9"/>
           <w:pgMar w:top="1701" w:right="1418" w:bottom="1418" w:left="1418" w:header="907" w:footer="851" w:gutter="567"/>
           <w:paperSrc w:first="31096" w:other="31096"/>
@@ -41518,7 +41516,13 @@
             <w:rPr>
               <w:rFonts w:ascii="Cambria Math" w:hAnsi="Cambria Math"/>
             </w:rPr>
-            <m:t xml:space="preserve">- </m:t>
+            <m:t>-</m:t>
+          </m:r>
+          <m:r>
+            <w:rPr>
+              <w:rFonts w:ascii="Cambria Math" w:hAnsi="Cambria Math"/>
+            </w:rPr>
+            <m:t xml:space="preserve"> </m:t>
           </m:r>
           <m:sSub>
             <m:sSubPr>
@@ -41618,7 +41622,13 @@
                 <w:rPr>
                   <w:rFonts w:ascii="Cambria Math" w:hAnsi="Cambria Math"/>
                 </w:rPr>
-                <m:t>-=</m:t>
+                <m:t>-</m:t>
+              </m:r>
+              <m:r>
+                <w:rPr>
+                  <w:rFonts w:ascii="Cambria Math" w:hAnsi="Cambria Math"/>
+                </w:rPr>
+                <m:t>=</m:t>
               </m:r>
             </m:e>
           </m:box>
@@ -42729,7 +42739,14 @@
         <w:rPr>
           <w:rFonts w:hint="eastAsia"/>
         </w:rPr>
-        <w:t>时，计算各个</w:t>
+        <w:t>时，</w:t>
+      </w:r>
+      <w:r>
+        <w:rPr>
+          <w:rFonts w:hint="eastAsia"/>
+        </w:rPr>
+        <w:lastRenderedPageBreak/>
+        <w:t>计算各个</w:t>
       </w:r>
       <w:r>
         <w:rPr>
@@ -42795,7 +42812,6 @@
         <w:rPr>
           <w:rFonts w:hint="eastAsia"/>
         </w:rPr>
-        <w:lastRenderedPageBreak/>
         <w:t>CPU</w:t>
       </w:r>
       <w:r>
@@ -42940,7 +42956,7 @@
         <w:pStyle w:val="aff0"/>
         <w:ind w:firstLine="420"/>
         <w:rPr>
-          <w:rFonts w:ascii="宋体" w:eastAsia="宋体" w:hAnsi="宋体" w:hint="eastAsia"/>
+          <w:rFonts w:ascii="宋体" w:eastAsia="宋体" w:hAnsi="宋体"/>
           <w:sz w:val="21"/>
           <w:szCs w:val="21"/>
         </w:rPr>
@@ -42951,7 +42967,7 @@
         <w:pStyle w:val="aff0"/>
         <w:ind w:firstLine="420"/>
         <w:rPr>
-          <w:rFonts w:ascii="宋体" w:eastAsia="宋体" w:hAnsi="宋体" w:hint="eastAsia"/>
+          <w:rFonts w:ascii="宋体" w:eastAsia="宋体" w:hAnsi="宋体"/>
           <w:sz w:val="21"/>
           <w:szCs w:val="21"/>
         </w:rPr>
@@ -43550,6 +43566,7 @@
         <w:rPr>
           <w:rFonts w:hint="eastAsia"/>
         </w:rPr>
+        <w:lastRenderedPageBreak/>
         <w:t>（</w:t>
       </w:r>
       <w:r>
@@ -43610,7 +43627,6 @@
         <w:rPr>
           <w:rFonts w:hint="eastAsia"/>
         </w:rPr>
-        <w:lastRenderedPageBreak/>
         <w:t>利用率。</w:t>
       </w:r>
     </w:p>
@@ -44469,7 +44485,14 @@
         <w:rPr>
           <w:rFonts w:hint="eastAsia"/>
         </w:rPr>
-        <w:t>。将线程</w:t>
+        <w:t>。将线</w:t>
+      </w:r>
+      <w:r>
+        <w:rPr>
+          <w:rFonts w:hint="eastAsia"/>
+        </w:rPr>
+        <w:lastRenderedPageBreak/>
+        <w:t>程</w:t>
       </w:r>
       <w:r>
         <w:rPr>
@@ -44636,7 +44659,7 @@
         <w:pStyle w:val="aff0"/>
         <w:ind w:firstLine="420"/>
         <w:rPr>
-          <w:rFonts w:ascii="宋体" w:eastAsia="宋体" w:hAnsi="宋体" w:hint="eastAsia"/>
+          <w:rFonts w:ascii="宋体" w:eastAsia="宋体" w:hAnsi="宋体"/>
           <w:sz w:val="21"/>
           <w:szCs w:val="21"/>
         </w:rPr>
@@ -44712,7 +44735,7 @@
             <wp:cNvGraphicFramePr/>
             <a:graphic xmlns:a="http://schemas.openxmlformats.org/drawingml/2006/main">
               <a:graphicData uri="http://schemas.openxmlformats.org/drawingml/2006/chart">
-                <c:chart xmlns:c="http://schemas.openxmlformats.org/drawingml/2006/chart" xmlns:r="http://schemas.openxmlformats.org/officeDocument/2006/relationships" r:id="rId34"/>
+                <c:chart xmlns:c="http://schemas.openxmlformats.org/drawingml/2006/chart" xmlns:r="http://schemas.openxmlformats.org/officeDocument/2006/relationships" r:id="rId33"/>
               </a:graphicData>
             </a:graphic>
           </wp:inline>
@@ -44750,9 +44773,6 @@
     <w:p>
       <w:pPr>
         <w:ind w:firstLine="480"/>
-        <w:rPr>
-          <w:rFonts w:hint="eastAsia"/>
-        </w:rPr>
       </w:pPr>
     </w:p>
     <w:p>
@@ -44849,7 +44869,7 @@
       <w:pPr>
         <w:ind w:firstLineChars="0" w:firstLine="0"/>
         <w:sectPr>
-          <w:headerReference w:type="default" r:id="rId35"/>
+          <w:headerReference w:type="default" r:id="rId34"/>
           <w:pgSz w:w="11907" w:h="16840" w:code="9"/>
           <w:pgMar w:top="1701" w:right="1418" w:bottom="1418" w:left="1418" w:header="907" w:footer="851" w:gutter="567"/>
           <w:paperSrc w:first="31096" w:other="31096"/>
@@ -45578,11 +45598,660 @@
     </w:p>
     <w:p>
       <w:pPr>
+        <w:pStyle w:val="aff0"/>
+        <w:ind w:firstLine="420"/>
+        <w:rPr>
+          <w:rFonts w:hint="eastAsia"/>
+          <w:sz w:val="21"/>
+          <w:szCs w:val="21"/>
+        </w:rPr>
+      </w:pPr>
+      <w:r>
+        <w:rPr>
+          <w:rFonts w:hint="eastAsia"/>
+          <w:sz w:val="21"/>
+          <w:szCs w:val="21"/>
+        </w:rPr>
+        <w:lastRenderedPageBreak/>
+        <w:t>表</w:t>
+      </w:r>
+      <w:r>
+        <w:rPr>
+          <w:rFonts w:hint="eastAsia"/>
+          <w:sz w:val="21"/>
+          <w:szCs w:val="21"/>
+        </w:rPr>
+        <w:t xml:space="preserve"> </w:t>
+      </w:r>
+      <w:r>
+        <w:rPr>
+          <w:sz w:val="21"/>
+          <w:szCs w:val="21"/>
+        </w:rPr>
+        <w:fldChar w:fldCharType="begin"/>
+      </w:r>
+      <w:r>
+        <w:rPr>
+          <w:sz w:val="21"/>
+          <w:szCs w:val="21"/>
+        </w:rPr>
+        <w:instrText xml:space="preserve"> </w:instrText>
+      </w:r>
+      <w:r>
+        <w:rPr>
+          <w:rFonts w:hint="eastAsia"/>
+          <w:sz w:val="21"/>
+          <w:szCs w:val="21"/>
+        </w:rPr>
+        <w:instrText>STYLEREF 1 \s</w:instrText>
+      </w:r>
+      <w:r>
+        <w:rPr>
+          <w:sz w:val="21"/>
+          <w:szCs w:val="21"/>
+        </w:rPr>
+        <w:instrText xml:space="preserve"> </w:instrText>
+      </w:r>
+      <w:r>
+        <w:rPr>
+          <w:sz w:val="21"/>
+          <w:szCs w:val="21"/>
+        </w:rPr>
+        <w:fldChar w:fldCharType="separate"/>
+      </w:r>
+      <w:r>
+        <w:rPr>
+          <w:noProof/>
+          <w:sz w:val="21"/>
+          <w:szCs w:val="21"/>
+        </w:rPr>
+        <w:t>0</w:t>
+      </w:r>
+      <w:r>
+        <w:rPr>
+          <w:sz w:val="21"/>
+          <w:szCs w:val="21"/>
+        </w:rPr>
+        <w:fldChar w:fldCharType="end"/>
+      </w:r>
+      <w:r>
+        <w:rPr>
+          <w:sz w:val="21"/>
+          <w:szCs w:val="21"/>
+        </w:rPr>
+        <w:noBreakHyphen/>
+      </w:r>
+      <w:r>
+        <w:rPr>
+          <w:sz w:val="21"/>
+          <w:szCs w:val="21"/>
+        </w:rPr>
+        <w:fldChar w:fldCharType="begin"/>
+      </w:r>
+      <w:r>
+        <w:rPr>
+          <w:sz w:val="21"/>
+          <w:szCs w:val="21"/>
+        </w:rPr>
+        <w:instrText xml:space="preserve"> </w:instrText>
+      </w:r>
+      <w:r>
+        <w:rPr>
+          <w:rFonts w:hint="eastAsia"/>
+          <w:sz w:val="21"/>
+          <w:szCs w:val="21"/>
+        </w:rPr>
+        <w:instrText xml:space="preserve">SEQ </w:instrText>
+      </w:r>
+      <w:r>
+        <w:rPr>
+          <w:rFonts w:hint="eastAsia"/>
+          <w:sz w:val="21"/>
+          <w:szCs w:val="21"/>
+        </w:rPr>
+        <w:instrText>表</w:instrText>
+      </w:r>
+      <w:r>
+        <w:rPr>
+          <w:rFonts w:hint="eastAsia"/>
+          <w:sz w:val="21"/>
+          <w:szCs w:val="21"/>
+        </w:rPr>
+        <w:instrText xml:space="preserve"> \* ARABIC \s 1</w:instrText>
+      </w:r>
+      <w:r>
+        <w:rPr>
+          <w:sz w:val="21"/>
+          <w:szCs w:val="21"/>
+        </w:rPr>
+        <w:instrText xml:space="preserve"> </w:instrText>
+      </w:r>
+      <w:r>
+        <w:rPr>
+          <w:sz w:val="21"/>
+          <w:szCs w:val="21"/>
+        </w:rPr>
+        <w:fldChar w:fldCharType="separate"/>
+      </w:r>
+      <w:r>
+        <w:rPr>
+          <w:noProof/>
+          <w:sz w:val="21"/>
+          <w:szCs w:val="21"/>
+        </w:rPr>
+        <w:t>1</w:t>
+      </w:r>
+      <w:r>
+        <w:rPr>
+          <w:sz w:val="21"/>
+          <w:szCs w:val="21"/>
+        </w:rPr>
+        <w:fldChar w:fldCharType="end"/>
+      </w:r>
+      <w:r>
+        <w:rPr>
+          <w:sz w:val="21"/>
+          <w:szCs w:val="21"/>
+        </w:rPr>
+        <w:t xml:space="preserve"> </w:t>
+      </w:r>
+      <w:r>
+        <w:rPr>
+          <w:rFonts w:hint="eastAsia"/>
+          <w:sz w:val="21"/>
+          <w:szCs w:val="21"/>
+        </w:rPr>
+        <w:t>开源神经网络库</w:t>
+      </w:r>
+    </w:p>
+    <w:tbl>
+      <w:tblPr>
+        <w:tblStyle w:val="afa"/>
+        <w:tblW w:w="4994" w:type="pct"/>
+        <w:tblLook w:val="04A0" w:firstRow="1" w:lastRow="0" w:firstColumn="1" w:lastColumn="0" w:noHBand="0" w:noVBand="1"/>
+      </w:tblPr>
+      <w:tblGrid>
+        <w:gridCol w:w="2773"/>
+        <w:gridCol w:w="910"/>
+        <w:gridCol w:w="1601"/>
+        <w:gridCol w:w="1602"/>
+        <w:gridCol w:w="1598"/>
+      </w:tblGrid>
+      <w:tr>
+        <w:tc>
+          <w:tcPr>
+            <w:tcW w:w="1668" w:type="pct"/>
+          </w:tcPr>
+          <w:p>
+            <w:pPr>
+              <w:ind w:firstLineChars="0" w:firstLine="0"/>
+            </w:pPr>
+            <w:r>
+              <w:rPr>
+                <w:rFonts w:hint="eastAsia"/>
+              </w:rPr>
+              <w:t>名称</w:t>
+            </w:r>
+          </w:p>
+        </w:tc>
+        <w:tc>
+          <w:tcPr>
+            <w:tcW w:w="403" w:type="pct"/>
+          </w:tcPr>
+          <w:p>
+            <w:pPr>
+              <w:ind w:firstLineChars="0" w:firstLine="0"/>
+            </w:pPr>
+            <w:r>
+              <w:rPr>
+                <w:rFonts w:hint="eastAsia"/>
+              </w:rPr>
+              <w:t>KANN</w:t>
+            </w:r>
+          </w:p>
+        </w:tc>
+        <w:tc>
+          <w:tcPr>
+            <w:tcW w:w="977" w:type="pct"/>
+          </w:tcPr>
+          <w:p>
+            <w:pPr>
+              <w:ind w:firstLineChars="0" w:firstLine="0"/>
+            </w:pPr>
+            <w:r>
+              <w:rPr>
+                <w:rFonts w:hint="eastAsia"/>
+              </w:rPr>
+              <w:t>F</w:t>
+            </w:r>
+            <w:r>
+              <w:t>ANN</w:t>
+            </w:r>
+          </w:p>
+        </w:tc>
+        <w:tc>
+          <w:tcPr>
+            <w:tcW w:w="977" w:type="pct"/>
+          </w:tcPr>
+          <w:p>
+            <w:pPr>
+              <w:ind w:firstLineChars="0" w:firstLine="0"/>
+            </w:pPr>
+            <w:r>
+              <w:rPr>
+                <w:rFonts w:hint="eastAsia"/>
+              </w:rPr>
+              <w:t>ALEX</w:t>
+            </w:r>
+            <w:r>
+              <w:t>NET</w:t>
+            </w:r>
+          </w:p>
+        </w:tc>
+        <w:tc>
+          <w:tcPr>
+            <w:tcW w:w="977" w:type="pct"/>
+          </w:tcPr>
+          <w:p>
+            <w:pPr>
+              <w:ind w:firstLineChars="0" w:firstLine="0"/>
+            </w:pPr>
+            <w:r>
+              <w:t>LIBONNX</w:t>
+            </w:r>
+          </w:p>
+        </w:tc>
+      </w:tr>
+      <w:tr>
+        <w:tc>
+          <w:tcPr>
+            <w:tcW w:w="1668" w:type="pct"/>
+          </w:tcPr>
+          <w:p>
+            <w:pPr>
+              <w:ind w:firstLineChars="0" w:firstLine="0"/>
+              <w:rPr>
+                <w:rFonts w:hint="eastAsia"/>
+              </w:rPr>
+            </w:pPr>
+            <w:r>
+              <w:rPr>
+                <w:rFonts w:hint="eastAsia"/>
+              </w:rPr>
+              <w:t>C</w:t>
+            </w:r>
+            <w:r>
+              <w:rPr>
+                <w:rFonts w:hint="eastAsia"/>
+              </w:rPr>
+              <w:t>语言支持</w:t>
+            </w:r>
+          </w:p>
+        </w:tc>
+        <w:tc>
+          <w:tcPr>
+            <w:tcW w:w="403" w:type="pct"/>
+          </w:tcPr>
+          <w:p>
+            <w:pPr>
+              <w:ind w:firstLineChars="0" w:firstLine="0"/>
+            </w:pPr>
+            <w:r>
+              <w:rPr>
+                <w:rFonts w:hint="eastAsia"/>
+              </w:rPr>
+              <w:t>是</w:t>
+            </w:r>
+          </w:p>
+        </w:tc>
+        <w:tc>
+          <w:tcPr>
+            <w:tcW w:w="977" w:type="pct"/>
+          </w:tcPr>
+          <w:p>
+            <w:pPr>
+              <w:ind w:firstLineChars="0" w:firstLine="0"/>
+            </w:pPr>
+            <w:r>
+              <w:rPr>
+                <w:rFonts w:hint="eastAsia"/>
+              </w:rPr>
+              <w:t>是</w:t>
+            </w:r>
+          </w:p>
+        </w:tc>
+        <w:tc>
+          <w:tcPr>
+            <w:tcW w:w="977" w:type="pct"/>
+          </w:tcPr>
+          <w:p>
+            <w:pPr>
+              <w:ind w:firstLineChars="0" w:firstLine="0"/>
+            </w:pPr>
+            <w:r>
+              <w:rPr>
+                <w:rFonts w:hint="eastAsia"/>
+              </w:rPr>
+              <w:t>是</w:t>
+            </w:r>
+          </w:p>
+        </w:tc>
+        <w:tc>
+          <w:tcPr>
+            <w:tcW w:w="977" w:type="pct"/>
+          </w:tcPr>
+          <w:p>
+            <w:pPr>
+              <w:ind w:firstLineChars="0" w:firstLine="0"/>
+            </w:pPr>
+            <w:r>
+              <w:rPr>
+                <w:rFonts w:hint="eastAsia"/>
+              </w:rPr>
+              <w:t>是</w:t>
+            </w:r>
+          </w:p>
+        </w:tc>
+      </w:tr>
+      <w:tr>
+        <w:tc>
+          <w:tcPr>
+            <w:tcW w:w="1668" w:type="pct"/>
+          </w:tcPr>
+          <w:p>
+            <w:pPr>
+              <w:ind w:firstLineChars="0" w:firstLine="0"/>
+            </w:pPr>
+            <w:r>
+              <w:rPr>
+                <w:rFonts w:hint="eastAsia"/>
+              </w:rPr>
+              <w:t>支持</w:t>
+            </w:r>
+            <w:r>
+              <w:rPr>
+                <w:rFonts w:hint="eastAsia"/>
+              </w:rPr>
+              <w:t>MLP</w:t>
+            </w:r>
+            <w:r>
+              <w:t>/RNN/CNN</w:t>
+            </w:r>
+          </w:p>
+        </w:tc>
+        <w:tc>
+          <w:tcPr>
+            <w:tcW w:w="403" w:type="pct"/>
+          </w:tcPr>
+          <w:p>
+            <w:pPr>
+              <w:ind w:firstLineChars="0" w:firstLine="0"/>
+            </w:pPr>
+            <w:r>
+              <w:rPr>
+                <w:rFonts w:hint="eastAsia"/>
+              </w:rPr>
+              <w:t>是</w:t>
+            </w:r>
+          </w:p>
+        </w:tc>
+        <w:tc>
+          <w:tcPr>
+            <w:tcW w:w="977" w:type="pct"/>
+          </w:tcPr>
+          <w:p>
+            <w:pPr>
+              <w:ind w:firstLineChars="0" w:firstLine="0"/>
+            </w:pPr>
+            <w:r>
+              <w:rPr>
+                <w:rFonts w:hint="eastAsia"/>
+              </w:rPr>
+              <w:t>是</w:t>
+            </w:r>
+          </w:p>
+        </w:tc>
+        <w:tc>
+          <w:tcPr>
+            <w:tcW w:w="977" w:type="pct"/>
+          </w:tcPr>
+          <w:p>
+            <w:pPr>
+              <w:ind w:firstLineChars="0" w:firstLine="0"/>
+            </w:pPr>
+            <w:r>
+              <w:rPr>
+                <w:rFonts w:hint="eastAsia"/>
+              </w:rPr>
+              <w:t>仅</w:t>
+            </w:r>
+            <w:r>
+              <w:rPr>
+                <w:rFonts w:hint="eastAsia"/>
+              </w:rPr>
+              <w:t>CNN</w:t>
+            </w:r>
+          </w:p>
+        </w:tc>
+        <w:tc>
+          <w:tcPr>
+            <w:tcW w:w="977" w:type="pct"/>
+          </w:tcPr>
+          <w:p>
+            <w:pPr>
+              <w:ind w:firstLineChars="0" w:firstLine="0"/>
+            </w:pPr>
+            <w:r>
+              <w:rPr>
+                <w:rFonts w:hint="eastAsia"/>
+              </w:rPr>
+              <w:t>是</w:t>
+            </w:r>
+          </w:p>
+        </w:tc>
+      </w:tr>
+      <w:tr>
+        <w:tc>
+          <w:tcPr>
+            <w:tcW w:w="1668" w:type="pct"/>
+          </w:tcPr>
+          <w:p>
+            <w:pPr>
+              <w:ind w:firstLineChars="0" w:firstLine="0"/>
+            </w:pPr>
+            <w:r>
+              <w:rPr>
+                <w:rFonts w:hint="eastAsia"/>
+              </w:rPr>
+              <w:t>支持</w:t>
+            </w:r>
+            <w:r>
+              <w:rPr>
+                <w:rFonts w:hint="eastAsia"/>
+              </w:rPr>
+              <w:t>CPU</w:t>
+            </w:r>
+            <w:r>
+              <w:rPr>
+                <w:rFonts w:hint="eastAsia"/>
+              </w:rPr>
+              <w:t>训练</w:t>
+            </w:r>
+          </w:p>
+        </w:tc>
+        <w:tc>
+          <w:tcPr>
+            <w:tcW w:w="403" w:type="pct"/>
+          </w:tcPr>
+          <w:p>
+            <w:pPr>
+              <w:ind w:firstLineChars="0" w:firstLine="0"/>
+            </w:pPr>
+            <w:r>
+              <w:rPr>
+                <w:rFonts w:hint="eastAsia"/>
+              </w:rPr>
+              <w:t>是</w:t>
+            </w:r>
+          </w:p>
+        </w:tc>
+        <w:tc>
+          <w:tcPr>
+            <w:tcW w:w="977" w:type="pct"/>
+          </w:tcPr>
+          <w:p>
+            <w:pPr>
+              <w:ind w:firstLineChars="0" w:firstLine="0"/>
+            </w:pPr>
+            <w:r>
+              <w:rPr>
+                <w:rFonts w:hint="eastAsia"/>
+              </w:rPr>
+              <w:t>否</w:t>
+            </w:r>
+          </w:p>
+        </w:tc>
+        <w:tc>
+          <w:tcPr>
+            <w:tcW w:w="977" w:type="pct"/>
+          </w:tcPr>
+          <w:p>
+            <w:pPr>
+              <w:ind w:firstLineChars="0" w:firstLine="0"/>
+              <w:rPr>
+                <w:rFonts w:hint="eastAsia"/>
+              </w:rPr>
+            </w:pPr>
+            <w:r>
+              <w:rPr>
+                <w:rFonts w:hint="eastAsia"/>
+              </w:rPr>
+              <w:t>是</w:t>
+            </w:r>
+          </w:p>
+        </w:tc>
+        <w:tc>
+          <w:tcPr>
+            <w:tcW w:w="977" w:type="pct"/>
+          </w:tcPr>
+          <w:p>
+            <w:pPr>
+              <w:ind w:firstLineChars="0" w:firstLine="0"/>
+            </w:pPr>
+            <w:r>
+              <w:rPr>
+                <w:rFonts w:hint="eastAsia"/>
+              </w:rPr>
+              <w:t>否</w:t>
+            </w:r>
+          </w:p>
+        </w:tc>
+      </w:tr>
+      <w:tr>
+        <w:tc>
+          <w:tcPr>
+            <w:tcW w:w="1668" w:type="pct"/>
+          </w:tcPr>
+          <w:p>
+            <w:pPr>
+              <w:ind w:firstLineChars="0" w:firstLine="0"/>
+            </w:pPr>
+            <w:r>
+              <w:rPr>
+                <w:rFonts w:hint="eastAsia"/>
+              </w:rPr>
+              <w:t>浮点</w:t>
+            </w:r>
+            <w:r>
+              <w:rPr>
+                <w:rFonts w:hint="eastAsia"/>
+              </w:rPr>
+              <w:t>运算支持</w:t>
+            </w:r>
+          </w:p>
+        </w:tc>
+        <w:tc>
+          <w:tcPr>
+            <w:tcW w:w="403" w:type="pct"/>
+          </w:tcPr>
+          <w:p>
+            <w:pPr>
+              <w:ind w:firstLineChars="0" w:firstLine="0"/>
+              <w:rPr>
+                <w:rFonts w:hint="eastAsia"/>
+              </w:rPr>
+            </w:pPr>
+            <w:r>
+              <w:rPr>
+                <w:rFonts w:hint="eastAsia"/>
+              </w:rPr>
+              <w:t>FPU</w:t>
+            </w:r>
+          </w:p>
+        </w:tc>
+        <w:tc>
+          <w:tcPr>
+            <w:tcW w:w="977" w:type="pct"/>
+          </w:tcPr>
+          <w:p>
+            <w:pPr>
+              <w:ind w:firstLineChars="0" w:firstLine="0"/>
+            </w:pPr>
+            <w:r>
+              <w:t>AVX512</w:t>
+            </w:r>
+          </w:p>
+        </w:tc>
+        <w:tc>
+          <w:tcPr>
+            <w:tcW w:w="977" w:type="pct"/>
+          </w:tcPr>
+          <w:p>
+            <w:pPr>
+              <w:ind w:firstLineChars="0" w:firstLine="0"/>
+            </w:pPr>
+            <w:r>
+              <w:rPr>
+                <w:rFonts w:hint="eastAsia"/>
+              </w:rPr>
+              <w:t>AVX</w:t>
+            </w:r>
+            <w:r>
+              <w:t>512</w:t>
+            </w:r>
+          </w:p>
+        </w:tc>
+        <w:tc>
+          <w:tcPr>
+            <w:tcW w:w="977" w:type="pct"/>
+          </w:tcPr>
+          <w:p>
+            <w:pPr>
+              <w:ind w:firstLineChars="0" w:firstLine="0"/>
+            </w:pPr>
+            <w:r>
+              <w:rPr>
+                <w:rFonts w:hint="eastAsia"/>
+              </w:rPr>
+              <w:t>FPU</w:t>
+            </w:r>
+            <w:bookmarkStart w:id="65" w:name="_GoBack"/>
+            <w:bookmarkEnd w:id="65"/>
+          </w:p>
+        </w:tc>
+      </w:tr>
+    </w:tbl>
+    <w:p>
+      <w:pPr>
+        <w:ind w:firstLineChars="0" w:firstLine="480"/>
+      </w:pPr>
+    </w:p>
+    <w:p>
+      <w:pPr>
         <w:pStyle w:val="30"/>
       </w:pPr>
-      <w:bookmarkStart w:id="65" w:name="_Toc242194272"/>
-      <w:r>
-        <w:lastRenderedPageBreak/>
+      <w:bookmarkStart w:id="66" w:name="_Toc242194272"/>
+      <w:r>
         <w:t xml:space="preserve">4.1.2 </w:t>
       </w:r>
       <w:r>
@@ -45630,7 +46299,7 @@
         </w:rPr>
         <w:t>编译</w:t>
       </w:r>
-      <w:bookmarkEnd w:id="65"/>
+      <w:bookmarkEnd w:id="66"/>
     </w:p>
     <w:p>
       <w:pPr>
@@ -47010,7 +47679,14 @@
         <w:rPr>
           <w:rFonts w:hint="eastAsia"/>
         </w:rPr>
-        <w:t>每个进程有一个快速堆块、一个堆块指针数组。</w:t>
+        <w:t>每个进程有一个快</w:t>
+      </w:r>
+      <w:r>
+        <w:rPr>
+          <w:rFonts w:hint="eastAsia"/>
+        </w:rPr>
+        <w:lastRenderedPageBreak/>
+        <w:t>速堆块、一个堆块指针数组。</w:t>
       </w:r>
     </w:p>
     <w:p>
@@ -47236,7 +47912,7 @@
                     </pic:cNvPicPr>
                   </pic:nvPicPr>
                   <pic:blipFill>
-                    <a:blip r:embed="rId36">
+                    <a:blip r:embed="rId35">
                       <a:extLst>
                         <a:ext uri="{28A0092B-C50C-407E-A947-70E740481C1C}">
                           <a14:useLocalDpi xmlns:a14="http://schemas.microsoft.com/office/drawing/2010/main" val="0"/>
@@ -47273,25 +47949,25 @@
         <w:pStyle w:val="aff0"/>
         <w:ind w:firstLine="420"/>
         <w:rPr>
+          <w:rFonts w:ascii="宋体" w:eastAsia="宋体" w:hAnsi="宋体"/>
+          <w:sz w:val="21"/>
+          <w:szCs w:val="21"/>
+        </w:rPr>
+      </w:pPr>
+      <w:r>
+        <w:rPr>
           <w:rFonts w:ascii="宋体" w:eastAsia="宋体" w:hAnsi="宋体" w:hint="eastAsia"/>
           <w:sz w:val="21"/>
           <w:szCs w:val="21"/>
         </w:rPr>
-      </w:pPr>
+        <w:t>图 4</w:t>
+      </w:r>
       <w:r>
         <w:rPr>
           <w:rFonts w:ascii="宋体" w:eastAsia="宋体" w:hAnsi="宋体" w:hint="eastAsia"/>
           <w:sz w:val="21"/>
           <w:szCs w:val="21"/>
         </w:rPr>
-        <w:t>图 4</w:t>
-      </w:r>
-      <w:r>
-        <w:rPr>
-          <w:rFonts w:ascii="宋体" w:eastAsia="宋体" w:hAnsi="宋体" w:hint="eastAsia"/>
-          <w:sz w:val="21"/>
-          <w:szCs w:val="21"/>
-        </w:rPr>
         <w:noBreakHyphen/>
         <w:t>1 堆分配布局图</w:t>
       </w:r>
@@ -47313,7 +47989,7 @@
       <w:pPr>
         <w:pStyle w:val="20"/>
       </w:pPr>
-      <w:bookmarkStart w:id="66" w:name="_Toc242194273"/>
+      <w:bookmarkStart w:id="67" w:name="_Toc242194273"/>
       <w:r>
         <w:t>4</w:t>
       </w:r>
@@ -47368,7 +48044,7 @@
         </w:rPr>
         <w:t>基于深度学习的任务调度</w:t>
       </w:r>
-      <w:bookmarkEnd w:id="66"/>
+      <w:bookmarkEnd w:id="67"/>
     </w:p>
     <w:p>
       <w:pPr>
@@ -47582,7 +48258,7 @@
       <w:pPr>
         <w:pStyle w:val="30"/>
       </w:pPr>
-      <w:bookmarkStart w:id="67" w:name="_Toc242194274"/>
+      <w:bookmarkStart w:id="68" w:name="_Toc242194274"/>
       <w:r>
         <w:t>4</w:t>
       </w:r>
@@ -47646,7 +48322,7 @@
       <w:r>
         <w:t>数据收集</w:t>
       </w:r>
-      <w:bookmarkEnd w:id="67"/>
+      <w:bookmarkEnd w:id="68"/>
     </w:p>
     <w:p>
       <w:pPr>
@@ -47665,7 +48341,11 @@
         <w:t xml:space="preserve"> CPU </w:t>
       </w:r>
       <w:r>
-        <w:t>利用率、交互优先级、动态优先级、用户</w:t>
+        <w:t>利用率、交互优先</w:t>
+      </w:r>
+      <w:r>
+        <w:lastRenderedPageBreak/>
+        <w:t>级、动态优先级、用户</w:t>
       </w:r>
       <w:r>
         <w:t>/</w:t>
@@ -47790,11 +48470,7 @@
         <w:t>]</w:t>
       </w:r>
       <w:r>
-        <w:t>。为</w:t>
-      </w:r>
-      <w:r>
-        <w:lastRenderedPageBreak/>
-        <w:t>此，本文在传统调度特征的基础上，额外引入内存分配频率、内存消耗大小、</w:t>
+        <w:t>。为此，本文在传统调度特征的基础上，额外引入内存分配频率、内存消耗大小、</w:t>
       </w:r>
       <w:r>
         <w:t xml:space="preserve">I/O </w:t>
@@ -47834,7 +48510,7 @@
         <w:pStyle w:val="aff0"/>
         <w:ind w:firstLine="420"/>
         <w:rPr>
-          <w:rFonts w:ascii="宋体" w:eastAsia="宋体" w:hAnsi="宋体" w:hint="eastAsia"/>
+          <w:rFonts w:ascii="宋体" w:eastAsia="宋体" w:hAnsi="宋体"/>
           <w:sz w:val="21"/>
           <w:szCs w:val="21"/>
         </w:rPr>
@@ -47890,7 +48566,7 @@
                     </pic:cNvPicPr>
                   </pic:nvPicPr>
                   <pic:blipFill>
-                    <a:blip r:embed="rId37">
+                    <a:blip r:embed="rId36">
                       <a:extLst>
                         <a:ext uri="{28A0092B-C50C-407E-A947-70E740481C1C}">
                           <a14:useLocalDpi xmlns:a14="http://schemas.microsoft.com/office/drawing/2010/main" val="0"/>
@@ -47960,7 +48636,7 @@
         </w:rPr>
         <w:instrText xml:space="preserve"> </w:instrText>
       </w:r>
-      <w:bookmarkStart w:id="68" w:name="_Toc242194275"/>
+      <w:bookmarkStart w:id="69" w:name="_Toc242194275"/>
       <w:r>
         <w:rPr>
           <w:rFonts w:hint="eastAsia"/>
@@ -47979,7 +48655,7 @@
         </w:rPr>
         <w:t>特征</w:t>
       </w:r>
-      <w:bookmarkEnd w:id="68"/>
+      <w:bookmarkEnd w:id="69"/>
     </w:p>
     <w:p>
       <w:pPr>
@@ -48127,6 +48803,7 @@
         <w:ind w:firstLine="480"/>
       </w:pPr>
       <w:r>
+        <w:lastRenderedPageBreak/>
         <w:t>（</w:t>
       </w:r>
       <w:r>
@@ -48272,7 +48949,7 @@
         </w:rPr>
         <w:instrText xml:space="preserve"> </w:instrText>
       </w:r>
-      <w:bookmarkStart w:id="69" w:name="_Toc242194276"/>
+      <w:bookmarkStart w:id="70" w:name="_Toc242194276"/>
       <w:r>
         <w:rPr>
           <w:rFonts w:hint="eastAsia"/>
@@ -48285,7 +48962,7 @@
         </w:rPr>
         <w:t>深度学习模型参数</w:t>
       </w:r>
-      <w:bookmarkEnd w:id="69"/>
+      <w:bookmarkEnd w:id="70"/>
     </w:p>
     <w:p>
       <w:pPr>
@@ -48481,7 +49158,7 @@
         <w:pStyle w:val="aff0"/>
         <w:ind w:firstLine="420"/>
         <w:rPr>
-          <w:rFonts w:ascii="宋体" w:eastAsia="宋体" w:hAnsi="宋体" w:hint="eastAsia"/>
+          <w:rFonts w:ascii="宋体" w:eastAsia="宋体" w:hAnsi="宋体"/>
           <w:sz w:val="21"/>
           <w:szCs w:val="21"/>
         </w:rPr>
@@ -49379,7 +50056,14 @@
         <w:rPr>
           <w:rFonts w:hint="eastAsia"/>
         </w:rPr>
-        <w:t>，特征值个数为</w:t>
+        <w:t>，特征</w:t>
+      </w:r>
+      <w:r>
+        <w:rPr>
+          <w:rFonts w:hint="eastAsia"/>
+        </w:rPr>
+        <w:lastRenderedPageBreak/>
+        <w:t>值个数为</w:t>
       </w:r>
       <w:r>
         <w:rPr>
@@ -49968,14 +50652,7 @@
         <w:rPr>
           <w:rFonts w:hint="eastAsia"/>
         </w:rPr>
-        <w:t>。交叉熵更适合衡量概率分布</w:t>
-      </w:r>
-      <w:r>
-        <w:rPr>
-          <w:rFonts w:hint="eastAsia"/>
-        </w:rPr>
-        <w:lastRenderedPageBreak/>
-        <w:t>之间的差异，而</w:t>
+        <w:t>。交叉熵更适合衡量概率分布之间的差异，而</w:t>
       </w:r>
       <w:r>
         <w:rPr>
@@ -50141,9 +50818,6 @@
       <w:pPr>
         <w:pStyle w:val="aff0"/>
         <w:ind w:firstLine="400"/>
-        <w:rPr>
-          <w:rFonts w:hint="eastAsia"/>
-        </w:rPr>
       </w:pPr>
       <w:r>
         <w:rPr>
@@ -50245,7 +50919,7 @@
                     </pic:cNvPicPr>
                   </pic:nvPicPr>
                   <pic:blipFill>
-                    <a:blip r:embed="rId38">
+                    <a:blip r:embed="rId37">
                       <a:extLst>
                         <a:ext uri="{28A0092B-C50C-407E-A947-70E740481C1C}">
                           <a14:useLocalDpi xmlns:a14="http://schemas.microsoft.com/office/drawing/2010/main" val="0"/>
@@ -50280,9 +50954,6 @@
     <w:p>
       <w:pPr>
         <w:ind w:firstLineChars="0" w:firstLine="0"/>
-        <w:rPr>
-          <w:rFonts w:hint="eastAsia"/>
-        </w:rPr>
       </w:pPr>
     </w:p>
     <w:p>
@@ -50398,9 +51069,6 @@
     <w:p>
       <w:pPr>
         <w:ind w:firstLine="480"/>
-        <w:rPr>
-          <w:rFonts w:hint="eastAsia"/>
-        </w:rPr>
       </w:pPr>
     </w:p>
     <w:p>
@@ -50586,7 +51254,6 @@
         <w:pStyle w:val="aff0"/>
         <w:ind w:firstLine="420"/>
         <w:rPr>
-          <w:rFonts w:hint="eastAsia"/>
           <w:sz w:val="21"/>
           <w:szCs w:val="21"/>
         </w:rPr>
@@ -51062,6 +51729,7 @@
                 <w:sz w:val="21"/>
                 <w:szCs w:val="21"/>
               </w:rPr>
+              <w:lastRenderedPageBreak/>
               <w:t>64</w:t>
             </w:r>
           </w:p>
@@ -51374,9 +52042,6 @@
           <w:p>
             <w:pPr>
               <w:ind w:firstLineChars="0" w:firstLine="0"/>
-              <w:rPr>
-                <w:rFonts w:hint="eastAsia"/>
-              </w:rPr>
             </w:pPr>
             <w:r>
               <w:rPr>
@@ -51612,7 +52277,6 @@
         <w:pStyle w:val="aff0"/>
         <w:ind w:firstLine="420"/>
         <w:rPr>
-          <w:rFonts w:hint="eastAsia"/>
           <w:sz w:val="21"/>
           <w:szCs w:val="21"/>
         </w:rPr>
@@ -52827,7 +53491,7 @@
         <w:pStyle w:val="aff0"/>
         <w:ind w:firstLine="420"/>
         <w:rPr>
-          <w:rFonts w:ascii="宋体" w:eastAsia="宋体" w:hAnsi="宋体" w:hint="eastAsia"/>
+          <w:rFonts w:ascii="宋体" w:eastAsia="宋体" w:hAnsi="宋体"/>
           <w:sz w:val="21"/>
           <w:szCs w:val="21"/>
         </w:rPr>
@@ -52916,7 +53580,7 @@
                     <pic:cNvPicPr/>
                   </pic:nvPicPr>
                   <pic:blipFill>
-                    <a:blip r:embed="rId39"/>
+                    <a:blip r:embed="rId38"/>
                     <a:stretch>
                       <a:fillRect/>
                     </a:stretch>
@@ -52984,7 +53648,6 @@
             <w:pPr>
               <w:ind w:firstLineChars="0" w:firstLine="0"/>
               <w:rPr>
-                <w:rFonts w:hint="eastAsia"/>
                 <w:sz w:val="21"/>
                 <w:szCs w:val="21"/>
               </w:rPr>
@@ -53007,7 +53670,6 @@
             <w:pPr>
               <w:ind w:firstLineChars="0" w:firstLine="0"/>
               <w:rPr>
-                <w:rFonts w:hint="eastAsia"/>
                 <w:sz w:val="21"/>
                 <w:szCs w:val="21"/>
               </w:rPr>
@@ -53030,7 +53692,6 @@
             <w:pPr>
               <w:ind w:firstLineChars="0" w:firstLine="0"/>
               <w:rPr>
-                <w:rFonts w:hint="eastAsia"/>
                 <w:sz w:val="21"/>
                 <w:szCs w:val="21"/>
               </w:rPr>
@@ -53069,7 +53730,6 @@
             <w:pPr>
               <w:ind w:firstLineChars="0" w:firstLine="0"/>
               <w:rPr>
-                <w:rFonts w:hint="eastAsia"/>
                 <w:sz w:val="21"/>
                 <w:szCs w:val="21"/>
               </w:rPr>
@@ -53094,18 +53754,16 @@
             <w:pPr>
               <w:ind w:firstLineChars="0" w:firstLine="0"/>
               <w:rPr>
-                <w:rFonts w:hint="eastAsia"/>
-                <w:sz w:val="21"/>
-                <w:szCs w:val="21"/>
-              </w:rPr>
-            </w:pPr>
-            <w:r>
-              <w:rPr>
-                <w:rFonts w:hint="eastAsia"/>
-                <w:sz w:val="21"/>
-                <w:szCs w:val="21"/>
-              </w:rPr>
-              <w:lastRenderedPageBreak/>
+                <w:sz w:val="21"/>
+                <w:szCs w:val="21"/>
+              </w:rPr>
+            </w:pPr>
+            <w:r>
+              <w:rPr>
+                <w:rFonts w:hint="eastAsia"/>
+                <w:sz w:val="21"/>
+                <w:szCs w:val="21"/>
+              </w:rPr>
               <w:t>传统调度</w:t>
             </w:r>
           </w:p>
@@ -53118,7 +53776,6 @@
             <w:pPr>
               <w:ind w:firstLineChars="0" w:firstLine="0"/>
               <w:rPr>
-                <w:rFonts w:hint="eastAsia"/>
                 <w:sz w:val="21"/>
                 <w:szCs w:val="21"/>
               </w:rPr>
@@ -53133,7 +53790,6 @@
             <w:pPr>
               <w:ind w:firstLineChars="0" w:firstLine="0"/>
               <w:rPr>
-                <w:rFonts w:hint="eastAsia"/>
                 <w:sz w:val="21"/>
                 <w:szCs w:val="21"/>
               </w:rPr>
@@ -53148,7 +53804,6 @@
             <w:pPr>
               <w:ind w:firstLineChars="0" w:firstLine="0"/>
               <w:rPr>
-                <w:rFonts w:hint="eastAsia"/>
                 <w:sz w:val="21"/>
                 <w:szCs w:val="21"/>
               </w:rPr>
@@ -53173,7 +53828,6 @@
             <w:pPr>
               <w:ind w:firstLineChars="0" w:firstLine="0"/>
               <w:rPr>
-                <w:rFonts w:hint="eastAsia"/>
                 <w:sz w:val="21"/>
                 <w:szCs w:val="21"/>
               </w:rPr>
@@ -53196,7 +53850,6 @@
             <w:pPr>
               <w:ind w:firstLineChars="0" w:firstLine="0"/>
               <w:rPr>
-                <w:rFonts w:hint="eastAsia"/>
                 <w:sz w:val="21"/>
                 <w:szCs w:val="21"/>
               </w:rPr>
@@ -53219,7 +53872,6 @@
             <w:pPr>
               <w:ind w:firstLineChars="0" w:firstLine="0"/>
               <w:rPr>
-                <w:rFonts w:hint="eastAsia"/>
                 <w:sz w:val="21"/>
                 <w:szCs w:val="21"/>
               </w:rPr>
@@ -53242,7 +53894,6 @@
             <w:pPr>
               <w:ind w:firstLineChars="0" w:firstLine="0"/>
               <w:rPr>
-                <w:rFonts w:hint="eastAsia"/>
                 <w:sz w:val="21"/>
                 <w:szCs w:val="21"/>
               </w:rPr>
@@ -53267,7 +53918,6 @@
             <w:pPr>
               <w:ind w:firstLineChars="0" w:firstLine="0"/>
               <w:rPr>
-                <w:rFonts w:hint="eastAsia"/>
                 <w:sz w:val="21"/>
                 <w:szCs w:val="21"/>
               </w:rPr>
@@ -53290,7 +53940,6 @@
             <w:pPr>
               <w:ind w:firstLineChars="0" w:firstLine="0"/>
               <w:rPr>
-                <w:rFonts w:hint="eastAsia"/>
                 <w:sz w:val="21"/>
                 <w:szCs w:val="21"/>
               </w:rPr>
@@ -53313,7 +53962,6 @@
             <w:pPr>
               <w:ind w:firstLineChars="0" w:firstLine="0"/>
               <w:rPr>
-                <w:rFonts w:hint="eastAsia"/>
                 <w:sz w:val="21"/>
                 <w:szCs w:val="21"/>
               </w:rPr>
@@ -53336,7 +53984,6 @@
             <w:pPr>
               <w:ind w:firstLineChars="0" w:firstLine="0"/>
               <w:rPr>
-                <w:rFonts w:hint="eastAsia"/>
                 <w:sz w:val="21"/>
                 <w:szCs w:val="21"/>
               </w:rPr>
@@ -53356,9 +54003,6 @@
     <w:p>
       <w:pPr>
         <w:ind w:firstLine="480"/>
-        <w:rPr>
-          <w:rFonts w:hint="eastAsia"/>
-        </w:rPr>
       </w:pPr>
     </w:p>
     <w:p>
@@ -53370,7 +54014,7 @@
       <w:pPr>
         <w:pStyle w:val="20"/>
       </w:pPr>
-      <w:bookmarkStart w:id="70" w:name="_Toc242194277"/>
+      <w:bookmarkStart w:id="71" w:name="_Toc242194277"/>
       <w:r>
         <w:t>4</w:t>
       </w:r>
@@ -53425,7 +54069,7 @@
         </w:rPr>
         <w:t>传统调度与深度学习结合</w:t>
       </w:r>
-      <w:bookmarkEnd w:id="70"/>
+      <w:bookmarkEnd w:id="71"/>
     </w:p>
     <w:p>
       <w:pPr>
@@ -53552,17 +54196,18 @@
         <w:pStyle w:val="aff0"/>
         <w:ind w:firstLine="420"/>
         <w:rPr>
+          <w:rFonts w:ascii="宋体" w:eastAsia="宋体" w:hAnsi="宋体"/>
+          <w:sz w:val="21"/>
+          <w:szCs w:val="21"/>
+        </w:rPr>
+      </w:pPr>
+      <w:r>
+        <w:rPr>
           <w:rFonts w:ascii="宋体" w:eastAsia="宋体" w:hAnsi="宋体" w:hint="eastAsia"/>
           <w:sz w:val="21"/>
           <w:szCs w:val="21"/>
         </w:rPr>
-      </w:pPr>
-      <w:r>
-        <w:rPr>
-          <w:rFonts w:ascii="宋体" w:eastAsia="宋体" w:hAnsi="宋体" w:hint="eastAsia"/>
-          <w:sz w:val="21"/>
-          <w:szCs w:val="21"/>
-        </w:rPr>
+        <w:lastRenderedPageBreak/>
         <w:t xml:space="preserve">图表 </w:t>
       </w:r>
       <w:r>
@@ -53631,7 +54276,7 @@
             <wp:cNvGraphicFramePr/>
             <a:graphic xmlns:a="http://schemas.openxmlformats.org/drawingml/2006/main">
               <a:graphicData uri="http://schemas.openxmlformats.org/drawingml/2006/chart">
-                <c:chart xmlns:c="http://schemas.openxmlformats.org/drawingml/2006/chart" xmlns:r="http://schemas.openxmlformats.org/officeDocument/2006/relationships" r:id="rId40"/>
+                <c:chart xmlns:c="http://schemas.openxmlformats.org/drawingml/2006/chart" xmlns:r="http://schemas.openxmlformats.org/officeDocument/2006/relationships" r:id="rId39"/>
               </a:graphicData>
             </a:graphic>
           </wp:inline>
@@ -53647,7 +54292,7 @@
       <w:pPr>
         <w:pStyle w:val="20"/>
       </w:pPr>
-      <w:bookmarkStart w:id="71" w:name="_Toc242194278"/>
+      <w:bookmarkStart w:id="72" w:name="_Toc242194278"/>
       <w:r>
         <w:t>4</w:t>
       </w:r>
@@ -53705,7 +54350,7 @@
         </w:rPr>
         <w:t>预测</w:t>
       </w:r>
-      <w:bookmarkEnd w:id="71"/>
+      <w:bookmarkEnd w:id="72"/>
       <w:r>
         <w:rPr>
           <w:rFonts w:hint="eastAsia"/>
@@ -53771,7 +54416,6 @@
         <w:ind w:firstLine="480"/>
       </w:pPr>
       <w:r>
-        <w:lastRenderedPageBreak/>
         <w:t>本文提出一种预测缓存（</w:t>
       </w:r>
       <w:r>
@@ -53891,7 +54535,7 @@
         <w:pStyle w:val="aff0"/>
         <w:ind w:firstLine="420"/>
         <w:rPr>
-          <w:rFonts w:ascii="宋体" w:eastAsia="宋体" w:hAnsi="宋体" w:hint="eastAsia"/>
+          <w:rFonts w:ascii="宋体" w:eastAsia="宋体" w:hAnsi="宋体"/>
           <w:sz w:val="21"/>
           <w:szCs w:val="21"/>
         </w:rPr>
@@ -54664,7 +55308,7 @@
       <w:pPr>
         <w:pStyle w:val="20"/>
       </w:pPr>
-      <w:bookmarkStart w:id="72" w:name="_Toc242194279"/>
+      <w:bookmarkStart w:id="73" w:name="_Toc242194279"/>
       <w:r>
         <w:t>4</w:t>
       </w:r>
@@ -54722,7 +55366,7 @@
         </w:rPr>
         <w:t>本章小结</w:t>
       </w:r>
-      <w:bookmarkEnd w:id="72"/>
+      <w:bookmarkEnd w:id="73"/>
     </w:p>
     <w:p>
       <w:pPr>
@@ -54737,20 +55381,90 @@
         <w:rPr>
           <w:rFonts w:hint="eastAsia"/>
         </w:rPr>
+        <w:t>KANN</w:t>
+      </w:r>
+      <w:r>
+        <w:rPr>
+          <w:rFonts w:hint="eastAsia"/>
+        </w:rPr>
+        <w:t>深度学习库、基于深度学习的任务调度。</w:t>
+      </w:r>
+    </w:p>
+    <w:p>
+      <w:pPr>
+        <w:ind w:firstLine="480"/>
+      </w:pPr>
+    </w:p>
+    <w:p>
+      <w:pPr>
+        <w:ind w:firstLine="480"/>
+      </w:pPr>
+    </w:p>
+    <w:p>
+      <w:pPr>
+        <w:ind w:firstLine="480"/>
+        <w:sectPr>
+          <w:headerReference w:type="default" r:id="rId40"/>
+          <w:pgSz w:w="11907" w:h="16840" w:code="9"/>
+          <w:pgMar w:top="1701" w:right="1418" w:bottom="1418" w:left="1418" w:header="907" w:footer="851" w:gutter="567"/>
+          <w:paperSrc w:first="31096" w:other="31096"/>
+          <w:cols w:space="720"/>
+          <w:docGrid w:type="lines" w:linePitch="312"/>
+        </w:sectPr>
+      </w:pPr>
+    </w:p>
+    <w:p>
+      <w:pPr>
+        <w:spacing w:before="480" w:after="360" w:line="240" w:lineRule="auto"/>
+        <w:ind w:firstLineChars="0" w:firstLine="0"/>
+        <w:jc w:val="center"/>
+        <w:outlineLvl w:val="0"/>
+        <w:rPr>
+          <w:rFonts w:eastAsia="黑体"/>
+          <w:sz w:val="32"/>
+          <w:szCs w:val="32"/>
+        </w:rPr>
+      </w:pPr>
+      <w:bookmarkStart w:id="74" w:name="_Toc385763033"/>
+      <w:bookmarkStart w:id="75" w:name="_Toc385763065"/>
+      <w:bookmarkStart w:id="76" w:name="_Toc385763105"/>
+      <w:bookmarkStart w:id="77" w:name="_Toc385763163"/>
+      <w:bookmarkStart w:id="78" w:name="_Toc385763202"/>
+      <w:bookmarkStart w:id="79" w:name="_Toc242194280"/>
+      <w:r>
+        <w:rPr>
+          <w:rFonts w:eastAsia="黑体" w:hint="eastAsia"/>
+          <w:sz w:val="32"/>
+          <w:szCs w:val="32"/>
+        </w:rPr>
         <w:lastRenderedPageBreak/>
-        <w:t>KANN</w:t>
-      </w:r>
-      <w:r>
-        <w:rPr>
-          <w:rFonts w:hint="eastAsia"/>
-        </w:rPr>
-        <w:t>深度学习库、基于深度学习的任务调度。</w:t>
-      </w:r>
+        <w:t xml:space="preserve">5  </w:t>
+      </w:r>
+      <w:r>
+        <w:rPr>
+          <w:rFonts w:eastAsia="黑体" w:hint="eastAsia"/>
+          <w:sz w:val="32"/>
+          <w:szCs w:val="32"/>
+        </w:rPr>
+        <w:t>结论</w:t>
+      </w:r>
+      <w:bookmarkEnd w:id="74"/>
+      <w:bookmarkEnd w:id="75"/>
+      <w:bookmarkEnd w:id="76"/>
+      <w:bookmarkEnd w:id="77"/>
+      <w:bookmarkEnd w:id="78"/>
+      <w:bookmarkEnd w:id="79"/>
     </w:p>
     <w:p>
       <w:pPr>
         <w:ind w:firstLine="480"/>
       </w:pPr>
+      <w:r>
+        <w:rPr>
+          <w:rFonts w:hint="eastAsia"/>
+        </w:rPr>
+        <w:t>论文的结论是最终的、总体的结论，不是正文中各段的小结的简单重复。结论应该准确、完整、明确、精练。如果不可能导出应有的结论，也可以没有结论而进行必要的讨论。可以在结论或讨论中提出建议、研究设想、仪器设备改进意见以及尚待解决的问题等。</w:t>
+      </w:r>
     </w:p>
     <w:p>
       <w:pPr>
@@ -54760,6 +55474,11 @@
     <w:p>
       <w:pPr>
         <w:ind w:firstLine="480"/>
+      </w:pPr>
+    </w:p>
+    <w:p>
+      <w:pPr>
+        <w:ind w:firstLineChars="83" w:firstLine="199"/>
         <w:sectPr>
           <w:headerReference w:type="default" r:id="rId41"/>
           <w:pgSz w:w="11907" w:h="16840" w:code="9"/>
@@ -54772,72 +55491,727 @@
     </w:p>
     <w:p>
       <w:pPr>
-        <w:spacing w:before="480" w:after="360" w:line="240" w:lineRule="auto"/>
-        <w:ind w:firstLineChars="0" w:firstLine="0"/>
-        <w:jc w:val="center"/>
-        <w:outlineLvl w:val="0"/>
-        <w:rPr>
-          <w:rFonts w:eastAsia="黑体"/>
-          <w:sz w:val="32"/>
-          <w:szCs w:val="32"/>
-        </w:rPr>
-      </w:pPr>
-      <w:bookmarkStart w:id="73" w:name="_Toc385763033"/>
-      <w:bookmarkStart w:id="74" w:name="_Toc385763065"/>
-      <w:bookmarkStart w:id="75" w:name="_Toc385763105"/>
-      <w:bookmarkStart w:id="76" w:name="_Toc385763163"/>
-      <w:bookmarkStart w:id="77" w:name="_Toc385763202"/>
-      <w:bookmarkStart w:id="78" w:name="_Toc242194280"/>
-      <w:r>
-        <w:rPr>
-          <w:rFonts w:eastAsia="黑体" w:hint="eastAsia"/>
-          <w:sz w:val="32"/>
-          <w:szCs w:val="32"/>
+        <w:pStyle w:val="a4"/>
+      </w:pPr>
+      <w:bookmarkStart w:id="80" w:name="_Toc385762756"/>
+      <w:bookmarkStart w:id="81" w:name="_Toc385763034"/>
+      <w:bookmarkStart w:id="82" w:name="_Toc385763066"/>
+      <w:bookmarkStart w:id="83" w:name="_Toc385763106"/>
+      <w:bookmarkStart w:id="84" w:name="_Toc385763164"/>
+      <w:bookmarkStart w:id="85" w:name="_Toc242194281"/>
+      <w:r>
+        <w:rPr>
+          <w:rFonts w:hint="eastAsia"/>
         </w:rPr>
         <w:lastRenderedPageBreak/>
-        <w:t xml:space="preserve">5  </w:t>
-      </w:r>
-      <w:r>
-        <w:rPr>
-          <w:rFonts w:eastAsia="黑体" w:hint="eastAsia"/>
-          <w:sz w:val="32"/>
-          <w:szCs w:val="32"/>
-        </w:rPr>
-        <w:t>结论</w:t>
-      </w:r>
-      <w:bookmarkEnd w:id="73"/>
-      <w:bookmarkEnd w:id="74"/>
-      <w:bookmarkEnd w:id="75"/>
-      <w:bookmarkEnd w:id="76"/>
-      <w:bookmarkEnd w:id="77"/>
-      <w:bookmarkEnd w:id="78"/>
-    </w:p>
-    <w:p>
-      <w:pPr>
-        <w:ind w:firstLine="480"/>
-      </w:pPr>
-      <w:r>
-        <w:rPr>
-          <w:rFonts w:hint="eastAsia"/>
-        </w:rPr>
-        <w:t>论文的结论是最终的、总体的结论，不是正文中各段的小结的简单重复。结论应该准确、完整、明确、精练。如果不可能导出应有的结论，也可以没有结论而进行必要的讨论。可以在结论或讨论中提出建议、研究设想、仪器设备改进意见以及尚待解决的问题等。</w:t>
-      </w:r>
-    </w:p>
-    <w:p>
-      <w:pPr>
-        <w:ind w:firstLine="480"/>
-      </w:pPr>
-    </w:p>
-    <w:p>
-      <w:pPr>
-        <w:ind w:firstLine="480"/>
-      </w:pPr>
-    </w:p>
-    <w:p>
-      <w:pPr>
-        <w:ind w:firstLineChars="83" w:firstLine="199"/>
+        <w:t>参考文献</w:t>
+      </w:r>
+      <w:bookmarkEnd w:id="80"/>
+      <w:bookmarkEnd w:id="81"/>
+      <w:bookmarkEnd w:id="82"/>
+      <w:bookmarkEnd w:id="83"/>
+      <w:bookmarkEnd w:id="84"/>
+      <w:bookmarkEnd w:id="85"/>
+    </w:p>
+    <w:p>
+      <w:pPr>
+        <w:pStyle w:val="ab"/>
+        <w:ind w:firstLine="420"/>
+      </w:pPr>
+    </w:p>
+    <w:p>
+      <w:pPr>
+        <w:pStyle w:val="ab"/>
+        <w:ind w:firstLine="420"/>
+        <w:rPr>
+          <w:rFonts w:ascii="宋体" w:hAnsi="宋体"/>
+        </w:rPr>
+      </w:pPr>
+      <w:bookmarkStart w:id="86" w:name="ref1"/>
+      <w:r>
+        <w:rPr>
+          <w:rFonts w:ascii="宋体" w:hAnsi="宋体"/>
+        </w:rPr>
+        <w:t>[1] DIJKSTRA E W. The structure of the “THE”-multiprogramming system[J]. Communications of the ACM, 1968, 11(5): 341-346.[reference:20]</w:t>
+      </w:r>
+      <w:bookmarkEnd w:id="86"/>
+    </w:p>
+    <w:p>
+      <w:pPr>
+        <w:pStyle w:val="ab"/>
+        <w:ind w:firstLine="420"/>
+        <w:rPr>
+          <w:rFonts w:ascii="宋体" w:hAnsi="宋体"/>
+        </w:rPr>
+      </w:pPr>
+      <w:bookmarkStart w:id="87" w:name="ref2"/>
+      <w:r>
+        <w:rPr>
+          <w:rFonts w:ascii="宋体" w:hAnsi="宋体"/>
+        </w:rPr>
+        <w:t>[2] LIU C L, LAYLAND J W. Scheduling algorithms for multiprogramming in a hard-real-time environment[J]. Journal of the ACM, 1973, 20(1): 46-61.[reference:21][reference:22]</w:t>
+      </w:r>
+    </w:p>
+    <w:p>
+      <w:pPr>
+        <w:pStyle w:val="ab"/>
+        <w:ind w:firstLine="420"/>
+        <w:rPr>
+          <w:rFonts w:ascii="宋体" w:hAnsi="宋体"/>
+        </w:rPr>
+      </w:pPr>
+      <w:bookmarkStart w:id="88" w:name="ref3"/>
+      <w:bookmarkEnd w:id="87"/>
+      <w:r>
+        <w:rPr>
+          <w:rFonts w:ascii="宋体" w:hAnsi="宋体"/>
+        </w:rPr>
+        <w:t>[3] RITCHIE D M, THOMPSON K. The UNIX time-sharing system[J]. Communications of the ACM, 1974, 17(7): 365-375.[reference:23][reference:24]</w:t>
+      </w:r>
+    </w:p>
+    <w:p>
+      <w:pPr>
+        <w:pStyle w:val="ab"/>
+        <w:ind w:firstLine="420"/>
+        <w:rPr>
+          <w:rFonts w:ascii="宋体" w:hAnsi="宋体"/>
+        </w:rPr>
+      </w:pPr>
+      <w:bookmarkStart w:id="89" w:name="ref4"/>
+      <w:bookmarkEnd w:id="88"/>
+      <w:r>
+        <w:rPr>
+          <w:rFonts w:ascii="宋体" w:hAnsi="宋体"/>
+        </w:rPr>
+        <w:t>[4] HANSEN P B. The nucleus of a multiprogramming system[J]. Communications of the ACM, 1970, 13(4): 238-241.[reference:25]</w:t>
+      </w:r>
+    </w:p>
+    <w:p>
+      <w:pPr>
+        <w:pStyle w:val="ab"/>
+        <w:ind w:firstLine="420"/>
+        <w:rPr>
+          <w:rFonts w:ascii="宋体" w:hAnsi="宋体"/>
+        </w:rPr>
+      </w:pPr>
+      <w:bookmarkStart w:id="90" w:name="ref5"/>
+      <w:bookmarkEnd w:id="89"/>
+      <w:r>
+        <w:rPr>
+          <w:rFonts w:ascii="宋体" w:hAnsi="宋体"/>
+        </w:rPr>
+        <w:t>[5] BUNT R B. Scheduling techniques in operating systems[J]. Computer, 1976, 9(10): 10-17.[reference:26]</w:t>
+      </w:r>
+    </w:p>
+    <w:p>
+      <w:pPr>
+        <w:pStyle w:val="ab"/>
+        <w:ind w:firstLine="420"/>
+        <w:rPr>
+          <w:rFonts w:ascii="宋体" w:hAnsi="宋体"/>
+        </w:rPr>
+      </w:pPr>
+      <w:bookmarkStart w:id="91" w:name="ref6"/>
+      <w:r>
+        <w:rPr>
+          <w:rFonts w:ascii="宋体" w:hAnsi="宋体" w:hint="eastAsia"/>
+        </w:rPr>
+        <w:t xml:space="preserve">[6] </w:t>
+      </w:r>
+      <w:r>
+        <w:rPr>
+          <w:rFonts w:ascii="宋体" w:hAnsi="宋体"/>
+        </w:rPr>
+        <w:t>Jammula N, Qureshi M K, Gavrilovska A, et al. Balancing context switch penalty and response time with elastic time slicing[C]//2014 21st International Conference on High Performance Computing (HiPC). IEEE, 2014: 1-10.</w:t>
+      </w:r>
+    </w:p>
+    <w:p>
+      <w:pPr>
+        <w:pStyle w:val="ab"/>
+        <w:ind w:firstLine="420"/>
+        <w:rPr>
+          <w:rFonts w:ascii="宋体" w:hAnsi="宋体"/>
+        </w:rPr>
+      </w:pPr>
+      <w:bookmarkStart w:id="92" w:name="ref7"/>
+      <w:r>
+        <w:rPr>
+          <w:rFonts w:ascii="宋体" w:hAnsi="宋体"/>
+        </w:rPr>
+        <w:t>[</w:t>
+      </w:r>
+      <w:r>
+        <w:rPr>
+          <w:rFonts w:ascii="宋体" w:hAnsi="宋体" w:hint="eastAsia"/>
+        </w:rPr>
+        <w:t>7</w:t>
+      </w:r>
+      <w:r>
+        <w:rPr>
+          <w:rFonts w:ascii="宋体" w:hAnsi="宋体"/>
+        </w:rPr>
+        <w:t>] KLEINROCK L. Analysis of a time-shared processor[J]. Naval Research Logistics Quarterly, 1964, 11(1): 59-73.</w:t>
+      </w:r>
+      <w:bookmarkEnd w:id="90"/>
+      <w:bookmarkEnd w:id="91"/>
+      <w:bookmarkEnd w:id="92"/>
+    </w:p>
+    <w:p>
+      <w:pPr>
+        <w:pStyle w:val="ab"/>
+        <w:ind w:firstLine="420"/>
+        <w:rPr>
+          <w:rFonts w:ascii="宋体" w:hAnsi="宋体"/>
+        </w:rPr>
+      </w:pPr>
+      <w:bookmarkStart w:id="93" w:name="ref8"/>
+      <w:r>
+        <w:rPr>
+          <w:rFonts w:ascii="宋体" w:hAnsi="宋体"/>
+        </w:rPr>
+        <w:t>[</w:t>
+      </w:r>
+      <w:r>
+        <w:rPr>
+          <w:rFonts w:ascii="宋体" w:hAnsi="宋体" w:hint="eastAsia"/>
+        </w:rPr>
+        <w:t>8</w:t>
+      </w:r>
+      <w:r>
+        <w:rPr>
+          <w:rFonts w:ascii="宋体" w:hAnsi="宋体"/>
+        </w:rPr>
+        <w:t>] CORBATO F J, DAGGETT M M, DALEY R C. An experimental time-sharing system[C]//AFIPS Conference Proceedings. 1962: 335-344.</w:t>
+      </w:r>
+    </w:p>
+    <w:p>
+      <w:pPr>
+        <w:pStyle w:val="ab"/>
+        <w:ind w:firstLine="420"/>
+        <w:rPr>
+          <w:rFonts w:ascii="宋体" w:hAnsi="宋体"/>
+        </w:rPr>
+      </w:pPr>
+      <w:bookmarkStart w:id="94" w:name="ref9"/>
+      <w:bookmarkEnd w:id="93"/>
+      <w:r>
+        <w:rPr>
+          <w:rFonts w:ascii="宋体" w:hAnsi="宋体" w:hint="eastAsia"/>
+        </w:rPr>
+        <w:t xml:space="preserve">[9] </w:t>
+      </w:r>
+      <w:r>
+        <w:rPr>
+          <w:rFonts w:ascii="宋体" w:hAnsi="宋体"/>
+        </w:rPr>
+        <w:t xml:space="preserve">Molnar, I. (2007). Modular Scheduler Core and Completely Fair Scheduler [CFS]. Linux Kernel Mailing List. Retrieved from </w:t>
+      </w:r>
+      <w:hyperlink r:id="rId42" w:history="1">
+        <w:r>
+          <w:rPr>
+            <w:rStyle w:val="af"/>
+            <w:rFonts w:ascii="宋体" w:hAnsi="宋体"/>
+          </w:rPr>
+          <w:t>https://lkml.org/lkml/2007/4/18/301</w:t>
+        </w:r>
+      </w:hyperlink>
+      <w:bookmarkEnd w:id="94"/>
+    </w:p>
+    <w:p>
+      <w:pPr>
+        <w:pStyle w:val="ab"/>
+        <w:ind w:firstLine="420"/>
+        <w:rPr>
+          <w:rFonts w:ascii="宋体" w:hAnsi="宋体"/>
+        </w:rPr>
+      </w:pPr>
+      <w:bookmarkStart w:id="95" w:name="ref10"/>
+      <w:r>
+        <w:rPr>
+          <w:rFonts w:ascii="宋体" w:hAnsi="宋体"/>
+        </w:rPr>
+        <w:t>[10] P. Singh et al., “ARR-PTQ: Adaptive Round Robin with Predictive Time Quantum Scheduling,” in </w:t>
+      </w:r>
+      <w:r>
+        <w:rPr>
+          <w:rFonts w:ascii="宋体" w:hAnsi="宋体"/>
+          <w:i/>
+          <w:iCs/>
+        </w:rPr>
+        <w:t>2025 International Conference</w:t>
+      </w:r>
+      <w:r>
+        <w:rPr>
+          <w:rFonts w:ascii="宋体" w:hAnsi="宋体"/>
+        </w:rPr>
+        <w:t>, Greater Noida, India, Nov. 2025.</w:t>
+      </w:r>
+    </w:p>
+    <w:p>
+      <w:pPr>
+        <w:pStyle w:val="ab"/>
+        <w:ind w:firstLine="420"/>
+        <w:rPr>
+          <w:rFonts w:ascii="宋体" w:hAnsi="宋体"/>
+        </w:rPr>
+      </w:pPr>
+      <w:bookmarkStart w:id="96" w:name="ref11"/>
+      <w:r>
+        <w:rPr>
+          <w:rFonts w:ascii="宋体" w:hAnsi="宋体" w:hint="eastAsia"/>
+        </w:rPr>
+        <w:t xml:space="preserve">[11] </w:t>
+      </w:r>
+      <w:r>
+        <w:rPr>
+          <w:rFonts w:ascii="宋体" w:hAnsi="宋体"/>
+        </w:rPr>
+        <w:t>COBHAM A. Priority assignment in waiting line problems[J]. Journal of the Operations Research Society of America, 1954, 2(1): 70-76.</w:t>
+      </w:r>
+    </w:p>
+    <w:p>
+      <w:pPr>
+        <w:pStyle w:val="ab"/>
+        <w:ind w:firstLine="420"/>
+        <w:rPr>
+          <w:rFonts w:ascii="宋体" w:hAnsi="宋体"/>
+        </w:rPr>
+      </w:pPr>
+      <w:bookmarkStart w:id="97" w:name="ref12"/>
+      <w:r>
+        <w:rPr>
+          <w:rFonts w:ascii="宋体" w:hAnsi="宋体" w:hint="eastAsia"/>
+        </w:rPr>
+        <w:t xml:space="preserve">[12] </w:t>
+      </w:r>
+      <w:r>
+        <w:rPr>
+          <w:rFonts w:ascii="宋体" w:hAnsi="宋体"/>
+        </w:rPr>
+        <w:t>SILBERSCHATZ A, GALVIN P B, GAGNE G. Operating System Concepts[M]. 7th ed. Wiley, 2005: 161.</w:t>
+      </w:r>
+    </w:p>
+    <w:p>
+      <w:pPr>
+        <w:pStyle w:val="ab"/>
+        <w:ind w:firstLine="420"/>
+        <w:rPr>
+          <w:rFonts w:ascii="宋体" w:hAnsi="宋体"/>
+        </w:rPr>
+      </w:pPr>
+      <w:bookmarkStart w:id="98" w:name="ref13"/>
+      <w:r>
+        <w:rPr>
+          <w:rFonts w:ascii="宋体" w:hAnsi="宋体"/>
+        </w:rPr>
+        <w:t>[1</w:t>
+      </w:r>
+      <w:r>
+        <w:rPr>
+          <w:rFonts w:ascii="宋体" w:hAnsi="宋体" w:hint="eastAsia"/>
+        </w:rPr>
+        <w:t>3</w:t>
+      </w:r>
+      <w:r>
+        <w:rPr>
+          <w:rFonts w:ascii="宋体" w:hAnsi="宋体"/>
+        </w:rPr>
+        <w:t>] KAHU S Y. KernelOracle: Predicting the Linux Scheduler’s Next Move with Deep Learning[J/OL]. arXiv preprint, 2025. </w:t>
+      </w:r>
+      <w:hyperlink r:id="rId43" w:tgtFrame="_blank" w:history="1">
+        <w:r>
+          <w:rPr>
+            <w:rStyle w:val="af"/>
+            <w:rFonts w:ascii="宋体" w:hAnsi="宋体"/>
+          </w:rPr>
+          <w:t>https://arxiv.org/abs/2505.15213</w:t>
+        </w:r>
+      </w:hyperlink>
+      <w:r>
+        <w:rPr>
+          <w:rFonts w:ascii="宋体" w:hAnsi="宋体"/>
+        </w:rPr>
+        <w:t>.</w:t>
+      </w:r>
+    </w:p>
+    <w:p>
+      <w:pPr>
+        <w:pStyle w:val="ab"/>
+        <w:ind w:firstLine="420"/>
+        <w:rPr>
+          <w:rFonts w:ascii="宋体" w:hAnsi="宋体"/>
+        </w:rPr>
+      </w:pPr>
+      <w:bookmarkStart w:id="99" w:name="ref14"/>
+      <w:bookmarkEnd w:id="98"/>
+      <w:r>
+        <w:rPr>
+          <w:rFonts w:ascii="宋体" w:hAnsi="宋体"/>
+        </w:rPr>
+        <w:t>[</w:t>
+      </w:r>
+      <w:r>
+        <w:rPr>
+          <w:rFonts w:ascii="宋体" w:hAnsi="宋体" w:hint="eastAsia"/>
+        </w:rPr>
+        <w:t>14</w:t>
+      </w:r>
+      <w:r>
+        <w:rPr>
+          <w:rFonts w:ascii="宋体" w:hAnsi="宋体"/>
+        </w:rPr>
+        <w:t>] NEGI A, KISHORE K P. Applying machine learning techniques to improve Linux process scheduling[C]//TENCON 2005 - 2005 IEEE Region 10 Conference. IEEE, 2005: 1-6.</w:t>
+      </w:r>
+    </w:p>
+    <w:p>
+      <w:pPr>
+        <w:pStyle w:val="ab"/>
+        <w:ind w:firstLine="420"/>
+        <w:rPr>
+          <w:rFonts w:ascii="宋体" w:hAnsi="宋体"/>
+        </w:rPr>
+      </w:pPr>
+      <w:bookmarkStart w:id="100" w:name="ref15"/>
+      <w:bookmarkEnd w:id="99"/>
+      <w:r>
+        <w:rPr>
+          <w:rFonts w:ascii="宋体" w:hAnsi="宋体"/>
+        </w:rPr>
+        <w:t>[</w:t>
+      </w:r>
+      <w:r>
+        <w:rPr>
+          <w:rFonts w:ascii="宋体" w:hAnsi="宋体" w:hint="eastAsia"/>
+        </w:rPr>
+        <w:t>15</w:t>
+      </w:r>
+      <w:r>
+        <w:rPr>
+          <w:rFonts w:ascii="宋体" w:hAnsi="宋体"/>
+        </w:rPr>
+        <w:t>] KENNESAW STATE UNIVERSITY. Predicting the Linux Scheduler’s Next Move with Transformers[C]//KSU Computing Showcase, Fall 2025. 2025.</w:t>
+      </w:r>
+    </w:p>
+    <w:p>
+      <w:pPr>
+        <w:pStyle w:val="ab"/>
+        <w:ind w:firstLine="420"/>
+        <w:rPr>
+          <w:rFonts w:ascii="宋体" w:hAnsi="宋体"/>
+        </w:rPr>
+      </w:pPr>
+      <w:bookmarkStart w:id="101" w:name="ref16"/>
+      <w:bookmarkEnd w:id="100"/>
+      <w:r>
+        <w:rPr>
+          <w:rFonts w:ascii="宋体" w:hAnsi="宋体"/>
+        </w:rPr>
+        <w:t>[</w:t>
+      </w:r>
+      <w:r>
+        <w:rPr>
+          <w:rFonts w:ascii="宋体" w:hAnsi="宋体" w:hint="eastAsia"/>
+        </w:rPr>
+        <w:t>16</w:t>
+      </w:r>
+      <w:r>
+        <w:rPr>
+          <w:rFonts w:ascii="宋体" w:hAnsi="宋体"/>
+        </w:rPr>
+        <w:t>] YUKSEK Y A, KOLTUKSUZ A H. Intelligent Scheduler: A Kernel-Level ML-</w:t>
+      </w:r>
+      <w:r>
+        <w:rPr>
+          <w:rFonts w:ascii="宋体" w:hAnsi="宋体"/>
+        </w:rPr>
+        <w:lastRenderedPageBreak/>
+        <w:t>Integrated Process Scheduler[R]. Izmir: Ya</w:t>
+      </w:r>
+      <w:r>
+        <w:rPr>
+          <w:rFonts w:ascii="Cambria" w:hAnsi="Cambria" w:cs="Cambria"/>
+        </w:rPr>
+        <w:t>ş</w:t>
+      </w:r>
+      <w:r>
+        <w:rPr>
+          <w:rFonts w:ascii="宋体" w:hAnsi="宋体"/>
+        </w:rPr>
+        <w:t>ar University, 2025</w:t>
+      </w:r>
+      <w:bookmarkEnd w:id="101"/>
+      <w:r>
+        <w:rPr>
+          <w:rFonts w:ascii="宋体" w:hAnsi="宋体"/>
+        </w:rPr>
+        <w:t>.</w:t>
+      </w:r>
+    </w:p>
+    <w:p>
+      <w:pPr>
+        <w:pStyle w:val="ab"/>
+        <w:ind w:firstLine="420"/>
+        <w:rPr>
+          <w:rFonts w:ascii="宋体" w:hAnsi="宋体"/>
+        </w:rPr>
+      </w:pPr>
+      <w:bookmarkStart w:id="102" w:name="ref17"/>
+      <w:r>
+        <w:rPr>
+          <w:rFonts w:ascii="宋体" w:hAnsi="宋体"/>
+        </w:rPr>
+        <w:t>[</w:t>
+      </w:r>
+      <w:r>
+        <w:rPr>
+          <w:rFonts w:ascii="宋体" w:hAnsi="宋体" w:hint="eastAsia"/>
+        </w:rPr>
+        <w:t>17</w:t>
+      </w:r>
+      <w:r>
+        <w:rPr>
+          <w:rFonts w:ascii="宋体" w:hAnsi="宋体"/>
+        </w:rPr>
+        <w:t>] BALANI P, SHAH A. A Hybrid Neural Network and Heuristic Based Scheduler for Real Time Systems[C]//2025 9th International Conference on I-SMAC. IEEE, 2025: 671-675.</w:t>
+      </w:r>
+    </w:p>
+    <w:p>
+      <w:pPr>
+        <w:pStyle w:val="ab"/>
+        <w:ind w:firstLine="420"/>
+        <w:rPr>
+          <w:rFonts w:ascii="宋体" w:hAnsi="宋体"/>
+        </w:rPr>
+      </w:pPr>
+      <w:bookmarkStart w:id="103" w:name="ref18"/>
+      <w:bookmarkEnd w:id="102"/>
+      <w:r>
+        <w:rPr>
+          <w:rFonts w:ascii="宋体" w:hAnsi="宋体"/>
+        </w:rPr>
+        <w:t>[1</w:t>
+      </w:r>
+      <w:r>
+        <w:rPr>
+          <w:rFonts w:ascii="宋体" w:hAnsi="宋体" w:hint="eastAsia"/>
+        </w:rPr>
+        <w:t>8</w:t>
+      </w:r>
+      <w:r>
+        <w:rPr>
+          <w:rFonts w:ascii="宋体" w:hAnsi="宋体"/>
+        </w:rPr>
+        <w:t>] MOLNAR I. CFS: Completely Fair Scheduler[EB/OL]. Linux Kernel Documentation. </w:t>
+      </w:r>
+      <w:hyperlink r:id="rId44" w:tgtFrame="_blank" w:history="1">
+        <w:r>
+          <w:rPr>
+            <w:rStyle w:val="af"/>
+            <w:rFonts w:ascii="宋体" w:hAnsi="宋体"/>
+          </w:rPr>
+          <w:t>https://www.kernel.org/doc/Documentation/scheduler/sched-design-CFS.txt</w:t>
+        </w:r>
+      </w:hyperlink>
+      <w:r>
+        <w:rPr>
+          <w:rFonts w:ascii="宋体" w:hAnsi="宋体"/>
+        </w:rPr>
+        <w:t>.</w:t>
+      </w:r>
+    </w:p>
+    <w:p>
+      <w:pPr>
+        <w:pStyle w:val="ab"/>
+        <w:ind w:firstLine="420"/>
+        <w:rPr>
+          <w:rFonts w:ascii="宋体" w:hAnsi="宋体"/>
+        </w:rPr>
+      </w:pPr>
+      <w:bookmarkStart w:id="104" w:name="ref19"/>
+      <w:bookmarkEnd w:id="103"/>
+      <w:r>
+        <w:rPr>
+          <w:rFonts w:ascii="宋体" w:hAnsi="宋体"/>
+        </w:rPr>
+        <w:t>[</w:t>
+      </w:r>
+      <w:r>
+        <w:rPr>
+          <w:rFonts w:ascii="宋体" w:hAnsi="宋体" w:hint="eastAsia"/>
+        </w:rPr>
+        <w:t>19</w:t>
+      </w:r>
+      <w:r>
+        <w:rPr>
+          <w:rFonts w:ascii="宋体" w:hAnsi="宋体"/>
+        </w:rPr>
+        <w:t>] YANG T, BRESLOW A D, MARS J, et al. Redline: First class support for interactivity in commodity operating systems[C]//Proceedings of the 8th USENIX Symposium on Operating Systems Design and Implementation (OSDI). 2008: 211-224.</w:t>
+      </w:r>
+    </w:p>
+    <w:p>
+      <w:pPr>
+        <w:pStyle w:val="ab"/>
+        <w:ind w:firstLine="420"/>
+        <w:rPr>
+          <w:rFonts w:ascii="宋体" w:hAnsi="宋体"/>
+        </w:rPr>
+      </w:pPr>
+      <w:bookmarkStart w:id="105" w:name="ref20"/>
+      <w:bookmarkEnd w:id="104"/>
+      <w:r>
+        <w:rPr>
+          <w:rFonts w:ascii="宋体" w:hAnsi="宋体"/>
+        </w:rPr>
+        <w:t>[</w:t>
+      </w:r>
+      <w:r>
+        <w:rPr>
+          <w:rFonts w:ascii="宋体" w:hAnsi="宋体" w:hint="eastAsia"/>
+        </w:rPr>
+        <w:t>20</w:t>
+      </w:r>
+      <w:r>
+        <w:rPr>
+          <w:rFonts w:ascii="宋体" w:hAnsi="宋体"/>
+        </w:rPr>
+        <w:t>] CORBATO F J, DAGGETT M M, DALEY R C. An experimental time-sharing system[C]//AFIPS Conference Proceedings. 1962: 335-344.</w:t>
+      </w:r>
+    </w:p>
+    <w:p>
+      <w:pPr>
+        <w:pStyle w:val="ab"/>
+        <w:ind w:firstLine="420"/>
+        <w:rPr>
+          <w:rFonts w:ascii="宋体" w:hAnsi="宋体"/>
+        </w:rPr>
+      </w:pPr>
+      <w:bookmarkStart w:id="106" w:name="ref21"/>
+      <w:bookmarkEnd w:id="105"/>
+      <w:r>
+        <w:rPr>
+          <w:rFonts w:ascii="宋体" w:hAnsi="宋体"/>
+        </w:rPr>
+        <w:t>[</w:t>
+      </w:r>
+      <w:r>
+        <w:rPr>
+          <w:rFonts w:ascii="宋体" w:hAnsi="宋体" w:hint="eastAsia"/>
+        </w:rPr>
+        <w:t>2</w:t>
+      </w:r>
+      <w:r>
+        <w:rPr>
+          <w:rFonts w:ascii="宋体" w:hAnsi="宋体"/>
+        </w:rPr>
+        <w:t>1] YANG T, LIU T, BERGER E D, et al. Redline: First class support for interactivity in commodity operating systems[C]//Proceedings of the 8th USENIX Symposium on Operating Systems Design and Implementation (OSDI). 2008: 73-86.</w:t>
+      </w:r>
+    </w:p>
+    <w:p>
+      <w:pPr>
+        <w:pStyle w:val="ab"/>
+        <w:ind w:firstLine="420"/>
+        <w:rPr>
+          <w:rFonts w:ascii="宋体" w:hAnsi="宋体"/>
+        </w:rPr>
+      </w:pPr>
+      <w:bookmarkStart w:id="107" w:name="ref22"/>
+      <w:bookmarkEnd w:id="106"/>
+      <w:r>
+        <w:rPr>
+          <w:rFonts w:ascii="宋体" w:hAnsi="宋体"/>
+        </w:rPr>
+        <w:t>[</w:t>
+      </w:r>
+      <w:r>
+        <w:rPr>
+          <w:rFonts w:ascii="宋体" w:hAnsi="宋体" w:hint="eastAsia"/>
+        </w:rPr>
+        <w:t>2</w:t>
+      </w:r>
+      <w:r>
+        <w:rPr>
+          <w:rFonts w:ascii="宋体" w:hAnsi="宋体"/>
+        </w:rPr>
+        <w:t>2] CORBATO F J, MERWIN-DAGGETT M, DALEY R C. An experimental time-sharing system[C]//Proceedings of the May 1-3, 1962, Spring Joint Computer Conference (AIEE-IRE ‘62). 1962: 335-344.</w:t>
+      </w:r>
+    </w:p>
+    <w:p>
+      <w:pPr>
+        <w:pStyle w:val="ab"/>
+        <w:ind w:firstLine="420"/>
+        <w:rPr>
+          <w:rFonts w:ascii="宋体" w:hAnsi="宋体"/>
+        </w:rPr>
+      </w:pPr>
+      <w:bookmarkStart w:id="108" w:name="ref23"/>
+      <w:bookmarkEnd w:id="107"/>
+      <w:r>
+        <w:rPr>
+          <w:rFonts w:ascii="宋体" w:hAnsi="宋体"/>
+        </w:rPr>
+        <w:t>[</w:t>
+      </w:r>
+      <w:r>
+        <w:rPr>
+          <w:rFonts w:ascii="宋体" w:hAnsi="宋体" w:hint="eastAsia"/>
+        </w:rPr>
+        <w:t>2</w:t>
+      </w:r>
+      <w:r>
+        <w:rPr>
+          <w:rFonts w:ascii="宋体" w:hAnsi="宋体"/>
+        </w:rPr>
+        <w:t>3] BUNT R B. Scheduling techniques for operating systems[J]. Computer, 1976, 9(10): 10-17.</w:t>
+      </w:r>
+    </w:p>
+    <w:bookmarkEnd w:id="108"/>
+    <w:p>
+      <w:pPr>
+        <w:pStyle w:val="ab"/>
+        <w:ind w:firstLine="420"/>
+        <w:rPr>
+          <w:rFonts w:ascii="宋体" w:hAnsi="宋体"/>
+        </w:rPr>
+      </w:pPr>
+    </w:p>
+    <w:bookmarkEnd w:id="95"/>
+    <w:bookmarkEnd w:id="96"/>
+    <w:bookmarkEnd w:id="97"/>
+    <w:p>
+      <w:pPr>
+        <w:pStyle w:val="ab"/>
+        <w:ind w:firstLine="420"/>
+      </w:pPr>
+    </w:p>
+    <w:p>
+      <w:pPr>
+        <w:pStyle w:val="ab"/>
+        <w:ind w:firstLine="420"/>
+      </w:pPr>
+    </w:p>
+    <w:p>
+      <w:pPr>
+        <w:pStyle w:val="ab"/>
+        <w:ind w:firstLine="420"/>
+      </w:pPr>
+    </w:p>
+    <w:p>
+      <w:pPr>
+        <w:pStyle w:val="ab"/>
+        <w:ind w:firstLine="420"/>
+      </w:pPr>
+    </w:p>
+    <w:p>
+      <w:pPr>
+        <w:pStyle w:val="ab"/>
+        <w:ind w:firstLine="560"/>
+        <w:rPr>
+          <w:rFonts w:ascii="黑体" w:eastAsia="黑体"/>
+          <w:sz w:val="28"/>
+          <w:szCs w:val="28"/>
+        </w:rPr>
         <w:sectPr>
-          <w:headerReference w:type="default" r:id="rId42"/>
+          <w:headerReference w:type="default" r:id="rId45"/>
           <w:pgSz w:w="11907" w:h="16840" w:code="9"/>
           <w:pgMar w:top="1701" w:right="1418" w:bottom="1418" w:left="1418" w:header="907" w:footer="851" w:gutter="567"/>
           <w:paperSrc w:first="31096" w:other="31096"/>
@@ -54850,725 +56224,178 @@
       <w:pPr>
         <w:pStyle w:val="a4"/>
       </w:pPr>
-      <w:bookmarkStart w:id="79" w:name="_Toc385762756"/>
-      <w:bookmarkStart w:id="80" w:name="_Toc385763034"/>
-      <w:bookmarkStart w:id="81" w:name="_Toc385763066"/>
-      <w:bookmarkStart w:id="82" w:name="_Toc385763106"/>
-      <w:bookmarkStart w:id="83" w:name="_Toc385763164"/>
-      <w:bookmarkStart w:id="84" w:name="_Toc242194281"/>
+      <w:bookmarkStart w:id="109" w:name="_Toc385762757"/>
+      <w:bookmarkStart w:id="110" w:name="_Toc385763035"/>
+      <w:bookmarkStart w:id="111" w:name="_Toc385763067"/>
+      <w:bookmarkStart w:id="112" w:name="_Toc385763107"/>
+      <w:bookmarkStart w:id="113" w:name="_Toc385763165"/>
+      <w:bookmarkStart w:id="114" w:name="_Toc242194282"/>
       <w:r>
         <w:rPr>
           <w:rFonts w:hint="eastAsia"/>
         </w:rPr>
         <w:lastRenderedPageBreak/>
-        <w:t>参考文献</w:t>
-      </w:r>
-      <w:bookmarkEnd w:id="79"/>
-      <w:bookmarkEnd w:id="80"/>
-      <w:bookmarkEnd w:id="81"/>
-      <w:bookmarkEnd w:id="82"/>
-      <w:bookmarkEnd w:id="83"/>
-      <w:bookmarkEnd w:id="84"/>
+        <w:t>附录</w:t>
+      </w:r>
+      <w:r>
+        <w:rPr>
+          <w:rFonts w:hint="eastAsia"/>
+        </w:rPr>
+        <w:t xml:space="preserve"> A</w:t>
+      </w:r>
+      <w:bookmarkEnd w:id="109"/>
+      <w:bookmarkEnd w:id="110"/>
+      <w:bookmarkEnd w:id="111"/>
+      <w:bookmarkEnd w:id="112"/>
+      <w:bookmarkEnd w:id="113"/>
+      <w:bookmarkEnd w:id="114"/>
+    </w:p>
+    <w:p>
+      <w:pPr>
+        <w:pStyle w:val="ae"/>
+        <w:rPr>
+          <w:rFonts w:ascii="黑体" w:hAnsi="黑体"/>
+        </w:rPr>
+      </w:pPr>
+      <w:r>
+        <w:rPr>
+          <w:rFonts w:ascii="黑体" w:hAnsi="黑体"/>
+        </w:rPr>
+        <w:fldChar w:fldCharType="begin"/>
+      </w:r>
+      <w:r>
+        <w:rPr>
+          <w:rFonts w:ascii="黑体" w:hAnsi="黑体"/>
+        </w:rPr>
+        <w:instrText xml:space="preserve"> </w:instrText>
+      </w:r>
+      <w:r>
+        <w:rPr>
+          <w:rFonts w:ascii="黑体" w:hAnsi="黑体" w:hint="eastAsia"/>
+        </w:rPr>
+        <w:instrText>MACROBUTTON NoMacro [附录标题]</w:instrText>
+      </w:r>
+      <w:r>
+        <w:rPr>
+          <w:rFonts w:ascii="黑体" w:hAnsi="黑体"/>
+        </w:rPr>
+        <w:instrText xml:space="preserve"> </w:instrText>
+      </w:r>
+      <w:r>
+        <w:rPr>
+          <w:rFonts w:ascii="黑体" w:hAnsi="黑体"/>
+        </w:rPr>
+        <w:fldChar w:fldCharType="end"/>
+      </w:r>
     </w:p>
     <w:p>
       <w:pPr>
         <w:pStyle w:val="ab"/>
         <w:ind w:firstLine="420"/>
       </w:pPr>
+      <w:r>
+        <w:fldChar w:fldCharType="begin"/>
+      </w:r>
+      <w:r>
+        <w:instrText xml:space="preserve"> </w:instrText>
+      </w:r>
+      <w:r>
+        <w:rPr>
+          <w:rFonts w:hint="eastAsia"/>
+        </w:rPr>
+        <w:instrText>MACROBUTTON NoMacro [</w:instrText>
+      </w:r>
+      <w:r>
+        <w:rPr>
+          <w:rFonts w:hint="eastAsia"/>
+        </w:rPr>
+        <w:instrText>内容为五号宋体。</w:instrText>
+      </w:r>
+      <w:r>
+        <w:rPr>
+          <w:rFonts w:hint="eastAsia"/>
+        </w:rPr>
+        <w:instrText>]</w:instrText>
+      </w:r>
+      <w:r>
+        <w:instrText xml:space="preserve"> </w:instrText>
+      </w:r>
+      <w:r>
+        <w:fldChar w:fldCharType="end"/>
+      </w:r>
+      <w:r>
+        <w:rPr>
+          <w:rFonts w:hint="eastAsia"/>
+        </w:rPr>
+        <w:t>附录是作为论文主体的补充项目，并不是必须的。</w:t>
+      </w:r>
     </w:p>
     <w:p>
       <w:pPr>
         <w:pStyle w:val="ab"/>
         <w:ind w:firstLine="420"/>
-        <w:rPr>
-          <w:rFonts w:ascii="宋体" w:hAnsi="宋体" w:hint="eastAsia"/>
-        </w:rPr>
-      </w:pPr>
-      <w:bookmarkStart w:id="85" w:name="ref1"/>
-      <w:r>
-        <w:rPr>
-          <w:rFonts w:ascii="宋体" w:hAnsi="宋体"/>
-        </w:rPr>
-        <w:t>[1] DIJKSTRA E W. The structure of the “THE”-multiprogramming system[J]. Communications of the ACM, 1968, 11(5): 341-346.[reference:20]</w:t>
-      </w:r>
-      <w:bookmarkEnd w:id="85"/>
-    </w:p>
-    <w:p>
-      <w:pPr>
-        <w:pStyle w:val="ab"/>
-        <w:ind w:firstLine="420"/>
-        <w:rPr>
-          <w:rFonts w:ascii="宋体" w:hAnsi="宋体" w:hint="eastAsia"/>
-        </w:rPr>
-      </w:pPr>
-      <w:bookmarkStart w:id="86" w:name="ref2"/>
-      <w:r>
-        <w:rPr>
-          <w:rFonts w:ascii="宋体" w:hAnsi="宋体"/>
-        </w:rPr>
-        <w:t>[2] LIU C L, LAYLAND J W. Scheduling algorithms for multiprogramming in a hard-real-time environment[J]. Journal of the ACM, 1973, 20(1): 46-61.[reference:21][reference:22]</w:t>
-      </w:r>
-    </w:p>
-    <w:p>
-      <w:pPr>
-        <w:pStyle w:val="ab"/>
-        <w:ind w:firstLine="420"/>
-        <w:rPr>
-          <w:rFonts w:ascii="宋体" w:hAnsi="宋体" w:hint="eastAsia"/>
-        </w:rPr>
-      </w:pPr>
-      <w:bookmarkStart w:id="87" w:name="ref3"/>
-      <w:bookmarkEnd w:id="86"/>
-      <w:r>
-        <w:rPr>
-          <w:rFonts w:ascii="宋体" w:hAnsi="宋体"/>
-        </w:rPr>
-        <w:t>[3] RITCHIE D M, THOMPSON K. The UNIX time-sharing system[J]. Communications of the ACM, 1974, 17(7): 365-375.[reference:23][reference:24]</w:t>
-      </w:r>
-    </w:p>
-    <w:p>
-      <w:pPr>
-        <w:pStyle w:val="ab"/>
-        <w:ind w:firstLine="420"/>
-        <w:rPr>
-          <w:rFonts w:ascii="宋体" w:hAnsi="宋体" w:hint="eastAsia"/>
-        </w:rPr>
-      </w:pPr>
-      <w:bookmarkStart w:id="88" w:name="ref4"/>
-      <w:bookmarkEnd w:id="87"/>
-      <w:r>
-        <w:rPr>
-          <w:rFonts w:ascii="宋体" w:hAnsi="宋体"/>
-        </w:rPr>
-        <w:t>[4] HANSEN P B. The nucleus of a multiprogramming system[J]. Communications of the ACM, 1970, 13(4): 238-241.[reference:25]</w:t>
-      </w:r>
-    </w:p>
-    <w:p>
-      <w:pPr>
-        <w:pStyle w:val="ab"/>
-        <w:ind w:firstLine="420"/>
-        <w:rPr>
-          <w:rFonts w:ascii="宋体" w:hAnsi="宋体" w:hint="eastAsia"/>
-        </w:rPr>
-      </w:pPr>
-      <w:bookmarkStart w:id="89" w:name="ref5"/>
-      <w:bookmarkEnd w:id="88"/>
-      <w:r>
-        <w:rPr>
-          <w:rFonts w:ascii="宋体" w:hAnsi="宋体"/>
-        </w:rPr>
-        <w:t>[5] BUNT R B. Scheduling techniques in operating systems[J]. Computer, 1976, 9(10): 10-17.[reference:26]</w:t>
-      </w:r>
-    </w:p>
-    <w:p>
-      <w:pPr>
-        <w:pStyle w:val="ab"/>
-        <w:ind w:firstLine="420"/>
-        <w:rPr>
-          <w:rFonts w:ascii="宋体" w:hAnsi="宋体" w:hint="eastAsia"/>
-        </w:rPr>
-      </w:pPr>
-      <w:bookmarkStart w:id="90" w:name="ref6"/>
-      <w:r>
-        <w:rPr>
-          <w:rFonts w:ascii="宋体" w:hAnsi="宋体" w:hint="eastAsia"/>
-        </w:rPr>
-        <w:t xml:space="preserve">[6] </w:t>
-      </w:r>
-      <w:r>
-        <w:rPr>
-          <w:rFonts w:ascii="宋体" w:hAnsi="宋体"/>
-        </w:rPr>
-        <w:t>Jammula N, Qureshi M K, Gavrilovska A, et al. Balancing context switch penalty and response time with elastic time slicing[C]//2014 21st International Conference on High Performance Computing (HiPC). IEEE, 2014: 1-10.</w:t>
-      </w:r>
-    </w:p>
-    <w:p>
-      <w:pPr>
-        <w:pStyle w:val="ab"/>
-        <w:ind w:firstLine="420"/>
-        <w:rPr>
-          <w:rFonts w:ascii="宋体" w:hAnsi="宋体" w:hint="eastAsia"/>
-        </w:rPr>
-      </w:pPr>
-      <w:bookmarkStart w:id="91" w:name="ref7"/>
-      <w:r>
-        <w:rPr>
-          <w:rFonts w:ascii="宋体" w:hAnsi="宋体"/>
-        </w:rPr>
-        <w:t>[</w:t>
-      </w:r>
-      <w:r>
-        <w:rPr>
-          <w:rFonts w:ascii="宋体" w:hAnsi="宋体" w:hint="eastAsia"/>
-        </w:rPr>
-        <w:t>7</w:t>
-      </w:r>
-      <w:r>
-        <w:rPr>
-          <w:rFonts w:ascii="宋体" w:hAnsi="宋体"/>
-        </w:rPr>
-        <w:t>] KLEINROCK L. Analysis of a time-shared processor[J]. Naval Research Logistics Quarterly, 1964, 11(1): 59-73.</w:t>
-      </w:r>
-      <w:bookmarkEnd w:id="89"/>
-      <w:bookmarkEnd w:id="90"/>
-      <w:bookmarkEnd w:id="91"/>
-    </w:p>
-    <w:p>
-      <w:pPr>
-        <w:pStyle w:val="ab"/>
-        <w:ind w:firstLine="420"/>
-        <w:rPr>
-          <w:rFonts w:ascii="宋体" w:hAnsi="宋体" w:hint="eastAsia"/>
-        </w:rPr>
-      </w:pPr>
-      <w:bookmarkStart w:id="92" w:name="ref8"/>
-      <w:r>
-        <w:rPr>
-          <w:rFonts w:ascii="宋体" w:hAnsi="宋体"/>
-        </w:rPr>
-        <w:t>[</w:t>
-      </w:r>
-      <w:r>
-        <w:rPr>
-          <w:rFonts w:ascii="宋体" w:hAnsi="宋体" w:hint="eastAsia"/>
-        </w:rPr>
-        <w:t>8</w:t>
-      </w:r>
-      <w:r>
-        <w:rPr>
-          <w:rFonts w:ascii="宋体" w:hAnsi="宋体"/>
-        </w:rPr>
-        <w:t>] CORBATO F J, DAGGETT M M, DALEY R C. An experimental time-sharing system[C]//AFIPS Conference Proceedings. 1962: 335-344.</w:t>
-      </w:r>
-    </w:p>
-    <w:p>
-      <w:pPr>
-        <w:pStyle w:val="ab"/>
-        <w:ind w:firstLine="420"/>
-        <w:rPr>
-          <w:rFonts w:ascii="宋体" w:hAnsi="宋体" w:hint="eastAsia"/>
-        </w:rPr>
-      </w:pPr>
-      <w:bookmarkStart w:id="93" w:name="ref9"/>
-      <w:bookmarkEnd w:id="92"/>
-      <w:r>
-        <w:rPr>
-          <w:rFonts w:ascii="宋体" w:hAnsi="宋体" w:hint="eastAsia"/>
-        </w:rPr>
-        <w:t xml:space="preserve">[9] </w:t>
-      </w:r>
-      <w:r>
-        <w:rPr>
-          <w:rFonts w:ascii="宋体" w:hAnsi="宋体"/>
-        </w:rPr>
-        <w:t xml:space="preserve">Molnar, I. (2007). Modular Scheduler Core and Completely Fair Scheduler [CFS]. Linux Kernel Mailing List. Retrieved from </w:t>
-      </w:r>
-      <w:hyperlink r:id="rId43" w:history="1">
-        <w:r>
-          <w:rPr>
-            <w:rStyle w:val="af"/>
-            <w:rFonts w:ascii="宋体" w:hAnsi="宋体"/>
-          </w:rPr>
-          <w:t>https://lkml.org/lkml/2007/4/18/301</w:t>
-        </w:r>
-      </w:hyperlink>
-      <w:bookmarkEnd w:id="93"/>
-    </w:p>
-    <w:p>
-      <w:pPr>
-        <w:pStyle w:val="ab"/>
-        <w:ind w:firstLine="420"/>
-        <w:rPr>
-          <w:rFonts w:ascii="宋体" w:hAnsi="宋体" w:hint="eastAsia"/>
-        </w:rPr>
-      </w:pPr>
-      <w:bookmarkStart w:id="94" w:name="ref10"/>
-      <w:r>
-        <w:rPr>
-          <w:rFonts w:ascii="宋体" w:hAnsi="宋体"/>
-        </w:rPr>
-        <w:t>[10] P. Singh et al., “ARR-PTQ: Adaptive Round Robin with Predictive Time Quantum Scheduling,” in </w:t>
-      </w:r>
-      <w:r>
-        <w:rPr>
-          <w:rFonts w:ascii="宋体" w:hAnsi="宋体"/>
-          <w:i/>
-          <w:iCs/>
-        </w:rPr>
-        <w:t>2025 International Conference</w:t>
-      </w:r>
-      <w:r>
-        <w:rPr>
-          <w:rFonts w:ascii="宋体" w:hAnsi="宋体"/>
-        </w:rPr>
-        <w:t>, Greater Noida, India, Nov. 2025.</w:t>
-      </w:r>
-    </w:p>
-    <w:p>
-      <w:pPr>
-        <w:pStyle w:val="ab"/>
-        <w:ind w:firstLine="420"/>
-        <w:rPr>
-          <w:rFonts w:ascii="宋体" w:hAnsi="宋体" w:hint="eastAsia"/>
-        </w:rPr>
-      </w:pPr>
-      <w:bookmarkStart w:id="95" w:name="ref11"/>
-      <w:r>
-        <w:rPr>
-          <w:rFonts w:ascii="宋体" w:hAnsi="宋体" w:hint="eastAsia"/>
-        </w:rPr>
-        <w:t xml:space="preserve">[11] </w:t>
-      </w:r>
-      <w:r>
-        <w:rPr>
-          <w:rFonts w:ascii="宋体" w:hAnsi="宋体"/>
-        </w:rPr>
-        <w:t>COBHAM A. Priority assignment in waiting line problems[J]. Journal of the Operations Research Society of America, 1954, 2(1): 70-76.</w:t>
-      </w:r>
-    </w:p>
-    <w:p>
-      <w:pPr>
-        <w:pStyle w:val="ab"/>
-        <w:ind w:firstLine="420"/>
-        <w:rPr>
-          <w:rFonts w:ascii="宋体" w:hAnsi="宋体" w:hint="eastAsia"/>
-        </w:rPr>
-      </w:pPr>
-      <w:bookmarkStart w:id="96" w:name="ref12"/>
-      <w:r>
-        <w:rPr>
-          <w:rFonts w:ascii="宋体" w:hAnsi="宋体" w:hint="eastAsia"/>
-        </w:rPr>
-        <w:t xml:space="preserve">[12] </w:t>
-      </w:r>
-      <w:r>
-        <w:rPr>
-          <w:rFonts w:ascii="宋体" w:hAnsi="宋体"/>
-        </w:rPr>
-        <w:t>SILBERSCHATZ A, GALVIN P B, GAGNE G. Operating System Concepts[M]. 7th ed. Wiley, 2005: 161.</w:t>
-      </w:r>
-    </w:p>
-    <w:p>
-      <w:pPr>
-        <w:pStyle w:val="ab"/>
-        <w:ind w:firstLine="420"/>
-        <w:rPr>
-          <w:rFonts w:ascii="宋体" w:hAnsi="宋体" w:hint="eastAsia"/>
-        </w:rPr>
-      </w:pPr>
-      <w:bookmarkStart w:id="97" w:name="ref13"/>
-      <w:r>
-        <w:rPr>
-          <w:rFonts w:ascii="宋体" w:hAnsi="宋体"/>
-        </w:rPr>
-        <w:t>[1</w:t>
-      </w:r>
-      <w:r>
-        <w:rPr>
-          <w:rFonts w:ascii="宋体" w:hAnsi="宋体" w:hint="eastAsia"/>
-        </w:rPr>
-        <w:t>3</w:t>
-      </w:r>
-      <w:r>
-        <w:rPr>
-          <w:rFonts w:ascii="宋体" w:hAnsi="宋体"/>
-        </w:rPr>
-        <w:t>] KAHU S Y. KernelOracle: Predicting the Linux Scheduler’s Next Move with Deep Learning[J/OL]. arXiv preprint, 2025. </w:t>
-      </w:r>
-      <w:hyperlink r:id="rId44" w:tgtFrame="_blank" w:history="1">
-        <w:r>
-          <w:rPr>
-            <w:rStyle w:val="af"/>
-            <w:rFonts w:ascii="宋体" w:hAnsi="宋体"/>
-          </w:rPr>
-          <w:t>https://arxiv.org/abs/2505.15213</w:t>
-        </w:r>
-      </w:hyperlink>
-      <w:r>
-        <w:rPr>
-          <w:rFonts w:ascii="宋体" w:hAnsi="宋体"/>
-        </w:rPr>
-        <w:t>.</w:t>
-      </w:r>
-    </w:p>
-    <w:p>
-      <w:pPr>
-        <w:pStyle w:val="ab"/>
-        <w:ind w:firstLine="420"/>
-        <w:rPr>
-          <w:rFonts w:ascii="宋体" w:hAnsi="宋体" w:hint="eastAsia"/>
-        </w:rPr>
-      </w:pPr>
-      <w:bookmarkStart w:id="98" w:name="ref14"/>
-      <w:bookmarkEnd w:id="97"/>
-      <w:r>
-        <w:rPr>
-          <w:rFonts w:ascii="宋体" w:hAnsi="宋体"/>
-        </w:rPr>
-        <w:t>[</w:t>
-      </w:r>
-      <w:r>
-        <w:rPr>
-          <w:rFonts w:ascii="宋体" w:hAnsi="宋体" w:hint="eastAsia"/>
-        </w:rPr>
-        <w:t>14</w:t>
-      </w:r>
-      <w:r>
-        <w:rPr>
-          <w:rFonts w:ascii="宋体" w:hAnsi="宋体"/>
-        </w:rPr>
-        <w:t>] NEGI A, KISHORE K P. Applying machine learning techniques to improve Linux process scheduling[C]//TENCON 2005 - 2005 IEEE Region 10 Conference. IEEE, 2005: 1-6.</w:t>
-      </w:r>
-    </w:p>
-    <w:p>
-      <w:pPr>
-        <w:pStyle w:val="ab"/>
-        <w:ind w:firstLine="420"/>
-        <w:rPr>
-          <w:rFonts w:ascii="宋体" w:hAnsi="宋体" w:hint="eastAsia"/>
-        </w:rPr>
-      </w:pPr>
-      <w:bookmarkStart w:id="99" w:name="ref15"/>
-      <w:bookmarkEnd w:id="98"/>
-      <w:r>
-        <w:rPr>
-          <w:rFonts w:ascii="宋体" w:hAnsi="宋体"/>
-        </w:rPr>
-        <w:t>[</w:t>
-      </w:r>
-      <w:r>
-        <w:rPr>
-          <w:rFonts w:ascii="宋体" w:hAnsi="宋体" w:hint="eastAsia"/>
-        </w:rPr>
-        <w:t>15</w:t>
-      </w:r>
-      <w:r>
-        <w:rPr>
-          <w:rFonts w:ascii="宋体" w:hAnsi="宋体"/>
-        </w:rPr>
-        <w:t>] KENNESAW STATE UNIVERSITY. Predicting the Linux Scheduler’s Next Move with Transformers[C]//KSU Computing Showcase, Fall 2025. 2025.</w:t>
-      </w:r>
-    </w:p>
-    <w:p>
-      <w:pPr>
-        <w:pStyle w:val="ab"/>
-        <w:ind w:firstLine="420"/>
-        <w:rPr>
-          <w:rFonts w:ascii="宋体" w:hAnsi="宋体" w:hint="eastAsia"/>
-        </w:rPr>
-      </w:pPr>
-      <w:bookmarkStart w:id="100" w:name="ref16"/>
-      <w:bookmarkEnd w:id="99"/>
-      <w:r>
-        <w:rPr>
-          <w:rFonts w:ascii="宋体" w:hAnsi="宋体"/>
-        </w:rPr>
-        <w:t>[</w:t>
-      </w:r>
-      <w:r>
-        <w:rPr>
-          <w:rFonts w:ascii="宋体" w:hAnsi="宋体" w:hint="eastAsia"/>
-        </w:rPr>
-        <w:t>16</w:t>
-      </w:r>
-      <w:r>
-        <w:rPr>
-          <w:rFonts w:ascii="宋体" w:hAnsi="宋体"/>
-        </w:rPr>
-        <w:t>] YUKSEK Y A, KOLTUKSUZ A H. Intelligent Scheduler: A Kernel-Level ML-</w:t>
-      </w:r>
-      <w:r>
-        <w:rPr>
-          <w:rFonts w:ascii="宋体" w:hAnsi="宋体"/>
-        </w:rPr>
-        <w:lastRenderedPageBreak/>
-        <w:t>Integrated Process Scheduler[R]. Izmir: Ya</w:t>
-      </w:r>
-      <w:r>
-        <w:rPr>
-          <w:rFonts w:ascii="Cambria" w:hAnsi="Cambria" w:cs="Cambria"/>
-        </w:rPr>
-        <w:t>ş</w:t>
-      </w:r>
-      <w:r>
-        <w:rPr>
-          <w:rFonts w:ascii="宋体" w:hAnsi="宋体"/>
-        </w:rPr>
-        <w:t>ar University, 2025</w:t>
-      </w:r>
-      <w:bookmarkEnd w:id="100"/>
-      <w:r>
-        <w:rPr>
-          <w:rFonts w:ascii="宋体" w:hAnsi="宋体"/>
-        </w:rPr>
-        <w:t>.</w:t>
-      </w:r>
-    </w:p>
-    <w:p>
-      <w:pPr>
-        <w:pStyle w:val="ab"/>
-        <w:ind w:firstLine="420"/>
-        <w:rPr>
-          <w:rFonts w:ascii="宋体" w:hAnsi="宋体" w:hint="eastAsia"/>
-        </w:rPr>
-      </w:pPr>
-      <w:bookmarkStart w:id="101" w:name="ref17"/>
-      <w:r>
-        <w:rPr>
-          <w:rFonts w:ascii="宋体" w:hAnsi="宋体"/>
-        </w:rPr>
-        <w:t>[</w:t>
-      </w:r>
-      <w:r>
-        <w:rPr>
-          <w:rFonts w:ascii="宋体" w:hAnsi="宋体" w:hint="eastAsia"/>
-        </w:rPr>
-        <w:t>17</w:t>
-      </w:r>
-      <w:r>
-        <w:rPr>
-          <w:rFonts w:ascii="宋体" w:hAnsi="宋体"/>
-        </w:rPr>
-        <w:t>] BALANI P, SHAH A. A Hybrid Neural Network and Heuristic Based Scheduler for Real Time Systems[C]//2025 9th International Conference on I-SMAC. IEEE, 2025: 671-675.</w:t>
-      </w:r>
-    </w:p>
-    <w:p>
-      <w:pPr>
-        <w:pStyle w:val="ab"/>
-        <w:ind w:firstLine="420"/>
-        <w:rPr>
-          <w:rFonts w:ascii="宋体" w:hAnsi="宋体" w:hint="eastAsia"/>
-        </w:rPr>
-      </w:pPr>
-      <w:bookmarkStart w:id="102" w:name="ref18"/>
-      <w:bookmarkEnd w:id="101"/>
-      <w:r>
-        <w:rPr>
-          <w:rFonts w:ascii="宋体" w:hAnsi="宋体"/>
-        </w:rPr>
-        <w:t>[1</w:t>
-      </w:r>
-      <w:r>
-        <w:rPr>
-          <w:rFonts w:ascii="宋体" w:hAnsi="宋体" w:hint="eastAsia"/>
-        </w:rPr>
-        <w:t>8</w:t>
-      </w:r>
-      <w:r>
-        <w:rPr>
-          <w:rFonts w:ascii="宋体" w:hAnsi="宋体"/>
-        </w:rPr>
-        <w:t>] MOLNAR I. CFS: Completely Fair Scheduler[EB/OL]. Linux Kernel Documentation. </w:t>
-      </w:r>
-      <w:hyperlink r:id="rId45" w:tgtFrame="_blank" w:history="1">
-        <w:r>
-          <w:rPr>
-            <w:rStyle w:val="af"/>
-            <w:rFonts w:ascii="宋体" w:hAnsi="宋体"/>
-          </w:rPr>
-          <w:t>https://www.kernel.org/doc/Documentation/scheduler/sched-design-CFS.txt</w:t>
-        </w:r>
-      </w:hyperlink>
-      <w:r>
-        <w:rPr>
-          <w:rFonts w:ascii="宋体" w:hAnsi="宋体"/>
-        </w:rPr>
-        <w:t>.</w:t>
-      </w:r>
-    </w:p>
-    <w:p>
-      <w:pPr>
-        <w:pStyle w:val="ab"/>
-        <w:ind w:firstLine="420"/>
-        <w:rPr>
-          <w:rFonts w:ascii="宋体" w:hAnsi="宋体" w:hint="eastAsia"/>
-        </w:rPr>
-      </w:pPr>
-      <w:bookmarkStart w:id="103" w:name="ref19"/>
-      <w:bookmarkEnd w:id="102"/>
-      <w:r>
-        <w:rPr>
-          <w:rFonts w:ascii="宋体" w:hAnsi="宋体"/>
-        </w:rPr>
-        <w:t>[</w:t>
-      </w:r>
-      <w:r>
-        <w:rPr>
-          <w:rFonts w:ascii="宋体" w:hAnsi="宋体" w:hint="eastAsia"/>
-        </w:rPr>
-        <w:t>19</w:t>
-      </w:r>
-      <w:r>
-        <w:rPr>
-          <w:rFonts w:ascii="宋体" w:hAnsi="宋体"/>
-        </w:rPr>
-        <w:t>] YANG T, BRESLOW A D, MARS J, et al. Redline: First class support for interactivity in commodity operating systems[C]//Proceedings of the 8th USENIX Symposium on Operating Systems Design and Implementation (OSDI). 2008: 211-224.</w:t>
-      </w:r>
-    </w:p>
-    <w:p>
-      <w:pPr>
-        <w:pStyle w:val="ab"/>
-        <w:ind w:firstLine="420"/>
-        <w:rPr>
-          <w:rFonts w:ascii="宋体" w:hAnsi="宋体" w:hint="eastAsia"/>
-        </w:rPr>
-      </w:pPr>
-      <w:bookmarkStart w:id="104" w:name="ref20"/>
-      <w:bookmarkEnd w:id="103"/>
-      <w:r>
-        <w:rPr>
-          <w:rFonts w:ascii="宋体" w:hAnsi="宋体"/>
-        </w:rPr>
-        <w:t>[</w:t>
-      </w:r>
-      <w:r>
-        <w:rPr>
-          <w:rFonts w:ascii="宋体" w:hAnsi="宋体" w:hint="eastAsia"/>
-        </w:rPr>
-        <w:t>20</w:t>
-      </w:r>
-      <w:r>
-        <w:rPr>
-          <w:rFonts w:ascii="宋体" w:hAnsi="宋体"/>
-        </w:rPr>
-        <w:t>] CORBATO F J, DAGGETT M M, DALEY R C. An experimental time-sharing system[C]//AFIPS Conference Proceedings. 1962: 335-344.</w:t>
-      </w:r>
-    </w:p>
-    <w:p>
-      <w:pPr>
-        <w:pStyle w:val="ab"/>
-        <w:ind w:firstLine="420"/>
-        <w:rPr>
-          <w:rFonts w:ascii="宋体" w:hAnsi="宋体" w:hint="eastAsia"/>
-        </w:rPr>
-      </w:pPr>
-      <w:bookmarkStart w:id="105" w:name="ref21"/>
-      <w:bookmarkEnd w:id="104"/>
-      <w:r>
-        <w:rPr>
-          <w:rFonts w:ascii="宋体" w:hAnsi="宋体"/>
-        </w:rPr>
-        <w:t>[</w:t>
-      </w:r>
-      <w:r>
-        <w:rPr>
-          <w:rFonts w:ascii="宋体" w:hAnsi="宋体" w:hint="eastAsia"/>
-        </w:rPr>
-        <w:t>2</w:t>
-      </w:r>
-      <w:r>
-        <w:rPr>
-          <w:rFonts w:ascii="宋体" w:hAnsi="宋体"/>
-        </w:rPr>
-        <w:t>1] YANG T, LIU T, BERGER E D, et al. Redline: First class support for interactivity in commodity operating systems[C]//Proceedings of the 8th USENIX Symposium on Operating Systems Design and Implementation (OSDI). 2008: 73-86.</w:t>
-      </w:r>
-    </w:p>
-    <w:p>
-      <w:pPr>
-        <w:pStyle w:val="ab"/>
-        <w:ind w:firstLine="420"/>
-        <w:rPr>
-          <w:rFonts w:ascii="宋体" w:hAnsi="宋体" w:hint="eastAsia"/>
-        </w:rPr>
-      </w:pPr>
-      <w:bookmarkStart w:id="106" w:name="ref22"/>
-      <w:bookmarkEnd w:id="105"/>
-      <w:r>
-        <w:rPr>
-          <w:rFonts w:ascii="宋体" w:hAnsi="宋体"/>
-        </w:rPr>
-        <w:t>[</w:t>
-      </w:r>
-      <w:r>
-        <w:rPr>
-          <w:rFonts w:ascii="宋体" w:hAnsi="宋体" w:hint="eastAsia"/>
-        </w:rPr>
-        <w:t>2</w:t>
-      </w:r>
-      <w:r>
-        <w:rPr>
-          <w:rFonts w:ascii="宋体" w:hAnsi="宋体"/>
-        </w:rPr>
-        <w:t>2] CORBATO F J, MERWIN-DAGGETT M, DALEY R C. An experimental time-sharing system[C]//Proceedings of the May 1-3, 1962, Spring Joint Computer Conference (AIEE-IRE ‘62). 1962: 335-344.</w:t>
-      </w:r>
-    </w:p>
-    <w:p>
-      <w:pPr>
-        <w:pStyle w:val="ab"/>
-        <w:ind w:firstLine="420"/>
-        <w:rPr>
-          <w:rFonts w:ascii="宋体" w:hAnsi="宋体" w:hint="eastAsia"/>
-        </w:rPr>
-      </w:pPr>
-      <w:bookmarkStart w:id="107" w:name="ref23"/>
-      <w:bookmarkEnd w:id="106"/>
-      <w:r>
-        <w:rPr>
-          <w:rFonts w:ascii="宋体" w:hAnsi="宋体"/>
-        </w:rPr>
-        <w:t>[</w:t>
-      </w:r>
-      <w:r>
-        <w:rPr>
-          <w:rFonts w:ascii="宋体" w:hAnsi="宋体" w:hint="eastAsia"/>
-        </w:rPr>
-        <w:t>2</w:t>
-      </w:r>
-      <w:r>
-        <w:rPr>
-          <w:rFonts w:ascii="宋体" w:hAnsi="宋体"/>
-        </w:rPr>
-        <w:t>3] BUNT R B. Scheduling techniques for operating systems[J]. Computer, 1976, 9(10): 10-17.</w:t>
-      </w:r>
-    </w:p>
-    <w:bookmarkEnd w:id="107"/>
-    <w:p>
-      <w:pPr>
-        <w:pStyle w:val="ab"/>
-        <w:ind w:firstLine="420"/>
-        <w:rPr>
-          <w:rFonts w:ascii="宋体" w:hAnsi="宋体" w:hint="eastAsia"/>
-        </w:rPr>
-      </w:pPr>
-    </w:p>
-    <w:bookmarkEnd w:id="94"/>
-    <w:bookmarkEnd w:id="95"/>
-    <w:bookmarkEnd w:id="96"/>
-    <w:p>
-      <w:pPr>
-        <w:pStyle w:val="ab"/>
-        <w:ind w:firstLine="420"/>
-      </w:pPr>
-    </w:p>
-    <w:p>
-      <w:pPr>
-        <w:pStyle w:val="ab"/>
-        <w:ind w:firstLine="420"/>
-      </w:pPr>
-    </w:p>
-    <w:p>
-      <w:pPr>
-        <w:pStyle w:val="ab"/>
-        <w:ind w:firstLine="420"/>
-      </w:pPr>
-    </w:p>
-    <w:p>
-      <w:pPr>
-        <w:pStyle w:val="ab"/>
-        <w:ind w:firstLine="420"/>
-      </w:pPr>
-    </w:p>
-    <w:p>
-      <w:pPr>
-        <w:pStyle w:val="ab"/>
-        <w:ind w:firstLine="560"/>
-        <w:rPr>
-          <w:rFonts w:ascii="黑体" w:eastAsia="黑体"/>
-          <w:sz w:val="28"/>
-          <w:szCs w:val="28"/>
-        </w:rPr>
+      </w:pPr>
+      <w:r>
+        <w:rPr>
+          <w:rFonts w:hint="eastAsia"/>
+        </w:rPr>
+        <w:t>论文的附录依序用大写正体英文字母</w:t>
+      </w:r>
+      <w:r>
+        <w:rPr>
+          <w:rFonts w:hint="eastAsia"/>
+        </w:rPr>
+        <w:t>A</w:t>
+      </w:r>
+      <w:r>
+        <w:rPr>
+          <w:rFonts w:hint="eastAsia"/>
+        </w:rPr>
+        <w:t>、</w:t>
+      </w:r>
+      <w:r>
+        <w:rPr>
+          <w:rFonts w:hint="eastAsia"/>
+        </w:rPr>
+        <w:t>B</w:t>
+      </w:r>
+      <w:r>
+        <w:rPr>
+          <w:rFonts w:hint="eastAsia"/>
+        </w:rPr>
+        <w:t>、</w:t>
+      </w:r>
+      <w:r>
+        <w:rPr>
+          <w:rFonts w:hint="eastAsia"/>
+        </w:rPr>
+        <w:t>C</w:t>
+      </w:r>
+      <w:r>
+        <w:rPr>
+          <w:rFonts w:hint="eastAsia"/>
+        </w:rPr>
+        <w:t>……编序号，如：附录</w:t>
+      </w:r>
+      <w:r>
+        <w:rPr>
+          <w:rFonts w:hint="eastAsia"/>
+        </w:rPr>
+        <w:t>A</w:t>
+      </w:r>
+      <w:r>
+        <w:rPr>
+          <w:rFonts w:hint="eastAsia"/>
+        </w:rPr>
+        <w:t>。</w:t>
+      </w:r>
+    </w:p>
+    <w:p>
+      <w:pPr>
+        <w:pStyle w:val="a4"/>
         <w:sectPr>
           <w:headerReference w:type="default" r:id="rId46"/>
+          <w:footerReference w:type="default" r:id="rId47"/>
           <w:pgSz w:w="11907" w:h="16840" w:code="9"/>
           <w:pgMar w:top="1701" w:right="1418" w:bottom="1418" w:left="1418" w:header="907" w:footer="851" w:gutter="567"/>
           <w:paperSrc w:first="31096" w:other="31096"/>
@@ -55581,196 +56408,12 @@
       <w:pPr>
         <w:pStyle w:val="a4"/>
       </w:pPr>
-      <w:bookmarkStart w:id="108" w:name="_Toc385762757"/>
-      <w:bookmarkStart w:id="109" w:name="_Toc385763035"/>
-      <w:bookmarkStart w:id="110" w:name="_Toc385763067"/>
-      <w:bookmarkStart w:id="111" w:name="_Toc385763107"/>
-      <w:bookmarkStart w:id="112" w:name="_Toc385763165"/>
-      <w:bookmarkStart w:id="113" w:name="_Toc242194282"/>
-      <w:r>
-        <w:rPr>
-          <w:rFonts w:hint="eastAsia"/>
-        </w:rPr>
-        <w:lastRenderedPageBreak/>
-        <w:t>附录</w:t>
-      </w:r>
-      <w:r>
-        <w:rPr>
-          <w:rFonts w:hint="eastAsia"/>
-        </w:rPr>
-        <w:t xml:space="preserve"> A</w:t>
-      </w:r>
-      <w:bookmarkEnd w:id="108"/>
-      <w:bookmarkEnd w:id="109"/>
-      <w:bookmarkEnd w:id="110"/>
-      <w:bookmarkEnd w:id="111"/>
-      <w:bookmarkEnd w:id="112"/>
-      <w:bookmarkEnd w:id="113"/>
-    </w:p>
-    <w:p>
-      <w:pPr>
-        <w:pStyle w:val="ae"/>
-        <w:rPr>
-          <w:rFonts w:ascii="黑体" w:hAnsi="黑体" w:hint="eastAsia"/>
-        </w:rPr>
-      </w:pPr>
-      <w:r>
-        <w:rPr>
-          <w:rFonts w:ascii="黑体" w:hAnsi="黑体"/>
-        </w:rPr>
-        <w:fldChar w:fldCharType="begin"/>
-      </w:r>
-      <w:r>
-        <w:rPr>
-          <w:rFonts w:ascii="黑体" w:hAnsi="黑体"/>
-        </w:rPr>
-        <w:instrText xml:space="preserve"> </w:instrText>
-      </w:r>
-      <w:r>
-        <w:rPr>
-          <w:rFonts w:ascii="黑体" w:hAnsi="黑体" w:hint="eastAsia"/>
-        </w:rPr>
-        <w:instrText>MACROBUTTON NoMacro [附录标题]</w:instrText>
-      </w:r>
-      <w:r>
-        <w:rPr>
-          <w:rFonts w:ascii="黑体" w:hAnsi="黑体"/>
-        </w:rPr>
-        <w:instrText xml:space="preserve"> </w:instrText>
-      </w:r>
-      <w:r>
-        <w:rPr>
-          <w:rFonts w:ascii="黑体" w:hAnsi="黑体"/>
-        </w:rPr>
-        <w:fldChar w:fldCharType="end"/>
-      </w:r>
-    </w:p>
-    <w:p>
-      <w:pPr>
-        <w:pStyle w:val="ab"/>
-        <w:ind w:firstLine="420"/>
-      </w:pPr>
-      <w:r>
-        <w:fldChar w:fldCharType="begin"/>
-      </w:r>
-      <w:r>
-        <w:instrText xml:space="preserve"> </w:instrText>
-      </w:r>
-      <w:r>
-        <w:rPr>
-          <w:rFonts w:hint="eastAsia"/>
-        </w:rPr>
-        <w:instrText>MACROBUTTON NoMacro [</w:instrText>
-      </w:r>
-      <w:r>
-        <w:rPr>
-          <w:rFonts w:hint="eastAsia"/>
-        </w:rPr>
-        <w:instrText>内容为五号宋体。</w:instrText>
-      </w:r>
-      <w:r>
-        <w:rPr>
-          <w:rFonts w:hint="eastAsia"/>
-        </w:rPr>
-        <w:instrText>]</w:instrText>
-      </w:r>
-      <w:r>
-        <w:instrText xml:space="preserve"> </w:instrText>
-      </w:r>
-      <w:r>
-        <w:fldChar w:fldCharType="end"/>
-      </w:r>
-      <w:r>
-        <w:rPr>
-          <w:rFonts w:hint="eastAsia"/>
-        </w:rPr>
-        <w:t>附录是作为论文主体的补充项目，并不是必须的。</w:t>
-      </w:r>
-    </w:p>
-    <w:p>
-      <w:pPr>
-        <w:pStyle w:val="ab"/>
-        <w:ind w:firstLine="420"/>
-      </w:pPr>
-      <w:r>
-        <w:rPr>
-          <w:rFonts w:hint="eastAsia"/>
-        </w:rPr>
-        <w:t>论文的附录依序用大写正体英文字母</w:t>
-      </w:r>
-      <w:r>
-        <w:rPr>
-          <w:rFonts w:hint="eastAsia"/>
-        </w:rPr>
-        <w:t>A</w:t>
-      </w:r>
-      <w:r>
-        <w:rPr>
-          <w:rFonts w:hint="eastAsia"/>
-        </w:rPr>
-        <w:t>、</w:t>
-      </w:r>
-      <w:r>
-        <w:rPr>
-          <w:rFonts w:hint="eastAsia"/>
-        </w:rPr>
-        <w:t>B</w:t>
-      </w:r>
-      <w:r>
-        <w:rPr>
-          <w:rFonts w:hint="eastAsia"/>
-        </w:rPr>
-        <w:t>、</w:t>
-      </w:r>
-      <w:r>
-        <w:rPr>
-          <w:rFonts w:hint="eastAsia"/>
-        </w:rPr>
-        <w:t>C</w:t>
-      </w:r>
-      <w:r>
-        <w:rPr>
-          <w:rFonts w:hint="eastAsia"/>
-        </w:rPr>
-        <w:t>……编序号，如：附录</w:t>
-      </w:r>
-      <w:r>
-        <w:rPr>
-          <w:rFonts w:hint="eastAsia"/>
-        </w:rPr>
-        <w:t>A</w:t>
-      </w:r>
-      <w:r>
-        <w:rPr>
-          <w:rFonts w:hint="eastAsia"/>
-        </w:rPr>
-        <w:t>。</w:t>
-      </w:r>
-    </w:p>
-    <w:p>
-      <w:pPr>
-        <w:pStyle w:val="a4"/>
-        <w:sectPr>
-          <w:headerReference w:type="default" r:id="rId47"/>
-          <w:footerReference w:type="default" r:id="rId48"/>
-          <w:pgSz w:w="11907" w:h="16840" w:code="9"/>
-          <w:pgMar w:top="1701" w:right="1418" w:bottom="1418" w:left="1418" w:header="907" w:footer="851" w:gutter="567"/>
-          <w:paperSrc w:first="31096" w:other="31096"/>
-          <w:cols w:space="720"/>
-          <w:docGrid w:type="lines" w:linePitch="312"/>
-        </w:sectPr>
-      </w:pPr>
-    </w:p>
-    <w:p>
-      <w:pPr>
-        <w:pStyle w:val="a4"/>
-      </w:pPr>
-      <w:bookmarkStart w:id="114" w:name="_Toc385762758"/>
-      <w:bookmarkStart w:id="115" w:name="_Toc385763036"/>
-      <w:bookmarkStart w:id="116" w:name="_Toc385763068"/>
-      <w:bookmarkStart w:id="117" w:name="_Toc385763108"/>
-      <w:bookmarkStart w:id="118" w:name="_Toc385763166"/>
-      <w:bookmarkStart w:id="119" w:name="_Toc242194283"/>
+      <w:bookmarkStart w:id="115" w:name="_Toc385762758"/>
+      <w:bookmarkStart w:id="116" w:name="_Toc385763036"/>
+      <w:bookmarkStart w:id="117" w:name="_Toc385763068"/>
+      <w:bookmarkStart w:id="118" w:name="_Toc385763108"/>
+      <w:bookmarkStart w:id="119" w:name="_Toc385763166"/>
+      <w:bookmarkStart w:id="120" w:name="_Toc242194283"/>
       <w:r>
         <w:rPr>
           <w:rFonts w:hint="eastAsia"/>
@@ -55778,12 +56421,12 @@
         <w:lastRenderedPageBreak/>
         <w:t>索引</w:t>
       </w:r>
-      <w:bookmarkEnd w:id="114"/>
       <w:bookmarkEnd w:id="115"/>
       <w:bookmarkEnd w:id="116"/>
       <w:bookmarkEnd w:id="117"/>
       <w:bookmarkEnd w:id="118"/>
       <w:bookmarkEnd w:id="119"/>
+      <w:bookmarkEnd w:id="120"/>
     </w:p>
     <w:p>
       <w:pPr>
@@ -55838,12 +56481,12 @@
       <w:pPr>
         <w:pStyle w:val="a4"/>
       </w:pPr>
-      <w:bookmarkStart w:id="120" w:name="_Toc385762759"/>
-      <w:bookmarkStart w:id="121" w:name="_Toc385763037"/>
-      <w:bookmarkStart w:id="122" w:name="_Toc385763069"/>
-      <w:bookmarkStart w:id="123" w:name="_Toc385763109"/>
-      <w:bookmarkStart w:id="124" w:name="_Toc385763167"/>
-      <w:bookmarkStart w:id="125" w:name="_Toc242194284"/>
+      <w:bookmarkStart w:id="121" w:name="_Toc385762759"/>
+      <w:bookmarkStart w:id="122" w:name="_Toc385763037"/>
+      <w:bookmarkStart w:id="123" w:name="_Toc385763069"/>
+      <w:bookmarkStart w:id="124" w:name="_Toc385763109"/>
+      <w:bookmarkStart w:id="125" w:name="_Toc385763167"/>
+      <w:bookmarkStart w:id="126" w:name="_Toc242194284"/>
       <w:r>
         <w:rPr>
           <w:rFonts w:hint="eastAsia"/>
@@ -55869,12 +56512,12 @@
         </w:rPr>
         <w:t>博士学位期间取得的研究成果</w:t>
       </w:r>
-      <w:bookmarkEnd w:id="120"/>
       <w:bookmarkEnd w:id="121"/>
       <w:bookmarkEnd w:id="122"/>
       <w:bookmarkEnd w:id="123"/>
       <w:bookmarkEnd w:id="124"/>
       <w:bookmarkEnd w:id="125"/>
+      <w:bookmarkEnd w:id="126"/>
     </w:p>
     <w:p>
       <w:pPr>
@@ -55938,7 +56581,7 @@
         <w:ind w:firstLineChars="243" w:firstLine="510"/>
         <w:jc w:val="left"/>
         <w:rPr>
-          <w:rFonts w:ascii="宋体" w:hAnsi="宋体" w:hint="eastAsia"/>
+          <w:rFonts w:ascii="宋体" w:hAnsi="宋体"/>
           <w:szCs w:val="21"/>
         </w:rPr>
       </w:pPr>
@@ -55963,7 +56606,7 @@
         <w:ind w:left="640" w:firstLineChars="0" w:firstLine="0"/>
         <w:jc w:val="left"/>
         <w:rPr>
-          <w:rFonts w:ascii="宋体" w:hAnsi="宋体" w:hint="eastAsia"/>
+          <w:rFonts w:ascii="宋体" w:hAnsi="宋体"/>
           <w:szCs w:val="21"/>
         </w:rPr>
       </w:pPr>
@@ -55974,7 +56617,7 @@
         <w:ind w:firstLineChars="0"/>
         <w:jc w:val="left"/>
         <w:rPr>
-          <w:rFonts w:ascii="宋体" w:hAnsi="宋体" w:hint="eastAsia"/>
+          <w:rFonts w:ascii="宋体" w:hAnsi="宋体"/>
           <w:szCs w:val="21"/>
         </w:rPr>
       </w:pPr>
@@ -55992,7 +56635,7 @@
         <w:ind w:firstLineChars="0"/>
         <w:jc w:val="left"/>
         <w:rPr>
-          <w:rFonts w:ascii="宋体" w:hAnsi="宋体" w:hint="eastAsia"/>
+          <w:rFonts w:ascii="宋体" w:hAnsi="宋体"/>
           <w:szCs w:val="21"/>
         </w:rPr>
       </w:pPr>
@@ -56010,7 +56653,7 @@
         <w:ind w:firstLineChars="243" w:firstLine="510"/>
         <w:jc w:val="left"/>
         <w:rPr>
-          <w:rFonts w:ascii="宋体" w:hAnsi="宋体" w:hint="eastAsia"/>
+          <w:rFonts w:ascii="宋体" w:hAnsi="宋体"/>
           <w:szCs w:val="21"/>
         </w:rPr>
       </w:pPr>
@@ -56035,7 +56678,7 @@
         <w:ind w:firstLineChars="250" w:firstLine="525"/>
         <w:jc w:val="left"/>
         <w:rPr>
-          <w:rFonts w:ascii="宋体" w:hAnsi="宋体" w:hint="eastAsia"/>
+          <w:rFonts w:ascii="宋体" w:hAnsi="宋体"/>
           <w:szCs w:val="21"/>
         </w:rPr>
       </w:pPr>
@@ -56053,7 +56696,7 @@
         <w:ind w:firstLineChars="250" w:firstLine="525"/>
         <w:jc w:val="left"/>
         <w:rPr>
-          <w:rFonts w:ascii="宋体" w:hAnsi="宋体" w:hint="eastAsia"/>
+          <w:rFonts w:ascii="宋体" w:hAnsi="宋体"/>
           <w:szCs w:val="21"/>
         </w:rPr>
       </w:pPr>
@@ -56071,16 +56714,33 @@
         <w:ind w:firstLineChars="250" w:firstLine="525"/>
         <w:jc w:val="left"/>
         <w:rPr>
+          <w:rFonts w:ascii="宋体" w:hAnsi="宋体"/>
+          <w:szCs w:val="21"/>
+        </w:rPr>
+      </w:pPr>
+      <w:r>
+        <w:rPr>
           <w:rFonts w:ascii="宋体" w:hAnsi="宋体" w:hint="eastAsia"/>
           <w:szCs w:val="21"/>
         </w:rPr>
+        <w:t>[3]</w:t>
+      </w:r>
+    </w:p>
+    <w:p>
+      <w:pPr>
+        <w:pStyle w:val="ab"/>
+        <w:ind w:firstLine="420"/>
+        <w:rPr>
+          <w:rFonts w:ascii="宋体" w:hAnsi="宋体"/>
+          <w:szCs w:val="21"/>
+        </w:rPr>
       </w:pPr>
       <w:r>
         <w:rPr>
           <w:rFonts w:ascii="宋体" w:hAnsi="宋体" w:hint="eastAsia"/>
           <w:szCs w:val="21"/>
         </w:rPr>
-        <w:t>[3]</w:t>
+        <w:t xml:space="preserve">    .</w:t>
       </w:r>
     </w:p>
     <w:p>
@@ -56088,9 +56748,26 @@
         <w:pStyle w:val="ab"/>
         <w:ind w:firstLine="420"/>
         <w:rPr>
+          <w:rFonts w:ascii="宋体" w:hAnsi="宋体"/>
+          <w:szCs w:val="21"/>
+        </w:rPr>
+      </w:pPr>
+      <w:r>
+        <w:rPr>
           <w:rFonts w:ascii="宋体" w:hAnsi="宋体" w:hint="eastAsia"/>
           <w:szCs w:val="21"/>
         </w:rPr>
+        <w:t xml:space="preserve">    .</w:t>
+      </w:r>
+    </w:p>
+    <w:p>
+      <w:pPr>
+        <w:pStyle w:val="ab"/>
+        <w:ind w:firstLine="420"/>
+        <w:rPr>
+          <w:rFonts w:ascii="宋体" w:hAnsi="宋体"/>
+          <w:szCs w:val="21"/>
+        </w:rPr>
       </w:pPr>
       <w:r>
         <w:rPr>
@@ -56105,41 +56782,7 @@
         <w:pStyle w:val="ab"/>
         <w:ind w:firstLine="420"/>
         <w:rPr>
-          <w:rFonts w:ascii="宋体" w:hAnsi="宋体" w:hint="eastAsia"/>
-          <w:szCs w:val="21"/>
-        </w:rPr>
-      </w:pPr>
-      <w:r>
-        <w:rPr>
-          <w:rFonts w:ascii="宋体" w:hAnsi="宋体" w:hint="eastAsia"/>
-          <w:szCs w:val="21"/>
-        </w:rPr>
-        <w:t xml:space="preserve">    .</w:t>
-      </w:r>
-    </w:p>
-    <w:p>
-      <w:pPr>
-        <w:pStyle w:val="ab"/>
-        <w:ind w:firstLine="420"/>
-        <w:rPr>
-          <w:rFonts w:ascii="宋体" w:hAnsi="宋体" w:hint="eastAsia"/>
-          <w:szCs w:val="21"/>
-        </w:rPr>
-      </w:pPr>
-      <w:r>
-        <w:rPr>
-          <w:rFonts w:ascii="宋体" w:hAnsi="宋体" w:hint="eastAsia"/>
-          <w:szCs w:val="21"/>
-        </w:rPr>
-        <w:t xml:space="preserve">    .</w:t>
-      </w:r>
-    </w:p>
-    <w:p>
-      <w:pPr>
-        <w:pStyle w:val="ab"/>
-        <w:ind w:firstLine="420"/>
-        <w:rPr>
-          <w:rFonts w:ascii="宋体" w:hAnsi="宋体" w:hint="eastAsia"/>
+          <w:rFonts w:ascii="宋体" w:hAnsi="宋体"/>
           <w:szCs w:val="21"/>
         </w:rPr>
       </w:pPr>
@@ -56178,7 +56821,7 @@
         <w:ind w:firstLineChars="250" w:firstLine="525"/>
         <w:jc w:val="left"/>
         <w:rPr>
-          <w:rFonts w:ascii="宋体" w:hAnsi="宋体" w:hint="eastAsia"/>
+          <w:rFonts w:ascii="宋体" w:hAnsi="宋体"/>
           <w:szCs w:val="21"/>
         </w:rPr>
       </w:pPr>
@@ -56196,7 +56839,7 @@
         <w:ind w:firstLineChars="250" w:firstLine="525"/>
         <w:jc w:val="left"/>
         <w:rPr>
-          <w:rFonts w:ascii="宋体" w:hAnsi="宋体" w:hint="eastAsia"/>
+          <w:rFonts w:ascii="宋体" w:hAnsi="宋体"/>
           <w:szCs w:val="21"/>
         </w:rPr>
       </w:pPr>
@@ -56214,16 +56857,33 @@
         <w:ind w:firstLineChars="250" w:firstLine="525"/>
         <w:jc w:val="left"/>
         <w:rPr>
+          <w:rFonts w:ascii="宋体" w:hAnsi="宋体"/>
+          <w:szCs w:val="21"/>
+        </w:rPr>
+      </w:pPr>
+      <w:r>
+        <w:rPr>
           <w:rFonts w:ascii="宋体" w:hAnsi="宋体" w:hint="eastAsia"/>
           <w:szCs w:val="21"/>
         </w:rPr>
+        <w:t>[3]</w:t>
+      </w:r>
+    </w:p>
+    <w:p>
+      <w:pPr>
+        <w:pStyle w:val="ab"/>
+        <w:ind w:firstLine="420"/>
+        <w:rPr>
+          <w:rFonts w:ascii="宋体" w:hAnsi="宋体"/>
+          <w:szCs w:val="21"/>
+        </w:rPr>
       </w:pPr>
       <w:r>
         <w:rPr>
           <w:rFonts w:ascii="宋体" w:hAnsi="宋体" w:hint="eastAsia"/>
           <w:szCs w:val="21"/>
         </w:rPr>
-        <w:t>[3]</w:t>
+        <w:t xml:space="preserve">    .</w:t>
       </w:r>
     </w:p>
     <w:p>
@@ -56231,9 +56891,26 @@
         <w:pStyle w:val="ab"/>
         <w:ind w:firstLine="420"/>
         <w:rPr>
+          <w:rFonts w:ascii="宋体" w:hAnsi="宋体"/>
+          <w:szCs w:val="21"/>
+        </w:rPr>
+      </w:pPr>
+      <w:r>
+        <w:rPr>
           <w:rFonts w:ascii="宋体" w:hAnsi="宋体" w:hint="eastAsia"/>
           <w:szCs w:val="21"/>
         </w:rPr>
+        <w:t xml:space="preserve">    .</w:t>
+      </w:r>
+    </w:p>
+    <w:p>
+      <w:pPr>
+        <w:pStyle w:val="ab"/>
+        <w:ind w:firstLine="420"/>
+        <w:rPr>
+          <w:rFonts w:ascii="宋体" w:hAnsi="宋体"/>
+          <w:szCs w:val="21"/>
+        </w:rPr>
       </w:pPr>
       <w:r>
         <w:rPr>
@@ -56248,41 +56925,7 @@
         <w:pStyle w:val="ab"/>
         <w:ind w:firstLine="420"/>
         <w:rPr>
-          <w:rFonts w:ascii="宋体" w:hAnsi="宋体" w:hint="eastAsia"/>
-          <w:szCs w:val="21"/>
-        </w:rPr>
-      </w:pPr>
-      <w:r>
-        <w:rPr>
-          <w:rFonts w:ascii="宋体" w:hAnsi="宋体" w:hint="eastAsia"/>
-          <w:szCs w:val="21"/>
-        </w:rPr>
-        <w:t xml:space="preserve">    .</w:t>
-      </w:r>
-    </w:p>
-    <w:p>
-      <w:pPr>
-        <w:pStyle w:val="ab"/>
-        <w:ind w:firstLine="420"/>
-        <w:rPr>
-          <w:rFonts w:ascii="宋体" w:hAnsi="宋体" w:hint="eastAsia"/>
-          <w:szCs w:val="21"/>
-        </w:rPr>
-      </w:pPr>
-      <w:r>
-        <w:rPr>
-          <w:rFonts w:ascii="宋体" w:hAnsi="宋体" w:hint="eastAsia"/>
-          <w:szCs w:val="21"/>
-        </w:rPr>
-        <w:t xml:space="preserve">    .</w:t>
-      </w:r>
-    </w:p>
-    <w:p>
-      <w:pPr>
-        <w:pStyle w:val="ab"/>
-        <w:ind w:firstLine="420"/>
-        <w:rPr>
-          <w:rFonts w:ascii="宋体" w:hAnsi="宋体" w:hint="eastAsia"/>
+          <w:rFonts w:ascii="宋体" w:hAnsi="宋体"/>
           <w:szCs w:val="21"/>
         </w:rPr>
       </w:pPr>
@@ -56307,7 +56950,7 @@
         <w:ind w:firstLineChars="250" w:firstLine="525"/>
         <w:jc w:val="left"/>
         <w:rPr>
-          <w:rFonts w:ascii="宋体" w:hAnsi="宋体" w:hint="eastAsia"/>
+          <w:rFonts w:ascii="宋体" w:hAnsi="宋体"/>
           <w:szCs w:val="21"/>
         </w:rPr>
       </w:pPr>
@@ -56325,7 +56968,7 @@
         <w:ind w:firstLineChars="250" w:firstLine="525"/>
         <w:jc w:val="left"/>
         <w:rPr>
-          <w:rFonts w:ascii="宋体" w:hAnsi="宋体" w:hint="eastAsia"/>
+          <w:rFonts w:ascii="宋体" w:hAnsi="宋体"/>
           <w:szCs w:val="21"/>
         </w:rPr>
       </w:pPr>
@@ -56343,16 +56986,33 @@
         <w:ind w:firstLineChars="250" w:firstLine="525"/>
         <w:jc w:val="left"/>
         <w:rPr>
+          <w:rFonts w:ascii="宋体" w:hAnsi="宋体"/>
+          <w:szCs w:val="21"/>
+        </w:rPr>
+      </w:pPr>
+      <w:r>
+        <w:rPr>
           <w:rFonts w:ascii="宋体" w:hAnsi="宋体" w:hint="eastAsia"/>
           <w:szCs w:val="21"/>
         </w:rPr>
+        <w:t>[3]</w:t>
+      </w:r>
+    </w:p>
+    <w:p>
+      <w:pPr>
+        <w:pStyle w:val="ab"/>
+        <w:ind w:firstLine="420"/>
+        <w:rPr>
+          <w:rFonts w:ascii="宋体" w:hAnsi="宋体"/>
+          <w:szCs w:val="21"/>
+        </w:rPr>
       </w:pPr>
       <w:r>
         <w:rPr>
           <w:rFonts w:ascii="宋体" w:hAnsi="宋体" w:hint="eastAsia"/>
           <w:szCs w:val="21"/>
         </w:rPr>
-        <w:t>[3]</w:t>
+        <w:t xml:space="preserve">    .</w:t>
       </w:r>
     </w:p>
     <w:p>
@@ -56360,32 +57020,15 @@
         <w:pStyle w:val="ab"/>
         <w:ind w:firstLine="420"/>
         <w:rPr>
+          <w:rFonts w:ascii="宋体" w:hAnsi="宋体"/>
+          <w:szCs w:val="21"/>
+        </w:rPr>
+      </w:pPr>
+      <w:r>
+        <w:rPr>
           <w:rFonts w:ascii="宋体" w:hAnsi="宋体" w:hint="eastAsia"/>
           <w:szCs w:val="21"/>
         </w:rPr>
-      </w:pPr>
-      <w:r>
-        <w:rPr>
-          <w:rFonts w:ascii="宋体" w:hAnsi="宋体" w:hint="eastAsia"/>
-          <w:szCs w:val="21"/>
-        </w:rPr>
-        <w:t xml:space="preserve">    .</w:t>
-      </w:r>
-    </w:p>
-    <w:p>
-      <w:pPr>
-        <w:pStyle w:val="ab"/>
-        <w:ind w:firstLine="420"/>
-        <w:rPr>
-          <w:rFonts w:ascii="宋体" w:hAnsi="宋体" w:hint="eastAsia"/>
-          <w:szCs w:val="21"/>
-        </w:rPr>
-      </w:pPr>
-      <w:r>
-        <w:rPr>
-          <w:rFonts w:ascii="宋体" w:hAnsi="宋体" w:hint="eastAsia"/>
-          <w:szCs w:val="21"/>
-        </w:rPr>
         <w:t xml:space="preserve">    .</w:t>
       </w:r>
     </w:p>
@@ -56393,8 +57036,8 @@
       <w:pPr>
         <w:pStyle w:val="ae"/>
         <w:sectPr>
-          <w:headerReference w:type="default" r:id="rId49"/>
-          <w:footerReference w:type="default" r:id="rId50"/>
+          <w:headerReference w:type="default" r:id="rId48"/>
+          <w:footerReference w:type="default" r:id="rId49"/>
           <w:pgSz w:w="11907" w:h="16840" w:code="9"/>
           <w:pgMar w:top="1701" w:right="1418" w:bottom="1418" w:left="1418" w:header="907" w:footer="851" w:gutter="567"/>
           <w:paperSrc w:first="31096" w:other="31096"/>
@@ -56407,12 +57050,12 @@
       <w:pPr>
         <w:pStyle w:val="a4"/>
       </w:pPr>
-      <w:bookmarkStart w:id="126" w:name="_Toc385762760"/>
-      <w:bookmarkStart w:id="127" w:name="_Toc385763038"/>
-      <w:bookmarkStart w:id="128" w:name="_Toc385763070"/>
-      <w:bookmarkStart w:id="129" w:name="_Toc385763110"/>
-      <w:bookmarkStart w:id="130" w:name="_Toc385763168"/>
-      <w:bookmarkStart w:id="131" w:name="_Toc242194285"/>
+      <w:bookmarkStart w:id="127" w:name="_Toc385762760"/>
+      <w:bookmarkStart w:id="128" w:name="_Toc385763038"/>
+      <w:bookmarkStart w:id="129" w:name="_Toc385763070"/>
+      <w:bookmarkStart w:id="130" w:name="_Toc385763110"/>
+      <w:bookmarkStart w:id="131" w:name="_Toc385763168"/>
+      <w:bookmarkStart w:id="132" w:name="_Toc242194285"/>
       <w:r>
         <w:rPr>
           <w:rFonts w:hint="eastAsia"/>
@@ -56420,12 +57063,12 @@
         <w:lastRenderedPageBreak/>
         <w:t>独创性声明</w:t>
       </w:r>
-      <w:bookmarkEnd w:id="126"/>
       <w:bookmarkEnd w:id="127"/>
       <w:bookmarkEnd w:id="128"/>
       <w:bookmarkEnd w:id="129"/>
       <w:bookmarkEnd w:id="130"/>
       <w:bookmarkEnd w:id="131"/>
+      <w:bookmarkEnd w:id="132"/>
     </w:p>
     <w:p>
       <w:pPr>
@@ -56587,7 +57230,7 @@
       <w:pPr>
         <w:ind w:firstLine="480"/>
         <w:sectPr>
-          <w:headerReference w:type="default" r:id="rId51"/>
+          <w:headerReference w:type="default" r:id="rId50"/>
           <w:pgSz w:w="11907" w:h="16840" w:code="9"/>
           <w:pgMar w:top="1701" w:right="1418" w:bottom="1418" w:left="1418" w:header="907" w:footer="851" w:gutter="567"/>
           <w:paperSrc w:first="31096" w:other="31096"/>
@@ -56600,8 +57243,8 @@
       <w:pPr>
         <w:pStyle w:val="a4"/>
       </w:pPr>
-      <w:bookmarkStart w:id="132" w:name="_Toc145592730"/>
-      <w:bookmarkStart w:id="133" w:name="_Toc242194286"/>
+      <w:bookmarkStart w:id="133" w:name="_Toc145592730"/>
+      <w:bookmarkStart w:id="134" w:name="_Toc242194286"/>
       <w:r>
         <w:rPr>
           <w:rFonts w:hint="eastAsia"/>
@@ -56609,8 +57252,8 @@
         <w:lastRenderedPageBreak/>
         <w:t>学位论文数据集</w:t>
       </w:r>
-      <w:bookmarkEnd w:id="132"/>
       <w:bookmarkEnd w:id="133"/>
+      <w:bookmarkEnd w:id="134"/>
     </w:p>
     <w:p>
       <w:pPr>
@@ -58162,7 +58805,7 @@
 </file>
 
 <file path=word/comments.xml><?xml version="1.0" encoding="utf-8"?>
-<w:comments xmlns:wpc="http://schemas.microsoft.com/office/word/2010/wordprocessingCanvas" xmlns:cx="http://schemas.microsoft.com/office/drawing/2014/chartex" xmlns:cx1="http://schemas.microsoft.com/office/drawing/2015/9/8/chartex" xmlns:cx2="http://schemas.microsoft.com/office/drawing/2015/10/21/chartex" xmlns:cx3="http://schemas.microsoft.com/office/drawing/2016/5/9/chartex" xmlns:cx4="http://schemas.microsoft.com/office/drawing/2016/5/10/chartex" xmlns:cx5="http://schemas.microsoft.com/office/drawing/2016/5/11/chartex" xmlns:cx6="http://schemas.microsoft.com/office/drawing/2016/5/12/chartex" xmlns:cx7="http://schemas.microsoft.com/office/drawing/2016/5/13/chartex" xmlns:cx8="http://schemas.microsoft.com/office/drawing/2016/5/14/chartex" xmlns:mc="http://schemas.openxmlformats.org/markup-compatibility/2006" xmlns:aink="http://schemas.microsoft.com/office/drawing/2016/ink" xmlns:am3d="http://schemas.microsoft.com/office/drawing/2017/model3d" xmlns:o="urn:schemas-microsoft-com:office:office" xmlns:oel="http://schemas.microsoft.com/office/2019/extlst" xmlns:r="http://schemas.openxmlformats.org/officeDocument/2006/relationships" xmlns:m="http://schemas.openxmlformats.org/officeDocument/2006/math" xmlns:v="urn:schemas-microsoft-com:vml" xmlns:wp14="http://schemas.microsoft.com/office/word/2010/wordprocessingDrawing" xmlns:wp="http://schemas.openxmlformats.org/drawingml/2006/wordprocessingDrawing" xmlns:w10="urn:schemas-microsoft-com:office:word" xmlns:w="http://schemas.openxmlformats.org/wordprocessingml/2006/main" xmlns:w14="http://schemas.microsoft.com/office/word/2010/wordml" xmlns:w15="http://schemas.microsoft.com/office/word/2012/wordml" xmlns:w16cex="http://schemas.microsoft.com/office/word/2018/wordml/cex" xmlns:w16cid="http://schemas.microsoft.com/office/word/2016/wordml/cid" xmlns:w16="http://schemas.microsoft.com/office/word/2018/wordml" xmlns:w16du="http://schemas.microsoft.com/office/word/2023/wordml/word16du" xmlns:w16sdtdh="http://schemas.microsoft.com/office/word/2020/wordml/sdtdatahash" xmlns:w16sdtfl="http://schemas.microsoft.com/office/word/2024/wordml/sdtformatlock" xmlns:w16se="http://schemas.microsoft.com/office/word/2015/wordml/symex" xmlns:wpg="http://schemas.microsoft.com/office/word/2010/wordprocessingGroup" xmlns:wpi="http://schemas.microsoft.com/office/word/2010/wordprocessingInk" xmlns:wne="http://schemas.microsoft.com/office/word/2006/wordml" xmlns:wps="http://schemas.microsoft.com/office/word/2010/wordprocessingShape" mc:Ignorable="w14 w15 w16se w16cid w16 w16cex w16sdtdh w16sdtfl w16du wp14">
+<w:comments xmlns:wpc="http://schemas.microsoft.com/office/word/2010/wordprocessingCanvas" xmlns:cx="http://schemas.microsoft.com/office/drawing/2014/chartex" xmlns:mc="http://schemas.openxmlformats.org/markup-compatibility/2006" xmlns:o="urn:schemas-microsoft-com:office:office" xmlns:r="http://schemas.openxmlformats.org/officeDocument/2006/relationships" xmlns:m="http://schemas.openxmlformats.org/officeDocument/2006/math" xmlns:v="urn:schemas-microsoft-com:vml" xmlns:wp14="http://schemas.microsoft.com/office/word/2010/wordprocessingDrawing" xmlns:wp="http://schemas.openxmlformats.org/drawingml/2006/wordprocessingDrawing" xmlns:w10="urn:schemas-microsoft-com:office:word" xmlns:w="http://schemas.openxmlformats.org/wordprocessingml/2006/main" xmlns:w14="http://schemas.microsoft.com/office/word/2010/wordml" xmlns:w15="http://schemas.microsoft.com/office/word/2012/wordml" xmlns:w16se="http://schemas.microsoft.com/office/word/2015/wordml/symex" xmlns:wpg="http://schemas.microsoft.com/office/word/2010/wordprocessingGroup" xmlns:wpi="http://schemas.microsoft.com/office/word/2010/wordprocessingInk" xmlns:wne="http://schemas.microsoft.com/office/word/2006/wordml" xmlns:wps="http://schemas.microsoft.com/office/word/2010/wordprocessingShape" mc:Ignorable="w14 w15 w16se wp14">
   <w:comment w:id="19" w:author="刘金光01" w:date="2026-09-29T13:18:00Z" w:initials="刘金光01">
     <w:p>
       <w:pPr>
@@ -58187,7 +58830,7 @@
 </file>
 
 <file path=word/commentsExtended.xml><?xml version="1.0" encoding="utf-8"?>
-<w15:commentsEx xmlns:wpc="http://schemas.microsoft.com/office/word/2010/wordprocessingCanvas" xmlns:cx="http://schemas.microsoft.com/office/drawing/2014/chartex" xmlns:cx1="http://schemas.microsoft.com/office/drawing/2015/9/8/chartex" xmlns:cx2="http://schemas.microsoft.com/office/drawing/2015/10/21/chartex" xmlns:cx3="http://schemas.microsoft.com/office/drawing/2016/5/9/chartex" xmlns:cx4="http://schemas.microsoft.com/office/drawing/2016/5/10/chartex" xmlns:cx5="http://schemas.microsoft.com/office/drawing/2016/5/11/chartex" xmlns:cx6="http://schemas.microsoft.com/office/drawing/2016/5/12/chartex" xmlns:cx7="http://schemas.microsoft.com/office/drawing/2016/5/13/chartex" xmlns:cx8="http://schemas.microsoft.com/office/drawing/2016/5/14/chartex" xmlns:mc="http://schemas.openxmlformats.org/markup-compatibility/2006" xmlns:aink="http://schemas.microsoft.com/office/drawing/2016/ink" xmlns:am3d="http://schemas.microsoft.com/office/drawing/2017/model3d" xmlns:o="urn:schemas-microsoft-com:office:office" xmlns:oel="http://schemas.microsoft.com/office/2019/extlst" xmlns:r="http://schemas.openxmlformats.org/officeDocument/2006/relationships" xmlns:m="http://schemas.openxmlformats.org/officeDocument/2006/math" xmlns:v="urn:schemas-microsoft-com:vml" xmlns:wp14="http://schemas.microsoft.com/office/word/2010/wordprocessingDrawing" xmlns:wp="http://schemas.openxmlformats.org/drawingml/2006/wordprocessingDrawing" xmlns:w10="urn:schemas-microsoft-com:office:word" xmlns:w="http://schemas.openxmlformats.org/wordprocessingml/2006/main" xmlns:w14="http://schemas.microsoft.com/office/word/2010/wordml" xmlns:w15="http://schemas.microsoft.com/office/word/2012/wordml" xmlns:w16cex="http://schemas.microsoft.com/office/word/2018/wordml/cex" xmlns:w16cid="http://schemas.microsoft.com/office/word/2016/wordml/cid" xmlns:w16="http://schemas.microsoft.com/office/word/2018/wordml" xmlns:w16du="http://schemas.microsoft.com/office/word/2023/wordml/word16du" xmlns:w16sdtdh="http://schemas.microsoft.com/office/word/2020/wordml/sdtdatahash" xmlns:w16sdtfl="http://schemas.microsoft.com/office/word/2024/wordml/sdtformatlock" xmlns:w16se="http://schemas.microsoft.com/office/word/2015/wordml/symex" xmlns:wpg="http://schemas.microsoft.com/office/word/2010/wordprocessingGroup" xmlns:wpi="http://schemas.microsoft.com/office/word/2010/wordprocessingInk" xmlns:wne="http://schemas.microsoft.com/office/word/2006/wordml" xmlns:wps="http://schemas.microsoft.com/office/word/2010/wordprocessingShape" mc:Ignorable="w14 w15 w16se w16cid w16 w16cex w16sdtdh w16sdtfl w16du wp14">
+<w15:commentsEx xmlns:wpc="http://schemas.microsoft.com/office/word/2010/wordprocessingCanvas" xmlns:cx="http://schemas.microsoft.com/office/drawing/2014/chartex" xmlns:mc="http://schemas.openxmlformats.org/markup-compatibility/2006" xmlns:o="urn:schemas-microsoft-com:office:office" xmlns:r="http://schemas.openxmlformats.org/officeDocument/2006/relationships" xmlns:m="http://schemas.openxmlformats.org/officeDocument/2006/math" xmlns:v="urn:schemas-microsoft-com:vml" xmlns:wp14="http://schemas.microsoft.com/office/word/2010/wordprocessingDrawing" xmlns:wp="http://schemas.openxmlformats.org/drawingml/2006/wordprocessingDrawing" xmlns:w10="urn:schemas-microsoft-com:office:word" xmlns:w="http://schemas.openxmlformats.org/wordprocessingml/2006/main" xmlns:w14="http://schemas.microsoft.com/office/word/2010/wordml" xmlns:w15="http://schemas.microsoft.com/office/word/2012/wordml" xmlns:w16se="http://schemas.microsoft.com/office/word/2015/wordml/symex" xmlns:wpg="http://schemas.microsoft.com/office/word/2010/wordprocessingGroup" xmlns:wpi="http://schemas.microsoft.com/office/word/2010/wordprocessingInk" xmlns:wne="http://schemas.microsoft.com/office/word/2006/wordml" xmlns:wps="http://schemas.microsoft.com/office/word/2010/wordprocessingShape" mc:Ignorable="w14 w15 w16se wp14">
   <w15:commentEx w15:paraId="4329BF8D" w15:done="0"/>
 </w15:commentsEx>
 </file>
@@ -58199,7 +58842,7 @@
 </file>
 
 <file path=word/endnotes.xml><?xml version="1.0" encoding="utf-8"?>
-<w:endnotes xmlns:wpc="http://schemas.microsoft.com/office/word/2010/wordprocessingCanvas" xmlns:cx="http://schemas.microsoft.com/office/drawing/2014/chartex" xmlns:cx1="http://schemas.microsoft.com/office/drawing/2015/9/8/chartex" xmlns:cx2="http://schemas.microsoft.com/office/drawing/2015/10/21/chartex" xmlns:cx3="http://schemas.microsoft.com/office/drawing/2016/5/9/chartex" xmlns:cx4="http://schemas.microsoft.com/office/drawing/2016/5/10/chartex" xmlns:cx5="http://schemas.microsoft.com/office/drawing/2016/5/11/chartex" xmlns:cx6="http://schemas.microsoft.com/office/drawing/2016/5/12/chartex" xmlns:cx7="http://schemas.microsoft.com/office/drawing/2016/5/13/chartex" xmlns:cx8="http://schemas.microsoft.com/office/drawing/2016/5/14/chartex" xmlns:mc="http://schemas.openxmlformats.org/markup-compatibility/2006" xmlns:aink="http://schemas.microsoft.com/office/drawing/2016/ink" xmlns:am3d="http://schemas.microsoft.com/office/drawing/2017/model3d" xmlns:o="urn:schemas-microsoft-com:office:office" xmlns:oel="http://schemas.microsoft.com/office/2019/extlst" xmlns:r="http://schemas.openxmlformats.org/officeDocument/2006/relationships" xmlns:m="http://schemas.openxmlformats.org/officeDocument/2006/math" xmlns:v="urn:schemas-microsoft-com:vml" xmlns:wp14="http://schemas.microsoft.com/office/word/2010/wordprocessingDrawing" xmlns:wp="http://schemas.openxmlformats.org/drawingml/2006/wordprocessingDrawing" xmlns:w10="urn:schemas-microsoft-com:office:word" xmlns:w="http://schemas.openxmlformats.org/wordprocessingml/2006/main" xmlns:w14="http://schemas.microsoft.com/office/word/2010/wordml" xmlns:w15="http://schemas.microsoft.com/office/word/2012/wordml" xmlns:w16cex="http://schemas.microsoft.com/office/word/2018/wordml/cex" xmlns:w16cid="http://schemas.microsoft.com/office/word/2016/wordml/cid" xmlns:w16="http://schemas.microsoft.com/office/word/2018/wordml" xmlns:w16du="http://schemas.microsoft.com/office/word/2023/wordml/word16du" xmlns:w16sdtdh="http://schemas.microsoft.com/office/word/2020/wordml/sdtdatahash" xmlns:w16sdtfl="http://schemas.microsoft.com/office/word/2024/wordml/sdtformatlock" xmlns:w16se="http://schemas.microsoft.com/office/word/2015/wordml/symex" xmlns:wpg="http://schemas.microsoft.com/office/word/2010/wordprocessingGroup" xmlns:wpi="http://schemas.microsoft.com/office/word/2010/wordprocessingInk" xmlns:wne="http://schemas.microsoft.com/office/word/2006/wordml" xmlns:wps="http://schemas.microsoft.com/office/word/2010/wordprocessingShape" mc:Ignorable="w14 w15 w16se w16cid w16 w16cex w16sdtdh w16sdtfl w16du wp14">
+<w:endnotes xmlns:wpc="http://schemas.microsoft.com/office/word/2010/wordprocessingCanvas" xmlns:cx="http://schemas.microsoft.com/office/drawing/2014/chartex" xmlns:mc="http://schemas.openxmlformats.org/markup-compatibility/2006" xmlns:o="urn:schemas-microsoft-com:office:office" xmlns:r="http://schemas.openxmlformats.org/officeDocument/2006/relationships" xmlns:m="http://schemas.openxmlformats.org/officeDocument/2006/math" xmlns:v="urn:schemas-microsoft-com:vml" xmlns:wp14="http://schemas.microsoft.com/office/word/2010/wordprocessingDrawing" xmlns:wp="http://schemas.openxmlformats.org/drawingml/2006/wordprocessingDrawing" xmlns:w10="urn:schemas-microsoft-com:office:word" xmlns:w="http://schemas.openxmlformats.org/wordprocessingml/2006/main" xmlns:w14="http://schemas.microsoft.com/office/word/2010/wordml" xmlns:w15="http://schemas.microsoft.com/office/word/2012/wordml" xmlns:w16se="http://schemas.microsoft.com/office/word/2015/wordml/symex" xmlns:wpg="http://schemas.microsoft.com/office/word/2010/wordprocessingGroup" xmlns:wpi="http://schemas.microsoft.com/office/word/2010/wordprocessingInk" xmlns:wne="http://schemas.microsoft.com/office/word/2006/wordml" xmlns:wps="http://schemas.microsoft.com/office/word/2010/wordprocessingShape" mc:Ignorable="w14 w15 w16se wp14">
   <w:endnote w:type="separator" w:id="-1">
     <w:p>
       <w:pPr>
@@ -58224,7 +58867,7 @@
 </file>
 
 <file path=word/footer1.xml><?xml version="1.0" encoding="utf-8"?>
-<w:ftr xmlns:wpc="http://schemas.microsoft.com/office/word/2010/wordprocessingCanvas" xmlns:cx="http://schemas.microsoft.com/office/drawing/2014/chartex" xmlns:cx1="http://schemas.microsoft.com/office/drawing/2015/9/8/chartex" xmlns:cx2="http://schemas.microsoft.com/office/drawing/2015/10/21/chartex" xmlns:cx3="http://schemas.microsoft.com/office/drawing/2016/5/9/chartex" xmlns:cx4="http://schemas.microsoft.com/office/drawing/2016/5/10/chartex" xmlns:cx5="http://schemas.microsoft.com/office/drawing/2016/5/11/chartex" xmlns:cx6="http://schemas.microsoft.com/office/drawing/2016/5/12/chartex" xmlns:cx7="http://schemas.microsoft.com/office/drawing/2016/5/13/chartex" xmlns:cx8="http://schemas.microsoft.com/office/drawing/2016/5/14/chartex" xmlns:mc="http://schemas.openxmlformats.org/markup-compatibility/2006" xmlns:aink="http://schemas.microsoft.com/office/drawing/2016/ink" xmlns:am3d="http://schemas.microsoft.com/office/drawing/2017/model3d" xmlns:o="urn:schemas-microsoft-com:office:office" xmlns:oel="http://schemas.microsoft.com/office/2019/extlst" xmlns:r="http://schemas.openxmlformats.org/officeDocument/2006/relationships" xmlns:m="http://schemas.openxmlformats.org/officeDocument/2006/math" xmlns:v="urn:schemas-microsoft-com:vml" xmlns:wp14="http://schemas.microsoft.com/office/word/2010/wordprocessingDrawing" xmlns:wp="http://schemas.openxmlformats.org/drawingml/2006/wordprocessingDrawing" xmlns:w10="urn:schemas-microsoft-com:office:word" xmlns:w="http://schemas.openxmlformats.org/wordprocessingml/2006/main" xmlns:w14="http://schemas.microsoft.com/office/word/2010/wordml" xmlns:w15="http://schemas.microsoft.com/office/word/2012/wordml" xmlns:w16cex="http://schemas.microsoft.com/office/word/2018/wordml/cex" xmlns:w16cid="http://schemas.microsoft.com/office/word/2016/wordml/cid" xmlns:w16="http://schemas.microsoft.com/office/word/2018/wordml" xmlns:w16du="http://schemas.microsoft.com/office/word/2023/wordml/word16du" xmlns:w16sdtdh="http://schemas.microsoft.com/office/word/2020/wordml/sdtdatahash" xmlns:w16sdtfl="http://schemas.microsoft.com/office/word/2024/wordml/sdtformatlock" xmlns:w16se="http://schemas.microsoft.com/office/word/2015/wordml/symex" xmlns:wpg="http://schemas.microsoft.com/office/word/2010/wordprocessingGroup" xmlns:wpi="http://schemas.microsoft.com/office/word/2010/wordprocessingInk" xmlns:wne="http://schemas.microsoft.com/office/word/2006/wordml" xmlns:wps="http://schemas.microsoft.com/office/word/2010/wordprocessingShape" mc:Ignorable="w14 w15 w16se w16cid w16 w16cex w16sdtdh w16sdtfl w16du wp14">
+<w:ftr xmlns:wpc="http://schemas.microsoft.com/office/word/2010/wordprocessingCanvas" xmlns:cx="http://schemas.microsoft.com/office/drawing/2014/chartex" xmlns:mc="http://schemas.openxmlformats.org/markup-compatibility/2006" xmlns:o="urn:schemas-microsoft-com:office:office" xmlns:r="http://schemas.openxmlformats.org/officeDocument/2006/relationships" xmlns:m="http://schemas.openxmlformats.org/officeDocument/2006/math" xmlns:v="urn:schemas-microsoft-com:vml" xmlns:wp14="http://schemas.microsoft.com/office/word/2010/wordprocessingDrawing" xmlns:wp="http://schemas.openxmlformats.org/drawingml/2006/wordprocessingDrawing" xmlns:w10="urn:schemas-microsoft-com:office:word" xmlns:w="http://schemas.openxmlformats.org/wordprocessingml/2006/main" xmlns:w14="http://schemas.microsoft.com/office/word/2010/wordml" xmlns:w15="http://schemas.microsoft.com/office/word/2012/wordml" xmlns:w16se="http://schemas.microsoft.com/office/word/2015/wordml/symex" xmlns:wpg="http://schemas.microsoft.com/office/word/2010/wordprocessingGroup" xmlns:wpi="http://schemas.microsoft.com/office/word/2010/wordprocessingInk" xmlns:wne="http://schemas.microsoft.com/office/word/2006/wordml" xmlns:wps="http://schemas.microsoft.com/office/word/2010/wordprocessingShape" mc:Ignorable="w14 w15 w16se wp14">
   <w:p>
     <w:pPr>
       <w:pStyle w:val="a3"/>
@@ -58235,7 +58878,7 @@
 </file>
 
 <file path=word/footer2.xml><?xml version="1.0" encoding="utf-8"?>
-<w:ftr xmlns:wpc="http://schemas.microsoft.com/office/word/2010/wordprocessingCanvas" xmlns:cx="http://schemas.microsoft.com/office/drawing/2014/chartex" xmlns:cx1="http://schemas.microsoft.com/office/drawing/2015/9/8/chartex" xmlns:cx2="http://schemas.microsoft.com/office/drawing/2015/10/21/chartex" xmlns:cx3="http://schemas.microsoft.com/office/drawing/2016/5/9/chartex" xmlns:cx4="http://schemas.microsoft.com/office/drawing/2016/5/10/chartex" xmlns:cx5="http://schemas.microsoft.com/office/drawing/2016/5/11/chartex" xmlns:cx6="http://schemas.microsoft.com/office/drawing/2016/5/12/chartex" xmlns:cx7="http://schemas.microsoft.com/office/drawing/2016/5/13/chartex" xmlns:cx8="http://schemas.microsoft.com/office/drawing/2016/5/14/chartex" xmlns:mc="http://schemas.openxmlformats.org/markup-compatibility/2006" xmlns:aink="http://schemas.microsoft.com/office/drawing/2016/ink" xmlns:am3d="http://schemas.microsoft.com/office/drawing/2017/model3d" xmlns:o="urn:schemas-microsoft-com:office:office" xmlns:oel="http://schemas.microsoft.com/office/2019/extlst" xmlns:r="http://schemas.openxmlformats.org/officeDocument/2006/relationships" xmlns:m="http://schemas.openxmlformats.org/officeDocument/2006/math" xmlns:v="urn:schemas-microsoft-com:vml" xmlns:wp14="http://schemas.microsoft.com/office/word/2010/wordprocessingDrawing" xmlns:wp="http://schemas.openxmlformats.org/drawingml/2006/wordprocessingDrawing" xmlns:w10="urn:schemas-microsoft-com:office:word" xmlns:w="http://schemas.openxmlformats.org/wordprocessingml/2006/main" xmlns:w14="http://schemas.microsoft.com/office/word/2010/wordml" xmlns:w15="http://schemas.microsoft.com/office/word/2012/wordml" xmlns:w16cex="http://schemas.microsoft.com/office/word/2018/wordml/cex" xmlns:w16cid="http://schemas.microsoft.com/office/word/2016/wordml/cid" xmlns:w16="http://schemas.microsoft.com/office/word/2018/wordml" xmlns:w16du="http://schemas.microsoft.com/office/word/2023/wordml/word16du" xmlns:w16sdtdh="http://schemas.microsoft.com/office/word/2020/wordml/sdtdatahash" xmlns:w16sdtfl="http://schemas.microsoft.com/office/word/2024/wordml/sdtformatlock" xmlns:w16se="http://schemas.microsoft.com/office/word/2015/wordml/symex" xmlns:wpg="http://schemas.microsoft.com/office/word/2010/wordprocessingGroup" xmlns:wpi="http://schemas.microsoft.com/office/word/2010/wordprocessingInk" xmlns:wne="http://schemas.microsoft.com/office/word/2006/wordml" xmlns:wps="http://schemas.microsoft.com/office/word/2010/wordprocessingShape" mc:Ignorable="w14 w15 w16se w16cid w16 w16cex w16sdtdh w16sdtfl w16du wp14">
+<w:ftr xmlns:wpc="http://schemas.microsoft.com/office/word/2010/wordprocessingCanvas" xmlns:cx="http://schemas.microsoft.com/office/drawing/2014/chartex" xmlns:mc="http://schemas.openxmlformats.org/markup-compatibility/2006" xmlns:o="urn:schemas-microsoft-com:office:office" xmlns:r="http://schemas.openxmlformats.org/officeDocument/2006/relationships" xmlns:m="http://schemas.openxmlformats.org/officeDocument/2006/math" xmlns:v="urn:schemas-microsoft-com:vml" xmlns:wp14="http://schemas.microsoft.com/office/word/2010/wordprocessingDrawing" xmlns:wp="http://schemas.openxmlformats.org/drawingml/2006/wordprocessingDrawing" xmlns:w10="urn:schemas-microsoft-com:office:word" xmlns:w="http://schemas.openxmlformats.org/wordprocessingml/2006/main" xmlns:w14="http://schemas.microsoft.com/office/word/2010/wordml" xmlns:w15="http://schemas.microsoft.com/office/word/2012/wordml" xmlns:w16se="http://schemas.microsoft.com/office/word/2015/wordml/symex" xmlns:wpg="http://schemas.microsoft.com/office/word/2010/wordprocessingGroup" xmlns:wpi="http://schemas.microsoft.com/office/word/2010/wordprocessingInk" xmlns:wne="http://schemas.microsoft.com/office/word/2006/wordml" xmlns:wps="http://schemas.microsoft.com/office/word/2010/wordprocessingShape" mc:Ignorable="w14 w15 w16se wp14">
   <w:p>
     <w:pPr>
       <w:pStyle w:val="a3"/>
@@ -58247,7 +58890,7 @@
 </file>
 
 <file path=word/footer3.xml><?xml version="1.0" encoding="utf-8"?>
-<w:ftr xmlns:wpc="http://schemas.microsoft.com/office/word/2010/wordprocessingCanvas" xmlns:cx="http://schemas.microsoft.com/office/drawing/2014/chartex" xmlns:cx1="http://schemas.microsoft.com/office/drawing/2015/9/8/chartex" xmlns:cx2="http://schemas.microsoft.com/office/drawing/2015/10/21/chartex" xmlns:cx3="http://schemas.microsoft.com/office/drawing/2016/5/9/chartex" xmlns:cx4="http://schemas.microsoft.com/office/drawing/2016/5/10/chartex" xmlns:cx5="http://schemas.microsoft.com/office/drawing/2016/5/11/chartex" xmlns:cx6="http://schemas.microsoft.com/office/drawing/2016/5/12/chartex" xmlns:cx7="http://schemas.microsoft.com/office/drawing/2016/5/13/chartex" xmlns:cx8="http://schemas.microsoft.com/office/drawing/2016/5/14/chartex" xmlns:mc="http://schemas.openxmlformats.org/markup-compatibility/2006" xmlns:aink="http://schemas.microsoft.com/office/drawing/2016/ink" xmlns:am3d="http://schemas.microsoft.com/office/drawing/2017/model3d" xmlns:o="urn:schemas-microsoft-com:office:office" xmlns:oel="http://schemas.microsoft.com/office/2019/extlst" xmlns:r="http://schemas.openxmlformats.org/officeDocument/2006/relationships" xmlns:m="http://schemas.openxmlformats.org/officeDocument/2006/math" xmlns:v="urn:schemas-microsoft-com:vml" xmlns:wp14="http://schemas.microsoft.com/office/word/2010/wordprocessingDrawing" xmlns:wp="http://schemas.openxmlformats.org/drawingml/2006/wordprocessingDrawing" xmlns:w10="urn:schemas-microsoft-com:office:word" xmlns:w="http://schemas.openxmlformats.org/wordprocessingml/2006/main" xmlns:w14="http://schemas.microsoft.com/office/word/2010/wordml" xmlns:w15="http://schemas.microsoft.com/office/word/2012/wordml" xmlns:w16cex="http://schemas.microsoft.com/office/word/2018/wordml/cex" xmlns:w16cid="http://schemas.microsoft.com/office/word/2016/wordml/cid" xmlns:w16="http://schemas.microsoft.com/office/word/2018/wordml" xmlns:w16du="http://schemas.microsoft.com/office/word/2023/wordml/word16du" xmlns:w16sdtdh="http://schemas.microsoft.com/office/word/2020/wordml/sdtdatahash" xmlns:w16sdtfl="http://schemas.microsoft.com/office/word/2024/wordml/sdtformatlock" xmlns:w16se="http://schemas.microsoft.com/office/word/2015/wordml/symex" xmlns:wpg="http://schemas.microsoft.com/office/word/2010/wordprocessingGroup" xmlns:wpi="http://schemas.microsoft.com/office/word/2010/wordprocessingInk" xmlns:wne="http://schemas.microsoft.com/office/word/2006/wordml" xmlns:wps="http://schemas.microsoft.com/office/word/2010/wordprocessingShape" mc:Ignorable="w14 w15 w16se w16cid w16 w16cex w16sdtdh w16sdtfl w16du wp14">
+<w:ftr xmlns:wpc="http://schemas.microsoft.com/office/word/2010/wordprocessingCanvas" xmlns:cx="http://schemas.microsoft.com/office/drawing/2014/chartex" xmlns:mc="http://schemas.openxmlformats.org/markup-compatibility/2006" xmlns:o="urn:schemas-microsoft-com:office:office" xmlns:r="http://schemas.openxmlformats.org/officeDocument/2006/relationships" xmlns:m="http://schemas.openxmlformats.org/officeDocument/2006/math" xmlns:v="urn:schemas-microsoft-com:vml" xmlns:wp14="http://schemas.microsoft.com/office/word/2010/wordprocessingDrawing" xmlns:wp="http://schemas.openxmlformats.org/drawingml/2006/wordprocessingDrawing" xmlns:w10="urn:schemas-microsoft-com:office:word" xmlns:w="http://schemas.openxmlformats.org/wordprocessingml/2006/main" xmlns:w14="http://schemas.microsoft.com/office/word/2010/wordml" xmlns:w15="http://schemas.microsoft.com/office/word/2012/wordml" xmlns:w16se="http://schemas.microsoft.com/office/word/2015/wordml/symex" xmlns:wpg="http://schemas.microsoft.com/office/word/2010/wordprocessingGroup" xmlns:wpi="http://schemas.microsoft.com/office/word/2010/wordprocessingInk" xmlns:wne="http://schemas.microsoft.com/office/word/2006/wordml" xmlns:wps="http://schemas.microsoft.com/office/word/2010/wordprocessingShape" mc:Ignorable="w14 w15 w16se wp14">
   <w:p>
     <w:pPr>
       <w:pStyle w:val="a3"/>
@@ -58258,7 +58901,7 @@
 </file>
 
 <file path=word/footer4.xml><?xml version="1.0" encoding="utf-8"?>
-<w:ftr xmlns:wpc="http://schemas.microsoft.com/office/word/2010/wordprocessingCanvas" xmlns:cx="http://schemas.microsoft.com/office/drawing/2014/chartex" xmlns:cx1="http://schemas.microsoft.com/office/drawing/2015/9/8/chartex" xmlns:cx2="http://schemas.microsoft.com/office/drawing/2015/10/21/chartex" xmlns:cx3="http://schemas.microsoft.com/office/drawing/2016/5/9/chartex" xmlns:cx4="http://schemas.microsoft.com/office/drawing/2016/5/10/chartex" xmlns:cx5="http://schemas.microsoft.com/office/drawing/2016/5/11/chartex" xmlns:cx6="http://schemas.microsoft.com/office/drawing/2016/5/12/chartex" xmlns:cx7="http://schemas.microsoft.com/office/drawing/2016/5/13/chartex" xmlns:cx8="http://schemas.microsoft.com/office/drawing/2016/5/14/chartex" xmlns:mc="http://schemas.openxmlformats.org/markup-compatibility/2006" xmlns:aink="http://schemas.microsoft.com/office/drawing/2016/ink" xmlns:am3d="http://schemas.microsoft.com/office/drawing/2017/model3d" xmlns:o="urn:schemas-microsoft-com:office:office" xmlns:oel="http://schemas.microsoft.com/office/2019/extlst" xmlns:r="http://schemas.openxmlformats.org/officeDocument/2006/relationships" xmlns:m="http://schemas.openxmlformats.org/officeDocument/2006/math" xmlns:v="urn:schemas-microsoft-com:vml" xmlns:wp14="http://schemas.microsoft.com/office/word/2010/wordprocessingDrawing" xmlns:wp="http://schemas.openxmlformats.org/drawingml/2006/wordprocessingDrawing" xmlns:w10="urn:schemas-microsoft-com:office:word" xmlns:w="http://schemas.openxmlformats.org/wordprocessingml/2006/main" xmlns:w14="http://schemas.microsoft.com/office/word/2010/wordml" xmlns:w15="http://schemas.microsoft.com/office/word/2012/wordml" xmlns:w16cex="http://schemas.microsoft.com/office/word/2018/wordml/cex" xmlns:w16cid="http://schemas.microsoft.com/office/word/2016/wordml/cid" xmlns:w16="http://schemas.microsoft.com/office/word/2018/wordml" xmlns:w16du="http://schemas.microsoft.com/office/word/2023/wordml/word16du" xmlns:w16sdtdh="http://schemas.microsoft.com/office/word/2020/wordml/sdtdatahash" xmlns:w16sdtfl="http://schemas.microsoft.com/office/word/2024/wordml/sdtformatlock" xmlns:w16se="http://schemas.microsoft.com/office/word/2015/wordml/symex" xmlns:wpg="http://schemas.microsoft.com/office/word/2010/wordprocessingGroup" xmlns:wpi="http://schemas.microsoft.com/office/word/2010/wordprocessingInk" xmlns:wne="http://schemas.microsoft.com/office/word/2006/wordml" xmlns:wps="http://schemas.microsoft.com/office/word/2010/wordprocessingShape" mc:Ignorable="w14 w15 w16se w16cid w16 w16cex w16sdtdh w16sdtfl w16du wp14">
+<w:ftr xmlns:wpc="http://schemas.microsoft.com/office/word/2010/wordprocessingCanvas" xmlns:cx="http://schemas.microsoft.com/office/drawing/2014/chartex" xmlns:mc="http://schemas.openxmlformats.org/markup-compatibility/2006" xmlns:o="urn:schemas-microsoft-com:office:office" xmlns:r="http://schemas.openxmlformats.org/officeDocument/2006/relationships" xmlns:m="http://schemas.openxmlformats.org/officeDocument/2006/math" xmlns:v="urn:schemas-microsoft-com:vml" xmlns:wp14="http://schemas.microsoft.com/office/word/2010/wordprocessingDrawing" xmlns:wp="http://schemas.openxmlformats.org/drawingml/2006/wordprocessingDrawing" xmlns:w10="urn:schemas-microsoft-com:office:word" xmlns:w="http://schemas.openxmlformats.org/wordprocessingml/2006/main" xmlns:w14="http://schemas.microsoft.com/office/word/2010/wordml" xmlns:w15="http://schemas.microsoft.com/office/word/2012/wordml" xmlns:w16se="http://schemas.microsoft.com/office/word/2015/wordml/symex" xmlns:wpg="http://schemas.microsoft.com/office/word/2010/wordprocessingGroup" xmlns:wpi="http://schemas.microsoft.com/office/word/2010/wordprocessingInk" xmlns:wne="http://schemas.microsoft.com/office/word/2006/wordml" xmlns:wps="http://schemas.microsoft.com/office/word/2010/wordprocessingShape" mc:Ignorable="w14 w15 w16se wp14">
   <w:p>
     <w:pPr>
       <w:pStyle w:val="a3"/>
@@ -58301,7 +58944,7 @@
 </file>
 
 <file path=word/footer5.xml><?xml version="1.0" encoding="utf-8"?>
-<w:ftr xmlns:wpc="http://schemas.microsoft.com/office/word/2010/wordprocessingCanvas" xmlns:cx="http://schemas.microsoft.com/office/drawing/2014/chartex" xmlns:cx1="http://schemas.microsoft.com/office/drawing/2015/9/8/chartex" xmlns:cx2="http://schemas.microsoft.com/office/drawing/2015/10/21/chartex" xmlns:cx3="http://schemas.microsoft.com/office/drawing/2016/5/9/chartex" xmlns:cx4="http://schemas.microsoft.com/office/drawing/2016/5/10/chartex" xmlns:cx5="http://schemas.microsoft.com/office/drawing/2016/5/11/chartex" xmlns:cx6="http://schemas.microsoft.com/office/drawing/2016/5/12/chartex" xmlns:cx7="http://schemas.microsoft.com/office/drawing/2016/5/13/chartex" xmlns:cx8="http://schemas.microsoft.com/office/drawing/2016/5/14/chartex" xmlns:mc="http://schemas.openxmlformats.org/markup-compatibility/2006" xmlns:aink="http://schemas.microsoft.com/office/drawing/2016/ink" xmlns:am3d="http://schemas.microsoft.com/office/drawing/2017/model3d" xmlns:o="urn:schemas-microsoft-com:office:office" xmlns:oel="http://schemas.microsoft.com/office/2019/extlst" xmlns:r="http://schemas.openxmlformats.org/officeDocument/2006/relationships" xmlns:m="http://schemas.openxmlformats.org/officeDocument/2006/math" xmlns:v="urn:schemas-microsoft-com:vml" xmlns:wp14="http://schemas.microsoft.com/office/word/2010/wordprocessingDrawing" xmlns:wp="http://schemas.openxmlformats.org/drawingml/2006/wordprocessingDrawing" xmlns:w10="urn:schemas-microsoft-com:office:word" xmlns:w="http://schemas.openxmlformats.org/wordprocessingml/2006/main" xmlns:w14="http://schemas.microsoft.com/office/word/2010/wordml" xmlns:w15="http://schemas.microsoft.com/office/word/2012/wordml" xmlns:w16cex="http://schemas.microsoft.com/office/word/2018/wordml/cex" xmlns:w16cid="http://schemas.microsoft.com/office/word/2016/wordml/cid" xmlns:w16="http://schemas.microsoft.com/office/word/2018/wordml" xmlns:w16du="http://schemas.microsoft.com/office/word/2023/wordml/word16du" xmlns:w16sdtdh="http://schemas.microsoft.com/office/word/2020/wordml/sdtdatahash" xmlns:w16sdtfl="http://schemas.microsoft.com/office/word/2024/wordml/sdtformatlock" xmlns:w16se="http://schemas.microsoft.com/office/word/2015/wordml/symex" xmlns:wpg="http://schemas.microsoft.com/office/word/2010/wordprocessingGroup" xmlns:wpi="http://schemas.microsoft.com/office/word/2010/wordprocessingInk" xmlns:wne="http://schemas.microsoft.com/office/word/2006/wordml" xmlns:wps="http://schemas.microsoft.com/office/word/2010/wordprocessingShape" mc:Ignorable="w14 w15 w16se w16cid w16 w16cex w16sdtdh w16sdtfl w16du wp14">
+<w:ftr xmlns:wpc="http://schemas.microsoft.com/office/word/2010/wordprocessingCanvas" xmlns:cx="http://schemas.microsoft.com/office/drawing/2014/chartex" xmlns:mc="http://schemas.openxmlformats.org/markup-compatibility/2006" xmlns:o="urn:schemas-microsoft-com:office:office" xmlns:r="http://schemas.openxmlformats.org/officeDocument/2006/relationships" xmlns:m="http://schemas.openxmlformats.org/officeDocument/2006/math" xmlns:v="urn:schemas-microsoft-com:vml" xmlns:wp14="http://schemas.microsoft.com/office/word/2010/wordprocessingDrawing" xmlns:wp="http://schemas.openxmlformats.org/drawingml/2006/wordprocessingDrawing" xmlns:w10="urn:schemas-microsoft-com:office:word" xmlns:w="http://schemas.openxmlformats.org/wordprocessingml/2006/main" xmlns:w14="http://schemas.microsoft.com/office/word/2010/wordml" xmlns:w15="http://schemas.microsoft.com/office/word/2012/wordml" xmlns:w16se="http://schemas.microsoft.com/office/word/2015/wordml/symex" xmlns:wpg="http://schemas.microsoft.com/office/word/2010/wordprocessingGroup" xmlns:wpi="http://schemas.microsoft.com/office/word/2010/wordprocessingInk" xmlns:wne="http://schemas.microsoft.com/office/word/2006/wordml" xmlns:wps="http://schemas.microsoft.com/office/word/2010/wordprocessingShape" mc:Ignorable="w14 w15 w16se wp14">
   <w:p>
     <w:pPr>
       <w:pStyle w:val="a3"/>
@@ -58331,7 +58974,7 @@
         <w:rStyle w:val="a6"/>
         <w:noProof/>
       </w:rPr>
-      <w:t>42</w:t>
+      <w:t>40</w:t>
     </w:r>
     <w:r>
       <w:rPr>
@@ -58354,7 +58997,7 @@
 </file>
 
 <file path=word/footer6.xml><?xml version="1.0" encoding="utf-8"?>
-<w:ftr xmlns:wpc="http://schemas.microsoft.com/office/word/2010/wordprocessingCanvas" xmlns:cx="http://schemas.microsoft.com/office/drawing/2014/chartex" xmlns:cx1="http://schemas.microsoft.com/office/drawing/2015/9/8/chartex" xmlns:cx2="http://schemas.microsoft.com/office/drawing/2015/10/21/chartex" xmlns:cx3="http://schemas.microsoft.com/office/drawing/2016/5/9/chartex" xmlns:cx4="http://schemas.microsoft.com/office/drawing/2016/5/10/chartex" xmlns:cx5="http://schemas.microsoft.com/office/drawing/2016/5/11/chartex" xmlns:cx6="http://schemas.microsoft.com/office/drawing/2016/5/12/chartex" xmlns:cx7="http://schemas.microsoft.com/office/drawing/2016/5/13/chartex" xmlns:cx8="http://schemas.microsoft.com/office/drawing/2016/5/14/chartex" xmlns:mc="http://schemas.openxmlformats.org/markup-compatibility/2006" xmlns:aink="http://schemas.microsoft.com/office/drawing/2016/ink" xmlns:am3d="http://schemas.microsoft.com/office/drawing/2017/model3d" xmlns:o="urn:schemas-microsoft-com:office:office" xmlns:oel="http://schemas.microsoft.com/office/2019/extlst" xmlns:r="http://schemas.openxmlformats.org/officeDocument/2006/relationships" xmlns:m="http://schemas.openxmlformats.org/officeDocument/2006/math" xmlns:v="urn:schemas-microsoft-com:vml" xmlns:wp14="http://schemas.microsoft.com/office/word/2010/wordprocessingDrawing" xmlns:wp="http://schemas.openxmlformats.org/drawingml/2006/wordprocessingDrawing" xmlns:w10="urn:schemas-microsoft-com:office:word" xmlns:w="http://schemas.openxmlformats.org/wordprocessingml/2006/main" xmlns:w14="http://schemas.microsoft.com/office/word/2010/wordml" xmlns:w15="http://schemas.microsoft.com/office/word/2012/wordml" xmlns:w16cex="http://schemas.microsoft.com/office/word/2018/wordml/cex" xmlns:w16cid="http://schemas.microsoft.com/office/word/2016/wordml/cid" xmlns:w16="http://schemas.microsoft.com/office/word/2018/wordml" xmlns:w16du="http://schemas.microsoft.com/office/word/2023/wordml/word16du" xmlns:w16sdtdh="http://schemas.microsoft.com/office/word/2020/wordml/sdtdatahash" xmlns:w16sdtfl="http://schemas.microsoft.com/office/word/2024/wordml/sdtformatlock" xmlns:w16se="http://schemas.microsoft.com/office/word/2015/wordml/symex" xmlns:wpg="http://schemas.microsoft.com/office/word/2010/wordprocessingGroup" xmlns:wpi="http://schemas.microsoft.com/office/word/2010/wordprocessingInk" xmlns:wne="http://schemas.microsoft.com/office/word/2006/wordml" xmlns:wps="http://schemas.microsoft.com/office/word/2010/wordprocessingShape" mc:Ignorable="w14 w15 w16se w16cid w16 w16cex w16sdtdh w16sdtfl w16du wp14">
+<w:ftr xmlns:wpc="http://schemas.microsoft.com/office/word/2010/wordprocessingCanvas" xmlns:cx="http://schemas.microsoft.com/office/drawing/2014/chartex" xmlns:mc="http://schemas.openxmlformats.org/markup-compatibility/2006" xmlns:o="urn:schemas-microsoft-com:office:office" xmlns:r="http://schemas.openxmlformats.org/officeDocument/2006/relationships" xmlns:m="http://schemas.openxmlformats.org/officeDocument/2006/math" xmlns:v="urn:schemas-microsoft-com:vml" xmlns:wp14="http://schemas.microsoft.com/office/word/2010/wordprocessingDrawing" xmlns:wp="http://schemas.openxmlformats.org/drawingml/2006/wordprocessingDrawing" xmlns:w10="urn:schemas-microsoft-com:office:word" xmlns:w="http://schemas.openxmlformats.org/wordprocessingml/2006/main" xmlns:w14="http://schemas.microsoft.com/office/word/2010/wordml" xmlns:w15="http://schemas.microsoft.com/office/word/2012/wordml" xmlns:w16se="http://schemas.microsoft.com/office/word/2015/wordml/symex" xmlns:wpg="http://schemas.microsoft.com/office/word/2010/wordprocessingGroup" xmlns:wpi="http://schemas.microsoft.com/office/word/2010/wordprocessingInk" xmlns:wne="http://schemas.microsoft.com/office/word/2006/wordml" xmlns:wps="http://schemas.microsoft.com/office/word/2010/wordprocessingShape" mc:Ignorable="w14 w15 w16se wp14">
   <w:p>
     <w:pPr>
       <w:pStyle w:val="a3"/>
@@ -58374,7 +59017,7 @@
       <w:rPr>
         <w:noProof/>
       </w:rPr>
-      <w:t>44</w:t>
+      <w:t>45</w:t>
     </w:r>
     <w:r>
       <w:fldChar w:fldCharType="end"/>
@@ -58384,7 +59027,7 @@
 </file>
 
 <file path=word/footer7.xml><?xml version="1.0" encoding="utf-8"?>
-<w:ftr xmlns:wpc="http://schemas.microsoft.com/office/word/2010/wordprocessingCanvas" xmlns:cx="http://schemas.microsoft.com/office/drawing/2014/chartex" xmlns:cx1="http://schemas.microsoft.com/office/drawing/2015/9/8/chartex" xmlns:cx2="http://schemas.microsoft.com/office/drawing/2015/10/21/chartex" xmlns:cx3="http://schemas.microsoft.com/office/drawing/2016/5/9/chartex" xmlns:cx4="http://schemas.microsoft.com/office/drawing/2016/5/10/chartex" xmlns:cx5="http://schemas.microsoft.com/office/drawing/2016/5/11/chartex" xmlns:cx6="http://schemas.microsoft.com/office/drawing/2016/5/12/chartex" xmlns:cx7="http://schemas.microsoft.com/office/drawing/2016/5/13/chartex" xmlns:cx8="http://schemas.microsoft.com/office/drawing/2016/5/14/chartex" xmlns:mc="http://schemas.openxmlformats.org/markup-compatibility/2006" xmlns:aink="http://schemas.microsoft.com/office/drawing/2016/ink" xmlns:am3d="http://schemas.microsoft.com/office/drawing/2017/model3d" xmlns:o="urn:schemas-microsoft-com:office:office" xmlns:oel="http://schemas.microsoft.com/office/2019/extlst" xmlns:r="http://schemas.openxmlformats.org/officeDocument/2006/relationships" xmlns:m="http://schemas.openxmlformats.org/officeDocument/2006/math" xmlns:v="urn:schemas-microsoft-com:vml" xmlns:wp14="http://schemas.microsoft.com/office/word/2010/wordprocessingDrawing" xmlns:wp="http://schemas.openxmlformats.org/drawingml/2006/wordprocessingDrawing" xmlns:w10="urn:schemas-microsoft-com:office:word" xmlns:w="http://schemas.openxmlformats.org/wordprocessingml/2006/main" xmlns:w14="http://schemas.microsoft.com/office/word/2010/wordml" xmlns:w15="http://schemas.microsoft.com/office/word/2012/wordml" xmlns:w16cex="http://schemas.microsoft.com/office/word/2018/wordml/cex" xmlns:w16cid="http://schemas.microsoft.com/office/word/2016/wordml/cid" xmlns:w16="http://schemas.microsoft.com/office/word/2018/wordml" xmlns:w16du="http://schemas.microsoft.com/office/word/2023/wordml/word16du" xmlns:w16sdtdh="http://schemas.microsoft.com/office/word/2020/wordml/sdtdatahash" xmlns:w16sdtfl="http://schemas.microsoft.com/office/word/2024/wordml/sdtformatlock" xmlns:w16se="http://schemas.microsoft.com/office/word/2015/wordml/symex" xmlns:wpg="http://schemas.microsoft.com/office/word/2010/wordprocessingGroup" xmlns:wpi="http://schemas.microsoft.com/office/word/2010/wordprocessingInk" xmlns:wne="http://schemas.microsoft.com/office/word/2006/wordml" xmlns:wps="http://schemas.microsoft.com/office/word/2010/wordprocessingShape" mc:Ignorable="w14 w15 w16se w16cid w16 w16cex w16sdtdh w16sdtfl w16du wp14">
+<w:ftr xmlns:wpc="http://schemas.microsoft.com/office/word/2010/wordprocessingCanvas" xmlns:cx="http://schemas.microsoft.com/office/drawing/2014/chartex" xmlns:mc="http://schemas.openxmlformats.org/markup-compatibility/2006" xmlns:o="urn:schemas-microsoft-com:office:office" xmlns:r="http://schemas.openxmlformats.org/officeDocument/2006/relationships" xmlns:m="http://schemas.openxmlformats.org/officeDocument/2006/math" xmlns:v="urn:schemas-microsoft-com:vml" xmlns:wp14="http://schemas.microsoft.com/office/word/2010/wordprocessingDrawing" xmlns:wp="http://schemas.openxmlformats.org/drawingml/2006/wordprocessingDrawing" xmlns:w10="urn:schemas-microsoft-com:office:word" xmlns:w="http://schemas.openxmlformats.org/wordprocessingml/2006/main" xmlns:w14="http://schemas.microsoft.com/office/word/2010/wordml" xmlns:w15="http://schemas.microsoft.com/office/word/2012/wordml" xmlns:w16se="http://schemas.microsoft.com/office/word/2015/wordml/symex" xmlns:wpg="http://schemas.microsoft.com/office/word/2010/wordprocessingGroup" xmlns:wpi="http://schemas.microsoft.com/office/word/2010/wordprocessingInk" xmlns:wne="http://schemas.microsoft.com/office/word/2006/wordml" xmlns:wps="http://schemas.microsoft.com/office/word/2010/wordprocessingShape" mc:Ignorable="w14 w15 w16se wp14">
   <w:p>
     <w:pPr>
       <w:pStyle w:val="a3"/>
@@ -58404,7 +59047,7 @@
       <w:rPr>
         <w:noProof/>
       </w:rPr>
-      <w:t>46</w:t>
+      <w:t>48</w:t>
     </w:r>
     <w:r>
       <w:fldChar w:fldCharType="end"/>
@@ -58414,7 +59057,7 @@
 </file>
 
 <file path=word/footnotes.xml><?xml version="1.0" encoding="utf-8"?>
-<w:footnotes xmlns:wpc="http://schemas.microsoft.com/office/word/2010/wordprocessingCanvas" xmlns:cx="http://schemas.microsoft.com/office/drawing/2014/chartex" xmlns:cx1="http://schemas.microsoft.com/office/drawing/2015/9/8/chartex" xmlns:cx2="http://schemas.microsoft.com/office/drawing/2015/10/21/chartex" xmlns:cx3="http://schemas.microsoft.com/office/drawing/2016/5/9/chartex" xmlns:cx4="http://schemas.microsoft.com/office/drawing/2016/5/10/chartex" xmlns:cx5="http://schemas.microsoft.com/office/drawing/2016/5/11/chartex" xmlns:cx6="http://schemas.microsoft.com/office/drawing/2016/5/12/chartex" xmlns:cx7="http://schemas.microsoft.com/office/drawing/2016/5/13/chartex" xmlns:cx8="http://schemas.microsoft.com/office/drawing/2016/5/14/chartex" xmlns:mc="http://schemas.openxmlformats.org/markup-compatibility/2006" xmlns:aink="http://schemas.microsoft.com/office/drawing/2016/ink" xmlns:am3d="http://schemas.microsoft.com/office/drawing/2017/model3d" xmlns:o="urn:schemas-microsoft-com:office:office" xmlns:oel="http://schemas.microsoft.com/office/2019/extlst" xmlns:r="http://schemas.openxmlformats.org/officeDocument/2006/relationships" xmlns:m="http://schemas.openxmlformats.org/officeDocument/2006/math" xmlns:v="urn:schemas-microsoft-com:vml" xmlns:wp14="http://schemas.microsoft.com/office/word/2010/wordprocessingDrawing" xmlns:wp="http://schemas.openxmlformats.org/drawingml/2006/wordprocessingDrawing" xmlns:w10="urn:schemas-microsoft-com:office:word" xmlns:w="http://schemas.openxmlformats.org/wordprocessingml/2006/main" xmlns:w14="http://schemas.microsoft.com/office/word/2010/wordml" xmlns:w15="http://schemas.microsoft.com/office/word/2012/wordml" xmlns:w16cex="http://schemas.microsoft.com/office/word/2018/wordml/cex" xmlns:w16cid="http://schemas.microsoft.com/office/word/2016/wordml/cid" xmlns:w16="http://schemas.microsoft.com/office/word/2018/wordml" xmlns:w16du="http://schemas.microsoft.com/office/word/2023/wordml/word16du" xmlns:w16sdtdh="http://schemas.microsoft.com/office/word/2020/wordml/sdtdatahash" xmlns:w16sdtfl="http://schemas.microsoft.com/office/word/2024/wordml/sdtformatlock" xmlns:w16se="http://schemas.microsoft.com/office/word/2015/wordml/symex" xmlns:wpg="http://schemas.microsoft.com/office/word/2010/wordprocessingGroup" xmlns:wpi="http://schemas.microsoft.com/office/word/2010/wordprocessingInk" xmlns:wne="http://schemas.microsoft.com/office/word/2006/wordml" xmlns:wps="http://schemas.microsoft.com/office/word/2010/wordprocessingShape" mc:Ignorable="w14 w15 w16se w16cid w16 w16cex w16sdtdh w16sdtfl w16du wp14">
+<w:footnotes xmlns:wpc="http://schemas.microsoft.com/office/word/2010/wordprocessingCanvas" xmlns:cx="http://schemas.microsoft.com/office/drawing/2014/chartex" xmlns:mc="http://schemas.openxmlformats.org/markup-compatibility/2006" xmlns:o="urn:schemas-microsoft-com:office:office" xmlns:r="http://schemas.openxmlformats.org/officeDocument/2006/relationships" xmlns:m="http://schemas.openxmlformats.org/officeDocument/2006/math" xmlns:v="urn:schemas-microsoft-com:vml" xmlns:wp14="http://schemas.microsoft.com/office/word/2010/wordprocessingDrawing" xmlns:wp="http://schemas.openxmlformats.org/drawingml/2006/wordprocessingDrawing" xmlns:w10="urn:schemas-microsoft-com:office:word" xmlns:w="http://schemas.openxmlformats.org/wordprocessingml/2006/main" xmlns:w14="http://schemas.microsoft.com/office/word/2010/wordml" xmlns:w15="http://schemas.microsoft.com/office/word/2012/wordml" xmlns:w16se="http://schemas.microsoft.com/office/word/2015/wordml/symex" xmlns:wpg="http://schemas.microsoft.com/office/word/2010/wordprocessingGroup" xmlns:wpi="http://schemas.microsoft.com/office/word/2010/wordprocessingInk" xmlns:wne="http://schemas.microsoft.com/office/word/2006/wordml" xmlns:wps="http://schemas.microsoft.com/office/word/2010/wordprocessingShape" mc:Ignorable="w14 w15 w16se wp14">
   <w:footnote w:type="separator" w:id="-1">
     <w:p>
       <w:pPr>
@@ -58439,7 +59082,7 @@
 </file>
 
 <file path=word/header1.xml><?xml version="1.0" encoding="utf-8"?>
-<w:hdr xmlns:wpc="http://schemas.microsoft.com/office/word/2010/wordprocessingCanvas" xmlns:cx="http://schemas.microsoft.com/office/drawing/2014/chartex" xmlns:cx1="http://schemas.microsoft.com/office/drawing/2015/9/8/chartex" xmlns:cx2="http://schemas.microsoft.com/office/drawing/2015/10/21/chartex" xmlns:cx3="http://schemas.microsoft.com/office/drawing/2016/5/9/chartex" xmlns:cx4="http://schemas.microsoft.com/office/drawing/2016/5/10/chartex" xmlns:cx5="http://schemas.microsoft.com/office/drawing/2016/5/11/chartex" xmlns:cx6="http://schemas.microsoft.com/office/drawing/2016/5/12/chartex" xmlns:cx7="http://schemas.microsoft.com/office/drawing/2016/5/13/chartex" xmlns:cx8="http://schemas.microsoft.com/office/drawing/2016/5/14/chartex" xmlns:mc="http://schemas.openxmlformats.org/markup-compatibility/2006" xmlns:aink="http://schemas.microsoft.com/office/drawing/2016/ink" xmlns:am3d="http://schemas.microsoft.com/office/drawing/2017/model3d" xmlns:o="urn:schemas-microsoft-com:office:office" xmlns:oel="http://schemas.microsoft.com/office/2019/extlst" xmlns:r="http://schemas.openxmlformats.org/officeDocument/2006/relationships" xmlns:m="http://schemas.openxmlformats.org/officeDocument/2006/math" xmlns:v="urn:schemas-microsoft-com:vml" xmlns:wp14="http://schemas.microsoft.com/office/word/2010/wordprocessingDrawing" xmlns:wp="http://schemas.openxmlformats.org/drawingml/2006/wordprocessingDrawing" xmlns:w10="urn:schemas-microsoft-com:office:word" xmlns:w="http://schemas.openxmlformats.org/wordprocessingml/2006/main" xmlns:w14="http://schemas.microsoft.com/office/word/2010/wordml" xmlns:w15="http://schemas.microsoft.com/office/word/2012/wordml" xmlns:w16cex="http://schemas.microsoft.com/office/word/2018/wordml/cex" xmlns:w16cid="http://schemas.microsoft.com/office/word/2016/wordml/cid" xmlns:w16="http://schemas.microsoft.com/office/word/2018/wordml" xmlns:w16du="http://schemas.microsoft.com/office/word/2023/wordml/word16du" xmlns:w16sdtdh="http://schemas.microsoft.com/office/word/2020/wordml/sdtdatahash" xmlns:w16sdtfl="http://schemas.microsoft.com/office/word/2024/wordml/sdtformatlock" xmlns:w16se="http://schemas.microsoft.com/office/word/2015/wordml/symex" xmlns:wpg="http://schemas.microsoft.com/office/word/2010/wordprocessingGroup" xmlns:wpi="http://schemas.microsoft.com/office/word/2010/wordprocessingInk" xmlns:wne="http://schemas.microsoft.com/office/word/2006/wordml" xmlns:wps="http://schemas.microsoft.com/office/word/2010/wordprocessingShape" mc:Ignorable="w14 w15 w16se w16cid w16 w16cex w16sdtdh w16sdtfl w16du wp14">
+<w:hdr xmlns:wpc="http://schemas.microsoft.com/office/word/2010/wordprocessingCanvas" xmlns:cx="http://schemas.microsoft.com/office/drawing/2014/chartex" xmlns:mc="http://schemas.openxmlformats.org/markup-compatibility/2006" xmlns:o="urn:schemas-microsoft-com:office:office" xmlns:r="http://schemas.openxmlformats.org/officeDocument/2006/relationships" xmlns:m="http://schemas.openxmlformats.org/officeDocument/2006/math" xmlns:v="urn:schemas-microsoft-com:vml" xmlns:wp14="http://schemas.microsoft.com/office/word/2010/wordprocessingDrawing" xmlns:wp="http://schemas.openxmlformats.org/drawingml/2006/wordprocessingDrawing" xmlns:w10="urn:schemas-microsoft-com:office:word" xmlns:w="http://schemas.openxmlformats.org/wordprocessingml/2006/main" xmlns:w14="http://schemas.microsoft.com/office/word/2010/wordml" xmlns:w15="http://schemas.microsoft.com/office/word/2012/wordml" xmlns:w16se="http://schemas.microsoft.com/office/word/2015/wordml/symex" xmlns:wpg="http://schemas.microsoft.com/office/word/2010/wordprocessingGroup" xmlns:wpi="http://schemas.microsoft.com/office/word/2010/wordprocessingInk" xmlns:wne="http://schemas.microsoft.com/office/word/2006/wordml" xmlns:wps="http://schemas.microsoft.com/office/word/2010/wordprocessingShape" mc:Ignorable="w14 w15 w16se wp14">
   <w:p>
     <w:pPr>
       <w:pStyle w:val="a7"/>
@@ -58449,7 +59092,7 @@
 </file>
 
 <file path=word/header10.xml><?xml version="1.0" encoding="utf-8"?>
-<w:hdr xmlns:wpc="http://schemas.microsoft.com/office/word/2010/wordprocessingCanvas" xmlns:cx="http://schemas.microsoft.com/office/drawing/2014/chartex" xmlns:cx1="http://schemas.microsoft.com/office/drawing/2015/9/8/chartex" xmlns:cx2="http://schemas.microsoft.com/office/drawing/2015/10/21/chartex" xmlns:cx3="http://schemas.microsoft.com/office/drawing/2016/5/9/chartex" xmlns:cx4="http://schemas.microsoft.com/office/drawing/2016/5/10/chartex" xmlns:cx5="http://schemas.microsoft.com/office/drawing/2016/5/11/chartex" xmlns:cx6="http://schemas.microsoft.com/office/drawing/2016/5/12/chartex" xmlns:cx7="http://schemas.microsoft.com/office/drawing/2016/5/13/chartex" xmlns:cx8="http://schemas.microsoft.com/office/drawing/2016/5/14/chartex" xmlns:mc="http://schemas.openxmlformats.org/markup-compatibility/2006" xmlns:aink="http://schemas.microsoft.com/office/drawing/2016/ink" xmlns:am3d="http://schemas.microsoft.com/office/drawing/2017/model3d" xmlns:o="urn:schemas-microsoft-com:office:office" xmlns:oel="http://schemas.microsoft.com/office/2019/extlst" xmlns:r="http://schemas.openxmlformats.org/officeDocument/2006/relationships" xmlns:m="http://schemas.openxmlformats.org/officeDocument/2006/math" xmlns:v="urn:schemas-microsoft-com:vml" xmlns:wp14="http://schemas.microsoft.com/office/word/2010/wordprocessingDrawing" xmlns:wp="http://schemas.openxmlformats.org/drawingml/2006/wordprocessingDrawing" xmlns:w10="urn:schemas-microsoft-com:office:word" xmlns:w="http://schemas.openxmlformats.org/wordprocessingml/2006/main" xmlns:w14="http://schemas.microsoft.com/office/word/2010/wordml" xmlns:w15="http://schemas.microsoft.com/office/word/2012/wordml" xmlns:w16cex="http://schemas.microsoft.com/office/word/2018/wordml/cex" xmlns:w16cid="http://schemas.microsoft.com/office/word/2016/wordml/cid" xmlns:w16="http://schemas.microsoft.com/office/word/2018/wordml" xmlns:w16du="http://schemas.microsoft.com/office/word/2023/wordml/word16du" xmlns:w16sdtdh="http://schemas.microsoft.com/office/word/2020/wordml/sdtdatahash" xmlns:w16sdtfl="http://schemas.microsoft.com/office/word/2024/wordml/sdtformatlock" xmlns:w16se="http://schemas.microsoft.com/office/word/2015/wordml/symex" xmlns:wpg="http://schemas.microsoft.com/office/word/2010/wordprocessingGroup" xmlns:wpi="http://schemas.microsoft.com/office/word/2010/wordprocessingInk" xmlns:wne="http://schemas.microsoft.com/office/word/2006/wordml" xmlns:wps="http://schemas.microsoft.com/office/word/2010/wordprocessingShape" mc:Ignorable="w14 w15 w16se w16cid w16 w16cex w16sdtdh w16sdtfl w16du wp14">
+<w:hdr xmlns:wpc="http://schemas.microsoft.com/office/word/2010/wordprocessingCanvas" xmlns:cx="http://schemas.microsoft.com/office/drawing/2014/chartex" xmlns:mc="http://schemas.openxmlformats.org/markup-compatibility/2006" xmlns:o="urn:schemas-microsoft-com:office:office" xmlns:r="http://schemas.openxmlformats.org/officeDocument/2006/relationships" xmlns:m="http://schemas.openxmlformats.org/officeDocument/2006/math" xmlns:v="urn:schemas-microsoft-com:vml" xmlns:wp14="http://schemas.microsoft.com/office/word/2010/wordprocessingDrawing" xmlns:wp="http://schemas.openxmlformats.org/drawingml/2006/wordprocessingDrawing" xmlns:w10="urn:schemas-microsoft-com:office:word" xmlns:w="http://schemas.openxmlformats.org/wordprocessingml/2006/main" xmlns:w14="http://schemas.microsoft.com/office/word/2010/wordml" xmlns:w15="http://schemas.microsoft.com/office/word/2012/wordml" xmlns:w16se="http://schemas.microsoft.com/office/word/2015/wordml/symex" xmlns:wpg="http://schemas.microsoft.com/office/word/2010/wordprocessingGroup" xmlns:wpi="http://schemas.microsoft.com/office/word/2010/wordprocessingInk" xmlns:wne="http://schemas.microsoft.com/office/word/2006/wordml" xmlns:wps="http://schemas.microsoft.com/office/word/2010/wordprocessingShape" mc:Ignorable="w14 w15 w16se wp14">
   <w:p>
     <w:pPr>
       <w:pStyle w:val="a7"/>
@@ -58573,7 +59216,7 @@
 </file>
 
 <file path=word/header11.xml><?xml version="1.0" encoding="utf-8"?>
-<w:hdr xmlns:wpc="http://schemas.microsoft.com/office/word/2010/wordprocessingCanvas" xmlns:cx="http://schemas.microsoft.com/office/drawing/2014/chartex" xmlns:cx1="http://schemas.microsoft.com/office/drawing/2015/9/8/chartex" xmlns:cx2="http://schemas.microsoft.com/office/drawing/2015/10/21/chartex" xmlns:cx3="http://schemas.microsoft.com/office/drawing/2016/5/9/chartex" xmlns:cx4="http://schemas.microsoft.com/office/drawing/2016/5/10/chartex" xmlns:cx5="http://schemas.microsoft.com/office/drawing/2016/5/11/chartex" xmlns:cx6="http://schemas.microsoft.com/office/drawing/2016/5/12/chartex" xmlns:cx7="http://schemas.microsoft.com/office/drawing/2016/5/13/chartex" xmlns:cx8="http://schemas.microsoft.com/office/drawing/2016/5/14/chartex" xmlns:mc="http://schemas.openxmlformats.org/markup-compatibility/2006" xmlns:aink="http://schemas.microsoft.com/office/drawing/2016/ink" xmlns:am3d="http://schemas.microsoft.com/office/drawing/2017/model3d" xmlns:o="urn:schemas-microsoft-com:office:office" xmlns:oel="http://schemas.microsoft.com/office/2019/extlst" xmlns:r="http://schemas.openxmlformats.org/officeDocument/2006/relationships" xmlns:m="http://schemas.openxmlformats.org/officeDocument/2006/math" xmlns:v="urn:schemas-microsoft-com:vml" xmlns:wp14="http://schemas.microsoft.com/office/word/2010/wordprocessingDrawing" xmlns:wp="http://schemas.openxmlformats.org/drawingml/2006/wordprocessingDrawing" xmlns:w10="urn:schemas-microsoft-com:office:word" xmlns:w="http://schemas.openxmlformats.org/wordprocessingml/2006/main" xmlns:w14="http://schemas.microsoft.com/office/word/2010/wordml" xmlns:w15="http://schemas.microsoft.com/office/word/2012/wordml" xmlns:w16cex="http://schemas.microsoft.com/office/word/2018/wordml/cex" xmlns:w16cid="http://schemas.microsoft.com/office/word/2016/wordml/cid" xmlns:w16="http://schemas.microsoft.com/office/word/2018/wordml" xmlns:w16du="http://schemas.microsoft.com/office/word/2023/wordml/word16du" xmlns:w16sdtdh="http://schemas.microsoft.com/office/word/2020/wordml/sdtdatahash" xmlns:w16sdtfl="http://schemas.microsoft.com/office/word/2024/wordml/sdtformatlock" xmlns:w16se="http://schemas.microsoft.com/office/word/2015/wordml/symex" xmlns:wpg="http://schemas.microsoft.com/office/word/2010/wordprocessingGroup" xmlns:wpi="http://schemas.microsoft.com/office/word/2010/wordprocessingInk" xmlns:wne="http://schemas.microsoft.com/office/word/2006/wordml" xmlns:wps="http://schemas.microsoft.com/office/word/2010/wordprocessingShape" mc:Ignorable="w14 w15 w16se w16cid w16 w16cex w16sdtdh w16sdtfl w16du wp14">
+<w:hdr xmlns:wpc="http://schemas.microsoft.com/office/word/2010/wordprocessingCanvas" xmlns:cx="http://schemas.microsoft.com/office/drawing/2014/chartex" xmlns:mc="http://schemas.openxmlformats.org/markup-compatibility/2006" xmlns:o="urn:schemas-microsoft-com:office:office" xmlns:r="http://schemas.openxmlformats.org/officeDocument/2006/relationships" xmlns:m="http://schemas.openxmlformats.org/officeDocument/2006/math" xmlns:v="urn:schemas-microsoft-com:vml" xmlns:wp14="http://schemas.microsoft.com/office/word/2010/wordprocessingDrawing" xmlns:wp="http://schemas.openxmlformats.org/drawingml/2006/wordprocessingDrawing" xmlns:w10="urn:schemas-microsoft-com:office:word" xmlns:w="http://schemas.openxmlformats.org/wordprocessingml/2006/main" xmlns:w14="http://schemas.microsoft.com/office/word/2010/wordml" xmlns:w15="http://schemas.microsoft.com/office/word/2012/wordml" xmlns:w16se="http://schemas.microsoft.com/office/word/2015/wordml/symex" xmlns:wpg="http://schemas.microsoft.com/office/word/2010/wordprocessingGroup" xmlns:wpi="http://schemas.microsoft.com/office/word/2010/wordprocessingInk" xmlns:wne="http://schemas.microsoft.com/office/word/2006/wordml" xmlns:wps="http://schemas.microsoft.com/office/word/2010/wordprocessingShape" mc:Ignorable="w14 w15 w16se wp14">
   <w:p>
     <w:pPr>
       <w:pStyle w:val="a7"/>
@@ -58677,7 +59320,7 @@
 </file>
 
 <file path=word/header12.xml><?xml version="1.0" encoding="utf-8"?>
-<w:hdr xmlns:wpc="http://schemas.microsoft.com/office/word/2010/wordprocessingCanvas" xmlns:cx="http://schemas.microsoft.com/office/drawing/2014/chartex" xmlns:cx1="http://schemas.microsoft.com/office/drawing/2015/9/8/chartex" xmlns:cx2="http://schemas.microsoft.com/office/drawing/2015/10/21/chartex" xmlns:cx3="http://schemas.microsoft.com/office/drawing/2016/5/9/chartex" xmlns:cx4="http://schemas.microsoft.com/office/drawing/2016/5/10/chartex" xmlns:cx5="http://schemas.microsoft.com/office/drawing/2016/5/11/chartex" xmlns:cx6="http://schemas.microsoft.com/office/drawing/2016/5/12/chartex" xmlns:cx7="http://schemas.microsoft.com/office/drawing/2016/5/13/chartex" xmlns:cx8="http://schemas.microsoft.com/office/drawing/2016/5/14/chartex" xmlns:mc="http://schemas.openxmlformats.org/markup-compatibility/2006" xmlns:aink="http://schemas.microsoft.com/office/drawing/2016/ink" xmlns:am3d="http://schemas.microsoft.com/office/drawing/2017/model3d" xmlns:o="urn:schemas-microsoft-com:office:office" xmlns:oel="http://schemas.microsoft.com/office/2019/extlst" xmlns:r="http://schemas.openxmlformats.org/officeDocument/2006/relationships" xmlns:m="http://schemas.openxmlformats.org/officeDocument/2006/math" xmlns:v="urn:schemas-microsoft-com:vml" xmlns:wp14="http://schemas.microsoft.com/office/word/2010/wordprocessingDrawing" xmlns:wp="http://schemas.openxmlformats.org/drawingml/2006/wordprocessingDrawing" xmlns:w10="urn:schemas-microsoft-com:office:word" xmlns:w="http://schemas.openxmlformats.org/wordprocessingml/2006/main" xmlns:w14="http://schemas.microsoft.com/office/word/2010/wordml" xmlns:w15="http://schemas.microsoft.com/office/word/2012/wordml" xmlns:w16cex="http://schemas.microsoft.com/office/word/2018/wordml/cex" xmlns:w16cid="http://schemas.microsoft.com/office/word/2016/wordml/cid" xmlns:w16="http://schemas.microsoft.com/office/word/2018/wordml" xmlns:w16du="http://schemas.microsoft.com/office/word/2023/wordml/word16du" xmlns:w16sdtdh="http://schemas.microsoft.com/office/word/2020/wordml/sdtdatahash" xmlns:w16sdtfl="http://schemas.microsoft.com/office/word/2024/wordml/sdtformatlock" xmlns:w16se="http://schemas.microsoft.com/office/word/2015/wordml/symex" xmlns:wpg="http://schemas.microsoft.com/office/word/2010/wordprocessingGroup" xmlns:wpi="http://schemas.microsoft.com/office/word/2010/wordprocessingInk" xmlns:wne="http://schemas.microsoft.com/office/word/2006/wordml" xmlns:wps="http://schemas.microsoft.com/office/word/2010/wordprocessingShape" mc:Ignorable="w14 w15 w16se w16cid w16 w16cex w16sdtdh w16sdtfl w16du wp14">
+<w:hdr xmlns:wpc="http://schemas.microsoft.com/office/word/2010/wordprocessingCanvas" xmlns:cx="http://schemas.microsoft.com/office/drawing/2014/chartex" xmlns:mc="http://schemas.openxmlformats.org/markup-compatibility/2006" xmlns:o="urn:schemas-microsoft-com:office:office" xmlns:r="http://schemas.openxmlformats.org/officeDocument/2006/relationships" xmlns:m="http://schemas.openxmlformats.org/officeDocument/2006/math" xmlns:v="urn:schemas-microsoft-com:vml" xmlns:wp14="http://schemas.microsoft.com/office/word/2010/wordprocessingDrawing" xmlns:wp="http://schemas.openxmlformats.org/drawingml/2006/wordprocessingDrawing" xmlns:w10="urn:schemas-microsoft-com:office:word" xmlns:w="http://schemas.openxmlformats.org/wordprocessingml/2006/main" xmlns:w14="http://schemas.microsoft.com/office/word/2010/wordml" xmlns:w15="http://schemas.microsoft.com/office/word/2012/wordml" xmlns:w16se="http://schemas.microsoft.com/office/word/2015/wordml/symex" xmlns:wpg="http://schemas.microsoft.com/office/word/2010/wordprocessingGroup" xmlns:wpi="http://schemas.microsoft.com/office/word/2010/wordprocessingInk" xmlns:wne="http://schemas.microsoft.com/office/word/2006/wordml" xmlns:wps="http://schemas.microsoft.com/office/word/2010/wordprocessingShape" mc:Ignorable="w14 w15 w16se wp14">
   <w:p>
     <w:pPr>
       <w:pStyle w:val="a7"/>
@@ -58794,7 +59437,7 @@
 </file>
 
 <file path=word/header13.xml><?xml version="1.0" encoding="utf-8"?>
-<w:hdr xmlns:wpc="http://schemas.microsoft.com/office/word/2010/wordprocessingCanvas" xmlns:cx="http://schemas.microsoft.com/office/drawing/2014/chartex" xmlns:cx1="http://schemas.microsoft.com/office/drawing/2015/9/8/chartex" xmlns:cx2="http://schemas.microsoft.com/office/drawing/2015/10/21/chartex" xmlns:cx3="http://schemas.microsoft.com/office/drawing/2016/5/9/chartex" xmlns:cx4="http://schemas.microsoft.com/office/drawing/2016/5/10/chartex" xmlns:cx5="http://schemas.microsoft.com/office/drawing/2016/5/11/chartex" xmlns:cx6="http://schemas.microsoft.com/office/drawing/2016/5/12/chartex" xmlns:cx7="http://schemas.microsoft.com/office/drawing/2016/5/13/chartex" xmlns:cx8="http://schemas.microsoft.com/office/drawing/2016/5/14/chartex" xmlns:mc="http://schemas.openxmlformats.org/markup-compatibility/2006" xmlns:aink="http://schemas.microsoft.com/office/drawing/2016/ink" xmlns:am3d="http://schemas.microsoft.com/office/drawing/2017/model3d" xmlns:o="urn:schemas-microsoft-com:office:office" xmlns:oel="http://schemas.microsoft.com/office/2019/extlst" xmlns:r="http://schemas.openxmlformats.org/officeDocument/2006/relationships" xmlns:m="http://schemas.openxmlformats.org/officeDocument/2006/math" xmlns:v="urn:schemas-microsoft-com:vml" xmlns:wp14="http://schemas.microsoft.com/office/word/2010/wordprocessingDrawing" xmlns:wp="http://schemas.openxmlformats.org/drawingml/2006/wordprocessingDrawing" xmlns:w10="urn:schemas-microsoft-com:office:word" xmlns:w="http://schemas.openxmlformats.org/wordprocessingml/2006/main" xmlns:w14="http://schemas.microsoft.com/office/word/2010/wordml" xmlns:w15="http://schemas.microsoft.com/office/word/2012/wordml" xmlns:w16cex="http://schemas.microsoft.com/office/word/2018/wordml/cex" xmlns:w16cid="http://schemas.microsoft.com/office/word/2016/wordml/cid" xmlns:w16="http://schemas.microsoft.com/office/word/2018/wordml" xmlns:w16du="http://schemas.microsoft.com/office/word/2023/wordml/word16du" xmlns:w16sdtdh="http://schemas.microsoft.com/office/word/2020/wordml/sdtdatahash" xmlns:w16sdtfl="http://schemas.microsoft.com/office/word/2024/wordml/sdtformatlock" xmlns:w16se="http://schemas.microsoft.com/office/word/2015/wordml/symex" xmlns:wpg="http://schemas.microsoft.com/office/word/2010/wordprocessingGroup" xmlns:wpi="http://schemas.microsoft.com/office/word/2010/wordprocessingInk" xmlns:wne="http://schemas.microsoft.com/office/word/2006/wordml" xmlns:wps="http://schemas.microsoft.com/office/word/2010/wordprocessingShape" mc:Ignorable="w14 w15 w16se w16cid w16 w16cex w16sdtdh w16sdtfl w16du wp14">
+<w:hdr xmlns:wpc="http://schemas.microsoft.com/office/word/2010/wordprocessingCanvas" xmlns:cx="http://schemas.microsoft.com/office/drawing/2014/chartex" xmlns:mc="http://schemas.openxmlformats.org/markup-compatibility/2006" xmlns:o="urn:schemas-microsoft-com:office:office" xmlns:r="http://schemas.openxmlformats.org/officeDocument/2006/relationships" xmlns:m="http://schemas.openxmlformats.org/officeDocument/2006/math" xmlns:v="urn:schemas-microsoft-com:vml" xmlns:wp14="http://schemas.microsoft.com/office/word/2010/wordprocessingDrawing" xmlns:wp="http://schemas.openxmlformats.org/drawingml/2006/wordprocessingDrawing" xmlns:w10="urn:schemas-microsoft-com:office:word" xmlns:w="http://schemas.openxmlformats.org/wordprocessingml/2006/main" xmlns:w14="http://schemas.microsoft.com/office/word/2010/wordml" xmlns:w15="http://schemas.microsoft.com/office/word/2012/wordml" xmlns:w16se="http://schemas.microsoft.com/office/word/2015/wordml/symex" xmlns:wpg="http://schemas.microsoft.com/office/word/2010/wordprocessingGroup" xmlns:wpi="http://schemas.microsoft.com/office/word/2010/wordprocessingInk" xmlns:wne="http://schemas.microsoft.com/office/word/2006/wordml" xmlns:wps="http://schemas.microsoft.com/office/word/2010/wordprocessingShape" mc:Ignorable="w14 w15 w16se wp14">
   <w:p>
     <w:pPr>
       <w:pStyle w:val="a7"/>
@@ -58927,7 +59570,7 @@
 </file>
 
 <file path=word/header14.xml><?xml version="1.0" encoding="utf-8"?>
-<w:hdr xmlns:wpc="http://schemas.microsoft.com/office/word/2010/wordprocessingCanvas" xmlns:cx="http://schemas.microsoft.com/office/drawing/2014/chartex" xmlns:cx1="http://schemas.microsoft.com/office/drawing/2015/9/8/chartex" xmlns:cx2="http://schemas.microsoft.com/office/drawing/2015/10/21/chartex" xmlns:cx3="http://schemas.microsoft.com/office/drawing/2016/5/9/chartex" xmlns:cx4="http://schemas.microsoft.com/office/drawing/2016/5/10/chartex" xmlns:cx5="http://schemas.microsoft.com/office/drawing/2016/5/11/chartex" xmlns:cx6="http://schemas.microsoft.com/office/drawing/2016/5/12/chartex" xmlns:cx7="http://schemas.microsoft.com/office/drawing/2016/5/13/chartex" xmlns:cx8="http://schemas.microsoft.com/office/drawing/2016/5/14/chartex" xmlns:mc="http://schemas.openxmlformats.org/markup-compatibility/2006" xmlns:aink="http://schemas.microsoft.com/office/drawing/2016/ink" xmlns:am3d="http://schemas.microsoft.com/office/drawing/2017/model3d" xmlns:o="urn:schemas-microsoft-com:office:office" xmlns:oel="http://schemas.microsoft.com/office/2019/extlst" xmlns:r="http://schemas.openxmlformats.org/officeDocument/2006/relationships" xmlns:m="http://schemas.openxmlformats.org/officeDocument/2006/math" xmlns:v="urn:schemas-microsoft-com:vml" xmlns:wp14="http://schemas.microsoft.com/office/word/2010/wordprocessingDrawing" xmlns:wp="http://schemas.openxmlformats.org/drawingml/2006/wordprocessingDrawing" xmlns:w10="urn:schemas-microsoft-com:office:word" xmlns:w="http://schemas.openxmlformats.org/wordprocessingml/2006/main" xmlns:w14="http://schemas.microsoft.com/office/word/2010/wordml" xmlns:w15="http://schemas.microsoft.com/office/word/2012/wordml" xmlns:w16cex="http://schemas.microsoft.com/office/word/2018/wordml/cex" xmlns:w16cid="http://schemas.microsoft.com/office/word/2016/wordml/cid" xmlns:w16="http://schemas.microsoft.com/office/word/2018/wordml" xmlns:w16du="http://schemas.microsoft.com/office/word/2023/wordml/word16du" xmlns:w16sdtdh="http://schemas.microsoft.com/office/word/2020/wordml/sdtdatahash" xmlns:w16sdtfl="http://schemas.microsoft.com/office/word/2024/wordml/sdtformatlock" xmlns:w16se="http://schemas.microsoft.com/office/word/2015/wordml/symex" xmlns:wpg="http://schemas.microsoft.com/office/word/2010/wordprocessingGroup" xmlns:wpi="http://schemas.microsoft.com/office/word/2010/wordprocessingInk" xmlns:wne="http://schemas.microsoft.com/office/word/2006/wordml" xmlns:wps="http://schemas.microsoft.com/office/word/2010/wordprocessingShape" mc:Ignorable="w14 w15 w16se w16cid w16 w16cex w16sdtdh w16sdtfl w16du wp14">
+<w:hdr xmlns:wpc="http://schemas.microsoft.com/office/word/2010/wordprocessingCanvas" xmlns:cx="http://schemas.microsoft.com/office/drawing/2014/chartex" xmlns:mc="http://schemas.openxmlformats.org/markup-compatibility/2006" xmlns:o="urn:schemas-microsoft-com:office:office" xmlns:r="http://schemas.openxmlformats.org/officeDocument/2006/relationships" xmlns:m="http://schemas.openxmlformats.org/officeDocument/2006/math" xmlns:v="urn:schemas-microsoft-com:vml" xmlns:wp14="http://schemas.microsoft.com/office/word/2010/wordprocessingDrawing" xmlns:wp="http://schemas.openxmlformats.org/drawingml/2006/wordprocessingDrawing" xmlns:w10="urn:schemas-microsoft-com:office:word" xmlns:w="http://schemas.openxmlformats.org/wordprocessingml/2006/main" xmlns:w14="http://schemas.microsoft.com/office/word/2010/wordml" xmlns:w15="http://schemas.microsoft.com/office/word/2012/wordml" xmlns:w16se="http://schemas.microsoft.com/office/word/2015/wordml/symex" xmlns:wpg="http://schemas.microsoft.com/office/word/2010/wordprocessingGroup" xmlns:wpi="http://schemas.microsoft.com/office/word/2010/wordprocessingInk" xmlns:wne="http://schemas.microsoft.com/office/word/2006/wordml" xmlns:wps="http://schemas.microsoft.com/office/word/2010/wordprocessingShape" mc:Ignorable="w14 w15 w16se wp14">
   <w:p>
     <w:pPr>
       <w:pStyle w:val="a7"/>
@@ -59044,7 +59687,7 @@
 </file>
 
 <file path=word/header2.xml><?xml version="1.0" encoding="utf-8"?>
-<w:hdr xmlns:wpc="http://schemas.microsoft.com/office/word/2010/wordprocessingCanvas" xmlns:cx="http://schemas.microsoft.com/office/drawing/2014/chartex" xmlns:cx1="http://schemas.microsoft.com/office/drawing/2015/9/8/chartex" xmlns:cx2="http://schemas.microsoft.com/office/drawing/2015/10/21/chartex" xmlns:cx3="http://schemas.microsoft.com/office/drawing/2016/5/9/chartex" xmlns:cx4="http://schemas.microsoft.com/office/drawing/2016/5/10/chartex" xmlns:cx5="http://schemas.microsoft.com/office/drawing/2016/5/11/chartex" xmlns:cx6="http://schemas.microsoft.com/office/drawing/2016/5/12/chartex" xmlns:cx7="http://schemas.microsoft.com/office/drawing/2016/5/13/chartex" xmlns:cx8="http://schemas.microsoft.com/office/drawing/2016/5/14/chartex" xmlns:mc="http://schemas.openxmlformats.org/markup-compatibility/2006" xmlns:aink="http://schemas.microsoft.com/office/drawing/2016/ink" xmlns:am3d="http://schemas.microsoft.com/office/drawing/2017/model3d" xmlns:o="urn:schemas-microsoft-com:office:office" xmlns:oel="http://schemas.microsoft.com/office/2019/extlst" xmlns:r="http://schemas.openxmlformats.org/officeDocument/2006/relationships" xmlns:m="http://schemas.openxmlformats.org/officeDocument/2006/math" xmlns:v="urn:schemas-microsoft-com:vml" xmlns:wp14="http://schemas.microsoft.com/office/word/2010/wordprocessingDrawing" xmlns:wp="http://schemas.openxmlformats.org/drawingml/2006/wordprocessingDrawing" xmlns:w10="urn:schemas-microsoft-com:office:word" xmlns:w="http://schemas.openxmlformats.org/wordprocessingml/2006/main" xmlns:w14="http://schemas.microsoft.com/office/word/2010/wordml" xmlns:w15="http://schemas.microsoft.com/office/word/2012/wordml" xmlns:w16cex="http://schemas.microsoft.com/office/word/2018/wordml/cex" xmlns:w16cid="http://schemas.microsoft.com/office/word/2016/wordml/cid" xmlns:w16="http://schemas.microsoft.com/office/word/2018/wordml" xmlns:w16du="http://schemas.microsoft.com/office/word/2023/wordml/word16du" xmlns:w16sdtdh="http://schemas.microsoft.com/office/word/2020/wordml/sdtdatahash" xmlns:w16sdtfl="http://schemas.microsoft.com/office/word/2024/wordml/sdtformatlock" xmlns:w16se="http://schemas.microsoft.com/office/word/2015/wordml/symex" xmlns:wpg="http://schemas.microsoft.com/office/word/2010/wordprocessingGroup" xmlns:wpi="http://schemas.microsoft.com/office/word/2010/wordprocessingInk" xmlns:wne="http://schemas.microsoft.com/office/word/2006/wordml" xmlns:wps="http://schemas.microsoft.com/office/word/2010/wordprocessingShape" mc:Ignorable="w14 w15 w16se w16cid w16 w16cex w16sdtdh w16sdtfl w16du wp14">
+<w:hdr xmlns:wpc="http://schemas.microsoft.com/office/word/2010/wordprocessingCanvas" xmlns:cx="http://schemas.microsoft.com/office/drawing/2014/chartex" xmlns:mc="http://schemas.openxmlformats.org/markup-compatibility/2006" xmlns:o="urn:schemas-microsoft-com:office:office" xmlns:r="http://schemas.openxmlformats.org/officeDocument/2006/relationships" xmlns:m="http://schemas.openxmlformats.org/officeDocument/2006/math" xmlns:v="urn:schemas-microsoft-com:vml" xmlns:wp14="http://schemas.microsoft.com/office/word/2010/wordprocessingDrawing" xmlns:wp="http://schemas.openxmlformats.org/drawingml/2006/wordprocessingDrawing" xmlns:w10="urn:schemas-microsoft-com:office:word" xmlns:w="http://schemas.openxmlformats.org/wordprocessingml/2006/main" xmlns:w14="http://schemas.microsoft.com/office/word/2010/wordml" xmlns:w15="http://schemas.microsoft.com/office/word/2012/wordml" xmlns:w16se="http://schemas.microsoft.com/office/word/2015/wordml/symex" xmlns:wpg="http://schemas.microsoft.com/office/word/2010/wordprocessingGroup" xmlns:wpi="http://schemas.microsoft.com/office/word/2010/wordprocessingInk" xmlns:wne="http://schemas.microsoft.com/office/word/2006/wordml" xmlns:wps="http://schemas.microsoft.com/office/word/2010/wordprocessingShape" mc:Ignorable="w14 w15 w16se wp14">
   <w:p>
     <w:pPr>
       <w:pStyle w:val="a7"/>
@@ -59054,7 +59697,7 @@
 </file>
 
 <file path=word/header3.xml><?xml version="1.0" encoding="utf-8"?>
-<w:hdr xmlns:wpc="http://schemas.microsoft.com/office/word/2010/wordprocessingCanvas" xmlns:cx="http://schemas.microsoft.com/office/drawing/2014/chartex" xmlns:cx1="http://schemas.microsoft.com/office/drawing/2015/9/8/chartex" xmlns:cx2="http://schemas.microsoft.com/office/drawing/2015/10/21/chartex" xmlns:cx3="http://schemas.microsoft.com/office/drawing/2016/5/9/chartex" xmlns:cx4="http://schemas.microsoft.com/office/drawing/2016/5/10/chartex" xmlns:cx5="http://schemas.microsoft.com/office/drawing/2016/5/11/chartex" xmlns:cx6="http://schemas.microsoft.com/office/drawing/2016/5/12/chartex" xmlns:cx7="http://schemas.microsoft.com/office/drawing/2016/5/13/chartex" xmlns:cx8="http://schemas.microsoft.com/office/drawing/2016/5/14/chartex" xmlns:mc="http://schemas.openxmlformats.org/markup-compatibility/2006" xmlns:aink="http://schemas.microsoft.com/office/drawing/2016/ink" xmlns:am3d="http://schemas.microsoft.com/office/drawing/2017/model3d" xmlns:o="urn:schemas-microsoft-com:office:office" xmlns:oel="http://schemas.microsoft.com/office/2019/extlst" xmlns:r="http://schemas.openxmlformats.org/officeDocument/2006/relationships" xmlns:m="http://schemas.openxmlformats.org/officeDocument/2006/math" xmlns:v="urn:schemas-microsoft-com:vml" xmlns:wp14="http://schemas.microsoft.com/office/word/2010/wordprocessingDrawing" xmlns:wp="http://schemas.openxmlformats.org/drawingml/2006/wordprocessingDrawing" xmlns:w10="urn:schemas-microsoft-com:office:word" xmlns:w="http://schemas.openxmlformats.org/wordprocessingml/2006/main" xmlns:w14="http://schemas.microsoft.com/office/word/2010/wordml" xmlns:w15="http://schemas.microsoft.com/office/word/2012/wordml" xmlns:w16cex="http://schemas.microsoft.com/office/word/2018/wordml/cex" xmlns:w16cid="http://schemas.microsoft.com/office/word/2016/wordml/cid" xmlns:w16="http://schemas.microsoft.com/office/word/2018/wordml" xmlns:w16du="http://schemas.microsoft.com/office/word/2023/wordml/word16du" xmlns:w16sdtdh="http://schemas.microsoft.com/office/word/2020/wordml/sdtdatahash" xmlns:w16sdtfl="http://schemas.microsoft.com/office/word/2024/wordml/sdtformatlock" xmlns:w16se="http://schemas.microsoft.com/office/word/2015/wordml/symex" xmlns:wpg="http://schemas.microsoft.com/office/word/2010/wordprocessingGroup" xmlns:wpi="http://schemas.microsoft.com/office/word/2010/wordprocessingInk" xmlns:wne="http://schemas.microsoft.com/office/word/2006/wordml" xmlns:wps="http://schemas.microsoft.com/office/word/2010/wordprocessingShape" mc:Ignorable="w14 w15 w16se w16cid w16 w16cex w16sdtdh w16sdtfl w16du wp14">
+<w:hdr xmlns:wpc="http://schemas.microsoft.com/office/word/2010/wordprocessingCanvas" xmlns:cx="http://schemas.microsoft.com/office/drawing/2014/chartex" xmlns:mc="http://schemas.openxmlformats.org/markup-compatibility/2006" xmlns:o="urn:schemas-microsoft-com:office:office" xmlns:r="http://schemas.openxmlformats.org/officeDocument/2006/relationships" xmlns:m="http://schemas.openxmlformats.org/officeDocument/2006/math" xmlns:v="urn:schemas-microsoft-com:vml" xmlns:wp14="http://schemas.microsoft.com/office/word/2010/wordprocessingDrawing" xmlns:wp="http://schemas.openxmlformats.org/drawingml/2006/wordprocessingDrawing" xmlns:w10="urn:schemas-microsoft-com:office:word" xmlns:w="http://schemas.openxmlformats.org/wordprocessingml/2006/main" xmlns:w14="http://schemas.microsoft.com/office/word/2010/wordml" xmlns:w15="http://schemas.microsoft.com/office/word/2012/wordml" xmlns:w16se="http://schemas.microsoft.com/office/word/2015/wordml/symex" xmlns:wpg="http://schemas.microsoft.com/office/word/2010/wordprocessingGroup" xmlns:wpi="http://schemas.microsoft.com/office/word/2010/wordprocessingInk" xmlns:wne="http://schemas.microsoft.com/office/word/2006/wordml" xmlns:wps="http://schemas.microsoft.com/office/word/2010/wordprocessingShape" mc:Ignorable="w14 w15 w16se wp14">
   <w:p>
     <w:pPr>
       <w:pStyle w:val="a7"/>
@@ -59064,7 +59707,7 @@
 </file>
 
 <file path=word/header4.xml><?xml version="1.0" encoding="utf-8"?>
-<w:hdr xmlns:wpc="http://schemas.microsoft.com/office/word/2010/wordprocessingCanvas" xmlns:cx="http://schemas.microsoft.com/office/drawing/2014/chartex" xmlns:cx1="http://schemas.microsoft.com/office/drawing/2015/9/8/chartex" xmlns:cx2="http://schemas.microsoft.com/office/drawing/2015/10/21/chartex" xmlns:cx3="http://schemas.microsoft.com/office/drawing/2016/5/9/chartex" xmlns:cx4="http://schemas.microsoft.com/office/drawing/2016/5/10/chartex" xmlns:cx5="http://schemas.microsoft.com/office/drawing/2016/5/11/chartex" xmlns:cx6="http://schemas.microsoft.com/office/drawing/2016/5/12/chartex" xmlns:cx7="http://schemas.microsoft.com/office/drawing/2016/5/13/chartex" xmlns:cx8="http://schemas.microsoft.com/office/drawing/2016/5/14/chartex" xmlns:mc="http://schemas.openxmlformats.org/markup-compatibility/2006" xmlns:aink="http://schemas.microsoft.com/office/drawing/2016/ink" xmlns:am3d="http://schemas.microsoft.com/office/drawing/2017/model3d" xmlns:o="urn:schemas-microsoft-com:office:office" xmlns:oel="http://schemas.microsoft.com/office/2019/extlst" xmlns:r="http://schemas.openxmlformats.org/officeDocument/2006/relationships" xmlns:m="http://schemas.openxmlformats.org/officeDocument/2006/math" xmlns:v="urn:schemas-microsoft-com:vml" xmlns:wp14="http://schemas.microsoft.com/office/word/2010/wordprocessingDrawing" xmlns:wp="http://schemas.openxmlformats.org/drawingml/2006/wordprocessingDrawing" xmlns:w10="urn:schemas-microsoft-com:office:word" xmlns:w="http://schemas.openxmlformats.org/wordprocessingml/2006/main" xmlns:w14="http://schemas.microsoft.com/office/word/2010/wordml" xmlns:w15="http://schemas.microsoft.com/office/word/2012/wordml" xmlns:w16cex="http://schemas.microsoft.com/office/word/2018/wordml/cex" xmlns:w16cid="http://schemas.microsoft.com/office/word/2016/wordml/cid" xmlns:w16="http://schemas.microsoft.com/office/word/2018/wordml" xmlns:w16du="http://schemas.microsoft.com/office/word/2023/wordml/word16du" xmlns:w16sdtdh="http://schemas.microsoft.com/office/word/2020/wordml/sdtdatahash" xmlns:w16sdtfl="http://schemas.microsoft.com/office/word/2024/wordml/sdtformatlock" xmlns:w16se="http://schemas.microsoft.com/office/word/2015/wordml/symex" xmlns:wpg="http://schemas.microsoft.com/office/word/2010/wordprocessingGroup" xmlns:wpi="http://schemas.microsoft.com/office/word/2010/wordprocessingInk" xmlns:wne="http://schemas.microsoft.com/office/word/2006/wordml" xmlns:wps="http://schemas.microsoft.com/office/word/2010/wordprocessingShape" mc:Ignorable="w14 w15 w16se w16cid w16 w16cex w16sdtdh w16sdtfl w16du wp14">
+<w:hdr xmlns:wpc="http://schemas.microsoft.com/office/word/2010/wordprocessingCanvas" xmlns:cx="http://schemas.microsoft.com/office/drawing/2014/chartex" xmlns:mc="http://schemas.openxmlformats.org/markup-compatibility/2006" xmlns:o="urn:schemas-microsoft-com:office:office" xmlns:r="http://schemas.openxmlformats.org/officeDocument/2006/relationships" xmlns:m="http://schemas.openxmlformats.org/officeDocument/2006/math" xmlns:v="urn:schemas-microsoft-com:vml" xmlns:wp14="http://schemas.microsoft.com/office/word/2010/wordprocessingDrawing" xmlns:wp="http://schemas.openxmlformats.org/drawingml/2006/wordprocessingDrawing" xmlns:w10="urn:schemas-microsoft-com:office:word" xmlns:w="http://schemas.openxmlformats.org/wordprocessingml/2006/main" xmlns:w14="http://schemas.microsoft.com/office/word/2010/wordml" xmlns:w15="http://schemas.microsoft.com/office/word/2012/wordml" xmlns:w16se="http://schemas.microsoft.com/office/word/2015/wordml/symex" xmlns:wpg="http://schemas.microsoft.com/office/word/2010/wordprocessingGroup" xmlns:wpi="http://schemas.microsoft.com/office/word/2010/wordprocessingInk" xmlns:wne="http://schemas.microsoft.com/office/word/2006/wordml" xmlns:wps="http://schemas.microsoft.com/office/word/2010/wordprocessingShape" mc:Ignorable="w14 w15 w16se wp14">
   <w:p>
     <w:pPr>
       <w:pStyle w:val="a7"/>
@@ -59173,7 +59816,7 @@
 </file>
 
 <file path=word/header5.xml><?xml version="1.0" encoding="utf-8"?>
-<w:hdr xmlns:wpc="http://schemas.microsoft.com/office/word/2010/wordprocessingCanvas" xmlns:cx="http://schemas.microsoft.com/office/drawing/2014/chartex" xmlns:cx1="http://schemas.microsoft.com/office/drawing/2015/9/8/chartex" xmlns:cx2="http://schemas.microsoft.com/office/drawing/2015/10/21/chartex" xmlns:cx3="http://schemas.microsoft.com/office/drawing/2016/5/9/chartex" xmlns:cx4="http://schemas.microsoft.com/office/drawing/2016/5/10/chartex" xmlns:cx5="http://schemas.microsoft.com/office/drawing/2016/5/11/chartex" xmlns:cx6="http://schemas.microsoft.com/office/drawing/2016/5/12/chartex" xmlns:cx7="http://schemas.microsoft.com/office/drawing/2016/5/13/chartex" xmlns:cx8="http://schemas.microsoft.com/office/drawing/2016/5/14/chartex" xmlns:mc="http://schemas.openxmlformats.org/markup-compatibility/2006" xmlns:aink="http://schemas.microsoft.com/office/drawing/2016/ink" xmlns:am3d="http://schemas.microsoft.com/office/drawing/2017/model3d" xmlns:o="urn:schemas-microsoft-com:office:office" xmlns:oel="http://schemas.microsoft.com/office/2019/extlst" xmlns:r="http://schemas.openxmlformats.org/officeDocument/2006/relationships" xmlns:m="http://schemas.openxmlformats.org/officeDocument/2006/math" xmlns:v="urn:schemas-microsoft-com:vml" xmlns:wp14="http://schemas.microsoft.com/office/word/2010/wordprocessingDrawing" xmlns:wp="http://schemas.openxmlformats.org/drawingml/2006/wordprocessingDrawing" xmlns:w10="urn:schemas-microsoft-com:office:word" xmlns:w="http://schemas.openxmlformats.org/wordprocessingml/2006/main" xmlns:w14="http://schemas.microsoft.com/office/word/2010/wordml" xmlns:w15="http://schemas.microsoft.com/office/word/2012/wordml" xmlns:w16cex="http://schemas.microsoft.com/office/word/2018/wordml/cex" xmlns:w16cid="http://schemas.microsoft.com/office/word/2016/wordml/cid" xmlns:w16="http://schemas.microsoft.com/office/word/2018/wordml" xmlns:w16du="http://schemas.microsoft.com/office/word/2023/wordml/word16du" xmlns:w16sdtdh="http://schemas.microsoft.com/office/word/2020/wordml/sdtdatahash" xmlns:w16sdtfl="http://schemas.microsoft.com/office/word/2024/wordml/sdtformatlock" xmlns:w16se="http://schemas.microsoft.com/office/word/2015/wordml/symex" xmlns:wpg="http://schemas.microsoft.com/office/word/2010/wordprocessingGroup" xmlns:wpi="http://schemas.microsoft.com/office/word/2010/wordprocessingInk" xmlns:wne="http://schemas.microsoft.com/office/word/2006/wordml" xmlns:wps="http://schemas.microsoft.com/office/word/2010/wordprocessingShape" mc:Ignorable="w14 w15 w16se w16cid w16 w16cex w16sdtdh w16sdtfl w16du wp14">
+<w:hdr xmlns:wpc="http://schemas.microsoft.com/office/word/2010/wordprocessingCanvas" xmlns:cx="http://schemas.microsoft.com/office/drawing/2014/chartex" xmlns:mc="http://schemas.openxmlformats.org/markup-compatibility/2006" xmlns:o="urn:schemas-microsoft-com:office:office" xmlns:r="http://schemas.openxmlformats.org/officeDocument/2006/relationships" xmlns:m="http://schemas.openxmlformats.org/officeDocument/2006/math" xmlns:v="urn:schemas-microsoft-com:vml" xmlns:wp14="http://schemas.microsoft.com/office/word/2010/wordprocessingDrawing" xmlns:wp="http://schemas.openxmlformats.org/drawingml/2006/wordprocessingDrawing" xmlns:w10="urn:schemas-microsoft-com:office:word" xmlns:w="http://schemas.openxmlformats.org/wordprocessingml/2006/main" xmlns:w14="http://schemas.microsoft.com/office/word/2010/wordml" xmlns:w15="http://schemas.microsoft.com/office/word/2012/wordml" xmlns:w16se="http://schemas.microsoft.com/office/word/2015/wordml/symex" xmlns:wpg="http://schemas.microsoft.com/office/word/2010/wordprocessingGroup" xmlns:wpi="http://schemas.microsoft.com/office/word/2010/wordprocessingInk" xmlns:wne="http://schemas.microsoft.com/office/word/2006/wordml" xmlns:wps="http://schemas.microsoft.com/office/word/2010/wordprocessingShape" mc:Ignorable="w14 w15 w16se wp14">
   <w:p>
     <w:pPr>
       <w:pStyle w:val="a7"/>
@@ -59290,7 +59933,7 @@
 </file>
 
 <file path=word/header6.xml><?xml version="1.0" encoding="utf-8"?>
-<w:hdr xmlns:wpc="http://schemas.microsoft.com/office/word/2010/wordprocessingCanvas" xmlns:cx="http://schemas.microsoft.com/office/drawing/2014/chartex" xmlns:cx1="http://schemas.microsoft.com/office/drawing/2015/9/8/chartex" xmlns:cx2="http://schemas.microsoft.com/office/drawing/2015/10/21/chartex" xmlns:cx3="http://schemas.microsoft.com/office/drawing/2016/5/9/chartex" xmlns:cx4="http://schemas.microsoft.com/office/drawing/2016/5/10/chartex" xmlns:cx5="http://schemas.microsoft.com/office/drawing/2016/5/11/chartex" xmlns:cx6="http://schemas.microsoft.com/office/drawing/2016/5/12/chartex" xmlns:cx7="http://schemas.microsoft.com/office/drawing/2016/5/13/chartex" xmlns:cx8="http://schemas.microsoft.com/office/drawing/2016/5/14/chartex" xmlns:mc="http://schemas.openxmlformats.org/markup-compatibility/2006" xmlns:aink="http://schemas.microsoft.com/office/drawing/2016/ink" xmlns:am3d="http://schemas.microsoft.com/office/drawing/2017/model3d" xmlns:o="urn:schemas-microsoft-com:office:office" xmlns:oel="http://schemas.microsoft.com/office/2019/extlst" xmlns:r="http://schemas.openxmlformats.org/officeDocument/2006/relationships" xmlns:m="http://schemas.openxmlformats.org/officeDocument/2006/math" xmlns:v="urn:schemas-microsoft-com:vml" xmlns:wp14="http://schemas.microsoft.com/office/word/2010/wordprocessingDrawing" xmlns:wp="http://schemas.openxmlformats.org/drawingml/2006/wordprocessingDrawing" xmlns:w10="urn:schemas-microsoft-com:office:word" xmlns:w="http://schemas.openxmlformats.org/wordprocessingml/2006/main" xmlns:w14="http://schemas.microsoft.com/office/word/2010/wordml" xmlns:w15="http://schemas.microsoft.com/office/word/2012/wordml" xmlns:w16cex="http://schemas.microsoft.com/office/word/2018/wordml/cex" xmlns:w16cid="http://schemas.microsoft.com/office/word/2016/wordml/cid" xmlns:w16="http://schemas.microsoft.com/office/word/2018/wordml" xmlns:w16du="http://schemas.microsoft.com/office/word/2023/wordml/word16du" xmlns:w16sdtdh="http://schemas.microsoft.com/office/word/2020/wordml/sdtdatahash" xmlns:w16sdtfl="http://schemas.microsoft.com/office/word/2024/wordml/sdtformatlock" xmlns:w16se="http://schemas.microsoft.com/office/word/2015/wordml/symex" xmlns:wpg="http://schemas.microsoft.com/office/word/2010/wordprocessingGroup" xmlns:wpi="http://schemas.microsoft.com/office/word/2010/wordprocessingInk" xmlns:wne="http://schemas.microsoft.com/office/word/2006/wordml" xmlns:wps="http://schemas.microsoft.com/office/word/2010/wordprocessingShape" mc:Ignorable="w14 w15 w16se w16cid w16 w16cex w16sdtdh w16sdtfl w16du wp14">
+<w:hdr xmlns:wpc="http://schemas.microsoft.com/office/word/2010/wordprocessingCanvas" xmlns:cx="http://schemas.microsoft.com/office/drawing/2014/chartex" xmlns:mc="http://schemas.openxmlformats.org/markup-compatibility/2006" xmlns:o="urn:schemas-microsoft-com:office:office" xmlns:r="http://schemas.openxmlformats.org/officeDocument/2006/relationships" xmlns:m="http://schemas.openxmlformats.org/officeDocument/2006/math" xmlns:v="urn:schemas-microsoft-com:vml" xmlns:wp14="http://schemas.microsoft.com/office/word/2010/wordprocessingDrawing" xmlns:wp="http://schemas.openxmlformats.org/drawingml/2006/wordprocessingDrawing" xmlns:w10="urn:schemas-microsoft-com:office:word" xmlns:w="http://schemas.openxmlformats.org/wordprocessingml/2006/main" xmlns:w14="http://schemas.microsoft.com/office/word/2010/wordml" xmlns:w15="http://schemas.microsoft.com/office/word/2012/wordml" xmlns:w16se="http://schemas.microsoft.com/office/word/2015/wordml/symex" xmlns:wpg="http://schemas.microsoft.com/office/word/2010/wordprocessingGroup" xmlns:wpi="http://schemas.microsoft.com/office/word/2010/wordprocessingInk" xmlns:wne="http://schemas.microsoft.com/office/word/2006/wordml" xmlns:wps="http://schemas.microsoft.com/office/word/2010/wordprocessingShape" mc:Ignorable="w14 w15 w16se wp14">
   <w:p>
     <w:pPr>
       <w:pStyle w:val="a7"/>
@@ -59379,7 +60022,7 @@
 </file>
 
 <file path=word/header7.xml><?xml version="1.0" encoding="utf-8"?>
-<w:hdr xmlns:wpc="http://schemas.microsoft.com/office/word/2010/wordprocessingCanvas" xmlns:cx="http://schemas.microsoft.com/office/drawing/2014/chartex" xmlns:cx1="http://schemas.microsoft.com/office/drawing/2015/9/8/chartex" xmlns:cx2="http://schemas.microsoft.com/office/drawing/2015/10/21/chartex" xmlns:cx3="http://schemas.microsoft.com/office/drawing/2016/5/9/chartex" xmlns:cx4="http://schemas.microsoft.com/office/drawing/2016/5/10/chartex" xmlns:cx5="http://schemas.microsoft.com/office/drawing/2016/5/11/chartex" xmlns:cx6="http://schemas.microsoft.com/office/drawing/2016/5/12/chartex" xmlns:cx7="http://schemas.microsoft.com/office/drawing/2016/5/13/chartex" xmlns:cx8="http://schemas.microsoft.com/office/drawing/2016/5/14/chartex" xmlns:mc="http://schemas.openxmlformats.org/markup-compatibility/2006" xmlns:aink="http://schemas.microsoft.com/office/drawing/2016/ink" xmlns:am3d="http://schemas.microsoft.com/office/drawing/2017/model3d" xmlns:o="urn:schemas-microsoft-com:office:office" xmlns:oel="http://schemas.microsoft.com/office/2019/extlst" xmlns:r="http://schemas.openxmlformats.org/officeDocument/2006/relationships" xmlns:m="http://schemas.openxmlformats.org/officeDocument/2006/math" xmlns:v="urn:schemas-microsoft-com:vml" xmlns:wp14="http://schemas.microsoft.com/office/word/2010/wordprocessingDrawing" xmlns:wp="http://schemas.openxmlformats.org/drawingml/2006/wordprocessingDrawing" xmlns:w10="urn:schemas-microsoft-com:office:word" xmlns:w="http://schemas.openxmlformats.org/wordprocessingml/2006/main" xmlns:w14="http://schemas.microsoft.com/office/word/2010/wordml" xmlns:w15="http://schemas.microsoft.com/office/word/2012/wordml" xmlns:w16cex="http://schemas.microsoft.com/office/word/2018/wordml/cex" xmlns:w16cid="http://schemas.microsoft.com/office/word/2016/wordml/cid" xmlns:w16="http://schemas.microsoft.com/office/word/2018/wordml" xmlns:w16du="http://schemas.microsoft.com/office/word/2023/wordml/word16du" xmlns:w16sdtdh="http://schemas.microsoft.com/office/word/2020/wordml/sdtdatahash" xmlns:w16sdtfl="http://schemas.microsoft.com/office/word/2024/wordml/sdtformatlock" xmlns:w16se="http://schemas.microsoft.com/office/word/2015/wordml/symex" xmlns:wpg="http://schemas.microsoft.com/office/word/2010/wordprocessingGroup" xmlns:wpi="http://schemas.microsoft.com/office/word/2010/wordprocessingInk" xmlns:wne="http://schemas.microsoft.com/office/word/2006/wordml" xmlns:wps="http://schemas.microsoft.com/office/word/2010/wordprocessingShape" mc:Ignorable="w14 w15 w16se w16cid w16 w16cex w16sdtdh w16sdtfl w16du wp14">
+<w:hdr xmlns:wpc="http://schemas.microsoft.com/office/word/2010/wordprocessingCanvas" xmlns:cx="http://schemas.microsoft.com/office/drawing/2014/chartex" xmlns:mc="http://schemas.openxmlformats.org/markup-compatibility/2006" xmlns:o="urn:schemas-microsoft-com:office:office" xmlns:r="http://schemas.openxmlformats.org/officeDocument/2006/relationships" xmlns:m="http://schemas.openxmlformats.org/officeDocument/2006/math" xmlns:v="urn:schemas-microsoft-com:vml" xmlns:wp14="http://schemas.microsoft.com/office/word/2010/wordprocessingDrawing" xmlns:wp="http://schemas.openxmlformats.org/drawingml/2006/wordprocessingDrawing" xmlns:w10="urn:schemas-microsoft-com:office:word" xmlns:w="http://schemas.openxmlformats.org/wordprocessingml/2006/main" xmlns:w14="http://schemas.microsoft.com/office/word/2010/wordml" xmlns:w15="http://schemas.microsoft.com/office/word/2012/wordml" xmlns:w16se="http://schemas.microsoft.com/office/word/2015/wordml/symex" xmlns:wpg="http://schemas.microsoft.com/office/word/2010/wordprocessingGroup" xmlns:wpi="http://schemas.microsoft.com/office/word/2010/wordprocessingInk" xmlns:wne="http://schemas.microsoft.com/office/word/2006/wordml" xmlns:wps="http://schemas.microsoft.com/office/word/2010/wordprocessingShape" mc:Ignorable="w14 w15 w16se wp14">
   <w:p>
     <w:pPr>
       <w:pStyle w:val="a7"/>
@@ -59516,7 +60159,7 @@
 </file>
 
 <file path=word/header8.xml><?xml version="1.0" encoding="utf-8"?>
-<w:hdr xmlns:wpc="http://schemas.microsoft.com/office/word/2010/wordprocessingCanvas" xmlns:cx="http://schemas.microsoft.com/office/drawing/2014/chartex" xmlns:cx1="http://schemas.microsoft.com/office/drawing/2015/9/8/chartex" xmlns:cx2="http://schemas.microsoft.com/office/drawing/2015/10/21/chartex" xmlns:cx3="http://schemas.microsoft.com/office/drawing/2016/5/9/chartex" xmlns:cx4="http://schemas.microsoft.com/office/drawing/2016/5/10/chartex" xmlns:cx5="http://schemas.microsoft.com/office/drawing/2016/5/11/chartex" xmlns:cx6="http://schemas.microsoft.com/office/drawing/2016/5/12/chartex" xmlns:cx7="http://schemas.microsoft.com/office/drawing/2016/5/13/chartex" xmlns:cx8="http://schemas.microsoft.com/office/drawing/2016/5/14/chartex" xmlns:mc="http://schemas.openxmlformats.org/markup-compatibility/2006" xmlns:aink="http://schemas.microsoft.com/office/drawing/2016/ink" xmlns:am3d="http://schemas.microsoft.com/office/drawing/2017/model3d" xmlns:o="urn:schemas-microsoft-com:office:office" xmlns:oel="http://schemas.microsoft.com/office/2019/extlst" xmlns:r="http://schemas.openxmlformats.org/officeDocument/2006/relationships" xmlns:m="http://schemas.openxmlformats.org/officeDocument/2006/math" xmlns:v="urn:schemas-microsoft-com:vml" xmlns:wp14="http://schemas.microsoft.com/office/word/2010/wordprocessingDrawing" xmlns:wp="http://schemas.openxmlformats.org/drawingml/2006/wordprocessingDrawing" xmlns:w10="urn:schemas-microsoft-com:office:word" xmlns:w="http://schemas.openxmlformats.org/wordprocessingml/2006/main" xmlns:w14="http://schemas.microsoft.com/office/word/2010/wordml" xmlns:w15="http://schemas.microsoft.com/office/word/2012/wordml" xmlns:w16cex="http://schemas.microsoft.com/office/word/2018/wordml/cex" xmlns:w16cid="http://schemas.microsoft.com/office/word/2016/wordml/cid" xmlns:w16="http://schemas.microsoft.com/office/word/2018/wordml" xmlns:w16du="http://schemas.microsoft.com/office/word/2023/wordml/word16du" xmlns:w16sdtdh="http://schemas.microsoft.com/office/word/2020/wordml/sdtdatahash" xmlns:w16sdtfl="http://schemas.microsoft.com/office/word/2024/wordml/sdtformatlock" xmlns:w16se="http://schemas.microsoft.com/office/word/2015/wordml/symex" xmlns:wpg="http://schemas.microsoft.com/office/word/2010/wordprocessingGroup" xmlns:wpi="http://schemas.microsoft.com/office/word/2010/wordprocessingInk" xmlns:wne="http://schemas.microsoft.com/office/word/2006/wordml" xmlns:wps="http://schemas.microsoft.com/office/word/2010/wordprocessingShape" mc:Ignorable="w14 w15 w16se w16cid w16 w16cex w16sdtdh w16sdtfl w16du wp14">
+<w:hdr xmlns:wpc="http://schemas.microsoft.com/office/word/2010/wordprocessingCanvas" xmlns:cx="http://schemas.microsoft.com/office/drawing/2014/chartex" xmlns:mc="http://schemas.openxmlformats.org/markup-compatibility/2006" xmlns:o="urn:schemas-microsoft-com:office:office" xmlns:r="http://schemas.openxmlformats.org/officeDocument/2006/relationships" xmlns:m="http://schemas.openxmlformats.org/officeDocument/2006/math" xmlns:v="urn:schemas-microsoft-com:vml" xmlns:wp14="http://schemas.microsoft.com/office/word/2010/wordprocessingDrawing" xmlns:wp="http://schemas.openxmlformats.org/drawingml/2006/wordprocessingDrawing" xmlns:w10="urn:schemas-microsoft-com:office:word" xmlns:w="http://schemas.openxmlformats.org/wordprocessingml/2006/main" xmlns:w14="http://schemas.microsoft.com/office/word/2010/wordml" xmlns:w15="http://schemas.microsoft.com/office/word/2012/wordml" xmlns:w16se="http://schemas.microsoft.com/office/word/2015/wordml/symex" xmlns:wpg="http://schemas.microsoft.com/office/word/2010/wordprocessingGroup" xmlns:wpi="http://schemas.microsoft.com/office/word/2010/wordprocessingInk" xmlns:wne="http://schemas.microsoft.com/office/word/2006/wordml" xmlns:wps="http://schemas.microsoft.com/office/word/2010/wordprocessingShape" mc:Ignorable="w14 w15 w16se wp14">
   <w:p>
     <w:pPr>
       <w:pStyle w:val="a7"/>
@@ -59646,7 +60289,7 @@
 </file>
 
 <file path=word/header9.xml><?xml version="1.0" encoding="utf-8"?>
-<w:hdr xmlns:wpc="http://schemas.microsoft.com/office/word/2010/wordprocessingCanvas" xmlns:cx="http://schemas.microsoft.com/office/drawing/2014/chartex" xmlns:cx1="http://schemas.microsoft.com/office/drawing/2015/9/8/chartex" xmlns:cx2="http://schemas.microsoft.com/office/drawing/2015/10/21/chartex" xmlns:cx3="http://schemas.microsoft.com/office/drawing/2016/5/9/chartex" xmlns:cx4="http://schemas.microsoft.com/office/drawing/2016/5/10/chartex" xmlns:cx5="http://schemas.microsoft.com/office/drawing/2016/5/11/chartex" xmlns:cx6="http://schemas.microsoft.com/office/drawing/2016/5/12/chartex" xmlns:cx7="http://schemas.microsoft.com/office/drawing/2016/5/13/chartex" xmlns:cx8="http://schemas.microsoft.com/office/drawing/2016/5/14/chartex" xmlns:mc="http://schemas.openxmlformats.org/markup-compatibility/2006" xmlns:aink="http://schemas.microsoft.com/office/drawing/2016/ink" xmlns:am3d="http://schemas.microsoft.com/office/drawing/2017/model3d" xmlns:o="urn:schemas-microsoft-com:office:office" xmlns:oel="http://schemas.microsoft.com/office/2019/extlst" xmlns:r="http://schemas.openxmlformats.org/officeDocument/2006/relationships" xmlns:m="http://schemas.openxmlformats.org/officeDocument/2006/math" xmlns:v="urn:schemas-microsoft-com:vml" xmlns:wp14="http://schemas.microsoft.com/office/word/2010/wordprocessingDrawing" xmlns:wp="http://schemas.openxmlformats.org/drawingml/2006/wordprocessingDrawing" xmlns:w10="urn:schemas-microsoft-com:office:word" xmlns:w="http://schemas.openxmlformats.org/wordprocessingml/2006/main" xmlns:w14="http://schemas.microsoft.com/office/word/2010/wordml" xmlns:w15="http://schemas.microsoft.com/office/word/2012/wordml" xmlns:w16cex="http://schemas.microsoft.com/office/word/2018/wordml/cex" xmlns:w16cid="http://schemas.microsoft.com/office/word/2016/wordml/cid" xmlns:w16="http://schemas.microsoft.com/office/word/2018/wordml" xmlns:w16du="http://schemas.microsoft.com/office/word/2023/wordml/word16du" xmlns:w16sdtdh="http://schemas.microsoft.com/office/word/2020/wordml/sdtdatahash" xmlns:w16sdtfl="http://schemas.microsoft.com/office/word/2024/wordml/sdtformatlock" xmlns:w16se="http://schemas.microsoft.com/office/word/2015/wordml/symex" xmlns:wpg="http://schemas.microsoft.com/office/word/2010/wordprocessingGroup" xmlns:wpi="http://schemas.microsoft.com/office/word/2010/wordprocessingInk" xmlns:wne="http://schemas.microsoft.com/office/word/2006/wordml" xmlns:wps="http://schemas.microsoft.com/office/word/2010/wordprocessingShape" mc:Ignorable="w14 w15 w16se w16cid w16 w16cex w16sdtdh w16sdtfl w16du wp14">
+<w:hdr xmlns:wpc="http://schemas.microsoft.com/office/word/2010/wordprocessingCanvas" xmlns:cx="http://schemas.microsoft.com/office/drawing/2014/chartex" xmlns:mc="http://schemas.openxmlformats.org/markup-compatibility/2006" xmlns:o="urn:schemas-microsoft-com:office:office" xmlns:r="http://schemas.openxmlformats.org/officeDocument/2006/relationships" xmlns:m="http://schemas.openxmlformats.org/officeDocument/2006/math" xmlns:v="urn:schemas-microsoft-com:vml" xmlns:wp14="http://schemas.microsoft.com/office/word/2010/wordprocessingDrawing" xmlns:wp="http://schemas.openxmlformats.org/drawingml/2006/wordprocessingDrawing" xmlns:w10="urn:schemas-microsoft-com:office:word" xmlns:w="http://schemas.openxmlformats.org/wordprocessingml/2006/main" xmlns:w14="http://schemas.microsoft.com/office/word/2010/wordml" xmlns:w15="http://schemas.microsoft.com/office/word/2012/wordml" xmlns:w16se="http://schemas.microsoft.com/office/word/2015/wordml/symex" xmlns:wpg="http://schemas.microsoft.com/office/word/2010/wordprocessingGroup" xmlns:wpi="http://schemas.microsoft.com/office/word/2010/wordprocessingInk" xmlns:wne="http://schemas.microsoft.com/office/word/2006/wordml" xmlns:wps="http://schemas.microsoft.com/office/word/2010/wordprocessingShape" mc:Ignorable="w14 w15 w16se wp14">
   <w:p>
     <w:pPr>
       <w:pStyle w:val="a7"/>
@@ -59777,7 +60420,7 @@
 </file>
 
 <file path=word/numbering.xml><?xml version="1.0" encoding="utf-8"?>
-<w:numbering xmlns:wpc="http://schemas.microsoft.com/office/word/2010/wordprocessingCanvas" xmlns:cx="http://schemas.microsoft.com/office/drawing/2014/chartex" xmlns:cx1="http://schemas.microsoft.com/office/drawing/2015/9/8/chartex" xmlns:cx2="http://schemas.microsoft.com/office/drawing/2015/10/21/chartex" xmlns:cx3="http://schemas.microsoft.com/office/drawing/2016/5/9/chartex" xmlns:cx4="http://schemas.microsoft.com/office/drawing/2016/5/10/chartex" xmlns:cx5="http://schemas.microsoft.com/office/drawing/2016/5/11/chartex" xmlns:cx6="http://schemas.microsoft.com/office/drawing/2016/5/12/chartex" xmlns:cx7="http://schemas.microsoft.com/office/drawing/2016/5/13/chartex" xmlns:cx8="http://schemas.microsoft.com/office/drawing/2016/5/14/chartex" xmlns:mc="http://schemas.openxmlformats.org/markup-compatibility/2006" xmlns:aink="http://schemas.microsoft.com/office/drawing/2016/ink" xmlns:am3d="http://schemas.microsoft.com/office/drawing/2017/model3d" xmlns:o="urn:schemas-microsoft-com:office:office" xmlns:oel="http://schemas.microsoft.com/office/2019/extlst" xmlns:r="http://schemas.openxmlformats.org/officeDocument/2006/relationships" xmlns:m="http://schemas.openxmlformats.org/officeDocument/2006/math" xmlns:v="urn:schemas-microsoft-com:vml" xmlns:wp14="http://schemas.microsoft.com/office/word/2010/wordprocessingDrawing" xmlns:wp="http://schemas.openxmlformats.org/drawingml/2006/wordprocessingDrawing" xmlns:w10="urn:schemas-microsoft-com:office:word" xmlns:w="http://schemas.openxmlformats.org/wordprocessingml/2006/main" xmlns:w14="http://schemas.microsoft.com/office/word/2010/wordml" xmlns:w15="http://schemas.microsoft.com/office/word/2012/wordml" xmlns:w16cex="http://schemas.microsoft.com/office/word/2018/wordml/cex" xmlns:w16cid="http://schemas.microsoft.com/office/word/2016/wordml/cid" xmlns:w16="http://schemas.microsoft.com/office/word/2018/wordml" xmlns:w16du="http://schemas.microsoft.com/office/word/2023/wordml/word16du" xmlns:w16sdtdh="http://schemas.microsoft.com/office/word/2020/wordml/sdtdatahash" xmlns:w16sdtfl="http://schemas.microsoft.com/office/word/2024/wordml/sdtformatlock" xmlns:w16se="http://schemas.microsoft.com/office/word/2015/wordml/symex" xmlns:wpg="http://schemas.microsoft.com/office/word/2010/wordprocessingGroup" xmlns:wpi="http://schemas.microsoft.com/office/word/2010/wordprocessingInk" xmlns:wne="http://schemas.microsoft.com/office/word/2006/wordml" xmlns:wps="http://schemas.microsoft.com/office/word/2010/wordprocessingShape" mc:Ignorable="w14 w15 w16se w16cid w16 w16cex w16sdtdh w16sdtfl w16du wp14">
+<w:numbering xmlns:wpc="http://schemas.microsoft.com/office/word/2010/wordprocessingCanvas" xmlns:cx="http://schemas.microsoft.com/office/drawing/2014/chartex" xmlns:mc="http://schemas.openxmlformats.org/markup-compatibility/2006" xmlns:o="urn:schemas-microsoft-com:office:office" xmlns:r="http://schemas.openxmlformats.org/officeDocument/2006/relationships" xmlns:m="http://schemas.openxmlformats.org/officeDocument/2006/math" xmlns:v="urn:schemas-microsoft-com:vml" xmlns:wp14="http://schemas.microsoft.com/office/word/2010/wordprocessingDrawing" xmlns:wp="http://schemas.openxmlformats.org/drawingml/2006/wordprocessingDrawing" xmlns:w10="urn:schemas-microsoft-com:office:word" xmlns:w="http://schemas.openxmlformats.org/wordprocessingml/2006/main" xmlns:w14="http://schemas.microsoft.com/office/word/2010/wordml" xmlns:w15="http://schemas.microsoft.com/office/word/2012/wordml" xmlns:w16se="http://schemas.microsoft.com/office/word/2015/wordml/symex" xmlns:wpg="http://schemas.microsoft.com/office/word/2010/wordprocessingGroup" xmlns:wpi="http://schemas.microsoft.com/office/word/2010/wordprocessingInk" xmlns:wne="http://schemas.microsoft.com/office/word/2006/wordml" xmlns:wps="http://schemas.microsoft.com/office/word/2010/wordprocessingShape" mc:Ignorable="w14 w15 w16se wp14">
   <w:abstractNum w:abstractNumId="0" w15:restartNumberingAfterBreak="0">
     <w:nsid w:val="0CDB56BF"/>
     <w:multiLevelType w:val="hybridMultilevel"/>
@@ -61706,64 +62349,64 @@
       </w:pPr>
     </w:lvl>
   </w:abstractNum>
-  <w:num w:numId="1" w16cid:durableId="445078866">
+  <w:num w:numId="1">
     <w:abstractNumId w:val="5"/>
   </w:num>
-  <w:num w:numId="2" w16cid:durableId="906916387">
+  <w:num w:numId="2">
     <w:abstractNumId w:val="1"/>
   </w:num>
-  <w:num w:numId="3" w16cid:durableId="860701488">
+  <w:num w:numId="3">
     <w:abstractNumId w:val="10"/>
   </w:num>
-  <w:num w:numId="4" w16cid:durableId="1768843747">
+  <w:num w:numId="4">
     <w:abstractNumId w:val="17"/>
   </w:num>
-  <w:num w:numId="5" w16cid:durableId="1879705788">
+  <w:num w:numId="5">
     <w:abstractNumId w:val="9"/>
   </w:num>
-  <w:num w:numId="6" w16cid:durableId="1931309772">
+  <w:num w:numId="6">
     <w:abstractNumId w:val="14"/>
   </w:num>
-  <w:num w:numId="7" w16cid:durableId="1411543486">
+  <w:num w:numId="7">
     <w:abstractNumId w:val="8"/>
   </w:num>
-  <w:num w:numId="8" w16cid:durableId="84619722">
+  <w:num w:numId="8">
     <w:abstractNumId w:val="4"/>
   </w:num>
-  <w:num w:numId="9" w16cid:durableId="1906526809">
+  <w:num w:numId="9">
     <w:abstractNumId w:val="0"/>
   </w:num>
-  <w:num w:numId="10" w16cid:durableId="1583366934">
+  <w:num w:numId="10">
     <w:abstractNumId w:val="12"/>
   </w:num>
-  <w:num w:numId="11" w16cid:durableId="1842623582">
+  <w:num w:numId="11">
     <w:abstractNumId w:val="16"/>
   </w:num>
-  <w:num w:numId="12" w16cid:durableId="156843390">
+  <w:num w:numId="12">
     <w:abstractNumId w:val="13"/>
   </w:num>
-  <w:num w:numId="13" w16cid:durableId="1173296859">
+  <w:num w:numId="13">
     <w:abstractNumId w:val="18"/>
   </w:num>
-  <w:num w:numId="14" w16cid:durableId="539174795">
+  <w:num w:numId="14">
     <w:abstractNumId w:val="11"/>
   </w:num>
-  <w:num w:numId="15" w16cid:durableId="1398672825">
+  <w:num w:numId="15">
     <w:abstractNumId w:val="15"/>
   </w:num>
-  <w:num w:numId="16" w16cid:durableId="632323824">
+  <w:num w:numId="16">
     <w:abstractNumId w:val="3"/>
   </w:num>
-  <w:num w:numId="17" w16cid:durableId="1228757592">
+  <w:num w:numId="17">
     <w:abstractNumId w:val="6"/>
   </w:num>
-  <w:num w:numId="18" w16cid:durableId="306740429">
+  <w:num w:numId="18">
     <w:abstractNumId w:val="2"/>
   </w:num>
-  <w:num w:numId="19" w16cid:durableId="1248880433">
+  <w:num w:numId="19">
     <w:abstractNumId w:val="7"/>
   </w:num>
-  <w:num w:numId="20" w16cid:durableId="34625254">
+  <w:num w:numId="20">
     <w:abstractNumId w:val="19"/>
   </w:num>
   <w:numIdMacAtCleanup w:val="16"/>
@@ -61771,7 +62414,7 @@
 </file>
 
 <file path=word/people.xml><?xml version="1.0" encoding="utf-8"?>
-<w15:people xmlns:wpc="http://schemas.microsoft.com/office/word/2010/wordprocessingCanvas" xmlns:cx="http://schemas.microsoft.com/office/drawing/2014/chartex" xmlns:cx1="http://schemas.microsoft.com/office/drawing/2015/9/8/chartex" xmlns:cx2="http://schemas.microsoft.com/office/drawing/2015/10/21/chartex" xmlns:cx3="http://schemas.microsoft.com/office/drawing/2016/5/9/chartex" xmlns:cx4="http://schemas.microsoft.com/office/drawing/2016/5/10/chartex" xmlns:cx5="http://schemas.microsoft.com/office/drawing/2016/5/11/chartex" xmlns:cx6="http://schemas.microsoft.com/office/drawing/2016/5/12/chartex" xmlns:cx7="http://schemas.microsoft.com/office/drawing/2016/5/13/chartex" xmlns:cx8="http://schemas.microsoft.com/office/drawing/2016/5/14/chartex" xmlns:mc="http://schemas.openxmlformats.org/markup-compatibility/2006" xmlns:aink="http://schemas.microsoft.com/office/drawing/2016/ink" xmlns:am3d="http://schemas.microsoft.com/office/drawing/2017/model3d" xmlns:o="urn:schemas-microsoft-com:office:office" xmlns:oel="http://schemas.microsoft.com/office/2019/extlst" xmlns:r="http://schemas.openxmlformats.org/officeDocument/2006/relationships" xmlns:m="http://schemas.openxmlformats.org/officeDocument/2006/math" xmlns:v="urn:schemas-microsoft-com:vml" xmlns:wp14="http://schemas.microsoft.com/office/word/2010/wordprocessingDrawing" xmlns:wp="http://schemas.openxmlformats.org/drawingml/2006/wordprocessingDrawing" xmlns:w10="urn:schemas-microsoft-com:office:word" xmlns:w="http://schemas.openxmlformats.org/wordprocessingml/2006/main" xmlns:w14="http://schemas.microsoft.com/office/word/2010/wordml" xmlns:w15="http://schemas.microsoft.com/office/word/2012/wordml" xmlns:w16cex="http://schemas.microsoft.com/office/word/2018/wordml/cex" xmlns:w16cid="http://schemas.microsoft.com/office/word/2016/wordml/cid" xmlns:w16="http://schemas.microsoft.com/office/word/2018/wordml" xmlns:w16du="http://schemas.microsoft.com/office/word/2023/wordml/word16du" xmlns:w16sdtdh="http://schemas.microsoft.com/office/word/2020/wordml/sdtdatahash" xmlns:w16sdtfl="http://schemas.microsoft.com/office/word/2024/wordml/sdtformatlock" xmlns:w16se="http://schemas.microsoft.com/office/word/2015/wordml/symex" xmlns:wpg="http://schemas.microsoft.com/office/word/2010/wordprocessingGroup" xmlns:wpi="http://schemas.microsoft.com/office/word/2010/wordprocessingInk" xmlns:wne="http://schemas.microsoft.com/office/word/2006/wordml" xmlns:wps="http://schemas.microsoft.com/office/word/2010/wordprocessingShape" mc:Ignorable="w14 w15 w16se w16cid w16 w16cex w16sdtdh w16sdtfl w16du wp14">
+<w15:people xmlns:wpc="http://schemas.microsoft.com/office/word/2010/wordprocessingCanvas" xmlns:cx="http://schemas.microsoft.com/office/drawing/2014/chartex" xmlns:mc="http://schemas.openxmlformats.org/markup-compatibility/2006" xmlns:o="urn:schemas-microsoft-com:office:office" xmlns:r="http://schemas.openxmlformats.org/officeDocument/2006/relationships" xmlns:m="http://schemas.openxmlformats.org/officeDocument/2006/math" xmlns:v="urn:schemas-microsoft-com:vml" xmlns:wp14="http://schemas.microsoft.com/office/word/2010/wordprocessingDrawing" xmlns:wp="http://schemas.openxmlformats.org/drawingml/2006/wordprocessingDrawing" xmlns:w10="urn:schemas-microsoft-com:office:word" xmlns:w="http://schemas.openxmlformats.org/wordprocessingml/2006/main" xmlns:w14="http://schemas.microsoft.com/office/word/2010/wordml" xmlns:w15="http://schemas.microsoft.com/office/word/2012/wordml" xmlns:w16se="http://schemas.microsoft.com/office/word/2015/wordml/symex" xmlns:wpg="http://schemas.microsoft.com/office/word/2010/wordprocessingGroup" xmlns:wpi="http://schemas.microsoft.com/office/word/2010/wordprocessingInk" xmlns:wne="http://schemas.microsoft.com/office/word/2006/wordml" xmlns:wps="http://schemas.microsoft.com/office/word/2010/wordprocessingShape" mc:Ignorable="w14 w15 w16se wp14">
   <w15:person w15:author="刘金光01">
     <w15:presenceInfo w15:providerId="None" w15:userId="刘金光01"/>
   </w15:person>
@@ -61779,7 +62422,7 @@
 </file>
 
 <file path=word/styles.xml><?xml version="1.0" encoding="utf-8"?>
-<w:styles xmlns:mc="http://schemas.openxmlformats.org/markup-compatibility/2006" xmlns:r="http://schemas.openxmlformats.org/officeDocument/2006/relationships" xmlns:w="http://schemas.openxmlformats.org/wordprocessingml/2006/main" xmlns:w14="http://schemas.microsoft.com/office/word/2010/wordml" xmlns:w15="http://schemas.microsoft.com/office/word/2012/wordml" xmlns:w16cex="http://schemas.microsoft.com/office/word/2018/wordml/cex" xmlns:w16cid="http://schemas.microsoft.com/office/word/2016/wordml/cid" xmlns:w16="http://schemas.microsoft.com/office/word/2018/wordml" xmlns:w16du="http://schemas.microsoft.com/office/word/2023/wordml/word16du" xmlns:w16sdtdh="http://schemas.microsoft.com/office/word/2020/wordml/sdtdatahash" xmlns:w16sdtfl="http://schemas.microsoft.com/office/word/2024/wordml/sdtformatlock" xmlns:w16se="http://schemas.microsoft.com/office/word/2015/wordml/symex" mc:Ignorable="w14 w15 w16se w16cid w16 w16cex w16sdtdh w16sdtfl w16du">
+<w:styles xmlns:mc="http://schemas.openxmlformats.org/markup-compatibility/2006" xmlns:r="http://schemas.openxmlformats.org/officeDocument/2006/relationships" xmlns:w="http://schemas.openxmlformats.org/wordprocessingml/2006/main" xmlns:w14="http://schemas.microsoft.com/office/word/2010/wordml" xmlns:w15="http://schemas.microsoft.com/office/word/2012/wordml" xmlns:w16se="http://schemas.microsoft.com/office/word/2015/wordml/symex" mc:Ignorable="w14 w15 w16se">
   <w:docDefaults>
     <w:rPrDefault>
       <w:rPr>
@@ -61789,7 +62432,7 @@
     </w:rPrDefault>
     <w:pPrDefault/>
   </w:docDefaults>
-  <w:latentStyles w:defLockedState="0" w:defUIPriority="0" w:defSemiHidden="0" w:defUnhideWhenUsed="0" w:defQFormat="0" w:count="376">
+  <w:latentStyles w:defLockedState="0" w:defUIPriority="0" w:defSemiHidden="0" w:defUnhideWhenUsed="0" w:defQFormat="0" w:count="371">
     <w:lsdException w:name="Normal" w:qFormat="1"/>
     <w:lsdException w:name="heading 1" w:qFormat="1"/>
     <w:lsdException w:name="heading 2" w:qFormat="1"/>
@@ -62068,11 +62711,6 @@
     <w:lsdException w:name="List Table 5 Dark Accent 6" w:uiPriority="50"/>
     <w:lsdException w:name="List Table 6 Colorful Accent 6" w:uiPriority="51"/>
     <w:lsdException w:name="List Table 7 Colorful Accent 6" w:uiPriority="52"/>
-    <w:lsdException w:name="Mention" w:semiHidden="1" w:uiPriority="99" w:unhideWhenUsed="1"/>
-    <w:lsdException w:name="Smart Hyperlink" w:semiHidden="1" w:uiPriority="99" w:unhideWhenUsed="1"/>
-    <w:lsdException w:name="Hashtag" w:semiHidden="1" w:uiPriority="99" w:unhideWhenUsed="1"/>
-    <w:lsdException w:name="Unresolved Mention" w:semiHidden="1" w:uiPriority="99" w:unhideWhenUsed="1"/>
-    <w:lsdException w:name="Smart Link" w:semiHidden="1" w:uiPriority="99" w:unhideWhenUsed="1"/>
   </w:latentStyles>
   <w:style w:type="paragraph" w:default="1" w:styleId="a">
     <w:name w:val="Normal"/>
@@ -62146,6 +62784,7 @@
   <w:style w:type="character" w:default="1" w:styleId="a0">
     <w:name w:val="Default Paragraph Font"/>
     <w:uiPriority w:val="1"/>
+    <w:semiHidden/>
     <w:unhideWhenUsed/>
   </w:style>
   <w:style w:type="table" w:default="1" w:styleId="a1">
@@ -62587,7 +63226,7 @@
     <w:name w:val="图题"/>
     <w:basedOn w:val="ac"/>
   </w:style>
-  <w:style w:type="paragraph" w:styleId="TOC1">
+  <w:style w:type="paragraph" w:styleId="13">
     <w:name w:val="toc 1"/>
     <w:basedOn w:val="a"/>
     <w:next w:val="a"/>
@@ -62606,7 +63245,7 @@
       <w:szCs w:val="20"/>
     </w:rPr>
   </w:style>
-  <w:style w:type="paragraph" w:styleId="TOC2">
+  <w:style w:type="paragraph" w:styleId="23">
     <w:name w:val="toc 2"/>
     <w:basedOn w:val="a"/>
     <w:next w:val="a"/>
@@ -62623,7 +63262,7 @@
       <w:szCs w:val="20"/>
     </w:rPr>
   </w:style>
-  <w:style w:type="paragraph" w:styleId="TOC3">
+  <w:style w:type="paragraph" w:styleId="33">
     <w:name w:val="toc 3"/>
     <w:basedOn w:val="a"/>
     <w:next w:val="a"/>
@@ -62641,7 +63280,7 @@
       <w:szCs w:val="20"/>
     </w:rPr>
   </w:style>
-  <w:style w:type="paragraph" w:styleId="TOC4">
+  <w:style w:type="paragraph" w:styleId="42">
     <w:name w:val="toc 4"/>
     <w:basedOn w:val="a"/>
     <w:next w:val="a"/>
@@ -62657,7 +63296,7 @@
       <w:szCs w:val="18"/>
     </w:rPr>
   </w:style>
-  <w:style w:type="paragraph" w:styleId="TOC5">
+  <w:style w:type="paragraph" w:styleId="50">
     <w:name w:val="toc 5"/>
     <w:basedOn w:val="a"/>
     <w:next w:val="a"/>
@@ -62673,7 +63312,7 @@
       <w:szCs w:val="18"/>
     </w:rPr>
   </w:style>
-  <w:style w:type="paragraph" w:styleId="TOC6">
+  <w:style w:type="paragraph" w:styleId="6">
     <w:name w:val="toc 6"/>
     <w:basedOn w:val="a"/>
     <w:next w:val="a"/>
@@ -62689,7 +63328,7 @@
       <w:szCs w:val="18"/>
     </w:rPr>
   </w:style>
-  <w:style w:type="paragraph" w:styleId="TOC7">
+  <w:style w:type="paragraph" w:styleId="7">
     <w:name w:val="toc 7"/>
     <w:basedOn w:val="a"/>
     <w:next w:val="a"/>
@@ -62705,7 +63344,7 @@
       <w:szCs w:val="18"/>
     </w:rPr>
   </w:style>
-  <w:style w:type="paragraph" w:styleId="TOC8">
+  <w:style w:type="paragraph" w:styleId="8">
     <w:name w:val="toc 8"/>
     <w:basedOn w:val="a"/>
     <w:next w:val="a"/>
@@ -62721,7 +63360,7 @@
       <w:szCs w:val="18"/>
     </w:rPr>
   </w:style>
-  <w:style w:type="paragraph" w:styleId="TOC9">
+  <w:style w:type="paragraph" w:styleId="9">
     <w:name w:val="toc 9"/>
     <w:basedOn w:val="a"/>
     <w:next w:val="a"/>
@@ -63101,7 +63740,7 @@
       <w:vertAlign w:val="superscript"/>
     </w:rPr>
   </w:style>
-  <w:style w:type="character" w:customStyle="1" w:styleId="13">
+  <w:style w:type="character" w:customStyle="1" w:styleId="14">
     <w:name w:val="未处理的提及1"/>
     <w:basedOn w:val="a0"/>
     <w:uiPriority w:val="99"/>
@@ -63677,7 +64316,7 @@
               <a:cs typeface="+mn-cs"/>
             </a:defRPr>
           </a:pPr>
-          <a:endParaRPr lang="zh-CN" altLang="en-US"/>
+          <a:endParaRPr lang="zh-CN"/>
         </a:p>
       </c:txPr>
     </c:title>
@@ -65329,7 +65968,7 @@
 </file>
 
 <file path=customXml/itemProps1.xml><?xml version="1.0" encoding="utf-8"?>
-<ds:datastoreItem xmlns:ds="http://schemas.openxmlformats.org/officeDocument/2006/customXml" ds:itemID="{D635AC11-6576-429A-99A6-C81557434B08}">
+<ds:datastoreItem xmlns:ds="http://schemas.openxmlformats.org/officeDocument/2006/customXml" ds:itemID="{197710CD-CF5F-467F-ABED-DE2859B081B9}">
   <ds:schemaRefs>
     <ds:schemaRef ds:uri="http://schemas.openxmlformats.org/officeDocument/2006/bibliography"/>
   </ds:schemaRefs>
